--- a/CaesarCipher/Документация/Документация к проекту.docx
+++ b/CaesarCipher/Документация/Документация к проекту.docx
@@ -345,8 +345,6 @@
         </w:rPr>
         <w:t>Выполнил студент</w:t>
       </w:r>
-      <w:bookmarkStart w:id="0" w:name="_GoBack"/>
-      <w:bookmarkEnd w:id="0"/>
       <w:r>
         <w:rPr>
           <w:sz w:val="28"/>
@@ -6611,7 +6609,14 @@
           <w:sz w:val="28"/>
           <w:szCs w:val="28"/>
         </w:rPr>
-        <w:t>.html. Файл должен сохраняться в ту же папку, где находится исполняемый файл программы (или</w:t>
+        <w:t>.txt</w:t>
+      </w:r>
+      <w:r>
+        <w:rPr>
+          <w:sz w:val="28"/>
+          <w:szCs w:val="28"/>
+        </w:rPr>
+        <w:t>. Файл должен сохраняться в ту же папку, где находится исполняемый файл программы (или</w:t>
       </w:r>
       <w:r>
         <w:rPr>
@@ -6767,8 +6772,132 @@
         <w:rPr>
           <w:sz w:val="28"/>
           <w:szCs w:val="28"/>
-        </w:rPr>
-      </w:pPr>
+          <w:lang w:val="en-US"/>
+        </w:rPr>
+      </w:pPr>
+      <w:r>
+        <w:rPr>
+          <w:sz w:val="28"/>
+          <w:szCs w:val="28"/>
+          <w:lang w:val="en-US"/>
+        </w:rPr>
+        <w:t>…</w:t>
+      </w:r>
+    </w:p>
+    <w:p>
+      <w:pPr>
+        <w:spacing w:line="360" w:lineRule="auto"/>
+        <w:ind w:firstLine="709"/>
+        <w:jc w:val="both"/>
+        <w:rPr>
+          <w:sz w:val="28"/>
+          <w:szCs w:val="28"/>
+        </w:rPr>
+      </w:pPr>
+      <w:r>
+        <w:rPr>
+          <w:sz w:val="28"/>
+          <w:szCs w:val="28"/>
+        </w:rPr>
+        <w:t>Раздел 3. (…)</w:t>
+      </w:r>
+    </w:p>
+    <w:p>
+      <w:pPr>
+        <w:spacing w:line="360" w:lineRule="auto"/>
+        <w:ind w:firstLine="709"/>
+        <w:jc w:val="both"/>
+        <w:rPr>
+          <w:sz w:val="28"/>
+          <w:szCs w:val="28"/>
+        </w:rPr>
+      </w:pPr>
+    </w:p>
+    <w:p>
+      <w:pPr>
+        <w:spacing w:line="360" w:lineRule="auto"/>
+        <w:ind w:firstLine="709"/>
+        <w:jc w:val="both"/>
+        <w:rPr>
+          <w:sz w:val="28"/>
+          <w:szCs w:val="28"/>
+        </w:rPr>
+      </w:pPr>
+      <w:r>
+        <w:rPr>
+          <w:sz w:val="28"/>
+          <w:szCs w:val="28"/>
+        </w:rPr>
+        <w:t>…</w:t>
+      </w:r>
+    </w:p>
+    <w:p>
+      <w:pPr>
+        <w:spacing w:line="360" w:lineRule="auto"/>
+        <w:ind w:firstLine="709"/>
+        <w:jc w:val="both"/>
+        <w:rPr>
+          <w:sz w:val="28"/>
+          <w:szCs w:val="28"/>
+        </w:rPr>
+      </w:pPr>
+      <w:r>
+        <w:rPr>
+          <w:sz w:val="28"/>
+          <w:szCs w:val="28"/>
+        </w:rPr>
+        <w:t>Раздел 4. (…)</w:t>
+      </w:r>
+    </w:p>
+    <w:p>
+      <w:pPr>
+        <w:spacing w:line="360" w:lineRule="auto"/>
+        <w:ind w:firstLine="709"/>
+        <w:jc w:val="both"/>
+        <w:rPr>
+          <w:sz w:val="28"/>
+          <w:szCs w:val="28"/>
+        </w:rPr>
+      </w:pPr>
+    </w:p>
+    <w:p>
+      <w:pPr>
+        <w:spacing w:line="360" w:lineRule="auto"/>
+        <w:ind w:firstLine="709"/>
+        <w:jc w:val="both"/>
+        <w:rPr>
+          <w:sz w:val="28"/>
+          <w:szCs w:val="28"/>
+        </w:rPr>
+      </w:pPr>
+      <w:r>
+        <w:rPr>
+          <w:sz w:val="28"/>
+          <w:szCs w:val="28"/>
+        </w:rPr>
+        <w:t>…</w:t>
+      </w:r>
+    </w:p>
+    <w:p>
+      <w:pPr>
+        <w:spacing w:line="360" w:lineRule="auto"/>
+        <w:ind w:firstLine="709"/>
+        <w:jc w:val="both"/>
+        <w:rPr>
+          <w:sz w:val="28"/>
+          <w:szCs w:val="28"/>
+        </w:rPr>
+      </w:pPr>
+      <w:r>
+        <w:rPr>
+          <w:sz w:val="28"/>
+          <w:szCs w:val="28"/>
+        </w:rPr>
+        <w:lastRenderedPageBreak/>
+        <w:t>Раздел 5. (…)</w:t>
+      </w:r>
+      <w:bookmarkStart w:id="0" w:name="_GoBack"/>
+      <w:bookmarkEnd w:id="0"/>
     </w:p>
     <w:sectPr>
       <w:pgSz w:w="11910" w:h="16840"/>
@@ -6831,7 +6960,7 @@
           <w:rPr>
             <w:noProof/>
           </w:rPr>
-          <w:t>12</w:t>
+          <w:t>13</w:t>
         </w:r>
         <w:r>
           <w:fldChar w:fldCharType="end"/>
@@ -8438,7 +8567,7 @@
 </file>
 
 <file path=customXml/itemProps1.xml><?xml version="1.0" encoding="utf-8"?>
-<ds:datastoreItem xmlns:ds="http://schemas.openxmlformats.org/officeDocument/2006/customXml" ds:itemID="{2C25B3D2-74AD-4094-B5A3-268B063B6B24}">
+<ds:datastoreItem xmlns:ds="http://schemas.openxmlformats.org/officeDocument/2006/customXml" ds:itemID="{59E5BBA7-D581-47E3-AB58-DCE1DF5EE1B3}">
   <ds:schemaRefs>
     <ds:schemaRef ds:uri="http://schemas.openxmlformats.org/officeDocument/2006/bibliography"/>
   </ds:schemaRefs>

--- a/CaesarCipher/Документация/Документация к проекту.docx
+++ b/CaesarCipher/Документация/Документация к проекту.docx
@@ -101,12 +101,21 @@
           <w:bCs w:val="0"/>
         </w:rPr>
       </w:pPr>
+      <w:proofErr w:type="spellStart"/>
       <w:r>
         <w:rPr>
           <w:b w:val="0"/>
           <w:bCs w:val="0"/>
         </w:rPr>
-        <w:t>Торжокский политехнический колледж Федерального</w:t>
+        <w:t>Торжокский</w:t>
+      </w:r>
+      <w:proofErr w:type="spellEnd"/>
+      <w:r>
+        <w:rPr>
+          <w:b w:val="0"/>
+          <w:bCs w:val="0"/>
+        </w:rPr>
+        <w:t xml:space="preserve"> политехнический колледж Федерального</w:t>
       </w:r>
       <w:r>
         <w:rPr>
@@ -1469,6 +1478,13 @@
           <w:sz w:val="28"/>
           <w:szCs w:val="28"/>
         </w:rPr>
+        <w:t xml:space="preserve"> выводить на экран и</w:t>
+      </w:r>
+      <w:r>
+        <w:rPr>
+          <w:sz w:val="28"/>
+          <w:szCs w:val="28"/>
+        </w:rPr>
         <w:t xml:space="preserve"> </w:t>
       </w:r>
       <w:r>
@@ -1596,7 +1612,39 @@
           <w:sz w:val="28"/>
           <w:szCs w:val="28"/>
         </w:rPr>
-        <w:t xml:space="preserve"> в Visual Studio, проверить, что всё работает, и оформить отчёт.</w:t>
+        <w:t xml:space="preserve"> в </w:t>
+      </w:r>
+      <w:proofErr w:type="spellStart"/>
+      <w:r>
+        <w:rPr>
+          <w:sz w:val="28"/>
+          <w:szCs w:val="28"/>
+        </w:rPr>
+        <w:t>Visual</w:t>
+      </w:r>
+      <w:proofErr w:type="spellEnd"/>
+      <w:r>
+        <w:rPr>
+          <w:sz w:val="28"/>
+          <w:szCs w:val="28"/>
+        </w:rPr>
+        <w:t xml:space="preserve"> </w:t>
+      </w:r>
+      <w:proofErr w:type="spellStart"/>
+      <w:r>
+        <w:rPr>
+          <w:sz w:val="28"/>
+          <w:szCs w:val="28"/>
+        </w:rPr>
+        <w:t>Studio</w:t>
+      </w:r>
+      <w:proofErr w:type="spellEnd"/>
+      <w:r>
+        <w:rPr>
+          <w:sz w:val="28"/>
+          <w:szCs w:val="28"/>
+        </w:rPr>
+        <w:t>, проверить, что всё работает, и оформить отчёт.</w:t>
       </w:r>
     </w:p>
     <w:p>
@@ -1758,7 +1806,21 @@
           <w:sz w:val="28"/>
           <w:szCs w:val="28"/>
         </w:rPr>
-        <w:t xml:space="preserve">, либо ввести прямо с клавиатуры. Полученный в результате обработки текст программа сохранит в виде </w:t>
+        <w:t>, либо ввести прямо с клавиатуры. Полученный в результате обработки текст программа</w:t>
+      </w:r>
+      <w:r>
+        <w:rPr>
+          <w:sz w:val="28"/>
+          <w:szCs w:val="28"/>
+        </w:rPr>
+        <w:t xml:space="preserve"> выведет на экран и</w:t>
+      </w:r>
+      <w:r>
+        <w:rPr>
+          <w:sz w:val="28"/>
+          <w:szCs w:val="28"/>
+        </w:rPr>
+        <w:t xml:space="preserve"> сохранит в виде </w:t>
       </w:r>
       <w:r>
         <w:rPr>
@@ -2007,7 +2069,23 @@
           <w:sz w:val="28"/>
           <w:szCs w:val="28"/>
         </w:rPr>
-        <w:t xml:space="preserve"> Помимо прочего, ПС поможет в создании зашифрованных головоломок и заданий, от чего не смогут отказаться организаторы квестов, мероприятий и игр.</w:t>
+        <w:t xml:space="preserve"> Помимо прочего, ПС поможет в создании зашифрованных головоломок и заданий, от чего не смогут отказаться организаторы </w:t>
+      </w:r>
+      <w:proofErr w:type="spellStart"/>
+      <w:r>
+        <w:rPr>
+          <w:sz w:val="28"/>
+          <w:szCs w:val="28"/>
+        </w:rPr>
+        <w:t>квестов</w:t>
+      </w:r>
+      <w:proofErr w:type="spellEnd"/>
+      <w:r>
+        <w:rPr>
+          <w:sz w:val="28"/>
+          <w:szCs w:val="28"/>
+        </w:rPr>
+        <w:t>, мероприятий и игр.</w:t>
       </w:r>
     </w:p>
     <w:p>
@@ -2139,7 +2217,23 @@
           <w:sz w:val="28"/>
           <w:szCs w:val="28"/>
         </w:rPr>
-        <w:t>Чтобы понять практическую ценность разрабатываемой программы, достаточно представить типичную учебную ситуацию. Студенты, изучающие основы криптографии, получают задание: зашифровать и расшифровать несколько текстов с разными ключами, чтобы на практике разобраться в работе шифра Цезаря. Без специального программного обеспечения этот процесс превращается в трудоемкую рутинную операцию. Каждый символ текста приходится вручную сверять с алфавитом, отсчитывать нужное количество позиций, следить за цикличностью и регистром. Даже для небольшого абзаца такая работа занимает 15–20 минут, а вероятность ошибки из-за усталости или невнимательности крайне высока. Главная проблема здесь даже не в потере времени, а в неэффективном использовании интеллектуальных ресурсов. Вместо того чтобы анализировать алгоритм, сравнивать результаты при разных ключах и вникать в принципы криптоанализа, студент вынужден заниматься механическим перебором позиций в алфавите.</w:t>
+        <w:t xml:space="preserve">Чтобы понять практическую ценность разрабатываемой программы, достаточно представить типичную учебную ситуацию. Студенты, изучающие основы криптографии, получают задание: зашифровать и расшифровать несколько текстов с разными ключами, чтобы на практике разобраться в работе шифра Цезаря. Без специального программного обеспечения этот процесс превращается в трудоемкую рутинную операцию. Каждый символ текста приходится вручную сверять с алфавитом, отсчитывать нужное количество позиций, следить за цикличностью и регистром. Даже для небольшого абзаца такая работа занимает 15–20 минут, а вероятность ошибки из-за усталости или невнимательности крайне высока. Главная проблема здесь даже не в потере времени, а в неэффективном использовании интеллектуальных ресурсов. Вместо того чтобы анализировать алгоритм, сравнивать результаты при разных ключах и вникать в принципы </w:t>
+      </w:r>
+      <w:proofErr w:type="spellStart"/>
+      <w:r>
+        <w:rPr>
+          <w:sz w:val="28"/>
+          <w:szCs w:val="28"/>
+        </w:rPr>
+        <w:t>криптоанализа</w:t>
+      </w:r>
+      <w:proofErr w:type="spellEnd"/>
+      <w:r>
+        <w:rPr>
+          <w:sz w:val="28"/>
+          <w:szCs w:val="28"/>
+        </w:rPr>
+        <w:t>, студент вынужден заниматься механическим перебором позиций в алфавите.</w:t>
       </w:r>
     </w:p>
     <w:p>
@@ -2217,7 +2311,7 @@
           <w:sz w:val="28"/>
           <w:szCs w:val="28"/>
         </w:rPr>
-        <w:t xml:space="preserve">Организаторы квестов, игр и развлекательных мероприятий постоянно ищут способы сделать задания интереснее и загадочнее. Зашифрованные послания, ребусы и тайные письма − классический атрибут многих сценариев. Представьте: участники находят старую книгу, а в ней − зашифрованная записка, которую нужно расшифровать, чтобы получить следующую подсказку. Без специальной программы организаторам приходится вручную придумывать и создавать такие шифровки, тратя на это много времени и сил, а также постоянно проверять, не допустили ли они ошибку в своем же шифре. Разрабатываемая программа позволяет за считанные секунды создавать любые шифрованные сообщения: достаточно написать нужный текст, задать ключ − и готовая загадка сохраняется в красивом </w:t>
+        <w:t xml:space="preserve">Организаторы </w:t>
       </w:r>
       <w:proofErr w:type="spellStart"/>
       <w:r>
@@ -2225,9 +2319,31 @@
           <w:sz w:val="28"/>
           <w:szCs w:val="28"/>
         </w:rPr>
-        <w:t>html</w:t>
+        <w:t>квестов</w:t>
       </w:r>
       <w:proofErr w:type="spellEnd"/>
+      <w:r>
+        <w:rPr>
+          <w:sz w:val="28"/>
+          <w:szCs w:val="28"/>
+        </w:rPr>
+        <w:t>, игр и развлекательных мероприятий постоянно ищут способы сделать задания интереснее и загадочнее. Зашифрованные послания, ребусы и тайные письма − классический атрибут многих сценариев. Представьте: участники находят старую книгу, а в ней − зашифрованная записка, которую нужно расшифровать, чтобы получить следующую подсказку. Без специальной программы организаторам приходится вручную придумывать и создавать такие шифровки, тратя на это много времени и сил, а также постоянно проверять, не допустили ли они ошибку в своем же шифре. Разрабатываемая программа позволяет за считанные секунды создавать любые шифрованные сообщения: достаточно написать нужный текст, задать ключ − и готовая заг</w:t>
+      </w:r>
+      <w:r>
+        <w:rPr>
+          <w:sz w:val="28"/>
+          <w:szCs w:val="28"/>
+        </w:rPr>
+        <w:t xml:space="preserve">адка сохраняется в красивом </w:t>
+      </w:r>
+      <w:r>
+        <w:rPr>
+          <w:sz w:val="28"/>
+          <w:szCs w:val="28"/>
+          <w:lang w:val="en-US"/>
+        </w:rPr>
+        <w:t>txt</w:t>
+      </w:r>
       <w:r>
         <w:rPr>
           <w:sz w:val="28"/>
@@ -2532,14 +2648,37 @@
           <w:sz w:val="28"/>
           <w:szCs w:val="28"/>
         </w:rPr>
-        <w:t xml:space="preserve"> программа должна сохранять в структурированном и </w:t>
-      </w:r>
-      <w:r>
-        <w:rPr>
-          <w:sz w:val="28"/>
-          <w:szCs w:val="28"/>
-        </w:rPr>
-        <w:t>считываемом пользователем</w:t>
+        <w:t xml:space="preserve"> программа должна </w:t>
+      </w:r>
+      <w:r>
+        <w:rPr>
+          <w:sz w:val="28"/>
+          <w:szCs w:val="28"/>
+        </w:rPr>
+        <w:t xml:space="preserve">отображать на экране, а также может </w:t>
+      </w:r>
+      <w:r>
+        <w:rPr>
+          <w:sz w:val="28"/>
+          <w:szCs w:val="28"/>
+        </w:rPr>
+        <w:t xml:space="preserve">сохранять в структурированном и </w:t>
+      </w:r>
+      <w:r>
+        <w:rPr>
+          <w:sz w:val="28"/>
+          <w:szCs w:val="28"/>
+        </w:rPr>
+        <w:t>считыва</w:t>
+      </w:r>
+      <w:bookmarkStart w:id="0" w:name="_GoBack"/>
+      <w:bookmarkEnd w:id="0"/>
+      <w:r>
+        <w:rPr>
+          <w:sz w:val="28"/>
+          <w:szCs w:val="28"/>
+        </w:rPr>
+        <w:t>емом пользователем</w:t>
       </w:r>
       <w:r>
         <w:rPr>
@@ -2562,7 +2701,21 @@
           <w:sz w:val="28"/>
           <w:szCs w:val="28"/>
         </w:rPr>
-        <w:t>. Для корректной работы алгоритм должен уверенно обрабатывать буквы латинског</w:t>
+        <w:t xml:space="preserve">. </w:t>
+      </w:r>
+      <w:r>
+        <w:rPr>
+          <w:sz w:val="28"/>
+          <w:szCs w:val="28"/>
+        </w:rPr>
+        <w:t xml:space="preserve">Также программа выводит результат на экран. </w:t>
+      </w:r>
+      <w:r>
+        <w:rPr>
+          <w:sz w:val="28"/>
+          <w:szCs w:val="28"/>
+        </w:rPr>
+        <w:t>Для корректной работы алгоритм должен уверенно обрабатывать буквы латинског</w:t>
       </w:r>
       <w:r>
         <w:rPr>
@@ -2894,7 +3047,15 @@
           <w:sz w:val="28"/>
           <w:szCs w:val="28"/>
         </w:rPr>
-        <w:t xml:space="preserve"> правее от </w:t>
+        <w:t xml:space="preserve"> </w:t>
+      </w:r>
+      <w:r>
+        <w:rPr>
+          <w:sz w:val="28"/>
+          <w:szCs w:val="28"/>
+        </w:rPr>
+        <w:lastRenderedPageBreak/>
+        <w:t xml:space="preserve">правее от </w:t>
       </w:r>
       <w:r>
         <w:rPr>
@@ -2929,15 +3090,7 @@
           <w:sz w:val="28"/>
           <w:szCs w:val="28"/>
         </w:rPr>
-        <w:t xml:space="preserve">, алфавит зацикливается. Иными словами, </w:t>
-      </w:r>
-      <w:r>
-        <w:rPr>
-          <w:sz w:val="28"/>
-          <w:szCs w:val="28"/>
-        </w:rPr>
-        <w:lastRenderedPageBreak/>
-        <w:t>после «Я» сразу идёт «А»</w:t>
+        <w:t>, алфавит зацикливается. Иными словами, после «Я» сразу идёт «А»</w:t>
       </w:r>
       <w:r>
         <w:rPr>
@@ -3079,14 +3232,35 @@
           <w:sz w:val="28"/>
           <w:szCs w:val="28"/>
         </w:rPr>
-        <w:t>не отображается в приложении</w:t>
-      </w:r>
-      <w:r>
-        <w:rPr>
-          <w:sz w:val="28"/>
-          <w:szCs w:val="28"/>
-        </w:rPr>
-        <w:t xml:space="preserve"> (кроме уведомления об успехе), а сразу сохраняется в итоговый </w:t>
+        <w:t>отображается в приложении</w:t>
+      </w:r>
+      <w:r>
+        <w:rPr>
+          <w:sz w:val="28"/>
+          <w:szCs w:val="28"/>
+        </w:rPr>
+        <w:t>, а</w:t>
+      </w:r>
+      <w:r>
+        <w:rPr>
+          <w:sz w:val="28"/>
+          <w:szCs w:val="28"/>
+        </w:rPr>
+        <w:t xml:space="preserve"> </w:t>
+      </w:r>
+      <w:r>
+        <w:rPr>
+          <w:sz w:val="28"/>
+          <w:szCs w:val="28"/>
+        </w:rPr>
+        <w:t>также</w:t>
+      </w:r>
+      <w:r>
+        <w:rPr>
+          <w:sz w:val="28"/>
+          <w:szCs w:val="28"/>
+        </w:rPr>
+        <w:t xml:space="preserve"> сохраняется в итоговый </w:t>
       </w:r>
       <w:r>
         <w:rPr>
@@ -3610,7 +3784,15 @@
           <w:sz w:val="28"/>
           <w:szCs w:val="28"/>
         </w:rPr>
-        <w:t xml:space="preserve"> Если пользователь вводит ключ, равный нулю, алгоритм шифрования не производит никаких изменений в тексте. Результирующий текст полностью совпадает с исходным. Это не является ошибкой, а рассматривается как допустимый режим работы программы</w:t>
+        <w:t xml:space="preserve"> Если пользователь вводит ключ, равный нулю, алгоритм шифрования не производит никаких изменений в тексте. Результирующий текст полностью совпадает с исходным. Это не является </w:t>
+      </w:r>
+      <w:r>
+        <w:rPr>
+          <w:sz w:val="28"/>
+          <w:szCs w:val="28"/>
+        </w:rPr>
+        <w:lastRenderedPageBreak/>
+        <w:t>ошибкой, а рассматривается как допустимый режим работы программы</w:t>
       </w:r>
       <w:r>
         <w:rPr>
@@ -3640,7 +3822,6 @@
           <w:sz w:val="28"/>
           <w:szCs w:val="28"/>
         </w:rPr>
-        <w:lastRenderedPageBreak/>
         <w:t>о</w:t>
       </w:r>
       <w:r>
@@ -3956,6 +4137,7 @@
                 <w:szCs w:val="28"/>
               </w:rPr>
             </w:pPr>
+            <w:proofErr w:type="spellStart"/>
             <w:r>
               <w:rPr>
                 <w:sz w:val="28"/>
@@ -3963,6 +4145,7 @@
               </w:rPr>
               <w:t>Hello</w:t>
             </w:r>
+            <w:proofErr w:type="spellEnd"/>
             <w:r>
               <w:rPr>
                 <w:sz w:val="28"/>
@@ -4679,6 +4862,7 @@
           <w:sz w:val="28"/>
           <w:szCs w:val="28"/>
         </w:rPr>
+        <w:lastRenderedPageBreak/>
         <w:t>Продолжение таблицы 1.</w:t>
       </w:r>
     </w:p>
@@ -4715,7 +4899,6 @@
                 <w:szCs w:val="28"/>
                 <w:lang w:val="en-US"/>
               </w:rPr>
-              <w:lastRenderedPageBreak/>
               <w:t>C</w:t>
             </w:r>
             <w:r>
@@ -5470,21 +5653,14 @@
           <w:sz w:val="28"/>
           <w:szCs w:val="28"/>
         </w:rPr>
-        <w:t>В качестве ожидаемого результата выполнения задачи является получение и</w:t>
-      </w:r>
-      <w:r>
-        <w:rPr>
-          <w:sz w:val="28"/>
-          <w:szCs w:val="28"/>
-        </w:rPr>
-        <w:t>сходн</w:t>
-      </w:r>
-      <w:r>
-        <w:rPr>
-          <w:sz w:val="28"/>
-          <w:szCs w:val="28"/>
-        </w:rPr>
-        <w:t>ого</w:t>
+        <w:t xml:space="preserve">В качестве ожидаемого результата выполнения задачи является получение </w:t>
+      </w:r>
+      <w:r>
+        <w:rPr>
+          <w:sz w:val="28"/>
+          <w:szCs w:val="28"/>
+        </w:rPr>
+        <w:t>расшифрованного</w:t>
       </w:r>
       <w:r>
         <w:rPr>
@@ -5533,7 +5709,21 @@
           <w:sz w:val="28"/>
           <w:szCs w:val="28"/>
         </w:rPr>
-        <w:t xml:space="preserve">). Результат сохраняется в итоговый </w:t>
+        <w:t xml:space="preserve">). Результат </w:t>
+      </w:r>
+      <w:r>
+        <w:rPr>
+          <w:sz w:val="28"/>
+          <w:szCs w:val="28"/>
+        </w:rPr>
+        <w:t xml:space="preserve">выводится на экран и </w:t>
+      </w:r>
+      <w:r>
+        <w:rPr>
+          <w:sz w:val="28"/>
+          <w:szCs w:val="28"/>
+        </w:rPr>
+        <w:t xml:space="preserve">сохраняется в итоговый </w:t>
       </w:r>
       <w:r>
         <w:rPr>
@@ -5548,7 +5738,14 @@
           <w:sz w:val="28"/>
           <w:szCs w:val="28"/>
         </w:rPr>
-        <w:t>-файл вместе с исходным</w:t>
+        <w:t xml:space="preserve">-файл вместе с </w:t>
+      </w:r>
+      <w:r>
+        <w:rPr>
+          <w:sz w:val="28"/>
+          <w:szCs w:val="28"/>
+        </w:rPr>
+        <w:t>зашифрованным и ключом</w:t>
       </w:r>
       <w:r>
         <w:rPr>
@@ -5573,6 +5770,7 @@
           <w:sz w:val="28"/>
           <w:szCs w:val="28"/>
         </w:rPr>
+        <w:lastRenderedPageBreak/>
         <w:t>Возможные ошибки и реакция системы:</w:t>
       </w:r>
     </w:p>
@@ -5619,15 +5817,7 @@
           <w:sz w:val="28"/>
           <w:szCs w:val="28"/>
         </w:rPr>
-        <w:t xml:space="preserve">ользователь пытается дешифровать текст, который не был </w:t>
-      </w:r>
-      <w:r>
-        <w:rPr>
-          <w:sz w:val="28"/>
-          <w:szCs w:val="28"/>
-        </w:rPr>
-        <w:lastRenderedPageBreak/>
-        <w:t xml:space="preserve">зашифрован шифром Цезаря. </w:t>
+        <w:t xml:space="preserve">ользователь пытается дешифровать текст, который не был зашифрован шифром Цезаря. </w:t>
       </w:r>
       <w:r>
         <w:rPr>
@@ -6276,7 +6466,15 @@
                 <w:sz w:val="28"/>
                 <w:szCs w:val="28"/>
               </w:rPr>
-              <w:t>Спец символы</w:t>
+              <w:t xml:space="preserve">Спец </w:t>
+            </w:r>
+            <w:r>
+              <w:rPr>
+                <w:sz w:val="28"/>
+                <w:szCs w:val="28"/>
+              </w:rPr>
+              <w:lastRenderedPageBreak/>
+              <w:t>символы</w:t>
             </w:r>
           </w:p>
         </w:tc>
@@ -6303,6 +6501,7 @@
                 <w:szCs w:val="19"/>
                 <w:highlight w:val="white"/>
               </w:rPr>
+              <w:lastRenderedPageBreak/>
               <w:t>пробел.,;:-=+_!&amp;?/()`~@№#$%^*[{}]|'&lt;&gt;"</w:t>
             </w:r>
           </w:p>
@@ -6338,7 +6537,6 @@
           <w:sz w:val="28"/>
           <w:szCs w:val="28"/>
         </w:rPr>
-        <w:lastRenderedPageBreak/>
         <w:t>Задача 3.</w:t>
       </w:r>
       <w:r>
@@ -6379,7 +6577,21 @@
           <w:sz w:val="28"/>
           <w:szCs w:val="28"/>
         </w:rPr>
-        <w:t xml:space="preserve">После успешного выполнения шифрования или дешифрования система должна автоматически создать </w:t>
+        <w:t xml:space="preserve">После успешного выполнения шифрования или дешифрования система автоматически </w:t>
+      </w:r>
+      <w:r>
+        <w:rPr>
+          <w:sz w:val="28"/>
+          <w:szCs w:val="28"/>
+        </w:rPr>
+        <w:t xml:space="preserve">выводит результат на экран и может </w:t>
+      </w:r>
+      <w:r>
+        <w:rPr>
+          <w:sz w:val="28"/>
+          <w:szCs w:val="28"/>
+        </w:rPr>
+        <w:t xml:space="preserve">создать </w:t>
       </w:r>
       <w:r>
         <w:rPr>
@@ -6489,50 +6701,6 @@
     </w:p>
     <w:p>
       <w:pPr>
-        <w:pStyle w:val="ab"/>
-        <w:numPr>
-          <w:ilvl w:val="0"/>
-          <w:numId w:val="2"/>
-        </w:numPr>
-        <w:spacing w:line="360" w:lineRule="auto"/>
-        <w:ind w:left="0" w:firstLine="709"/>
-        <w:jc w:val="both"/>
-        <w:rPr>
-          <w:sz w:val="28"/>
-          <w:szCs w:val="28"/>
-        </w:rPr>
-      </w:pPr>
-      <w:r>
-        <w:rPr>
-          <w:sz w:val="28"/>
-          <w:szCs w:val="28"/>
-        </w:rPr>
-        <w:t>т</w:t>
-      </w:r>
-      <w:r>
-        <w:rPr>
-          <w:sz w:val="28"/>
-          <w:szCs w:val="28"/>
-        </w:rPr>
-        <w:t>ип операции (шифрование</w:t>
-      </w:r>
-      <w:r>
-        <w:rPr>
-          <w:sz w:val="28"/>
-          <w:szCs w:val="28"/>
-        </w:rPr>
-        <w:t>/</w:t>
-      </w:r>
-      <w:r>
-        <w:rPr>
-          <w:sz w:val="28"/>
-          <w:szCs w:val="28"/>
-        </w:rPr>
-        <w:t>дешифрование).</w:t>
-      </w:r>
-    </w:p>
-    <w:p>
-      <w:pPr>
         <w:spacing w:line="360" w:lineRule="auto"/>
         <w:ind w:firstLine="709"/>
         <w:jc w:val="both"/>
@@ -6546,6 +6714,13 @@
           <w:sz w:val="28"/>
           <w:szCs w:val="28"/>
         </w:rPr>
+        <w:t xml:space="preserve"> </w:t>
+      </w:r>
+      <w:r>
+        <w:rPr>
+          <w:sz w:val="28"/>
+          <w:szCs w:val="28"/>
+        </w:rPr>
         <w:t>Также, с</w:t>
       </w:r>
       <w:r>
@@ -6609,14 +6784,7 @@
           <w:sz w:val="28"/>
           <w:szCs w:val="28"/>
         </w:rPr>
-        <w:t>.txt</w:t>
-      </w:r>
-      <w:r>
-        <w:rPr>
-          <w:sz w:val="28"/>
-          <w:szCs w:val="28"/>
-        </w:rPr>
-        <w:t>. Файл должен сохраняться в ту же папку, где находится исполняемый файл программы (или</w:t>
+        <w:t>.html. Файл должен сохраняться в ту же папку, где находится исполняемый файл программы (или</w:t>
       </w:r>
       <w:r>
         <w:rPr>
@@ -6648,7 +6816,35 @@
           <w:sz w:val="28"/>
           <w:szCs w:val="28"/>
         </w:rPr>
-        <w:t>Результатом успешного выполнения задачи должен стать с</w:t>
+        <w:t>Результатом ус</w:t>
+      </w:r>
+      <w:r>
+        <w:rPr>
+          <w:sz w:val="28"/>
+          <w:szCs w:val="28"/>
+        </w:rPr>
+        <w:t>пешного выполнения задачи должны</w:t>
+      </w:r>
+      <w:r>
+        <w:rPr>
+          <w:sz w:val="28"/>
+          <w:szCs w:val="28"/>
+        </w:rPr>
+        <w:t xml:space="preserve"> стать </w:t>
+      </w:r>
+      <w:r>
+        <w:rPr>
+          <w:sz w:val="28"/>
+          <w:szCs w:val="28"/>
+        </w:rPr>
+        <w:t xml:space="preserve">вывод полученного текста на экран и </w:t>
+      </w:r>
+      <w:r>
+        <w:rPr>
+          <w:sz w:val="28"/>
+          <w:szCs w:val="28"/>
+        </w:rPr>
+        <w:t>с</w:t>
       </w:r>
       <w:r>
         <w:rPr>
@@ -6670,7 +6866,7 @@
           <w:sz w:val="28"/>
           <w:szCs w:val="28"/>
         </w:rPr>
-        <w:t>-файл, который можно открыть в браузере.</w:t>
+        <w:t>-файл.</w:t>
       </w:r>
     </w:p>
     <w:p>
@@ -6772,16 +6968,50 @@
         <w:rPr>
           <w:sz w:val="28"/>
           <w:szCs w:val="28"/>
+        </w:rPr>
+      </w:pPr>
+      <w:r>
+        <w:rPr>
+          <w:sz w:val="28"/>
+          <w:szCs w:val="28"/>
+        </w:rPr>
+        <w:t xml:space="preserve">Ввод. Пользователь может ввести текст с клавиатуры. Также пользователь может импортировать текст с </w:t>
+      </w:r>
+      <w:r>
+        <w:rPr>
+          <w:sz w:val="28"/>
+          <w:szCs w:val="28"/>
           <w:lang w:val="en-US"/>
         </w:rPr>
-      </w:pPr>
-      <w:r>
-        <w:rPr>
-          <w:sz w:val="28"/>
-          <w:szCs w:val="28"/>
-          <w:lang w:val="en-US"/>
-        </w:rPr>
-        <w:t>…</w:t>
+        <w:t>txt</w:t>
+      </w:r>
+      <w:r>
+        <w:rPr>
+          <w:sz w:val="28"/>
+          <w:szCs w:val="28"/>
+        </w:rPr>
+        <w:t>-</w:t>
+      </w:r>
+      <w:r>
+        <w:rPr>
+          <w:sz w:val="28"/>
+          <w:szCs w:val="28"/>
+        </w:rPr>
+        <w:t>файла</w:t>
+      </w:r>
+      <w:r>
+        <w:rPr>
+          <w:sz w:val="28"/>
+          <w:szCs w:val="28"/>
+        </w:rPr>
+        <w:t>.</w:t>
+      </w:r>
+      <w:r>
+        <w:rPr>
+          <w:sz w:val="28"/>
+          <w:szCs w:val="28"/>
+        </w:rPr>
+        <w:t xml:space="preserve"> Пользователь должен указать ключ.</w:t>
       </w:r>
     </w:p>
     <w:p>
@@ -6799,7 +7029,7 @@
           <w:sz w:val="28"/>
           <w:szCs w:val="28"/>
         </w:rPr>
-        <w:t>Раздел 3. (…)</w:t>
+        <w:t>Шифровка\Дешифровка. Пользователь может зашифровать введенный текст. Также пользователь может дешифровать введенный текст.</w:t>
       </w:r>
     </w:p>
     <w:p>
@@ -6812,6 +7042,50 @@
           <w:szCs w:val="28"/>
         </w:rPr>
       </w:pPr>
+      <w:r>
+        <w:rPr>
+          <w:sz w:val="28"/>
+          <w:szCs w:val="28"/>
+        </w:rPr>
+        <w:lastRenderedPageBreak/>
+        <w:t xml:space="preserve">Вывод.  При Шифровке\Дешифровке результат будет выведен на экран. Также результат может быть выведен в качестве </w:t>
+      </w:r>
+      <w:r>
+        <w:rPr>
+          <w:sz w:val="28"/>
+          <w:szCs w:val="28"/>
+          <w:lang w:val="en-US"/>
+        </w:rPr>
+        <w:t>txt</w:t>
+      </w:r>
+      <w:r>
+        <w:rPr>
+          <w:sz w:val="28"/>
+          <w:szCs w:val="28"/>
+        </w:rPr>
+        <w:t>-</w:t>
+      </w:r>
+      <w:r>
+        <w:rPr>
+          <w:sz w:val="28"/>
+          <w:szCs w:val="28"/>
+        </w:rPr>
+        <w:t>файла</w:t>
+      </w:r>
+      <w:r>
+        <w:rPr>
+          <w:sz w:val="28"/>
+          <w:szCs w:val="28"/>
+        </w:rPr>
+        <w:t xml:space="preserve"> вместе с исходным текстом и ключом шифрования</w:t>
+      </w:r>
+      <w:r>
+        <w:rPr>
+          <w:sz w:val="28"/>
+          <w:szCs w:val="28"/>
+        </w:rPr>
+        <w:t>.</w:t>
+      </w:r>
     </w:p>
     <w:p>
       <w:pPr>
@@ -6819,16 +7093,38 @@
         <w:ind w:firstLine="709"/>
         <w:jc w:val="both"/>
         <w:rPr>
-          <w:sz w:val="28"/>
-          <w:szCs w:val="28"/>
-        </w:rPr>
-      </w:pPr>
-      <w:r>
-        <w:rPr>
-          <w:sz w:val="28"/>
-          <w:szCs w:val="28"/>
-        </w:rPr>
-        <w:t>…</w:t>
+          <w:b/>
+          <w:bCs/>
+          <w:sz w:val="28"/>
+          <w:szCs w:val="28"/>
+        </w:rPr>
+      </w:pPr>
+      <w:r>
+        <w:rPr>
+          <w:b/>
+          <w:bCs/>
+          <w:sz w:val="28"/>
+          <w:szCs w:val="28"/>
+        </w:rPr>
+        <w:t>2.4</w:t>
+      </w:r>
+      <w:r>
+        <w:rPr>
+          <w:b/>
+          <w:bCs/>
+          <w:sz w:val="28"/>
+          <w:szCs w:val="28"/>
+        </w:rPr>
+        <w:t xml:space="preserve"> </w:t>
+      </w:r>
+      <w:r>
+        <w:rPr>
+          <w:b/>
+          <w:bCs/>
+          <w:sz w:val="28"/>
+          <w:szCs w:val="28"/>
+        </w:rPr>
+        <w:t>С</w:t>
       </w:r>
     </w:p>
     <w:p>
@@ -6837,16 +7133,18 @@
         <w:ind w:firstLine="709"/>
         <w:jc w:val="both"/>
         <w:rPr>
-          <w:sz w:val="28"/>
-          <w:szCs w:val="28"/>
-        </w:rPr>
-      </w:pPr>
-      <w:r>
-        <w:rPr>
-          <w:sz w:val="28"/>
-          <w:szCs w:val="28"/>
-        </w:rPr>
-        <w:t>Раздел 4. (…)</w:t>
+          <w:bCs/>
+          <w:sz w:val="28"/>
+          <w:szCs w:val="28"/>
+        </w:rPr>
+      </w:pPr>
+      <w:r>
+        <w:rPr>
+          <w:bCs/>
+          <w:sz w:val="28"/>
+          <w:szCs w:val="28"/>
+        </w:rPr>
+        <w:t>П…</w:t>
       </w:r>
     </w:p>
     <w:p>
@@ -6859,45 +7157,6 @@
           <w:szCs w:val="28"/>
         </w:rPr>
       </w:pPr>
-    </w:p>
-    <w:p>
-      <w:pPr>
-        <w:spacing w:line="360" w:lineRule="auto"/>
-        <w:ind w:firstLine="709"/>
-        <w:jc w:val="both"/>
-        <w:rPr>
-          <w:sz w:val="28"/>
-          <w:szCs w:val="28"/>
-        </w:rPr>
-      </w:pPr>
-      <w:r>
-        <w:rPr>
-          <w:sz w:val="28"/>
-          <w:szCs w:val="28"/>
-        </w:rPr>
-        <w:t>…</w:t>
-      </w:r>
-    </w:p>
-    <w:p>
-      <w:pPr>
-        <w:spacing w:line="360" w:lineRule="auto"/>
-        <w:ind w:firstLine="709"/>
-        <w:jc w:val="both"/>
-        <w:rPr>
-          <w:sz w:val="28"/>
-          <w:szCs w:val="28"/>
-        </w:rPr>
-      </w:pPr>
-      <w:r>
-        <w:rPr>
-          <w:sz w:val="28"/>
-          <w:szCs w:val="28"/>
-        </w:rPr>
-        <w:lastRenderedPageBreak/>
-        <w:t>Раздел 5. (…)</w:t>
-      </w:r>
-      <w:bookmarkStart w:id="0" w:name="_GoBack"/>
-      <w:bookmarkEnd w:id="0"/>
     </w:p>
     <w:sectPr>
       <w:pgSz w:w="11910" w:h="16840"/>
@@ -6960,7 +7219,7 @@
           <w:rPr>
             <w:noProof/>
           </w:rPr>
-          <w:t>13</w:t>
+          <w:t>6</w:t>
         </w:r>
         <w:r>
           <w:fldChar w:fldCharType="end"/>
@@ -8099,7 +8358,7 @@
   <w:style w:type="paragraph" w:default="1" w:styleId="a">
     <w:name w:val="Normal"/>
     <w:qFormat/>
-    <w:rsid w:val="002F2015"/>
+    <w:rsid w:val="00586770"/>
     <w:pPr>
       <w:widowControl w:val="0"/>
       <w:autoSpaceDE w:val="0"/>
@@ -8567,7 +8826,7 @@
 </file>
 
 <file path=customXml/itemProps1.xml><?xml version="1.0" encoding="utf-8"?>
-<ds:datastoreItem xmlns:ds="http://schemas.openxmlformats.org/officeDocument/2006/customXml" ds:itemID="{59E5BBA7-D581-47E3-AB58-DCE1DF5EE1B3}">
+<ds:datastoreItem xmlns:ds="http://schemas.openxmlformats.org/officeDocument/2006/customXml" ds:itemID="{E0E4F53F-F726-42CD-8116-F3768A68090D}">
   <ds:schemaRefs>
     <ds:schemaRef ds:uri="http://schemas.openxmlformats.org/officeDocument/2006/bibliography"/>
   </ds:schemaRefs>

--- a/CaesarCipher/Документация/Документация к проекту.docx
+++ b/CaesarCipher/Документация/Документация к проекту.docx
@@ -2669,16 +2669,7 @@
           <w:sz w:val="28"/>
           <w:szCs w:val="28"/>
         </w:rPr>
-        <w:t>считыва</w:t>
-      </w:r>
-      <w:bookmarkStart w:id="0" w:name="_GoBack"/>
-      <w:bookmarkEnd w:id="0"/>
-      <w:r>
-        <w:rPr>
-          <w:sz w:val="28"/>
-          <w:szCs w:val="28"/>
-        </w:rPr>
-        <w:t>емом пользователем</w:t>
+        <w:t>считываемом пользователем</w:t>
       </w:r>
       <w:r>
         <w:rPr>
@@ -7089,6 +7080,25 @@
     </w:p>
     <w:p>
       <w:pPr>
+        <w:widowControl/>
+        <w:autoSpaceDE/>
+        <w:autoSpaceDN/>
+        <w:spacing w:after="160" w:line="259" w:lineRule="auto"/>
+        <w:rPr>
+          <w:sz w:val="28"/>
+          <w:szCs w:val="28"/>
+        </w:rPr>
+      </w:pPr>
+      <w:r>
+        <w:rPr>
+          <w:sz w:val="28"/>
+          <w:szCs w:val="28"/>
+        </w:rPr>
+        <w:br w:type="page"/>
+      </w:r>
+    </w:p>
+    <w:p>
+      <w:pPr>
         <w:spacing w:line="360" w:lineRule="auto"/>
         <w:ind w:firstLine="709"/>
         <w:jc w:val="both"/>
@@ -7106,7 +7116,8 @@
           <w:sz w:val="28"/>
           <w:szCs w:val="28"/>
         </w:rPr>
-        <w:t>2.4</w:t>
+        <w:lastRenderedPageBreak/>
+        <w:t xml:space="preserve">Раздел </w:t>
       </w:r>
       <w:r>
         <w:rPr>
@@ -7115,7 +7126,7 @@
           <w:sz w:val="28"/>
           <w:szCs w:val="28"/>
         </w:rPr>
-        <w:t xml:space="preserve"> </w:t>
+        <w:t>3</w:t>
       </w:r>
       <w:r>
         <w:rPr>
@@ -7124,7 +7135,27 @@
           <w:sz w:val="28"/>
           <w:szCs w:val="28"/>
         </w:rPr>
-        <w:t>С</w:t>
+        <w:t>.</w:t>
+      </w:r>
+      <w:bookmarkStart w:id="0" w:name="_GoBack"/>
+      <w:bookmarkEnd w:id="0"/>
+      <w:r>
+        <w:rPr>
+          <w:b/>
+          <w:bCs/>
+          <w:sz w:val="28"/>
+          <w:szCs w:val="28"/>
+        </w:rPr>
+        <w:t xml:space="preserve"> </w:t>
+      </w:r>
+      <w:r>
+        <w:rPr>
+          <w:b/>
+          <w:bCs/>
+          <w:sz w:val="28"/>
+          <w:szCs w:val="28"/>
+        </w:rPr>
+        <w:t>Модульная структура проектируемого программного средства</w:t>
       </w:r>
     </w:p>
     <w:p>
@@ -7144,7 +7175,7 @@
           <w:sz w:val="28"/>
           <w:szCs w:val="28"/>
         </w:rPr>
-        <w:t>П…</w:t>
+        <w:t>Программа построена на основе модульной структуры, обеспечивающей удобство расширения и поддержку кода.</w:t>
       </w:r>
     </w:p>
     <w:p>
@@ -7153,10 +7184,2971 @@
         <w:ind w:firstLine="709"/>
         <w:jc w:val="both"/>
         <w:rPr>
-          <w:sz w:val="28"/>
-          <w:szCs w:val="28"/>
-        </w:rPr>
-      </w:pPr>
+          <w:bCs/>
+          <w:sz w:val="28"/>
+          <w:szCs w:val="28"/>
+        </w:rPr>
+      </w:pPr>
+      <w:r>
+        <w:rPr>
+          <w:bCs/>
+          <w:sz w:val="28"/>
+          <w:szCs w:val="28"/>
+        </w:rPr>
+        <w:t>Структура классов и форм</w:t>
+      </w:r>
+    </w:p>
+    <w:p>
+      <w:pPr>
+        <w:spacing w:line="360" w:lineRule="auto"/>
+        <w:ind w:firstLine="709"/>
+        <w:jc w:val="both"/>
+        <w:rPr>
+          <w:bCs/>
+          <w:sz w:val="28"/>
+          <w:szCs w:val="28"/>
+        </w:rPr>
+      </w:pPr>
+      <w:r>
+        <w:rPr>
+          <w:bCs/>
+          <w:sz w:val="28"/>
+          <w:szCs w:val="28"/>
+        </w:rPr>
+        <w:t>Программа состоит из следующих компонентов:</w:t>
+      </w:r>
+    </w:p>
+    <w:p>
+      <w:pPr>
+        <w:spacing w:line="360" w:lineRule="auto"/>
+        <w:ind w:firstLine="709"/>
+        <w:jc w:val="both"/>
+        <w:rPr>
+          <w:bCs/>
+          <w:sz w:val="28"/>
+          <w:szCs w:val="28"/>
+        </w:rPr>
+      </w:pPr>
+      <w:r>
+        <w:rPr>
+          <w:bCs/>
+          <w:sz w:val="28"/>
+          <w:szCs w:val="28"/>
+        </w:rPr>
+        <w:t>Главная форма (</w:t>
+      </w:r>
+      <w:r>
+        <w:rPr>
+          <w:bCs/>
+          <w:sz w:val="28"/>
+          <w:szCs w:val="28"/>
+        </w:rPr>
+        <w:t xml:space="preserve">Класс </w:t>
+      </w:r>
+      <w:proofErr w:type="spellStart"/>
+      <w:r>
+        <w:rPr>
+          <w:bCs/>
+          <w:sz w:val="28"/>
+          <w:szCs w:val="28"/>
+          <w:lang w:val="en-US"/>
+        </w:rPr>
+        <w:t>MainForm</w:t>
+      </w:r>
+      <w:proofErr w:type="spellEnd"/>
+      <w:r>
+        <w:rPr>
+          <w:bCs/>
+          <w:sz w:val="28"/>
+          <w:szCs w:val="28"/>
+        </w:rPr>
+        <w:t>)</w:t>
+      </w:r>
+      <w:r>
+        <w:rPr>
+          <w:bCs/>
+          <w:sz w:val="28"/>
+          <w:szCs w:val="28"/>
+        </w:rPr>
+        <w:t xml:space="preserve"> – основное окно приложения, содержащее элементы управления для ввода\вывода и шифровки\дешифровки;</w:t>
+      </w:r>
+    </w:p>
+    <w:p>
+      <w:pPr>
+        <w:spacing w:line="360" w:lineRule="auto"/>
+        <w:ind w:firstLine="709"/>
+        <w:jc w:val="both"/>
+        <w:rPr>
+          <w:sz w:val="28"/>
+          <w:szCs w:val="28"/>
+        </w:rPr>
+      </w:pPr>
+      <w:r>
+        <w:rPr>
+          <w:bCs/>
+          <w:sz w:val="28"/>
+          <w:szCs w:val="28"/>
+        </w:rPr>
+        <w:t xml:space="preserve">Класс </w:t>
+      </w:r>
+      <w:proofErr w:type="spellStart"/>
+      <w:r>
+        <w:rPr>
+          <w:sz w:val="28"/>
+          <w:szCs w:val="28"/>
+          <w:lang w:val="en-US"/>
+        </w:rPr>
+        <w:t>InputOutput</w:t>
+      </w:r>
+      <w:proofErr w:type="spellEnd"/>
+      <w:r>
+        <w:rPr>
+          <w:sz w:val="28"/>
+          <w:szCs w:val="28"/>
+        </w:rPr>
+        <w:t xml:space="preserve"> – предназначен для методов ввода\вывода и проверки данных (текст и ключ)</w:t>
+      </w:r>
+    </w:p>
+    <w:p>
+      <w:pPr>
+        <w:spacing w:line="360" w:lineRule="auto"/>
+        <w:ind w:firstLine="709"/>
+        <w:jc w:val="both"/>
+        <w:rPr>
+          <w:sz w:val="28"/>
+          <w:szCs w:val="28"/>
+        </w:rPr>
+      </w:pPr>
+      <w:r>
+        <w:rPr>
+          <w:sz w:val="28"/>
+          <w:szCs w:val="28"/>
+        </w:rPr>
+        <w:t xml:space="preserve">Класс </w:t>
+      </w:r>
+      <w:r>
+        <w:rPr>
+          <w:sz w:val="28"/>
+          <w:szCs w:val="28"/>
+          <w:lang w:val="en-US"/>
+        </w:rPr>
+        <w:t>Alphabet</w:t>
+      </w:r>
+      <w:r>
+        <w:rPr>
+          <w:sz w:val="28"/>
+          <w:szCs w:val="28"/>
+        </w:rPr>
+        <w:t xml:space="preserve"> – предназначен для хранения алфавита и проверки символов.</w:t>
+      </w:r>
+    </w:p>
+    <w:p>
+      <w:pPr>
+        <w:spacing w:line="360" w:lineRule="auto"/>
+        <w:ind w:firstLine="709"/>
+        <w:jc w:val="both"/>
+        <w:rPr>
+          <w:sz w:val="28"/>
+          <w:szCs w:val="28"/>
+        </w:rPr>
+      </w:pPr>
+      <w:r>
+        <w:rPr>
+          <w:sz w:val="28"/>
+          <w:szCs w:val="28"/>
+        </w:rPr>
+        <w:t xml:space="preserve">Класс </w:t>
+      </w:r>
+      <w:r>
+        <w:rPr>
+          <w:sz w:val="28"/>
+          <w:szCs w:val="28"/>
+          <w:lang w:val="en-US"/>
+        </w:rPr>
+        <w:t>Cipher</w:t>
+      </w:r>
+      <w:r>
+        <w:rPr>
+          <w:sz w:val="28"/>
+          <w:szCs w:val="28"/>
+        </w:rPr>
+        <w:t xml:space="preserve"> – предназначен для шифровки\дешифровки данных.</w:t>
+      </w:r>
+    </w:p>
+    <w:p>
+      <w:pPr>
+        <w:spacing w:line="360" w:lineRule="auto"/>
+        <w:ind w:firstLine="709"/>
+        <w:jc w:val="both"/>
+        <w:rPr>
+          <w:b/>
+          <w:sz w:val="28"/>
+          <w:szCs w:val="28"/>
+        </w:rPr>
+      </w:pPr>
+      <w:r>
+        <w:rPr>
+          <w:b/>
+          <w:sz w:val="28"/>
+          <w:szCs w:val="28"/>
+        </w:rPr>
+        <w:t>Описание классов и их методов</w:t>
+      </w:r>
+    </w:p>
+    <w:p>
+      <w:pPr>
+        <w:spacing w:line="360" w:lineRule="auto"/>
+        <w:ind w:firstLine="709"/>
+        <w:jc w:val="both"/>
+        <w:rPr>
+          <w:sz w:val="28"/>
+          <w:szCs w:val="28"/>
+        </w:rPr>
+      </w:pPr>
+    </w:p>
+    <w:p>
+      <w:pPr>
+        <w:widowControl/>
+        <w:autoSpaceDE/>
+        <w:autoSpaceDN/>
+        <w:spacing w:after="160" w:line="259" w:lineRule="auto"/>
+        <w:ind w:firstLine="709"/>
+        <w:jc w:val="both"/>
+        <w:rPr>
+          <w:b/>
+          <w:bCs/>
+          <w:sz w:val="28"/>
+          <w:szCs w:val="28"/>
+          <w:lang w:val="en-US"/>
+        </w:rPr>
+      </w:pPr>
+      <w:r>
+        <w:rPr>
+          <w:b/>
+          <w:bCs/>
+          <w:sz w:val="28"/>
+          <w:szCs w:val="28"/>
+        </w:rPr>
+        <w:t xml:space="preserve">Класс </w:t>
+      </w:r>
+      <w:proofErr w:type="spellStart"/>
+      <w:r>
+        <w:rPr>
+          <w:b/>
+          <w:bCs/>
+          <w:sz w:val="28"/>
+          <w:szCs w:val="28"/>
+          <w:lang w:val="en-US"/>
+        </w:rPr>
+        <w:t>MainForm</w:t>
+      </w:r>
+      <w:proofErr w:type="spellEnd"/>
+    </w:p>
+    <w:p>
+      <w:pPr>
+        <w:widowControl/>
+        <w:autoSpaceDE/>
+        <w:autoSpaceDN/>
+        <w:spacing w:after="160" w:line="259" w:lineRule="auto"/>
+        <w:ind w:firstLine="709"/>
+        <w:jc w:val="both"/>
+        <w:rPr>
+          <w:b/>
+          <w:bCs/>
+          <w:sz w:val="28"/>
+          <w:szCs w:val="28"/>
+        </w:rPr>
+      </w:pPr>
+      <w:r>
+        <w:rPr>
+          <w:b/>
+          <w:bCs/>
+          <w:sz w:val="28"/>
+          <w:szCs w:val="28"/>
+        </w:rPr>
+        <w:t>Элементы управления:</w:t>
+      </w:r>
+    </w:p>
+    <w:p>
+      <w:pPr>
+        <w:widowControl/>
+        <w:autoSpaceDE/>
+        <w:autoSpaceDN/>
+        <w:spacing w:after="160" w:line="259" w:lineRule="auto"/>
+        <w:ind w:firstLine="709"/>
+        <w:jc w:val="both"/>
+        <w:rPr>
+          <w:sz w:val="28"/>
+          <w:szCs w:val="28"/>
+        </w:rPr>
+      </w:pPr>
+      <w:proofErr w:type="spellStart"/>
+      <w:r>
+        <w:rPr>
+          <w:sz w:val="28"/>
+          <w:szCs w:val="28"/>
+          <w:lang w:val="en-US"/>
+        </w:rPr>
+        <w:t>ToolStrip</w:t>
+      </w:r>
+      <w:proofErr w:type="spellEnd"/>
+      <w:r>
+        <w:rPr>
+          <w:sz w:val="28"/>
+          <w:szCs w:val="28"/>
+        </w:rPr>
+        <w:t xml:space="preserve"> </w:t>
+      </w:r>
+      <w:proofErr w:type="spellStart"/>
+      <w:r>
+        <w:rPr>
+          <w:sz w:val="28"/>
+          <w:szCs w:val="28"/>
+          <w:lang w:val="en-US"/>
+        </w:rPr>
+        <w:t>MainToolStrip</w:t>
+      </w:r>
+      <w:proofErr w:type="spellEnd"/>
+      <w:r>
+        <w:rPr>
+          <w:sz w:val="28"/>
+          <w:szCs w:val="28"/>
+        </w:rPr>
+        <w:t xml:space="preserve"> – Содержит кнопки управления.</w:t>
+      </w:r>
+    </w:p>
+    <w:p>
+      <w:pPr>
+        <w:widowControl/>
+        <w:autoSpaceDE/>
+        <w:autoSpaceDN/>
+        <w:spacing w:after="160" w:line="259" w:lineRule="auto"/>
+        <w:ind w:firstLine="709"/>
+        <w:jc w:val="both"/>
+        <w:rPr>
+          <w:sz w:val="28"/>
+          <w:szCs w:val="28"/>
+        </w:rPr>
+      </w:pPr>
+      <w:proofErr w:type="spellStart"/>
+      <w:r>
+        <w:rPr>
+          <w:sz w:val="28"/>
+          <w:szCs w:val="28"/>
+          <w:lang w:val="en-US"/>
+        </w:rPr>
+        <w:t>ToolStripButton</w:t>
+      </w:r>
+      <w:proofErr w:type="spellEnd"/>
+      <w:r>
+        <w:rPr>
+          <w:sz w:val="28"/>
+          <w:szCs w:val="28"/>
+        </w:rPr>
+        <w:t xml:space="preserve"> </w:t>
+      </w:r>
+      <w:proofErr w:type="spellStart"/>
+      <w:r>
+        <w:rPr>
+          <w:sz w:val="28"/>
+          <w:szCs w:val="28"/>
+          <w:lang w:val="en-US"/>
+        </w:rPr>
+        <w:t>ImportToolStripButton</w:t>
+      </w:r>
+      <w:proofErr w:type="spellEnd"/>
+      <w:r>
+        <w:rPr>
+          <w:sz w:val="28"/>
+          <w:szCs w:val="28"/>
+        </w:rPr>
+        <w:t xml:space="preserve"> – </w:t>
+      </w:r>
+      <w:r>
+        <w:rPr>
+          <w:sz w:val="28"/>
+          <w:szCs w:val="28"/>
+        </w:rPr>
+        <w:t>Кнопка для импорта текста из файла.</w:t>
+      </w:r>
+    </w:p>
+    <w:p>
+      <w:pPr>
+        <w:widowControl/>
+        <w:autoSpaceDE/>
+        <w:autoSpaceDN/>
+        <w:spacing w:after="160" w:line="259" w:lineRule="auto"/>
+        <w:ind w:firstLine="709"/>
+        <w:jc w:val="both"/>
+        <w:rPr>
+          <w:sz w:val="28"/>
+          <w:szCs w:val="28"/>
+        </w:rPr>
+      </w:pPr>
+      <w:proofErr w:type="spellStart"/>
+      <w:r>
+        <w:rPr>
+          <w:sz w:val="28"/>
+          <w:szCs w:val="28"/>
+          <w:lang w:val="en-US"/>
+        </w:rPr>
+        <w:t>ToolStripButton</w:t>
+      </w:r>
+      <w:proofErr w:type="spellEnd"/>
+      <w:r>
+        <w:rPr>
+          <w:sz w:val="28"/>
+          <w:szCs w:val="28"/>
+        </w:rPr>
+        <w:t xml:space="preserve"> </w:t>
+      </w:r>
+      <w:proofErr w:type="spellStart"/>
+      <w:r>
+        <w:rPr>
+          <w:sz w:val="28"/>
+          <w:szCs w:val="28"/>
+          <w:lang w:val="en-US"/>
+        </w:rPr>
+        <w:t>ExportToolStripButton</w:t>
+      </w:r>
+      <w:proofErr w:type="spellEnd"/>
+      <w:r>
+        <w:rPr>
+          <w:sz w:val="28"/>
+          <w:szCs w:val="28"/>
+        </w:rPr>
+        <w:t xml:space="preserve"> – </w:t>
+      </w:r>
+      <w:r>
+        <w:rPr>
+          <w:sz w:val="28"/>
+          <w:szCs w:val="28"/>
+        </w:rPr>
+        <w:t>Кнопка для экспорта текста в файл.</w:t>
+      </w:r>
+    </w:p>
+    <w:p>
+      <w:pPr>
+        <w:widowControl/>
+        <w:autoSpaceDE/>
+        <w:autoSpaceDN/>
+        <w:spacing w:after="160" w:line="259" w:lineRule="auto"/>
+        <w:ind w:firstLine="709"/>
+        <w:jc w:val="both"/>
+        <w:rPr>
+          <w:sz w:val="28"/>
+          <w:szCs w:val="28"/>
+        </w:rPr>
+      </w:pPr>
+      <w:proofErr w:type="spellStart"/>
+      <w:r>
+        <w:rPr>
+          <w:sz w:val="28"/>
+          <w:szCs w:val="28"/>
+          <w:lang w:val="en-US"/>
+        </w:rPr>
+        <w:t>ToolStripButton</w:t>
+      </w:r>
+      <w:proofErr w:type="spellEnd"/>
+      <w:r>
+        <w:rPr>
+          <w:sz w:val="28"/>
+          <w:szCs w:val="28"/>
+        </w:rPr>
+        <w:t xml:space="preserve"> </w:t>
+      </w:r>
+      <w:proofErr w:type="spellStart"/>
+      <w:r>
+        <w:rPr>
+          <w:sz w:val="28"/>
+          <w:szCs w:val="28"/>
+          <w:lang w:val="en-US"/>
+        </w:rPr>
+        <w:t>CipherToolStripButton</w:t>
+      </w:r>
+      <w:proofErr w:type="spellEnd"/>
+      <w:r>
+        <w:rPr>
+          <w:sz w:val="28"/>
+          <w:szCs w:val="28"/>
+        </w:rPr>
+        <w:t xml:space="preserve"> – </w:t>
+      </w:r>
+      <w:r>
+        <w:rPr>
+          <w:sz w:val="28"/>
+          <w:szCs w:val="28"/>
+        </w:rPr>
+        <w:t>Кнопка запускающая шифровку введенного текста.</w:t>
+      </w:r>
+    </w:p>
+    <w:p>
+      <w:pPr>
+        <w:widowControl/>
+        <w:autoSpaceDE/>
+        <w:autoSpaceDN/>
+        <w:spacing w:after="160" w:line="259" w:lineRule="auto"/>
+        <w:ind w:firstLine="709"/>
+        <w:jc w:val="both"/>
+        <w:rPr>
+          <w:sz w:val="28"/>
+          <w:szCs w:val="28"/>
+        </w:rPr>
+      </w:pPr>
+      <w:proofErr w:type="spellStart"/>
+      <w:r>
+        <w:rPr>
+          <w:sz w:val="28"/>
+          <w:szCs w:val="28"/>
+          <w:lang w:val="en-US"/>
+        </w:rPr>
+        <w:t>ToolStripButton</w:t>
+      </w:r>
+      <w:proofErr w:type="spellEnd"/>
+      <w:r>
+        <w:rPr>
+          <w:sz w:val="28"/>
+          <w:szCs w:val="28"/>
+        </w:rPr>
+        <w:t xml:space="preserve"> </w:t>
+      </w:r>
+      <w:proofErr w:type="spellStart"/>
+      <w:r>
+        <w:rPr>
+          <w:sz w:val="28"/>
+          <w:szCs w:val="28"/>
+          <w:lang w:val="en-US"/>
+        </w:rPr>
+        <w:t>DecipherToolStripButton</w:t>
+      </w:r>
+      <w:proofErr w:type="spellEnd"/>
+      <w:r>
+        <w:rPr>
+          <w:sz w:val="28"/>
+          <w:szCs w:val="28"/>
+        </w:rPr>
+        <w:t xml:space="preserve"> – </w:t>
+      </w:r>
+      <w:r>
+        <w:rPr>
+          <w:sz w:val="28"/>
+          <w:szCs w:val="28"/>
+        </w:rPr>
+        <w:t>Кнопка запускающая дешифровку введенного текста.</w:t>
+      </w:r>
+    </w:p>
+    <w:p>
+      <w:pPr>
+        <w:widowControl/>
+        <w:autoSpaceDE/>
+        <w:autoSpaceDN/>
+        <w:spacing w:after="160" w:line="259" w:lineRule="auto"/>
+        <w:ind w:firstLine="709"/>
+        <w:jc w:val="both"/>
+        <w:rPr>
+          <w:sz w:val="28"/>
+          <w:szCs w:val="28"/>
+        </w:rPr>
+      </w:pPr>
+      <w:proofErr w:type="spellStart"/>
+      <w:r>
+        <w:rPr>
+          <w:sz w:val="28"/>
+          <w:szCs w:val="28"/>
+          <w:lang w:val="en-US"/>
+        </w:rPr>
+        <w:t>ToolStripButton</w:t>
+      </w:r>
+      <w:proofErr w:type="spellEnd"/>
+      <w:r>
+        <w:rPr>
+          <w:sz w:val="28"/>
+          <w:szCs w:val="28"/>
+        </w:rPr>
+        <w:t xml:space="preserve"> </w:t>
+      </w:r>
+      <w:proofErr w:type="spellStart"/>
+      <w:r>
+        <w:rPr>
+          <w:sz w:val="28"/>
+          <w:szCs w:val="28"/>
+          <w:lang w:val="en-US"/>
+        </w:rPr>
+        <w:t>ClearToolStripButton</w:t>
+      </w:r>
+      <w:proofErr w:type="spellEnd"/>
+      <w:r>
+        <w:rPr>
+          <w:sz w:val="28"/>
+          <w:szCs w:val="28"/>
+        </w:rPr>
+        <w:t xml:space="preserve"> – </w:t>
+      </w:r>
+      <w:r>
+        <w:rPr>
+          <w:sz w:val="28"/>
+          <w:szCs w:val="28"/>
+        </w:rPr>
+        <w:t>Кнопка очищающая поля ввода\вывода.</w:t>
+      </w:r>
+    </w:p>
+    <w:p>
+      <w:pPr>
+        <w:widowControl/>
+        <w:autoSpaceDE/>
+        <w:autoSpaceDN/>
+        <w:spacing w:after="160" w:line="259" w:lineRule="auto"/>
+        <w:ind w:firstLine="709"/>
+        <w:jc w:val="both"/>
+        <w:rPr>
+          <w:sz w:val="28"/>
+          <w:szCs w:val="28"/>
+        </w:rPr>
+      </w:pPr>
+      <w:r>
+        <w:rPr>
+          <w:sz w:val="28"/>
+          <w:szCs w:val="28"/>
+          <w:lang w:val="en-US"/>
+        </w:rPr>
+        <w:t>Panel</w:t>
+      </w:r>
+      <w:r>
+        <w:rPr>
+          <w:sz w:val="28"/>
+          <w:szCs w:val="28"/>
+        </w:rPr>
+        <w:t xml:space="preserve"> </w:t>
+      </w:r>
+      <w:proofErr w:type="spellStart"/>
+      <w:r>
+        <w:rPr>
+          <w:sz w:val="28"/>
+          <w:szCs w:val="28"/>
+          <w:lang w:val="en-US"/>
+        </w:rPr>
+        <w:t>MainPanel</w:t>
+      </w:r>
+      <w:proofErr w:type="spellEnd"/>
+      <w:r>
+        <w:rPr>
+          <w:sz w:val="28"/>
+          <w:szCs w:val="28"/>
+        </w:rPr>
+        <w:t xml:space="preserve"> – </w:t>
+      </w:r>
+      <w:r>
+        <w:rPr>
+          <w:sz w:val="28"/>
+          <w:szCs w:val="28"/>
+        </w:rPr>
+        <w:t>Панель содержащая на себе воля ввода\вывода.</w:t>
+      </w:r>
+    </w:p>
+    <w:p>
+      <w:pPr>
+        <w:widowControl/>
+        <w:autoSpaceDE/>
+        <w:autoSpaceDN/>
+        <w:spacing w:after="160" w:line="259" w:lineRule="auto"/>
+        <w:ind w:firstLine="709"/>
+        <w:jc w:val="both"/>
+        <w:rPr>
+          <w:sz w:val="28"/>
+          <w:szCs w:val="28"/>
+        </w:rPr>
+      </w:pPr>
+      <w:proofErr w:type="spellStart"/>
+      <w:r>
+        <w:rPr>
+          <w:sz w:val="28"/>
+          <w:szCs w:val="28"/>
+          <w:lang w:val="en-US"/>
+        </w:rPr>
+        <w:t>NumericUpDown</w:t>
+      </w:r>
+      <w:proofErr w:type="spellEnd"/>
+      <w:r>
+        <w:rPr>
+          <w:sz w:val="28"/>
+          <w:szCs w:val="28"/>
+        </w:rPr>
+        <w:t xml:space="preserve"> </w:t>
+      </w:r>
+      <w:proofErr w:type="spellStart"/>
+      <w:r>
+        <w:rPr>
+          <w:sz w:val="28"/>
+          <w:szCs w:val="28"/>
+          <w:lang w:val="en-US"/>
+        </w:rPr>
+        <w:t>InputKeyNumeric</w:t>
+      </w:r>
+      <w:proofErr w:type="spellEnd"/>
+      <w:r>
+        <w:rPr>
+          <w:sz w:val="28"/>
+          <w:szCs w:val="28"/>
+        </w:rPr>
+        <w:t xml:space="preserve"> – </w:t>
+      </w:r>
+      <w:r>
+        <w:rPr>
+          <w:sz w:val="28"/>
+          <w:szCs w:val="28"/>
+        </w:rPr>
+        <w:t>Поле</w:t>
+      </w:r>
+      <w:r>
+        <w:rPr>
+          <w:sz w:val="28"/>
+          <w:szCs w:val="28"/>
+        </w:rPr>
+        <w:t xml:space="preserve"> </w:t>
+      </w:r>
+      <w:r>
+        <w:rPr>
+          <w:sz w:val="28"/>
+          <w:szCs w:val="28"/>
+        </w:rPr>
+        <w:t>для</w:t>
+      </w:r>
+      <w:r>
+        <w:rPr>
+          <w:sz w:val="28"/>
+          <w:szCs w:val="28"/>
+        </w:rPr>
+        <w:t xml:space="preserve"> </w:t>
+      </w:r>
+      <w:r>
+        <w:rPr>
+          <w:sz w:val="28"/>
+          <w:szCs w:val="28"/>
+        </w:rPr>
+        <w:t>ввода</w:t>
+      </w:r>
+      <w:r>
+        <w:rPr>
+          <w:sz w:val="28"/>
+          <w:szCs w:val="28"/>
+        </w:rPr>
+        <w:t xml:space="preserve"> </w:t>
+      </w:r>
+      <w:r>
+        <w:rPr>
+          <w:sz w:val="28"/>
+          <w:szCs w:val="28"/>
+        </w:rPr>
+        <w:t>ключа.</w:t>
+      </w:r>
+    </w:p>
+    <w:p>
+      <w:pPr>
+        <w:widowControl/>
+        <w:autoSpaceDE/>
+        <w:autoSpaceDN/>
+        <w:spacing w:after="160" w:line="259" w:lineRule="auto"/>
+        <w:ind w:firstLine="709"/>
+        <w:jc w:val="both"/>
+        <w:rPr>
+          <w:sz w:val="28"/>
+          <w:szCs w:val="28"/>
+        </w:rPr>
+      </w:pPr>
+      <w:proofErr w:type="spellStart"/>
+      <w:r>
+        <w:rPr>
+          <w:sz w:val="28"/>
+          <w:szCs w:val="28"/>
+          <w:lang w:val="en-US"/>
+        </w:rPr>
+        <w:lastRenderedPageBreak/>
+        <w:t>TextBox</w:t>
+      </w:r>
+      <w:proofErr w:type="spellEnd"/>
+      <w:r>
+        <w:rPr>
+          <w:sz w:val="28"/>
+          <w:szCs w:val="28"/>
+        </w:rPr>
+        <w:t xml:space="preserve"> </w:t>
+      </w:r>
+      <w:proofErr w:type="spellStart"/>
+      <w:r>
+        <w:rPr>
+          <w:sz w:val="28"/>
+          <w:szCs w:val="28"/>
+          <w:lang w:val="en-US"/>
+        </w:rPr>
+        <w:t>TextInputTextBox</w:t>
+      </w:r>
+      <w:proofErr w:type="spellEnd"/>
+      <w:r>
+        <w:rPr>
+          <w:sz w:val="28"/>
+          <w:szCs w:val="28"/>
+        </w:rPr>
+        <w:t xml:space="preserve"> – Поле для ввода текста.</w:t>
+      </w:r>
+    </w:p>
+    <w:p>
+      <w:pPr>
+        <w:widowControl/>
+        <w:autoSpaceDE/>
+        <w:autoSpaceDN/>
+        <w:spacing w:after="160" w:line="259" w:lineRule="auto"/>
+        <w:ind w:firstLine="709"/>
+        <w:jc w:val="both"/>
+        <w:rPr>
+          <w:sz w:val="28"/>
+          <w:szCs w:val="28"/>
+        </w:rPr>
+      </w:pPr>
+      <w:proofErr w:type="spellStart"/>
+      <w:r>
+        <w:rPr>
+          <w:sz w:val="28"/>
+          <w:szCs w:val="28"/>
+          <w:lang w:val="en-US"/>
+        </w:rPr>
+        <w:t>TextBox</w:t>
+      </w:r>
+      <w:proofErr w:type="spellEnd"/>
+      <w:r>
+        <w:rPr>
+          <w:sz w:val="28"/>
+          <w:szCs w:val="28"/>
+        </w:rPr>
+        <w:t xml:space="preserve"> </w:t>
+      </w:r>
+      <w:proofErr w:type="spellStart"/>
+      <w:r>
+        <w:rPr>
+          <w:sz w:val="28"/>
+          <w:szCs w:val="28"/>
+          <w:lang w:val="en-US"/>
+        </w:rPr>
+        <w:t>TextOutputTextBox</w:t>
+      </w:r>
+      <w:proofErr w:type="spellEnd"/>
+      <w:r>
+        <w:rPr>
+          <w:sz w:val="28"/>
+          <w:szCs w:val="28"/>
+        </w:rPr>
+        <w:t xml:space="preserve"> </w:t>
+      </w:r>
+      <w:r>
+        <w:rPr>
+          <w:sz w:val="28"/>
+          <w:szCs w:val="28"/>
+        </w:rPr>
+        <w:t>– Поле для вывода текста.</w:t>
+      </w:r>
+    </w:p>
+    <w:p>
+      <w:pPr>
+        <w:widowControl/>
+        <w:autoSpaceDE/>
+        <w:autoSpaceDN/>
+        <w:spacing w:after="160" w:line="259" w:lineRule="auto"/>
+        <w:ind w:firstLine="709"/>
+        <w:jc w:val="both"/>
+        <w:rPr>
+          <w:sz w:val="28"/>
+          <w:szCs w:val="28"/>
+        </w:rPr>
+      </w:pPr>
+    </w:p>
+    <w:p>
+      <w:pPr>
+        <w:widowControl/>
+        <w:autoSpaceDE/>
+        <w:autoSpaceDN/>
+        <w:spacing w:after="160" w:line="259" w:lineRule="auto"/>
+        <w:ind w:firstLine="709"/>
+        <w:jc w:val="both"/>
+        <w:rPr>
+          <w:b/>
+          <w:sz w:val="28"/>
+          <w:szCs w:val="28"/>
+        </w:rPr>
+      </w:pPr>
+      <w:r>
+        <w:rPr>
+          <w:b/>
+          <w:sz w:val="28"/>
+          <w:szCs w:val="28"/>
+        </w:rPr>
+        <w:t>Методы:</w:t>
+      </w:r>
+    </w:p>
+    <w:p>
+      <w:pPr>
+        <w:widowControl/>
+        <w:autoSpaceDE/>
+        <w:autoSpaceDN/>
+        <w:spacing w:after="160" w:line="259" w:lineRule="auto"/>
+        <w:ind w:firstLine="709"/>
+        <w:jc w:val="both"/>
+        <w:rPr>
+          <w:sz w:val="28"/>
+          <w:szCs w:val="28"/>
+        </w:rPr>
+      </w:pPr>
+      <w:r>
+        <w:rPr>
+          <w:sz w:val="28"/>
+          <w:szCs w:val="28"/>
+          <w:lang w:val="en-US"/>
+        </w:rPr>
+        <w:t>Void</w:t>
+      </w:r>
+      <w:r>
+        <w:rPr>
+          <w:sz w:val="28"/>
+          <w:szCs w:val="28"/>
+        </w:rPr>
+        <w:t xml:space="preserve"> </w:t>
+      </w:r>
+      <w:proofErr w:type="spellStart"/>
+      <w:r>
+        <w:rPr>
+          <w:sz w:val="28"/>
+          <w:szCs w:val="28"/>
+          <w:lang w:val="en-US"/>
+        </w:rPr>
+        <w:t>MainForm</w:t>
+      </w:r>
+      <w:proofErr w:type="spellEnd"/>
+      <w:r>
+        <w:rPr>
+          <w:sz w:val="28"/>
+          <w:szCs w:val="28"/>
+        </w:rPr>
+        <w:t>_</w:t>
+      </w:r>
+      <w:proofErr w:type="gramStart"/>
+      <w:r>
+        <w:rPr>
+          <w:sz w:val="28"/>
+          <w:szCs w:val="28"/>
+          <w:lang w:val="en-US"/>
+        </w:rPr>
+        <w:t>Load</w:t>
+      </w:r>
+      <w:r>
+        <w:rPr>
+          <w:sz w:val="28"/>
+          <w:szCs w:val="28"/>
+        </w:rPr>
+        <w:t>(</w:t>
+      </w:r>
+      <w:proofErr w:type="gramEnd"/>
+      <w:r>
+        <w:rPr>
+          <w:sz w:val="28"/>
+          <w:szCs w:val="28"/>
+        </w:rPr>
+        <w:t>)</w:t>
+      </w:r>
+      <w:r>
+        <w:rPr>
+          <w:sz w:val="28"/>
+          <w:szCs w:val="28"/>
+        </w:rPr>
+        <w:t xml:space="preserve"> – Запускается при запуске программы.</w:t>
+      </w:r>
+    </w:p>
+    <w:p>
+      <w:pPr>
+        <w:widowControl/>
+        <w:autoSpaceDE/>
+        <w:autoSpaceDN/>
+        <w:spacing w:after="160" w:line="259" w:lineRule="auto"/>
+        <w:ind w:firstLine="709"/>
+        <w:jc w:val="both"/>
+        <w:rPr>
+          <w:sz w:val="28"/>
+          <w:szCs w:val="28"/>
+        </w:rPr>
+      </w:pPr>
+      <w:r>
+        <w:rPr>
+          <w:sz w:val="28"/>
+          <w:szCs w:val="28"/>
+        </w:rPr>
+        <w:t>…</w:t>
+      </w:r>
+    </w:p>
+    <w:p>
+      <w:pPr>
+        <w:widowControl/>
+        <w:autoSpaceDE/>
+        <w:autoSpaceDN/>
+        <w:spacing w:after="160" w:line="259" w:lineRule="auto"/>
+        <w:ind w:firstLine="709"/>
+        <w:jc w:val="both"/>
+        <w:rPr>
+          <w:sz w:val="28"/>
+          <w:szCs w:val="28"/>
+        </w:rPr>
+      </w:pPr>
+    </w:p>
+    <w:p>
+      <w:pPr>
+        <w:widowControl/>
+        <w:autoSpaceDE/>
+        <w:autoSpaceDN/>
+        <w:spacing w:after="160" w:line="259" w:lineRule="auto"/>
+        <w:ind w:firstLine="709"/>
+        <w:jc w:val="both"/>
+        <w:rPr>
+          <w:b/>
+          <w:sz w:val="28"/>
+          <w:szCs w:val="28"/>
+          <w:lang w:val="en-US"/>
+        </w:rPr>
+      </w:pPr>
+      <w:r>
+        <w:rPr>
+          <w:b/>
+          <w:bCs/>
+          <w:sz w:val="28"/>
+          <w:szCs w:val="28"/>
+        </w:rPr>
+        <w:t xml:space="preserve">Класс </w:t>
+      </w:r>
+      <w:proofErr w:type="spellStart"/>
+      <w:r>
+        <w:rPr>
+          <w:b/>
+          <w:sz w:val="28"/>
+          <w:szCs w:val="28"/>
+          <w:lang w:val="en-US"/>
+        </w:rPr>
+        <w:t>InputOutput</w:t>
+      </w:r>
+      <w:proofErr w:type="spellEnd"/>
+    </w:p>
+    <w:p>
+      <w:pPr>
+        <w:widowControl/>
+        <w:autoSpaceDE/>
+        <w:autoSpaceDN/>
+        <w:spacing w:after="160" w:line="259" w:lineRule="auto"/>
+        <w:ind w:firstLine="709"/>
+        <w:jc w:val="both"/>
+        <w:rPr>
+          <w:b/>
+          <w:sz w:val="28"/>
+          <w:szCs w:val="28"/>
+        </w:rPr>
+      </w:pPr>
+      <w:r>
+        <w:rPr>
+          <w:b/>
+          <w:sz w:val="28"/>
+          <w:szCs w:val="28"/>
+        </w:rPr>
+        <w:t>Методы:</w:t>
+      </w:r>
+    </w:p>
+    <w:p>
+      <w:pPr>
+        <w:spacing w:line="360" w:lineRule="auto"/>
+        <w:ind w:firstLine="709"/>
+        <w:jc w:val="both"/>
+        <w:rPr>
+          <w:sz w:val="28"/>
+          <w:szCs w:val="28"/>
+        </w:rPr>
+      </w:pPr>
+      <w:proofErr w:type="spellStart"/>
+      <w:proofErr w:type="gramStart"/>
+      <w:r>
+        <w:rPr>
+          <w:sz w:val="28"/>
+          <w:szCs w:val="28"/>
+          <w:lang w:val="en-US"/>
+        </w:rPr>
+        <w:t>int</w:t>
+      </w:r>
+      <w:proofErr w:type="spellEnd"/>
+      <w:proofErr w:type="gramEnd"/>
+      <w:r>
+        <w:rPr>
+          <w:sz w:val="28"/>
+          <w:szCs w:val="28"/>
+        </w:rPr>
+        <w:t xml:space="preserve"> </w:t>
+      </w:r>
+      <w:proofErr w:type="spellStart"/>
+      <w:r>
+        <w:rPr>
+          <w:sz w:val="28"/>
+          <w:szCs w:val="28"/>
+          <w:lang w:val="en-US"/>
+        </w:rPr>
+        <w:t>InputKey</w:t>
+      </w:r>
+      <w:proofErr w:type="spellEnd"/>
+      <w:r>
+        <w:rPr>
+          <w:sz w:val="28"/>
+          <w:szCs w:val="28"/>
+        </w:rPr>
+        <w:t xml:space="preserve"> (</w:t>
+      </w:r>
+      <w:r>
+        <w:rPr>
+          <w:sz w:val="28"/>
+          <w:szCs w:val="28"/>
+          <w:lang w:val="en-US"/>
+        </w:rPr>
+        <w:t>decimal</w:t>
+      </w:r>
+      <w:r>
+        <w:rPr>
+          <w:sz w:val="28"/>
+          <w:szCs w:val="28"/>
+        </w:rPr>
+        <w:t xml:space="preserve"> </w:t>
+      </w:r>
+      <w:r>
+        <w:rPr>
+          <w:sz w:val="28"/>
+          <w:szCs w:val="28"/>
+          <w:lang w:val="en-US"/>
+        </w:rPr>
+        <w:t>key</w:t>
+      </w:r>
+      <w:r>
+        <w:rPr>
+          <w:sz w:val="28"/>
+          <w:szCs w:val="28"/>
+        </w:rPr>
+        <w:t xml:space="preserve">) – </w:t>
+      </w:r>
+      <w:r>
+        <w:rPr>
+          <w:sz w:val="28"/>
+          <w:szCs w:val="28"/>
+        </w:rPr>
+        <w:t>решает</w:t>
+      </w:r>
+      <w:r>
+        <w:rPr>
+          <w:sz w:val="28"/>
+          <w:szCs w:val="28"/>
+        </w:rPr>
+        <w:t xml:space="preserve"> </w:t>
+      </w:r>
+      <w:r>
+        <w:rPr>
+          <w:sz w:val="28"/>
+          <w:szCs w:val="28"/>
+        </w:rPr>
+        <w:t xml:space="preserve">задачу ввода и проверки ключа шифрования. Получает ключ в виде </w:t>
+      </w:r>
+      <w:r>
+        <w:rPr>
+          <w:sz w:val="28"/>
+          <w:szCs w:val="28"/>
+          <w:lang w:val="en-US"/>
+        </w:rPr>
+        <w:t>decimal</w:t>
+      </w:r>
+      <w:r>
+        <w:rPr>
+          <w:sz w:val="28"/>
+          <w:szCs w:val="28"/>
+        </w:rPr>
+        <w:t>. Выводит</w:t>
+      </w:r>
+      <w:r>
+        <w:rPr>
+          <w:sz w:val="28"/>
+          <w:szCs w:val="28"/>
+        </w:rPr>
+        <w:t xml:space="preserve"> </w:t>
+      </w:r>
+      <w:r>
+        <w:rPr>
+          <w:sz w:val="28"/>
+          <w:szCs w:val="28"/>
+        </w:rPr>
+        <w:t>ключ</w:t>
+      </w:r>
+      <w:r>
+        <w:rPr>
+          <w:sz w:val="28"/>
+          <w:szCs w:val="28"/>
+        </w:rPr>
+        <w:t xml:space="preserve"> (</w:t>
+      </w:r>
+      <w:r>
+        <w:rPr>
+          <w:sz w:val="28"/>
+          <w:szCs w:val="28"/>
+        </w:rPr>
+        <w:t>целое</w:t>
+      </w:r>
+      <w:r>
+        <w:rPr>
+          <w:sz w:val="28"/>
+          <w:szCs w:val="28"/>
+        </w:rPr>
+        <w:t xml:space="preserve"> </w:t>
+      </w:r>
+      <w:r>
+        <w:rPr>
+          <w:sz w:val="28"/>
+          <w:szCs w:val="28"/>
+        </w:rPr>
+        <w:t>число</w:t>
+      </w:r>
+      <w:r>
+        <w:rPr>
+          <w:sz w:val="28"/>
+          <w:szCs w:val="28"/>
+        </w:rPr>
+        <w:t>)</w:t>
+      </w:r>
+    </w:p>
+    <w:p>
+      <w:pPr>
+        <w:spacing w:line="360" w:lineRule="auto"/>
+        <w:ind w:firstLine="709"/>
+        <w:jc w:val="both"/>
+        <w:rPr>
+          <w:sz w:val="28"/>
+          <w:szCs w:val="28"/>
+          <w:lang w:val="en-US"/>
+        </w:rPr>
+      </w:pPr>
+      <w:proofErr w:type="gramStart"/>
+      <w:r>
+        <w:rPr>
+          <w:sz w:val="28"/>
+          <w:szCs w:val="28"/>
+          <w:lang w:val="en-US"/>
+        </w:rPr>
+        <w:t>string</w:t>
+      </w:r>
+      <w:proofErr w:type="gramEnd"/>
+      <w:r>
+        <w:rPr>
+          <w:sz w:val="28"/>
+          <w:szCs w:val="28"/>
+        </w:rPr>
+        <w:t xml:space="preserve"> </w:t>
+      </w:r>
+      <w:proofErr w:type="spellStart"/>
+      <w:r>
+        <w:rPr>
+          <w:sz w:val="28"/>
+          <w:szCs w:val="28"/>
+          <w:lang w:val="en-US"/>
+        </w:rPr>
+        <w:t>InputFromFile</w:t>
+      </w:r>
+      <w:proofErr w:type="spellEnd"/>
+      <w:r>
+        <w:rPr>
+          <w:sz w:val="28"/>
+          <w:szCs w:val="28"/>
+        </w:rPr>
+        <w:t xml:space="preserve"> (</w:t>
+      </w:r>
+      <w:r>
+        <w:rPr>
+          <w:sz w:val="28"/>
+          <w:szCs w:val="28"/>
+          <w:lang w:val="en-US"/>
+        </w:rPr>
+        <w:t>string</w:t>
+      </w:r>
+      <w:r>
+        <w:rPr>
+          <w:sz w:val="28"/>
+          <w:szCs w:val="28"/>
+        </w:rPr>
+        <w:t xml:space="preserve"> </w:t>
+      </w:r>
+      <w:proofErr w:type="spellStart"/>
+      <w:r>
+        <w:rPr>
+          <w:sz w:val="28"/>
+          <w:szCs w:val="28"/>
+          <w:lang w:val="en-US"/>
+        </w:rPr>
+        <w:t>filePath</w:t>
+      </w:r>
+      <w:proofErr w:type="spellEnd"/>
+      <w:r>
+        <w:rPr>
+          <w:sz w:val="28"/>
+          <w:szCs w:val="28"/>
+        </w:rPr>
+        <w:t>)</w:t>
+      </w:r>
+      <w:r>
+        <w:rPr>
+          <w:sz w:val="28"/>
+          <w:szCs w:val="28"/>
+        </w:rPr>
+        <w:t xml:space="preserve"> – решает задачу ввода и проверки текста через файл. В качестве параметров получает путь к файлу (строка). Выводит</w:t>
+      </w:r>
+      <w:r>
+        <w:rPr>
+          <w:sz w:val="28"/>
+          <w:szCs w:val="28"/>
+          <w:lang w:val="en-US"/>
+        </w:rPr>
+        <w:t xml:space="preserve"> </w:t>
+      </w:r>
+      <w:r>
+        <w:rPr>
+          <w:sz w:val="28"/>
+          <w:szCs w:val="28"/>
+        </w:rPr>
+        <w:t>текст</w:t>
+      </w:r>
+      <w:r>
+        <w:rPr>
+          <w:sz w:val="28"/>
+          <w:szCs w:val="28"/>
+          <w:lang w:val="en-US"/>
+        </w:rPr>
+        <w:t xml:space="preserve"> </w:t>
+      </w:r>
+      <w:r>
+        <w:rPr>
+          <w:sz w:val="28"/>
+          <w:szCs w:val="28"/>
+        </w:rPr>
+        <w:t>из</w:t>
+      </w:r>
+      <w:r>
+        <w:rPr>
+          <w:sz w:val="28"/>
+          <w:szCs w:val="28"/>
+          <w:lang w:val="en-US"/>
+        </w:rPr>
+        <w:t xml:space="preserve"> </w:t>
+      </w:r>
+      <w:r>
+        <w:rPr>
+          <w:sz w:val="28"/>
+          <w:szCs w:val="28"/>
+        </w:rPr>
+        <w:t>файла</w:t>
+      </w:r>
+      <w:r>
+        <w:rPr>
+          <w:sz w:val="28"/>
+          <w:szCs w:val="28"/>
+          <w:lang w:val="en-US"/>
+        </w:rPr>
+        <w:t xml:space="preserve"> (</w:t>
+      </w:r>
+      <w:r>
+        <w:rPr>
+          <w:sz w:val="28"/>
+          <w:szCs w:val="28"/>
+        </w:rPr>
+        <w:t>строка</w:t>
+      </w:r>
+      <w:r>
+        <w:rPr>
+          <w:sz w:val="28"/>
+          <w:szCs w:val="28"/>
+          <w:lang w:val="en-US"/>
+        </w:rPr>
+        <w:t>).</w:t>
+      </w:r>
+    </w:p>
+    <w:p>
+      <w:pPr>
+        <w:spacing w:line="360" w:lineRule="auto"/>
+        <w:ind w:firstLine="709"/>
+        <w:jc w:val="both"/>
+        <w:rPr>
+          <w:sz w:val="28"/>
+          <w:szCs w:val="28"/>
+        </w:rPr>
+      </w:pPr>
+      <w:proofErr w:type="gramStart"/>
+      <w:r>
+        <w:rPr>
+          <w:sz w:val="28"/>
+          <w:szCs w:val="28"/>
+          <w:lang w:val="en-US"/>
+        </w:rPr>
+        <w:t>string</w:t>
+      </w:r>
+      <w:proofErr w:type="gramEnd"/>
+      <w:r>
+        <w:rPr>
+          <w:sz w:val="28"/>
+          <w:szCs w:val="28"/>
+        </w:rPr>
+        <w:t xml:space="preserve"> </w:t>
+      </w:r>
+      <w:proofErr w:type="spellStart"/>
+      <w:r>
+        <w:rPr>
+          <w:sz w:val="28"/>
+          <w:szCs w:val="28"/>
+          <w:lang w:val="en-US"/>
+        </w:rPr>
+        <w:t>InputFromProgram</w:t>
+      </w:r>
+      <w:proofErr w:type="spellEnd"/>
+      <w:r>
+        <w:rPr>
+          <w:sz w:val="28"/>
+          <w:szCs w:val="28"/>
+        </w:rPr>
+        <w:t xml:space="preserve"> (</w:t>
+      </w:r>
+      <w:r>
+        <w:rPr>
+          <w:sz w:val="28"/>
+          <w:szCs w:val="28"/>
+          <w:lang w:val="en-US"/>
+        </w:rPr>
+        <w:t>string</w:t>
+      </w:r>
+      <w:r>
+        <w:rPr>
+          <w:sz w:val="28"/>
+          <w:szCs w:val="28"/>
+        </w:rPr>
+        <w:t xml:space="preserve"> </w:t>
+      </w:r>
+      <w:r>
+        <w:rPr>
+          <w:sz w:val="28"/>
+          <w:szCs w:val="28"/>
+          <w:lang w:val="en-US"/>
+        </w:rPr>
+        <w:t>text</w:t>
+      </w:r>
+      <w:r>
+        <w:rPr>
+          <w:sz w:val="28"/>
+          <w:szCs w:val="28"/>
+        </w:rPr>
+        <w:t xml:space="preserve">) – </w:t>
+      </w:r>
+      <w:r>
+        <w:rPr>
+          <w:sz w:val="28"/>
+          <w:szCs w:val="28"/>
+        </w:rPr>
+        <w:t>решает задачу</w:t>
+      </w:r>
+      <w:r>
+        <w:rPr>
+          <w:sz w:val="28"/>
+          <w:szCs w:val="28"/>
+        </w:rPr>
+        <w:t xml:space="preserve"> </w:t>
+      </w:r>
+      <w:r>
+        <w:rPr>
+          <w:sz w:val="28"/>
+          <w:szCs w:val="28"/>
+        </w:rPr>
+        <w:t>ввода</w:t>
+      </w:r>
+      <w:r>
+        <w:rPr>
+          <w:sz w:val="28"/>
+          <w:szCs w:val="28"/>
+        </w:rPr>
+        <w:t xml:space="preserve"> </w:t>
+      </w:r>
+      <w:r>
+        <w:rPr>
+          <w:sz w:val="28"/>
+          <w:szCs w:val="28"/>
+        </w:rPr>
+        <w:t>и</w:t>
+      </w:r>
+      <w:r>
+        <w:rPr>
+          <w:sz w:val="28"/>
+          <w:szCs w:val="28"/>
+        </w:rPr>
+        <w:t xml:space="preserve"> </w:t>
+      </w:r>
+      <w:r>
+        <w:rPr>
+          <w:sz w:val="28"/>
+          <w:szCs w:val="28"/>
+        </w:rPr>
+        <w:t>проверки</w:t>
+      </w:r>
+      <w:r>
+        <w:rPr>
+          <w:sz w:val="28"/>
+          <w:szCs w:val="28"/>
+        </w:rPr>
+        <w:t xml:space="preserve"> </w:t>
+      </w:r>
+      <w:r>
+        <w:rPr>
+          <w:sz w:val="28"/>
+          <w:szCs w:val="28"/>
+        </w:rPr>
+        <w:t>текста</w:t>
+      </w:r>
+      <w:r>
+        <w:rPr>
+          <w:sz w:val="28"/>
+          <w:szCs w:val="28"/>
+        </w:rPr>
+        <w:t xml:space="preserve"> </w:t>
+      </w:r>
+      <w:r>
+        <w:rPr>
+          <w:sz w:val="28"/>
+          <w:szCs w:val="28"/>
+        </w:rPr>
+        <w:t>из</w:t>
+      </w:r>
+      <w:r>
+        <w:rPr>
+          <w:sz w:val="28"/>
+          <w:szCs w:val="28"/>
+        </w:rPr>
+        <w:t xml:space="preserve"> </w:t>
+      </w:r>
+      <w:r>
+        <w:rPr>
+          <w:sz w:val="28"/>
+          <w:szCs w:val="28"/>
+        </w:rPr>
+        <w:t>программы</w:t>
+      </w:r>
+      <w:r>
+        <w:rPr>
+          <w:sz w:val="28"/>
+          <w:szCs w:val="28"/>
+        </w:rPr>
+        <w:t xml:space="preserve">. </w:t>
+      </w:r>
+      <w:r>
+        <w:rPr>
+          <w:sz w:val="28"/>
+          <w:szCs w:val="28"/>
+        </w:rPr>
+        <w:t>Получает текст. Выводит текст из программы (строка).</w:t>
+      </w:r>
+    </w:p>
+    <w:p>
+      <w:pPr>
+        <w:spacing w:line="360" w:lineRule="auto"/>
+        <w:ind w:firstLine="709"/>
+        <w:jc w:val="both"/>
+        <w:rPr>
+          <w:sz w:val="28"/>
+          <w:szCs w:val="28"/>
+        </w:rPr>
+      </w:pPr>
+      <w:proofErr w:type="gramStart"/>
+      <w:r>
+        <w:rPr>
+          <w:sz w:val="28"/>
+          <w:szCs w:val="28"/>
+          <w:lang w:val="en-US"/>
+        </w:rPr>
+        <w:t>void</w:t>
+      </w:r>
+      <w:proofErr w:type="gramEnd"/>
+      <w:r>
+        <w:rPr>
+          <w:sz w:val="28"/>
+          <w:szCs w:val="28"/>
+          <w:lang w:val="en-US"/>
+        </w:rPr>
+        <w:t xml:space="preserve"> </w:t>
+      </w:r>
+      <w:proofErr w:type="spellStart"/>
+      <w:r>
+        <w:rPr>
+          <w:sz w:val="28"/>
+          <w:szCs w:val="28"/>
+          <w:lang w:val="en-US"/>
+        </w:rPr>
+        <w:t>OutputResult</w:t>
+      </w:r>
+      <w:proofErr w:type="spellEnd"/>
+      <w:r>
+        <w:rPr>
+          <w:sz w:val="28"/>
+          <w:szCs w:val="28"/>
+          <w:lang w:val="en-US"/>
+        </w:rPr>
+        <w:t xml:space="preserve"> (</w:t>
+      </w:r>
+      <w:r>
+        <w:rPr>
+          <w:sz w:val="28"/>
+          <w:szCs w:val="28"/>
+          <w:lang w:val="en-US"/>
+        </w:rPr>
+        <w:t>string</w:t>
+      </w:r>
+      <w:r>
+        <w:rPr>
+          <w:sz w:val="28"/>
+          <w:szCs w:val="28"/>
+          <w:lang w:val="en-US"/>
+        </w:rPr>
+        <w:t xml:space="preserve"> </w:t>
+      </w:r>
+      <w:proofErr w:type="spellStart"/>
+      <w:r>
+        <w:rPr>
+          <w:sz w:val="28"/>
+          <w:szCs w:val="28"/>
+          <w:lang w:val="en-US"/>
+        </w:rPr>
+        <w:t>originalText</w:t>
+      </w:r>
+      <w:proofErr w:type="spellEnd"/>
+      <w:r>
+        <w:rPr>
+          <w:sz w:val="28"/>
+          <w:szCs w:val="28"/>
+          <w:lang w:val="en-US"/>
+        </w:rPr>
+        <w:t xml:space="preserve">, </w:t>
+      </w:r>
+      <w:r>
+        <w:rPr>
+          <w:sz w:val="28"/>
+          <w:szCs w:val="28"/>
+          <w:lang w:val="en-US"/>
+        </w:rPr>
+        <w:t>string</w:t>
+      </w:r>
+      <w:r>
+        <w:rPr>
+          <w:sz w:val="28"/>
+          <w:szCs w:val="28"/>
+          <w:lang w:val="en-US"/>
+        </w:rPr>
+        <w:t xml:space="preserve"> </w:t>
+      </w:r>
+      <w:proofErr w:type="spellStart"/>
+      <w:r>
+        <w:rPr>
+          <w:sz w:val="28"/>
+          <w:szCs w:val="28"/>
+          <w:lang w:val="en-US"/>
+        </w:rPr>
+        <w:t>encryptedText</w:t>
+      </w:r>
+      <w:proofErr w:type="spellEnd"/>
+      <w:r>
+        <w:rPr>
+          <w:sz w:val="28"/>
+          <w:szCs w:val="28"/>
+          <w:lang w:val="en-US"/>
+        </w:rPr>
+        <w:t xml:space="preserve">) – </w:t>
+      </w:r>
+      <w:r>
+        <w:rPr>
+          <w:sz w:val="28"/>
+          <w:szCs w:val="28"/>
+        </w:rPr>
+        <w:t>решает</w:t>
+      </w:r>
+      <w:r>
+        <w:rPr>
+          <w:sz w:val="28"/>
+          <w:szCs w:val="28"/>
+          <w:lang w:val="en-US"/>
+        </w:rPr>
+        <w:t xml:space="preserve"> </w:t>
+      </w:r>
+      <w:r>
+        <w:rPr>
+          <w:sz w:val="28"/>
+          <w:szCs w:val="28"/>
+        </w:rPr>
+        <w:t>задачу</w:t>
+      </w:r>
+      <w:r>
+        <w:rPr>
+          <w:sz w:val="28"/>
+          <w:szCs w:val="28"/>
+          <w:lang w:val="en-US"/>
+        </w:rPr>
+        <w:t xml:space="preserve"> </w:t>
+      </w:r>
+      <w:r>
+        <w:rPr>
+          <w:sz w:val="28"/>
+          <w:szCs w:val="28"/>
+        </w:rPr>
+        <w:t>вывода</w:t>
+      </w:r>
+      <w:r>
+        <w:rPr>
+          <w:sz w:val="28"/>
+          <w:szCs w:val="28"/>
+          <w:lang w:val="en-US"/>
+        </w:rPr>
+        <w:t xml:space="preserve"> </w:t>
+      </w:r>
+      <w:r>
+        <w:rPr>
+          <w:sz w:val="28"/>
+          <w:szCs w:val="28"/>
+        </w:rPr>
+        <w:t>зашифрованного</w:t>
+      </w:r>
+      <w:r>
+        <w:rPr>
+          <w:sz w:val="28"/>
+          <w:szCs w:val="28"/>
+          <w:lang w:val="en-US"/>
+        </w:rPr>
+        <w:t xml:space="preserve"> </w:t>
+      </w:r>
+      <w:r>
+        <w:rPr>
+          <w:sz w:val="28"/>
+          <w:szCs w:val="28"/>
+        </w:rPr>
+        <w:t>текста</w:t>
+      </w:r>
+      <w:r>
+        <w:rPr>
+          <w:sz w:val="28"/>
+          <w:szCs w:val="28"/>
+          <w:lang w:val="en-US"/>
+        </w:rPr>
+        <w:t xml:space="preserve">. </w:t>
+      </w:r>
+      <w:r>
+        <w:rPr>
+          <w:sz w:val="28"/>
+          <w:szCs w:val="28"/>
+        </w:rPr>
+        <w:t>В качестве параметров получает оригинальный текст (строка) и зашифрованный текст (строка).</w:t>
+      </w:r>
+      <w:r>
+        <w:rPr>
+          <w:sz w:val="28"/>
+          <w:szCs w:val="28"/>
+        </w:rPr>
+        <w:t xml:space="preserve"> </w:t>
+      </w:r>
+      <w:r>
+        <w:rPr>
+          <w:sz w:val="28"/>
+          <w:szCs w:val="28"/>
+        </w:rPr>
+        <w:t>Ничего не выводит.</w:t>
+      </w:r>
+    </w:p>
+    <w:p>
+      <w:pPr>
+        <w:widowControl/>
+        <w:autoSpaceDE/>
+        <w:autoSpaceDN/>
+        <w:spacing w:after="160" w:line="259" w:lineRule="auto"/>
+        <w:ind w:firstLine="709"/>
+        <w:jc w:val="both"/>
+        <w:rPr>
+          <w:sz w:val="28"/>
+          <w:szCs w:val="28"/>
+        </w:rPr>
+      </w:pPr>
+    </w:p>
+    <w:p>
+      <w:pPr>
+        <w:widowControl/>
+        <w:autoSpaceDE/>
+        <w:autoSpaceDN/>
+        <w:spacing w:after="160" w:line="259" w:lineRule="auto"/>
+        <w:ind w:firstLine="709"/>
+        <w:jc w:val="both"/>
+        <w:rPr>
+          <w:b/>
+          <w:sz w:val="28"/>
+          <w:szCs w:val="28"/>
+          <w:lang w:val="en-US"/>
+        </w:rPr>
+      </w:pPr>
+      <w:r>
+        <w:rPr>
+          <w:b/>
+          <w:sz w:val="28"/>
+          <w:szCs w:val="28"/>
+        </w:rPr>
+        <w:t xml:space="preserve">Класс </w:t>
+      </w:r>
+      <w:r>
+        <w:rPr>
+          <w:b/>
+          <w:sz w:val="28"/>
+          <w:szCs w:val="28"/>
+          <w:lang w:val="en-US"/>
+        </w:rPr>
+        <w:t>Alphabet</w:t>
+      </w:r>
+    </w:p>
+    <w:p>
+      <w:pPr>
+        <w:widowControl/>
+        <w:autoSpaceDE/>
+        <w:autoSpaceDN/>
+        <w:spacing w:after="160" w:line="259" w:lineRule="auto"/>
+        <w:ind w:firstLine="709"/>
+        <w:jc w:val="both"/>
+        <w:rPr>
+          <w:b/>
+          <w:sz w:val="28"/>
+          <w:szCs w:val="28"/>
+        </w:rPr>
+      </w:pPr>
+      <w:r>
+        <w:rPr>
+          <w:b/>
+          <w:sz w:val="28"/>
+          <w:szCs w:val="28"/>
+        </w:rPr>
+        <w:t>Поля и свойства:</w:t>
+      </w:r>
+    </w:p>
+    <w:p>
+      <w:pPr>
+        <w:spacing w:line="360" w:lineRule="auto"/>
+        <w:ind w:firstLine="709"/>
+        <w:jc w:val="both"/>
+        <w:rPr>
+          <w:sz w:val="28"/>
+          <w:szCs w:val="28"/>
+        </w:rPr>
+      </w:pPr>
+      <w:proofErr w:type="gramStart"/>
+      <w:r>
+        <w:rPr>
+          <w:sz w:val="28"/>
+          <w:szCs w:val="28"/>
+          <w:lang w:val="en-US"/>
+        </w:rPr>
+        <w:t>chart</w:t>
+      </w:r>
+      <w:r>
+        <w:rPr>
+          <w:sz w:val="28"/>
+          <w:szCs w:val="28"/>
+        </w:rPr>
+        <w:t>[</w:t>
+      </w:r>
+      <w:proofErr w:type="gramEnd"/>
+      <w:r>
+        <w:rPr>
+          <w:sz w:val="28"/>
+          <w:szCs w:val="28"/>
+        </w:rPr>
+        <w:t xml:space="preserve">] </w:t>
+      </w:r>
+      <w:r>
+        <w:rPr>
+          <w:sz w:val="28"/>
+          <w:szCs w:val="28"/>
+          <w:lang w:val="en-US"/>
+        </w:rPr>
+        <w:t>Charts</w:t>
+      </w:r>
+      <w:r>
+        <w:rPr>
+          <w:sz w:val="28"/>
+          <w:szCs w:val="28"/>
+        </w:rPr>
+        <w:t xml:space="preserve"> </w:t>
+      </w:r>
+      <w:r>
+        <w:rPr>
+          <w:sz w:val="28"/>
+          <w:szCs w:val="28"/>
+        </w:rPr>
+        <w:t xml:space="preserve">– </w:t>
+      </w:r>
+      <w:r>
+        <w:rPr>
+          <w:sz w:val="28"/>
+          <w:szCs w:val="28"/>
+        </w:rPr>
+        <w:t>содержит</w:t>
+      </w:r>
+      <w:r>
+        <w:rPr>
+          <w:sz w:val="28"/>
+          <w:szCs w:val="28"/>
+        </w:rPr>
+        <w:t xml:space="preserve"> </w:t>
+      </w:r>
+      <w:r>
+        <w:rPr>
+          <w:sz w:val="28"/>
+          <w:szCs w:val="28"/>
+        </w:rPr>
+        <w:t>символы</w:t>
+      </w:r>
+      <w:r>
+        <w:rPr>
+          <w:sz w:val="28"/>
+          <w:szCs w:val="28"/>
+        </w:rPr>
+        <w:t xml:space="preserve"> </w:t>
+      </w:r>
+      <w:r>
+        <w:rPr>
+          <w:sz w:val="28"/>
+          <w:szCs w:val="28"/>
+        </w:rPr>
+        <w:t>алфавита</w:t>
+      </w:r>
+      <w:r>
+        <w:rPr>
+          <w:sz w:val="28"/>
+          <w:szCs w:val="28"/>
+        </w:rPr>
+        <w:t>.</w:t>
+      </w:r>
+    </w:p>
+    <w:p>
+      <w:pPr>
+        <w:spacing w:line="360" w:lineRule="auto"/>
+        <w:ind w:firstLine="709"/>
+        <w:jc w:val="both"/>
+        <w:rPr>
+          <w:sz w:val="28"/>
+          <w:szCs w:val="28"/>
+        </w:rPr>
+      </w:pPr>
+    </w:p>
+    <w:p>
+      <w:pPr>
+        <w:spacing w:line="360" w:lineRule="auto"/>
+        <w:ind w:firstLine="709"/>
+        <w:jc w:val="both"/>
+        <w:rPr>
+          <w:b/>
+          <w:sz w:val="28"/>
+          <w:szCs w:val="28"/>
+        </w:rPr>
+      </w:pPr>
+      <w:r>
+        <w:rPr>
+          <w:b/>
+          <w:sz w:val="28"/>
+          <w:szCs w:val="28"/>
+        </w:rPr>
+        <w:t>Методы:</w:t>
+      </w:r>
+    </w:p>
+    <w:p>
+      <w:pPr>
+        <w:spacing w:line="360" w:lineRule="auto"/>
+        <w:ind w:firstLine="709"/>
+        <w:jc w:val="both"/>
+        <w:rPr>
+          <w:sz w:val="28"/>
+          <w:szCs w:val="28"/>
+        </w:rPr>
+      </w:pPr>
+      <w:proofErr w:type="gramStart"/>
+      <w:r>
+        <w:rPr>
+          <w:sz w:val="28"/>
+          <w:szCs w:val="28"/>
+          <w:lang w:val="en-US"/>
+        </w:rPr>
+        <w:t>Alphabet</w:t>
+      </w:r>
+      <w:r>
+        <w:rPr>
+          <w:sz w:val="28"/>
+          <w:szCs w:val="28"/>
+        </w:rPr>
+        <w:t>(</w:t>
+      </w:r>
+      <w:proofErr w:type="gramEnd"/>
+      <w:r>
+        <w:rPr>
+          <w:sz w:val="28"/>
+          <w:szCs w:val="28"/>
+          <w:lang w:val="en-US"/>
+        </w:rPr>
+        <w:t>chart</w:t>
+      </w:r>
+      <w:r>
+        <w:rPr>
+          <w:sz w:val="28"/>
+          <w:szCs w:val="28"/>
+        </w:rPr>
+        <w:t xml:space="preserve">[] </w:t>
+      </w:r>
+      <w:r>
+        <w:rPr>
+          <w:sz w:val="28"/>
+          <w:szCs w:val="28"/>
+          <w:lang w:val="en-US"/>
+        </w:rPr>
+        <w:t>charts</w:t>
+      </w:r>
+      <w:r>
+        <w:rPr>
+          <w:sz w:val="28"/>
+          <w:szCs w:val="28"/>
+        </w:rPr>
+        <w:t>) – конструктор алфавита.</w:t>
+      </w:r>
+    </w:p>
+    <w:p>
+      <w:pPr>
+        <w:spacing w:line="360" w:lineRule="auto"/>
+        <w:ind w:firstLine="709"/>
+        <w:jc w:val="both"/>
+        <w:rPr>
+          <w:sz w:val="28"/>
+          <w:szCs w:val="28"/>
+        </w:rPr>
+      </w:pPr>
+      <w:proofErr w:type="gramStart"/>
+      <w:r>
+        <w:rPr>
+          <w:sz w:val="28"/>
+          <w:szCs w:val="28"/>
+          <w:lang w:val="en-US"/>
+        </w:rPr>
+        <w:t>bool</w:t>
+      </w:r>
+      <w:proofErr w:type="gramEnd"/>
+      <w:r>
+        <w:rPr>
+          <w:sz w:val="28"/>
+          <w:szCs w:val="28"/>
+        </w:rPr>
+        <w:t xml:space="preserve"> </w:t>
+      </w:r>
+      <w:proofErr w:type="spellStart"/>
+      <w:r>
+        <w:rPr>
+          <w:sz w:val="28"/>
+          <w:szCs w:val="28"/>
+          <w:lang w:val="en-US"/>
+        </w:rPr>
+        <w:t>CheckSymbol</w:t>
+      </w:r>
+      <w:proofErr w:type="spellEnd"/>
+      <w:r>
+        <w:rPr>
+          <w:sz w:val="28"/>
+          <w:szCs w:val="28"/>
+        </w:rPr>
+        <w:t>(</w:t>
+      </w:r>
+      <w:r>
+        <w:rPr>
+          <w:sz w:val="28"/>
+          <w:szCs w:val="28"/>
+          <w:lang w:val="en-US"/>
+        </w:rPr>
+        <w:t>chart</w:t>
+      </w:r>
+      <w:r>
+        <w:rPr>
+          <w:sz w:val="28"/>
+          <w:szCs w:val="28"/>
+        </w:rPr>
+        <w:t xml:space="preserve"> </w:t>
+      </w:r>
+      <w:r>
+        <w:rPr>
+          <w:sz w:val="28"/>
+          <w:szCs w:val="28"/>
+          <w:lang w:val="en-US"/>
+        </w:rPr>
+        <w:t>symbol</w:t>
+      </w:r>
+      <w:r>
+        <w:rPr>
+          <w:sz w:val="28"/>
+          <w:szCs w:val="28"/>
+        </w:rPr>
+        <w:t>) – проверяет входит ли символ в алфавит.</w:t>
+      </w:r>
+    </w:p>
+    <w:p>
+      <w:pPr>
+        <w:spacing w:line="360" w:lineRule="auto"/>
+        <w:ind w:firstLine="709"/>
+        <w:jc w:val="both"/>
+        <w:rPr>
+          <w:sz w:val="28"/>
+          <w:szCs w:val="28"/>
+        </w:rPr>
+      </w:pPr>
+    </w:p>
+    <w:p>
+      <w:pPr>
+        <w:spacing w:line="360" w:lineRule="auto"/>
+        <w:ind w:firstLine="709"/>
+        <w:jc w:val="both"/>
+        <w:rPr>
+          <w:b/>
+          <w:sz w:val="28"/>
+          <w:szCs w:val="28"/>
+          <w:lang w:val="en-US"/>
+        </w:rPr>
+      </w:pPr>
+      <w:r>
+        <w:rPr>
+          <w:b/>
+          <w:sz w:val="28"/>
+          <w:szCs w:val="28"/>
+        </w:rPr>
+        <w:lastRenderedPageBreak/>
+        <w:t xml:space="preserve">Класс </w:t>
+      </w:r>
+      <w:r>
+        <w:rPr>
+          <w:b/>
+          <w:sz w:val="28"/>
+          <w:szCs w:val="28"/>
+          <w:lang w:val="en-US"/>
+        </w:rPr>
+        <w:t>Cipher</w:t>
+      </w:r>
+    </w:p>
+    <w:p>
+      <w:pPr>
+        <w:spacing w:line="360" w:lineRule="auto"/>
+        <w:ind w:firstLine="709"/>
+        <w:jc w:val="both"/>
+        <w:rPr>
+          <w:b/>
+          <w:sz w:val="28"/>
+          <w:szCs w:val="28"/>
+        </w:rPr>
+      </w:pPr>
+      <w:r>
+        <w:rPr>
+          <w:b/>
+          <w:sz w:val="28"/>
+          <w:szCs w:val="28"/>
+        </w:rPr>
+        <w:t>Поля и свойства:</w:t>
+      </w:r>
+    </w:p>
+    <w:p>
+      <w:pPr>
+        <w:spacing w:line="360" w:lineRule="auto"/>
+        <w:ind w:firstLine="709"/>
+        <w:jc w:val="both"/>
+        <w:rPr>
+          <w:sz w:val="28"/>
+          <w:szCs w:val="28"/>
+        </w:rPr>
+      </w:pPr>
+      <w:r>
+        <w:rPr>
+          <w:sz w:val="28"/>
+          <w:szCs w:val="28"/>
+          <w:lang w:val="en-US"/>
+        </w:rPr>
+        <w:t>Alphabet</w:t>
+      </w:r>
+      <w:r>
+        <w:rPr>
+          <w:sz w:val="28"/>
+          <w:szCs w:val="28"/>
+        </w:rPr>
+        <w:t xml:space="preserve"> </w:t>
+      </w:r>
+      <w:proofErr w:type="spellStart"/>
+      <w:r>
+        <w:rPr>
+          <w:sz w:val="28"/>
+          <w:szCs w:val="28"/>
+          <w:lang w:val="en-US"/>
+        </w:rPr>
+        <w:t>Alphabet</w:t>
+      </w:r>
+      <w:proofErr w:type="spellEnd"/>
+      <w:r>
+        <w:rPr>
+          <w:sz w:val="28"/>
+          <w:szCs w:val="28"/>
+        </w:rPr>
+        <w:t xml:space="preserve"> –</w:t>
+      </w:r>
+      <w:r>
+        <w:rPr>
+          <w:sz w:val="28"/>
+          <w:szCs w:val="28"/>
+        </w:rPr>
+        <w:t xml:space="preserve"> содержит алфавит</w:t>
+      </w:r>
+      <w:r>
+        <w:rPr>
+          <w:sz w:val="28"/>
+          <w:szCs w:val="28"/>
+        </w:rPr>
+        <w:t>.</w:t>
+      </w:r>
+    </w:p>
+    <w:p>
+      <w:pPr>
+        <w:spacing w:line="360" w:lineRule="auto"/>
+        <w:ind w:firstLine="709"/>
+        <w:jc w:val="both"/>
+        <w:rPr>
+          <w:sz w:val="28"/>
+          <w:szCs w:val="28"/>
+        </w:rPr>
+      </w:pPr>
+    </w:p>
+    <w:p>
+      <w:pPr>
+        <w:spacing w:line="360" w:lineRule="auto"/>
+        <w:ind w:firstLine="709"/>
+        <w:jc w:val="both"/>
+        <w:rPr>
+          <w:sz w:val="28"/>
+          <w:szCs w:val="28"/>
+        </w:rPr>
+      </w:pPr>
+      <w:r>
+        <w:rPr>
+          <w:sz w:val="28"/>
+          <w:szCs w:val="28"/>
+        </w:rPr>
+        <w:t>Методы:</w:t>
+      </w:r>
+    </w:p>
+    <w:p>
+      <w:pPr>
+        <w:spacing w:line="360" w:lineRule="auto"/>
+        <w:ind w:firstLine="709"/>
+        <w:jc w:val="both"/>
+        <w:rPr>
+          <w:sz w:val="28"/>
+          <w:szCs w:val="28"/>
+        </w:rPr>
+      </w:pPr>
+      <w:r>
+        <w:rPr>
+          <w:sz w:val="28"/>
+          <w:szCs w:val="28"/>
+          <w:lang w:val="en-US"/>
+        </w:rPr>
+        <w:t>Cipher</w:t>
+      </w:r>
+      <w:r>
+        <w:rPr>
+          <w:sz w:val="28"/>
+          <w:szCs w:val="28"/>
+        </w:rPr>
+        <w:t xml:space="preserve"> (</w:t>
+      </w:r>
+      <w:r>
+        <w:rPr>
+          <w:sz w:val="28"/>
+          <w:szCs w:val="28"/>
+          <w:lang w:val="en-US"/>
+        </w:rPr>
+        <w:t>Alphabet</w:t>
+      </w:r>
+      <w:r>
+        <w:rPr>
+          <w:sz w:val="28"/>
+          <w:szCs w:val="28"/>
+        </w:rPr>
+        <w:t xml:space="preserve"> </w:t>
+      </w:r>
+      <w:proofErr w:type="spellStart"/>
+      <w:r>
+        <w:rPr>
+          <w:sz w:val="28"/>
+          <w:szCs w:val="28"/>
+          <w:lang w:val="en-US"/>
+        </w:rPr>
+        <w:t>alphabet</w:t>
+      </w:r>
+      <w:proofErr w:type="spellEnd"/>
+      <w:r>
+        <w:rPr>
+          <w:sz w:val="28"/>
+          <w:szCs w:val="28"/>
+        </w:rPr>
+        <w:t>)</w:t>
+      </w:r>
+      <w:r>
+        <w:rPr>
+          <w:sz w:val="28"/>
+          <w:szCs w:val="28"/>
+        </w:rPr>
+        <w:t xml:space="preserve"> – конструктор класса</w:t>
+      </w:r>
+      <w:r>
+        <w:rPr>
+          <w:sz w:val="28"/>
+          <w:szCs w:val="28"/>
+        </w:rPr>
+        <w:t>.</w:t>
+      </w:r>
+    </w:p>
+    <w:p>
+      <w:pPr>
+        <w:spacing w:line="360" w:lineRule="auto"/>
+        <w:ind w:firstLine="709"/>
+        <w:jc w:val="both"/>
+        <w:rPr>
+          <w:sz w:val="28"/>
+          <w:szCs w:val="28"/>
+        </w:rPr>
+      </w:pPr>
+      <w:proofErr w:type="gramStart"/>
+      <w:r>
+        <w:rPr>
+          <w:sz w:val="28"/>
+          <w:szCs w:val="28"/>
+          <w:lang w:val="en-US"/>
+        </w:rPr>
+        <w:t>string</w:t>
+      </w:r>
+      <w:proofErr w:type="gramEnd"/>
+      <w:r>
+        <w:rPr>
+          <w:sz w:val="28"/>
+          <w:szCs w:val="28"/>
+          <w:lang w:val="en-US"/>
+        </w:rPr>
+        <w:t xml:space="preserve"> </w:t>
+      </w:r>
+      <w:proofErr w:type="spellStart"/>
+      <w:r>
+        <w:rPr>
+          <w:sz w:val="28"/>
+          <w:szCs w:val="28"/>
+          <w:lang w:val="en-US"/>
+        </w:rPr>
+        <w:t>EncryptData</w:t>
+      </w:r>
+      <w:proofErr w:type="spellEnd"/>
+      <w:r>
+        <w:rPr>
+          <w:sz w:val="28"/>
+          <w:szCs w:val="28"/>
+          <w:lang w:val="en-US"/>
+        </w:rPr>
+        <w:t xml:space="preserve"> (string </w:t>
+      </w:r>
+      <w:proofErr w:type="spellStart"/>
+      <w:r>
+        <w:rPr>
+          <w:sz w:val="28"/>
+          <w:szCs w:val="28"/>
+          <w:lang w:val="en-US"/>
+        </w:rPr>
+        <w:t>originalText</w:t>
+      </w:r>
+      <w:proofErr w:type="spellEnd"/>
+      <w:r>
+        <w:rPr>
+          <w:sz w:val="28"/>
+          <w:szCs w:val="28"/>
+          <w:lang w:val="en-US"/>
+        </w:rPr>
+        <w:t xml:space="preserve">, </w:t>
+      </w:r>
+      <w:proofErr w:type="spellStart"/>
+      <w:r>
+        <w:rPr>
+          <w:sz w:val="28"/>
+          <w:szCs w:val="28"/>
+          <w:lang w:val="en-US"/>
+        </w:rPr>
+        <w:t>int</w:t>
+      </w:r>
+      <w:proofErr w:type="spellEnd"/>
+      <w:r>
+        <w:rPr>
+          <w:sz w:val="28"/>
+          <w:szCs w:val="28"/>
+          <w:lang w:val="en-US"/>
+        </w:rPr>
+        <w:t xml:space="preserve"> key)</w:t>
+      </w:r>
+      <w:r>
+        <w:rPr>
+          <w:sz w:val="28"/>
+          <w:szCs w:val="28"/>
+          <w:lang w:val="en-US"/>
+        </w:rPr>
+        <w:t xml:space="preserve"> </w:t>
+      </w:r>
+      <w:r>
+        <w:rPr>
+          <w:sz w:val="28"/>
+          <w:szCs w:val="28"/>
+          <w:lang w:val="en-US"/>
+        </w:rPr>
+        <w:t>–</w:t>
+      </w:r>
+      <w:r>
+        <w:rPr>
+          <w:sz w:val="28"/>
+          <w:szCs w:val="28"/>
+          <w:lang w:val="en-US"/>
+        </w:rPr>
+        <w:t xml:space="preserve"> </w:t>
+      </w:r>
+      <w:r>
+        <w:rPr>
+          <w:sz w:val="28"/>
+          <w:szCs w:val="28"/>
+        </w:rPr>
+        <w:t>решает</w:t>
+      </w:r>
+      <w:r>
+        <w:rPr>
+          <w:sz w:val="28"/>
+          <w:szCs w:val="28"/>
+          <w:lang w:val="en-US"/>
+        </w:rPr>
+        <w:t xml:space="preserve"> </w:t>
+      </w:r>
+      <w:r>
+        <w:rPr>
+          <w:sz w:val="28"/>
+          <w:szCs w:val="28"/>
+        </w:rPr>
+        <w:t>задачу</w:t>
+      </w:r>
+      <w:r>
+        <w:rPr>
+          <w:sz w:val="28"/>
+          <w:szCs w:val="28"/>
+          <w:lang w:val="en-US"/>
+        </w:rPr>
+        <w:t xml:space="preserve"> </w:t>
+      </w:r>
+      <w:r>
+        <w:rPr>
+          <w:sz w:val="28"/>
+          <w:szCs w:val="28"/>
+        </w:rPr>
+        <w:t>шифровки</w:t>
+      </w:r>
+      <w:r>
+        <w:rPr>
+          <w:sz w:val="28"/>
+          <w:szCs w:val="28"/>
+          <w:lang w:val="en-US"/>
+        </w:rPr>
+        <w:t xml:space="preserve"> </w:t>
+      </w:r>
+      <w:r>
+        <w:rPr>
+          <w:sz w:val="28"/>
+          <w:szCs w:val="28"/>
+        </w:rPr>
+        <w:t>текста</w:t>
+      </w:r>
+      <w:r>
+        <w:rPr>
+          <w:sz w:val="28"/>
+          <w:szCs w:val="28"/>
+          <w:lang w:val="en-US"/>
+        </w:rPr>
+        <w:t xml:space="preserve">. </w:t>
+      </w:r>
+      <w:r>
+        <w:rPr>
+          <w:sz w:val="28"/>
+          <w:szCs w:val="28"/>
+        </w:rPr>
+        <w:t>В качестве параметров получает оригинальный текст (строка) и ключ (целое число). Выводит зашифрованный текст (строка).</w:t>
+      </w:r>
+    </w:p>
+    <w:p>
+      <w:pPr>
+        <w:spacing w:line="360" w:lineRule="auto"/>
+        <w:ind w:firstLine="709"/>
+        <w:jc w:val="both"/>
+        <w:rPr>
+          <w:sz w:val="28"/>
+          <w:szCs w:val="28"/>
+        </w:rPr>
+      </w:pPr>
+      <w:proofErr w:type="gramStart"/>
+      <w:r>
+        <w:rPr>
+          <w:sz w:val="28"/>
+          <w:szCs w:val="28"/>
+          <w:lang w:val="en-US"/>
+        </w:rPr>
+        <w:t>string</w:t>
+      </w:r>
+      <w:proofErr w:type="gramEnd"/>
+      <w:r>
+        <w:rPr>
+          <w:sz w:val="28"/>
+          <w:szCs w:val="28"/>
+          <w:lang w:val="en-US"/>
+        </w:rPr>
+        <w:t xml:space="preserve"> </w:t>
+      </w:r>
+      <w:proofErr w:type="spellStart"/>
+      <w:r>
+        <w:rPr>
+          <w:sz w:val="28"/>
+          <w:szCs w:val="28"/>
+          <w:lang w:val="en-US"/>
+        </w:rPr>
+        <w:t>DecryptData</w:t>
+      </w:r>
+      <w:proofErr w:type="spellEnd"/>
+      <w:r>
+        <w:rPr>
+          <w:sz w:val="28"/>
+          <w:szCs w:val="28"/>
+          <w:lang w:val="en-US"/>
+        </w:rPr>
+        <w:t xml:space="preserve">(string </w:t>
+      </w:r>
+      <w:proofErr w:type="spellStart"/>
+      <w:r>
+        <w:rPr>
+          <w:sz w:val="28"/>
+          <w:szCs w:val="28"/>
+          <w:lang w:val="en-US"/>
+        </w:rPr>
+        <w:t>encryptedText</w:t>
+      </w:r>
+      <w:proofErr w:type="spellEnd"/>
+      <w:r>
+        <w:rPr>
+          <w:sz w:val="28"/>
+          <w:szCs w:val="28"/>
+          <w:lang w:val="en-US"/>
+        </w:rPr>
+        <w:t xml:space="preserve">, </w:t>
+      </w:r>
+      <w:proofErr w:type="spellStart"/>
+      <w:r>
+        <w:rPr>
+          <w:sz w:val="28"/>
+          <w:szCs w:val="28"/>
+          <w:lang w:val="en-US"/>
+        </w:rPr>
+        <w:t>int</w:t>
+      </w:r>
+      <w:proofErr w:type="spellEnd"/>
+      <w:r>
+        <w:rPr>
+          <w:sz w:val="28"/>
+          <w:szCs w:val="28"/>
+          <w:lang w:val="en-US"/>
+        </w:rPr>
+        <w:t xml:space="preserve"> key) –</w:t>
+      </w:r>
+      <w:r>
+        <w:rPr>
+          <w:sz w:val="28"/>
+          <w:szCs w:val="28"/>
+          <w:lang w:val="en-US"/>
+        </w:rPr>
+        <w:t xml:space="preserve"> </w:t>
+      </w:r>
+      <w:r>
+        <w:rPr>
+          <w:sz w:val="28"/>
+          <w:szCs w:val="28"/>
+        </w:rPr>
+        <w:t>решает</w:t>
+      </w:r>
+      <w:r>
+        <w:rPr>
+          <w:sz w:val="28"/>
+          <w:szCs w:val="28"/>
+          <w:lang w:val="en-US"/>
+        </w:rPr>
+        <w:t xml:space="preserve"> </w:t>
+      </w:r>
+      <w:r>
+        <w:rPr>
+          <w:sz w:val="28"/>
+          <w:szCs w:val="28"/>
+        </w:rPr>
+        <w:t>задачу</w:t>
+      </w:r>
+      <w:r>
+        <w:rPr>
+          <w:sz w:val="28"/>
+          <w:szCs w:val="28"/>
+          <w:lang w:val="en-US"/>
+        </w:rPr>
+        <w:t xml:space="preserve"> </w:t>
+      </w:r>
+      <w:r>
+        <w:rPr>
+          <w:sz w:val="28"/>
+          <w:szCs w:val="28"/>
+        </w:rPr>
+        <w:t>дешифровки</w:t>
+      </w:r>
+      <w:r>
+        <w:rPr>
+          <w:sz w:val="28"/>
+          <w:szCs w:val="28"/>
+          <w:lang w:val="en-US"/>
+        </w:rPr>
+        <w:t xml:space="preserve"> </w:t>
+      </w:r>
+      <w:r>
+        <w:rPr>
+          <w:sz w:val="28"/>
+          <w:szCs w:val="28"/>
+        </w:rPr>
+        <w:t>текста</w:t>
+      </w:r>
+      <w:r>
+        <w:rPr>
+          <w:sz w:val="28"/>
+          <w:szCs w:val="28"/>
+          <w:lang w:val="en-US"/>
+        </w:rPr>
+        <w:t xml:space="preserve">. </w:t>
+      </w:r>
+      <w:r>
+        <w:rPr>
+          <w:sz w:val="28"/>
+          <w:szCs w:val="28"/>
+        </w:rPr>
+        <w:t>В качестве параметров получает зашифрованный текст (строка) и ключ (целое число). Выводит дешифрованный текст (строка).</w:t>
+      </w:r>
+    </w:p>
+    <w:p>
+      <w:pPr>
+        <w:spacing w:line="360" w:lineRule="auto"/>
+        <w:ind w:firstLine="709"/>
+        <w:jc w:val="both"/>
+        <w:rPr>
+          <w:sz w:val="28"/>
+          <w:szCs w:val="28"/>
+        </w:rPr>
+      </w:pPr>
+      <w:r>
+        <w:rPr>
+          <w:sz w:val="28"/>
+          <w:szCs w:val="28"/>
+        </w:rPr>
+        <w:t>…</w:t>
+      </w:r>
+    </w:p>
+    <w:p>
+      <w:pPr>
+        <w:spacing w:line="360" w:lineRule="auto"/>
+        <w:ind w:firstLine="709"/>
+        <w:jc w:val="both"/>
+        <w:rPr>
+          <w:sz w:val="28"/>
+          <w:szCs w:val="28"/>
+        </w:rPr>
+      </w:pPr>
+    </w:p>
+    <w:p>
+      <w:pPr>
+        <w:spacing w:line="360" w:lineRule="auto"/>
+        <w:ind w:firstLine="709"/>
+        <w:jc w:val="both"/>
+        <w:rPr>
+          <w:b/>
+          <w:sz w:val="28"/>
+          <w:szCs w:val="28"/>
+        </w:rPr>
+      </w:pPr>
+      <w:r>
+        <w:rPr>
+          <w:b/>
+          <w:sz w:val="28"/>
+          <w:szCs w:val="28"/>
+        </w:rPr>
+        <w:t>Взаимосвязь классов</w:t>
+      </w:r>
+    </w:p>
+    <w:p>
+      <w:pPr>
+        <w:spacing w:line="360" w:lineRule="auto"/>
+        <w:ind w:firstLine="709"/>
+        <w:jc w:val="both"/>
+        <w:rPr>
+          <w:sz w:val="28"/>
+          <w:szCs w:val="28"/>
+        </w:rPr>
+      </w:pPr>
+      <w:r>
+        <w:rPr>
+          <w:sz w:val="28"/>
+          <w:szCs w:val="28"/>
+        </w:rPr>
+        <w:t>Взаимодействие между компонентами организовано следующим образом:</w:t>
+      </w:r>
+    </w:p>
+    <w:p>
+      <w:pPr>
+        <w:spacing w:line="360" w:lineRule="auto"/>
+        <w:ind w:firstLine="709"/>
+        <w:jc w:val="both"/>
+        <w:rPr>
+          <w:sz w:val="28"/>
+          <w:szCs w:val="28"/>
+        </w:rPr>
+      </w:pPr>
+      <w:r>
+        <w:rPr>
+          <w:sz w:val="28"/>
+          <w:szCs w:val="28"/>
+        </w:rPr>
+        <w:t>…</w:t>
+      </w:r>
+    </w:p>
+    <w:p>
+      <w:pPr>
+        <w:widowControl/>
+        <w:autoSpaceDE/>
+        <w:autoSpaceDN/>
+        <w:spacing w:after="160" w:line="259" w:lineRule="auto"/>
+        <w:jc w:val="both"/>
+        <w:rPr>
+          <w:sz w:val="28"/>
+          <w:szCs w:val="28"/>
+        </w:rPr>
+      </w:pPr>
+      <w:r>
+        <w:rPr>
+          <w:sz w:val="28"/>
+          <w:szCs w:val="28"/>
+        </w:rPr>
+        <w:br w:type="page"/>
+      </w:r>
+      <w:r>
+        <w:rPr>
+          <w:sz w:val="28"/>
+          <w:szCs w:val="28"/>
+        </w:rPr>
+        <w:lastRenderedPageBreak/>
+        <w:t>Структура:</w:t>
+      </w:r>
+    </w:p>
+    <w:p>
+      <w:pPr>
+        <w:widowControl/>
+        <w:autoSpaceDE/>
+        <w:autoSpaceDN/>
+        <w:spacing w:after="160" w:line="259" w:lineRule="auto"/>
+        <w:ind w:firstLine="709"/>
+        <w:rPr>
+          <w:sz w:val="28"/>
+          <w:szCs w:val="28"/>
+        </w:rPr>
+      </w:pPr>
+      <w:r>
+        <w:rPr>
+          <w:sz w:val="28"/>
+          <w:szCs w:val="28"/>
+        </w:rPr>
+        <w:t>1.</w:t>
+      </w:r>
+      <w:r>
+        <w:rPr>
+          <w:sz w:val="28"/>
+          <w:szCs w:val="28"/>
+        </w:rPr>
+        <w:tab/>
+        <w:t>Практическая значимость программного средства.</w:t>
+      </w:r>
+    </w:p>
+    <w:p>
+      <w:pPr>
+        <w:widowControl/>
+        <w:autoSpaceDE/>
+        <w:autoSpaceDN/>
+        <w:spacing w:after="160" w:line="259" w:lineRule="auto"/>
+        <w:ind w:firstLine="709"/>
+        <w:rPr>
+          <w:sz w:val="28"/>
+          <w:szCs w:val="28"/>
+        </w:rPr>
+      </w:pPr>
+      <w:r>
+        <w:rPr>
+          <w:sz w:val="28"/>
+          <w:szCs w:val="28"/>
+        </w:rPr>
+        <w:t>2.</w:t>
+      </w:r>
+      <w:r>
+        <w:rPr>
+          <w:sz w:val="28"/>
+          <w:szCs w:val="28"/>
+        </w:rPr>
+        <w:tab/>
+        <w:t>Функциональные требования к программному средству.</w:t>
+      </w:r>
+    </w:p>
+    <w:p>
+      <w:pPr>
+        <w:widowControl/>
+        <w:autoSpaceDE/>
+        <w:autoSpaceDN/>
+        <w:spacing w:after="160" w:line="259" w:lineRule="auto"/>
+        <w:ind w:firstLine="709"/>
+        <w:rPr>
+          <w:sz w:val="28"/>
+          <w:szCs w:val="28"/>
+        </w:rPr>
+      </w:pPr>
+      <w:r>
+        <w:rPr>
+          <w:sz w:val="28"/>
+          <w:szCs w:val="28"/>
+        </w:rPr>
+        <w:t>3.</w:t>
+      </w:r>
+      <w:r>
+        <w:rPr>
+          <w:sz w:val="28"/>
+          <w:szCs w:val="28"/>
+        </w:rPr>
+        <w:tab/>
+        <w:t>Модульная структура проектируемого программного средства.</w:t>
+      </w:r>
+    </w:p>
+    <w:p>
+      <w:pPr>
+        <w:widowControl/>
+        <w:autoSpaceDE/>
+        <w:autoSpaceDN/>
+        <w:spacing w:after="160" w:line="259" w:lineRule="auto"/>
+        <w:ind w:firstLine="709"/>
+        <w:rPr>
+          <w:sz w:val="28"/>
+          <w:szCs w:val="28"/>
+        </w:rPr>
+      </w:pPr>
+      <w:r>
+        <w:rPr>
+          <w:sz w:val="28"/>
+          <w:szCs w:val="28"/>
+        </w:rPr>
+        <w:t>4.</w:t>
+      </w:r>
+      <w:r>
+        <w:rPr>
+          <w:sz w:val="28"/>
+          <w:szCs w:val="28"/>
+        </w:rPr>
+        <w:tab/>
+        <w:t>Описание алгоритмов программы.</w:t>
+      </w:r>
+    </w:p>
+    <w:p>
+      <w:pPr>
+        <w:widowControl/>
+        <w:autoSpaceDE/>
+        <w:autoSpaceDN/>
+        <w:spacing w:after="160" w:line="259" w:lineRule="auto"/>
+        <w:ind w:firstLine="709"/>
+        <w:rPr>
+          <w:sz w:val="28"/>
+          <w:szCs w:val="28"/>
+        </w:rPr>
+      </w:pPr>
+      <w:r>
+        <w:rPr>
+          <w:sz w:val="28"/>
+          <w:szCs w:val="28"/>
+        </w:rPr>
+        <w:t>5.</w:t>
+      </w:r>
+      <w:r>
+        <w:rPr>
+          <w:sz w:val="28"/>
+          <w:szCs w:val="28"/>
+        </w:rPr>
+        <w:tab/>
+        <w:t xml:space="preserve">Разработка проекта </w:t>
+      </w:r>
+      <w:r>
+        <w:rPr>
+          <w:sz w:val="28"/>
+          <w:szCs w:val="28"/>
+          <w:lang w:val="en-US"/>
+        </w:rPr>
+        <w:t>Visual</w:t>
+      </w:r>
+      <w:r>
+        <w:rPr>
+          <w:sz w:val="28"/>
+          <w:szCs w:val="28"/>
+        </w:rPr>
+        <w:t xml:space="preserve"> </w:t>
+      </w:r>
+      <w:r>
+        <w:rPr>
+          <w:sz w:val="28"/>
+          <w:szCs w:val="28"/>
+          <w:lang w:val="en-US"/>
+        </w:rPr>
+        <w:t>Studio</w:t>
+      </w:r>
+      <w:r>
+        <w:rPr>
+          <w:sz w:val="28"/>
+          <w:szCs w:val="28"/>
+        </w:rPr>
+        <w:t xml:space="preserve"> </w:t>
+      </w:r>
+      <w:r>
+        <w:rPr>
+          <w:sz w:val="28"/>
+          <w:szCs w:val="28"/>
+          <w:lang w:val="en-US"/>
+        </w:rPr>
+        <w:t>C</w:t>
+      </w:r>
+      <w:r>
+        <w:rPr>
+          <w:sz w:val="28"/>
+          <w:szCs w:val="28"/>
+        </w:rPr>
+        <w:t>#</w:t>
+      </w:r>
+      <w:r>
+        <w:rPr>
+          <w:sz w:val="28"/>
+          <w:szCs w:val="28"/>
+        </w:rPr>
+        <w:t>.</w:t>
+      </w:r>
     </w:p>
     <w:sectPr>
       <w:pgSz w:w="11910" w:h="16840"/>
@@ -7199,7 +10191,6 @@
         <w:docPartUnique/>
       </w:docPartObj>
     </w:sdtPr>
-    <w:sdtEndPr/>
     <w:sdtContent>
       <w:p>
         <w:pPr>
@@ -7219,7 +10210,7 @@
           <w:rPr>
             <w:noProof/>
           </w:rPr>
-          <w:t>6</w:t>
+          <w:t>17</w:t>
         </w:r>
         <w:r>
           <w:fldChar w:fldCharType="end"/>
@@ -8358,7 +11349,7 @@
   <w:style w:type="paragraph" w:default="1" w:styleId="a">
     <w:name w:val="Normal"/>
     <w:qFormat/>
-    <w:rsid w:val="00586770"/>
+    <w:rsid w:val="006370DE"/>
     <w:pPr>
       <w:widowControl w:val="0"/>
       <w:autoSpaceDE w:val="0"/>
@@ -8826,7 +11817,7 @@
 </file>
 
 <file path=customXml/itemProps1.xml><?xml version="1.0" encoding="utf-8"?>
-<ds:datastoreItem xmlns:ds="http://schemas.openxmlformats.org/officeDocument/2006/customXml" ds:itemID="{E0E4F53F-F726-42CD-8116-F3768A68090D}">
+<ds:datastoreItem xmlns:ds="http://schemas.openxmlformats.org/officeDocument/2006/customXml" ds:itemID="{2119680C-61EB-42B4-ACEB-B3AB8F5E1483}">
   <ds:schemaRefs>
     <ds:schemaRef ds:uri="http://schemas.openxmlformats.org/officeDocument/2006/bibliography"/>
   </ds:schemaRefs>

--- a/CaesarCipher/Документация/Документация к проекту.docx
+++ b/CaesarCipher/Документация/Документация к проекту.docx
@@ -101,21 +101,12 @@
           <w:bCs w:val="0"/>
         </w:rPr>
       </w:pPr>
-      <w:proofErr w:type="spellStart"/>
       <w:r>
         <w:rPr>
           <w:b w:val="0"/>
           <w:bCs w:val="0"/>
         </w:rPr>
-        <w:t>Торжокский</w:t>
-      </w:r>
-      <w:proofErr w:type="spellEnd"/>
-      <w:r>
-        <w:rPr>
-          <w:b w:val="0"/>
-          <w:bCs w:val="0"/>
-        </w:rPr>
-        <w:t xml:space="preserve"> политехнический колледж Федерального</w:t>
+        <w:t>Торжокский политехнический колледж Федерального</w:t>
       </w:r>
       <w:r>
         <w:rPr>
@@ -1790,23 +1781,7 @@
           <w:sz w:val="28"/>
           <w:szCs w:val="28"/>
         </w:rPr>
-        <w:t xml:space="preserve">Её суть в том, что исходные данные можно будет либо загрузить из текстового файла </w:t>
-      </w:r>
-      <w:proofErr w:type="spellStart"/>
-      <w:r>
-        <w:rPr>
-          <w:sz w:val="28"/>
-          <w:szCs w:val="28"/>
-        </w:rPr>
-        <w:t>txt</w:t>
-      </w:r>
-      <w:proofErr w:type="spellEnd"/>
-      <w:r>
-        <w:rPr>
-          <w:sz w:val="28"/>
-          <w:szCs w:val="28"/>
-        </w:rPr>
-        <w:t>, либо ввести прямо с клавиатуры. Полученный в результате обработки текст программа</w:t>
+        <w:t>Её суть в том, что исходные данные можно будет либо загрузить из текстового файла txt, либо ввести прямо с клавиатуры. Полученный в результате обработки текст программа</w:t>
       </w:r>
       <w:r>
         <w:rPr>
@@ -2604,9 +2579,64 @@
           <w:sz w:val="28"/>
           <w:szCs w:val="28"/>
         </w:rPr>
-        <w:t xml:space="preserve"> формате </w:t>
-      </w:r>
-      <w:proofErr w:type="spellStart"/>
+        <w:t xml:space="preserve"> формате txt, так и принимать его напрямую через консольный ввод. Результат своей работы </w:t>
+      </w:r>
+      <w:r>
+        <w:rPr>
+          <w:sz w:val="28"/>
+          <w:szCs w:val="28"/>
+        </w:rPr>
+        <w:t>−</w:t>
+      </w:r>
+      <w:r>
+        <w:rPr>
+          <w:sz w:val="28"/>
+          <w:szCs w:val="28"/>
+        </w:rPr>
+        <w:t xml:space="preserve"> исходный и преобразованный текст </w:t>
+      </w:r>
+      <w:r>
+        <w:rPr>
+          <w:sz w:val="28"/>
+          <w:szCs w:val="28"/>
+        </w:rPr>
+        <w:t>−</w:t>
+      </w:r>
+      <w:r>
+        <w:rPr>
+          <w:sz w:val="28"/>
+          <w:szCs w:val="28"/>
+        </w:rPr>
+        <w:t xml:space="preserve"> программа должна </w:t>
+      </w:r>
+      <w:r>
+        <w:rPr>
+          <w:sz w:val="28"/>
+          <w:szCs w:val="28"/>
+        </w:rPr>
+        <w:t xml:space="preserve">отображать на экране, а также может </w:t>
+      </w:r>
+      <w:r>
+        <w:rPr>
+          <w:sz w:val="28"/>
+          <w:szCs w:val="28"/>
+        </w:rPr>
+        <w:t xml:space="preserve">сохранять в структурированном и </w:t>
+      </w:r>
+      <w:r>
+        <w:rPr>
+          <w:sz w:val="28"/>
+          <w:szCs w:val="28"/>
+        </w:rPr>
+        <w:t>считываемом пользователем</w:t>
+      </w:r>
+      <w:r>
+        <w:rPr>
+          <w:sz w:val="28"/>
+          <w:szCs w:val="28"/>
+        </w:rPr>
+        <w:t xml:space="preserve"> виде в файле формата </w:t>
+      </w:r>
       <w:r>
         <w:rPr>
           <w:sz w:val="28"/>
@@ -2614,79 +2644,6 @@
         </w:rPr>
         <w:t>txt</w:t>
       </w:r>
-      <w:proofErr w:type="spellEnd"/>
-      <w:r>
-        <w:rPr>
-          <w:sz w:val="28"/>
-          <w:szCs w:val="28"/>
-        </w:rPr>
-        <w:t xml:space="preserve">, так и принимать его напрямую через консольный ввод. Результат своей работы </w:t>
-      </w:r>
-      <w:r>
-        <w:rPr>
-          <w:sz w:val="28"/>
-          <w:szCs w:val="28"/>
-        </w:rPr>
-        <w:t>−</w:t>
-      </w:r>
-      <w:r>
-        <w:rPr>
-          <w:sz w:val="28"/>
-          <w:szCs w:val="28"/>
-        </w:rPr>
-        <w:t xml:space="preserve"> исходный и преобразованный текст </w:t>
-      </w:r>
-      <w:r>
-        <w:rPr>
-          <w:sz w:val="28"/>
-          <w:szCs w:val="28"/>
-        </w:rPr>
-        <w:t>−</w:t>
-      </w:r>
-      <w:r>
-        <w:rPr>
-          <w:sz w:val="28"/>
-          <w:szCs w:val="28"/>
-        </w:rPr>
-        <w:t xml:space="preserve"> программа должна </w:t>
-      </w:r>
-      <w:r>
-        <w:rPr>
-          <w:sz w:val="28"/>
-          <w:szCs w:val="28"/>
-        </w:rPr>
-        <w:t xml:space="preserve">отображать на экране, а также может </w:t>
-      </w:r>
-      <w:r>
-        <w:rPr>
-          <w:sz w:val="28"/>
-          <w:szCs w:val="28"/>
-        </w:rPr>
-        <w:t xml:space="preserve">сохранять в структурированном и </w:t>
-      </w:r>
-      <w:r>
-        <w:rPr>
-          <w:sz w:val="28"/>
-          <w:szCs w:val="28"/>
-        </w:rPr>
-        <w:t>считываемом пользователем</w:t>
-      </w:r>
-      <w:r>
-        <w:rPr>
-          <w:sz w:val="28"/>
-          <w:szCs w:val="28"/>
-        </w:rPr>
-        <w:t xml:space="preserve"> виде в файле формата </w:t>
-      </w:r>
-      <w:proofErr w:type="spellStart"/>
-      <w:r>
-        <w:rPr>
-          <w:sz w:val="28"/>
-          <w:szCs w:val="28"/>
-        </w:rPr>
-        <w:t>txt</w:t>
-      </w:r>
-      <w:proofErr w:type="spellEnd"/>
       <w:r>
         <w:rPr>
           <w:sz w:val="28"/>
@@ -6075,6 +6032,37 @@
     </w:p>
     <w:p>
       <w:pPr>
+        <w:widowControl/>
+        <w:autoSpaceDE/>
+        <w:autoSpaceDN/>
+        <w:spacing w:after="160" w:line="259" w:lineRule="auto"/>
+        <w:rPr>
+          <w:sz w:val="28"/>
+          <w:szCs w:val="28"/>
+        </w:rPr>
+      </w:pPr>
+      <w:r>
+        <w:rPr>
+          <w:sz w:val="28"/>
+          <w:szCs w:val="28"/>
+        </w:rPr>
+        <w:br w:type="page"/>
+      </w:r>
+    </w:p>
+    <w:p>
+      <w:pPr>
+        <w:pStyle w:val="ab"/>
+        <w:spacing w:line="360" w:lineRule="auto"/>
+        <w:ind w:left="0" w:firstLine="709"/>
+        <w:jc w:val="both"/>
+        <w:rPr>
+          <w:sz w:val="28"/>
+          <w:szCs w:val="28"/>
+        </w:rPr>
+      </w:pPr>
+    </w:p>
+    <w:p>
+      <w:pPr>
         <w:pStyle w:val="ab"/>
         <w:spacing w:line="360" w:lineRule="auto"/>
         <w:ind w:left="0" w:firstLine="709"/>
@@ -6457,15 +6445,7 @@
                 <w:sz w:val="28"/>
                 <w:szCs w:val="28"/>
               </w:rPr>
-              <w:t xml:space="preserve">Спец </w:t>
-            </w:r>
-            <w:r>
-              <w:rPr>
-                <w:sz w:val="28"/>
-                <w:szCs w:val="28"/>
-              </w:rPr>
-              <w:lastRenderedPageBreak/>
-              <w:t>символы</w:t>
+              <w:t>Спец символы</w:t>
             </w:r>
           </w:p>
         </w:tc>
@@ -6492,7 +6472,6 @@
                 <w:szCs w:val="19"/>
                 <w:highlight w:val="white"/>
               </w:rPr>
-              <w:lastRenderedPageBreak/>
               <w:t>пробел.,;:-=+_!&amp;?/()`~@№#$%^*[{}]|'&lt;&gt;"</w:t>
             </w:r>
           </w:p>
@@ -6904,6 +6883,7 @@
           <w:sz w:val="28"/>
           <w:szCs w:val="28"/>
         </w:rPr>
+        <w:lastRenderedPageBreak/>
         <w:t xml:space="preserve">взаимодействие с приложением </w:t>
       </w:r>
       <w:r>
@@ -7038,7 +7018,6 @@
           <w:sz w:val="28"/>
           <w:szCs w:val="28"/>
         </w:rPr>
-        <w:lastRenderedPageBreak/>
         <w:t xml:space="preserve">Вывод.  При Шифровке\Дешифровке результат будет выведен на экран. Также результат может быть выведен в качестве </w:t>
       </w:r>
       <w:r>
@@ -7137,8 +7116,6 @@
         </w:rPr>
         <w:t>.</w:t>
       </w:r>
-      <w:bookmarkStart w:id="0" w:name="_GoBack"/>
-      <w:bookmarkEnd w:id="0"/>
       <w:r>
         <w:rPr>
           <w:b/>
@@ -7454,7 +7431,6 @@
         <w:jc w:val="both"/>
         <w:rPr>
           <w:b/>
-          <w:bCs/>
           <w:sz w:val="28"/>
           <w:szCs w:val="28"/>
         </w:rPr>
@@ -7462,11 +7438,161 @@
       <w:r>
         <w:rPr>
           <w:b/>
-          <w:bCs/>
-          <w:sz w:val="28"/>
-          <w:szCs w:val="28"/>
-        </w:rPr>
-        <w:t>Элементы управления:</w:t>
+          <w:sz w:val="28"/>
+          <w:szCs w:val="28"/>
+        </w:rPr>
+        <w:t>Поля и свойства:</w:t>
+      </w:r>
+    </w:p>
+    <w:p>
+      <w:pPr>
+        <w:spacing w:line="360" w:lineRule="auto"/>
+        <w:ind w:firstLine="709"/>
+        <w:jc w:val="both"/>
+        <w:rPr>
+          <w:sz w:val="28"/>
+          <w:szCs w:val="28"/>
+        </w:rPr>
+      </w:pPr>
+      <w:r>
+        <w:rPr>
+          <w:sz w:val="28"/>
+          <w:szCs w:val="28"/>
+          <w:lang w:val="en-US"/>
+        </w:rPr>
+        <w:t>Alphabet</w:t>
+      </w:r>
+      <w:r>
+        <w:rPr>
+          <w:sz w:val="28"/>
+          <w:szCs w:val="28"/>
+        </w:rPr>
+        <w:t xml:space="preserve"> </w:t>
+      </w:r>
+      <w:proofErr w:type="spellStart"/>
+      <w:r>
+        <w:rPr>
+          <w:sz w:val="28"/>
+          <w:szCs w:val="28"/>
+          <w:lang w:val="en-US"/>
+        </w:rPr>
+        <w:t>alphabet</w:t>
+      </w:r>
+      <w:proofErr w:type="spellEnd"/>
+      <w:r>
+        <w:rPr>
+          <w:sz w:val="28"/>
+          <w:szCs w:val="28"/>
+        </w:rPr>
+        <w:t>_</w:t>
+      </w:r>
+      <w:r>
+        <w:rPr>
+          <w:sz w:val="28"/>
+          <w:szCs w:val="28"/>
+        </w:rPr>
+        <w:t xml:space="preserve"> </w:t>
+      </w:r>
+      <w:r>
+        <w:rPr>
+          <w:sz w:val="28"/>
+          <w:szCs w:val="28"/>
+        </w:rPr>
+        <w:t xml:space="preserve">– </w:t>
+      </w:r>
+      <w:r>
+        <w:rPr>
+          <w:sz w:val="28"/>
+          <w:szCs w:val="28"/>
+        </w:rPr>
+        <w:t>содержит</w:t>
+      </w:r>
+      <w:r>
+        <w:rPr>
+          <w:sz w:val="28"/>
+          <w:szCs w:val="28"/>
+        </w:rPr>
+        <w:t xml:space="preserve"> </w:t>
+      </w:r>
+      <w:bookmarkStart w:id="0" w:name="_GoBack"/>
+      <w:bookmarkEnd w:id="0"/>
+      <w:r>
+        <w:rPr>
+          <w:sz w:val="28"/>
+          <w:szCs w:val="28"/>
+        </w:rPr>
+        <w:t>алфавит</w:t>
+      </w:r>
+      <w:r>
+        <w:rPr>
+          <w:sz w:val="28"/>
+          <w:szCs w:val="28"/>
+        </w:rPr>
+        <w:t>.</w:t>
+      </w:r>
+    </w:p>
+    <w:p>
+      <w:pPr>
+        <w:spacing w:line="360" w:lineRule="auto"/>
+        <w:ind w:firstLine="709"/>
+        <w:jc w:val="both"/>
+        <w:rPr>
+          <w:sz w:val="28"/>
+          <w:szCs w:val="28"/>
+        </w:rPr>
+      </w:pPr>
+      <w:r>
+        <w:rPr>
+          <w:sz w:val="28"/>
+          <w:szCs w:val="28"/>
+          <w:lang w:val="en-US"/>
+        </w:rPr>
+        <w:t>Cipher</w:t>
+      </w:r>
+      <w:r>
+        <w:rPr>
+          <w:sz w:val="28"/>
+          <w:szCs w:val="28"/>
+        </w:rPr>
+        <w:t xml:space="preserve"> </w:t>
+      </w:r>
+      <w:proofErr w:type="spellStart"/>
+      <w:r>
+        <w:rPr>
+          <w:sz w:val="28"/>
+          <w:szCs w:val="28"/>
+          <w:lang w:val="en-US"/>
+        </w:rPr>
+        <w:t>cipher</w:t>
+      </w:r>
+      <w:proofErr w:type="spellEnd"/>
+      <w:r>
+        <w:rPr>
+          <w:sz w:val="28"/>
+          <w:szCs w:val="28"/>
+        </w:rPr>
+        <w:t xml:space="preserve">_ </w:t>
+      </w:r>
+      <w:r>
+        <w:rPr>
+          <w:sz w:val="28"/>
+          <w:szCs w:val="28"/>
+        </w:rPr>
+        <w:t>–</w:t>
+      </w:r>
+      <w:r>
+        <w:rPr>
+          <w:sz w:val="28"/>
+          <w:szCs w:val="28"/>
+        </w:rPr>
+        <w:t xml:space="preserve"> </w:t>
+      </w:r>
+      <w:r>
+        <w:rPr>
+          <w:sz w:val="28"/>
+          <w:szCs w:val="28"/>
+        </w:rPr>
+        <w:t>содержит шифр.</w:t>
       </w:r>
     </w:p>
     <w:p>
@@ -7478,44 +7604,12 @@
         <w:ind w:firstLine="709"/>
         <w:jc w:val="both"/>
         <w:rPr>
-          <w:sz w:val="28"/>
-          <w:szCs w:val="28"/>
-        </w:rPr>
-      </w:pPr>
-      <w:proofErr w:type="spellStart"/>
-      <w:r>
-        <w:rPr>
-          <w:sz w:val="28"/>
-          <w:szCs w:val="28"/>
-          <w:lang w:val="en-US"/>
-        </w:rPr>
-        <w:t>ToolStrip</w:t>
-      </w:r>
-      <w:proofErr w:type="spellEnd"/>
-      <w:r>
-        <w:rPr>
-          <w:sz w:val="28"/>
-          <w:szCs w:val="28"/>
-        </w:rPr>
-        <w:t xml:space="preserve"> </w:t>
-      </w:r>
-      <w:proofErr w:type="spellStart"/>
-      <w:r>
-        <w:rPr>
-          <w:sz w:val="28"/>
-          <w:szCs w:val="28"/>
-          <w:lang w:val="en-US"/>
-        </w:rPr>
-        <w:t>MainToolStrip</w:t>
-      </w:r>
-      <w:proofErr w:type="spellEnd"/>
-      <w:r>
-        <w:rPr>
-          <w:sz w:val="28"/>
-          <w:szCs w:val="28"/>
-        </w:rPr>
-        <w:t xml:space="preserve"> – Содержит кнопки управления.</w:t>
-      </w:r>
+          <w:b/>
+          <w:bCs/>
+          <w:sz w:val="28"/>
+          <w:szCs w:val="28"/>
+        </w:rPr>
+      </w:pPr>
     </w:p>
     <w:p>
       <w:pPr>
@@ -7526,50 +7620,20 @@
         <w:ind w:firstLine="709"/>
         <w:jc w:val="both"/>
         <w:rPr>
-          <w:sz w:val="28"/>
-          <w:szCs w:val="28"/>
-        </w:rPr>
-      </w:pPr>
-      <w:proofErr w:type="spellStart"/>
-      <w:r>
-        <w:rPr>
-          <w:sz w:val="28"/>
-          <w:szCs w:val="28"/>
-          <w:lang w:val="en-US"/>
-        </w:rPr>
-        <w:t>ToolStripButton</w:t>
-      </w:r>
-      <w:proofErr w:type="spellEnd"/>
-      <w:r>
-        <w:rPr>
-          <w:sz w:val="28"/>
-          <w:szCs w:val="28"/>
-        </w:rPr>
-        <w:t xml:space="preserve"> </w:t>
-      </w:r>
-      <w:proofErr w:type="spellStart"/>
-      <w:r>
-        <w:rPr>
-          <w:sz w:val="28"/>
-          <w:szCs w:val="28"/>
-          <w:lang w:val="en-US"/>
-        </w:rPr>
-        <w:t>ImportToolStripButton</w:t>
-      </w:r>
-      <w:proofErr w:type="spellEnd"/>
-      <w:r>
-        <w:rPr>
-          <w:sz w:val="28"/>
-          <w:szCs w:val="28"/>
-        </w:rPr>
-        <w:t xml:space="preserve"> – </w:t>
-      </w:r>
-      <w:r>
-        <w:rPr>
-          <w:sz w:val="28"/>
-          <w:szCs w:val="28"/>
-        </w:rPr>
-        <w:t>Кнопка для импорта текста из файла.</w:t>
+          <w:b/>
+          <w:bCs/>
+          <w:sz w:val="28"/>
+          <w:szCs w:val="28"/>
+        </w:rPr>
+      </w:pPr>
+      <w:r>
+        <w:rPr>
+          <w:b/>
+          <w:bCs/>
+          <w:sz w:val="28"/>
+          <w:szCs w:val="28"/>
+        </w:rPr>
+        <w:t>Элементы управления:</w:t>
       </w:r>
     </w:p>
     <w:p>
@@ -7592,7 +7656,7 @@
           <w:szCs w:val="28"/>
           <w:lang w:val="en-US"/>
         </w:rPr>
-        <w:t>ToolStripButton</w:t>
+        <w:t>ToolStrip</w:t>
       </w:r>
       <w:proofErr w:type="spellEnd"/>
       <w:r>
@@ -7609,7 +7673,7 @@
           <w:szCs w:val="28"/>
           <w:lang w:val="en-US"/>
         </w:rPr>
-        <w:t>ExportToolStripButton</w:t>
+        <w:t>MainToolStrip</w:t>
       </w:r>
       <w:proofErr w:type="spellEnd"/>
       <w:r>
@@ -7617,14 +7681,7 @@
           <w:sz w:val="28"/>
           <w:szCs w:val="28"/>
         </w:rPr>
-        <w:t xml:space="preserve"> – </w:t>
-      </w:r>
-      <w:r>
-        <w:rPr>
-          <w:sz w:val="28"/>
-          <w:szCs w:val="28"/>
-        </w:rPr>
-        <w:t>Кнопка для экспорта текста в файл.</w:t>
+        <w:t xml:space="preserve"> – Содержит кнопки управления.</w:t>
       </w:r>
     </w:p>
     <w:p>
@@ -7664,7 +7721,7 @@
           <w:szCs w:val="28"/>
           <w:lang w:val="en-US"/>
         </w:rPr>
-        <w:t>CipherToolStripButton</w:t>
+        <w:t>ImportToolStripButton</w:t>
       </w:r>
       <w:proofErr w:type="spellEnd"/>
       <w:r>
@@ -7679,7 +7736,7 @@
           <w:sz w:val="28"/>
           <w:szCs w:val="28"/>
         </w:rPr>
-        <w:t>Кнопка запускающая шифровку введенного текста.</w:t>
+        <w:t>Кнопка для импорта текста из файла.</w:t>
       </w:r>
     </w:p>
     <w:p>
@@ -7719,7 +7776,7 @@
           <w:szCs w:val="28"/>
           <w:lang w:val="en-US"/>
         </w:rPr>
-        <w:t>DecipherToolStripButton</w:t>
+        <w:t>ExportToolStripButton</w:t>
       </w:r>
       <w:proofErr w:type="spellEnd"/>
       <w:r>
@@ -7734,7 +7791,7 @@
           <w:sz w:val="28"/>
           <w:szCs w:val="28"/>
         </w:rPr>
-        <w:t>Кнопка запускающая дешифровку введенного текста.</w:t>
+        <w:t>Кнопка для экспорта текста в файл.</w:t>
       </w:r>
     </w:p>
     <w:p>
@@ -7774,7 +7831,7 @@
           <w:szCs w:val="28"/>
           <w:lang w:val="en-US"/>
         </w:rPr>
-        <w:t>ClearToolStripButton</w:t>
+        <w:t>CipherToolStripButton</w:t>
       </w:r>
       <w:proofErr w:type="spellEnd"/>
       <w:r>
@@ -7789,7 +7846,7 @@
           <w:sz w:val="28"/>
           <w:szCs w:val="28"/>
         </w:rPr>
-        <w:t>Кнопка очищающая поля ввода\вывода.</w:t>
+        <w:t>Кнопка запускающая шифровку введенного текста.</w:t>
       </w:r>
     </w:p>
     <w:p>
@@ -7805,14 +7862,17 @@
           <w:szCs w:val="28"/>
         </w:rPr>
       </w:pPr>
-      <w:r>
-        <w:rPr>
-          <w:sz w:val="28"/>
-          <w:szCs w:val="28"/>
-          <w:lang w:val="en-US"/>
-        </w:rPr>
-        <w:t>Panel</w:t>
-      </w:r>
+      <w:proofErr w:type="spellStart"/>
+      <w:r>
+        <w:rPr>
+          <w:sz w:val="28"/>
+          <w:szCs w:val="28"/>
+          <w:lang w:val="en-US"/>
+        </w:rPr>
+        <w:lastRenderedPageBreak/>
+        <w:t>ToolStripButton</w:t>
+      </w:r>
+      <w:proofErr w:type="spellEnd"/>
       <w:r>
         <w:rPr>
           <w:sz w:val="28"/>
@@ -7827,7 +7887,7 @@
           <w:szCs w:val="28"/>
           <w:lang w:val="en-US"/>
         </w:rPr>
-        <w:t>MainPanel</w:t>
+        <w:t>DecipherToolStripButton</w:t>
       </w:r>
       <w:proofErr w:type="spellEnd"/>
       <w:r>
@@ -7842,7 +7902,7 @@
           <w:sz w:val="28"/>
           <w:szCs w:val="28"/>
         </w:rPr>
-        <w:t>Панель содержащая на себе воля ввода\вывода.</w:t>
+        <w:t>Кнопка запускающая дешифровку введенного текста.</w:t>
       </w:r>
     </w:p>
     <w:p>
@@ -7865,7 +7925,7 @@
           <w:szCs w:val="28"/>
           <w:lang w:val="en-US"/>
         </w:rPr>
-        <w:t>NumericUpDown</w:t>
+        <w:t>ToolStripButton</w:t>
       </w:r>
       <w:proofErr w:type="spellEnd"/>
       <w:r>
@@ -7882,7 +7942,7 @@
           <w:szCs w:val="28"/>
           <w:lang w:val="en-US"/>
         </w:rPr>
-        <w:t>InputKeyNumeric</w:t>
+        <w:t>ClearToolStripButton</w:t>
       </w:r>
       <w:proofErr w:type="spellEnd"/>
       <w:r>
@@ -7897,49 +7957,7 @@
           <w:sz w:val="28"/>
           <w:szCs w:val="28"/>
         </w:rPr>
-        <w:t>Поле</w:t>
-      </w:r>
-      <w:r>
-        <w:rPr>
-          <w:sz w:val="28"/>
-          <w:szCs w:val="28"/>
-        </w:rPr>
-        <w:t xml:space="preserve"> </w:t>
-      </w:r>
-      <w:r>
-        <w:rPr>
-          <w:sz w:val="28"/>
-          <w:szCs w:val="28"/>
-        </w:rPr>
-        <w:t>для</w:t>
-      </w:r>
-      <w:r>
-        <w:rPr>
-          <w:sz w:val="28"/>
-          <w:szCs w:val="28"/>
-        </w:rPr>
-        <w:t xml:space="preserve"> </w:t>
-      </w:r>
-      <w:r>
-        <w:rPr>
-          <w:sz w:val="28"/>
-          <w:szCs w:val="28"/>
-        </w:rPr>
-        <w:t>ввода</w:t>
-      </w:r>
-      <w:r>
-        <w:rPr>
-          <w:sz w:val="28"/>
-          <w:szCs w:val="28"/>
-        </w:rPr>
-        <w:t xml:space="preserve"> </w:t>
-      </w:r>
-      <w:r>
-        <w:rPr>
-          <w:sz w:val="28"/>
-          <w:szCs w:val="28"/>
-        </w:rPr>
-        <w:t>ключа.</w:t>
+        <w:t>Кнопка очищающая поля ввода\вывода.</w:t>
       </w:r>
     </w:p>
     <w:p>
@@ -7955,6 +7973,21 @@
           <w:szCs w:val="28"/>
         </w:rPr>
       </w:pPr>
+      <w:r>
+        <w:rPr>
+          <w:sz w:val="28"/>
+          <w:szCs w:val="28"/>
+          <w:lang w:val="en-US"/>
+        </w:rPr>
+        <w:t>Panel</w:t>
+      </w:r>
+      <w:r>
+        <w:rPr>
+          <w:sz w:val="28"/>
+          <w:szCs w:val="28"/>
+        </w:rPr>
+        <w:t xml:space="preserve"> </w:t>
+      </w:r>
       <w:proofErr w:type="spellStart"/>
       <w:r>
         <w:rPr>
@@ -7962,8 +7995,7 @@
           <w:szCs w:val="28"/>
           <w:lang w:val="en-US"/>
         </w:rPr>
-        <w:lastRenderedPageBreak/>
-        <w:t>TextBox</w:t>
+        <w:t>MainPanel</w:t>
       </w:r>
       <w:proofErr w:type="spellEnd"/>
       <w:r>
@@ -7971,24 +8003,14 @@
           <w:sz w:val="28"/>
           <w:szCs w:val="28"/>
         </w:rPr>
-        <w:t xml:space="preserve"> </w:t>
-      </w:r>
-      <w:proofErr w:type="spellStart"/>
-      <w:r>
-        <w:rPr>
-          <w:sz w:val="28"/>
-          <w:szCs w:val="28"/>
-          <w:lang w:val="en-US"/>
-        </w:rPr>
-        <w:t>TextInputTextBox</w:t>
-      </w:r>
-      <w:proofErr w:type="spellEnd"/>
-      <w:r>
-        <w:rPr>
-          <w:sz w:val="28"/>
-          <w:szCs w:val="28"/>
-        </w:rPr>
-        <w:t xml:space="preserve"> – Поле для ввода текста.</w:t>
+        <w:t xml:space="preserve"> – </w:t>
+      </w:r>
+      <w:r>
+        <w:rPr>
+          <w:sz w:val="28"/>
+          <w:szCs w:val="28"/>
+        </w:rPr>
+        <w:t>Панель содержащая на себе воля ввода\вывода.</w:t>
       </w:r>
     </w:p>
     <w:p>
@@ -8011,7 +8033,7 @@
           <w:szCs w:val="28"/>
           <w:lang w:val="en-US"/>
         </w:rPr>
-        <w:t>TextBox</w:t>
+        <w:t>NumericUpDown</w:t>
       </w:r>
       <w:proofErr w:type="spellEnd"/>
       <w:r>
@@ -8028,7 +8050,7 @@
           <w:szCs w:val="28"/>
           <w:lang w:val="en-US"/>
         </w:rPr>
-        <w:t>TextOutputTextBox</w:t>
+        <w:t>InputKeyNumeric</w:t>
       </w:r>
       <w:proofErr w:type="spellEnd"/>
       <w:r>
@@ -8036,6 +8058,20 @@
           <w:sz w:val="28"/>
           <w:szCs w:val="28"/>
         </w:rPr>
+        <w:t xml:space="preserve"> – </w:t>
+      </w:r>
+      <w:r>
+        <w:rPr>
+          <w:sz w:val="28"/>
+          <w:szCs w:val="28"/>
+        </w:rPr>
+        <w:t>Поле</w:t>
+      </w:r>
+      <w:r>
+        <w:rPr>
+          <w:sz w:val="28"/>
+          <w:szCs w:val="28"/>
+        </w:rPr>
         <w:t xml:space="preserve"> </w:t>
       </w:r>
       <w:r>
@@ -8043,7 +8079,35 @@
           <w:sz w:val="28"/>
           <w:szCs w:val="28"/>
         </w:rPr>
-        <w:t>– Поле для вывода текста.</w:t>
+        <w:t>для</w:t>
+      </w:r>
+      <w:r>
+        <w:rPr>
+          <w:sz w:val="28"/>
+          <w:szCs w:val="28"/>
+        </w:rPr>
+        <w:t xml:space="preserve"> </w:t>
+      </w:r>
+      <w:r>
+        <w:rPr>
+          <w:sz w:val="28"/>
+          <w:szCs w:val="28"/>
+        </w:rPr>
+        <w:t>ввода</w:t>
+      </w:r>
+      <w:r>
+        <w:rPr>
+          <w:sz w:val="28"/>
+          <w:szCs w:val="28"/>
+        </w:rPr>
+        <w:t xml:space="preserve"> </w:t>
+      </w:r>
+      <w:r>
+        <w:rPr>
+          <w:sz w:val="28"/>
+          <w:szCs w:val="28"/>
+        </w:rPr>
+        <w:t>ключа.</w:t>
       </w:r>
     </w:p>
     <w:p>
@@ -8059,6 +8123,40 @@
           <w:szCs w:val="28"/>
         </w:rPr>
       </w:pPr>
+      <w:proofErr w:type="spellStart"/>
+      <w:r>
+        <w:rPr>
+          <w:sz w:val="28"/>
+          <w:szCs w:val="28"/>
+          <w:lang w:val="en-US"/>
+        </w:rPr>
+        <w:t>TextBox</w:t>
+      </w:r>
+      <w:proofErr w:type="spellEnd"/>
+      <w:r>
+        <w:rPr>
+          <w:sz w:val="28"/>
+          <w:szCs w:val="28"/>
+        </w:rPr>
+        <w:t xml:space="preserve"> </w:t>
+      </w:r>
+      <w:proofErr w:type="spellStart"/>
+      <w:r>
+        <w:rPr>
+          <w:sz w:val="28"/>
+          <w:szCs w:val="28"/>
+          <w:lang w:val="en-US"/>
+        </w:rPr>
+        <w:t>TextInputTextBox</w:t>
+      </w:r>
+      <w:proofErr w:type="spellEnd"/>
+      <w:r>
+        <w:rPr>
+          <w:sz w:val="28"/>
+          <w:szCs w:val="28"/>
+        </w:rPr>
+        <w:t xml:space="preserve"> – Поле для ввода текста.</w:t>
+      </w:r>
     </w:p>
     <w:p>
       <w:pPr>
@@ -8069,18 +8167,50 @@
         <w:ind w:firstLine="709"/>
         <w:jc w:val="both"/>
         <w:rPr>
-          <w:b/>
-          <w:sz w:val="28"/>
-          <w:szCs w:val="28"/>
-        </w:rPr>
-      </w:pPr>
-      <w:r>
-        <w:rPr>
-          <w:b/>
-          <w:sz w:val="28"/>
-          <w:szCs w:val="28"/>
-        </w:rPr>
-        <w:t>Методы:</w:t>
+          <w:sz w:val="28"/>
+          <w:szCs w:val="28"/>
+        </w:rPr>
+      </w:pPr>
+      <w:proofErr w:type="spellStart"/>
+      <w:r>
+        <w:rPr>
+          <w:sz w:val="28"/>
+          <w:szCs w:val="28"/>
+          <w:lang w:val="en-US"/>
+        </w:rPr>
+        <w:t>TextBox</w:t>
+      </w:r>
+      <w:proofErr w:type="spellEnd"/>
+      <w:r>
+        <w:rPr>
+          <w:sz w:val="28"/>
+          <w:szCs w:val="28"/>
+        </w:rPr>
+        <w:t xml:space="preserve"> </w:t>
+      </w:r>
+      <w:proofErr w:type="spellStart"/>
+      <w:r>
+        <w:rPr>
+          <w:sz w:val="28"/>
+          <w:szCs w:val="28"/>
+          <w:lang w:val="en-US"/>
+        </w:rPr>
+        <w:t>TextOutputTextBox</w:t>
+      </w:r>
+      <w:proofErr w:type="spellEnd"/>
+      <w:r>
+        <w:rPr>
+          <w:sz w:val="28"/>
+          <w:szCs w:val="28"/>
+        </w:rPr>
+        <w:t xml:space="preserve"> </w:t>
+      </w:r>
+      <w:r>
+        <w:rPr>
+          <w:sz w:val="28"/>
+          <w:szCs w:val="28"/>
+        </w:rPr>
+        <w:t>– Поле для вывода текста.</w:t>
       </w:r>
     </w:p>
     <w:p>
@@ -8096,69 +8226,6 @@
           <w:szCs w:val="28"/>
         </w:rPr>
       </w:pPr>
-      <w:r>
-        <w:rPr>
-          <w:sz w:val="28"/>
-          <w:szCs w:val="28"/>
-          <w:lang w:val="en-US"/>
-        </w:rPr>
-        <w:t>Void</w:t>
-      </w:r>
-      <w:r>
-        <w:rPr>
-          <w:sz w:val="28"/>
-          <w:szCs w:val="28"/>
-        </w:rPr>
-        <w:t xml:space="preserve"> </w:t>
-      </w:r>
-      <w:proofErr w:type="spellStart"/>
-      <w:r>
-        <w:rPr>
-          <w:sz w:val="28"/>
-          <w:szCs w:val="28"/>
-          <w:lang w:val="en-US"/>
-        </w:rPr>
-        <w:t>MainForm</w:t>
-      </w:r>
-      <w:proofErr w:type="spellEnd"/>
-      <w:r>
-        <w:rPr>
-          <w:sz w:val="28"/>
-          <w:szCs w:val="28"/>
-        </w:rPr>
-        <w:t>_</w:t>
-      </w:r>
-      <w:proofErr w:type="gramStart"/>
-      <w:r>
-        <w:rPr>
-          <w:sz w:val="28"/>
-          <w:szCs w:val="28"/>
-          <w:lang w:val="en-US"/>
-        </w:rPr>
-        <w:t>Load</w:t>
-      </w:r>
-      <w:r>
-        <w:rPr>
-          <w:sz w:val="28"/>
-          <w:szCs w:val="28"/>
-        </w:rPr>
-        <w:t>(</w:t>
-      </w:r>
-      <w:proofErr w:type="gramEnd"/>
-      <w:r>
-        <w:rPr>
-          <w:sz w:val="28"/>
-          <w:szCs w:val="28"/>
-        </w:rPr>
-        <w:t>)</w:t>
-      </w:r>
-      <w:r>
-        <w:rPr>
-          <w:sz w:val="28"/>
-          <w:szCs w:val="28"/>
-        </w:rPr>
-        <w:t xml:space="preserve"> – Запускается при запуске программы.</w:t>
-      </w:r>
     </w:p>
     <w:p>
       <w:pPr>
@@ -8169,16 +8236,18 @@
         <w:ind w:firstLine="709"/>
         <w:jc w:val="both"/>
         <w:rPr>
-          <w:sz w:val="28"/>
-          <w:szCs w:val="28"/>
-        </w:rPr>
-      </w:pPr>
-      <w:r>
-        <w:rPr>
-          <w:sz w:val="28"/>
-          <w:szCs w:val="28"/>
-        </w:rPr>
-        <w:t>…</w:t>
+          <w:b/>
+          <w:sz w:val="28"/>
+          <w:szCs w:val="28"/>
+        </w:rPr>
+      </w:pPr>
+      <w:r>
+        <w:rPr>
+          <w:b/>
+          <w:sz w:val="28"/>
+          <w:szCs w:val="28"/>
+        </w:rPr>
+        <w:t>Методы:</w:t>
       </w:r>
     </w:p>
     <w:p>
@@ -8194,6 +8263,41 @@
           <w:szCs w:val="28"/>
         </w:rPr>
       </w:pPr>
+      <w:proofErr w:type="spellStart"/>
+      <w:proofErr w:type="gramStart"/>
+      <w:r>
+        <w:rPr>
+          <w:sz w:val="28"/>
+          <w:szCs w:val="28"/>
+          <w:lang w:val="en-US"/>
+        </w:rPr>
+        <w:t>MainForm</w:t>
+      </w:r>
+      <w:proofErr w:type="spellEnd"/>
+      <w:r>
+        <w:rPr>
+          <w:sz w:val="28"/>
+          <w:szCs w:val="28"/>
+          <w:lang w:val="en-US"/>
+        </w:rPr>
+        <w:t>(</w:t>
+      </w:r>
+      <w:proofErr w:type="gramEnd"/>
+      <w:r>
+        <w:rPr>
+          <w:sz w:val="28"/>
+          <w:szCs w:val="28"/>
+          <w:lang w:val="en-US"/>
+        </w:rPr>
+        <w:t>)</w:t>
+      </w:r>
+      <w:r>
+        <w:rPr>
+          <w:sz w:val="28"/>
+          <w:szCs w:val="28"/>
+        </w:rPr>
+        <w:t xml:space="preserve"> – Конструктор.</w:t>
+      </w:r>
     </w:p>
     <w:p>
       <w:pPr>
@@ -8204,32 +8308,74 @@
         <w:ind w:firstLine="709"/>
         <w:jc w:val="both"/>
         <w:rPr>
-          <w:b/>
-          <w:sz w:val="28"/>
-          <w:szCs w:val="28"/>
-          <w:lang w:val="en-US"/>
-        </w:rPr>
-      </w:pPr>
-      <w:r>
-        <w:rPr>
-          <w:b/>
-          <w:bCs/>
-          <w:sz w:val="28"/>
-          <w:szCs w:val="28"/>
-        </w:rPr>
-        <w:t xml:space="preserve">Класс </w:t>
+          <w:sz w:val="28"/>
+          <w:szCs w:val="28"/>
+        </w:rPr>
+      </w:pPr>
+      <w:proofErr w:type="gramStart"/>
+      <w:r>
+        <w:rPr>
+          <w:sz w:val="28"/>
+          <w:szCs w:val="28"/>
+          <w:lang w:val="en-US"/>
+        </w:rPr>
+        <w:t>v</w:t>
+      </w:r>
+      <w:r>
+        <w:rPr>
+          <w:sz w:val="28"/>
+          <w:szCs w:val="28"/>
+          <w:lang w:val="en-US"/>
+        </w:rPr>
+        <w:t>oid</w:t>
+      </w:r>
+      <w:proofErr w:type="gramEnd"/>
+      <w:r>
+        <w:rPr>
+          <w:sz w:val="28"/>
+          <w:szCs w:val="28"/>
+        </w:rPr>
+        <w:t xml:space="preserve"> </w:t>
       </w:r>
       <w:proofErr w:type="spellStart"/>
       <w:r>
         <w:rPr>
-          <w:b/>
-          <w:sz w:val="28"/>
-          <w:szCs w:val="28"/>
-          <w:lang w:val="en-US"/>
-        </w:rPr>
-        <w:t>InputOutput</w:t>
+          <w:sz w:val="28"/>
+          <w:szCs w:val="28"/>
+          <w:lang w:val="en-US"/>
+        </w:rPr>
+        <w:t>MainForm</w:t>
       </w:r>
       <w:proofErr w:type="spellEnd"/>
+      <w:r>
+        <w:rPr>
+          <w:sz w:val="28"/>
+          <w:szCs w:val="28"/>
+        </w:rPr>
+        <w:t>_</w:t>
+      </w:r>
+      <w:r>
+        <w:rPr>
+          <w:sz w:val="28"/>
+          <w:szCs w:val="28"/>
+          <w:lang w:val="en-US"/>
+        </w:rPr>
+        <w:t>Load</w:t>
+      </w:r>
+      <w:r>
+        <w:rPr>
+          <w:sz w:val="28"/>
+          <w:szCs w:val="28"/>
+        </w:rPr>
+        <w:t>()</w:t>
+      </w:r>
+      <w:r>
+        <w:rPr>
+          <w:sz w:val="28"/>
+          <w:szCs w:val="28"/>
+        </w:rPr>
+        <w:t xml:space="preserve"> – Запускается при запуске программы.</w:t>
+      </w:r>
     </w:p>
     <w:p>
       <w:pPr>
@@ -8240,78 +8386,93 @@
         <w:ind w:firstLine="709"/>
         <w:jc w:val="both"/>
         <w:rPr>
-          <w:b/>
-          <w:sz w:val="28"/>
-          <w:szCs w:val="28"/>
-        </w:rPr>
-      </w:pPr>
-      <w:r>
-        <w:rPr>
-          <w:b/>
-          <w:sz w:val="28"/>
-          <w:szCs w:val="28"/>
-        </w:rPr>
-        <w:t>Методы:</w:t>
-      </w:r>
-    </w:p>
-    <w:p>
-      <w:pPr>
-        <w:spacing w:line="360" w:lineRule="auto"/>
-        <w:ind w:firstLine="709"/>
-        <w:jc w:val="both"/>
-        <w:rPr>
-          <w:sz w:val="28"/>
-          <w:szCs w:val="28"/>
-        </w:rPr>
-      </w:pPr>
+          <w:sz w:val="28"/>
+          <w:szCs w:val="28"/>
+          <w:lang w:val="en-US"/>
+        </w:rPr>
+      </w:pPr>
+      <w:proofErr w:type="gramStart"/>
+      <w:r>
+        <w:rPr>
+          <w:sz w:val="28"/>
+          <w:szCs w:val="28"/>
+          <w:lang w:val="en-US"/>
+        </w:rPr>
+        <w:t>void</w:t>
+      </w:r>
+      <w:proofErr w:type="gramEnd"/>
+      <w:r>
+        <w:rPr>
+          <w:sz w:val="28"/>
+          <w:szCs w:val="28"/>
+          <w:lang w:val="en-US"/>
+        </w:rPr>
+        <w:t xml:space="preserve"> </w:t>
+      </w:r>
       <w:proofErr w:type="spellStart"/>
-      <w:proofErr w:type="gramStart"/>
-      <w:r>
-        <w:rPr>
-          <w:sz w:val="28"/>
-          <w:szCs w:val="28"/>
-          <w:lang w:val="en-US"/>
-        </w:rPr>
-        <w:t>int</w:t>
+      <w:r>
+        <w:rPr>
+          <w:sz w:val="28"/>
+          <w:szCs w:val="28"/>
+          <w:lang w:val="en-US"/>
+        </w:rPr>
+        <w:t>ImportToolStripButton_Click</w:t>
       </w:r>
       <w:proofErr w:type="spellEnd"/>
-      <w:proofErr w:type="gramEnd"/>
-      <w:r>
-        <w:rPr>
-          <w:sz w:val="28"/>
-          <w:szCs w:val="28"/>
+      <w:r>
+        <w:rPr>
+          <w:sz w:val="28"/>
+          <w:szCs w:val="28"/>
+          <w:lang w:val="en-US"/>
+        </w:rPr>
+        <w:t xml:space="preserve">(object sender, </w:t>
+      </w:r>
+      <w:proofErr w:type="spellStart"/>
+      <w:r>
+        <w:rPr>
+          <w:sz w:val="28"/>
+          <w:szCs w:val="28"/>
+          <w:lang w:val="en-US"/>
+        </w:rPr>
+        <w:t>EventArgs</w:t>
+      </w:r>
+      <w:proofErr w:type="spellEnd"/>
+      <w:r>
+        <w:rPr>
+          <w:sz w:val="28"/>
+          <w:szCs w:val="28"/>
+          <w:lang w:val="en-US"/>
+        </w:rPr>
+        <w:t xml:space="preserve"> e)</w:t>
+      </w:r>
+      <w:r>
+        <w:rPr>
+          <w:sz w:val="28"/>
+          <w:szCs w:val="28"/>
+          <w:lang w:val="en-US"/>
         </w:rPr>
         <w:t xml:space="preserve"> </w:t>
       </w:r>
-      <w:proofErr w:type="spellStart"/>
-      <w:r>
-        <w:rPr>
-          <w:sz w:val="28"/>
-          <w:szCs w:val="28"/>
-          <w:lang w:val="en-US"/>
-        </w:rPr>
-        <w:t>InputKey</w:t>
-      </w:r>
-      <w:proofErr w:type="spellEnd"/>
-      <w:r>
-        <w:rPr>
-          <w:sz w:val="28"/>
-          <w:szCs w:val="28"/>
-        </w:rPr>
-        <w:t xml:space="preserve"> (</w:t>
-      </w:r>
-      <w:r>
-        <w:rPr>
-          <w:sz w:val="28"/>
-          <w:szCs w:val="28"/>
-          <w:lang w:val="en-US"/>
-        </w:rPr>
-        <w:t>decimal</w:t>
-      </w:r>
-      <w:r>
-        <w:rPr>
-          <w:sz w:val="28"/>
-          <w:szCs w:val="28"/>
+      <w:r>
+        <w:rPr>
+          <w:sz w:val="28"/>
+          <w:szCs w:val="28"/>
+          <w:lang w:val="en-US"/>
+        </w:rPr>
+        <w:t xml:space="preserve">– </w:t>
+      </w:r>
+      <w:r>
+        <w:rPr>
+          <w:sz w:val="28"/>
+          <w:szCs w:val="28"/>
+        </w:rPr>
+        <w:t>Событие</w:t>
+      </w:r>
+      <w:r>
+        <w:rPr>
+          <w:sz w:val="28"/>
+          <w:szCs w:val="28"/>
+          <w:lang w:val="en-US"/>
         </w:rPr>
         <w:t xml:space="preserve"> </w:t>
       </w:r>
@@ -8319,28 +8480,14 @@
         <w:rPr>
           <w:sz w:val="28"/>
           <w:szCs w:val="28"/>
-          <w:lang w:val="en-US"/>
-        </w:rPr>
-        <w:t>key</w:t>
-      </w:r>
-      <w:r>
-        <w:rPr>
-          <w:sz w:val="28"/>
-          <w:szCs w:val="28"/>
-        </w:rPr>
-        <w:t xml:space="preserve">) – </w:t>
-      </w:r>
-      <w:r>
-        <w:rPr>
-          <w:sz w:val="28"/>
-          <w:szCs w:val="28"/>
-        </w:rPr>
-        <w:t>решает</w:t>
-      </w:r>
-      <w:r>
-        <w:rPr>
-          <w:sz w:val="28"/>
-          <w:szCs w:val="28"/>
+        </w:rPr>
+        <w:t>при</w:t>
+      </w:r>
+      <w:r>
+        <w:rPr>
+          <w:sz w:val="28"/>
+          <w:szCs w:val="28"/>
+          <w:lang w:val="en-US"/>
         </w:rPr>
         <w:t xml:space="preserve"> </w:t>
       </w:r>
@@ -8349,27 +8496,13 @@
           <w:sz w:val="28"/>
           <w:szCs w:val="28"/>
         </w:rPr>
-        <w:t xml:space="preserve">задачу ввода и проверки ключа шифрования. Получает ключ в виде </w:t>
-      </w:r>
-      <w:r>
-        <w:rPr>
-          <w:sz w:val="28"/>
-          <w:szCs w:val="28"/>
-          <w:lang w:val="en-US"/>
-        </w:rPr>
-        <w:t>decimal</w:t>
-      </w:r>
-      <w:r>
-        <w:rPr>
-          <w:sz w:val="28"/>
-          <w:szCs w:val="28"/>
-        </w:rPr>
-        <w:t>. Выводит</w:t>
-      </w:r>
-      <w:r>
-        <w:rPr>
-          <w:sz w:val="28"/>
-          <w:szCs w:val="28"/>
+        <w:t>нажатии</w:t>
+      </w:r>
+      <w:r>
+        <w:rPr>
+          <w:sz w:val="28"/>
+          <w:szCs w:val="28"/>
+          <w:lang w:val="en-US"/>
         </w:rPr>
         <w:t xml:space="preserve"> </w:t>
       </w:r>
@@ -8378,586 +8511,30 @@
           <w:sz w:val="28"/>
           <w:szCs w:val="28"/>
         </w:rPr>
-        <w:t>ключ</w:t>
-      </w:r>
-      <w:r>
-        <w:rPr>
-          <w:sz w:val="28"/>
-          <w:szCs w:val="28"/>
-        </w:rPr>
-        <w:t xml:space="preserve"> (</w:t>
-      </w:r>
-      <w:r>
-        <w:rPr>
-          <w:sz w:val="28"/>
-          <w:szCs w:val="28"/>
-        </w:rPr>
-        <w:t>целое</w:t>
-      </w:r>
-      <w:r>
-        <w:rPr>
-          <w:sz w:val="28"/>
-          <w:szCs w:val="28"/>
-        </w:rPr>
-        <w:t xml:space="preserve"> </w:t>
-      </w:r>
-      <w:r>
-        <w:rPr>
-          <w:sz w:val="28"/>
-          <w:szCs w:val="28"/>
-        </w:rPr>
-        <w:t>число</w:t>
-      </w:r>
-      <w:r>
-        <w:rPr>
-          <w:sz w:val="28"/>
-          <w:szCs w:val="28"/>
-        </w:rPr>
-        <w:t>)</w:t>
-      </w:r>
-    </w:p>
-    <w:p>
-      <w:pPr>
-        <w:spacing w:line="360" w:lineRule="auto"/>
-        <w:ind w:firstLine="709"/>
-        <w:jc w:val="both"/>
-        <w:rPr>
-          <w:sz w:val="28"/>
-          <w:szCs w:val="28"/>
-          <w:lang w:val="en-US"/>
-        </w:rPr>
-      </w:pPr>
-      <w:proofErr w:type="gramStart"/>
-      <w:r>
-        <w:rPr>
-          <w:sz w:val="28"/>
-          <w:szCs w:val="28"/>
-          <w:lang w:val="en-US"/>
-        </w:rPr>
-        <w:t>string</w:t>
-      </w:r>
-      <w:proofErr w:type="gramEnd"/>
-      <w:r>
-        <w:rPr>
-          <w:sz w:val="28"/>
-          <w:szCs w:val="28"/>
-        </w:rPr>
-        <w:t xml:space="preserve"> </w:t>
-      </w:r>
-      <w:proofErr w:type="spellStart"/>
-      <w:r>
-        <w:rPr>
-          <w:sz w:val="28"/>
-          <w:szCs w:val="28"/>
-          <w:lang w:val="en-US"/>
-        </w:rPr>
-        <w:t>InputFromFile</w:t>
-      </w:r>
-      <w:proofErr w:type="spellEnd"/>
-      <w:r>
-        <w:rPr>
-          <w:sz w:val="28"/>
-          <w:szCs w:val="28"/>
-        </w:rPr>
-        <w:t xml:space="preserve"> (</w:t>
-      </w:r>
-      <w:r>
-        <w:rPr>
-          <w:sz w:val="28"/>
-          <w:szCs w:val="28"/>
-          <w:lang w:val="en-US"/>
-        </w:rPr>
-        <w:t>string</w:t>
-      </w:r>
-      <w:r>
-        <w:rPr>
-          <w:sz w:val="28"/>
-          <w:szCs w:val="28"/>
-        </w:rPr>
-        <w:t xml:space="preserve"> </w:t>
-      </w:r>
-      <w:proofErr w:type="spellStart"/>
-      <w:r>
-        <w:rPr>
-          <w:sz w:val="28"/>
-          <w:szCs w:val="28"/>
-          <w:lang w:val="en-US"/>
-        </w:rPr>
-        <w:t>filePath</w:t>
-      </w:r>
-      <w:proofErr w:type="spellEnd"/>
-      <w:r>
-        <w:rPr>
-          <w:sz w:val="28"/>
-          <w:szCs w:val="28"/>
-        </w:rPr>
-        <w:t>)</w:t>
-      </w:r>
-      <w:r>
-        <w:rPr>
-          <w:sz w:val="28"/>
-          <w:szCs w:val="28"/>
-        </w:rPr>
-        <w:t xml:space="preserve"> – решает задачу ввода и проверки текста через файл. В качестве параметров получает путь к файлу (строка). Выводит</w:t>
-      </w:r>
-      <w:r>
-        <w:rPr>
-          <w:sz w:val="28"/>
-          <w:szCs w:val="28"/>
-          <w:lang w:val="en-US"/>
-        </w:rPr>
-        <w:t xml:space="preserve"> </w:t>
-      </w:r>
-      <w:r>
-        <w:rPr>
-          <w:sz w:val="28"/>
-          <w:szCs w:val="28"/>
-        </w:rPr>
-        <w:t>текст</w:t>
-      </w:r>
-      <w:r>
-        <w:rPr>
-          <w:sz w:val="28"/>
-          <w:szCs w:val="28"/>
-          <w:lang w:val="en-US"/>
-        </w:rPr>
-        <w:t xml:space="preserve"> </w:t>
-      </w:r>
-      <w:r>
-        <w:rPr>
-          <w:sz w:val="28"/>
-          <w:szCs w:val="28"/>
-        </w:rPr>
-        <w:t>из</w:t>
-      </w:r>
-      <w:r>
-        <w:rPr>
-          <w:sz w:val="28"/>
-          <w:szCs w:val="28"/>
-          <w:lang w:val="en-US"/>
-        </w:rPr>
-        <w:t xml:space="preserve"> </w:t>
-      </w:r>
-      <w:r>
-        <w:rPr>
-          <w:sz w:val="28"/>
-          <w:szCs w:val="28"/>
-        </w:rPr>
-        <w:t>файла</w:t>
-      </w:r>
-      <w:r>
-        <w:rPr>
-          <w:sz w:val="28"/>
-          <w:szCs w:val="28"/>
-          <w:lang w:val="en-US"/>
-        </w:rPr>
-        <w:t xml:space="preserve"> (</w:t>
-      </w:r>
-      <w:r>
-        <w:rPr>
-          <w:sz w:val="28"/>
-          <w:szCs w:val="28"/>
-        </w:rPr>
-        <w:t>строка</w:t>
-      </w:r>
-      <w:r>
-        <w:rPr>
-          <w:sz w:val="28"/>
-          <w:szCs w:val="28"/>
-          <w:lang w:val="en-US"/>
-        </w:rPr>
-        <w:t>).</w:t>
-      </w:r>
-    </w:p>
-    <w:p>
-      <w:pPr>
-        <w:spacing w:line="360" w:lineRule="auto"/>
-        <w:ind w:firstLine="709"/>
-        <w:jc w:val="both"/>
-        <w:rPr>
-          <w:sz w:val="28"/>
-          <w:szCs w:val="28"/>
-        </w:rPr>
-      </w:pPr>
-      <w:proofErr w:type="gramStart"/>
-      <w:r>
-        <w:rPr>
-          <w:sz w:val="28"/>
-          <w:szCs w:val="28"/>
-          <w:lang w:val="en-US"/>
-        </w:rPr>
-        <w:t>string</w:t>
-      </w:r>
-      <w:proofErr w:type="gramEnd"/>
-      <w:r>
-        <w:rPr>
-          <w:sz w:val="28"/>
-          <w:szCs w:val="28"/>
-        </w:rPr>
-        <w:t xml:space="preserve"> </w:t>
-      </w:r>
-      <w:proofErr w:type="spellStart"/>
-      <w:r>
-        <w:rPr>
-          <w:sz w:val="28"/>
-          <w:szCs w:val="28"/>
-          <w:lang w:val="en-US"/>
-        </w:rPr>
-        <w:t>InputFromProgram</w:t>
-      </w:r>
-      <w:proofErr w:type="spellEnd"/>
-      <w:r>
-        <w:rPr>
-          <w:sz w:val="28"/>
-          <w:szCs w:val="28"/>
-        </w:rPr>
-        <w:t xml:space="preserve"> (</w:t>
-      </w:r>
-      <w:r>
-        <w:rPr>
-          <w:sz w:val="28"/>
-          <w:szCs w:val="28"/>
-          <w:lang w:val="en-US"/>
-        </w:rPr>
-        <w:t>string</w:t>
-      </w:r>
-      <w:r>
-        <w:rPr>
-          <w:sz w:val="28"/>
-          <w:szCs w:val="28"/>
-        </w:rPr>
-        <w:t xml:space="preserve"> </w:t>
-      </w:r>
-      <w:r>
-        <w:rPr>
-          <w:sz w:val="28"/>
-          <w:szCs w:val="28"/>
-          <w:lang w:val="en-US"/>
-        </w:rPr>
-        <w:t>text</w:t>
-      </w:r>
-      <w:r>
-        <w:rPr>
-          <w:sz w:val="28"/>
-          <w:szCs w:val="28"/>
-        </w:rPr>
-        <w:t xml:space="preserve">) – </w:t>
-      </w:r>
-      <w:r>
-        <w:rPr>
-          <w:sz w:val="28"/>
-          <w:szCs w:val="28"/>
-        </w:rPr>
-        <w:t>решает задачу</w:t>
-      </w:r>
-      <w:r>
-        <w:rPr>
-          <w:sz w:val="28"/>
-          <w:szCs w:val="28"/>
-        </w:rPr>
-        <w:t xml:space="preserve"> </w:t>
-      </w:r>
-      <w:r>
-        <w:rPr>
-          <w:sz w:val="28"/>
-          <w:szCs w:val="28"/>
-        </w:rPr>
-        <w:t>ввода</w:t>
-      </w:r>
-      <w:r>
-        <w:rPr>
-          <w:sz w:val="28"/>
-          <w:szCs w:val="28"/>
-        </w:rPr>
-        <w:t xml:space="preserve"> </w:t>
-      </w:r>
-      <w:r>
-        <w:rPr>
-          <w:sz w:val="28"/>
-          <w:szCs w:val="28"/>
-        </w:rPr>
-        <w:t>и</w:t>
-      </w:r>
-      <w:r>
-        <w:rPr>
-          <w:sz w:val="28"/>
-          <w:szCs w:val="28"/>
-        </w:rPr>
-        <w:t xml:space="preserve"> </w:t>
-      </w:r>
-      <w:r>
-        <w:rPr>
-          <w:sz w:val="28"/>
-          <w:szCs w:val="28"/>
-        </w:rPr>
-        <w:t>проверки</w:t>
-      </w:r>
-      <w:r>
-        <w:rPr>
-          <w:sz w:val="28"/>
-          <w:szCs w:val="28"/>
-        </w:rPr>
-        <w:t xml:space="preserve"> </w:t>
-      </w:r>
-      <w:r>
-        <w:rPr>
-          <w:sz w:val="28"/>
-          <w:szCs w:val="28"/>
-        </w:rPr>
-        <w:t>текста</w:t>
-      </w:r>
-      <w:r>
-        <w:rPr>
-          <w:sz w:val="28"/>
-          <w:szCs w:val="28"/>
-        </w:rPr>
-        <w:t xml:space="preserve"> </w:t>
-      </w:r>
-      <w:r>
-        <w:rPr>
-          <w:sz w:val="28"/>
-          <w:szCs w:val="28"/>
-        </w:rPr>
-        <w:t>из</w:t>
-      </w:r>
-      <w:r>
-        <w:rPr>
-          <w:sz w:val="28"/>
-          <w:szCs w:val="28"/>
-        </w:rPr>
-        <w:t xml:space="preserve"> </w:t>
-      </w:r>
-      <w:r>
-        <w:rPr>
-          <w:sz w:val="28"/>
-          <w:szCs w:val="28"/>
-        </w:rPr>
-        <w:t>программы</w:t>
-      </w:r>
-      <w:r>
-        <w:rPr>
-          <w:sz w:val="28"/>
-          <w:szCs w:val="28"/>
-        </w:rPr>
-        <w:t xml:space="preserve">. </w:t>
-      </w:r>
-      <w:r>
-        <w:rPr>
-          <w:sz w:val="28"/>
-          <w:szCs w:val="28"/>
-        </w:rPr>
-        <w:t>Получает текст. Выводит текст из программы (строка).</w:t>
-      </w:r>
-    </w:p>
-    <w:p>
-      <w:pPr>
-        <w:spacing w:line="360" w:lineRule="auto"/>
-        <w:ind w:firstLine="709"/>
-        <w:jc w:val="both"/>
-        <w:rPr>
-          <w:sz w:val="28"/>
-          <w:szCs w:val="28"/>
-        </w:rPr>
-      </w:pPr>
-      <w:proofErr w:type="gramStart"/>
-      <w:r>
-        <w:rPr>
-          <w:sz w:val="28"/>
-          <w:szCs w:val="28"/>
-          <w:lang w:val="en-US"/>
-        </w:rPr>
-        <w:t>void</w:t>
-      </w:r>
-      <w:proofErr w:type="gramEnd"/>
-      <w:r>
-        <w:rPr>
-          <w:sz w:val="28"/>
-          <w:szCs w:val="28"/>
-          <w:lang w:val="en-US"/>
-        </w:rPr>
-        <w:t xml:space="preserve"> </w:t>
-      </w:r>
-      <w:proofErr w:type="spellStart"/>
-      <w:r>
-        <w:rPr>
-          <w:sz w:val="28"/>
-          <w:szCs w:val="28"/>
-          <w:lang w:val="en-US"/>
-        </w:rPr>
-        <w:t>OutputResult</w:t>
-      </w:r>
-      <w:proofErr w:type="spellEnd"/>
-      <w:r>
-        <w:rPr>
-          <w:sz w:val="28"/>
-          <w:szCs w:val="28"/>
-          <w:lang w:val="en-US"/>
-        </w:rPr>
-        <w:t xml:space="preserve"> (</w:t>
-      </w:r>
-      <w:r>
-        <w:rPr>
-          <w:sz w:val="28"/>
-          <w:szCs w:val="28"/>
-          <w:lang w:val="en-US"/>
-        </w:rPr>
-        <w:t>string</w:t>
-      </w:r>
-      <w:r>
-        <w:rPr>
-          <w:sz w:val="28"/>
-          <w:szCs w:val="28"/>
-          <w:lang w:val="en-US"/>
-        </w:rPr>
-        <w:t xml:space="preserve"> </w:t>
-      </w:r>
-      <w:proofErr w:type="spellStart"/>
-      <w:r>
-        <w:rPr>
-          <w:sz w:val="28"/>
-          <w:szCs w:val="28"/>
-          <w:lang w:val="en-US"/>
-        </w:rPr>
-        <w:t>originalText</w:t>
-      </w:r>
-      <w:proofErr w:type="spellEnd"/>
-      <w:r>
-        <w:rPr>
-          <w:sz w:val="28"/>
-          <w:szCs w:val="28"/>
-          <w:lang w:val="en-US"/>
-        </w:rPr>
-        <w:t xml:space="preserve">, </w:t>
-      </w:r>
-      <w:r>
-        <w:rPr>
-          <w:sz w:val="28"/>
-          <w:szCs w:val="28"/>
-          <w:lang w:val="en-US"/>
-        </w:rPr>
-        <w:t>string</w:t>
-      </w:r>
-      <w:r>
-        <w:rPr>
-          <w:sz w:val="28"/>
-          <w:szCs w:val="28"/>
-          <w:lang w:val="en-US"/>
-        </w:rPr>
-        <w:t xml:space="preserve"> </w:t>
-      </w:r>
-      <w:proofErr w:type="spellStart"/>
-      <w:r>
-        <w:rPr>
-          <w:sz w:val="28"/>
-          <w:szCs w:val="28"/>
-          <w:lang w:val="en-US"/>
-        </w:rPr>
-        <w:t>encryptedText</w:t>
-      </w:r>
-      <w:proofErr w:type="spellEnd"/>
-      <w:r>
-        <w:rPr>
-          <w:sz w:val="28"/>
-          <w:szCs w:val="28"/>
-          <w:lang w:val="en-US"/>
-        </w:rPr>
-        <w:t xml:space="preserve">) – </w:t>
-      </w:r>
-      <w:r>
-        <w:rPr>
-          <w:sz w:val="28"/>
-          <w:szCs w:val="28"/>
-        </w:rPr>
-        <w:t>решает</w:t>
-      </w:r>
-      <w:r>
-        <w:rPr>
-          <w:sz w:val="28"/>
-          <w:szCs w:val="28"/>
-          <w:lang w:val="en-US"/>
-        </w:rPr>
-        <w:t xml:space="preserve"> </w:t>
-      </w:r>
-      <w:r>
-        <w:rPr>
-          <w:sz w:val="28"/>
-          <w:szCs w:val="28"/>
-        </w:rPr>
-        <w:t>задачу</w:t>
-      </w:r>
-      <w:r>
-        <w:rPr>
-          <w:sz w:val="28"/>
-          <w:szCs w:val="28"/>
-          <w:lang w:val="en-US"/>
-        </w:rPr>
-        <w:t xml:space="preserve"> </w:t>
-      </w:r>
-      <w:r>
-        <w:rPr>
-          <w:sz w:val="28"/>
-          <w:szCs w:val="28"/>
-        </w:rPr>
-        <w:t>вывода</w:t>
-      </w:r>
-      <w:r>
-        <w:rPr>
-          <w:sz w:val="28"/>
-          <w:szCs w:val="28"/>
-          <w:lang w:val="en-US"/>
-        </w:rPr>
-        <w:t xml:space="preserve"> </w:t>
-      </w:r>
-      <w:r>
-        <w:rPr>
-          <w:sz w:val="28"/>
-          <w:szCs w:val="28"/>
-        </w:rPr>
-        <w:t>зашифрованного</w:t>
-      </w:r>
-      <w:r>
-        <w:rPr>
-          <w:sz w:val="28"/>
-          <w:szCs w:val="28"/>
-          <w:lang w:val="en-US"/>
-        </w:rPr>
-        <w:t xml:space="preserve"> </w:t>
-      </w:r>
-      <w:r>
-        <w:rPr>
-          <w:sz w:val="28"/>
-          <w:szCs w:val="28"/>
-        </w:rPr>
-        <w:t>текста</w:t>
-      </w:r>
-      <w:r>
-        <w:rPr>
-          <w:sz w:val="28"/>
-          <w:szCs w:val="28"/>
-          <w:lang w:val="en-US"/>
-        </w:rPr>
-        <w:t xml:space="preserve">. </w:t>
-      </w:r>
-      <w:r>
-        <w:rPr>
-          <w:sz w:val="28"/>
-          <w:szCs w:val="28"/>
-        </w:rPr>
-        <w:t>В качестве параметров получает оригинальный текст (строка) и зашифрованный текст (строка).</w:t>
-      </w:r>
-      <w:r>
-        <w:rPr>
-          <w:sz w:val="28"/>
-          <w:szCs w:val="28"/>
-        </w:rPr>
-        <w:t xml:space="preserve"> </w:t>
-      </w:r>
-      <w:r>
-        <w:rPr>
-          <w:sz w:val="28"/>
-          <w:szCs w:val="28"/>
-        </w:rPr>
-        <w:t>Ничего не выводит.</w:t>
+        <w:t>кнопки</w:t>
+      </w:r>
+      <w:r>
+        <w:rPr>
+          <w:sz w:val="28"/>
+          <w:szCs w:val="28"/>
+          <w:lang w:val="en-US"/>
+        </w:rPr>
+        <w:t xml:space="preserve"> «</w:t>
+      </w:r>
+      <w:r>
+        <w:rPr>
+          <w:sz w:val="28"/>
+          <w:szCs w:val="28"/>
+        </w:rPr>
+        <w:t>Импорт</w:t>
+      </w:r>
+      <w:r>
+        <w:rPr>
+          <w:sz w:val="28"/>
+          <w:szCs w:val="28"/>
+          <w:lang w:val="en-US"/>
+        </w:rPr>
+        <w:t>».</w:t>
       </w:r>
     </w:p>
     <w:p>
@@ -8971,8 +8548,194 @@
         <w:rPr>
           <w:sz w:val="28"/>
           <w:szCs w:val="28"/>
-        </w:rPr>
-      </w:pPr>
+          <w:lang w:val="en-US"/>
+        </w:rPr>
+      </w:pPr>
+      <w:proofErr w:type="gramStart"/>
+      <w:r>
+        <w:rPr>
+          <w:sz w:val="28"/>
+          <w:szCs w:val="28"/>
+          <w:lang w:val="en-US"/>
+        </w:rPr>
+        <w:t>void</w:t>
+      </w:r>
+      <w:proofErr w:type="gramEnd"/>
+      <w:r>
+        <w:rPr>
+          <w:sz w:val="28"/>
+          <w:szCs w:val="28"/>
+          <w:lang w:val="en-US"/>
+        </w:rPr>
+        <w:t xml:space="preserve"> </w:t>
+      </w:r>
+      <w:proofErr w:type="spellStart"/>
+      <w:r>
+        <w:rPr>
+          <w:sz w:val="28"/>
+          <w:szCs w:val="28"/>
+          <w:lang w:val="en-US"/>
+        </w:rPr>
+        <w:t>Ex</w:t>
+      </w:r>
+      <w:r>
+        <w:rPr>
+          <w:sz w:val="28"/>
+          <w:szCs w:val="28"/>
+          <w:lang w:val="en-US"/>
+        </w:rPr>
+        <w:t>portToolStripButton_Click</w:t>
+      </w:r>
+      <w:proofErr w:type="spellEnd"/>
+      <w:r>
+        <w:rPr>
+          <w:sz w:val="28"/>
+          <w:szCs w:val="28"/>
+          <w:lang w:val="en-US"/>
+        </w:rPr>
+        <w:t xml:space="preserve">(object sender, </w:t>
+      </w:r>
+      <w:proofErr w:type="spellStart"/>
+      <w:r>
+        <w:rPr>
+          <w:sz w:val="28"/>
+          <w:szCs w:val="28"/>
+          <w:lang w:val="en-US"/>
+        </w:rPr>
+        <w:t>EventArgs</w:t>
+      </w:r>
+      <w:proofErr w:type="spellEnd"/>
+      <w:r>
+        <w:rPr>
+          <w:sz w:val="28"/>
+          <w:szCs w:val="28"/>
+          <w:lang w:val="en-US"/>
+        </w:rPr>
+        <w:t xml:space="preserve"> e)</w:t>
+      </w:r>
+      <w:r>
+        <w:rPr>
+          <w:sz w:val="28"/>
+          <w:szCs w:val="28"/>
+          <w:lang w:val="en-US"/>
+        </w:rPr>
+        <w:t xml:space="preserve"> </w:t>
+      </w:r>
+      <w:r>
+        <w:rPr>
+          <w:sz w:val="28"/>
+          <w:szCs w:val="28"/>
+          <w:lang w:val="en-US"/>
+        </w:rPr>
+        <w:t>)</w:t>
+      </w:r>
+      <w:r>
+        <w:rPr>
+          <w:sz w:val="28"/>
+          <w:szCs w:val="28"/>
+          <w:lang w:val="en-US"/>
+        </w:rPr>
+        <w:t xml:space="preserve"> </w:t>
+      </w:r>
+      <w:r>
+        <w:rPr>
+          <w:sz w:val="28"/>
+          <w:szCs w:val="28"/>
+          <w:lang w:val="en-US"/>
+        </w:rPr>
+        <w:t xml:space="preserve">– </w:t>
+      </w:r>
+      <w:r>
+        <w:rPr>
+          <w:sz w:val="28"/>
+          <w:szCs w:val="28"/>
+        </w:rPr>
+        <w:t>Событие</w:t>
+      </w:r>
+      <w:r>
+        <w:rPr>
+          <w:sz w:val="28"/>
+          <w:szCs w:val="28"/>
+          <w:lang w:val="en-US"/>
+        </w:rPr>
+        <w:t xml:space="preserve"> </w:t>
+      </w:r>
+      <w:r>
+        <w:rPr>
+          <w:sz w:val="28"/>
+          <w:szCs w:val="28"/>
+        </w:rPr>
+        <w:t>при</w:t>
+      </w:r>
+      <w:r>
+        <w:rPr>
+          <w:sz w:val="28"/>
+          <w:szCs w:val="28"/>
+          <w:lang w:val="en-US"/>
+        </w:rPr>
+        <w:t xml:space="preserve"> </w:t>
+      </w:r>
+      <w:r>
+        <w:rPr>
+          <w:sz w:val="28"/>
+          <w:szCs w:val="28"/>
+        </w:rPr>
+        <w:t>нажатии</w:t>
+      </w:r>
+      <w:r>
+        <w:rPr>
+          <w:sz w:val="28"/>
+          <w:szCs w:val="28"/>
+          <w:lang w:val="en-US"/>
+        </w:rPr>
+        <w:t xml:space="preserve"> </w:t>
+      </w:r>
+      <w:r>
+        <w:rPr>
+          <w:sz w:val="28"/>
+          <w:szCs w:val="28"/>
+        </w:rPr>
+        <w:t>кнопки</w:t>
+      </w:r>
+      <w:r>
+        <w:rPr>
+          <w:sz w:val="28"/>
+          <w:szCs w:val="28"/>
+          <w:lang w:val="en-US"/>
+        </w:rPr>
+        <w:t xml:space="preserve"> </w:t>
+      </w:r>
+      <w:r>
+        <w:rPr>
+          <w:sz w:val="28"/>
+          <w:szCs w:val="28"/>
+          <w:lang w:val="en-US"/>
+        </w:rPr>
+        <w:t>«</w:t>
+      </w:r>
+      <w:r>
+        <w:rPr>
+          <w:sz w:val="28"/>
+          <w:szCs w:val="28"/>
+        </w:rPr>
+        <w:t>Экспорт</w:t>
+      </w:r>
+      <w:r>
+        <w:rPr>
+          <w:sz w:val="28"/>
+          <w:szCs w:val="28"/>
+          <w:lang w:val="en-US"/>
+        </w:rPr>
+        <w:t>»</w:t>
+      </w:r>
+      <w:r>
+        <w:rPr>
+          <w:sz w:val="28"/>
+          <w:szCs w:val="28"/>
+          <w:lang w:val="en-US"/>
+        </w:rPr>
+        <w:t>.</w:t>
+      </w:r>
     </w:p>
     <w:p>
       <w:pPr>
@@ -8983,28 +8746,195 @@
         <w:ind w:firstLine="709"/>
         <w:jc w:val="both"/>
         <w:rPr>
-          <w:b/>
-          <w:sz w:val="28"/>
-          <w:szCs w:val="28"/>
-          <w:lang w:val="en-US"/>
-        </w:rPr>
-      </w:pPr>
-      <w:r>
-        <w:rPr>
-          <w:b/>
-          <w:sz w:val="28"/>
-          <w:szCs w:val="28"/>
-        </w:rPr>
-        <w:t xml:space="preserve">Класс </w:t>
-      </w:r>
-      <w:r>
-        <w:rPr>
-          <w:b/>
-          <w:sz w:val="28"/>
-          <w:szCs w:val="28"/>
-          <w:lang w:val="en-US"/>
-        </w:rPr>
-        <w:t>Alphabet</w:t>
+          <w:sz w:val="28"/>
+          <w:szCs w:val="28"/>
+          <w:lang w:val="en-US"/>
+        </w:rPr>
+      </w:pPr>
+      <w:proofErr w:type="gramStart"/>
+      <w:r>
+        <w:rPr>
+          <w:sz w:val="28"/>
+          <w:szCs w:val="28"/>
+          <w:lang w:val="en-US"/>
+        </w:rPr>
+        <w:t>void</w:t>
+      </w:r>
+      <w:proofErr w:type="gramEnd"/>
+      <w:r>
+        <w:rPr>
+          <w:sz w:val="28"/>
+          <w:szCs w:val="28"/>
+          <w:lang w:val="en-US"/>
+        </w:rPr>
+        <w:t xml:space="preserve"> </w:t>
+      </w:r>
+      <w:proofErr w:type="spellStart"/>
+      <w:r>
+        <w:rPr>
+          <w:sz w:val="28"/>
+          <w:szCs w:val="28"/>
+          <w:lang w:val="en-US"/>
+        </w:rPr>
+        <w:t>Cipher</w:t>
+      </w:r>
+      <w:r>
+        <w:rPr>
+          <w:sz w:val="28"/>
+          <w:szCs w:val="28"/>
+          <w:lang w:val="en-US"/>
+        </w:rPr>
+        <w:t>ToolStripButton_Click</w:t>
+      </w:r>
+      <w:proofErr w:type="spellEnd"/>
+      <w:r>
+        <w:rPr>
+          <w:sz w:val="28"/>
+          <w:szCs w:val="28"/>
+          <w:lang w:val="en-US"/>
+        </w:rPr>
+        <w:t xml:space="preserve">(object sender, </w:t>
+      </w:r>
+      <w:proofErr w:type="spellStart"/>
+      <w:r>
+        <w:rPr>
+          <w:sz w:val="28"/>
+          <w:szCs w:val="28"/>
+          <w:lang w:val="en-US"/>
+        </w:rPr>
+        <w:t>EventArgs</w:t>
+      </w:r>
+      <w:proofErr w:type="spellEnd"/>
+      <w:r>
+        <w:rPr>
+          <w:sz w:val="28"/>
+          <w:szCs w:val="28"/>
+          <w:lang w:val="en-US"/>
+        </w:rPr>
+        <w:t xml:space="preserve"> e)</w:t>
+      </w:r>
+      <w:r>
+        <w:rPr>
+          <w:sz w:val="28"/>
+          <w:szCs w:val="28"/>
+          <w:lang w:val="en-US"/>
+        </w:rPr>
+        <w:t xml:space="preserve"> </w:t>
+      </w:r>
+      <w:r>
+        <w:rPr>
+          <w:sz w:val="28"/>
+          <w:szCs w:val="28"/>
+          <w:lang w:val="en-US"/>
+        </w:rPr>
+        <w:t>)</w:t>
+      </w:r>
+      <w:r>
+        <w:rPr>
+          <w:sz w:val="28"/>
+          <w:szCs w:val="28"/>
+          <w:lang w:val="en-US"/>
+        </w:rPr>
+        <w:t xml:space="preserve"> </w:t>
+      </w:r>
+      <w:r>
+        <w:rPr>
+          <w:sz w:val="28"/>
+          <w:szCs w:val="28"/>
+          <w:lang w:val="en-US"/>
+        </w:rPr>
+        <w:t xml:space="preserve">– </w:t>
+      </w:r>
+      <w:r>
+        <w:rPr>
+          <w:sz w:val="28"/>
+          <w:szCs w:val="28"/>
+        </w:rPr>
+        <w:t>Событие</w:t>
+      </w:r>
+      <w:r>
+        <w:rPr>
+          <w:sz w:val="28"/>
+          <w:szCs w:val="28"/>
+          <w:lang w:val="en-US"/>
+        </w:rPr>
+        <w:t xml:space="preserve"> </w:t>
+      </w:r>
+      <w:r>
+        <w:rPr>
+          <w:sz w:val="28"/>
+          <w:szCs w:val="28"/>
+        </w:rPr>
+        <w:t>при</w:t>
+      </w:r>
+      <w:r>
+        <w:rPr>
+          <w:sz w:val="28"/>
+          <w:szCs w:val="28"/>
+          <w:lang w:val="en-US"/>
+        </w:rPr>
+        <w:t xml:space="preserve"> </w:t>
+      </w:r>
+      <w:r>
+        <w:rPr>
+          <w:sz w:val="28"/>
+          <w:szCs w:val="28"/>
+        </w:rPr>
+        <w:t>нажатии</w:t>
+      </w:r>
+      <w:r>
+        <w:rPr>
+          <w:sz w:val="28"/>
+          <w:szCs w:val="28"/>
+          <w:lang w:val="en-US"/>
+        </w:rPr>
+        <w:t xml:space="preserve"> </w:t>
+      </w:r>
+      <w:r>
+        <w:rPr>
+          <w:sz w:val="28"/>
+          <w:szCs w:val="28"/>
+        </w:rPr>
+        <w:t>кнопки</w:t>
+      </w:r>
+      <w:r>
+        <w:rPr>
+          <w:sz w:val="28"/>
+          <w:szCs w:val="28"/>
+          <w:lang w:val="en-US"/>
+        </w:rPr>
+        <w:t xml:space="preserve"> </w:t>
+      </w:r>
+      <w:r>
+        <w:rPr>
+          <w:sz w:val="28"/>
+          <w:szCs w:val="28"/>
+          <w:lang w:val="en-US"/>
+        </w:rPr>
+        <w:t>«</w:t>
+      </w:r>
+      <w:r>
+        <w:rPr>
+          <w:sz w:val="28"/>
+          <w:szCs w:val="28"/>
+        </w:rPr>
+        <w:t>Зашифровать</w:t>
+      </w:r>
+      <w:r>
+        <w:rPr>
+          <w:sz w:val="28"/>
+          <w:szCs w:val="28"/>
+          <w:lang w:val="en-US"/>
+        </w:rPr>
+        <w:t>»</w:t>
+      </w:r>
+      <w:r>
+        <w:rPr>
+          <w:sz w:val="28"/>
+          <w:szCs w:val="28"/>
+          <w:lang w:val="en-US"/>
+        </w:rPr>
+        <w:t>.</w:t>
       </w:r>
     </w:p>
     <w:p>
@@ -9016,18 +8946,518 @@
         <w:ind w:firstLine="709"/>
         <w:jc w:val="both"/>
         <w:rPr>
+          <w:sz w:val="28"/>
+          <w:szCs w:val="28"/>
+          <w:lang w:val="en-US"/>
+        </w:rPr>
+      </w:pPr>
+      <w:proofErr w:type="gramStart"/>
+      <w:r>
+        <w:rPr>
+          <w:sz w:val="28"/>
+          <w:szCs w:val="28"/>
+          <w:lang w:val="en-US"/>
+        </w:rPr>
+        <w:t>void</w:t>
+      </w:r>
+      <w:proofErr w:type="gramEnd"/>
+      <w:r>
+        <w:rPr>
+          <w:sz w:val="28"/>
+          <w:szCs w:val="28"/>
+          <w:lang w:val="en-US"/>
+        </w:rPr>
+        <w:t xml:space="preserve"> </w:t>
+      </w:r>
+      <w:proofErr w:type="spellStart"/>
+      <w:r>
+        <w:rPr>
+          <w:sz w:val="28"/>
+          <w:szCs w:val="28"/>
+          <w:lang w:val="en-US"/>
+        </w:rPr>
+        <w:t>Decipher</w:t>
+      </w:r>
+      <w:r>
+        <w:rPr>
+          <w:sz w:val="28"/>
+          <w:szCs w:val="28"/>
+          <w:lang w:val="en-US"/>
+        </w:rPr>
+        <w:t>ToolStripButton_Click</w:t>
+      </w:r>
+      <w:proofErr w:type="spellEnd"/>
+      <w:r>
+        <w:rPr>
+          <w:sz w:val="28"/>
+          <w:szCs w:val="28"/>
+          <w:lang w:val="en-US"/>
+        </w:rPr>
+        <w:t xml:space="preserve">(object sender, </w:t>
+      </w:r>
+      <w:proofErr w:type="spellStart"/>
+      <w:r>
+        <w:rPr>
+          <w:sz w:val="28"/>
+          <w:szCs w:val="28"/>
+          <w:lang w:val="en-US"/>
+        </w:rPr>
+        <w:t>EventArgs</w:t>
+      </w:r>
+      <w:proofErr w:type="spellEnd"/>
+      <w:r>
+        <w:rPr>
+          <w:sz w:val="28"/>
+          <w:szCs w:val="28"/>
+          <w:lang w:val="en-US"/>
+        </w:rPr>
+        <w:t xml:space="preserve"> e)</w:t>
+      </w:r>
+      <w:r>
+        <w:rPr>
+          <w:sz w:val="28"/>
+          <w:szCs w:val="28"/>
+          <w:lang w:val="en-US"/>
+        </w:rPr>
+        <w:t xml:space="preserve"> </w:t>
+      </w:r>
+      <w:r>
+        <w:rPr>
+          <w:sz w:val="28"/>
+          <w:szCs w:val="28"/>
+          <w:lang w:val="en-US"/>
+        </w:rPr>
+        <w:t>)</w:t>
+      </w:r>
+      <w:r>
+        <w:rPr>
+          <w:sz w:val="28"/>
+          <w:szCs w:val="28"/>
+          <w:lang w:val="en-US"/>
+        </w:rPr>
+        <w:t xml:space="preserve"> </w:t>
+      </w:r>
+      <w:r>
+        <w:rPr>
+          <w:sz w:val="28"/>
+          <w:szCs w:val="28"/>
+          <w:lang w:val="en-US"/>
+        </w:rPr>
+        <w:t xml:space="preserve">– </w:t>
+      </w:r>
+      <w:r>
+        <w:rPr>
+          <w:sz w:val="28"/>
+          <w:szCs w:val="28"/>
+        </w:rPr>
+        <w:t>Событие</w:t>
+      </w:r>
+      <w:r>
+        <w:rPr>
+          <w:sz w:val="28"/>
+          <w:szCs w:val="28"/>
+          <w:lang w:val="en-US"/>
+        </w:rPr>
+        <w:t xml:space="preserve"> </w:t>
+      </w:r>
+      <w:r>
+        <w:rPr>
+          <w:sz w:val="28"/>
+          <w:szCs w:val="28"/>
+        </w:rPr>
+        <w:t>при</w:t>
+      </w:r>
+      <w:r>
+        <w:rPr>
+          <w:sz w:val="28"/>
+          <w:szCs w:val="28"/>
+          <w:lang w:val="en-US"/>
+        </w:rPr>
+        <w:t xml:space="preserve"> </w:t>
+      </w:r>
+      <w:r>
+        <w:rPr>
+          <w:sz w:val="28"/>
+          <w:szCs w:val="28"/>
+        </w:rPr>
+        <w:t>нажатии</w:t>
+      </w:r>
+      <w:r>
+        <w:rPr>
+          <w:sz w:val="28"/>
+          <w:szCs w:val="28"/>
+          <w:lang w:val="en-US"/>
+        </w:rPr>
+        <w:t xml:space="preserve"> </w:t>
+      </w:r>
+      <w:r>
+        <w:rPr>
+          <w:sz w:val="28"/>
+          <w:szCs w:val="28"/>
+        </w:rPr>
+        <w:t>кнопки</w:t>
+      </w:r>
+      <w:r>
+        <w:rPr>
+          <w:sz w:val="28"/>
+          <w:szCs w:val="28"/>
+          <w:lang w:val="en-US"/>
+        </w:rPr>
+        <w:t xml:space="preserve"> </w:t>
+      </w:r>
+      <w:r>
+        <w:rPr>
+          <w:sz w:val="28"/>
+          <w:szCs w:val="28"/>
+          <w:lang w:val="en-US"/>
+        </w:rPr>
+        <w:t>«</w:t>
+      </w:r>
+      <w:r>
+        <w:rPr>
+          <w:sz w:val="28"/>
+          <w:szCs w:val="28"/>
+        </w:rPr>
+        <w:t>Расшифровать</w:t>
+      </w:r>
+      <w:r>
+        <w:rPr>
+          <w:sz w:val="28"/>
+          <w:szCs w:val="28"/>
+          <w:lang w:val="en-US"/>
+        </w:rPr>
+        <w:t>»</w:t>
+      </w:r>
+      <w:r>
+        <w:rPr>
+          <w:sz w:val="28"/>
+          <w:szCs w:val="28"/>
+          <w:lang w:val="en-US"/>
+        </w:rPr>
+        <w:t>.</w:t>
+      </w:r>
+    </w:p>
+    <w:p>
+      <w:pPr>
+        <w:widowControl/>
+        <w:autoSpaceDE/>
+        <w:autoSpaceDN/>
+        <w:spacing w:after="160" w:line="259" w:lineRule="auto"/>
+        <w:ind w:firstLine="709"/>
+        <w:jc w:val="both"/>
+        <w:rPr>
+          <w:sz w:val="28"/>
+          <w:szCs w:val="28"/>
+          <w:lang w:val="en-US"/>
+        </w:rPr>
+      </w:pPr>
+      <w:proofErr w:type="gramStart"/>
+      <w:r>
+        <w:rPr>
+          <w:sz w:val="28"/>
+          <w:szCs w:val="28"/>
+          <w:lang w:val="en-US"/>
+        </w:rPr>
+        <w:t>void</w:t>
+      </w:r>
+      <w:proofErr w:type="gramEnd"/>
+      <w:r>
+        <w:rPr>
+          <w:sz w:val="28"/>
+          <w:szCs w:val="28"/>
+          <w:lang w:val="en-US"/>
+        </w:rPr>
+        <w:t xml:space="preserve"> </w:t>
+      </w:r>
+      <w:proofErr w:type="spellStart"/>
+      <w:r>
+        <w:rPr>
+          <w:sz w:val="28"/>
+          <w:szCs w:val="28"/>
+          <w:lang w:val="en-US"/>
+        </w:rPr>
+        <w:t>Clear</w:t>
+      </w:r>
+      <w:r>
+        <w:rPr>
+          <w:sz w:val="28"/>
+          <w:szCs w:val="28"/>
+          <w:lang w:val="en-US"/>
+        </w:rPr>
+        <w:t>ToolStripButton_Click</w:t>
+      </w:r>
+      <w:proofErr w:type="spellEnd"/>
+      <w:r>
+        <w:rPr>
+          <w:sz w:val="28"/>
+          <w:szCs w:val="28"/>
+          <w:lang w:val="en-US"/>
+        </w:rPr>
+        <w:t xml:space="preserve">(object sender, </w:t>
+      </w:r>
+      <w:proofErr w:type="spellStart"/>
+      <w:r>
+        <w:rPr>
+          <w:sz w:val="28"/>
+          <w:szCs w:val="28"/>
+          <w:lang w:val="en-US"/>
+        </w:rPr>
+        <w:t>EventArgs</w:t>
+      </w:r>
+      <w:proofErr w:type="spellEnd"/>
+      <w:r>
+        <w:rPr>
+          <w:sz w:val="28"/>
+          <w:szCs w:val="28"/>
+          <w:lang w:val="en-US"/>
+        </w:rPr>
+        <w:t xml:space="preserve"> e)</w:t>
+      </w:r>
+      <w:r>
+        <w:rPr>
+          <w:sz w:val="28"/>
+          <w:szCs w:val="28"/>
+          <w:lang w:val="en-US"/>
+        </w:rPr>
+        <w:t xml:space="preserve"> </w:t>
+      </w:r>
+      <w:r>
+        <w:rPr>
+          <w:sz w:val="28"/>
+          <w:szCs w:val="28"/>
+          <w:lang w:val="en-US"/>
+        </w:rPr>
+        <w:t>)</w:t>
+      </w:r>
+      <w:r>
+        <w:rPr>
+          <w:sz w:val="28"/>
+          <w:szCs w:val="28"/>
+          <w:lang w:val="en-US"/>
+        </w:rPr>
+        <w:t xml:space="preserve"> </w:t>
+      </w:r>
+      <w:r>
+        <w:rPr>
+          <w:sz w:val="28"/>
+          <w:szCs w:val="28"/>
+          <w:lang w:val="en-US"/>
+        </w:rPr>
+        <w:t xml:space="preserve">– </w:t>
+      </w:r>
+      <w:r>
+        <w:rPr>
+          <w:sz w:val="28"/>
+          <w:szCs w:val="28"/>
+        </w:rPr>
+        <w:t>Событие</w:t>
+      </w:r>
+      <w:r>
+        <w:rPr>
+          <w:sz w:val="28"/>
+          <w:szCs w:val="28"/>
+          <w:lang w:val="en-US"/>
+        </w:rPr>
+        <w:t xml:space="preserve"> </w:t>
+      </w:r>
+      <w:r>
+        <w:rPr>
+          <w:sz w:val="28"/>
+          <w:szCs w:val="28"/>
+        </w:rPr>
+        <w:t>при</w:t>
+      </w:r>
+      <w:r>
+        <w:rPr>
+          <w:sz w:val="28"/>
+          <w:szCs w:val="28"/>
+          <w:lang w:val="en-US"/>
+        </w:rPr>
+        <w:t xml:space="preserve"> </w:t>
+      </w:r>
+      <w:r>
+        <w:rPr>
+          <w:sz w:val="28"/>
+          <w:szCs w:val="28"/>
+        </w:rPr>
+        <w:t>нажатии</w:t>
+      </w:r>
+      <w:r>
+        <w:rPr>
+          <w:sz w:val="28"/>
+          <w:szCs w:val="28"/>
+          <w:lang w:val="en-US"/>
+        </w:rPr>
+        <w:t xml:space="preserve"> </w:t>
+      </w:r>
+      <w:r>
+        <w:rPr>
+          <w:sz w:val="28"/>
+          <w:szCs w:val="28"/>
+        </w:rPr>
+        <w:t>кнопки</w:t>
+      </w:r>
+      <w:r>
+        <w:rPr>
+          <w:sz w:val="28"/>
+          <w:szCs w:val="28"/>
+          <w:lang w:val="en-US"/>
+        </w:rPr>
+        <w:t xml:space="preserve"> «</w:t>
+      </w:r>
+      <w:r>
+        <w:rPr>
+          <w:sz w:val="28"/>
+          <w:szCs w:val="28"/>
+        </w:rPr>
+        <w:t>Очистить</w:t>
+      </w:r>
+      <w:r>
+        <w:rPr>
+          <w:sz w:val="28"/>
+          <w:szCs w:val="28"/>
+          <w:lang w:val="en-US"/>
+        </w:rPr>
+        <w:t xml:space="preserve"> </w:t>
+      </w:r>
+      <w:r>
+        <w:rPr>
+          <w:sz w:val="28"/>
+          <w:szCs w:val="28"/>
+        </w:rPr>
+        <w:t>поля</w:t>
+      </w:r>
+      <w:r>
+        <w:rPr>
+          <w:sz w:val="28"/>
+          <w:szCs w:val="28"/>
+          <w:lang w:val="en-US"/>
+        </w:rPr>
+        <w:t xml:space="preserve"> </w:t>
+      </w:r>
+      <w:r>
+        <w:rPr>
+          <w:sz w:val="28"/>
+          <w:szCs w:val="28"/>
+        </w:rPr>
+        <w:t>ввода</w:t>
+      </w:r>
+      <w:r>
+        <w:rPr>
+          <w:sz w:val="28"/>
+          <w:szCs w:val="28"/>
+          <w:lang w:val="en-US"/>
+        </w:rPr>
+        <w:t>\</w:t>
+      </w:r>
+      <w:r>
+        <w:rPr>
+          <w:sz w:val="28"/>
+          <w:szCs w:val="28"/>
+        </w:rPr>
+        <w:t>вывода</w:t>
+      </w:r>
+      <w:r>
+        <w:rPr>
+          <w:sz w:val="28"/>
+          <w:szCs w:val="28"/>
+          <w:lang w:val="en-US"/>
+        </w:rPr>
+        <w:t>».</w:t>
+      </w:r>
+    </w:p>
+    <w:p>
+      <w:pPr>
+        <w:widowControl/>
+        <w:autoSpaceDE/>
+        <w:autoSpaceDN/>
+        <w:spacing w:after="160" w:line="259" w:lineRule="auto"/>
+        <w:ind w:firstLine="709"/>
+        <w:jc w:val="both"/>
+        <w:rPr>
+          <w:sz w:val="28"/>
+          <w:szCs w:val="28"/>
+        </w:rPr>
+      </w:pPr>
+      <w:r>
+        <w:rPr>
+          <w:sz w:val="28"/>
+          <w:szCs w:val="28"/>
+        </w:rPr>
+        <w:t>…</w:t>
+      </w:r>
+    </w:p>
+    <w:p>
+      <w:pPr>
+        <w:widowControl/>
+        <w:autoSpaceDE/>
+        <w:autoSpaceDN/>
+        <w:spacing w:after="160" w:line="259" w:lineRule="auto"/>
+        <w:ind w:firstLine="709"/>
+        <w:jc w:val="both"/>
+        <w:rPr>
+          <w:sz w:val="28"/>
+          <w:szCs w:val="28"/>
+        </w:rPr>
+      </w:pPr>
+    </w:p>
+    <w:p>
+      <w:pPr>
+        <w:widowControl/>
+        <w:autoSpaceDE/>
+        <w:autoSpaceDN/>
+        <w:spacing w:after="160" w:line="259" w:lineRule="auto"/>
+        <w:ind w:firstLine="709"/>
+        <w:jc w:val="both"/>
+        <w:rPr>
           <w:b/>
           <w:sz w:val="28"/>
           <w:szCs w:val="28"/>
+          <w:lang w:val="en-US"/>
         </w:rPr>
       </w:pPr>
       <w:r>
         <w:rPr>
           <w:b/>
-          <w:sz w:val="28"/>
-          <w:szCs w:val="28"/>
-        </w:rPr>
-        <w:t>Поля и свойства:</w:t>
+          <w:bCs/>
+          <w:sz w:val="28"/>
+          <w:szCs w:val="28"/>
+        </w:rPr>
+        <w:t xml:space="preserve">Класс </w:t>
+      </w:r>
+      <w:proofErr w:type="spellStart"/>
+      <w:r>
+        <w:rPr>
+          <w:b/>
+          <w:sz w:val="28"/>
+          <w:szCs w:val="28"/>
+          <w:lang w:val="en-US"/>
+        </w:rPr>
+        <w:t>InputOutput</w:t>
+      </w:r>
+      <w:proofErr w:type="spellEnd"/>
+    </w:p>
+    <w:p>
+      <w:pPr>
+        <w:widowControl/>
+        <w:autoSpaceDE/>
+        <w:autoSpaceDN/>
+        <w:spacing w:after="160" w:line="259" w:lineRule="auto"/>
+        <w:ind w:firstLine="709"/>
+        <w:jc w:val="both"/>
+        <w:rPr>
+          <w:b/>
+          <w:sz w:val="28"/>
+          <w:szCs w:val="28"/>
+        </w:rPr>
+      </w:pPr>
+      <w:r>
+        <w:rPr>
+          <w:b/>
+          <w:sz w:val="28"/>
+          <w:szCs w:val="28"/>
+        </w:rPr>
+        <w:t>Методы:</w:t>
       </w:r>
     </w:p>
     <w:p>
@@ -9047,14 +9477,7 @@
           <w:szCs w:val="28"/>
           <w:lang w:val="en-US"/>
         </w:rPr>
-        <w:t>chart</w:t>
-      </w:r>
-      <w:r>
-        <w:rPr>
-          <w:sz w:val="28"/>
-          <w:szCs w:val="28"/>
-        </w:rPr>
-        <w:t>[</w:t>
+        <w:t>int</w:t>
       </w:r>
       <w:proofErr w:type="gramEnd"/>
       <w:r>
@@ -9062,36 +9485,32 @@
           <w:sz w:val="28"/>
           <w:szCs w:val="28"/>
         </w:rPr>
-        <w:t xml:space="preserve">] </w:t>
-      </w:r>
-      <w:r>
-        <w:rPr>
-          <w:sz w:val="28"/>
-          <w:szCs w:val="28"/>
-          <w:lang w:val="en-US"/>
-        </w:rPr>
-        <w:t>Charts</w:t>
-      </w:r>
-      <w:r>
-        <w:rPr>
-          <w:sz w:val="28"/>
-          <w:szCs w:val="28"/>
-        </w:rPr>
         <w:t xml:space="preserve"> </w:t>
       </w:r>
-      <w:r>
-        <w:rPr>
-          <w:sz w:val="28"/>
-          <w:szCs w:val="28"/>
-        </w:rPr>
-        <w:t xml:space="preserve">– </w:t>
-      </w:r>
-      <w:r>
-        <w:rPr>
-          <w:sz w:val="28"/>
-          <w:szCs w:val="28"/>
-        </w:rPr>
-        <w:t>содержит</w:t>
+      <w:proofErr w:type="spellStart"/>
+      <w:r>
+        <w:rPr>
+          <w:sz w:val="28"/>
+          <w:szCs w:val="28"/>
+          <w:lang w:val="en-US"/>
+        </w:rPr>
+        <w:t>InputKey</w:t>
+      </w:r>
+      <w:proofErr w:type="spellEnd"/>
+      <w:r>
+        <w:rPr>
+          <w:sz w:val="28"/>
+          <w:szCs w:val="28"/>
+        </w:rPr>
+        <w:t xml:space="preserve"> (</w:t>
+      </w:r>
+      <w:r>
+        <w:rPr>
+          <w:sz w:val="28"/>
+          <w:szCs w:val="28"/>
+          <w:lang w:val="en-US"/>
+        </w:rPr>
+        <w:t>decimal</w:t>
       </w:r>
       <w:r>
         <w:rPr>
@@ -9104,8 +9523,23 @@
         <w:rPr>
           <w:sz w:val="28"/>
           <w:szCs w:val="28"/>
-        </w:rPr>
-        <w:t>символы</w:t>
+          <w:lang w:val="en-US"/>
+        </w:rPr>
+        <w:t>key</w:t>
+      </w:r>
+      <w:r>
+        <w:rPr>
+          <w:sz w:val="28"/>
+          <w:szCs w:val="28"/>
+        </w:rPr>
+        <w:t xml:space="preserve">) – </w:t>
+      </w:r>
+      <w:r>
+        <w:rPr>
+          <w:sz w:val="28"/>
+          <w:szCs w:val="28"/>
+        </w:rPr>
+        <w:t>решает</w:t>
       </w:r>
       <w:r>
         <w:rPr>
@@ -9119,14 +9553,71 @@
           <w:sz w:val="28"/>
           <w:szCs w:val="28"/>
         </w:rPr>
-        <w:t>алфавита</w:t>
-      </w:r>
-      <w:r>
-        <w:rPr>
-          <w:sz w:val="28"/>
-          <w:szCs w:val="28"/>
-        </w:rPr>
-        <w:t>.</w:t>
+        <w:t xml:space="preserve">задачу ввода и проверки ключа шифрования. Получает ключ в виде </w:t>
+      </w:r>
+      <w:r>
+        <w:rPr>
+          <w:sz w:val="28"/>
+          <w:szCs w:val="28"/>
+          <w:lang w:val="en-US"/>
+        </w:rPr>
+        <w:t>decimal</w:t>
+      </w:r>
+      <w:r>
+        <w:rPr>
+          <w:sz w:val="28"/>
+          <w:szCs w:val="28"/>
+        </w:rPr>
+        <w:t>. Выводит</w:t>
+      </w:r>
+      <w:r>
+        <w:rPr>
+          <w:sz w:val="28"/>
+          <w:szCs w:val="28"/>
+        </w:rPr>
+        <w:t xml:space="preserve"> </w:t>
+      </w:r>
+      <w:r>
+        <w:rPr>
+          <w:sz w:val="28"/>
+          <w:szCs w:val="28"/>
+        </w:rPr>
+        <w:t>ключ</w:t>
+      </w:r>
+      <w:r>
+        <w:rPr>
+          <w:sz w:val="28"/>
+          <w:szCs w:val="28"/>
+        </w:rPr>
+        <w:t xml:space="preserve"> (</w:t>
+      </w:r>
+      <w:r>
+        <w:rPr>
+          <w:sz w:val="28"/>
+          <w:szCs w:val="28"/>
+        </w:rPr>
+        <w:t>целое</w:t>
+      </w:r>
+      <w:r>
+        <w:rPr>
+          <w:sz w:val="28"/>
+          <w:szCs w:val="28"/>
+        </w:rPr>
+        <w:t xml:space="preserve"> </w:t>
+      </w:r>
+      <w:r>
+        <w:rPr>
+          <w:sz w:val="28"/>
+          <w:szCs w:val="28"/>
+        </w:rPr>
+        <w:t>число</w:t>
+      </w:r>
+      <w:r>
+        <w:rPr>
+          <w:sz w:val="28"/>
+          <w:szCs w:val="28"/>
+        </w:rPr>
+        <w:t>)</w:t>
       </w:r>
     </w:p>
     <w:p>
@@ -9139,6 +9630,142 @@
           <w:szCs w:val="28"/>
         </w:rPr>
       </w:pPr>
+      <w:proofErr w:type="gramStart"/>
+      <w:r>
+        <w:rPr>
+          <w:sz w:val="28"/>
+          <w:szCs w:val="28"/>
+          <w:lang w:val="en-US"/>
+        </w:rPr>
+        <w:t>string</w:t>
+      </w:r>
+      <w:proofErr w:type="gramEnd"/>
+      <w:r>
+        <w:rPr>
+          <w:sz w:val="28"/>
+          <w:szCs w:val="28"/>
+        </w:rPr>
+        <w:t xml:space="preserve"> </w:t>
+      </w:r>
+      <w:proofErr w:type="spellStart"/>
+      <w:r>
+        <w:rPr>
+          <w:sz w:val="28"/>
+          <w:szCs w:val="28"/>
+          <w:lang w:val="en-US"/>
+        </w:rPr>
+        <w:t>InputFromFile</w:t>
+      </w:r>
+      <w:proofErr w:type="spellEnd"/>
+      <w:r>
+        <w:rPr>
+          <w:sz w:val="28"/>
+          <w:szCs w:val="28"/>
+        </w:rPr>
+        <w:t xml:space="preserve"> (</w:t>
+      </w:r>
+      <w:r>
+        <w:rPr>
+          <w:sz w:val="28"/>
+          <w:szCs w:val="28"/>
+          <w:lang w:val="en-US"/>
+        </w:rPr>
+        <w:t>string</w:t>
+      </w:r>
+      <w:r>
+        <w:rPr>
+          <w:sz w:val="28"/>
+          <w:szCs w:val="28"/>
+        </w:rPr>
+        <w:t xml:space="preserve"> </w:t>
+      </w:r>
+      <w:proofErr w:type="spellStart"/>
+      <w:r>
+        <w:rPr>
+          <w:sz w:val="28"/>
+          <w:szCs w:val="28"/>
+          <w:lang w:val="en-US"/>
+        </w:rPr>
+        <w:t>filePath</w:t>
+      </w:r>
+      <w:proofErr w:type="spellEnd"/>
+      <w:r>
+        <w:rPr>
+          <w:sz w:val="28"/>
+          <w:szCs w:val="28"/>
+        </w:rPr>
+        <w:t>)</w:t>
+      </w:r>
+      <w:r>
+        <w:rPr>
+          <w:sz w:val="28"/>
+          <w:szCs w:val="28"/>
+        </w:rPr>
+        <w:t xml:space="preserve"> – решает задачу ввода и проверки текста через файл. В качестве параметров получает путь к файлу (строка). Выводит</w:t>
+      </w:r>
+      <w:r>
+        <w:rPr>
+          <w:sz w:val="28"/>
+          <w:szCs w:val="28"/>
+        </w:rPr>
+        <w:t xml:space="preserve"> </w:t>
+      </w:r>
+      <w:r>
+        <w:rPr>
+          <w:sz w:val="28"/>
+          <w:szCs w:val="28"/>
+        </w:rPr>
+        <w:t>текст</w:t>
+      </w:r>
+      <w:r>
+        <w:rPr>
+          <w:sz w:val="28"/>
+          <w:szCs w:val="28"/>
+        </w:rPr>
+        <w:t xml:space="preserve"> </w:t>
+      </w:r>
+      <w:r>
+        <w:rPr>
+          <w:sz w:val="28"/>
+          <w:szCs w:val="28"/>
+        </w:rPr>
+        <w:t>из</w:t>
+      </w:r>
+      <w:r>
+        <w:rPr>
+          <w:sz w:val="28"/>
+          <w:szCs w:val="28"/>
+        </w:rPr>
+        <w:t xml:space="preserve"> </w:t>
+      </w:r>
+      <w:r>
+        <w:rPr>
+          <w:sz w:val="28"/>
+          <w:szCs w:val="28"/>
+        </w:rPr>
+        <w:t>файла</w:t>
+      </w:r>
+      <w:r>
+        <w:rPr>
+          <w:sz w:val="28"/>
+          <w:szCs w:val="28"/>
+        </w:rPr>
+        <w:t xml:space="preserve"> (</w:t>
+      </w:r>
+      <w:r>
+        <w:rPr>
+          <w:sz w:val="28"/>
+          <w:szCs w:val="28"/>
+        </w:rPr>
+        <w:t>строка</w:t>
+      </w:r>
+      <w:r>
+        <w:rPr>
+          <w:sz w:val="28"/>
+          <w:szCs w:val="28"/>
+        </w:rPr>
+        <w:t>).</w:t>
+      </w:r>
     </w:p>
     <w:p>
       <w:pPr>
@@ -9146,18 +9773,179 @@
         <w:ind w:firstLine="709"/>
         <w:jc w:val="both"/>
         <w:rPr>
-          <w:b/>
-          <w:sz w:val="28"/>
-          <w:szCs w:val="28"/>
-        </w:rPr>
-      </w:pPr>
-      <w:r>
-        <w:rPr>
-          <w:b/>
-          <w:sz w:val="28"/>
-          <w:szCs w:val="28"/>
-        </w:rPr>
-        <w:t>Методы:</w:t>
+          <w:sz w:val="28"/>
+          <w:szCs w:val="28"/>
+        </w:rPr>
+      </w:pPr>
+      <w:proofErr w:type="gramStart"/>
+      <w:r>
+        <w:rPr>
+          <w:sz w:val="28"/>
+          <w:szCs w:val="28"/>
+          <w:lang w:val="en-US"/>
+        </w:rPr>
+        <w:lastRenderedPageBreak/>
+        <w:t>string</w:t>
+      </w:r>
+      <w:proofErr w:type="gramEnd"/>
+      <w:r>
+        <w:rPr>
+          <w:sz w:val="28"/>
+          <w:szCs w:val="28"/>
+        </w:rPr>
+        <w:t xml:space="preserve"> </w:t>
+      </w:r>
+      <w:proofErr w:type="spellStart"/>
+      <w:r>
+        <w:rPr>
+          <w:sz w:val="28"/>
+          <w:szCs w:val="28"/>
+          <w:lang w:val="en-US"/>
+        </w:rPr>
+        <w:t>InputFromProgram</w:t>
+      </w:r>
+      <w:proofErr w:type="spellEnd"/>
+      <w:r>
+        <w:rPr>
+          <w:sz w:val="28"/>
+          <w:szCs w:val="28"/>
+        </w:rPr>
+        <w:t xml:space="preserve"> (</w:t>
+      </w:r>
+      <w:r>
+        <w:rPr>
+          <w:sz w:val="28"/>
+          <w:szCs w:val="28"/>
+          <w:lang w:val="en-US"/>
+        </w:rPr>
+        <w:t>string</w:t>
+      </w:r>
+      <w:r>
+        <w:rPr>
+          <w:sz w:val="28"/>
+          <w:szCs w:val="28"/>
+        </w:rPr>
+        <w:t xml:space="preserve"> </w:t>
+      </w:r>
+      <w:r>
+        <w:rPr>
+          <w:sz w:val="28"/>
+          <w:szCs w:val="28"/>
+          <w:lang w:val="en-US"/>
+        </w:rPr>
+        <w:t>text</w:t>
+      </w:r>
+      <w:r>
+        <w:rPr>
+          <w:sz w:val="28"/>
+          <w:szCs w:val="28"/>
+        </w:rPr>
+        <w:t xml:space="preserve">) – </w:t>
+      </w:r>
+      <w:r>
+        <w:rPr>
+          <w:sz w:val="28"/>
+          <w:szCs w:val="28"/>
+        </w:rPr>
+        <w:t>решает задачу</w:t>
+      </w:r>
+      <w:r>
+        <w:rPr>
+          <w:sz w:val="28"/>
+          <w:szCs w:val="28"/>
+        </w:rPr>
+        <w:t xml:space="preserve"> </w:t>
+      </w:r>
+      <w:r>
+        <w:rPr>
+          <w:sz w:val="28"/>
+          <w:szCs w:val="28"/>
+        </w:rPr>
+        <w:t>ввода</w:t>
+      </w:r>
+      <w:r>
+        <w:rPr>
+          <w:sz w:val="28"/>
+          <w:szCs w:val="28"/>
+        </w:rPr>
+        <w:t xml:space="preserve"> </w:t>
+      </w:r>
+      <w:r>
+        <w:rPr>
+          <w:sz w:val="28"/>
+          <w:szCs w:val="28"/>
+        </w:rPr>
+        <w:t>и</w:t>
+      </w:r>
+      <w:r>
+        <w:rPr>
+          <w:sz w:val="28"/>
+          <w:szCs w:val="28"/>
+        </w:rPr>
+        <w:t xml:space="preserve"> </w:t>
+      </w:r>
+      <w:r>
+        <w:rPr>
+          <w:sz w:val="28"/>
+          <w:szCs w:val="28"/>
+        </w:rPr>
+        <w:t>проверки</w:t>
+      </w:r>
+      <w:r>
+        <w:rPr>
+          <w:sz w:val="28"/>
+          <w:szCs w:val="28"/>
+        </w:rPr>
+        <w:t xml:space="preserve"> </w:t>
+      </w:r>
+      <w:r>
+        <w:rPr>
+          <w:sz w:val="28"/>
+          <w:szCs w:val="28"/>
+        </w:rPr>
+        <w:t>текста</w:t>
+      </w:r>
+      <w:r>
+        <w:rPr>
+          <w:sz w:val="28"/>
+          <w:szCs w:val="28"/>
+        </w:rPr>
+        <w:t xml:space="preserve"> </w:t>
+      </w:r>
+      <w:r>
+        <w:rPr>
+          <w:sz w:val="28"/>
+          <w:szCs w:val="28"/>
+        </w:rPr>
+        <w:t>из</w:t>
+      </w:r>
+      <w:r>
+        <w:rPr>
+          <w:sz w:val="28"/>
+          <w:szCs w:val="28"/>
+        </w:rPr>
+        <w:t xml:space="preserve"> </w:t>
+      </w:r>
+      <w:r>
+        <w:rPr>
+          <w:sz w:val="28"/>
+          <w:szCs w:val="28"/>
+        </w:rPr>
+        <w:t>программы</w:t>
+      </w:r>
+      <w:r>
+        <w:rPr>
+          <w:sz w:val="28"/>
+          <w:szCs w:val="28"/>
+        </w:rPr>
+        <w:t xml:space="preserve">. </w:t>
+      </w:r>
+      <w:r>
+        <w:rPr>
+          <w:sz w:val="28"/>
+          <w:szCs w:val="28"/>
+        </w:rPr>
+        <w:t>Получает текст. Выводит текст из программы (строка).</w:t>
       </w:r>
     </w:p>
     <w:p>
@@ -9177,45 +9965,257 @@
           <w:szCs w:val="28"/>
           <w:lang w:val="en-US"/>
         </w:rPr>
+        <w:t>void</w:t>
+      </w:r>
+      <w:proofErr w:type="gramEnd"/>
+      <w:r>
+        <w:rPr>
+          <w:sz w:val="28"/>
+          <w:szCs w:val="28"/>
+        </w:rPr>
+        <w:t xml:space="preserve"> </w:t>
+      </w:r>
+      <w:proofErr w:type="spellStart"/>
+      <w:r>
+        <w:rPr>
+          <w:sz w:val="28"/>
+          <w:szCs w:val="28"/>
+          <w:lang w:val="en-US"/>
+        </w:rPr>
+        <w:t>OutputResult</w:t>
+      </w:r>
+      <w:proofErr w:type="spellEnd"/>
+      <w:r>
+        <w:rPr>
+          <w:sz w:val="28"/>
+          <w:szCs w:val="28"/>
+        </w:rPr>
+        <w:t xml:space="preserve"> (</w:t>
+      </w:r>
+      <w:r>
+        <w:rPr>
+          <w:sz w:val="28"/>
+          <w:szCs w:val="28"/>
+          <w:lang w:val="en-US"/>
+        </w:rPr>
+        <w:t>string</w:t>
+      </w:r>
+      <w:r>
+        <w:rPr>
+          <w:sz w:val="28"/>
+          <w:szCs w:val="28"/>
+        </w:rPr>
+        <w:t xml:space="preserve"> </w:t>
+      </w:r>
+      <w:proofErr w:type="spellStart"/>
+      <w:r>
+        <w:rPr>
+          <w:sz w:val="28"/>
+          <w:szCs w:val="28"/>
+          <w:lang w:val="en-US"/>
+        </w:rPr>
+        <w:t>originalText</w:t>
+      </w:r>
+      <w:proofErr w:type="spellEnd"/>
+      <w:r>
+        <w:rPr>
+          <w:sz w:val="28"/>
+          <w:szCs w:val="28"/>
+        </w:rPr>
+        <w:t xml:space="preserve">, </w:t>
+      </w:r>
+      <w:r>
+        <w:rPr>
+          <w:sz w:val="28"/>
+          <w:szCs w:val="28"/>
+          <w:lang w:val="en-US"/>
+        </w:rPr>
+        <w:t>string</w:t>
+      </w:r>
+      <w:r>
+        <w:rPr>
+          <w:sz w:val="28"/>
+          <w:szCs w:val="28"/>
+        </w:rPr>
+        <w:t xml:space="preserve"> </w:t>
+      </w:r>
+      <w:proofErr w:type="spellStart"/>
+      <w:r>
+        <w:rPr>
+          <w:sz w:val="28"/>
+          <w:szCs w:val="28"/>
+          <w:lang w:val="en-US"/>
+        </w:rPr>
+        <w:t>encryptedText</w:t>
+      </w:r>
+      <w:proofErr w:type="spellEnd"/>
+      <w:r>
+        <w:rPr>
+          <w:sz w:val="28"/>
+          <w:szCs w:val="28"/>
+        </w:rPr>
+        <w:t xml:space="preserve">) – </w:t>
+      </w:r>
+      <w:r>
+        <w:rPr>
+          <w:sz w:val="28"/>
+          <w:szCs w:val="28"/>
+        </w:rPr>
+        <w:t>решает</w:t>
+      </w:r>
+      <w:r>
+        <w:rPr>
+          <w:sz w:val="28"/>
+          <w:szCs w:val="28"/>
+        </w:rPr>
+        <w:t xml:space="preserve"> </w:t>
+      </w:r>
+      <w:r>
+        <w:rPr>
+          <w:sz w:val="28"/>
+          <w:szCs w:val="28"/>
+        </w:rPr>
+        <w:t>задачу</w:t>
+      </w:r>
+      <w:r>
+        <w:rPr>
+          <w:sz w:val="28"/>
+          <w:szCs w:val="28"/>
+        </w:rPr>
+        <w:t xml:space="preserve"> </w:t>
+      </w:r>
+      <w:r>
+        <w:rPr>
+          <w:sz w:val="28"/>
+          <w:szCs w:val="28"/>
+        </w:rPr>
+        <w:t>вывода</w:t>
+      </w:r>
+      <w:r>
+        <w:rPr>
+          <w:sz w:val="28"/>
+          <w:szCs w:val="28"/>
+        </w:rPr>
+        <w:t xml:space="preserve"> </w:t>
+      </w:r>
+      <w:r>
+        <w:rPr>
+          <w:sz w:val="28"/>
+          <w:szCs w:val="28"/>
+        </w:rPr>
+        <w:t>зашифрованного</w:t>
+      </w:r>
+      <w:r>
+        <w:rPr>
+          <w:sz w:val="28"/>
+          <w:szCs w:val="28"/>
+        </w:rPr>
+        <w:t xml:space="preserve"> </w:t>
+      </w:r>
+      <w:r>
+        <w:rPr>
+          <w:sz w:val="28"/>
+          <w:szCs w:val="28"/>
+        </w:rPr>
+        <w:t>текста</w:t>
+      </w:r>
+      <w:r>
+        <w:rPr>
+          <w:sz w:val="28"/>
+          <w:szCs w:val="28"/>
+        </w:rPr>
+        <w:t xml:space="preserve">. </w:t>
+      </w:r>
+      <w:r>
+        <w:rPr>
+          <w:sz w:val="28"/>
+          <w:szCs w:val="28"/>
+        </w:rPr>
+        <w:t>В качестве параметров получает оригинальный текст (строка) и зашифрованный текст (строка).</w:t>
+      </w:r>
+      <w:r>
+        <w:rPr>
+          <w:sz w:val="28"/>
+          <w:szCs w:val="28"/>
+        </w:rPr>
+        <w:t xml:space="preserve"> </w:t>
+      </w:r>
+      <w:r>
+        <w:rPr>
+          <w:sz w:val="28"/>
+          <w:szCs w:val="28"/>
+        </w:rPr>
+        <w:t>Ничего не выводит.</w:t>
+      </w:r>
+    </w:p>
+    <w:p>
+      <w:pPr>
+        <w:widowControl/>
+        <w:autoSpaceDE/>
+        <w:autoSpaceDN/>
+        <w:spacing w:after="160" w:line="259" w:lineRule="auto"/>
+        <w:ind w:firstLine="709"/>
+        <w:jc w:val="both"/>
+        <w:rPr>
+          <w:sz w:val="28"/>
+          <w:szCs w:val="28"/>
+        </w:rPr>
+      </w:pPr>
+    </w:p>
+    <w:p>
+      <w:pPr>
+        <w:widowControl/>
+        <w:autoSpaceDE/>
+        <w:autoSpaceDN/>
+        <w:spacing w:after="160" w:line="259" w:lineRule="auto"/>
+        <w:ind w:firstLine="709"/>
+        <w:jc w:val="both"/>
+        <w:rPr>
+          <w:b/>
+          <w:sz w:val="28"/>
+          <w:szCs w:val="28"/>
+          <w:lang w:val="en-US"/>
+        </w:rPr>
+      </w:pPr>
+      <w:r>
+        <w:rPr>
+          <w:b/>
+          <w:sz w:val="28"/>
+          <w:szCs w:val="28"/>
+        </w:rPr>
+        <w:t xml:space="preserve">Класс </w:t>
+      </w:r>
+      <w:r>
+        <w:rPr>
+          <w:b/>
+          <w:sz w:val="28"/>
+          <w:szCs w:val="28"/>
+          <w:lang w:val="en-US"/>
+        </w:rPr>
         <w:t>Alphabet</w:t>
       </w:r>
-      <w:r>
-        <w:rPr>
-          <w:sz w:val="28"/>
-          <w:szCs w:val="28"/>
-        </w:rPr>
-        <w:t>(</w:t>
-      </w:r>
-      <w:proofErr w:type="gramEnd"/>
-      <w:r>
-        <w:rPr>
-          <w:sz w:val="28"/>
-          <w:szCs w:val="28"/>
-          <w:lang w:val="en-US"/>
-        </w:rPr>
-        <w:t>chart</w:t>
-      </w:r>
-      <w:r>
-        <w:rPr>
-          <w:sz w:val="28"/>
-          <w:szCs w:val="28"/>
-        </w:rPr>
-        <w:t xml:space="preserve">[] </w:t>
-      </w:r>
-      <w:r>
-        <w:rPr>
-          <w:sz w:val="28"/>
-          <w:szCs w:val="28"/>
-          <w:lang w:val="en-US"/>
-        </w:rPr>
-        <w:t>charts</w:t>
-      </w:r>
-      <w:r>
-        <w:rPr>
-          <w:sz w:val="28"/>
-          <w:szCs w:val="28"/>
-        </w:rPr>
-        <w:t>) – конструктор алфавита.</w:t>
+    </w:p>
+    <w:p>
+      <w:pPr>
+        <w:widowControl/>
+        <w:autoSpaceDE/>
+        <w:autoSpaceDN/>
+        <w:spacing w:after="160" w:line="259" w:lineRule="auto"/>
+        <w:ind w:firstLine="709"/>
+        <w:jc w:val="both"/>
+        <w:rPr>
+          <w:b/>
+          <w:sz w:val="28"/>
+          <w:szCs w:val="28"/>
+        </w:rPr>
+      </w:pPr>
+      <w:r>
+        <w:rPr>
+          <w:b/>
+          <w:sz w:val="28"/>
+          <w:szCs w:val="28"/>
+        </w:rPr>
+        <w:t>Поля и свойства:</w:t>
       </w:r>
     </w:p>
     <w:p>
@@ -9235,7 +10235,14 @@
           <w:szCs w:val="28"/>
           <w:lang w:val="en-US"/>
         </w:rPr>
-        <w:t>bool</w:t>
+        <w:t>chart</w:t>
+      </w:r>
+      <w:r>
+        <w:rPr>
+          <w:sz w:val="28"/>
+          <w:szCs w:val="28"/>
+        </w:rPr>
+        <w:t>[</w:t>
       </w:r>
       <w:proofErr w:type="gramEnd"/>
       <w:r>
@@ -9243,32 +10250,36 @@
           <w:sz w:val="28"/>
           <w:szCs w:val="28"/>
         </w:rPr>
+        <w:t xml:space="preserve">] </w:t>
+      </w:r>
+      <w:r>
+        <w:rPr>
+          <w:sz w:val="28"/>
+          <w:szCs w:val="28"/>
+          <w:lang w:val="en-US"/>
+        </w:rPr>
+        <w:t>Charts</w:t>
+      </w:r>
+      <w:r>
+        <w:rPr>
+          <w:sz w:val="28"/>
+          <w:szCs w:val="28"/>
+        </w:rPr>
         <w:t xml:space="preserve"> </w:t>
       </w:r>
-      <w:proofErr w:type="spellStart"/>
-      <w:r>
-        <w:rPr>
-          <w:sz w:val="28"/>
-          <w:szCs w:val="28"/>
-          <w:lang w:val="en-US"/>
-        </w:rPr>
-        <w:t>CheckSymbol</w:t>
-      </w:r>
-      <w:proofErr w:type="spellEnd"/>
-      <w:r>
-        <w:rPr>
-          <w:sz w:val="28"/>
-          <w:szCs w:val="28"/>
-        </w:rPr>
-        <w:t>(</w:t>
-      </w:r>
-      <w:r>
-        <w:rPr>
-          <w:sz w:val="28"/>
-          <w:szCs w:val="28"/>
-          <w:lang w:val="en-US"/>
-        </w:rPr>
-        <w:t>chart</w:t>
+      <w:r>
+        <w:rPr>
+          <w:sz w:val="28"/>
+          <w:szCs w:val="28"/>
+        </w:rPr>
+        <w:t xml:space="preserve">– </w:t>
+      </w:r>
+      <w:r>
+        <w:rPr>
+          <w:sz w:val="28"/>
+          <w:szCs w:val="28"/>
+        </w:rPr>
+        <w:t>содержит</w:t>
       </w:r>
       <w:r>
         <w:rPr>
@@ -9281,16 +10292,29 @@
         <w:rPr>
           <w:sz w:val="28"/>
           <w:szCs w:val="28"/>
-          <w:lang w:val="en-US"/>
-        </w:rPr>
-        <w:t>symbol</w:t>
-      </w:r>
-      <w:r>
-        <w:rPr>
-          <w:sz w:val="28"/>
-          <w:szCs w:val="28"/>
-        </w:rPr>
-        <w:t>) – проверяет входит ли символ в алфавит.</w:t>
+        </w:rPr>
+        <w:t>символы</w:t>
+      </w:r>
+      <w:r>
+        <w:rPr>
+          <w:sz w:val="28"/>
+          <w:szCs w:val="28"/>
+        </w:rPr>
+        <w:t xml:space="preserve"> </w:t>
+      </w:r>
+      <w:r>
+        <w:rPr>
+          <w:sz w:val="28"/>
+          <w:szCs w:val="28"/>
+        </w:rPr>
+        <w:t>алфавита</w:t>
+      </w:r>
+      <w:r>
+        <w:rPr>
+          <w:sz w:val="28"/>
+          <w:szCs w:val="28"/>
+        </w:rPr>
+        <w:t>.</w:t>
       </w:r>
     </w:p>
     <w:p>
@@ -9313,7 +10337,6 @@
           <w:b/>
           <w:sz w:val="28"/>
           <w:szCs w:val="28"/>
-          <w:lang w:val="en-US"/>
         </w:rPr>
       </w:pPr>
       <w:r>
@@ -9322,17 +10345,7 @@
           <w:sz w:val="28"/>
           <w:szCs w:val="28"/>
         </w:rPr>
-        <w:lastRenderedPageBreak/>
-        <w:t xml:space="preserve">Класс </w:t>
-      </w:r>
-      <w:r>
-        <w:rPr>
-          <w:b/>
-          <w:sz w:val="28"/>
-          <w:szCs w:val="28"/>
-          <w:lang w:val="en-US"/>
-        </w:rPr>
-        <w:t>Cipher</w:t>
+        <w:t>Методы:</w:t>
       </w:r>
     </w:p>
     <w:p>
@@ -9341,18 +10354,56 @@
         <w:ind w:firstLine="709"/>
         <w:jc w:val="both"/>
         <w:rPr>
-          <w:b/>
-          <w:sz w:val="28"/>
-          <w:szCs w:val="28"/>
-        </w:rPr>
-      </w:pPr>
-      <w:r>
-        <w:rPr>
-          <w:b/>
-          <w:sz w:val="28"/>
-          <w:szCs w:val="28"/>
-        </w:rPr>
-        <w:t>Поля и свойства:</w:t>
+          <w:sz w:val="28"/>
+          <w:szCs w:val="28"/>
+        </w:rPr>
+      </w:pPr>
+      <w:proofErr w:type="gramStart"/>
+      <w:r>
+        <w:rPr>
+          <w:sz w:val="28"/>
+          <w:szCs w:val="28"/>
+          <w:lang w:val="en-US"/>
+        </w:rPr>
+        <w:t>Alphabet</w:t>
+      </w:r>
+      <w:r>
+        <w:rPr>
+          <w:sz w:val="28"/>
+          <w:szCs w:val="28"/>
+        </w:rPr>
+        <w:t>(</w:t>
+      </w:r>
+      <w:proofErr w:type="gramEnd"/>
+      <w:r>
+        <w:rPr>
+          <w:sz w:val="28"/>
+          <w:szCs w:val="28"/>
+          <w:lang w:val="en-US"/>
+        </w:rPr>
+        <w:t>chart</w:t>
+      </w:r>
+      <w:r>
+        <w:rPr>
+          <w:sz w:val="28"/>
+          <w:szCs w:val="28"/>
+        </w:rPr>
+        <w:t xml:space="preserve">[] </w:t>
+      </w:r>
+      <w:r>
+        <w:rPr>
+          <w:sz w:val="28"/>
+          <w:szCs w:val="28"/>
+          <w:lang w:val="en-US"/>
+        </w:rPr>
+        <w:t>charts</w:t>
+      </w:r>
+      <w:r>
+        <w:rPr>
+          <w:sz w:val="28"/>
+          <w:szCs w:val="28"/>
+        </w:rPr>
+        <w:t>) – конструктор алфавита.</w:t>
       </w:r>
     </w:p>
     <w:p>
@@ -9365,14 +10416,16 @@
           <w:szCs w:val="28"/>
         </w:rPr>
       </w:pPr>
-      <w:r>
-        <w:rPr>
-          <w:sz w:val="28"/>
-          <w:szCs w:val="28"/>
-          <w:lang w:val="en-US"/>
-        </w:rPr>
-        <w:t>Alphabet</w:t>
-      </w:r>
+      <w:proofErr w:type="gramStart"/>
+      <w:r>
+        <w:rPr>
+          <w:sz w:val="28"/>
+          <w:szCs w:val="28"/>
+          <w:lang w:val="en-US"/>
+        </w:rPr>
+        <w:t>bool</w:t>
+      </w:r>
+      <w:proofErr w:type="gramEnd"/>
       <w:r>
         <w:rPr>
           <w:sz w:val="28"/>
@@ -9387,7 +10440,7 @@
           <w:szCs w:val="28"/>
           <w:lang w:val="en-US"/>
         </w:rPr>
-        <w:t>Alphabet</w:t>
+        <w:t>CheckSymbol</w:t>
       </w:r>
       <w:proofErr w:type="spellEnd"/>
       <w:r>
@@ -9395,21 +10448,37 @@
           <w:sz w:val="28"/>
           <w:szCs w:val="28"/>
         </w:rPr>
-        <w:t xml:space="preserve"> –</w:t>
-      </w:r>
-      <w:r>
-        <w:rPr>
-          <w:sz w:val="28"/>
-          <w:szCs w:val="28"/>
-        </w:rPr>
-        <w:t xml:space="preserve"> содержит алфавит</w:t>
-      </w:r>
-      <w:r>
-        <w:rPr>
-          <w:sz w:val="28"/>
-          <w:szCs w:val="28"/>
-        </w:rPr>
-        <w:t>.</w:t>
+        <w:t>(</w:t>
+      </w:r>
+      <w:r>
+        <w:rPr>
+          <w:sz w:val="28"/>
+          <w:szCs w:val="28"/>
+          <w:lang w:val="en-US"/>
+        </w:rPr>
+        <w:t>chart</w:t>
+      </w:r>
+      <w:r>
+        <w:rPr>
+          <w:sz w:val="28"/>
+          <w:szCs w:val="28"/>
+        </w:rPr>
+        <w:t xml:space="preserve"> </w:t>
+      </w:r>
+      <w:r>
+        <w:rPr>
+          <w:sz w:val="28"/>
+          <w:szCs w:val="28"/>
+          <w:lang w:val="en-US"/>
+        </w:rPr>
+        <w:t>symbol</w:t>
+      </w:r>
+      <w:r>
+        <w:rPr>
+          <w:sz w:val="28"/>
+          <w:szCs w:val="28"/>
+        </w:rPr>
+        <w:t>) – проверяет входит ли символ в алфавит.</w:t>
       </w:r>
     </w:p>
     <w:p>
@@ -9429,16 +10498,27 @@
         <w:ind w:firstLine="709"/>
         <w:jc w:val="both"/>
         <w:rPr>
-          <w:sz w:val="28"/>
-          <w:szCs w:val="28"/>
-        </w:rPr>
-      </w:pPr>
-      <w:r>
-        <w:rPr>
-          <w:sz w:val="28"/>
-          <w:szCs w:val="28"/>
-        </w:rPr>
-        <w:t>Методы:</w:t>
+          <w:b/>
+          <w:sz w:val="28"/>
+          <w:szCs w:val="28"/>
+        </w:rPr>
+      </w:pPr>
+      <w:r>
+        <w:rPr>
+          <w:b/>
+          <w:sz w:val="28"/>
+          <w:szCs w:val="28"/>
+        </w:rPr>
+        <w:t xml:space="preserve">Класс </w:t>
+      </w:r>
+      <w:r>
+        <w:rPr>
+          <w:b/>
+          <w:sz w:val="28"/>
+          <w:szCs w:val="28"/>
+          <w:lang w:val="en-US"/>
+        </w:rPr>
+        <w:t>Cipher</w:t>
       </w:r>
     </w:p>
     <w:p>
@@ -9447,70 +10527,18 @@
         <w:ind w:firstLine="709"/>
         <w:jc w:val="both"/>
         <w:rPr>
-          <w:sz w:val="28"/>
-          <w:szCs w:val="28"/>
-        </w:rPr>
-      </w:pPr>
-      <w:r>
-        <w:rPr>
-          <w:sz w:val="28"/>
-          <w:szCs w:val="28"/>
-          <w:lang w:val="en-US"/>
-        </w:rPr>
-        <w:t>Cipher</w:t>
-      </w:r>
-      <w:r>
-        <w:rPr>
-          <w:sz w:val="28"/>
-          <w:szCs w:val="28"/>
-        </w:rPr>
-        <w:t xml:space="preserve"> (</w:t>
-      </w:r>
-      <w:r>
-        <w:rPr>
-          <w:sz w:val="28"/>
-          <w:szCs w:val="28"/>
-          <w:lang w:val="en-US"/>
-        </w:rPr>
-        <w:t>Alphabet</w:t>
-      </w:r>
-      <w:r>
-        <w:rPr>
-          <w:sz w:val="28"/>
-          <w:szCs w:val="28"/>
-        </w:rPr>
-        <w:t xml:space="preserve"> </w:t>
-      </w:r>
-      <w:proofErr w:type="spellStart"/>
-      <w:r>
-        <w:rPr>
-          <w:sz w:val="28"/>
-          <w:szCs w:val="28"/>
-          <w:lang w:val="en-US"/>
-        </w:rPr>
-        <w:t>alphabet</w:t>
-      </w:r>
-      <w:proofErr w:type="spellEnd"/>
-      <w:r>
-        <w:rPr>
-          <w:sz w:val="28"/>
-          <w:szCs w:val="28"/>
-        </w:rPr>
-        <w:t>)</w:t>
-      </w:r>
-      <w:r>
-        <w:rPr>
-          <w:sz w:val="28"/>
-          <w:szCs w:val="28"/>
-        </w:rPr>
-        <w:t xml:space="preserve"> – конструктор класса</w:t>
-      </w:r>
-      <w:r>
-        <w:rPr>
-          <w:sz w:val="28"/>
-          <w:szCs w:val="28"/>
-        </w:rPr>
-        <w:t>.</w:t>
+          <w:b/>
+          <w:sz w:val="28"/>
+          <w:szCs w:val="28"/>
+        </w:rPr>
+      </w:pPr>
+      <w:r>
+        <w:rPr>
+          <w:b/>
+          <w:sz w:val="28"/>
+          <w:szCs w:val="28"/>
+        </w:rPr>
+        <w:t>Поля и свойства:</w:t>
       </w:r>
     </w:p>
     <w:p>
@@ -9523,21 +10551,18 @@
           <w:szCs w:val="28"/>
         </w:rPr>
       </w:pPr>
-      <w:proofErr w:type="gramStart"/>
-      <w:r>
-        <w:rPr>
-          <w:sz w:val="28"/>
-          <w:szCs w:val="28"/>
-          <w:lang w:val="en-US"/>
-        </w:rPr>
-        <w:t>string</w:t>
-      </w:r>
-      <w:proofErr w:type="gramEnd"/>
-      <w:r>
-        <w:rPr>
-          <w:sz w:val="28"/>
-          <w:szCs w:val="28"/>
-          <w:lang w:val="en-US"/>
+      <w:r>
+        <w:rPr>
+          <w:sz w:val="28"/>
+          <w:szCs w:val="28"/>
+          <w:lang w:val="en-US"/>
+        </w:rPr>
+        <w:t>Alphabet</w:t>
+      </w:r>
+      <w:r>
+        <w:rPr>
+          <w:sz w:val="28"/>
+          <w:szCs w:val="28"/>
         </w:rPr>
         <w:t xml:space="preserve"> </w:t>
       </w:r>
@@ -9548,143 +10573,29 @@
           <w:szCs w:val="28"/>
           <w:lang w:val="en-US"/>
         </w:rPr>
-        <w:t>EncryptData</w:t>
+        <w:t>Alphabet</w:t>
       </w:r>
       <w:proofErr w:type="spellEnd"/>
       <w:r>
         <w:rPr>
           <w:sz w:val="28"/>
           <w:szCs w:val="28"/>
-          <w:lang w:val="en-US"/>
-        </w:rPr>
-        <w:t xml:space="preserve"> (string </w:t>
-      </w:r>
-      <w:proofErr w:type="spellStart"/>
-      <w:r>
-        <w:rPr>
-          <w:sz w:val="28"/>
-          <w:szCs w:val="28"/>
-          <w:lang w:val="en-US"/>
-        </w:rPr>
-        <w:t>originalText</w:t>
-      </w:r>
-      <w:proofErr w:type="spellEnd"/>
-      <w:r>
-        <w:rPr>
-          <w:sz w:val="28"/>
-          <w:szCs w:val="28"/>
-          <w:lang w:val="en-US"/>
-        </w:rPr>
-        <w:t xml:space="preserve">, </w:t>
-      </w:r>
-      <w:proofErr w:type="spellStart"/>
-      <w:r>
-        <w:rPr>
-          <w:sz w:val="28"/>
-          <w:szCs w:val="28"/>
-          <w:lang w:val="en-US"/>
-        </w:rPr>
-        <w:t>int</w:t>
-      </w:r>
-      <w:proofErr w:type="spellEnd"/>
-      <w:r>
-        <w:rPr>
-          <w:sz w:val="28"/>
-          <w:szCs w:val="28"/>
-          <w:lang w:val="en-US"/>
-        </w:rPr>
-        <w:t xml:space="preserve"> key)</w:t>
-      </w:r>
-      <w:r>
-        <w:rPr>
-          <w:sz w:val="28"/>
-          <w:szCs w:val="28"/>
-          <w:lang w:val="en-US"/>
-        </w:rPr>
-        <w:t xml:space="preserve"> </w:t>
-      </w:r>
-      <w:r>
-        <w:rPr>
-          <w:sz w:val="28"/>
-          <w:szCs w:val="28"/>
-          <w:lang w:val="en-US"/>
-        </w:rPr>
-        <w:t>–</w:t>
-      </w:r>
-      <w:r>
-        <w:rPr>
-          <w:sz w:val="28"/>
-          <w:szCs w:val="28"/>
-          <w:lang w:val="en-US"/>
-        </w:rPr>
-        <w:t xml:space="preserve"> </w:t>
-      </w:r>
-      <w:r>
-        <w:rPr>
-          <w:sz w:val="28"/>
-          <w:szCs w:val="28"/>
-        </w:rPr>
-        <w:t>решает</w:t>
-      </w:r>
-      <w:r>
-        <w:rPr>
-          <w:sz w:val="28"/>
-          <w:szCs w:val="28"/>
-          <w:lang w:val="en-US"/>
-        </w:rPr>
-        <w:t xml:space="preserve"> </w:t>
-      </w:r>
-      <w:r>
-        <w:rPr>
-          <w:sz w:val="28"/>
-          <w:szCs w:val="28"/>
-        </w:rPr>
-        <w:t>задачу</w:t>
-      </w:r>
-      <w:r>
-        <w:rPr>
-          <w:sz w:val="28"/>
-          <w:szCs w:val="28"/>
-          <w:lang w:val="en-US"/>
-        </w:rPr>
-        <w:t xml:space="preserve"> </w:t>
-      </w:r>
-      <w:r>
-        <w:rPr>
-          <w:sz w:val="28"/>
-          <w:szCs w:val="28"/>
-        </w:rPr>
-        <w:t>шифровки</w:t>
-      </w:r>
-      <w:r>
-        <w:rPr>
-          <w:sz w:val="28"/>
-          <w:szCs w:val="28"/>
-          <w:lang w:val="en-US"/>
-        </w:rPr>
-        <w:t xml:space="preserve"> </w:t>
-      </w:r>
-      <w:r>
-        <w:rPr>
-          <w:sz w:val="28"/>
-          <w:szCs w:val="28"/>
-        </w:rPr>
-        <w:t>текста</w:t>
-      </w:r>
-      <w:r>
-        <w:rPr>
-          <w:sz w:val="28"/>
-          <w:szCs w:val="28"/>
-          <w:lang w:val="en-US"/>
-        </w:rPr>
-        <w:t xml:space="preserve">. </w:t>
-      </w:r>
-      <w:r>
-        <w:rPr>
-          <w:sz w:val="28"/>
-          <w:szCs w:val="28"/>
-        </w:rPr>
-        <w:t>В качестве параметров получает оригинальный текст (строка) и ключ (целое число). Выводит зашифрованный текст (строка).</w:t>
+        </w:rPr>
+        <w:t xml:space="preserve"> –</w:t>
+      </w:r>
+      <w:r>
+        <w:rPr>
+          <w:sz w:val="28"/>
+          <w:szCs w:val="28"/>
+        </w:rPr>
+        <w:t xml:space="preserve"> содержит алфавит</w:t>
+      </w:r>
+      <w:r>
+        <w:rPr>
+          <w:sz w:val="28"/>
+          <w:szCs w:val="28"/>
+        </w:rPr>
+        <w:t>.</w:t>
       </w:r>
     </w:p>
     <w:p>
@@ -9697,153 +10608,6 @@
           <w:szCs w:val="28"/>
         </w:rPr>
       </w:pPr>
-      <w:proofErr w:type="gramStart"/>
-      <w:r>
-        <w:rPr>
-          <w:sz w:val="28"/>
-          <w:szCs w:val="28"/>
-          <w:lang w:val="en-US"/>
-        </w:rPr>
-        <w:t>string</w:t>
-      </w:r>
-      <w:proofErr w:type="gramEnd"/>
-      <w:r>
-        <w:rPr>
-          <w:sz w:val="28"/>
-          <w:szCs w:val="28"/>
-          <w:lang w:val="en-US"/>
-        </w:rPr>
-        <w:t xml:space="preserve"> </w:t>
-      </w:r>
-      <w:proofErr w:type="spellStart"/>
-      <w:r>
-        <w:rPr>
-          <w:sz w:val="28"/>
-          <w:szCs w:val="28"/>
-          <w:lang w:val="en-US"/>
-        </w:rPr>
-        <w:t>DecryptData</w:t>
-      </w:r>
-      <w:proofErr w:type="spellEnd"/>
-      <w:r>
-        <w:rPr>
-          <w:sz w:val="28"/>
-          <w:szCs w:val="28"/>
-          <w:lang w:val="en-US"/>
-        </w:rPr>
-        <w:t xml:space="preserve">(string </w:t>
-      </w:r>
-      <w:proofErr w:type="spellStart"/>
-      <w:r>
-        <w:rPr>
-          <w:sz w:val="28"/>
-          <w:szCs w:val="28"/>
-          <w:lang w:val="en-US"/>
-        </w:rPr>
-        <w:t>encryptedText</w:t>
-      </w:r>
-      <w:proofErr w:type="spellEnd"/>
-      <w:r>
-        <w:rPr>
-          <w:sz w:val="28"/>
-          <w:szCs w:val="28"/>
-          <w:lang w:val="en-US"/>
-        </w:rPr>
-        <w:t xml:space="preserve">, </w:t>
-      </w:r>
-      <w:proofErr w:type="spellStart"/>
-      <w:r>
-        <w:rPr>
-          <w:sz w:val="28"/>
-          <w:szCs w:val="28"/>
-          <w:lang w:val="en-US"/>
-        </w:rPr>
-        <w:t>int</w:t>
-      </w:r>
-      <w:proofErr w:type="spellEnd"/>
-      <w:r>
-        <w:rPr>
-          <w:sz w:val="28"/>
-          <w:szCs w:val="28"/>
-          <w:lang w:val="en-US"/>
-        </w:rPr>
-        <w:t xml:space="preserve"> key) –</w:t>
-      </w:r>
-      <w:r>
-        <w:rPr>
-          <w:sz w:val="28"/>
-          <w:szCs w:val="28"/>
-          <w:lang w:val="en-US"/>
-        </w:rPr>
-        <w:t xml:space="preserve"> </w:t>
-      </w:r>
-      <w:r>
-        <w:rPr>
-          <w:sz w:val="28"/>
-          <w:szCs w:val="28"/>
-        </w:rPr>
-        <w:t>решает</w:t>
-      </w:r>
-      <w:r>
-        <w:rPr>
-          <w:sz w:val="28"/>
-          <w:szCs w:val="28"/>
-          <w:lang w:val="en-US"/>
-        </w:rPr>
-        <w:t xml:space="preserve"> </w:t>
-      </w:r>
-      <w:r>
-        <w:rPr>
-          <w:sz w:val="28"/>
-          <w:szCs w:val="28"/>
-        </w:rPr>
-        <w:t>задачу</w:t>
-      </w:r>
-      <w:r>
-        <w:rPr>
-          <w:sz w:val="28"/>
-          <w:szCs w:val="28"/>
-          <w:lang w:val="en-US"/>
-        </w:rPr>
-        <w:t xml:space="preserve"> </w:t>
-      </w:r>
-      <w:r>
-        <w:rPr>
-          <w:sz w:val="28"/>
-          <w:szCs w:val="28"/>
-        </w:rPr>
-        <w:t>дешифровки</w:t>
-      </w:r>
-      <w:r>
-        <w:rPr>
-          <w:sz w:val="28"/>
-          <w:szCs w:val="28"/>
-          <w:lang w:val="en-US"/>
-        </w:rPr>
-        <w:t xml:space="preserve"> </w:t>
-      </w:r>
-      <w:r>
-        <w:rPr>
-          <w:sz w:val="28"/>
-          <w:szCs w:val="28"/>
-        </w:rPr>
-        <w:t>текста</w:t>
-      </w:r>
-      <w:r>
-        <w:rPr>
-          <w:sz w:val="28"/>
-          <w:szCs w:val="28"/>
-          <w:lang w:val="en-US"/>
-        </w:rPr>
-        <w:t xml:space="preserve">. </w:t>
-      </w:r>
-      <w:r>
-        <w:rPr>
-          <w:sz w:val="28"/>
-          <w:szCs w:val="28"/>
-        </w:rPr>
-        <w:t>В качестве параметров получает зашифрованный текст (строка) и ключ (целое число). Выводит дешифрованный текст (строка).</w:t>
-      </w:r>
     </w:p>
     <w:p>
       <w:pPr>
@@ -9851,16 +10615,18 @@
         <w:ind w:firstLine="709"/>
         <w:jc w:val="both"/>
         <w:rPr>
-          <w:sz w:val="28"/>
-          <w:szCs w:val="28"/>
-        </w:rPr>
-      </w:pPr>
-      <w:r>
-        <w:rPr>
-          <w:sz w:val="28"/>
-          <w:szCs w:val="28"/>
-        </w:rPr>
-        <w:t>…</w:t>
+          <w:b/>
+          <w:sz w:val="28"/>
+          <w:szCs w:val="28"/>
+        </w:rPr>
+      </w:pPr>
+      <w:r>
+        <w:rPr>
+          <w:b/>
+          <w:sz w:val="28"/>
+          <w:szCs w:val="28"/>
+        </w:rPr>
+        <w:t>Методы:</w:t>
       </w:r>
     </w:p>
     <w:p>
@@ -9873,6 +10639,67 @@
           <w:szCs w:val="28"/>
         </w:rPr>
       </w:pPr>
+      <w:r>
+        <w:rPr>
+          <w:sz w:val="28"/>
+          <w:szCs w:val="28"/>
+          <w:lang w:val="en-US"/>
+        </w:rPr>
+        <w:t>Cipher</w:t>
+      </w:r>
+      <w:r>
+        <w:rPr>
+          <w:sz w:val="28"/>
+          <w:szCs w:val="28"/>
+        </w:rPr>
+        <w:t xml:space="preserve"> (</w:t>
+      </w:r>
+      <w:r>
+        <w:rPr>
+          <w:sz w:val="28"/>
+          <w:szCs w:val="28"/>
+          <w:lang w:val="en-US"/>
+        </w:rPr>
+        <w:t>Alphabet</w:t>
+      </w:r>
+      <w:r>
+        <w:rPr>
+          <w:sz w:val="28"/>
+          <w:szCs w:val="28"/>
+        </w:rPr>
+        <w:t xml:space="preserve"> </w:t>
+      </w:r>
+      <w:proofErr w:type="spellStart"/>
+      <w:r>
+        <w:rPr>
+          <w:sz w:val="28"/>
+          <w:szCs w:val="28"/>
+          <w:lang w:val="en-US"/>
+        </w:rPr>
+        <w:t>alphabet</w:t>
+      </w:r>
+      <w:proofErr w:type="spellEnd"/>
+      <w:r>
+        <w:rPr>
+          <w:sz w:val="28"/>
+          <w:szCs w:val="28"/>
+        </w:rPr>
+        <w:t>)</w:t>
+      </w:r>
+      <w:r>
+        <w:rPr>
+          <w:sz w:val="28"/>
+          <w:szCs w:val="28"/>
+        </w:rPr>
+        <w:t xml:space="preserve"> – конструктор класса</w:t>
+      </w:r>
+      <w:r>
+        <w:rPr>
+          <w:sz w:val="28"/>
+          <w:szCs w:val="28"/>
+        </w:rPr>
+        <w:t>.</w:t>
+      </w:r>
     </w:p>
     <w:p>
       <w:pPr>
@@ -9880,18 +10707,154 @@
         <w:ind w:firstLine="709"/>
         <w:jc w:val="both"/>
         <w:rPr>
-          <w:b/>
-          <w:sz w:val="28"/>
-          <w:szCs w:val="28"/>
-        </w:rPr>
-      </w:pPr>
-      <w:r>
-        <w:rPr>
-          <w:b/>
-          <w:sz w:val="28"/>
-          <w:szCs w:val="28"/>
-        </w:rPr>
-        <w:t>Взаимосвязь классов</w:t>
+          <w:sz w:val="28"/>
+          <w:szCs w:val="28"/>
+        </w:rPr>
+      </w:pPr>
+      <w:proofErr w:type="gramStart"/>
+      <w:r>
+        <w:rPr>
+          <w:sz w:val="28"/>
+          <w:szCs w:val="28"/>
+          <w:lang w:val="en-US"/>
+        </w:rPr>
+        <w:t>string</w:t>
+      </w:r>
+      <w:proofErr w:type="gramEnd"/>
+      <w:r>
+        <w:rPr>
+          <w:sz w:val="28"/>
+          <w:szCs w:val="28"/>
+          <w:lang w:val="en-US"/>
+        </w:rPr>
+        <w:t xml:space="preserve"> </w:t>
+      </w:r>
+      <w:proofErr w:type="spellStart"/>
+      <w:r>
+        <w:rPr>
+          <w:sz w:val="28"/>
+          <w:szCs w:val="28"/>
+          <w:lang w:val="en-US"/>
+        </w:rPr>
+        <w:t>EncryptData</w:t>
+      </w:r>
+      <w:proofErr w:type="spellEnd"/>
+      <w:r>
+        <w:rPr>
+          <w:sz w:val="28"/>
+          <w:szCs w:val="28"/>
+          <w:lang w:val="en-US"/>
+        </w:rPr>
+        <w:t xml:space="preserve"> (string </w:t>
+      </w:r>
+      <w:proofErr w:type="spellStart"/>
+      <w:r>
+        <w:rPr>
+          <w:sz w:val="28"/>
+          <w:szCs w:val="28"/>
+          <w:lang w:val="en-US"/>
+        </w:rPr>
+        <w:t>originalText</w:t>
+      </w:r>
+      <w:proofErr w:type="spellEnd"/>
+      <w:r>
+        <w:rPr>
+          <w:sz w:val="28"/>
+          <w:szCs w:val="28"/>
+          <w:lang w:val="en-US"/>
+        </w:rPr>
+        <w:t>, int key)</w:t>
+      </w:r>
+      <w:r>
+        <w:rPr>
+          <w:sz w:val="28"/>
+          <w:szCs w:val="28"/>
+          <w:lang w:val="en-US"/>
+        </w:rPr>
+        <w:t xml:space="preserve"> </w:t>
+      </w:r>
+      <w:r>
+        <w:rPr>
+          <w:sz w:val="28"/>
+          <w:szCs w:val="28"/>
+          <w:lang w:val="en-US"/>
+        </w:rPr>
+        <w:t>–</w:t>
+      </w:r>
+      <w:r>
+        <w:rPr>
+          <w:sz w:val="28"/>
+          <w:szCs w:val="28"/>
+          <w:lang w:val="en-US"/>
+        </w:rPr>
+        <w:t xml:space="preserve"> </w:t>
+      </w:r>
+      <w:r>
+        <w:rPr>
+          <w:sz w:val="28"/>
+          <w:szCs w:val="28"/>
+        </w:rPr>
+        <w:t>решает</w:t>
+      </w:r>
+      <w:r>
+        <w:rPr>
+          <w:sz w:val="28"/>
+          <w:szCs w:val="28"/>
+          <w:lang w:val="en-US"/>
+        </w:rPr>
+        <w:t xml:space="preserve"> </w:t>
+      </w:r>
+      <w:r>
+        <w:rPr>
+          <w:sz w:val="28"/>
+          <w:szCs w:val="28"/>
+        </w:rPr>
+        <w:t>задачу</w:t>
+      </w:r>
+      <w:r>
+        <w:rPr>
+          <w:sz w:val="28"/>
+          <w:szCs w:val="28"/>
+          <w:lang w:val="en-US"/>
+        </w:rPr>
+        <w:t xml:space="preserve"> </w:t>
+      </w:r>
+      <w:r>
+        <w:rPr>
+          <w:sz w:val="28"/>
+          <w:szCs w:val="28"/>
+        </w:rPr>
+        <w:t>шифровки</w:t>
+      </w:r>
+      <w:r>
+        <w:rPr>
+          <w:sz w:val="28"/>
+          <w:szCs w:val="28"/>
+          <w:lang w:val="en-US"/>
+        </w:rPr>
+        <w:t xml:space="preserve"> </w:t>
+      </w:r>
+      <w:r>
+        <w:rPr>
+          <w:sz w:val="28"/>
+          <w:szCs w:val="28"/>
+        </w:rPr>
+        <w:t>текста</w:t>
+      </w:r>
+      <w:r>
+        <w:rPr>
+          <w:sz w:val="28"/>
+          <w:szCs w:val="28"/>
+          <w:lang w:val="en-US"/>
+        </w:rPr>
+        <w:t xml:space="preserve">. </w:t>
+      </w:r>
+      <w:r>
+        <w:rPr>
+          <w:sz w:val="28"/>
+          <w:szCs w:val="28"/>
+        </w:rPr>
+        <w:t>В качестве параметров получает оригинальный текст (строка) и ключ (целое число). Выводит зашифрованный текст (строка).</w:t>
       </w:r>
     </w:p>
     <w:p>
@@ -9904,12 +10867,134 @@
           <w:szCs w:val="28"/>
         </w:rPr>
       </w:pPr>
-      <w:r>
-        <w:rPr>
-          <w:sz w:val="28"/>
-          <w:szCs w:val="28"/>
-        </w:rPr>
-        <w:t>Взаимодействие между компонентами организовано следующим образом:</w:t>
+      <w:proofErr w:type="gramStart"/>
+      <w:r>
+        <w:rPr>
+          <w:sz w:val="28"/>
+          <w:szCs w:val="28"/>
+          <w:lang w:val="en-US"/>
+        </w:rPr>
+        <w:t>string</w:t>
+      </w:r>
+      <w:proofErr w:type="gramEnd"/>
+      <w:r>
+        <w:rPr>
+          <w:sz w:val="28"/>
+          <w:szCs w:val="28"/>
+          <w:lang w:val="en-US"/>
+        </w:rPr>
+        <w:t xml:space="preserve"> </w:t>
+      </w:r>
+      <w:proofErr w:type="spellStart"/>
+      <w:r>
+        <w:rPr>
+          <w:sz w:val="28"/>
+          <w:szCs w:val="28"/>
+          <w:lang w:val="en-US"/>
+        </w:rPr>
+        <w:t>DecryptData</w:t>
+      </w:r>
+      <w:proofErr w:type="spellEnd"/>
+      <w:r>
+        <w:rPr>
+          <w:sz w:val="28"/>
+          <w:szCs w:val="28"/>
+          <w:lang w:val="en-US"/>
+        </w:rPr>
+        <w:t xml:space="preserve">(string </w:t>
+      </w:r>
+      <w:proofErr w:type="spellStart"/>
+      <w:r>
+        <w:rPr>
+          <w:sz w:val="28"/>
+          <w:szCs w:val="28"/>
+          <w:lang w:val="en-US"/>
+        </w:rPr>
+        <w:t>encryptedText</w:t>
+      </w:r>
+      <w:proofErr w:type="spellEnd"/>
+      <w:r>
+        <w:rPr>
+          <w:sz w:val="28"/>
+          <w:szCs w:val="28"/>
+          <w:lang w:val="en-US"/>
+        </w:rPr>
+        <w:t>, int key) –</w:t>
+      </w:r>
+      <w:r>
+        <w:rPr>
+          <w:sz w:val="28"/>
+          <w:szCs w:val="28"/>
+          <w:lang w:val="en-US"/>
+        </w:rPr>
+        <w:t xml:space="preserve"> </w:t>
+      </w:r>
+      <w:r>
+        <w:rPr>
+          <w:sz w:val="28"/>
+          <w:szCs w:val="28"/>
+        </w:rPr>
+        <w:t>решает</w:t>
+      </w:r>
+      <w:r>
+        <w:rPr>
+          <w:sz w:val="28"/>
+          <w:szCs w:val="28"/>
+          <w:lang w:val="en-US"/>
+        </w:rPr>
+        <w:t xml:space="preserve"> </w:t>
+      </w:r>
+      <w:r>
+        <w:rPr>
+          <w:sz w:val="28"/>
+          <w:szCs w:val="28"/>
+        </w:rPr>
+        <w:t>задачу</w:t>
+      </w:r>
+      <w:r>
+        <w:rPr>
+          <w:sz w:val="28"/>
+          <w:szCs w:val="28"/>
+          <w:lang w:val="en-US"/>
+        </w:rPr>
+        <w:t xml:space="preserve"> </w:t>
+      </w:r>
+      <w:r>
+        <w:rPr>
+          <w:sz w:val="28"/>
+          <w:szCs w:val="28"/>
+        </w:rPr>
+        <w:t>дешифровки</w:t>
+      </w:r>
+      <w:r>
+        <w:rPr>
+          <w:sz w:val="28"/>
+          <w:szCs w:val="28"/>
+          <w:lang w:val="en-US"/>
+        </w:rPr>
+        <w:t xml:space="preserve"> </w:t>
+      </w:r>
+      <w:r>
+        <w:rPr>
+          <w:sz w:val="28"/>
+          <w:szCs w:val="28"/>
+        </w:rPr>
+        <w:t>текста</w:t>
+      </w:r>
+      <w:r>
+        <w:rPr>
+          <w:sz w:val="28"/>
+          <w:szCs w:val="28"/>
+          <w:lang w:val="en-US"/>
+        </w:rPr>
+        <w:t xml:space="preserve">. </w:t>
+      </w:r>
+      <w:r>
+        <w:rPr>
+          <w:sz w:val="28"/>
+          <w:szCs w:val="28"/>
+        </w:rPr>
+        <w:t>В качестве параметров получает зашифрованный текст (строка) и ключ (целое число). Выводит дешифрованный текст (строка).</w:t>
       </w:r>
     </w:p>
     <w:p>
@@ -9929,6 +11014,117 @@
         </w:rPr>
         <w:t>…</w:t>
       </w:r>
+    </w:p>
+    <w:p>
+      <w:pPr>
+        <w:spacing w:line="360" w:lineRule="auto"/>
+        <w:ind w:firstLine="709"/>
+        <w:jc w:val="both"/>
+        <w:rPr>
+          <w:sz w:val="28"/>
+          <w:szCs w:val="28"/>
+        </w:rPr>
+      </w:pPr>
+    </w:p>
+    <w:p>
+      <w:pPr>
+        <w:spacing w:line="360" w:lineRule="auto"/>
+        <w:ind w:firstLine="709"/>
+        <w:jc w:val="both"/>
+        <w:rPr>
+          <w:b/>
+          <w:sz w:val="28"/>
+          <w:szCs w:val="28"/>
+        </w:rPr>
+      </w:pPr>
+      <w:r>
+        <w:rPr>
+          <w:b/>
+          <w:sz w:val="28"/>
+          <w:szCs w:val="28"/>
+        </w:rPr>
+        <w:lastRenderedPageBreak/>
+        <w:t>Взаимосвязь классов</w:t>
+      </w:r>
+    </w:p>
+    <w:p>
+      <w:pPr>
+        <w:spacing w:line="360" w:lineRule="auto"/>
+        <w:ind w:firstLine="709"/>
+        <w:jc w:val="both"/>
+        <w:rPr>
+          <w:sz w:val="28"/>
+          <w:szCs w:val="28"/>
+        </w:rPr>
+      </w:pPr>
+      <w:r>
+        <w:rPr>
+          <w:sz w:val="28"/>
+          <w:szCs w:val="28"/>
+        </w:rPr>
+        <w:t>Взаимодействие между компонентами организовано следующим образом:</w:t>
+      </w:r>
+    </w:p>
+    <w:p>
+      <w:pPr>
+        <w:spacing w:line="360" w:lineRule="auto"/>
+        <w:ind w:firstLine="709"/>
+        <w:jc w:val="both"/>
+        <w:rPr>
+          <w:sz w:val="28"/>
+          <w:szCs w:val="28"/>
+        </w:rPr>
+      </w:pPr>
+      <w:r>
+        <w:rPr>
+          <w:sz w:val="28"/>
+          <w:szCs w:val="28"/>
+        </w:rPr>
+        <w:t xml:space="preserve">При старте приложения отображается </w:t>
+      </w:r>
+      <w:r>
+        <w:rPr>
+          <w:sz w:val="28"/>
+          <w:szCs w:val="28"/>
+        </w:rPr>
+        <w:t>«Главная форма» (</w:t>
+      </w:r>
+      <w:proofErr w:type="spellStart"/>
+      <w:r>
+        <w:rPr>
+          <w:sz w:val="28"/>
+          <w:szCs w:val="28"/>
+          <w:lang w:val="en-US"/>
+        </w:rPr>
+        <w:t>MainForm</w:t>
+      </w:r>
+      <w:proofErr w:type="spellEnd"/>
+      <w:r>
+        <w:rPr>
+          <w:sz w:val="28"/>
+          <w:szCs w:val="28"/>
+        </w:rPr>
+        <w:t>)</w:t>
+      </w:r>
+      <w:r>
+        <w:rPr>
+          <w:sz w:val="28"/>
+          <w:szCs w:val="28"/>
+        </w:rPr>
+        <w:t>.</w:t>
+      </w:r>
+    </w:p>
+    <w:p>
+      <w:pPr>
+        <w:spacing w:line="360" w:lineRule="auto"/>
+        <w:ind w:firstLine="709"/>
+        <w:jc w:val="both"/>
+        <w:rPr>
+          <w:sz w:val="28"/>
+          <w:szCs w:val="28"/>
+          <w:lang w:val="en-US"/>
+        </w:rPr>
+      </w:pPr>
     </w:p>
     <w:p>
       <w:pPr>
@@ -10191,6 +11387,7 @@
         <w:docPartUnique/>
       </w:docPartObj>
     </w:sdtPr>
+    <w:sdtEndPr/>
     <w:sdtContent>
       <w:p>
         <w:pPr>
@@ -11349,7 +12546,7 @@
   <w:style w:type="paragraph" w:default="1" w:styleId="a">
     <w:name w:val="Normal"/>
     <w:qFormat/>
-    <w:rsid w:val="006370DE"/>
+    <w:rsid w:val="00336784"/>
     <w:pPr>
       <w:widowControl w:val="0"/>
       <w:autoSpaceDE w:val="0"/>
@@ -11817,7 +13014,7 @@
 </file>
 
 <file path=customXml/itemProps1.xml><?xml version="1.0" encoding="utf-8"?>
-<ds:datastoreItem xmlns:ds="http://schemas.openxmlformats.org/officeDocument/2006/customXml" ds:itemID="{2119680C-61EB-42B4-ACEB-B3AB8F5E1483}">
+<ds:datastoreItem xmlns:ds="http://schemas.openxmlformats.org/officeDocument/2006/customXml" ds:itemID="{07096F43-FA3B-4761-93ED-2694BA74546D}">
   <ds:schemaRefs>
     <ds:schemaRef ds:uri="http://schemas.openxmlformats.org/officeDocument/2006/bibliography"/>
   </ds:schemaRefs>

--- a/CaesarCipher/Документация/Документация к проекту.docx
+++ b/CaesarCipher/Документация/Документация к проекту.docx
@@ -1576,23 +1576,7 @@
           <w:sz w:val="28"/>
           <w:szCs w:val="28"/>
         </w:rPr>
-        <w:t xml:space="preserve">Разрабатываемое программное средство рассчитано на широкий круг пользователей, объединённых потребностью в простом и понятном инструменте для работы с текстом. Оно может заинтересовать студентов и преподавателей в рамках изучения дисциплин, связанных с основами криптографии, алгоритмами обработки данных и программированием. Такая программа – это простое решение для широкого круга пользователей компьютера, владеющих им на среднем уровне, нуждающихся в простом инструменте для быстрого сокрытия содержимого личных заметок, сообщений или небольших документов. Помимо прочего, ПС поможет в создании зашифрованных головоломок и заданий, от чего не смогут отказаться организаторы </w:t>
-      </w:r>
-      <w:proofErr w:type="spellStart"/>
-      <w:r>
-        <w:rPr>
-          <w:sz w:val="28"/>
-          <w:szCs w:val="28"/>
-        </w:rPr>
-        <w:t>квестов</w:t>
-      </w:r>
-      <w:proofErr w:type="spellEnd"/>
-      <w:r>
-        <w:rPr>
-          <w:sz w:val="28"/>
-          <w:szCs w:val="28"/>
-        </w:rPr>
-        <w:t>, мероприятий и игр.</w:t>
+        <w:t>Разрабатываемое программное средство рассчитано на широкий круг пользователей, объединённых потребностью в простом и понятном инструменте для работы с текстом. Оно может заинтересовать студентов и преподавателей в рамках изучения дисциплин, связанных с основами криптографии, алгоритмами обработки данных и программированием. Такая программа – это простое решение для широкого круга пользователей компьютера, владеющих им на среднем уровне, нуждающихся в простом инструменте для быстрого сокрытия содержимого личных заметок, сообщений или небольших документов. Помимо прочего, ПС поможет в создании зашифрованных головоломок и заданий, от чего не смогут отказаться организаторы квестов, мероприятий и игр.</w:t>
       </w:r>
     </w:p>
     <w:p>
@@ -1724,23 +1708,7 @@
           <w:sz w:val="28"/>
           <w:szCs w:val="28"/>
         </w:rPr>
-        <w:t xml:space="preserve">Организаторы </w:t>
-      </w:r>
-      <w:proofErr w:type="spellStart"/>
-      <w:r>
-        <w:rPr>
-          <w:sz w:val="28"/>
-          <w:szCs w:val="28"/>
-        </w:rPr>
-        <w:t>квестов</w:t>
-      </w:r>
-      <w:proofErr w:type="spellEnd"/>
-      <w:r>
-        <w:rPr>
-          <w:sz w:val="28"/>
-          <w:szCs w:val="28"/>
-        </w:rPr>
-        <w:t xml:space="preserve">, игр и развлекательных мероприятий постоянно ищут способы сделать задания интереснее и загадочнее. Зашифрованные послания, ребусы и тайные письма − классический атрибут многих сценариев. Представьте: участники находят старую книгу, а в ней − зашифрованная записка, которую нужно расшифровать, чтобы получить следующую подсказку. Без специальной программы организаторам приходится вручную придумывать и создавать такие шифровки, тратя на это много времени и сил, а также постоянно проверять, не допустили ли они ошибку в своем же шифре. Разрабатываемая программа позволяет за считанные секунды создавать любые шифрованные сообщения: достаточно написать нужный текст, задать ключ − и готовая загадка сохраняется в красивом </w:t>
+        <w:t xml:space="preserve">Организаторы квестов, игр и развлекательных мероприятий постоянно ищут способы сделать задания интереснее и загадочнее. Зашифрованные послания, ребусы и тайные письма − классический атрибут многих сценариев. Представьте: участники находят старую книгу, а в ней − зашифрованная записка, которую нужно расшифровать, чтобы получить следующую подсказку. Без специальной программы организаторам приходится вручную придумывать и создавать такие шифровки, тратя на это много времени и сил, а также постоянно проверять, не допустили ли они ошибку в своем же шифре. Разрабатываемая программа позволяет за считанные секунды создавать любые шифрованные сообщения: достаточно написать нужный текст, задать ключ − и готовая загадка сохраняется в красивом </w:t>
       </w:r>
       <w:r>
         <w:rPr>
@@ -6679,15 +6647,21 @@
         <w:rPr>
           <w:sz w:val="28"/>
           <w:szCs w:val="28"/>
-          <w:lang w:val="en-US"/>
-        </w:rPr>
-        <w:t xml:space="preserve"> InputKey</w:t>
-      </w:r>
-      <w:r>
-        <w:rPr>
-          <w:sz w:val="28"/>
-          <w:szCs w:val="28"/>
-          <w:lang w:val="en-US"/>
+        </w:rPr>
+        <w:t xml:space="preserve"> </w:t>
+      </w:r>
+      <w:r>
+        <w:rPr>
+          <w:sz w:val="28"/>
+          <w:szCs w:val="28"/>
+          <w:lang w:val="en-US"/>
+        </w:rPr>
+        <w:t>InputKey</w:t>
+      </w:r>
+      <w:r>
+        <w:rPr>
+          <w:sz w:val="28"/>
+          <w:szCs w:val="28"/>
         </w:rPr>
         <w:t xml:space="preserve"> (</w:t>
       </w:r>
@@ -6697,13 +6671,27 @@
           <w:szCs w:val="28"/>
           <w:lang w:val="en-US"/>
         </w:rPr>
-        <w:t>decimal key</w:t>
-      </w:r>
-      <w:r>
-        <w:rPr>
-          <w:sz w:val="28"/>
-          <w:szCs w:val="28"/>
-          <w:lang w:val="en-US"/>
+        <w:t>decimal</w:t>
+      </w:r>
+      <w:r>
+        <w:rPr>
+          <w:sz w:val="28"/>
+          <w:szCs w:val="28"/>
+        </w:rPr>
+        <w:t xml:space="preserve"> </w:t>
+      </w:r>
+      <w:r>
+        <w:rPr>
+          <w:sz w:val="28"/>
+          <w:szCs w:val="28"/>
+          <w:lang w:val="en-US"/>
+        </w:rPr>
+        <w:t>key</w:t>
+      </w:r>
+      <w:r>
+        <w:rPr>
+          <w:sz w:val="28"/>
+          <w:szCs w:val="28"/>
         </w:rPr>
         <w:t xml:space="preserve">) – </w:t>
       </w:r>
@@ -6718,7 +6706,6 @@
         <w:rPr>
           <w:sz w:val="28"/>
           <w:szCs w:val="28"/>
-          <w:lang w:val="en-US"/>
         </w:rPr>
         <w:t xml:space="preserve"> </w:t>
       </w:r>
@@ -6733,7 +6720,6 @@
         <w:rPr>
           <w:sz w:val="28"/>
           <w:szCs w:val="28"/>
-          <w:lang w:val="en-US"/>
         </w:rPr>
         <w:t xml:space="preserve"> </w:t>
       </w:r>
@@ -6748,7 +6734,6 @@
         <w:rPr>
           <w:sz w:val="28"/>
           <w:szCs w:val="28"/>
-          <w:lang w:val="en-US"/>
         </w:rPr>
         <w:t xml:space="preserve"> </w:t>
       </w:r>
@@ -6763,7 +6748,6 @@
         <w:rPr>
           <w:sz w:val="28"/>
           <w:szCs w:val="28"/>
-          <w:lang w:val="en-US"/>
         </w:rPr>
         <w:t xml:space="preserve"> </w:t>
       </w:r>
@@ -6778,7 +6762,6 @@
         <w:rPr>
           <w:sz w:val="28"/>
           <w:szCs w:val="28"/>
-          <w:lang w:val="en-US"/>
         </w:rPr>
         <w:t xml:space="preserve"> </w:t>
       </w:r>
@@ -6793,7 +6776,6 @@
         <w:rPr>
           <w:sz w:val="28"/>
           <w:szCs w:val="28"/>
-          <w:lang w:val="en-US"/>
         </w:rPr>
         <w:t xml:space="preserve"> </w:t>
       </w:r>
@@ -6808,7 +6790,6 @@
         <w:rPr>
           <w:sz w:val="28"/>
           <w:szCs w:val="28"/>
-          <w:lang w:val="en-US"/>
         </w:rPr>
         <w:t xml:space="preserve">. </w:t>
       </w:r>
@@ -7910,6 +7891,7 @@
         <w:rPr>
           <w:sz w:val="28"/>
           <w:szCs w:val="28"/>
+          <w:lang w:val="en-US"/>
         </w:rPr>
         <w:t xml:space="preserve"> </w:t>
       </w:r>
@@ -7925,6 +7907,7 @@
         <w:rPr>
           <w:sz w:val="28"/>
           <w:szCs w:val="28"/>
+          <w:lang w:val="en-US"/>
         </w:rPr>
         <w:t>(</w:t>
       </w:r>
@@ -7940,6 +7923,7 @@
         <w:rPr>
           <w:sz w:val="28"/>
           <w:szCs w:val="28"/>
+          <w:lang w:val="en-US"/>
         </w:rPr>
         <w:t xml:space="preserve"> </w:t>
       </w:r>
@@ -7955,6 +7939,7 @@
         <w:rPr>
           <w:sz w:val="28"/>
           <w:szCs w:val="28"/>
+          <w:lang w:val="en-US"/>
         </w:rPr>
         <w:t xml:space="preserve">, </w:t>
       </w:r>
@@ -7970,6 +7955,7 @@
         <w:rPr>
           <w:sz w:val="28"/>
           <w:szCs w:val="28"/>
+          <w:lang w:val="en-US"/>
         </w:rPr>
         <w:t xml:space="preserve"> </w:t>
       </w:r>
@@ -7985,6 +7971,7 @@
         <w:rPr>
           <w:sz w:val="28"/>
           <w:szCs w:val="28"/>
+          <w:lang w:val="en-US"/>
         </w:rPr>
         <w:t xml:space="preserve">) – </w:t>
       </w:r>
@@ -7999,6 +7986,7 @@
         <w:rPr>
           <w:sz w:val="28"/>
           <w:szCs w:val="28"/>
+          <w:lang w:val="en-US"/>
         </w:rPr>
         <w:t xml:space="preserve"> </w:t>
       </w:r>
@@ -8013,6 +8001,7 @@
         <w:rPr>
           <w:sz w:val="28"/>
           <w:szCs w:val="28"/>
+          <w:lang w:val="en-US"/>
         </w:rPr>
         <w:t xml:space="preserve"> </w:t>
       </w:r>
@@ -8027,6 +8016,7 @@
         <w:rPr>
           <w:sz w:val="28"/>
           <w:szCs w:val="28"/>
+          <w:lang w:val="en-US"/>
         </w:rPr>
         <w:t xml:space="preserve"> </w:t>
       </w:r>
@@ -8041,6 +8031,7 @@
         <w:rPr>
           <w:sz w:val="28"/>
           <w:szCs w:val="28"/>
+          <w:lang w:val="en-US"/>
         </w:rPr>
         <w:t xml:space="preserve">. </w:t>
       </w:r>
@@ -8442,17 +8433,135 @@
           <w:szCs w:val="28"/>
         </w:rPr>
       </w:pPr>
-    </w:p>
-    <w:p>
-      <w:pPr>
-        <w:spacing w:line="360" w:lineRule="auto"/>
-        <w:ind w:firstLine="709"/>
-        <w:jc w:val="both"/>
-        <w:rPr>
-          <w:sz w:val="28"/>
-          <w:szCs w:val="28"/>
-        </w:rPr>
-      </w:pPr>
+      <w:r>
+        <w:rPr>
+          <w:sz w:val="28"/>
+          <w:szCs w:val="28"/>
+        </w:rPr>
+        <w:t>На рисунке 1 представлена схема взаимосвязей классов.</w:t>
+      </w:r>
+    </w:p>
+    <w:p>
+      <w:pPr>
+        <w:spacing w:line="360" w:lineRule="auto"/>
+        <w:ind w:firstLine="709"/>
+        <w:jc w:val="both"/>
+        <w:rPr>
+          <w:sz w:val="28"/>
+          <w:szCs w:val="28"/>
+        </w:rPr>
+      </w:pPr>
+      <w:r>
+        <w:rPr>
+          <w:sz w:val="28"/>
+          <w:szCs w:val="28"/>
+        </w:rPr>
+        <w:lastRenderedPageBreak/>
+        <w:drawing>
+          <wp:inline distT="0" distB="0" distL="0" distR="0" wp14:anchorId="045966A5" wp14:editId="09470C95">
+            <wp:extent cx="5942965" cy="4008120"/>
+            <wp:effectExtent l="0" t="0" r="635" b="0"/>
+            <wp:docPr id="2" name="Рисунок 2"/>
+            <wp:cNvGraphicFramePr>
+              <a:graphicFrameLocks xmlns:a="http://schemas.openxmlformats.org/drawingml/2006/main" noChangeAspect="1"/>
+            </wp:cNvGraphicFramePr>
+            <a:graphic xmlns:a="http://schemas.openxmlformats.org/drawingml/2006/main">
+              <a:graphicData uri="http://schemas.openxmlformats.org/drawingml/2006/picture">
+                <pic:pic xmlns:pic="http://schemas.openxmlformats.org/drawingml/2006/picture">
+                  <pic:nvPicPr>
+                    <pic:cNvPr id="1" name=""/>
+                    <pic:cNvPicPr/>
+                  </pic:nvPicPr>
+                  <pic:blipFill>
+                    <a:blip r:embed="rId15"/>
+                    <a:stretch>
+                      <a:fillRect/>
+                    </a:stretch>
+                  </pic:blipFill>
+                  <pic:spPr>
+                    <a:xfrm>
+                      <a:off x="0" y="0"/>
+                      <a:ext cx="5942965" cy="4008120"/>
+                    </a:xfrm>
+                    <a:prstGeom prst="rect">
+                      <a:avLst/>
+                    </a:prstGeom>
+                  </pic:spPr>
+                </pic:pic>
+              </a:graphicData>
+            </a:graphic>
+          </wp:inline>
+        </w:drawing>
+      </w:r>
+    </w:p>
+    <w:p>
+      <w:pPr>
+        <w:spacing w:line="360" w:lineRule="auto"/>
+        <w:ind w:firstLine="709"/>
+        <w:jc w:val="center"/>
+        <w:rPr>
+          <w:sz w:val="28"/>
+          <w:szCs w:val="28"/>
+        </w:rPr>
+      </w:pPr>
+      <w:r>
+        <w:rPr>
+          <w:sz w:val="28"/>
+          <w:szCs w:val="28"/>
+        </w:rPr>
+        <w:t>Рисунок 1 – Схема взаимосвязей классов</w:t>
+      </w:r>
+    </w:p>
+    <w:p>
+      <w:pPr>
+        <w:spacing w:line="360" w:lineRule="auto"/>
+        <w:ind w:firstLine="709"/>
+        <w:jc w:val="both"/>
+        <w:rPr>
+          <w:sz w:val="28"/>
+          <w:szCs w:val="28"/>
+        </w:rPr>
+      </w:pPr>
+    </w:p>
+    <w:p>
+      <w:pPr>
+        <w:spacing w:line="360" w:lineRule="auto"/>
+        <w:ind w:firstLine="709"/>
+        <w:jc w:val="both"/>
+        <w:rPr>
+          <w:b/>
+          <w:sz w:val="28"/>
+          <w:szCs w:val="28"/>
+        </w:rPr>
+      </w:pPr>
+      <w:r>
+        <w:rPr>
+          <w:b/>
+          <w:sz w:val="28"/>
+          <w:szCs w:val="28"/>
+        </w:rPr>
+        <w:t>Раздел 4. Описание алгоритмов программы</w:t>
+      </w:r>
+    </w:p>
+    <w:p>
+      <w:pPr>
+        <w:spacing w:line="360" w:lineRule="auto"/>
+        <w:ind w:firstLine="709"/>
+        <w:jc w:val="both"/>
+        <w:rPr>
+          <w:sz w:val="28"/>
+          <w:szCs w:val="28"/>
+        </w:rPr>
+      </w:pPr>
+      <w:r>
+        <w:rPr>
+          <w:sz w:val="28"/>
+          <w:szCs w:val="28"/>
+        </w:rPr>
+        <w:t>Ал…</w:t>
+      </w:r>
+      <w:bookmarkStart w:id="0" w:name="_GoBack"/>
+      <w:bookmarkEnd w:id="0"/>
     </w:p>
     <w:p>
       <w:pPr>
@@ -8673,75 +8782,46 @@
           <w:szCs w:val="28"/>
         </w:rPr>
       </w:pPr>
-      <w:bookmarkStart w:id="0" w:name="_GoBack"/>
-      <w:bookmarkEnd w:id="0"/>
-      <w:proofErr w:type="spellStart"/>
-      <w:r>
-        <w:rPr>
-          <w:sz w:val="28"/>
-          <w:szCs w:val="28"/>
-        </w:rPr>
-        <w:t>оекта</w:t>
-      </w:r>
-      <w:proofErr w:type="spellEnd"/>
-      <w:r>
-        <w:rPr>
-          <w:sz w:val="28"/>
-          <w:szCs w:val="28"/>
-        </w:rPr>
-        <w:t xml:space="preserve"> </w:t>
-      </w:r>
-      <w:r>
-        <w:rPr>
-          <w:sz w:val="28"/>
-          <w:szCs w:val="28"/>
-          <w:lang w:val="en-US"/>
-        </w:rPr>
-        <w:t>Visual</w:t>
-      </w:r>
-      <w:r>
-        <w:rPr>
-          <w:sz w:val="28"/>
-          <w:szCs w:val="28"/>
-        </w:rPr>
-        <w:t xml:space="preserve"> </w:t>
-      </w:r>
-      <w:r>
-        <w:rPr>
-          <w:sz w:val="28"/>
-          <w:szCs w:val="28"/>
-          <w:lang w:val="en-US"/>
-        </w:rPr>
-        <w:t>Studio</w:t>
-      </w:r>
-      <w:r>
-        <w:rPr>
-          <w:sz w:val="28"/>
-          <w:szCs w:val="28"/>
-        </w:rPr>
-        <w:t xml:space="preserve"> </w:t>
-      </w:r>
-      <w:r>
-        <w:rPr>
-          <w:sz w:val="28"/>
-          <w:szCs w:val="28"/>
-          <w:lang w:val="en-US"/>
-        </w:rPr>
-        <w:t>C</w:t>
-      </w:r>
-      <w:r>
-        <w:rPr>
-          <w:sz w:val="28"/>
-          <w:szCs w:val="28"/>
-        </w:rPr>
-        <w:t>#</w:t>
-      </w:r>
-      <w:r>
-        <w:rPr>
-          <w:sz w:val="28"/>
-          <w:szCs w:val="28"/>
-        </w:rPr>
-        <w:t>.</w:t>
+      <w:r>
+        <w:rPr>
+          <w:sz w:val="28"/>
+          <w:szCs w:val="28"/>
+        </w:rPr>
+        <w:drawing>
+          <wp:inline distT="0" distB="0" distL="0" distR="0" wp14:anchorId="7C78C558" wp14:editId="495A929D">
+            <wp:extent cx="5942965" cy="4008120"/>
+            <wp:effectExtent l="0" t="0" r="635" b="0"/>
+            <wp:docPr id="1" name="Рисунок 1"/>
+            <wp:cNvGraphicFramePr>
+              <a:graphicFrameLocks xmlns:a="http://schemas.openxmlformats.org/drawingml/2006/main" noChangeAspect="1"/>
+            </wp:cNvGraphicFramePr>
+            <a:graphic xmlns:a="http://schemas.openxmlformats.org/drawingml/2006/main">
+              <a:graphicData uri="http://schemas.openxmlformats.org/drawingml/2006/picture">
+                <pic:pic xmlns:pic="http://schemas.openxmlformats.org/drawingml/2006/picture">
+                  <pic:nvPicPr>
+                    <pic:cNvPr id="1" name=""/>
+                    <pic:cNvPicPr/>
+                  </pic:nvPicPr>
+                  <pic:blipFill>
+                    <a:blip r:embed="rId15"/>
+                    <a:stretch>
+                      <a:fillRect/>
+                    </a:stretch>
+                  </pic:blipFill>
+                  <pic:spPr>
+                    <a:xfrm>
+                      <a:off x="0" y="0"/>
+                      <a:ext cx="5942965" cy="4008120"/>
+                    </a:xfrm>
+                    <a:prstGeom prst="rect">
+                      <a:avLst/>
+                    </a:prstGeom>
+                  </pic:spPr>
+                </pic:pic>
+              </a:graphicData>
+            </a:graphic>
+          </wp:inline>
+        </w:drawing>
       </w:r>
     </w:p>
     <w:sectPr>
@@ -8805,7 +8885,7 @@
           <w:rPr>
             <w:noProof/>
           </w:rPr>
-          <w:t>17</w:t>
+          <w:t>19</w:t>
         </w:r>
         <w:r>
           <w:fldChar w:fldCharType="end"/>
@@ -9550,15 +9630,6 @@
   </w:num>
   <w:num w:numId="8">
     <w:abstractNumId w:val="0"/>
-    <w:lvlOverride w:ilvl="0"/>
-    <w:lvlOverride w:ilvl="1"/>
-    <w:lvlOverride w:ilvl="2"/>
-    <w:lvlOverride w:ilvl="3"/>
-    <w:lvlOverride w:ilvl="4"/>
-    <w:lvlOverride w:ilvl="5"/>
-    <w:lvlOverride w:ilvl="6"/>
-    <w:lvlOverride w:ilvl="7"/>
-    <w:lvlOverride w:ilvl="8"/>
   </w:num>
 </w:numbering>
 </file>
@@ -10424,7 +10495,7 @@
 </file>
 
 <file path=customXml/itemProps1.xml><?xml version="1.0" encoding="utf-8"?>
-<ds:datastoreItem xmlns:ds="http://schemas.openxmlformats.org/officeDocument/2006/customXml" ds:itemID="{58ADD748-E132-4200-B683-83CF2FE360ED}">
+<ds:datastoreItem xmlns:ds="http://schemas.openxmlformats.org/officeDocument/2006/customXml" ds:itemID="{F6207E6B-1C45-4E21-9BD1-B34BACCB0BAF}">
   <ds:schemaRefs>
     <ds:schemaRef ds:uri="http://schemas.openxmlformats.org/officeDocument/2006/bibliography"/>
   </ds:schemaRefs>

--- a/CaesarCipher/Документация/Документация к проекту.docx
+++ b/CaesarCipher/Документация/Документация к проекту.docx
@@ -361,21 +361,12 @@
           <w:szCs w:val="28"/>
         </w:rPr>
       </w:pPr>
-      <w:proofErr w:type="spellStart"/>
-      <w:r>
-        <w:rPr>
-          <w:sz w:val="28"/>
-          <w:szCs w:val="28"/>
-        </w:rPr>
-        <w:t>Гавриш</w:t>
-      </w:r>
-      <w:proofErr w:type="spellEnd"/>
-      <w:r>
-        <w:rPr>
-          <w:sz w:val="28"/>
-          <w:szCs w:val="28"/>
-        </w:rPr>
-        <w:t xml:space="preserve"> М.А.</w:t>
+      <w:r>
+        <w:rPr>
+          <w:sz w:val="28"/>
+          <w:szCs w:val="28"/>
+        </w:rPr>
+        <w:t>Гавриш М.А.</w:t>
       </w:r>
     </w:p>
     <w:p>
@@ -3784,23 +3775,12 @@
         </w:rPr>
         <w:t>Ситуация 1: пользователь пытается дешифровать текст, который не был зашифрован шифром Цезаря. В ответ на такую ситуацию программа выполнит дешифрование согласно алгоритму, но результат будет бессмысленным набором символов. Система не может определить семантическую верность, поэтому ошибки не будет, это ответственность пользователя.</w:t>
       </w:r>
-    </w:p>
-    <w:p>
-      <w:pPr>
-        <w:spacing w:line="360" w:lineRule="auto"/>
-        <w:ind w:firstLine="709"/>
-        <w:jc w:val="both"/>
-        <w:rPr>
-          <w:sz w:val="28"/>
-          <w:szCs w:val="28"/>
-        </w:rPr>
-      </w:pPr>
-      <w:r>
-        <w:rPr>
-          <w:sz w:val="28"/>
-          <w:szCs w:val="28"/>
-        </w:rPr>
-        <w:t>Ситуация 2: при дешифровании файла система обнаруживает, что он пуст. Реакция: Вывод сообщения: «Ошибка! Входной файл пуст. Нечего дешифровать.»</w:t>
+      <w:r>
+        <w:rPr>
+          <w:sz w:val="28"/>
+          <w:szCs w:val="28"/>
+        </w:rPr>
+        <w:t xml:space="preserve"> </w:t>
       </w:r>
     </w:p>
     <w:p>
@@ -3841,7 +3821,23 @@
           <w:sz w:val="28"/>
           <w:szCs w:val="28"/>
         </w:rPr>
-        <w:t>ключ, равный нулю. Если пользователь вводит ключ, равный нулю, алгоритм шифрования не производит никаких изменений в тексте. Результирующий текст полностью совпадает с исходным. Это не является ошибкой, а рассматривается как допустимый режим работы программы.</w:t>
+        <w:t>ключ, равный нулю. Если пользователь вводит ключ, равный нулю, алгоритм шифрования не производит никаких изменений в тексте. Результирующий текст полностью совпадает с исходным. Это не является ошибкой, а рассматривается как допустимый режим работы прогр</w:t>
+      </w:r>
+      <w:r>
+        <w:rPr>
+          <w:sz w:val="28"/>
+          <w:szCs w:val="28"/>
+        </w:rPr>
+        <w:t>аммы, но система должна уведомить пользователя об</w:t>
+      </w:r>
+      <w:bookmarkStart w:id="0" w:name="_GoBack"/>
+      <w:bookmarkEnd w:id="0"/>
+      <w:r>
+        <w:rPr>
+          <w:sz w:val="28"/>
+          <w:szCs w:val="28"/>
+        </w:rPr>
+        <w:t xml:space="preserve"> этом.</w:t>
       </w:r>
     </w:p>
     <w:p>
@@ -4602,7 +4598,29 @@
           <w:sz w:val="28"/>
           <w:szCs w:val="28"/>
         </w:rPr>
-        <w:t xml:space="preserve"> Также, система должна генерировать уникальное имя файла, чтобы не перезаписывать предыдущие результаты. Например, с использованием текущей даты и времени: result_2026-04-01_14-34-00.html. Файл должен сохраняться в ту же папку, где находится исполняемый файл программы (или по адресу, выбранному пользователем).</w:t>
+        <w:t xml:space="preserve"> Также, система должна генерировать уникальное имя файла, чтобы не перезаписывать предыдущие результаты. Например, с использованием текущей даты и времени:</w:t>
+      </w:r>
+      <w:r>
+        <w:rPr>
+          <w:sz w:val="28"/>
+          <w:szCs w:val="28"/>
+        </w:rPr>
+        <w:t xml:space="preserve"> result_2026-04-01_14-34-00.</w:t>
+      </w:r>
+      <w:r>
+        <w:rPr>
+          <w:sz w:val="28"/>
+          <w:szCs w:val="28"/>
+          <w:lang w:val="en-US"/>
+        </w:rPr>
+        <w:t>txt</w:t>
+      </w:r>
+      <w:r>
+        <w:rPr>
+          <w:sz w:val="28"/>
+          <w:szCs w:val="28"/>
+        </w:rPr>
+        <w:t>. Файл должен сохраняться по адресу, выбранному пользователем).</w:t>
       </w:r>
     </w:p>
     <w:p>
@@ -4675,7 +4693,51 @@
           <w:sz w:val="28"/>
           <w:szCs w:val="28"/>
         </w:rPr>
-        <w:t xml:space="preserve">Взаимодействие пользователя с программой строится как </w:t>
+        <w:t xml:space="preserve">Взаимодействие пользователя с программой строится как взаимодействие с </w:t>
+      </w:r>
+      <w:r>
+        <w:rPr>
+          <w:sz w:val="28"/>
+          <w:szCs w:val="28"/>
+        </w:rPr>
+        <w:t xml:space="preserve">графическим </w:t>
+      </w:r>
+      <w:r>
+        <w:rPr>
+          <w:sz w:val="28"/>
+          <w:szCs w:val="28"/>
+        </w:rPr>
+        <w:t xml:space="preserve">приложением </w:t>
+      </w:r>
+      <w:r>
+        <w:rPr>
+          <w:sz w:val="28"/>
+          <w:szCs w:val="28"/>
+        </w:rPr>
+        <w:t xml:space="preserve">на </w:t>
+      </w:r>
+      <w:r>
+        <w:rPr>
+          <w:sz w:val="28"/>
+          <w:szCs w:val="28"/>
+          <w:lang w:val="en-US"/>
+        </w:rPr>
+        <w:t>Win</w:t>
+      </w:r>
+      <w:r>
+        <w:rPr>
+          <w:sz w:val="28"/>
+          <w:szCs w:val="28"/>
+          <w:lang w:val="en-US"/>
+        </w:rPr>
+        <w:t>dows</w:t>
+      </w:r>
+      <w:r>
+        <w:rPr>
+          <w:sz w:val="28"/>
+          <w:szCs w:val="28"/>
+        </w:rPr>
+        <w:t xml:space="preserve">, строго следующий </w:t>
       </w:r>
       <w:r>
         <w:rPr>
@@ -4683,37 +4745,7 @@
           <w:szCs w:val="28"/>
         </w:rPr>
         <w:lastRenderedPageBreak/>
-        <w:t xml:space="preserve">взаимодействие с приложением </w:t>
-      </w:r>
-      <w:r>
-        <w:rPr>
-          <w:sz w:val="28"/>
-          <w:szCs w:val="28"/>
-          <w:lang w:val="en-US"/>
-        </w:rPr>
-        <w:t>Win</w:t>
-      </w:r>
-      <w:r>
-        <w:rPr>
-          <w:sz w:val="28"/>
-          <w:szCs w:val="28"/>
-        </w:rPr>
-        <w:t xml:space="preserve"> </w:t>
-      </w:r>
-      <w:r>
-        <w:rPr>
-          <w:sz w:val="28"/>
-          <w:szCs w:val="28"/>
-          <w:lang w:val="en-US"/>
-        </w:rPr>
-        <w:t>forms</w:t>
-      </w:r>
-      <w:r>
-        <w:rPr>
-          <w:sz w:val="28"/>
-          <w:szCs w:val="28"/>
-        </w:rPr>
-        <w:t>, строго следующий за выбранной пользователем задачей. На момент проектирования в программе предполагается три основных сценария диалога пользователя с программным средством.</w:t>
+        <w:t>за выбранной пользователем задачей. На момент проектирования в программе предполагается три основных сценария диалога пользователя с программным средством.</w:t>
       </w:r>
     </w:p>
     <w:p>
@@ -5251,6 +5283,7 @@
           <w:szCs w:val="28"/>
         </w:rPr>
       </w:pPr>
+      <w:proofErr w:type="spellStart"/>
       <w:r>
         <w:rPr>
           <w:sz w:val="28"/>
@@ -5259,6 +5292,7 @@
         </w:rPr>
         <w:t>InputOutput</w:t>
       </w:r>
+      <w:proofErr w:type="spellEnd"/>
       <w:r>
         <w:rPr>
           <w:sz w:val="28"/>
@@ -8453,8 +8487,10 @@
       </w:pPr>
       <w:r>
         <w:rPr>
-          <w:sz w:val="28"/>
-          <w:szCs w:val="28"/>
+          <w:noProof/>
+          <w:sz w:val="28"/>
+          <w:szCs w:val="28"/>
+          <w:lang w:eastAsia="ru-RU"/>
         </w:rPr>
         <w:lastRenderedPageBreak/>
         <w:drawing>
@@ -8560,8 +8596,6 @@
         </w:rPr>
         <w:t>Ал…</w:t>
       </w:r>
-      <w:bookmarkStart w:id="0" w:name="_GoBack"/>
-      <w:bookmarkEnd w:id="0"/>
     </w:p>
     <w:p>
       <w:pPr>
@@ -8784,8 +8818,10 @@
       </w:pPr>
       <w:r>
         <w:rPr>
-          <w:sz w:val="28"/>
-          <w:szCs w:val="28"/>
+          <w:noProof/>
+          <w:sz w:val="28"/>
+          <w:szCs w:val="28"/>
+          <w:lang w:eastAsia="ru-RU"/>
         </w:rPr>
         <w:drawing>
           <wp:inline distT="0" distB="0" distL="0" distR="0" wp14:anchorId="7C78C558" wp14:editId="495A929D">
@@ -8885,7 +8921,7 @@
           <w:rPr>
             <w:noProof/>
           </w:rPr>
-          <w:t>19</w:t>
+          <w:t>10</w:t>
         </w:r>
         <w:r>
           <w:fldChar w:fldCharType="end"/>
@@ -10495,7 +10531,7 @@
 </file>
 
 <file path=customXml/itemProps1.xml><?xml version="1.0" encoding="utf-8"?>
-<ds:datastoreItem xmlns:ds="http://schemas.openxmlformats.org/officeDocument/2006/customXml" ds:itemID="{F6207E6B-1C45-4E21-9BD1-B34BACCB0BAF}">
+<ds:datastoreItem xmlns:ds="http://schemas.openxmlformats.org/officeDocument/2006/customXml" ds:itemID="{554FF8FA-37FB-402D-8CA3-9DA9FB98E7EE}">
   <ds:schemaRefs>
     <ds:schemaRef ds:uri="http://schemas.openxmlformats.org/officeDocument/2006/bibliography"/>
   </ds:schemaRefs>

--- a/CaesarCipher/Документация/Документация к проекту.docx
+++ b/CaesarCipher/Документация/Документация к проекту.docx
@@ -1,6 +1,6 @@
 
 <file path=word/document.xml><?xml version="1.0" encoding="utf-8"?>
-<w:document xmlns:wpc="http://schemas.microsoft.com/office/word/2010/wordprocessingCanvas" xmlns:cx="http://schemas.microsoft.com/office/drawing/2014/chartex" xmlns:cx1="http://schemas.microsoft.com/office/drawing/2015/9/8/chartex" xmlns:mc="http://schemas.openxmlformats.org/markup-compatibility/2006" xmlns:o="urn:schemas-microsoft-com:office:office" xmlns:r="http://schemas.openxmlformats.org/officeDocument/2006/relationships" xmlns:m="http://schemas.openxmlformats.org/officeDocument/2006/math" xmlns:v="urn:schemas-microsoft-com:vml" xmlns:wp14="http://schemas.microsoft.com/office/word/2010/wordprocessingDrawing" xmlns:wp="http://schemas.openxmlformats.org/drawingml/2006/wordprocessingDrawing" xmlns:w10="urn:schemas-microsoft-com:office:word" xmlns:w="http://schemas.openxmlformats.org/wordprocessingml/2006/main" xmlns:w14="http://schemas.microsoft.com/office/word/2010/wordml" xmlns:w15="http://schemas.microsoft.com/office/word/2012/wordml" xmlns:w16se="http://schemas.microsoft.com/office/word/2015/wordml/symex" xmlns:wpg="http://schemas.microsoft.com/office/word/2010/wordprocessingGroup" xmlns:wpi="http://schemas.microsoft.com/office/word/2010/wordprocessingInk" xmlns:wne="http://schemas.microsoft.com/office/word/2006/wordml" xmlns:wps="http://schemas.microsoft.com/office/word/2010/wordprocessingShape" mc:Ignorable="w14 w15 w16se wp14">
+<w:document xmlns:wpc="http://schemas.microsoft.com/office/word/2010/wordprocessingCanvas" xmlns:cx="http://schemas.microsoft.com/office/drawing/2014/chartex" xmlns:cx1="http://schemas.microsoft.com/office/drawing/2015/9/8/chartex" xmlns:cx2="http://schemas.microsoft.com/office/drawing/2015/10/21/chartex" xmlns:cx3="http://schemas.microsoft.com/office/drawing/2016/5/9/chartex" xmlns:cx4="http://schemas.microsoft.com/office/drawing/2016/5/10/chartex" xmlns:cx5="http://schemas.microsoft.com/office/drawing/2016/5/11/chartex" xmlns:cx6="http://schemas.microsoft.com/office/drawing/2016/5/12/chartex" xmlns:cx7="http://schemas.microsoft.com/office/drawing/2016/5/13/chartex" xmlns:cx8="http://schemas.microsoft.com/office/drawing/2016/5/14/chartex" xmlns:mc="http://schemas.openxmlformats.org/markup-compatibility/2006" xmlns:aink="http://schemas.microsoft.com/office/drawing/2016/ink" xmlns:am3d="http://schemas.microsoft.com/office/drawing/2017/model3d" xmlns:o="urn:schemas-microsoft-com:office:office" xmlns:oel="http://schemas.microsoft.com/office/2019/extlst" xmlns:r="http://schemas.openxmlformats.org/officeDocument/2006/relationships" xmlns:m="http://schemas.openxmlformats.org/officeDocument/2006/math" xmlns:v="urn:schemas-microsoft-com:vml" xmlns:wp14="http://schemas.microsoft.com/office/word/2010/wordprocessingDrawing" xmlns:wp="http://schemas.openxmlformats.org/drawingml/2006/wordprocessingDrawing" xmlns:w10="urn:schemas-microsoft-com:office:word" xmlns:w="http://schemas.openxmlformats.org/wordprocessingml/2006/main" xmlns:w14="http://schemas.microsoft.com/office/word/2010/wordml" xmlns:w15="http://schemas.microsoft.com/office/word/2012/wordml" xmlns:w16cex="http://schemas.microsoft.com/office/word/2018/wordml/cex" xmlns:w16cid="http://schemas.microsoft.com/office/word/2016/wordml/cid" xmlns:w16="http://schemas.microsoft.com/office/word/2018/wordml" xmlns:w16du="http://schemas.microsoft.com/office/word/2023/wordml/word16du" xmlns:w16sdtdh="http://schemas.microsoft.com/office/word/2020/wordml/sdtdatahash" xmlns:w16sdtfl="http://schemas.microsoft.com/office/word/2024/wordml/sdtformatlock" xmlns:w16se="http://schemas.microsoft.com/office/word/2015/wordml/symex" xmlns:wpg="http://schemas.microsoft.com/office/word/2010/wordprocessingGroup" xmlns:wpi="http://schemas.microsoft.com/office/word/2010/wordprocessingInk" xmlns:wne="http://schemas.microsoft.com/office/word/2006/wordml" xmlns:wps="http://schemas.microsoft.com/office/word/2010/wordprocessingShape" mc:Ignorable="w14 w15 w16se w16cid w16 w16cex w16sdtdh w16sdtfl w16du wp14">
   <w:body>
     <w:p>
       <w:pPr>
@@ -1304,7 +1304,7 @@
           <w:sz w:val="28"/>
           <w:szCs w:val="28"/>
         </w:rPr>
-        <w:t>Эта проектная работа посвящена созданию программы, которая будет шифровать и расшифровывать текст с помощью шифра Цезаря. Мы создаём её в рамках предмета «Разработка программных модулей», чтобы на практике попробовать себя в роли программистов, работающих в команде, и научиться строить программу из отдельных логических частей − модулей.</w:t>
+        <w:t>Криптография – наука о математических методах обеспечения конфиденциальности, целостности данных, аутентификации, шифрования.</w:t>
       </w:r>
     </w:p>
     <w:p>
@@ -1324,22 +1324,7 @@
           <w:sz w:val="28"/>
           <w:szCs w:val="28"/>
         </w:rPr>
-        <w:t xml:space="preserve">Цель нашей работы − написать на C# понятное и удобное программное средство, которое сможет брать текст из файла или прямо с клавиатуры, зашифровывать и расшифровывать его с заданным ключом, а затем выводить на экран и сохранять понятный результат в </w:t>
-      </w:r>
-      <w:r>
-        <w:rPr>
-          <w:sz w:val="28"/>
-          <w:szCs w:val="28"/>
-          <w:lang w:val="en-US"/>
-        </w:rPr>
-        <w:t>txt</w:t>
-      </w:r>
-      <w:r>
-        <w:rPr>
-          <w:sz w:val="28"/>
-          <w:szCs w:val="28"/>
-        </w:rPr>
-        <w:t>-файл.</w:t>
+        <w:t>Шифрование – процесс преобразования данных с использованием специального алгоритма и ключа, чтобы сделать их недоступными для чтения посторонними лицами.</w:t>
       </w:r>
     </w:p>
     <w:p>
@@ -1359,39 +1344,330 @@
           <w:sz w:val="28"/>
           <w:szCs w:val="28"/>
         </w:rPr>
-        <w:t xml:space="preserve">Чтобы всего этого добиться, нам нужно определить, кому и зачем может пригодиться наша программа, чётко установить, что именно она должна уметь делать, а также продумать, из каких классов и методов она будет состоять и подробно описать, как будут работать основные алгоритмы шифрования. В конце концов, реализовать код в </w:t>
-      </w:r>
-      <w:proofErr w:type="spellStart"/>
-      <w:r>
-        <w:rPr>
-          <w:sz w:val="28"/>
-          <w:szCs w:val="28"/>
-        </w:rPr>
-        <w:t>Visual</w:t>
-      </w:r>
-      <w:proofErr w:type="spellEnd"/>
-      <w:r>
-        <w:rPr>
-          <w:sz w:val="28"/>
-          <w:szCs w:val="28"/>
-        </w:rPr>
-        <w:t xml:space="preserve"> </w:t>
-      </w:r>
-      <w:proofErr w:type="spellStart"/>
-      <w:r>
-        <w:rPr>
-          <w:sz w:val="28"/>
-          <w:szCs w:val="28"/>
-        </w:rPr>
-        <w:t>Studio</w:t>
-      </w:r>
-      <w:proofErr w:type="spellEnd"/>
-      <w:r>
-        <w:rPr>
-          <w:sz w:val="28"/>
-          <w:szCs w:val="28"/>
-        </w:rPr>
-        <w:t>, проверить, что всё работает, и оформить отчёт.</w:t>
+        <w:t>Алгоритм шифрования – математический процесс или набор правил для преобразования исходных данных в зашифрованные.</w:t>
+      </w:r>
+    </w:p>
+    <w:p>
+      <w:pPr>
+        <w:widowControl/>
+        <w:autoSpaceDE/>
+        <w:spacing w:line="360" w:lineRule="auto"/>
+        <w:ind w:firstLine="709"/>
+        <w:jc w:val="both"/>
+        <w:rPr>
+          <w:sz w:val="28"/>
+          <w:szCs w:val="28"/>
+        </w:rPr>
+      </w:pPr>
+      <w:r>
+        <w:rPr>
+          <w:sz w:val="28"/>
+          <w:szCs w:val="28"/>
+        </w:rPr>
+        <w:t>Ключ шифрования – секретный параметр, который вместе с алгоритмом используется для преобразования данных. Без ключа расшифровать зашифрованную информацию невозможно.</w:t>
+      </w:r>
+    </w:p>
+    <w:p>
+      <w:pPr>
+        <w:widowControl/>
+        <w:autoSpaceDE/>
+        <w:spacing w:line="360" w:lineRule="auto"/>
+        <w:ind w:firstLine="709"/>
+        <w:jc w:val="both"/>
+        <w:rPr>
+          <w:sz w:val="28"/>
+          <w:szCs w:val="28"/>
+        </w:rPr>
+      </w:pPr>
+      <w:r>
+        <w:rPr>
+          <w:sz w:val="28"/>
+          <w:szCs w:val="28"/>
+        </w:rPr>
+        <w:t>Цели шифрования:</w:t>
+      </w:r>
+    </w:p>
+    <w:p>
+      <w:pPr>
+        <w:widowControl/>
+        <w:autoSpaceDE/>
+        <w:spacing w:line="360" w:lineRule="auto"/>
+        <w:ind w:firstLine="709"/>
+        <w:jc w:val="both"/>
+        <w:rPr>
+          <w:sz w:val="28"/>
+          <w:szCs w:val="28"/>
+        </w:rPr>
+      </w:pPr>
+    </w:p>
+    <w:p>
+      <w:pPr>
+        <w:widowControl/>
+        <w:autoSpaceDE/>
+        <w:spacing w:line="360" w:lineRule="auto"/>
+        <w:ind w:firstLine="709"/>
+        <w:jc w:val="both"/>
+        <w:rPr>
+          <w:sz w:val="28"/>
+          <w:szCs w:val="28"/>
+        </w:rPr>
+      </w:pPr>
+    </w:p>
+    <w:p>
+      <w:pPr>
+        <w:widowControl/>
+        <w:autoSpaceDE/>
+        <w:spacing w:line="360" w:lineRule="auto"/>
+        <w:ind w:firstLine="709"/>
+        <w:jc w:val="both"/>
+        <w:rPr>
+          <w:sz w:val="28"/>
+          <w:szCs w:val="28"/>
+        </w:rPr>
+      </w:pPr>
+    </w:p>
+    <w:p>
+      <w:pPr>
+        <w:widowControl/>
+        <w:autoSpaceDE/>
+        <w:spacing w:line="360" w:lineRule="auto"/>
+        <w:ind w:firstLine="709"/>
+        <w:jc w:val="both"/>
+        <w:rPr>
+          <w:sz w:val="28"/>
+          <w:szCs w:val="28"/>
+        </w:rPr>
+      </w:pPr>
+      <w:r>
+        <w:rPr>
+          <w:sz w:val="28"/>
+          <w:szCs w:val="28"/>
+        </w:rPr>
+        <w:t>Виды шифрования:</w:t>
+      </w:r>
+    </w:p>
+    <w:p>
+      <w:pPr>
+        <w:widowControl/>
+        <w:autoSpaceDE/>
+        <w:spacing w:line="360" w:lineRule="auto"/>
+        <w:ind w:firstLine="709"/>
+        <w:jc w:val="both"/>
+        <w:rPr>
+          <w:sz w:val="28"/>
+          <w:szCs w:val="28"/>
+        </w:rPr>
+      </w:pPr>
+      <w:r>
+        <w:rPr>
+          <w:sz w:val="28"/>
+          <w:szCs w:val="28"/>
+        </w:rPr>
+        <w:t>Симметричное. Для шифровани</w:t>
+      </w:r>
+      <w:r>
+        <w:rPr>
+          <w:sz w:val="28"/>
+          <w:szCs w:val="28"/>
+        </w:rPr>
+        <w:t>я и дешифрования используется один и тот же ключ. Отличается высокой скоростью работы, часто применяется для больших объемов данных.</w:t>
+      </w:r>
+    </w:p>
+    <w:p>
+      <w:pPr>
+        <w:widowControl/>
+        <w:autoSpaceDE/>
+        <w:spacing w:line="360" w:lineRule="auto"/>
+        <w:ind w:firstLine="709"/>
+        <w:jc w:val="both"/>
+        <w:rPr>
+          <w:sz w:val="28"/>
+          <w:szCs w:val="28"/>
+        </w:rPr>
+      </w:pPr>
+      <w:r>
+        <w:rPr>
+          <w:sz w:val="28"/>
+          <w:szCs w:val="28"/>
+        </w:rPr>
+        <w:t>Асимметричное (с открытым ключом). Использует пару ключей: открытый (публичный) для шифрования и закрытый (приватный) для дешифрования. Более, безопасно, но медленнее симметричного.</w:t>
+      </w:r>
+    </w:p>
+    <w:p>
+      <w:pPr>
+        <w:widowControl/>
+        <w:autoSpaceDE/>
+        <w:spacing w:line="360" w:lineRule="auto"/>
+        <w:ind w:firstLine="709"/>
+        <w:jc w:val="both"/>
+        <w:rPr>
+          <w:sz w:val="28"/>
+          <w:szCs w:val="28"/>
+        </w:rPr>
+      </w:pPr>
+      <w:r>
+        <w:rPr>
+          <w:sz w:val="28"/>
+          <w:szCs w:val="28"/>
+        </w:rPr>
+        <w:lastRenderedPageBreak/>
+        <w:t>Гибридное. Сочетает симметричное и асимметричное шифрование: асимметричный метод применяется для безопасной передачи симметричного ключа, которым затем шифруются данные.</w:t>
+      </w:r>
+    </w:p>
+    <w:p>
+      <w:pPr>
+        <w:widowControl/>
+        <w:autoSpaceDE/>
+        <w:spacing w:line="360" w:lineRule="auto"/>
+        <w:ind w:firstLine="709"/>
+        <w:jc w:val="both"/>
+        <w:rPr>
+          <w:sz w:val="28"/>
+          <w:szCs w:val="28"/>
+        </w:rPr>
+      </w:pPr>
+      <w:r>
+        <w:rPr>
+          <w:sz w:val="28"/>
+          <w:szCs w:val="28"/>
+        </w:rPr>
+        <w:t>Х</w:t>
+      </w:r>
+      <w:r>
+        <w:rPr>
+          <w:sz w:val="28"/>
+          <w:szCs w:val="28"/>
+        </w:rPr>
+        <w:t>еширование. Преобразование данных в фиксированный набор символов (хеш). Хеширование необратимо, его используют для хранения паролей, проверки целостности данных, но не для восстановления исходной информации.</w:t>
+      </w:r>
+    </w:p>
+    <w:p>
+      <w:pPr>
+        <w:widowControl/>
+        <w:autoSpaceDE/>
+        <w:spacing w:line="360" w:lineRule="auto"/>
+        <w:ind w:firstLine="709"/>
+        <w:jc w:val="both"/>
+        <w:rPr>
+          <w:sz w:val="28"/>
+          <w:szCs w:val="28"/>
+        </w:rPr>
+      </w:pPr>
+      <w:r>
+        <w:rPr>
+          <w:sz w:val="28"/>
+          <w:szCs w:val="28"/>
+        </w:rPr>
+        <w:t>Шифр Цезаря (также известный как шифр сдвига или код Цезаря) – разновидность шифра подстановки, в котором каждый символ в открытом тексте заменяется символом</w:t>
+      </w:r>
+      <w:r>
+        <w:rPr>
+          <w:sz w:val="28"/>
+          <w:szCs w:val="28"/>
+        </w:rPr>
+        <w:t>, находящимся на некотором постоянном числе позиций левее или правее него в алфавите. Шифр Цезаря называют в честь Юлия Цезаря, который согласно «Жизни двенадцати цезарей» Светония, использовал его со сдвигом 3, чтобы защищать военные сообщения.</w:t>
+      </w:r>
+    </w:p>
+    <w:p>
+      <w:pPr>
+        <w:widowControl/>
+        <w:autoSpaceDE/>
+        <w:spacing w:line="360" w:lineRule="auto"/>
+        <w:ind w:firstLine="709"/>
+        <w:jc w:val="both"/>
+        <w:rPr>
+          <w:sz w:val="28"/>
+          <w:szCs w:val="28"/>
+        </w:rPr>
+      </w:pPr>
+      <w:r>
+        <w:rPr>
+          <w:sz w:val="28"/>
+          <w:szCs w:val="28"/>
+        </w:rPr>
+        <w:t>Алфавит – форма письменности, основанная на стандартном наборе знаков. В алфавите отдельные знаки – буквы, обозначают фонемы языка, хотя однозначное соответствие звука букве наблюдается редко и имеет обыкновение утрачиваться в процессе развития устного языка.</w:t>
+      </w:r>
+    </w:p>
+    <w:p>
+      <w:pPr>
+        <w:widowControl/>
+        <w:autoSpaceDE/>
+        <w:spacing w:line="360" w:lineRule="auto"/>
+        <w:ind w:firstLine="709"/>
+        <w:jc w:val="both"/>
+        <w:rPr>
+          <w:sz w:val="28"/>
+          <w:szCs w:val="28"/>
+        </w:rPr>
+      </w:pPr>
+      <w:r>
+        <w:rPr>
+          <w:sz w:val="28"/>
+          <w:szCs w:val="28"/>
+        </w:rPr>
+        <w:t>Эта проектная работа посвящена созданию программы, которая будет шифровать и расшифровывать текст с помощью шифра Цезаря. Мы создаём её в рамках предмета «Разработка программных модулей», чтобы на практике попробовать себя в роли программистов, работающих в команде, и научиться строить программу из отдельных логических частей − модулей.</w:t>
+      </w:r>
+    </w:p>
+    <w:p>
+      <w:pPr>
+        <w:widowControl/>
+        <w:autoSpaceDE/>
+        <w:spacing w:line="360" w:lineRule="auto"/>
+        <w:ind w:firstLine="709"/>
+        <w:jc w:val="both"/>
+        <w:rPr>
+          <w:sz w:val="28"/>
+          <w:szCs w:val="28"/>
+        </w:rPr>
+      </w:pPr>
+      <w:r>
+        <w:rPr>
+          <w:sz w:val="28"/>
+          <w:szCs w:val="28"/>
+        </w:rPr>
+        <w:t xml:space="preserve">Цель нашей работы − написать на C# понятное и удобное программное средство, которое сможет зашифровывать и расшифровывать его с заданным ключом, </w:t>
+      </w:r>
+      <w:r>
+        <w:rPr>
+          <w:sz w:val="28"/>
+          <w:szCs w:val="28"/>
+        </w:rPr>
+        <w:t>используя шифр Цезаря</w:t>
+      </w:r>
+      <w:r>
+        <w:rPr>
+          <w:sz w:val="28"/>
+          <w:szCs w:val="28"/>
+        </w:rPr>
+        <w:t>.</w:t>
+      </w:r>
+    </w:p>
+    <w:p>
+      <w:pPr>
+        <w:widowControl/>
+        <w:autoSpaceDE/>
+        <w:spacing w:line="360" w:lineRule="auto"/>
+        <w:ind w:firstLine="709"/>
+        <w:jc w:val="both"/>
+        <w:rPr>
+          <w:sz w:val="28"/>
+          <w:szCs w:val="28"/>
+        </w:rPr>
+      </w:pPr>
+      <w:r>
+        <w:rPr>
+          <w:sz w:val="28"/>
+          <w:szCs w:val="28"/>
+        </w:rPr>
+        <w:t xml:space="preserve">Чтобы всего этого добиться, нам нужно определить, кому и зачем может пригодиться наша программа, чётко установить, что именно она должна уметь делать, а также продумать, из каких классов и методов она будет состоять и подробно описать, как будут работать основные алгоритмы шифрования. В </w:t>
+      </w:r>
+      <w:r>
+        <w:rPr>
+          <w:sz w:val="28"/>
+          <w:szCs w:val="28"/>
+        </w:rPr>
+        <w:lastRenderedPageBreak/>
+        <w:t>конце концов, реализовать код в Visual Studio, проверить, что всё работает, и оформить отчёт.</w:t>
       </w:r>
     </w:p>
     <w:p>
@@ -1635,23 +1911,7 @@
           <w:sz w:val="28"/>
           <w:szCs w:val="28"/>
         </w:rPr>
-        <w:t xml:space="preserve">Чтобы понять практическую ценность разрабатываемой программы, достаточно представить типичную учебную ситуацию. Студенты, изучающие основы криптографии, получают задание: зашифровать и расшифровать несколько текстов с разными ключами, чтобы на практике разобраться в работе шифра Цезаря. Без специального программного обеспечения этот процесс превращается в трудоемкую рутинную операцию. Каждый символ текста приходится вручную сверять с алфавитом, отсчитывать нужное количество позиций, следить за цикличностью и регистром. Даже для небольшого абзаца такая работа занимает 15–20 минут, а вероятность ошибки из-за усталости или невнимательности крайне высока. Главная проблема здесь даже не в потере времени, а в неэффективном использовании интеллектуальных ресурсов. Вместо того чтобы анализировать алгоритм, сравнивать результаты при разных ключах и вникать в принципы </w:t>
-      </w:r>
-      <w:proofErr w:type="spellStart"/>
-      <w:r>
-        <w:rPr>
-          <w:sz w:val="28"/>
-          <w:szCs w:val="28"/>
-        </w:rPr>
-        <w:t>криптоанализа</w:t>
-      </w:r>
-      <w:proofErr w:type="spellEnd"/>
-      <w:r>
-        <w:rPr>
-          <w:sz w:val="28"/>
-          <w:szCs w:val="28"/>
-        </w:rPr>
-        <w:t>, студент вынужден заниматься механическим перебором позиций в алфавите.</w:t>
+        <w:t>Чтобы понять практическую ценность разрабатываемой программы, достаточно представить типичную учебную ситуацию. Студенты, изучающие основы криптографии, получают задание: зашифровать и расшифровать несколько текстов с разными ключами, чтобы на практике разобраться в работе шифра Цезаря. Без специального программного обеспечения этот процесс превращается в трудоемкую рутинную операцию. Каждый символ текста приходится вручную сверять с алфавитом, отсчитывать нужное количество позиций, следить за цикличностью и регистром. Даже для небольшого абзаца такая работа занимает 15–20 минут, а вероятность ошибки из-за усталости или невнимательности крайне высока. Главная проблема здесь даже не в потере времени, а в неэффективном использовании интеллектуальных ресурсов. Вместо того чтобы анализировать алгоритм, сравнивать результаты при разных ключах и вникать в принципы криптоанализа, студент вынужден заниматься механическим перебором позиций в алфавите.</w:t>
       </w:r>
     </w:p>
     <w:p>
@@ -2392,37 +2652,12 @@
                 <w:szCs w:val="28"/>
               </w:rPr>
             </w:pPr>
-            <w:proofErr w:type="spellStart"/>
             <w:r>
               <w:rPr>
                 <w:sz w:val="28"/>
                 <w:szCs w:val="28"/>
               </w:rPr>
-              <w:t>Тулёзх</w:t>
-            </w:r>
-            <w:proofErr w:type="spellEnd"/>
-            <w:r>
-              <w:rPr>
-                <w:sz w:val="28"/>
-                <w:szCs w:val="28"/>
-              </w:rPr>
-              <w:t>-;</w:t>
-            </w:r>
-            <w:proofErr w:type="spellStart"/>
-            <w:r>
-              <w:rPr>
-                <w:sz w:val="28"/>
-                <w:szCs w:val="28"/>
-              </w:rPr>
-              <w:t>плу</w:t>
-            </w:r>
-            <w:proofErr w:type="spellEnd"/>
-            <w:r>
-              <w:rPr>
-                <w:sz w:val="28"/>
-                <w:szCs w:val="28"/>
-              </w:rPr>
-              <w:t>/</w:t>
+              <w:t>Тулёзх-;плу/</w:t>
             </w:r>
           </w:p>
         </w:tc>
@@ -2447,21 +2682,12 @@
                 <w:szCs w:val="28"/>
               </w:rPr>
             </w:pPr>
-            <w:proofErr w:type="spellStart"/>
             <w:r>
               <w:rPr>
                 <w:sz w:val="28"/>
                 <w:szCs w:val="28"/>
               </w:rPr>
-              <w:t>Hello</w:t>
-            </w:r>
-            <w:proofErr w:type="spellEnd"/>
-            <w:r>
-              <w:rPr>
-                <w:sz w:val="28"/>
-                <w:szCs w:val="28"/>
-              </w:rPr>
-              <w:t>:)</w:t>
+              <w:t>Hello:)</w:t>
             </w:r>
           </w:p>
         </w:tc>
@@ -2513,21 +2739,12 @@
                 <w:szCs w:val="28"/>
               </w:rPr>
             </w:pPr>
-            <w:proofErr w:type="spellStart"/>
             <w:r>
               <w:rPr>
                 <w:sz w:val="28"/>
                 <w:szCs w:val="28"/>
               </w:rPr>
-              <w:t>Ifmmp</w:t>
-            </w:r>
-            <w:proofErr w:type="spellEnd"/>
-            <w:r>
-              <w:rPr>
-                <w:sz w:val="28"/>
-                <w:szCs w:val="28"/>
-              </w:rPr>
-              <w:t>+</w:t>
+              <w:t>Ifmmp+</w:t>
             </w:r>
             <w:r>
               <w:rPr>
@@ -2647,7 +2864,6 @@
                 <w:szCs w:val="28"/>
               </w:rPr>
             </w:pPr>
-            <w:proofErr w:type="spellStart"/>
             <w:r>
               <w:rPr>
                 <w:rFonts w:ascii="Yu Gothic" w:eastAsia="Yu Gothic" w:hAnsi="Yu Gothic" w:cs="Yu Gothic" w:hint="eastAsia"/>
@@ -2657,7 +2873,6 @@
               </w:rPr>
               <w:t>你好</w:t>
             </w:r>
-            <w:proofErr w:type="spellEnd"/>
             <w:r>
               <w:rPr>
                 <w:rFonts w:ascii="Yu Gothic" w:eastAsia="Yu Gothic" w:hAnsi="Yu Gothic" w:cs="Yu Gothic" w:hint="eastAsia"/>
@@ -2666,7 +2881,6 @@
               </w:rPr>
               <w:t xml:space="preserve">, </w:t>
             </w:r>
-            <w:proofErr w:type="spellStart"/>
             <w:r>
               <w:rPr>
                 <w:rFonts w:ascii="Yu Gothic" w:eastAsia="Yu Gothic" w:hAnsi="Yu Gothic" w:cs="Yu Gothic" w:hint="eastAsia"/>
@@ -2676,7 +2890,6 @@
               </w:rPr>
               <w:t>世界</w:t>
             </w:r>
-            <w:proofErr w:type="spellEnd"/>
             <w:r>
               <w:rPr>
                 <w:rFonts w:ascii="Yu Gothic" w:eastAsia="Yu Gothic" w:hAnsi="Yu Gothic" w:cs="Yu Gothic" w:hint="eastAsia"/>
@@ -2736,7 +2949,6 @@
                 <w:szCs w:val="28"/>
               </w:rPr>
             </w:pPr>
-            <w:proofErr w:type="spellStart"/>
             <w:r>
               <w:rPr>
                 <w:rFonts w:eastAsia="Yu Gothic" w:hint="eastAsia"/>
@@ -2746,25 +2958,14 @@
               </w:rPr>
               <w:t>你好</w:t>
             </w:r>
-            <w:proofErr w:type="spellEnd"/>
             <w:r>
               <w:rPr>
                 <w:rFonts w:eastAsia="Yu Gothic"/>
                 <w:sz w:val="28"/>
                 <w:szCs w:val="28"/>
               </w:rPr>
-              <w:t>:</w:t>
+              <w:t>:,</w:t>
             </w:r>
-            <w:proofErr w:type="gramStart"/>
-            <w:r>
-              <w:rPr>
-                <w:rFonts w:eastAsia="Yu Gothic"/>
-                <w:sz w:val="28"/>
-                <w:szCs w:val="28"/>
-              </w:rPr>
-              <w:t>,</w:t>
-            </w:r>
-            <w:proofErr w:type="spellStart"/>
             <w:r>
               <w:rPr>
                 <w:rFonts w:eastAsia="Yu Gothic" w:hint="eastAsia"/>
@@ -2774,8 +2975,6 @@
               </w:rPr>
               <w:t>世界</w:t>
             </w:r>
-            <w:proofErr w:type="spellEnd"/>
-            <w:proofErr w:type="gramEnd"/>
             <w:r>
               <w:rPr>
                 <w:rFonts w:eastAsia="Yu Gothic"/>
@@ -2988,25 +3187,7 @@
                 <w:sz w:val="28"/>
                 <w:szCs w:val="28"/>
               </w:rPr>
-              <w:t xml:space="preserve">E:\Мой </w:t>
-            </w:r>
-            <w:proofErr w:type="spellStart"/>
-            <w:r>
-              <w:rPr>
-                <w:rFonts w:eastAsia="Yu Gothic"/>
-                <w:sz w:val="28"/>
-                <w:szCs w:val="28"/>
-              </w:rPr>
-              <w:t>дарагооой</w:t>
-            </w:r>
-            <w:proofErr w:type="spellEnd"/>
-            <w:r>
-              <w:rPr>
-                <w:rFonts w:eastAsia="Yu Gothic"/>
-                <w:sz w:val="28"/>
-                <w:szCs w:val="28"/>
-              </w:rPr>
-              <w:t xml:space="preserve"> дневник\Секретная мысль №1.</w:t>
+              <w:t>E:\Мой дарагооой дневник\Секретная мысль №1.</w:t>
             </w:r>
             <w:r>
               <w:rPr>
@@ -3453,18 +3634,8 @@
                 <w:sz w:val="28"/>
                 <w:szCs w:val="28"/>
               </w:rPr>
-              <w:t xml:space="preserve">:\\Секретный рецепт </w:t>
+              <w:t>:\\Секретный рецепт крабсбургера</w:t>
             </w:r>
-            <w:proofErr w:type="spellStart"/>
-            <w:r>
-              <w:rPr>
-                <w:rFonts w:eastAsia="Yu Gothic"/>
-                <w:sz w:val="28"/>
-                <w:szCs w:val="28"/>
-              </w:rPr>
-              <w:t>крабсбургера</w:t>
-            </w:r>
-            <w:proofErr w:type="spellEnd"/>
           </w:p>
         </w:tc>
         <w:tc>
@@ -3615,41 +3786,7 @@
           <w:sz w:val="28"/>
           <w:szCs w:val="28"/>
         </w:rPr>
-        <w:t>Дешифрование в проектируемой системе является обратной операцией шифрования. Для получения исходного текста из шифрованного текста программа должна сдвигать каждый символ алфавита на N позиций влево, где N − это тот же ключ, который использовался для шифрования. Цикличность алфавита также соблюдается. Например, для зашифрованного текста «</w:t>
-      </w:r>
-      <w:proofErr w:type="spellStart"/>
-      <w:r>
-        <w:rPr>
-          <w:sz w:val="28"/>
-          <w:szCs w:val="28"/>
-        </w:rPr>
-        <w:t>Тулёзх</w:t>
-      </w:r>
-      <w:proofErr w:type="spellEnd"/>
-      <w:proofErr w:type="gramStart"/>
-      <w:r>
-        <w:rPr>
-          <w:sz w:val="28"/>
-          <w:szCs w:val="28"/>
-        </w:rPr>
-        <w:t>-;</w:t>
-      </w:r>
-      <w:proofErr w:type="spellStart"/>
-      <w:r>
-        <w:rPr>
-          <w:sz w:val="28"/>
-          <w:szCs w:val="28"/>
-        </w:rPr>
-        <w:t>плу</w:t>
-      </w:r>
-      <w:proofErr w:type="spellEnd"/>
-      <w:proofErr w:type="gramEnd"/>
-      <w:r>
-        <w:rPr>
-          <w:sz w:val="28"/>
-          <w:szCs w:val="28"/>
-        </w:rPr>
-        <w:t>/», полученного в примере из описания прошлой задачи, при ключе N=3 результатом дешифрования будет «Привет, мир!».</w:t>
+        <w:t>Дешифрование в проектируемой системе является обратной операцией шифрования. Для получения исходного текста из шифрованного текста программа должна сдвигать каждый символ алфавита на N позиций влево, где N − это тот же ключ, который использовался для шифрования. Цикличность алфавита также соблюдается. Например, для зашифрованного текста «Тулёзх-;плу/», полученного в примере из описания прошлой задачи, при ключе N=3 результатом дешифрования будет «Привет, мир!».</w:t>
       </w:r>
     </w:p>
     <w:p>
@@ -3828,16 +3965,7 @@
           <w:sz w:val="28"/>
           <w:szCs w:val="28"/>
         </w:rPr>
-        <w:t>аммы, но система должна уведомить пользователя об</w:t>
-      </w:r>
-      <w:bookmarkStart w:id="0" w:name="_GoBack"/>
-      <w:bookmarkEnd w:id="0"/>
-      <w:r>
-        <w:rPr>
-          <w:sz w:val="28"/>
-          <w:szCs w:val="28"/>
-        </w:rPr>
-        <w:t xml:space="preserve"> этом.</w:t>
+        <w:t>аммы, но система должна уведомить пользователя об этом.</w:t>
       </w:r>
     </w:p>
     <w:p>
@@ -4028,21 +4156,12 @@
                 <w:szCs w:val="28"/>
               </w:rPr>
             </w:pPr>
-            <w:proofErr w:type="spellStart"/>
             <w:r>
               <w:rPr>
                 <w:sz w:val="28"/>
                 <w:szCs w:val="28"/>
               </w:rPr>
-              <w:t>ру.буквы</w:t>
-            </w:r>
-            <w:proofErr w:type="spellEnd"/>
-            <w:r>
-              <w:rPr>
-                <w:sz w:val="28"/>
-                <w:szCs w:val="28"/>
-              </w:rPr>
-              <w:t xml:space="preserve"> </w:t>
+              <w:t xml:space="preserve">ру.буквы </w:t>
             </w:r>
           </w:p>
         </w:tc>
@@ -4068,7 +4187,6 @@
                 <w:szCs w:val="28"/>
               </w:rPr>
             </w:pPr>
-            <w:proofErr w:type="spellStart"/>
             <w:r>
               <w:rPr>
                 <w:rFonts w:ascii="Cascadia Mono" w:eastAsiaTheme="minorHAnsi" w:hAnsi="Cascadia Mono" w:cs="Cascadia Mono"/>
@@ -4079,7 +4197,6 @@
               </w:rPr>
               <w:t>абвгдеёжзийклмнопрстуфхцчшщъыьэюя</w:t>
             </w:r>
-            <w:proofErr w:type="spellEnd"/>
           </w:p>
         </w:tc>
       </w:tr>
@@ -4106,7 +4223,6 @@
                 <w:szCs w:val="28"/>
               </w:rPr>
             </w:pPr>
-            <w:proofErr w:type="spellStart"/>
             <w:r>
               <w:rPr>
                 <w:sz w:val="28"/>
@@ -4114,7 +4230,6 @@
               </w:rPr>
               <w:t>РУ.буквы</w:t>
             </w:r>
-            <w:proofErr w:type="spellEnd"/>
           </w:p>
         </w:tc>
         <w:tc>
@@ -4175,7 +4290,6 @@
                 <w:szCs w:val="28"/>
               </w:rPr>
             </w:pPr>
-            <w:proofErr w:type="spellStart"/>
             <w:r>
               <w:rPr>
                 <w:sz w:val="28"/>
@@ -4183,7 +4297,6 @@
               </w:rPr>
               <w:t>англ.буквы</w:t>
             </w:r>
-            <w:proofErr w:type="spellEnd"/>
           </w:p>
         </w:tc>
         <w:tc>
@@ -4208,7 +4321,6 @@
                 <w:szCs w:val="28"/>
               </w:rPr>
             </w:pPr>
-            <w:proofErr w:type="spellStart"/>
             <w:r>
               <w:rPr>
                 <w:rFonts w:ascii="Cascadia Mono" w:eastAsiaTheme="minorHAnsi" w:hAnsi="Cascadia Mono" w:cs="Cascadia Mono"/>
@@ -4219,7 +4331,6 @@
               </w:rPr>
               <w:t>abcdefghijklmnopqrstuvwxyz</w:t>
             </w:r>
-            <w:proofErr w:type="spellEnd"/>
           </w:p>
         </w:tc>
       </w:tr>
@@ -4246,7 +4357,6 @@
                 <w:szCs w:val="28"/>
               </w:rPr>
             </w:pPr>
-            <w:proofErr w:type="spellStart"/>
             <w:r>
               <w:rPr>
                 <w:sz w:val="28"/>
@@ -4254,7 +4364,6 @@
               </w:rPr>
               <w:t>АНГЛ.буквы</w:t>
             </w:r>
-            <w:proofErr w:type="spellEnd"/>
           </w:p>
         </w:tc>
         <w:tc>
@@ -5182,7 +5291,6 @@
         </w:rPr>
         <w:t xml:space="preserve"> </w:t>
       </w:r>
-      <w:proofErr w:type="spellStart"/>
       <w:r>
         <w:rPr>
           <w:sz w:val="28"/>
@@ -5191,7 +5299,6 @@
         </w:rPr>
         <w:t>alphabet</w:t>
       </w:r>
-      <w:proofErr w:type="spellEnd"/>
       <w:r>
         <w:rPr>
           <w:sz w:val="28"/>
@@ -5240,7 +5347,6 @@
         </w:rPr>
         <w:t xml:space="preserve"> </w:t>
       </w:r>
-      <w:proofErr w:type="spellStart"/>
       <w:r>
         <w:rPr>
           <w:sz w:val="28"/>
@@ -5249,7 +5355,6 @@
         </w:rPr>
         <w:t>cipher</w:t>
       </w:r>
-      <w:proofErr w:type="spellEnd"/>
       <w:r>
         <w:rPr>
           <w:sz w:val="28"/>
@@ -5283,7 +5388,6 @@
           <w:szCs w:val="28"/>
         </w:rPr>
       </w:pPr>
-      <w:proofErr w:type="spellStart"/>
       <w:r>
         <w:rPr>
           <w:sz w:val="28"/>
@@ -5292,7 +5396,6 @@
         </w:rPr>
         <w:t>InputOutput</w:t>
       </w:r>
-      <w:proofErr w:type="spellEnd"/>
       <w:r>
         <w:rPr>
           <w:sz w:val="28"/>
@@ -5300,7 +5403,6 @@
         </w:rPr>
         <w:t xml:space="preserve"> </w:t>
       </w:r>
-      <w:proofErr w:type="spellStart"/>
       <w:r>
         <w:rPr>
           <w:sz w:val="28"/>
@@ -5309,7 +5411,6 @@
         </w:rPr>
         <w:t>inputOutput</w:t>
       </w:r>
-      <w:proofErr w:type="spellEnd"/>
       <w:r>
         <w:rPr>
           <w:sz w:val="28"/>
@@ -5857,7 +5958,6 @@
           <w:szCs w:val="28"/>
         </w:rPr>
       </w:pPr>
-      <w:proofErr w:type="gramStart"/>
       <w:r>
         <w:rPr>
           <w:sz w:val="28"/>
@@ -5871,15 +5971,7 @@
           <w:sz w:val="28"/>
           <w:szCs w:val="28"/>
         </w:rPr>
-        <w:t>(</w:t>
-      </w:r>
-      <w:proofErr w:type="gramEnd"/>
-      <w:r>
-        <w:rPr>
-          <w:sz w:val="28"/>
-          <w:szCs w:val="28"/>
-        </w:rPr>
-        <w:t>) – Конструктор.</w:t>
+        <w:t>() – Конструктор.</w:t>
       </w:r>
     </w:p>
     <w:p>
@@ -5894,7 +5986,6 @@
           <w:szCs w:val="28"/>
         </w:rPr>
       </w:pPr>
-      <w:proofErr w:type="gramStart"/>
       <w:r>
         <w:rPr>
           <w:sz w:val="28"/>
@@ -5903,7 +5994,6 @@
         </w:rPr>
         <w:t>void</w:t>
       </w:r>
-      <w:proofErr w:type="gramEnd"/>
       <w:r>
         <w:rPr>
           <w:sz w:val="28"/>
@@ -6085,23 +6175,13 @@
           <w:lang w:val="en-US"/>
         </w:rPr>
       </w:pPr>
-      <w:proofErr w:type="gramStart"/>
-      <w:r>
-        <w:rPr>
-          <w:sz w:val="28"/>
-          <w:szCs w:val="28"/>
-          <w:lang w:val="en-US"/>
-        </w:rPr>
-        <w:t>void</w:t>
-      </w:r>
-      <w:proofErr w:type="gramEnd"/>
-      <w:r>
-        <w:rPr>
-          <w:sz w:val="28"/>
-          <w:szCs w:val="28"/>
-          <w:lang w:val="en-US"/>
-        </w:rPr>
-        <w:t xml:space="preserve"> ExportToolStripButton_Click(object sender, EventArgs e) ) – </w:t>
+      <w:r>
+        <w:rPr>
+          <w:sz w:val="28"/>
+          <w:szCs w:val="28"/>
+          <w:lang w:val="en-US"/>
+        </w:rPr>
+        <w:t xml:space="preserve">void ExportToolStripButton_Click(object sender, EventArgs e) ) – </w:t>
       </w:r>
       <w:r>
         <w:rPr>
@@ -6192,23 +6272,13 @@
           <w:lang w:val="en-US"/>
         </w:rPr>
       </w:pPr>
-      <w:proofErr w:type="gramStart"/>
-      <w:r>
-        <w:rPr>
-          <w:sz w:val="28"/>
-          <w:szCs w:val="28"/>
-          <w:lang w:val="en-US"/>
-        </w:rPr>
-        <w:t>void</w:t>
-      </w:r>
-      <w:proofErr w:type="gramEnd"/>
-      <w:r>
-        <w:rPr>
-          <w:sz w:val="28"/>
-          <w:szCs w:val="28"/>
-          <w:lang w:val="en-US"/>
-        </w:rPr>
-        <w:t xml:space="preserve"> CipherToolStripButton_Click(object sender, EventArgs e) ) – </w:t>
+      <w:r>
+        <w:rPr>
+          <w:sz w:val="28"/>
+          <w:szCs w:val="28"/>
+          <w:lang w:val="en-US"/>
+        </w:rPr>
+        <w:t xml:space="preserve">void CipherToolStripButton_Click(object sender, EventArgs e) ) – </w:t>
       </w:r>
       <w:r>
         <w:rPr>
@@ -6299,23 +6369,13 @@
           <w:lang w:val="en-US"/>
         </w:rPr>
       </w:pPr>
-      <w:proofErr w:type="gramStart"/>
-      <w:r>
-        <w:rPr>
-          <w:sz w:val="28"/>
-          <w:szCs w:val="28"/>
-          <w:lang w:val="en-US"/>
-        </w:rPr>
-        <w:t>void</w:t>
-      </w:r>
-      <w:proofErr w:type="gramEnd"/>
-      <w:r>
-        <w:rPr>
-          <w:sz w:val="28"/>
-          <w:szCs w:val="28"/>
-          <w:lang w:val="en-US"/>
-        </w:rPr>
-        <w:t xml:space="preserve"> DecipherToolStripButton_Click(object sender, EventArgs e) ) – </w:t>
+      <w:r>
+        <w:rPr>
+          <w:sz w:val="28"/>
+          <w:szCs w:val="28"/>
+          <w:lang w:val="en-US"/>
+        </w:rPr>
+        <w:t xml:space="preserve">void DecipherToolStripButton_Click(object sender, EventArgs e) ) – </w:t>
       </w:r>
       <w:r>
         <w:rPr>
@@ -6406,23 +6466,13 @@
           <w:lang w:val="en-US"/>
         </w:rPr>
       </w:pPr>
-      <w:proofErr w:type="gramStart"/>
-      <w:r>
-        <w:rPr>
-          <w:sz w:val="28"/>
-          <w:szCs w:val="28"/>
-          <w:lang w:val="en-US"/>
-        </w:rPr>
-        <w:t>void</w:t>
-      </w:r>
-      <w:proofErr w:type="gramEnd"/>
-      <w:r>
-        <w:rPr>
-          <w:sz w:val="28"/>
-          <w:szCs w:val="28"/>
-          <w:lang w:val="en-US"/>
-        </w:rPr>
-        <w:t xml:space="preserve"> ClearToolStripButton_Click(object sender, EventArgs e) ) – </w:t>
+      <w:r>
+        <w:rPr>
+          <w:sz w:val="28"/>
+          <w:szCs w:val="28"/>
+          <w:lang w:val="en-US"/>
+        </w:rPr>
+        <w:t xml:space="preserve">void ClearToolStripButton_Click(object sender, EventArgs e) ) – </w:t>
       </w:r>
       <w:r>
         <w:rPr>
@@ -6667,7 +6717,6 @@
           <w:lang w:val="en-US"/>
         </w:rPr>
       </w:pPr>
-      <w:proofErr w:type="gramStart"/>
       <w:r>
         <w:rPr>
           <w:sz w:val="28"/>
@@ -6676,7 +6725,6 @@
         </w:rPr>
         <w:t>int</w:t>
       </w:r>
-      <w:proofErr w:type="gramEnd"/>
       <w:r>
         <w:rPr>
           <w:sz w:val="28"/>
@@ -6974,7 +7022,176 @@
           <w:szCs w:val="28"/>
         </w:rPr>
       </w:pPr>
-      <w:proofErr w:type="gramStart"/>
+      <w:r>
+        <w:rPr>
+          <w:sz w:val="28"/>
+          <w:szCs w:val="28"/>
+          <w:lang w:val="en-US"/>
+        </w:rPr>
+        <w:t>string InputFromFile</w:t>
+      </w:r>
+      <w:r>
+        <w:rPr>
+          <w:sz w:val="28"/>
+          <w:szCs w:val="28"/>
+          <w:lang w:val="en-US"/>
+        </w:rPr>
+        <w:t xml:space="preserve"> (</w:t>
+      </w:r>
+      <w:r>
+        <w:rPr>
+          <w:sz w:val="28"/>
+          <w:szCs w:val="28"/>
+          <w:lang w:val="en-US"/>
+        </w:rPr>
+        <w:t>string filePath</w:t>
+      </w:r>
+      <w:r>
+        <w:rPr>
+          <w:sz w:val="28"/>
+          <w:szCs w:val="28"/>
+          <w:lang w:val="en-US"/>
+        </w:rPr>
+        <w:t xml:space="preserve">) – </w:t>
+      </w:r>
+      <w:r>
+        <w:rPr>
+          <w:sz w:val="28"/>
+          <w:szCs w:val="28"/>
+        </w:rPr>
+        <w:t>решает</w:t>
+      </w:r>
+      <w:r>
+        <w:rPr>
+          <w:sz w:val="28"/>
+          <w:szCs w:val="28"/>
+          <w:lang w:val="en-US"/>
+        </w:rPr>
+        <w:t xml:space="preserve"> </w:t>
+      </w:r>
+      <w:r>
+        <w:rPr>
+          <w:sz w:val="28"/>
+          <w:szCs w:val="28"/>
+        </w:rPr>
+        <w:t>задачу</w:t>
+      </w:r>
+      <w:r>
+        <w:rPr>
+          <w:sz w:val="28"/>
+          <w:szCs w:val="28"/>
+          <w:lang w:val="en-US"/>
+        </w:rPr>
+        <w:t xml:space="preserve"> </w:t>
+      </w:r>
+      <w:r>
+        <w:rPr>
+          <w:sz w:val="28"/>
+          <w:szCs w:val="28"/>
+        </w:rPr>
+        <w:t>ввода</w:t>
+      </w:r>
+      <w:r>
+        <w:rPr>
+          <w:sz w:val="28"/>
+          <w:szCs w:val="28"/>
+          <w:lang w:val="en-US"/>
+        </w:rPr>
+        <w:t xml:space="preserve"> </w:t>
+      </w:r>
+      <w:r>
+        <w:rPr>
+          <w:sz w:val="28"/>
+          <w:szCs w:val="28"/>
+        </w:rPr>
+        <w:t>и</w:t>
+      </w:r>
+      <w:r>
+        <w:rPr>
+          <w:sz w:val="28"/>
+          <w:szCs w:val="28"/>
+          <w:lang w:val="en-US"/>
+        </w:rPr>
+        <w:t xml:space="preserve"> </w:t>
+      </w:r>
+      <w:r>
+        <w:rPr>
+          <w:sz w:val="28"/>
+          <w:szCs w:val="28"/>
+        </w:rPr>
+        <w:t>проверки</w:t>
+      </w:r>
+      <w:r>
+        <w:rPr>
+          <w:sz w:val="28"/>
+          <w:szCs w:val="28"/>
+          <w:lang w:val="en-US"/>
+        </w:rPr>
+        <w:t xml:space="preserve"> </w:t>
+      </w:r>
+      <w:r>
+        <w:rPr>
+          <w:sz w:val="28"/>
+          <w:szCs w:val="28"/>
+        </w:rPr>
+        <w:t>текста</w:t>
+      </w:r>
+      <w:r>
+        <w:rPr>
+          <w:sz w:val="28"/>
+          <w:szCs w:val="28"/>
+          <w:lang w:val="en-US"/>
+        </w:rPr>
+        <w:t xml:space="preserve"> </w:t>
+      </w:r>
+      <w:r>
+        <w:rPr>
+          <w:sz w:val="28"/>
+          <w:szCs w:val="28"/>
+        </w:rPr>
+        <w:t>через</w:t>
+      </w:r>
+      <w:r>
+        <w:rPr>
+          <w:sz w:val="28"/>
+          <w:szCs w:val="28"/>
+          <w:lang w:val="en-US"/>
+        </w:rPr>
+        <w:t xml:space="preserve"> </w:t>
+      </w:r>
+      <w:r>
+        <w:rPr>
+          <w:sz w:val="28"/>
+          <w:szCs w:val="28"/>
+        </w:rPr>
+        <w:t>файл</w:t>
+      </w:r>
+      <w:r>
+        <w:rPr>
+          <w:sz w:val="28"/>
+          <w:szCs w:val="28"/>
+          <w:lang w:val="en-US"/>
+        </w:rPr>
+        <w:t xml:space="preserve">. </w:t>
+      </w:r>
+      <w:r>
+        <w:rPr>
+          <w:sz w:val="28"/>
+          <w:szCs w:val="28"/>
+        </w:rPr>
+        <w:t>В качестве параметров получает путь к файлу (строка). Выводит текст из файла (строка).</w:t>
+      </w:r>
+    </w:p>
+    <w:p>
+      <w:pPr>
+        <w:spacing w:line="360" w:lineRule="auto"/>
+        <w:ind w:firstLine="709"/>
+        <w:jc w:val="both"/>
+        <w:rPr>
+          <w:sz w:val="28"/>
+          <w:szCs w:val="28"/>
+        </w:rPr>
+      </w:pPr>
       <w:r>
         <w:rPr>
           <w:sz w:val="28"/>
@@ -6983,187 +7200,6 @@
         </w:rPr>
         <w:t>string</w:t>
       </w:r>
-      <w:proofErr w:type="gramEnd"/>
-      <w:r>
-        <w:rPr>
-          <w:sz w:val="28"/>
-          <w:szCs w:val="28"/>
-          <w:lang w:val="en-US"/>
-        </w:rPr>
-        <w:t xml:space="preserve"> InputFromFile</w:t>
-      </w:r>
-      <w:r>
-        <w:rPr>
-          <w:sz w:val="28"/>
-          <w:szCs w:val="28"/>
-          <w:lang w:val="en-US"/>
-        </w:rPr>
-        <w:t xml:space="preserve"> (</w:t>
-      </w:r>
-      <w:r>
-        <w:rPr>
-          <w:sz w:val="28"/>
-          <w:szCs w:val="28"/>
-          <w:lang w:val="en-US"/>
-        </w:rPr>
-        <w:t>string filePath</w:t>
-      </w:r>
-      <w:r>
-        <w:rPr>
-          <w:sz w:val="28"/>
-          <w:szCs w:val="28"/>
-          <w:lang w:val="en-US"/>
-        </w:rPr>
-        <w:t xml:space="preserve">) – </w:t>
-      </w:r>
-      <w:r>
-        <w:rPr>
-          <w:sz w:val="28"/>
-          <w:szCs w:val="28"/>
-        </w:rPr>
-        <w:t>решает</w:t>
-      </w:r>
-      <w:r>
-        <w:rPr>
-          <w:sz w:val="28"/>
-          <w:szCs w:val="28"/>
-          <w:lang w:val="en-US"/>
-        </w:rPr>
-        <w:t xml:space="preserve"> </w:t>
-      </w:r>
-      <w:r>
-        <w:rPr>
-          <w:sz w:val="28"/>
-          <w:szCs w:val="28"/>
-        </w:rPr>
-        <w:t>задачу</w:t>
-      </w:r>
-      <w:r>
-        <w:rPr>
-          <w:sz w:val="28"/>
-          <w:szCs w:val="28"/>
-          <w:lang w:val="en-US"/>
-        </w:rPr>
-        <w:t xml:space="preserve"> </w:t>
-      </w:r>
-      <w:r>
-        <w:rPr>
-          <w:sz w:val="28"/>
-          <w:szCs w:val="28"/>
-        </w:rPr>
-        <w:t>ввода</w:t>
-      </w:r>
-      <w:r>
-        <w:rPr>
-          <w:sz w:val="28"/>
-          <w:szCs w:val="28"/>
-          <w:lang w:val="en-US"/>
-        </w:rPr>
-        <w:t xml:space="preserve"> </w:t>
-      </w:r>
-      <w:r>
-        <w:rPr>
-          <w:sz w:val="28"/>
-          <w:szCs w:val="28"/>
-        </w:rPr>
-        <w:t>и</w:t>
-      </w:r>
-      <w:r>
-        <w:rPr>
-          <w:sz w:val="28"/>
-          <w:szCs w:val="28"/>
-          <w:lang w:val="en-US"/>
-        </w:rPr>
-        <w:t xml:space="preserve"> </w:t>
-      </w:r>
-      <w:r>
-        <w:rPr>
-          <w:sz w:val="28"/>
-          <w:szCs w:val="28"/>
-        </w:rPr>
-        <w:t>проверки</w:t>
-      </w:r>
-      <w:r>
-        <w:rPr>
-          <w:sz w:val="28"/>
-          <w:szCs w:val="28"/>
-          <w:lang w:val="en-US"/>
-        </w:rPr>
-        <w:t xml:space="preserve"> </w:t>
-      </w:r>
-      <w:r>
-        <w:rPr>
-          <w:sz w:val="28"/>
-          <w:szCs w:val="28"/>
-        </w:rPr>
-        <w:t>текста</w:t>
-      </w:r>
-      <w:r>
-        <w:rPr>
-          <w:sz w:val="28"/>
-          <w:szCs w:val="28"/>
-          <w:lang w:val="en-US"/>
-        </w:rPr>
-        <w:t xml:space="preserve"> </w:t>
-      </w:r>
-      <w:r>
-        <w:rPr>
-          <w:sz w:val="28"/>
-          <w:szCs w:val="28"/>
-        </w:rPr>
-        <w:t>через</w:t>
-      </w:r>
-      <w:r>
-        <w:rPr>
-          <w:sz w:val="28"/>
-          <w:szCs w:val="28"/>
-          <w:lang w:val="en-US"/>
-        </w:rPr>
-        <w:t xml:space="preserve"> </w:t>
-      </w:r>
-      <w:r>
-        <w:rPr>
-          <w:sz w:val="28"/>
-          <w:szCs w:val="28"/>
-        </w:rPr>
-        <w:t>файл</w:t>
-      </w:r>
-      <w:r>
-        <w:rPr>
-          <w:sz w:val="28"/>
-          <w:szCs w:val="28"/>
-          <w:lang w:val="en-US"/>
-        </w:rPr>
-        <w:t xml:space="preserve">. </w:t>
-      </w:r>
-      <w:r>
-        <w:rPr>
-          <w:sz w:val="28"/>
-          <w:szCs w:val="28"/>
-        </w:rPr>
-        <w:t>В качестве параметров получает путь к файлу (строка). Выводит текст из файла (строка).</w:t>
-      </w:r>
-    </w:p>
-    <w:p>
-      <w:pPr>
-        <w:spacing w:line="360" w:lineRule="auto"/>
-        <w:ind w:firstLine="709"/>
-        <w:jc w:val="both"/>
-        <w:rPr>
-          <w:sz w:val="28"/>
-          <w:szCs w:val="28"/>
-        </w:rPr>
-      </w:pPr>
-      <w:proofErr w:type="gramStart"/>
-      <w:r>
-        <w:rPr>
-          <w:sz w:val="28"/>
-          <w:szCs w:val="28"/>
-          <w:lang w:val="en-US"/>
-        </w:rPr>
-        <w:t>string</w:t>
-      </w:r>
-      <w:proofErr w:type="gramEnd"/>
       <w:r>
         <w:rPr>
           <w:sz w:val="28"/>
@@ -7235,7 +7271,6 @@
           <w:szCs w:val="28"/>
         </w:rPr>
       </w:pPr>
-      <w:proofErr w:type="gramStart"/>
       <w:r>
         <w:rPr>
           <w:sz w:val="28"/>
@@ -7244,7 +7279,6 @@
         </w:rPr>
         <w:t>void</w:t>
       </w:r>
-      <w:proofErr w:type="gramEnd"/>
       <w:r>
         <w:rPr>
           <w:sz w:val="28"/>
@@ -7404,7 +7438,6 @@
           <w:szCs w:val="28"/>
         </w:rPr>
       </w:pPr>
-      <w:proofErr w:type="gramStart"/>
       <w:r>
         <w:rPr>
           <w:sz w:val="28"/>
@@ -7418,15 +7451,7 @@
           <w:sz w:val="28"/>
           <w:szCs w:val="28"/>
         </w:rPr>
-        <w:t>[</w:t>
-      </w:r>
-      <w:proofErr w:type="gramEnd"/>
-      <w:r>
-        <w:rPr>
-          <w:sz w:val="28"/>
-          <w:szCs w:val="28"/>
-        </w:rPr>
-        <w:t xml:space="preserve">] </w:t>
+        <w:t xml:space="preserve">[] </w:t>
       </w:r>
       <w:r>
         <w:rPr>
@@ -7492,7 +7517,6 @@
           <w:szCs w:val="28"/>
         </w:rPr>
       </w:pPr>
-      <w:proofErr w:type="gramStart"/>
       <w:r>
         <w:rPr>
           <w:sz w:val="28"/>
@@ -7508,7 +7532,6 @@
         </w:rPr>
         <w:t>(</w:t>
       </w:r>
-      <w:proofErr w:type="gramEnd"/>
       <w:r>
         <w:rPr>
           <w:sz w:val="28"/>
@@ -7550,7 +7573,6 @@
           <w:szCs w:val="28"/>
         </w:rPr>
       </w:pPr>
-      <w:proofErr w:type="gramStart"/>
       <w:r>
         <w:rPr>
           <w:sz w:val="28"/>
@@ -7559,7 +7581,6 @@
         </w:rPr>
         <w:t>bool</w:t>
       </w:r>
-      <w:proofErr w:type="gramEnd"/>
       <w:r>
         <w:rPr>
           <w:sz w:val="28"/>
@@ -7698,7 +7719,6 @@
         </w:rPr>
         <w:t xml:space="preserve"> </w:t>
       </w:r>
-      <w:proofErr w:type="spellStart"/>
       <w:r>
         <w:rPr>
           <w:sz w:val="28"/>
@@ -7707,7 +7727,6 @@
         </w:rPr>
         <w:t>Alphabet</w:t>
       </w:r>
-      <w:proofErr w:type="spellEnd"/>
       <w:r>
         <w:rPr>
           <w:sz w:val="28"/>
@@ -7787,7 +7806,6 @@
         </w:rPr>
         <w:t xml:space="preserve"> </w:t>
       </w:r>
-      <w:proofErr w:type="spellStart"/>
       <w:r>
         <w:rPr>
           <w:sz w:val="28"/>
@@ -7796,7 +7814,6 @@
         </w:rPr>
         <w:t>alphabet</w:t>
       </w:r>
-      <w:proofErr w:type="spellEnd"/>
       <w:r>
         <w:rPr>
           <w:sz w:val="28"/>
@@ -7815,7 +7832,92 @@
           <w:szCs w:val="28"/>
         </w:rPr>
       </w:pPr>
-      <w:proofErr w:type="gramStart"/>
+      <w:r>
+        <w:rPr>
+          <w:sz w:val="28"/>
+          <w:szCs w:val="28"/>
+          <w:lang w:val="en-US"/>
+        </w:rPr>
+        <w:t xml:space="preserve">string EncryptData (string originalText, int key) – </w:t>
+      </w:r>
+      <w:r>
+        <w:rPr>
+          <w:sz w:val="28"/>
+          <w:szCs w:val="28"/>
+        </w:rPr>
+        <w:t>решает</w:t>
+      </w:r>
+      <w:r>
+        <w:rPr>
+          <w:sz w:val="28"/>
+          <w:szCs w:val="28"/>
+          <w:lang w:val="en-US"/>
+        </w:rPr>
+        <w:t xml:space="preserve"> </w:t>
+      </w:r>
+      <w:r>
+        <w:rPr>
+          <w:sz w:val="28"/>
+          <w:szCs w:val="28"/>
+        </w:rPr>
+        <w:t>задачу</w:t>
+      </w:r>
+      <w:r>
+        <w:rPr>
+          <w:sz w:val="28"/>
+          <w:szCs w:val="28"/>
+          <w:lang w:val="en-US"/>
+        </w:rPr>
+        <w:t xml:space="preserve"> </w:t>
+      </w:r>
+      <w:r>
+        <w:rPr>
+          <w:sz w:val="28"/>
+          <w:szCs w:val="28"/>
+        </w:rPr>
+        <w:t>шифровки</w:t>
+      </w:r>
+      <w:r>
+        <w:rPr>
+          <w:sz w:val="28"/>
+          <w:szCs w:val="28"/>
+          <w:lang w:val="en-US"/>
+        </w:rPr>
+        <w:t xml:space="preserve"> </w:t>
+      </w:r>
+      <w:r>
+        <w:rPr>
+          <w:sz w:val="28"/>
+          <w:szCs w:val="28"/>
+        </w:rPr>
+        <w:t>текста</w:t>
+      </w:r>
+      <w:r>
+        <w:rPr>
+          <w:sz w:val="28"/>
+          <w:szCs w:val="28"/>
+          <w:lang w:val="en-US"/>
+        </w:rPr>
+        <w:t xml:space="preserve">. </w:t>
+      </w:r>
+      <w:r>
+        <w:rPr>
+          <w:sz w:val="28"/>
+          <w:szCs w:val="28"/>
+        </w:rPr>
+        <w:t>В качестве параметров получает оригинальный текст (строка) и ключ (целое число). Выводит зашифрованный текст (строка).</w:t>
+      </w:r>
+    </w:p>
+    <w:p>
+      <w:pPr>
+        <w:spacing w:line="360" w:lineRule="auto"/>
+        <w:ind w:firstLine="709"/>
+        <w:jc w:val="both"/>
+        <w:rPr>
+          <w:sz w:val="28"/>
+          <w:szCs w:val="28"/>
+        </w:rPr>
+      </w:pPr>
       <w:r>
         <w:rPr>
           <w:sz w:val="28"/>
@@ -7824,103 +7926,6 @@
         </w:rPr>
         <w:t>string</w:t>
       </w:r>
-      <w:proofErr w:type="gramEnd"/>
-      <w:r>
-        <w:rPr>
-          <w:sz w:val="28"/>
-          <w:szCs w:val="28"/>
-          <w:lang w:val="en-US"/>
-        </w:rPr>
-        <w:t xml:space="preserve"> EncryptData (string originalText, int key) – </w:t>
-      </w:r>
-      <w:r>
-        <w:rPr>
-          <w:sz w:val="28"/>
-          <w:szCs w:val="28"/>
-        </w:rPr>
-        <w:t>решает</w:t>
-      </w:r>
-      <w:r>
-        <w:rPr>
-          <w:sz w:val="28"/>
-          <w:szCs w:val="28"/>
-          <w:lang w:val="en-US"/>
-        </w:rPr>
-        <w:t xml:space="preserve"> </w:t>
-      </w:r>
-      <w:r>
-        <w:rPr>
-          <w:sz w:val="28"/>
-          <w:szCs w:val="28"/>
-        </w:rPr>
-        <w:t>задачу</w:t>
-      </w:r>
-      <w:r>
-        <w:rPr>
-          <w:sz w:val="28"/>
-          <w:szCs w:val="28"/>
-          <w:lang w:val="en-US"/>
-        </w:rPr>
-        <w:t xml:space="preserve"> </w:t>
-      </w:r>
-      <w:r>
-        <w:rPr>
-          <w:sz w:val="28"/>
-          <w:szCs w:val="28"/>
-        </w:rPr>
-        <w:t>шифровки</w:t>
-      </w:r>
-      <w:r>
-        <w:rPr>
-          <w:sz w:val="28"/>
-          <w:szCs w:val="28"/>
-          <w:lang w:val="en-US"/>
-        </w:rPr>
-        <w:t xml:space="preserve"> </w:t>
-      </w:r>
-      <w:r>
-        <w:rPr>
-          <w:sz w:val="28"/>
-          <w:szCs w:val="28"/>
-        </w:rPr>
-        <w:t>текста</w:t>
-      </w:r>
-      <w:r>
-        <w:rPr>
-          <w:sz w:val="28"/>
-          <w:szCs w:val="28"/>
-          <w:lang w:val="en-US"/>
-        </w:rPr>
-        <w:t xml:space="preserve">. </w:t>
-      </w:r>
-      <w:r>
-        <w:rPr>
-          <w:sz w:val="28"/>
-          <w:szCs w:val="28"/>
-        </w:rPr>
-        <w:t>В качестве параметров получает оригинальный текст (строка) и ключ (целое число). Выводит зашифрованный текст (строка).</w:t>
-      </w:r>
-    </w:p>
-    <w:p>
-      <w:pPr>
-        <w:spacing w:line="360" w:lineRule="auto"/>
-        <w:ind w:firstLine="709"/>
-        <w:jc w:val="both"/>
-        <w:rPr>
-          <w:sz w:val="28"/>
-          <w:szCs w:val="28"/>
-        </w:rPr>
-      </w:pPr>
-      <w:proofErr w:type="gramStart"/>
-      <w:r>
-        <w:rPr>
-          <w:sz w:val="28"/>
-          <w:szCs w:val="28"/>
-          <w:lang w:val="en-US"/>
-        </w:rPr>
-        <w:t>string</w:t>
-      </w:r>
-      <w:proofErr w:type="gramEnd"/>
       <w:r>
         <w:rPr>
           <w:sz w:val="28"/>
@@ -8873,7 +8878,7 @@
 </file>
 
 <file path=word/endnotes.xml><?xml version="1.0" encoding="utf-8"?>
-<w:endnotes xmlns:wpc="http://schemas.microsoft.com/office/word/2010/wordprocessingCanvas" xmlns:cx="http://schemas.microsoft.com/office/drawing/2014/chartex" xmlns:cx1="http://schemas.microsoft.com/office/drawing/2015/9/8/chartex" xmlns:mc="http://schemas.openxmlformats.org/markup-compatibility/2006" xmlns:o="urn:schemas-microsoft-com:office:office" xmlns:r="http://schemas.openxmlformats.org/officeDocument/2006/relationships" xmlns:m="http://schemas.openxmlformats.org/officeDocument/2006/math" xmlns:v="urn:schemas-microsoft-com:vml" xmlns:wp14="http://schemas.microsoft.com/office/word/2010/wordprocessingDrawing" xmlns:wp="http://schemas.openxmlformats.org/drawingml/2006/wordprocessingDrawing" xmlns:w10="urn:schemas-microsoft-com:office:word" xmlns:w="http://schemas.openxmlformats.org/wordprocessingml/2006/main" xmlns:w14="http://schemas.microsoft.com/office/word/2010/wordml" xmlns:w15="http://schemas.microsoft.com/office/word/2012/wordml" xmlns:w16se="http://schemas.microsoft.com/office/word/2015/wordml/symex" xmlns:wpg="http://schemas.microsoft.com/office/word/2010/wordprocessingGroup" xmlns:wpi="http://schemas.microsoft.com/office/word/2010/wordprocessingInk" xmlns:wne="http://schemas.microsoft.com/office/word/2006/wordml" xmlns:wps="http://schemas.microsoft.com/office/word/2010/wordprocessingShape" mc:Ignorable="w14 w15 w16se wp14">
+<w:endnotes xmlns:wpc="http://schemas.microsoft.com/office/word/2010/wordprocessingCanvas" xmlns:cx="http://schemas.microsoft.com/office/drawing/2014/chartex" xmlns:cx1="http://schemas.microsoft.com/office/drawing/2015/9/8/chartex" xmlns:cx2="http://schemas.microsoft.com/office/drawing/2015/10/21/chartex" xmlns:cx3="http://schemas.microsoft.com/office/drawing/2016/5/9/chartex" xmlns:cx4="http://schemas.microsoft.com/office/drawing/2016/5/10/chartex" xmlns:cx5="http://schemas.microsoft.com/office/drawing/2016/5/11/chartex" xmlns:cx6="http://schemas.microsoft.com/office/drawing/2016/5/12/chartex" xmlns:cx7="http://schemas.microsoft.com/office/drawing/2016/5/13/chartex" xmlns:cx8="http://schemas.microsoft.com/office/drawing/2016/5/14/chartex" xmlns:mc="http://schemas.openxmlformats.org/markup-compatibility/2006" xmlns:aink="http://schemas.microsoft.com/office/drawing/2016/ink" xmlns:am3d="http://schemas.microsoft.com/office/drawing/2017/model3d" xmlns:o="urn:schemas-microsoft-com:office:office" xmlns:oel="http://schemas.microsoft.com/office/2019/extlst" xmlns:r="http://schemas.openxmlformats.org/officeDocument/2006/relationships" xmlns:m="http://schemas.openxmlformats.org/officeDocument/2006/math" xmlns:v="urn:schemas-microsoft-com:vml" xmlns:wp14="http://schemas.microsoft.com/office/word/2010/wordprocessingDrawing" xmlns:wp="http://schemas.openxmlformats.org/drawingml/2006/wordprocessingDrawing" xmlns:w10="urn:schemas-microsoft-com:office:word" xmlns:w="http://schemas.openxmlformats.org/wordprocessingml/2006/main" xmlns:w14="http://schemas.microsoft.com/office/word/2010/wordml" xmlns:w15="http://schemas.microsoft.com/office/word/2012/wordml" xmlns:w16cex="http://schemas.microsoft.com/office/word/2018/wordml/cex" xmlns:w16cid="http://schemas.microsoft.com/office/word/2016/wordml/cid" xmlns:w16="http://schemas.microsoft.com/office/word/2018/wordml" xmlns:w16du="http://schemas.microsoft.com/office/word/2023/wordml/word16du" xmlns:w16sdtdh="http://schemas.microsoft.com/office/word/2020/wordml/sdtdatahash" xmlns:w16sdtfl="http://schemas.microsoft.com/office/word/2024/wordml/sdtformatlock" xmlns:w16se="http://schemas.microsoft.com/office/word/2015/wordml/symex" xmlns:wpg="http://schemas.microsoft.com/office/word/2010/wordprocessingGroup" xmlns:wpi="http://schemas.microsoft.com/office/word/2010/wordprocessingInk" xmlns:wne="http://schemas.microsoft.com/office/word/2006/wordml" xmlns:wps="http://schemas.microsoft.com/office/word/2010/wordprocessingShape" mc:Ignorable="w14 w15 w16se w16cid w16 w16cex w16sdtdh w16sdtfl w16du wp14">
   <w:endnote w:type="separator" w:id="-1">
     <w:p>
       <w:r>
@@ -8892,7 +8897,7 @@
 </file>
 
 <file path=word/footer1.xml><?xml version="1.0" encoding="utf-8"?>
-<w:ftr xmlns:wpc="http://schemas.microsoft.com/office/word/2010/wordprocessingCanvas" xmlns:cx="http://schemas.microsoft.com/office/drawing/2014/chartex" xmlns:cx1="http://schemas.microsoft.com/office/drawing/2015/9/8/chartex" xmlns:mc="http://schemas.openxmlformats.org/markup-compatibility/2006" xmlns:o="urn:schemas-microsoft-com:office:office" xmlns:r="http://schemas.openxmlformats.org/officeDocument/2006/relationships" xmlns:m="http://schemas.openxmlformats.org/officeDocument/2006/math" xmlns:v="urn:schemas-microsoft-com:vml" xmlns:wp14="http://schemas.microsoft.com/office/word/2010/wordprocessingDrawing" xmlns:wp="http://schemas.openxmlformats.org/drawingml/2006/wordprocessingDrawing" xmlns:w10="urn:schemas-microsoft-com:office:word" xmlns:w="http://schemas.openxmlformats.org/wordprocessingml/2006/main" xmlns:w14="http://schemas.microsoft.com/office/word/2010/wordml" xmlns:w15="http://schemas.microsoft.com/office/word/2012/wordml" xmlns:w16se="http://schemas.microsoft.com/office/word/2015/wordml/symex" xmlns:wpg="http://schemas.microsoft.com/office/word/2010/wordprocessingGroup" xmlns:wpi="http://schemas.microsoft.com/office/word/2010/wordprocessingInk" xmlns:wne="http://schemas.microsoft.com/office/word/2006/wordml" xmlns:wps="http://schemas.microsoft.com/office/word/2010/wordprocessingShape" mc:Ignorable="w14 w15 w16se wp14">
+<w:ftr xmlns:wpc="http://schemas.microsoft.com/office/word/2010/wordprocessingCanvas" xmlns:cx="http://schemas.microsoft.com/office/drawing/2014/chartex" xmlns:cx1="http://schemas.microsoft.com/office/drawing/2015/9/8/chartex" xmlns:cx2="http://schemas.microsoft.com/office/drawing/2015/10/21/chartex" xmlns:cx3="http://schemas.microsoft.com/office/drawing/2016/5/9/chartex" xmlns:cx4="http://schemas.microsoft.com/office/drawing/2016/5/10/chartex" xmlns:cx5="http://schemas.microsoft.com/office/drawing/2016/5/11/chartex" xmlns:cx6="http://schemas.microsoft.com/office/drawing/2016/5/12/chartex" xmlns:cx7="http://schemas.microsoft.com/office/drawing/2016/5/13/chartex" xmlns:cx8="http://schemas.microsoft.com/office/drawing/2016/5/14/chartex" xmlns:mc="http://schemas.openxmlformats.org/markup-compatibility/2006" xmlns:aink="http://schemas.microsoft.com/office/drawing/2016/ink" xmlns:am3d="http://schemas.microsoft.com/office/drawing/2017/model3d" xmlns:o="urn:schemas-microsoft-com:office:office" xmlns:oel="http://schemas.microsoft.com/office/2019/extlst" xmlns:r="http://schemas.openxmlformats.org/officeDocument/2006/relationships" xmlns:m="http://schemas.openxmlformats.org/officeDocument/2006/math" xmlns:v="urn:schemas-microsoft-com:vml" xmlns:wp14="http://schemas.microsoft.com/office/word/2010/wordprocessingDrawing" xmlns:wp="http://schemas.openxmlformats.org/drawingml/2006/wordprocessingDrawing" xmlns:w10="urn:schemas-microsoft-com:office:word" xmlns:w="http://schemas.openxmlformats.org/wordprocessingml/2006/main" xmlns:w14="http://schemas.microsoft.com/office/word/2010/wordml" xmlns:w15="http://schemas.microsoft.com/office/word/2012/wordml" xmlns:w16cex="http://schemas.microsoft.com/office/word/2018/wordml/cex" xmlns:w16cid="http://schemas.microsoft.com/office/word/2016/wordml/cid" xmlns:w16="http://schemas.microsoft.com/office/word/2018/wordml" xmlns:w16du="http://schemas.microsoft.com/office/word/2023/wordml/word16du" xmlns:w16sdtdh="http://schemas.microsoft.com/office/word/2020/wordml/sdtdatahash" xmlns:w16sdtfl="http://schemas.microsoft.com/office/word/2024/wordml/sdtformatlock" xmlns:w16se="http://schemas.microsoft.com/office/word/2015/wordml/symex" xmlns:wpg="http://schemas.microsoft.com/office/word/2010/wordprocessingGroup" xmlns:wpi="http://schemas.microsoft.com/office/word/2010/wordprocessingInk" xmlns:wne="http://schemas.microsoft.com/office/word/2006/wordml" xmlns:wps="http://schemas.microsoft.com/office/word/2010/wordprocessingShape" mc:Ignorable="w14 w15 w16se w16cid w16 w16cex w16sdtdh w16sdtfl w16du wp14">
   <w:sdt>
     <w:sdtPr>
       <w:id w:val="-572662801"/>
@@ -8901,7 +8906,6 @@
         <w:docPartUnique/>
       </w:docPartObj>
     </w:sdtPr>
-    <w:sdtEndPr/>
     <w:sdtContent>
       <w:p>
         <w:pPr>
@@ -8943,7 +8947,7 @@
 </file>
 
 <file path=word/footnotes.xml><?xml version="1.0" encoding="utf-8"?>
-<w:footnotes xmlns:wpc="http://schemas.microsoft.com/office/word/2010/wordprocessingCanvas" xmlns:cx="http://schemas.microsoft.com/office/drawing/2014/chartex" xmlns:cx1="http://schemas.microsoft.com/office/drawing/2015/9/8/chartex" xmlns:mc="http://schemas.openxmlformats.org/markup-compatibility/2006" xmlns:o="urn:schemas-microsoft-com:office:office" xmlns:r="http://schemas.openxmlformats.org/officeDocument/2006/relationships" xmlns:m="http://schemas.openxmlformats.org/officeDocument/2006/math" xmlns:v="urn:schemas-microsoft-com:vml" xmlns:wp14="http://schemas.microsoft.com/office/word/2010/wordprocessingDrawing" xmlns:wp="http://schemas.openxmlformats.org/drawingml/2006/wordprocessingDrawing" xmlns:w10="urn:schemas-microsoft-com:office:word" xmlns:w="http://schemas.openxmlformats.org/wordprocessingml/2006/main" xmlns:w14="http://schemas.microsoft.com/office/word/2010/wordml" xmlns:w15="http://schemas.microsoft.com/office/word/2012/wordml" xmlns:w16se="http://schemas.microsoft.com/office/word/2015/wordml/symex" xmlns:wpg="http://schemas.microsoft.com/office/word/2010/wordprocessingGroup" xmlns:wpi="http://schemas.microsoft.com/office/word/2010/wordprocessingInk" xmlns:wne="http://schemas.microsoft.com/office/word/2006/wordml" xmlns:wps="http://schemas.microsoft.com/office/word/2010/wordprocessingShape" mc:Ignorable="w14 w15 w16se wp14">
+<w:footnotes xmlns:wpc="http://schemas.microsoft.com/office/word/2010/wordprocessingCanvas" xmlns:cx="http://schemas.microsoft.com/office/drawing/2014/chartex" xmlns:cx1="http://schemas.microsoft.com/office/drawing/2015/9/8/chartex" xmlns:cx2="http://schemas.microsoft.com/office/drawing/2015/10/21/chartex" xmlns:cx3="http://schemas.microsoft.com/office/drawing/2016/5/9/chartex" xmlns:cx4="http://schemas.microsoft.com/office/drawing/2016/5/10/chartex" xmlns:cx5="http://schemas.microsoft.com/office/drawing/2016/5/11/chartex" xmlns:cx6="http://schemas.microsoft.com/office/drawing/2016/5/12/chartex" xmlns:cx7="http://schemas.microsoft.com/office/drawing/2016/5/13/chartex" xmlns:cx8="http://schemas.microsoft.com/office/drawing/2016/5/14/chartex" xmlns:mc="http://schemas.openxmlformats.org/markup-compatibility/2006" xmlns:aink="http://schemas.microsoft.com/office/drawing/2016/ink" xmlns:am3d="http://schemas.microsoft.com/office/drawing/2017/model3d" xmlns:o="urn:schemas-microsoft-com:office:office" xmlns:oel="http://schemas.microsoft.com/office/2019/extlst" xmlns:r="http://schemas.openxmlformats.org/officeDocument/2006/relationships" xmlns:m="http://schemas.openxmlformats.org/officeDocument/2006/math" xmlns:v="urn:schemas-microsoft-com:vml" xmlns:wp14="http://schemas.microsoft.com/office/word/2010/wordprocessingDrawing" xmlns:wp="http://schemas.openxmlformats.org/drawingml/2006/wordprocessingDrawing" xmlns:w10="urn:schemas-microsoft-com:office:word" xmlns:w="http://schemas.openxmlformats.org/wordprocessingml/2006/main" xmlns:w14="http://schemas.microsoft.com/office/word/2010/wordml" xmlns:w15="http://schemas.microsoft.com/office/word/2012/wordml" xmlns:w16cex="http://schemas.microsoft.com/office/word/2018/wordml/cex" xmlns:w16cid="http://schemas.microsoft.com/office/word/2016/wordml/cid" xmlns:w16="http://schemas.microsoft.com/office/word/2018/wordml" xmlns:w16du="http://schemas.microsoft.com/office/word/2023/wordml/word16du" xmlns:w16sdtdh="http://schemas.microsoft.com/office/word/2020/wordml/sdtdatahash" xmlns:w16sdtfl="http://schemas.microsoft.com/office/word/2024/wordml/sdtformatlock" xmlns:w16se="http://schemas.microsoft.com/office/word/2015/wordml/symex" xmlns:wpg="http://schemas.microsoft.com/office/word/2010/wordprocessingGroup" xmlns:wpi="http://schemas.microsoft.com/office/word/2010/wordprocessingInk" xmlns:wne="http://schemas.microsoft.com/office/word/2006/wordml" xmlns:wps="http://schemas.microsoft.com/office/word/2010/wordprocessingShape" mc:Ignorable="w14 w15 w16se w16cid w16 w16cex w16sdtdh w16sdtfl w16du wp14">
   <w:footnote w:type="separator" w:id="-1">
     <w:p>
       <w:r>
@@ -8962,7 +8966,7 @@
 </file>
 
 <file path=word/header1.xml><?xml version="1.0" encoding="utf-8"?>
-<w:hdr xmlns:wpc="http://schemas.microsoft.com/office/word/2010/wordprocessingCanvas" xmlns:cx="http://schemas.microsoft.com/office/drawing/2014/chartex" xmlns:cx1="http://schemas.microsoft.com/office/drawing/2015/9/8/chartex" xmlns:mc="http://schemas.openxmlformats.org/markup-compatibility/2006" xmlns:o="urn:schemas-microsoft-com:office:office" xmlns:r="http://schemas.openxmlformats.org/officeDocument/2006/relationships" xmlns:m="http://schemas.openxmlformats.org/officeDocument/2006/math" xmlns:v="urn:schemas-microsoft-com:vml" xmlns:wp14="http://schemas.microsoft.com/office/word/2010/wordprocessingDrawing" xmlns:wp="http://schemas.openxmlformats.org/drawingml/2006/wordprocessingDrawing" xmlns:w10="urn:schemas-microsoft-com:office:word" xmlns:w="http://schemas.openxmlformats.org/wordprocessingml/2006/main" xmlns:w14="http://schemas.microsoft.com/office/word/2010/wordml" xmlns:w15="http://schemas.microsoft.com/office/word/2012/wordml" xmlns:w16se="http://schemas.microsoft.com/office/word/2015/wordml/symex" xmlns:wpg="http://schemas.microsoft.com/office/word/2010/wordprocessingGroup" xmlns:wpi="http://schemas.microsoft.com/office/word/2010/wordprocessingInk" xmlns:wne="http://schemas.microsoft.com/office/word/2006/wordml" xmlns:wps="http://schemas.microsoft.com/office/word/2010/wordprocessingShape" mc:Ignorable="w14 w15 w16se wp14">
+<w:hdr xmlns:wpc="http://schemas.microsoft.com/office/word/2010/wordprocessingCanvas" xmlns:cx="http://schemas.microsoft.com/office/drawing/2014/chartex" xmlns:cx1="http://schemas.microsoft.com/office/drawing/2015/9/8/chartex" xmlns:cx2="http://schemas.microsoft.com/office/drawing/2015/10/21/chartex" xmlns:cx3="http://schemas.microsoft.com/office/drawing/2016/5/9/chartex" xmlns:cx4="http://schemas.microsoft.com/office/drawing/2016/5/10/chartex" xmlns:cx5="http://schemas.microsoft.com/office/drawing/2016/5/11/chartex" xmlns:cx6="http://schemas.microsoft.com/office/drawing/2016/5/12/chartex" xmlns:cx7="http://schemas.microsoft.com/office/drawing/2016/5/13/chartex" xmlns:cx8="http://schemas.microsoft.com/office/drawing/2016/5/14/chartex" xmlns:mc="http://schemas.openxmlformats.org/markup-compatibility/2006" xmlns:aink="http://schemas.microsoft.com/office/drawing/2016/ink" xmlns:am3d="http://schemas.microsoft.com/office/drawing/2017/model3d" xmlns:o="urn:schemas-microsoft-com:office:office" xmlns:oel="http://schemas.microsoft.com/office/2019/extlst" xmlns:r="http://schemas.openxmlformats.org/officeDocument/2006/relationships" xmlns:m="http://schemas.openxmlformats.org/officeDocument/2006/math" xmlns:v="urn:schemas-microsoft-com:vml" xmlns:wp14="http://schemas.microsoft.com/office/word/2010/wordprocessingDrawing" xmlns:wp="http://schemas.openxmlformats.org/drawingml/2006/wordprocessingDrawing" xmlns:w10="urn:schemas-microsoft-com:office:word" xmlns:w="http://schemas.openxmlformats.org/wordprocessingml/2006/main" xmlns:w14="http://schemas.microsoft.com/office/word/2010/wordml" xmlns:w15="http://schemas.microsoft.com/office/word/2012/wordml" xmlns:w16cex="http://schemas.microsoft.com/office/word/2018/wordml/cex" xmlns:w16cid="http://schemas.microsoft.com/office/word/2016/wordml/cid" xmlns:w16="http://schemas.microsoft.com/office/word/2018/wordml" xmlns:w16du="http://schemas.microsoft.com/office/word/2023/wordml/word16du" xmlns:w16sdtdh="http://schemas.microsoft.com/office/word/2020/wordml/sdtdatahash" xmlns:w16sdtfl="http://schemas.microsoft.com/office/word/2024/wordml/sdtformatlock" xmlns:w16se="http://schemas.microsoft.com/office/word/2015/wordml/symex" xmlns:wpg="http://schemas.microsoft.com/office/word/2010/wordprocessingGroup" xmlns:wpi="http://schemas.microsoft.com/office/word/2010/wordprocessingInk" xmlns:wne="http://schemas.microsoft.com/office/word/2006/wordml" xmlns:wps="http://schemas.microsoft.com/office/word/2010/wordprocessingShape" mc:Ignorable="w14 w15 w16se w16cid w16 w16cex w16sdtdh w16sdtfl w16du wp14">
   <w:p>
     <w:pPr>
       <w:pStyle w:val="a3"/>
@@ -8977,7 +8981,7 @@
 </file>
 
 <file path=word/numbering.xml><?xml version="1.0" encoding="utf-8"?>
-<w:numbering xmlns:wpc="http://schemas.microsoft.com/office/word/2010/wordprocessingCanvas" xmlns:cx="http://schemas.microsoft.com/office/drawing/2014/chartex" xmlns:cx1="http://schemas.microsoft.com/office/drawing/2015/9/8/chartex" xmlns:mc="http://schemas.openxmlformats.org/markup-compatibility/2006" xmlns:o="urn:schemas-microsoft-com:office:office" xmlns:r="http://schemas.openxmlformats.org/officeDocument/2006/relationships" xmlns:m="http://schemas.openxmlformats.org/officeDocument/2006/math" xmlns:v="urn:schemas-microsoft-com:vml" xmlns:wp14="http://schemas.microsoft.com/office/word/2010/wordprocessingDrawing" xmlns:wp="http://schemas.openxmlformats.org/drawingml/2006/wordprocessingDrawing" xmlns:w10="urn:schemas-microsoft-com:office:word" xmlns:w="http://schemas.openxmlformats.org/wordprocessingml/2006/main" xmlns:w14="http://schemas.microsoft.com/office/word/2010/wordml" xmlns:w15="http://schemas.microsoft.com/office/word/2012/wordml" xmlns:w16se="http://schemas.microsoft.com/office/word/2015/wordml/symex" xmlns:wpg="http://schemas.microsoft.com/office/word/2010/wordprocessingGroup" xmlns:wpi="http://schemas.microsoft.com/office/word/2010/wordprocessingInk" xmlns:wne="http://schemas.microsoft.com/office/word/2006/wordml" xmlns:wps="http://schemas.microsoft.com/office/word/2010/wordprocessingShape" mc:Ignorable="w14 w15 w16se wp14">
+<w:numbering xmlns:wpc="http://schemas.microsoft.com/office/word/2010/wordprocessingCanvas" xmlns:cx="http://schemas.microsoft.com/office/drawing/2014/chartex" xmlns:cx1="http://schemas.microsoft.com/office/drawing/2015/9/8/chartex" xmlns:cx2="http://schemas.microsoft.com/office/drawing/2015/10/21/chartex" xmlns:cx3="http://schemas.microsoft.com/office/drawing/2016/5/9/chartex" xmlns:cx4="http://schemas.microsoft.com/office/drawing/2016/5/10/chartex" xmlns:cx5="http://schemas.microsoft.com/office/drawing/2016/5/11/chartex" xmlns:cx6="http://schemas.microsoft.com/office/drawing/2016/5/12/chartex" xmlns:cx7="http://schemas.microsoft.com/office/drawing/2016/5/13/chartex" xmlns:cx8="http://schemas.microsoft.com/office/drawing/2016/5/14/chartex" xmlns:mc="http://schemas.openxmlformats.org/markup-compatibility/2006" xmlns:aink="http://schemas.microsoft.com/office/drawing/2016/ink" xmlns:am3d="http://schemas.microsoft.com/office/drawing/2017/model3d" xmlns:o="urn:schemas-microsoft-com:office:office" xmlns:oel="http://schemas.microsoft.com/office/2019/extlst" xmlns:r="http://schemas.openxmlformats.org/officeDocument/2006/relationships" xmlns:m="http://schemas.openxmlformats.org/officeDocument/2006/math" xmlns:v="urn:schemas-microsoft-com:vml" xmlns:wp14="http://schemas.microsoft.com/office/word/2010/wordprocessingDrawing" xmlns:wp="http://schemas.openxmlformats.org/drawingml/2006/wordprocessingDrawing" xmlns:w10="urn:schemas-microsoft-com:office:word" xmlns:w="http://schemas.openxmlformats.org/wordprocessingml/2006/main" xmlns:w14="http://schemas.microsoft.com/office/word/2010/wordml" xmlns:w15="http://schemas.microsoft.com/office/word/2012/wordml" xmlns:w16cex="http://schemas.microsoft.com/office/word/2018/wordml/cex" xmlns:w16cid="http://schemas.microsoft.com/office/word/2016/wordml/cid" xmlns:w16="http://schemas.microsoft.com/office/word/2018/wordml" xmlns:w16du="http://schemas.microsoft.com/office/word/2023/wordml/word16du" xmlns:w16sdtdh="http://schemas.microsoft.com/office/word/2020/wordml/sdtdatahash" xmlns:w16sdtfl="http://schemas.microsoft.com/office/word/2024/wordml/sdtformatlock" xmlns:w16se="http://schemas.microsoft.com/office/word/2015/wordml/symex" xmlns:wpg="http://schemas.microsoft.com/office/word/2010/wordprocessingGroup" xmlns:wpi="http://schemas.microsoft.com/office/word/2010/wordprocessingInk" xmlns:wne="http://schemas.microsoft.com/office/word/2006/wordml" xmlns:wps="http://schemas.microsoft.com/office/word/2010/wordprocessingShape" mc:Ignorable="w14 w15 w16se w16cid w16 w16cex w16sdtdh w16sdtfl w16du wp14">
   <w:abstractNum w:abstractNumId="0" w15:restartNumberingAfterBreak="0">
     <w:nsid w:val="0AB8740B"/>
     <w:multiLevelType w:val="hybridMultilevel"/>
@@ -9643,35 +9647,35 @@
       </w:pPr>
     </w:lvl>
   </w:abstractNum>
-  <w:num w:numId="1">
+  <w:num w:numId="1" w16cid:durableId="254899353">
     <w:abstractNumId w:val="3"/>
   </w:num>
-  <w:num w:numId="2">
+  <w:num w:numId="2" w16cid:durableId="366371834">
     <w:abstractNumId w:val="0"/>
   </w:num>
-  <w:num w:numId="3">
+  <w:num w:numId="3" w16cid:durableId="543835579">
     <w:abstractNumId w:val="5"/>
   </w:num>
-  <w:num w:numId="4">
+  <w:num w:numId="4" w16cid:durableId="855461435">
     <w:abstractNumId w:val="2"/>
   </w:num>
-  <w:num w:numId="5">
+  <w:num w:numId="5" w16cid:durableId="1533111750">
     <w:abstractNumId w:val="6"/>
   </w:num>
-  <w:num w:numId="6">
+  <w:num w:numId="6" w16cid:durableId="1816943558">
     <w:abstractNumId w:val="4"/>
   </w:num>
-  <w:num w:numId="7">
+  <w:num w:numId="7" w16cid:durableId="192888881">
     <w:abstractNumId w:val="1"/>
   </w:num>
-  <w:num w:numId="8">
+  <w:num w:numId="8" w16cid:durableId="1463838719">
     <w:abstractNumId w:val="0"/>
   </w:num>
 </w:numbering>
 </file>
 
 <file path=word/styles.xml><?xml version="1.0" encoding="utf-8"?>
-<w:styles xmlns:mc="http://schemas.openxmlformats.org/markup-compatibility/2006" xmlns:r="http://schemas.openxmlformats.org/officeDocument/2006/relationships" xmlns:w="http://schemas.openxmlformats.org/wordprocessingml/2006/main" xmlns:w14="http://schemas.microsoft.com/office/word/2010/wordml" xmlns:w15="http://schemas.microsoft.com/office/word/2012/wordml" xmlns:w16se="http://schemas.microsoft.com/office/word/2015/wordml/symex" mc:Ignorable="w14 w15 w16se">
+<w:styles xmlns:mc="http://schemas.openxmlformats.org/markup-compatibility/2006" xmlns:r="http://schemas.openxmlformats.org/officeDocument/2006/relationships" xmlns:w="http://schemas.openxmlformats.org/wordprocessingml/2006/main" xmlns:w14="http://schemas.microsoft.com/office/word/2010/wordml" xmlns:w15="http://schemas.microsoft.com/office/word/2012/wordml" xmlns:w16cex="http://schemas.microsoft.com/office/word/2018/wordml/cex" xmlns:w16cid="http://schemas.microsoft.com/office/word/2016/wordml/cid" xmlns:w16="http://schemas.microsoft.com/office/word/2018/wordml" xmlns:w16du="http://schemas.microsoft.com/office/word/2023/wordml/word16du" xmlns:w16sdtdh="http://schemas.microsoft.com/office/word/2020/wordml/sdtdatahash" xmlns:w16sdtfl="http://schemas.microsoft.com/office/word/2024/wordml/sdtformatlock" xmlns:w16se="http://schemas.microsoft.com/office/word/2015/wordml/symex" mc:Ignorable="w14 w15 w16se w16cid w16 w16cex w16sdtdh w16sdtfl w16du">
   <w:docDefaults>
     <w:rPrDefault>
       <w:rPr>
@@ -9687,7 +9691,7 @@
       </w:pPr>
     </w:pPrDefault>
   </w:docDefaults>
-  <w:latentStyles w:defLockedState="0" w:defUIPriority="99" w:defSemiHidden="0" w:defUnhideWhenUsed="0" w:defQFormat="0" w:count="371">
+  <w:latentStyles w:defLockedState="0" w:defUIPriority="99" w:defSemiHidden="0" w:defUnhideWhenUsed="0" w:defQFormat="0" w:count="376">
     <w:lsdException w:name="Normal" w:uiPriority="0" w:qFormat="1"/>
     <w:lsdException w:name="heading 1" w:uiPriority="9" w:qFormat="1"/>
     <w:lsdException w:name="heading 2" w:semiHidden="1" w:uiPriority="9" w:unhideWhenUsed="1" w:qFormat="1"/>
@@ -10059,6 +10063,11 @@
     <w:lsdException w:name="List Table 5 Dark Accent 6" w:uiPriority="50"/>
     <w:lsdException w:name="List Table 6 Colorful Accent 6" w:uiPriority="51"/>
     <w:lsdException w:name="List Table 7 Colorful Accent 6" w:uiPriority="52"/>
+    <w:lsdException w:name="Mention" w:semiHidden="1" w:unhideWhenUsed="1"/>
+    <w:lsdException w:name="Smart Hyperlink" w:semiHidden="1" w:unhideWhenUsed="1"/>
+    <w:lsdException w:name="Hashtag" w:semiHidden="1" w:unhideWhenUsed="1"/>
+    <w:lsdException w:name="Unresolved Mention" w:semiHidden="1" w:unhideWhenUsed="1"/>
+    <w:lsdException w:name="Smart Link" w:semiHidden="1" w:unhideWhenUsed="1"/>
   </w:latentStyles>
   <w:style w:type="paragraph" w:default="1" w:styleId="a">
     <w:name w:val="Normal"/>
@@ -10250,8 +10259,8 @@
       <w:u w:val="single"/>
     </w:rPr>
   </w:style>
-  <w:style w:type="character" w:customStyle="1" w:styleId="UnresolvedMention">
-    <w:name w:val="Unresolved Mention"/>
+  <w:style w:type="character" w:customStyle="1" w:styleId="1">
+    <w:name w:val="Неразрешенное упоминание1"/>
     <w:basedOn w:val="a0"/>
     <w:uiPriority w:val="99"/>
     <w:semiHidden/>

--- a/CaesarCipher/Документация/Документация к проекту.docx
+++ b/CaesarCipher/Документация/Документация к проекту.docx
@@ -1263,7 +1263,6 @@
           <w:sz w:val="28"/>
           <w:szCs w:val="28"/>
         </w:rPr>
-        <w:lastRenderedPageBreak/>
         <w:t>Введение</w:t>
       </w:r>
     </w:p>
@@ -1510,7 +1509,6 @@
           <w:sz w:val="28"/>
           <w:szCs w:val="28"/>
         </w:rPr>
-        <w:lastRenderedPageBreak/>
         <w:t>Гибридное. Сочетает симметричное и асимметричное шифрование: асимметричный метод применяется для безопасной передачи симметричного ключа, которым затем шифруются данные.</w:t>
       </w:r>
     </w:p>
@@ -1659,15 +1657,7 @@
           <w:sz w:val="28"/>
           <w:szCs w:val="28"/>
         </w:rPr>
-        <w:t xml:space="preserve">Чтобы всего этого добиться, нам нужно определить, кому и зачем может пригодиться наша программа, чётко установить, что именно она должна уметь делать, а также продумать, из каких классов и методов она будет состоять и подробно описать, как будут работать основные алгоритмы шифрования. В </w:t>
-      </w:r>
-      <w:r>
-        <w:rPr>
-          <w:sz w:val="28"/>
-          <w:szCs w:val="28"/>
-        </w:rPr>
-        <w:lastRenderedPageBreak/>
-        <w:t>конце концов, реализовать код в Visual Studio, проверить, что всё работает, и оформить отчёт.</w:t>
+        <w:t>Чтобы всего этого добиться, нам нужно определить, кому и зачем может пригодиться наша программа, чётко установить, что именно она должна уметь делать, а также продумать, из каких классов и методов она будет состоять и подробно описать, как будут работать основные алгоритмы шифрования. В конце концов, реализовать код в Visual Studio, проверить, что всё работает, и оформить отчёт.</w:t>
       </w:r>
     </w:p>
     <w:p>
@@ -1707,7 +1697,6 @@
           <w:sz w:val="28"/>
           <w:szCs w:val="28"/>
         </w:rPr>
-        <w:lastRenderedPageBreak/>
         <w:t>Раздел 1. Практическая значимость разрабатываемого ПС</w:t>
       </w:r>
     </w:p>
@@ -1748,22 +1737,21 @@
           <w:sz w:val="28"/>
           <w:szCs w:val="28"/>
         </w:rPr>
-        <w:t xml:space="preserve">В рамках данной работы будет разрабатываться программа для шифрования и дешифрования текстовых данных с использованием классического шифра Цезаря. Её суть в том, что исходные данные можно будет либо загрузить из текстового файла txt, либо ввести прямо с клавиатуры. Полученный в результате обработки текст программа выведет на экран и сохранит в виде файла в формате </w:t>
-      </w:r>
-      <w:r>
-        <w:rPr>
-          <w:sz w:val="28"/>
-          <w:szCs w:val="28"/>
-          <w:lang w:val="en-US"/>
-        </w:rPr>
-        <w:t>txt</w:t>
-      </w:r>
-      <w:r>
-        <w:rPr>
-          <w:sz w:val="28"/>
-          <w:szCs w:val="28"/>
-        </w:rPr>
-        <w:t>.</w:t>
+        <w:t xml:space="preserve">В рамках данной работы будет разрабатываться программа для шифрования и дешифрования текстовых данных с использованием классического шифра Цезаря. Её суть в том, что исходные данные можно будет либо загрузить из текстового файла, либо ввести прямо с клавиатуры. Полученный в результате обработки текст программа выведет на экран и сохранит в виде </w:t>
+      </w:r>
+      <w:r>
+        <w:rPr>
+          <w:sz w:val="28"/>
+          <w:szCs w:val="28"/>
+        </w:rPr>
+        <w:t xml:space="preserve">текстового </w:t>
+      </w:r>
+      <w:r>
+        <w:rPr>
+          <w:sz w:val="28"/>
+          <w:szCs w:val="28"/>
+        </w:rPr>
+        <w:t>файла.</w:t>
       </w:r>
     </w:p>
     <w:p>
@@ -1861,15 +1849,7 @@
           <w:sz w:val="28"/>
           <w:szCs w:val="28"/>
         </w:rPr>
-        <w:t xml:space="preserve">Таким образом, практическая значимость проекта заключается в </w:t>
-      </w:r>
-      <w:r>
-        <w:rPr>
-          <w:sz w:val="28"/>
-          <w:szCs w:val="28"/>
-        </w:rPr>
-        <w:lastRenderedPageBreak/>
-        <w:t>создании универсального инструмента, который наглядно продемонстрирует принцип шифрования, предоставит удобные интерфейсы для ввода и вывода данных и сможет быть использован для решения ряда прикладных задач.</w:t>
+        <w:t>Таким образом, практическая значимость проекта заключается в создании универсального инструмента, который наглядно продемонстрирует принцип шифрования, предоставит удобные интерфейсы для ввода и вывода данных и сможет быть использован для решения ряда прикладных задач.</w:t>
       </w:r>
     </w:p>
     <w:p>
@@ -1931,15 +1911,7 @@
           <w:sz w:val="28"/>
           <w:szCs w:val="28"/>
         </w:rPr>
-        <w:t xml:space="preserve">Не менее показательна ситуация с преподавателями, которые готовят рабочие материалы для занятий. Чтобы обеспечить группу студентов набором разнообразных примеров шифрования, преподавателю приходится либо вручную рассчитывать каждый вариант, тратя на это часы драгоценного времени, либо использовать разрозненные примеры из интернета, которые часто не соответствуют текущим учебным задачам – не поддерживают кириллицу, используют неудобные форматы или содержат ошибки. В результате страдает качество образовательного процесса: студенты получают ограниченный или неподходящий материал для работы, а преподаватель не может гибко реагировать на потребности аудитории, например, быстро </w:t>
-      </w:r>
-      <w:r>
-        <w:rPr>
-          <w:sz w:val="28"/>
-          <w:szCs w:val="28"/>
-        </w:rPr>
-        <w:lastRenderedPageBreak/>
-        <w:t>сгенерировать дополнительные примеры для отстающих или усложненные задания для продвинутых учащихся.</w:t>
+        <w:t>Не менее показательна ситуация с преподавателями, которые готовят рабочие материалы для занятий. Чтобы обеспечить группу студентов набором разнообразных примеров шифрования, преподавателю приходится либо вручную рассчитывать каждый вариант, тратя на это часы драгоценного времени, либо использовать разрозненные примеры из интернета, которые часто не соответствуют текущим учебным задачам – не поддерживают кириллицу, используют неудобные форматы или содержат ошибки. В результате страдает качество образовательного процесса: студенты получают ограниченный или неподходящий материал для работы, а преподаватель не может гибко реагировать на потребности аудитории, например, быстро сгенерировать дополнительные примеры для отстающих или усложненные задания для продвинутых учащихся.</w:t>
       </w:r>
     </w:p>
     <w:p>
@@ -1965,16 +1937,15 @@
         <w:rPr>
           <w:sz w:val="28"/>
           <w:szCs w:val="28"/>
-          <w:lang w:val="en-US"/>
-        </w:rPr>
-        <w:t>txt</w:t>
-      </w:r>
-      <w:r>
-        <w:rPr>
-          <w:sz w:val="28"/>
-          <w:szCs w:val="28"/>
-        </w:rPr>
-        <w:t>-файле. Это освобождает организаторов от рутины и позволяет сосредоточиться на главном − придумывании увлекательного сюжета.</w:t>
+        </w:rPr>
+        <w:t xml:space="preserve">текстовом </w:t>
+      </w:r>
+      <w:r>
+        <w:rPr>
+          <w:sz w:val="28"/>
+          <w:szCs w:val="28"/>
+        </w:rPr>
+        <w:t>файле. Это освобождает организаторов от рутины и позволяет сосредоточиться на главном − придумывании увлекательного сюжета.</w:t>
       </w:r>
     </w:p>
     <w:p>
@@ -2014,15 +1985,7 @@
           <w:sz w:val="28"/>
           <w:szCs w:val="28"/>
         </w:rPr>
-        <w:t xml:space="preserve">Разрабатываемая программа устраняет все эти проблемы комплексно. Студент получает возможность за секунды шифровать тексты любой длины, мгновенно менять ключи и наблюдать результат, сосредоточившись на понимании закономерностей алгоритма. Преподаватель – гибкий инструмент </w:t>
-      </w:r>
-      <w:r>
-        <w:rPr>
-          <w:sz w:val="28"/>
-          <w:szCs w:val="28"/>
-        </w:rPr>
-        <w:lastRenderedPageBreak/>
-        <w:t>для генерации любых дидактических материалов, экономящий часы подготовки и позволяющий адаптировать задания под конкретную группу. Организаторы мероприятий – инструмент для создания загадок. Обычный пользователь – безопасное локальное приложение, которое быстро и понятно решает конкретную бытовую задачу без риска утечки данных. Таким образом, программа не просто автоматизирует рутинные операции шифрования, а кардинально повышает эффективность работы для каждой группы пользователей, превращая трудоемкий процесс в быстрый, наглядный и безопасный инструмент, адаптированный под их конкретные потребности.</w:t>
+        <w:t>Разрабатываемая программа устраняет все эти проблемы комплексно. Студент получает возможность за секунды шифровать тексты любой длины, мгновенно менять ключи и наблюдать результат, сосредоточившись на понимании закономерностей алгоритма. Преподаватель – гибкий инструмент для генерации любых дидактических материалов, экономящий часы подготовки и позволяющий адаптировать задания под конкретную группу. Организаторы мероприятий – инструмент для создания загадок. Обычный пользователь – безопасное локальное приложение, которое быстро и понятно решает конкретную бытовую задачу без риска утечки данных. Таким образом, программа не просто автоматизирует рутинные операции шифрования, а кардинально повышает эффективность работы для каждой группы пользователей, превращая трудоемкий процесс в быстрый, наглядный и безопасный инструмент, адаптированный под их конкретные потребности.</w:t>
       </w:r>
       <w:r>
         <w:rPr>
@@ -2051,7 +2014,6 @@
           <w:sz w:val="28"/>
           <w:szCs w:val="28"/>
         </w:rPr>
-        <w:lastRenderedPageBreak/>
         <w:t>Раздел 2. Функциональные требования к ПС</w:t>
       </w:r>
     </w:p>
@@ -2101,6 +2063,534 @@
         <w:ind w:firstLine="709"/>
         <w:jc w:val="both"/>
         <w:rPr>
+          <w:sz w:val="28"/>
+          <w:szCs w:val="28"/>
+        </w:rPr>
+      </w:pPr>
+      <w:r>
+        <w:rPr>
+          <w:sz w:val="28"/>
+          <w:szCs w:val="28"/>
+        </w:rPr>
+        <w:t>Список</w:t>
+      </w:r>
+      <w:r>
+        <w:rPr>
+          <w:sz w:val="28"/>
+          <w:szCs w:val="28"/>
+        </w:rPr>
+        <w:t xml:space="preserve"> символ</w:t>
+      </w:r>
+      <w:r>
+        <w:rPr>
+          <w:sz w:val="28"/>
+          <w:szCs w:val="28"/>
+        </w:rPr>
+        <w:t>ов, которые</w:t>
+      </w:r>
+      <w:r>
+        <w:rPr>
+          <w:sz w:val="28"/>
+          <w:szCs w:val="28"/>
+        </w:rPr>
+        <w:t xml:space="preserve"> поддерживает программа представлен в таблице 1.</w:t>
+      </w:r>
+    </w:p>
+    <w:p>
+      <w:pPr>
+        <w:pStyle w:val="ab"/>
+        <w:spacing w:line="360" w:lineRule="auto"/>
+        <w:ind w:left="0" w:firstLine="709"/>
+        <w:jc w:val="center"/>
+        <w:rPr>
+          <w:sz w:val="28"/>
+          <w:szCs w:val="28"/>
+        </w:rPr>
+      </w:pPr>
+      <w:r>
+        <w:rPr>
+          <w:sz w:val="28"/>
+          <w:szCs w:val="28"/>
+        </w:rPr>
+        <w:t>Таблица 1 – Символы</w:t>
+      </w:r>
+    </w:p>
+    <w:tbl>
+      <w:tblPr>
+        <w:tblStyle w:val="ac"/>
+        <w:tblW w:w="0" w:type="auto"/>
+        <w:tblLook w:val="04A0" w:firstRow="1" w:lastRow="0" w:firstColumn="1" w:lastColumn="0" w:noHBand="0" w:noVBand="1"/>
+      </w:tblPr>
+      <w:tblGrid>
+        <w:gridCol w:w="1785"/>
+        <w:gridCol w:w="7564"/>
+      </w:tblGrid>
+      <w:tr>
+        <w:tc>
+          <w:tcPr>
+            <w:tcW w:w="1785" w:type="dxa"/>
+            <w:tcBorders>
+              <w:top w:val="single" w:sz="4" w:space="0" w:color="auto"/>
+              <w:left w:val="single" w:sz="4" w:space="0" w:color="auto"/>
+              <w:bottom w:val="single" w:sz="4" w:space="0" w:color="auto"/>
+              <w:right w:val="single" w:sz="4" w:space="0" w:color="auto"/>
+            </w:tcBorders>
+            <w:hideMark/>
+          </w:tcPr>
+          <w:p>
+            <w:pPr>
+              <w:pStyle w:val="ab"/>
+              <w:spacing w:line="360" w:lineRule="auto"/>
+              <w:ind w:left="0"/>
+              <w:jc w:val="both"/>
+              <w:rPr>
+                <w:sz w:val="28"/>
+                <w:szCs w:val="28"/>
+              </w:rPr>
+            </w:pPr>
+            <w:r>
+              <w:rPr>
+                <w:sz w:val="28"/>
+                <w:szCs w:val="28"/>
+              </w:rPr>
+              <w:t>Тип</w:t>
+            </w:r>
+          </w:p>
+        </w:tc>
+        <w:tc>
+          <w:tcPr>
+            <w:tcW w:w="7564" w:type="dxa"/>
+            <w:tcBorders>
+              <w:top w:val="single" w:sz="4" w:space="0" w:color="auto"/>
+              <w:left w:val="single" w:sz="4" w:space="0" w:color="auto"/>
+              <w:bottom w:val="single" w:sz="4" w:space="0" w:color="auto"/>
+              <w:right w:val="single" w:sz="4" w:space="0" w:color="auto"/>
+            </w:tcBorders>
+            <w:hideMark/>
+          </w:tcPr>
+          <w:p>
+            <w:pPr>
+              <w:pStyle w:val="ab"/>
+              <w:spacing w:line="360" w:lineRule="auto"/>
+              <w:ind w:left="0"/>
+              <w:jc w:val="both"/>
+              <w:rPr>
+                <w:sz w:val="28"/>
+                <w:szCs w:val="28"/>
+              </w:rPr>
+            </w:pPr>
+            <w:r>
+              <w:rPr>
+                <w:sz w:val="28"/>
+                <w:szCs w:val="28"/>
+              </w:rPr>
+              <w:t>Символы</w:t>
+            </w:r>
+          </w:p>
+        </w:tc>
+      </w:tr>
+      <w:tr>
+        <w:tc>
+          <w:tcPr>
+            <w:tcW w:w="1785" w:type="dxa"/>
+            <w:tcBorders>
+              <w:top w:val="single" w:sz="4" w:space="0" w:color="auto"/>
+              <w:left w:val="single" w:sz="4" w:space="0" w:color="auto"/>
+              <w:bottom w:val="single" w:sz="4" w:space="0" w:color="auto"/>
+              <w:right w:val="single" w:sz="4" w:space="0" w:color="auto"/>
+            </w:tcBorders>
+            <w:hideMark/>
+          </w:tcPr>
+          <w:p>
+            <w:pPr>
+              <w:pStyle w:val="ab"/>
+              <w:spacing w:line="360" w:lineRule="auto"/>
+              <w:ind w:left="0"/>
+              <w:jc w:val="both"/>
+              <w:rPr>
+                <w:sz w:val="28"/>
+                <w:szCs w:val="28"/>
+              </w:rPr>
+            </w:pPr>
+            <w:r>
+              <w:rPr>
+                <w:sz w:val="28"/>
+                <w:szCs w:val="28"/>
+              </w:rPr>
+              <w:t xml:space="preserve">ру.буквы </w:t>
+            </w:r>
+          </w:p>
+        </w:tc>
+        <w:tc>
+          <w:tcPr>
+            <w:tcW w:w="7564" w:type="dxa"/>
+            <w:tcBorders>
+              <w:top w:val="single" w:sz="4" w:space="0" w:color="auto"/>
+              <w:left w:val="single" w:sz="4" w:space="0" w:color="auto"/>
+              <w:bottom w:val="single" w:sz="4" w:space="0" w:color="auto"/>
+              <w:right w:val="single" w:sz="4" w:space="0" w:color="auto"/>
+            </w:tcBorders>
+            <w:hideMark/>
+          </w:tcPr>
+          <w:p>
+            <w:pPr>
+              <w:pStyle w:val="ab"/>
+              <w:spacing w:line="360" w:lineRule="auto"/>
+              <w:ind w:left="0"/>
+              <w:jc w:val="both"/>
+              <w:rPr>
+                <w:sz w:val="28"/>
+                <w:szCs w:val="28"/>
+              </w:rPr>
+            </w:pPr>
+            <w:r>
+              <w:rPr>
+                <w:sz w:val="28"/>
+                <w:szCs w:val="28"/>
+              </w:rPr>
+              <w:t>абвгдеёжзийклмнопрстуфхцчшщъыьэюя</w:t>
+            </w:r>
+          </w:p>
+        </w:tc>
+      </w:tr>
+      <w:tr>
+        <w:tc>
+          <w:tcPr>
+            <w:tcW w:w="1785" w:type="dxa"/>
+            <w:tcBorders>
+              <w:top w:val="single" w:sz="4" w:space="0" w:color="auto"/>
+              <w:left w:val="single" w:sz="4" w:space="0" w:color="auto"/>
+              <w:bottom w:val="single" w:sz="4" w:space="0" w:color="auto"/>
+              <w:right w:val="single" w:sz="4" w:space="0" w:color="auto"/>
+            </w:tcBorders>
+            <w:hideMark/>
+          </w:tcPr>
+          <w:p>
+            <w:pPr>
+              <w:pStyle w:val="ab"/>
+              <w:spacing w:line="360" w:lineRule="auto"/>
+              <w:ind w:left="0"/>
+              <w:jc w:val="both"/>
+              <w:rPr>
+                <w:sz w:val="28"/>
+                <w:szCs w:val="28"/>
+              </w:rPr>
+            </w:pPr>
+            <w:r>
+              <w:rPr>
+                <w:sz w:val="28"/>
+                <w:szCs w:val="28"/>
+              </w:rPr>
+              <w:t>РУ.буквы</w:t>
+            </w:r>
+          </w:p>
+        </w:tc>
+        <w:tc>
+          <w:tcPr>
+            <w:tcW w:w="7564" w:type="dxa"/>
+            <w:tcBorders>
+              <w:top w:val="single" w:sz="4" w:space="0" w:color="auto"/>
+              <w:left w:val="single" w:sz="4" w:space="0" w:color="auto"/>
+              <w:bottom w:val="single" w:sz="4" w:space="0" w:color="auto"/>
+              <w:right w:val="single" w:sz="4" w:space="0" w:color="auto"/>
+            </w:tcBorders>
+            <w:hideMark/>
+          </w:tcPr>
+          <w:p>
+            <w:pPr>
+              <w:pStyle w:val="ab"/>
+              <w:spacing w:line="360" w:lineRule="auto"/>
+              <w:ind w:left="0"/>
+              <w:jc w:val="both"/>
+              <w:rPr>
+                <w:sz w:val="28"/>
+                <w:szCs w:val="28"/>
+              </w:rPr>
+            </w:pPr>
+            <w:r>
+              <w:rPr>
+                <w:sz w:val="28"/>
+                <w:szCs w:val="28"/>
+              </w:rPr>
+              <w:t>АБВГДЕЁЖЗИЙКЛМНОПРСТУФХЦЧШЩЪЫЬЭЮЯ</w:t>
+            </w:r>
+          </w:p>
+        </w:tc>
+      </w:tr>
+      <w:tr>
+        <w:tc>
+          <w:tcPr>
+            <w:tcW w:w="1785" w:type="dxa"/>
+            <w:tcBorders>
+              <w:top w:val="single" w:sz="4" w:space="0" w:color="auto"/>
+              <w:left w:val="single" w:sz="4" w:space="0" w:color="auto"/>
+              <w:bottom w:val="single" w:sz="4" w:space="0" w:color="auto"/>
+              <w:right w:val="single" w:sz="4" w:space="0" w:color="auto"/>
+            </w:tcBorders>
+            <w:hideMark/>
+          </w:tcPr>
+          <w:p>
+            <w:pPr>
+              <w:pStyle w:val="ab"/>
+              <w:spacing w:line="360" w:lineRule="auto"/>
+              <w:ind w:left="0"/>
+              <w:jc w:val="both"/>
+              <w:rPr>
+                <w:sz w:val="28"/>
+                <w:szCs w:val="28"/>
+              </w:rPr>
+            </w:pPr>
+            <w:r>
+              <w:rPr>
+                <w:sz w:val="28"/>
+                <w:szCs w:val="28"/>
+              </w:rPr>
+              <w:t>англ.буквы</w:t>
+            </w:r>
+          </w:p>
+        </w:tc>
+        <w:tc>
+          <w:tcPr>
+            <w:tcW w:w="7564" w:type="dxa"/>
+            <w:tcBorders>
+              <w:top w:val="single" w:sz="4" w:space="0" w:color="auto"/>
+              <w:left w:val="single" w:sz="4" w:space="0" w:color="auto"/>
+              <w:bottom w:val="single" w:sz="4" w:space="0" w:color="auto"/>
+              <w:right w:val="single" w:sz="4" w:space="0" w:color="auto"/>
+            </w:tcBorders>
+            <w:hideMark/>
+          </w:tcPr>
+          <w:p>
+            <w:pPr>
+              <w:pStyle w:val="ab"/>
+              <w:spacing w:line="360" w:lineRule="auto"/>
+              <w:ind w:left="0"/>
+              <w:jc w:val="both"/>
+              <w:rPr>
+                <w:sz w:val="28"/>
+                <w:szCs w:val="28"/>
+              </w:rPr>
+            </w:pPr>
+            <w:r>
+              <w:rPr>
+                <w:sz w:val="28"/>
+                <w:szCs w:val="28"/>
+              </w:rPr>
+              <w:t>abcdefghijklmnopqrstuvwxyz</w:t>
+            </w:r>
+          </w:p>
+        </w:tc>
+      </w:tr>
+      <w:tr>
+        <w:tc>
+          <w:tcPr>
+            <w:tcW w:w="1785" w:type="dxa"/>
+            <w:tcBorders>
+              <w:top w:val="single" w:sz="4" w:space="0" w:color="auto"/>
+              <w:left w:val="single" w:sz="4" w:space="0" w:color="auto"/>
+              <w:bottom w:val="single" w:sz="4" w:space="0" w:color="auto"/>
+              <w:right w:val="single" w:sz="4" w:space="0" w:color="auto"/>
+            </w:tcBorders>
+            <w:hideMark/>
+          </w:tcPr>
+          <w:p>
+            <w:pPr>
+              <w:pStyle w:val="ab"/>
+              <w:spacing w:line="360" w:lineRule="auto"/>
+              <w:ind w:left="0"/>
+              <w:jc w:val="both"/>
+              <w:rPr>
+                <w:sz w:val="28"/>
+                <w:szCs w:val="28"/>
+              </w:rPr>
+            </w:pPr>
+            <w:r>
+              <w:rPr>
+                <w:sz w:val="28"/>
+                <w:szCs w:val="28"/>
+              </w:rPr>
+              <w:t>АНГЛ.буквы</w:t>
+            </w:r>
+          </w:p>
+        </w:tc>
+        <w:tc>
+          <w:tcPr>
+            <w:tcW w:w="7564" w:type="dxa"/>
+            <w:tcBorders>
+              <w:top w:val="single" w:sz="4" w:space="0" w:color="auto"/>
+              <w:left w:val="single" w:sz="4" w:space="0" w:color="auto"/>
+              <w:bottom w:val="single" w:sz="4" w:space="0" w:color="auto"/>
+              <w:right w:val="single" w:sz="4" w:space="0" w:color="auto"/>
+            </w:tcBorders>
+            <w:hideMark/>
+          </w:tcPr>
+          <w:p>
+            <w:pPr>
+              <w:pStyle w:val="ab"/>
+              <w:spacing w:line="360" w:lineRule="auto"/>
+              <w:ind w:left="0"/>
+              <w:jc w:val="both"/>
+              <w:rPr>
+                <w:sz w:val="28"/>
+                <w:szCs w:val="28"/>
+              </w:rPr>
+            </w:pPr>
+            <w:r>
+              <w:rPr>
+                <w:sz w:val="28"/>
+                <w:szCs w:val="28"/>
+              </w:rPr>
+              <w:t>ABCDEFGHIJKLMNOPQRSTUVWXYZ</w:t>
+            </w:r>
+          </w:p>
+        </w:tc>
+      </w:tr>
+      <w:tr>
+        <w:tc>
+          <w:tcPr>
+            <w:tcW w:w="1785" w:type="dxa"/>
+            <w:tcBorders>
+              <w:top w:val="single" w:sz="4" w:space="0" w:color="auto"/>
+              <w:left w:val="single" w:sz="4" w:space="0" w:color="auto"/>
+              <w:bottom w:val="single" w:sz="4" w:space="0" w:color="auto"/>
+              <w:right w:val="single" w:sz="4" w:space="0" w:color="auto"/>
+            </w:tcBorders>
+            <w:hideMark/>
+          </w:tcPr>
+          <w:p>
+            <w:pPr>
+              <w:pStyle w:val="ab"/>
+              <w:spacing w:line="360" w:lineRule="auto"/>
+              <w:ind w:left="0"/>
+              <w:jc w:val="both"/>
+              <w:rPr>
+                <w:sz w:val="28"/>
+                <w:szCs w:val="28"/>
+              </w:rPr>
+            </w:pPr>
+            <w:r>
+              <w:rPr>
+                <w:sz w:val="28"/>
+                <w:szCs w:val="28"/>
+              </w:rPr>
+              <w:t>Цифры</w:t>
+            </w:r>
+          </w:p>
+        </w:tc>
+        <w:tc>
+          <w:tcPr>
+            <w:tcW w:w="7564" w:type="dxa"/>
+            <w:tcBorders>
+              <w:top w:val="single" w:sz="4" w:space="0" w:color="auto"/>
+              <w:left w:val="single" w:sz="4" w:space="0" w:color="auto"/>
+              <w:bottom w:val="single" w:sz="4" w:space="0" w:color="auto"/>
+              <w:right w:val="single" w:sz="4" w:space="0" w:color="auto"/>
+            </w:tcBorders>
+            <w:hideMark/>
+          </w:tcPr>
+          <w:p>
+            <w:pPr>
+              <w:pStyle w:val="ab"/>
+              <w:spacing w:line="360" w:lineRule="auto"/>
+              <w:ind w:left="0"/>
+              <w:jc w:val="both"/>
+              <w:rPr>
+                <w:sz w:val="28"/>
+                <w:szCs w:val="28"/>
+              </w:rPr>
+            </w:pPr>
+            <w:r>
+              <w:rPr>
+                <w:sz w:val="28"/>
+                <w:szCs w:val="28"/>
+              </w:rPr>
+              <w:t>0123456789</w:t>
+            </w:r>
+          </w:p>
+        </w:tc>
+      </w:tr>
+      <w:tr>
+        <w:tc>
+          <w:tcPr>
+            <w:tcW w:w="1785" w:type="dxa"/>
+            <w:tcBorders>
+              <w:top w:val="single" w:sz="4" w:space="0" w:color="auto"/>
+              <w:left w:val="single" w:sz="4" w:space="0" w:color="auto"/>
+              <w:bottom w:val="single" w:sz="4" w:space="0" w:color="auto"/>
+              <w:right w:val="single" w:sz="4" w:space="0" w:color="auto"/>
+            </w:tcBorders>
+            <w:hideMark/>
+          </w:tcPr>
+          <w:p>
+            <w:pPr>
+              <w:pStyle w:val="ab"/>
+              <w:spacing w:line="360" w:lineRule="auto"/>
+              <w:ind w:left="0"/>
+              <w:jc w:val="both"/>
+              <w:rPr>
+                <w:sz w:val="28"/>
+                <w:szCs w:val="28"/>
+              </w:rPr>
+            </w:pPr>
+            <w:r>
+              <w:rPr>
+                <w:sz w:val="28"/>
+                <w:szCs w:val="28"/>
+              </w:rPr>
+              <w:t>Спец символы</w:t>
+            </w:r>
+          </w:p>
+        </w:tc>
+        <w:tc>
+          <w:tcPr>
+            <w:tcW w:w="7564" w:type="dxa"/>
+            <w:tcBorders>
+              <w:top w:val="single" w:sz="4" w:space="0" w:color="auto"/>
+              <w:left w:val="single" w:sz="4" w:space="0" w:color="auto"/>
+              <w:bottom w:val="single" w:sz="4" w:space="0" w:color="auto"/>
+              <w:right w:val="single" w:sz="4" w:space="0" w:color="auto"/>
+            </w:tcBorders>
+            <w:hideMark/>
+          </w:tcPr>
+          <w:p>
+            <w:pPr>
+              <w:pStyle w:val="ab"/>
+              <w:spacing w:line="360" w:lineRule="auto"/>
+              <w:ind w:left="0"/>
+              <w:jc w:val="both"/>
+              <w:rPr>
+                <w:sz w:val="28"/>
+                <w:szCs w:val="28"/>
+              </w:rPr>
+            </w:pPr>
+            <w:r>
+              <w:rPr>
+                <w:sz w:val="28"/>
+                <w:szCs w:val="28"/>
+              </w:rPr>
+              <w:t>пробел.,;:-=+_!&amp;?/()`~@№#$%^*[{}]|'&lt;&gt;"</w:t>
+            </w:r>
+          </w:p>
+        </w:tc>
+      </w:tr>
+    </w:tbl>
+    <w:p>
+      <w:pPr>
+        <w:spacing w:line="360" w:lineRule="auto"/>
+        <w:ind w:firstLine="709"/>
+        <w:jc w:val="both"/>
+        <w:rPr>
+          <w:sz w:val="28"/>
+          <w:szCs w:val="28"/>
+        </w:rPr>
+      </w:pPr>
+    </w:p>
+    <w:p>
+      <w:pPr>
+        <w:spacing w:line="360" w:lineRule="auto"/>
+        <w:ind w:firstLine="709"/>
+        <w:jc w:val="both"/>
+        <w:rPr>
           <w:b/>
           <w:bCs/>
           <w:sz w:val="28"/>
@@ -2177,15 +2667,7 @@
           <w:sz w:val="28"/>
           <w:szCs w:val="28"/>
         </w:rPr>
-        <w:t xml:space="preserve">Система должна реализовывать классический шифр Цезаря. Для каждого символа исходного текста, входящего в алфавит, программа должна определять его позицию в алфавите и заменять его на символ, находящийся на N позиций правее, где N − это ключ. Например, при ключе N=3 буква «А» превратится в «Г», а «Я» − в «В». Когда необходимо зашифровать символ по ключу, по величине которого не хватает оставшихся в алфавите символов </w:t>
-      </w:r>
-      <w:r>
-        <w:rPr>
-          <w:sz w:val="28"/>
-          <w:szCs w:val="28"/>
-        </w:rPr>
-        <w:lastRenderedPageBreak/>
-        <w:t>правее от шифруемого символа, алфавит зацикливается. Иными словами, после «Я» сразу идёт «А», а после «9» идет «0».</w:t>
+        <w:t>Система должна реализовывать классический шифр Цезаря. Для каждого символа исходного текста, входящего в алфавит, программа должна определять его позицию в алфавите и заменять его на символ, находящийся на N позиций правее, где N − это ключ. Например, при ключе N=3 буква «А» превратится в «Г», а «Я» − в «В». Когда необходимо зашифровать символ по ключу, по величине которого не хватает оставшихся в алфавите символов правее от шифруемого символа, алфавит зацикливается. Иными словами, после «Я» сразу идёт «А», а после «9» идет «0».</w:t>
       </w:r>
     </w:p>
     <w:p>
@@ -2221,7 +2703,21 @@
           <w:sz w:val="28"/>
           <w:szCs w:val="28"/>
         </w:rPr>
-        <w:t>В программе подразумеваются ограничения по вводимому тексту. Программное средство корректно обрабатывает прописные и строчные буквы русского и латинского алфавитов, арабские цифры (0-9), а также знаки препинания, пробелы, математические символы.</w:t>
+        <w:t xml:space="preserve">В программе подразумеваются ограничения по вводимому тексту. Программное средство корректно обрабатывает </w:t>
+      </w:r>
+      <w:r>
+        <w:rPr>
+          <w:sz w:val="28"/>
+          <w:szCs w:val="28"/>
+        </w:rPr>
+        <w:t>символы представленные в таблице 1</w:t>
+      </w:r>
+      <w:r>
+        <w:rPr>
+          <w:sz w:val="28"/>
+          <w:szCs w:val="28"/>
+        </w:rPr>
+        <w:t>.</w:t>
       </w:r>
     </w:p>
     <w:p>
@@ -2308,169 +2804,142 @@
           <w:sz w:val="28"/>
           <w:szCs w:val="28"/>
         </w:rPr>
-        <w:t>Ситуация 1: введён текст на нераспознаваемом для программы языке, например, на китайском. Реакция: все иероглифы будут обработаны как «неалфавитные» символы и останутся без изменений. Ошибки не произойдёт.</w:t>
-      </w:r>
-    </w:p>
-    <w:p>
-      <w:pPr>
-        <w:spacing w:line="360" w:lineRule="auto"/>
-        <w:ind w:firstLine="709"/>
-        <w:jc w:val="both"/>
-        <w:rPr>
-          <w:sz w:val="28"/>
-          <w:szCs w:val="28"/>
-        </w:rPr>
-      </w:pPr>
-      <w:r>
-        <w:rPr>
-          <w:sz w:val="28"/>
-          <w:szCs w:val="28"/>
-        </w:rPr>
-        <w:t>Ситуация 2: пользователь ввёл буквенный ключ (например, «пять») вместо цифрового. Система должна вывести сообщение об ошибке: «Ошибка! Ключ должен быть целым числом. Пожалуйста, повторите ввод.»</w:t>
-      </w:r>
-    </w:p>
-    <w:p>
-      <w:pPr>
-        <w:spacing w:line="360" w:lineRule="auto"/>
-        <w:ind w:firstLine="709"/>
-        <w:jc w:val="both"/>
-        <w:rPr>
-          <w:sz w:val="28"/>
-          <w:szCs w:val="28"/>
-        </w:rPr>
-      </w:pPr>
-      <w:r>
-        <w:rPr>
-          <w:sz w:val="28"/>
-          <w:szCs w:val="28"/>
-        </w:rPr>
-        <w:t>Ситуация 3: указан путь к несуществующему файлу. Система реагирует выводом сообщения: «Ошибка! Файл по указанному пути не найден. Проверьте путь и попробуйте снова.»</w:t>
-      </w:r>
-    </w:p>
-    <w:p>
-      <w:pPr>
-        <w:spacing w:line="360" w:lineRule="auto"/>
-        <w:ind w:firstLine="709"/>
-        <w:jc w:val="both"/>
-        <w:rPr>
-          <w:sz w:val="28"/>
-          <w:szCs w:val="28"/>
-        </w:rPr>
-      </w:pPr>
-      <w:r>
-        <w:rPr>
-          <w:sz w:val="28"/>
-          <w:szCs w:val="28"/>
-        </w:rPr>
-        <w:t>Ситуация 4: при шифровании текста из файла система обнаруживает, что он пуст. В качестве реакции система выводит сообщение: «Ошибка! Входной файл пуст. Нечего шифровать.»</w:t>
-      </w:r>
-    </w:p>
-    <w:p>
-      <w:pPr>
-        <w:spacing w:line="360" w:lineRule="auto"/>
-        <w:ind w:firstLine="709"/>
-        <w:jc w:val="both"/>
-        <w:rPr>
-          <w:sz w:val="28"/>
-          <w:szCs w:val="28"/>
-        </w:rPr>
-      </w:pPr>
-      <w:r>
-        <w:rPr>
-          <w:sz w:val="28"/>
-          <w:szCs w:val="28"/>
-        </w:rPr>
-        <w:t>Особые случаи работы с ключом:</w:t>
-      </w:r>
-    </w:p>
-    <w:p>
-      <w:pPr>
-        <w:pStyle w:val="ab"/>
-        <w:numPr>
-          <w:ilvl w:val="0"/>
-          <w:numId w:val="8"/>
-        </w:numPr>
-        <w:spacing w:line="360" w:lineRule="auto"/>
-        <w:ind w:left="0" w:firstLine="709"/>
-        <w:jc w:val="both"/>
-        <w:rPr>
-          <w:sz w:val="28"/>
-          <w:szCs w:val="28"/>
-        </w:rPr>
-      </w:pPr>
-      <w:r>
-        <w:rPr>
-          <w:sz w:val="28"/>
-          <w:szCs w:val="28"/>
-        </w:rPr>
-        <w:t xml:space="preserve">ключ, равный нулю. Если пользователь вводит ключ, равный нулю, алгоритм шифрования не производит никаких изменений в тексте. Результирующий текст полностью совпадает с исходным. Это не является </w:t>
-      </w:r>
-      <w:r>
-        <w:rPr>
-          <w:sz w:val="28"/>
-          <w:szCs w:val="28"/>
-        </w:rPr>
-        <w:lastRenderedPageBreak/>
-        <w:t>ошибкой, а рассматривается как допустимый режим работы программы.</w:t>
-      </w:r>
-    </w:p>
-    <w:p>
-      <w:pPr>
-        <w:pStyle w:val="ab"/>
-        <w:numPr>
-          <w:ilvl w:val="0"/>
-          <w:numId w:val="8"/>
-        </w:numPr>
-        <w:spacing w:line="360" w:lineRule="auto"/>
-        <w:ind w:left="0" w:firstLine="709"/>
-        <w:jc w:val="both"/>
-        <w:rPr>
-          <w:sz w:val="28"/>
-          <w:szCs w:val="28"/>
-        </w:rPr>
-      </w:pPr>
-      <w:r>
-        <w:rPr>
-          <w:sz w:val="28"/>
-          <w:szCs w:val="28"/>
-        </w:rPr>
-        <w:t>отрицательное значение ключа. Программа не должна принимать отрицательные ключи. В случае ввода пользователем отрицательного числа система должна вывести сообщение: «Ошибка! Ключ должен быть неотрицательным целым числом.»</w:t>
-      </w:r>
-    </w:p>
-    <w:p>
-      <w:pPr>
-        <w:spacing w:line="360" w:lineRule="auto"/>
-        <w:ind w:firstLine="709"/>
-        <w:jc w:val="both"/>
-        <w:rPr>
-          <w:sz w:val="28"/>
-          <w:szCs w:val="28"/>
-        </w:rPr>
-      </w:pPr>
-      <w:r>
-        <w:rPr>
-          <w:sz w:val="28"/>
-          <w:szCs w:val="28"/>
-        </w:rPr>
-        <w:t>В таблице 1 представлены конкретные примеры исходных текстов, ключей и результатов работы программы во время выполнения задачи шифрования.</w:t>
-      </w:r>
-    </w:p>
-    <w:p>
-      <w:pPr>
-        <w:spacing w:line="360" w:lineRule="auto"/>
-        <w:ind w:firstLine="709"/>
-        <w:jc w:val="both"/>
-        <w:rPr>
-          <w:sz w:val="28"/>
-          <w:szCs w:val="28"/>
-        </w:rPr>
-      </w:pPr>
-      <w:r>
-        <w:rPr>
-          <w:sz w:val="28"/>
-          <w:szCs w:val="28"/>
-        </w:rPr>
-        <w:t>Таблица 1 – Примеры исходных текстов, ключей и результатов работы программы во время выполнения задачи шифрования</w:t>
+        <w:t xml:space="preserve">Ситуация 1: введён текст на нераспознаваемом для программы языке, например, на китайском. Реакция: все иероглифы будут обработаны как «неалфавитные» символы и </w:t>
+      </w:r>
+      <w:r>
+        <w:rPr>
+          <w:sz w:val="28"/>
+          <w:szCs w:val="28"/>
+        </w:rPr>
+        <w:t>система реагирует выводом сообщения: «Ошибка! Неизвестные символы. Уберите, символы которых нет в алфавите и попробуйте снова.»</w:t>
+      </w:r>
+    </w:p>
+    <w:p>
+      <w:pPr>
+        <w:spacing w:line="360" w:lineRule="auto"/>
+        <w:ind w:firstLine="709"/>
+        <w:jc w:val="both"/>
+        <w:rPr>
+          <w:sz w:val="28"/>
+          <w:szCs w:val="28"/>
+        </w:rPr>
+      </w:pPr>
+      <w:r>
+        <w:rPr>
+          <w:sz w:val="28"/>
+          <w:szCs w:val="28"/>
+        </w:rPr>
+        <w:t xml:space="preserve">Ситуация </w:t>
+      </w:r>
+      <w:r>
+        <w:rPr>
+          <w:sz w:val="28"/>
+          <w:szCs w:val="28"/>
+        </w:rPr>
+        <w:t>2</w:t>
+      </w:r>
+      <w:r>
+        <w:rPr>
+          <w:sz w:val="28"/>
+          <w:szCs w:val="28"/>
+        </w:rPr>
+        <w:t>: указан путь к несуществующему файлу. Система реагирует выводом сообщения: «Ошибка! Файл по указанному пути не найден. Проверьте путь и попробуйте снова.»</w:t>
+      </w:r>
+    </w:p>
+    <w:p>
+      <w:pPr>
+        <w:spacing w:line="360" w:lineRule="auto"/>
+        <w:ind w:firstLine="709"/>
+        <w:jc w:val="both"/>
+        <w:rPr>
+          <w:sz w:val="28"/>
+          <w:szCs w:val="28"/>
+        </w:rPr>
+      </w:pPr>
+      <w:r>
+        <w:rPr>
+          <w:sz w:val="28"/>
+          <w:szCs w:val="28"/>
+        </w:rPr>
+        <w:t xml:space="preserve">Ситуация </w:t>
+      </w:r>
+      <w:r>
+        <w:rPr>
+          <w:sz w:val="28"/>
+          <w:szCs w:val="28"/>
+        </w:rPr>
+        <w:t>3</w:t>
+      </w:r>
+      <w:r>
+        <w:rPr>
+          <w:sz w:val="28"/>
+          <w:szCs w:val="28"/>
+        </w:rPr>
+        <w:t>: при шифровании текста из файла система обнаруживает, что он пуст. В качестве реакции система выводит сообщение: «Ошибка! Входной файл пуст. Нечего шифровать.»</w:t>
+      </w:r>
+    </w:p>
+    <w:p>
+      <w:pPr>
+        <w:spacing w:line="360" w:lineRule="auto"/>
+        <w:ind w:firstLine="709"/>
+        <w:jc w:val="both"/>
+        <w:rPr>
+          <w:sz w:val="28"/>
+          <w:szCs w:val="28"/>
+        </w:rPr>
+      </w:pPr>
+      <w:r>
+        <w:rPr>
+          <w:sz w:val="28"/>
+          <w:szCs w:val="28"/>
+        </w:rPr>
+        <w:t xml:space="preserve">В таблице </w:t>
+      </w:r>
+      <w:r>
+        <w:rPr>
+          <w:sz w:val="28"/>
+          <w:szCs w:val="28"/>
+        </w:rPr>
+        <w:t>2</w:t>
+      </w:r>
+      <w:r>
+        <w:rPr>
+          <w:sz w:val="28"/>
+          <w:szCs w:val="28"/>
+        </w:rPr>
+        <w:t xml:space="preserve"> представлены конкретные примеры исходных текстов, ключей и результатов работы программы во время выполнения задачи шифрования.</w:t>
+      </w:r>
+    </w:p>
+    <w:p>
+      <w:pPr>
+        <w:spacing w:line="360" w:lineRule="auto"/>
+        <w:ind w:firstLine="709"/>
+        <w:jc w:val="both"/>
+        <w:rPr>
+          <w:sz w:val="28"/>
+          <w:szCs w:val="28"/>
+        </w:rPr>
+      </w:pPr>
+      <w:r>
+        <w:rPr>
+          <w:sz w:val="28"/>
+          <w:szCs w:val="28"/>
+        </w:rPr>
+        <w:t xml:space="preserve">Таблица </w:t>
+      </w:r>
+      <w:r>
+        <w:rPr>
+          <w:sz w:val="28"/>
+          <w:szCs w:val="28"/>
+        </w:rPr>
+        <w:t>2</w:t>
+      </w:r>
+      <w:r>
+        <w:rPr>
+          <w:sz w:val="28"/>
+          <w:szCs w:val="28"/>
+        </w:rPr>
+        <w:t xml:space="preserve"> – Примеры исходных текстов, ключей и результатов работы программы во время выполнения задачи шифрования</w:t>
       </w:r>
     </w:p>
     <w:tbl>
@@ -2944,44 +3413,30 @@
             <w:pPr>
               <w:spacing w:line="360" w:lineRule="auto"/>
               <w:rPr>
-                <w:rFonts w:eastAsia="Yu Gothic"/>
                 <w:sz w:val="28"/>
                 <w:szCs w:val="28"/>
               </w:rPr>
             </w:pPr>
             <w:r>
               <w:rPr>
-                <w:rFonts w:eastAsia="Yu Gothic" w:hint="eastAsia"/>
-                <w:sz w:val="28"/>
-                <w:szCs w:val="28"/>
-                <w:lang w:val="en-US"/>
-              </w:rPr>
-              <w:t>你好</w:t>
+                <w:sz w:val="28"/>
+                <w:szCs w:val="28"/>
+              </w:rPr>
+              <w:t>[</w:t>
             </w:r>
             <w:r>
               <w:rPr>
-                <w:rFonts w:eastAsia="Yu Gothic"/>
-                <w:sz w:val="28"/>
-                <w:szCs w:val="28"/>
-              </w:rPr>
-              <w:t>:,</w:t>
+                <w:sz w:val="28"/>
+                <w:szCs w:val="28"/>
+              </w:rPr>
+              <w:t>Ошибка! Неизвестные символы. Уберите, символы которых нет в алфавите и попробуйте снова.</w:t>
             </w:r>
             <w:r>
               <w:rPr>
-                <w:rFonts w:eastAsia="Yu Gothic" w:hint="eastAsia"/>
-                <w:sz w:val="28"/>
-                <w:szCs w:val="28"/>
-                <w:lang w:val="en-US"/>
-              </w:rPr>
-              <w:t>世界</w:t>
-            </w:r>
-            <w:r>
-              <w:rPr>
-                <w:rFonts w:eastAsia="Yu Gothic"/>
-                <w:sz w:val="28"/>
-                <w:szCs w:val="28"/>
-              </w:rPr>
-              <w:t>?</w:t>
+                <w:sz w:val="28"/>
+                <w:szCs w:val="28"/>
+              </w:rPr>
+              <w:t>]</w:t>
             </w:r>
           </w:p>
           <w:p>
@@ -2995,9 +3450,6 @@
             <w:hyperlink r:id="rId10" w:history="1">
               <w:r>
                 <w:rPr>
-                  <w:rStyle w:val="ad"/>
-                  <w:rFonts w:eastAsia="Yu Gothic"/>
-                  <w:color w:val="000000" w:themeColor="text1"/>
                   <w:sz w:val="28"/>
                   <w:szCs w:val="28"/>
                 </w:rPr>
@@ -3006,8 +3458,6 @@
             </w:hyperlink>
             <w:r>
               <w:rPr>
-                <w:rFonts w:eastAsia="Yu Gothic"/>
-                <w:color w:val="000000" w:themeColor="text1"/>
                 <w:sz w:val="28"/>
                 <w:szCs w:val="28"/>
               </w:rPr>
@@ -3015,11 +3465,10 @@
             </w:r>
             <w:r>
               <w:rPr>
-                <w:rFonts w:eastAsia="Yu Gothic"/>
-                <w:sz w:val="28"/>
-                <w:szCs w:val="28"/>
-              </w:rPr>
-              <w:t>без изменений(для отсутствующих в алфавите символов).</w:t>
+                <w:sz w:val="28"/>
+                <w:szCs w:val="28"/>
+              </w:rPr>
+              <w:t>ошибки.</w:t>
             </w:r>
           </w:p>
         </w:tc>
@@ -3051,142 +3500,6 @@
                 <w:sz w:val="28"/>
                 <w:szCs w:val="28"/>
               </w:rPr>
-              <w:t>Вавилонская библиотека</w:t>
-            </w:r>
-          </w:p>
-        </w:tc>
-        <w:tc>
-          <w:tcPr>
-            <w:tcW w:w="1134" w:type="dxa"/>
-            <w:tcBorders>
-              <w:top w:val="single" w:sz="4" w:space="0" w:color="auto"/>
-              <w:left w:val="single" w:sz="4" w:space="0" w:color="auto"/>
-              <w:bottom w:val="single" w:sz="4" w:space="0" w:color="auto"/>
-              <w:right w:val="single" w:sz="4" w:space="0" w:color="auto"/>
-            </w:tcBorders>
-            <w:hideMark/>
-          </w:tcPr>
-          <w:p>
-            <w:pPr>
-              <w:spacing w:line="360" w:lineRule="auto"/>
-              <w:jc w:val="center"/>
-              <w:rPr>
-                <w:sz w:val="28"/>
-                <w:szCs w:val="28"/>
-              </w:rPr>
-            </w:pPr>
-            <w:r>
-              <w:rPr>
-                <w:sz w:val="28"/>
-                <w:szCs w:val="28"/>
-              </w:rPr>
-              <w:t>десять</w:t>
-            </w:r>
-          </w:p>
-        </w:tc>
-        <w:tc>
-          <w:tcPr>
-            <w:tcW w:w="4678" w:type="dxa"/>
-            <w:tcBorders>
-              <w:top w:val="single" w:sz="4" w:space="0" w:color="auto"/>
-              <w:left w:val="single" w:sz="4" w:space="0" w:color="auto"/>
-              <w:bottom w:val="single" w:sz="4" w:space="0" w:color="auto"/>
-              <w:right w:val="single" w:sz="4" w:space="0" w:color="auto"/>
-            </w:tcBorders>
-            <w:hideMark/>
-          </w:tcPr>
-          <w:p>
-            <w:pPr>
-              <w:spacing w:line="360" w:lineRule="auto"/>
-              <w:rPr>
-                <w:rFonts w:eastAsia="Yu Gothic"/>
-                <w:sz w:val="28"/>
-                <w:szCs w:val="28"/>
-              </w:rPr>
-            </w:pPr>
-            <w:r>
-              <w:rPr>
-                <w:rFonts w:eastAsia="Yu Gothic"/>
-                <w:sz w:val="28"/>
-                <w:szCs w:val="28"/>
-              </w:rPr>
-              <w:t>[</w:t>
-            </w:r>
-            <w:r>
-              <w:rPr>
-                <w:sz w:val="28"/>
-                <w:szCs w:val="28"/>
-              </w:rPr>
-              <w:t>Ошибка! Ключ должен быть целым числом. Пожалуйста, повторите ввод.</w:t>
-            </w:r>
-            <w:r>
-              <w:rPr>
-                <w:rFonts w:eastAsia="Yu Gothic"/>
-                <w:sz w:val="28"/>
-                <w:szCs w:val="28"/>
-              </w:rPr>
-              <w:t>]</w:t>
-            </w:r>
-          </w:p>
-          <w:p>
-            <w:pPr>
-              <w:spacing w:line="360" w:lineRule="auto"/>
-              <w:rPr>
-                <w:rFonts w:eastAsia="Yu Gothic"/>
-                <w:sz w:val="28"/>
-                <w:szCs w:val="28"/>
-              </w:rPr>
-            </w:pPr>
-            <w:hyperlink r:id="rId11" w:history="1">
-              <w:r>
-                <w:rPr>
-                  <w:rStyle w:val="ad"/>
-                  <w:rFonts w:eastAsia="Yu Gothic"/>
-                  <w:color w:val="000000" w:themeColor="text1"/>
-                  <w:sz w:val="28"/>
-                  <w:szCs w:val="28"/>
-                </w:rPr>
-                <w:t>\\\Вывод</w:t>
-              </w:r>
-            </w:hyperlink>
-            <w:r>
-              <w:rPr>
-                <w:rFonts w:eastAsia="Yu Gothic"/>
-                <w:sz w:val="28"/>
-                <w:szCs w:val="28"/>
-              </w:rPr>
-              <w:t xml:space="preserve"> ошибки.</w:t>
-            </w:r>
-          </w:p>
-        </w:tc>
-      </w:tr>
-      <w:tr>
-        <w:tc>
-          <w:tcPr>
-            <w:tcW w:w="3544" w:type="dxa"/>
-            <w:tcBorders>
-              <w:top w:val="single" w:sz="4" w:space="0" w:color="auto"/>
-              <w:left w:val="single" w:sz="4" w:space="0" w:color="auto"/>
-              <w:bottom w:val="single" w:sz="4" w:space="0" w:color="auto"/>
-              <w:right w:val="single" w:sz="4" w:space="0" w:color="auto"/>
-            </w:tcBorders>
-            <w:hideMark/>
-          </w:tcPr>
-          <w:p>
-            <w:pPr>
-              <w:spacing w:line="360" w:lineRule="auto"/>
-              <w:rPr>
-                <w:rFonts w:eastAsia="Yu Gothic"/>
-                <w:sz w:val="28"/>
-                <w:szCs w:val="28"/>
-              </w:rPr>
-            </w:pPr>
-            <w:r>
-              <w:rPr>
-                <w:rFonts w:eastAsia="Yu Gothic"/>
-                <w:sz w:val="28"/>
-                <w:szCs w:val="28"/>
-              </w:rPr>
               <w:t>E:\Мой дарагооой дневник\Секретная мысль №1.</w:t>
             </w:r>
             <w:r>
@@ -3282,7 +3595,7 @@
                 <w:szCs w:val="28"/>
               </w:rPr>
             </w:pPr>
-            <w:hyperlink r:id="rId12" w:history="1">
+            <w:hyperlink r:id="rId11" w:history="1">
               <w:r>
                 <w:rPr>
                   <w:rStyle w:val="ad"/>
@@ -3325,20 +3638,52 @@
     </w:p>
     <w:p>
       <w:pPr>
-        <w:spacing w:line="360" w:lineRule="auto"/>
-        <w:ind w:firstLine="709"/>
-        <w:rPr>
-          <w:sz w:val="28"/>
-          <w:szCs w:val="28"/>
-        </w:rPr>
-      </w:pPr>
-      <w:r>
-        <w:rPr>
-          <w:sz w:val="28"/>
-          <w:szCs w:val="28"/>
-        </w:rPr>
-        <w:lastRenderedPageBreak/>
-        <w:t>Продолжение таблицы 1.</w:t>
+        <w:widowControl/>
+        <w:autoSpaceDE/>
+        <w:autoSpaceDN/>
+        <w:spacing w:after="160" w:line="259" w:lineRule="auto"/>
+        <w:rPr>
+          <w:sz w:val="28"/>
+          <w:szCs w:val="28"/>
+        </w:rPr>
+      </w:pPr>
+      <w:r>
+        <w:rPr>
+          <w:sz w:val="28"/>
+          <w:szCs w:val="28"/>
+        </w:rPr>
+        <w:br w:type="page"/>
+      </w:r>
+    </w:p>
+    <w:p>
+      <w:pPr>
+        <w:spacing w:line="360" w:lineRule="auto"/>
+        <w:ind w:firstLine="709"/>
+        <w:rPr>
+          <w:sz w:val="28"/>
+          <w:szCs w:val="28"/>
+        </w:rPr>
+      </w:pPr>
+      <w:r>
+        <w:rPr>
+          <w:sz w:val="28"/>
+          <w:szCs w:val="28"/>
+        </w:rPr>
+        <w:t xml:space="preserve">Продолжение таблицы </w:t>
+      </w:r>
+      <w:r>
+        <w:rPr>
+          <w:sz w:val="28"/>
+          <w:szCs w:val="28"/>
+        </w:rPr>
+        <w:t>2</w:t>
+      </w:r>
+      <w:r>
+        <w:rPr>
+          <w:sz w:val="28"/>
+          <w:szCs w:val="28"/>
+        </w:rPr>
+        <w:t>.</w:t>
       </w:r>
     </w:p>
     <w:tbl>
@@ -3484,7 +3829,7 @@
                 <w:szCs w:val="28"/>
               </w:rPr>
             </w:pPr>
-            <w:hyperlink r:id="rId13" w:history="1">
+            <w:hyperlink r:id="rId12" w:history="1">
               <w:r>
                 <w:rPr>
                   <w:rStyle w:val="ad"/>
@@ -3507,242 +3852,6 @@
           </w:p>
         </w:tc>
       </w:tr>
-      <w:tr>
-        <w:tc>
-          <w:tcPr>
-            <w:tcW w:w="3544" w:type="dxa"/>
-            <w:tcBorders>
-              <w:top w:val="single" w:sz="4" w:space="0" w:color="auto"/>
-              <w:left w:val="single" w:sz="4" w:space="0" w:color="auto"/>
-              <w:bottom w:val="single" w:sz="4" w:space="0" w:color="auto"/>
-              <w:right w:val="single" w:sz="4" w:space="0" w:color="auto"/>
-            </w:tcBorders>
-            <w:hideMark/>
-          </w:tcPr>
-          <w:p>
-            <w:pPr>
-              <w:spacing w:line="360" w:lineRule="auto"/>
-              <w:rPr>
-                <w:rFonts w:eastAsia="Yu Gothic"/>
-                <w:sz w:val="28"/>
-                <w:szCs w:val="28"/>
-              </w:rPr>
-            </w:pPr>
-            <w:r>
-              <w:rPr>
-                <w:rFonts w:eastAsia="Yu Gothic"/>
-                <w:sz w:val="28"/>
-                <w:szCs w:val="28"/>
-              </w:rPr>
-              <w:t>Привет!</w:t>
-            </w:r>
-          </w:p>
-        </w:tc>
-        <w:tc>
-          <w:tcPr>
-            <w:tcW w:w="1134" w:type="dxa"/>
-            <w:tcBorders>
-              <w:top w:val="single" w:sz="4" w:space="0" w:color="auto"/>
-              <w:left w:val="single" w:sz="4" w:space="0" w:color="auto"/>
-              <w:bottom w:val="single" w:sz="4" w:space="0" w:color="auto"/>
-              <w:right w:val="single" w:sz="4" w:space="0" w:color="auto"/>
-            </w:tcBorders>
-            <w:hideMark/>
-          </w:tcPr>
-          <w:p>
-            <w:pPr>
-              <w:spacing w:line="360" w:lineRule="auto"/>
-              <w:jc w:val="center"/>
-              <w:rPr>
-                <w:sz w:val="28"/>
-                <w:szCs w:val="28"/>
-              </w:rPr>
-            </w:pPr>
-            <w:r>
-              <w:rPr>
-                <w:sz w:val="28"/>
-                <w:szCs w:val="28"/>
-              </w:rPr>
-              <w:t>0</w:t>
-            </w:r>
-          </w:p>
-        </w:tc>
-        <w:tc>
-          <w:tcPr>
-            <w:tcW w:w="4678" w:type="dxa"/>
-            <w:tcBorders>
-              <w:top w:val="single" w:sz="4" w:space="0" w:color="auto"/>
-              <w:left w:val="single" w:sz="4" w:space="0" w:color="auto"/>
-              <w:bottom w:val="single" w:sz="4" w:space="0" w:color="auto"/>
-              <w:right w:val="single" w:sz="4" w:space="0" w:color="auto"/>
-            </w:tcBorders>
-            <w:hideMark/>
-          </w:tcPr>
-          <w:p>
-            <w:pPr>
-              <w:spacing w:line="360" w:lineRule="auto"/>
-              <w:rPr>
-                <w:rFonts w:eastAsia="Yu Gothic"/>
-                <w:sz w:val="28"/>
-                <w:szCs w:val="28"/>
-              </w:rPr>
-            </w:pPr>
-            <w:r>
-              <w:rPr>
-                <w:rFonts w:eastAsia="Yu Gothic"/>
-                <w:sz w:val="28"/>
-                <w:szCs w:val="28"/>
-              </w:rPr>
-              <w:t>Привет!</w:t>
-            </w:r>
-          </w:p>
-        </w:tc>
-      </w:tr>
-      <w:tr>
-        <w:tc>
-          <w:tcPr>
-            <w:tcW w:w="3544" w:type="dxa"/>
-            <w:tcBorders>
-              <w:top w:val="single" w:sz="4" w:space="0" w:color="auto"/>
-              <w:left w:val="single" w:sz="4" w:space="0" w:color="auto"/>
-              <w:bottom w:val="single" w:sz="4" w:space="0" w:color="auto"/>
-              <w:right w:val="single" w:sz="4" w:space="0" w:color="auto"/>
-            </w:tcBorders>
-            <w:hideMark/>
-          </w:tcPr>
-          <w:p>
-            <w:pPr>
-              <w:spacing w:line="360" w:lineRule="auto"/>
-              <w:rPr>
-                <w:rFonts w:eastAsia="Yu Gothic"/>
-                <w:sz w:val="28"/>
-                <w:szCs w:val="28"/>
-              </w:rPr>
-            </w:pPr>
-            <w:r>
-              <w:rPr>
-                <w:rFonts w:eastAsia="Yu Gothic"/>
-                <w:sz w:val="28"/>
-                <w:szCs w:val="28"/>
-                <w:lang w:val="en-US"/>
-              </w:rPr>
-              <w:t>C</w:t>
-            </w:r>
-            <w:r>
-              <w:rPr>
-                <w:rFonts w:eastAsia="Yu Gothic"/>
-                <w:sz w:val="28"/>
-                <w:szCs w:val="28"/>
-              </w:rPr>
-              <w:t>:\\Секретный рецепт крабсбургера</w:t>
-            </w:r>
-          </w:p>
-        </w:tc>
-        <w:tc>
-          <w:tcPr>
-            <w:tcW w:w="1134" w:type="dxa"/>
-            <w:tcBorders>
-              <w:top w:val="single" w:sz="4" w:space="0" w:color="auto"/>
-              <w:left w:val="single" w:sz="4" w:space="0" w:color="auto"/>
-              <w:bottom w:val="single" w:sz="4" w:space="0" w:color="auto"/>
-              <w:right w:val="single" w:sz="4" w:space="0" w:color="auto"/>
-            </w:tcBorders>
-            <w:hideMark/>
-          </w:tcPr>
-          <w:p>
-            <w:pPr>
-              <w:spacing w:line="360" w:lineRule="auto"/>
-              <w:jc w:val="center"/>
-              <w:rPr>
-                <w:sz w:val="28"/>
-                <w:szCs w:val="28"/>
-              </w:rPr>
-            </w:pPr>
-            <w:r>
-              <w:rPr>
-                <w:sz w:val="28"/>
-                <w:szCs w:val="28"/>
-              </w:rPr>
-              <w:t>-3</w:t>
-            </w:r>
-          </w:p>
-        </w:tc>
-        <w:tc>
-          <w:tcPr>
-            <w:tcW w:w="4678" w:type="dxa"/>
-            <w:tcBorders>
-              <w:top w:val="single" w:sz="4" w:space="0" w:color="auto"/>
-              <w:left w:val="single" w:sz="4" w:space="0" w:color="auto"/>
-              <w:bottom w:val="single" w:sz="4" w:space="0" w:color="auto"/>
-              <w:right w:val="single" w:sz="4" w:space="0" w:color="auto"/>
-            </w:tcBorders>
-            <w:hideMark/>
-          </w:tcPr>
-          <w:p>
-            <w:pPr>
-              <w:spacing w:line="360" w:lineRule="auto"/>
-              <w:rPr>
-                <w:rFonts w:eastAsia="Yu Gothic"/>
-                <w:sz w:val="28"/>
-                <w:szCs w:val="28"/>
-              </w:rPr>
-            </w:pPr>
-            <w:r>
-              <w:rPr>
-                <w:rFonts w:eastAsia="Yu Gothic"/>
-                <w:sz w:val="28"/>
-                <w:szCs w:val="28"/>
-              </w:rPr>
-              <w:t>[</w:t>
-            </w:r>
-            <w:r>
-              <w:rPr>
-                <w:sz w:val="28"/>
-                <w:szCs w:val="28"/>
-              </w:rPr>
-              <w:t>Ошибка! Ключ должен быть неотрицательным целым числом.</w:t>
-            </w:r>
-            <w:r>
-              <w:rPr>
-                <w:rFonts w:eastAsia="Yu Gothic"/>
-                <w:sz w:val="28"/>
-                <w:szCs w:val="28"/>
-              </w:rPr>
-              <w:t>]</w:t>
-            </w:r>
-          </w:p>
-          <w:p>
-            <w:pPr>
-              <w:spacing w:line="360" w:lineRule="auto"/>
-              <w:rPr>
-                <w:rFonts w:eastAsia="Yu Gothic"/>
-                <w:sz w:val="28"/>
-                <w:szCs w:val="28"/>
-              </w:rPr>
-            </w:pPr>
-            <w:hyperlink r:id="rId14" w:history="1">
-              <w:r>
-                <w:rPr>
-                  <w:rStyle w:val="ad"/>
-                  <w:rFonts w:eastAsia="Yu Gothic"/>
-                  <w:color w:val="000000" w:themeColor="text1"/>
-                  <w:sz w:val="28"/>
-                  <w:szCs w:val="28"/>
-                </w:rPr>
-                <w:t>\\\Указан</w:t>
-              </w:r>
-            </w:hyperlink>
-            <w:r>
-              <w:rPr>
-                <w:rFonts w:eastAsia="Yu Gothic"/>
-                <w:sz w:val="28"/>
-                <w:szCs w:val="28"/>
-              </w:rPr>
-              <w:t xml:space="preserve"> отрицательный ключ</w:t>
-            </w:r>
-          </w:p>
-        </w:tc>
-      </w:tr>
     </w:tbl>
     <w:p>
       <w:pPr>
@@ -3822,7 +3931,28 @@
           <w:sz w:val="28"/>
           <w:szCs w:val="28"/>
         </w:rPr>
-        <w:t>Также, как и раньше, подразумеваются ограничения по вводимому тексту. Программное средство корректно обрабатывает прописные и строчные буквы русского и латинского алфавитов, арабские цифры (0-9), а также знаки препинания, пробелы, математические символы.</w:t>
+        <w:t xml:space="preserve">Также, как и раньше, подразумеваются ограничения по вводимому тексту. Программное средство корректно обрабатывает </w:t>
+      </w:r>
+      <w:r>
+        <w:rPr>
+          <w:sz w:val="28"/>
+          <w:szCs w:val="28"/>
+        </w:rPr>
+        <w:t xml:space="preserve">символы представленные в </w:t>
+      </w:r>
+      <w:r>
+        <w:rPr>
+          <w:sz w:val="28"/>
+          <w:szCs w:val="28"/>
+        </w:rPr>
+        <w:t>таблице 1</w:t>
+      </w:r>
+      <w:r>
+        <w:rPr>
+          <w:sz w:val="28"/>
+          <w:szCs w:val="28"/>
+        </w:rPr>
+        <w:t>.</w:t>
       </w:r>
     </w:p>
     <w:p>
@@ -3891,7 +4021,6 @@
           <w:sz w:val="28"/>
           <w:szCs w:val="28"/>
         </w:rPr>
-        <w:lastRenderedPageBreak/>
         <w:t>Возможные ошибки и реакция системы:</w:t>
       </w:r>
     </w:p>
@@ -3910,32 +4039,131 @@
           <w:sz w:val="28"/>
           <w:szCs w:val="28"/>
         </w:rPr>
-        <w:t>Ситуация 1: пользователь пытается дешифровать текст, который не был зашифрован шифром Цезаря. В ответ на такую ситуацию программа выполнит дешифрование согласно алгоритму, но результат будет бессмысленным набором символов. Система не может определить семантическую верность, поэтому ошибки не будет, это ответственность пользователя.</w:t>
-      </w:r>
-      <w:r>
-        <w:rPr>
-          <w:sz w:val="28"/>
-          <w:szCs w:val="28"/>
-        </w:rPr>
-        <w:t xml:space="preserve"> </w:t>
-      </w:r>
-    </w:p>
-    <w:p>
-      <w:pPr>
-        <w:spacing w:line="360" w:lineRule="auto"/>
-        <w:ind w:firstLine="709"/>
-        <w:jc w:val="both"/>
-        <w:rPr>
-          <w:sz w:val="28"/>
-          <w:szCs w:val="28"/>
-        </w:rPr>
-      </w:pPr>
-      <w:r>
-        <w:rPr>
-          <w:sz w:val="28"/>
-          <w:szCs w:val="28"/>
-        </w:rPr>
-        <w:t>Помимо вышеуказанных ошибок, в данной задаче действуют те же особые случаи работы с ключом, что и в задаче шифрования текста:</w:t>
+        <w:t>Ситуация 1: пользователь пытается дешифровать текст, который не был зашифрован шифром Цезаря. В ответ на такую ситуацию программа выполнит дешифрование согласно алгоритму, но результат будет бессмысленным набором символов. Система не может определить семантическую верность, поэтому ошибки не будет, это ответственность пользователя</w:t>
+      </w:r>
+      <w:r>
+        <w:rPr>
+          <w:sz w:val="28"/>
+          <w:szCs w:val="28"/>
+        </w:rPr>
+        <w:t>.</w:t>
+      </w:r>
+    </w:p>
+    <w:p>
+      <w:pPr>
+        <w:widowControl/>
+        <w:autoSpaceDE/>
+        <w:spacing w:after="160" w:line="256" w:lineRule="auto"/>
+        <w:rPr>
+          <w:sz w:val="28"/>
+          <w:szCs w:val="28"/>
+        </w:rPr>
+      </w:pPr>
+      <w:r>
+        <w:rPr>
+          <w:sz w:val="28"/>
+          <w:szCs w:val="28"/>
+        </w:rPr>
+        <w:br w:type="page"/>
+      </w:r>
+    </w:p>
+    <w:p>
+      <w:pPr>
+        <w:pStyle w:val="ab"/>
+        <w:spacing w:line="360" w:lineRule="auto"/>
+        <w:ind w:left="0" w:firstLine="709"/>
+        <w:jc w:val="both"/>
+        <w:rPr>
+          <w:sz w:val="28"/>
+          <w:szCs w:val="28"/>
+        </w:rPr>
+      </w:pPr>
+    </w:p>
+    <w:p>
+      <w:pPr>
+        <w:pStyle w:val="ab"/>
+        <w:spacing w:line="360" w:lineRule="auto"/>
+        <w:ind w:left="0" w:firstLine="709"/>
+        <w:jc w:val="both"/>
+        <w:rPr>
+          <w:sz w:val="28"/>
+          <w:szCs w:val="28"/>
+        </w:rPr>
+      </w:pPr>
+    </w:p>
+    <w:p>
+      <w:pPr>
+        <w:spacing w:line="360" w:lineRule="auto"/>
+        <w:ind w:firstLine="709"/>
+        <w:jc w:val="both"/>
+        <w:rPr>
+          <w:sz w:val="28"/>
+          <w:szCs w:val="28"/>
+        </w:rPr>
+      </w:pPr>
+      <w:r>
+        <w:rPr>
+          <w:b/>
+          <w:bCs/>
+          <w:sz w:val="28"/>
+          <w:szCs w:val="28"/>
+        </w:rPr>
+        <w:t>Задача 3.</w:t>
+      </w:r>
+      <w:r>
+        <w:rPr>
+          <w:sz w:val="28"/>
+          <w:szCs w:val="28"/>
+        </w:rPr>
+        <w:t xml:space="preserve"> Сохранение результата работы в </w:t>
+      </w:r>
+      <w:r>
+        <w:rPr>
+          <w:sz w:val="28"/>
+          <w:szCs w:val="28"/>
+          <w:lang w:val="en-US"/>
+        </w:rPr>
+        <w:t>txt</w:t>
+      </w:r>
+      <w:r>
+        <w:rPr>
+          <w:sz w:val="28"/>
+          <w:szCs w:val="28"/>
+        </w:rPr>
+        <w:t>-файл</w:t>
+      </w:r>
+    </w:p>
+    <w:p>
+      <w:pPr>
+        <w:spacing w:line="360" w:lineRule="auto"/>
+        <w:ind w:firstLine="709"/>
+        <w:jc w:val="both"/>
+        <w:rPr>
+          <w:sz w:val="28"/>
+          <w:szCs w:val="28"/>
+        </w:rPr>
+      </w:pPr>
+      <w:r>
+        <w:rPr>
+          <w:sz w:val="28"/>
+          <w:szCs w:val="28"/>
+        </w:rPr>
+        <w:t xml:space="preserve">После успешного выполнения шифрования или дешифрования система автоматически выводит результат на экран и может создать </w:t>
+      </w:r>
+      <w:r>
+        <w:rPr>
+          <w:sz w:val="28"/>
+          <w:szCs w:val="28"/>
+          <w:lang w:val="en-US"/>
+        </w:rPr>
+        <w:t>txt</w:t>
+      </w:r>
+      <w:r>
+        <w:rPr>
+          <w:sz w:val="28"/>
+          <w:szCs w:val="28"/>
+        </w:rPr>
+        <w:t>-файл. Файл должен иметь понятную и читаемую структуру. В нём должны быть четко выделены:</w:t>
       </w:r>
     </w:p>
     <w:p>
@@ -3958,14 +4186,7 @@
           <w:sz w:val="28"/>
           <w:szCs w:val="28"/>
         </w:rPr>
-        <w:t>ключ, равный нулю. Если пользователь вводит ключ, равный нулю, алгоритм шифрования не производит никаких изменений в тексте. Результирующий текст полностью совпадает с исходным. Это не является ошибкой, а рассматривается как допустимый режим работы прогр</w:t>
-      </w:r>
-      <w:r>
-        <w:rPr>
-          <w:sz w:val="28"/>
-          <w:szCs w:val="28"/>
-        </w:rPr>
-        <w:t>аммы, но система должна уведомить пользователя об этом.</w:t>
+        <w:t>исходный текст (то, что пользователь ввёл или загрузил из файла).</w:t>
       </w:r>
     </w:p>
     <w:p>
@@ -3988,639 +4209,7 @@
           <w:sz w:val="28"/>
           <w:szCs w:val="28"/>
         </w:rPr>
-        <w:t>отрицательное значение ключа. Программа не должна принимать отрицательные ключи. В случае ввода пользователем отрицательного числа система должна вывести сообщение: «Ошибка! Ключ должен быть неотрицательным целым числом.»</w:t>
-      </w:r>
-    </w:p>
-    <w:p>
-      <w:pPr>
-        <w:pStyle w:val="ab"/>
-        <w:spacing w:line="360" w:lineRule="auto"/>
-        <w:ind w:left="0" w:firstLine="709"/>
-        <w:jc w:val="both"/>
-        <w:rPr>
-          <w:sz w:val="28"/>
-          <w:szCs w:val="28"/>
-        </w:rPr>
-      </w:pPr>
-      <w:r>
-        <w:rPr>
-          <w:sz w:val="28"/>
-          <w:szCs w:val="28"/>
-        </w:rPr>
-        <w:t>Таблица отображающая какие символы поддерживает программа представлена в таблице 2.</w:t>
-      </w:r>
-    </w:p>
-    <w:p>
-      <w:pPr>
-        <w:widowControl/>
-        <w:autoSpaceDE/>
-        <w:spacing w:after="160" w:line="256" w:lineRule="auto"/>
-        <w:rPr>
-          <w:sz w:val="28"/>
-          <w:szCs w:val="28"/>
-        </w:rPr>
-      </w:pPr>
-      <w:r>
-        <w:rPr>
-          <w:sz w:val="28"/>
-          <w:szCs w:val="28"/>
-        </w:rPr>
-        <w:br w:type="page"/>
-      </w:r>
-    </w:p>
-    <w:p>
-      <w:pPr>
-        <w:pStyle w:val="ab"/>
-        <w:spacing w:line="360" w:lineRule="auto"/>
-        <w:ind w:left="0" w:firstLine="709"/>
-        <w:jc w:val="both"/>
-        <w:rPr>
-          <w:sz w:val="28"/>
-          <w:szCs w:val="28"/>
-        </w:rPr>
-      </w:pPr>
-    </w:p>
-    <w:p>
-      <w:pPr>
-        <w:pStyle w:val="ab"/>
-        <w:spacing w:line="360" w:lineRule="auto"/>
-        <w:ind w:left="0" w:firstLine="709"/>
-        <w:jc w:val="both"/>
-        <w:rPr>
-          <w:sz w:val="28"/>
-          <w:szCs w:val="28"/>
-        </w:rPr>
-      </w:pPr>
-      <w:r>
-        <w:rPr>
-          <w:sz w:val="28"/>
-          <w:szCs w:val="28"/>
-        </w:rPr>
-        <w:t>Таблица 2 – Символы</w:t>
-      </w:r>
-    </w:p>
-    <w:tbl>
-      <w:tblPr>
-        <w:tblStyle w:val="ac"/>
-        <w:tblW w:w="0" w:type="auto"/>
-        <w:tblLook w:val="04A0" w:firstRow="1" w:lastRow="0" w:firstColumn="1" w:lastColumn="0" w:noHBand="0" w:noVBand="1"/>
-      </w:tblPr>
-      <w:tblGrid>
-        <w:gridCol w:w="1785"/>
-        <w:gridCol w:w="7564"/>
-      </w:tblGrid>
-      <w:tr>
-        <w:tc>
-          <w:tcPr>
-            <w:tcW w:w="1785" w:type="dxa"/>
-            <w:tcBorders>
-              <w:top w:val="single" w:sz="4" w:space="0" w:color="auto"/>
-              <w:left w:val="single" w:sz="4" w:space="0" w:color="auto"/>
-              <w:bottom w:val="single" w:sz="4" w:space="0" w:color="auto"/>
-              <w:right w:val="single" w:sz="4" w:space="0" w:color="auto"/>
-            </w:tcBorders>
-            <w:hideMark/>
-          </w:tcPr>
-          <w:p>
-            <w:pPr>
-              <w:pStyle w:val="ab"/>
-              <w:spacing w:line="360" w:lineRule="auto"/>
-              <w:ind w:left="0"/>
-              <w:jc w:val="both"/>
-              <w:rPr>
-                <w:sz w:val="28"/>
-                <w:szCs w:val="28"/>
-              </w:rPr>
-            </w:pPr>
-            <w:r>
-              <w:rPr>
-                <w:sz w:val="28"/>
-                <w:szCs w:val="28"/>
-              </w:rPr>
-              <w:t>Тип</w:t>
-            </w:r>
-          </w:p>
-        </w:tc>
-        <w:tc>
-          <w:tcPr>
-            <w:tcW w:w="7564" w:type="dxa"/>
-            <w:tcBorders>
-              <w:top w:val="single" w:sz="4" w:space="0" w:color="auto"/>
-              <w:left w:val="single" w:sz="4" w:space="0" w:color="auto"/>
-              <w:bottom w:val="single" w:sz="4" w:space="0" w:color="auto"/>
-              <w:right w:val="single" w:sz="4" w:space="0" w:color="auto"/>
-            </w:tcBorders>
-            <w:hideMark/>
-          </w:tcPr>
-          <w:p>
-            <w:pPr>
-              <w:pStyle w:val="ab"/>
-              <w:spacing w:line="360" w:lineRule="auto"/>
-              <w:ind w:left="0"/>
-              <w:jc w:val="both"/>
-              <w:rPr>
-                <w:sz w:val="28"/>
-                <w:szCs w:val="28"/>
-              </w:rPr>
-            </w:pPr>
-            <w:r>
-              <w:rPr>
-                <w:sz w:val="28"/>
-                <w:szCs w:val="28"/>
-              </w:rPr>
-              <w:t>Символы</w:t>
-            </w:r>
-          </w:p>
-        </w:tc>
-      </w:tr>
-      <w:tr>
-        <w:tc>
-          <w:tcPr>
-            <w:tcW w:w="1785" w:type="dxa"/>
-            <w:tcBorders>
-              <w:top w:val="single" w:sz="4" w:space="0" w:color="auto"/>
-              <w:left w:val="single" w:sz="4" w:space="0" w:color="auto"/>
-              <w:bottom w:val="single" w:sz="4" w:space="0" w:color="auto"/>
-              <w:right w:val="single" w:sz="4" w:space="0" w:color="auto"/>
-            </w:tcBorders>
-            <w:hideMark/>
-          </w:tcPr>
-          <w:p>
-            <w:pPr>
-              <w:pStyle w:val="ab"/>
-              <w:spacing w:line="360" w:lineRule="auto"/>
-              <w:ind w:left="0"/>
-              <w:jc w:val="both"/>
-              <w:rPr>
-                <w:sz w:val="28"/>
-                <w:szCs w:val="28"/>
-              </w:rPr>
-            </w:pPr>
-            <w:r>
-              <w:rPr>
-                <w:sz w:val="28"/>
-                <w:szCs w:val="28"/>
-              </w:rPr>
-              <w:t xml:space="preserve">ру.буквы </w:t>
-            </w:r>
-          </w:p>
-        </w:tc>
-        <w:tc>
-          <w:tcPr>
-            <w:tcW w:w="7564" w:type="dxa"/>
-            <w:tcBorders>
-              <w:top w:val="single" w:sz="4" w:space="0" w:color="auto"/>
-              <w:left w:val="single" w:sz="4" w:space="0" w:color="auto"/>
-              <w:bottom w:val="single" w:sz="4" w:space="0" w:color="auto"/>
-              <w:right w:val="single" w:sz="4" w:space="0" w:color="auto"/>
-            </w:tcBorders>
-            <w:hideMark/>
-          </w:tcPr>
-          <w:p>
-            <w:pPr>
-              <w:pStyle w:val="ab"/>
-              <w:spacing w:line="360" w:lineRule="auto"/>
-              <w:ind w:left="0"/>
-              <w:jc w:val="both"/>
-              <w:rPr>
-                <w:sz w:val="28"/>
-                <w:szCs w:val="28"/>
-              </w:rPr>
-            </w:pPr>
-            <w:r>
-              <w:rPr>
-                <w:rFonts w:ascii="Cascadia Mono" w:eastAsiaTheme="minorHAnsi" w:hAnsi="Cascadia Mono" w:cs="Cascadia Mono"/>
-                <w:color w:val="A31515"/>
-                <w:sz w:val="19"/>
-                <w:szCs w:val="19"/>
-                <w:highlight w:val="white"/>
-              </w:rPr>
-              <w:t>абвгдеёжзийклмнопрстуфхцчшщъыьэюя</w:t>
-            </w:r>
-          </w:p>
-        </w:tc>
-      </w:tr>
-      <w:tr>
-        <w:tc>
-          <w:tcPr>
-            <w:tcW w:w="1785" w:type="dxa"/>
-            <w:tcBorders>
-              <w:top w:val="single" w:sz="4" w:space="0" w:color="auto"/>
-              <w:left w:val="single" w:sz="4" w:space="0" w:color="auto"/>
-              <w:bottom w:val="single" w:sz="4" w:space="0" w:color="auto"/>
-              <w:right w:val="single" w:sz="4" w:space="0" w:color="auto"/>
-            </w:tcBorders>
-            <w:hideMark/>
-          </w:tcPr>
-          <w:p>
-            <w:pPr>
-              <w:pStyle w:val="ab"/>
-              <w:spacing w:line="360" w:lineRule="auto"/>
-              <w:ind w:left="0"/>
-              <w:jc w:val="both"/>
-              <w:rPr>
-                <w:sz w:val="28"/>
-                <w:szCs w:val="28"/>
-              </w:rPr>
-            </w:pPr>
-            <w:r>
-              <w:rPr>
-                <w:sz w:val="28"/>
-                <w:szCs w:val="28"/>
-              </w:rPr>
-              <w:t>РУ.буквы</w:t>
-            </w:r>
-          </w:p>
-        </w:tc>
-        <w:tc>
-          <w:tcPr>
-            <w:tcW w:w="7564" w:type="dxa"/>
-            <w:tcBorders>
-              <w:top w:val="single" w:sz="4" w:space="0" w:color="auto"/>
-              <w:left w:val="single" w:sz="4" w:space="0" w:color="auto"/>
-              <w:bottom w:val="single" w:sz="4" w:space="0" w:color="auto"/>
-              <w:right w:val="single" w:sz="4" w:space="0" w:color="auto"/>
-            </w:tcBorders>
-            <w:hideMark/>
-          </w:tcPr>
-          <w:p>
-            <w:pPr>
-              <w:pStyle w:val="ab"/>
-              <w:spacing w:line="360" w:lineRule="auto"/>
-              <w:ind w:left="0"/>
-              <w:jc w:val="both"/>
-              <w:rPr>
-                <w:sz w:val="28"/>
-                <w:szCs w:val="28"/>
-              </w:rPr>
-            </w:pPr>
-            <w:r>
-              <w:rPr>
-                <w:rFonts w:ascii="Cascadia Mono" w:eastAsiaTheme="minorHAnsi" w:hAnsi="Cascadia Mono" w:cs="Cascadia Mono"/>
-                <w:color w:val="A31515"/>
-                <w:sz w:val="19"/>
-                <w:szCs w:val="19"/>
-                <w:highlight w:val="white"/>
-              </w:rPr>
-              <w:t>АБВГДЕЁЖЗИЙКЛМНОПРСТУФХЦЧШЩЪЫЬЭЮЯ</w:t>
-            </w:r>
-          </w:p>
-        </w:tc>
-      </w:tr>
-      <w:tr>
-        <w:tc>
-          <w:tcPr>
-            <w:tcW w:w="1785" w:type="dxa"/>
-            <w:tcBorders>
-              <w:top w:val="single" w:sz="4" w:space="0" w:color="auto"/>
-              <w:left w:val="single" w:sz="4" w:space="0" w:color="auto"/>
-              <w:bottom w:val="single" w:sz="4" w:space="0" w:color="auto"/>
-              <w:right w:val="single" w:sz="4" w:space="0" w:color="auto"/>
-            </w:tcBorders>
-            <w:hideMark/>
-          </w:tcPr>
-          <w:p>
-            <w:pPr>
-              <w:pStyle w:val="ab"/>
-              <w:spacing w:line="360" w:lineRule="auto"/>
-              <w:ind w:left="0"/>
-              <w:jc w:val="both"/>
-              <w:rPr>
-                <w:sz w:val="28"/>
-                <w:szCs w:val="28"/>
-              </w:rPr>
-            </w:pPr>
-            <w:r>
-              <w:rPr>
-                <w:sz w:val="28"/>
-                <w:szCs w:val="28"/>
-              </w:rPr>
-              <w:t>англ.буквы</w:t>
-            </w:r>
-          </w:p>
-        </w:tc>
-        <w:tc>
-          <w:tcPr>
-            <w:tcW w:w="7564" w:type="dxa"/>
-            <w:tcBorders>
-              <w:top w:val="single" w:sz="4" w:space="0" w:color="auto"/>
-              <w:left w:val="single" w:sz="4" w:space="0" w:color="auto"/>
-              <w:bottom w:val="single" w:sz="4" w:space="0" w:color="auto"/>
-              <w:right w:val="single" w:sz="4" w:space="0" w:color="auto"/>
-            </w:tcBorders>
-            <w:hideMark/>
-          </w:tcPr>
-          <w:p>
-            <w:pPr>
-              <w:pStyle w:val="ab"/>
-              <w:spacing w:line="360" w:lineRule="auto"/>
-              <w:ind w:left="0"/>
-              <w:jc w:val="both"/>
-              <w:rPr>
-                <w:sz w:val="28"/>
-                <w:szCs w:val="28"/>
-              </w:rPr>
-            </w:pPr>
-            <w:r>
-              <w:rPr>
-                <w:rFonts w:ascii="Cascadia Mono" w:eastAsiaTheme="minorHAnsi" w:hAnsi="Cascadia Mono" w:cs="Cascadia Mono"/>
-                <w:color w:val="A31515"/>
-                <w:sz w:val="19"/>
-                <w:szCs w:val="19"/>
-                <w:highlight w:val="white"/>
-              </w:rPr>
-              <w:t>abcdefghijklmnopqrstuvwxyz</w:t>
-            </w:r>
-          </w:p>
-        </w:tc>
-      </w:tr>
-      <w:tr>
-        <w:tc>
-          <w:tcPr>
-            <w:tcW w:w="1785" w:type="dxa"/>
-            <w:tcBorders>
-              <w:top w:val="single" w:sz="4" w:space="0" w:color="auto"/>
-              <w:left w:val="single" w:sz="4" w:space="0" w:color="auto"/>
-              <w:bottom w:val="single" w:sz="4" w:space="0" w:color="auto"/>
-              <w:right w:val="single" w:sz="4" w:space="0" w:color="auto"/>
-            </w:tcBorders>
-            <w:hideMark/>
-          </w:tcPr>
-          <w:p>
-            <w:pPr>
-              <w:pStyle w:val="ab"/>
-              <w:spacing w:line="360" w:lineRule="auto"/>
-              <w:ind w:left="0"/>
-              <w:jc w:val="both"/>
-              <w:rPr>
-                <w:sz w:val="28"/>
-                <w:szCs w:val="28"/>
-              </w:rPr>
-            </w:pPr>
-            <w:r>
-              <w:rPr>
-                <w:sz w:val="28"/>
-                <w:szCs w:val="28"/>
-              </w:rPr>
-              <w:t>АНГЛ.буквы</w:t>
-            </w:r>
-          </w:p>
-        </w:tc>
-        <w:tc>
-          <w:tcPr>
-            <w:tcW w:w="7564" w:type="dxa"/>
-            <w:tcBorders>
-              <w:top w:val="single" w:sz="4" w:space="0" w:color="auto"/>
-              <w:left w:val="single" w:sz="4" w:space="0" w:color="auto"/>
-              <w:bottom w:val="single" w:sz="4" w:space="0" w:color="auto"/>
-              <w:right w:val="single" w:sz="4" w:space="0" w:color="auto"/>
-            </w:tcBorders>
-            <w:hideMark/>
-          </w:tcPr>
-          <w:p>
-            <w:pPr>
-              <w:pStyle w:val="ab"/>
-              <w:spacing w:line="360" w:lineRule="auto"/>
-              <w:ind w:left="0"/>
-              <w:jc w:val="both"/>
-              <w:rPr>
-                <w:sz w:val="28"/>
-                <w:szCs w:val="28"/>
-              </w:rPr>
-            </w:pPr>
-            <w:r>
-              <w:rPr>
-                <w:rFonts w:ascii="Cascadia Mono" w:eastAsiaTheme="minorHAnsi" w:hAnsi="Cascadia Mono" w:cs="Cascadia Mono"/>
-                <w:color w:val="A31515"/>
-                <w:sz w:val="19"/>
-                <w:szCs w:val="19"/>
-                <w:highlight w:val="white"/>
-              </w:rPr>
-              <w:t>ABCDEFGHIJKLMNOPQRSTUVWXYZ</w:t>
-            </w:r>
-          </w:p>
-        </w:tc>
-      </w:tr>
-      <w:tr>
-        <w:tc>
-          <w:tcPr>
-            <w:tcW w:w="1785" w:type="dxa"/>
-            <w:tcBorders>
-              <w:top w:val="single" w:sz="4" w:space="0" w:color="auto"/>
-              <w:left w:val="single" w:sz="4" w:space="0" w:color="auto"/>
-              <w:bottom w:val="single" w:sz="4" w:space="0" w:color="auto"/>
-              <w:right w:val="single" w:sz="4" w:space="0" w:color="auto"/>
-            </w:tcBorders>
-            <w:hideMark/>
-          </w:tcPr>
-          <w:p>
-            <w:pPr>
-              <w:pStyle w:val="ab"/>
-              <w:spacing w:line="360" w:lineRule="auto"/>
-              <w:ind w:left="0"/>
-              <w:jc w:val="both"/>
-              <w:rPr>
-                <w:sz w:val="28"/>
-                <w:szCs w:val="28"/>
-              </w:rPr>
-            </w:pPr>
-            <w:r>
-              <w:rPr>
-                <w:sz w:val="28"/>
-                <w:szCs w:val="28"/>
-              </w:rPr>
-              <w:t>Цифры</w:t>
-            </w:r>
-          </w:p>
-        </w:tc>
-        <w:tc>
-          <w:tcPr>
-            <w:tcW w:w="7564" w:type="dxa"/>
-            <w:tcBorders>
-              <w:top w:val="single" w:sz="4" w:space="0" w:color="auto"/>
-              <w:left w:val="single" w:sz="4" w:space="0" w:color="auto"/>
-              <w:bottom w:val="single" w:sz="4" w:space="0" w:color="auto"/>
-              <w:right w:val="single" w:sz="4" w:space="0" w:color="auto"/>
-            </w:tcBorders>
-            <w:hideMark/>
-          </w:tcPr>
-          <w:p>
-            <w:pPr>
-              <w:pStyle w:val="ab"/>
-              <w:spacing w:line="360" w:lineRule="auto"/>
-              <w:ind w:left="0"/>
-              <w:jc w:val="both"/>
-              <w:rPr>
-                <w:sz w:val="28"/>
-                <w:szCs w:val="28"/>
-              </w:rPr>
-            </w:pPr>
-            <w:r>
-              <w:rPr>
-                <w:rFonts w:ascii="Cascadia Mono" w:eastAsiaTheme="minorHAnsi" w:hAnsi="Cascadia Mono" w:cs="Cascadia Mono"/>
-                <w:color w:val="A31515"/>
-                <w:sz w:val="19"/>
-                <w:szCs w:val="19"/>
-                <w:highlight w:val="white"/>
-              </w:rPr>
-              <w:t>0123456789</w:t>
-            </w:r>
-          </w:p>
-        </w:tc>
-      </w:tr>
-      <w:tr>
-        <w:tc>
-          <w:tcPr>
-            <w:tcW w:w="1785" w:type="dxa"/>
-            <w:tcBorders>
-              <w:top w:val="single" w:sz="4" w:space="0" w:color="auto"/>
-              <w:left w:val="single" w:sz="4" w:space="0" w:color="auto"/>
-              <w:bottom w:val="single" w:sz="4" w:space="0" w:color="auto"/>
-              <w:right w:val="single" w:sz="4" w:space="0" w:color="auto"/>
-            </w:tcBorders>
-            <w:hideMark/>
-          </w:tcPr>
-          <w:p>
-            <w:pPr>
-              <w:pStyle w:val="ab"/>
-              <w:spacing w:line="360" w:lineRule="auto"/>
-              <w:ind w:left="0"/>
-              <w:jc w:val="both"/>
-              <w:rPr>
-                <w:sz w:val="28"/>
-                <w:szCs w:val="28"/>
-              </w:rPr>
-            </w:pPr>
-            <w:r>
-              <w:rPr>
-                <w:sz w:val="28"/>
-                <w:szCs w:val="28"/>
-              </w:rPr>
-              <w:t>Спец символы</w:t>
-            </w:r>
-          </w:p>
-        </w:tc>
-        <w:tc>
-          <w:tcPr>
-            <w:tcW w:w="7564" w:type="dxa"/>
-            <w:tcBorders>
-              <w:top w:val="single" w:sz="4" w:space="0" w:color="auto"/>
-              <w:left w:val="single" w:sz="4" w:space="0" w:color="auto"/>
-              <w:bottom w:val="single" w:sz="4" w:space="0" w:color="auto"/>
-              <w:right w:val="single" w:sz="4" w:space="0" w:color="auto"/>
-            </w:tcBorders>
-            <w:hideMark/>
-          </w:tcPr>
-          <w:p>
-            <w:pPr>
-              <w:pStyle w:val="ab"/>
-              <w:spacing w:line="360" w:lineRule="auto"/>
-              <w:ind w:left="0"/>
-              <w:jc w:val="both"/>
-              <w:rPr>
-                <w:sz w:val="28"/>
-                <w:szCs w:val="28"/>
-              </w:rPr>
-            </w:pPr>
-            <w:r>
-              <w:rPr>
-                <w:rFonts w:ascii="Cascadia Mono" w:eastAsiaTheme="minorHAnsi" w:hAnsi="Cascadia Mono" w:cs="Cascadia Mono"/>
-                <w:color w:val="A31515"/>
-                <w:sz w:val="19"/>
-                <w:szCs w:val="19"/>
-                <w:highlight w:val="white"/>
-              </w:rPr>
-              <w:t>пробел.,;:-=+_!&amp;?/()`~@№#$%^*[{}]|'&lt;&gt;"</w:t>
-            </w:r>
-          </w:p>
-        </w:tc>
-      </w:tr>
-    </w:tbl>
-    <w:p>
-      <w:pPr>
-        <w:pStyle w:val="ab"/>
-        <w:spacing w:line="360" w:lineRule="auto"/>
-        <w:ind w:left="0" w:firstLine="709"/>
-        <w:jc w:val="both"/>
-        <w:rPr>
-          <w:sz w:val="28"/>
-          <w:szCs w:val="28"/>
-        </w:rPr>
-      </w:pPr>
-    </w:p>
-    <w:p>
-      <w:pPr>
-        <w:spacing w:line="360" w:lineRule="auto"/>
-        <w:ind w:firstLine="709"/>
-        <w:jc w:val="both"/>
-        <w:rPr>
-          <w:sz w:val="28"/>
-          <w:szCs w:val="28"/>
-        </w:rPr>
-      </w:pPr>
-      <w:r>
-        <w:rPr>
-          <w:b/>
-          <w:bCs/>
-          <w:sz w:val="28"/>
-          <w:szCs w:val="28"/>
-        </w:rPr>
-        <w:t>Задача 3.</w:t>
-      </w:r>
-      <w:r>
-        <w:rPr>
-          <w:sz w:val="28"/>
-          <w:szCs w:val="28"/>
-        </w:rPr>
-        <w:t xml:space="preserve"> Сохранение результата работы в </w:t>
-      </w:r>
-      <w:r>
-        <w:rPr>
-          <w:sz w:val="28"/>
-          <w:szCs w:val="28"/>
-          <w:lang w:val="en-US"/>
-        </w:rPr>
-        <w:t>txt</w:t>
-      </w:r>
-      <w:r>
-        <w:rPr>
-          <w:sz w:val="28"/>
-          <w:szCs w:val="28"/>
-        </w:rPr>
-        <w:t>-файл</w:t>
-      </w:r>
-    </w:p>
-    <w:p>
-      <w:pPr>
-        <w:spacing w:line="360" w:lineRule="auto"/>
-        <w:ind w:firstLine="709"/>
-        <w:jc w:val="both"/>
-        <w:rPr>
-          <w:sz w:val="28"/>
-          <w:szCs w:val="28"/>
-        </w:rPr>
-      </w:pPr>
-      <w:r>
-        <w:rPr>
-          <w:sz w:val="28"/>
-          <w:szCs w:val="28"/>
-        </w:rPr>
-        <w:t xml:space="preserve">После успешного выполнения шифрования или дешифрования система автоматически выводит результат на экран и может создать </w:t>
-      </w:r>
-      <w:r>
-        <w:rPr>
-          <w:sz w:val="28"/>
-          <w:szCs w:val="28"/>
-          <w:lang w:val="en-US"/>
-        </w:rPr>
-        <w:t>txt</w:t>
-      </w:r>
-      <w:r>
-        <w:rPr>
-          <w:sz w:val="28"/>
-          <w:szCs w:val="28"/>
-        </w:rPr>
-        <w:t>-файл. Файл должен иметь понятную и читаемую структуру. В нём должны быть четко выделены:</w:t>
+        <w:t>результат работы программы (зашифрованный или расшифрованный текст).</w:t>
       </w:r>
     </w:p>
     <w:p>
@@ -4643,52 +4232,6 @@
           <w:sz w:val="28"/>
           <w:szCs w:val="28"/>
         </w:rPr>
-        <w:t>исходный текст (то, что пользователь ввёл или загрузил из файла).</w:t>
-      </w:r>
-    </w:p>
-    <w:p>
-      <w:pPr>
-        <w:pStyle w:val="ab"/>
-        <w:numPr>
-          <w:ilvl w:val="0"/>
-          <w:numId w:val="8"/>
-        </w:numPr>
-        <w:spacing w:line="360" w:lineRule="auto"/>
-        <w:ind w:left="0" w:firstLine="709"/>
-        <w:jc w:val="both"/>
-        <w:rPr>
-          <w:sz w:val="28"/>
-          <w:szCs w:val="28"/>
-        </w:rPr>
-      </w:pPr>
-      <w:r>
-        <w:rPr>
-          <w:sz w:val="28"/>
-          <w:szCs w:val="28"/>
-        </w:rPr>
-        <w:t>результат работы программы (зашифрованный или расшифрованный текст).</w:t>
-      </w:r>
-    </w:p>
-    <w:p>
-      <w:pPr>
-        <w:pStyle w:val="ab"/>
-        <w:numPr>
-          <w:ilvl w:val="0"/>
-          <w:numId w:val="8"/>
-        </w:numPr>
-        <w:spacing w:line="360" w:lineRule="auto"/>
-        <w:ind w:left="0" w:firstLine="709"/>
-        <w:jc w:val="both"/>
-        <w:rPr>
-          <w:sz w:val="28"/>
-          <w:szCs w:val="28"/>
-        </w:rPr>
-      </w:pPr>
-      <w:r>
-        <w:rPr>
-          <w:sz w:val="28"/>
-          <w:szCs w:val="28"/>
-        </w:rPr>
         <w:t>ключ, который был использован.</w:t>
       </w:r>
     </w:p>
@@ -4846,15 +4389,7 @@
           <w:sz w:val="28"/>
           <w:szCs w:val="28"/>
         </w:rPr>
-        <w:t xml:space="preserve">, строго следующий </w:t>
-      </w:r>
-      <w:r>
-        <w:rPr>
-          <w:sz w:val="28"/>
-          <w:szCs w:val="28"/>
-        </w:rPr>
-        <w:lastRenderedPageBreak/>
-        <w:t>за выбранной пользователем задачей. На момент проектирования в программе предполагается три основных сценария диалога пользователя с программным средством.</w:t>
+        <w:t>, строго следующий за выбранной пользователем задачей. На момент проектирования в программе предполагается три основных сценария диалога пользователя с программным средством.</w:t>
       </w:r>
     </w:p>
     <w:p>
@@ -4978,7 +4513,6 @@
           <w:sz w:val="28"/>
           <w:szCs w:val="28"/>
         </w:rPr>
-        <w:lastRenderedPageBreak/>
         <w:t>Раздел 3. Модульная структура проектируемого программного средства</w:t>
       </w:r>
     </w:p>
@@ -5663,7 +5197,6 @@
           <w:szCs w:val="28"/>
           <w:lang w:val="en-US"/>
         </w:rPr>
-        <w:lastRenderedPageBreak/>
         <w:t>ToolStripButton</w:t>
       </w:r>
       <w:r>
@@ -5750,7 +5283,7 @@
           <w:szCs w:val="28"/>
           <w:lang w:val="en-US"/>
         </w:rPr>
-        <w:t>Panel</w:t>
+        <w:t>ToolStripButton</w:t>
       </w:r>
       <w:r>
         <w:rPr>
@@ -5763,16 +5296,15 @@
         <w:rPr>
           <w:sz w:val="28"/>
           <w:szCs w:val="28"/>
-          <w:lang w:val="en-US"/>
-        </w:rPr>
-        <w:t>MainPanel</w:t>
-      </w:r>
-      <w:r>
-        <w:rPr>
-          <w:sz w:val="28"/>
-          <w:szCs w:val="28"/>
-        </w:rPr>
-        <w:t xml:space="preserve"> – Панель содержащая на себе воля ввода\вывода.</w:t>
+        </w:rPr>
+        <w:t>AlphabetToolStripButton</w:t>
+      </w:r>
+      <w:r>
+        <w:rPr>
+          <w:sz w:val="28"/>
+          <w:szCs w:val="28"/>
+        </w:rPr>
+        <w:t xml:space="preserve"> – Кнопка отображающая алфавит.</w:t>
       </w:r>
     </w:p>
     <w:p>
@@ -5793,7 +5325,7 @@
           <w:szCs w:val="28"/>
           <w:lang w:val="en-US"/>
         </w:rPr>
-        <w:t>NumericUpDown</w:t>
+        <w:t>Panel</w:t>
       </w:r>
       <w:r>
         <w:rPr>
@@ -5808,14 +5340,14 @@
           <w:szCs w:val="28"/>
           <w:lang w:val="en-US"/>
         </w:rPr>
-        <w:t>InputKeyNumeric</w:t>
-      </w:r>
-      <w:r>
-        <w:rPr>
-          <w:sz w:val="28"/>
-          <w:szCs w:val="28"/>
-        </w:rPr>
-        <w:t xml:space="preserve"> – Поле для ввода ключа.</w:t>
+        <w:t>MainPanel</w:t>
+      </w:r>
+      <w:r>
+        <w:rPr>
+          <w:sz w:val="28"/>
+          <w:szCs w:val="28"/>
+        </w:rPr>
+        <w:t xml:space="preserve"> – Панель содержащая на себе воля ввода\вывода.</w:t>
       </w:r>
     </w:p>
     <w:p>
@@ -5836,7 +5368,7 @@
           <w:szCs w:val="28"/>
           <w:lang w:val="en-US"/>
         </w:rPr>
-        <w:t>TextBox</w:t>
+        <w:t>NumericUpDown</w:t>
       </w:r>
       <w:r>
         <w:rPr>
@@ -5851,14 +5383,14 @@
           <w:szCs w:val="28"/>
           <w:lang w:val="en-US"/>
         </w:rPr>
-        <w:t>TextInputTextBox</w:t>
-      </w:r>
-      <w:r>
-        <w:rPr>
-          <w:sz w:val="28"/>
-          <w:szCs w:val="28"/>
-        </w:rPr>
-        <w:t xml:space="preserve"> – Поле для ввода текста.</w:t>
+        <w:t>InputKeyNumeric</w:t>
+      </w:r>
+      <w:r>
+        <w:rPr>
+          <w:sz w:val="28"/>
+          <w:szCs w:val="28"/>
+        </w:rPr>
+        <w:t xml:space="preserve"> – Поле для ввода ключа.</w:t>
       </w:r>
     </w:p>
     <w:p>
@@ -5894,21 +5426,14 @@
           <w:szCs w:val="28"/>
           <w:lang w:val="en-US"/>
         </w:rPr>
-        <w:t>TextOutputTextBox</w:t>
-      </w:r>
-      <w:r>
-        <w:rPr>
-          <w:sz w:val="28"/>
-          <w:szCs w:val="28"/>
-        </w:rPr>
-        <w:t xml:space="preserve"> </w:t>
-      </w:r>
-      <w:r>
-        <w:rPr>
-          <w:sz w:val="28"/>
-          <w:szCs w:val="28"/>
-        </w:rPr>
-        <w:t>– Поле для вывода текста.</w:t>
+        <w:t>TextInputTextBox</w:t>
+      </w:r>
+      <w:r>
+        <w:rPr>
+          <w:sz w:val="28"/>
+          <w:szCs w:val="28"/>
+        </w:rPr>
+        <w:t xml:space="preserve"> – Поле для ввода текста.</w:t>
       </w:r>
     </w:p>
     <w:p>
@@ -5923,6 +5448,43 @@
           <w:szCs w:val="28"/>
         </w:rPr>
       </w:pPr>
+      <w:r>
+        <w:rPr>
+          <w:sz w:val="28"/>
+          <w:szCs w:val="28"/>
+          <w:lang w:val="en-US"/>
+        </w:rPr>
+        <w:t>TextBox</w:t>
+      </w:r>
+      <w:r>
+        <w:rPr>
+          <w:sz w:val="28"/>
+          <w:szCs w:val="28"/>
+        </w:rPr>
+        <w:t xml:space="preserve"> </w:t>
+      </w:r>
+      <w:r>
+        <w:rPr>
+          <w:sz w:val="28"/>
+          <w:szCs w:val="28"/>
+          <w:lang w:val="en-US"/>
+        </w:rPr>
+        <w:t>TextOutputTextBox</w:t>
+      </w:r>
+      <w:r>
+        <w:rPr>
+          <w:sz w:val="28"/>
+          <w:szCs w:val="28"/>
+        </w:rPr>
+        <w:t xml:space="preserve"> </w:t>
+      </w:r>
+      <w:r>
+        <w:rPr>
+          <w:sz w:val="28"/>
+          <w:szCs w:val="28"/>
+        </w:rPr>
+        <w:t>– Поле для вывода текста.</w:t>
+      </w:r>
     </w:p>
     <w:p>
       <w:pPr>
@@ -5932,19 +5494,10 @@
         <w:ind w:firstLine="709"/>
         <w:jc w:val="both"/>
         <w:rPr>
-          <w:b/>
-          <w:sz w:val="28"/>
-          <w:szCs w:val="28"/>
-        </w:rPr>
-      </w:pPr>
-      <w:r>
-        <w:rPr>
-          <w:b/>
-          <w:sz w:val="28"/>
-          <w:szCs w:val="28"/>
-        </w:rPr>
-        <w:t>Методы:</w:t>
-      </w:r>
+          <w:sz w:val="28"/>
+          <w:szCs w:val="28"/>
+        </w:rPr>
+      </w:pPr>
     </w:p>
     <w:p>
       <w:pPr>
@@ -5954,24 +5507,18 @@
         <w:ind w:firstLine="709"/>
         <w:jc w:val="both"/>
         <w:rPr>
-          <w:sz w:val="28"/>
-          <w:szCs w:val="28"/>
-        </w:rPr>
-      </w:pPr>
-      <w:r>
-        <w:rPr>
-          <w:sz w:val="28"/>
-          <w:szCs w:val="28"/>
-          <w:lang w:val="en-US"/>
-        </w:rPr>
-        <w:t>MainForm</w:t>
-      </w:r>
-      <w:r>
-        <w:rPr>
-          <w:sz w:val="28"/>
-          <w:szCs w:val="28"/>
-        </w:rPr>
-        <w:t>() – Конструктор.</w:t>
+          <w:b/>
+          <w:sz w:val="28"/>
+          <w:szCs w:val="28"/>
+        </w:rPr>
+      </w:pPr>
+      <w:r>
+        <w:rPr>
+          <w:b/>
+          <w:sz w:val="28"/>
+          <w:szCs w:val="28"/>
+        </w:rPr>
+        <w:t>Методы:</w:t>
       </w:r>
     </w:p>
     <w:p>
@@ -5992,174 +5539,14 @@
           <w:szCs w:val="28"/>
           <w:lang w:val="en-US"/>
         </w:rPr>
-        <w:t>void</w:t>
-      </w:r>
-      <w:r>
-        <w:rPr>
-          <w:sz w:val="28"/>
-          <w:szCs w:val="28"/>
-        </w:rPr>
-        <w:t xml:space="preserve"> </w:t>
-      </w:r>
-      <w:r>
-        <w:rPr>
-          <w:sz w:val="28"/>
-          <w:szCs w:val="28"/>
-          <w:lang w:val="en-US"/>
-        </w:rPr>
-        <w:t>ImportToolStripButton</w:t>
-      </w:r>
-      <w:r>
-        <w:rPr>
-          <w:sz w:val="28"/>
-          <w:szCs w:val="28"/>
-        </w:rPr>
-        <w:t>_</w:t>
-      </w:r>
-      <w:r>
-        <w:rPr>
-          <w:sz w:val="28"/>
-          <w:szCs w:val="28"/>
-          <w:lang w:val="en-US"/>
-        </w:rPr>
-        <w:t>Click</w:t>
-      </w:r>
-      <w:r>
-        <w:rPr>
-          <w:sz w:val="28"/>
-          <w:szCs w:val="28"/>
-        </w:rPr>
-        <w:t>(</w:t>
-      </w:r>
-      <w:r>
-        <w:rPr>
-          <w:sz w:val="28"/>
-          <w:szCs w:val="28"/>
-          <w:lang w:val="en-US"/>
-        </w:rPr>
-        <w:t>object</w:t>
-      </w:r>
-      <w:r>
-        <w:rPr>
-          <w:sz w:val="28"/>
-          <w:szCs w:val="28"/>
-        </w:rPr>
-        <w:t xml:space="preserve"> </w:t>
-      </w:r>
-      <w:r>
-        <w:rPr>
-          <w:sz w:val="28"/>
-          <w:szCs w:val="28"/>
-          <w:lang w:val="en-US"/>
-        </w:rPr>
-        <w:t>sender</w:t>
-      </w:r>
-      <w:r>
-        <w:rPr>
-          <w:sz w:val="28"/>
-          <w:szCs w:val="28"/>
-        </w:rPr>
-        <w:t xml:space="preserve">, </w:t>
-      </w:r>
-      <w:r>
-        <w:rPr>
-          <w:sz w:val="28"/>
-          <w:szCs w:val="28"/>
-          <w:lang w:val="en-US"/>
-        </w:rPr>
-        <w:t>EventArgs</w:t>
-      </w:r>
-      <w:r>
-        <w:rPr>
-          <w:sz w:val="28"/>
-          <w:szCs w:val="28"/>
-        </w:rPr>
-        <w:t xml:space="preserve"> </w:t>
-      </w:r>
-      <w:r>
-        <w:rPr>
-          <w:sz w:val="28"/>
-          <w:szCs w:val="28"/>
-          <w:lang w:val="en-US"/>
-        </w:rPr>
-        <w:t>e</w:t>
-      </w:r>
-      <w:r>
-        <w:rPr>
-          <w:sz w:val="28"/>
-          <w:szCs w:val="28"/>
-        </w:rPr>
-        <w:t xml:space="preserve">) – </w:t>
-      </w:r>
-      <w:r>
-        <w:rPr>
-          <w:sz w:val="28"/>
-          <w:szCs w:val="28"/>
-        </w:rPr>
-        <w:t>Событие</w:t>
-      </w:r>
-      <w:r>
-        <w:rPr>
-          <w:sz w:val="28"/>
-          <w:szCs w:val="28"/>
-        </w:rPr>
-        <w:t xml:space="preserve"> </w:t>
-      </w:r>
-      <w:r>
-        <w:rPr>
-          <w:sz w:val="28"/>
-          <w:szCs w:val="28"/>
-        </w:rPr>
-        <w:t>при</w:t>
-      </w:r>
-      <w:r>
-        <w:rPr>
-          <w:sz w:val="28"/>
-          <w:szCs w:val="28"/>
-        </w:rPr>
-        <w:t xml:space="preserve"> </w:t>
-      </w:r>
-      <w:r>
-        <w:rPr>
-          <w:sz w:val="28"/>
-          <w:szCs w:val="28"/>
-        </w:rPr>
-        <w:t>нажатии</w:t>
-      </w:r>
-      <w:r>
-        <w:rPr>
-          <w:sz w:val="28"/>
-          <w:szCs w:val="28"/>
-        </w:rPr>
-        <w:t xml:space="preserve"> </w:t>
-      </w:r>
-      <w:r>
-        <w:rPr>
-          <w:sz w:val="28"/>
-          <w:szCs w:val="28"/>
-        </w:rPr>
-        <w:t>кнопки</w:t>
-      </w:r>
-      <w:r>
-        <w:rPr>
-          <w:sz w:val="28"/>
-          <w:szCs w:val="28"/>
-        </w:rPr>
-        <w:t xml:space="preserve"> «</w:t>
-      </w:r>
-      <w:r>
-        <w:rPr>
-          <w:sz w:val="28"/>
-          <w:szCs w:val="28"/>
-        </w:rPr>
-        <w:t>Импорт</w:t>
-      </w:r>
-      <w:r>
-        <w:rPr>
-          <w:sz w:val="28"/>
-          <w:szCs w:val="28"/>
-        </w:rPr>
-        <w:t>».</w:t>
+        <w:t>MainForm</w:t>
+      </w:r>
+      <w:r>
+        <w:rPr>
+          <w:sz w:val="28"/>
+          <w:szCs w:val="28"/>
+        </w:rPr>
+        <w:t>() – Конструктор.</w:t>
       </w:r>
     </w:p>
     <w:p>
@@ -6172,16 +5559,112 @@
         <w:rPr>
           <w:sz w:val="28"/>
           <w:szCs w:val="28"/>
-          <w:lang w:val="en-US"/>
-        </w:rPr>
-      </w:pPr>
-      <w:r>
-        <w:rPr>
-          <w:sz w:val="28"/>
-          <w:szCs w:val="28"/>
-          <w:lang w:val="en-US"/>
-        </w:rPr>
-        <w:t xml:space="preserve">void ExportToolStripButton_Click(object sender, EventArgs e) ) – </w:t>
+        </w:rPr>
+      </w:pPr>
+      <w:r>
+        <w:rPr>
+          <w:sz w:val="28"/>
+          <w:szCs w:val="28"/>
+          <w:lang w:val="en-US"/>
+        </w:rPr>
+        <w:t>void</w:t>
+      </w:r>
+      <w:r>
+        <w:rPr>
+          <w:sz w:val="28"/>
+          <w:szCs w:val="28"/>
+        </w:rPr>
+        <w:t xml:space="preserve"> </w:t>
+      </w:r>
+      <w:r>
+        <w:rPr>
+          <w:sz w:val="28"/>
+          <w:szCs w:val="28"/>
+          <w:lang w:val="en-US"/>
+        </w:rPr>
+        <w:t>ImportToolStripButton</w:t>
+      </w:r>
+      <w:r>
+        <w:rPr>
+          <w:sz w:val="28"/>
+          <w:szCs w:val="28"/>
+        </w:rPr>
+        <w:t>_</w:t>
+      </w:r>
+      <w:r>
+        <w:rPr>
+          <w:sz w:val="28"/>
+          <w:szCs w:val="28"/>
+          <w:lang w:val="en-US"/>
+        </w:rPr>
+        <w:t>Click</w:t>
+      </w:r>
+      <w:r>
+        <w:rPr>
+          <w:sz w:val="28"/>
+          <w:szCs w:val="28"/>
+        </w:rPr>
+        <w:t>(</w:t>
+      </w:r>
+      <w:r>
+        <w:rPr>
+          <w:sz w:val="28"/>
+          <w:szCs w:val="28"/>
+          <w:lang w:val="en-US"/>
+        </w:rPr>
+        <w:t>object</w:t>
+      </w:r>
+      <w:r>
+        <w:rPr>
+          <w:sz w:val="28"/>
+          <w:szCs w:val="28"/>
+        </w:rPr>
+        <w:t xml:space="preserve"> </w:t>
+      </w:r>
+      <w:r>
+        <w:rPr>
+          <w:sz w:val="28"/>
+          <w:szCs w:val="28"/>
+          <w:lang w:val="en-US"/>
+        </w:rPr>
+        <w:t>sender</w:t>
+      </w:r>
+      <w:r>
+        <w:rPr>
+          <w:sz w:val="28"/>
+          <w:szCs w:val="28"/>
+        </w:rPr>
+        <w:t xml:space="preserve">, </w:t>
+      </w:r>
+      <w:r>
+        <w:rPr>
+          <w:sz w:val="28"/>
+          <w:szCs w:val="28"/>
+          <w:lang w:val="en-US"/>
+        </w:rPr>
+        <w:t>EventArgs</w:t>
+      </w:r>
+      <w:r>
+        <w:rPr>
+          <w:sz w:val="28"/>
+          <w:szCs w:val="28"/>
+        </w:rPr>
+        <w:t xml:space="preserve"> </w:t>
+      </w:r>
+      <w:r>
+        <w:rPr>
+          <w:sz w:val="28"/>
+          <w:szCs w:val="28"/>
+          <w:lang w:val="en-US"/>
+        </w:rPr>
+        <w:t>e</w:t>
+      </w:r>
+      <w:r>
+        <w:rPr>
+          <w:sz w:val="28"/>
+          <w:szCs w:val="28"/>
+        </w:rPr>
+        <w:t xml:space="preserve">) – </w:t>
       </w:r>
       <w:r>
         <w:rPr>
@@ -6194,7 +5677,6 @@
         <w:rPr>
           <w:sz w:val="28"/>
           <w:szCs w:val="28"/>
-          <w:lang w:val="en-US"/>
         </w:rPr>
         <w:t xml:space="preserve"> </w:t>
       </w:r>
@@ -6209,7 +5691,6 @@
         <w:rPr>
           <w:sz w:val="28"/>
           <w:szCs w:val="28"/>
-          <w:lang w:val="en-US"/>
         </w:rPr>
         <w:t xml:space="preserve"> </w:t>
       </w:r>
@@ -6224,7 +5705,6 @@
         <w:rPr>
           <w:sz w:val="28"/>
           <w:szCs w:val="28"/>
-          <w:lang w:val="en-US"/>
         </w:rPr>
         <w:t xml:space="preserve"> </w:t>
       </w:r>
@@ -6239,7 +5719,6 @@
         <w:rPr>
           <w:sz w:val="28"/>
           <w:szCs w:val="28"/>
-          <w:lang w:val="en-US"/>
         </w:rPr>
         <w:t xml:space="preserve"> «</w:t>
       </w:r>
@@ -6248,13 +5727,12 @@
           <w:sz w:val="28"/>
           <w:szCs w:val="28"/>
         </w:rPr>
-        <w:t>Экспорт</w:t>
-      </w:r>
-      <w:r>
-        <w:rPr>
-          <w:sz w:val="28"/>
-          <w:szCs w:val="28"/>
-          <w:lang w:val="en-US"/>
+        <w:t>Импорт</w:t>
+      </w:r>
+      <w:r>
+        <w:rPr>
+          <w:sz w:val="28"/>
+          <w:szCs w:val="28"/>
         </w:rPr>
         <w:t>».</w:t>
       </w:r>
@@ -6278,7 +5756,7 @@
           <w:szCs w:val="28"/>
           <w:lang w:val="en-US"/>
         </w:rPr>
-        <w:t xml:space="preserve">void CipherToolStripButton_Click(object sender, EventArgs e) ) – </w:t>
+        <w:t xml:space="preserve">void ExportToolStripButton_Click(object sender, EventArgs e) – </w:t>
       </w:r>
       <w:r>
         <w:rPr>
@@ -6345,7 +5823,7 @@
           <w:sz w:val="28"/>
           <w:szCs w:val="28"/>
         </w:rPr>
-        <w:t>Зашифровать</w:t>
+        <w:t>Экспорт</w:t>
       </w:r>
       <w:r>
         <w:rPr>
@@ -6375,7 +5853,7 @@
           <w:szCs w:val="28"/>
           <w:lang w:val="en-US"/>
         </w:rPr>
-        <w:t xml:space="preserve">void DecipherToolStripButton_Click(object sender, EventArgs e) ) – </w:t>
+        <w:t xml:space="preserve">void CipherToolStripButton_Click(object sender, EventArgs e) – </w:t>
       </w:r>
       <w:r>
         <w:rPr>
@@ -6442,7 +5920,7 @@
           <w:sz w:val="28"/>
           <w:szCs w:val="28"/>
         </w:rPr>
-        <w:t>Расшифровать</w:t>
+        <w:t>Зашифровать</w:t>
       </w:r>
       <w:r>
         <w:rPr>
@@ -6472,7 +5950,7 @@
           <w:szCs w:val="28"/>
           <w:lang w:val="en-US"/>
         </w:rPr>
-        <w:t xml:space="preserve">void ClearToolStripButton_Click(object sender, EventArgs e) ) – </w:t>
+        <w:t xml:space="preserve">void DecipherToolStripButton_Click(object sender, EventArgs e) – </w:t>
       </w:r>
       <w:r>
         <w:rPr>
@@ -6539,52 +6017,7 @@
           <w:sz w:val="28"/>
           <w:szCs w:val="28"/>
         </w:rPr>
-        <w:t>Очистить</w:t>
-      </w:r>
-      <w:r>
-        <w:rPr>
-          <w:sz w:val="28"/>
-          <w:szCs w:val="28"/>
-          <w:lang w:val="en-US"/>
-        </w:rPr>
-        <w:t xml:space="preserve"> </w:t>
-      </w:r>
-      <w:r>
-        <w:rPr>
-          <w:sz w:val="28"/>
-          <w:szCs w:val="28"/>
-        </w:rPr>
-        <w:t>поля</w:t>
-      </w:r>
-      <w:r>
-        <w:rPr>
-          <w:sz w:val="28"/>
-          <w:szCs w:val="28"/>
-          <w:lang w:val="en-US"/>
-        </w:rPr>
-        <w:t xml:space="preserve"> </w:t>
-      </w:r>
-      <w:r>
-        <w:rPr>
-          <w:sz w:val="28"/>
-          <w:szCs w:val="28"/>
-        </w:rPr>
-        <w:t>ввода</w:t>
-      </w:r>
-      <w:r>
-        <w:rPr>
-          <w:sz w:val="28"/>
-          <w:szCs w:val="28"/>
-          <w:lang w:val="en-US"/>
-        </w:rPr>
-        <w:t>\</w:t>
-      </w:r>
-      <w:r>
-        <w:rPr>
-          <w:sz w:val="28"/>
-          <w:szCs w:val="28"/>
-        </w:rPr>
-        <w:t>вывода</w:t>
+        <w:t>Расшифровать</w:t>
       </w:r>
       <w:r>
         <w:rPr>
@@ -6614,7 +6047,127 @@
           <w:szCs w:val="28"/>
           <w:lang w:val="en-US"/>
         </w:rPr>
-        <w:t>…</w:t>
+        <w:t xml:space="preserve">void ClearToolStripButton_Click(object sender, EventArgs e) – </w:t>
+      </w:r>
+      <w:r>
+        <w:rPr>
+          <w:sz w:val="28"/>
+          <w:szCs w:val="28"/>
+        </w:rPr>
+        <w:t>Событие</w:t>
+      </w:r>
+      <w:r>
+        <w:rPr>
+          <w:sz w:val="28"/>
+          <w:szCs w:val="28"/>
+          <w:lang w:val="en-US"/>
+        </w:rPr>
+        <w:t xml:space="preserve"> </w:t>
+      </w:r>
+      <w:r>
+        <w:rPr>
+          <w:sz w:val="28"/>
+          <w:szCs w:val="28"/>
+        </w:rPr>
+        <w:t>при</w:t>
+      </w:r>
+      <w:r>
+        <w:rPr>
+          <w:sz w:val="28"/>
+          <w:szCs w:val="28"/>
+          <w:lang w:val="en-US"/>
+        </w:rPr>
+        <w:t xml:space="preserve"> </w:t>
+      </w:r>
+      <w:r>
+        <w:rPr>
+          <w:sz w:val="28"/>
+          <w:szCs w:val="28"/>
+        </w:rPr>
+        <w:t>нажатии</w:t>
+      </w:r>
+      <w:r>
+        <w:rPr>
+          <w:sz w:val="28"/>
+          <w:szCs w:val="28"/>
+          <w:lang w:val="en-US"/>
+        </w:rPr>
+        <w:t xml:space="preserve"> </w:t>
+      </w:r>
+      <w:r>
+        <w:rPr>
+          <w:sz w:val="28"/>
+          <w:szCs w:val="28"/>
+        </w:rPr>
+        <w:t>кнопки</w:t>
+      </w:r>
+      <w:r>
+        <w:rPr>
+          <w:sz w:val="28"/>
+          <w:szCs w:val="28"/>
+          <w:lang w:val="en-US"/>
+        </w:rPr>
+        <w:t xml:space="preserve"> «</w:t>
+      </w:r>
+      <w:r>
+        <w:rPr>
+          <w:sz w:val="28"/>
+          <w:szCs w:val="28"/>
+        </w:rPr>
+        <w:t>Очистить</w:t>
+      </w:r>
+      <w:r>
+        <w:rPr>
+          <w:sz w:val="28"/>
+          <w:szCs w:val="28"/>
+          <w:lang w:val="en-US"/>
+        </w:rPr>
+        <w:t xml:space="preserve"> </w:t>
+      </w:r>
+      <w:r>
+        <w:rPr>
+          <w:sz w:val="28"/>
+          <w:szCs w:val="28"/>
+        </w:rPr>
+        <w:t>поля</w:t>
+      </w:r>
+      <w:r>
+        <w:rPr>
+          <w:sz w:val="28"/>
+          <w:szCs w:val="28"/>
+          <w:lang w:val="en-US"/>
+        </w:rPr>
+        <w:t xml:space="preserve"> </w:t>
+      </w:r>
+      <w:r>
+        <w:rPr>
+          <w:sz w:val="28"/>
+          <w:szCs w:val="28"/>
+        </w:rPr>
+        <w:t>ввода</w:t>
+      </w:r>
+      <w:r>
+        <w:rPr>
+          <w:sz w:val="28"/>
+          <w:szCs w:val="28"/>
+          <w:lang w:val="en-US"/>
+        </w:rPr>
+        <w:t>\</w:t>
+      </w:r>
+      <w:r>
+        <w:rPr>
+          <w:sz w:val="28"/>
+          <w:szCs w:val="28"/>
+        </w:rPr>
+        <w:t>вывода</w:t>
+      </w:r>
+      <w:r>
+        <w:rPr>
+          <w:sz w:val="28"/>
+          <w:szCs w:val="28"/>
+          <w:lang w:val="en-US"/>
+        </w:rPr>
+        <w:t>».</w:t>
       </w:r>
     </w:p>
     <w:p>
@@ -6630,6 +6183,120 @@
           <w:lang w:val="en-US"/>
         </w:rPr>
       </w:pPr>
+      <w:r>
+        <w:rPr>
+          <w:sz w:val="28"/>
+          <w:szCs w:val="28"/>
+          <w:lang w:val="en-US"/>
+        </w:rPr>
+        <w:t>void AlphabetToolStripButton_Click(object sender, EventArgs e)</w:t>
+      </w:r>
+      <w:r>
+        <w:rPr>
+          <w:sz w:val="28"/>
+          <w:szCs w:val="28"/>
+          <w:lang w:val="en-US"/>
+        </w:rPr>
+        <w:t xml:space="preserve"> </w:t>
+      </w:r>
+      <w:r>
+        <w:rPr>
+          <w:sz w:val="28"/>
+          <w:szCs w:val="28"/>
+          <w:lang w:val="en-US"/>
+        </w:rPr>
+        <w:t>–</w:t>
+      </w:r>
+      <w:r>
+        <w:rPr>
+          <w:sz w:val="28"/>
+          <w:szCs w:val="28"/>
+          <w:lang w:val="en-US"/>
+        </w:rPr>
+        <w:t xml:space="preserve"> </w:t>
+      </w:r>
+      <w:r>
+        <w:rPr>
+          <w:sz w:val="28"/>
+          <w:szCs w:val="28"/>
+        </w:rPr>
+        <w:t>Событие</w:t>
+      </w:r>
+      <w:r>
+        <w:rPr>
+          <w:sz w:val="28"/>
+          <w:szCs w:val="28"/>
+          <w:lang w:val="en-US"/>
+        </w:rPr>
+        <w:t xml:space="preserve"> </w:t>
+      </w:r>
+      <w:r>
+        <w:rPr>
+          <w:sz w:val="28"/>
+          <w:szCs w:val="28"/>
+        </w:rPr>
+        <w:t>при</w:t>
+      </w:r>
+      <w:r>
+        <w:rPr>
+          <w:sz w:val="28"/>
+          <w:szCs w:val="28"/>
+          <w:lang w:val="en-US"/>
+        </w:rPr>
+        <w:t xml:space="preserve"> </w:t>
+      </w:r>
+      <w:r>
+        <w:rPr>
+          <w:sz w:val="28"/>
+          <w:szCs w:val="28"/>
+        </w:rPr>
+        <w:t>нажатии</w:t>
+      </w:r>
+      <w:r>
+        <w:rPr>
+          <w:sz w:val="28"/>
+          <w:szCs w:val="28"/>
+          <w:lang w:val="en-US"/>
+        </w:rPr>
+        <w:t xml:space="preserve"> </w:t>
+      </w:r>
+      <w:r>
+        <w:rPr>
+          <w:sz w:val="28"/>
+          <w:szCs w:val="28"/>
+        </w:rPr>
+        <w:t>кнопки</w:t>
+      </w:r>
+      <w:r>
+        <w:rPr>
+          <w:sz w:val="28"/>
+          <w:szCs w:val="28"/>
+          <w:lang w:val="en-US"/>
+        </w:rPr>
+        <w:t xml:space="preserve"> «</w:t>
+      </w:r>
+      <w:r>
+        <w:rPr>
+          <w:sz w:val="28"/>
+          <w:szCs w:val="28"/>
+        </w:rPr>
+        <w:t>Алфавит</w:t>
+      </w:r>
+      <w:r>
+        <w:rPr>
+          <w:sz w:val="28"/>
+          <w:szCs w:val="28"/>
+          <w:lang w:val="en-US"/>
+        </w:rPr>
+        <w:t>»</w:t>
+      </w:r>
+      <w:r>
+        <w:rPr>
+          <w:sz w:val="28"/>
+          <w:szCs w:val="28"/>
+        </w:rPr>
+        <w:t>.</w:t>
+      </w:r>
     </w:p>
     <w:p>
       <w:pPr>
@@ -6639,40 +6306,11 @@
         <w:ind w:firstLine="709"/>
         <w:jc w:val="both"/>
         <w:rPr>
-          <w:b/>
-          <w:sz w:val="28"/>
-          <w:szCs w:val="28"/>
-          <w:lang w:val="en-US"/>
-        </w:rPr>
-      </w:pPr>
-      <w:r>
-        <w:rPr>
-          <w:b/>
-          <w:bCs/>
-          <w:sz w:val="28"/>
-          <w:szCs w:val="28"/>
-        </w:rPr>
-        <w:t>Класс</w:t>
-      </w:r>
-      <w:r>
-        <w:rPr>
-          <w:b/>
-          <w:bCs/>
-          <w:sz w:val="28"/>
-          <w:szCs w:val="28"/>
-          <w:lang w:val="en-US"/>
-        </w:rPr>
-        <w:t xml:space="preserve"> </w:t>
-      </w:r>
-      <w:r>
-        <w:rPr>
-          <w:b/>
-          <w:sz w:val="28"/>
-          <w:szCs w:val="28"/>
-          <w:lang w:val="en-US"/>
-        </w:rPr>
-        <w:t>InputOutput</w:t>
-      </w:r>
+          <w:sz w:val="28"/>
+          <w:szCs w:val="28"/>
+          <w:lang w:val="en-US"/>
+        </w:rPr>
+      </w:pPr>
     </w:p>
     <w:p>
       <w:pPr>
@@ -6691,675 +6329,30 @@
       <w:r>
         <w:rPr>
           <w:b/>
-          <w:sz w:val="28"/>
-          <w:szCs w:val="28"/>
-        </w:rPr>
-        <w:t>Методы</w:t>
+          <w:bCs/>
+          <w:sz w:val="28"/>
+          <w:szCs w:val="28"/>
+        </w:rPr>
+        <w:t>Класс</w:t>
       </w:r>
       <w:r>
         <w:rPr>
           <w:b/>
-          <w:sz w:val="28"/>
-          <w:szCs w:val="28"/>
-          <w:lang w:val="en-US"/>
-        </w:rPr>
-        <w:t>:</w:t>
-      </w:r>
-    </w:p>
-    <w:p>
-      <w:pPr>
-        <w:spacing w:line="360" w:lineRule="auto"/>
-        <w:ind w:firstLine="709"/>
-        <w:jc w:val="both"/>
-        <w:rPr>
-          <w:sz w:val="28"/>
-          <w:szCs w:val="28"/>
-          <w:lang w:val="en-US"/>
-        </w:rPr>
-      </w:pPr>
-      <w:r>
-        <w:rPr>
-          <w:sz w:val="28"/>
-          <w:szCs w:val="28"/>
-          <w:lang w:val="en-US"/>
-        </w:rPr>
-        <w:t>int</w:t>
-      </w:r>
-      <w:r>
-        <w:rPr>
-          <w:sz w:val="28"/>
-          <w:szCs w:val="28"/>
+          <w:bCs/>
+          <w:sz w:val="28"/>
+          <w:szCs w:val="28"/>
+          <w:lang w:val="en-US"/>
         </w:rPr>
         <w:t xml:space="preserve"> </w:t>
       </w:r>
       <w:r>
         <w:rPr>
-          <w:sz w:val="28"/>
-          <w:szCs w:val="28"/>
-          <w:lang w:val="en-US"/>
-        </w:rPr>
-        <w:t>InputKey</w:t>
-      </w:r>
-      <w:r>
-        <w:rPr>
-          <w:sz w:val="28"/>
-          <w:szCs w:val="28"/>
-        </w:rPr>
-        <w:t xml:space="preserve"> (</w:t>
-      </w:r>
-      <w:r>
-        <w:rPr>
-          <w:sz w:val="28"/>
-          <w:szCs w:val="28"/>
-          <w:lang w:val="en-US"/>
-        </w:rPr>
-        <w:t>decimal</w:t>
-      </w:r>
-      <w:r>
-        <w:rPr>
-          <w:sz w:val="28"/>
-          <w:szCs w:val="28"/>
-        </w:rPr>
-        <w:t xml:space="preserve"> </w:t>
-      </w:r>
-      <w:r>
-        <w:rPr>
-          <w:sz w:val="28"/>
-          <w:szCs w:val="28"/>
-          <w:lang w:val="en-US"/>
-        </w:rPr>
-        <w:t>key</w:t>
-      </w:r>
-      <w:r>
-        <w:rPr>
-          <w:sz w:val="28"/>
-          <w:szCs w:val="28"/>
-        </w:rPr>
-        <w:t xml:space="preserve">) – </w:t>
-      </w:r>
-      <w:r>
-        <w:rPr>
-          <w:sz w:val="28"/>
-          <w:szCs w:val="28"/>
-        </w:rPr>
-        <w:t>решает</w:t>
-      </w:r>
-      <w:r>
-        <w:rPr>
-          <w:sz w:val="28"/>
-          <w:szCs w:val="28"/>
-        </w:rPr>
-        <w:t xml:space="preserve"> </w:t>
-      </w:r>
-      <w:r>
-        <w:rPr>
-          <w:sz w:val="28"/>
-          <w:szCs w:val="28"/>
-        </w:rPr>
-        <w:t>задачу</w:t>
-      </w:r>
-      <w:r>
-        <w:rPr>
-          <w:sz w:val="28"/>
-          <w:szCs w:val="28"/>
-        </w:rPr>
-        <w:t xml:space="preserve"> </w:t>
-      </w:r>
-      <w:r>
-        <w:rPr>
-          <w:sz w:val="28"/>
-          <w:szCs w:val="28"/>
-        </w:rPr>
-        <w:t>ввода</w:t>
-      </w:r>
-      <w:r>
-        <w:rPr>
-          <w:sz w:val="28"/>
-          <w:szCs w:val="28"/>
-        </w:rPr>
-        <w:t xml:space="preserve"> </w:t>
-      </w:r>
-      <w:r>
-        <w:rPr>
-          <w:sz w:val="28"/>
-          <w:szCs w:val="28"/>
-        </w:rPr>
-        <w:t>и</w:t>
-      </w:r>
-      <w:r>
-        <w:rPr>
-          <w:sz w:val="28"/>
-          <w:szCs w:val="28"/>
-        </w:rPr>
-        <w:t xml:space="preserve"> </w:t>
-      </w:r>
-      <w:r>
-        <w:rPr>
-          <w:sz w:val="28"/>
-          <w:szCs w:val="28"/>
-        </w:rPr>
-        <w:t>проверки</w:t>
-      </w:r>
-      <w:r>
-        <w:rPr>
-          <w:sz w:val="28"/>
-          <w:szCs w:val="28"/>
-        </w:rPr>
-        <w:t xml:space="preserve"> </w:t>
-      </w:r>
-      <w:r>
-        <w:rPr>
-          <w:sz w:val="28"/>
-          <w:szCs w:val="28"/>
-        </w:rPr>
-        <w:t>ключа</w:t>
-      </w:r>
-      <w:r>
-        <w:rPr>
-          <w:sz w:val="28"/>
-          <w:szCs w:val="28"/>
-        </w:rPr>
-        <w:t xml:space="preserve"> </w:t>
-      </w:r>
-      <w:r>
-        <w:rPr>
-          <w:sz w:val="28"/>
-          <w:szCs w:val="28"/>
-        </w:rPr>
-        <w:t>шифрования</w:t>
-      </w:r>
-      <w:r>
-        <w:rPr>
-          <w:sz w:val="28"/>
-          <w:szCs w:val="28"/>
-        </w:rPr>
-        <w:t xml:space="preserve">. </w:t>
-      </w:r>
-      <w:r>
-        <w:rPr>
-          <w:sz w:val="28"/>
-          <w:szCs w:val="28"/>
-        </w:rPr>
-        <w:t>Получает</w:t>
-      </w:r>
-      <w:r>
-        <w:rPr>
-          <w:sz w:val="28"/>
-          <w:szCs w:val="28"/>
-          <w:lang w:val="en-US"/>
-        </w:rPr>
-        <w:t xml:space="preserve"> </w:t>
-      </w:r>
-      <w:r>
-        <w:rPr>
-          <w:sz w:val="28"/>
-          <w:szCs w:val="28"/>
-        </w:rPr>
-        <w:t>ключ</w:t>
-      </w:r>
-      <w:r>
-        <w:rPr>
-          <w:sz w:val="28"/>
-          <w:szCs w:val="28"/>
-          <w:lang w:val="en-US"/>
-        </w:rPr>
-        <w:t xml:space="preserve"> </w:t>
-      </w:r>
-      <w:r>
-        <w:rPr>
-          <w:sz w:val="28"/>
-          <w:szCs w:val="28"/>
-        </w:rPr>
-        <w:t>в</w:t>
-      </w:r>
-      <w:r>
-        <w:rPr>
-          <w:sz w:val="28"/>
-          <w:szCs w:val="28"/>
-          <w:lang w:val="en-US"/>
-        </w:rPr>
-        <w:t xml:space="preserve"> </w:t>
-      </w:r>
-      <w:r>
-        <w:rPr>
-          <w:sz w:val="28"/>
-          <w:szCs w:val="28"/>
-        </w:rPr>
-        <w:t>виде</w:t>
-      </w:r>
-      <w:r>
-        <w:rPr>
-          <w:sz w:val="28"/>
-          <w:szCs w:val="28"/>
-          <w:lang w:val="en-US"/>
-        </w:rPr>
-        <w:t xml:space="preserve"> </w:t>
-      </w:r>
-      <w:r>
-        <w:rPr>
-          <w:sz w:val="28"/>
-          <w:szCs w:val="28"/>
-          <w:lang w:val="en-US"/>
-        </w:rPr>
-        <w:t>decimal</w:t>
-      </w:r>
-      <w:r>
-        <w:rPr>
-          <w:sz w:val="28"/>
-          <w:szCs w:val="28"/>
-          <w:lang w:val="en-US"/>
-        </w:rPr>
-        <w:t xml:space="preserve">. </w:t>
-      </w:r>
-      <w:r>
-        <w:rPr>
-          <w:sz w:val="28"/>
-          <w:szCs w:val="28"/>
-        </w:rPr>
-        <w:t>Выводит</w:t>
-      </w:r>
-      <w:r>
-        <w:rPr>
-          <w:sz w:val="28"/>
-          <w:szCs w:val="28"/>
-          <w:lang w:val="en-US"/>
-        </w:rPr>
-        <w:t xml:space="preserve"> </w:t>
-      </w:r>
-      <w:r>
-        <w:rPr>
-          <w:sz w:val="28"/>
-          <w:szCs w:val="28"/>
-        </w:rPr>
-        <w:t>ключ</w:t>
-      </w:r>
-      <w:r>
-        <w:rPr>
-          <w:sz w:val="28"/>
-          <w:szCs w:val="28"/>
-          <w:lang w:val="en-US"/>
-        </w:rPr>
-        <w:t xml:space="preserve"> (</w:t>
-      </w:r>
-      <w:r>
-        <w:rPr>
-          <w:sz w:val="28"/>
-          <w:szCs w:val="28"/>
-        </w:rPr>
-        <w:t>целое</w:t>
-      </w:r>
-      <w:r>
-        <w:rPr>
-          <w:sz w:val="28"/>
-          <w:szCs w:val="28"/>
-          <w:lang w:val="en-US"/>
-        </w:rPr>
-        <w:t xml:space="preserve"> </w:t>
-      </w:r>
-      <w:r>
-        <w:rPr>
-          <w:sz w:val="28"/>
-          <w:szCs w:val="28"/>
-        </w:rPr>
-        <w:t>число</w:t>
-      </w:r>
-      <w:r>
-        <w:rPr>
-          <w:sz w:val="28"/>
-          <w:szCs w:val="28"/>
-          <w:lang w:val="en-US"/>
-        </w:rPr>
-        <w:t>)</w:t>
-      </w:r>
-    </w:p>
-    <w:p>
-      <w:pPr>
-        <w:spacing w:line="360" w:lineRule="auto"/>
-        <w:ind w:firstLine="709"/>
-        <w:jc w:val="both"/>
-        <w:rPr>
-          <w:sz w:val="28"/>
-          <w:szCs w:val="28"/>
-        </w:rPr>
-      </w:pPr>
-      <w:r>
-        <w:rPr>
-          <w:sz w:val="28"/>
-          <w:szCs w:val="28"/>
-          <w:lang w:val="en-US"/>
-        </w:rPr>
-        <w:t>string InputFromFile</w:t>
-      </w:r>
-      <w:r>
-        <w:rPr>
-          <w:sz w:val="28"/>
-          <w:szCs w:val="28"/>
-          <w:lang w:val="en-US"/>
-        </w:rPr>
-        <w:t xml:space="preserve"> (</w:t>
-      </w:r>
-      <w:r>
-        <w:rPr>
-          <w:sz w:val="28"/>
-          <w:szCs w:val="28"/>
-          <w:lang w:val="en-US"/>
-        </w:rPr>
-        <w:t>string filePath</w:t>
-      </w:r>
-      <w:r>
-        <w:rPr>
-          <w:sz w:val="28"/>
-          <w:szCs w:val="28"/>
-          <w:lang w:val="en-US"/>
-        </w:rPr>
-        <w:t xml:space="preserve">) – </w:t>
-      </w:r>
-      <w:r>
-        <w:rPr>
-          <w:sz w:val="28"/>
-          <w:szCs w:val="28"/>
-        </w:rPr>
-        <w:t>решает</w:t>
-      </w:r>
-      <w:r>
-        <w:rPr>
-          <w:sz w:val="28"/>
-          <w:szCs w:val="28"/>
-          <w:lang w:val="en-US"/>
-        </w:rPr>
-        <w:t xml:space="preserve"> </w:t>
-      </w:r>
-      <w:r>
-        <w:rPr>
-          <w:sz w:val="28"/>
-          <w:szCs w:val="28"/>
-        </w:rPr>
-        <w:t>задачу</w:t>
-      </w:r>
-      <w:r>
-        <w:rPr>
-          <w:sz w:val="28"/>
-          <w:szCs w:val="28"/>
-          <w:lang w:val="en-US"/>
-        </w:rPr>
-        <w:t xml:space="preserve"> </w:t>
-      </w:r>
-      <w:r>
-        <w:rPr>
-          <w:sz w:val="28"/>
-          <w:szCs w:val="28"/>
-        </w:rPr>
-        <w:t>ввода</w:t>
-      </w:r>
-      <w:r>
-        <w:rPr>
-          <w:sz w:val="28"/>
-          <w:szCs w:val="28"/>
-          <w:lang w:val="en-US"/>
-        </w:rPr>
-        <w:t xml:space="preserve"> </w:t>
-      </w:r>
-      <w:r>
-        <w:rPr>
-          <w:sz w:val="28"/>
-          <w:szCs w:val="28"/>
-        </w:rPr>
-        <w:t>и</w:t>
-      </w:r>
-      <w:r>
-        <w:rPr>
-          <w:sz w:val="28"/>
-          <w:szCs w:val="28"/>
-          <w:lang w:val="en-US"/>
-        </w:rPr>
-        <w:t xml:space="preserve"> </w:t>
-      </w:r>
-      <w:r>
-        <w:rPr>
-          <w:sz w:val="28"/>
-          <w:szCs w:val="28"/>
-        </w:rPr>
-        <w:t>проверки</w:t>
-      </w:r>
-      <w:r>
-        <w:rPr>
-          <w:sz w:val="28"/>
-          <w:szCs w:val="28"/>
-          <w:lang w:val="en-US"/>
-        </w:rPr>
-        <w:t xml:space="preserve"> </w:t>
-      </w:r>
-      <w:r>
-        <w:rPr>
-          <w:sz w:val="28"/>
-          <w:szCs w:val="28"/>
-        </w:rPr>
-        <w:t>текста</w:t>
-      </w:r>
-      <w:r>
-        <w:rPr>
-          <w:sz w:val="28"/>
-          <w:szCs w:val="28"/>
-          <w:lang w:val="en-US"/>
-        </w:rPr>
-        <w:t xml:space="preserve"> </w:t>
-      </w:r>
-      <w:r>
-        <w:rPr>
-          <w:sz w:val="28"/>
-          <w:szCs w:val="28"/>
-        </w:rPr>
-        <w:t>через</w:t>
-      </w:r>
-      <w:r>
-        <w:rPr>
-          <w:sz w:val="28"/>
-          <w:szCs w:val="28"/>
-          <w:lang w:val="en-US"/>
-        </w:rPr>
-        <w:t xml:space="preserve"> </w:t>
-      </w:r>
-      <w:r>
-        <w:rPr>
-          <w:sz w:val="28"/>
-          <w:szCs w:val="28"/>
-        </w:rPr>
-        <w:t>файл</w:t>
-      </w:r>
-      <w:r>
-        <w:rPr>
-          <w:sz w:val="28"/>
-          <w:szCs w:val="28"/>
-          <w:lang w:val="en-US"/>
-        </w:rPr>
-        <w:t xml:space="preserve">. </w:t>
-      </w:r>
-      <w:r>
-        <w:rPr>
-          <w:sz w:val="28"/>
-          <w:szCs w:val="28"/>
-        </w:rPr>
-        <w:t>В качестве параметров получает путь к файлу (строка). Выводит текст из файла (строка).</w:t>
-      </w:r>
-    </w:p>
-    <w:p>
-      <w:pPr>
-        <w:spacing w:line="360" w:lineRule="auto"/>
-        <w:ind w:firstLine="709"/>
-        <w:jc w:val="both"/>
-        <w:rPr>
-          <w:sz w:val="28"/>
-          <w:szCs w:val="28"/>
-        </w:rPr>
-      </w:pPr>
-      <w:r>
-        <w:rPr>
-          <w:sz w:val="28"/>
-          <w:szCs w:val="28"/>
-          <w:lang w:val="en-US"/>
-        </w:rPr>
-        <w:t>string</w:t>
-      </w:r>
-      <w:r>
-        <w:rPr>
-          <w:sz w:val="28"/>
-          <w:szCs w:val="28"/>
-        </w:rPr>
-        <w:t xml:space="preserve"> </w:t>
-      </w:r>
-      <w:r>
-        <w:rPr>
-          <w:sz w:val="28"/>
-          <w:szCs w:val="28"/>
-          <w:lang w:val="en-US"/>
-        </w:rPr>
-        <w:t>InputFromProgram</w:t>
-      </w:r>
-      <w:r>
-        <w:rPr>
-          <w:sz w:val="28"/>
-          <w:szCs w:val="28"/>
-        </w:rPr>
-        <w:t xml:space="preserve"> (</w:t>
-      </w:r>
-      <w:r>
-        <w:rPr>
-          <w:sz w:val="28"/>
-          <w:szCs w:val="28"/>
-          <w:lang w:val="en-US"/>
-        </w:rPr>
-        <w:t>string</w:t>
-      </w:r>
-      <w:r>
-        <w:rPr>
-          <w:sz w:val="28"/>
-          <w:szCs w:val="28"/>
-        </w:rPr>
-        <w:t xml:space="preserve"> </w:t>
-      </w:r>
-      <w:r>
-        <w:rPr>
-          <w:sz w:val="28"/>
-          <w:szCs w:val="28"/>
-          <w:lang w:val="en-US"/>
-        </w:rPr>
-        <w:t>text</w:t>
-      </w:r>
-      <w:r>
-        <w:rPr>
-          <w:sz w:val="28"/>
-          <w:szCs w:val="28"/>
-        </w:rPr>
-        <w:t xml:space="preserve">) – решает задачу ввода и проверки </w:t>
-      </w:r>
-      <w:r>
-        <w:rPr>
-          <w:sz w:val="28"/>
-          <w:szCs w:val="28"/>
-        </w:rPr>
-        <w:lastRenderedPageBreak/>
-        <w:t>текста из программы. Получает текст. Выводит текст из программы (строка).</w:t>
-      </w:r>
-    </w:p>
-    <w:p>
-      <w:pPr>
-        <w:spacing w:line="360" w:lineRule="auto"/>
-        <w:ind w:firstLine="709"/>
-        <w:jc w:val="both"/>
-        <w:rPr>
-          <w:sz w:val="28"/>
-          <w:szCs w:val="28"/>
-        </w:rPr>
-      </w:pPr>
-      <w:r>
-        <w:rPr>
-          <w:sz w:val="28"/>
-          <w:szCs w:val="28"/>
-          <w:lang w:val="en-US"/>
-        </w:rPr>
-        <w:t>void</w:t>
-      </w:r>
-      <w:r>
-        <w:rPr>
-          <w:sz w:val="28"/>
-          <w:szCs w:val="28"/>
-        </w:rPr>
-        <w:t xml:space="preserve"> </w:t>
-      </w:r>
-      <w:r>
-        <w:rPr>
-          <w:sz w:val="28"/>
-          <w:szCs w:val="28"/>
-          <w:lang w:val="en-US"/>
-        </w:rPr>
-        <w:t>OutputResult</w:t>
-      </w:r>
-      <w:r>
-        <w:rPr>
-          <w:sz w:val="28"/>
-          <w:szCs w:val="28"/>
-        </w:rPr>
-        <w:t xml:space="preserve"> (</w:t>
-      </w:r>
-      <w:r>
-        <w:rPr>
-          <w:sz w:val="28"/>
-          <w:szCs w:val="28"/>
-          <w:lang w:val="en-US"/>
-        </w:rPr>
-        <w:t>string</w:t>
-      </w:r>
-      <w:r>
-        <w:rPr>
-          <w:sz w:val="28"/>
-          <w:szCs w:val="28"/>
-        </w:rPr>
-        <w:t xml:space="preserve"> </w:t>
-      </w:r>
-      <w:r>
-        <w:rPr>
-          <w:sz w:val="28"/>
-          <w:szCs w:val="28"/>
-          <w:lang w:val="en-US"/>
-        </w:rPr>
-        <w:t>originalText</w:t>
-      </w:r>
-      <w:r>
-        <w:rPr>
-          <w:sz w:val="28"/>
-          <w:szCs w:val="28"/>
-        </w:rPr>
-        <w:t xml:space="preserve">, </w:t>
-      </w:r>
-      <w:r>
-        <w:rPr>
-          <w:sz w:val="28"/>
-          <w:szCs w:val="28"/>
-          <w:lang w:val="en-US"/>
-        </w:rPr>
-        <w:t>string</w:t>
-      </w:r>
-      <w:r>
-        <w:rPr>
-          <w:sz w:val="28"/>
-          <w:szCs w:val="28"/>
-        </w:rPr>
-        <w:t xml:space="preserve"> </w:t>
-      </w:r>
-      <w:r>
-        <w:rPr>
-          <w:sz w:val="28"/>
-          <w:szCs w:val="28"/>
-          <w:lang w:val="en-US"/>
-        </w:rPr>
-        <w:t>encryptedText</w:t>
-      </w:r>
-      <w:r>
-        <w:rPr>
-          <w:sz w:val="28"/>
-          <w:szCs w:val="28"/>
-        </w:rPr>
-        <w:t>) – решает задачу вывода зашифрованного текста. В качестве параметров получает оригинальный текст (строка) и зашифрованный текст (строка). Ничего не выводит.</w:t>
+          <w:b/>
+          <w:sz w:val="28"/>
+          <w:szCs w:val="28"/>
+          <w:lang w:val="en-US"/>
+        </w:rPr>
+        <w:t>InputOutput</w:t>
       </w:r>
     </w:p>
     <w:p>
@@ -7370,10 +6363,886 @@
         <w:ind w:firstLine="709"/>
         <w:jc w:val="both"/>
         <w:rPr>
-          <w:sz w:val="28"/>
-          <w:szCs w:val="28"/>
-        </w:rPr>
-      </w:pPr>
+          <w:b/>
+          <w:sz w:val="28"/>
+          <w:szCs w:val="28"/>
+          <w:lang w:val="en-US"/>
+        </w:rPr>
+      </w:pPr>
+      <w:r>
+        <w:rPr>
+          <w:b/>
+          <w:sz w:val="28"/>
+          <w:szCs w:val="28"/>
+        </w:rPr>
+        <w:t>Методы</w:t>
+      </w:r>
+      <w:r>
+        <w:rPr>
+          <w:b/>
+          <w:sz w:val="28"/>
+          <w:szCs w:val="28"/>
+          <w:lang w:val="en-US"/>
+        </w:rPr>
+        <w:t>:</w:t>
+      </w:r>
+    </w:p>
+    <w:p>
+      <w:pPr>
+        <w:spacing w:line="360" w:lineRule="auto"/>
+        <w:ind w:firstLine="709"/>
+        <w:jc w:val="both"/>
+        <w:rPr>
+          <w:sz w:val="28"/>
+          <w:szCs w:val="28"/>
+          <w:lang w:val="en-US"/>
+        </w:rPr>
+      </w:pPr>
+      <w:r>
+        <w:rPr>
+          <w:sz w:val="28"/>
+          <w:szCs w:val="28"/>
+          <w:lang w:val="en-US"/>
+        </w:rPr>
+        <w:t>int</w:t>
+      </w:r>
+      <w:r>
+        <w:rPr>
+          <w:sz w:val="28"/>
+          <w:szCs w:val="28"/>
+          <w:lang w:val="en-US"/>
+        </w:rPr>
+        <w:t xml:space="preserve"> </w:t>
+      </w:r>
+      <w:r>
+        <w:rPr>
+          <w:sz w:val="28"/>
+          <w:szCs w:val="28"/>
+          <w:lang w:val="en-US"/>
+        </w:rPr>
+        <w:t>InputKey</w:t>
+      </w:r>
+      <w:r>
+        <w:rPr>
+          <w:sz w:val="28"/>
+          <w:szCs w:val="28"/>
+          <w:lang w:val="en-US"/>
+        </w:rPr>
+        <w:t xml:space="preserve"> (</w:t>
+      </w:r>
+      <w:r>
+        <w:rPr>
+          <w:sz w:val="28"/>
+          <w:szCs w:val="28"/>
+          <w:lang w:val="en-US"/>
+        </w:rPr>
+        <w:t>decimal</w:t>
+      </w:r>
+      <w:r>
+        <w:rPr>
+          <w:sz w:val="28"/>
+          <w:szCs w:val="28"/>
+          <w:lang w:val="en-US"/>
+        </w:rPr>
+        <w:t xml:space="preserve"> </w:t>
+      </w:r>
+      <w:r>
+        <w:rPr>
+          <w:sz w:val="28"/>
+          <w:szCs w:val="28"/>
+          <w:lang w:val="en-US"/>
+        </w:rPr>
+        <w:t>key</w:t>
+      </w:r>
+      <w:r>
+        <w:rPr>
+          <w:sz w:val="28"/>
+          <w:szCs w:val="28"/>
+          <w:lang w:val="en-US"/>
+        </w:rPr>
+        <w:t xml:space="preserve">) – </w:t>
+      </w:r>
+      <w:r>
+        <w:rPr>
+          <w:sz w:val="28"/>
+          <w:szCs w:val="28"/>
+        </w:rPr>
+        <w:t>решает</w:t>
+      </w:r>
+      <w:r>
+        <w:rPr>
+          <w:sz w:val="28"/>
+          <w:szCs w:val="28"/>
+          <w:lang w:val="en-US"/>
+        </w:rPr>
+        <w:t xml:space="preserve"> </w:t>
+      </w:r>
+      <w:r>
+        <w:rPr>
+          <w:sz w:val="28"/>
+          <w:szCs w:val="28"/>
+        </w:rPr>
+        <w:t>задачу</w:t>
+      </w:r>
+      <w:r>
+        <w:rPr>
+          <w:sz w:val="28"/>
+          <w:szCs w:val="28"/>
+          <w:lang w:val="en-US"/>
+        </w:rPr>
+        <w:t xml:space="preserve"> </w:t>
+      </w:r>
+      <w:r>
+        <w:rPr>
+          <w:sz w:val="28"/>
+          <w:szCs w:val="28"/>
+        </w:rPr>
+        <w:t>ввода</w:t>
+      </w:r>
+      <w:r>
+        <w:rPr>
+          <w:sz w:val="28"/>
+          <w:szCs w:val="28"/>
+          <w:lang w:val="en-US"/>
+        </w:rPr>
+        <w:t xml:space="preserve"> </w:t>
+      </w:r>
+      <w:r>
+        <w:rPr>
+          <w:sz w:val="28"/>
+          <w:szCs w:val="28"/>
+        </w:rPr>
+        <w:t>и</w:t>
+      </w:r>
+      <w:r>
+        <w:rPr>
+          <w:sz w:val="28"/>
+          <w:szCs w:val="28"/>
+          <w:lang w:val="en-US"/>
+        </w:rPr>
+        <w:t xml:space="preserve"> </w:t>
+      </w:r>
+      <w:r>
+        <w:rPr>
+          <w:sz w:val="28"/>
+          <w:szCs w:val="28"/>
+        </w:rPr>
+        <w:t>проверки</w:t>
+      </w:r>
+      <w:r>
+        <w:rPr>
+          <w:sz w:val="28"/>
+          <w:szCs w:val="28"/>
+          <w:lang w:val="en-US"/>
+        </w:rPr>
+        <w:t xml:space="preserve"> </w:t>
+      </w:r>
+      <w:r>
+        <w:rPr>
+          <w:sz w:val="28"/>
+          <w:szCs w:val="28"/>
+        </w:rPr>
+        <w:t>ключа</w:t>
+      </w:r>
+      <w:r>
+        <w:rPr>
+          <w:sz w:val="28"/>
+          <w:szCs w:val="28"/>
+          <w:lang w:val="en-US"/>
+        </w:rPr>
+        <w:t xml:space="preserve"> </w:t>
+      </w:r>
+      <w:r>
+        <w:rPr>
+          <w:sz w:val="28"/>
+          <w:szCs w:val="28"/>
+        </w:rPr>
+        <w:t>шифрования</w:t>
+      </w:r>
+      <w:r>
+        <w:rPr>
+          <w:sz w:val="28"/>
+          <w:szCs w:val="28"/>
+          <w:lang w:val="en-US"/>
+        </w:rPr>
+        <w:t xml:space="preserve">. </w:t>
+      </w:r>
+      <w:r>
+        <w:rPr>
+          <w:sz w:val="28"/>
+          <w:szCs w:val="28"/>
+        </w:rPr>
+        <w:t>Получает</w:t>
+      </w:r>
+      <w:r>
+        <w:rPr>
+          <w:sz w:val="28"/>
+          <w:szCs w:val="28"/>
+          <w:lang w:val="en-US"/>
+        </w:rPr>
+        <w:t xml:space="preserve"> </w:t>
+      </w:r>
+      <w:r>
+        <w:rPr>
+          <w:sz w:val="28"/>
+          <w:szCs w:val="28"/>
+        </w:rPr>
+        <w:t>ключ</w:t>
+      </w:r>
+      <w:r>
+        <w:rPr>
+          <w:sz w:val="28"/>
+          <w:szCs w:val="28"/>
+          <w:lang w:val="en-US"/>
+        </w:rPr>
+        <w:t xml:space="preserve"> </w:t>
+      </w:r>
+      <w:r>
+        <w:rPr>
+          <w:sz w:val="28"/>
+          <w:szCs w:val="28"/>
+        </w:rPr>
+        <w:t>в</w:t>
+      </w:r>
+      <w:r>
+        <w:rPr>
+          <w:sz w:val="28"/>
+          <w:szCs w:val="28"/>
+          <w:lang w:val="en-US"/>
+        </w:rPr>
+        <w:t xml:space="preserve"> </w:t>
+      </w:r>
+      <w:r>
+        <w:rPr>
+          <w:sz w:val="28"/>
+          <w:szCs w:val="28"/>
+        </w:rPr>
+        <w:t>виде</w:t>
+      </w:r>
+      <w:r>
+        <w:rPr>
+          <w:sz w:val="28"/>
+          <w:szCs w:val="28"/>
+          <w:lang w:val="en-US"/>
+        </w:rPr>
+        <w:t xml:space="preserve"> </w:t>
+      </w:r>
+      <w:r>
+        <w:rPr>
+          <w:sz w:val="28"/>
+          <w:szCs w:val="28"/>
+          <w:lang w:val="en-US"/>
+        </w:rPr>
+        <w:t>decimal</w:t>
+      </w:r>
+      <w:r>
+        <w:rPr>
+          <w:sz w:val="28"/>
+          <w:szCs w:val="28"/>
+          <w:lang w:val="en-US"/>
+        </w:rPr>
+        <w:t xml:space="preserve">. </w:t>
+      </w:r>
+      <w:r>
+        <w:rPr>
+          <w:sz w:val="28"/>
+          <w:szCs w:val="28"/>
+        </w:rPr>
+        <w:t>Выводит</w:t>
+      </w:r>
+      <w:r>
+        <w:rPr>
+          <w:sz w:val="28"/>
+          <w:szCs w:val="28"/>
+          <w:lang w:val="en-US"/>
+        </w:rPr>
+        <w:t xml:space="preserve"> </w:t>
+      </w:r>
+      <w:r>
+        <w:rPr>
+          <w:sz w:val="28"/>
+          <w:szCs w:val="28"/>
+        </w:rPr>
+        <w:t>ключ</w:t>
+      </w:r>
+      <w:r>
+        <w:rPr>
+          <w:sz w:val="28"/>
+          <w:szCs w:val="28"/>
+          <w:lang w:val="en-US"/>
+        </w:rPr>
+        <w:t xml:space="preserve"> (</w:t>
+      </w:r>
+      <w:r>
+        <w:rPr>
+          <w:sz w:val="28"/>
+          <w:szCs w:val="28"/>
+        </w:rPr>
+        <w:t>целое</w:t>
+      </w:r>
+      <w:r>
+        <w:rPr>
+          <w:sz w:val="28"/>
+          <w:szCs w:val="28"/>
+          <w:lang w:val="en-US"/>
+        </w:rPr>
+        <w:t xml:space="preserve"> </w:t>
+      </w:r>
+      <w:r>
+        <w:rPr>
+          <w:sz w:val="28"/>
+          <w:szCs w:val="28"/>
+        </w:rPr>
+        <w:t>число</w:t>
+      </w:r>
+      <w:r>
+        <w:rPr>
+          <w:sz w:val="28"/>
+          <w:szCs w:val="28"/>
+          <w:lang w:val="en-US"/>
+        </w:rPr>
+        <w:t>)</w:t>
+      </w:r>
+    </w:p>
+    <w:p>
+      <w:pPr>
+        <w:spacing w:line="360" w:lineRule="auto"/>
+        <w:ind w:firstLine="709"/>
+        <w:jc w:val="both"/>
+        <w:rPr>
+          <w:sz w:val="28"/>
+          <w:szCs w:val="28"/>
+        </w:rPr>
+      </w:pPr>
+      <w:r>
+        <w:rPr>
+          <w:sz w:val="28"/>
+          <w:szCs w:val="28"/>
+          <w:lang w:val="en-US"/>
+        </w:rPr>
+        <w:t>string InputFromFile</w:t>
+      </w:r>
+      <w:r>
+        <w:rPr>
+          <w:sz w:val="28"/>
+          <w:szCs w:val="28"/>
+          <w:lang w:val="en-US"/>
+        </w:rPr>
+        <w:t xml:space="preserve"> (</w:t>
+      </w:r>
+      <w:r>
+        <w:rPr>
+          <w:sz w:val="28"/>
+          <w:szCs w:val="28"/>
+          <w:lang w:val="en-US"/>
+        </w:rPr>
+        <w:t>string filePath</w:t>
+      </w:r>
+      <w:r>
+        <w:rPr>
+          <w:sz w:val="28"/>
+          <w:szCs w:val="28"/>
+          <w:lang w:val="en-US"/>
+        </w:rPr>
+        <w:t xml:space="preserve">) – </w:t>
+      </w:r>
+      <w:r>
+        <w:rPr>
+          <w:sz w:val="28"/>
+          <w:szCs w:val="28"/>
+        </w:rPr>
+        <w:t>решает</w:t>
+      </w:r>
+      <w:r>
+        <w:rPr>
+          <w:sz w:val="28"/>
+          <w:szCs w:val="28"/>
+          <w:lang w:val="en-US"/>
+        </w:rPr>
+        <w:t xml:space="preserve"> </w:t>
+      </w:r>
+      <w:r>
+        <w:rPr>
+          <w:sz w:val="28"/>
+          <w:szCs w:val="28"/>
+        </w:rPr>
+        <w:t>задачу</w:t>
+      </w:r>
+      <w:r>
+        <w:rPr>
+          <w:sz w:val="28"/>
+          <w:szCs w:val="28"/>
+          <w:lang w:val="en-US"/>
+        </w:rPr>
+        <w:t xml:space="preserve"> </w:t>
+      </w:r>
+      <w:r>
+        <w:rPr>
+          <w:sz w:val="28"/>
+          <w:szCs w:val="28"/>
+        </w:rPr>
+        <w:t>ввода</w:t>
+      </w:r>
+      <w:r>
+        <w:rPr>
+          <w:sz w:val="28"/>
+          <w:szCs w:val="28"/>
+          <w:lang w:val="en-US"/>
+        </w:rPr>
+        <w:t xml:space="preserve"> </w:t>
+      </w:r>
+      <w:r>
+        <w:rPr>
+          <w:sz w:val="28"/>
+          <w:szCs w:val="28"/>
+        </w:rPr>
+        <w:t>и</w:t>
+      </w:r>
+      <w:r>
+        <w:rPr>
+          <w:sz w:val="28"/>
+          <w:szCs w:val="28"/>
+          <w:lang w:val="en-US"/>
+        </w:rPr>
+        <w:t xml:space="preserve"> </w:t>
+      </w:r>
+      <w:r>
+        <w:rPr>
+          <w:sz w:val="28"/>
+          <w:szCs w:val="28"/>
+        </w:rPr>
+        <w:t>проверки</w:t>
+      </w:r>
+      <w:r>
+        <w:rPr>
+          <w:sz w:val="28"/>
+          <w:szCs w:val="28"/>
+          <w:lang w:val="en-US"/>
+        </w:rPr>
+        <w:t xml:space="preserve"> </w:t>
+      </w:r>
+      <w:r>
+        <w:rPr>
+          <w:sz w:val="28"/>
+          <w:szCs w:val="28"/>
+        </w:rPr>
+        <w:t>текста</w:t>
+      </w:r>
+      <w:r>
+        <w:rPr>
+          <w:sz w:val="28"/>
+          <w:szCs w:val="28"/>
+          <w:lang w:val="en-US"/>
+        </w:rPr>
+        <w:t xml:space="preserve"> </w:t>
+      </w:r>
+      <w:r>
+        <w:rPr>
+          <w:sz w:val="28"/>
+          <w:szCs w:val="28"/>
+        </w:rPr>
+        <w:t>через</w:t>
+      </w:r>
+      <w:r>
+        <w:rPr>
+          <w:sz w:val="28"/>
+          <w:szCs w:val="28"/>
+          <w:lang w:val="en-US"/>
+        </w:rPr>
+        <w:t xml:space="preserve"> </w:t>
+      </w:r>
+      <w:r>
+        <w:rPr>
+          <w:sz w:val="28"/>
+          <w:szCs w:val="28"/>
+        </w:rPr>
+        <w:t>файл</w:t>
+      </w:r>
+      <w:r>
+        <w:rPr>
+          <w:sz w:val="28"/>
+          <w:szCs w:val="28"/>
+          <w:lang w:val="en-US"/>
+        </w:rPr>
+        <w:t xml:space="preserve">. </w:t>
+      </w:r>
+      <w:r>
+        <w:rPr>
+          <w:sz w:val="28"/>
+          <w:szCs w:val="28"/>
+        </w:rPr>
+        <w:t>В качестве параметров получает путь к файлу (строка). Выводит текст из файла (строка).</w:t>
+      </w:r>
+    </w:p>
+    <w:p>
+      <w:pPr>
+        <w:spacing w:line="360" w:lineRule="auto"/>
+        <w:ind w:firstLine="709"/>
+        <w:jc w:val="both"/>
+        <w:rPr>
+          <w:sz w:val="28"/>
+          <w:szCs w:val="28"/>
+        </w:rPr>
+      </w:pPr>
+      <w:r>
+        <w:rPr>
+          <w:sz w:val="28"/>
+          <w:szCs w:val="28"/>
+          <w:lang w:val="en-US"/>
+        </w:rPr>
+        <w:t>string</w:t>
+      </w:r>
+      <w:r>
+        <w:rPr>
+          <w:sz w:val="28"/>
+          <w:szCs w:val="28"/>
+        </w:rPr>
+        <w:t xml:space="preserve"> </w:t>
+      </w:r>
+      <w:r>
+        <w:rPr>
+          <w:sz w:val="28"/>
+          <w:szCs w:val="28"/>
+          <w:lang w:val="en-US"/>
+        </w:rPr>
+        <w:t>InputFromProgram</w:t>
+      </w:r>
+      <w:r>
+        <w:rPr>
+          <w:sz w:val="28"/>
+          <w:szCs w:val="28"/>
+        </w:rPr>
+        <w:t xml:space="preserve"> (</w:t>
+      </w:r>
+      <w:r>
+        <w:rPr>
+          <w:sz w:val="28"/>
+          <w:szCs w:val="28"/>
+          <w:lang w:val="en-US"/>
+        </w:rPr>
+        <w:t>string</w:t>
+      </w:r>
+      <w:r>
+        <w:rPr>
+          <w:sz w:val="28"/>
+          <w:szCs w:val="28"/>
+        </w:rPr>
+        <w:t xml:space="preserve"> </w:t>
+      </w:r>
+      <w:r>
+        <w:rPr>
+          <w:sz w:val="28"/>
+          <w:szCs w:val="28"/>
+          <w:lang w:val="en-US"/>
+        </w:rPr>
+        <w:t>text</w:t>
+      </w:r>
+      <w:r>
+        <w:rPr>
+          <w:sz w:val="28"/>
+          <w:szCs w:val="28"/>
+        </w:rPr>
+        <w:t>) – решает задачу ввода и проверки текста из программы. Получает текст. Выводит текст из программы (строка).</w:t>
+      </w:r>
+    </w:p>
+    <w:p>
+      <w:pPr>
+        <w:spacing w:line="360" w:lineRule="auto"/>
+        <w:ind w:firstLine="709"/>
+        <w:jc w:val="both"/>
+        <w:rPr>
+          <w:sz w:val="28"/>
+          <w:szCs w:val="28"/>
+          <w:lang w:val="en-US"/>
+        </w:rPr>
+      </w:pPr>
+      <w:r>
+        <w:rPr>
+          <w:sz w:val="28"/>
+          <w:szCs w:val="28"/>
+          <w:lang w:val="en-US"/>
+        </w:rPr>
+        <w:t>bool</w:t>
+      </w:r>
+      <w:r>
+        <w:rPr>
+          <w:sz w:val="28"/>
+          <w:szCs w:val="28"/>
+        </w:rPr>
+        <w:t xml:space="preserve"> </w:t>
+      </w:r>
+      <w:r>
+        <w:rPr>
+          <w:sz w:val="28"/>
+          <w:szCs w:val="28"/>
+          <w:lang w:val="en-US"/>
+        </w:rPr>
+        <w:t>CheckText</w:t>
+      </w:r>
+      <w:r>
+        <w:rPr>
+          <w:sz w:val="28"/>
+          <w:szCs w:val="28"/>
+        </w:rPr>
+        <w:t xml:space="preserve"> (</w:t>
+      </w:r>
+      <w:r>
+        <w:rPr>
+          <w:sz w:val="28"/>
+          <w:szCs w:val="28"/>
+          <w:lang w:val="en-US"/>
+        </w:rPr>
+        <w:t>string</w:t>
+      </w:r>
+      <w:r>
+        <w:rPr>
+          <w:sz w:val="28"/>
+          <w:szCs w:val="28"/>
+        </w:rPr>
+        <w:t xml:space="preserve"> </w:t>
+      </w:r>
+      <w:r>
+        <w:rPr>
+          <w:sz w:val="28"/>
+          <w:szCs w:val="28"/>
+          <w:lang w:val="en-US"/>
+        </w:rPr>
+        <w:t>text</w:t>
+      </w:r>
+      <w:r>
+        <w:rPr>
+          <w:sz w:val="28"/>
+          <w:szCs w:val="28"/>
+        </w:rPr>
+        <w:t xml:space="preserve">) – </w:t>
+      </w:r>
+      <w:r>
+        <w:rPr>
+          <w:sz w:val="28"/>
+          <w:szCs w:val="28"/>
+        </w:rPr>
+        <w:t>проверяет</w:t>
+      </w:r>
+      <w:r>
+        <w:rPr>
+          <w:sz w:val="28"/>
+          <w:szCs w:val="28"/>
+        </w:rPr>
+        <w:t xml:space="preserve"> </w:t>
+      </w:r>
+      <w:r>
+        <w:rPr>
+          <w:sz w:val="28"/>
+          <w:szCs w:val="28"/>
+        </w:rPr>
+        <w:t>текст</w:t>
+      </w:r>
+      <w:r>
+        <w:rPr>
+          <w:sz w:val="28"/>
+          <w:szCs w:val="28"/>
+        </w:rPr>
+        <w:t xml:space="preserve"> </w:t>
+      </w:r>
+      <w:r>
+        <w:rPr>
+          <w:sz w:val="28"/>
+          <w:szCs w:val="28"/>
+        </w:rPr>
+        <w:t>на</w:t>
+      </w:r>
+      <w:r>
+        <w:rPr>
+          <w:sz w:val="28"/>
+          <w:szCs w:val="28"/>
+        </w:rPr>
+        <w:t xml:space="preserve"> </w:t>
+      </w:r>
+      <w:r>
+        <w:rPr>
+          <w:sz w:val="28"/>
+          <w:szCs w:val="28"/>
+        </w:rPr>
+        <w:t>наличие символов, которые программа не может обработать. В качестве параметра получает текст (строка). Выводит результат проверки.</w:t>
+      </w:r>
+    </w:p>
+    <w:p>
+      <w:pPr>
+        <w:spacing w:line="360" w:lineRule="auto"/>
+        <w:ind w:firstLine="709"/>
+        <w:jc w:val="both"/>
+        <w:rPr>
+          <w:sz w:val="28"/>
+          <w:szCs w:val="28"/>
+        </w:rPr>
+      </w:pPr>
+      <w:r>
+        <w:rPr>
+          <w:sz w:val="28"/>
+          <w:szCs w:val="28"/>
+          <w:lang w:val="en-US"/>
+        </w:rPr>
+        <w:t>void</w:t>
+      </w:r>
+      <w:r>
+        <w:rPr>
+          <w:sz w:val="28"/>
+          <w:szCs w:val="28"/>
+        </w:rPr>
+        <w:t xml:space="preserve"> </w:t>
+      </w:r>
+      <w:r>
+        <w:rPr>
+          <w:sz w:val="28"/>
+          <w:szCs w:val="28"/>
+          <w:lang w:val="en-US"/>
+        </w:rPr>
+        <w:t>OutputResult</w:t>
+      </w:r>
+      <w:r>
+        <w:rPr>
+          <w:sz w:val="28"/>
+          <w:szCs w:val="28"/>
+        </w:rPr>
+        <w:t xml:space="preserve"> (</w:t>
+      </w:r>
+      <w:r>
+        <w:rPr>
+          <w:sz w:val="28"/>
+          <w:szCs w:val="28"/>
+          <w:lang w:val="en-US"/>
+        </w:rPr>
+        <w:t>string</w:t>
+      </w:r>
+      <w:r>
+        <w:rPr>
+          <w:sz w:val="28"/>
+          <w:szCs w:val="28"/>
+        </w:rPr>
+        <w:t xml:space="preserve"> </w:t>
+      </w:r>
+      <w:r>
+        <w:rPr>
+          <w:sz w:val="28"/>
+          <w:szCs w:val="28"/>
+          <w:lang w:val="en-US"/>
+        </w:rPr>
+        <w:t>originalText</w:t>
+      </w:r>
+      <w:r>
+        <w:rPr>
+          <w:sz w:val="28"/>
+          <w:szCs w:val="28"/>
+        </w:rPr>
+        <w:t xml:space="preserve">, </w:t>
+      </w:r>
+      <w:r>
+        <w:rPr>
+          <w:sz w:val="28"/>
+          <w:szCs w:val="28"/>
+          <w:lang w:val="en-US"/>
+        </w:rPr>
+        <w:t>string</w:t>
+      </w:r>
+      <w:r>
+        <w:rPr>
+          <w:sz w:val="28"/>
+          <w:szCs w:val="28"/>
+        </w:rPr>
+        <w:t xml:space="preserve"> </w:t>
+      </w:r>
+      <w:r>
+        <w:rPr>
+          <w:sz w:val="28"/>
+          <w:szCs w:val="28"/>
+          <w:lang w:val="en-US"/>
+        </w:rPr>
+        <w:t>encryptedText</w:t>
+      </w:r>
+      <w:r>
+        <w:rPr>
+          <w:sz w:val="28"/>
+          <w:szCs w:val="28"/>
+        </w:rPr>
+        <w:t xml:space="preserve">) – </w:t>
+      </w:r>
+      <w:r>
+        <w:rPr>
+          <w:sz w:val="28"/>
+          <w:szCs w:val="28"/>
+        </w:rPr>
+        <w:t>решает</w:t>
+      </w:r>
+      <w:r>
+        <w:rPr>
+          <w:sz w:val="28"/>
+          <w:szCs w:val="28"/>
+        </w:rPr>
+        <w:t xml:space="preserve"> </w:t>
+      </w:r>
+      <w:r>
+        <w:rPr>
+          <w:sz w:val="28"/>
+          <w:szCs w:val="28"/>
+        </w:rPr>
+        <w:t>задачу</w:t>
+      </w:r>
+      <w:r>
+        <w:rPr>
+          <w:sz w:val="28"/>
+          <w:szCs w:val="28"/>
+        </w:rPr>
+        <w:t xml:space="preserve"> </w:t>
+      </w:r>
+      <w:r>
+        <w:rPr>
+          <w:sz w:val="28"/>
+          <w:szCs w:val="28"/>
+        </w:rPr>
+        <w:t>вывода</w:t>
+      </w:r>
+      <w:r>
+        <w:rPr>
+          <w:sz w:val="28"/>
+          <w:szCs w:val="28"/>
+        </w:rPr>
+        <w:t xml:space="preserve"> </w:t>
+      </w:r>
+      <w:r>
+        <w:rPr>
+          <w:sz w:val="28"/>
+          <w:szCs w:val="28"/>
+        </w:rPr>
+        <w:t>зашифрованного</w:t>
+      </w:r>
+      <w:r>
+        <w:rPr>
+          <w:sz w:val="28"/>
+          <w:szCs w:val="28"/>
+        </w:rPr>
+        <w:t xml:space="preserve"> </w:t>
+      </w:r>
+      <w:r>
+        <w:rPr>
+          <w:sz w:val="28"/>
+          <w:szCs w:val="28"/>
+        </w:rPr>
+        <w:t>текста</w:t>
+      </w:r>
+      <w:r>
+        <w:rPr>
+          <w:sz w:val="28"/>
+          <w:szCs w:val="28"/>
+        </w:rPr>
+        <w:t xml:space="preserve">. </w:t>
+      </w:r>
+      <w:r>
+        <w:rPr>
+          <w:sz w:val="28"/>
+          <w:szCs w:val="28"/>
+        </w:rPr>
+        <w:t>В качестве параметров получает оригинальный текст (строка) и зашифрованный текст (строка). Ничего не выводит.</w:t>
+      </w:r>
     </w:p>
     <w:p>
       <w:pPr>
@@ -7383,28 +7252,10 @@
         <w:ind w:firstLine="709"/>
         <w:jc w:val="both"/>
         <w:rPr>
-          <w:b/>
-          <w:sz w:val="28"/>
-          <w:szCs w:val="28"/>
-        </w:rPr>
-      </w:pPr>
-      <w:r>
-        <w:rPr>
-          <w:b/>
-          <w:sz w:val="28"/>
-          <w:szCs w:val="28"/>
-        </w:rPr>
-        <w:t xml:space="preserve">Класс </w:t>
-      </w:r>
-      <w:r>
-        <w:rPr>
-          <w:b/>
-          <w:sz w:val="28"/>
-          <w:szCs w:val="28"/>
-          <w:lang w:val="en-US"/>
-        </w:rPr>
-        <w:t>Alphabet</w:t>
-      </w:r>
+          <w:sz w:val="28"/>
+          <w:szCs w:val="28"/>
+        </w:rPr>
+      </w:pPr>
     </w:p>
     <w:p>
       <w:pPr>
@@ -7425,6 +7276,37 @@
           <w:sz w:val="28"/>
           <w:szCs w:val="28"/>
         </w:rPr>
+        <w:t xml:space="preserve">Класс </w:t>
+      </w:r>
+      <w:r>
+        <w:rPr>
+          <w:b/>
+          <w:sz w:val="28"/>
+          <w:szCs w:val="28"/>
+          <w:lang w:val="en-US"/>
+        </w:rPr>
+        <w:t>Alphabet</w:t>
+      </w:r>
+    </w:p>
+    <w:p>
+      <w:pPr>
+        <w:widowControl/>
+        <w:autoSpaceDE/>
+        <w:spacing w:after="160" w:line="256" w:lineRule="auto"/>
+        <w:ind w:firstLine="709"/>
+        <w:jc w:val="both"/>
+        <w:rPr>
+          <w:b/>
+          <w:sz w:val="28"/>
+          <w:szCs w:val="28"/>
+        </w:rPr>
+      </w:pPr>
+      <w:r>
+        <w:rPr>
+          <w:b/>
+          <w:sz w:val="28"/>
+          <w:szCs w:val="28"/>
+        </w:rPr>
         <w:t>Поля и свойства:</w:t>
       </w:r>
     </w:p>
@@ -8146,7 +8028,6 @@
           <w:sz w:val="28"/>
           <w:szCs w:val="28"/>
         </w:rPr>
-        <w:lastRenderedPageBreak/>
         <w:t>Взаимодействие между компонентами организовано следующим образом:</w:t>
       </w:r>
     </w:p>
@@ -8497,7 +8378,6 @@
           <w:szCs w:val="28"/>
           <w:lang w:eastAsia="ru-RU"/>
         </w:rPr>
-        <w:lastRenderedPageBreak/>
         <w:drawing>
           <wp:inline distT="0" distB="0" distL="0" distR="0" wp14:anchorId="045966A5" wp14:editId="09470C95">
             <wp:extent cx="5942965" cy="4008120"/>
@@ -8514,7 +8394,7 @@
                     <pic:cNvPicPr/>
                   </pic:nvPicPr>
                   <pic:blipFill>
-                    <a:blip r:embed="rId15"/>
+                    <a:blip r:embed="rId13"/>
                     <a:stretch>
                       <a:fillRect/>
                     </a:stretch>
@@ -8619,13 +8499,6 @@
           <w:szCs w:val="28"/>
         </w:rPr>
         <w:br w:type="page"/>
-      </w:r>
-      <w:r>
-        <w:rPr>
-          <w:sz w:val="28"/>
-          <w:szCs w:val="28"/>
-        </w:rPr>
-        <w:lastRenderedPageBreak/>
         <w:t>Структура:</w:t>
       </w:r>
     </w:p>
@@ -8844,7 +8717,7 @@
                     <pic:cNvPicPr/>
                   </pic:nvPicPr>
                   <pic:blipFill>
-                    <a:blip r:embed="rId15"/>
+                    <a:blip r:embed="rId13"/>
                     <a:stretch>
                       <a:fillRect/>
                     </a:stretch>
@@ -10072,7 +9945,7 @@
   <w:style w:type="paragraph" w:default="1" w:styleId="a">
     <w:name w:val="Normal"/>
     <w:qFormat/>
-    <w:rsid w:val="00336784"/>
+    <w:rsid w:val="00835E21"/>
     <w:pPr>
       <w:widowControl w:val="0"/>
       <w:autoSpaceDE w:val="0"/>
@@ -10086,7 +9959,6 @@
   <w:style w:type="character" w:default="1" w:styleId="a0">
     <w:name w:val="Default Paragraph Font"/>
     <w:uiPriority w:val="1"/>
-    <w:semiHidden/>
     <w:unhideWhenUsed/>
   </w:style>
   <w:style w:type="table" w:default="1" w:styleId="a1">
@@ -10269,6 +10141,30 @@
     <w:rPr>
       <w:color w:val="605E5C"/>
       <w:shd w:val="clear" w:color="auto" w:fill="E1DFDD"/>
+    </w:rPr>
+  </w:style>
+  <w:style w:type="character" w:styleId="ae">
+    <w:name w:val="Unresolved Mention"/>
+    <w:basedOn w:val="a0"/>
+    <w:uiPriority w:val="99"/>
+    <w:semiHidden/>
+    <w:unhideWhenUsed/>
+    <w:rsid w:val="00EE1785"/>
+    <w:rPr>
+      <w:color w:val="605E5C"/>
+      <w:shd w:val="clear" w:color="auto" w:fill="E1DFDD"/>
+    </w:rPr>
+  </w:style>
+  <w:style w:type="character" w:styleId="af">
+    <w:name w:val="FollowedHyperlink"/>
+    <w:basedOn w:val="a0"/>
+    <w:uiPriority w:val="99"/>
+    <w:semiHidden/>
+    <w:unhideWhenUsed/>
+    <w:rsid w:val="00EE1785"/>
+    <w:rPr>
+      <w:color w:val="954F72" w:themeColor="followedHyperlink"/>
+      <w:u w:val="single"/>
     </w:rPr>
   </w:style>
 </w:styles>

--- a/CaesarCipher/Документация/Документация к проекту.docx
+++ b/CaesarCipher/Документация/Документация к проекту.docx
@@ -1263,6 +1263,7 @@
           <w:sz w:val="28"/>
           <w:szCs w:val="28"/>
         </w:rPr>
+        <w:lastRenderedPageBreak/>
         <w:t>Введение</w:t>
       </w:r>
     </w:p>
@@ -1509,6 +1510,7 @@
           <w:sz w:val="28"/>
           <w:szCs w:val="28"/>
         </w:rPr>
+        <w:lastRenderedPageBreak/>
         <w:t>Гибридное. Сочетает симметричное и асимметричное шифрование: асимметричный метод применяется для безопасной передачи симметричного ключа, которым затем шифруются данные.</w:t>
       </w:r>
     </w:p>
@@ -1536,7 +1538,23 @@
           <w:sz w:val="28"/>
           <w:szCs w:val="28"/>
         </w:rPr>
-        <w:t>еширование. Преобразование данных в фиксированный набор символов (хеш). Хеширование необратимо, его используют для хранения паролей, проверки целостности данных, но не для восстановления исходной информации.</w:t>
+        <w:t>еширование. Преобразование данных в фиксированный набор символов (</w:t>
+      </w:r>
+      <w:proofErr w:type="spellStart"/>
+      <w:r>
+        <w:rPr>
+          <w:sz w:val="28"/>
+          <w:szCs w:val="28"/>
+        </w:rPr>
+        <w:t>хеш</w:t>
+      </w:r>
+      <w:proofErr w:type="spellEnd"/>
+      <w:r>
+        <w:rPr>
+          <w:sz w:val="28"/>
+          <w:szCs w:val="28"/>
+        </w:rPr>
+        <w:t>). Хеширование необратимо, его используют для хранения паролей, проверки целостности данных, но не для восстановления исходной информации.</w:t>
       </w:r>
     </w:p>
     <w:p>
@@ -1657,7 +1675,15 @@
           <w:sz w:val="28"/>
           <w:szCs w:val="28"/>
         </w:rPr>
-        <w:t>Чтобы всего этого добиться, нам нужно определить, кому и зачем может пригодиться наша программа, чётко установить, что именно она должна уметь делать, а также продумать, из каких классов и методов она будет состоять и подробно описать, как будут работать основные алгоритмы шифрования. В конце концов, реализовать код в Visual Studio, проверить, что всё работает, и оформить отчёт.</w:t>
+        <w:t xml:space="preserve">Чтобы всего этого добиться, нам нужно определить, кому и зачем может пригодиться наша программа, чётко установить, что именно она должна уметь делать, а также продумать, из каких классов и методов она будет состоять и подробно описать, как будут работать основные алгоритмы шифрования. В </w:t>
+      </w:r>
+      <w:r>
+        <w:rPr>
+          <w:sz w:val="28"/>
+          <w:szCs w:val="28"/>
+        </w:rPr>
+        <w:lastRenderedPageBreak/>
+        <w:t>конце концов, реализовать код в Visual Studio, проверить, что всё работает, и оформить отчёт.</w:t>
       </w:r>
     </w:p>
     <w:p>
@@ -1697,6 +1723,7 @@
           <w:sz w:val="28"/>
           <w:szCs w:val="28"/>
         </w:rPr>
+        <w:lastRenderedPageBreak/>
         <w:t>Раздел 1. Практическая значимость разрабатываемого ПС</w:t>
       </w:r>
     </w:p>
@@ -1849,7 +1876,15 @@
           <w:sz w:val="28"/>
           <w:szCs w:val="28"/>
         </w:rPr>
-        <w:t>Таким образом, практическая значимость проекта заключается в создании универсального инструмента, который наглядно продемонстрирует принцип шифрования, предоставит удобные интерфейсы для ввода и вывода данных и сможет быть использован для решения ряда прикладных задач.</w:t>
+        <w:t xml:space="preserve">Таким образом, практическая значимость проекта заключается в </w:t>
+      </w:r>
+      <w:r>
+        <w:rPr>
+          <w:sz w:val="28"/>
+          <w:szCs w:val="28"/>
+        </w:rPr>
+        <w:lastRenderedPageBreak/>
+        <w:t>создании универсального инструмента, который наглядно продемонстрирует принцип шифрования, предоставит удобные интерфейсы для ввода и вывода данных и сможет быть использован для решения ряда прикладных задач.</w:t>
       </w:r>
     </w:p>
     <w:p>
@@ -1911,7 +1946,15 @@
           <w:sz w:val="28"/>
           <w:szCs w:val="28"/>
         </w:rPr>
-        <w:t>Не менее показательна ситуация с преподавателями, которые готовят рабочие материалы для занятий. Чтобы обеспечить группу студентов набором разнообразных примеров шифрования, преподавателю приходится либо вручную рассчитывать каждый вариант, тратя на это часы драгоценного времени, либо использовать разрозненные примеры из интернета, которые часто не соответствуют текущим учебным задачам – не поддерживают кириллицу, используют неудобные форматы или содержат ошибки. В результате страдает качество образовательного процесса: студенты получают ограниченный или неподходящий материал для работы, а преподаватель не может гибко реагировать на потребности аудитории, например, быстро сгенерировать дополнительные примеры для отстающих или усложненные задания для продвинутых учащихся.</w:t>
+        <w:t xml:space="preserve">Не менее показательна ситуация с преподавателями, которые готовят рабочие материалы для занятий. Чтобы обеспечить группу студентов набором разнообразных примеров шифрования, преподавателю приходится либо вручную рассчитывать каждый вариант, тратя на это часы драгоценного времени, либо использовать разрозненные примеры из интернета, которые часто не соответствуют текущим учебным задачам – не поддерживают кириллицу, используют неудобные форматы или содержат ошибки. В результате страдает качество образовательного процесса: студенты получают ограниченный или неподходящий материал для работы, а преподаватель не может гибко реагировать на потребности аудитории, например, быстро </w:t>
+      </w:r>
+      <w:r>
+        <w:rPr>
+          <w:sz w:val="28"/>
+          <w:szCs w:val="28"/>
+        </w:rPr>
+        <w:lastRenderedPageBreak/>
+        <w:t>сгенерировать дополнительные примеры для отстающих или усложненные задания для продвинутых учащихся.</w:t>
       </w:r>
     </w:p>
     <w:p>
@@ -1985,7 +2028,15 @@
           <w:sz w:val="28"/>
           <w:szCs w:val="28"/>
         </w:rPr>
-        <w:t>Разрабатываемая программа устраняет все эти проблемы комплексно. Студент получает возможность за секунды шифровать тексты любой длины, мгновенно менять ключи и наблюдать результат, сосредоточившись на понимании закономерностей алгоритма. Преподаватель – гибкий инструмент для генерации любых дидактических материалов, экономящий часы подготовки и позволяющий адаптировать задания под конкретную группу. Организаторы мероприятий – инструмент для создания загадок. Обычный пользователь – безопасное локальное приложение, которое быстро и понятно решает конкретную бытовую задачу без риска утечки данных. Таким образом, программа не просто автоматизирует рутинные операции шифрования, а кардинально повышает эффективность работы для каждой группы пользователей, превращая трудоемкий процесс в быстрый, наглядный и безопасный инструмент, адаптированный под их конкретные потребности.</w:t>
+        <w:t xml:space="preserve">Разрабатываемая программа устраняет все эти проблемы комплексно. Студент получает возможность за секунды шифровать тексты любой длины, мгновенно менять ключи и наблюдать результат, сосредоточившись на понимании закономерностей алгоритма. Преподаватель – гибкий инструмент </w:t>
+      </w:r>
+      <w:r>
+        <w:rPr>
+          <w:sz w:val="28"/>
+          <w:szCs w:val="28"/>
+        </w:rPr>
+        <w:lastRenderedPageBreak/>
+        <w:t>для генерации любых дидактических материалов, экономящий часы подготовки и позволяющий адаптировать задания под конкретную группу. Организаторы мероприятий – инструмент для создания загадок. Обычный пользователь – безопасное локальное приложение, которое быстро и понятно решает конкретную бытовую задачу без риска утечки данных. Таким образом, программа не просто автоматизирует рутинные операции шифрования, а кардинально повышает эффективность работы для каждой группы пользователей, превращая трудоемкий процесс в быстрый, наглядный и безопасный инструмент, адаптированный под их конкретные потребности.</w:t>
       </w:r>
       <w:r>
         <w:rPr>
@@ -2014,6 +2065,7 @@
           <w:sz w:val="28"/>
           <w:szCs w:val="28"/>
         </w:rPr>
+        <w:lastRenderedPageBreak/>
         <w:t>Раздел 2. Функциональные требования к ПС</w:t>
       </w:r>
     </w:p>
@@ -2054,46 +2106,57 @@
           <w:sz w:val="28"/>
           <w:szCs w:val="28"/>
         </w:rPr>
-        <w:t>Программное средство должно выполнять роль законченного инструмента для преобразования текста. Его основная задача − предоставить пользователю возможность зашифровать произвольный текст с помощью шифра Цезаря, сдвигая каждый символ алфавита на заданное число позиций, а также выполнить обратную операцию дешифрования для восстановления исходного сообщения при наличии верного ключа. Работа с данными должна быть гибкой: программа обязана уметь считывать текст как из внешних файлов в текстовом формате txt, так и принимать его напрямую через консольный ввод. Результат своей работы − исходный и преобразованный текст − программа должна отображать на экране, а также может сохранять в структурированном и считываемом пользователем виде в файле формата txt. Также программа выводит результат на экран. Для корректной работы алгоритм должен уверенно обрабатывать буквы латинского и кириллического алфавитов, арабские цифры, и пробелы с знаками препинания. Управление процессом шифрования осуществляется через целочисленный ключ, который пользователь задаёт вручную и который применяется как для кодирования, так и для раскодирования текста.</w:t>
-      </w:r>
-    </w:p>
-    <w:p>
-      <w:pPr>
-        <w:spacing w:line="360" w:lineRule="auto"/>
-        <w:ind w:firstLine="709"/>
-        <w:jc w:val="both"/>
-        <w:rPr>
-          <w:sz w:val="28"/>
-          <w:szCs w:val="28"/>
-        </w:rPr>
-      </w:pPr>
-      <w:r>
-        <w:rPr>
-          <w:sz w:val="28"/>
-          <w:szCs w:val="28"/>
-        </w:rPr>
-        <w:t>Список</w:t>
-      </w:r>
-      <w:r>
-        <w:rPr>
-          <w:sz w:val="28"/>
-          <w:szCs w:val="28"/>
-        </w:rPr>
-        <w:t xml:space="preserve"> символ</w:t>
-      </w:r>
-      <w:r>
-        <w:rPr>
-          <w:sz w:val="28"/>
-          <w:szCs w:val="28"/>
-        </w:rPr>
-        <w:t>ов, которые</w:t>
-      </w:r>
-      <w:r>
-        <w:rPr>
-          <w:sz w:val="28"/>
-          <w:szCs w:val="28"/>
-        </w:rPr>
-        <w:t xml:space="preserve"> поддерживает программа представлен в таблице 1.</w:t>
+        <w:t xml:space="preserve">Программное средство должно выполнять роль законченного инструмента для преобразования текста. Его основная задача − предоставить пользователю возможность зашифровать произвольный текст с помощью шифра Цезаря, сдвигая каждый символ алфавита на заданное число позиций, а также выполнить обратную операцию дешифрования для восстановления исходного сообщения при наличии верного ключа. Работа с данными должна быть гибкой: программа обязана уметь считывать текст как из внешних файлов в текстовом формате </w:t>
+      </w:r>
+      <w:proofErr w:type="spellStart"/>
+      <w:r>
+        <w:rPr>
+          <w:sz w:val="28"/>
+          <w:szCs w:val="28"/>
+        </w:rPr>
+        <w:t>txt</w:t>
+      </w:r>
+      <w:proofErr w:type="spellEnd"/>
+      <w:r>
+        <w:rPr>
+          <w:sz w:val="28"/>
+          <w:szCs w:val="28"/>
+        </w:rPr>
+        <w:t xml:space="preserve">, так и принимать его напрямую через консольный ввод. Результат своей работы − исходный и преобразованный текст − программа должна отображать на экране, а также может сохранять в структурированном и считываемом пользователем виде в файле формата </w:t>
+      </w:r>
+      <w:proofErr w:type="spellStart"/>
+      <w:r>
+        <w:rPr>
+          <w:sz w:val="28"/>
+          <w:szCs w:val="28"/>
+        </w:rPr>
+        <w:t>txt</w:t>
+      </w:r>
+      <w:proofErr w:type="spellEnd"/>
+      <w:r>
+        <w:rPr>
+          <w:sz w:val="28"/>
+          <w:szCs w:val="28"/>
+        </w:rPr>
+        <w:t>. Также программа выводит результат на экран. Для корректной работы алгоритм должен уверенно обрабатывать буквы латинского и кириллического алфавитов, арабские цифры, и пробелы с знаками препинания. Управление процессом шифрования осуществляется через целочисленный ключ, который пользователь задаёт вручную и который применяется как для кодирования, так и для раскодирования текста.</w:t>
+      </w:r>
+    </w:p>
+    <w:p>
+      <w:pPr>
+        <w:spacing w:line="360" w:lineRule="auto"/>
+        <w:ind w:firstLine="709"/>
+        <w:jc w:val="both"/>
+        <w:rPr>
+          <w:sz w:val="28"/>
+          <w:szCs w:val="28"/>
+        </w:rPr>
+      </w:pPr>
+      <w:r>
+        <w:rPr>
+          <w:sz w:val="28"/>
+          <w:szCs w:val="28"/>
+        </w:rPr>
+        <w:t>Список символов, которые поддерживает программа представлен в таблице 1.</w:t>
       </w:r>
     </w:p>
     <w:p>
@@ -2212,12 +2275,23 @@
                 <w:szCs w:val="28"/>
               </w:rPr>
             </w:pPr>
+            <w:proofErr w:type="spellStart"/>
+            <w:proofErr w:type="gramStart"/>
             <w:r>
               <w:rPr>
                 <w:sz w:val="28"/>
                 <w:szCs w:val="28"/>
               </w:rPr>
-              <w:t xml:space="preserve">ру.буквы </w:t>
+              <w:t>ру.буквы</w:t>
+            </w:r>
+            <w:proofErr w:type="spellEnd"/>
+            <w:proofErr w:type="gramEnd"/>
+            <w:r>
+              <w:rPr>
+                <w:sz w:val="28"/>
+                <w:szCs w:val="28"/>
+              </w:rPr>
+              <w:t xml:space="preserve"> </w:t>
             </w:r>
           </w:p>
         </w:tc>
@@ -2243,6 +2317,7 @@
                 <w:szCs w:val="28"/>
               </w:rPr>
             </w:pPr>
+            <w:proofErr w:type="spellStart"/>
             <w:r>
               <w:rPr>
                 <w:sz w:val="28"/>
@@ -2250,6 +2325,7 @@
               </w:rPr>
               <w:t>абвгдеёжзийклмнопрстуфхцчшщъыьэюя</w:t>
             </w:r>
+            <w:proofErr w:type="spellEnd"/>
           </w:p>
         </w:tc>
       </w:tr>
@@ -2276,6 +2352,8 @@
                 <w:szCs w:val="28"/>
               </w:rPr>
             </w:pPr>
+            <w:proofErr w:type="spellStart"/>
+            <w:proofErr w:type="gramStart"/>
             <w:r>
               <w:rPr>
                 <w:sz w:val="28"/>
@@ -2283,6 +2361,8 @@
               </w:rPr>
               <w:t>РУ.буквы</w:t>
             </w:r>
+            <w:proofErr w:type="spellEnd"/>
+            <w:proofErr w:type="gramEnd"/>
           </w:p>
         </w:tc>
         <w:tc>
@@ -2340,6 +2420,8 @@
                 <w:szCs w:val="28"/>
               </w:rPr>
             </w:pPr>
+            <w:proofErr w:type="spellStart"/>
+            <w:proofErr w:type="gramStart"/>
             <w:r>
               <w:rPr>
                 <w:sz w:val="28"/>
@@ -2347,6 +2429,8 @@
               </w:rPr>
               <w:t>англ.буквы</w:t>
             </w:r>
+            <w:proofErr w:type="spellEnd"/>
+            <w:proofErr w:type="gramEnd"/>
           </w:p>
         </w:tc>
         <w:tc>
@@ -2371,6 +2455,7 @@
                 <w:szCs w:val="28"/>
               </w:rPr>
             </w:pPr>
+            <w:proofErr w:type="spellStart"/>
             <w:r>
               <w:rPr>
                 <w:sz w:val="28"/>
@@ -2378,6 +2463,7 @@
               </w:rPr>
               <w:t>abcdefghijklmnopqrstuvwxyz</w:t>
             </w:r>
+            <w:proofErr w:type="spellEnd"/>
           </w:p>
         </w:tc>
       </w:tr>
@@ -2404,6 +2490,7 @@
                 <w:szCs w:val="28"/>
               </w:rPr>
             </w:pPr>
+            <w:proofErr w:type="spellStart"/>
             <w:r>
               <w:rPr>
                 <w:sz w:val="28"/>
@@ -2411,6 +2498,7 @@
               </w:rPr>
               <w:t>АНГЛ.буквы</w:t>
             </w:r>
+            <w:proofErr w:type="spellEnd"/>
           </w:p>
         </w:tc>
         <w:tc>
@@ -2537,7 +2625,15 @@
                 <w:sz w:val="28"/>
                 <w:szCs w:val="28"/>
               </w:rPr>
-              <w:t>Спец символы</w:t>
+              <w:t xml:space="preserve">Спец </w:t>
+            </w:r>
+            <w:r>
+              <w:rPr>
+                <w:sz w:val="28"/>
+                <w:szCs w:val="28"/>
+              </w:rPr>
+              <w:lastRenderedPageBreak/>
+              <w:t>символы</w:t>
             </w:r>
           </w:p>
         </w:tc>
@@ -2563,12 +2659,70 @@
                 <w:szCs w:val="28"/>
               </w:rPr>
             </w:pPr>
+            <w:proofErr w:type="gramStart"/>
             <w:r>
               <w:rPr>
                 <w:sz w:val="28"/>
                 <w:szCs w:val="28"/>
               </w:rPr>
-              <w:t>пробел.,;:-=+_!&amp;?/()`~@№#$%^*[{}]|'&lt;&gt;"</w:t>
+              <w:lastRenderedPageBreak/>
+              <w:t>пробел.,;:</w:t>
+            </w:r>
+            <w:proofErr w:type="gramEnd"/>
+            <w:r>
+              <w:rPr>
+                <w:sz w:val="28"/>
+                <w:szCs w:val="28"/>
+              </w:rPr>
+              <w:t>-=+</w:t>
+            </w:r>
+            <w:proofErr w:type="gramStart"/>
+            <w:r>
+              <w:rPr>
+                <w:sz w:val="28"/>
+                <w:szCs w:val="28"/>
+              </w:rPr>
+              <w:t>_!&amp;</w:t>
+            </w:r>
+            <w:proofErr w:type="gramEnd"/>
+            <w:r>
+              <w:rPr>
+                <w:sz w:val="28"/>
+                <w:szCs w:val="28"/>
+              </w:rPr>
+              <w:t>?</w:t>
+            </w:r>
+            <w:proofErr w:type="gramStart"/>
+            <w:r>
+              <w:rPr>
+                <w:sz w:val="28"/>
+                <w:szCs w:val="28"/>
+              </w:rPr>
+              <w:t>/(</w:t>
+            </w:r>
+            <w:proofErr w:type="gramEnd"/>
+            <w:r>
+              <w:rPr>
+                <w:sz w:val="28"/>
+                <w:szCs w:val="28"/>
+              </w:rPr>
+              <w:t>)`~@№#$%^*[{</w:t>
+            </w:r>
+            <w:proofErr w:type="gramStart"/>
+            <w:r>
+              <w:rPr>
+                <w:sz w:val="28"/>
+                <w:szCs w:val="28"/>
+              </w:rPr>
+              <w:t>}]|</w:t>
+            </w:r>
+            <w:proofErr w:type="gramEnd"/>
+            <w:r>
+              <w:rPr>
+                <w:sz w:val="28"/>
+                <w:szCs w:val="28"/>
+              </w:rPr>
+              <w:t>'&lt;&gt;"</w:t>
             </w:r>
           </w:p>
         </w:tc>
@@ -2667,7 +2821,23 @@
           <w:sz w:val="28"/>
           <w:szCs w:val="28"/>
         </w:rPr>
-        <w:t>Система должна реализовывать классический шифр Цезаря. Для каждого символа исходного текста, входящего в алфавит, программа должна определять его позицию в алфавите и заменять его на символ, находящийся на N позиций правее, где N − это ключ. Например, при ключе N=3 буква «А» превратится в «Г», а «Я» − в «В». Когда необходимо зашифровать символ по ключу, по величине которого не хватает оставшихся в алфавите символов правее от шифруемого символа, алфавит зацикливается. Иными словами, после «Я» сразу идёт «А», а после «9» идет «0».</w:t>
+        <w:t xml:space="preserve">Система должна реализовывать классический шифр Цезаря. Для каждого символа исходного текста, входящего в алфавит, программа должна определять его позицию в алфавите и заменять его на символ, находящийся на N позиций правее, где N </w:t>
+      </w:r>
+      <w:proofErr w:type="gramStart"/>
+      <w:r>
+        <w:rPr>
+          <w:sz w:val="28"/>
+          <w:szCs w:val="28"/>
+        </w:rPr>
+        <w:t>− это</w:t>
+      </w:r>
+      <w:proofErr w:type="gramEnd"/>
+      <w:r>
+        <w:rPr>
+          <w:sz w:val="28"/>
+          <w:szCs w:val="28"/>
+        </w:rPr>
+        <w:t xml:space="preserve"> ключ. Например, при ключе N=3 буква «А» превратится в «Г», а «Я» − в «В». Когда необходимо зашифровать символ по ключу, по величине которого не хватает оставшихся в алфавите символов правее от шифруемого символа, алфавит зацикливается. Иными словами, после «Я» сразу идёт «А», а после «9» идет «0».</w:t>
       </w:r>
     </w:p>
     <w:p>
@@ -2705,12 +2875,21 @@
         </w:rPr>
         <w:t xml:space="preserve">В программе подразумеваются ограничения по вводимому тексту. Программное средство корректно обрабатывает </w:t>
       </w:r>
-      <w:r>
-        <w:rPr>
-          <w:sz w:val="28"/>
-          <w:szCs w:val="28"/>
-        </w:rPr>
-        <w:t>символы представленные в таблице 1</w:t>
+      <w:proofErr w:type="gramStart"/>
+      <w:r>
+        <w:rPr>
+          <w:sz w:val="28"/>
+          <w:szCs w:val="28"/>
+        </w:rPr>
+        <w:t>символы</w:t>
+      </w:r>
+      <w:proofErr w:type="gramEnd"/>
+      <w:r>
+        <w:rPr>
+          <w:sz w:val="28"/>
+          <w:szCs w:val="28"/>
+        </w:rPr>
+        <w:t xml:space="preserve"> представленные в таблице 1</w:t>
       </w:r>
       <w:r>
         <w:rPr>
@@ -2811,7 +2990,15 @@
           <w:sz w:val="28"/>
           <w:szCs w:val="28"/>
         </w:rPr>
-        <w:t>система реагирует выводом сообщения: «Ошибка! Неизвестные символы. Уберите, символы которых нет в алфавите и попробуйте снова.»</w:t>
+        <w:t xml:space="preserve">система реагирует выводом сообщения: «Ошибка! Неизвестные символы. Уберите, символы которых нет в алфавите и </w:t>
+      </w:r>
+      <w:r>
+        <w:rPr>
+          <w:sz w:val="28"/>
+          <w:szCs w:val="28"/>
+        </w:rPr>
+        <w:lastRenderedPageBreak/>
+        <w:t>попробуйте снова.»</w:t>
       </w:r>
     </w:p>
     <w:p>
@@ -3121,12 +3308,37 @@
                 <w:szCs w:val="28"/>
               </w:rPr>
             </w:pPr>
+            <w:proofErr w:type="spellStart"/>
             <w:r>
               <w:rPr>
                 <w:sz w:val="28"/>
                 <w:szCs w:val="28"/>
               </w:rPr>
-              <w:t>Тулёзх-;плу/</w:t>
+              <w:t>Тулёзх</w:t>
+            </w:r>
+            <w:proofErr w:type="spellEnd"/>
+            <w:r>
+              <w:rPr>
+                <w:sz w:val="28"/>
+                <w:szCs w:val="28"/>
+              </w:rPr>
+              <w:t>-;</w:t>
+            </w:r>
+            <w:proofErr w:type="spellStart"/>
+            <w:r>
+              <w:rPr>
+                <w:sz w:val="28"/>
+                <w:szCs w:val="28"/>
+              </w:rPr>
+              <w:t>плу</w:t>
+            </w:r>
+            <w:proofErr w:type="spellEnd"/>
+            <w:r>
+              <w:rPr>
+                <w:sz w:val="28"/>
+                <w:szCs w:val="28"/>
+              </w:rPr>
+              <w:t>/</w:t>
             </w:r>
           </w:p>
         </w:tc>
@@ -3208,12 +3420,21 @@
                 <w:szCs w:val="28"/>
               </w:rPr>
             </w:pPr>
+            <w:proofErr w:type="spellStart"/>
             <w:r>
               <w:rPr>
                 <w:sz w:val="28"/>
                 <w:szCs w:val="28"/>
               </w:rPr>
-              <w:t>Ifmmp+</w:t>
+              <w:t>Ifmmp</w:t>
+            </w:r>
+            <w:proofErr w:type="spellEnd"/>
+            <w:r>
+              <w:rPr>
+                <w:sz w:val="28"/>
+                <w:szCs w:val="28"/>
+              </w:rPr>
+              <w:t>+</w:t>
             </w:r>
             <w:r>
               <w:rPr>
@@ -3308,7 +3529,23 @@
                 <w:sz w:val="28"/>
                 <w:szCs w:val="28"/>
               </w:rPr>
-              <w:t>5+-6+-7+-;+-:</w:t>
+              <w:t>5+-6+-7+</w:t>
+            </w:r>
+            <w:proofErr w:type="gramStart"/>
+            <w:r>
+              <w:rPr>
+                <w:sz w:val="28"/>
+                <w:szCs w:val="28"/>
+              </w:rPr>
+              <w:t>-;+</w:t>
+            </w:r>
+            <w:proofErr w:type="gramEnd"/>
+            <w:r>
+              <w:rPr>
+                <w:sz w:val="28"/>
+                <w:szCs w:val="28"/>
+              </w:rPr>
+              <w:t>-:</w:t>
             </w:r>
           </w:p>
         </w:tc>
@@ -3333,6 +3570,7 @@
                 <w:szCs w:val="28"/>
               </w:rPr>
             </w:pPr>
+            <w:proofErr w:type="spellStart"/>
             <w:r>
               <w:rPr>
                 <w:rFonts w:ascii="Yu Gothic" w:eastAsia="Yu Gothic" w:hAnsi="Yu Gothic" w:cs="Yu Gothic" w:hint="eastAsia"/>
@@ -3342,6 +3580,7 @@
               </w:rPr>
               <w:t>你好</w:t>
             </w:r>
+            <w:proofErr w:type="spellEnd"/>
             <w:r>
               <w:rPr>
                 <w:rFonts w:ascii="Yu Gothic" w:eastAsia="Yu Gothic" w:hAnsi="Yu Gothic" w:cs="Yu Gothic" w:hint="eastAsia"/>
@@ -3350,6 +3589,7 @@
               </w:rPr>
               <w:t xml:space="preserve">, </w:t>
             </w:r>
+            <w:proofErr w:type="spellStart"/>
             <w:r>
               <w:rPr>
                 <w:rFonts w:ascii="Yu Gothic" w:eastAsia="Yu Gothic" w:hAnsi="Yu Gothic" w:cs="Yu Gothic" w:hint="eastAsia"/>
@@ -3359,6 +3599,7 @@
               </w:rPr>
               <w:t>世界</w:t>
             </w:r>
+            <w:proofErr w:type="spellEnd"/>
             <w:r>
               <w:rPr>
                 <w:rFonts w:ascii="Yu Gothic" w:eastAsia="Yu Gothic" w:hAnsi="Yu Gothic" w:cs="Yu Gothic" w:hint="eastAsia"/>
@@ -3500,7 +3741,25 @@
                 <w:sz w:val="28"/>
                 <w:szCs w:val="28"/>
               </w:rPr>
-              <w:t>E:\Мой дарагооой дневник\Секретная мысль №1.</w:t>
+              <w:t xml:space="preserve">E:\Мой </w:t>
+            </w:r>
+            <w:proofErr w:type="spellStart"/>
+            <w:r>
+              <w:rPr>
+                <w:rFonts w:eastAsia="Yu Gothic"/>
+                <w:sz w:val="28"/>
+                <w:szCs w:val="28"/>
+              </w:rPr>
+              <w:t>дарагооой</w:t>
+            </w:r>
+            <w:proofErr w:type="spellEnd"/>
+            <w:r>
+              <w:rPr>
+                <w:rFonts w:eastAsia="Yu Gothic"/>
+                <w:sz w:val="28"/>
+                <w:szCs w:val="28"/>
+              </w:rPr>
+              <w:t xml:space="preserve"> дневник\Секретная мысль №1.</w:t>
             </w:r>
             <w:r>
               <w:rPr>
@@ -3669,6 +3928,7 @@
           <w:sz w:val="28"/>
           <w:szCs w:val="28"/>
         </w:rPr>
+        <w:lastRenderedPageBreak/>
         <w:t xml:space="preserve">Продолжение таблицы </w:t>
       </w:r>
       <w:r>
@@ -3895,7 +4155,55 @@
           <w:sz w:val="28"/>
           <w:szCs w:val="28"/>
         </w:rPr>
-        <w:t>Дешифрование в проектируемой системе является обратной операцией шифрования. Для получения исходного текста из шифрованного текста программа должна сдвигать каждый символ алфавита на N позиций влево, где N − это тот же ключ, который использовался для шифрования. Цикличность алфавита также соблюдается. Например, для зашифрованного текста «Тулёзх-;плу/», полученного в примере из описания прошлой задачи, при ключе N=3 результатом дешифрования будет «Привет, мир!».</w:t>
+        <w:t xml:space="preserve">Дешифрование в проектируемой системе является обратной операцией шифрования. Для получения исходного текста из шифрованного текста программа должна сдвигать каждый символ алфавита на N позиций влево, где N </w:t>
+      </w:r>
+      <w:proofErr w:type="gramStart"/>
+      <w:r>
+        <w:rPr>
+          <w:sz w:val="28"/>
+          <w:szCs w:val="28"/>
+        </w:rPr>
+        <w:t>− это</w:t>
+      </w:r>
+      <w:proofErr w:type="gramEnd"/>
+      <w:r>
+        <w:rPr>
+          <w:sz w:val="28"/>
+          <w:szCs w:val="28"/>
+        </w:rPr>
+        <w:t xml:space="preserve"> тот же ключ, который использовался для шифрования. Цикличность алфавита также соблюдается. Например, для зашифрованного текста «</w:t>
+      </w:r>
+      <w:proofErr w:type="spellStart"/>
+      <w:r>
+        <w:rPr>
+          <w:sz w:val="28"/>
+          <w:szCs w:val="28"/>
+        </w:rPr>
+        <w:t>Тулёзх</w:t>
+      </w:r>
+      <w:proofErr w:type="spellEnd"/>
+      <w:r>
+        <w:rPr>
+          <w:sz w:val="28"/>
+          <w:szCs w:val="28"/>
+        </w:rPr>
+        <w:t>-;</w:t>
+      </w:r>
+      <w:proofErr w:type="spellStart"/>
+      <w:r>
+        <w:rPr>
+          <w:sz w:val="28"/>
+          <w:szCs w:val="28"/>
+        </w:rPr>
+        <w:t>плу</w:t>
+      </w:r>
+      <w:proofErr w:type="spellEnd"/>
+      <w:r>
+        <w:rPr>
+          <w:sz w:val="28"/>
+          <w:szCs w:val="28"/>
+        </w:rPr>
+        <w:t>/», полученного в примере из описания прошлой задачи, при ключе N=3 результатом дешифрования будет «Привет, мир!».</w:t>
       </w:r>
     </w:p>
     <w:p>
@@ -3933,12 +4241,21 @@
         </w:rPr>
         <w:t xml:space="preserve">Также, как и раньше, подразумеваются ограничения по вводимому тексту. Программное средство корректно обрабатывает </w:t>
       </w:r>
-      <w:r>
-        <w:rPr>
-          <w:sz w:val="28"/>
-          <w:szCs w:val="28"/>
-        </w:rPr>
-        <w:t xml:space="preserve">символы представленные в </w:t>
+      <w:proofErr w:type="gramStart"/>
+      <w:r>
+        <w:rPr>
+          <w:sz w:val="28"/>
+          <w:szCs w:val="28"/>
+        </w:rPr>
+        <w:t>символы</w:t>
+      </w:r>
+      <w:proofErr w:type="gramEnd"/>
+      <w:r>
+        <w:rPr>
+          <w:sz w:val="28"/>
+          <w:szCs w:val="28"/>
+        </w:rPr>
+        <w:t xml:space="preserve"> представленные в </w:t>
       </w:r>
       <w:r>
         <w:rPr>
@@ -4039,7 +4356,15 @@
           <w:sz w:val="28"/>
           <w:szCs w:val="28"/>
         </w:rPr>
-        <w:t>Ситуация 1: пользователь пытается дешифровать текст, который не был зашифрован шифром Цезаря. В ответ на такую ситуацию программа выполнит дешифрование согласно алгоритму, но результат будет бессмысленным набором символов. Система не может определить семантическую верность, поэтому ошибки не будет, это ответственность пользователя</w:t>
+        <w:t xml:space="preserve">Ситуация 1: пользователь пытается дешифровать текст, который не был зашифрован шифром Цезаря. В ответ на такую ситуацию программа выполнит дешифрование согласно алгоритму, но результат будет бессмысленным набором символов. Система не может определить семантическую верность, </w:t>
+      </w:r>
+      <w:r>
+        <w:rPr>
+          <w:sz w:val="28"/>
+          <w:szCs w:val="28"/>
+        </w:rPr>
+        <w:lastRenderedPageBreak/>
+        <w:t>поэтому ошибки не будет, это ответственность пользователя</w:t>
       </w:r>
       <w:r>
         <w:rPr>
@@ -4458,7 +4783,15 @@
           <w:sz w:val="28"/>
           <w:szCs w:val="28"/>
         </w:rPr>
-        <w:t xml:space="preserve">Вывод.  При Шифровке\Дешифровке результат будет выведен на экран. Также результат может быть выведен в качестве </w:t>
+        <w:t xml:space="preserve">Вывод.  При Шифровке\Дешифровке результат будет выведен на экран. </w:t>
+      </w:r>
+      <w:r>
+        <w:rPr>
+          <w:sz w:val="28"/>
+          <w:szCs w:val="28"/>
+        </w:rPr>
+        <w:lastRenderedPageBreak/>
+        <w:t xml:space="preserve">Также результат может быть выведен в качестве </w:t>
       </w:r>
       <w:r>
         <w:rPr>
@@ -4513,6 +4846,7 @@
           <w:sz w:val="28"/>
           <w:szCs w:val="28"/>
         </w:rPr>
+        <w:lastRenderedPageBreak/>
         <w:t>Раздел 3. Модульная структура проектируемого программного средства</w:t>
       </w:r>
     </w:p>
@@ -4542,3813 +4876,6 @@
         <w:ind w:firstLine="709"/>
         <w:jc w:val="both"/>
         <w:rPr>
-          <w:bCs/>
-          <w:sz w:val="28"/>
-          <w:szCs w:val="28"/>
-        </w:rPr>
-      </w:pPr>
-      <w:r>
-        <w:rPr>
-          <w:bCs/>
-          <w:sz w:val="28"/>
-          <w:szCs w:val="28"/>
-        </w:rPr>
-        <w:t>Структура классов и форм</w:t>
-      </w:r>
-    </w:p>
-    <w:p>
-      <w:pPr>
-        <w:spacing w:line="360" w:lineRule="auto"/>
-        <w:ind w:firstLine="709"/>
-        <w:jc w:val="both"/>
-        <w:rPr>
-          <w:bCs/>
-          <w:sz w:val="28"/>
-          <w:szCs w:val="28"/>
-        </w:rPr>
-      </w:pPr>
-      <w:r>
-        <w:rPr>
-          <w:bCs/>
-          <w:sz w:val="28"/>
-          <w:szCs w:val="28"/>
-        </w:rPr>
-        <w:t>Программа состоит из следующих компонентов:</w:t>
-      </w:r>
-    </w:p>
-    <w:p>
-      <w:pPr>
-        <w:spacing w:line="360" w:lineRule="auto"/>
-        <w:ind w:firstLine="709"/>
-        <w:jc w:val="both"/>
-        <w:rPr>
-          <w:bCs/>
-          <w:sz w:val="28"/>
-          <w:szCs w:val="28"/>
-        </w:rPr>
-      </w:pPr>
-      <w:r>
-        <w:rPr>
-          <w:bCs/>
-          <w:sz w:val="28"/>
-          <w:szCs w:val="28"/>
-        </w:rPr>
-        <w:t xml:space="preserve">Главная форма (Класс </w:t>
-      </w:r>
-      <w:r>
-        <w:rPr>
-          <w:bCs/>
-          <w:sz w:val="28"/>
-          <w:szCs w:val="28"/>
-          <w:lang w:val="en-US"/>
-        </w:rPr>
-        <w:t>MainForm</w:t>
-      </w:r>
-      <w:r>
-        <w:rPr>
-          <w:bCs/>
-          <w:sz w:val="28"/>
-          <w:szCs w:val="28"/>
-        </w:rPr>
-        <w:t>) – основное окно приложения, содержащее элементы управления для ввода\вывода и шифровки\дешифровки;</w:t>
-      </w:r>
-    </w:p>
-    <w:p>
-      <w:pPr>
-        <w:spacing w:line="360" w:lineRule="auto"/>
-        <w:ind w:firstLine="709"/>
-        <w:jc w:val="both"/>
-        <w:rPr>
-          <w:sz w:val="28"/>
-          <w:szCs w:val="28"/>
-        </w:rPr>
-      </w:pPr>
-      <w:r>
-        <w:rPr>
-          <w:bCs/>
-          <w:sz w:val="28"/>
-          <w:szCs w:val="28"/>
-        </w:rPr>
-        <w:t xml:space="preserve">Класс </w:t>
-      </w:r>
-      <w:r>
-        <w:rPr>
-          <w:sz w:val="28"/>
-          <w:szCs w:val="28"/>
-          <w:lang w:val="en-US"/>
-        </w:rPr>
-        <w:t>InputOutput</w:t>
-      </w:r>
-      <w:r>
-        <w:rPr>
-          <w:sz w:val="28"/>
-          <w:szCs w:val="28"/>
-        </w:rPr>
-        <w:t xml:space="preserve"> – предназначен для методов ввода\вывода и проверки данных (текст и ключ)</w:t>
-      </w:r>
-    </w:p>
-    <w:p>
-      <w:pPr>
-        <w:spacing w:line="360" w:lineRule="auto"/>
-        <w:ind w:firstLine="709"/>
-        <w:jc w:val="both"/>
-        <w:rPr>
-          <w:sz w:val="28"/>
-          <w:szCs w:val="28"/>
-        </w:rPr>
-      </w:pPr>
-      <w:r>
-        <w:rPr>
-          <w:sz w:val="28"/>
-          <w:szCs w:val="28"/>
-        </w:rPr>
-        <w:t xml:space="preserve">Класс </w:t>
-      </w:r>
-      <w:r>
-        <w:rPr>
-          <w:sz w:val="28"/>
-          <w:szCs w:val="28"/>
-          <w:lang w:val="en-US"/>
-        </w:rPr>
-        <w:t>Alphabet</w:t>
-      </w:r>
-      <w:r>
-        <w:rPr>
-          <w:sz w:val="28"/>
-          <w:szCs w:val="28"/>
-        </w:rPr>
-        <w:t xml:space="preserve"> – предназначен для хранения алфавита и проверки символов.</w:t>
-      </w:r>
-    </w:p>
-    <w:p>
-      <w:pPr>
-        <w:spacing w:line="360" w:lineRule="auto"/>
-        <w:ind w:firstLine="709"/>
-        <w:jc w:val="both"/>
-        <w:rPr>
-          <w:sz w:val="28"/>
-          <w:szCs w:val="28"/>
-        </w:rPr>
-      </w:pPr>
-      <w:r>
-        <w:rPr>
-          <w:sz w:val="28"/>
-          <w:szCs w:val="28"/>
-        </w:rPr>
-        <w:t xml:space="preserve">Класс </w:t>
-      </w:r>
-      <w:r>
-        <w:rPr>
-          <w:sz w:val="28"/>
-          <w:szCs w:val="28"/>
-          <w:lang w:val="en-US"/>
-        </w:rPr>
-        <w:t>Cipher</w:t>
-      </w:r>
-      <w:r>
-        <w:rPr>
-          <w:sz w:val="28"/>
-          <w:szCs w:val="28"/>
-        </w:rPr>
-        <w:t xml:space="preserve"> – предназначен для шифровки\дешифровки данных.</w:t>
-      </w:r>
-    </w:p>
-    <w:p>
-      <w:pPr>
-        <w:spacing w:line="360" w:lineRule="auto"/>
-        <w:ind w:firstLine="709"/>
-        <w:jc w:val="both"/>
-        <w:rPr>
-          <w:b/>
-          <w:sz w:val="28"/>
-          <w:szCs w:val="28"/>
-        </w:rPr>
-      </w:pPr>
-      <w:r>
-        <w:rPr>
-          <w:b/>
-          <w:sz w:val="28"/>
-          <w:szCs w:val="28"/>
-        </w:rPr>
-        <w:t>Описание классов и их методов</w:t>
-      </w:r>
-    </w:p>
-    <w:p>
-      <w:pPr>
-        <w:spacing w:line="360" w:lineRule="auto"/>
-        <w:ind w:firstLine="709"/>
-        <w:jc w:val="both"/>
-        <w:rPr>
-          <w:sz w:val="28"/>
-          <w:szCs w:val="28"/>
-        </w:rPr>
-      </w:pPr>
-    </w:p>
-    <w:p>
-      <w:pPr>
-        <w:widowControl/>
-        <w:autoSpaceDE/>
-        <w:spacing w:after="160" w:line="256" w:lineRule="auto"/>
-        <w:ind w:firstLine="709"/>
-        <w:jc w:val="both"/>
-        <w:rPr>
-          <w:b/>
-          <w:bCs/>
-          <w:sz w:val="28"/>
-          <w:szCs w:val="28"/>
-        </w:rPr>
-      </w:pPr>
-      <w:r>
-        <w:rPr>
-          <w:b/>
-          <w:bCs/>
-          <w:sz w:val="28"/>
-          <w:szCs w:val="28"/>
-        </w:rPr>
-        <w:t xml:space="preserve">Класс </w:t>
-      </w:r>
-      <w:r>
-        <w:rPr>
-          <w:b/>
-          <w:bCs/>
-          <w:sz w:val="28"/>
-          <w:szCs w:val="28"/>
-          <w:lang w:val="en-US"/>
-        </w:rPr>
-        <w:t>MainForm</w:t>
-      </w:r>
-    </w:p>
-    <w:p>
-      <w:pPr>
-        <w:widowControl/>
-        <w:autoSpaceDE/>
-        <w:spacing w:after="160" w:line="256" w:lineRule="auto"/>
-        <w:ind w:firstLine="709"/>
-        <w:jc w:val="both"/>
-        <w:rPr>
-          <w:b/>
-          <w:sz w:val="28"/>
-          <w:szCs w:val="28"/>
-        </w:rPr>
-      </w:pPr>
-      <w:r>
-        <w:rPr>
-          <w:b/>
-          <w:sz w:val="28"/>
-          <w:szCs w:val="28"/>
-        </w:rPr>
-        <w:t>Поля и свойства:</w:t>
-      </w:r>
-    </w:p>
-    <w:p>
-      <w:pPr>
-        <w:spacing w:line="360" w:lineRule="auto"/>
-        <w:ind w:firstLine="709"/>
-        <w:jc w:val="both"/>
-        <w:rPr>
-          <w:sz w:val="28"/>
-          <w:szCs w:val="28"/>
-        </w:rPr>
-      </w:pPr>
-      <w:r>
-        <w:rPr>
-          <w:sz w:val="28"/>
-          <w:szCs w:val="28"/>
-          <w:lang w:val="en-US"/>
-        </w:rPr>
-        <w:t>Alphabet</w:t>
-      </w:r>
-      <w:r>
-        <w:rPr>
-          <w:sz w:val="28"/>
-          <w:szCs w:val="28"/>
-        </w:rPr>
-        <w:t xml:space="preserve"> </w:t>
-      </w:r>
-      <w:r>
-        <w:rPr>
-          <w:sz w:val="28"/>
-          <w:szCs w:val="28"/>
-          <w:lang w:val="en-US"/>
-        </w:rPr>
-        <w:t>alphabet</w:t>
-      </w:r>
-      <w:r>
-        <w:rPr>
-          <w:sz w:val="28"/>
-          <w:szCs w:val="28"/>
-        </w:rPr>
-        <w:t xml:space="preserve">_ – содержит объект класса </w:t>
-      </w:r>
-      <w:r>
-        <w:rPr>
-          <w:sz w:val="28"/>
-          <w:szCs w:val="28"/>
-          <w:lang w:val="en-US"/>
-        </w:rPr>
-        <w:t>Alphabet</w:t>
-      </w:r>
-      <w:r>
-        <w:rPr>
-          <w:sz w:val="28"/>
-          <w:szCs w:val="28"/>
-        </w:rPr>
-        <w:t>.</w:t>
-      </w:r>
-    </w:p>
-    <w:p>
-      <w:pPr>
-        <w:spacing w:line="360" w:lineRule="auto"/>
-        <w:ind w:firstLine="709"/>
-        <w:jc w:val="both"/>
-        <w:rPr>
-          <w:sz w:val="28"/>
-          <w:szCs w:val="28"/>
-        </w:rPr>
-      </w:pPr>
-      <w:r>
-        <w:rPr>
-          <w:sz w:val="28"/>
-          <w:szCs w:val="28"/>
-          <w:lang w:val="en-US"/>
-        </w:rPr>
-        <w:t>Cipher</w:t>
-      </w:r>
-      <w:r>
-        <w:rPr>
-          <w:sz w:val="28"/>
-          <w:szCs w:val="28"/>
-        </w:rPr>
-        <w:t xml:space="preserve"> </w:t>
-      </w:r>
-      <w:r>
-        <w:rPr>
-          <w:sz w:val="28"/>
-          <w:szCs w:val="28"/>
-          <w:lang w:val="en-US"/>
-        </w:rPr>
-        <w:t>cipher</w:t>
-      </w:r>
-      <w:r>
-        <w:rPr>
-          <w:sz w:val="28"/>
-          <w:szCs w:val="28"/>
-        </w:rPr>
-        <w:t xml:space="preserve">_ – содержит объект класса </w:t>
-      </w:r>
-      <w:r>
-        <w:rPr>
-          <w:sz w:val="28"/>
-          <w:szCs w:val="28"/>
-          <w:lang w:val="en-US"/>
-        </w:rPr>
-        <w:t>Cipher</w:t>
-      </w:r>
-      <w:r>
-        <w:rPr>
-          <w:sz w:val="28"/>
-          <w:szCs w:val="28"/>
-        </w:rPr>
-        <w:t>.</w:t>
-      </w:r>
-    </w:p>
-    <w:p>
-      <w:pPr>
-        <w:spacing w:line="360" w:lineRule="auto"/>
-        <w:ind w:firstLine="709"/>
-        <w:jc w:val="both"/>
-        <w:rPr>
-          <w:sz w:val="28"/>
-          <w:szCs w:val="28"/>
-        </w:rPr>
-      </w:pPr>
-      <w:r>
-        <w:rPr>
-          <w:sz w:val="28"/>
-          <w:szCs w:val="28"/>
-          <w:lang w:val="en-US"/>
-        </w:rPr>
-        <w:t>InputOutput</w:t>
-      </w:r>
-      <w:r>
-        <w:rPr>
-          <w:sz w:val="28"/>
-          <w:szCs w:val="28"/>
-        </w:rPr>
-        <w:t xml:space="preserve"> </w:t>
-      </w:r>
-      <w:r>
-        <w:rPr>
-          <w:sz w:val="28"/>
-          <w:szCs w:val="28"/>
-          <w:lang w:val="en-US"/>
-        </w:rPr>
-        <w:t>inputOutput</w:t>
-      </w:r>
-      <w:r>
-        <w:rPr>
-          <w:sz w:val="28"/>
-          <w:szCs w:val="28"/>
-        </w:rPr>
-        <w:t xml:space="preserve">_ - содержит объект класса </w:t>
-      </w:r>
-      <w:r>
-        <w:rPr>
-          <w:sz w:val="28"/>
-          <w:szCs w:val="28"/>
-          <w:lang w:val="en-US"/>
-        </w:rPr>
-        <w:t>InputOutput</w:t>
-      </w:r>
-      <w:r>
-        <w:rPr>
-          <w:sz w:val="28"/>
-          <w:szCs w:val="28"/>
-        </w:rPr>
-        <w:t>.</w:t>
-      </w:r>
-    </w:p>
-    <w:p>
-      <w:pPr>
-        <w:widowControl/>
-        <w:autoSpaceDE/>
-        <w:spacing w:after="160" w:line="256" w:lineRule="auto"/>
-        <w:ind w:firstLine="709"/>
-        <w:jc w:val="both"/>
-        <w:rPr>
-          <w:b/>
-          <w:bCs/>
-          <w:sz w:val="28"/>
-          <w:szCs w:val="28"/>
-        </w:rPr>
-      </w:pPr>
-    </w:p>
-    <w:p>
-      <w:pPr>
-        <w:widowControl/>
-        <w:autoSpaceDE/>
-        <w:spacing w:after="160" w:line="256" w:lineRule="auto"/>
-        <w:ind w:firstLine="709"/>
-        <w:jc w:val="both"/>
-        <w:rPr>
-          <w:b/>
-          <w:bCs/>
-          <w:sz w:val="28"/>
-          <w:szCs w:val="28"/>
-        </w:rPr>
-      </w:pPr>
-      <w:r>
-        <w:rPr>
-          <w:b/>
-          <w:bCs/>
-          <w:sz w:val="28"/>
-          <w:szCs w:val="28"/>
-        </w:rPr>
-        <w:t>Элементы управления:</w:t>
-      </w:r>
-    </w:p>
-    <w:p>
-      <w:pPr>
-        <w:widowControl/>
-        <w:autoSpaceDE/>
-        <w:spacing w:after="160" w:line="256" w:lineRule="auto"/>
-        <w:ind w:firstLine="709"/>
-        <w:jc w:val="both"/>
-        <w:rPr>
-          <w:sz w:val="28"/>
-          <w:szCs w:val="28"/>
-        </w:rPr>
-      </w:pPr>
-      <w:r>
-        <w:rPr>
-          <w:sz w:val="28"/>
-          <w:szCs w:val="28"/>
-          <w:lang w:val="en-US"/>
-        </w:rPr>
-        <w:t>ToolStrip</w:t>
-      </w:r>
-      <w:r>
-        <w:rPr>
-          <w:sz w:val="28"/>
-          <w:szCs w:val="28"/>
-        </w:rPr>
-        <w:t xml:space="preserve"> </w:t>
-      </w:r>
-      <w:r>
-        <w:rPr>
-          <w:sz w:val="28"/>
-          <w:szCs w:val="28"/>
-          <w:lang w:val="en-US"/>
-        </w:rPr>
-        <w:t>MainToolStrip</w:t>
-      </w:r>
-      <w:r>
-        <w:rPr>
-          <w:sz w:val="28"/>
-          <w:szCs w:val="28"/>
-        </w:rPr>
-        <w:t xml:space="preserve"> – Содержит кнопки управления.</w:t>
-      </w:r>
-    </w:p>
-    <w:p>
-      <w:pPr>
-        <w:widowControl/>
-        <w:autoSpaceDE/>
-        <w:spacing w:after="160" w:line="256" w:lineRule="auto"/>
-        <w:ind w:firstLine="709"/>
-        <w:jc w:val="both"/>
-        <w:rPr>
-          <w:sz w:val="28"/>
-          <w:szCs w:val="28"/>
-        </w:rPr>
-      </w:pPr>
-      <w:r>
-        <w:rPr>
-          <w:sz w:val="28"/>
-          <w:szCs w:val="28"/>
-          <w:lang w:val="en-US"/>
-        </w:rPr>
-        <w:t>ToolStripButton</w:t>
-      </w:r>
-      <w:r>
-        <w:rPr>
-          <w:sz w:val="28"/>
-          <w:szCs w:val="28"/>
-        </w:rPr>
-        <w:t xml:space="preserve"> </w:t>
-      </w:r>
-      <w:r>
-        <w:rPr>
-          <w:sz w:val="28"/>
-          <w:szCs w:val="28"/>
-          <w:lang w:val="en-US"/>
-        </w:rPr>
-        <w:t>ImportToolStripButton</w:t>
-      </w:r>
-      <w:r>
-        <w:rPr>
-          <w:sz w:val="28"/>
-          <w:szCs w:val="28"/>
-        </w:rPr>
-        <w:t xml:space="preserve"> – Кнопка для импорта текста из файла.</w:t>
-      </w:r>
-    </w:p>
-    <w:p>
-      <w:pPr>
-        <w:widowControl/>
-        <w:autoSpaceDE/>
-        <w:spacing w:after="160" w:line="256" w:lineRule="auto"/>
-        <w:ind w:firstLine="709"/>
-        <w:jc w:val="both"/>
-        <w:rPr>
-          <w:sz w:val="28"/>
-          <w:szCs w:val="28"/>
-        </w:rPr>
-      </w:pPr>
-      <w:r>
-        <w:rPr>
-          <w:sz w:val="28"/>
-          <w:szCs w:val="28"/>
-          <w:lang w:val="en-US"/>
-        </w:rPr>
-        <w:t>ToolStripButton</w:t>
-      </w:r>
-      <w:r>
-        <w:rPr>
-          <w:sz w:val="28"/>
-          <w:szCs w:val="28"/>
-        </w:rPr>
-        <w:t xml:space="preserve"> </w:t>
-      </w:r>
-      <w:r>
-        <w:rPr>
-          <w:sz w:val="28"/>
-          <w:szCs w:val="28"/>
-          <w:lang w:val="en-US"/>
-        </w:rPr>
-        <w:t>ExportToolStripButton</w:t>
-      </w:r>
-      <w:r>
-        <w:rPr>
-          <w:sz w:val="28"/>
-          <w:szCs w:val="28"/>
-        </w:rPr>
-        <w:t xml:space="preserve"> – Кнопка для экспорта текста в файл.</w:t>
-      </w:r>
-    </w:p>
-    <w:p>
-      <w:pPr>
-        <w:widowControl/>
-        <w:autoSpaceDE/>
-        <w:spacing w:after="160" w:line="256" w:lineRule="auto"/>
-        <w:ind w:firstLine="709"/>
-        <w:jc w:val="both"/>
-        <w:rPr>
-          <w:sz w:val="28"/>
-          <w:szCs w:val="28"/>
-        </w:rPr>
-      </w:pPr>
-      <w:r>
-        <w:rPr>
-          <w:sz w:val="28"/>
-          <w:szCs w:val="28"/>
-          <w:lang w:val="en-US"/>
-        </w:rPr>
-        <w:t>ToolStripButton</w:t>
-      </w:r>
-      <w:r>
-        <w:rPr>
-          <w:sz w:val="28"/>
-          <w:szCs w:val="28"/>
-        </w:rPr>
-        <w:t xml:space="preserve"> </w:t>
-      </w:r>
-      <w:r>
-        <w:rPr>
-          <w:sz w:val="28"/>
-          <w:szCs w:val="28"/>
-          <w:lang w:val="en-US"/>
-        </w:rPr>
-        <w:t>CipherToolStripButton</w:t>
-      </w:r>
-      <w:r>
-        <w:rPr>
-          <w:sz w:val="28"/>
-          <w:szCs w:val="28"/>
-        </w:rPr>
-        <w:t xml:space="preserve"> – Кнопка запускающая шифровку введенного текста.</w:t>
-      </w:r>
-    </w:p>
-    <w:p>
-      <w:pPr>
-        <w:widowControl/>
-        <w:autoSpaceDE/>
-        <w:spacing w:after="160" w:line="256" w:lineRule="auto"/>
-        <w:ind w:firstLine="709"/>
-        <w:jc w:val="both"/>
-        <w:rPr>
-          <w:sz w:val="28"/>
-          <w:szCs w:val="28"/>
-        </w:rPr>
-      </w:pPr>
-      <w:r>
-        <w:rPr>
-          <w:sz w:val="28"/>
-          <w:szCs w:val="28"/>
-          <w:lang w:val="en-US"/>
-        </w:rPr>
-        <w:t>ToolStripButton</w:t>
-      </w:r>
-      <w:r>
-        <w:rPr>
-          <w:sz w:val="28"/>
-          <w:szCs w:val="28"/>
-        </w:rPr>
-        <w:t xml:space="preserve"> </w:t>
-      </w:r>
-      <w:r>
-        <w:rPr>
-          <w:sz w:val="28"/>
-          <w:szCs w:val="28"/>
-          <w:lang w:val="en-US"/>
-        </w:rPr>
-        <w:t>DecipherToolStripButton</w:t>
-      </w:r>
-      <w:r>
-        <w:rPr>
-          <w:sz w:val="28"/>
-          <w:szCs w:val="28"/>
-        </w:rPr>
-        <w:t xml:space="preserve"> – Кнопка запускающая дешифровку введенного текста.</w:t>
-      </w:r>
-    </w:p>
-    <w:p>
-      <w:pPr>
-        <w:widowControl/>
-        <w:autoSpaceDE/>
-        <w:spacing w:after="160" w:line="256" w:lineRule="auto"/>
-        <w:ind w:firstLine="709"/>
-        <w:jc w:val="both"/>
-        <w:rPr>
-          <w:sz w:val="28"/>
-          <w:szCs w:val="28"/>
-        </w:rPr>
-      </w:pPr>
-      <w:r>
-        <w:rPr>
-          <w:sz w:val="28"/>
-          <w:szCs w:val="28"/>
-          <w:lang w:val="en-US"/>
-        </w:rPr>
-        <w:t>ToolStripButton</w:t>
-      </w:r>
-      <w:r>
-        <w:rPr>
-          <w:sz w:val="28"/>
-          <w:szCs w:val="28"/>
-        </w:rPr>
-        <w:t xml:space="preserve"> </w:t>
-      </w:r>
-      <w:r>
-        <w:rPr>
-          <w:sz w:val="28"/>
-          <w:szCs w:val="28"/>
-          <w:lang w:val="en-US"/>
-        </w:rPr>
-        <w:t>ClearToolStripButton</w:t>
-      </w:r>
-      <w:r>
-        <w:rPr>
-          <w:sz w:val="28"/>
-          <w:szCs w:val="28"/>
-        </w:rPr>
-        <w:t xml:space="preserve"> – Кнопка очищающая поля ввода\вывода.</w:t>
-      </w:r>
-    </w:p>
-    <w:p>
-      <w:pPr>
-        <w:widowControl/>
-        <w:autoSpaceDE/>
-        <w:spacing w:after="160" w:line="256" w:lineRule="auto"/>
-        <w:ind w:firstLine="709"/>
-        <w:jc w:val="both"/>
-        <w:rPr>
-          <w:sz w:val="28"/>
-          <w:szCs w:val="28"/>
-        </w:rPr>
-      </w:pPr>
-      <w:r>
-        <w:rPr>
-          <w:sz w:val="28"/>
-          <w:szCs w:val="28"/>
-          <w:lang w:val="en-US"/>
-        </w:rPr>
-        <w:t>ToolStripButton</w:t>
-      </w:r>
-      <w:r>
-        <w:rPr>
-          <w:sz w:val="28"/>
-          <w:szCs w:val="28"/>
-        </w:rPr>
-        <w:t xml:space="preserve"> </w:t>
-      </w:r>
-      <w:r>
-        <w:rPr>
-          <w:sz w:val="28"/>
-          <w:szCs w:val="28"/>
-        </w:rPr>
-        <w:t>AlphabetToolStripButton</w:t>
-      </w:r>
-      <w:r>
-        <w:rPr>
-          <w:sz w:val="28"/>
-          <w:szCs w:val="28"/>
-        </w:rPr>
-        <w:t xml:space="preserve"> – Кнопка отображающая алфавит.</w:t>
-      </w:r>
-    </w:p>
-    <w:p>
-      <w:pPr>
-        <w:widowControl/>
-        <w:autoSpaceDE/>
-        <w:spacing w:after="160" w:line="256" w:lineRule="auto"/>
-        <w:ind w:firstLine="709"/>
-        <w:jc w:val="both"/>
-        <w:rPr>
-          <w:sz w:val="28"/>
-          <w:szCs w:val="28"/>
-        </w:rPr>
-      </w:pPr>
-      <w:r>
-        <w:rPr>
-          <w:sz w:val="28"/>
-          <w:szCs w:val="28"/>
-          <w:lang w:val="en-US"/>
-        </w:rPr>
-        <w:t>Panel</w:t>
-      </w:r>
-      <w:r>
-        <w:rPr>
-          <w:sz w:val="28"/>
-          <w:szCs w:val="28"/>
-        </w:rPr>
-        <w:t xml:space="preserve"> </w:t>
-      </w:r>
-      <w:r>
-        <w:rPr>
-          <w:sz w:val="28"/>
-          <w:szCs w:val="28"/>
-          <w:lang w:val="en-US"/>
-        </w:rPr>
-        <w:t>MainPanel</w:t>
-      </w:r>
-      <w:r>
-        <w:rPr>
-          <w:sz w:val="28"/>
-          <w:szCs w:val="28"/>
-        </w:rPr>
-        <w:t xml:space="preserve"> – Панель содержащая на себе воля ввода\вывода.</w:t>
-      </w:r>
-    </w:p>
-    <w:p>
-      <w:pPr>
-        <w:widowControl/>
-        <w:autoSpaceDE/>
-        <w:spacing w:after="160" w:line="256" w:lineRule="auto"/>
-        <w:ind w:firstLine="709"/>
-        <w:jc w:val="both"/>
-        <w:rPr>
-          <w:sz w:val="28"/>
-          <w:szCs w:val="28"/>
-        </w:rPr>
-      </w:pPr>
-      <w:r>
-        <w:rPr>
-          <w:sz w:val="28"/>
-          <w:szCs w:val="28"/>
-          <w:lang w:val="en-US"/>
-        </w:rPr>
-        <w:t>NumericUpDown</w:t>
-      </w:r>
-      <w:r>
-        <w:rPr>
-          <w:sz w:val="28"/>
-          <w:szCs w:val="28"/>
-        </w:rPr>
-        <w:t xml:space="preserve"> </w:t>
-      </w:r>
-      <w:r>
-        <w:rPr>
-          <w:sz w:val="28"/>
-          <w:szCs w:val="28"/>
-          <w:lang w:val="en-US"/>
-        </w:rPr>
-        <w:t>InputKeyNumeric</w:t>
-      </w:r>
-      <w:r>
-        <w:rPr>
-          <w:sz w:val="28"/>
-          <w:szCs w:val="28"/>
-        </w:rPr>
-        <w:t xml:space="preserve"> – Поле для ввода ключа.</w:t>
-      </w:r>
-    </w:p>
-    <w:p>
-      <w:pPr>
-        <w:widowControl/>
-        <w:autoSpaceDE/>
-        <w:spacing w:after="160" w:line="256" w:lineRule="auto"/>
-        <w:ind w:firstLine="709"/>
-        <w:jc w:val="both"/>
-        <w:rPr>
-          <w:sz w:val="28"/>
-          <w:szCs w:val="28"/>
-        </w:rPr>
-      </w:pPr>
-      <w:r>
-        <w:rPr>
-          <w:sz w:val="28"/>
-          <w:szCs w:val="28"/>
-          <w:lang w:val="en-US"/>
-        </w:rPr>
-        <w:t>TextBox</w:t>
-      </w:r>
-      <w:r>
-        <w:rPr>
-          <w:sz w:val="28"/>
-          <w:szCs w:val="28"/>
-        </w:rPr>
-        <w:t xml:space="preserve"> </w:t>
-      </w:r>
-      <w:r>
-        <w:rPr>
-          <w:sz w:val="28"/>
-          <w:szCs w:val="28"/>
-          <w:lang w:val="en-US"/>
-        </w:rPr>
-        <w:t>TextInputTextBox</w:t>
-      </w:r>
-      <w:r>
-        <w:rPr>
-          <w:sz w:val="28"/>
-          <w:szCs w:val="28"/>
-        </w:rPr>
-        <w:t xml:space="preserve"> – Поле для ввода текста.</w:t>
-      </w:r>
-    </w:p>
-    <w:p>
-      <w:pPr>
-        <w:widowControl/>
-        <w:autoSpaceDE/>
-        <w:spacing w:after="160" w:line="256" w:lineRule="auto"/>
-        <w:ind w:firstLine="709"/>
-        <w:jc w:val="both"/>
-        <w:rPr>
-          <w:sz w:val="28"/>
-          <w:szCs w:val="28"/>
-        </w:rPr>
-      </w:pPr>
-      <w:r>
-        <w:rPr>
-          <w:sz w:val="28"/>
-          <w:szCs w:val="28"/>
-          <w:lang w:val="en-US"/>
-        </w:rPr>
-        <w:t>TextBox</w:t>
-      </w:r>
-      <w:r>
-        <w:rPr>
-          <w:sz w:val="28"/>
-          <w:szCs w:val="28"/>
-        </w:rPr>
-        <w:t xml:space="preserve"> </w:t>
-      </w:r>
-      <w:r>
-        <w:rPr>
-          <w:sz w:val="28"/>
-          <w:szCs w:val="28"/>
-          <w:lang w:val="en-US"/>
-        </w:rPr>
-        <w:t>TextOutputTextBox</w:t>
-      </w:r>
-      <w:r>
-        <w:rPr>
-          <w:sz w:val="28"/>
-          <w:szCs w:val="28"/>
-        </w:rPr>
-        <w:t xml:space="preserve"> </w:t>
-      </w:r>
-      <w:r>
-        <w:rPr>
-          <w:sz w:val="28"/>
-          <w:szCs w:val="28"/>
-        </w:rPr>
-        <w:t>– Поле для вывода текста.</w:t>
-      </w:r>
-    </w:p>
-    <w:p>
-      <w:pPr>
-        <w:widowControl/>
-        <w:autoSpaceDE/>
-        <w:spacing w:after="160" w:line="256" w:lineRule="auto"/>
-        <w:ind w:firstLine="709"/>
-        <w:jc w:val="both"/>
-        <w:rPr>
-          <w:sz w:val="28"/>
-          <w:szCs w:val="28"/>
-        </w:rPr>
-      </w:pPr>
-    </w:p>
-    <w:p>
-      <w:pPr>
-        <w:widowControl/>
-        <w:autoSpaceDE/>
-        <w:spacing w:after="160" w:line="256" w:lineRule="auto"/>
-        <w:ind w:firstLine="709"/>
-        <w:jc w:val="both"/>
-        <w:rPr>
-          <w:b/>
-          <w:sz w:val="28"/>
-          <w:szCs w:val="28"/>
-        </w:rPr>
-      </w:pPr>
-      <w:r>
-        <w:rPr>
-          <w:b/>
-          <w:sz w:val="28"/>
-          <w:szCs w:val="28"/>
-        </w:rPr>
-        <w:t>Методы:</w:t>
-      </w:r>
-    </w:p>
-    <w:p>
-      <w:pPr>
-        <w:widowControl/>
-        <w:autoSpaceDE/>
-        <w:spacing w:after="160" w:line="256" w:lineRule="auto"/>
-        <w:ind w:firstLine="709"/>
-        <w:jc w:val="both"/>
-        <w:rPr>
-          <w:sz w:val="28"/>
-          <w:szCs w:val="28"/>
-        </w:rPr>
-      </w:pPr>
-      <w:r>
-        <w:rPr>
-          <w:sz w:val="28"/>
-          <w:szCs w:val="28"/>
-          <w:lang w:val="en-US"/>
-        </w:rPr>
-        <w:t>MainForm</w:t>
-      </w:r>
-      <w:r>
-        <w:rPr>
-          <w:sz w:val="28"/>
-          <w:szCs w:val="28"/>
-        </w:rPr>
-        <w:t>() – Конструктор.</w:t>
-      </w:r>
-    </w:p>
-    <w:p>
-      <w:pPr>
-        <w:widowControl/>
-        <w:autoSpaceDE/>
-        <w:spacing w:after="160" w:line="256" w:lineRule="auto"/>
-        <w:ind w:firstLine="709"/>
-        <w:jc w:val="both"/>
-        <w:rPr>
-          <w:sz w:val="28"/>
-          <w:szCs w:val="28"/>
-        </w:rPr>
-      </w:pPr>
-      <w:r>
-        <w:rPr>
-          <w:sz w:val="28"/>
-          <w:szCs w:val="28"/>
-          <w:lang w:val="en-US"/>
-        </w:rPr>
-        <w:t>void</w:t>
-      </w:r>
-      <w:r>
-        <w:rPr>
-          <w:sz w:val="28"/>
-          <w:szCs w:val="28"/>
-        </w:rPr>
-        <w:t xml:space="preserve"> </w:t>
-      </w:r>
-      <w:r>
-        <w:rPr>
-          <w:sz w:val="28"/>
-          <w:szCs w:val="28"/>
-          <w:lang w:val="en-US"/>
-        </w:rPr>
-        <w:t>ImportToolStripButton</w:t>
-      </w:r>
-      <w:r>
-        <w:rPr>
-          <w:sz w:val="28"/>
-          <w:szCs w:val="28"/>
-        </w:rPr>
-        <w:t>_</w:t>
-      </w:r>
-      <w:r>
-        <w:rPr>
-          <w:sz w:val="28"/>
-          <w:szCs w:val="28"/>
-          <w:lang w:val="en-US"/>
-        </w:rPr>
-        <w:t>Click</w:t>
-      </w:r>
-      <w:r>
-        <w:rPr>
-          <w:sz w:val="28"/>
-          <w:szCs w:val="28"/>
-        </w:rPr>
-        <w:t>(</w:t>
-      </w:r>
-      <w:r>
-        <w:rPr>
-          <w:sz w:val="28"/>
-          <w:szCs w:val="28"/>
-          <w:lang w:val="en-US"/>
-        </w:rPr>
-        <w:t>object</w:t>
-      </w:r>
-      <w:r>
-        <w:rPr>
-          <w:sz w:val="28"/>
-          <w:szCs w:val="28"/>
-        </w:rPr>
-        <w:t xml:space="preserve"> </w:t>
-      </w:r>
-      <w:r>
-        <w:rPr>
-          <w:sz w:val="28"/>
-          <w:szCs w:val="28"/>
-          <w:lang w:val="en-US"/>
-        </w:rPr>
-        <w:t>sender</w:t>
-      </w:r>
-      <w:r>
-        <w:rPr>
-          <w:sz w:val="28"/>
-          <w:szCs w:val="28"/>
-        </w:rPr>
-        <w:t xml:space="preserve">, </w:t>
-      </w:r>
-      <w:r>
-        <w:rPr>
-          <w:sz w:val="28"/>
-          <w:szCs w:val="28"/>
-          <w:lang w:val="en-US"/>
-        </w:rPr>
-        <w:t>EventArgs</w:t>
-      </w:r>
-      <w:r>
-        <w:rPr>
-          <w:sz w:val="28"/>
-          <w:szCs w:val="28"/>
-        </w:rPr>
-        <w:t xml:space="preserve"> </w:t>
-      </w:r>
-      <w:r>
-        <w:rPr>
-          <w:sz w:val="28"/>
-          <w:szCs w:val="28"/>
-          <w:lang w:val="en-US"/>
-        </w:rPr>
-        <w:t>e</w:t>
-      </w:r>
-      <w:r>
-        <w:rPr>
-          <w:sz w:val="28"/>
-          <w:szCs w:val="28"/>
-        </w:rPr>
-        <w:t xml:space="preserve">) – </w:t>
-      </w:r>
-      <w:r>
-        <w:rPr>
-          <w:sz w:val="28"/>
-          <w:szCs w:val="28"/>
-        </w:rPr>
-        <w:t>Событие</w:t>
-      </w:r>
-      <w:r>
-        <w:rPr>
-          <w:sz w:val="28"/>
-          <w:szCs w:val="28"/>
-        </w:rPr>
-        <w:t xml:space="preserve"> </w:t>
-      </w:r>
-      <w:r>
-        <w:rPr>
-          <w:sz w:val="28"/>
-          <w:szCs w:val="28"/>
-        </w:rPr>
-        <w:t>при</w:t>
-      </w:r>
-      <w:r>
-        <w:rPr>
-          <w:sz w:val="28"/>
-          <w:szCs w:val="28"/>
-        </w:rPr>
-        <w:t xml:space="preserve"> </w:t>
-      </w:r>
-      <w:r>
-        <w:rPr>
-          <w:sz w:val="28"/>
-          <w:szCs w:val="28"/>
-        </w:rPr>
-        <w:t>нажатии</w:t>
-      </w:r>
-      <w:r>
-        <w:rPr>
-          <w:sz w:val="28"/>
-          <w:szCs w:val="28"/>
-        </w:rPr>
-        <w:t xml:space="preserve"> </w:t>
-      </w:r>
-      <w:r>
-        <w:rPr>
-          <w:sz w:val="28"/>
-          <w:szCs w:val="28"/>
-        </w:rPr>
-        <w:t>кнопки</w:t>
-      </w:r>
-      <w:r>
-        <w:rPr>
-          <w:sz w:val="28"/>
-          <w:szCs w:val="28"/>
-        </w:rPr>
-        <w:t xml:space="preserve"> «</w:t>
-      </w:r>
-      <w:r>
-        <w:rPr>
-          <w:sz w:val="28"/>
-          <w:szCs w:val="28"/>
-        </w:rPr>
-        <w:t>Импорт</w:t>
-      </w:r>
-      <w:r>
-        <w:rPr>
-          <w:sz w:val="28"/>
-          <w:szCs w:val="28"/>
-        </w:rPr>
-        <w:t>».</w:t>
-      </w:r>
-    </w:p>
-    <w:p>
-      <w:pPr>
-        <w:widowControl/>
-        <w:autoSpaceDE/>
-        <w:spacing w:after="160" w:line="256" w:lineRule="auto"/>
-        <w:ind w:firstLine="709"/>
-        <w:jc w:val="both"/>
-        <w:rPr>
-          <w:sz w:val="28"/>
-          <w:szCs w:val="28"/>
-          <w:lang w:val="en-US"/>
-        </w:rPr>
-      </w:pPr>
-      <w:r>
-        <w:rPr>
-          <w:sz w:val="28"/>
-          <w:szCs w:val="28"/>
-          <w:lang w:val="en-US"/>
-        </w:rPr>
-        <w:t xml:space="preserve">void ExportToolStripButton_Click(object sender, EventArgs e) – </w:t>
-      </w:r>
-      <w:r>
-        <w:rPr>
-          <w:sz w:val="28"/>
-          <w:szCs w:val="28"/>
-        </w:rPr>
-        <w:t>Событие</w:t>
-      </w:r>
-      <w:r>
-        <w:rPr>
-          <w:sz w:val="28"/>
-          <w:szCs w:val="28"/>
-          <w:lang w:val="en-US"/>
-        </w:rPr>
-        <w:t xml:space="preserve"> </w:t>
-      </w:r>
-      <w:r>
-        <w:rPr>
-          <w:sz w:val="28"/>
-          <w:szCs w:val="28"/>
-        </w:rPr>
-        <w:t>при</w:t>
-      </w:r>
-      <w:r>
-        <w:rPr>
-          <w:sz w:val="28"/>
-          <w:szCs w:val="28"/>
-          <w:lang w:val="en-US"/>
-        </w:rPr>
-        <w:t xml:space="preserve"> </w:t>
-      </w:r>
-      <w:r>
-        <w:rPr>
-          <w:sz w:val="28"/>
-          <w:szCs w:val="28"/>
-        </w:rPr>
-        <w:t>нажатии</w:t>
-      </w:r>
-      <w:r>
-        <w:rPr>
-          <w:sz w:val="28"/>
-          <w:szCs w:val="28"/>
-          <w:lang w:val="en-US"/>
-        </w:rPr>
-        <w:t xml:space="preserve"> </w:t>
-      </w:r>
-      <w:r>
-        <w:rPr>
-          <w:sz w:val="28"/>
-          <w:szCs w:val="28"/>
-        </w:rPr>
-        <w:t>кнопки</w:t>
-      </w:r>
-      <w:r>
-        <w:rPr>
-          <w:sz w:val="28"/>
-          <w:szCs w:val="28"/>
-          <w:lang w:val="en-US"/>
-        </w:rPr>
-        <w:t xml:space="preserve"> «</w:t>
-      </w:r>
-      <w:r>
-        <w:rPr>
-          <w:sz w:val="28"/>
-          <w:szCs w:val="28"/>
-        </w:rPr>
-        <w:t>Экспорт</w:t>
-      </w:r>
-      <w:r>
-        <w:rPr>
-          <w:sz w:val="28"/>
-          <w:szCs w:val="28"/>
-          <w:lang w:val="en-US"/>
-        </w:rPr>
-        <w:t>».</w:t>
-      </w:r>
-    </w:p>
-    <w:p>
-      <w:pPr>
-        <w:widowControl/>
-        <w:autoSpaceDE/>
-        <w:spacing w:after="160" w:line="256" w:lineRule="auto"/>
-        <w:ind w:firstLine="709"/>
-        <w:jc w:val="both"/>
-        <w:rPr>
-          <w:sz w:val="28"/>
-          <w:szCs w:val="28"/>
-          <w:lang w:val="en-US"/>
-        </w:rPr>
-      </w:pPr>
-      <w:r>
-        <w:rPr>
-          <w:sz w:val="28"/>
-          <w:szCs w:val="28"/>
-          <w:lang w:val="en-US"/>
-        </w:rPr>
-        <w:t xml:space="preserve">void CipherToolStripButton_Click(object sender, EventArgs e) – </w:t>
-      </w:r>
-      <w:r>
-        <w:rPr>
-          <w:sz w:val="28"/>
-          <w:szCs w:val="28"/>
-        </w:rPr>
-        <w:t>Событие</w:t>
-      </w:r>
-      <w:r>
-        <w:rPr>
-          <w:sz w:val="28"/>
-          <w:szCs w:val="28"/>
-          <w:lang w:val="en-US"/>
-        </w:rPr>
-        <w:t xml:space="preserve"> </w:t>
-      </w:r>
-      <w:r>
-        <w:rPr>
-          <w:sz w:val="28"/>
-          <w:szCs w:val="28"/>
-        </w:rPr>
-        <w:t>при</w:t>
-      </w:r>
-      <w:r>
-        <w:rPr>
-          <w:sz w:val="28"/>
-          <w:szCs w:val="28"/>
-          <w:lang w:val="en-US"/>
-        </w:rPr>
-        <w:t xml:space="preserve"> </w:t>
-      </w:r>
-      <w:r>
-        <w:rPr>
-          <w:sz w:val="28"/>
-          <w:szCs w:val="28"/>
-        </w:rPr>
-        <w:t>нажатии</w:t>
-      </w:r>
-      <w:r>
-        <w:rPr>
-          <w:sz w:val="28"/>
-          <w:szCs w:val="28"/>
-          <w:lang w:val="en-US"/>
-        </w:rPr>
-        <w:t xml:space="preserve"> </w:t>
-      </w:r>
-      <w:r>
-        <w:rPr>
-          <w:sz w:val="28"/>
-          <w:szCs w:val="28"/>
-        </w:rPr>
-        <w:t>кнопки</w:t>
-      </w:r>
-      <w:r>
-        <w:rPr>
-          <w:sz w:val="28"/>
-          <w:szCs w:val="28"/>
-          <w:lang w:val="en-US"/>
-        </w:rPr>
-        <w:t xml:space="preserve"> «</w:t>
-      </w:r>
-      <w:r>
-        <w:rPr>
-          <w:sz w:val="28"/>
-          <w:szCs w:val="28"/>
-        </w:rPr>
-        <w:t>Зашифровать</w:t>
-      </w:r>
-      <w:r>
-        <w:rPr>
-          <w:sz w:val="28"/>
-          <w:szCs w:val="28"/>
-          <w:lang w:val="en-US"/>
-        </w:rPr>
-        <w:t>».</w:t>
-      </w:r>
-    </w:p>
-    <w:p>
-      <w:pPr>
-        <w:widowControl/>
-        <w:autoSpaceDE/>
-        <w:spacing w:after="160" w:line="256" w:lineRule="auto"/>
-        <w:ind w:firstLine="709"/>
-        <w:jc w:val="both"/>
-        <w:rPr>
-          <w:sz w:val="28"/>
-          <w:szCs w:val="28"/>
-          <w:lang w:val="en-US"/>
-        </w:rPr>
-      </w:pPr>
-      <w:r>
-        <w:rPr>
-          <w:sz w:val="28"/>
-          <w:szCs w:val="28"/>
-          <w:lang w:val="en-US"/>
-        </w:rPr>
-        <w:t xml:space="preserve">void DecipherToolStripButton_Click(object sender, EventArgs e) – </w:t>
-      </w:r>
-      <w:r>
-        <w:rPr>
-          <w:sz w:val="28"/>
-          <w:szCs w:val="28"/>
-        </w:rPr>
-        <w:t>Событие</w:t>
-      </w:r>
-      <w:r>
-        <w:rPr>
-          <w:sz w:val="28"/>
-          <w:szCs w:val="28"/>
-          <w:lang w:val="en-US"/>
-        </w:rPr>
-        <w:t xml:space="preserve"> </w:t>
-      </w:r>
-      <w:r>
-        <w:rPr>
-          <w:sz w:val="28"/>
-          <w:szCs w:val="28"/>
-        </w:rPr>
-        <w:t>при</w:t>
-      </w:r>
-      <w:r>
-        <w:rPr>
-          <w:sz w:val="28"/>
-          <w:szCs w:val="28"/>
-          <w:lang w:val="en-US"/>
-        </w:rPr>
-        <w:t xml:space="preserve"> </w:t>
-      </w:r>
-      <w:r>
-        <w:rPr>
-          <w:sz w:val="28"/>
-          <w:szCs w:val="28"/>
-        </w:rPr>
-        <w:t>нажатии</w:t>
-      </w:r>
-      <w:r>
-        <w:rPr>
-          <w:sz w:val="28"/>
-          <w:szCs w:val="28"/>
-          <w:lang w:val="en-US"/>
-        </w:rPr>
-        <w:t xml:space="preserve"> </w:t>
-      </w:r>
-      <w:r>
-        <w:rPr>
-          <w:sz w:val="28"/>
-          <w:szCs w:val="28"/>
-        </w:rPr>
-        <w:t>кнопки</w:t>
-      </w:r>
-      <w:r>
-        <w:rPr>
-          <w:sz w:val="28"/>
-          <w:szCs w:val="28"/>
-          <w:lang w:val="en-US"/>
-        </w:rPr>
-        <w:t xml:space="preserve"> «</w:t>
-      </w:r>
-      <w:r>
-        <w:rPr>
-          <w:sz w:val="28"/>
-          <w:szCs w:val="28"/>
-        </w:rPr>
-        <w:t>Расшифровать</w:t>
-      </w:r>
-      <w:r>
-        <w:rPr>
-          <w:sz w:val="28"/>
-          <w:szCs w:val="28"/>
-          <w:lang w:val="en-US"/>
-        </w:rPr>
-        <w:t>».</w:t>
-      </w:r>
-    </w:p>
-    <w:p>
-      <w:pPr>
-        <w:widowControl/>
-        <w:autoSpaceDE/>
-        <w:spacing w:after="160" w:line="256" w:lineRule="auto"/>
-        <w:ind w:firstLine="709"/>
-        <w:jc w:val="both"/>
-        <w:rPr>
-          <w:sz w:val="28"/>
-          <w:szCs w:val="28"/>
-          <w:lang w:val="en-US"/>
-        </w:rPr>
-      </w:pPr>
-      <w:r>
-        <w:rPr>
-          <w:sz w:val="28"/>
-          <w:szCs w:val="28"/>
-          <w:lang w:val="en-US"/>
-        </w:rPr>
-        <w:t xml:space="preserve">void ClearToolStripButton_Click(object sender, EventArgs e) – </w:t>
-      </w:r>
-      <w:r>
-        <w:rPr>
-          <w:sz w:val="28"/>
-          <w:szCs w:val="28"/>
-        </w:rPr>
-        <w:t>Событие</w:t>
-      </w:r>
-      <w:r>
-        <w:rPr>
-          <w:sz w:val="28"/>
-          <w:szCs w:val="28"/>
-          <w:lang w:val="en-US"/>
-        </w:rPr>
-        <w:t xml:space="preserve"> </w:t>
-      </w:r>
-      <w:r>
-        <w:rPr>
-          <w:sz w:val="28"/>
-          <w:szCs w:val="28"/>
-        </w:rPr>
-        <w:t>при</w:t>
-      </w:r>
-      <w:r>
-        <w:rPr>
-          <w:sz w:val="28"/>
-          <w:szCs w:val="28"/>
-          <w:lang w:val="en-US"/>
-        </w:rPr>
-        <w:t xml:space="preserve"> </w:t>
-      </w:r>
-      <w:r>
-        <w:rPr>
-          <w:sz w:val="28"/>
-          <w:szCs w:val="28"/>
-        </w:rPr>
-        <w:t>нажатии</w:t>
-      </w:r>
-      <w:r>
-        <w:rPr>
-          <w:sz w:val="28"/>
-          <w:szCs w:val="28"/>
-          <w:lang w:val="en-US"/>
-        </w:rPr>
-        <w:t xml:space="preserve"> </w:t>
-      </w:r>
-      <w:r>
-        <w:rPr>
-          <w:sz w:val="28"/>
-          <w:szCs w:val="28"/>
-        </w:rPr>
-        <w:t>кнопки</w:t>
-      </w:r>
-      <w:r>
-        <w:rPr>
-          <w:sz w:val="28"/>
-          <w:szCs w:val="28"/>
-          <w:lang w:val="en-US"/>
-        </w:rPr>
-        <w:t xml:space="preserve"> «</w:t>
-      </w:r>
-      <w:r>
-        <w:rPr>
-          <w:sz w:val="28"/>
-          <w:szCs w:val="28"/>
-        </w:rPr>
-        <w:t>Очистить</w:t>
-      </w:r>
-      <w:r>
-        <w:rPr>
-          <w:sz w:val="28"/>
-          <w:szCs w:val="28"/>
-          <w:lang w:val="en-US"/>
-        </w:rPr>
-        <w:t xml:space="preserve"> </w:t>
-      </w:r>
-      <w:r>
-        <w:rPr>
-          <w:sz w:val="28"/>
-          <w:szCs w:val="28"/>
-        </w:rPr>
-        <w:t>поля</w:t>
-      </w:r>
-      <w:r>
-        <w:rPr>
-          <w:sz w:val="28"/>
-          <w:szCs w:val="28"/>
-          <w:lang w:val="en-US"/>
-        </w:rPr>
-        <w:t xml:space="preserve"> </w:t>
-      </w:r>
-      <w:r>
-        <w:rPr>
-          <w:sz w:val="28"/>
-          <w:szCs w:val="28"/>
-        </w:rPr>
-        <w:t>ввода</w:t>
-      </w:r>
-      <w:r>
-        <w:rPr>
-          <w:sz w:val="28"/>
-          <w:szCs w:val="28"/>
-          <w:lang w:val="en-US"/>
-        </w:rPr>
-        <w:t>\</w:t>
-      </w:r>
-      <w:r>
-        <w:rPr>
-          <w:sz w:val="28"/>
-          <w:szCs w:val="28"/>
-        </w:rPr>
-        <w:t>вывода</w:t>
-      </w:r>
-      <w:r>
-        <w:rPr>
-          <w:sz w:val="28"/>
-          <w:szCs w:val="28"/>
-          <w:lang w:val="en-US"/>
-        </w:rPr>
-        <w:t>».</w:t>
-      </w:r>
-    </w:p>
-    <w:p>
-      <w:pPr>
-        <w:widowControl/>
-        <w:autoSpaceDE/>
-        <w:spacing w:after="160" w:line="256" w:lineRule="auto"/>
-        <w:ind w:firstLine="709"/>
-        <w:jc w:val="both"/>
-        <w:rPr>
-          <w:sz w:val="28"/>
-          <w:szCs w:val="28"/>
-          <w:lang w:val="en-US"/>
-        </w:rPr>
-      </w:pPr>
-      <w:r>
-        <w:rPr>
-          <w:sz w:val="28"/>
-          <w:szCs w:val="28"/>
-          <w:lang w:val="en-US"/>
-        </w:rPr>
-        <w:t>void AlphabetToolStripButton_Click(object sender, EventArgs e)</w:t>
-      </w:r>
-      <w:r>
-        <w:rPr>
-          <w:sz w:val="28"/>
-          <w:szCs w:val="28"/>
-          <w:lang w:val="en-US"/>
-        </w:rPr>
-        <w:t xml:space="preserve"> </w:t>
-      </w:r>
-      <w:r>
-        <w:rPr>
-          <w:sz w:val="28"/>
-          <w:szCs w:val="28"/>
-          <w:lang w:val="en-US"/>
-        </w:rPr>
-        <w:t>–</w:t>
-      </w:r>
-      <w:r>
-        <w:rPr>
-          <w:sz w:val="28"/>
-          <w:szCs w:val="28"/>
-          <w:lang w:val="en-US"/>
-        </w:rPr>
-        <w:t xml:space="preserve"> </w:t>
-      </w:r>
-      <w:r>
-        <w:rPr>
-          <w:sz w:val="28"/>
-          <w:szCs w:val="28"/>
-        </w:rPr>
-        <w:t>Событие</w:t>
-      </w:r>
-      <w:r>
-        <w:rPr>
-          <w:sz w:val="28"/>
-          <w:szCs w:val="28"/>
-          <w:lang w:val="en-US"/>
-        </w:rPr>
-        <w:t xml:space="preserve"> </w:t>
-      </w:r>
-      <w:r>
-        <w:rPr>
-          <w:sz w:val="28"/>
-          <w:szCs w:val="28"/>
-        </w:rPr>
-        <w:t>при</w:t>
-      </w:r>
-      <w:r>
-        <w:rPr>
-          <w:sz w:val="28"/>
-          <w:szCs w:val="28"/>
-          <w:lang w:val="en-US"/>
-        </w:rPr>
-        <w:t xml:space="preserve"> </w:t>
-      </w:r>
-      <w:r>
-        <w:rPr>
-          <w:sz w:val="28"/>
-          <w:szCs w:val="28"/>
-        </w:rPr>
-        <w:t>нажатии</w:t>
-      </w:r>
-      <w:r>
-        <w:rPr>
-          <w:sz w:val="28"/>
-          <w:szCs w:val="28"/>
-          <w:lang w:val="en-US"/>
-        </w:rPr>
-        <w:t xml:space="preserve"> </w:t>
-      </w:r>
-      <w:r>
-        <w:rPr>
-          <w:sz w:val="28"/>
-          <w:szCs w:val="28"/>
-        </w:rPr>
-        <w:t>кнопки</w:t>
-      </w:r>
-      <w:r>
-        <w:rPr>
-          <w:sz w:val="28"/>
-          <w:szCs w:val="28"/>
-          <w:lang w:val="en-US"/>
-        </w:rPr>
-        <w:t xml:space="preserve"> «</w:t>
-      </w:r>
-      <w:r>
-        <w:rPr>
-          <w:sz w:val="28"/>
-          <w:szCs w:val="28"/>
-        </w:rPr>
-        <w:t>Алфавит</w:t>
-      </w:r>
-      <w:r>
-        <w:rPr>
-          <w:sz w:val="28"/>
-          <w:szCs w:val="28"/>
-          <w:lang w:val="en-US"/>
-        </w:rPr>
-        <w:t>»</w:t>
-      </w:r>
-      <w:r>
-        <w:rPr>
-          <w:sz w:val="28"/>
-          <w:szCs w:val="28"/>
-        </w:rPr>
-        <w:t>.</w:t>
-      </w:r>
-    </w:p>
-    <w:p>
-      <w:pPr>
-        <w:widowControl/>
-        <w:autoSpaceDE/>
-        <w:spacing w:after="160" w:line="256" w:lineRule="auto"/>
-        <w:ind w:firstLine="709"/>
-        <w:jc w:val="both"/>
-        <w:rPr>
-          <w:sz w:val="28"/>
-          <w:szCs w:val="28"/>
-          <w:lang w:val="en-US"/>
-        </w:rPr>
-      </w:pPr>
-    </w:p>
-    <w:p>
-      <w:pPr>
-        <w:widowControl/>
-        <w:autoSpaceDE/>
-        <w:spacing w:after="160" w:line="256" w:lineRule="auto"/>
-        <w:ind w:firstLine="709"/>
-        <w:jc w:val="both"/>
-        <w:rPr>
-          <w:b/>
-          <w:sz w:val="28"/>
-          <w:szCs w:val="28"/>
-          <w:lang w:val="en-US"/>
-        </w:rPr>
-      </w:pPr>
-      <w:r>
-        <w:rPr>
-          <w:b/>
-          <w:bCs/>
-          <w:sz w:val="28"/>
-          <w:szCs w:val="28"/>
-        </w:rPr>
-        <w:t>Класс</w:t>
-      </w:r>
-      <w:r>
-        <w:rPr>
-          <w:b/>
-          <w:bCs/>
-          <w:sz w:val="28"/>
-          <w:szCs w:val="28"/>
-          <w:lang w:val="en-US"/>
-        </w:rPr>
-        <w:t xml:space="preserve"> </w:t>
-      </w:r>
-      <w:r>
-        <w:rPr>
-          <w:b/>
-          <w:sz w:val="28"/>
-          <w:szCs w:val="28"/>
-          <w:lang w:val="en-US"/>
-        </w:rPr>
-        <w:t>InputOutput</w:t>
-      </w:r>
-    </w:p>
-    <w:p>
-      <w:pPr>
-        <w:widowControl/>
-        <w:autoSpaceDE/>
-        <w:spacing w:after="160" w:line="256" w:lineRule="auto"/>
-        <w:ind w:firstLine="709"/>
-        <w:jc w:val="both"/>
-        <w:rPr>
-          <w:b/>
-          <w:sz w:val="28"/>
-          <w:szCs w:val="28"/>
-          <w:lang w:val="en-US"/>
-        </w:rPr>
-      </w:pPr>
-      <w:r>
-        <w:rPr>
-          <w:b/>
-          <w:sz w:val="28"/>
-          <w:szCs w:val="28"/>
-        </w:rPr>
-        <w:t>Методы</w:t>
-      </w:r>
-      <w:r>
-        <w:rPr>
-          <w:b/>
-          <w:sz w:val="28"/>
-          <w:szCs w:val="28"/>
-          <w:lang w:val="en-US"/>
-        </w:rPr>
-        <w:t>:</w:t>
-      </w:r>
-    </w:p>
-    <w:p>
-      <w:pPr>
-        <w:spacing w:line="360" w:lineRule="auto"/>
-        <w:ind w:firstLine="709"/>
-        <w:jc w:val="both"/>
-        <w:rPr>
-          <w:sz w:val="28"/>
-          <w:szCs w:val="28"/>
-          <w:lang w:val="en-US"/>
-        </w:rPr>
-      </w:pPr>
-      <w:r>
-        <w:rPr>
-          <w:sz w:val="28"/>
-          <w:szCs w:val="28"/>
-          <w:lang w:val="en-US"/>
-        </w:rPr>
-        <w:t>int</w:t>
-      </w:r>
-      <w:r>
-        <w:rPr>
-          <w:sz w:val="28"/>
-          <w:szCs w:val="28"/>
-          <w:lang w:val="en-US"/>
-        </w:rPr>
-        <w:t xml:space="preserve"> </w:t>
-      </w:r>
-      <w:r>
-        <w:rPr>
-          <w:sz w:val="28"/>
-          <w:szCs w:val="28"/>
-          <w:lang w:val="en-US"/>
-        </w:rPr>
-        <w:t>InputKey</w:t>
-      </w:r>
-      <w:r>
-        <w:rPr>
-          <w:sz w:val="28"/>
-          <w:szCs w:val="28"/>
-          <w:lang w:val="en-US"/>
-        </w:rPr>
-        <w:t xml:space="preserve"> (</w:t>
-      </w:r>
-      <w:r>
-        <w:rPr>
-          <w:sz w:val="28"/>
-          <w:szCs w:val="28"/>
-          <w:lang w:val="en-US"/>
-        </w:rPr>
-        <w:t>decimal</w:t>
-      </w:r>
-      <w:r>
-        <w:rPr>
-          <w:sz w:val="28"/>
-          <w:szCs w:val="28"/>
-          <w:lang w:val="en-US"/>
-        </w:rPr>
-        <w:t xml:space="preserve"> </w:t>
-      </w:r>
-      <w:r>
-        <w:rPr>
-          <w:sz w:val="28"/>
-          <w:szCs w:val="28"/>
-          <w:lang w:val="en-US"/>
-        </w:rPr>
-        <w:t>key</w:t>
-      </w:r>
-      <w:r>
-        <w:rPr>
-          <w:sz w:val="28"/>
-          <w:szCs w:val="28"/>
-          <w:lang w:val="en-US"/>
-        </w:rPr>
-        <w:t xml:space="preserve">) – </w:t>
-      </w:r>
-      <w:r>
-        <w:rPr>
-          <w:sz w:val="28"/>
-          <w:szCs w:val="28"/>
-        </w:rPr>
-        <w:t>решает</w:t>
-      </w:r>
-      <w:r>
-        <w:rPr>
-          <w:sz w:val="28"/>
-          <w:szCs w:val="28"/>
-          <w:lang w:val="en-US"/>
-        </w:rPr>
-        <w:t xml:space="preserve"> </w:t>
-      </w:r>
-      <w:r>
-        <w:rPr>
-          <w:sz w:val="28"/>
-          <w:szCs w:val="28"/>
-        </w:rPr>
-        <w:t>задачу</w:t>
-      </w:r>
-      <w:r>
-        <w:rPr>
-          <w:sz w:val="28"/>
-          <w:szCs w:val="28"/>
-          <w:lang w:val="en-US"/>
-        </w:rPr>
-        <w:t xml:space="preserve"> </w:t>
-      </w:r>
-      <w:r>
-        <w:rPr>
-          <w:sz w:val="28"/>
-          <w:szCs w:val="28"/>
-        </w:rPr>
-        <w:t>ввода</w:t>
-      </w:r>
-      <w:r>
-        <w:rPr>
-          <w:sz w:val="28"/>
-          <w:szCs w:val="28"/>
-          <w:lang w:val="en-US"/>
-        </w:rPr>
-        <w:t xml:space="preserve"> </w:t>
-      </w:r>
-      <w:r>
-        <w:rPr>
-          <w:sz w:val="28"/>
-          <w:szCs w:val="28"/>
-        </w:rPr>
-        <w:t>и</w:t>
-      </w:r>
-      <w:r>
-        <w:rPr>
-          <w:sz w:val="28"/>
-          <w:szCs w:val="28"/>
-          <w:lang w:val="en-US"/>
-        </w:rPr>
-        <w:t xml:space="preserve"> </w:t>
-      </w:r>
-      <w:r>
-        <w:rPr>
-          <w:sz w:val="28"/>
-          <w:szCs w:val="28"/>
-        </w:rPr>
-        <w:t>проверки</w:t>
-      </w:r>
-      <w:r>
-        <w:rPr>
-          <w:sz w:val="28"/>
-          <w:szCs w:val="28"/>
-          <w:lang w:val="en-US"/>
-        </w:rPr>
-        <w:t xml:space="preserve"> </w:t>
-      </w:r>
-      <w:r>
-        <w:rPr>
-          <w:sz w:val="28"/>
-          <w:szCs w:val="28"/>
-        </w:rPr>
-        <w:t>ключа</w:t>
-      </w:r>
-      <w:r>
-        <w:rPr>
-          <w:sz w:val="28"/>
-          <w:szCs w:val="28"/>
-          <w:lang w:val="en-US"/>
-        </w:rPr>
-        <w:t xml:space="preserve"> </w:t>
-      </w:r>
-      <w:r>
-        <w:rPr>
-          <w:sz w:val="28"/>
-          <w:szCs w:val="28"/>
-        </w:rPr>
-        <w:t>шифрования</w:t>
-      </w:r>
-      <w:r>
-        <w:rPr>
-          <w:sz w:val="28"/>
-          <w:szCs w:val="28"/>
-          <w:lang w:val="en-US"/>
-        </w:rPr>
-        <w:t xml:space="preserve">. </w:t>
-      </w:r>
-      <w:r>
-        <w:rPr>
-          <w:sz w:val="28"/>
-          <w:szCs w:val="28"/>
-        </w:rPr>
-        <w:t>Получает</w:t>
-      </w:r>
-      <w:r>
-        <w:rPr>
-          <w:sz w:val="28"/>
-          <w:szCs w:val="28"/>
-          <w:lang w:val="en-US"/>
-        </w:rPr>
-        <w:t xml:space="preserve"> </w:t>
-      </w:r>
-      <w:r>
-        <w:rPr>
-          <w:sz w:val="28"/>
-          <w:szCs w:val="28"/>
-        </w:rPr>
-        <w:t>ключ</w:t>
-      </w:r>
-      <w:r>
-        <w:rPr>
-          <w:sz w:val="28"/>
-          <w:szCs w:val="28"/>
-          <w:lang w:val="en-US"/>
-        </w:rPr>
-        <w:t xml:space="preserve"> </w:t>
-      </w:r>
-      <w:r>
-        <w:rPr>
-          <w:sz w:val="28"/>
-          <w:szCs w:val="28"/>
-        </w:rPr>
-        <w:t>в</w:t>
-      </w:r>
-      <w:r>
-        <w:rPr>
-          <w:sz w:val="28"/>
-          <w:szCs w:val="28"/>
-          <w:lang w:val="en-US"/>
-        </w:rPr>
-        <w:t xml:space="preserve"> </w:t>
-      </w:r>
-      <w:r>
-        <w:rPr>
-          <w:sz w:val="28"/>
-          <w:szCs w:val="28"/>
-        </w:rPr>
-        <w:t>виде</w:t>
-      </w:r>
-      <w:r>
-        <w:rPr>
-          <w:sz w:val="28"/>
-          <w:szCs w:val="28"/>
-          <w:lang w:val="en-US"/>
-        </w:rPr>
-        <w:t xml:space="preserve"> </w:t>
-      </w:r>
-      <w:r>
-        <w:rPr>
-          <w:sz w:val="28"/>
-          <w:szCs w:val="28"/>
-          <w:lang w:val="en-US"/>
-        </w:rPr>
-        <w:t>decimal</w:t>
-      </w:r>
-      <w:r>
-        <w:rPr>
-          <w:sz w:val="28"/>
-          <w:szCs w:val="28"/>
-          <w:lang w:val="en-US"/>
-        </w:rPr>
-        <w:t xml:space="preserve">. </w:t>
-      </w:r>
-      <w:r>
-        <w:rPr>
-          <w:sz w:val="28"/>
-          <w:szCs w:val="28"/>
-        </w:rPr>
-        <w:t>Выводит</w:t>
-      </w:r>
-      <w:r>
-        <w:rPr>
-          <w:sz w:val="28"/>
-          <w:szCs w:val="28"/>
-          <w:lang w:val="en-US"/>
-        </w:rPr>
-        <w:t xml:space="preserve"> </w:t>
-      </w:r>
-      <w:r>
-        <w:rPr>
-          <w:sz w:val="28"/>
-          <w:szCs w:val="28"/>
-        </w:rPr>
-        <w:t>ключ</w:t>
-      </w:r>
-      <w:r>
-        <w:rPr>
-          <w:sz w:val="28"/>
-          <w:szCs w:val="28"/>
-          <w:lang w:val="en-US"/>
-        </w:rPr>
-        <w:t xml:space="preserve"> (</w:t>
-      </w:r>
-      <w:r>
-        <w:rPr>
-          <w:sz w:val="28"/>
-          <w:szCs w:val="28"/>
-        </w:rPr>
-        <w:t>целое</w:t>
-      </w:r>
-      <w:r>
-        <w:rPr>
-          <w:sz w:val="28"/>
-          <w:szCs w:val="28"/>
-          <w:lang w:val="en-US"/>
-        </w:rPr>
-        <w:t xml:space="preserve"> </w:t>
-      </w:r>
-      <w:r>
-        <w:rPr>
-          <w:sz w:val="28"/>
-          <w:szCs w:val="28"/>
-        </w:rPr>
-        <w:t>число</w:t>
-      </w:r>
-      <w:r>
-        <w:rPr>
-          <w:sz w:val="28"/>
-          <w:szCs w:val="28"/>
-          <w:lang w:val="en-US"/>
-        </w:rPr>
-        <w:t>)</w:t>
-      </w:r>
-    </w:p>
-    <w:p>
-      <w:pPr>
-        <w:spacing w:line="360" w:lineRule="auto"/>
-        <w:ind w:firstLine="709"/>
-        <w:jc w:val="both"/>
-        <w:rPr>
-          <w:sz w:val="28"/>
-          <w:szCs w:val="28"/>
-        </w:rPr>
-      </w:pPr>
-      <w:r>
-        <w:rPr>
-          <w:sz w:val="28"/>
-          <w:szCs w:val="28"/>
-          <w:lang w:val="en-US"/>
-        </w:rPr>
-        <w:t>string InputFromFile</w:t>
-      </w:r>
-      <w:r>
-        <w:rPr>
-          <w:sz w:val="28"/>
-          <w:szCs w:val="28"/>
-          <w:lang w:val="en-US"/>
-        </w:rPr>
-        <w:t xml:space="preserve"> (</w:t>
-      </w:r>
-      <w:r>
-        <w:rPr>
-          <w:sz w:val="28"/>
-          <w:szCs w:val="28"/>
-          <w:lang w:val="en-US"/>
-        </w:rPr>
-        <w:t>string filePath</w:t>
-      </w:r>
-      <w:r>
-        <w:rPr>
-          <w:sz w:val="28"/>
-          <w:szCs w:val="28"/>
-          <w:lang w:val="en-US"/>
-        </w:rPr>
-        <w:t xml:space="preserve">) – </w:t>
-      </w:r>
-      <w:r>
-        <w:rPr>
-          <w:sz w:val="28"/>
-          <w:szCs w:val="28"/>
-        </w:rPr>
-        <w:t>решает</w:t>
-      </w:r>
-      <w:r>
-        <w:rPr>
-          <w:sz w:val="28"/>
-          <w:szCs w:val="28"/>
-          <w:lang w:val="en-US"/>
-        </w:rPr>
-        <w:t xml:space="preserve"> </w:t>
-      </w:r>
-      <w:r>
-        <w:rPr>
-          <w:sz w:val="28"/>
-          <w:szCs w:val="28"/>
-        </w:rPr>
-        <w:t>задачу</w:t>
-      </w:r>
-      <w:r>
-        <w:rPr>
-          <w:sz w:val="28"/>
-          <w:szCs w:val="28"/>
-          <w:lang w:val="en-US"/>
-        </w:rPr>
-        <w:t xml:space="preserve"> </w:t>
-      </w:r>
-      <w:r>
-        <w:rPr>
-          <w:sz w:val="28"/>
-          <w:szCs w:val="28"/>
-        </w:rPr>
-        <w:t>ввода</w:t>
-      </w:r>
-      <w:r>
-        <w:rPr>
-          <w:sz w:val="28"/>
-          <w:szCs w:val="28"/>
-          <w:lang w:val="en-US"/>
-        </w:rPr>
-        <w:t xml:space="preserve"> </w:t>
-      </w:r>
-      <w:r>
-        <w:rPr>
-          <w:sz w:val="28"/>
-          <w:szCs w:val="28"/>
-        </w:rPr>
-        <w:t>и</w:t>
-      </w:r>
-      <w:r>
-        <w:rPr>
-          <w:sz w:val="28"/>
-          <w:szCs w:val="28"/>
-          <w:lang w:val="en-US"/>
-        </w:rPr>
-        <w:t xml:space="preserve"> </w:t>
-      </w:r>
-      <w:r>
-        <w:rPr>
-          <w:sz w:val="28"/>
-          <w:szCs w:val="28"/>
-        </w:rPr>
-        <w:t>проверки</w:t>
-      </w:r>
-      <w:r>
-        <w:rPr>
-          <w:sz w:val="28"/>
-          <w:szCs w:val="28"/>
-          <w:lang w:val="en-US"/>
-        </w:rPr>
-        <w:t xml:space="preserve"> </w:t>
-      </w:r>
-      <w:r>
-        <w:rPr>
-          <w:sz w:val="28"/>
-          <w:szCs w:val="28"/>
-        </w:rPr>
-        <w:t>текста</w:t>
-      </w:r>
-      <w:r>
-        <w:rPr>
-          <w:sz w:val="28"/>
-          <w:szCs w:val="28"/>
-          <w:lang w:val="en-US"/>
-        </w:rPr>
-        <w:t xml:space="preserve"> </w:t>
-      </w:r>
-      <w:r>
-        <w:rPr>
-          <w:sz w:val="28"/>
-          <w:szCs w:val="28"/>
-        </w:rPr>
-        <w:t>через</w:t>
-      </w:r>
-      <w:r>
-        <w:rPr>
-          <w:sz w:val="28"/>
-          <w:szCs w:val="28"/>
-          <w:lang w:val="en-US"/>
-        </w:rPr>
-        <w:t xml:space="preserve"> </w:t>
-      </w:r>
-      <w:r>
-        <w:rPr>
-          <w:sz w:val="28"/>
-          <w:szCs w:val="28"/>
-        </w:rPr>
-        <w:t>файл</w:t>
-      </w:r>
-      <w:r>
-        <w:rPr>
-          <w:sz w:val="28"/>
-          <w:szCs w:val="28"/>
-          <w:lang w:val="en-US"/>
-        </w:rPr>
-        <w:t xml:space="preserve">. </w:t>
-      </w:r>
-      <w:r>
-        <w:rPr>
-          <w:sz w:val="28"/>
-          <w:szCs w:val="28"/>
-        </w:rPr>
-        <w:t>В качестве параметров получает путь к файлу (строка). Выводит текст из файла (строка).</w:t>
-      </w:r>
-    </w:p>
-    <w:p>
-      <w:pPr>
-        <w:spacing w:line="360" w:lineRule="auto"/>
-        <w:ind w:firstLine="709"/>
-        <w:jc w:val="both"/>
-        <w:rPr>
-          <w:sz w:val="28"/>
-          <w:szCs w:val="28"/>
-        </w:rPr>
-      </w:pPr>
-      <w:r>
-        <w:rPr>
-          <w:sz w:val="28"/>
-          <w:szCs w:val="28"/>
-          <w:lang w:val="en-US"/>
-        </w:rPr>
-        <w:t>string</w:t>
-      </w:r>
-      <w:r>
-        <w:rPr>
-          <w:sz w:val="28"/>
-          <w:szCs w:val="28"/>
-        </w:rPr>
-        <w:t xml:space="preserve"> </w:t>
-      </w:r>
-      <w:r>
-        <w:rPr>
-          <w:sz w:val="28"/>
-          <w:szCs w:val="28"/>
-          <w:lang w:val="en-US"/>
-        </w:rPr>
-        <w:t>InputFromProgram</w:t>
-      </w:r>
-      <w:r>
-        <w:rPr>
-          <w:sz w:val="28"/>
-          <w:szCs w:val="28"/>
-        </w:rPr>
-        <w:t xml:space="preserve"> (</w:t>
-      </w:r>
-      <w:r>
-        <w:rPr>
-          <w:sz w:val="28"/>
-          <w:szCs w:val="28"/>
-          <w:lang w:val="en-US"/>
-        </w:rPr>
-        <w:t>string</w:t>
-      </w:r>
-      <w:r>
-        <w:rPr>
-          <w:sz w:val="28"/>
-          <w:szCs w:val="28"/>
-        </w:rPr>
-        <w:t xml:space="preserve"> </w:t>
-      </w:r>
-      <w:r>
-        <w:rPr>
-          <w:sz w:val="28"/>
-          <w:szCs w:val="28"/>
-          <w:lang w:val="en-US"/>
-        </w:rPr>
-        <w:t>text</w:t>
-      </w:r>
-      <w:r>
-        <w:rPr>
-          <w:sz w:val="28"/>
-          <w:szCs w:val="28"/>
-        </w:rPr>
-        <w:t>) – решает задачу ввода и проверки текста из программы. Получает текст. Выводит текст из программы (строка).</w:t>
-      </w:r>
-    </w:p>
-    <w:p>
-      <w:pPr>
-        <w:spacing w:line="360" w:lineRule="auto"/>
-        <w:ind w:firstLine="709"/>
-        <w:jc w:val="both"/>
-        <w:rPr>
-          <w:sz w:val="28"/>
-          <w:szCs w:val="28"/>
-          <w:lang w:val="en-US"/>
-        </w:rPr>
-      </w:pPr>
-      <w:r>
-        <w:rPr>
-          <w:sz w:val="28"/>
-          <w:szCs w:val="28"/>
-          <w:lang w:val="en-US"/>
-        </w:rPr>
-        <w:t>bool</w:t>
-      </w:r>
-      <w:r>
-        <w:rPr>
-          <w:sz w:val="28"/>
-          <w:szCs w:val="28"/>
-        </w:rPr>
-        <w:t xml:space="preserve"> </w:t>
-      </w:r>
-      <w:r>
-        <w:rPr>
-          <w:sz w:val="28"/>
-          <w:szCs w:val="28"/>
-          <w:lang w:val="en-US"/>
-        </w:rPr>
-        <w:t>CheckText</w:t>
-      </w:r>
-      <w:r>
-        <w:rPr>
-          <w:sz w:val="28"/>
-          <w:szCs w:val="28"/>
-        </w:rPr>
-        <w:t xml:space="preserve"> (</w:t>
-      </w:r>
-      <w:r>
-        <w:rPr>
-          <w:sz w:val="28"/>
-          <w:szCs w:val="28"/>
-          <w:lang w:val="en-US"/>
-        </w:rPr>
-        <w:t>string</w:t>
-      </w:r>
-      <w:r>
-        <w:rPr>
-          <w:sz w:val="28"/>
-          <w:szCs w:val="28"/>
-        </w:rPr>
-        <w:t xml:space="preserve"> </w:t>
-      </w:r>
-      <w:r>
-        <w:rPr>
-          <w:sz w:val="28"/>
-          <w:szCs w:val="28"/>
-          <w:lang w:val="en-US"/>
-        </w:rPr>
-        <w:t>text</w:t>
-      </w:r>
-      <w:r>
-        <w:rPr>
-          <w:sz w:val="28"/>
-          <w:szCs w:val="28"/>
-        </w:rPr>
-        <w:t xml:space="preserve">) – </w:t>
-      </w:r>
-      <w:r>
-        <w:rPr>
-          <w:sz w:val="28"/>
-          <w:szCs w:val="28"/>
-        </w:rPr>
-        <w:t>проверяет</w:t>
-      </w:r>
-      <w:r>
-        <w:rPr>
-          <w:sz w:val="28"/>
-          <w:szCs w:val="28"/>
-        </w:rPr>
-        <w:t xml:space="preserve"> </w:t>
-      </w:r>
-      <w:r>
-        <w:rPr>
-          <w:sz w:val="28"/>
-          <w:szCs w:val="28"/>
-        </w:rPr>
-        <w:t>текст</w:t>
-      </w:r>
-      <w:r>
-        <w:rPr>
-          <w:sz w:val="28"/>
-          <w:szCs w:val="28"/>
-        </w:rPr>
-        <w:t xml:space="preserve"> </w:t>
-      </w:r>
-      <w:r>
-        <w:rPr>
-          <w:sz w:val="28"/>
-          <w:szCs w:val="28"/>
-        </w:rPr>
-        <w:t>на</w:t>
-      </w:r>
-      <w:r>
-        <w:rPr>
-          <w:sz w:val="28"/>
-          <w:szCs w:val="28"/>
-        </w:rPr>
-        <w:t xml:space="preserve"> </w:t>
-      </w:r>
-      <w:r>
-        <w:rPr>
-          <w:sz w:val="28"/>
-          <w:szCs w:val="28"/>
-        </w:rPr>
-        <w:t>наличие символов, которые программа не может обработать. В качестве параметра получает текст (строка). Выводит результат проверки.</w:t>
-      </w:r>
-    </w:p>
-    <w:p>
-      <w:pPr>
-        <w:spacing w:line="360" w:lineRule="auto"/>
-        <w:ind w:firstLine="709"/>
-        <w:jc w:val="both"/>
-        <w:rPr>
-          <w:sz w:val="28"/>
-          <w:szCs w:val="28"/>
-        </w:rPr>
-      </w:pPr>
-      <w:r>
-        <w:rPr>
-          <w:sz w:val="28"/>
-          <w:szCs w:val="28"/>
-          <w:lang w:val="en-US"/>
-        </w:rPr>
-        <w:t>void</w:t>
-      </w:r>
-      <w:r>
-        <w:rPr>
-          <w:sz w:val="28"/>
-          <w:szCs w:val="28"/>
-        </w:rPr>
-        <w:t xml:space="preserve"> </w:t>
-      </w:r>
-      <w:r>
-        <w:rPr>
-          <w:sz w:val="28"/>
-          <w:szCs w:val="28"/>
-          <w:lang w:val="en-US"/>
-        </w:rPr>
-        <w:t>OutputResult</w:t>
-      </w:r>
-      <w:r>
-        <w:rPr>
-          <w:sz w:val="28"/>
-          <w:szCs w:val="28"/>
-        </w:rPr>
-        <w:t xml:space="preserve"> (</w:t>
-      </w:r>
-      <w:r>
-        <w:rPr>
-          <w:sz w:val="28"/>
-          <w:szCs w:val="28"/>
-          <w:lang w:val="en-US"/>
-        </w:rPr>
-        <w:t>string</w:t>
-      </w:r>
-      <w:r>
-        <w:rPr>
-          <w:sz w:val="28"/>
-          <w:szCs w:val="28"/>
-        </w:rPr>
-        <w:t xml:space="preserve"> </w:t>
-      </w:r>
-      <w:r>
-        <w:rPr>
-          <w:sz w:val="28"/>
-          <w:szCs w:val="28"/>
-          <w:lang w:val="en-US"/>
-        </w:rPr>
-        <w:t>originalText</w:t>
-      </w:r>
-      <w:r>
-        <w:rPr>
-          <w:sz w:val="28"/>
-          <w:szCs w:val="28"/>
-        </w:rPr>
-        <w:t xml:space="preserve">, </w:t>
-      </w:r>
-      <w:r>
-        <w:rPr>
-          <w:sz w:val="28"/>
-          <w:szCs w:val="28"/>
-          <w:lang w:val="en-US"/>
-        </w:rPr>
-        <w:t>string</w:t>
-      </w:r>
-      <w:r>
-        <w:rPr>
-          <w:sz w:val="28"/>
-          <w:szCs w:val="28"/>
-        </w:rPr>
-        <w:t xml:space="preserve"> </w:t>
-      </w:r>
-      <w:r>
-        <w:rPr>
-          <w:sz w:val="28"/>
-          <w:szCs w:val="28"/>
-          <w:lang w:val="en-US"/>
-        </w:rPr>
-        <w:t>encryptedText</w:t>
-      </w:r>
-      <w:r>
-        <w:rPr>
-          <w:sz w:val="28"/>
-          <w:szCs w:val="28"/>
-        </w:rPr>
-        <w:t xml:space="preserve">) – </w:t>
-      </w:r>
-      <w:r>
-        <w:rPr>
-          <w:sz w:val="28"/>
-          <w:szCs w:val="28"/>
-        </w:rPr>
-        <w:t>решает</w:t>
-      </w:r>
-      <w:r>
-        <w:rPr>
-          <w:sz w:val="28"/>
-          <w:szCs w:val="28"/>
-        </w:rPr>
-        <w:t xml:space="preserve"> </w:t>
-      </w:r>
-      <w:r>
-        <w:rPr>
-          <w:sz w:val="28"/>
-          <w:szCs w:val="28"/>
-        </w:rPr>
-        <w:t>задачу</w:t>
-      </w:r>
-      <w:r>
-        <w:rPr>
-          <w:sz w:val="28"/>
-          <w:szCs w:val="28"/>
-        </w:rPr>
-        <w:t xml:space="preserve"> </w:t>
-      </w:r>
-      <w:r>
-        <w:rPr>
-          <w:sz w:val="28"/>
-          <w:szCs w:val="28"/>
-        </w:rPr>
-        <w:t>вывода</w:t>
-      </w:r>
-      <w:r>
-        <w:rPr>
-          <w:sz w:val="28"/>
-          <w:szCs w:val="28"/>
-        </w:rPr>
-        <w:t xml:space="preserve"> </w:t>
-      </w:r>
-      <w:r>
-        <w:rPr>
-          <w:sz w:val="28"/>
-          <w:szCs w:val="28"/>
-        </w:rPr>
-        <w:t>зашифрованного</w:t>
-      </w:r>
-      <w:r>
-        <w:rPr>
-          <w:sz w:val="28"/>
-          <w:szCs w:val="28"/>
-        </w:rPr>
-        <w:t xml:space="preserve"> </w:t>
-      </w:r>
-      <w:r>
-        <w:rPr>
-          <w:sz w:val="28"/>
-          <w:szCs w:val="28"/>
-        </w:rPr>
-        <w:t>текста</w:t>
-      </w:r>
-      <w:r>
-        <w:rPr>
-          <w:sz w:val="28"/>
-          <w:szCs w:val="28"/>
-        </w:rPr>
-        <w:t xml:space="preserve">. </w:t>
-      </w:r>
-      <w:r>
-        <w:rPr>
-          <w:sz w:val="28"/>
-          <w:szCs w:val="28"/>
-        </w:rPr>
-        <w:t>В качестве параметров получает оригинальный текст (строка) и зашифрованный текст (строка). Ничего не выводит.</w:t>
-      </w:r>
-    </w:p>
-    <w:p>
-      <w:pPr>
-        <w:widowControl/>
-        <w:autoSpaceDE/>
-        <w:spacing w:after="160" w:line="256" w:lineRule="auto"/>
-        <w:ind w:firstLine="709"/>
-        <w:jc w:val="both"/>
-        <w:rPr>
-          <w:sz w:val="28"/>
-          <w:szCs w:val="28"/>
-        </w:rPr>
-      </w:pPr>
-    </w:p>
-    <w:p>
-      <w:pPr>
-        <w:widowControl/>
-        <w:autoSpaceDE/>
-        <w:spacing w:after="160" w:line="256" w:lineRule="auto"/>
-        <w:ind w:firstLine="709"/>
-        <w:jc w:val="both"/>
-        <w:rPr>
-          <w:b/>
-          <w:sz w:val="28"/>
-          <w:szCs w:val="28"/>
-        </w:rPr>
-      </w:pPr>
-      <w:r>
-        <w:rPr>
-          <w:b/>
-          <w:sz w:val="28"/>
-          <w:szCs w:val="28"/>
-        </w:rPr>
-        <w:t xml:space="preserve">Класс </w:t>
-      </w:r>
-      <w:r>
-        <w:rPr>
-          <w:b/>
-          <w:sz w:val="28"/>
-          <w:szCs w:val="28"/>
-          <w:lang w:val="en-US"/>
-        </w:rPr>
-        <w:t>Alphabet</w:t>
-      </w:r>
-    </w:p>
-    <w:p>
-      <w:pPr>
-        <w:widowControl/>
-        <w:autoSpaceDE/>
-        <w:spacing w:after="160" w:line="256" w:lineRule="auto"/>
-        <w:ind w:firstLine="709"/>
-        <w:jc w:val="both"/>
-        <w:rPr>
-          <w:b/>
-          <w:sz w:val="28"/>
-          <w:szCs w:val="28"/>
-        </w:rPr>
-      </w:pPr>
-      <w:r>
-        <w:rPr>
-          <w:b/>
-          <w:sz w:val="28"/>
-          <w:szCs w:val="28"/>
-        </w:rPr>
-        <w:t>Поля и свойства:</w:t>
-      </w:r>
-    </w:p>
-    <w:p>
-      <w:pPr>
-        <w:spacing w:line="360" w:lineRule="auto"/>
-        <w:ind w:firstLine="709"/>
-        <w:jc w:val="both"/>
-        <w:rPr>
-          <w:sz w:val="28"/>
-          <w:szCs w:val="28"/>
-        </w:rPr>
-      </w:pPr>
-      <w:r>
-        <w:rPr>
-          <w:sz w:val="28"/>
-          <w:szCs w:val="28"/>
-          <w:lang w:val="en-US"/>
-        </w:rPr>
-        <w:t>chart</w:t>
-      </w:r>
-      <w:r>
-        <w:rPr>
-          <w:sz w:val="28"/>
-          <w:szCs w:val="28"/>
-        </w:rPr>
-        <w:t xml:space="preserve">[] </w:t>
-      </w:r>
-      <w:r>
-        <w:rPr>
-          <w:sz w:val="28"/>
-          <w:szCs w:val="28"/>
-          <w:lang w:val="en-US"/>
-        </w:rPr>
-        <w:t>Charts</w:t>
-      </w:r>
-      <w:r>
-        <w:rPr>
-          <w:sz w:val="28"/>
-          <w:szCs w:val="28"/>
-        </w:rPr>
-        <w:t xml:space="preserve"> </w:t>
-      </w:r>
-      <w:r>
-        <w:rPr>
-          <w:sz w:val="28"/>
-          <w:szCs w:val="28"/>
-        </w:rPr>
-        <w:t>– содержит символы алфавита.</w:t>
-      </w:r>
-    </w:p>
-    <w:p>
-      <w:pPr>
-        <w:spacing w:line="360" w:lineRule="auto"/>
-        <w:ind w:firstLine="709"/>
-        <w:jc w:val="both"/>
-        <w:rPr>
-          <w:sz w:val="28"/>
-          <w:szCs w:val="28"/>
-        </w:rPr>
-      </w:pPr>
-    </w:p>
-    <w:p>
-      <w:pPr>
-        <w:spacing w:line="360" w:lineRule="auto"/>
-        <w:ind w:firstLine="709"/>
-        <w:jc w:val="both"/>
-        <w:rPr>
-          <w:b/>
-          <w:sz w:val="28"/>
-          <w:szCs w:val="28"/>
-        </w:rPr>
-      </w:pPr>
-      <w:r>
-        <w:rPr>
-          <w:b/>
-          <w:sz w:val="28"/>
-          <w:szCs w:val="28"/>
-        </w:rPr>
-        <w:t>Методы:</w:t>
-      </w:r>
-    </w:p>
-    <w:p>
-      <w:pPr>
-        <w:spacing w:line="360" w:lineRule="auto"/>
-        <w:ind w:firstLine="709"/>
-        <w:jc w:val="both"/>
-        <w:rPr>
-          <w:sz w:val="28"/>
-          <w:szCs w:val="28"/>
-        </w:rPr>
-      </w:pPr>
-      <w:r>
-        <w:rPr>
-          <w:sz w:val="28"/>
-          <w:szCs w:val="28"/>
-          <w:lang w:val="en-US"/>
-        </w:rPr>
-        <w:t>Alphabet</w:t>
-      </w:r>
-      <w:r>
-        <w:rPr>
-          <w:sz w:val="28"/>
-          <w:szCs w:val="28"/>
-        </w:rPr>
-        <w:t>(</w:t>
-      </w:r>
-      <w:r>
-        <w:rPr>
-          <w:sz w:val="28"/>
-          <w:szCs w:val="28"/>
-          <w:lang w:val="en-US"/>
-        </w:rPr>
-        <w:t>chart</w:t>
-      </w:r>
-      <w:r>
-        <w:rPr>
-          <w:sz w:val="28"/>
-          <w:szCs w:val="28"/>
-        </w:rPr>
-        <w:t xml:space="preserve">[] </w:t>
-      </w:r>
-      <w:r>
-        <w:rPr>
-          <w:sz w:val="28"/>
-          <w:szCs w:val="28"/>
-          <w:lang w:val="en-US"/>
-        </w:rPr>
-        <w:t>charts</w:t>
-      </w:r>
-      <w:r>
-        <w:rPr>
-          <w:sz w:val="28"/>
-          <w:szCs w:val="28"/>
-        </w:rPr>
-        <w:t>) – конструктор алфавита.</w:t>
-      </w:r>
-    </w:p>
-    <w:p>
-      <w:pPr>
-        <w:spacing w:line="360" w:lineRule="auto"/>
-        <w:ind w:firstLine="709"/>
-        <w:jc w:val="both"/>
-        <w:rPr>
-          <w:sz w:val="28"/>
-          <w:szCs w:val="28"/>
-        </w:rPr>
-      </w:pPr>
-      <w:r>
-        <w:rPr>
-          <w:sz w:val="28"/>
-          <w:szCs w:val="28"/>
-          <w:lang w:val="en-US"/>
-        </w:rPr>
-        <w:t>bool</w:t>
-      </w:r>
-      <w:r>
-        <w:rPr>
-          <w:sz w:val="28"/>
-          <w:szCs w:val="28"/>
-        </w:rPr>
-        <w:t xml:space="preserve"> </w:t>
-      </w:r>
-      <w:r>
-        <w:rPr>
-          <w:sz w:val="28"/>
-          <w:szCs w:val="28"/>
-          <w:lang w:val="en-US"/>
-        </w:rPr>
-        <w:t>CheckSymbol</w:t>
-      </w:r>
-      <w:r>
-        <w:rPr>
-          <w:sz w:val="28"/>
-          <w:szCs w:val="28"/>
-        </w:rPr>
-        <w:t>(</w:t>
-      </w:r>
-      <w:r>
-        <w:rPr>
-          <w:sz w:val="28"/>
-          <w:szCs w:val="28"/>
-          <w:lang w:val="en-US"/>
-        </w:rPr>
-        <w:t>chart</w:t>
-      </w:r>
-      <w:r>
-        <w:rPr>
-          <w:sz w:val="28"/>
-          <w:szCs w:val="28"/>
-        </w:rPr>
-        <w:t xml:space="preserve"> </w:t>
-      </w:r>
-      <w:r>
-        <w:rPr>
-          <w:sz w:val="28"/>
-          <w:szCs w:val="28"/>
-          <w:lang w:val="en-US"/>
-        </w:rPr>
-        <w:t>symbol</w:t>
-      </w:r>
-      <w:r>
-        <w:rPr>
-          <w:sz w:val="28"/>
-          <w:szCs w:val="28"/>
-        </w:rPr>
-        <w:t>) – проверяет входит ли символ в алфавит.</w:t>
-      </w:r>
-    </w:p>
-    <w:p>
-      <w:pPr>
-        <w:spacing w:line="360" w:lineRule="auto"/>
-        <w:ind w:firstLine="709"/>
-        <w:jc w:val="both"/>
-        <w:rPr>
-          <w:sz w:val="28"/>
-          <w:szCs w:val="28"/>
-        </w:rPr>
-      </w:pPr>
-    </w:p>
-    <w:p>
-      <w:pPr>
-        <w:spacing w:line="360" w:lineRule="auto"/>
-        <w:ind w:firstLine="709"/>
-        <w:jc w:val="both"/>
-        <w:rPr>
-          <w:b/>
-          <w:sz w:val="28"/>
-          <w:szCs w:val="28"/>
-        </w:rPr>
-      </w:pPr>
-      <w:r>
-        <w:rPr>
-          <w:b/>
-          <w:sz w:val="28"/>
-          <w:szCs w:val="28"/>
-        </w:rPr>
-        <w:t xml:space="preserve">Класс </w:t>
-      </w:r>
-      <w:r>
-        <w:rPr>
-          <w:b/>
-          <w:sz w:val="28"/>
-          <w:szCs w:val="28"/>
-          <w:lang w:val="en-US"/>
-        </w:rPr>
-        <w:t>Cipher</w:t>
-      </w:r>
-    </w:p>
-    <w:p>
-      <w:pPr>
-        <w:spacing w:line="360" w:lineRule="auto"/>
-        <w:ind w:firstLine="709"/>
-        <w:jc w:val="both"/>
-        <w:rPr>
-          <w:b/>
-          <w:sz w:val="28"/>
-          <w:szCs w:val="28"/>
-        </w:rPr>
-      </w:pPr>
-      <w:r>
-        <w:rPr>
-          <w:b/>
-          <w:sz w:val="28"/>
-          <w:szCs w:val="28"/>
-        </w:rPr>
-        <w:t>Поля и свойства:</w:t>
-      </w:r>
-    </w:p>
-    <w:p>
-      <w:pPr>
-        <w:spacing w:line="360" w:lineRule="auto"/>
-        <w:ind w:firstLine="709"/>
-        <w:jc w:val="both"/>
-        <w:rPr>
-          <w:sz w:val="28"/>
-          <w:szCs w:val="28"/>
-        </w:rPr>
-      </w:pPr>
-      <w:r>
-        <w:rPr>
-          <w:sz w:val="28"/>
-          <w:szCs w:val="28"/>
-          <w:lang w:val="en-US"/>
-        </w:rPr>
-        <w:t>Alphabet</w:t>
-      </w:r>
-      <w:r>
-        <w:rPr>
-          <w:sz w:val="28"/>
-          <w:szCs w:val="28"/>
-        </w:rPr>
-        <w:t xml:space="preserve"> </w:t>
-      </w:r>
-      <w:r>
-        <w:rPr>
-          <w:sz w:val="28"/>
-          <w:szCs w:val="28"/>
-          <w:lang w:val="en-US"/>
-        </w:rPr>
-        <w:t>Alphabet</w:t>
-      </w:r>
-      <w:r>
-        <w:rPr>
-          <w:sz w:val="28"/>
-          <w:szCs w:val="28"/>
-        </w:rPr>
-        <w:t xml:space="preserve"> – содержит алфавит.</w:t>
-      </w:r>
-    </w:p>
-    <w:p>
-      <w:pPr>
-        <w:spacing w:line="360" w:lineRule="auto"/>
-        <w:ind w:firstLine="709"/>
-        <w:jc w:val="both"/>
-        <w:rPr>
-          <w:sz w:val="28"/>
-          <w:szCs w:val="28"/>
-        </w:rPr>
-      </w:pPr>
-    </w:p>
-    <w:p>
-      <w:pPr>
-        <w:spacing w:line="360" w:lineRule="auto"/>
-        <w:ind w:firstLine="709"/>
-        <w:jc w:val="both"/>
-        <w:rPr>
-          <w:b/>
-          <w:sz w:val="28"/>
-          <w:szCs w:val="28"/>
-        </w:rPr>
-      </w:pPr>
-      <w:r>
-        <w:rPr>
-          <w:b/>
-          <w:sz w:val="28"/>
-          <w:szCs w:val="28"/>
-        </w:rPr>
-        <w:t>Методы:</w:t>
-      </w:r>
-    </w:p>
-    <w:p>
-      <w:pPr>
-        <w:spacing w:line="360" w:lineRule="auto"/>
-        <w:ind w:firstLine="709"/>
-        <w:jc w:val="both"/>
-        <w:rPr>
-          <w:sz w:val="28"/>
-          <w:szCs w:val="28"/>
-        </w:rPr>
-      </w:pPr>
-      <w:r>
-        <w:rPr>
-          <w:sz w:val="28"/>
-          <w:szCs w:val="28"/>
-          <w:lang w:val="en-US"/>
-        </w:rPr>
-        <w:t>Cipher</w:t>
-      </w:r>
-      <w:r>
-        <w:rPr>
-          <w:sz w:val="28"/>
-          <w:szCs w:val="28"/>
-        </w:rPr>
-        <w:t xml:space="preserve"> (</w:t>
-      </w:r>
-      <w:r>
-        <w:rPr>
-          <w:sz w:val="28"/>
-          <w:szCs w:val="28"/>
-          <w:lang w:val="en-US"/>
-        </w:rPr>
-        <w:t>Alphabet</w:t>
-      </w:r>
-      <w:r>
-        <w:rPr>
-          <w:sz w:val="28"/>
-          <w:szCs w:val="28"/>
-        </w:rPr>
-        <w:t xml:space="preserve"> </w:t>
-      </w:r>
-      <w:r>
-        <w:rPr>
-          <w:sz w:val="28"/>
-          <w:szCs w:val="28"/>
-          <w:lang w:val="en-US"/>
-        </w:rPr>
-        <w:t>alphabet</w:t>
-      </w:r>
-      <w:r>
-        <w:rPr>
-          <w:sz w:val="28"/>
-          <w:szCs w:val="28"/>
-        </w:rPr>
-        <w:t>) – конструктор класса.</w:t>
-      </w:r>
-    </w:p>
-    <w:p>
-      <w:pPr>
-        <w:spacing w:line="360" w:lineRule="auto"/>
-        <w:ind w:firstLine="709"/>
-        <w:jc w:val="both"/>
-        <w:rPr>
-          <w:sz w:val="28"/>
-          <w:szCs w:val="28"/>
-        </w:rPr>
-      </w:pPr>
-      <w:r>
-        <w:rPr>
-          <w:sz w:val="28"/>
-          <w:szCs w:val="28"/>
-          <w:lang w:val="en-US"/>
-        </w:rPr>
-        <w:t xml:space="preserve">string EncryptData (string originalText, int key) – </w:t>
-      </w:r>
-      <w:r>
-        <w:rPr>
-          <w:sz w:val="28"/>
-          <w:szCs w:val="28"/>
-        </w:rPr>
-        <w:t>решает</w:t>
-      </w:r>
-      <w:r>
-        <w:rPr>
-          <w:sz w:val="28"/>
-          <w:szCs w:val="28"/>
-          <w:lang w:val="en-US"/>
-        </w:rPr>
-        <w:t xml:space="preserve"> </w:t>
-      </w:r>
-      <w:r>
-        <w:rPr>
-          <w:sz w:val="28"/>
-          <w:szCs w:val="28"/>
-        </w:rPr>
-        <w:t>задачу</w:t>
-      </w:r>
-      <w:r>
-        <w:rPr>
-          <w:sz w:val="28"/>
-          <w:szCs w:val="28"/>
-          <w:lang w:val="en-US"/>
-        </w:rPr>
-        <w:t xml:space="preserve"> </w:t>
-      </w:r>
-      <w:r>
-        <w:rPr>
-          <w:sz w:val="28"/>
-          <w:szCs w:val="28"/>
-        </w:rPr>
-        <w:t>шифровки</w:t>
-      </w:r>
-      <w:r>
-        <w:rPr>
-          <w:sz w:val="28"/>
-          <w:szCs w:val="28"/>
-          <w:lang w:val="en-US"/>
-        </w:rPr>
-        <w:t xml:space="preserve"> </w:t>
-      </w:r>
-      <w:r>
-        <w:rPr>
-          <w:sz w:val="28"/>
-          <w:szCs w:val="28"/>
-        </w:rPr>
-        <w:t>текста</w:t>
-      </w:r>
-      <w:r>
-        <w:rPr>
-          <w:sz w:val="28"/>
-          <w:szCs w:val="28"/>
-          <w:lang w:val="en-US"/>
-        </w:rPr>
-        <w:t xml:space="preserve">. </w:t>
-      </w:r>
-      <w:r>
-        <w:rPr>
-          <w:sz w:val="28"/>
-          <w:szCs w:val="28"/>
-        </w:rPr>
-        <w:t>В качестве параметров получает оригинальный текст (строка) и ключ (целое число). Выводит зашифрованный текст (строка).</w:t>
-      </w:r>
-    </w:p>
-    <w:p>
-      <w:pPr>
-        <w:spacing w:line="360" w:lineRule="auto"/>
-        <w:ind w:firstLine="709"/>
-        <w:jc w:val="both"/>
-        <w:rPr>
-          <w:sz w:val="28"/>
-          <w:szCs w:val="28"/>
-        </w:rPr>
-      </w:pPr>
-      <w:r>
-        <w:rPr>
-          <w:sz w:val="28"/>
-          <w:szCs w:val="28"/>
-          <w:lang w:val="en-US"/>
-        </w:rPr>
-        <w:t>string</w:t>
-      </w:r>
-      <w:r>
-        <w:rPr>
-          <w:sz w:val="28"/>
-          <w:szCs w:val="28"/>
-          <w:lang w:val="en-US"/>
-        </w:rPr>
-        <w:t xml:space="preserve"> </w:t>
-      </w:r>
-      <w:r>
-        <w:rPr>
-          <w:sz w:val="28"/>
-          <w:szCs w:val="28"/>
-          <w:lang w:val="en-US"/>
-        </w:rPr>
-        <w:t>DecryptData</w:t>
-      </w:r>
-      <w:r>
-        <w:rPr>
-          <w:sz w:val="28"/>
-          <w:szCs w:val="28"/>
-          <w:lang w:val="en-US"/>
-        </w:rPr>
-        <w:t>(</w:t>
-      </w:r>
-      <w:r>
-        <w:rPr>
-          <w:sz w:val="28"/>
-          <w:szCs w:val="28"/>
-          <w:lang w:val="en-US"/>
-        </w:rPr>
-        <w:t>string</w:t>
-      </w:r>
-      <w:r>
-        <w:rPr>
-          <w:sz w:val="28"/>
-          <w:szCs w:val="28"/>
-          <w:lang w:val="en-US"/>
-        </w:rPr>
-        <w:t xml:space="preserve"> </w:t>
-      </w:r>
-      <w:r>
-        <w:rPr>
-          <w:sz w:val="28"/>
-          <w:szCs w:val="28"/>
-          <w:lang w:val="en-US"/>
-        </w:rPr>
-        <w:t>encryptedText</w:t>
-      </w:r>
-      <w:r>
-        <w:rPr>
-          <w:sz w:val="28"/>
-          <w:szCs w:val="28"/>
-          <w:lang w:val="en-US"/>
-        </w:rPr>
-        <w:t xml:space="preserve">, </w:t>
-      </w:r>
-      <w:r>
-        <w:rPr>
-          <w:sz w:val="28"/>
-          <w:szCs w:val="28"/>
-          <w:lang w:val="en-US"/>
-        </w:rPr>
-        <w:t>int</w:t>
-      </w:r>
-      <w:r>
-        <w:rPr>
-          <w:sz w:val="28"/>
-          <w:szCs w:val="28"/>
-          <w:lang w:val="en-US"/>
-        </w:rPr>
-        <w:t xml:space="preserve"> </w:t>
-      </w:r>
-      <w:r>
-        <w:rPr>
-          <w:sz w:val="28"/>
-          <w:szCs w:val="28"/>
-          <w:lang w:val="en-US"/>
-        </w:rPr>
-        <w:t>key</w:t>
-      </w:r>
-      <w:r>
-        <w:rPr>
-          <w:sz w:val="28"/>
-          <w:szCs w:val="28"/>
-          <w:lang w:val="en-US"/>
-        </w:rPr>
-        <w:t xml:space="preserve">) – </w:t>
-      </w:r>
-      <w:r>
-        <w:rPr>
-          <w:sz w:val="28"/>
-          <w:szCs w:val="28"/>
-        </w:rPr>
-        <w:t>решает</w:t>
-      </w:r>
-      <w:r>
-        <w:rPr>
-          <w:sz w:val="28"/>
-          <w:szCs w:val="28"/>
-          <w:lang w:val="en-US"/>
-        </w:rPr>
-        <w:t xml:space="preserve"> </w:t>
-      </w:r>
-      <w:r>
-        <w:rPr>
-          <w:sz w:val="28"/>
-          <w:szCs w:val="28"/>
-        </w:rPr>
-        <w:t>задачу</w:t>
-      </w:r>
-      <w:r>
-        <w:rPr>
-          <w:sz w:val="28"/>
-          <w:szCs w:val="28"/>
-          <w:lang w:val="en-US"/>
-        </w:rPr>
-        <w:t xml:space="preserve"> </w:t>
-      </w:r>
-      <w:r>
-        <w:rPr>
-          <w:sz w:val="28"/>
-          <w:szCs w:val="28"/>
-        </w:rPr>
-        <w:t>дешифровки</w:t>
-      </w:r>
-      <w:r>
-        <w:rPr>
-          <w:sz w:val="28"/>
-          <w:szCs w:val="28"/>
-          <w:lang w:val="en-US"/>
-        </w:rPr>
-        <w:t xml:space="preserve"> </w:t>
-      </w:r>
-      <w:r>
-        <w:rPr>
-          <w:sz w:val="28"/>
-          <w:szCs w:val="28"/>
-        </w:rPr>
-        <w:t>текста</w:t>
-      </w:r>
-      <w:r>
-        <w:rPr>
-          <w:sz w:val="28"/>
-          <w:szCs w:val="28"/>
-          <w:lang w:val="en-US"/>
-        </w:rPr>
-        <w:t xml:space="preserve">. </w:t>
-      </w:r>
-      <w:r>
-        <w:rPr>
-          <w:sz w:val="28"/>
-          <w:szCs w:val="28"/>
-        </w:rPr>
-        <w:t>В качестве параметров получает зашифрованный текст (строка) и ключ (целое число). Выводит дешифрованный текст (строка).</w:t>
-      </w:r>
-    </w:p>
-    <w:p>
-      <w:pPr>
-        <w:spacing w:line="360" w:lineRule="auto"/>
-        <w:ind w:firstLine="709"/>
-        <w:jc w:val="both"/>
-        <w:rPr>
-          <w:sz w:val="28"/>
-          <w:szCs w:val="28"/>
-        </w:rPr>
-      </w:pPr>
-      <w:r>
-        <w:rPr>
-          <w:sz w:val="28"/>
-          <w:szCs w:val="28"/>
-        </w:rPr>
-        <w:t>…</w:t>
-      </w:r>
-    </w:p>
-    <w:p>
-      <w:pPr>
-        <w:spacing w:line="360" w:lineRule="auto"/>
-        <w:ind w:firstLine="709"/>
-        <w:jc w:val="both"/>
-        <w:rPr>
-          <w:sz w:val="28"/>
-          <w:szCs w:val="28"/>
-        </w:rPr>
-      </w:pPr>
-    </w:p>
-    <w:p>
-      <w:pPr>
-        <w:spacing w:line="360" w:lineRule="auto"/>
-        <w:ind w:firstLine="709"/>
-        <w:jc w:val="both"/>
-        <w:rPr>
-          <w:b/>
-          <w:sz w:val="28"/>
-          <w:szCs w:val="28"/>
-        </w:rPr>
-      </w:pPr>
-      <w:r>
-        <w:rPr>
-          <w:b/>
-          <w:sz w:val="28"/>
-          <w:szCs w:val="28"/>
-        </w:rPr>
-        <w:t>Взаимосвязь классов</w:t>
-      </w:r>
-    </w:p>
-    <w:p>
-      <w:pPr>
-        <w:spacing w:line="360" w:lineRule="auto"/>
-        <w:ind w:firstLine="709"/>
-        <w:jc w:val="both"/>
-        <w:rPr>
-          <w:sz w:val="28"/>
-          <w:szCs w:val="28"/>
-        </w:rPr>
-      </w:pPr>
-      <w:r>
-        <w:rPr>
-          <w:sz w:val="28"/>
-          <w:szCs w:val="28"/>
-        </w:rPr>
-        <w:t>Взаимодействие между компонентами организовано следующим образом:</w:t>
-      </w:r>
-    </w:p>
-    <w:p>
-      <w:pPr>
-        <w:spacing w:line="360" w:lineRule="auto"/>
-        <w:ind w:firstLine="709"/>
-        <w:jc w:val="both"/>
-        <w:rPr>
-          <w:sz w:val="28"/>
-          <w:szCs w:val="28"/>
-        </w:rPr>
-      </w:pPr>
-      <w:r>
-        <w:rPr>
-          <w:sz w:val="28"/>
-          <w:szCs w:val="28"/>
-        </w:rPr>
-        <w:t>При старте приложения отображается «Главная форма» (</w:t>
-      </w:r>
-      <w:r>
-        <w:rPr>
-          <w:sz w:val="28"/>
-          <w:szCs w:val="28"/>
-          <w:lang w:val="en-US"/>
-        </w:rPr>
-        <w:t>MainForm</w:t>
-      </w:r>
-      <w:r>
-        <w:rPr>
-          <w:sz w:val="28"/>
-          <w:szCs w:val="28"/>
-        </w:rPr>
-        <w:t>).</w:t>
-      </w:r>
-    </w:p>
-    <w:p>
-      <w:pPr>
-        <w:spacing w:line="360" w:lineRule="auto"/>
-        <w:ind w:firstLine="709"/>
-        <w:jc w:val="both"/>
-        <w:rPr>
-          <w:sz w:val="28"/>
-          <w:szCs w:val="28"/>
-        </w:rPr>
-      </w:pPr>
-      <w:r>
-        <w:rPr>
-          <w:sz w:val="28"/>
-          <w:szCs w:val="28"/>
-        </w:rPr>
-        <w:t>Главная форма подгружает классы «Алфавит» (</w:t>
-      </w:r>
-      <w:r>
-        <w:rPr>
-          <w:sz w:val="28"/>
-          <w:szCs w:val="28"/>
-          <w:lang w:val="en-US"/>
-        </w:rPr>
-        <w:t>Alphabet</w:t>
-      </w:r>
-      <w:r>
-        <w:rPr>
-          <w:sz w:val="28"/>
-          <w:szCs w:val="28"/>
-        </w:rPr>
-        <w:t>), «Шифр» (</w:t>
-      </w:r>
-      <w:r>
-        <w:rPr>
-          <w:sz w:val="28"/>
-          <w:szCs w:val="28"/>
-          <w:lang w:val="en-US"/>
-        </w:rPr>
-        <w:t>Cipher</w:t>
-      </w:r>
-      <w:r>
-        <w:rPr>
-          <w:sz w:val="28"/>
-          <w:szCs w:val="28"/>
-        </w:rPr>
-        <w:t>) и «Ввод\Вывод» (</w:t>
-      </w:r>
-      <w:r>
-        <w:rPr>
-          <w:sz w:val="28"/>
-          <w:szCs w:val="28"/>
-          <w:lang w:val="en-US"/>
-        </w:rPr>
-        <w:t>InputOutput</w:t>
-      </w:r>
-      <w:r>
-        <w:rPr>
-          <w:sz w:val="28"/>
-          <w:szCs w:val="28"/>
-        </w:rPr>
-        <w:t>).</w:t>
-      </w:r>
-    </w:p>
-    <w:p>
-      <w:pPr>
-        <w:spacing w:line="360" w:lineRule="auto"/>
-        <w:ind w:firstLine="709"/>
-        <w:jc w:val="both"/>
-        <w:rPr>
-          <w:sz w:val="28"/>
-          <w:szCs w:val="28"/>
-        </w:rPr>
-      </w:pPr>
-      <w:r>
-        <w:rPr>
-          <w:sz w:val="28"/>
-          <w:szCs w:val="28"/>
-        </w:rPr>
-        <w:t>При нажатии кнопки «Импорт» должен появиться диалог выбора файла. Текст из файла заполнит поле ввода текста.</w:t>
-      </w:r>
-    </w:p>
-    <w:p>
-      <w:pPr>
-        <w:spacing w:line="360" w:lineRule="auto"/>
-        <w:ind w:firstLine="709"/>
-        <w:jc w:val="both"/>
-        <w:rPr>
-          <w:sz w:val="28"/>
-          <w:szCs w:val="28"/>
-        </w:rPr>
-      </w:pPr>
-      <w:r>
-        <w:rPr>
-          <w:sz w:val="28"/>
-          <w:szCs w:val="28"/>
-        </w:rPr>
-        <w:t>При нажатии кнопки «Экспорт» должен появиться диалог выбора папки, в которую будет выгружен файл. В выбранной папке будет создан файл, в котором будет текст из поля ввода текста, ключ и текст из поля вывода текста.</w:t>
-      </w:r>
-    </w:p>
-    <w:p>
-      <w:pPr>
-        <w:spacing w:line="360" w:lineRule="auto"/>
-        <w:ind w:firstLine="709"/>
-        <w:jc w:val="both"/>
-        <w:rPr>
-          <w:sz w:val="28"/>
-          <w:szCs w:val="28"/>
-        </w:rPr>
-      </w:pPr>
-      <w:r>
-        <w:rPr>
-          <w:sz w:val="28"/>
-          <w:szCs w:val="28"/>
-        </w:rPr>
-        <w:t>При нажатии кнопки «Зашифровать» текст из поля ввода текста будет зашифрован с использованием ключа из поля ввода ключа. В поле вывода текста будет зашифрованный текст.</w:t>
-      </w:r>
-    </w:p>
-    <w:p>
-      <w:pPr>
-        <w:spacing w:line="360" w:lineRule="auto"/>
-        <w:ind w:firstLine="709"/>
-        <w:jc w:val="both"/>
-        <w:rPr>
-          <w:sz w:val="28"/>
-          <w:szCs w:val="28"/>
-        </w:rPr>
-      </w:pPr>
-      <w:r>
-        <w:rPr>
-          <w:sz w:val="28"/>
-          <w:szCs w:val="28"/>
-        </w:rPr>
-        <w:t>При нажатии кнопки «Расшифровать» текст из поля ввода текста будет расшифрован с использованием ключа из поля ввода ключа. В поле вывода текста будет расшифрованный текст.</w:t>
-      </w:r>
-    </w:p>
-    <w:p>
-      <w:pPr>
-        <w:spacing w:line="360" w:lineRule="auto"/>
-        <w:ind w:firstLine="709"/>
-        <w:jc w:val="both"/>
-        <w:rPr>
-          <w:sz w:val="28"/>
-          <w:szCs w:val="28"/>
-        </w:rPr>
-      </w:pPr>
-      <w:r>
-        <w:rPr>
-          <w:sz w:val="28"/>
-          <w:szCs w:val="28"/>
-        </w:rPr>
-        <w:t>При нажатии кнопки «Очистить поля ввода\вывода» поля ввода и вывода текста будут очищены, а поле ввода ключа будет сброшено до значения «0».</w:t>
-      </w:r>
-    </w:p>
-    <w:p>
-      <w:pPr>
-        <w:spacing w:line="360" w:lineRule="auto"/>
-        <w:ind w:firstLine="709"/>
-        <w:jc w:val="both"/>
-        <w:rPr>
-          <w:sz w:val="28"/>
-          <w:szCs w:val="28"/>
-        </w:rPr>
-      </w:pPr>
-      <w:r>
-        <w:rPr>
-          <w:sz w:val="28"/>
-          <w:szCs w:val="28"/>
-        </w:rPr>
-        <w:t>Класс «Шифр» (</w:t>
-      </w:r>
-      <w:r>
-        <w:rPr>
-          <w:sz w:val="28"/>
-          <w:szCs w:val="28"/>
-          <w:lang w:val="en-US"/>
-        </w:rPr>
-        <w:t>Cipher</w:t>
-      </w:r>
-      <w:r>
-        <w:rPr>
-          <w:sz w:val="28"/>
-          <w:szCs w:val="28"/>
-        </w:rPr>
-        <w:t>) использует класс «Алфавит» (</w:t>
-      </w:r>
-      <w:r>
-        <w:rPr>
-          <w:sz w:val="28"/>
-          <w:szCs w:val="28"/>
-          <w:lang w:val="en-US"/>
-        </w:rPr>
-        <w:t>Alphabet</w:t>
-      </w:r>
-      <w:r>
-        <w:rPr>
-          <w:sz w:val="28"/>
-          <w:szCs w:val="28"/>
-        </w:rPr>
-        <w:t>).</w:t>
-      </w:r>
-    </w:p>
-    <w:p>
-      <w:pPr>
-        <w:spacing w:line="360" w:lineRule="auto"/>
-        <w:ind w:firstLine="709"/>
-        <w:jc w:val="both"/>
-        <w:rPr>
-          <w:sz w:val="28"/>
-          <w:szCs w:val="28"/>
-        </w:rPr>
-      </w:pPr>
-      <w:r>
-        <w:rPr>
-          <w:sz w:val="28"/>
-          <w:szCs w:val="28"/>
-        </w:rPr>
-        <w:t>«Главная форма» (</w:t>
-      </w:r>
-      <w:r>
-        <w:rPr>
-          <w:sz w:val="28"/>
-          <w:szCs w:val="28"/>
-          <w:lang w:val="en-US"/>
-        </w:rPr>
-        <w:t>MainForm</w:t>
-      </w:r>
-      <w:r>
-        <w:rPr>
-          <w:sz w:val="28"/>
-          <w:szCs w:val="28"/>
-        </w:rPr>
-        <w:t>) использует классы «Алфавит» (</w:t>
-      </w:r>
-      <w:r>
-        <w:rPr>
-          <w:sz w:val="28"/>
-          <w:szCs w:val="28"/>
-          <w:lang w:val="en-US"/>
-        </w:rPr>
-        <w:t>Alphabet</w:t>
-      </w:r>
-      <w:r>
-        <w:rPr>
-          <w:sz w:val="28"/>
-          <w:szCs w:val="28"/>
-        </w:rPr>
-        <w:t>), «Шифр» (</w:t>
-      </w:r>
-      <w:r>
-        <w:rPr>
-          <w:sz w:val="28"/>
-          <w:szCs w:val="28"/>
-          <w:lang w:val="en-US"/>
-        </w:rPr>
-        <w:t>Cipher</w:t>
-      </w:r>
-      <w:r>
-        <w:rPr>
-          <w:sz w:val="28"/>
-          <w:szCs w:val="28"/>
-        </w:rPr>
-        <w:t>) и «Ввод\Вывод» (</w:t>
-      </w:r>
-      <w:r>
-        <w:rPr>
-          <w:sz w:val="28"/>
-          <w:szCs w:val="28"/>
-          <w:lang w:val="en-US"/>
-        </w:rPr>
-        <w:t>InputOutput</w:t>
-      </w:r>
-      <w:r>
-        <w:rPr>
-          <w:sz w:val="28"/>
-          <w:szCs w:val="28"/>
-        </w:rPr>
-        <w:t>).</w:t>
-      </w:r>
-    </w:p>
-    <w:p>
-      <w:pPr>
-        <w:spacing w:line="360" w:lineRule="auto"/>
-        <w:ind w:firstLine="709"/>
-        <w:jc w:val="both"/>
-        <w:rPr>
           <w:sz w:val="28"/>
           <w:szCs w:val="28"/>
         </w:rPr>
@@ -8379,7 +4906,7 @@
           <w:lang w:eastAsia="ru-RU"/>
         </w:rPr>
         <w:drawing>
-          <wp:inline distT="0" distB="0" distL="0" distR="0" wp14:anchorId="045966A5" wp14:editId="09470C95">
+          <wp:inline distT="0" distB="0" distL="0" distR="0" wp14:anchorId="30A654C2" wp14:editId="780E539D">
             <wp:extent cx="5942965" cy="4008120"/>
             <wp:effectExtent l="0" t="0" r="635" b="0"/>
             <wp:docPr id="2" name="Рисунок 2"/>
@@ -8450,6 +4977,207 @@
         <w:ind w:firstLine="709"/>
         <w:jc w:val="both"/>
         <w:rPr>
+          <w:bCs/>
+          <w:sz w:val="28"/>
+          <w:szCs w:val="28"/>
+        </w:rPr>
+      </w:pPr>
+    </w:p>
+    <w:p>
+      <w:pPr>
+        <w:spacing w:line="360" w:lineRule="auto"/>
+        <w:ind w:firstLine="709"/>
+        <w:jc w:val="both"/>
+        <w:rPr>
+          <w:bCs/>
+          <w:sz w:val="28"/>
+          <w:szCs w:val="28"/>
+        </w:rPr>
+      </w:pPr>
+      <w:r>
+        <w:rPr>
+          <w:bCs/>
+          <w:sz w:val="28"/>
+          <w:szCs w:val="28"/>
+        </w:rPr>
+        <w:t>Структура классов и форм</w:t>
+      </w:r>
+    </w:p>
+    <w:p>
+      <w:pPr>
+        <w:spacing w:line="360" w:lineRule="auto"/>
+        <w:ind w:firstLine="709"/>
+        <w:jc w:val="both"/>
+        <w:rPr>
+          <w:bCs/>
+          <w:sz w:val="28"/>
+          <w:szCs w:val="28"/>
+        </w:rPr>
+      </w:pPr>
+      <w:r>
+        <w:rPr>
+          <w:bCs/>
+          <w:sz w:val="28"/>
+          <w:szCs w:val="28"/>
+        </w:rPr>
+        <w:t>Программа состоит из следующих компонентов:</w:t>
+      </w:r>
+    </w:p>
+    <w:p>
+      <w:pPr>
+        <w:spacing w:line="360" w:lineRule="auto"/>
+        <w:ind w:firstLine="709"/>
+        <w:jc w:val="both"/>
+        <w:rPr>
+          <w:bCs/>
+          <w:sz w:val="28"/>
+          <w:szCs w:val="28"/>
+        </w:rPr>
+      </w:pPr>
+      <w:r>
+        <w:rPr>
+          <w:bCs/>
+          <w:sz w:val="28"/>
+          <w:szCs w:val="28"/>
+        </w:rPr>
+        <w:t xml:space="preserve">Главная форма (Класс </w:t>
+      </w:r>
+      <w:proofErr w:type="spellStart"/>
+      <w:r>
+        <w:rPr>
+          <w:bCs/>
+          <w:sz w:val="28"/>
+          <w:szCs w:val="28"/>
+          <w:lang w:val="en-US"/>
+        </w:rPr>
+        <w:t>MainForm</w:t>
+      </w:r>
+      <w:proofErr w:type="spellEnd"/>
+      <w:r>
+        <w:rPr>
+          <w:bCs/>
+          <w:sz w:val="28"/>
+          <w:szCs w:val="28"/>
+        </w:rPr>
+        <w:t>) – основное окно приложения, содержащее элементы управления для ввода\вывода и шифровки\дешифровки;</w:t>
+      </w:r>
+    </w:p>
+    <w:p>
+      <w:pPr>
+        <w:spacing w:line="360" w:lineRule="auto"/>
+        <w:ind w:firstLine="709"/>
+        <w:jc w:val="both"/>
+        <w:rPr>
+          <w:sz w:val="28"/>
+          <w:szCs w:val="28"/>
+        </w:rPr>
+      </w:pPr>
+      <w:r>
+        <w:rPr>
+          <w:bCs/>
+          <w:sz w:val="28"/>
+          <w:szCs w:val="28"/>
+        </w:rPr>
+        <w:t xml:space="preserve">Класс </w:t>
+      </w:r>
+      <w:proofErr w:type="spellStart"/>
+      <w:r>
+        <w:rPr>
+          <w:sz w:val="28"/>
+          <w:szCs w:val="28"/>
+          <w:lang w:val="en-US"/>
+        </w:rPr>
+        <w:t>InputOutput</w:t>
+      </w:r>
+      <w:proofErr w:type="spellEnd"/>
+      <w:r>
+        <w:rPr>
+          <w:sz w:val="28"/>
+          <w:szCs w:val="28"/>
+        </w:rPr>
+        <w:t xml:space="preserve"> – предназначен для методов ввода\вывода и проверки данных (текст и ключ)</w:t>
+      </w:r>
+    </w:p>
+    <w:p>
+      <w:pPr>
+        <w:spacing w:line="360" w:lineRule="auto"/>
+        <w:ind w:firstLine="709"/>
+        <w:jc w:val="both"/>
+        <w:rPr>
+          <w:sz w:val="28"/>
+          <w:szCs w:val="28"/>
+        </w:rPr>
+      </w:pPr>
+      <w:r>
+        <w:rPr>
+          <w:sz w:val="28"/>
+          <w:szCs w:val="28"/>
+        </w:rPr>
+        <w:t xml:space="preserve">Класс </w:t>
+      </w:r>
+      <w:r>
+        <w:rPr>
+          <w:sz w:val="28"/>
+          <w:szCs w:val="28"/>
+          <w:lang w:val="en-US"/>
+        </w:rPr>
+        <w:t>Alphabet</w:t>
+      </w:r>
+      <w:r>
+        <w:rPr>
+          <w:sz w:val="28"/>
+          <w:szCs w:val="28"/>
+        </w:rPr>
+        <w:t xml:space="preserve"> – предназначен для хранения алфавита и проверки </w:t>
+      </w:r>
+      <w:r>
+        <w:rPr>
+          <w:sz w:val="28"/>
+          <w:szCs w:val="28"/>
+        </w:rPr>
+        <w:lastRenderedPageBreak/>
+        <w:t>символов.</w:t>
+      </w:r>
+    </w:p>
+    <w:p>
+      <w:pPr>
+        <w:spacing w:line="360" w:lineRule="auto"/>
+        <w:ind w:firstLine="709"/>
+        <w:jc w:val="both"/>
+        <w:rPr>
+          <w:sz w:val="28"/>
+          <w:szCs w:val="28"/>
+        </w:rPr>
+      </w:pPr>
+      <w:r>
+        <w:rPr>
+          <w:sz w:val="28"/>
+          <w:szCs w:val="28"/>
+        </w:rPr>
+        <w:t xml:space="preserve">Класс </w:t>
+      </w:r>
+      <w:r>
+        <w:rPr>
+          <w:sz w:val="28"/>
+          <w:szCs w:val="28"/>
+          <w:lang w:val="en-US"/>
+        </w:rPr>
+        <w:t>Cipher</w:t>
+      </w:r>
+      <w:r>
+        <w:rPr>
+          <w:sz w:val="28"/>
+          <w:szCs w:val="28"/>
+        </w:rPr>
+        <w:t xml:space="preserve"> – предназначен для шифровки\дешифровки данных.</w:t>
+      </w:r>
+    </w:p>
+    <w:p>
+      <w:pPr>
+        <w:spacing w:line="360" w:lineRule="auto"/>
+        <w:ind w:firstLine="709"/>
+        <w:jc w:val="both"/>
+        <w:rPr>
           <w:b/>
           <w:sz w:val="28"/>
           <w:szCs w:val="28"/>
@@ -8461,32 +5189,4105 @@
           <w:sz w:val="28"/>
           <w:szCs w:val="28"/>
         </w:rPr>
-        <w:t>Раздел 4. Описание алгоритмов программы</w:t>
-      </w:r>
-    </w:p>
-    <w:p>
-      <w:pPr>
-        <w:spacing w:line="360" w:lineRule="auto"/>
-        <w:ind w:firstLine="709"/>
-        <w:jc w:val="both"/>
-        <w:rPr>
-          <w:sz w:val="28"/>
-          <w:szCs w:val="28"/>
-        </w:rPr>
-      </w:pPr>
-      <w:r>
-        <w:rPr>
-          <w:sz w:val="28"/>
-          <w:szCs w:val="28"/>
-        </w:rPr>
-        <w:t>Ал…</w:t>
-      </w:r>
+        <w:t>Описание классов и их методов</w:t>
+      </w:r>
+    </w:p>
+    <w:p>
+      <w:pPr>
+        <w:spacing w:line="360" w:lineRule="auto"/>
+        <w:ind w:firstLine="709"/>
+        <w:jc w:val="both"/>
+        <w:rPr>
+          <w:sz w:val="28"/>
+          <w:szCs w:val="28"/>
+        </w:rPr>
+      </w:pPr>
     </w:p>
     <w:p>
       <w:pPr>
         <w:widowControl/>
         <w:autoSpaceDE/>
         <w:spacing w:after="160" w:line="256" w:lineRule="auto"/>
+        <w:ind w:firstLine="709"/>
+        <w:jc w:val="both"/>
+        <w:rPr>
+          <w:b/>
+          <w:bCs/>
+          <w:sz w:val="28"/>
+          <w:szCs w:val="28"/>
+        </w:rPr>
+      </w:pPr>
+      <w:r>
+        <w:rPr>
+          <w:b/>
+          <w:bCs/>
+          <w:sz w:val="28"/>
+          <w:szCs w:val="28"/>
+        </w:rPr>
+        <w:t xml:space="preserve">Класс </w:t>
+      </w:r>
+      <w:proofErr w:type="spellStart"/>
+      <w:r>
+        <w:rPr>
+          <w:b/>
+          <w:bCs/>
+          <w:sz w:val="28"/>
+          <w:szCs w:val="28"/>
+          <w:lang w:val="en-US"/>
+        </w:rPr>
+        <w:t>MainForm</w:t>
+      </w:r>
+      <w:proofErr w:type="spellEnd"/>
+    </w:p>
+    <w:p>
+      <w:pPr>
+        <w:widowControl/>
+        <w:autoSpaceDE/>
+        <w:spacing w:after="160" w:line="256" w:lineRule="auto"/>
+        <w:ind w:firstLine="709"/>
+        <w:jc w:val="both"/>
+        <w:rPr>
+          <w:b/>
+          <w:sz w:val="28"/>
+          <w:szCs w:val="28"/>
+        </w:rPr>
+      </w:pPr>
+      <w:r>
+        <w:rPr>
+          <w:b/>
+          <w:sz w:val="28"/>
+          <w:szCs w:val="28"/>
+        </w:rPr>
+        <w:t>Поля и свойства:</w:t>
+      </w:r>
+    </w:p>
+    <w:p>
+      <w:pPr>
+        <w:spacing w:line="360" w:lineRule="auto"/>
+        <w:ind w:firstLine="709"/>
+        <w:jc w:val="both"/>
+        <w:rPr>
+          <w:sz w:val="28"/>
+          <w:szCs w:val="28"/>
+        </w:rPr>
+      </w:pPr>
+      <w:r>
+        <w:rPr>
+          <w:sz w:val="28"/>
+          <w:szCs w:val="28"/>
+          <w:lang w:val="en-US"/>
+        </w:rPr>
+        <w:t>Alphabet</w:t>
+      </w:r>
+      <w:r>
+        <w:rPr>
+          <w:sz w:val="28"/>
+          <w:szCs w:val="28"/>
+        </w:rPr>
+        <w:t xml:space="preserve"> </w:t>
+      </w:r>
+      <w:proofErr w:type="spellStart"/>
+      <w:r>
+        <w:rPr>
+          <w:sz w:val="28"/>
+          <w:szCs w:val="28"/>
+          <w:lang w:val="en-US"/>
+        </w:rPr>
+        <w:t>alphabet</w:t>
+      </w:r>
+      <w:proofErr w:type="spellEnd"/>
+      <w:r>
+        <w:rPr>
+          <w:sz w:val="28"/>
+          <w:szCs w:val="28"/>
+        </w:rPr>
+        <w:t xml:space="preserve">_ – содержит объект класса </w:t>
+      </w:r>
+      <w:r>
+        <w:rPr>
+          <w:sz w:val="28"/>
+          <w:szCs w:val="28"/>
+          <w:lang w:val="en-US"/>
+        </w:rPr>
+        <w:t>Alphabet</w:t>
+      </w:r>
+      <w:r>
+        <w:rPr>
+          <w:sz w:val="28"/>
+          <w:szCs w:val="28"/>
+        </w:rPr>
+        <w:t>.</w:t>
+      </w:r>
+    </w:p>
+    <w:p>
+      <w:pPr>
+        <w:spacing w:line="360" w:lineRule="auto"/>
+        <w:ind w:firstLine="709"/>
+        <w:jc w:val="both"/>
+        <w:rPr>
+          <w:sz w:val="28"/>
+          <w:szCs w:val="28"/>
+        </w:rPr>
+      </w:pPr>
+      <w:r>
+        <w:rPr>
+          <w:sz w:val="28"/>
+          <w:szCs w:val="28"/>
+          <w:lang w:val="en-US"/>
+        </w:rPr>
+        <w:t>Cipher</w:t>
+      </w:r>
+      <w:r>
+        <w:rPr>
+          <w:sz w:val="28"/>
+          <w:szCs w:val="28"/>
+        </w:rPr>
+        <w:t xml:space="preserve"> </w:t>
+      </w:r>
+      <w:proofErr w:type="spellStart"/>
+      <w:r>
+        <w:rPr>
+          <w:sz w:val="28"/>
+          <w:szCs w:val="28"/>
+          <w:lang w:val="en-US"/>
+        </w:rPr>
+        <w:t>cipher</w:t>
+      </w:r>
+      <w:proofErr w:type="spellEnd"/>
+      <w:r>
+        <w:rPr>
+          <w:sz w:val="28"/>
+          <w:szCs w:val="28"/>
+        </w:rPr>
+        <w:t xml:space="preserve">_ – содержит объект класса </w:t>
+      </w:r>
+      <w:r>
+        <w:rPr>
+          <w:sz w:val="28"/>
+          <w:szCs w:val="28"/>
+          <w:lang w:val="en-US"/>
+        </w:rPr>
+        <w:t>Cipher</w:t>
+      </w:r>
+      <w:r>
+        <w:rPr>
+          <w:sz w:val="28"/>
+          <w:szCs w:val="28"/>
+        </w:rPr>
+        <w:t>.</w:t>
+      </w:r>
+    </w:p>
+    <w:p>
+      <w:pPr>
+        <w:spacing w:line="360" w:lineRule="auto"/>
+        <w:ind w:firstLine="709"/>
+        <w:jc w:val="both"/>
+        <w:rPr>
+          <w:sz w:val="28"/>
+          <w:szCs w:val="28"/>
+        </w:rPr>
+      </w:pPr>
+      <w:proofErr w:type="spellStart"/>
+      <w:r>
+        <w:rPr>
+          <w:sz w:val="28"/>
+          <w:szCs w:val="28"/>
+          <w:lang w:val="en-US"/>
+        </w:rPr>
+        <w:t>InputOutput</w:t>
+      </w:r>
+      <w:proofErr w:type="spellEnd"/>
+      <w:r>
+        <w:rPr>
+          <w:sz w:val="28"/>
+          <w:szCs w:val="28"/>
+        </w:rPr>
+        <w:t xml:space="preserve"> </w:t>
+      </w:r>
+      <w:proofErr w:type="spellStart"/>
+      <w:r>
+        <w:rPr>
+          <w:sz w:val="28"/>
+          <w:szCs w:val="28"/>
+          <w:lang w:val="en-US"/>
+        </w:rPr>
+        <w:t>inputOutput</w:t>
+      </w:r>
+      <w:proofErr w:type="spellEnd"/>
+      <w:r>
+        <w:rPr>
+          <w:sz w:val="28"/>
+          <w:szCs w:val="28"/>
+        </w:rPr>
+        <w:t xml:space="preserve">_ - содержит объект класса </w:t>
+      </w:r>
+      <w:proofErr w:type="spellStart"/>
+      <w:r>
+        <w:rPr>
+          <w:sz w:val="28"/>
+          <w:szCs w:val="28"/>
+          <w:lang w:val="en-US"/>
+        </w:rPr>
+        <w:t>InputOutput</w:t>
+      </w:r>
+      <w:proofErr w:type="spellEnd"/>
+      <w:r>
+        <w:rPr>
+          <w:sz w:val="28"/>
+          <w:szCs w:val="28"/>
+        </w:rPr>
+        <w:t>.</w:t>
+      </w:r>
+    </w:p>
+    <w:p>
+      <w:pPr>
+        <w:widowControl/>
+        <w:autoSpaceDE/>
+        <w:spacing w:after="160" w:line="256" w:lineRule="auto"/>
+        <w:ind w:firstLine="709"/>
+        <w:jc w:val="both"/>
+        <w:rPr>
+          <w:b/>
+          <w:bCs/>
+          <w:sz w:val="28"/>
+          <w:szCs w:val="28"/>
+        </w:rPr>
+      </w:pPr>
+    </w:p>
+    <w:p>
+      <w:pPr>
+        <w:widowControl/>
+        <w:autoSpaceDE/>
+        <w:spacing w:after="160" w:line="256" w:lineRule="auto"/>
+        <w:ind w:firstLine="709"/>
+        <w:jc w:val="both"/>
+        <w:rPr>
+          <w:b/>
+          <w:bCs/>
+          <w:sz w:val="28"/>
+          <w:szCs w:val="28"/>
+        </w:rPr>
+      </w:pPr>
+      <w:r>
+        <w:rPr>
+          <w:b/>
+          <w:bCs/>
+          <w:sz w:val="28"/>
+          <w:szCs w:val="28"/>
+        </w:rPr>
+        <w:t>Элементы управления:</w:t>
+      </w:r>
+    </w:p>
+    <w:p>
+      <w:pPr>
+        <w:widowControl/>
+        <w:autoSpaceDE/>
+        <w:spacing w:after="160" w:line="256" w:lineRule="auto"/>
+        <w:ind w:firstLine="709"/>
+        <w:jc w:val="both"/>
+        <w:rPr>
+          <w:sz w:val="28"/>
+          <w:szCs w:val="28"/>
+        </w:rPr>
+      </w:pPr>
+      <w:proofErr w:type="spellStart"/>
+      <w:r>
+        <w:rPr>
+          <w:sz w:val="28"/>
+          <w:szCs w:val="28"/>
+          <w:lang w:val="en-US"/>
+        </w:rPr>
+        <w:t>ToolStrip</w:t>
+      </w:r>
+      <w:proofErr w:type="spellEnd"/>
+      <w:r>
+        <w:rPr>
+          <w:sz w:val="28"/>
+          <w:szCs w:val="28"/>
+        </w:rPr>
+        <w:t xml:space="preserve"> </w:t>
+      </w:r>
+      <w:proofErr w:type="spellStart"/>
+      <w:r>
+        <w:rPr>
+          <w:sz w:val="28"/>
+          <w:szCs w:val="28"/>
+          <w:lang w:val="en-US"/>
+        </w:rPr>
+        <w:t>MainToolStrip</w:t>
+      </w:r>
+      <w:proofErr w:type="spellEnd"/>
+      <w:r>
+        <w:rPr>
+          <w:sz w:val="28"/>
+          <w:szCs w:val="28"/>
+        </w:rPr>
+        <w:t xml:space="preserve"> – Содержит кнопки управления.</w:t>
+      </w:r>
+    </w:p>
+    <w:p>
+      <w:pPr>
+        <w:widowControl/>
+        <w:autoSpaceDE/>
+        <w:spacing w:after="160" w:line="256" w:lineRule="auto"/>
+        <w:ind w:firstLine="709"/>
+        <w:jc w:val="both"/>
+        <w:rPr>
+          <w:sz w:val="28"/>
+          <w:szCs w:val="28"/>
+        </w:rPr>
+      </w:pPr>
+      <w:proofErr w:type="spellStart"/>
+      <w:r>
+        <w:rPr>
+          <w:sz w:val="28"/>
+          <w:szCs w:val="28"/>
+          <w:lang w:val="en-US"/>
+        </w:rPr>
+        <w:t>ToolStripButton</w:t>
+      </w:r>
+      <w:proofErr w:type="spellEnd"/>
+      <w:r>
+        <w:rPr>
+          <w:sz w:val="28"/>
+          <w:szCs w:val="28"/>
+        </w:rPr>
+        <w:t xml:space="preserve"> </w:t>
+      </w:r>
+      <w:proofErr w:type="spellStart"/>
+      <w:r>
+        <w:rPr>
+          <w:sz w:val="28"/>
+          <w:szCs w:val="28"/>
+          <w:lang w:val="en-US"/>
+        </w:rPr>
+        <w:t>ImportToolStripButton</w:t>
+      </w:r>
+      <w:proofErr w:type="spellEnd"/>
+      <w:r>
+        <w:rPr>
+          <w:sz w:val="28"/>
+          <w:szCs w:val="28"/>
+        </w:rPr>
+        <w:t xml:space="preserve"> – Кнопка для импорта текста из файла.</w:t>
+      </w:r>
+    </w:p>
+    <w:p>
+      <w:pPr>
+        <w:widowControl/>
+        <w:autoSpaceDE/>
+        <w:spacing w:after="160" w:line="256" w:lineRule="auto"/>
+        <w:ind w:firstLine="709"/>
+        <w:jc w:val="both"/>
+        <w:rPr>
+          <w:sz w:val="28"/>
+          <w:szCs w:val="28"/>
+        </w:rPr>
+      </w:pPr>
+      <w:proofErr w:type="spellStart"/>
+      <w:r>
+        <w:rPr>
+          <w:sz w:val="28"/>
+          <w:szCs w:val="28"/>
+          <w:lang w:val="en-US"/>
+        </w:rPr>
+        <w:t>ToolStripButton</w:t>
+      </w:r>
+      <w:proofErr w:type="spellEnd"/>
+      <w:r>
+        <w:rPr>
+          <w:sz w:val="28"/>
+          <w:szCs w:val="28"/>
+        </w:rPr>
+        <w:t xml:space="preserve"> </w:t>
+      </w:r>
+      <w:proofErr w:type="spellStart"/>
+      <w:r>
+        <w:rPr>
+          <w:sz w:val="28"/>
+          <w:szCs w:val="28"/>
+          <w:lang w:val="en-US"/>
+        </w:rPr>
+        <w:t>ExportToolStripButton</w:t>
+      </w:r>
+      <w:proofErr w:type="spellEnd"/>
+      <w:r>
+        <w:rPr>
+          <w:sz w:val="28"/>
+          <w:szCs w:val="28"/>
+        </w:rPr>
+        <w:t xml:space="preserve"> – Кнопка для экспорта текста в файл.</w:t>
+      </w:r>
+    </w:p>
+    <w:p>
+      <w:pPr>
+        <w:widowControl/>
+        <w:autoSpaceDE/>
+        <w:spacing w:after="160" w:line="256" w:lineRule="auto"/>
+        <w:ind w:firstLine="709"/>
+        <w:jc w:val="both"/>
+        <w:rPr>
+          <w:sz w:val="28"/>
+          <w:szCs w:val="28"/>
+        </w:rPr>
+      </w:pPr>
+      <w:proofErr w:type="spellStart"/>
+      <w:r>
+        <w:rPr>
+          <w:sz w:val="28"/>
+          <w:szCs w:val="28"/>
+          <w:lang w:val="en-US"/>
+        </w:rPr>
+        <w:t>ToolStripButton</w:t>
+      </w:r>
+      <w:proofErr w:type="spellEnd"/>
+      <w:r>
+        <w:rPr>
+          <w:sz w:val="28"/>
+          <w:szCs w:val="28"/>
+        </w:rPr>
+        <w:t xml:space="preserve"> </w:t>
+      </w:r>
+      <w:proofErr w:type="spellStart"/>
+      <w:r>
+        <w:rPr>
+          <w:sz w:val="28"/>
+          <w:szCs w:val="28"/>
+          <w:lang w:val="en-US"/>
+        </w:rPr>
+        <w:t>CipherToolStripButton</w:t>
+      </w:r>
+      <w:proofErr w:type="spellEnd"/>
+      <w:r>
+        <w:rPr>
+          <w:sz w:val="28"/>
+          <w:szCs w:val="28"/>
+        </w:rPr>
+        <w:t xml:space="preserve"> – Кнопка запускающая шифровку введенного текста.</w:t>
+      </w:r>
+    </w:p>
+    <w:p>
+      <w:pPr>
+        <w:widowControl/>
+        <w:autoSpaceDE/>
+        <w:spacing w:after="160" w:line="256" w:lineRule="auto"/>
+        <w:ind w:firstLine="709"/>
+        <w:jc w:val="both"/>
+        <w:rPr>
+          <w:sz w:val="28"/>
+          <w:szCs w:val="28"/>
+        </w:rPr>
+      </w:pPr>
+      <w:proofErr w:type="spellStart"/>
+      <w:r>
+        <w:rPr>
+          <w:sz w:val="28"/>
+          <w:szCs w:val="28"/>
+          <w:lang w:val="en-US"/>
+        </w:rPr>
+        <w:t>ToolStripButton</w:t>
+      </w:r>
+      <w:proofErr w:type="spellEnd"/>
+      <w:r>
+        <w:rPr>
+          <w:sz w:val="28"/>
+          <w:szCs w:val="28"/>
+        </w:rPr>
+        <w:t xml:space="preserve"> </w:t>
+      </w:r>
+      <w:proofErr w:type="spellStart"/>
+      <w:r>
+        <w:rPr>
+          <w:sz w:val="28"/>
+          <w:szCs w:val="28"/>
+          <w:lang w:val="en-US"/>
+        </w:rPr>
+        <w:t>DecipherToolStripButton</w:t>
+      </w:r>
+      <w:proofErr w:type="spellEnd"/>
+      <w:r>
+        <w:rPr>
+          <w:sz w:val="28"/>
+          <w:szCs w:val="28"/>
+        </w:rPr>
+        <w:t xml:space="preserve"> – Кнопка запускающая дешифровку введенного текста.</w:t>
+      </w:r>
+    </w:p>
+    <w:p>
+      <w:pPr>
+        <w:widowControl/>
+        <w:autoSpaceDE/>
+        <w:spacing w:after="160" w:line="256" w:lineRule="auto"/>
+        <w:ind w:firstLine="709"/>
+        <w:jc w:val="both"/>
+        <w:rPr>
+          <w:sz w:val="28"/>
+          <w:szCs w:val="28"/>
+        </w:rPr>
+      </w:pPr>
+      <w:proofErr w:type="spellStart"/>
+      <w:r>
+        <w:rPr>
+          <w:sz w:val="28"/>
+          <w:szCs w:val="28"/>
+          <w:lang w:val="en-US"/>
+        </w:rPr>
+        <w:t>ToolStripButton</w:t>
+      </w:r>
+      <w:proofErr w:type="spellEnd"/>
+      <w:r>
+        <w:rPr>
+          <w:sz w:val="28"/>
+          <w:szCs w:val="28"/>
+        </w:rPr>
+        <w:t xml:space="preserve"> </w:t>
+      </w:r>
+      <w:proofErr w:type="spellStart"/>
+      <w:r>
+        <w:rPr>
+          <w:sz w:val="28"/>
+          <w:szCs w:val="28"/>
+          <w:lang w:val="en-US"/>
+        </w:rPr>
+        <w:t>ClearToolStripButton</w:t>
+      </w:r>
+      <w:proofErr w:type="spellEnd"/>
+      <w:r>
+        <w:rPr>
+          <w:sz w:val="28"/>
+          <w:szCs w:val="28"/>
+        </w:rPr>
+        <w:t xml:space="preserve"> – Кнопка очищающая поля ввода\вывода.</w:t>
+      </w:r>
+    </w:p>
+    <w:p>
+      <w:pPr>
+        <w:widowControl/>
+        <w:autoSpaceDE/>
+        <w:spacing w:after="160" w:line="256" w:lineRule="auto"/>
+        <w:ind w:firstLine="709"/>
+        <w:jc w:val="both"/>
+        <w:rPr>
+          <w:sz w:val="28"/>
+          <w:szCs w:val="28"/>
+        </w:rPr>
+      </w:pPr>
+      <w:proofErr w:type="spellStart"/>
+      <w:r>
+        <w:rPr>
+          <w:sz w:val="28"/>
+          <w:szCs w:val="28"/>
+          <w:lang w:val="en-US"/>
+        </w:rPr>
+        <w:t>ToolStripButton</w:t>
+      </w:r>
+      <w:proofErr w:type="spellEnd"/>
+      <w:r>
+        <w:rPr>
+          <w:sz w:val="28"/>
+          <w:szCs w:val="28"/>
+        </w:rPr>
+        <w:t xml:space="preserve"> </w:t>
+      </w:r>
+      <w:proofErr w:type="spellStart"/>
+      <w:r>
+        <w:rPr>
+          <w:sz w:val="28"/>
+          <w:szCs w:val="28"/>
+        </w:rPr>
+        <w:t>AlphabetToolStripButton</w:t>
+      </w:r>
+      <w:proofErr w:type="spellEnd"/>
+      <w:r>
+        <w:rPr>
+          <w:sz w:val="28"/>
+          <w:szCs w:val="28"/>
+        </w:rPr>
+        <w:t xml:space="preserve"> – Кнопка отображающая алфавит.</w:t>
+      </w:r>
+    </w:p>
+    <w:p>
+      <w:pPr>
+        <w:widowControl/>
+        <w:autoSpaceDE/>
+        <w:spacing w:after="160" w:line="256" w:lineRule="auto"/>
+        <w:ind w:firstLine="709"/>
+        <w:jc w:val="both"/>
+        <w:rPr>
+          <w:sz w:val="28"/>
+          <w:szCs w:val="28"/>
+        </w:rPr>
+      </w:pPr>
+      <w:r>
+        <w:rPr>
+          <w:sz w:val="28"/>
+          <w:szCs w:val="28"/>
+          <w:lang w:val="en-US"/>
+        </w:rPr>
+        <w:t>Panel</w:t>
+      </w:r>
+      <w:r>
+        <w:rPr>
+          <w:sz w:val="28"/>
+          <w:szCs w:val="28"/>
+        </w:rPr>
+        <w:t xml:space="preserve"> </w:t>
+      </w:r>
+      <w:proofErr w:type="spellStart"/>
+      <w:r>
+        <w:rPr>
+          <w:sz w:val="28"/>
+          <w:szCs w:val="28"/>
+          <w:lang w:val="en-US"/>
+        </w:rPr>
+        <w:t>MainPanel</w:t>
+      </w:r>
+      <w:proofErr w:type="spellEnd"/>
+      <w:r>
+        <w:rPr>
+          <w:sz w:val="28"/>
+          <w:szCs w:val="28"/>
+        </w:rPr>
+        <w:t xml:space="preserve"> – Панель содержащая на себе воля ввода\вывода.</w:t>
+      </w:r>
+    </w:p>
+    <w:p>
+      <w:pPr>
+        <w:widowControl/>
+        <w:autoSpaceDE/>
+        <w:spacing w:after="160" w:line="256" w:lineRule="auto"/>
+        <w:ind w:firstLine="709"/>
+        <w:jc w:val="both"/>
+        <w:rPr>
+          <w:sz w:val="28"/>
+          <w:szCs w:val="28"/>
+        </w:rPr>
+      </w:pPr>
+      <w:proofErr w:type="spellStart"/>
+      <w:r>
+        <w:rPr>
+          <w:sz w:val="28"/>
+          <w:szCs w:val="28"/>
+          <w:lang w:val="en-US"/>
+        </w:rPr>
+        <w:t>NumericUpDown</w:t>
+      </w:r>
+      <w:proofErr w:type="spellEnd"/>
+      <w:r>
+        <w:rPr>
+          <w:sz w:val="28"/>
+          <w:szCs w:val="28"/>
+        </w:rPr>
+        <w:t xml:space="preserve"> </w:t>
+      </w:r>
+      <w:proofErr w:type="spellStart"/>
+      <w:r>
+        <w:rPr>
+          <w:sz w:val="28"/>
+          <w:szCs w:val="28"/>
+          <w:lang w:val="en-US"/>
+        </w:rPr>
+        <w:t>InputKeyNumeric</w:t>
+      </w:r>
+      <w:proofErr w:type="spellEnd"/>
+      <w:r>
+        <w:rPr>
+          <w:sz w:val="28"/>
+          <w:szCs w:val="28"/>
+        </w:rPr>
+        <w:t xml:space="preserve"> – Поле для ввода ключа.</w:t>
+      </w:r>
+    </w:p>
+    <w:p>
+      <w:pPr>
+        <w:widowControl/>
+        <w:autoSpaceDE/>
+        <w:spacing w:after="160" w:line="256" w:lineRule="auto"/>
+        <w:ind w:firstLine="709"/>
+        <w:jc w:val="both"/>
+        <w:rPr>
+          <w:sz w:val="28"/>
+          <w:szCs w:val="28"/>
+        </w:rPr>
+      </w:pPr>
+      <w:proofErr w:type="spellStart"/>
+      <w:r>
+        <w:rPr>
+          <w:sz w:val="28"/>
+          <w:szCs w:val="28"/>
+          <w:lang w:val="en-US"/>
+        </w:rPr>
+        <w:t>TextBox</w:t>
+      </w:r>
+      <w:proofErr w:type="spellEnd"/>
+      <w:r>
+        <w:rPr>
+          <w:sz w:val="28"/>
+          <w:szCs w:val="28"/>
+        </w:rPr>
+        <w:t xml:space="preserve"> </w:t>
+      </w:r>
+      <w:proofErr w:type="spellStart"/>
+      <w:r>
+        <w:rPr>
+          <w:sz w:val="28"/>
+          <w:szCs w:val="28"/>
+          <w:lang w:val="en-US"/>
+        </w:rPr>
+        <w:t>TextInputTextBox</w:t>
+      </w:r>
+      <w:proofErr w:type="spellEnd"/>
+      <w:r>
+        <w:rPr>
+          <w:sz w:val="28"/>
+          <w:szCs w:val="28"/>
+        </w:rPr>
+        <w:t xml:space="preserve"> – Поле для ввода текста.</w:t>
+      </w:r>
+    </w:p>
+    <w:p>
+      <w:pPr>
+        <w:widowControl/>
+        <w:autoSpaceDE/>
+        <w:spacing w:after="160" w:line="256" w:lineRule="auto"/>
+        <w:ind w:firstLine="709"/>
+        <w:jc w:val="both"/>
+        <w:rPr>
+          <w:sz w:val="28"/>
+          <w:szCs w:val="28"/>
+        </w:rPr>
+      </w:pPr>
+      <w:proofErr w:type="spellStart"/>
+      <w:r>
+        <w:rPr>
+          <w:sz w:val="28"/>
+          <w:szCs w:val="28"/>
+          <w:lang w:val="en-US"/>
+        </w:rPr>
+        <w:t>TextBox</w:t>
+      </w:r>
+      <w:proofErr w:type="spellEnd"/>
+      <w:r>
+        <w:rPr>
+          <w:sz w:val="28"/>
+          <w:szCs w:val="28"/>
+        </w:rPr>
+        <w:t xml:space="preserve"> </w:t>
+      </w:r>
+      <w:proofErr w:type="spellStart"/>
+      <w:r>
+        <w:rPr>
+          <w:sz w:val="28"/>
+          <w:szCs w:val="28"/>
+          <w:lang w:val="en-US"/>
+        </w:rPr>
+        <w:t>TextOutputTextBox</w:t>
+      </w:r>
+      <w:proofErr w:type="spellEnd"/>
+      <w:r>
+        <w:rPr>
+          <w:sz w:val="28"/>
+          <w:szCs w:val="28"/>
+        </w:rPr>
+        <w:t xml:space="preserve"> </w:t>
+      </w:r>
+      <w:r>
+        <w:rPr>
+          <w:sz w:val="28"/>
+          <w:szCs w:val="28"/>
+        </w:rPr>
+        <w:t>– Поле для вывода текста.</w:t>
+      </w:r>
+    </w:p>
+    <w:p>
+      <w:pPr>
+        <w:widowControl/>
+        <w:autoSpaceDE/>
+        <w:spacing w:after="160" w:line="256" w:lineRule="auto"/>
+        <w:ind w:firstLine="709"/>
+        <w:jc w:val="both"/>
+        <w:rPr>
+          <w:sz w:val="28"/>
+          <w:szCs w:val="28"/>
+        </w:rPr>
+      </w:pPr>
+    </w:p>
+    <w:p>
+      <w:pPr>
+        <w:widowControl/>
+        <w:autoSpaceDE/>
+        <w:spacing w:after="160" w:line="256" w:lineRule="auto"/>
+        <w:ind w:firstLine="709"/>
+        <w:jc w:val="both"/>
+        <w:rPr>
+          <w:b/>
+          <w:sz w:val="28"/>
+          <w:szCs w:val="28"/>
+        </w:rPr>
+      </w:pPr>
+      <w:r>
+        <w:rPr>
+          <w:b/>
+          <w:sz w:val="28"/>
+          <w:szCs w:val="28"/>
+        </w:rPr>
+        <w:t>Методы:</w:t>
+      </w:r>
+    </w:p>
+    <w:p>
+      <w:pPr>
+        <w:widowControl/>
+        <w:autoSpaceDE/>
+        <w:spacing w:after="160" w:line="256" w:lineRule="auto"/>
+        <w:ind w:firstLine="709"/>
+        <w:jc w:val="both"/>
+        <w:rPr>
+          <w:sz w:val="28"/>
+          <w:szCs w:val="28"/>
+        </w:rPr>
+      </w:pPr>
+      <w:proofErr w:type="spellStart"/>
+      <w:proofErr w:type="gramStart"/>
+      <w:r>
+        <w:rPr>
+          <w:sz w:val="28"/>
+          <w:szCs w:val="28"/>
+          <w:lang w:val="en-US"/>
+        </w:rPr>
+        <w:t>MainForm</w:t>
+      </w:r>
+      <w:proofErr w:type="spellEnd"/>
+      <w:r>
+        <w:rPr>
+          <w:sz w:val="28"/>
+          <w:szCs w:val="28"/>
+        </w:rPr>
+        <w:t>(</w:t>
+      </w:r>
+      <w:proofErr w:type="gramEnd"/>
+      <w:r>
+        <w:rPr>
+          <w:sz w:val="28"/>
+          <w:szCs w:val="28"/>
+        </w:rPr>
+        <w:t>) – Конструктор.</w:t>
+      </w:r>
+    </w:p>
+    <w:p>
+      <w:pPr>
+        <w:widowControl/>
+        <w:autoSpaceDE/>
+        <w:spacing w:after="160" w:line="256" w:lineRule="auto"/>
+        <w:ind w:firstLine="709"/>
+        <w:jc w:val="both"/>
+        <w:rPr>
+          <w:sz w:val="28"/>
+          <w:szCs w:val="28"/>
+        </w:rPr>
+      </w:pPr>
+      <w:r>
+        <w:rPr>
+          <w:sz w:val="28"/>
+          <w:szCs w:val="28"/>
+          <w:lang w:val="en-US"/>
+        </w:rPr>
+        <w:lastRenderedPageBreak/>
+        <w:t>void</w:t>
+      </w:r>
+      <w:r>
+        <w:rPr>
+          <w:sz w:val="28"/>
+          <w:szCs w:val="28"/>
+        </w:rPr>
+        <w:t xml:space="preserve"> </w:t>
+      </w:r>
+      <w:proofErr w:type="spellStart"/>
+      <w:r>
+        <w:rPr>
+          <w:sz w:val="28"/>
+          <w:szCs w:val="28"/>
+          <w:lang w:val="en-US"/>
+        </w:rPr>
+        <w:t>ImportToolStripButton</w:t>
+      </w:r>
+      <w:proofErr w:type="spellEnd"/>
+      <w:r>
+        <w:rPr>
+          <w:sz w:val="28"/>
+          <w:szCs w:val="28"/>
+        </w:rPr>
+        <w:t>_</w:t>
+      </w:r>
+      <w:proofErr w:type="gramStart"/>
+      <w:r>
+        <w:rPr>
+          <w:sz w:val="28"/>
+          <w:szCs w:val="28"/>
+          <w:lang w:val="en-US"/>
+        </w:rPr>
+        <w:t>Click</w:t>
+      </w:r>
+      <w:r>
+        <w:rPr>
+          <w:sz w:val="28"/>
+          <w:szCs w:val="28"/>
+        </w:rPr>
+        <w:t>(</w:t>
+      </w:r>
+      <w:proofErr w:type="gramEnd"/>
+      <w:r>
+        <w:rPr>
+          <w:sz w:val="28"/>
+          <w:szCs w:val="28"/>
+          <w:lang w:val="en-US"/>
+        </w:rPr>
+        <w:t>object</w:t>
+      </w:r>
+      <w:r>
+        <w:rPr>
+          <w:sz w:val="28"/>
+          <w:szCs w:val="28"/>
+        </w:rPr>
+        <w:t xml:space="preserve"> </w:t>
+      </w:r>
+      <w:r>
+        <w:rPr>
+          <w:sz w:val="28"/>
+          <w:szCs w:val="28"/>
+          <w:lang w:val="en-US"/>
+        </w:rPr>
+        <w:t>sender</w:t>
+      </w:r>
+      <w:r>
+        <w:rPr>
+          <w:sz w:val="28"/>
+          <w:szCs w:val="28"/>
+        </w:rPr>
+        <w:t xml:space="preserve">, </w:t>
+      </w:r>
+      <w:proofErr w:type="spellStart"/>
+      <w:r>
+        <w:rPr>
+          <w:sz w:val="28"/>
+          <w:szCs w:val="28"/>
+          <w:lang w:val="en-US"/>
+        </w:rPr>
+        <w:t>EventArgs</w:t>
+      </w:r>
+      <w:proofErr w:type="spellEnd"/>
+      <w:r>
+        <w:rPr>
+          <w:sz w:val="28"/>
+          <w:szCs w:val="28"/>
+        </w:rPr>
+        <w:t xml:space="preserve"> </w:t>
+      </w:r>
+      <w:r>
+        <w:rPr>
+          <w:sz w:val="28"/>
+          <w:szCs w:val="28"/>
+          <w:lang w:val="en-US"/>
+        </w:rPr>
+        <w:t>e</w:t>
+      </w:r>
+      <w:r>
+        <w:rPr>
+          <w:sz w:val="28"/>
+          <w:szCs w:val="28"/>
+        </w:rPr>
+        <w:t xml:space="preserve">) – </w:t>
+      </w:r>
+      <w:r>
+        <w:rPr>
+          <w:sz w:val="28"/>
+          <w:szCs w:val="28"/>
+        </w:rPr>
+        <w:t>Событие</w:t>
+      </w:r>
+      <w:r>
+        <w:rPr>
+          <w:sz w:val="28"/>
+          <w:szCs w:val="28"/>
+        </w:rPr>
+        <w:t xml:space="preserve"> </w:t>
+      </w:r>
+      <w:r>
+        <w:rPr>
+          <w:sz w:val="28"/>
+          <w:szCs w:val="28"/>
+        </w:rPr>
+        <w:t>при</w:t>
+      </w:r>
+      <w:r>
+        <w:rPr>
+          <w:sz w:val="28"/>
+          <w:szCs w:val="28"/>
+        </w:rPr>
+        <w:t xml:space="preserve"> </w:t>
+      </w:r>
+      <w:r>
+        <w:rPr>
+          <w:sz w:val="28"/>
+          <w:szCs w:val="28"/>
+        </w:rPr>
+        <w:t>нажатии</w:t>
+      </w:r>
+      <w:r>
+        <w:rPr>
+          <w:sz w:val="28"/>
+          <w:szCs w:val="28"/>
+        </w:rPr>
+        <w:t xml:space="preserve"> </w:t>
+      </w:r>
+      <w:r>
+        <w:rPr>
+          <w:sz w:val="28"/>
+          <w:szCs w:val="28"/>
+        </w:rPr>
+        <w:t>кнопки</w:t>
+      </w:r>
+      <w:r>
+        <w:rPr>
+          <w:sz w:val="28"/>
+          <w:szCs w:val="28"/>
+        </w:rPr>
+        <w:t xml:space="preserve"> «</w:t>
+      </w:r>
+      <w:r>
+        <w:rPr>
+          <w:sz w:val="28"/>
+          <w:szCs w:val="28"/>
+        </w:rPr>
+        <w:t>Импорт</w:t>
+      </w:r>
+      <w:r>
+        <w:rPr>
+          <w:sz w:val="28"/>
+          <w:szCs w:val="28"/>
+        </w:rPr>
+        <w:t>».</w:t>
+      </w:r>
+    </w:p>
+    <w:p>
+      <w:pPr>
+        <w:widowControl/>
+        <w:autoSpaceDE/>
+        <w:spacing w:after="160" w:line="256" w:lineRule="auto"/>
+        <w:ind w:firstLine="709"/>
+        <w:jc w:val="both"/>
+        <w:rPr>
+          <w:sz w:val="28"/>
+          <w:szCs w:val="28"/>
+          <w:lang w:val="en-US"/>
+        </w:rPr>
+      </w:pPr>
+      <w:r>
+        <w:rPr>
+          <w:sz w:val="28"/>
+          <w:szCs w:val="28"/>
+          <w:lang w:val="en-US"/>
+        </w:rPr>
+        <w:t xml:space="preserve">void </w:t>
+      </w:r>
+      <w:proofErr w:type="spellStart"/>
+      <w:r>
+        <w:rPr>
+          <w:sz w:val="28"/>
+          <w:szCs w:val="28"/>
+          <w:lang w:val="en-US"/>
+        </w:rPr>
+        <w:t>ExportToolStripButton_</w:t>
+      </w:r>
+      <w:proofErr w:type="gramStart"/>
+      <w:r>
+        <w:rPr>
+          <w:sz w:val="28"/>
+          <w:szCs w:val="28"/>
+          <w:lang w:val="en-US"/>
+        </w:rPr>
+        <w:t>Click</w:t>
+      </w:r>
+      <w:proofErr w:type="spellEnd"/>
+      <w:r>
+        <w:rPr>
+          <w:sz w:val="28"/>
+          <w:szCs w:val="28"/>
+          <w:lang w:val="en-US"/>
+        </w:rPr>
+        <w:t>(</w:t>
+      </w:r>
+      <w:proofErr w:type="gramEnd"/>
+      <w:r>
+        <w:rPr>
+          <w:sz w:val="28"/>
+          <w:szCs w:val="28"/>
+          <w:lang w:val="en-US"/>
+        </w:rPr>
+        <w:t xml:space="preserve">object sender, </w:t>
+      </w:r>
+      <w:proofErr w:type="spellStart"/>
+      <w:r>
+        <w:rPr>
+          <w:sz w:val="28"/>
+          <w:szCs w:val="28"/>
+          <w:lang w:val="en-US"/>
+        </w:rPr>
+        <w:t>EventArgs</w:t>
+      </w:r>
+      <w:proofErr w:type="spellEnd"/>
+      <w:r>
+        <w:rPr>
+          <w:sz w:val="28"/>
+          <w:szCs w:val="28"/>
+          <w:lang w:val="en-US"/>
+        </w:rPr>
+        <w:t xml:space="preserve"> e) – </w:t>
+      </w:r>
+      <w:r>
+        <w:rPr>
+          <w:sz w:val="28"/>
+          <w:szCs w:val="28"/>
+        </w:rPr>
+        <w:t>Событие</w:t>
+      </w:r>
+      <w:r>
+        <w:rPr>
+          <w:sz w:val="28"/>
+          <w:szCs w:val="28"/>
+          <w:lang w:val="en-US"/>
+        </w:rPr>
+        <w:t xml:space="preserve"> </w:t>
+      </w:r>
+      <w:r>
+        <w:rPr>
+          <w:sz w:val="28"/>
+          <w:szCs w:val="28"/>
+        </w:rPr>
+        <w:t>при</w:t>
+      </w:r>
+      <w:r>
+        <w:rPr>
+          <w:sz w:val="28"/>
+          <w:szCs w:val="28"/>
+          <w:lang w:val="en-US"/>
+        </w:rPr>
+        <w:t xml:space="preserve"> </w:t>
+      </w:r>
+      <w:r>
+        <w:rPr>
+          <w:sz w:val="28"/>
+          <w:szCs w:val="28"/>
+        </w:rPr>
+        <w:t>нажатии</w:t>
+      </w:r>
+      <w:r>
+        <w:rPr>
+          <w:sz w:val="28"/>
+          <w:szCs w:val="28"/>
+          <w:lang w:val="en-US"/>
+        </w:rPr>
+        <w:t xml:space="preserve"> </w:t>
+      </w:r>
+      <w:r>
+        <w:rPr>
+          <w:sz w:val="28"/>
+          <w:szCs w:val="28"/>
+        </w:rPr>
+        <w:t>кнопки</w:t>
+      </w:r>
+      <w:r>
+        <w:rPr>
+          <w:sz w:val="28"/>
+          <w:szCs w:val="28"/>
+          <w:lang w:val="en-US"/>
+        </w:rPr>
+        <w:t xml:space="preserve"> «</w:t>
+      </w:r>
+      <w:r>
+        <w:rPr>
+          <w:sz w:val="28"/>
+          <w:szCs w:val="28"/>
+        </w:rPr>
+        <w:t>Экспорт</w:t>
+      </w:r>
+      <w:r>
+        <w:rPr>
+          <w:sz w:val="28"/>
+          <w:szCs w:val="28"/>
+          <w:lang w:val="en-US"/>
+        </w:rPr>
+        <w:t>».</w:t>
+      </w:r>
+    </w:p>
+    <w:p>
+      <w:pPr>
+        <w:widowControl/>
+        <w:autoSpaceDE/>
+        <w:spacing w:after="160" w:line="256" w:lineRule="auto"/>
+        <w:ind w:firstLine="709"/>
+        <w:jc w:val="both"/>
+        <w:rPr>
+          <w:sz w:val="28"/>
+          <w:szCs w:val="28"/>
+          <w:lang w:val="en-US"/>
+        </w:rPr>
+      </w:pPr>
+      <w:r>
+        <w:rPr>
+          <w:sz w:val="28"/>
+          <w:szCs w:val="28"/>
+          <w:lang w:val="en-US"/>
+        </w:rPr>
+        <w:t xml:space="preserve">void </w:t>
+      </w:r>
+      <w:proofErr w:type="spellStart"/>
+      <w:r>
+        <w:rPr>
+          <w:sz w:val="28"/>
+          <w:szCs w:val="28"/>
+          <w:lang w:val="en-US"/>
+        </w:rPr>
+        <w:t>CipherToolStripButton_</w:t>
+      </w:r>
+      <w:proofErr w:type="gramStart"/>
+      <w:r>
+        <w:rPr>
+          <w:sz w:val="28"/>
+          <w:szCs w:val="28"/>
+          <w:lang w:val="en-US"/>
+        </w:rPr>
+        <w:t>Click</w:t>
+      </w:r>
+      <w:proofErr w:type="spellEnd"/>
+      <w:r>
+        <w:rPr>
+          <w:sz w:val="28"/>
+          <w:szCs w:val="28"/>
+          <w:lang w:val="en-US"/>
+        </w:rPr>
+        <w:t>(</w:t>
+      </w:r>
+      <w:proofErr w:type="gramEnd"/>
+      <w:r>
+        <w:rPr>
+          <w:sz w:val="28"/>
+          <w:szCs w:val="28"/>
+          <w:lang w:val="en-US"/>
+        </w:rPr>
+        <w:t xml:space="preserve">object sender, </w:t>
+      </w:r>
+      <w:proofErr w:type="spellStart"/>
+      <w:r>
+        <w:rPr>
+          <w:sz w:val="28"/>
+          <w:szCs w:val="28"/>
+          <w:lang w:val="en-US"/>
+        </w:rPr>
+        <w:t>EventArgs</w:t>
+      </w:r>
+      <w:proofErr w:type="spellEnd"/>
+      <w:r>
+        <w:rPr>
+          <w:sz w:val="28"/>
+          <w:szCs w:val="28"/>
+          <w:lang w:val="en-US"/>
+        </w:rPr>
+        <w:t xml:space="preserve"> e) – </w:t>
+      </w:r>
+      <w:r>
+        <w:rPr>
+          <w:sz w:val="28"/>
+          <w:szCs w:val="28"/>
+        </w:rPr>
+        <w:t>Событие</w:t>
+      </w:r>
+      <w:r>
+        <w:rPr>
+          <w:sz w:val="28"/>
+          <w:szCs w:val="28"/>
+          <w:lang w:val="en-US"/>
+        </w:rPr>
+        <w:t xml:space="preserve"> </w:t>
+      </w:r>
+      <w:r>
+        <w:rPr>
+          <w:sz w:val="28"/>
+          <w:szCs w:val="28"/>
+        </w:rPr>
+        <w:t>при</w:t>
+      </w:r>
+      <w:r>
+        <w:rPr>
+          <w:sz w:val="28"/>
+          <w:szCs w:val="28"/>
+          <w:lang w:val="en-US"/>
+        </w:rPr>
+        <w:t xml:space="preserve"> </w:t>
+      </w:r>
+      <w:r>
+        <w:rPr>
+          <w:sz w:val="28"/>
+          <w:szCs w:val="28"/>
+        </w:rPr>
+        <w:t>нажатии</w:t>
+      </w:r>
+      <w:r>
+        <w:rPr>
+          <w:sz w:val="28"/>
+          <w:szCs w:val="28"/>
+          <w:lang w:val="en-US"/>
+        </w:rPr>
+        <w:t xml:space="preserve"> </w:t>
+      </w:r>
+      <w:r>
+        <w:rPr>
+          <w:sz w:val="28"/>
+          <w:szCs w:val="28"/>
+        </w:rPr>
+        <w:t>кнопки</w:t>
+      </w:r>
+      <w:r>
+        <w:rPr>
+          <w:sz w:val="28"/>
+          <w:szCs w:val="28"/>
+          <w:lang w:val="en-US"/>
+        </w:rPr>
+        <w:t xml:space="preserve"> «</w:t>
+      </w:r>
+      <w:r>
+        <w:rPr>
+          <w:sz w:val="28"/>
+          <w:szCs w:val="28"/>
+        </w:rPr>
+        <w:t>Зашифровать</w:t>
+      </w:r>
+      <w:r>
+        <w:rPr>
+          <w:sz w:val="28"/>
+          <w:szCs w:val="28"/>
+          <w:lang w:val="en-US"/>
+        </w:rPr>
+        <w:t>».</w:t>
+      </w:r>
+    </w:p>
+    <w:p>
+      <w:pPr>
+        <w:widowControl/>
+        <w:autoSpaceDE/>
+        <w:spacing w:after="160" w:line="256" w:lineRule="auto"/>
+        <w:ind w:firstLine="709"/>
+        <w:jc w:val="both"/>
+        <w:rPr>
+          <w:sz w:val="28"/>
+          <w:szCs w:val="28"/>
+          <w:lang w:val="en-US"/>
+        </w:rPr>
+      </w:pPr>
+      <w:r>
+        <w:rPr>
+          <w:sz w:val="28"/>
+          <w:szCs w:val="28"/>
+          <w:lang w:val="en-US"/>
+        </w:rPr>
+        <w:t xml:space="preserve">void </w:t>
+      </w:r>
+      <w:proofErr w:type="spellStart"/>
+      <w:r>
+        <w:rPr>
+          <w:sz w:val="28"/>
+          <w:szCs w:val="28"/>
+          <w:lang w:val="en-US"/>
+        </w:rPr>
+        <w:t>DecipherToolStripButton_</w:t>
+      </w:r>
+      <w:proofErr w:type="gramStart"/>
+      <w:r>
+        <w:rPr>
+          <w:sz w:val="28"/>
+          <w:szCs w:val="28"/>
+          <w:lang w:val="en-US"/>
+        </w:rPr>
+        <w:t>Click</w:t>
+      </w:r>
+      <w:proofErr w:type="spellEnd"/>
+      <w:r>
+        <w:rPr>
+          <w:sz w:val="28"/>
+          <w:szCs w:val="28"/>
+          <w:lang w:val="en-US"/>
+        </w:rPr>
+        <w:t>(</w:t>
+      </w:r>
+      <w:proofErr w:type="gramEnd"/>
+      <w:r>
+        <w:rPr>
+          <w:sz w:val="28"/>
+          <w:szCs w:val="28"/>
+          <w:lang w:val="en-US"/>
+        </w:rPr>
+        <w:t xml:space="preserve">object sender, </w:t>
+      </w:r>
+      <w:proofErr w:type="spellStart"/>
+      <w:r>
+        <w:rPr>
+          <w:sz w:val="28"/>
+          <w:szCs w:val="28"/>
+          <w:lang w:val="en-US"/>
+        </w:rPr>
+        <w:t>EventArgs</w:t>
+      </w:r>
+      <w:proofErr w:type="spellEnd"/>
+      <w:r>
+        <w:rPr>
+          <w:sz w:val="28"/>
+          <w:szCs w:val="28"/>
+          <w:lang w:val="en-US"/>
+        </w:rPr>
+        <w:t xml:space="preserve"> e) – </w:t>
+      </w:r>
+      <w:r>
+        <w:rPr>
+          <w:sz w:val="28"/>
+          <w:szCs w:val="28"/>
+        </w:rPr>
+        <w:t>Событие</w:t>
+      </w:r>
+      <w:r>
+        <w:rPr>
+          <w:sz w:val="28"/>
+          <w:szCs w:val="28"/>
+          <w:lang w:val="en-US"/>
+        </w:rPr>
+        <w:t xml:space="preserve"> </w:t>
+      </w:r>
+      <w:r>
+        <w:rPr>
+          <w:sz w:val="28"/>
+          <w:szCs w:val="28"/>
+        </w:rPr>
+        <w:t>при</w:t>
+      </w:r>
+      <w:r>
+        <w:rPr>
+          <w:sz w:val="28"/>
+          <w:szCs w:val="28"/>
+          <w:lang w:val="en-US"/>
+        </w:rPr>
+        <w:t xml:space="preserve"> </w:t>
+      </w:r>
+      <w:r>
+        <w:rPr>
+          <w:sz w:val="28"/>
+          <w:szCs w:val="28"/>
+        </w:rPr>
+        <w:t>нажатии</w:t>
+      </w:r>
+      <w:r>
+        <w:rPr>
+          <w:sz w:val="28"/>
+          <w:szCs w:val="28"/>
+          <w:lang w:val="en-US"/>
+        </w:rPr>
+        <w:t xml:space="preserve"> </w:t>
+      </w:r>
+      <w:r>
+        <w:rPr>
+          <w:sz w:val="28"/>
+          <w:szCs w:val="28"/>
+        </w:rPr>
+        <w:t>кнопки</w:t>
+      </w:r>
+      <w:r>
+        <w:rPr>
+          <w:sz w:val="28"/>
+          <w:szCs w:val="28"/>
+          <w:lang w:val="en-US"/>
+        </w:rPr>
+        <w:t xml:space="preserve"> «</w:t>
+      </w:r>
+      <w:r>
+        <w:rPr>
+          <w:sz w:val="28"/>
+          <w:szCs w:val="28"/>
+        </w:rPr>
+        <w:t>Расшифровать</w:t>
+      </w:r>
+      <w:r>
+        <w:rPr>
+          <w:sz w:val="28"/>
+          <w:szCs w:val="28"/>
+          <w:lang w:val="en-US"/>
+        </w:rPr>
+        <w:t>».</w:t>
+      </w:r>
+    </w:p>
+    <w:p>
+      <w:pPr>
+        <w:widowControl/>
+        <w:autoSpaceDE/>
+        <w:spacing w:after="160" w:line="256" w:lineRule="auto"/>
+        <w:ind w:firstLine="709"/>
+        <w:jc w:val="both"/>
+        <w:rPr>
+          <w:sz w:val="28"/>
+          <w:szCs w:val="28"/>
+          <w:lang w:val="en-US"/>
+        </w:rPr>
+      </w:pPr>
+      <w:r>
+        <w:rPr>
+          <w:sz w:val="28"/>
+          <w:szCs w:val="28"/>
+          <w:lang w:val="en-US"/>
+        </w:rPr>
+        <w:t xml:space="preserve">void </w:t>
+      </w:r>
+      <w:proofErr w:type="spellStart"/>
+      <w:r>
+        <w:rPr>
+          <w:sz w:val="28"/>
+          <w:szCs w:val="28"/>
+          <w:lang w:val="en-US"/>
+        </w:rPr>
+        <w:t>ClearToolStripButton_</w:t>
+      </w:r>
+      <w:proofErr w:type="gramStart"/>
+      <w:r>
+        <w:rPr>
+          <w:sz w:val="28"/>
+          <w:szCs w:val="28"/>
+          <w:lang w:val="en-US"/>
+        </w:rPr>
+        <w:t>Click</w:t>
+      </w:r>
+      <w:proofErr w:type="spellEnd"/>
+      <w:r>
+        <w:rPr>
+          <w:sz w:val="28"/>
+          <w:szCs w:val="28"/>
+          <w:lang w:val="en-US"/>
+        </w:rPr>
+        <w:t>(</w:t>
+      </w:r>
+      <w:proofErr w:type="gramEnd"/>
+      <w:r>
+        <w:rPr>
+          <w:sz w:val="28"/>
+          <w:szCs w:val="28"/>
+          <w:lang w:val="en-US"/>
+        </w:rPr>
+        <w:t xml:space="preserve">object sender, </w:t>
+      </w:r>
+      <w:proofErr w:type="spellStart"/>
+      <w:r>
+        <w:rPr>
+          <w:sz w:val="28"/>
+          <w:szCs w:val="28"/>
+          <w:lang w:val="en-US"/>
+        </w:rPr>
+        <w:t>EventArgs</w:t>
+      </w:r>
+      <w:proofErr w:type="spellEnd"/>
+      <w:r>
+        <w:rPr>
+          <w:sz w:val="28"/>
+          <w:szCs w:val="28"/>
+          <w:lang w:val="en-US"/>
+        </w:rPr>
+        <w:t xml:space="preserve"> e) – </w:t>
+      </w:r>
+      <w:r>
+        <w:rPr>
+          <w:sz w:val="28"/>
+          <w:szCs w:val="28"/>
+        </w:rPr>
+        <w:t>Событие</w:t>
+      </w:r>
+      <w:r>
+        <w:rPr>
+          <w:sz w:val="28"/>
+          <w:szCs w:val="28"/>
+          <w:lang w:val="en-US"/>
+        </w:rPr>
+        <w:t xml:space="preserve"> </w:t>
+      </w:r>
+      <w:r>
+        <w:rPr>
+          <w:sz w:val="28"/>
+          <w:szCs w:val="28"/>
+        </w:rPr>
+        <w:t>при</w:t>
+      </w:r>
+      <w:r>
+        <w:rPr>
+          <w:sz w:val="28"/>
+          <w:szCs w:val="28"/>
+          <w:lang w:val="en-US"/>
+        </w:rPr>
+        <w:t xml:space="preserve"> </w:t>
+      </w:r>
+      <w:r>
+        <w:rPr>
+          <w:sz w:val="28"/>
+          <w:szCs w:val="28"/>
+        </w:rPr>
+        <w:t>нажатии</w:t>
+      </w:r>
+      <w:r>
+        <w:rPr>
+          <w:sz w:val="28"/>
+          <w:szCs w:val="28"/>
+          <w:lang w:val="en-US"/>
+        </w:rPr>
+        <w:t xml:space="preserve"> </w:t>
+      </w:r>
+      <w:r>
+        <w:rPr>
+          <w:sz w:val="28"/>
+          <w:szCs w:val="28"/>
+        </w:rPr>
+        <w:t>кнопки</w:t>
+      </w:r>
+      <w:r>
+        <w:rPr>
+          <w:sz w:val="28"/>
+          <w:szCs w:val="28"/>
+          <w:lang w:val="en-US"/>
+        </w:rPr>
+        <w:t xml:space="preserve"> «</w:t>
+      </w:r>
+      <w:r>
+        <w:rPr>
+          <w:sz w:val="28"/>
+          <w:szCs w:val="28"/>
+        </w:rPr>
+        <w:t>Очистить</w:t>
+      </w:r>
+      <w:r>
+        <w:rPr>
+          <w:sz w:val="28"/>
+          <w:szCs w:val="28"/>
+          <w:lang w:val="en-US"/>
+        </w:rPr>
+        <w:t xml:space="preserve"> </w:t>
+      </w:r>
+      <w:r>
+        <w:rPr>
+          <w:sz w:val="28"/>
+          <w:szCs w:val="28"/>
+        </w:rPr>
+        <w:t>поля</w:t>
+      </w:r>
+      <w:r>
+        <w:rPr>
+          <w:sz w:val="28"/>
+          <w:szCs w:val="28"/>
+          <w:lang w:val="en-US"/>
+        </w:rPr>
+        <w:t xml:space="preserve"> </w:t>
+      </w:r>
+      <w:r>
+        <w:rPr>
+          <w:sz w:val="28"/>
+          <w:szCs w:val="28"/>
+        </w:rPr>
+        <w:t>ввода</w:t>
+      </w:r>
+      <w:r>
+        <w:rPr>
+          <w:sz w:val="28"/>
+          <w:szCs w:val="28"/>
+          <w:lang w:val="en-US"/>
+        </w:rPr>
+        <w:t>\</w:t>
+      </w:r>
+      <w:r>
+        <w:rPr>
+          <w:sz w:val="28"/>
+          <w:szCs w:val="28"/>
+        </w:rPr>
+        <w:t>вывода</w:t>
+      </w:r>
+      <w:r>
+        <w:rPr>
+          <w:sz w:val="28"/>
+          <w:szCs w:val="28"/>
+          <w:lang w:val="en-US"/>
+        </w:rPr>
+        <w:t>».</w:t>
+      </w:r>
+    </w:p>
+    <w:p>
+      <w:pPr>
+        <w:widowControl/>
+        <w:autoSpaceDE/>
+        <w:spacing w:after="160" w:line="256" w:lineRule="auto"/>
+        <w:ind w:firstLine="709"/>
+        <w:jc w:val="both"/>
+        <w:rPr>
+          <w:sz w:val="28"/>
+          <w:szCs w:val="28"/>
+          <w:lang w:val="en-US"/>
+        </w:rPr>
+      </w:pPr>
+      <w:r>
+        <w:rPr>
+          <w:sz w:val="28"/>
+          <w:szCs w:val="28"/>
+          <w:lang w:val="en-US"/>
+        </w:rPr>
+        <w:t xml:space="preserve">void </w:t>
+      </w:r>
+      <w:proofErr w:type="spellStart"/>
+      <w:r>
+        <w:rPr>
+          <w:sz w:val="28"/>
+          <w:szCs w:val="28"/>
+          <w:lang w:val="en-US"/>
+        </w:rPr>
+        <w:t>AlphabetToolStripButton_</w:t>
+      </w:r>
+      <w:proofErr w:type="gramStart"/>
+      <w:r>
+        <w:rPr>
+          <w:sz w:val="28"/>
+          <w:szCs w:val="28"/>
+          <w:lang w:val="en-US"/>
+        </w:rPr>
+        <w:t>Click</w:t>
+      </w:r>
+      <w:proofErr w:type="spellEnd"/>
+      <w:r>
+        <w:rPr>
+          <w:sz w:val="28"/>
+          <w:szCs w:val="28"/>
+          <w:lang w:val="en-US"/>
+        </w:rPr>
+        <w:t>(</w:t>
+      </w:r>
+      <w:proofErr w:type="gramEnd"/>
+      <w:r>
+        <w:rPr>
+          <w:sz w:val="28"/>
+          <w:szCs w:val="28"/>
+          <w:lang w:val="en-US"/>
+        </w:rPr>
+        <w:t xml:space="preserve">object sender, </w:t>
+      </w:r>
+      <w:proofErr w:type="spellStart"/>
+      <w:r>
+        <w:rPr>
+          <w:sz w:val="28"/>
+          <w:szCs w:val="28"/>
+          <w:lang w:val="en-US"/>
+        </w:rPr>
+        <w:t>EventArgs</w:t>
+      </w:r>
+      <w:proofErr w:type="spellEnd"/>
+      <w:r>
+        <w:rPr>
+          <w:sz w:val="28"/>
+          <w:szCs w:val="28"/>
+          <w:lang w:val="en-US"/>
+        </w:rPr>
+        <w:t xml:space="preserve"> e) </w:t>
+      </w:r>
+      <w:r>
+        <w:rPr>
+          <w:sz w:val="28"/>
+          <w:szCs w:val="28"/>
+          <w:lang w:val="en-US"/>
+        </w:rPr>
+        <w:t>–</w:t>
+      </w:r>
+      <w:r>
+        <w:rPr>
+          <w:sz w:val="28"/>
+          <w:szCs w:val="28"/>
+          <w:lang w:val="en-US"/>
+        </w:rPr>
+        <w:t xml:space="preserve"> </w:t>
+      </w:r>
+      <w:r>
+        <w:rPr>
+          <w:sz w:val="28"/>
+          <w:szCs w:val="28"/>
+        </w:rPr>
+        <w:t>Событие</w:t>
+      </w:r>
+      <w:r>
+        <w:rPr>
+          <w:sz w:val="28"/>
+          <w:szCs w:val="28"/>
+          <w:lang w:val="en-US"/>
+        </w:rPr>
+        <w:t xml:space="preserve"> </w:t>
+      </w:r>
+      <w:r>
+        <w:rPr>
+          <w:sz w:val="28"/>
+          <w:szCs w:val="28"/>
+        </w:rPr>
+        <w:t>при</w:t>
+      </w:r>
+      <w:r>
+        <w:rPr>
+          <w:sz w:val="28"/>
+          <w:szCs w:val="28"/>
+          <w:lang w:val="en-US"/>
+        </w:rPr>
+        <w:t xml:space="preserve"> </w:t>
+      </w:r>
+      <w:r>
+        <w:rPr>
+          <w:sz w:val="28"/>
+          <w:szCs w:val="28"/>
+        </w:rPr>
+        <w:t>нажатии</w:t>
+      </w:r>
+      <w:r>
+        <w:rPr>
+          <w:sz w:val="28"/>
+          <w:szCs w:val="28"/>
+          <w:lang w:val="en-US"/>
+        </w:rPr>
+        <w:t xml:space="preserve"> </w:t>
+      </w:r>
+      <w:r>
+        <w:rPr>
+          <w:sz w:val="28"/>
+          <w:szCs w:val="28"/>
+        </w:rPr>
+        <w:t>кнопки</w:t>
+      </w:r>
+      <w:r>
+        <w:rPr>
+          <w:sz w:val="28"/>
+          <w:szCs w:val="28"/>
+          <w:lang w:val="en-US"/>
+        </w:rPr>
+        <w:t xml:space="preserve"> «</w:t>
+      </w:r>
+      <w:r>
+        <w:rPr>
+          <w:sz w:val="28"/>
+          <w:szCs w:val="28"/>
+        </w:rPr>
+        <w:t>Алфавит</w:t>
+      </w:r>
+      <w:r>
+        <w:rPr>
+          <w:sz w:val="28"/>
+          <w:szCs w:val="28"/>
+          <w:lang w:val="en-US"/>
+        </w:rPr>
+        <w:t>»</w:t>
+      </w:r>
+      <w:r>
+        <w:rPr>
+          <w:sz w:val="28"/>
+          <w:szCs w:val="28"/>
+          <w:lang w:val="en-US"/>
+        </w:rPr>
+        <w:t>.</w:t>
+      </w:r>
+    </w:p>
+    <w:p>
+      <w:pPr>
+        <w:widowControl/>
+        <w:autoSpaceDE/>
+        <w:spacing w:after="160" w:line="256" w:lineRule="auto"/>
+        <w:ind w:firstLine="709"/>
+        <w:jc w:val="both"/>
+        <w:rPr>
+          <w:sz w:val="28"/>
+          <w:szCs w:val="28"/>
+          <w:lang w:val="en-US"/>
+        </w:rPr>
+      </w:pPr>
+    </w:p>
+    <w:p>
+      <w:pPr>
+        <w:widowControl/>
+        <w:autoSpaceDE/>
+        <w:spacing w:after="160" w:line="256" w:lineRule="auto"/>
+        <w:ind w:firstLine="709"/>
+        <w:jc w:val="both"/>
+        <w:rPr>
+          <w:b/>
+          <w:sz w:val="28"/>
+          <w:szCs w:val="28"/>
+          <w:lang w:val="en-US"/>
+        </w:rPr>
+      </w:pPr>
+      <w:r>
+        <w:rPr>
+          <w:b/>
+          <w:bCs/>
+          <w:sz w:val="28"/>
+          <w:szCs w:val="28"/>
+        </w:rPr>
+        <w:t>Класс</w:t>
+      </w:r>
+      <w:r>
+        <w:rPr>
+          <w:b/>
+          <w:bCs/>
+          <w:sz w:val="28"/>
+          <w:szCs w:val="28"/>
+          <w:lang w:val="en-US"/>
+        </w:rPr>
+        <w:t xml:space="preserve"> </w:t>
+      </w:r>
+      <w:proofErr w:type="spellStart"/>
+      <w:r>
+        <w:rPr>
+          <w:b/>
+          <w:sz w:val="28"/>
+          <w:szCs w:val="28"/>
+          <w:lang w:val="en-US"/>
+        </w:rPr>
+        <w:t>InputOutput</w:t>
+      </w:r>
+      <w:proofErr w:type="spellEnd"/>
+    </w:p>
+    <w:p>
+      <w:pPr>
+        <w:widowControl/>
+        <w:autoSpaceDE/>
+        <w:spacing w:after="160" w:line="256" w:lineRule="auto"/>
+        <w:ind w:firstLine="709"/>
+        <w:jc w:val="both"/>
+        <w:rPr>
+          <w:b/>
+          <w:sz w:val="28"/>
+          <w:szCs w:val="28"/>
+          <w:lang w:val="en-US"/>
+        </w:rPr>
+      </w:pPr>
+      <w:r>
+        <w:rPr>
+          <w:b/>
+          <w:sz w:val="28"/>
+          <w:szCs w:val="28"/>
+        </w:rPr>
+        <w:t>Методы</w:t>
+      </w:r>
+      <w:r>
+        <w:rPr>
+          <w:b/>
+          <w:sz w:val="28"/>
+          <w:szCs w:val="28"/>
+          <w:lang w:val="en-US"/>
+        </w:rPr>
+        <w:t>:</w:t>
+      </w:r>
+    </w:p>
+    <w:p>
+      <w:pPr>
+        <w:spacing w:line="360" w:lineRule="auto"/>
+        <w:ind w:firstLine="709"/>
+        <w:jc w:val="both"/>
+        <w:rPr>
+          <w:sz w:val="28"/>
+          <w:szCs w:val="28"/>
+          <w:lang w:val="en-US"/>
+        </w:rPr>
+      </w:pPr>
+      <w:r>
+        <w:rPr>
+          <w:sz w:val="28"/>
+          <w:szCs w:val="28"/>
+          <w:lang w:val="en-US"/>
+        </w:rPr>
+        <w:t>int</w:t>
+      </w:r>
+      <w:r>
+        <w:rPr>
+          <w:sz w:val="28"/>
+          <w:szCs w:val="28"/>
+          <w:lang w:val="en-US"/>
+        </w:rPr>
+        <w:t xml:space="preserve"> </w:t>
+      </w:r>
+      <w:proofErr w:type="spellStart"/>
+      <w:r>
+        <w:rPr>
+          <w:sz w:val="28"/>
+          <w:szCs w:val="28"/>
+          <w:lang w:val="en-US"/>
+        </w:rPr>
+        <w:t>InputKey</w:t>
+      </w:r>
+      <w:proofErr w:type="spellEnd"/>
+      <w:r>
+        <w:rPr>
+          <w:sz w:val="28"/>
+          <w:szCs w:val="28"/>
+          <w:lang w:val="en-US"/>
+        </w:rPr>
+        <w:t xml:space="preserve"> (</w:t>
+      </w:r>
+      <w:r>
+        <w:rPr>
+          <w:sz w:val="28"/>
+          <w:szCs w:val="28"/>
+          <w:lang w:val="en-US"/>
+        </w:rPr>
+        <w:t>decimal</w:t>
+      </w:r>
+      <w:r>
+        <w:rPr>
+          <w:sz w:val="28"/>
+          <w:szCs w:val="28"/>
+          <w:lang w:val="en-US"/>
+        </w:rPr>
+        <w:t xml:space="preserve"> </w:t>
+      </w:r>
+      <w:r>
+        <w:rPr>
+          <w:sz w:val="28"/>
+          <w:szCs w:val="28"/>
+          <w:lang w:val="en-US"/>
+        </w:rPr>
+        <w:t>key</w:t>
+      </w:r>
+      <w:r>
+        <w:rPr>
+          <w:sz w:val="28"/>
+          <w:szCs w:val="28"/>
+          <w:lang w:val="en-US"/>
+        </w:rPr>
+        <w:t xml:space="preserve">) – </w:t>
+      </w:r>
+      <w:r>
+        <w:rPr>
+          <w:sz w:val="28"/>
+          <w:szCs w:val="28"/>
+        </w:rPr>
+        <w:t>решает</w:t>
+      </w:r>
+      <w:r>
+        <w:rPr>
+          <w:sz w:val="28"/>
+          <w:szCs w:val="28"/>
+          <w:lang w:val="en-US"/>
+        </w:rPr>
+        <w:t xml:space="preserve"> </w:t>
+      </w:r>
+      <w:r>
+        <w:rPr>
+          <w:sz w:val="28"/>
+          <w:szCs w:val="28"/>
+        </w:rPr>
+        <w:t>задачу</w:t>
+      </w:r>
+      <w:r>
+        <w:rPr>
+          <w:sz w:val="28"/>
+          <w:szCs w:val="28"/>
+          <w:lang w:val="en-US"/>
+        </w:rPr>
+        <w:t xml:space="preserve"> </w:t>
+      </w:r>
+      <w:r>
+        <w:rPr>
+          <w:sz w:val="28"/>
+          <w:szCs w:val="28"/>
+        </w:rPr>
+        <w:t>ввода</w:t>
+      </w:r>
+      <w:r>
+        <w:rPr>
+          <w:sz w:val="28"/>
+          <w:szCs w:val="28"/>
+          <w:lang w:val="en-US"/>
+        </w:rPr>
+        <w:t xml:space="preserve"> </w:t>
+      </w:r>
+      <w:r>
+        <w:rPr>
+          <w:sz w:val="28"/>
+          <w:szCs w:val="28"/>
+        </w:rPr>
+        <w:t>и</w:t>
+      </w:r>
+      <w:r>
+        <w:rPr>
+          <w:sz w:val="28"/>
+          <w:szCs w:val="28"/>
+          <w:lang w:val="en-US"/>
+        </w:rPr>
+        <w:t xml:space="preserve"> </w:t>
+      </w:r>
+      <w:r>
+        <w:rPr>
+          <w:sz w:val="28"/>
+          <w:szCs w:val="28"/>
+        </w:rPr>
+        <w:t>проверки</w:t>
+      </w:r>
+      <w:r>
+        <w:rPr>
+          <w:sz w:val="28"/>
+          <w:szCs w:val="28"/>
+          <w:lang w:val="en-US"/>
+        </w:rPr>
+        <w:t xml:space="preserve"> </w:t>
+      </w:r>
+      <w:r>
+        <w:rPr>
+          <w:sz w:val="28"/>
+          <w:szCs w:val="28"/>
+        </w:rPr>
+        <w:t>ключа</w:t>
+      </w:r>
+      <w:r>
+        <w:rPr>
+          <w:sz w:val="28"/>
+          <w:szCs w:val="28"/>
+          <w:lang w:val="en-US"/>
+        </w:rPr>
+        <w:t xml:space="preserve"> </w:t>
+      </w:r>
+      <w:r>
+        <w:rPr>
+          <w:sz w:val="28"/>
+          <w:szCs w:val="28"/>
+        </w:rPr>
+        <w:t>шифрования</w:t>
+      </w:r>
+      <w:r>
+        <w:rPr>
+          <w:sz w:val="28"/>
+          <w:szCs w:val="28"/>
+          <w:lang w:val="en-US"/>
+        </w:rPr>
+        <w:t xml:space="preserve">. </w:t>
+      </w:r>
+      <w:r>
+        <w:rPr>
+          <w:sz w:val="28"/>
+          <w:szCs w:val="28"/>
+        </w:rPr>
+        <w:t>Получает</w:t>
+      </w:r>
+      <w:r>
+        <w:rPr>
+          <w:sz w:val="28"/>
+          <w:szCs w:val="28"/>
+          <w:lang w:val="en-US"/>
+        </w:rPr>
+        <w:t xml:space="preserve"> </w:t>
+      </w:r>
+      <w:r>
+        <w:rPr>
+          <w:sz w:val="28"/>
+          <w:szCs w:val="28"/>
+        </w:rPr>
+        <w:t>ключ</w:t>
+      </w:r>
+      <w:r>
+        <w:rPr>
+          <w:sz w:val="28"/>
+          <w:szCs w:val="28"/>
+          <w:lang w:val="en-US"/>
+        </w:rPr>
+        <w:t xml:space="preserve"> </w:t>
+      </w:r>
+      <w:r>
+        <w:rPr>
+          <w:sz w:val="28"/>
+          <w:szCs w:val="28"/>
+        </w:rPr>
+        <w:t>в</w:t>
+      </w:r>
+      <w:r>
+        <w:rPr>
+          <w:sz w:val="28"/>
+          <w:szCs w:val="28"/>
+          <w:lang w:val="en-US"/>
+        </w:rPr>
+        <w:t xml:space="preserve"> </w:t>
+      </w:r>
+      <w:r>
+        <w:rPr>
+          <w:sz w:val="28"/>
+          <w:szCs w:val="28"/>
+        </w:rPr>
+        <w:t>виде</w:t>
+      </w:r>
+      <w:r>
+        <w:rPr>
+          <w:sz w:val="28"/>
+          <w:szCs w:val="28"/>
+          <w:lang w:val="en-US"/>
+        </w:rPr>
+        <w:t xml:space="preserve"> </w:t>
+      </w:r>
+      <w:r>
+        <w:rPr>
+          <w:sz w:val="28"/>
+          <w:szCs w:val="28"/>
+          <w:lang w:val="en-US"/>
+        </w:rPr>
+        <w:t>decimal</w:t>
+      </w:r>
+      <w:r>
+        <w:rPr>
+          <w:sz w:val="28"/>
+          <w:szCs w:val="28"/>
+          <w:lang w:val="en-US"/>
+        </w:rPr>
+        <w:t xml:space="preserve">. </w:t>
+      </w:r>
+      <w:r>
+        <w:rPr>
+          <w:sz w:val="28"/>
+          <w:szCs w:val="28"/>
+        </w:rPr>
+        <w:t>Выводит</w:t>
+      </w:r>
+      <w:r>
+        <w:rPr>
+          <w:sz w:val="28"/>
+          <w:szCs w:val="28"/>
+          <w:lang w:val="en-US"/>
+        </w:rPr>
+        <w:t xml:space="preserve"> </w:t>
+      </w:r>
+      <w:r>
+        <w:rPr>
+          <w:sz w:val="28"/>
+          <w:szCs w:val="28"/>
+        </w:rPr>
+        <w:t>ключ</w:t>
+      </w:r>
+      <w:r>
+        <w:rPr>
+          <w:sz w:val="28"/>
+          <w:szCs w:val="28"/>
+          <w:lang w:val="en-US"/>
+        </w:rPr>
+        <w:t xml:space="preserve"> (</w:t>
+      </w:r>
+      <w:r>
+        <w:rPr>
+          <w:sz w:val="28"/>
+          <w:szCs w:val="28"/>
+        </w:rPr>
+        <w:t>целое</w:t>
+      </w:r>
+      <w:r>
+        <w:rPr>
+          <w:sz w:val="28"/>
+          <w:szCs w:val="28"/>
+          <w:lang w:val="en-US"/>
+        </w:rPr>
+        <w:t xml:space="preserve"> </w:t>
+      </w:r>
+      <w:r>
+        <w:rPr>
+          <w:sz w:val="28"/>
+          <w:szCs w:val="28"/>
+        </w:rPr>
+        <w:t>число</w:t>
+      </w:r>
+      <w:r>
+        <w:rPr>
+          <w:sz w:val="28"/>
+          <w:szCs w:val="28"/>
+          <w:lang w:val="en-US"/>
+        </w:rPr>
+        <w:t>)</w:t>
+      </w:r>
+    </w:p>
+    <w:p>
+      <w:pPr>
+        <w:spacing w:line="360" w:lineRule="auto"/>
+        <w:ind w:firstLine="709"/>
+        <w:jc w:val="both"/>
+        <w:rPr>
+          <w:sz w:val="28"/>
+          <w:szCs w:val="28"/>
+        </w:rPr>
+      </w:pPr>
+      <w:r>
+        <w:rPr>
+          <w:sz w:val="28"/>
+          <w:szCs w:val="28"/>
+          <w:lang w:val="en-US"/>
+        </w:rPr>
+        <w:t xml:space="preserve">string </w:t>
+      </w:r>
+      <w:proofErr w:type="spellStart"/>
+      <w:r>
+        <w:rPr>
+          <w:sz w:val="28"/>
+          <w:szCs w:val="28"/>
+          <w:lang w:val="en-US"/>
+        </w:rPr>
+        <w:t>InputFromFile</w:t>
+      </w:r>
+      <w:proofErr w:type="spellEnd"/>
+      <w:r>
+        <w:rPr>
+          <w:sz w:val="28"/>
+          <w:szCs w:val="28"/>
+          <w:lang w:val="en-US"/>
+        </w:rPr>
+        <w:t xml:space="preserve"> (</w:t>
+      </w:r>
+      <w:r>
+        <w:rPr>
+          <w:sz w:val="28"/>
+          <w:szCs w:val="28"/>
+          <w:lang w:val="en-US"/>
+        </w:rPr>
+        <w:t xml:space="preserve">string </w:t>
+      </w:r>
+      <w:proofErr w:type="spellStart"/>
+      <w:r>
+        <w:rPr>
+          <w:sz w:val="28"/>
+          <w:szCs w:val="28"/>
+          <w:lang w:val="en-US"/>
+        </w:rPr>
+        <w:t>filePath</w:t>
+      </w:r>
+      <w:proofErr w:type="spellEnd"/>
+      <w:r>
+        <w:rPr>
+          <w:sz w:val="28"/>
+          <w:szCs w:val="28"/>
+          <w:lang w:val="en-US"/>
+        </w:rPr>
+        <w:t xml:space="preserve">) – </w:t>
+      </w:r>
+      <w:r>
+        <w:rPr>
+          <w:sz w:val="28"/>
+          <w:szCs w:val="28"/>
+        </w:rPr>
+        <w:t>решает</w:t>
+      </w:r>
+      <w:r>
+        <w:rPr>
+          <w:sz w:val="28"/>
+          <w:szCs w:val="28"/>
+          <w:lang w:val="en-US"/>
+        </w:rPr>
+        <w:t xml:space="preserve"> </w:t>
+      </w:r>
+      <w:r>
+        <w:rPr>
+          <w:sz w:val="28"/>
+          <w:szCs w:val="28"/>
+        </w:rPr>
+        <w:t>задачу</w:t>
+      </w:r>
+      <w:r>
+        <w:rPr>
+          <w:sz w:val="28"/>
+          <w:szCs w:val="28"/>
+          <w:lang w:val="en-US"/>
+        </w:rPr>
+        <w:t xml:space="preserve"> </w:t>
+      </w:r>
+      <w:r>
+        <w:rPr>
+          <w:sz w:val="28"/>
+          <w:szCs w:val="28"/>
+        </w:rPr>
+        <w:t>ввода</w:t>
+      </w:r>
+      <w:r>
+        <w:rPr>
+          <w:sz w:val="28"/>
+          <w:szCs w:val="28"/>
+          <w:lang w:val="en-US"/>
+        </w:rPr>
+        <w:t xml:space="preserve"> </w:t>
+      </w:r>
+      <w:r>
+        <w:rPr>
+          <w:sz w:val="28"/>
+          <w:szCs w:val="28"/>
+        </w:rPr>
+        <w:t>и</w:t>
+      </w:r>
+      <w:r>
+        <w:rPr>
+          <w:sz w:val="28"/>
+          <w:szCs w:val="28"/>
+          <w:lang w:val="en-US"/>
+        </w:rPr>
+        <w:t xml:space="preserve"> </w:t>
+      </w:r>
+      <w:r>
+        <w:rPr>
+          <w:sz w:val="28"/>
+          <w:szCs w:val="28"/>
+        </w:rPr>
+        <w:t>проверки</w:t>
+      </w:r>
+      <w:r>
+        <w:rPr>
+          <w:sz w:val="28"/>
+          <w:szCs w:val="28"/>
+          <w:lang w:val="en-US"/>
+        </w:rPr>
+        <w:t xml:space="preserve"> </w:t>
+      </w:r>
+      <w:r>
+        <w:rPr>
+          <w:sz w:val="28"/>
+          <w:szCs w:val="28"/>
+        </w:rPr>
+        <w:t>текста</w:t>
+      </w:r>
+      <w:r>
+        <w:rPr>
+          <w:sz w:val="28"/>
+          <w:szCs w:val="28"/>
+          <w:lang w:val="en-US"/>
+        </w:rPr>
+        <w:t xml:space="preserve"> </w:t>
+      </w:r>
+      <w:r>
+        <w:rPr>
+          <w:sz w:val="28"/>
+          <w:szCs w:val="28"/>
+        </w:rPr>
+        <w:t>через</w:t>
+      </w:r>
+      <w:r>
+        <w:rPr>
+          <w:sz w:val="28"/>
+          <w:szCs w:val="28"/>
+          <w:lang w:val="en-US"/>
+        </w:rPr>
+        <w:t xml:space="preserve"> </w:t>
+      </w:r>
+      <w:r>
+        <w:rPr>
+          <w:sz w:val="28"/>
+          <w:szCs w:val="28"/>
+        </w:rPr>
+        <w:t>файл</w:t>
+      </w:r>
+      <w:r>
+        <w:rPr>
+          <w:sz w:val="28"/>
+          <w:szCs w:val="28"/>
+          <w:lang w:val="en-US"/>
+        </w:rPr>
+        <w:t xml:space="preserve">. </w:t>
+      </w:r>
+      <w:r>
+        <w:rPr>
+          <w:sz w:val="28"/>
+          <w:szCs w:val="28"/>
+        </w:rPr>
+        <w:t>В качестве параметров получает путь к файлу (строка). Выводит текст из файла (строка).</w:t>
+      </w:r>
+    </w:p>
+    <w:p>
+      <w:pPr>
+        <w:spacing w:line="360" w:lineRule="auto"/>
+        <w:ind w:firstLine="709"/>
+        <w:jc w:val="both"/>
+        <w:rPr>
+          <w:sz w:val="28"/>
+          <w:szCs w:val="28"/>
+        </w:rPr>
+      </w:pPr>
+      <w:r>
+        <w:rPr>
+          <w:sz w:val="28"/>
+          <w:szCs w:val="28"/>
+          <w:lang w:val="en-US"/>
+        </w:rPr>
+        <w:t>string</w:t>
+      </w:r>
+      <w:r>
+        <w:rPr>
+          <w:sz w:val="28"/>
+          <w:szCs w:val="28"/>
+        </w:rPr>
+        <w:t xml:space="preserve"> </w:t>
+      </w:r>
+      <w:proofErr w:type="spellStart"/>
+      <w:r>
+        <w:rPr>
+          <w:sz w:val="28"/>
+          <w:szCs w:val="28"/>
+          <w:lang w:val="en-US"/>
+        </w:rPr>
+        <w:t>InputFromProgram</w:t>
+      </w:r>
+      <w:proofErr w:type="spellEnd"/>
+      <w:r>
+        <w:rPr>
+          <w:sz w:val="28"/>
+          <w:szCs w:val="28"/>
+        </w:rPr>
+        <w:t xml:space="preserve"> (</w:t>
+      </w:r>
+      <w:r>
+        <w:rPr>
+          <w:sz w:val="28"/>
+          <w:szCs w:val="28"/>
+          <w:lang w:val="en-US"/>
+        </w:rPr>
+        <w:t>string</w:t>
+      </w:r>
+      <w:r>
+        <w:rPr>
+          <w:sz w:val="28"/>
+          <w:szCs w:val="28"/>
+        </w:rPr>
+        <w:t xml:space="preserve"> </w:t>
+      </w:r>
+      <w:r>
+        <w:rPr>
+          <w:sz w:val="28"/>
+          <w:szCs w:val="28"/>
+          <w:lang w:val="en-US"/>
+        </w:rPr>
+        <w:t>text</w:t>
+      </w:r>
+      <w:r>
+        <w:rPr>
+          <w:sz w:val="28"/>
+          <w:szCs w:val="28"/>
+        </w:rPr>
+        <w:t>) – решает задачу ввода и проверки текста из программы. Получает текст. Выводит текст из программы (строка).</w:t>
+      </w:r>
+    </w:p>
+    <w:p>
+      <w:pPr>
+        <w:spacing w:line="360" w:lineRule="auto"/>
+        <w:ind w:firstLine="709"/>
+        <w:jc w:val="both"/>
+        <w:rPr>
+          <w:sz w:val="28"/>
+          <w:szCs w:val="28"/>
+        </w:rPr>
+      </w:pPr>
+      <w:r>
+        <w:rPr>
+          <w:sz w:val="28"/>
+          <w:szCs w:val="28"/>
+          <w:lang w:val="en-US"/>
+        </w:rPr>
+        <w:t>bool</w:t>
+      </w:r>
+      <w:r>
+        <w:rPr>
+          <w:sz w:val="28"/>
+          <w:szCs w:val="28"/>
+        </w:rPr>
+        <w:t xml:space="preserve"> </w:t>
+      </w:r>
+      <w:proofErr w:type="spellStart"/>
+      <w:r>
+        <w:rPr>
+          <w:sz w:val="28"/>
+          <w:szCs w:val="28"/>
+          <w:lang w:val="en-US"/>
+        </w:rPr>
+        <w:t>CheckText</w:t>
+      </w:r>
+      <w:proofErr w:type="spellEnd"/>
+      <w:r>
+        <w:rPr>
+          <w:sz w:val="28"/>
+          <w:szCs w:val="28"/>
+        </w:rPr>
+        <w:t xml:space="preserve"> (</w:t>
+      </w:r>
+      <w:r>
+        <w:rPr>
+          <w:sz w:val="28"/>
+          <w:szCs w:val="28"/>
+          <w:lang w:val="en-US"/>
+        </w:rPr>
+        <w:t>string</w:t>
+      </w:r>
+      <w:r>
+        <w:rPr>
+          <w:sz w:val="28"/>
+          <w:szCs w:val="28"/>
+        </w:rPr>
+        <w:t xml:space="preserve"> </w:t>
+      </w:r>
+      <w:r>
+        <w:rPr>
+          <w:sz w:val="28"/>
+          <w:szCs w:val="28"/>
+          <w:lang w:val="en-US"/>
+        </w:rPr>
+        <w:t>text</w:t>
+      </w:r>
+      <w:r>
+        <w:rPr>
+          <w:sz w:val="28"/>
+          <w:szCs w:val="28"/>
+        </w:rPr>
+        <w:t xml:space="preserve">) – </w:t>
+      </w:r>
+      <w:r>
+        <w:rPr>
+          <w:sz w:val="28"/>
+          <w:szCs w:val="28"/>
+        </w:rPr>
+        <w:t>проверяет</w:t>
+      </w:r>
+      <w:r>
+        <w:rPr>
+          <w:sz w:val="28"/>
+          <w:szCs w:val="28"/>
+        </w:rPr>
+        <w:t xml:space="preserve"> </w:t>
+      </w:r>
+      <w:r>
+        <w:rPr>
+          <w:sz w:val="28"/>
+          <w:szCs w:val="28"/>
+        </w:rPr>
+        <w:t>текст</w:t>
+      </w:r>
+      <w:r>
+        <w:rPr>
+          <w:sz w:val="28"/>
+          <w:szCs w:val="28"/>
+        </w:rPr>
+        <w:t xml:space="preserve"> </w:t>
+      </w:r>
+      <w:r>
+        <w:rPr>
+          <w:sz w:val="28"/>
+          <w:szCs w:val="28"/>
+        </w:rPr>
+        <w:t>на</w:t>
+      </w:r>
+      <w:r>
+        <w:rPr>
+          <w:sz w:val="28"/>
+          <w:szCs w:val="28"/>
+        </w:rPr>
+        <w:t xml:space="preserve"> </w:t>
+      </w:r>
+      <w:r>
+        <w:rPr>
+          <w:sz w:val="28"/>
+          <w:szCs w:val="28"/>
+        </w:rPr>
+        <w:t>наличие символов, которые программа не может обработать. В качестве параметра получает текст (строка). Выводит результат проверки.</w:t>
+      </w:r>
+    </w:p>
+    <w:p>
+      <w:pPr>
+        <w:spacing w:line="360" w:lineRule="auto"/>
+        <w:ind w:firstLine="709"/>
+        <w:jc w:val="both"/>
+        <w:rPr>
+          <w:sz w:val="28"/>
+          <w:szCs w:val="28"/>
+        </w:rPr>
+      </w:pPr>
+      <w:r>
+        <w:rPr>
+          <w:sz w:val="28"/>
+          <w:szCs w:val="28"/>
+          <w:lang w:val="en-US"/>
+        </w:rPr>
+        <w:t>void</w:t>
+      </w:r>
+      <w:r>
+        <w:rPr>
+          <w:sz w:val="28"/>
+          <w:szCs w:val="28"/>
+        </w:rPr>
+        <w:t xml:space="preserve"> </w:t>
+      </w:r>
+      <w:proofErr w:type="spellStart"/>
+      <w:r>
+        <w:rPr>
+          <w:sz w:val="28"/>
+          <w:szCs w:val="28"/>
+          <w:lang w:val="en-US"/>
+        </w:rPr>
+        <w:t>OutputResult</w:t>
+      </w:r>
+      <w:proofErr w:type="spellEnd"/>
+      <w:r>
+        <w:rPr>
+          <w:sz w:val="28"/>
+          <w:szCs w:val="28"/>
+        </w:rPr>
+        <w:t xml:space="preserve"> (</w:t>
+      </w:r>
+      <w:r>
+        <w:rPr>
+          <w:sz w:val="28"/>
+          <w:szCs w:val="28"/>
+          <w:lang w:val="en-US"/>
+        </w:rPr>
+        <w:t>string</w:t>
+      </w:r>
+      <w:r>
+        <w:rPr>
+          <w:sz w:val="28"/>
+          <w:szCs w:val="28"/>
+        </w:rPr>
+        <w:t xml:space="preserve"> </w:t>
+      </w:r>
+      <w:proofErr w:type="spellStart"/>
+      <w:r>
+        <w:rPr>
+          <w:sz w:val="28"/>
+          <w:szCs w:val="28"/>
+          <w:lang w:val="en-US"/>
+        </w:rPr>
+        <w:t>originalText</w:t>
+      </w:r>
+      <w:proofErr w:type="spellEnd"/>
+      <w:r>
+        <w:rPr>
+          <w:sz w:val="28"/>
+          <w:szCs w:val="28"/>
+        </w:rPr>
+        <w:t xml:space="preserve">, </w:t>
+      </w:r>
+      <w:r>
+        <w:rPr>
+          <w:sz w:val="28"/>
+          <w:szCs w:val="28"/>
+          <w:lang w:val="en-US"/>
+        </w:rPr>
+        <w:t>string</w:t>
+      </w:r>
+      <w:r>
+        <w:rPr>
+          <w:sz w:val="28"/>
+          <w:szCs w:val="28"/>
+        </w:rPr>
+        <w:t xml:space="preserve"> </w:t>
+      </w:r>
+      <w:proofErr w:type="spellStart"/>
+      <w:r>
+        <w:rPr>
+          <w:sz w:val="28"/>
+          <w:szCs w:val="28"/>
+          <w:lang w:val="en-US"/>
+        </w:rPr>
+        <w:t>encryptedText</w:t>
+      </w:r>
+      <w:proofErr w:type="spellEnd"/>
+      <w:r>
+        <w:rPr>
+          <w:sz w:val="28"/>
+          <w:szCs w:val="28"/>
+        </w:rPr>
+        <w:t xml:space="preserve">) – </w:t>
+      </w:r>
+      <w:r>
+        <w:rPr>
+          <w:sz w:val="28"/>
+          <w:szCs w:val="28"/>
+        </w:rPr>
+        <w:t>решает</w:t>
+      </w:r>
+      <w:r>
+        <w:rPr>
+          <w:sz w:val="28"/>
+          <w:szCs w:val="28"/>
+        </w:rPr>
+        <w:t xml:space="preserve"> </w:t>
+      </w:r>
+      <w:r>
+        <w:rPr>
+          <w:sz w:val="28"/>
+          <w:szCs w:val="28"/>
+        </w:rPr>
+        <w:t>задачу</w:t>
+      </w:r>
+      <w:r>
+        <w:rPr>
+          <w:sz w:val="28"/>
+          <w:szCs w:val="28"/>
+        </w:rPr>
+        <w:t xml:space="preserve"> </w:t>
+      </w:r>
+      <w:r>
+        <w:rPr>
+          <w:sz w:val="28"/>
+          <w:szCs w:val="28"/>
+        </w:rPr>
+        <w:t>вывода</w:t>
+      </w:r>
+      <w:r>
+        <w:rPr>
+          <w:sz w:val="28"/>
+          <w:szCs w:val="28"/>
+        </w:rPr>
+        <w:t xml:space="preserve"> </w:t>
+      </w:r>
+      <w:r>
+        <w:rPr>
+          <w:sz w:val="28"/>
+          <w:szCs w:val="28"/>
+        </w:rPr>
+        <w:t>зашифрованного</w:t>
+      </w:r>
+      <w:r>
+        <w:rPr>
+          <w:sz w:val="28"/>
+          <w:szCs w:val="28"/>
+        </w:rPr>
+        <w:t xml:space="preserve"> </w:t>
+      </w:r>
+      <w:r>
+        <w:rPr>
+          <w:sz w:val="28"/>
+          <w:szCs w:val="28"/>
+        </w:rPr>
+        <w:t>текста</w:t>
+      </w:r>
+      <w:r>
+        <w:rPr>
+          <w:sz w:val="28"/>
+          <w:szCs w:val="28"/>
+        </w:rPr>
+        <w:t xml:space="preserve">. </w:t>
+      </w:r>
+      <w:r>
+        <w:rPr>
+          <w:sz w:val="28"/>
+          <w:szCs w:val="28"/>
+        </w:rPr>
+        <w:t>В качестве параметров получает оригинальный текст (строка) и зашифрованный текст (строка). Ничего не выводит.</w:t>
+      </w:r>
+    </w:p>
+    <w:p>
+      <w:pPr>
+        <w:widowControl/>
+        <w:autoSpaceDE/>
+        <w:spacing w:after="160" w:line="256" w:lineRule="auto"/>
+        <w:ind w:firstLine="709"/>
+        <w:jc w:val="both"/>
+        <w:rPr>
+          <w:sz w:val="28"/>
+          <w:szCs w:val="28"/>
+        </w:rPr>
+      </w:pPr>
+    </w:p>
+    <w:p>
+      <w:pPr>
+        <w:widowControl/>
+        <w:autoSpaceDE/>
+        <w:spacing w:after="160" w:line="256" w:lineRule="auto"/>
+        <w:ind w:firstLine="709"/>
+        <w:jc w:val="both"/>
+        <w:rPr>
+          <w:b/>
+          <w:sz w:val="28"/>
+          <w:szCs w:val="28"/>
+        </w:rPr>
+      </w:pPr>
+      <w:r>
+        <w:rPr>
+          <w:b/>
+          <w:sz w:val="28"/>
+          <w:szCs w:val="28"/>
+        </w:rPr>
+        <w:t xml:space="preserve">Класс </w:t>
+      </w:r>
+      <w:r>
+        <w:rPr>
+          <w:b/>
+          <w:sz w:val="28"/>
+          <w:szCs w:val="28"/>
+          <w:lang w:val="en-US"/>
+        </w:rPr>
+        <w:t>Alphabet</w:t>
+      </w:r>
+    </w:p>
+    <w:p>
+      <w:pPr>
+        <w:widowControl/>
+        <w:autoSpaceDE/>
+        <w:spacing w:after="160" w:line="256" w:lineRule="auto"/>
+        <w:ind w:firstLine="709"/>
+        <w:jc w:val="both"/>
+        <w:rPr>
+          <w:b/>
+          <w:sz w:val="28"/>
+          <w:szCs w:val="28"/>
+        </w:rPr>
+      </w:pPr>
+      <w:r>
+        <w:rPr>
+          <w:b/>
+          <w:sz w:val="28"/>
+          <w:szCs w:val="28"/>
+        </w:rPr>
+        <w:lastRenderedPageBreak/>
+        <w:t>Поля и свойства:</w:t>
+      </w:r>
+    </w:p>
+    <w:p>
+      <w:pPr>
+        <w:spacing w:line="360" w:lineRule="auto"/>
+        <w:ind w:firstLine="709"/>
+        <w:jc w:val="both"/>
+        <w:rPr>
+          <w:sz w:val="28"/>
+          <w:szCs w:val="28"/>
+        </w:rPr>
+      </w:pPr>
+      <w:proofErr w:type="gramStart"/>
+      <w:r>
+        <w:rPr>
+          <w:sz w:val="28"/>
+          <w:szCs w:val="28"/>
+          <w:lang w:val="en-US"/>
+        </w:rPr>
+        <w:t>chart</w:t>
+      </w:r>
+      <w:r>
+        <w:rPr>
+          <w:sz w:val="28"/>
+          <w:szCs w:val="28"/>
+        </w:rPr>
+        <w:t>[</w:t>
+      </w:r>
+      <w:proofErr w:type="gramEnd"/>
+      <w:r>
+        <w:rPr>
+          <w:sz w:val="28"/>
+          <w:szCs w:val="28"/>
+        </w:rPr>
+        <w:t xml:space="preserve">] </w:t>
+      </w:r>
+      <w:r>
+        <w:rPr>
+          <w:sz w:val="28"/>
+          <w:szCs w:val="28"/>
+          <w:lang w:val="en-US"/>
+        </w:rPr>
+        <w:t>Charts</w:t>
+      </w:r>
+      <w:r>
+        <w:rPr>
+          <w:sz w:val="28"/>
+          <w:szCs w:val="28"/>
+        </w:rPr>
+        <w:t xml:space="preserve"> </w:t>
+      </w:r>
+      <w:r>
+        <w:rPr>
+          <w:sz w:val="28"/>
+          <w:szCs w:val="28"/>
+        </w:rPr>
+        <w:t>– содержит символы алфавита.</w:t>
+      </w:r>
+    </w:p>
+    <w:p>
+      <w:pPr>
+        <w:spacing w:line="360" w:lineRule="auto"/>
+        <w:ind w:firstLine="709"/>
+        <w:jc w:val="both"/>
+        <w:rPr>
+          <w:sz w:val="28"/>
+          <w:szCs w:val="28"/>
+        </w:rPr>
+      </w:pPr>
+    </w:p>
+    <w:p>
+      <w:pPr>
+        <w:spacing w:line="360" w:lineRule="auto"/>
+        <w:ind w:firstLine="709"/>
+        <w:jc w:val="both"/>
+        <w:rPr>
+          <w:b/>
+          <w:sz w:val="28"/>
+          <w:szCs w:val="28"/>
+        </w:rPr>
+      </w:pPr>
+      <w:r>
+        <w:rPr>
+          <w:b/>
+          <w:sz w:val="28"/>
+          <w:szCs w:val="28"/>
+        </w:rPr>
+        <w:t>Методы:</w:t>
+      </w:r>
+    </w:p>
+    <w:p>
+      <w:pPr>
+        <w:spacing w:line="360" w:lineRule="auto"/>
+        <w:ind w:firstLine="709"/>
+        <w:jc w:val="both"/>
+        <w:rPr>
+          <w:sz w:val="28"/>
+          <w:szCs w:val="28"/>
+        </w:rPr>
+      </w:pPr>
+      <w:r>
+        <w:rPr>
+          <w:sz w:val="28"/>
+          <w:szCs w:val="28"/>
+          <w:lang w:val="en-US"/>
+        </w:rPr>
+        <w:t>Alphabet</w:t>
+      </w:r>
+      <w:r>
+        <w:rPr>
+          <w:sz w:val="28"/>
+          <w:szCs w:val="28"/>
+        </w:rPr>
+        <w:t>(</w:t>
+      </w:r>
+      <w:proofErr w:type="gramStart"/>
+      <w:r>
+        <w:rPr>
+          <w:sz w:val="28"/>
+          <w:szCs w:val="28"/>
+          <w:lang w:val="en-US"/>
+        </w:rPr>
+        <w:t>chart</w:t>
+      </w:r>
+      <w:r>
+        <w:rPr>
+          <w:sz w:val="28"/>
+          <w:szCs w:val="28"/>
+        </w:rPr>
+        <w:t>[</w:t>
+      </w:r>
+      <w:proofErr w:type="gramEnd"/>
+      <w:r>
+        <w:rPr>
+          <w:sz w:val="28"/>
+          <w:szCs w:val="28"/>
+        </w:rPr>
+        <w:t xml:space="preserve">] </w:t>
+      </w:r>
+      <w:r>
+        <w:rPr>
+          <w:sz w:val="28"/>
+          <w:szCs w:val="28"/>
+          <w:lang w:val="en-US"/>
+        </w:rPr>
+        <w:t>charts</w:t>
+      </w:r>
+      <w:r>
+        <w:rPr>
+          <w:sz w:val="28"/>
+          <w:szCs w:val="28"/>
+        </w:rPr>
+        <w:t>) – конструктор алфавита.</w:t>
+      </w:r>
+    </w:p>
+    <w:p>
+      <w:pPr>
+        <w:spacing w:line="360" w:lineRule="auto"/>
+        <w:ind w:firstLine="709"/>
+        <w:jc w:val="both"/>
+        <w:rPr>
+          <w:sz w:val="28"/>
+          <w:szCs w:val="28"/>
+        </w:rPr>
+      </w:pPr>
+      <w:r>
+        <w:rPr>
+          <w:sz w:val="28"/>
+          <w:szCs w:val="28"/>
+          <w:lang w:val="en-US"/>
+        </w:rPr>
+        <w:t>bool</w:t>
+      </w:r>
+      <w:r>
+        <w:rPr>
+          <w:sz w:val="28"/>
+          <w:szCs w:val="28"/>
+        </w:rPr>
+        <w:t xml:space="preserve"> </w:t>
+      </w:r>
+      <w:proofErr w:type="spellStart"/>
+      <w:proofErr w:type="gramStart"/>
+      <w:r>
+        <w:rPr>
+          <w:sz w:val="28"/>
+          <w:szCs w:val="28"/>
+          <w:lang w:val="en-US"/>
+        </w:rPr>
+        <w:t>CheckSymbol</w:t>
+      </w:r>
+      <w:proofErr w:type="spellEnd"/>
+      <w:r>
+        <w:rPr>
+          <w:sz w:val="28"/>
+          <w:szCs w:val="28"/>
+        </w:rPr>
+        <w:t>(</w:t>
+      </w:r>
+      <w:proofErr w:type="gramEnd"/>
+      <w:r>
+        <w:rPr>
+          <w:sz w:val="28"/>
+          <w:szCs w:val="28"/>
+          <w:lang w:val="en-US"/>
+        </w:rPr>
+        <w:t>chart</w:t>
+      </w:r>
+      <w:r>
+        <w:rPr>
+          <w:sz w:val="28"/>
+          <w:szCs w:val="28"/>
+        </w:rPr>
+        <w:t xml:space="preserve"> </w:t>
+      </w:r>
+      <w:r>
+        <w:rPr>
+          <w:sz w:val="28"/>
+          <w:szCs w:val="28"/>
+          <w:lang w:val="en-US"/>
+        </w:rPr>
+        <w:t>symbol</w:t>
+      </w:r>
+      <w:r>
+        <w:rPr>
+          <w:sz w:val="28"/>
+          <w:szCs w:val="28"/>
+        </w:rPr>
+        <w:t>) – проверяет входит ли символ в алфавит.</w:t>
+      </w:r>
+    </w:p>
+    <w:p>
+      <w:pPr>
+        <w:spacing w:line="360" w:lineRule="auto"/>
+        <w:ind w:firstLine="709"/>
+        <w:jc w:val="both"/>
+        <w:rPr>
+          <w:sz w:val="28"/>
+          <w:szCs w:val="28"/>
+        </w:rPr>
+      </w:pPr>
+    </w:p>
+    <w:p>
+      <w:pPr>
+        <w:spacing w:line="360" w:lineRule="auto"/>
+        <w:ind w:firstLine="709"/>
+        <w:jc w:val="both"/>
+        <w:rPr>
+          <w:b/>
+          <w:sz w:val="28"/>
+          <w:szCs w:val="28"/>
+        </w:rPr>
+      </w:pPr>
+      <w:r>
+        <w:rPr>
+          <w:b/>
+          <w:sz w:val="28"/>
+          <w:szCs w:val="28"/>
+        </w:rPr>
+        <w:t xml:space="preserve">Класс </w:t>
+      </w:r>
+      <w:r>
+        <w:rPr>
+          <w:b/>
+          <w:sz w:val="28"/>
+          <w:szCs w:val="28"/>
+          <w:lang w:val="en-US"/>
+        </w:rPr>
+        <w:t>Cipher</w:t>
+      </w:r>
+    </w:p>
+    <w:p>
+      <w:pPr>
+        <w:spacing w:line="360" w:lineRule="auto"/>
+        <w:ind w:firstLine="709"/>
+        <w:jc w:val="both"/>
+        <w:rPr>
+          <w:b/>
+          <w:sz w:val="28"/>
+          <w:szCs w:val="28"/>
+        </w:rPr>
+      </w:pPr>
+      <w:r>
+        <w:rPr>
+          <w:b/>
+          <w:sz w:val="28"/>
+          <w:szCs w:val="28"/>
+        </w:rPr>
+        <w:t>Поля и свойства:</w:t>
+      </w:r>
+    </w:p>
+    <w:p>
+      <w:pPr>
+        <w:spacing w:line="360" w:lineRule="auto"/>
+        <w:ind w:firstLine="709"/>
+        <w:jc w:val="both"/>
+        <w:rPr>
+          <w:sz w:val="28"/>
+          <w:szCs w:val="28"/>
+        </w:rPr>
+      </w:pPr>
+      <w:r>
+        <w:rPr>
+          <w:sz w:val="28"/>
+          <w:szCs w:val="28"/>
+          <w:lang w:val="en-US"/>
+        </w:rPr>
+        <w:t>Alphabet</w:t>
+      </w:r>
+      <w:r>
+        <w:rPr>
+          <w:sz w:val="28"/>
+          <w:szCs w:val="28"/>
+        </w:rPr>
+        <w:t xml:space="preserve"> </w:t>
+      </w:r>
+      <w:proofErr w:type="spellStart"/>
+      <w:r>
+        <w:rPr>
+          <w:sz w:val="28"/>
+          <w:szCs w:val="28"/>
+          <w:lang w:val="en-US"/>
+        </w:rPr>
+        <w:t>Alphabet</w:t>
+      </w:r>
+      <w:proofErr w:type="spellEnd"/>
+      <w:r>
+        <w:rPr>
+          <w:sz w:val="28"/>
+          <w:szCs w:val="28"/>
+        </w:rPr>
+        <w:t xml:space="preserve"> – содержит алфавит.</w:t>
+      </w:r>
+    </w:p>
+    <w:p>
+      <w:pPr>
+        <w:spacing w:line="360" w:lineRule="auto"/>
+        <w:ind w:firstLine="709"/>
+        <w:jc w:val="both"/>
+        <w:rPr>
+          <w:sz w:val="28"/>
+          <w:szCs w:val="28"/>
+        </w:rPr>
+      </w:pPr>
+    </w:p>
+    <w:p>
+      <w:pPr>
+        <w:spacing w:line="360" w:lineRule="auto"/>
+        <w:ind w:firstLine="709"/>
+        <w:jc w:val="both"/>
+        <w:rPr>
+          <w:b/>
+          <w:sz w:val="28"/>
+          <w:szCs w:val="28"/>
+        </w:rPr>
+      </w:pPr>
+      <w:r>
+        <w:rPr>
+          <w:b/>
+          <w:sz w:val="28"/>
+          <w:szCs w:val="28"/>
+        </w:rPr>
+        <w:t>Методы:</w:t>
+      </w:r>
+    </w:p>
+    <w:p>
+      <w:pPr>
+        <w:spacing w:line="360" w:lineRule="auto"/>
+        <w:ind w:firstLine="709"/>
+        <w:jc w:val="both"/>
+        <w:rPr>
+          <w:sz w:val="28"/>
+          <w:szCs w:val="28"/>
+        </w:rPr>
+      </w:pPr>
+      <w:r>
+        <w:rPr>
+          <w:sz w:val="28"/>
+          <w:szCs w:val="28"/>
+          <w:lang w:val="en-US"/>
+        </w:rPr>
+        <w:t>Cipher</w:t>
+      </w:r>
+      <w:r>
+        <w:rPr>
+          <w:sz w:val="28"/>
+          <w:szCs w:val="28"/>
+        </w:rPr>
+        <w:t xml:space="preserve"> (</w:t>
+      </w:r>
+      <w:r>
+        <w:rPr>
+          <w:sz w:val="28"/>
+          <w:szCs w:val="28"/>
+          <w:lang w:val="en-US"/>
+        </w:rPr>
+        <w:t>Alphabet</w:t>
+      </w:r>
+      <w:r>
+        <w:rPr>
+          <w:sz w:val="28"/>
+          <w:szCs w:val="28"/>
+        </w:rPr>
+        <w:t xml:space="preserve"> </w:t>
+      </w:r>
+      <w:proofErr w:type="spellStart"/>
+      <w:r>
+        <w:rPr>
+          <w:sz w:val="28"/>
+          <w:szCs w:val="28"/>
+          <w:lang w:val="en-US"/>
+        </w:rPr>
+        <w:t>alphabet</w:t>
+      </w:r>
+      <w:proofErr w:type="spellEnd"/>
+      <w:r>
+        <w:rPr>
+          <w:sz w:val="28"/>
+          <w:szCs w:val="28"/>
+        </w:rPr>
+        <w:t>) – конструктор класса.</w:t>
+      </w:r>
+    </w:p>
+    <w:p>
+      <w:pPr>
+        <w:spacing w:line="360" w:lineRule="auto"/>
+        <w:ind w:firstLine="709"/>
+        <w:jc w:val="both"/>
+        <w:rPr>
+          <w:sz w:val="28"/>
+          <w:szCs w:val="28"/>
+        </w:rPr>
+      </w:pPr>
+      <w:r>
+        <w:rPr>
+          <w:sz w:val="28"/>
+          <w:szCs w:val="28"/>
+          <w:lang w:val="en-US"/>
+        </w:rPr>
+        <w:t xml:space="preserve">string </w:t>
+      </w:r>
+      <w:proofErr w:type="spellStart"/>
+      <w:r>
+        <w:rPr>
+          <w:sz w:val="28"/>
+          <w:szCs w:val="28"/>
+          <w:lang w:val="en-US"/>
+        </w:rPr>
+        <w:t>EncryptData</w:t>
+      </w:r>
+      <w:proofErr w:type="spellEnd"/>
+      <w:r>
+        <w:rPr>
+          <w:sz w:val="28"/>
+          <w:szCs w:val="28"/>
+          <w:lang w:val="en-US"/>
+        </w:rPr>
+        <w:t xml:space="preserve"> (string </w:t>
+      </w:r>
+      <w:proofErr w:type="spellStart"/>
+      <w:r>
+        <w:rPr>
+          <w:sz w:val="28"/>
+          <w:szCs w:val="28"/>
+          <w:lang w:val="en-US"/>
+        </w:rPr>
+        <w:t>originalText</w:t>
+      </w:r>
+      <w:proofErr w:type="spellEnd"/>
+      <w:r>
+        <w:rPr>
+          <w:sz w:val="28"/>
+          <w:szCs w:val="28"/>
+          <w:lang w:val="en-US"/>
+        </w:rPr>
+        <w:t xml:space="preserve">, int key) – </w:t>
+      </w:r>
+      <w:r>
+        <w:rPr>
+          <w:sz w:val="28"/>
+          <w:szCs w:val="28"/>
+        </w:rPr>
+        <w:t>решает</w:t>
+      </w:r>
+      <w:r>
+        <w:rPr>
+          <w:sz w:val="28"/>
+          <w:szCs w:val="28"/>
+          <w:lang w:val="en-US"/>
+        </w:rPr>
+        <w:t xml:space="preserve"> </w:t>
+      </w:r>
+      <w:r>
+        <w:rPr>
+          <w:sz w:val="28"/>
+          <w:szCs w:val="28"/>
+        </w:rPr>
+        <w:t>задачу</w:t>
+      </w:r>
+      <w:r>
+        <w:rPr>
+          <w:sz w:val="28"/>
+          <w:szCs w:val="28"/>
+          <w:lang w:val="en-US"/>
+        </w:rPr>
+        <w:t xml:space="preserve"> </w:t>
+      </w:r>
+      <w:r>
+        <w:rPr>
+          <w:sz w:val="28"/>
+          <w:szCs w:val="28"/>
+        </w:rPr>
+        <w:t>шифровки</w:t>
+      </w:r>
+      <w:r>
+        <w:rPr>
+          <w:sz w:val="28"/>
+          <w:szCs w:val="28"/>
+          <w:lang w:val="en-US"/>
+        </w:rPr>
+        <w:t xml:space="preserve"> </w:t>
+      </w:r>
+      <w:r>
+        <w:rPr>
+          <w:sz w:val="28"/>
+          <w:szCs w:val="28"/>
+        </w:rPr>
+        <w:t>текста</w:t>
+      </w:r>
+      <w:r>
+        <w:rPr>
+          <w:sz w:val="28"/>
+          <w:szCs w:val="28"/>
+          <w:lang w:val="en-US"/>
+        </w:rPr>
+        <w:t xml:space="preserve">. </w:t>
+      </w:r>
+      <w:r>
+        <w:rPr>
+          <w:sz w:val="28"/>
+          <w:szCs w:val="28"/>
+        </w:rPr>
+        <w:t>В качестве параметров получает оригинальный текст (строка) и ключ (целое число). Выводит зашифрованный текст (строка).</w:t>
+      </w:r>
+    </w:p>
+    <w:p>
+      <w:pPr>
+        <w:spacing w:line="360" w:lineRule="auto"/>
+        <w:ind w:firstLine="709"/>
+        <w:jc w:val="both"/>
+        <w:rPr>
+          <w:sz w:val="28"/>
+          <w:szCs w:val="28"/>
+        </w:rPr>
+      </w:pPr>
+      <w:r>
+        <w:rPr>
+          <w:sz w:val="28"/>
+          <w:szCs w:val="28"/>
+          <w:lang w:val="en-US"/>
+        </w:rPr>
+        <w:t>string</w:t>
+      </w:r>
+      <w:r>
+        <w:rPr>
+          <w:sz w:val="28"/>
+          <w:szCs w:val="28"/>
+        </w:rPr>
+        <w:t xml:space="preserve"> </w:t>
+      </w:r>
+      <w:proofErr w:type="spellStart"/>
+      <w:proofErr w:type="gramStart"/>
+      <w:r>
+        <w:rPr>
+          <w:sz w:val="28"/>
+          <w:szCs w:val="28"/>
+          <w:lang w:val="en-US"/>
+        </w:rPr>
+        <w:t>DecryptData</w:t>
+      </w:r>
+      <w:proofErr w:type="spellEnd"/>
+      <w:r>
+        <w:rPr>
+          <w:sz w:val="28"/>
+          <w:szCs w:val="28"/>
+        </w:rPr>
+        <w:t>(</w:t>
+      </w:r>
+      <w:proofErr w:type="gramEnd"/>
+      <w:r>
+        <w:rPr>
+          <w:sz w:val="28"/>
+          <w:szCs w:val="28"/>
+          <w:lang w:val="en-US"/>
+        </w:rPr>
+        <w:t>string</w:t>
+      </w:r>
+      <w:r>
+        <w:rPr>
+          <w:sz w:val="28"/>
+          <w:szCs w:val="28"/>
+        </w:rPr>
+        <w:t xml:space="preserve"> </w:t>
+      </w:r>
+      <w:proofErr w:type="spellStart"/>
+      <w:r>
+        <w:rPr>
+          <w:sz w:val="28"/>
+          <w:szCs w:val="28"/>
+          <w:lang w:val="en-US"/>
+        </w:rPr>
+        <w:t>encryptedText</w:t>
+      </w:r>
+      <w:proofErr w:type="spellEnd"/>
+      <w:r>
+        <w:rPr>
+          <w:sz w:val="28"/>
+          <w:szCs w:val="28"/>
+        </w:rPr>
+        <w:t xml:space="preserve">, </w:t>
+      </w:r>
+      <w:r>
+        <w:rPr>
+          <w:sz w:val="28"/>
+          <w:szCs w:val="28"/>
+          <w:lang w:val="en-US"/>
+        </w:rPr>
+        <w:t>int</w:t>
+      </w:r>
+      <w:r>
+        <w:rPr>
+          <w:sz w:val="28"/>
+          <w:szCs w:val="28"/>
+        </w:rPr>
+        <w:t xml:space="preserve"> </w:t>
+      </w:r>
+      <w:r>
+        <w:rPr>
+          <w:sz w:val="28"/>
+          <w:szCs w:val="28"/>
+          <w:lang w:val="en-US"/>
+        </w:rPr>
+        <w:t>key</w:t>
+      </w:r>
+      <w:r>
+        <w:rPr>
+          <w:sz w:val="28"/>
+          <w:szCs w:val="28"/>
+        </w:rPr>
+        <w:t xml:space="preserve">) – </w:t>
+      </w:r>
+      <w:r>
+        <w:rPr>
+          <w:sz w:val="28"/>
+          <w:szCs w:val="28"/>
+        </w:rPr>
+        <w:t>решает</w:t>
+      </w:r>
+      <w:r>
+        <w:rPr>
+          <w:sz w:val="28"/>
+          <w:szCs w:val="28"/>
+        </w:rPr>
+        <w:t xml:space="preserve"> </w:t>
+      </w:r>
+      <w:r>
+        <w:rPr>
+          <w:sz w:val="28"/>
+          <w:szCs w:val="28"/>
+        </w:rPr>
+        <w:t>задачу</w:t>
+      </w:r>
+      <w:r>
+        <w:rPr>
+          <w:sz w:val="28"/>
+          <w:szCs w:val="28"/>
+        </w:rPr>
+        <w:t xml:space="preserve"> </w:t>
+      </w:r>
+      <w:r>
+        <w:rPr>
+          <w:sz w:val="28"/>
+          <w:szCs w:val="28"/>
+        </w:rPr>
+        <w:t>дешифровки</w:t>
+      </w:r>
+      <w:r>
+        <w:rPr>
+          <w:sz w:val="28"/>
+          <w:szCs w:val="28"/>
+        </w:rPr>
+        <w:t xml:space="preserve"> </w:t>
+      </w:r>
+      <w:r>
+        <w:rPr>
+          <w:sz w:val="28"/>
+          <w:szCs w:val="28"/>
+        </w:rPr>
+        <w:t>текста</w:t>
+      </w:r>
+      <w:r>
+        <w:rPr>
+          <w:sz w:val="28"/>
+          <w:szCs w:val="28"/>
+        </w:rPr>
+        <w:t xml:space="preserve">. </w:t>
+      </w:r>
+      <w:r>
+        <w:rPr>
+          <w:sz w:val="28"/>
+          <w:szCs w:val="28"/>
+        </w:rPr>
+        <w:t>В качестве параметров получает зашифрованный текст (строка) и ключ (целое число). Выводит дешифрованный текст (строка).</w:t>
+      </w:r>
+    </w:p>
+    <w:p>
+      <w:pPr>
+        <w:spacing w:line="360" w:lineRule="auto"/>
+        <w:ind w:firstLine="709"/>
+        <w:jc w:val="both"/>
+        <w:rPr>
+          <w:sz w:val="28"/>
+          <w:szCs w:val="28"/>
+        </w:rPr>
+      </w:pPr>
+      <w:r>
+        <w:rPr>
+          <w:sz w:val="28"/>
+          <w:szCs w:val="28"/>
+        </w:rPr>
+        <w:t>…</w:t>
+      </w:r>
+    </w:p>
+    <w:p>
+      <w:pPr>
+        <w:spacing w:line="360" w:lineRule="auto"/>
+        <w:ind w:firstLine="709"/>
+        <w:jc w:val="both"/>
+        <w:rPr>
+          <w:sz w:val="28"/>
+          <w:szCs w:val="28"/>
+        </w:rPr>
+      </w:pPr>
+    </w:p>
+    <w:p>
+      <w:pPr>
+        <w:spacing w:line="360" w:lineRule="auto"/>
+        <w:ind w:firstLine="709"/>
+        <w:jc w:val="both"/>
+        <w:rPr>
+          <w:b/>
+          <w:sz w:val="28"/>
+          <w:szCs w:val="28"/>
+        </w:rPr>
+      </w:pPr>
+      <w:r>
+        <w:rPr>
+          <w:b/>
+          <w:sz w:val="28"/>
+          <w:szCs w:val="28"/>
+        </w:rPr>
+        <w:t>Взаимосвязь классов</w:t>
+      </w:r>
+    </w:p>
+    <w:p>
+      <w:pPr>
+        <w:spacing w:line="360" w:lineRule="auto"/>
+        <w:ind w:firstLine="709"/>
+        <w:jc w:val="both"/>
+        <w:rPr>
+          <w:sz w:val="28"/>
+          <w:szCs w:val="28"/>
+        </w:rPr>
+      </w:pPr>
+      <w:r>
+        <w:rPr>
+          <w:sz w:val="28"/>
+          <w:szCs w:val="28"/>
+        </w:rPr>
+        <w:t>Взаимодействие между компонентами организовано следующим образом:</w:t>
+      </w:r>
+    </w:p>
+    <w:p>
+      <w:pPr>
+        <w:spacing w:line="360" w:lineRule="auto"/>
+        <w:ind w:firstLine="709"/>
+        <w:jc w:val="both"/>
+        <w:rPr>
+          <w:sz w:val="28"/>
+          <w:szCs w:val="28"/>
+        </w:rPr>
+      </w:pPr>
+      <w:r>
+        <w:rPr>
+          <w:sz w:val="28"/>
+          <w:szCs w:val="28"/>
+        </w:rPr>
+        <w:t>При старте приложения отображается «Главная форма» (</w:t>
+      </w:r>
+      <w:proofErr w:type="spellStart"/>
+      <w:r>
+        <w:rPr>
+          <w:sz w:val="28"/>
+          <w:szCs w:val="28"/>
+          <w:lang w:val="en-US"/>
+        </w:rPr>
+        <w:t>MainForm</w:t>
+      </w:r>
+      <w:proofErr w:type="spellEnd"/>
+      <w:r>
+        <w:rPr>
+          <w:sz w:val="28"/>
+          <w:szCs w:val="28"/>
+        </w:rPr>
+        <w:t>).</w:t>
+      </w:r>
+    </w:p>
+    <w:p>
+      <w:pPr>
+        <w:spacing w:line="360" w:lineRule="auto"/>
+        <w:ind w:firstLine="709"/>
+        <w:jc w:val="both"/>
+        <w:rPr>
+          <w:sz w:val="28"/>
+          <w:szCs w:val="28"/>
+        </w:rPr>
+      </w:pPr>
+      <w:r>
+        <w:rPr>
+          <w:sz w:val="28"/>
+          <w:szCs w:val="28"/>
+        </w:rPr>
+        <w:t>Главная форма подгружает классы «Алфавит» (</w:t>
+      </w:r>
+      <w:r>
+        <w:rPr>
+          <w:sz w:val="28"/>
+          <w:szCs w:val="28"/>
+          <w:lang w:val="en-US"/>
+        </w:rPr>
+        <w:t>Alphabet</w:t>
+      </w:r>
+      <w:r>
+        <w:rPr>
+          <w:sz w:val="28"/>
+          <w:szCs w:val="28"/>
+        </w:rPr>
+        <w:t>), «Шифр» (</w:t>
+      </w:r>
+      <w:r>
+        <w:rPr>
+          <w:sz w:val="28"/>
+          <w:szCs w:val="28"/>
+          <w:lang w:val="en-US"/>
+        </w:rPr>
+        <w:t>Cipher</w:t>
+      </w:r>
+      <w:r>
+        <w:rPr>
+          <w:sz w:val="28"/>
+          <w:szCs w:val="28"/>
+        </w:rPr>
+        <w:t>) и «Ввод\Вывод» (</w:t>
+      </w:r>
+      <w:proofErr w:type="spellStart"/>
+      <w:r>
+        <w:rPr>
+          <w:sz w:val="28"/>
+          <w:szCs w:val="28"/>
+          <w:lang w:val="en-US"/>
+        </w:rPr>
+        <w:t>InputOutput</w:t>
+      </w:r>
+      <w:proofErr w:type="spellEnd"/>
+      <w:r>
+        <w:rPr>
+          <w:sz w:val="28"/>
+          <w:szCs w:val="28"/>
+        </w:rPr>
+        <w:t>).</w:t>
+      </w:r>
+    </w:p>
+    <w:p>
+      <w:pPr>
+        <w:spacing w:line="360" w:lineRule="auto"/>
+        <w:ind w:firstLine="709"/>
+        <w:jc w:val="both"/>
+        <w:rPr>
+          <w:sz w:val="28"/>
+          <w:szCs w:val="28"/>
+        </w:rPr>
+      </w:pPr>
+      <w:r>
+        <w:rPr>
+          <w:sz w:val="28"/>
+          <w:szCs w:val="28"/>
+        </w:rPr>
+        <w:t>При нажатии кнопки «Импорт» должен появиться диалог выбора файла. Текст из файла заполнит поле ввода текста.</w:t>
+      </w:r>
+    </w:p>
+    <w:p>
+      <w:pPr>
+        <w:spacing w:line="360" w:lineRule="auto"/>
+        <w:ind w:firstLine="709"/>
+        <w:jc w:val="both"/>
+        <w:rPr>
+          <w:sz w:val="28"/>
+          <w:szCs w:val="28"/>
+        </w:rPr>
+      </w:pPr>
+      <w:r>
+        <w:rPr>
+          <w:sz w:val="28"/>
+          <w:szCs w:val="28"/>
+        </w:rPr>
+        <w:t xml:space="preserve">При нажатии кнопки «Экспорт» должен появиться диалог выбора папки, </w:t>
+      </w:r>
+      <w:r>
+        <w:rPr>
+          <w:sz w:val="28"/>
+          <w:szCs w:val="28"/>
+        </w:rPr>
+        <w:lastRenderedPageBreak/>
+        <w:t>в которую будет выгружен файл. В выбранной папке будет создан файл, в котором будет текст из поля ввода текста, ключ и текст из поля вывода текста.</w:t>
+      </w:r>
+    </w:p>
+    <w:p>
+      <w:pPr>
+        <w:spacing w:line="360" w:lineRule="auto"/>
+        <w:ind w:firstLine="709"/>
+        <w:jc w:val="both"/>
+        <w:rPr>
+          <w:sz w:val="28"/>
+          <w:szCs w:val="28"/>
+        </w:rPr>
+      </w:pPr>
+      <w:r>
+        <w:rPr>
+          <w:sz w:val="28"/>
+          <w:szCs w:val="28"/>
+        </w:rPr>
+        <w:t>При нажатии кнопки «Зашифровать» текст из поля ввода текста будет зашифрован с использованием ключа из поля ввода ключа. В поле вывода текста будет зашифрованный текст.</w:t>
+      </w:r>
+    </w:p>
+    <w:p>
+      <w:pPr>
+        <w:spacing w:line="360" w:lineRule="auto"/>
+        <w:ind w:firstLine="709"/>
+        <w:jc w:val="both"/>
+        <w:rPr>
+          <w:sz w:val="28"/>
+          <w:szCs w:val="28"/>
+        </w:rPr>
+      </w:pPr>
+      <w:r>
+        <w:rPr>
+          <w:sz w:val="28"/>
+          <w:szCs w:val="28"/>
+        </w:rPr>
+        <w:t>При нажатии кнопки «Расшифровать» текст из поля ввода текста будет расшифрован с использованием ключа из поля ввода ключа. В поле вывода текста будет расшифрованный текст.</w:t>
+      </w:r>
+    </w:p>
+    <w:p>
+      <w:pPr>
+        <w:spacing w:line="360" w:lineRule="auto"/>
+        <w:ind w:firstLine="709"/>
+        <w:jc w:val="both"/>
+        <w:rPr>
+          <w:sz w:val="28"/>
+          <w:szCs w:val="28"/>
+        </w:rPr>
+      </w:pPr>
+      <w:r>
+        <w:rPr>
+          <w:sz w:val="28"/>
+          <w:szCs w:val="28"/>
+        </w:rPr>
+        <w:t>При нажатии кнопки «Очистить поля ввода\вывода» поля ввода и вывода текста будут очищены, а поле ввода ключа будет сброшено до значения «0».</w:t>
+      </w:r>
+    </w:p>
+    <w:p>
+      <w:pPr>
+        <w:spacing w:line="360" w:lineRule="auto"/>
+        <w:ind w:firstLine="709"/>
+        <w:jc w:val="both"/>
+        <w:rPr>
+          <w:sz w:val="28"/>
+          <w:szCs w:val="28"/>
+        </w:rPr>
+      </w:pPr>
+      <w:r>
+        <w:rPr>
+          <w:sz w:val="28"/>
+          <w:szCs w:val="28"/>
+        </w:rPr>
+        <w:t>Класс «Шифр» (</w:t>
+      </w:r>
+      <w:r>
+        <w:rPr>
+          <w:sz w:val="28"/>
+          <w:szCs w:val="28"/>
+          <w:lang w:val="en-US"/>
+        </w:rPr>
+        <w:t>Cipher</w:t>
+      </w:r>
+      <w:r>
+        <w:rPr>
+          <w:sz w:val="28"/>
+          <w:szCs w:val="28"/>
+        </w:rPr>
+        <w:t>) использует класс «Алфавит» (</w:t>
+      </w:r>
+      <w:r>
+        <w:rPr>
+          <w:sz w:val="28"/>
+          <w:szCs w:val="28"/>
+          <w:lang w:val="en-US"/>
+        </w:rPr>
+        <w:t>Alphabet</w:t>
+      </w:r>
+      <w:r>
+        <w:rPr>
+          <w:sz w:val="28"/>
+          <w:szCs w:val="28"/>
+        </w:rPr>
+        <w:t>).</w:t>
+      </w:r>
+    </w:p>
+    <w:p>
+      <w:pPr>
+        <w:spacing w:line="360" w:lineRule="auto"/>
+        <w:ind w:firstLine="709"/>
+        <w:jc w:val="both"/>
+        <w:rPr>
+          <w:sz w:val="28"/>
+          <w:szCs w:val="28"/>
+        </w:rPr>
+      </w:pPr>
+      <w:r>
+        <w:rPr>
+          <w:sz w:val="28"/>
+          <w:szCs w:val="28"/>
+        </w:rPr>
+        <w:t>«Главная форма» (</w:t>
+      </w:r>
+      <w:proofErr w:type="spellStart"/>
+      <w:r>
+        <w:rPr>
+          <w:sz w:val="28"/>
+          <w:szCs w:val="28"/>
+          <w:lang w:val="en-US"/>
+        </w:rPr>
+        <w:t>MainForm</w:t>
+      </w:r>
+      <w:proofErr w:type="spellEnd"/>
+      <w:r>
+        <w:rPr>
+          <w:sz w:val="28"/>
+          <w:szCs w:val="28"/>
+        </w:rPr>
+        <w:t>) использует классы «Алфавит» (</w:t>
+      </w:r>
+      <w:r>
+        <w:rPr>
+          <w:sz w:val="28"/>
+          <w:szCs w:val="28"/>
+          <w:lang w:val="en-US"/>
+        </w:rPr>
+        <w:t>Alphabet</w:t>
+      </w:r>
+      <w:r>
+        <w:rPr>
+          <w:sz w:val="28"/>
+          <w:szCs w:val="28"/>
+        </w:rPr>
+        <w:t>), «Шифр» (</w:t>
+      </w:r>
+      <w:r>
+        <w:rPr>
+          <w:sz w:val="28"/>
+          <w:szCs w:val="28"/>
+          <w:lang w:val="en-US"/>
+        </w:rPr>
+        <w:t>Cipher</w:t>
+      </w:r>
+      <w:r>
+        <w:rPr>
+          <w:sz w:val="28"/>
+          <w:szCs w:val="28"/>
+        </w:rPr>
+        <w:t>) и «Ввод\Вывод» (</w:t>
+      </w:r>
+      <w:proofErr w:type="spellStart"/>
+      <w:r>
+        <w:rPr>
+          <w:sz w:val="28"/>
+          <w:szCs w:val="28"/>
+          <w:lang w:val="en-US"/>
+        </w:rPr>
+        <w:t>InputOutput</w:t>
+      </w:r>
+      <w:proofErr w:type="spellEnd"/>
+      <w:r>
+        <w:rPr>
+          <w:sz w:val="28"/>
+          <w:szCs w:val="28"/>
+        </w:rPr>
+        <w:t>).</w:t>
+      </w:r>
+    </w:p>
+    <w:p>
+      <w:pPr>
+        <w:spacing w:line="360" w:lineRule="auto"/>
+        <w:ind w:firstLine="709"/>
+        <w:jc w:val="both"/>
+        <w:rPr>
+          <w:b/>
+          <w:sz w:val="28"/>
+          <w:szCs w:val="28"/>
+        </w:rPr>
+      </w:pPr>
+      <w:r>
+        <w:rPr>
+          <w:b/>
+          <w:sz w:val="28"/>
+          <w:szCs w:val="28"/>
+        </w:rPr>
+        <w:t>Раздел 4. Описание алгоритмов программы</w:t>
+      </w:r>
+    </w:p>
+    <w:p>
+      <w:pPr>
+        <w:spacing w:line="360" w:lineRule="auto"/>
+        <w:ind w:firstLine="709"/>
+        <w:jc w:val="both"/>
+        <w:rPr>
+          <w:sz w:val="28"/>
+          <w:szCs w:val="28"/>
+        </w:rPr>
+      </w:pPr>
+      <w:r>
+        <w:rPr>
+          <w:sz w:val="28"/>
+          <w:szCs w:val="28"/>
+        </w:rPr>
+        <w:t>Ал…</w:t>
+      </w:r>
+    </w:p>
+    <w:p>
+      <w:pPr>
+        <w:widowControl/>
+        <w:autoSpaceDE/>
+        <w:spacing w:after="160" w:line="256" w:lineRule="auto"/>
         <w:jc w:val="both"/>
         <w:rPr>
           <w:sz w:val="28"/>
@@ -8499,6 +9300,13 @@
           <w:szCs w:val="28"/>
         </w:rPr>
         <w:br w:type="page"/>
+      </w:r>
+      <w:r>
+        <w:rPr>
+          <w:sz w:val="28"/>
+          <w:szCs w:val="28"/>
+        </w:rPr>
+        <w:lastRenderedPageBreak/>
         <w:t>Структура:</w:t>
       </w:r>
     </w:p>
@@ -9959,6 +10767,7 @@
   <w:style w:type="character" w:default="1" w:styleId="a0">
     <w:name w:val="Default Paragraph Font"/>
     <w:uiPriority w:val="1"/>
+    <w:semiHidden/>
     <w:unhideWhenUsed/>
   </w:style>
   <w:style w:type="table" w:default="1" w:styleId="a1">

--- a/CaesarCipher/Документация/Документация к проекту.docx
+++ b/CaesarCipher/Документация/Документация к проекту.docx
@@ -1,6 +1,6 @@
 
 <file path=word/document.xml><?xml version="1.0" encoding="utf-8"?>
-<w:document xmlns:wpc="http://schemas.microsoft.com/office/word/2010/wordprocessingCanvas" xmlns:cx="http://schemas.microsoft.com/office/drawing/2014/chartex" xmlns:cx1="http://schemas.microsoft.com/office/drawing/2015/9/8/chartex" xmlns:cx2="http://schemas.microsoft.com/office/drawing/2015/10/21/chartex" xmlns:cx3="http://schemas.microsoft.com/office/drawing/2016/5/9/chartex" xmlns:cx4="http://schemas.microsoft.com/office/drawing/2016/5/10/chartex" xmlns:cx5="http://schemas.microsoft.com/office/drawing/2016/5/11/chartex" xmlns:cx6="http://schemas.microsoft.com/office/drawing/2016/5/12/chartex" xmlns:cx7="http://schemas.microsoft.com/office/drawing/2016/5/13/chartex" xmlns:cx8="http://schemas.microsoft.com/office/drawing/2016/5/14/chartex" xmlns:mc="http://schemas.openxmlformats.org/markup-compatibility/2006" xmlns:aink="http://schemas.microsoft.com/office/drawing/2016/ink" xmlns:am3d="http://schemas.microsoft.com/office/drawing/2017/model3d" xmlns:o="urn:schemas-microsoft-com:office:office" xmlns:oel="http://schemas.microsoft.com/office/2019/extlst" xmlns:r="http://schemas.openxmlformats.org/officeDocument/2006/relationships" xmlns:m="http://schemas.openxmlformats.org/officeDocument/2006/math" xmlns:v="urn:schemas-microsoft-com:vml" xmlns:wp14="http://schemas.microsoft.com/office/word/2010/wordprocessingDrawing" xmlns:wp="http://schemas.openxmlformats.org/drawingml/2006/wordprocessingDrawing" xmlns:w10="urn:schemas-microsoft-com:office:word" xmlns:w="http://schemas.openxmlformats.org/wordprocessingml/2006/main" xmlns:w14="http://schemas.microsoft.com/office/word/2010/wordml" xmlns:w15="http://schemas.microsoft.com/office/word/2012/wordml" xmlns:w16cex="http://schemas.microsoft.com/office/word/2018/wordml/cex" xmlns:w16cid="http://schemas.microsoft.com/office/word/2016/wordml/cid" xmlns:w16="http://schemas.microsoft.com/office/word/2018/wordml" xmlns:w16du="http://schemas.microsoft.com/office/word/2023/wordml/word16du" xmlns:w16sdtdh="http://schemas.microsoft.com/office/word/2020/wordml/sdtdatahash" xmlns:w16sdtfl="http://schemas.microsoft.com/office/word/2024/wordml/sdtformatlock" xmlns:w16se="http://schemas.microsoft.com/office/word/2015/wordml/symex" xmlns:wpg="http://schemas.microsoft.com/office/word/2010/wordprocessingGroup" xmlns:wpi="http://schemas.microsoft.com/office/word/2010/wordprocessingInk" xmlns:wne="http://schemas.microsoft.com/office/word/2006/wordml" xmlns:wps="http://schemas.microsoft.com/office/word/2010/wordprocessingShape" mc:Ignorable="w14 w15 w16se w16cid w16 w16cex w16sdtdh w16sdtfl w16du wp14">
+<w:document xmlns:wpc="http://schemas.microsoft.com/office/word/2010/wordprocessingCanvas" xmlns:cx="http://schemas.microsoft.com/office/drawing/2014/chartex" xmlns:cx1="http://schemas.microsoft.com/office/drawing/2015/9/8/chartex" xmlns:mc="http://schemas.openxmlformats.org/markup-compatibility/2006" xmlns:o="urn:schemas-microsoft-com:office:office" xmlns:r="http://schemas.openxmlformats.org/officeDocument/2006/relationships" xmlns:m="http://schemas.openxmlformats.org/officeDocument/2006/math" xmlns:v="urn:schemas-microsoft-com:vml" xmlns:wp14="http://schemas.microsoft.com/office/word/2010/wordprocessingDrawing" xmlns:wp="http://schemas.openxmlformats.org/drawingml/2006/wordprocessingDrawing" xmlns:w10="urn:schemas-microsoft-com:office:word" xmlns:w="http://schemas.openxmlformats.org/wordprocessingml/2006/main" xmlns:w14="http://schemas.microsoft.com/office/word/2010/wordml" xmlns:w15="http://schemas.microsoft.com/office/word/2012/wordml" xmlns:w16se="http://schemas.microsoft.com/office/word/2015/wordml/symex" xmlns:wpg="http://schemas.microsoft.com/office/word/2010/wordprocessingGroup" xmlns:wpi="http://schemas.microsoft.com/office/word/2010/wordprocessingInk" xmlns:wne="http://schemas.microsoft.com/office/word/2006/wordml" xmlns:wps="http://schemas.microsoft.com/office/word/2010/wordprocessingShape" mc:Ignorable="w14 w15 w16se wp14">
   <w:body>
     <w:p>
       <w:pPr>
@@ -2038,6 +2038,21 @@
         <w:lastRenderedPageBreak/>
         <w:t>для генерации любых дидактических материалов, экономящий часы подготовки и позволяющий адаптировать задания под конкретную группу. Организаторы мероприятий – инструмент для создания загадок. Обычный пользователь – безопасное локальное приложение, которое быстро и понятно решает конкретную бытовую задачу без риска утечки данных. Таким образом, программа не просто автоматизирует рутинные операции шифрования, а кардинально повышает эффективность работы для каждой группы пользователей, превращая трудоемкий процесс в быстрый, наглядный и безопасный инструмент, адаптированный под их конкретные потребности.</w:t>
       </w:r>
+    </w:p>
+    <w:p>
+      <w:pPr>
+        <w:widowControl/>
+        <w:autoSpaceDE/>
+        <w:spacing w:line="360" w:lineRule="auto"/>
+        <w:ind w:firstLine="709"/>
+        <w:jc w:val="both"/>
+        <w:rPr>
+          <w:sz w:val="28"/>
+          <w:szCs w:val="28"/>
+        </w:rPr>
+      </w:pPr>
+      <w:bookmarkStart w:id="0" w:name="_GoBack"/>
+      <w:bookmarkEnd w:id="0"/>
       <w:r>
         <w:rPr>
           <w:sz w:val="28"/>
@@ -2106,39 +2121,7 @@
           <w:sz w:val="28"/>
           <w:szCs w:val="28"/>
         </w:rPr>
-        <w:t xml:space="preserve">Программное средство должно выполнять роль законченного инструмента для преобразования текста. Его основная задача − предоставить пользователю возможность зашифровать произвольный текст с помощью шифра Цезаря, сдвигая каждый символ алфавита на заданное число позиций, а также выполнить обратную операцию дешифрования для восстановления исходного сообщения при наличии верного ключа. Работа с данными должна быть гибкой: программа обязана уметь считывать текст как из внешних файлов в текстовом формате </w:t>
-      </w:r>
-      <w:proofErr w:type="spellStart"/>
-      <w:r>
-        <w:rPr>
-          <w:sz w:val="28"/>
-          <w:szCs w:val="28"/>
-        </w:rPr>
-        <w:t>txt</w:t>
-      </w:r>
-      <w:proofErr w:type="spellEnd"/>
-      <w:r>
-        <w:rPr>
-          <w:sz w:val="28"/>
-          <w:szCs w:val="28"/>
-        </w:rPr>
-        <w:t xml:space="preserve">, так и принимать его напрямую через консольный ввод. Результат своей работы − исходный и преобразованный текст − программа должна отображать на экране, а также может сохранять в структурированном и считываемом пользователем виде в файле формата </w:t>
-      </w:r>
-      <w:proofErr w:type="spellStart"/>
-      <w:r>
-        <w:rPr>
-          <w:sz w:val="28"/>
-          <w:szCs w:val="28"/>
-        </w:rPr>
-        <w:t>txt</w:t>
-      </w:r>
-      <w:proofErr w:type="spellEnd"/>
-      <w:r>
-        <w:rPr>
-          <w:sz w:val="28"/>
-          <w:szCs w:val="28"/>
-        </w:rPr>
-        <w:t>. Также программа выводит результат на экран. Для корректной работы алгоритм должен уверенно обрабатывать буквы латинского и кириллического алфавитов, арабские цифры, и пробелы с знаками препинания. Управление процессом шифрования осуществляется через целочисленный ключ, который пользователь задаёт вручную и который применяется как для кодирования, так и для раскодирования текста.</w:t>
+        <w:t>Программное средство должно выполнять роль законченного инструмента для преобразования текста. Его основная задача − предоставить пользователю возможность зашифровать произвольный текст с помощью шифра Цезаря, сдвигая каждый символ алфавита на заданное число позиций, а также выполнить обратную операцию дешифрования для восстановления исходного сообщения при наличии верного ключа. Работа с данными должна быть гибкой: программа обязана уметь считывать текст как из внешних файлов в текстовом формате txt, так и принимать его напрямую через консольный ввод. Результат своей работы − исходный и преобразованный текст − программа должна отображать на экране, а также может сохранять в структурированном и считываемом пользователем виде в файле формата txt. Также программа выводит результат на экран. Для корректной работы алгоритм должен уверенно обрабатывать буквы латинского и кириллического алфавитов, арабские цифры, и пробелы с знаками препинания. Управление процессом шифрования осуществляется через целочисленный ключ, который пользователь задаёт вручную и который применяется как для кодирования, так и для раскодирования текста.</w:t>
       </w:r>
     </w:p>
     <w:p>
@@ -2276,7 +2259,6 @@
               </w:rPr>
             </w:pPr>
             <w:proofErr w:type="spellStart"/>
-            <w:proofErr w:type="gramStart"/>
             <w:r>
               <w:rPr>
                 <w:sz w:val="28"/>
@@ -2285,7 +2267,6 @@
               <w:t>ру.буквы</w:t>
             </w:r>
             <w:proofErr w:type="spellEnd"/>
-            <w:proofErr w:type="gramEnd"/>
             <w:r>
               <w:rPr>
                 <w:sz w:val="28"/>
@@ -2353,7 +2334,6 @@
               </w:rPr>
             </w:pPr>
             <w:proofErr w:type="spellStart"/>
-            <w:proofErr w:type="gramStart"/>
             <w:r>
               <w:rPr>
                 <w:sz w:val="28"/>
@@ -2362,7 +2342,6 @@
               <w:t>РУ.буквы</w:t>
             </w:r>
             <w:proofErr w:type="spellEnd"/>
-            <w:proofErr w:type="gramEnd"/>
           </w:p>
         </w:tc>
         <w:tc>
@@ -2421,7 +2400,6 @@
               </w:rPr>
             </w:pPr>
             <w:proofErr w:type="spellStart"/>
-            <w:proofErr w:type="gramStart"/>
             <w:r>
               <w:rPr>
                 <w:sz w:val="28"/>
@@ -2430,7 +2408,6 @@
               <w:t>англ.буквы</w:t>
             </w:r>
             <w:proofErr w:type="spellEnd"/>
-            <w:proofErr w:type="gramEnd"/>
           </w:p>
         </w:tc>
         <w:tc>
@@ -2625,15 +2602,14 @@
                 <w:sz w:val="28"/>
                 <w:szCs w:val="28"/>
               </w:rPr>
-              <w:t xml:space="preserve">Спец </w:t>
+              <w:t>Спец</w:t>
             </w:r>
             <w:r>
               <w:rPr>
                 <w:sz w:val="28"/>
                 <w:szCs w:val="28"/>
               </w:rPr>
-              <w:lastRenderedPageBreak/>
-              <w:t>символы</w:t>
+              <w:t>.</w:t>
             </w:r>
           </w:p>
         </w:tc>
@@ -2659,70 +2635,12 @@
                 <w:szCs w:val="28"/>
               </w:rPr>
             </w:pPr>
-            <w:proofErr w:type="gramStart"/>
             <w:r>
               <w:rPr>
                 <w:sz w:val="28"/>
                 <w:szCs w:val="28"/>
               </w:rPr>
-              <w:lastRenderedPageBreak/>
-              <w:t>пробел.,;:</w:t>
-            </w:r>
-            <w:proofErr w:type="gramEnd"/>
-            <w:r>
-              <w:rPr>
-                <w:sz w:val="28"/>
-                <w:szCs w:val="28"/>
-              </w:rPr>
-              <w:t>-=+</w:t>
-            </w:r>
-            <w:proofErr w:type="gramStart"/>
-            <w:r>
-              <w:rPr>
-                <w:sz w:val="28"/>
-                <w:szCs w:val="28"/>
-              </w:rPr>
-              <w:t>_!&amp;</w:t>
-            </w:r>
-            <w:proofErr w:type="gramEnd"/>
-            <w:r>
-              <w:rPr>
-                <w:sz w:val="28"/>
-                <w:szCs w:val="28"/>
-              </w:rPr>
-              <w:t>?</w:t>
-            </w:r>
-            <w:proofErr w:type="gramStart"/>
-            <w:r>
-              <w:rPr>
-                <w:sz w:val="28"/>
-                <w:szCs w:val="28"/>
-              </w:rPr>
-              <w:t>/(</w:t>
-            </w:r>
-            <w:proofErr w:type="gramEnd"/>
-            <w:r>
-              <w:rPr>
-                <w:sz w:val="28"/>
-                <w:szCs w:val="28"/>
-              </w:rPr>
-              <w:t>)`~@№#$%^*[{</w:t>
-            </w:r>
-            <w:proofErr w:type="gramStart"/>
-            <w:r>
-              <w:rPr>
-                <w:sz w:val="28"/>
-                <w:szCs w:val="28"/>
-              </w:rPr>
-              <w:t>}]|</w:t>
-            </w:r>
-            <w:proofErr w:type="gramEnd"/>
-            <w:r>
-              <w:rPr>
-                <w:sz w:val="28"/>
-                <w:szCs w:val="28"/>
-              </w:rPr>
-              <w:t>'&lt;&gt;"</w:t>
+              <w:t>пробел.,;:-=+_!&amp;?/()`~@№#$%^*[{}]|'&lt;&gt;"</w:t>
             </w:r>
           </w:p>
         </w:tc>
@@ -2821,23 +2739,7 @@
           <w:sz w:val="28"/>
           <w:szCs w:val="28"/>
         </w:rPr>
-        <w:t xml:space="preserve">Система должна реализовывать классический шифр Цезаря. Для каждого символа исходного текста, входящего в алфавит, программа должна определять его позицию в алфавите и заменять его на символ, находящийся на N позиций правее, где N </w:t>
-      </w:r>
-      <w:proofErr w:type="gramStart"/>
-      <w:r>
-        <w:rPr>
-          <w:sz w:val="28"/>
-          <w:szCs w:val="28"/>
-        </w:rPr>
-        <w:t>− это</w:t>
-      </w:r>
-      <w:proofErr w:type="gramEnd"/>
-      <w:r>
-        <w:rPr>
-          <w:sz w:val="28"/>
-          <w:szCs w:val="28"/>
-        </w:rPr>
-        <w:t xml:space="preserve"> ключ. Например, при ключе N=3 буква «А» превратится в «Г», а «Я» − в «В». Когда необходимо зашифровать символ по ключу, по величине которого не хватает оставшихся в алфавите символов правее от шифруемого символа, алфавит зацикливается. Иными словами, после «Я» сразу идёт «А», а после «9» идет «0».</w:t>
+        <w:t>Система должна реализовывать классический шифр Цезаря. Для каждого символа исходного текста, входящего в алфавит, программа должна определять его позицию в алфавите и заменять его на символ, находящийся на N позиций правее, где N − это ключ. Например, при ключе N=3 буква «А» превратится в «Г», а «Я» − в «В». Когда необходимо зашифровать символ по ключу, по величине которого не хватает оставшихся в алфавите символов правее от шифруемого символа, алфавит зацикливается. Иными словами, после «Я» сразу идёт «А», а после «9» идет «0».</w:t>
       </w:r>
     </w:p>
     <w:p>
@@ -2875,7 +2777,6 @@
         </w:rPr>
         <w:t xml:space="preserve">В программе подразумеваются ограничения по вводимому тексту. Программное средство корректно обрабатывает </w:t>
       </w:r>
-      <w:proofErr w:type="gramStart"/>
       <w:r>
         <w:rPr>
           <w:sz w:val="28"/>
@@ -2883,7 +2784,13 @@
         </w:rPr>
         <w:t>символы</w:t>
       </w:r>
-      <w:proofErr w:type="gramEnd"/>
+      <w:r>
+        <w:rPr>
+          <w:sz w:val="28"/>
+          <w:szCs w:val="28"/>
+        </w:rPr>
+        <w:t>,</w:t>
+      </w:r>
       <w:r>
         <w:rPr>
           <w:sz w:val="28"/>
@@ -2990,32 +2897,25 @@
           <w:sz w:val="28"/>
           <w:szCs w:val="28"/>
         </w:rPr>
-        <w:t xml:space="preserve">система реагирует выводом сообщения: «Ошибка! Неизвестные символы. Уберите, символы которых нет в алфавите и </w:t>
-      </w:r>
+        <w:t>система реагирует выводом сообщения: «Ошибка! Неизвестные символы. Уберите, символы которых нет в алфавите и попробуйте снова.»</w:t>
+      </w:r>
+    </w:p>
+    <w:p>
+      <w:pPr>
+        <w:spacing w:line="360" w:lineRule="auto"/>
+        <w:ind w:firstLine="709"/>
+        <w:jc w:val="both"/>
+        <w:rPr>
+          <w:sz w:val="28"/>
+          <w:szCs w:val="28"/>
+        </w:rPr>
+      </w:pPr>
       <w:r>
         <w:rPr>
           <w:sz w:val="28"/>
           <w:szCs w:val="28"/>
         </w:rPr>
         <w:lastRenderedPageBreak/>
-        <w:t>попробуйте снова.»</w:t>
-      </w:r>
-    </w:p>
-    <w:p>
-      <w:pPr>
-        <w:spacing w:line="360" w:lineRule="auto"/>
-        <w:ind w:firstLine="709"/>
-        <w:jc w:val="both"/>
-        <w:rPr>
-          <w:sz w:val="28"/>
-          <w:szCs w:val="28"/>
-        </w:rPr>
-      </w:pPr>
-      <w:r>
-        <w:rPr>
-          <w:sz w:val="28"/>
-          <w:szCs w:val="28"/>
-        </w:rPr>
         <w:t xml:space="preserve">Ситуация </w:t>
       </w:r>
       <w:r>
@@ -3101,7 +3001,7 @@
       <w:pPr>
         <w:spacing w:line="360" w:lineRule="auto"/>
         <w:ind w:firstLine="709"/>
-        <w:jc w:val="both"/>
+        <w:jc w:val="center"/>
         <w:rPr>
           <w:sz w:val="28"/>
           <w:szCs w:val="28"/>
@@ -3529,23 +3429,7 @@
                 <w:sz w:val="28"/>
                 <w:szCs w:val="28"/>
               </w:rPr>
-              <w:t>5+-6+-7+</w:t>
-            </w:r>
-            <w:proofErr w:type="gramStart"/>
-            <w:r>
-              <w:rPr>
-                <w:sz w:val="28"/>
-                <w:szCs w:val="28"/>
-              </w:rPr>
-              <w:t>-;+</w:t>
-            </w:r>
-            <w:proofErr w:type="gramEnd"/>
-            <w:r>
-              <w:rPr>
-                <w:sz w:val="28"/>
-                <w:szCs w:val="28"/>
-              </w:rPr>
-              <w:t>-:</w:t>
+              <w:t>5+-6+-7+-;+-:</w:t>
             </w:r>
           </w:p>
         </w:tc>
@@ -4155,23 +4039,7 @@
           <w:sz w:val="28"/>
           <w:szCs w:val="28"/>
         </w:rPr>
-        <w:t xml:space="preserve">Дешифрование в проектируемой системе является обратной операцией шифрования. Для получения исходного текста из шифрованного текста программа должна сдвигать каждый символ алфавита на N позиций влево, где N </w:t>
-      </w:r>
-      <w:proofErr w:type="gramStart"/>
-      <w:r>
-        <w:rPr>
-          <w:sz w:val="28"/>
-          <w:szCs w:val="28"/>
-        </w:rPr>
-        <w:t>− это</w:t>
-      </w:r>
-      <w:proofErr w:type="gramEnd"/>
-      <w:r>
-        <w:rPr>
-          <w:sz w:val="28"/>
-          <w:szCs w:val="28"/>
-        </w:rPr>
-        <w:t xml:space="preserve"> тот же ключ, который использовался для шифрования. Цикличность алфавита также соблюдается. Например, для зашифрованного текста «</w:t>
+        <w:t>Дешифрование в проектируемой системе является обратной операцией шифрования. Для получения исходного текста из шифрованного текста программа должна сдвигать каждый символ алфавита на N позиций влево, где N − это тот же ключ, который использовался для шифрования. Цикличность алфавита также соблюдается. Например, для зашифрованного текста «</w:t>
       </w:r>
       <w:proofErr w:type="spellStart"/>
       <w:r>
@@ -5042,7 +4910,6 @@
         </w:rPr>
         <w:t xml:space="preserve">Главная форма (Класс </w:t>
       </w:r>
-      <w:proofErr w:type="spellStart"/>
       <w:r>
         <w:rPr>
           <w:bCs/>
@@ -5052,7 +4919,6 @@
         </w:rPr>
         <w:t>MainForm</w:t>
       </w:r>
-      <w:proofErr w:type="spellEnd"/>
       <w:r>
         <w:rPr>
           <w:bCs/>
@@ -5080,7 +4946,6 @@
         </w:rPr>
         <w:t xml:space="preserve">Класс </w:t>
       </w:r>
-      <w:proofErr w:type="spellStart"/>
       <w:r>
         <w:rPr>
           <w:sz w:val="28"/>
@@ -5089,7 +4954,6 @@
         </w:rPr>
         <w:t>InputOutput</w:t>
       </w:r>
-      <w:proofErr w:type="spellEnd"/>
       <w:r>
         <w:rPr>
           <w:sz w:val="28"/>
@@ -5226,7 +5090,6 @@
         </w:rPr>
         <w:t xml:space="preserve">Класс </w:t>
       </w:r>
-      <w:proofErr w:type="spellStart"/>
       <w:r>
         <w:rPr>
           <w:b/>
@@ -5237,7 +5100,6 @@
         </w:rPr>
         <w:t>MainForm</w:t>
       </w:r>
-      <w:proofErr w:type="spellEnd"/>
     </w:p>
     <w:p>
       <w:pPr>
@@ -5387,6 +5249,21 @@
           <w:szCs w:val="28"/>
         </w:rPr>
       </w:pPr>
+      <w:r>
+        <w:rPr>
+          <w:sz w:val="28"/>
+          <w:szCs w:val="28"/>
+          <w:lang w:val="en-US"/>
+        </w:rPr>
+        <w:t>InputOutput</w:t>
+      </w:r>
+      <w:r>
+        <w:rPr>
+          <w:sz w:val="28"/>
+          <w:szCs w:val="28"/>
+        </w:rPr>
+        <w:t xml:space="preserve"> </w:t>
+      </w:r>
       <w:proofErr w:type="spellStart"/>
       <w:r>
         <w:rPr>
@@ -5394,43 +5271,24 @@
           <w:szCs w:val="28"/>
           <w:lang w:val="en-US"/>
         </w:rPr>
+        <w:t>inputOutput</w:t>
+      </w:r>
+      <w:proofErr w:type="spellEnd"/>
+      <w:r>
+        <w:rPr>
+          <w:sz w:val="28"/>
+          <w:szCs w:val="28"/>
+        </w:rPr>
+        <w:t xml:space="preserve">_ - содержит объект класса </w:t>
+      </w:r>
+      <w:r>
+        <w:rPr>
+          <w:sz w:val="28"/>
+          <w:szCs w:val="28"/>
+          <w:lang w:val="en-US"/>
+        </w:rPr>
         <w:t>InputOutput</w:t>
       </w:r>
-      <w:proofErr w:type="spellEnd"/>
-      <w:r>
-        <w:rPr>
-          <w:sz w:val="28"/>
-          <w:szCs w:val="28"/>
-        </w:rPr>
-        <w:t xml:space="preserve"> </w:t>
-      </w:r>
-      <w:proofErr w:type="spellStart"/>
-      <w:r>
-        <w:rPr>
-          <w:sz w:val="28"/>
-          <w:szCs w:val="28"/>
-          <w:lang w:val="en-US"/>
-        </w:rPr>
-        <w:t>inputOutput</w:t>
-      </w:r>
-      <w:proofErr w:type="spellEnd"/>
-      <w:r>
-        <w:rPr>
-          <w:sz w:val="28"/>
-          <w:szCs w:val="28"/>
-        </w:rPr>
-        <w:t xml:space="preserve">_ - содержит объект класса </w:t>
-      </w:r>
-      <w:proofErr w:type="spellStart"/>
-      <w:r>
-        <w:rPr>
-          <w:sz w:val="28"/>
-          <w:szCs w:val="28"/>
-          <w:lang w:val="en-US"/>
-        </w:rPr>
-        <w:t>InputOutput</w:t>
-      </w:r>
-      <w:proofErr w:type="spellEnd"/>
       <w:r>
         <w:rPr>
           <w:sz w:val="28"/>
@@ -5490,7 +5348,6 @@
           <w:szCs w:val="28"/>
         </w:rPr>
       </w:pPr>
-      <w:proofErr w:type="spellStart"/>
       <w:r>
         <w:rPr>
           <w:sz w:val="28"/>
@@ -5499,7 +5356,6 @@
         </w:rPr>
         <w:t>ToolStrip</w:t>
       </w:r>
-      <w:proofErr w:type="spellEnd"/>
       <w:r>
         <w:rPr>
           <w:sz w:val="28"/>
@@ -5507,7 +5363,6 @@
         </w:rPr>
         <w:t xml:space="preserve"> </w:t>
       </w:r>
-      <w:proofErr w:type="spellStart"/>
       <w:r>
         <w:rPr>
           <w:sz w:val="28"/>
@@ -5516,7 +5371,6 @@
         </w:rPr>
         <w:t>MainToolStrip</w:t>
       </w:r>
-      <w:proofErr w:type="spellEnd"/>
       <w:r>
         <w:rPr>
           <w:sz w:val="28"/>
@@ -5537,7 +5391,6 @@
           <w:szCs w:val="28"/>
         </w:rPr>
       </w:pPr>
-      <w:proofErr w:type="spellStart"/>
       <w:r>
         <w:rPr>
           <w:sz w:val="28"/>
@@ -5546,7 +5399,6 @@
         </w:rPr>
         <w:t>ToolStripButton</w:t>
       </w:r>
-      <w:proofErr w:type="spellEnd"/>
       <w:r>
         <w:rPr>
           <w:sz w:val="28"/>
@@ -5554,7 +5406,6 @@
         </w:rPr>
         <w:t xml:space="preserve"> </w:t>
       </w:r>
-      <w:proofErr w:type="spellStart"/>
       <w:r>
         <w:rPr>
           <w:sz w:val="28"/>
@@ -5563,7 +5414,6 @@
         </w:rPr>
         <w:t>ImportToolStripButton</w:t>
       </w:r>
-      <w:proofErr w:type="spellEnd"/>
       <w:r>
         <w:rPr>
           <w:sz w:val="28"/>
@@ -5584,7 +5434,6 @@
           <w:szCs w:val="28"/>
         </w:rPr>
       </w:pPr>
-      <w:proofErr w:type="spellStart"/>
       <w:r>
         <w:rPr>
           <w:sz w:val="28"/>
@@ -5593,7 +5442,6 @@
         </w:rPr>
         <w:t>ToolStripButton</w:t>
       </w:r>
-      <w:proofErr w:type="spellEnd"/>
       <w:r>
         <w:rPr>
           <w:sz w:val="28"/>
@@ -5601,7 +5449,6 @@
         </w:rPr>
         <w:t xml:space="preserve"> </w:t>
       </w:r>
-      <w:proofErr w:type="spellStart"/>
       <w:r>
         <w:rPr>
           <w:sz w:val="28"/>
@@ -5610,7 +5457,6 @@
         </w:rPr>
         <w:t>ExportToolStripButton</w:t>
       </w:r>
-      <w:proofErr w:type="spellEnd"/>
       <w:r>
         <w:rPr>
           <w:sz w:val="28"/>
@@ -5631,7 +5477,6 @@
           <w:szCs w:val="28"/>
         </w:rPr>
       </w:pPr>
-      <w:proofErr w:type="spellStart"/>
       <w:r>
         <w:rPr>
           <w:sz w:val="28"/>
@@ -5640,7 +5485,6 @@
         </w:rPr>
         <w:t>ToolStripButton</w:t>
       </w:r>
-      <w:proofErr w:type="spellEnd"/>
       <w:r>
         <w:rPr>
           <w:sz w:val="28"/>
@@ -5648,7 +5492,6 @@
         </w:rPr>
         <w:t xml:space="preserve"> </w:t>
       </w:r>
-      <w:proofErr w:type="spellStart"/>
       <w:r>
         <w:rPr>
           <w:sz w:val="28"/>
@@ -5657,7 +5500,6 @@
         </w:rPr>
         <w:t>CipherToolStripButton</w:t>
       </w:r>
-      <w:proofErr w:type="spellEnd"/>
       <w:r>
         <w:rPr>
           <w:sz w:val="28"/>
@@ -5678,7 +5520,6 @@
           <w:szCs w:val="28"/>
         </w:rPr>
       </w:pPr>
-      <w:proofErr w:type="spellStart"/>
       <w:r>
         <w:rPr>
           <w:sz w:val="28"/>
@@ -5687,7 +5528,6 @@
         </w:rPr>
         <w:t>ToolStripButton</w:t>
       </w:r>
-      <w:proofErr w:type="spellEnd"/>
       <w:r>
         <w:rPr>
           <w:sz w:val="28"/>
@@ -5695,7 +5535,6 @@
         </w:rPr>
         <w:t xml:space="preserve"> </w:t>
       </w:r>
-      <w:proofErr w:type="spellStart"/>
       <w:r>
         <w:rPr>
           <w:sz w:val="28"/>
@@ -5704,7 +5543,6 @@
         </w:rPr>
         <w:t>DecipherToolStripButton</w:t>
       </w:r>
-      <w:proofErr w:type="spellEnd"/>
       <w:r>
         <w:rPr>
           <w:sz w:val="28"/>
@@ -5725,7 +5563,6 @@
           <w:szCs w:val="28"/>
         </w:rPr>
       </w:pPr>
-      <w:proofErr w:type="spellStart"/>
       <w:r>
         <w:rPr>
           <w:sz w:val="28"/>
@@ -5734,7 +5571,6 @@
         </w:rPr>
         <w:t>ToolStripButton</w:t>
       </w:r>
-      <w:proofErr w:type="spellEnd"/>
       <w:r>
         <w:rPr>
           <w:sz w:val="28"/>
@@ -5742,7 +5578,6 @@
         </w:rPr>
         <w:t xml:space="preserve"> </w:t>
       </w:r>
-      <w:proofErr w:type="spellStart"/>
       <w:r>
         <w:rPr>
           <w:sz w:val="28"/>
@@ -5751,7 +5586,6 @@
         </w:rPr>
         <w:t>ClearToolStripButton</w:t>
       </w:r>
-      <w:proofErr w:type="spellEnd"/>
       <w:r>
         <w:rPr>
           <w:sz w:val="28"/>
@@ -5772,7 +5606,6 @@
           <w:szCs w:val="28"/>
         </w:rPr>
       </w:pPr>
-      <w:proofErr w:type="spellStart"/>
       <w:r>
         <w:rPr>
           <w:sz w:val="28"/>
@@ -5781,7 +5614,6 @@
         </w:rPr>
         <w:t>ToolStripButton</w:t>
       </w:r>
-      <w:proofErr w:type="spellEnd"/>
       <w:r>
         <w:rPr>
           <w:sz w:val="28"/>
@@ -5833,7 +5665,6 @@
         </w:rPr>
         <w:t xml:space="preserve"> </w:t>
       </w:r>
-      <w:proofErr w:type="spellStart"/>
       <w:r>
         <w:rPr>
           <w:sz w:val="28"/>
@@ -5842,7 +5673,6 @@
         </w:rPr>
         <w:t>MainPanel</w:t>
       </w:r>
-      <w:proofErr w:type="spellEnd"/>
       <w:r>
         <w:rPr>
           <w:sz w:val="28"/>
@@ -5863,7 +5693,6 @@
           <w:szCs w:val="28"/>
         </w:rPr>
       </w:pPr>
-      <w:proofErr w:type="spellStart"/>
       <w:r>
         <w:rPr>
           <w:sz w:val="28"/>
@@ -5872,7 +5701,6 @@
         </w:rPr>
         <w:t>NumericUpDown</w:t>
       </w:r>
-      <w:proofErr w:type="spellEnd"/>
       <w:r>
         <w:rPr>
           <w:sz w:val="28"/>
@@ -5880,7 +5708,6 @@
         </w:rPr>
         <w:t xml:space="preserve"> </w:t>
       </w:r>
-      <w:proofErr w:type="spellStart"/>
       <w:r>
         <w:rPr>
           <w:sz w:val="28"/>
@@ -5889,7 +5716,6 @@
         </w:rPr>
         <w:t>InputKeyNumeric</w:t>
       </w:r>
-      <w:proofErr w:type="spellEnd"/>
       <w:r>
         <w:rPr>
           <w:sz w:val="28"/>
@@ -5910,7 +5736,6 @@
           <w:szCs w:val="28"/>
         </w:rPr>
       </w:pPr>
-      <w:proofErr w:type="spellStart"/>
       <w:r>
         <w:rPr>
           <w:sz w:val="28"/>
@@ -5919,7 +5744,6 @@
         </w:rPr>
         <w:t>TextBox</w:t>
       </w:r>
-      <w:proofErr w:type="spellEnd"/>
       <w:r>
         <w:rPr>
           <w:sz w:val="28"/>
@@ -5927,7 +5751,6 @@
         </w:rPr>
         <w:t xml:space="preserve"> </w:t>
       </w:r>
-      <w:proofErr w:type="spellStart"/>
       <w:r>
         <w:rPr>
           <w:sz w:val="28"/>
@@ -5936,7 +5759,6 @@
         </w:rPr>
         <w:t>TextInputTextBox</w:t>
       </w:r>
-      <w:proofErr w:type="spellEnd"/>
       <w:r>
         <w:rPr>
           <w:sz w:val="28"/>
@@ -5957,7 +5779,6 @@
           <w:szCs w:val="28"/>
         </w:rPr>
       </w:pPr>
-      <w:proofErr w:type="spellStart"/>
       <w:r>
         <w:rPr>
           <w:sz w:val="28"/>
@@ -5966,7 +5787,6 @@
         </w:rPr>
         <w:t>TextBox</w:t>
       </w:r>
-      <w:proofErr w:type="spellEnd"/>
       <w:r>
         <w:rPr>
           <w:sz w:val="28"/>
@@ -5974,7 +5794,6 @@
         </w:rPr>
         <w:t xml:space="preserve"> </w:t>
       </w:r>
-      <w:proofErr w:type="spellStart"/>
       <w:r>
         <w:rPr>
           <w:sz w:val="28"/>
@@ -5983,7 +5802,6 @@
         </w:rPr>
         <w:t>TextOutputTextBox</w:t>
       </w:r>
-      <w:proofErr w:type="spellEnd"/>
       <w:r>
         <w:rPr>
           <w:sz w:val="28"/>
@@ -6046,7 +5864,6 @@
           <w:szCs w:val="28"/>
         </w:rPr>
       </w:pPr>
-      <w:proofErr w:type="spellStart"/>
       <w:proofErr w:type="gramStart"/>
       <w:r>
         <w:rPr>
@@ -6056,7 +5873,6 @@
         </w:rPr>
         <w:t>MainForm</w:t>
       </w:r>
-      <w:proofErr w:type="spellEnd"/>
       <w:r>
         <w:rPr>
           <w:sz w:val="28"/>
@@ -6085,6 +5901,7 @@
           <w:szCs w:val="28"/>
         </w:rPr>
       </w:pPr>
+      <w:proofErr w:type="gramStart"/>
       <w:r>
         <w:rPr>
           <w:sz w:val="28"/>
@@ -6094,6 +5911,7 @@
         <w:lastRenderedPageBreak/>
         <w:t>void</w:t>
       </w:r>
+      <w:proofErr w:type="gramEnd"/>
       <w:r>
         <w:rPr>
           <w:sz w:val="28"/>
@@ -6101,7 +5919,6 @@
         </w:rPr>
         <w:t xml:space="preserve"> </w:t>
       </w:r>
-      <w:proofErr w:type="spellStart"/>
       <w:r>
         <w:rPr>
           <w:sz w:val="28"/>
@@ -6110,7 +5927,6 @@
         </w:rPr>
         <w:t>ImportToolStripButton</w:t>
       </w:r>
-      <w:proofErr w:type="spellEnd"/>
       <w:r>
         <w:rPr>
           <w:sz w:val="28"/>
@@ -6118,7 +5934,6 @@
         </w:rPr>
         <w:t>_</w:t>
       </w:r>
-      <w:proofErr w:type="gramStart"/>
       <w:r>
         <w:rPr>
           <w:sz w:val="28"/>
@@ -6134,7 +5949,6 @@
         </w:rPr>
         <w:t>(</w:t>
       </w:r>
-      <w:proofErr w:type="gramEnd"/>
       <w:r>
         <w:rPr>
           <w:sz w:val="28"/>
@@ -6165,7 +5979,6 @@
         </w:rPr>
         <w:t xml:space="preserve">, </w:t>
       </w:r>
-      <w:proofErr w:type="spellStart"/>
       <w:r>
         <w:rPr>
           <w:sz w:val="28"/>
@@ -6174,7 +5987,6 @@
         </w:rPr>
         <w:t>EventArgs</w:t>
       </w:r>
-      <w:proofErr w:type="spellEnd"/>
       <w:r>
         <w:rPr>
           <w:sz w:val="28"/>
@@ -6281,23 +6093,6 @@
           <w:lang w:val="en-US"/>
         </w:rPr>
       </w:pPr>
-      <w:r>
-        <w:rPr>
-          <w:sz w:val="28"/>
-          <w:szCs w:val="28"/>
-          <w:lang w:val="en-US"/>
-        </w:rPr>
-        <w:t xml:space="preserve">void </w:t>
-      </w:r>
-      <w:proofErr w:type="spellStart"/>
-      <w:r>
-        <w:rPr>
-          <w:sz w:val="28"/>
-          <w:szCs w:val="28"/>
-          <w:lang w:val="en-US"/>
-        </w:rPr>
-        <w:t>ExportToolStripButton_</w:t>
-      </w:r>
       <w:proofErr w:type="gramStart"/>
       <w:r>
         <w:rPr>
@@ -6305,16 +6100,7 @@
           <w:szCs w:val="28"/>
           <w:lang w:val="en-US"/>
         </w:rPr>
-        <w:t>Click</w:t>
-      </w:r>
-      <w:proofErr w:type="spellEnd"/>
-      <w:r>
-        <w:rPr>
-          <w:sz w:val="28"/>
-          <w:szCs w:val="28"/>
-          <w:lang w:val="en-US"/>
-        </w:rPr>
-        <w:t>(</w:t>
+        <w:t>void</w:t>
       </w:r>
       <w:proofErr w:type="gramEnd"/>
       <w:r>
@@ -6323,25 +6109,7 @@
           <w:szCs w:val="28"/>
           <w:lang w:val="en-US"/>
         </w:rPr>
-        <w:t xml:space="preserve">object sender, </w:t>
-      </w:r>
-      <w:proofErr w:type="spellStart"/>
-      <w:r>
-        <w:rPr>
-          <w:sz w:val="28"/>
-          <w:szCs w:val="28"/>
-          <w:lang w:val="en-US"/>
-        </w:rPr>
-        <w:t>EventArgs</w:t>
-      </w:r>
-      <w:proofErr w:type="spellEnd"/>
-      <w:r>
-        <w:rPr>
-          <w:sz w:val="28"/>
-          <w:szCs w:val="28"/>
-          <w:lang w:val="en-US"/>
-        </w:rPr>
-        <w:t xml:space="preserve"> e) – </w:t>
+        <w:t xml:space="preserve"> ExportToolStripButton_Click(object sender, EventArgs e) – </w:t>
       </w:r>
       <w:r>
         <w:rPr>
@@ -6432,23 +6200,6 @@
           <w:lang w:val="en-US"/>
         </w:rPr>
       </w:pPr>
-      <w:r>
-        <w:rPr>
-          <w:sz w:val="28"/>
-          <w:szCs w:val="28"/>
-          <w:lang w:val="en-US"/>
-        </w:rPr>
-        <w:t xml:space="preserve">void </w:t>
-      </w:r>
-      <w:proofErr w:type="spellStart"/>
-      <w:r>
-        <w:rPr>
-          <w:sz w:val="28"/>
-          <w:szCs w:val="28"/>
-          <w:lang w:val="en-US"/>
-        </w:rPr>
-        <w:t>CipherToolStripButton_</w:t>
-      </w:r>
       <w:proofErr w:type="gramStart"/>
       <w:r>
         <w:rPr>
@@ -6456,16 +6207,7 @@
           <w:szCs w:val="28"/>
           <w:lang w:val="en-US"/>
         </w:rPr>
-        <w:t>Click</w:t>
-      </w:r>
-      <w:proofErr w:type="spellEnd"/>
-      <w:r>
-        <w:rPr>
-          <w:sz w:val="28"/>
-          <w:szCs w:val="28"/>
-          <w:lang w:val="en-US"/>
-        </w:rPr>
-        <w:t>(</w:t>
+        <w:t>void</w:t>
       </w:r>
       <w:proofErr w:type="gramEnd"/>
       <w:r>
@@ -6474,25 +6216,7 @@
           <w:szCs w:val="28"/>
           <w:lang w:val="en-US"/>
         </w:rPr>
-        <w:t xml:space="preserve">object sender, </w:t>
-      </w:r>
-      <w:proofErr w:type="spellStart"/>
-      <w:r>
-        <w:rPr>
-          <w:sz w:val="28"/>
-          <w:szCs w:val="28"/>
-          <w:lang w:val="en-US"/>
-        </w:rPr>
-        <w:t>EventArgs</w:t>
-      </w:r>
-      <w:proofErr w:type="spellEnd"/>
-      <w:r>
-        <w:rPr>
-          <w:sz w:val="28"/>
-          <w:szCs w:val="28"/>
-          <w:lang w:val="en-US"/>
-        </w:rPr>
-        <w:t xml:space="preserve"> e) – </w:t>
+        <w:t xml:space="preserve"> CipherToolStripButton_Click(object sender, EventArgs e) – </w:t>
       </w:r>
       <w:r>
         <w:rPr>
@@ -6583,23 +6307,6 @@
           <w:lang w:val="en-US"/>
         </w:rPr>
       </w:pPr>
-      <w:r>
-        <w:rPr>
-          <w:sz w:val="28"/>
-          <w:szCs w:val="28"/>
-          <w:lang w:val="en-US"/>
-        </w:rPr>
-        <w:t xml:space="preserve">void </w:t>
-      </w:r>
-      <w:proofErr w:type="spellStart"/>
-      <w:r>
-        <w:rPr>
-          <w:sz w:val="28"/>
-          <w:szCs w:val="28"/>
-          <w:lang w:val="en-US"/>
-        </w:rPr>
-        <w:t>DecipherToolStripButton_</w:t>
-      </w:r>
       <w:proofErr w:type="gramStart"/>
       <w:r>
         <w:rPr>
@@ -6607,16 +6314,7 @@
           <w:szCs w:val="28"/>
           <w:lang w:val="en-US"/>
         </w:rPr>
-        <w:t>Click</w:t>
-      </w:r>
-      <w:proofErr w:type="spellEnd"/>
-      <w:r>
-        <w:rPr>
-          <w:sz w:val="28"/>
-          <w:szCs w:val="28"/>
-          <w:lang w:val="en-US"/>
-        </w:rPr>
-        <w:t>(</w:t>
+        <w:t>void</w:t>
       </w:r>
       <w:proofErr w:type="gramEnd"/>
       <w:r>
@@ -6625,25 +6323,7 @@
           <w:szCs w:val="28"/>
           <w:lang w:val="en-US"/>
         </w:rPr>
-        <w:t xml:space="preserve">object sender, </w:t>
-      </w:r>
-      <w:proofErr w:type="spellStart"/>
-      <w:r>
-        <w:rPr>
-          <w:sz w:val="28"/>
-          <w:szCs w:val="28"/>
-          <w:lang w:val="en-US"/>
-        </w:rPr>
-        <w:t>EventArgs</w:t>
-      </w:r>
-      <w:proofErr w:type="spellEnd"/>
-      <w:r>
-        <w:rPr>
-          <w:sz w:val="28"/>
-          <w:szCs w:val="28"/>
-          <w:lang w:val="en-US"/>
-        </w:rPr>
-        <w:t xml:space="preserve"> e) – </w:t>
+        <w:t xml:space="preserve"> DecipherToolStripButton_Click(object sender, EventArgs e) – </w:t>
       </w:r>
       <w:r>
         <w:rPr>
@@ -6734,23 +6414,6 @@
           <w:lang w:val="en-US"/>
         </w:rPr>
       </w:pPr>
-      <w:r>
-        <w:rPr>
-          <w:sz w:val="28"/>
-          <w:szCs w:val="28"/>
-          <w:lang w:val="en-US"/>
-        </w:rPr>
-        <w:t xml:space="preserve">void </w:t>
-      </w:r>
-      <w:proofErr w:type="spellStart"/>
-      <w:r>
-        <w:rPr>
-          <w:sz w:val="28"/>
-          <w:szCs w:val="28"/>
-          <w:lang w:val="en-US"/>
-        </w:rPr>
-        <w:t>ClearToolStripButton_</w:t>
-      </w:r>
       <w:proofErr w:type="gramStart"/>
       <w:r>
         <w:rPr>
@@ -6758,16 +6421,7 @@
           <w:szCs w:val="28"/>
           <w:lang w:val="en-US"/>
         </w:rPr>
-        <w:t>Click</w:t>
-      </w:r>
-      <w:proofErr w:type="spellEnd"/>
-      <w:r>
-        <w:rPr>
-          <w:sz w:val="28"/>
-          <w:szCs w:val="28"/>
-          <w:lang w:val="en-US"/>
-        </w:rPr>
-        <w:t>(</w:t>
+        <w:t>void</w:t>
       </w:r>
       <w:proofErr w:type="gramEnd"/>
       <w:r>
@@ -6776,25 +6430,7 @@
           <w:szCs w:val="28"/>
           <w:lang w:val="en-US"/>
         </w:rPr>
-        <w:t xml:space="preserve">object sender, </w:t>
-      </w:r>
-      <w:proofErr w:type="spellStart"/>
-      <w:r>
-        <w:rPr>
-          <w:sz w:val="28"/>
-          <w:szCs w:val="28"/>
-          <w:lang w:val="en-US"/>
-        </w:rPr>
-        <w:t>EventArgs</w:t>
-      </w:r>
-      <w:proofErr w:type="spellEnd"/>
-      <w:r>
-        <w:rPr>
-          <w:sz w:val="28"/>
-          <w:szCs w:val="28"/>
-          <w:lang w:val="en-US"/>
-        </w:rPr>
-        <w:t xml:space="preserve"> e) – </w:t>
+        <w:t xml:space="preserve"> ClearToolStripButton_Click(object sender, EventArgs e) – </w:t>
       </w:r>
       <w:r>
         <w:rPr>
@@ -6930,13 +6566,23 @@
           <w:lang w:val="en-US"/>
         </w:rPr>
       </w:pPr>
-      <w:r>
-        <w:rPr>
-          <w:sz w:val="28"/>
-          <w:szCs w:val="28"/>
-          <w:lang w:val="en-US"/>
-        </w:rPr>
-        <w:t xml:space="preserve">void </w:t>
+      <w:proofErr w:type="gramStart"/>
+      <w:r>
+        <w:rPr>
+          <w:sz w:val="28"/>
+          <w:szCs w:val="28"/>
+          <w:lang w:val="en-US"/>
+        </w:rPr>
+        <w:t>void</w:t>
+      </w:r>
+      <w:proofErr w:type="gramEnd"/>
+      <w:r>
+        <w:rPr>
+          <w:sz w:val="28"/>
+          <w:szCs w:val="28"/>
+          <w:lang w:val="en-US"/>
+        </w:rPr>
+        <w:t xml:space="preserve"> </w:t>
       </w:r>
       <w:proofErr w:type="spellStart"/>
       <w:r>
@@ -6945,16 +6591,7 @@
           <w:szCs w:val="28"/>
           <w:lang w:val="en-US"/>
         </w:rPr>
-        <w:t>AlphabetToolStripButton_</w:t>
-      </w:r>
-      <w:proofErr w:type="gramStart"/>
-      <w:r>
-        <w:rPr>
-          <w:sz w:val="28"/>
-          <w:szCs w:val="28"/>
-          <w:lang w:val="en-US"/>
-        </w:rPr>
-        <w:t>Click</w:t>
+        <w:t>AlphabetToolStripButton_Click</w:t>
       </w:r>
       <w:proofErr w:type="spellEnd"/>
       <w:r>
@@ -6963,34 +6600,7 @@
           <w:szCs w:val="28"/>
           <w:lang w:val="en-US"/>
         </w:rPr>
-        <w:t>(</w:t>
-      </w:r>
-      <w:proofErr w:type="gramEnd"/>
-      <w:r>
-        <w:rPr>
-          <w:sz w:val="28"/>
-          <w:szCs w:val="28"/>
-          <w:lang w:val="en-US"/>
-        </w:rPr>
-        <w:t xml:space="preserve">object sender, </w:t>
-      </w:r>
-      <w:proofErr w:type="spellStart"/>
-      <w:r>
-        <w:rPr>
-          <w:sz w:val="28"/>
-          <w:szCs w:val="28"/>
-          <w:lang w:val="en-US"/>
-        </w:rPr>
-        <w:t>EventArgs</w:t>
-      </w:r>
-      <w:proofErr w:type="spellEnd"/>
-      <w:r>
-        <w:rPr>
-          <w:sz w:val="28"/>
-          <w:szCs w:val="28"/>
-          <w:lang w:val="en-US"/>
-        </w:rPr>
-        <w:t xml:space="preserve"> e) </w:t>
+        <w:t xml:space="preserve">(object sender, EventArgs e) </w:t>
       </w:r>
       <w:r>
         <w:rPr>
@@ -7139,7 +6749,6 @@
         </w:rPr>
         <w:t xml:space="preserve"> </w:t>
       </w:r>
-      <w:proofErr w:type="spellStart"/>
       <w:r>
         <w:rPr>
           <w:b/>
@@ -7149,7 +6758,6 @@
         </w:rPr>
         <w:t>InputOutput</w:t>
       </w:r>
-      <w:proofErr w:type="spellEnd"/>
     </w:p>
     <w:p>
       <w:pPr>
@@ -7210,6 +6818,562 @@
         </w:rPr>
         <w:t xml:space="preserve"> </w:t>
       </w:r>
+      <w:r>
+        <w:rPr>
+          <w:sz w:val="28"/>
+          <w:szCs w:val="28"/>
+          <w:lang w:val="en-US"/>
+        </w:rPr>
+        <w:t>InputKey</w:t>
+      </w:r>
+      <w:r>
+        <w:rPr>
+          <w:sz w:val="28"/>
+          <w:szCs w:val="28"/>
+          <w:lang w:val="en-US"/>
+        </w:rPr>
+        <w:t xml:space="preserve"> (</w:t>
+      </w:r>
+      <w:r>
+        <w:rPr>
+          <w:sz w:val="28"/>
+          <w:szCs w:val="28"/>
+          <w:lang w:val="en-US"/>
+        </w:rPr>
+        <w:t>decimal</w:t>
+      </w:r>
+      <w:r>
+        <w:rPr>
+          <w:sz w:val="28"/>
+          <w:szCs w:val="28"/>
+          <w:lang w:val="en-US"/>
+        </w:rPr>
+        <w:t xml:space="preserve"> </w:t>
+      </w:r>
+      <w:r>
+        <w:rPr>
+          <w:sz w:val="28"/>
+          <w:szCs w:val="28"/>
+          <w:lang w:val="en-US"/>
+        </w:rPr>
+        <w:t>key</w:t>
+      </w:r>
+      <w:r>
+        <w:rPr>
+          <w:sz w:val="28"/>
+          <w:szCs w:val="28"/>
+          <w:lang w:val="en-US"/>
+        </w:rPr>
+        <w:t xml:space="preserve">) – </w:t>
+      </w:r>
+      <w:r>
+        <w:rPr>
+          <w:sz w:val="28"/>
+          <w:szCs w:val="28"/>
+        </w:rPr>
+        <w:t>решает</w:t>
+      </w:r>
+      <w:r>
+        <w:rPr>
+          <w:sz w:val="28"/>
+          <w:szCs w:val="28"/>
+          <w:lang w:val="en-US"/>
+        </w:rPr>
+        <w:t xml:space="preserve"> </w:t>
+      </w:r>
+      <w:r>
+        <w:rPr>
+          <w:sz w:val="28"/>
+          <w:szCs w:val="28"/>
+        </w:rPr>
+        <w:t>задачу</w:t>
+      </w:r>
+      <w:r>
+        <w:rPr>
+          <w:sz w:val="28"/>
+          <w:szCs w:val="28"/>
+          <w:lang w:val="en-US"/>
+        </w:rPr>
+        <w:t xml:space="preserve"> </w:t>
+      </w:r>
+      <w:r>
+        <w:rPr>
+          <w:sz w:val="28"/>
+          <w:szCs w:val="28"/>
+        </w:rPr>
+        <w:t>ввода</w:t>
+      </w:r>
+      <w:r>
+        <w:rPr>
+          <w:sz w:val="28"/>
+          <w:szCs w:val="28"/>
+          <w:lang w:val="en-US"/>
+        </w:rPr>
+        <w:t xml:space="preserve"> </w:t>
+      </w:r>
+      <w:r>
+        <w:rPr>
+          <w:sz w:val="28"/>
+          <w:szCs w:val="28"/>
+        </w:rPr>
+        <w:t>и</w:t>
+      </w:r>
+      <w:r>
+        <w:rPr>
+          <w:sz w:val="28"/>
+          <w:szCs w:val="28"/>
+          <w:lang w:val="en-US"/>
+        </w:rPr>
+        <w:t xml:space="preserve"> </w:t>
+      </w:r>
+      <w:r>
+        <w:rPr>
+          <w:sz w:val="28"/>
+          <w:szCs w:val="28"/>
+        </w:rPr>
+        <w:t>проверки</w:t>
+      </w:r>
+      <w:r>
+        <w:rPr>
+          <w:sz w:val="28"/>
+          <w:szCs w:val="28"/>
+          <w:lang w:val="en-US"/>
+        </w:rPr>
+        <w:t xml:space="preserve"> </w:t>
+      </w:r>
+      <w:r>
+        <w:rPr>
+          <w:sz w:val="28"/>
+          <w:szCs w:val="28"/>
+        </w:rPr>
+        <w:t>ключа</w:t>
+      </w:r>
+      <w:r>
+        <w:rPr>
+          <w:sz w:val="28"/>
+          <w:szCs w:val="28"/>
+          <w:lang w:val="en-US"/>
+        </w:rPr>
+        <w:t xml:space="preserve"> </w:t>
+      </w:r>
+      <w:r>
+        <w:rPr>
+          <w:sz w:val="28"/>
+          <w:szCs w:val="28"/>
+        </w:rPr>
+        <w:t>шифрования</w:t>
+      </w:r>
+      <w:r>
+        <w:rPr>
+          <w:sz w:val="28"/>
+          <w:szCs w:val="28"/>
+          <w:lang w:val="en-US"/>
+        </w:rPr>
+        <w:t xml:space="preserve">. </w:t>
+      </w:r>
+      <w:r>
+        <w:rPr>
+          <w:sz w:val="28"/>
+          <w:szCs w:val="28"/>
+        </w:rPr>
+        <w:t>Получает</w:t>
+      </w:r>
+      <w:r>
+        <w:rPr>
+          <w:sz w:val="28"/>
+          <w:szCs w:val="28"/>
+          <w:lang w:val="en-US"/>
+        </w:rPr>
+        <w:t xml:space="preserve"> </w:t>
+      </w:r>
+      <w:r>
+        <w:rPr>
+          <w:sz w:val="28"/>
+          <w:szCs w:val="28"/>
+        </w:rPr>
+        <w:t>ключ</w:t>
+      </w:r>
+      <w:r>
+        <w:rPr>
+          <w:sz w:val="28"/>
+          <w:szCs w:val="28"/>
+          <w:lang w:val="en-US"/>
+        </w:rPr>
+        <w:t xml:space="preserve"> </w:t>
+      </w:r>
+      <w:r>
+        <w:rPr>
+          <w:sz w:val="28"/>
+          <w:szCs w:val="28"/>
+        </w:rPr>
+        <w:t>в</w:t>
+      </w:r>
+      <w:r>
+        <w:rPr>
+          <w:sz w:val="28"/>
+          <w:szCs w:val="28"/>
+          <w:lang w:val="en-US"/>
+        </w:rPr>
+        <w:t xml:space="preserve"> </w:t>
+      </w:r>
+      <w:r>
+        <w:rPr>
+          <w:sz w:val="28"/>
+          <w:szCs w:val="28"/>
+        </w:rPr>
+        <w:t>виде</w:t>
+      </w:r>
+      <w:r>
+        <w:rPr>
+          <w:sz w:val="28"/>
+          <w:szCs w:val="28"/>
+          <w:lang w:val="en-US"/>
+        </w:rPr>
+        <w:t xml:space="preserve"> </w:t>
+      </w:r>
+      <w:r>
+        <w:rPr>
+          <w:sz w:val="28"/>
+          <w:szCs w:val="28"/>
+          <w:lang w:val="en-US"/>
+        </w:rPr>
+        <w:t>decimal</w:t>
+      </w:r>
+      <w:r>
+        <w:rPr>
+          <w:sz w:val="28"/>
+          <w:szCs w:val="28"/>
+          <w:lang w:val="en-US"/>
+        </w:rPr>
+        <w:t xml:space="preserve">. </w:t>
+      </w:r>
+      <w:r>
+        <w:rPr>
+          <w:sz w:val="28"/>
+          <w:szCs w:val="28"/>
+        </w:rPr>
+        <w:t>Выводит</w:t>
+      </w:r>
+      <w:r>
+        <w:rPr>
+          <w:sz w:val="28"/>
+          <w:szCs w:val="28"/>
+          <w:lang w:val="en-US"/>
+        </w:rPr>
+        <w:t xml:space="preserve"> </w:t>
+      </w:r>
+      <w:r>
+        <w:rPr>
+          <w:sz w:val="28"/>
+          <w:szCs w:val="28"/>
+        </w:rPr>
+        <w:t>ключ</w:t>
+      </w:r>
+      <w:r>
+        <w:rPr>
+          <w:sz w:val="28"/>
+          <w:szCs w:val="28"/>
+          <w:lang w:val="en-US"/>
+        </w:rPr>
+        <w:t xml:space="preserve"> (</w:t>
+      </w:r>
+      <w:r>
+        <w:rPr>
+          <w:sz w:val="28"/>
+          <w:szCs w:val="28"/>
+        </w:rPr>
+        <w:t>целое</w:t>
+      </w:r>
+      <w:r>
+        <w:rPr>
+          <w:sz w:val="28"/>
+          <w:szCs w:val="28"/>
+          <w:lang w:val="en-US"/>
+        </w:rPr>
+        <w:t xml:space="preserve"> </w:t>
+      </w:r>
+      <w:r>
+        <w:rPr>
+          <w:sz w:val="28"/>
+          <w:szCs w:val="28"/>
+        </w:rPr>
+        <w:t>число</w:t>
+      </w:r>
+      <w:r>
+        <w:rPr>
+          <w:sz w:val="28"/>
+          <w:szCs w:val="28"/>
+          <w:lang w:val="en-US"/>
+        </w:rPr>
+        <w:t>)</w:t>
+      </w:r>
+    </w:p>
+    <w:p>
+      <w:pPr>
+        <w:spacing w:line="360" w:lineRule="auto"/>
+        <w:ind w:firstLine="709"/>
+        <w:jc w:val="both"/>
+        <w:rPr>
+          <w:sz w:val="28"/>
+          <w:szCs w:val="28"/>
+        </w:rPr>
+      </w:pPr>
+      <w:r>
+        <w:rPr>
+          <w:sz w:val="28"/>
+          <w:szCs w:val="28"/>
+          <w:lang w:val="en-US"/>
+        </w:rPr>
+        <w:t>string InputFromFile</w:t>
+      </w:r>
+      <w:r>
+        <w:rPr>
+          <w:sz w:val="28"/>
+          <w:szCs w:val="28"/>
+          <w:lang w:val="en-US"/>
+        </w:rPr>
+        <w:t xml:space="preserve"> (</w:t>
+      </w:r>
+      <w:r>
+        <w:rPr>
+          <w:sz w:val="28"/>
+          <w:szCs w:val="28"/>
+          <w:lang w:val="en-US"/>
+        </w:rPr>
+        <w:t>string filePath</w:t>
+      </w:r>
+      <w:r>
+        <w:rPr>
+          <w:sz w:val="28"/>
+          <w:szCs w:val="28"/>
+          <w:lang w:val="en-US"/>
+        </w:rPr>
+        <w:t xml:space="preserve">) – </w:t>
+      </w:r>
+      <w:r>
+        <w:rPr>
+          <w:sz w:val="28"/>
+          <w:szCs w:val="28"/>
+        </w:rPr>
+        <w:t>решает</w:t>
+      </w:r>
+      <w:r>
+        <w:rPr>
+          <w:sz w:val="28"/>
+          <w:szCs w:val="28"/>
+          <w:lang w:val="en-US"/>
+        </w:rPr>
+        <w:t xml:space="preserve"> </w:t>
+      </w:r>
+      <w:r>
+        <w:rPr>
+          <w:sz w:val="28"/>
+          <w:szCs w:val="28"/>
+        </w:rPr>
+        <w:t>задачу</w:t>
+      </w:r>
+      <w:r>
+        <w:rPr>
+          <w:sz w:val="28"/>
+          <w:szCs w:val="28"/>
+          <w:lang w:val="en-US"/>
+        </w:rPr>
+        <w:t xml:space="preserve"> </w:t>
+      </w:r>
+      <w:r>
+        <w:rPr>
+          <w:sz w:val="28"/>
+          <w:szCs w:val="28"/>
+        </w:rPr>
+        <w:t>ввода</w:t>
+      </w:r>
+      <w:r>
+        <w:rPr>
+          <w:sz w:val="28"/>
+          <w:szCs w:val="28"/>
+          <w:lang w:val="en-US"/>
+        </w:rPr>
+        <w:t xml:space="preserve"> </w:t>
+      </w:r>
+      <w:r>
+        <w:rPr>
+          <w:sz w:val="28"/>
+          <w:szCs w:val="28"/>
+        </w:rPr>
+        <w:t>и</w:t>
+      </w:r>
+      <w:r>
+        <w:rPr>
+          <w:sz w:val="28"/>
+          <w:szCs w:val="28"/>
+          <w:lang w:val="en-US"/>
+        </w:rPr>
+        <w:t xml:space="preserve"> </w:t>
+      </w:r>
+      <w:r>
+        <w:rPr>
+          <w:sz w:val="28"/>
+          <w:szCs w:val="28"/>
+        </w:rPr>
+        <w:t>проверки</w:t>
+      </w:r>
+      <w:r>
+        <w:rPr>
+          <w:sz w:val="28"/>
+          <w:szCs w:val="28"/>
+          <w:lang w:val="en-US"/>
+        </w:rPr>
+        <w:t xml:space="preserve"> </w:t>
+      </w:r>
+      <w:r>
+        <w:rPr>
+          <w:sz w:val="28"/>
+          <w:szCs w:val="28"/>
+        </w:rPr>
+        <w:t>текста</w:t>
+      </w:r>
+      <w:r>
+        <w:rPr>
+          <w:sz w:val="28"/>
+          <w:szCs w:val="28"/>
+          <w:lang w:val="en-US"/>
+        </w:rPr>
+        <w:t xml:space="preserve"> </w:t>
+      </w:r>
+      <w:r>
+        <w:rPr>
+          <w:sz w:val="28"/>
+          <w:szCs w:val="28"/>
+        </w:rPr>
+        <w:t>через</w:t>
+      </w:r>
+      <w:r>
+        <w:rPr>
+          <w:sz w:val="28"/>
+          <w:szCs w:val="28"/>
+          <w:lang w:val="en-US"/>
+        </w:rPr>
+        <w:t xml:space="preserve"> </w:t>
+      </w:r>
+      <w:r>
+        <w:rPr>
+          <w:sz w:val="28"/>
+          <w:szCs w:val="28"/>
+        </w:rPr>
+        <w:t>файл</w:t>
+      </w:r>
+      <w:r>
+        <w:rPr>
+          <w:sz w:val="28"/>
+          <w:szCs w:val="28"/>
+          <w:lang w:val="en-US"/>
+        </w:rPr>
+        <w:t xml:space="preserve">. </w:t>
+      </w:r>
+      <w:r>
+        <w:rPr>
+          <w:sz w:val="28"/>
+          <w:szCs w:val="28"/>
+        </w:rPr>
+        <w:t>В качестве параметров получает путь к файлу (строка). Выводит текст из файла (строка).</w:t>
+      </w:r>
+    </w:p>
+    <w:p>
+      <w:pPr>
+        <w:spacing w:line="360" w:lineRule="auto"/>
+        <w:ind w:firstLine="709"/>
+        <w:jc w:val="both"/>
+        <w:rPr>
+          <w:sz w:val="28"/>
+          <w:szCs w:val="28"/>
+        </w:rPr>
+      </w:pPr>
+      <w:r>
+        <w:rPr>
+          <w:sz w:val="28"/>
+          <w:szCs w:val="28"/>
+          <w:lang w:val="en-US"/>
+        </w:rPr>
+        <w:t>string</w:t>
+      </w:r>
+      <w:r>
+        <w:rPr>
+          <w:sz w:val="28"/>
+          <w:szCs w:val="28"/>
+        </w:rPr>
+        <w:t xml:space="preserve"> </w:t>
+      </w:r>
+      <w:r>
+        <w:rPr>
+          <w:sz w:val="28"/>
+          <w:szCs w:val="28"/>
+          <w:lang w:val="en-US"/>
+        </w:rPr>
+        <w:t>InputFromProgram</w:t>
+      </w:r>
+      <w:r>
+        <w:rPr>
+          <w:sz w:val="28"/>
+          <w:szCs w:val="28"/>
+        </w:rPr>
+        <w:t xml:space="preserve"> (</w:t>
+      </w:r>
+      <w:r>
+        <w:rPr>
+          <w:sz w:val="28"/>
+          <w:szCs w:val="28"/>
+          <w:lang w:val="en-US"/>
+        </w:rPr>
+        <w:t>string</w:t>
+      </w:r>
+      <w:r>
+        <w:rPr>
+          <w:sz w:val="28"/>
+          <w:szCs w:val="28"/>
+        </w:rPr>
+        <w:t xml:space="preserve"> </w:t>
+      </w:r>
+      <w:r>
+        <w:rPr>
+          <w:sz w:val="28"/>
+          <w:szCs w:val="28"/>
+          <w:lang w:val="en-US"/>
+        </w:rPr>
+        <w:t>text</w:t>
+      </w:r>
+      <w:r>
+        <w:rPr>
+          <w:sz w:val="28"/>
+          <w:szCs w:val="28"/>
+        </w:rPr>
+        <w:t>) – решает задачу ввода и проверки текста из программы. Получает текст. Выводит текст из программы (строка).</w:t>
+      </w:r>
+    </w:p>
+    <w:p>
+      <w:pPr>
+        <w:spacing w:line="360" w:lineRule="auto"/>
+        <w:ind w:firstLine="709"/>
+        <w:jc w:val="both"/>
+        <w:rPr>
+          <w:sz w:val="28"/>
+          <w:szCs w:val="28"/>
+        </w:rPr>
+      </w:pPr>
+      <w:r>
+        <w:rPr>
+          <w:sz w:val="28"/>
+          <w:szCs w:val="28"/>
+          <w:lang w:val="en-US"/>
+        </w:rPr>
+        <w:t>bool</w:t>
+      </w:r>
+      <w:r>
+        <w:rPr>
+          <w:sz w:val="28"/>
+          <w:szCs w:val="28"/>
+        </w:rPr>
+        <w:t xml:space="preserve"> </w:t>
+      </w:r>
       <w:proofErr w:type="spellStart"/>
       <w:r>
         <w:rPr>
@@ -7217,14 +7381,13 @@
           <w:szCs w:val="28"/>
           <w:lang w:val="en-US"/>
         </w:rPr>
-        <w:t>InputKey</w:t>
+        <w:t>CheckText</w:t>
       </w:r>
       <w:proofErr w:type="spellEnd"/>
       <w:r>
         <w:rPr>
           <w:sz w:val="28"/>
           <w:szCs w:val="28"/>
-          <w:lang w:val="en-US"/>
         </w:rPr>
         <w:t xml:space="preserve"> (</w:t>
       </w:r>
@@ -7234,13 +7397,12 @@
           <w:szCs w:val="28"/>
           <w:lang w:val="en-US"/>
         </w:rPr>
-        <w:t>decimal</w:t>
-      </w:r>
-      <w:r>
-        <w:rPr>
-          <w:sz w:val="28"/>
-          <w:szCs w:val="28"/>
-          <w:lang w:val="en-US"/>
+        <w:t>string</w:t>
+      </w:r>
+      <w:r>
+        <w:rPr>
+          <w:sz w:val="28"/>
+          <w:szCs w:val="28"/>
         </w:rPr>
         <w:t xml:space="preserve"> </w:t>
       </w:r>
@@ -7250,13 +7412,12 @@
           <w:szCs w:val="28"/>
           <w:lang w:val="en-US"/>
         </w:rPr>
-        <w:t>key</w:t>
-      </w:r>
-      <w:r>
-        <w:rPr>
-          <w:sz w:val="28"/>
-          <w:szCs w:val="28"/>
-          <w:lang w:val="en-US"/>
+        <w:t>text</w:t>
+      </w:r>
+      <w:r>
+        <w:rPr>
+          <w:sz w:val="28"/>
+          <w:szCs w:val="28"/>
         </w:rPr>
         <w:t xml:space="preserve">) – </w:t>
       </w:r>
@@ -7265,13 +7426,12 @@
           <w:sz w:val="28"/>
           <w:szCs w:val="28"/>
         </w:rPr>
-        <w:t>решает</w:t>
-      </w:r>
-      <w:r>
-        <w:rPr>
-          <w:sz w:val="28"/>
-          <w:szCs w:val="28"/>
-          <w:lang w:val="en-US"/>
+        <w:t>проверяет</w:t>
+      </w:r>
+      <w:r>
+        <w:rPr>
+          <w:sz w:val="28"/>
+          <w:szCs w:val="28"/>
         </w:rPr>
         <w:t xml:space="preserve"> </w:t>
       </w:r>
@@ -7280,13 +7440,12 @@
           <w:sz w:val="28"/>
           <w:szCs w:val="28"/>
         </w:rPr>
-        <w:t>задачу</w:t>
-      </w:r>
-      <w:r>
-        <w:rPr>
-          <w:sz w:val="28"/>
-          <w:szCs w:val="28"/>
-          <w:lang w:val="en-US"/>
+        <w:t>текст</w:t>
+      </w:r>
+      <w:r>
+        <w:rPr>
+          <w:sz w:val="28"/>
+          <w:szCs w:val="28"/>
         </w:rPr>
         <w:t xml:space="preserve"> </w:t>
       </w:r>
@@ -7295,13 +7454,12 @@
           <w:sz w:val="28"/>
           <w:szCs w:val="28"/>
         </w:rPr>
-        <w:t>ввода</w:t>
-      </w:r>
-      <w:r>
-        <w:rPr>
-          <w:sz w:val="28"/>
-          <w:szCs w:val="28"/>
-          <w:lang w:val="en-US"/>
+        <w:t>на</w:t>
+      </w:r>
+      <w:r>
+        <w:rPr>
+          <w:sz w:val="28"/>
+          <w:szCs w:val="28"/>
         </w:rPr>
         <w:t xml:space="preserve"> </w:t>
       </w:r>
@@ -7310,13 +7468,31 @@
           <w:sz w:val="28"/>
           <w:szCs w:val="28"/>
         </w:rPr>
-        <w:t>и</w:t>
-      </w:r>
-      <w:r>
-        <w:rPr>
-          <w:sz w:val="28"/>
-          <w:szCs w:val="28"/>
-          <w:lang w:val="en-US"/>
+        <w:t>наличие символов, которые программа не может обработать. В качестве параметра получает текст (строка). Выводит результат проверки.</w:t>
+      </w:r>
+    </w:p>
+    <w:p>
+      <w:pPr>
+        <w:spacing w:line="360" w:lineRule="auto"/>
+        <w:ind w:firstLine="709"/>
+        <w:jc w:val="both"/>
+        <w:rPr>
+          <w:sz w:val="28"/>
+          <w:szCs w:val="28"/>
+        </w:rPr>
+      </w:pPr>
+      <w:r>
+        <w:rPr>
+          <w:sz w:val="28"/>
+          <w:szCs w:val="28"/>
+          <w:lang w:val="en-US"/>
+        </w:rPr>
+        <w:t>void</w:t>
+      </w:r>
+      <w:r>
+        <w:rPr>
+          <w:sz w:val="28"/>
+          <w:szCs w:val="28"/>
         </w:rPr>
         <w:t xml:space="preserve"> </w:t>
       </w:r>
@@ -7324,14 +7500,29 @@
         <w:rPr>
           <w:sz w:val="28"/>
           <w:szCs w:val="28"/>
-        </w:rPr>
-        <w:t>проверки</w:t>
-      </w:r>
-      <w:r>
-        <w:rPr>
-          <w:sz w:val="28"/>
-          <w:szCs w:val="28"/>
-          <w:lang w:val="en-US"/>
+          <w:lang w:val="en-US"/>
+        </w:rPr>
+        <w:t>OutputResult</w:t>
+      </w:r>
+      <w:r>
+        <w:rPr>
+          <w:sz w:val="28"/>
+          <w:szCs w:val="28"/>
+        </w:rPr>
+        <w:t xml:space="preserve"> (</w:t>
+      </w:r>
+      <w:r>
+        <w:rPr>
+          <w:sz w:val="28"/>
+          <w:szCs w:val="28"/>
+          <w:lang w:val="en-US"/>
+        </w:rPr>
+        <w:t>string</w:t>
+      </w:r>
+      <w:r>
+        <w:rPr>
+          <w:sz w:val="28"/>
+          <w:szCs w:val="28"/>
         </w:rPr>
         <w:t xml:space="preserve"> </w:t>
       </w:r>
@@ -7339,14 +7530,29 @@
         <w:rPr>
           <w:sz w:val="28"/>
           <w:szCs w:val="28"/>
-        </w:rPr>
-        <w:t>ключа</w:t>
-      </w:r>
-      <w:r>
-        <w:rPr>
-          <w:sz w:val="28"/>
-          <w:szCs w:val="28"/>
-          <w:lang w:val="en-US"/>
+          <w:lang w:val="en-US"/>
+        </w:rPr>
+        <w:t>originalText</w:t>
+      </w:r>
+      <w:r>
+        <w:rPr>
+          <w:sz w:val="28"/>
+          <w:szCs w:val="28"/>
+        </w:rPr>
+        <w:t xml:space="preserve">, </w:t>
+      </w:r>
+      <w:r>
+        <w:rPr>
+          <w:sz w:val="28"/>
+          <w:szCs w:val="28"/>
+          <w:lang w:val="en-US"/>
+        </w:rPr>
+        <w:t>string</w:t>
+      </w:r>
+      <w:r>
+        <w:rPr>
+          <w:sz w:val="28"/>
+          <w:szCs w:val="28"/>
         </w:rPr>
         <w:t xml:space="preserve"> </w:t>
       </w:r>
@@ -7354,638 +7560,10 @@
         <w:rPr>
           <w:sz w:val="28"/>
           <w:szCs w:val="28"/>
-        </w:rPr>
-        <w:t>шифрования</w:t>
-      </w:r>
-      <w:r>
-        <w:rPr>
-          <w:sz w:val="28"/>
-          <w:szCs w:val="28"/>
-          <w:lang w:val="en-US"/>
-        </w:rPr>
-        <w:t xml:space="preserve">. </w:t>
-      </w:r>
-      <w:r>
-        <w:rPr>
-          <w:sz w:val="28"/>
-          <w:szCs w:val="28"/>
-        </w:rPr>
-        <w:t>Получает</w:t>
-      </w:r>
-      <w:r>
-        <w:rPr>
-          <w:sz w:val="28"/>
-          <w:szCs w:val="28"/>
-          <w:lang w:val="en-US"/>
-        </w:rPr>
-        <w:t xml:space="preserve"> </w:t>
-      </w:r>
-      <w:r>
-        <w:rPr>
-          <w:sz w:val="28"/>
-          <w:szCs w:val="28"/>
-        </w:rPr>
-        <w:t>ключ</w:t>
-      </w:r>
-      <w:r>
-        <w:rPr>
-          <w:sz w:val="28"/>
-          <w:szCs w:val="28"/>
-          <w:lang w:val="en-US"/>
-        </w:rPr>
-        <w:t xml:space="preserve"> </w:t>
-      </w:r>
-      <w:r>
-        <w:rPr>
-          <w:sz w:val="28"/>
-          <w:szCs w:val="28"/>
-        </w:rPr>
-        <w:t>в</w:t>
-      </w:r>
-      <w:r>
-        <w:rPr>
-          <w:sz w:val="28"/>
-          <w:szCs w:val="28"/>
-          <w:lang w:val="en-US"/>
-        </w:rPr>
-        <w:t xml:space="preserve"> </w:t>
-      </w:r>
-      <w:r>
-        <w:rPr>
-          <w:sz w:val="28"/>
-          <w:szCs w:val="28"/>
-        </w:rPr>
-        <w:t>виде</w:t>
-      </w:r>
-      <w:r>
-        <w:rPr>
-          <w:sz w:val="28"/>
-          <w:szCs w:val="28"/>
-          <w:lang w:val="en-US"/>
-        </w:rPr>
-        <w:t xml:space="preserve"> </w:t>
-      </w:r>
-      <w:r>
-        <w:rPr>
-          <w:sz w:val="28"/>
-          <w:szCs w:val="28"/>
-          <w:lang w:val="en-US"/>
-        </w:rPr>
-        <w:t>decimal</w:t>
-      </w:r>
-      <w:r>
-        <w:rPr>
-          <w:sz w:val="28"/>
-          <w:szCs w:val="28"/>
-          <w:lang w:val="en-US"/>
-        </w:rPr>
-        <w:t xml:space="preserve">. </w:t>
-      </w:r>
-      <w:r>
-        <w:rPr>
-          <w:sz w:val="28"/>
-          <w:szCs w:val="28"/>
-        </w:rPr>
-        <w:t>Выводит</w:t>
-      </w:r>
-      <w:r>
-        <w:rPr>
-          <w:sz w:val="28"/>
-          <w:szCs w:val="28"/>
-          <w:lang w:val="en-US"/>
-        </w:rPr>
-        <w:t xml:space="preserve"> </w:t>
-      </w:r>
-      <w:r>
-        <w:rPr>
-          <w:sz w:val="28"/>
-          <w:szCs w:val="28"/>
-        </w:rPr>
-        <w:t>ключ</w:t>
-      </w:r>
-      <w:r>
-        <w:rPr>
-          <w:sz w:val="28"/>
-          <w:szCs w:val="28"/>
-          <w:lang w:val="en-US"/>
-        </w:rPr>
-        <w:t xml:space="preserve"> (</w:t>
-      </w:r>
-      <w:r>
-        <w:rPr>
-          <w:sz w:val="28"/>
-          <w:szCs w:val="28"/>
-        </w:rPr>
-        <w:t>целое</w:t>
-      </w:r>
-      <w:r>
-        <w:rPr>
-          <w:sz w:val="28"/>
-          <w:szCs w:val="28"/>
-          <w:lang w:val="en-US"/>
-        </w:rPr>
-        <w:t xml:space="preserve"> </w:t>
-      </w:r>
-      <w:r>
-        <w:rPr>
-          <w:sz w:val="28"/>
-          <w:szCs w:val="28"/>
-        </w:rPr>
-        <w:t>число</w:t>
-      </w:r>
-      <w:r>
-        <w:rPr>
-          <w:sz w:val="28"/>
-          <w:szCs w:val="28"/>
-          <w:lang w:val="en-US"/>
-        </w:rPr>
-        <w:t>)</w:t>
-      </w:r>
-    </w:p>
-    <w:p>
-      <w:pPr>
-        <w:spacing w:line="360" w:lineRule="auto"/>
-        <w:ind w:firstLine="709"/>
-        <w:jc w:val="both"/>
-        <w:rPr>
-          <w:sz w:val="28"/>
-          <w:szCs w:val="28"/>
-        </w:rPr>
-      </w:pPr>
-      <w:r>
-        <w:rPr>
-          <w:sz w:val="28"/>
-          <w:szCs w:val="28"/>
-          <w:lang w:val="en-US"/>
-        </w:rPr>
-        <w:t xml:space="preserve">string </w:t>
-      </w:r>
-      <w:proofErr w:type="spellStart"/>
-      <w:r>
-        <w:rPr>
-          <w:sz w:val="28"/>
-          <w:szCs w:val="28"/>
-          <w:lang w:val="en-US"/>
-        </w:rPr>
-        <w:t>InputFromFile</w:t>
-      </w:r>
-      <w:proofErr w:type="spellEnd"/>
-      <w:r>
-        <w:rPr>
-          <w:sz w:val="28"/>
-          <w:szCs w:val="28"/>
-          <w:lang w:val="en-US"/>
-        </w:rPr>
-        <w:t xml:space="preserve"> (</w:t>
-      </w:r>
-      <w:r>
-        <w:rPr>
-          <w:sz w:val="28"/>
-          <w:szCs w:val="28"/>
-          <w:lang w:val="en-US"/>
-        </w:rPr>
-        <w:t xml:space="preserve">string </w:t>
-      </w:r>
-      <w:proofErr w:type="spellStart"/>
-      <w:r>
-        <w:rPr>
-          <w:sz w:val="28"/>
-          <w:szCs w:val="28"/>
-          <w:lang w:val="en-US"/>
-        </w:rPr>
-        <w:t>filePath</w:t>
-      </w:r>
-      <w:proofErr w:type="spellEnd"/>
-      <w:r>
-        <w:rPr>
-          <w:sz w:val="28"/>
-          <w:szCs w:val="28"/>
-          <w:lang w:val="en-US"/>
-        </w:rPr>
-        <w:t xml:space="preserve">) – </w:t>
-      </w:r>
-      <w:r>
-        <w:rPr>
-          <w:sz w:val="28"/>
-          <w:szCs w:val="28"/>
-        </w:rPr>
-        <w:t>решает</w:t>
-      </w:r>
-      <w:r>
-        <w:rPr>
-          <w:sz w:val="28"/>
-          <w:szCs w:val="28"/>
-          <w:lang w:val="en-US"/>
-        </w:rPr>
-        <w:t xml:space="preserve"> </w:t>
-      </w:r>
-      <w:r>
-        <w:rPr>
-          <w:sz w:val="28"/>
-          <w:szCs w:val="28"/>
-        </w:rPr>
-        <w:t>задачу</w:t>
-      </w:r>
-      <w:r>
-        <w:rPr>
-          <w:sz w:val="28"/>
-          <w:szCs w:val="28"/>
-          <w:lang w:val="en-US"/>
-        </w:rPr>
-        <w:t xml:space="preserve"> </w:t>
-      </w:r>
-      <w:r>
-        <w:rPr>
-          <w:sz w:val="28"/>
-          <w:szCs w:val="28"/>
-        </w:rPr>
-        <w:t>ввода</w:t>
-      </w:r>
-      <w:r>
-        <w:rPr>
-          <w:sz w:val="28"/>
-          <w:szCs w:val="28"/>
-          <w:lang w:val="en-US"/>
-        </w:rPr>
-        <w:t xml:space="preserve"> </w:t>
-      </w:r>
-      <w:r>
-        <w:rPr>
-          <w:sz w:val="28"/>
-          <w:szCs w:val="28"/>
-        </w:rPr>
-        <w:t>и</w:t>
-      </w:r>
-      <w:r>
-        <w:rPr>
-          <w:sz w:val="28"/>
-          <w:szCs w:val="28"/>
-          <w:lang w:val="en-US"/>
-        </w:rPr>
-        <w:t xml:space="preserve"> </w:t>
-      </w:r>
-      <w:r>
-        <w:rPr>
-          <w:sz w:val="28"/>
-          <w:szCs w:val="28"/>
-        </w:rPr>
-        <w:t>проверки</w:t>
-      </w:r>
-      <w:r>
-        <w:rPr>
-          <w:sz w:val="28"/>
-          <w:szCs w:val="28"/>
-          <w:lang w:val="en-US"/>
-        </w:rPr>
-        <w:t xml:space="preserve"> </w:t>
-      </w:r>
-      <w:r>
-        <w:rPr>
-          <w:sz w:val="28"/>
-          <w:szCs w:val="28"/>
-        </w:rPr>
-        <w:t>текста</w:t>
-      </w:r>
-      <w:r>
-        <w:rPr>
-          <w:sz w:val="28"/>
-          <w:szCs w:val="28"/>
-          <w:lang w:val="en-US"/>
-        </w:rPr>
-        <w:t xml:space="preserve"> </w:t>
-      </w:r>
-      <w:r>
-        <w:rPr>
-          <w:sz w:val="28"/>
-          <w:szCs w:val="28"/>
-        </w:rPr>
-        <w:t>через</w:t>
-      </w:r>
-      <w:r>
-        <w:rPr>
-          <w:sz w:val="28"/>
-          <w:szCs w:val="28"/>
-          <w:lang w:val="en-US"/>
-        </w:rPr>
-        <w:t xml:space="preserve"> </w:t>
-      </w:r>
-      <w:r>
-        <w:rPr>
-          <w:sz w:val="28"/>
-          <w:szCs w:val="28"/>
-        </w:rPr>
-        <w:t>файл</w:t>
-      </w:r>
-      <w:r>
-        <w:rPr>
-          <w:sz w:val="28"/>
-          <w:szCs w:val="28"/>
-          <w:lang w:val="en-US"/>
-        </w:rPr>
-        <w:t xml:space="preserve">. </w:t>
-      </w:r>
-      <w:r>
-        <w:rPr>
-          <w:sz w:val="28"/>
-          <w:szCs w:val="28"/>
-        </w:rPr>
-        <w:t>В качестве параметров получает путь к файлу (строка). Выводит текст из файла (строка).</w:t>
-      </w:r>
-    </w:p>
-    <w:p>
-      <w:pPr>
-        <w:spacing w:line="360" w:lineRule="auto"/>
-        <w:ind w:firstLine="709"/>
-        <w:jc w:val="both"/>
-        <w:rPr>
-          <w:sz w:val="28"/>
-          <w:szCs w:val="28"/>
-        </w:rPr>
-      </w:pPr>
-      <w:r>
-        <w:rPr>
-          <w:sz w:val="28"/>
-          <w:szCs w:val="28"/>
-          <w:lang w:val="en-US"/>
-        </w:rPr>
-        <w:t>string</w:t>
-      </w:r>
-      <w:r>
-        <w:rPr>
-          <w:sz w:val="28"/>
-          <w:szCs w:val="28"/>
-        </w:rPr>
-        <w:t xml:space="preserve"> </w:t>
-      </w:r>
-      <w:proofErr w:type="spellStart"/>
-      <w:r>
-        <w:rPr>
-          <w:sz w:val="28"/>
-          <w:szCs w:val="28"/>
-          <w:lang w:val="en-US"/>
-        </w:rPr>
-        <w:t>InputFromProgram</w:t>
-      </w:r>
-      <w:proofErr w:type="spellEnd"/>
-      <w:r>
-        <w:rPr>
-          <w:sz w:val="28"/>
-          <w:szCs w:val="28"/>
-        </w:rPr>
-        <w:t xml:space="preserve"> (</w:t>
-      </w:r>
-      <w:r>
-        <w:rPr>
-          <w:sz w:val="28"/>
-          <w:szCs w:val="28"/>
-          <w:lang w:val="en-US"/>
-        </w:rPr>
-        <w:t>string</w:t>
-      </w:r>
-      <w:r>
-        <w:rPr>
-          <w:sz w:val="28"/>
-          <w:szCs w:val="28"/>
-        </w:rPr>
-        <w:t xml:space="preserve"> </w:t>
-      </w:r>
-      <w:r>
-        <w:rPr>
-          <w:sz w:val="28"/>
-          <w:szCs w:val="28"/>
-          <w:lang w:val="en-US"/>
-        </w:rPr>
-        <w:t>text</w:t>
-      </w:r>
-      <w:r>
-        <w:rPr>
-          <w:sz w:val="28"/>
-          <w:szCs w:val="28"/>
-        </w:rPr>
-        <w:t>) – решает задачу ввода и проверки текста из программы. Получает текст. Выводит текст из программы (строка).</w:t>
-      </w:r>
-    </w:p>
-    <w:p>
-      <w:pPr>
-        <w:spacing w:line="360" w:lineRule="auto"/>
-        <w:ind w:firstLine="709"/>
-        <w:jc w:val="both"/>
-        <w:rPr>
-          <w:sz w:val="28"/>
-          <w:szCs w:val="28"/>
-        </w:rPr>
-      </w:pPr>
-      <w:r>
-        <w:rPr>
-          <w:sz w:val="28"/>
-          <w:szCs w:val="28"/>
-          <w:lang w:val="en-US"/>
-        </w:rPr>
-        <w:t>bool</w:t>
-      </w:r>
-      <w:r>
-        <w:rPr>
-          <w:sz w:val="28"/>
-          <w:szCs w:val="28"/>
-        </w:rPr>
-        <w:t xml:space="preserve"> </w:t>
-      </w:r>
-      <w:proofErr w:type="spellStart"/>
-      <w:r>
-        <w:rPr>
-          <w:sz w:val="28"/>
-          <w:szCs w:val="28"/>
-          <w:lang w:val="en-US"/>
-        </w:rPr>
-        <w:t>CheckText</w:t>
-      </w:r>
-      <w:proofErr w:type="spellEnd"/>
-      <w:r>
-        <w:rPr>
-          <w:sz w:val="28"/>
-          <w:szCs w:val="28"/>
-        </w:rPr>
-        <w:t xml:space="preserve"> (</w:t>
-      </w:r>
-      <w:r>
-        <w:rPr>
-          <w:sz w:val="28"/>
-          <w:szCs w:val="28"/>
-          <w:lang w:val="en-US"/>
-        </w:rPr>
-        <w:t>string</w:t>
-      </w:r>
-      <w:r>
-        <w:rPr>
-          <w:sz w:val="28"/>
-          <w:szCs w:val="28"/>
-        </w:rPr>
-        <w:t xml:space="preserve"> </w:t>
-      </w:r>
-      <w:r>
-        <w:rPr>
-          <w:sz w:val="28"/>
-          <w:szCs w:val="28"/>
-          <w:lang w:val="en-US"/>
-        </w:rPr>
-        <w:t>text</w:t>
-      </w:r>
-      <w:r>
-        <w:rPr>
-          <w:sz w:val="28"/>
-          <w:szCs w:val="28"/>
-        </w:rPr>
-        <w:t xml:space="preserve">) – </w:t>
-      </w:r>
-      <w:r>
-        <w:rPr>
-          <w:sz w:val="28"/>
-          <w:szCs w:val="28"/>
-        </w:rPr>
-        <w:t>проверяет</w:t>
-      </w:r>
-      <w:r>
-        <w:rPr>
-          <w:sz w:val="28"/>
-          <w:szCs w:val="28"/>
-        </w:rPr>
-        <w:t xml:space="preserve"> </w:t>
-      </w:r>
-      <w:r>
-        <w:rPr>
-          <w:sz w:val="28"/>
-          <w:szCs w:val="28"/>
-        </w:rPr>
-        <w:t>текст</w:t>
-      </w:r>
-      <w:r>
-        <w:rPr>
-          <w:sz w:val="28"/>
-          <w:szCs w:val="28"/>
-        </w:rPr>
-        <w:t xml:space="preserve"> </w:t>
-      </w:r>
-      <w:r>
-        <w:rPr>
-          <w:sz w:val="28"/>
-          <w:szCs w:val="28"/>
-        </w:rPr>
-        <w:t>на</w:t>
-      </w:r>
-      <w:r>
-        <w:rPr>
-          <w:sz w:val="28"/>
-          <w:szCs w:val="28"/>
-        </w:rPr>
-        <w:t xml:space="preserve"> </w:t>
-      </w:r>
-      <w:r>
-        <w:rPr>
-          <w:sz w:val="28"/>
-          <w:szCs w:val="28"/>
-        </w:rPr>
-        <w:t>наличие символов, которые программа не может обработать. В качестве параметра получает текст (строка). Выводит результат проверки.</w:t>
-      </w:r>
-    </w:p>
-    <w:p>
-      <w:pPr>
-        <w:spacing w:line="360" w:lineRule="auto"/>
-        <w:ind w:firstLine="709"/>
-        <w:jc w:val="both"/>
-        <w:rPr>
-          <w:sz w:val="28"/>
-          <w:szCs w:val="28"/>
-        </w:rPr>
-      </w:pPr>
-      <w:r>
-        <w:rPr>
-          <w:sz w:val="28"/>
-          <w:szCs w:val="28"/>
-          <w:lang w:val="en-US"/>
-        </w:rPr>
-        <w:t>void</w:t>
-      </w:r>
-      <w:r>
-        <w:rPr>
-          <w:sz w:val="28"/>
-          <w:szCs w:val="28"/>
-        </w:rPr>
-        <w:t xml:space="preserve"> </w:t>
-      </w:r>
-      <w:proofErr w:type="spellStart"/>
-      <w:r>
-        <w:rPr>
-          <w:sz w:val="28"/>
-          <w:szCs w:val="28"/>
-          <w:lang w:val="en-US"/>
-        </w:rPr>
-        <w:t>OutputResult</w:t>
-      </w:r>
-      <w:proofErr w:type="spellEnd"/>
-      <w:r>
-        <w:rPr>
-          <w:sz w:val="28"/>
-          <w:szCs w:val="28"/>
-        </w:rPr>
-        <w:t xml:space="preserve"> (</w:t>
-      </w:r>
-      <w:r>
-        <w:rPr>
-          <w:sz w:val="28"/>
-          <w:szCs w:val="28"/>
-          <w:lang w:val="en-US"/>
-        </w:rPr>
-        <w:t>string</w:t>
-      </w:r>
-      <w:r>
-        <w:rPr>
-          <w:sz w:val="28"/>
-          <w:szCs w:val="28"/>
-        </w:rPr>
-        <w:t xml:space="preserve"> </w:t>
-      </w:r>
-      <w:proofErr w:type="spellStart"/>
-      <w:r>
-        <w:rPr>
-          <w:sz w:val="28"/>
-          <w:szCs w:val="28"/>
-          <w:lang w:val="en-US"/>
-        </w:rPr>
-        <w:t>originalText</w:t>
-      </w:r>
-      <w:proofErr w:type="spellEnd"/>
-      <w:r>
-        <w:rPr>
-          <w:sz w:val="28"/>
-          <w:szCs w:val="28"/>
-        </w:rPr>
-        <w:t xml:space="preserve">, </w:t>
-      </w:r>
-      <w:r>
-        <w:rPr>
-          <w:sz w:val="28"/>
-          <w:szCs w:val="28"/>
-          <w:lang w:val="en-US"/>
-        </w:rPr>
-        <w:t>string</w:t>
-      </w:r>
-      <w:r>
-        <w:rPr>
-          <w:sz w:val="28"/>
-          <w:szCs w:val="28"/>
-        </w:rPr>
-        <w:t xml:space="preserve"> </w:t>
-      </w:r>
-      <w:proofErr w:type="spellStart"/>
-      <w:r>
-        <w:rPr>
-          <w:sz w:val="28"/>
-          <w:szCs w:val="28"/>
           <w:lang w:val="en-US"/>
         </w:rPr>
         <w:t>encryptedText</w:t>
       </w:r>
-      <w:proofErr w:type="spellEnd"/>
       <w:r>
         <w:rPr>
           <w:sz w:val="28"/>
@@ -8236,6 +7814,7 @@
           <w:szCs w:val="28"/>
         </w:rPr>
       </w:pPr>
+      <w:proofErr w:type="gramStart"/>
       <w:r>
         <w:rPr>
           <w:sz w:val="28"/>
@@ -8251,6 +7830,48 @@
         </w:rPr>
         <w:t>(</w:t>
       </w:r>
+      <w:proofErr w:type="gramEnd"/>
+      <w:r>
+        <w:rPr>
+          <w:sz w:val="28"/>
+          <w:szCs w:val="28"/>
+          <w:lang w:val="en-US"/>
+        </w:rPr>
+        <w:t>chart</w:t>
+      </w:r>
+      <w:r>
+        <w:rPr>
+          <w:sz w:val="28"/>
+          <w:szCs w:val="28"/>
+        </w:rPr>
+        <w:t xml:space="preserve">[] </w:t>
+      </w:r>
+      <w:r>
+        <w:rPr>
+          <w:sz w:val="28"/>
+          <w:szCs w:val="28"/>
+          <w:lang w:val="en-US"/>
+        </w:rPr>
+        <w:t>charts</w:t>
+      </w:r>
+      <w:r>
+        <w:rPr>
+          <w:sz w:val="28"/>
+          <w:szCs w:val="28"/>
+        </w:rPr>
+        <w:t>) – конструктор алфавита.</w:t>
+      </w:r>
+    </w:p>
+    <w:p>
+      <w:pPr>
+        <w:spacing w:line="360" w:lineRule="auto"/>
+        <w:ind w:firstLine="709"/>
+        <w:jc w:val="both"/>
+        <w:rPr>
+          <w:sz w:val="28"/>
+          <w:szCs w:val="28"/>
+        </w:rPr>
+      </w:pPr>
       <w:proofErr w:type="gramStart"/>
       <w:r>
         <w:rPr>
@@ -8258,6 +7879,37 @@
           <w:szCs w:val="28"/>
           <w:lang w:val="en-US"/>
         </w:rPr>
+        <w:t>bool</w:t>
+      </w:r>
+      <w:proofErr w:type="gramEnd"/>
+      <w:r>
+        <w:rPr>
+          <w:sz w:val="28"/>
+          <w:szCs w:val="28"/>
+        </w:rPr>
+        <w:t xml:space="preserve"> </w:t>
+      </w:r>
+      <w:r>
+        <w:rPr>
+          <w:sz w:val="28"/>
+          <w:szCs w:val="28"/>
+          <w:lang w:val="en-US"/>
+        </w:rPr>
+        <w:t>CheckSymbol</w:t>
+      </w:r>
+      <w:r>
+        <w:rPr>
+          <w:sz w:val="28"/>
+          <w:szCs w:val="28"/>
+        </w:rPr>
+        <w:t>(</w:t>
+      </w:r>
+      <w:r>
+        <w:rPr>
+          <w:sz w:val="28"/>
+          <w:szCs w:val="28"/>
+          <w:lang w:val="en-US"/>
+        </w:rPr>
         <w:t>chart</w:t>
       </w:r>
       <w:r>
@@ -8265,88 +7917,359 @@
           <w:sz w:val="28"/>
           <w:szCs w:val="28"/>
         </w:rPr>
-        <w:t>[</w:t>
+        <w:t xml:space="preserve"> </w:t>
+      </w:r>
+      <w:r>
+        <w:rPr>
+          <w:sz w:val="28"/>
+          <w:szCs w:val="28"/>
+          <w:lang w:val="en-US"/>
+        </w:rPr>
+        <w:t>symbol</w:t>
+      </w:r>
+      <w:r>
+        <w:rPr>
+          <w:sz w:val="28"/>
+          <w:szCs w:val="28"/>
+        </w:rPr>
+        <w:t>) – проверяет входит ли символ в алфавит.</w:t>
+      </w:r>
+    </w:p>
+    <w:p>
+      <w:pPr>
+        <w:spacing w:line="360" w:lineRule="auto"/>
+        <w:ind w:firstLine="709"/>
+        <w:jc w:val="both"/>
+        <w:rPr>
+          <w:sz w:val="28"/>
+          <w:szCs w:val="28"/>
+        </w:rPr>
+      </w:pPr>
+    </w:p>
+    <w:p>
+      <w:pPr>
+        <w:spacing w:line="360" w:lineRule="auto"/>
+        <w:ind w:firstLine="709"/>
+        <w:jc w:val="both"/>
+        <w:rPr>
+          <w:b/>
+          <w:sz w:val="28"/>
+          <w:szCs w:val="28"/>
+        </w:rPr>
+      </w:pPr>
+      <w:r>
+        <w:rPr>
+          <w:b/>
+          <w:sz w:val="28"/>
+          <w:szCs w:val="28"/>
+        </w:rPr>
+        <w:t xml:space="preserve">Класс </w:t>
+      </w:r>
+      <w:r>
+        <w:rPr>
+          <w:b/>
+          <w:sz w:val="28"/>
+          <w:szCs w:val="28"/>
+          <w:lang w:val="en-US"/>
+        </w:rPr>
+        <w:t>Cipher</w:t>
+      </w:r>
+    </w:p>
+    <w:p>
+      <w:pPr>
+        <w:spacing w:line="360" w:lineRule="auto"/>
+        <w:ind w:firstLine="709"/>
+        <w:jc w:val="both"/>
+        <w:rPr>
+          <w:b/>
+          <w:sz w:val="28"/>
+          <w:szCs w:val="28"/>
+        </w:rPr>
+      </w:pPr>
+      <w:r>
+        <w:rPr>
+          <w:b/>
+          <w:sz w:val="28"/>
+          <w:szCs w:val="28"/>
+        </w:rPr>
+        <w:t>Поля и свойства:</w:t>
+      </w:r>
+    </w:p>
+    <w:p>
+      <w:pPr>
+        <w:spacing w:line="360" w:lineRule="auto"/>
+        <w:ind w:firstLine="709"/>
+        <w:jc w:val="both"/>
+        <w:rPr>
+          <w:sz w:val="28"/>
+          <w:szCs w:val="28"/>
+        </w:rPr>
+      </w:pPr>
+      <w:r>
+        <w:rPr>
+          <w:sz w:val="28"/>
+          <w:szCs w:val="28"/>
+          <w:lang w:val="en-US"/>
+        </w:rPr>
+        <w:t>Alphabet</w:t>
+      </w:r>
+      <w:r>
+        <w:rPr>
+          <w:sz w:val="28"/>
+          <w:szCs w:val="28"/>
+        </w:rPr>
+        <w:t xml:space="preserve"> </w:t>
+      </w:r>
+      <w:proofErr w:type="spellStart"/>
+      <w:r>
+        <w:rPr>
+          <w:sz w:val="28"/>
+          <w:szCs w:val="28"/>
+          <w:lang w:val="en-US"/>
+        </w:rPr>
+        <w:t>Alphabet</w:t>
+      </w:r>
+      <w:proofErr w:type="spellEnd"/>
+      <w:r>
+        <w:rPr>
+          <w:sz w:val="28"/>
+          <w:szCs w:val="28"/>
+        </w:rPr>
+        <w:t xml:space="preserve"> – содержит алфавит.</w:t>
+      </w:r>
+    </w:p>
+    <w:p>
+      <w:pPr>
+        <w:spacing w:line="360" w:lineRule="auto"/>
+        <w:ind w:firstLine="709"/>
+        <w:jc w:val="both"/>
+        <w:rPr>
+          <w:sz w:val="28"/>
+          <w:szCs w:val="28"/>
+        </w:rPr>
+      </w:pPr>
+    </w:p>
+    <w:p>
+      <w:pPr>
+        <w:spacing w:line="360" w:lineRule="auto"/>
+        <w:ind w:firstLine="709"/>
+        <w:jc w:val="both"/>
+        <w:rPr>
+          <w:b/>
+          <w:sz w:val="28"/>
+          <w:szCs w:val="28"/>
+        </w:rPr>
+      </w:pPr>
+      <w:r>
+        <w:rPr>
+          <w:b/>
+          <w:sz w:val="28"/>
+          <w:szCs w:val="28"/>
+        </w:rPr>
+        <w:t>Методы:</w:t>
+      </w:r>
+    </w:p>
+    <w:p>
+      <w:pPr>
+        <w:spacing w:line="360" w:lineRule="auto"/>
+        <w:ind w:firstLine="709"/>
+        <w:jc w:val="both"/>
+        <w:rPr>
+          <w:sz w:val="28"/>
+          <w:szCs w:val="28"/>
+        </w:rPr>
+      </w:pPr>
+      <w:r>
+        <w:rPr>
+          <w:sz w:val="28"/>
+          <w:szCs w:val="28"/>
+          <w:lang w:val="en-US"/>
+        </w:rPr>
+        <w:t>Cipher</w:t>
+      </w:r>
+      <w:r>
+        <w:rPr>
+          <w:sz w:val="28"/>
+          <w:szCs w:val="28"/>
+        </w:rPr>
+        <w:t xml:space="preserve"> (</w:t>
+      </w:r>
+      <w:r>
+        <w:rPr>
+          <w:sz w:val="28"/>
+          <w:szCs w:val="28"/>
+          <w:lang w:val="en-US"/>
+        </w:rPr>
+        <w:t>Alphabet</w:t>
+      </w:r>
+      <w:r>
+        <w:rPr>
+          <w:sz w:val="28"/>
+          <w:szCs w:val="28"/>
+        </w:rPr>
+        <w:t xml:space="preserve"> </w:t>
+      </w:r>
+      <w:proofErr w:type="spellStart"/>
+      <w:r>
+        <w:rPr>
+          <w:sz w:val="28"/>
+          <w:szCs w:val="28"/>
+          <w:lang w:val="en-US"/>
+        </w:rPr>
+        <w:t>alphabet</w:t>
+      </w:r>
+      <w:proofErr w:type="spellEnd"/>
+      <w:r>
+        <w:rPr>
+          <w:sz w:val="28"/>
+          <w:szCs w:val="28"/>
+        </w:rPr>
+        <w:t>) – конструктор класса.</w:t>
+      </w:r>
+    </w:p>
+    <w:p>
+      <w:pPr>
+        <w:spacing w:line="360" w:lineRule="auto"/>
+        <w:ind w:firstLine="709"/>
+        <w:jc w:val="both"/>
+        <w:rPr>
+          <w:sz w:val="28"/>
+          <w:szCs w:val="28"/>
+        </w:rPr>
+      </w:pPr>
+      <w:r>
+        <w:rPr>
+          <w:sz w:val="28"/>
+          <w:szCs w:val="28"/>
+          <w:lang w:val="en-US"/>
+        </w:rPr>
+        <w:t xml:space="preserve">string EncryptData (string originalText, int key) – </w:t>
+      </w:r>
+      <w:r>
+        <w:rPr>
+          <w:sz w:val="28"/>
+          <w:szCs w:val="28"/>
+        </w:rPr>
+        <w:t>решает</w:t>
+      </w:r>
+      <w:r>
+        <w:rPr>
+          <w:sz w:val="28"/>
+          <w:szCs w:val="28"/>
+          <w:lang w:val="en-US"/>
+        </w:rPr>
+        <w:t xml:space="preserve"> </w:t>
+      </w:r>
+      <w:r>
+        <w:rPr>
+          <w:sz w:val="28"/>
+          <w:szCs w:val="28"/>
+        </w:rPr>
+        <w:t>задачу</w:t>
+      </w:r>
+      <w:r>
+        <w:rPr>
+          <w:sz w:val="28"/>
+          <w:szCs w:val="28"/>
+          <w:lang w:val="en-US"/>
+        </w:rPr>
+        <w:t xml:space="preserve"> </w:t>
+      </w:r>
+      <w:r>
+        <w:rPr>
+          <w:sz w:val="28"/>
+          <w:szCs w:val="28"/>
+        </w:rPr>
+        <w:t>шифровки</w:t>
+      </w:r>
+      <w:r>
+        <w:rPr>
+          <w:sz w:val="28"/>
+          <w:szCs w:val="28"/>
+          <w:lang w:val="en-US"/>
+        </w:rPr>
+        <w:t xml:space="preserve"> </w:t>
+      </w:r>
+      <w:r>
+        <w:rPr>
+          <w:sz w:val="28"/>
+          <w:szCs w:val="28"/>
+        </w:rPr>
+        <w:t>текста</w:t>
+      </w:r>
+      <w:r>
+        <w:rPr>
+          <w:sz w:val="28"/>
+          <w:szCs w:val="28"/>
+          <w:lang w:val="en-US"/>
+        </w:rPr>
+        <w:t xml:space="preserve">. </w:t>
+      </w:r>
+      <w:r>
+        <w:rPr>
+          <w:sz w:val="28"/>
+          <w:szCs w:val="28"/>
+        </w:rPr>
+        <w:t>В качестве параметров получает оригинальный текст (строка) и ключ (целое число). Выводит зашифрованный текст (строка).</w:t>
+      </w:r>
+    </w:p>
+    <w:p>
+      <w:pPr>
+        <w:spacing w:line="360" w:lineRule="auto"/>
+        <w:ind w:firstLine="709"/>
+        <w:jc w:val="both"/>
+        <w:rPr>
+          <w:sz w:val="28"/>
+          <w:szCs w:val="28"/>
+        </w:rPr>
+      </w:pPr>
+      <w:proofErr w:type="gramStart"/>
+      <w:r>
+        <w:rPr>
+          <w:sz w:val="28"/>
+          <w:szCs w:val="28"/>
+          <w:lang w:val="en-US"/>
+        </w:rPr>
+        <w:t>string</w:t>
       </w:r>
       <w:proofErr w:type="gramEnd"/>
       <w:r>
         <w:rPr>
           <w:sz w:val="28"/>
           <w:szCs w:val="28"/>
-        </w:rPr>
-        <w:t xml:space="preserve">] </w:t>
-      </w:r>
-      <w:r>
-        <w:rPr>
-          <w:sz w:val="28"/>
-          <w:szCs w:val="28"/>
-          <w:lang w:val="en-US"/>
-        </w:rPr>
-        <w:t>charts</w:t>
-      </w:r>
-      <w:r>
-        <w:rPr>
-          <w:sz w:val="28"/>
-          <w:szCs w:val="28"/>
-        </w:rPr>
-        <w:t>) – конструктор алфавита.</w:t>
-      </w:r>
-    </w:p>
-    <w:p>
-      <w:pPr>
-        <w:spacing w:line="360" w:lineRule="auto"/>
-        <w:ind w:firstLine="709"/>
-        <w:jc w:val="both"/>
-        <w:rPr>
-          <w:sz w:val="28"/>
-          <w:szCs w:val="28"/>
-        </w:rPr>
-      </w:pPr>
-      <w:r>
-        <w:rPr>
-          <w:sz w:val="28"/>
-          <w:szCs w:val="28"/>
-          <w:lang w:val="en-US"/>
-        </w:rPr>
-        <w:t>bool</w:t>
-      </w:r>
-      <w:r>
-        <w:rPr>
-          <w:sz w:val="28"/>
-          <w:szCs w:val="28"/>
+          <w:lang w:val="en-US"/>
         </w:rPr>
         <w:t xml:space="preserve"> </w:t>
       </w:r>
-      <w:proofErr w:type="spellStart"/>
-      <w:proofErr w:type="gramStart"/>
-      <w:r>
-        <w:rPr>
-          <w:sz w:val="28"/>
-          <w:szCs w:val="28"/>
-          <w:lang w:val="en-US"/>
-        </w:rPr>
-        <w:t>CheckSymbol</w:t>
-      </w:r>
-      <w:proofErr w:type="spellEnd"/>
-      <w:r>
-        <w:rPr>
-          <w:sz w:val="28"/>
-          <w:szCs w:val="28"/>
+      <w:r>
+        <w:rPr>
+          <w:sz w:val="28"/>
+          <w:szCs w:val="28"/>
+          <w:lang w:val="en-US"/>
+        </w:rPr>
+        <w:t>DecryptData</w:t>
+      </w:r>
+      <w:r>
+        <w:rPr>
+          <w:sz w:val="28"/>
+          <w:szCs w:val="28"/>
+          <w:lang w:val="en-US"/>
         </w:rPr>
         <w:t>(</w:t>
       </w:r>
-      <w:proofErr w:type="gramEnd"/>
-      <w:r>
-        <w:rPr>
-          <w:sz w:val="28"/>
-          <w:szCs w:val="28"/>
-          <w:lang w:val="en-US"/>
-        </w:rPr>
-        <w:t>chart</w:t>
-      </w:r>
-      <w:r>
-        <w:rPr>
-          <w:sz w:val="28"/>
-          <w:szCs w:val="28"/>
+      <w:r>
+        <w:rPr>
+          <w:sz w:val="28"/>
+          <w:szCs w:val="28"/>
+          <w:lang w:val="en-US"/>
+        </w:rPr>
+        <w:t>string</w:t>
+      </w:r>
+      <w:r>
+        <w:rPr>
+          <w:sz w:val="28"/>
+          <w:szCs w:val="28"/>
+          <w:lang w:val="en-US"/>
         </w:rPr>
         <w:t xml:space="preserve"> </w:t>
       </w:r>
@@ -8356,14 +8279,132 @@
           <w:szCs w:val="28"/>
           <w:lang w:val="en-US"/>
         </w:rPr>
-        <w:t>symbol</w:t>
-      </w:r>
-      <w:r>
-        <w:rPr>
-          <w:sz w:val="28"/>
-          <w:szCs w:val="28"/>
-        </w:rPr>
-        <w:t>) – проверяет входит ли символ в алфавит.</w:t>
+        <w:t>encryptedText</w:t>
+      </w:r>
+      <w:r>
+        <w:rPr>
+          <w:sz w:val="28"/>
+          <w:szCs w:val="28"/>
+          <w:lang w:val="en-US"/>
+        </w:rPr>
+        <w:t xml:space="preserve">, </w:t>
+      </w:r>
+      <w:r>
+        <w:rPr>
+          <w:sz w:val="28"/>
+          <w:szCs w:val="28"/>
+          <w:lang w:val="en-US"/>
+        </w:rPr>
+        <w:t>int</w:t>
+      </w:r>
+      <w:r>
+        <w:rPr>
+          <w:sz w:val="28"/>
+          <w:szCs w:val="28"/>
+          <w:lang w:val="en-US"/>
+        </w:rPr>
+        <w:t xml:space="preserve"> </w:t>
+      </w:r>
+      <w:r>
+        <w:rPr>
+          <w:sz w:val="28"/>
+          <w:szCs w:val="28"/>
+          <w:lang w:val="en-US"/>
+        </w:rPr>
+        <w:t>key</w:t>
+      </w:r>
+      <w:r>
+        <w:rPr>
+          <w:sz w:val="28"/>
+          <w:szCs w:val="28"/>
+          <w:lang w:val="en-US"/>
+        </w:rPr>
+        <w:t xml:space="preserve">) – </w:t>
+      </w:r>
+      <w:r>
+        <w:rPr>
+          <w:sz w:val="28"/>
+          <w:szCs w:val="28"/>
+        </w:rPr>
+        <w:t>решает</w:t>
+      </w:r>
+      <w:r>
+        <w:rPr>
+          <w:sz w:val="28"/>
+          <w:szCs w:val="28"/>
+          <w:lang w:val="en-US"/>
+        </w:rPr>
+        <w:t xml:space="preserve"> </w:t>
+      </w:r>
+      <w:r>
+        <w:rPr>
+          <w:sz w:val="28"/>
+          <w:szCs w:val="28"/>
+        </w:rPr>
+        <w:t>задачу</w:t>
+      </w:r>
+      <w:r>
+        <w:rPr>
+          <w:sz w:val="28"/>
+          <w:szCs w:val="28"/>
+          <w:lang w:val="en-US"/>
+        </w:rPr>
+        <w:t xml:space="preserve"> </w:t>
+      </w:r>
+      <w:r>
+        <w:rPr>
+          <w:sz w:val="28"/>
+          <w:szCs w:val="28"/>
+        </w:rPr>
+        <w:t>дешифровки</w:t>
+      </w:r>
+      <w:r>
+        <w:rPr>
+          <w:sz w:val="28"/>
+          <w:szCs w:val="28"/>
+          <w:lang w:val="en-US"/>
+        </w:rPr>
+        <w:t xml:space="preserve"> </w:t>
+      </w:r>
+      <w:r>
+        <w:rPr>
+          <w:sz w:val="28"/>
+          <w:szCs w:val="28"/>
+        </w:rPr>
+        <w:t>текста</w:t>
+      </w:r>
+      <w:r>
+        <w:rPr>
+          <w:sz w:val="28"/>
+          <w:szCs w:val="28"/>
+          <w:lang w:val="en-US"/>
+        </w:rPr>
+        <w:t xml:space="preserve">. </w:t>
+      </w:r>
+      <w:r>
+        <w:rPr>
+          <w:sz w:val="28"/>
+          <w:szCs w:val="28"/>
+        </w:rPr>
+        <w:t>В качестве параметров получает зашифрованный текст (строка) и ключ (целое число). Выводит дешифрованный текст (строка).</w:t>
+      </w:r>
+    </w:p>
+    <w:p>
+      <w:pPr>
+        <w:spacing w:line="360" w:lineRule="auto"/>
+        <w:ind w:firstLine="709"/>
+        <w:jc w:val="both"/>
+        <w:rPr>
+          <w:sz w:val="28"/>
+          <w:szCs w:val="28"/>
+        </w:rPr>
+      </w:pPr>
+      <w:r>
+        <w:rPr>
+          <w:sz w:val="28"/>
+          <w:szCs w:val="28"/>
+        </w:rPr>
+        <w:t>…</w:t>
       </w:r>
     </w:p>
     <w:p>
@@ -8394,604 +8435,100 @@
           <w:sz w:val="28"/>
           <w:szCs w:val="28"/>
         </w:rPr>
-        <w:t xml:space="preserve">Класс </w:t>
-      </w:r>
-      <w:r>
-        <w:rPr>
-          <w:b/>
+        <w:t>Взаимосвязь классов</w:t>
+      </w:r>
+    </w:p>
+    <w:p>
+      <w:pPr>
+        <w:spacing w:line="360" w:lineRule="auto"/>
+        <w:ind w:firstLine="709"/>
+        <w:jc w:val="both"/>
+        <w:rPr>
+          <w:sz w:val="28"/>
+          <w:szCs w:val="28"/>
+        </w:rPr>
+      </w:pPr>
+      <w:r>
+        <w:rPr>
+          <w:sz w:val="28"/>
+          <w:szCs w:val="28"/>
+        </w:rPr>
+        <w:t>Взаимодействие между компонентами организовано следующим образом:</w:t>
+      </w:r>
+    </w:p>
+    <w:p>
+      <w:pPr>
+        <w:spacing w:line="360" w:lineRule="auto"/>
+        <w:ind w:firstLine="709"/>
+        <w:jc w:val="both"/>
+        <w:rPr>
+          <w:sz w:val="28"/>
+          <w:szCs w:val="28"/>
+        </w:rPr>
+      </w:pPr>
+      <w:r>
+        <w:rPr>
+          <w:sz w:val="28"/>
+          <w:szCs w:val="28"/>
+        </w:rPr>
+        <w:t>При старте приложения отображается «Главная форма» (</w:t>
+      </w:r>
+      <w:r>
+        <w:rPr>
+          <w:sz w:val="28"/>
+          <w:szCs w:val="28"/>
+          <w:lang w:val="en-US"/>
+        </w:rPr>
+        <w:t>MainForm</w:t>
+      </w:r>
+      <w:r>
+        <w:rPr>
+          <w:sz w:val="28"/>
+          <w:szCs w:val="28"/>
+        </w:rPr>
+        <w:t>).</w:t>
+      </w:r>
+    </w:p>
+    <w:p>
+      <w:pPr>
+        <w:spacing w:line="360" w:lineRule="auto"/>
+        <w:ind w:firstLine="709"/>
+        <w:jc w:val="both"/>
+        <w:rPr>
+          <w:sz w:val="28"/>
+          <w:szCs w:val="28"/>
+        </w:rPr>
+      </w:pPr>
+      <w:r>
+        <w:rPr>
+          <w:sz w:val="28"/>
+          <w:szCs w:val="28"/>
+        </w:rPr>
+        <w:t>Главная форма подгружает классы «Алфавит» (</w:t>
+      </w:r>
+      <w:r>
+        <w:rPr>
+          <w:sz w:val="28"/>
+          <w:szCs w:val="28"/>
+          <w:lang w:val="en-US"/>
+        </w:rPr>
+        <w:t>Alphabet</w:t>
+      </w:r>
+      <w:r>
+        <w:rPr>
+          <w:sz w:val="28"/>
+          <w:szCs w:val="28"/>
+        </w:rPr>
+        <w:t>), «Шифр» (</w:t>
+      </w:r>
+      <w:r>
+        <w:rPr>
           <w:sz w:val="28"/>
           <w:szCs w:val="28"/>
           <w:lang w:val="en-US"/>
         </w:rPr>
         <w:t>Cipher</w:t>
       </w:r>
-    </w:p>
-    <w:p>
-      <w:pPr>
-        <w:spacing w:line="360" w:lineRule="auto"/>
-        <w:ind w:firstLine="709"/>
-        <w:jc w:val="both"/>
-        <w:rPr>
-          <w:b/>
-          <w:sz w:val="28"/>
-          <w:szCs w:val="28"/>
-        </w:rPr>
-      </w:pPr>
-      <w:r>
-        <w:rPr>
-          <w:b/>
-          <w:sz w:val="28"/>
-          <w:szCs w:val="28"/>
-        </w:rPr>
-        <w:t>Поля и свойства:</w:t>
-      </w:r>
-    </w:p>
-    <w:p>
-      <w:pPr>
-        <w:spacing w:line="360" w:lineRule="auto"/>
-        <w:ind w:firstLine="709"/>
-        <w:jc w:val="both"/>
-        <w:rPr>
-          <w:sz w:val="28"/>
-          <w:szCs w:val="28"/>
-        </w:rPr>
-      </w:pPr>
-      <w:r>
-        <w:rPr>
-          <w:sz w:val="28"/>
-          <w:szCs w:val="28"/>
-          <w:lang w:val="en-US"/>
-        </w:rPr>
-        <w:t>Alphabet</w:t>
-      </w:r>
-      <w:r>
-        <w:rPr>
-          <w:sz w:val="28"/>
-          <w:szCs w:val="28"/>
-        </w:rPr>
-        <w:t xml:space="preserve"> </w:t>
-      </w:r>
-      <w:proofErr w:type="spellStart"/>
-      <w:r>
-        <w:rPr>
-          <w:sz w:val="28"/>
-          <w:szCs w:val="28"/>
-          <w:lang w:val="en-US"/>
-        </w:rPr>
-        <w:t>Alphabet</w:t>
-      </w:r>
-      <w:proofErr w:type="spellEnd"/>
-      <w:r>
-        <w:rPr>
-          <w:sz w:val="28"/>
-          <w:szCs w:val="28"/>
-        </w:rPr>
-        <w:t xml:space="preserve"> – содержит алфавит.</w:t>
-      </w:r>
-    </w:p>
-    <w:p>
-      <w:pPr>
-        <w:spacing w:line="360" w:lineRule="auto"/>
-        <w:ind w:firstLine="709"/>
-        <w:jc w:val="both"/>
-        <w:rPr>
-          <w:sz w:val="28"/>
-          <w:szCs w:val="28"/>
-        </w:rPr>
-      </w:pPr>
-    </w:p>
-    <w:p>
-      <w:pPr>
-        <w:spacing w:line="360" w:lineRule="auto"/>
-        <w:ind w:firstLine="709"/>
-        <w:jc w:val="both"/>
-        <w:rPr>
-          <w:b/>
-          <w:sz w:val="28"/>
-          <w:szCs w:val="28"/>
-        </w:rPr>
-      </w:pPr>
-      <w:r>
-        <w:rPr>
-          <w:b/>
-          <w:sz w:val="28"/>
-          <w:szCs w:val="28"/>
-        </w:rPr>
-        <w:t>Методы:</w:t>
-      </w:r>
-    </w:p>
-    <w:p>
-      <w:pPr>
-        <w:spacing w:line="360" w:lineRule="auto"/>
-        <w:ind w:firstLine="709"/>
-        <w:jc w:val="both"/>
-        <w:rPr>
-          <w:sz w:val="28"/>
-          <w:szCs w:val="28"/>
-        </w:rPr>
-      </w:pPr>
-      <w:r>
-        <w:rPr>
-          <w:sz w:val="28"/>
-          <w:szCs w:val="28"/>
-          <w:lang w:val="en-US"/>
-        </w:rPr>
-        <w:t>Cipher</w:t>
-      </w:r>
-      <w:r>
-        <w:rPr>
-          <w:sz w:val="28"/>
-          <w:szCs w:val="28"/>
-        </w:rPr>
-        <w:t xml:space="preserve"> (</w:t>
-      </w:r>
-      <w:r>
-        <w:rPr>
-          <w:sz w:val="28"/>
-          <w:szCs w:val="28"/>
-          <w:lang w:val="en-US"/>
-        </w:rPr>
-        <w:t>Alphabet</w:t>
-      </w:r>
-      <w:r>
-        <w:rPr>
-          <w:sz w:val="28"/>
-          <w:szCs w:val="28"/>
-        </w:rPr>
-        <w:t xml:space="preserve"> </w:t>
-      </w:r>
-      <w:proofErr w:type="spellStart"/>
-      <w:r>
-        <w:rPr>
-          <w:sz w:val="28"/>
-          <w:szCs w:val="28"/>
-          <w:lang w:val="en-US"/>
-        </w:rPr>
-        <w:t>alphabet</w:t>
-      </w:r>
-      <w:proofErr w:type="spellEnd"/>
-      <w:r>
-        <w:rPr>
-          <w:sz w:val="28"/>
-          <w:szCs w:val="28"/>
-        </w:rPr>
-        <w:t>) – конструктор класса.</w:t>
-      </w:r>
-    </w:p>
-    <w:p>
-      <w:pPr>
-        <w:spacing w:line="360" w:lineRule="auto"/>
-        <w:ind w:firstLine="709"/>
-        <w:jc w:val="both"/>
-        <w:rPr>
-          <w:sz w:val="28"/>
-          <w:szCs w:val="28"/>
-        </w:rPr>
-      </w:pPr>
-      <w:r>
-        <w:rPr>
-          <w:sz w:val="28"/>
-          <w:szCs w:val="28"/>
-          <w:lang w:val="en-US"/>
-        </w:rPr>
-        <w:t xml:space="preserve">string </w:t>
-      </w:r>
-      <w:proofErr w:type="spellStart"/>
-      <w:r>
-        <w:rPr>
-          <w:sz w:val="28"/>
-          <w:szCs w:val="28"/>
-          <w:lang w:val="en-US"/>
-        </w:rPr>
-        <w:t>EncryptData</w:t>
-      </w:r>
-      <w:proofErr w:type="spellEnd"/>
-      <w:r>
-        <w:rPr>
-          <w:sz w:val="28"/>
-          <w:szCs w:val="28"/>
-          <w:lang w:val="en-US"/>
-        </w:rPr>
-        <w:t xml:space="preserve"> (string </w:t>
-      </w:r>
-      <w:proofErr w:type="spellStart"/>
-      <w:r>
-        <w:rPr>
-          <w:sz w:val="28"/>
-          <w:szCs w:val="28"/>
-          <w:lang w:val="en-US"/>
-        </w:rPr>
-        <w:t>originalText</w:t>
-      </w:r>
-      <w:proofErr w:type="spellEnd"/>
-      <w:r>
-        <w:rPr>
-          <w:sz w:val="28"/>
-          <w:szCs w:val="28"/>
-          <w:lang w:val="en-US"/>
-        </w:rPr>
-        <w:t xml:space="preserve">, int key) – </w:t>
-      </w:r>
-      <w:r>
-        <w:rPr>
-          <w:sz w:val="28"/>
-          <w:szCs w:val="28"/>
-        </w:rPr>
-        <w:t>решает</w:t>
-      </w:r>
-      <w:r>
-        <w:rPr>
-          <w:sz w:val="28"/>
-          <w:szCs w:val="28"/>
-          <w:lang w:val="en-US"/>
-        </w:rPr>
-        <w:t xml:space="preserve"> </w:t>
-      </w:r>
-      <w:r>
-        <w:rPr>
-          <w:sz w:val="28"/>
-          <w:szCs w:val="28"/>
-        </w:rPr>
-        <w:t>задачу</w:t>
-      </w:r>
-      <w:r>
-        <w:rPr>
-          <w:sz w:val="28"/>
-          <w:szCs w:val="28"/>
-          <w:lang w:val="en-US"/>
-        </w:rPr>
-        <w:t xml:space="preserve"> </w:t>
-      </w:r>
-      <w:r>
-        <w:rPr>
-          <w:sz w:val="28"/>
-          <w:szCs w:val="28"/>
-        </w:rPr>
-        <w:t>шифровки</w:t>
-      </w:r>
-      <w:r>
-        <w:rPr>
-          <w:sz w:val="28"/>
-          <w:szCs w:val="28"/>
-          <w:lang w:val="en-US"/>
-        </w:rPr>
-        <w:t xml:space="preserve"> </w:t>
-      </w:r>
-      <w:r>
-        <w:rPr>
-          <w:sz w:val="28"/>
-          <w:szCs w:val="28"/>
-        </w:rPr>
-        <w:t>текста</w:t>
-      </w:r>
-      <w:r>
-        <w:rPr>
-          <w:sz w:val="28"/>
-          <w:szCs w:val="28"/>
-          <w:lang w:val="en-US"/>
-        </w:rPr>
-        <w:t xml:space="preserve">. </w:t>
-      </w:r>
-      <w:r>
-        <w:rPr>
-          <w:sz w:val="28"/>
-          <w:szCs w:val="28"/>
-        </w:rPr>
-        <w:t>В качестве параметров получает оригинальный текст (строка) и ключ (целое число). Выводит зашифрованный текст (строка).</w:t>
-      </w:r>
-    </w:p>
-    <w:p>
-      <w:pPr>
-        <w:spacing w:line="360" w:lineRule="auto"/>
-        <w:ind w:firstLine="709"/>
-        <w:jc w:val="both"/>
-        <w:rPr>
-          <w:sz w:val="28"/>
-          <w:szCs w:val="28"/>
-        </w:rPr>
-      </w:pPr>
-      <w:r>
-        <w:rPr>
-          <w:sz w:val="28"/>
-          <w:szCs w:val="28"/>
-          <w:lang w:val="en-US"/>
-        </w:rPr>
-        <w:t>string</w:t>
-      </w:r>
-      <w:r>
-        <w:rPr>
-          <w:sz w:val="28"/>
-          <w:szCs w:val="28"/>
-        </w:rPr>
-        <w:t xml:space="preserve"> </w:t>
-      </w:r>
-      <w:proofErr w:type="spellStart"/>
-      <w:proofErr w:type="gramStart"/>
-      <w:r>
-        <w:rPr>
-          <w:sz w:val="28"/>
-          <w:szCs w:val="28"/>
-          <w:lang w:val="en-US"/>
-        </w:rPr>
-        <w:t>DecryptData</w:t>
-      </w:r>
-      <w:proofErr w:type="spellEnd"/>
-      <w:r>
-        <w:rPr>
-          <w:sz w:val="28"/>
-          <w:szCs w:val="28"/>
-        </w:rPr>
-        <w:t>(</w:t>
-      </w:r>
-      <w:proofErr w:type="gramEnd"/>
-      <w:r>
-        <w:rPr>
-          <w:sz w:val="28"/>
-          <w:szCs w:val="28"/>
-          <w:lang w:val="en-US"/>
-        </w:rPr>
-        <w:t>string</w:t>
-      </w:r>
-      <w:r>
-        <w:rPr>
-          <w:sz w:val="28"/>
-          <w:szCs w:val="28"/>
-        </w:rPr>
-        <w:t xml:space="preserve"> </w:t>
-      </w:r>
-      <w:proofErr w:type="spellStart"/>
-      <w:r>
-        <w:rPr>
-          <w:sz w:val="28"/>
-          <w:szCs w:val="28"/>
-          <w:lang w:val="en-US"/>
-        </w:rPr>
-        <w:t>encryptedText</w:t>
-      </w:r>
-      <w:proofErr w:type="spellEnd"/>
-      <w:r>
-        <w:rPr>
-          <w:sz w:val="28"/>
-          <w:szCs w:val="28"/>
-        </w:rPr>
-        <w:t xml:space="preserve">, </w:t>
-      </w:r>
-      <w:r>
-        <w:rPr>
-          <w:sz w:val="28"/>
-          <w:szCs w:val="28"/>
-          <w:lang w:val="en-US"/>
-        </w:rPr>
-        <w:t>int</w:t>
-      </w:r>
-      <w:r>
-        <w:rPr>
-          <w:sz w:val="28"/>
-          <w:szCs w:val="28"/>
-        </w:rPr>
-        <w:t xml:space="preserve"> </w:t>
-      </w:r>
-      <w:r>
-        <w:rPr>
-          <w:sz w:val="28"/>
-          <w:szCs w:val="28"/>
-          <w:lang w:val="en-US"/>
-        </w:rPr>
-        <w:t>key</w:t>
-      </w:r>
-      <w:r>
-        <w:rPr>
-          <w:sz w:val="28"/>
-          <w:szCs w:val="28"/>
-        </w:rPr>
-        <w:t xml:space="preserve">) – </w:t>
-      </w:r>
-      <w:r>
-        <w:rPr>
-          <w:sz w:val="28"/>
-          <w:szCs w:val="28"/>
-        </w:rPr>
-        <w:t>решает</w:t>
-      </w:r>
-      <w:r>
-        <w:rPr>
-          <w:sz w:val="28"/>
-          <w:szCs w:val="28"/>
-        </w:rPr>
-        <w:t xml:space="preserve"> </w:t>
-      </w:r>
-      <w:r>
-        <w:rPr>
-          <w:sz w:val="28"/>
-          <w:szCs w:val="28"/>
-        </w:rPr>
-        <w:t>задачу</w:t>
-      </w:r>
-      <w:r>
-        <w:rPr>
-          <w:sz w:val="28"/>
-          <w:szCs w:val="28"/>
-        </w:rPr>
-        <w:t xml:space="preserve"> </w:t>
-      </w:r>
-      <w:r>
-        <w:rPr>
-          <w:sz w:val="28"/>
-          <w:szCs w:val="28"/>
-        </w:rPr>
-        <w:t>дешифровки</w:t>
-      </w:r>
-      <w:r>
-        <w:rPr>
-          <w:sz w:val="28"/>
-          <w:szCs w:val="28"/>
-        </w:rPr>
-        <w:t xml:space="preserve"> </w:t>
-      </w:r>
-      <w:r>
-        <w:rPr>
-          <w:sz w:val="28"/>
-          <w:szCs w:val="28"/>
-        </w:rPr>
-        <w:t>текста</w:t>
-      </w:r>
-      <w:r>
-        <w:rPr>
-          <w:sz w:val="28"/>
-          <w:szCs w:val="28"/>
-        </w:rPr>
-        <w:t xml:space="preserve">. </w:t>
-      </w:r>
-      <w:r>
-        <w:rPr>
-          <w:sz w:val="28"/>
-          <w:szCs w:val="28"/>
-        </w:rPr>
-        <w:t>В качестве параметров получает зашифрованный текст (строка) и ключ (целое число). Выводит дешифрованный текст (строка).</w:t>
-      </w:r>
-    </w:p>
-    <w:p>
-      <w:pPr>
-        <w:spacing w:line="360" w:lineRule="auto"/>
-        <w:ind w:firstLine="709"/>
-        <w:jc w:val="both"/>
-        <w:rPr>
-          <w:sz w:val="28"/>
-          <w:szCs w:val="28"/>
-        </w:rPr>
-      </w:pPr>
-      <w:r>
-        <w:rPr>
-          <w:sz w:val="28"/>
-          <w:szCs w:val="28"/>
-        </w:rPr>
-        <w:t>…</w:t>
-      </w:r>
-    </w:p>
-    <w:p>
-      <w:pPr>
-        <w:spacing w:line="360" w:lineRule="auto"/>
-        <w:ind w:firstLine="709"/>
-        <w:jc w:val="both"/>
-        <w:rPr>
-          <w:sz w:val="28"/>
-          <w:szCs w:val="28"/>
-        </w:rPr>
-      </w:pPr>
-    </w:p>
-    <w:p>
-      <w:pPr>
-        <w:spacing w:line="360" w:lineRule="auto"/>
-        <w:ind w:firstLine="709"/>
-        <w:jc w:val="both"/>
-        <w:rPr>
-          <w:b/>
-          <w:sz w:val="28"/>
-          <w:szCs w:val="28"/>
-        </w:rPr>
-      </w:pPr>
-      <w:r>
-        <w:rPr>
-          <w:b/>
-          <w:sz w:val="28"/>
-          <w:szCs w:val="28"/>
-        </w:rPr>
-        <w:t>Взаимосвязь классов</w:t>
-      </w:r>
-    </w:p>
-    <w:p>
-      <w:pPr>
-        <w:spacing w:line="360" w:lineRule="auto"/>
-        <w:ind w:firstLine="709"/>
-        <w:jc w:val="both"/>
-        <w:rPr>
-          <w:sz w:val="28"/>
-          <w:szCs w:val="28"/>
-        </w:rPr>
-      </w:pPr>
-      <w:r>
-        <w:rPr>
-          <w:sz w:val="28"/>
-          <w:szCs w:val="28"/>
-        </w:rPr>
-        <w:t>Взаимодействие между компонентами организовано следующим образом:</w:t>
-      </w:r>
-    </w:p>
-    <w:p>
-      <w:pPr>
-        <w:spacing w:line="360" w:lineRule="auto"/>
-        <w:ind w:firstLine="709"/>
-        <w:jc w:val="both"/>
-        <w:rPr>
-          <w:sz w:val="28"/>
-          <w:szCs w:val="28"/>
-        </w:rPr>
-      </w:pPr>
-      <w:r>
-        <w:rPr>
-          <w:sz w:val="28"/>
-          <w:szCs w:val="28"/>
-        </w:rPr>
-        <w:t>При старте приложения отображается «Главная форма» (</w:t>
-      </w:r>
-      <w:proofErr w:type="spellStart"/>
-      <w:r>
-        <w:rPr>
-          <w:sz w:val="28"/>
-          <w:szCs w:val="28"/>
-          <w:lang w:val="en-US"/>
-        </w:rPr>
-        <w:t>MainForm</w:t>
-      </w:r>
-      <w:proofErr w:type="spellEnd"/>
-      <w:r>
-        <w:rPr>
-          <w:sz w:val="28"/>
-          <w:szCs w:val="28"/>
-        </w:rPr>
-        <w:t>).</w:t>
-      </w:r>
-    </w:p>
-    <w:p>
-      <w:pPr>
-        <w:spacing w:line="360" w:lineRule="auto"/>
-        <w:ind w:firstLine="709"/>
-        <w:jc w:val="both"/>
-        <w:rPr>
-          <w:sz w:val="28"/>
-          <w:szCs w:val="28"/>
-        </w:rPr>
-      </w:pPr>
-      <w:r>
-        <w:rPr>
-          <w:sz w:val="28"/>
-          <w:szCs w:val="28"/>
-        </w:rPr>
-        <w:t>Главная форма подгружает классы «Алфавит» (</w:t>
-      </w:r>
-      <w:r>
-        <w:rPr>
-          <w:sz w:val="28"/>
-          <w:szCs w:val="28"/>
-          <w:lang w:val="en-US"/>
-        </w:rPr>
-        <w:t>Alphabet</w:t>
-      </w:r>
-      <w:r>
-        <w:rPr>
-          <w:sz w:val="28"/>
-          <w:szCs w:val="28"/>
-        </w:rPr>
-        <w:t>), «Шифр» (</w:t>
-      </w:r>
-      <w:r>
-        <w:rPr>
-          <w:sz w:val="28"/>
-          <w:szCs w:val="28"/>
-          <w:lang w:val="en-US"/>
-        </w:rPr>
-        <w:t>Cipher</w:t>
-      </w:r>
       <w:r>
         <w:rPr>
           <w:sz w:val="28"/>
@@ -8999,7 +8536,6 @@
         </w:rPr>
         <w:t>) и «Ввод\Вывод» (</w:t>
       </w:r>
-      <w:proofErr w:type="spellStart"/>
       <w:r>
         <w:rPr>
           <w:sz w:val="28"/>
@@ -9008,7 +8544,6 @@
         </w:rPr>
         <w:t>InputOutput</w:t>
       </w:r>
-      <w:proofErr w:type="spellEnd"/>
       <w:r>
         <w:rPr>
           <w:sz w:val="28"/>
@@ -9180,7 +8715,6 @@
         </w:rPr>
         <w:t>«Главная форма» (</w:t>
       </w:r>
-      <w:proofErr w:type="spellStart"/>
       <w:r>
         <w:rPr>
           <w:sz w:val="28"/>
@@ -9189,7 +8723,6 @@
         </w:rPr>
         <w:t>MainForm</w:t>
       </w:r>
-      <w:proofErr w:type="spellEnd"/>
       <w:r>
         <w:rPr>
           <w:sz w:val="28"/>
@@ -9227,7 +8760,6 @@
         </w:rPr>
         <w:t>) и «Ввод\Вывод» (</w:t>
       </w:r>
-      <w:proofErr w:type="spellStart"/>
       <w:r>
         <w:rPr>
           <w:sz w:val="28"/>
@@ -9236,7 +8768,6 @@
         </w:rPr>
         <w:t>InputOutput</w:t>
       </w:r>
-      <w:proofErr w:type="spellEnd"/>
       <w:r>
         <w:rPr>
           <w:sz w:val="28"/>
@@ -9559,7 +9090,7 @@
 </file>
 
 <file path=word/endnotes.xml><?xml version="1.0" encoding="utf-8"?>
-<w:endnotes xmlns:wpc="http://schemas.microsoft.com/office/word/2010/wordprocessingCanvas" xmlns:cx="http://schemas.microsoft.com/office/drawing/2014/chartex" xmlns:cx1="http://schemas.microsoft.com/office/drawing/2015/9/8/chartex" xmlns:cx2="http://schemas.microsoft.com/office/drawing/2015/10/21/chartex" xmlns:cx3="http://schemas.microsoft.com/office/drawing/2016/5/9/chartex" xmlns:cx4="http://schemas.microsoft.com/office/drawing/2016/5/10/chartex" xmlns:cx5="http://schemas.microsoft.com/office/drawing/2016/5/11/chartex" xmlns:cx6="http://schemas.microsoft.com/office/drawing/2016/5/12/chartex" xmlns:cx7="http://schemas.microsoft.com/office/drawing/2016/5/13/chartex" xmlns:cx8="http://schemas.microsoft.com/office/drawing/2016/5/14/chartex" xmlns:mc="http://schemas.openxmlformats.org/markup-compatibility/2006" xmlns:aink="http://schemas.microsoft.com/office/drawing/2016/ink" xmlns:am3d="http://schemas.microsoft.com/office/drawing/2017/model3d" xmlns:o="urn:schemas-microsoft-com:office:office" xmlns:oel="http://schemas.microsoft.com/office/2019/extlst" xmlns:r="http://schemas.openxmlformats.org/officeDocument/2006/relationships" xmlns:m="http://schemas.openxmlformats.org/officeDocument/2006/math" xmlns:v="urn:schemas-microsoft-com:vml" xmlns:wp14="http://schemas.microsoft.com/office/word/2010/wordprocessingDrawing" xmlns:wp="http://schemas.openxmlformats.org/drawingml/2006/wordprocessingDrawing" xmlns:w10="urn:schemas-microsoft-com:office:word" xmlns:w="http://schemas.openxmlformats.org/wordprocessingml/2006/main" xmlns:w14="http://schemas.microsoft.com/office/word/2010/wordml" xmlns:w15="http://schemas.microsoft.com/office/word/2012/wordml" xmlns:w16cex="http://schemas.microsoft.com/office/word/2018/wordml/cex" xmlns:w16cid="http://schemas.microsoft.com/office/word/2016/wordml/cid" xmlns:w16="http://schemas.microsoft.com/office/word/2018/wordml" xmlns:w16du="http://schemas.microsoft.com/office/word/2023/wordml/word16du" xmlns:w16sdtdh="http://schemas.microsoft.com/office/word/2020/wordml/sdtdatahash" xmlns:w16sdtfl="http://schemas.microsoft.com/office/word/2024/wordml/sdtformatlock" xmlns:w16se="http://schemas.microsoft.com/office/word/2015/wordml/symex" xmlns:wpg="http://schemas.microsoft.com/office/word/2010/wordprocessingGroup" xmlns:wpi="http://schemas.microsoft.com/office/word/2010/wordprocessingInk" xmlns:wne="http://schemas.microsoft.com/office/word/2006/wordml" xmlns:wps="http://schemas.microsoft.com/office/word/2010/wordprocessingShape" mc:Ignorable="w14 w15 w16se w16cid w16 w16cex w16sdtdh w16sdtfl w16du wp14">
+<w:endnotes xmlns:wpc="http://schemas.microsoft.com/office/word/2010/wordprocessingCanvas" xmlns:cx="http://schemas.microsoft.com/office/drawing/2014/chartex" xmlns:cx1="http://schemas.microsoft.com/office/drawing/2015/9/8/chartex" xmlns:mc="http://schemas.openxmlformats.org/markup-compatibility/2006" xmlns:o="urn:schemas-microsoft-com:office:office" xmlns:r="http://schemas.openxmlformats.org/officeDocument/2006/relationships" xmlns:m="http://schemas.openxmlformats.org/officeDocument/2006/math" xmlns:v="urn:schemas-microsoft-com:vml" xmlns:wp14="http://schemas.microsoft.com/office/word/2010/wordprocessingDrawing" xmlns:wp="http://schemas.openxmlformats.org/drawingml/2006/wordprocessingDrawing" xmlns:w10="urn:schemas-microsoft-com:office:word" xmlns:w="http://schemas.openxmlformats.org/wordprocessingml/2006/main" xmlns:w14="http://schemas.microsoft.com/office/word/2010/wordml" xmlns:w15="http://schemas.microsoft.com/office/word/2012/wordml" xmlns:w16se="http://schemas.microsoft.com/office/word/2015/wordml/symex" xmlns:wpg="http://schemas.microsoft.com/office/word/2010/wordprocessingGroup" xmlns:wpi="http://schemas.microsoft.com/office/word/2010/wordprocessingInk" xmlns:wne="http://schemas.microsoft.com/office/word/2006/wordml" xmlns:wps="http://schemas.microsoft.com/office/word/2010/wordprocessingShape" mc:Ignorable="w14 w15 w16se wp14">
   <w:endnote w:type="separator" w:id="-1">
     <w:p>
       <w:r>
@@ -9578,7 +9109,7 @@
 </file>
 
 <file path=word/footer1.xml><?xml version="1.0" encoding="utf-8"?>
-<w:ftr xmlns:wpc="http://schemas.microsoft.com/office/word/2010/wordprocessingCanvas" xmlns:cx="http://schemas.microsoft.com/office/drawing/2014/chartex" xmlns:cx1="http://schemas.microsoft.com/office/drawing/2015/9/8/chartex" xmlns:cx2="http://schemas.microsoft.com/office/drawing/2015/10/21/chartex" xmlns:cx3="http://schemas.microsoft.com/office/drawing/2016/5/9/chartex" xmlns:cx4="http://schemas.microsoft.com/office/drawing/2016/5/10/chartex" xmlns:cx5="http://schemas.microsoft.com/office/drawing/2016/5/11/chartex" xmlns:cx6="http://schemas.microsoft.com/office/drawing/2016/5/12/chartex" xmlns:cx7="http://schemas.microsoft.com/office/drawing/2016/5/13/chartex" xmlns:cx8="http://schemas.microsoft.com/office/drawing/2016/5/14/chartex" xmlns:mc="http://schemas.openxmlformats.org/markup-compatibility/2006" xmlns:aink="http://schemas.microsoft.com/office/drawing/2016/ink" xmlns:am3d="http://schemas.microsoft.com/office/drawing/2017/model3d" xmlns:o="urn:schemas-microsoft-com:office:office" xmlns:oel="http://schemas.microsoft.com/office/2019/extlst" xmlns:r="http://schemas.openxmlformats.org/officeDocument/2006/relationships" xmlns:m="http://schemas.openxmlformats.org/officeDocument/2006/math" xmlns:v="urn:schemas-microsoft-com:vml" xmlns:wp14="http://schemas.microsoft.com/office/word/2010/wordprocessingDrawing" xmlns:wp="http://schemas.openxmlformats.org/drawingml/2006/wordprocessingDrawing" xmlns:w10="urn:schemas-microsoft-com:office:word" xmlns:w="http://schemas.openxmlformats.org/wordprocessingml/2006/main" xmlns:w14="http://schemas.microsoft.com/office/word/2010/wordml" xmlns:w15="http://schemas.microsoft.com/office/word/2012/wordml" xmlns:w16cex="http://schemas.microsoft.com/office/word/2018/wordml/cex" xmlns:w16cid="http://schemas.microsoft.com/office/word/2016/wordml/cid" xmlns:w16="http://schemas.microsoft.com/office/word/2018/wordml" xmlns:w16du="http://schemas.microsoft.com/office/word/2023/wordml/word16du" xmlns:w16sdtdh="http://schemas.microsoft.com/office/word/2020/wordml/sdtdatahash" xmlns:w16sdtfl="http://schemas.microsoft.com/office/word/2024/wordml/sdtformatlock" xmlns:w16se="http://schemas.microsoft.com/office/word/2015/wordml/symex" xmlns:wpg="http://schemas.microsoft.com/office/word/2010/wordprocessingGroup" xmlns:wpi="http://schemas.microsoft.com/office/word/2010/wordprocessingInk" xmlns:wne="http://schemas.microsoft.com/office/word/2006/wordml" xmlns:wps="http://schemas.microsoft.com/office/word/2010/wordprocessingShape" mc:Ignorable="w14 w15 w16se w16cid w16 w16cex w16sdtdh w16sdtfl w16du wp14">
+<w:ftr xmlns:wpc="http://schemas.microsoft.com/office/word/2010/wordprocessingCanvas" xmlns:cx="http://schemas.microsoft.com/office/drawing/2014/chartex" xmlns:cx1="http://schemas.microsoft.com/office/drawing/2015/9/8/chartex" xmlns:mc="http://schemas.openxmlformats.org/markup-compatibility/2006" xmlns:o="urn:schemas-microsoft-com:office:office" xmlns:r="http://schemas.openxmlformats.org/officeDocument/2006/relationships" xmlns:m="http://schemas.openxmlformats.org/officeDocument/2006/math" xmlns:v="urn:schemas-microsoft-com:vml" xmlns:wp14="http://schemas.microsoft.com/office/word/2010/wordprocessingDrawing" xmlns:wp="http://schemas.openxmlformats.org/drawingml/2006/wordprocessingDrawing" xmlns:w10="urn:schemas-microsoft-com:office:word" xmlns:w="http://schemas.openxmlformats.org/wordprocessingml/2006/main" xmlns:w14="http://schemas.microsoft.com/office/word/2010/wordml" xmlns:w15="http://schemas.microsoft.com/office/word/2012/wordml" xmlns:w16se="http://schemas.microsoft.com/office/word/2015/wordml/symex" xmlns:wpg="http://schemas.microsoft.com/office/word/2010/wordprocessingGroup" xmlns:wpi="http://schemas.microsoft.com/office/word/2010/wordprocessingInk" xmlns:wne="http://schemas.microsoft.com/office/word/2006/wordml" xmlns:wps="http://schemas.microsoft.com/office/word/2010/wordprocessingShape" mc:Ignorable="w14 w15 w16se wp14">
   <w:sdt>
     <w:sdtPr>
       <w:id w:val="-572662801"/>
@@ -9587,6 +9118,7 @@
         <w:docPartUnique/>
       </w:docPartObj>
     </w:sdtPr>
+    <w:sdtEndPr/>
     <w:sdtContent>
       <w:p>
         <w:pPr>
@@ -9606,7 +9138,7 @@
           <w:rPr>
             <w:noProof/>
           </w:rPr>
-          <w:t>10</w:t>
+          <w:t>13</w:t>
         </w:r>
         <w:r>
           <w:fldChar w:fldCharType="end"/>
@@ -9628,7 +9160,7 @@
 </file>
 
 <file path=word/footnotes.xml><?xml version="1.0" encoding="utf-8"?>
-<w:footnotes xmlns:wpc="http://schemas.microsoft.com/office/word/2010/wordprocessingCanvas" xmlns:cx="http://schemas.microsoft.com/office/drawing/2014/chartex" xmlns:cx1="http://schemas.microsoft.com/office/drawing/2015/9/8/chartex" xmlns:cx2="http://schemas.microsoft.com/office/drawing/2015/10/21/chartex" xmlns:cx3="http://schemas.microsoft.com/office/drawing/2016/5/9/chartex" xmlns:cx4="http://schemas.microsoft.com/office/drawing/2016/5/10/chartex" xmlns:cx5="http://schemas.microsoft.com/office/drawing/2016/5/11/chartex" xmlns:cx6="http://schemas.microsoft.com/office/drawing/2016/5/12/chartex" xmlns:cx7="http://schemas.microsoft.com/office/drawing/2016/5/13/chartex" xmlns:cx8="http://schemas.microsoft.com/office/drawing/2016/5/14/chartex" xmlns:mc="http://schemas.openxmlformats.org/markup-compatibility/2006" xmlns:aink="http://schemas.microsoft.com/office/drawing/2016/ink" xmlns:am3d="http://schemas.microsoft.com/office/drawing/2017/model3d" xmlns:o="urn:schemas-microsoft-com:office:office" xmlns:oel="http://schemas.microsoft.com/office/2019/extlst" xmlns:r="http://schemas.openxmlformats.org/officeDocument/2006/relationships" xmlns:m="http://schemas.openxmlformats.org/officeDocument/2006/math" xmlns:v="urn:schemas-microsoft-com:vml" xmlns:wp14="http://schemas.microsoft.com/office/word/2010/wordprocessingDrawing" xmlns:wp="http://schemas.openxmlformats.org/drawingml/2006/wordprocessingDrawing" xmlns:w10="urn:schemas-microsoft-com:office:word" xmlns:w="http://schemas.openxmlformats.org/wordprocessingml/2006/main" xmlns:w14="http://schemas.microsoft.com/office/word/2010/wordml" xmlns:w15="http://schemas.microsoft.com/office/word/2012/wordml" xmlns:w16cex="http://schemas.microsoft.com/office/word/2018/wordml/cex" xmlns:w16cid="http://schemas.microsoft.com/office/word/2016/wordml/cid" xmlns:w16="http://schemas.microsoft.com/office/word/2018/wordml" xmlns:w16du="http://schemas.microsoft.com/office/word/2023/wordml/word16du" xmlns:w16sdtdh="http://schemas.microsoft.com/office/word/2020/wordml/sdtdatahash" xmlns:w16sdtfl="http://schemas.microsoft.com/office/word/2024/wordml/sdtformatlock" xmlns:w16se="http://schemas.microsoft.com/office/word/2015/wordml/symex" xmlns:wpg="http://schemas.microsoft.com/office/word/2010/wordprocessingGroup" xmlns:wpi="http://schemas.microsoft.com/office/word/2010/wordprocessingInk" xmlns:wne="http://schemas.microsoft.com/office/word/2006/wordml" xmlns:wps="http://schemas.microsoft.com/office/word/2010/wordprocessingShape" mc:Ignorable="w14 w15 w16se w16cid w16 w16cex w16sdtdh w16sdtfl w16du wp14">
+<w:footnotes xmlns:wpc="http://schemas.microsoft.com/office/word/2010/wordprocessingCanvas" xmlns:cx="http://schemas.microsoft.com/office/drawing/2014/chartex" xmlns:cx1="http://schemas.microsoft.com/office/drawing/2015/9/8/chartex" xmlns:mc="http://schemas.openxmlformats.org/markup-compatibility/2006" xmlns:o="urn:schemas-microsoft-com:office:office" xmlns:r="http://schemas.openxmlformats.org/officeDocument/2006/relationships" xmlns:m="http://schemas.openxmlformats.org/officeDocument/2006/math" xmlns:v="urn:schemas-microsoft-com:vml" xmlns:wp14="http://schemas.microsoft.com/office/word/2010/wordprocessingDrawing" xmlns:wp="http://schemas.openxmlformats.org/drawingml/2006/wordprocessingDrawing" xmlns:w10="urn:schemas-microsoft-com:office:word" xmlns:w="http://schemas.openxmlformats.org/wordprocessingml/2006/main" xmlns:w14="http://schemas.microsoft.com/office/word/2010/wordml" xmlns:w15="http://schemas.microsoft.com/office/word/2012/wordml" xmlns:w16se="http://schemas.microsoft.com/office/word/2015/wordml/symex" xmlns:wpg="http://schemas.microsoft.com/office/word/2010/wordprocessingGroup" xmlns:wpi="http://schemas.microsoft.com/office/word/2010/wordprocessingInk" xmlns:wne="http://schemas.microsoft.com/office/word/2006/wordml" xmlns:wps="http://schemas.microsoft.com/office/word/2010/wordprocessingShape" mc:Ignorable="w14 w15 w16se wp14">
   <w:footnote w:type="separator" w:id="-1">
     <w:p>
       <w:r>
@@ -9647,7 +9179,7 @@
 </file>
 
 <file path=word/header1.xml><?xml version="1.0" encoding="utf-8"?>
-<w:hdr xmlns:wpc="http://schemas.microsoft.com/office/word/2010/wordprocessingCanvas" xmlns:cx="http://schemas.microsoft.com/office/drawing/2014/chartex" xmlns:cx1="http://schemas.microsoft.com/office/drawing/2015/9/8/chartex" xmlns:cx2="http://schemas.microsoft.com/office/drawing/2015/10/21/chartex" xmlns:cx3="http://schemas.microsoft.com/office/drawing/2016/5/9/chartex" xmlns:cx4="http://schemas.microsoft.com/office/drawing/2016/5/10/chartex" xmlns:cx5="http://schemas.microsoft.com/office/drawing/2016/5/11/chartex" xmlns:cx6="http://schemas.microsoft.com/office/drawing/2016/5/12/chartex" xmlns:cx7="http://schemas.microsoft.com/office/drawing/2016/5/13/chartex" xmlns:cx8="http://schemas.microsoft.com/office/drawing/2016/5/14/chartex" xmlns:mc="http://schemas.openxmlformats.org/markup-compatibility/2006" xmlns:aink="http://schemas.microsoft.com/office/drawing/2016/ink" xmlns:am3d="http://schemas.microsoft.com/office/drawing/2017/model3d" xmlns:o="urn:schemas-microsoft-com:office:office" xmlns:oel="http://schemas.microsoft.com/office/2019/extlst" xmlns:r="http://schemas.openxmlformats.org/officeDocument/2006/relationships" xmlns:m="http://schemas.openxmlformats.org/officeDocument/2006/math" xmlns:v="urn:schemas-microsoft-com:vml" xmlns:wp14="http://schemas.microsoft.com/office/word/2010/wordprocessingDrawing" xmlns:wp="http://schemas.openxmlformats.org/drawingml/2006/wordprocessingDrawing" xmlns:w10="urn:schemas-microsoft-com:office:word" xmlns:w="http://schemas.openxmlformats.org/wordprocessingml/2006/main" xmlns:w14="http://schemas.microsoft.com/office/word/2010/wordml" xmlns:w15="http://schemas.microsoft.com/office/word/2012/wordml" xmlns:w16cex="http://schemas.microsoft.com/office/word/2018/wordml/cex" xmlns:w16cid="http://schemas.microsoft.com/office/word/2016/wordml/cid" xmlns:w16="http://schemas.microsoft.com/office/word/2018/wordml" xmlns:w16du="http://schemas.microsoft.com/office/word/2023/wordml/word16du" xmlns:w16sdtdh="http://schemas.microsoft.com/office/word/2020/wordml/sdtdatahash" xmlns:w16sdtfl="http://schemas.microsoft.com/office/word/2024/wordml/sdtformatlock" xmlns:w16se="http://schemas.microsoft.com/office/word/2015/wordml/symex" xmlns:wpg="http://schemas.microsoft.com/office/word/2010/wordprocessingGroup" xmlns:wpi="http://schemas.microsoft.com/office/word/2010/wordprocessingInk" xmlns:wne="http://schemas.microsoft.com/office/word/2006/wordml" xmlns:wps="http://schemas.microsoft.com/office/word/2010/wordprocessingShape" mc:Ignorable="w14 w15 w16se w16cid w16 w16cex w16sdtdh w16sdtfl w16du wp14">
+<w:hdr xmlns:wpc="http://schemas.microsoft.com/office/word/2010/wordprocessingCanvas" xmlns:cx="http://schemas.microsoft.com/office/drawing/2014/chartex" xmlns:cx1="http://schemas.microsoft.com/office/drawing/2015/9/8/chartex" xmlns:mc="http://schemas.openxmlformats.org/markup-compatibility/2006" xmlns:o="urn:schemas-microsoft-com:office:office" xmlns:r="http://schemas.openxmlformats.org/officeDocument/2006/relationships" xmlns:m="http://schemas.openxmlformats.org/officeDocument/2006/math" xmlns:v="urn:schemas-microsoft-com:vml" xmlns:wp14="http://schemas.microsoft.com/office/word/2010/wordprocessingDrawing" xmlns:wp="http://schemas.openxmlformats.org/drawingml/2006/wordprocessingDrawing" xmlns:w10="urn:schemas-microsoft-com:office:word" xmlns:w="http://schemas.openxmlformats.org/wordprocessingml/2006/main" xmlns:w14="http://schemas.microsoft.com/office/word/2010/wordml" xmlns:w15="http://schemas.microsoft.com/office/word/2012/wordml" xmlns:w16se="http://schemas.microsoft.com/office/word/2015/wordml/symex" xmlns:wpg="http://schemas.microsoft.com/office/word/2010/wordprocessingGroup" xmlns:wpi="http://schemas.microsoft.com/office/word/2010/wordprocessingInk" xmlns:wne="http://schemas.microsoft.com/office/word/2006/wordml" xmlns:wps="http://schemas.microsoft.com/office/word/2010/wordprocessingShape" mc:Ignorable="w14 w15 w16se wp14">
   <w:p>
     <w:pPr>
       <w:pStyle w:val="a3"/>
@@ -9662,7 +9194,7 @@
 </file>
 
 <file path=word/numbering.xml><?xml version="1.0" encoding="utf-8"?>
-<w:numbering xmlns:wpc="http://schemas.microsoft.com/office/word/2010/wordprocessingCanvas" xmlns:cx="http://schemas.microsoft.com/office/drawing/2014/chartex" xmlns:cx1="http://schemas.microsoft.com/office/drawing/2015/9/8/chartex" xmlns:cx2="http://schemas.microsoft.com/office/drawing/2015/10/21/chartex" xmlns:cx3="http://schemas.microsoft.com/office/drawing/2016/5/9/chartex" xmlns:cx4="http://schemas.microsoft.com/office/drawing/2016/5/10/chartex" xmlns:cx5="http://schemas.microsoft.com/office/drawing/2016/5/11/chartex" xmlns:cx6="http://schemas.microsoft.com/office/drawing/2016/5/12/chartex" xmlns:cx7="http://schemas.microsoft.com/office/drawing/2016/5/13/chartex" xmlns:cx8="http://schemas.microsoft.com/office/drawing/2016/5/14/chartex" xmlns:mc="http://schemas.openxmlformats.org/markup-compatibility/2006" xmlns:aink="http://schemas.microsoft.com/office/drawing/2016/ink" xmlns:am3d="http://schemas.microsoft.com/office/drawing/2017/model3d" xmlns:o="urn:schemas-microsoft-com:office:office" xmlns:oel="http://schemas.microsoft.com/office/2019/extlst" xmlns:r="http://schemas.openxmlformats.org/officeDocument/2006/relationships" xmlns:m="http://schemas.openxmlformats.org/officeDocument/2006/math" xmlns:v="urn:schemas-microsoft-com:vml" xmlns:wp14="http://schemas.microsoft.com/office/word/2010/wordprocessingDrawing" xmlns:wp="http://schemas.openxmlformats.org/drawingml/2006/wordprocessingDrawing" xmlns:w10="urn:schemas-microsoft-com:office:word" xmlns:w="http://schemas.openxmlformats.org/wordprocessingml/2006/main" xmlns:w14="http://schemas.microsoft.com/office/word/2010/wordml" xmlns:w15="http://schemas.microsoft.com/office/word/2012/wordml" xmlns:w16cex="http://schemas.microsoft.com/office/word/2018/wordml/cex" xmlns:w16cid="http://schemas.microsoft.com/office/word/2016/wordml/cid" xmlns:w16="http://schemas.microsoft.com/office/word/2018/wordml" xmlns:w16du="http://schemas.microsoft.com/office/word/2023/wordml/word16du" xmlns:w16sdtdh="http://schemas.microsoft.com/office/word/2020/wordml/sdtdatahash" xmlns:w16sdtfl="http://schemas.microsoft.com/office/word/2024/wordml/sdtformatlock" xmlns:w16se="http://schemas.microsoft.com/office/word/2015/wordml/symex" xmlns:wpg="http://schemas.microsoft.com/office/word/2010/wordprocessingGroup" xmlns:wpi="http://schemas.microsoft.com/office/word/2010/wordprocessingInk" xmlns:wne="http://schemas.microsoft.com/office/word/2006/wordml" xmlns:wps="http://schemas.microsoft.com/office/word/2010/wordprocessingShape" mc:Ignorable="w14 w15 w16se w16cid w16 w16cex w16sdtdh w16sdtfl w16du wp14">
+<w:numbering xmlns:wpc="http://schemas.microsoft.com/office/word/2010/wordprocessingCanvas" xmlns:cx="http://schemas.microsoft.com/office/drawing/2014/chartex" xmlns:cx1="http://schemas.microsoft.com/office/drawing/2015/9/8/chartex" xmlns:mc="http://schemas.openxmlformats.org/markup-compatibility/2006" xmlns:o="urn:schemas-microsoft-com:office:office" xmlns:r="http://schemas.openxmlformats.org/officeDocument/2006/relationships" xmlns:m="http://schemas.openxmlformats.org/officeDocument/2006/math" xmlns:v="urn:schemas-microsoft-com:vml" xmlns:wp14="http://schemas.microsoft.com/office/word/2010/wordprocessingDrawing" xmlns:wp="http://schemas.openxmlformats.org/drawingml/2006/wordprocessingDrawing" xmlns:w10="urn:schemas-microsoft-com:office:word" xmlns:w="http://schemas.openxmlformats.org/wordprocessingml/2006/main" xmlns:w14="http://schemas.microsoft.com/office/word/2010/wordml" xmlns:w15="http://schemas.microsoft.com/office/word/2012/wordml" xmlns:w16se="http://schemas.microsoft.com/office/word/2015/wordml/symex" xmlns:wpg="http://schemas.microsoft.com/office/word/2010/wordprocessingGroup" xmlns:wpi="http://schemas.microsoft.com/office/word/2010/wordprocessingInk" xmlns:wne="http://schemas.microsoft.com/office/word/2006/wordml" xmlns:wps="http://schemas.microsoft.com/office/word/2010/wordprocessingShape" mc:Ignorable="w14 w15 w16se wp14">
   <w:abstractNum w:abstractNumId="0" w15:restartNumberingAfterBreak="0">
     <w:nsid w:val="0AB8740B"/>
     <w:multiLevelType w:val="hybridMultilevel"/>
@@ -10328,35 +9860,35 @@
       </w:pPr>
     </w:lvl>
   </w:abstractNum>
-  <w:num w:numId="1" w16cid:durableId="254899353">
+  <w:num w:numId="1">
     <w:abstractNumId w:val="3"/>
   </w:num>
-  <w:num w:numId="2" w16cid:durableId="366371834">
+  <w:num w:numId="2">
     <w:abstractNumId w:val="0"/>
   </w:num>
-  <w:num w:numId="3" w16cid:durableId="543835579">
+  <w:num w:numId="3">
     <w:abstractNumId w:val="5"/>
   </w:num>
-  <w:num w:numId="4" w16cid:durableId="855461435">
+  <w:num w:numId="4">
     <w:abstractNumId w:val="2"/>
   </w:num>
-  <w:num w:numId="5" w16cid:durableId="1533111750">
+  <w:num w:numId="5">
     <w:abstractNumId w:val="6"/>
   </w:num>
-  <w:num w:numId="6" w16cid:durableId="1816943558">
+  <w:num w:numId="6">
     <w:abstractNumId w:val="4"/>
   </w:num>
-  <w:num w:numId="7" w16cid:durableId="192888881">
+  <w:num w:numId="7">
     <w:abstractNumId w:val="1"/>
   </w:num>
-  <w:num w:numId="8" w16cid:durableId="1463838719">
+  <w:num w:numId="8">
     <w:abstractNumId w:val="0"/>
   </w:num>
 </w:numbering>
 </file>
 
 <file path=word/styles.xml><?xml version="1.0" encoding="utf-8"?>
-<w:styles xmlns:mc="http://schemas.openxmlformats.org/markup-compatibility/2006" xmlns:r="http://schemas.openxmlformats.org/officeDocument/2006/relationships" xmlns:w="http://schemas.openxmlformats.org/wordprocessingml/2006/main" xmlns:w14="http://schemas.microsoft.com/office/word/2010/wordml" xmlns:w15="http://schemas.microsoft.com/office/word/2012/wordml" xmlns:w16cex="http://schemas.microsoft.com/office/word/2018/wordml/cex" xmlns:w16cid="http://schemas.microsoft.com/office/word/2016/wordml/cid" xmlns:w16="http://schemas.microsoft.com/office/word/2018/wordml" xmlns:w16du="http://schemas.microsoft.com/office/word/2023/wordml/word16du" xmlns:w16sdtdh="http://schemas.microsoft.com/office/word/2020/wordml/sdtdatahash" xmlns:w16sdtfl="http://schemas.microsoft.com/office/word/2024/wordml/sdtformatlock" xmlns:w16se="http://schemas.microsoft.com/office/word/2015/wordml/symex" mc:Ignorable="w14 w15 w16se w16cid w16 w16cex w16sdtdh w16sdtfl w16du">
+<w:styles xmlns:mc="http://schemas.openxmlformats.org/markup-compatibility/2006" xmlns:r="http://schemas.openxmlformats.org/officeDocument/2006/relationships" xmlns:w="http://schemas.openxmlformats.org/wordprocessingml/2006/main" xmlns:w14="http://schemas.microsoft.com/office/word/2010/wordml" xmlns:w15="http://schemas.microsoft.com/office/word/2012/wordml" xmlns:w16se="http://schemas.microsoft.com/office/word/2015/wordml/symex" mc:Ignorable="w14 w15 w16se">
   <w:docDefaults>
     <w:rPrDefault>
       <w:rPr>
@@ -10372,7 +9904,7 @@
       </w:pPr>
     </w:pPrDefault>
   </w:docDefaults>
-  <w:latentStyles w:defLockedState="0" w:defUIPriority="99" w:defSemiHidden="0" w:defUnhideWhenUsed="0" w:defQFormat="0" w:count="376">
+  <w:latentStyles w:defLockedState="0" w:defUIPriority="99" w:defSemiHidden="0" w:defUnhideWhenUsed="0" w:defQFormat="0" w:count="371">
     <w:lsdException w:name="Normal" w:uiPriority="0" w:qFormat="1"/>
     <w:lsdException w:name="heading 1" w:uiPriority="9" w:qFormat="1"/>
     <w:lsdException w:name="heading 2" w:semiHidden="1" w:uiPriority="9" w:unhideWhenUsed="1" w:qFormat="1"/>
@@ -10744,11 +10276,6 @@
     <w:lsdException w:name="List Table 5 Dark Accent 6" w:uiPriority="50"/>
     <w:lsdException w:name="List Table 6 Colorful Accent 6" w:uiPriority="51"/>
     <w:lsdException w:name="List Table 7 Colorful Accent 6" w:uiPriority="52"/>
-    <w:lsdException w:name="Mention" w:semiHidden="1" w:unhideWhenUsed="1"/>
-    <w:lsdException w:name="Smart Hyperlink" w:semiHidden="1" w:unhideWhenUsed="1"/>
-    <w:lsdException w:name="Hashtag" w:semiHidden="1" w:unhideWhenUsed="1"/>
-    <w:lsdException w:name="Unresolved Mention" w:semiHidden="1" w:unhideWhenUsed="1"/>
-    <w:lsdException w:name="Smart Link" w:semiHidden="1" w:unhideWhenUsed="1"/>
   </w:latentStyles>
   <w:style w:type="paragraph" w:default="1" w:styleId="a">
     <w:name w:val="Normal"/>
@@ -10952,7 +10479,7 @@
       <w:shd w:val="clear" w:color="auto" w:fill="E1DFDD"/>
     </w:rPr>
   </w:style>
-  <w:style w:type="character" w:styleId="ae">
+  <w:style w:type="character" w:customStyle="1" w:styleId="UnresolvedMention">
     <w:name w:val="Unresolved Mention"/>
     <w:basedOn w:val="a0"/>
     <w:uiPriority w:val="99"/>
@@ -10964,7 +10491,7 @@
       <w:shd w:val="clear" w:color="auto" w:fill="E1DFDD"/>
     </w:rPr>
   </w:style>
-  <w:style w:type="character" w:styleId="af">
+  <w:style w:type="character" w:styleId="ae">
     <w:name w:val="FollowedHyperlink"/>
     <w:basedOn w:val="a0"/>
     <w:uiPriority w:val="99"/>
@@ -11245,7 +10772,7 @@
 </file>
 
 <file path=customXml/itemProps1.xml><?xml version="1.0" encoding="utf-8"?>
-<ds:datastoreItem xmlns:ds="http://schemas.openxmlformats.org/officeDocument/2006/customXml" ds:itemID="{554FF8FA-37FB-402D-8CA3-9DA9FB98E7EE}">
+<ds:datastoreItem xmlns:ds="http://schemas.openxmlformats.org/officeDocument/2006/customXml" ds:itemID="{F46D82A4-5A1F-4A1B-B52A-24E0AC5537B4}">
   <ds:schemaRefs>
     <ds:schemaRef ds:uri="http://schemas.openxmlformats.org/officeDocument/2006/bibliography"/>
   </ds:schemaRefs>

--- a/CaesarCipher/Документация/Документация к проекту.docx
+++ b/CaesarCipher/Документация/Документация к проекту.docx
@@ -839,7 +839,6 @@
               <w:autoSpaceDE/>
               <w:autoSpaceDN/>
               <w:spacing w:after="160" w:line="259" w:lineRule="auto"/>
-              <w:ind w:left="709"/>
               <w:jc w:val="both"/>
               <w:rPr>
                 <w:sz w:val="28"/>
@@ -892,7 +891,6 @@
               <w:autoSpaceDE/>
               <w:autoSpaceDN/>
               <w:spacing w:after="160" w:line="259" w:lineRule="auto"/>
-              <w:ind w:left="709"/>
               <w:jc w:val="both"/>
               <w:rPr>
                 <w:sz w:val="28"/>
@@ -945,7 +943,6 @@
               <w:autoSpaceDE/>
               <w:autoSpaceDN/>
               <w:spacing w:after="160" w:line="259" w:lineRule="auto"/>
-              <w:ind w:left="709"/>
               <w:jc w:val="both"/>
               <w:rPr>
                 <w:sz w:val="28"/>
@@ -998,7 +995,6 @@
               <w:autoSpaceDE/>
               <w:autoSpaceDN/>
               <w:spacing w:after="160" w:line="259" w:lineRule="auto"/>
-              <w:ind w:left="709"/>
               <w:jc w:val="both"/>
               <w:rPr>
                 <w:sz w:val="28"/>
@@ -1011,6 +1007,53 @@
                 <w:szCs w:val="28"/>
               </w:rPr>
               <w:t>1.4 Значимость разрабатываемого программного средства</w:t>
+            </w:r>
+          </w:p>
+        </w:tc>
+        <w:tc>
+          <w:tcPr>
+            <w:tcW w:w="707" w:type="dxa"/>
+          </w:tcPr>
+          <w:p>
+            <w:pPr>
+              <w:widowControl/>
+              <w:autoSpaceDE/>
+              <w:autoSpaceDN/>
+              <w:spacing w:after="160" w:line="259" w:lineRule="auto"/>
+              <w:jc w:val="center"/>
+              <w:rPr>
+                <w:sz w:val="28"/>
+                <w:szCs w:val="28"/>
+              </w:rPr>
+            </w:pPr>
+            <w:bookmarkStart w:id="0" w:name="_GoBack"/>
+            <w:bookmarkEnd w:id="0"/>
+          </w:p>
+        </w:tc>
+      </w:tr>
+      <w:tr>
+        <w:tc>
+          <w:tcPr>
+            <w:tcW w:w="8642" w:type="dxa"/>
+          </w:tcPr>
+          <w:p>
+            <w:pPr>
+              <w:widowControl/>
+              <w:autoSpaceDE/>
+              <w:autoSpaceDN/>
+              <w:spacing w:after="160" w:line="259" w:lineRule="auto"/>
+              <w:jc w:val="both"/>
+              <w:rPr>
+                <w:sz w:val="28"/>
+                <w:szCs w:val="28"/>
+              </w:rPr>
+            </w:pPr>
+            <w:r>
+              <w:rPr>
+                <w:sz w:val="28"/>
+                <w:szCs w:val="28"/>
+              </w:rPr>
+              <w:t>Раздел 2. Функциональные требования к ПС</w:t>
             </w:r>
           </w:p>
         </w:tc>
@@ -1055,99 +1098,7 @@
                 <w:sz w:val="28"/>
                 <w:szCs w:val="28"/>
               </w:rPr>
-              <w:t>Раздел 2. Функциональные требования к ПС</w:t>
-            </w:r>
-          </w:p>
-        </w:tc>
-        <w:tc>
-          <w:tcPr>
-            <w:tcW w:w="707" w:type="dxa"/>
-          </w:tcPr>
-          <w:p>
-            <w:pPr>
-              <w:widowControl/>
-              <w:autoSpaceDE/>
-              <w:autoSpaceDN/>
-              <w:spacing w:after="160" w:line="259" w:lineRule="auto"/>
-              <w:jc w:val="center"/>
-              <w:rPr>
-                <w:sz w:val="28"/>
-                <w:szCs w:val="28"/>
-              </w:rPr>
-            </w:pPr>
-          </w:p>
-        </w:tc>
-      </w:tr>
-      <w:tr>
-        <w:tc>
-          <w:tcPr>
-            <w:tcW w:w="8642" w:type="dxa"/>
-          </w:tcPr>
-          <w:p>
-            <w:pPr>
-              <w:widowControl/>
-              <w:autoSpaceDE/>
-              <w:autoSpaceDN/>
-              <w:spacing w:after="160" w:line="259" w:lineRule="auto"/>
-              <w:ind w:left="709"/>
-              <w:jc w:val="both"/>
-              <w:rPr>
-                <w:sz w:val="28"/>
-                <w:szCs w:val="28"/>
-              </w:rPr>
-            </w:pPr>
-            <w:r>
-              <w:rPr>
-                <w:sz w:val="28"/>
-                <w:szCs w:val="28"/>
-              </w:rPr>
               <w:t>2.1 Общее представление о функционале программы</w:t>
-            </w:r>
-          </w:p>
-        </w:tc>
-        <w:tc>
-          <w:tcPr>
-            <w:tcW w:w="707" w:type="dxa"/>
-          </w:tcPr>
-          <w:p>
-            <w:pPr>
-              <w:widowControl/>
-              <w:autoSpaceDE/>
-              <w:autoSpaceDN/>
-              <w:spacing w:after="160" w:line="259" w:lineRule="auto"/>
-              <w:jc w:val="center"/>
-              <w:rPr>
-                <w:sz w:val="28"/>
-                <w:szCs w:val="28"/>
-              </w:rPr>
-            </w:pPr>
-          </w:p>
-        </w:tc>
-      </w:tr>
-      <w:tr>
-        <w:tc>
-          <w:tcPr>
-            <w:tcW w:w="8642" w:type="dxa"/>
-          </w:tcPr>
-          <w:p>
-            <w:pPr>
-              <w:widowControl/>
-              <w:autoSpaceDE/>
-              <w:autoSpaceDN/>
-              <w:spacing w:after="160" w:line="259" w:lineRule="auto"/>
-              <w:ind w:left="709"/>
-              <w:jc w:val="both"/>
-              <w:rPr>
-                <w:sz w:val="28"/>
-                <w:szCs w:val="28"/>
-              </w:rPr>
-            </w:pPr>
-            <w:r>
-              <w:rPr>
-                <w:sz w:val="28"/>
-                <w:szCs w:val="28"/>
-              </w:rPr>
-              <w:t>2.2 Функциональные требования к программному средству</w:t>
             </w:r>
           </w:p>
         </w:tc>
@@ -1187,6 +1138,13 @@
                 <w:szCs w:val="28"/>
               </w:rPr>
             </w:pPr>
+            <w:r>
+              <w:rPr>
+                <w:sz w:val="28"/>
+                <w:szCs w:val="28"/>
+              </w:rPr>
+              <w:t>2.2 Функциональные требования к программному средству</w:t>
+            </w:r>
           </w:p>
         </w:tc>
         <w:tc>
@@ -1208,6 +1166,186 @@
           </w:p>
         </w:tc>
       </w:tr>
+      <w:tr>
+        <w:tc>
+          <w:tcPr>
+            <w:tcW w:w="8642" w:type="dxa"/>
+          </w:tcPr>
+          <w:p>
+            <w:pPr>
+              <w:widowControl/>
+              <w:autoSpaceDE/>
+              <w:autoSpaceDN/>
+              <w:spacing w:after="160" w:line="259" w:lineRule="auto"/>
+              <w:jc w:val="both"/>
+              <w:rPr>
+                <w:sz w:val="28"/>
+                <w:szCs w:val="28"/>
+              </w:rPr>
+            </w:pPr>
+            <w:r>
+              <w:rPr>
+                <w:sz w:val="28"/>
+                <w:szCs w:val="28"/>
+              </w:rPr>
+              <w:t>2.3 Способы взаимодействия пользователя с системой</w:t>
+            </w:r>
+          </w:p>
+        </w:tc>
+        <w:tc>
+          <w:tcPr>
+            <w:tcW w:w="707" w:type="dxa"/>
+          </w:tcPr>
+          <w:p>
+            <w:pPr>
+              <w:widowControl/>
+              <w:autoSpaceDE/>
+              <w:autoSpaceDN/>
+              <w:spacing w:after="160" w:line="259" w:lineRule="auto"/>
+              <w:jc w:val="center"/>
+              <w:rPr>
+                <w:sz w:val="28"/>
+                <w:szCs w:val="28"/>
+              </w:rPr>
+            </w:pPr>
+          </w:p>
+        </w:tc>
+      </w:tr>
+      <w:tr>
+        <w:tc>
+          <w:tcPr>
+            <w:tcW w:w="8642" w:type="dxa"/>
+          </w:tcPr>
+          <w:p>
+            <w:pPr>
+              <w:widowControl/>
+              <w:autoSpaceDE/>
+              <w:autoSpaceDN/>
+              <w:spacing w:after="160" w:line="259" w:lineRule="auto"/>
+              <w:jc w:val="both"/>
+              <w:rPr>
+                <w:sz w:val="28"/>
+                <w:szCs w:val="28"/>
+              </w:rPr>
+            </w:pPr>
+            <w:r>
+              <w:rPr>
+                <w:sz w:val="28"/>
+                <w:szCs w:val="28"/>
+              </w:rPr>
+              <w:t>Раздел 3. Модульная структура проектируемого программного средства</w:t>
+            </w:r>
+          </w:p>
+        </w:tc>
+        <w:tc>
+          <w:tcPr>
+            <w:tcW w:w="707" w:type="dxa"/>
+          </w:tcPr>
+          <w:p>
+            <w:pPr>
+              <w:widowControl/>
+              <w:autoSpaceDE/>
+              <w:autoSpaceDN/>
+              <w:spacing w:after="160" w:line="259" w:lineRule="auto"/>
+              <w:jc w:val="center"/>
+              <w:rPr>
+                <w:sz w:val="28"/>
+                <w:szCs w:val="28"/>
+              </w:rPr>
+            </w:pPr>
+          </w:p>
+        </w:tc>
+      </w:tr>
+      <w:tr>
+        <w:tc>
+          <w:tcPr>
+            <w:tcW w:w="8642" w:type="dxa"/>
+          </w:tcPr>
+          <w:p>
+            <w:pPr>
+              <w:widowControl/>
+              <w:autoSpaceDE/>
+              <w:autoSpaceDN/>
+              <w:spacing w:after="160" w:line="259" w:lineRule="auto"/>
+              <w:jc w:val="both"/>
+              <w:rPr>
+                <w:sz w:val="28"/>
+                <w:szCs w:val="28"/>
+              </w:rPr>
+            </w:pPr>
+            <w:r>
+              <w:rPr>
+                <w:sz w:val="28"/>
+                <w:szCs w:val="28"/>
+              </w:rPr>
+              <w:t>Раздел 4. Описание алгоритмов программы</w:t>
+            </w:r>
+          </w:p>
+        </w:tc>
+        <w:tc>
+          <w:tcPr>
+            <w:tcW w:w="707" w:type="dxa"/>
+          </w:tcPr>
+          <w:p>
+            <w:pPr>
+              <w:widowControl/>
+              <w:autoSpaceDE/>
+              <w:autoSpaceDN/>
+              <w:spacing w:after="160" w:line="259" w:lineRule="auto"/>
+              <w:jc w:val="center"/>
+              <w:rPr>
+                <w:sz w:val="28"/>
+                <w:szCs w:val="28"/>
+              </w:rPr>
+            </w:pPr>
+          </w:p>
+        </w:tc>
+      </w:tr>
+      <w:tr>
+        <w:tc>
+          <w:tcPr>
+            <w:tcW w:w="8642" w:type="dxa"/>
+          </w:tcPr>
+          <w:p>
+            <w:pPr>
+              <w:widowControl/>
+              <w:autoSpaceDE/>
+              <w:autoSpaceDN/>
+              <w:spacing w:after="160" w:line="259" w:lineRule="auto"/>
+              <w:jc w:val="both"/>
+              <w:rPr>
+                <w:sz w:val="28"/>
+                <w:szCs w:val="28"/>
+              </w:rPr>
+            </w:pPr>
+            <w:r>
+              <w:rPr>
+                <w:sz w:val="28"/>
+                <w:szCs w:val="28"/>
+              </w:rPr>
+              <w:t>Раздел 5. Описание кода программы</w:t>
+            </w:r>
+          </w:p>
+        </w:tc>
+        <w:tc>
+          <w:tcPr>
+            <w:tcW w:w="707" w:type="dxa"/>
+          </w:tcPr>
+          <w:p>
+            <w:pPr>
+              <w:widowControl/>
+              <w:autoSpaceDE/>
+              <w:autoSpaceDN/>
+              <w:spacing w:after="160" w:line="259" w:lineRule="auto"/>
+              <w:jc w:val="center"/>
+              <w:rPr>
+                <w:sz w:val="28"/>
+                <w:szCs w:val="28"/>
+              </w:rPr>
+            </w:pPr>
+          </w:p>
+        </w:tc>
+      </w:tr>
     </w:tbl>
     <w:p>
       <w:pPr>
@@ -1249,6 +1387,7 @@
         <w:autoSpaceDN/>
         <w:spacing w:after="160" w:line="360" w:lineRule="auto"/>
         <w:ind w:firstLine="709"/>
+        <w:outlineLvl w:val="0"/>
         <w:rPr>
           <w:b/>
           <w:bCs/>
@@ -1709,6 +1848,7 @@
         <w:spacing w:line="360" w:lineRule="auto"/>
         <w:ind w:firstLine="709"/>
         <w:jc w:val="both"/>
+        <w:outlineLvl w:val="0"/>
         <w:rPr>
           <w:b/>
           <w:bCs/>
@@ -1732,6 +1872,7 @@
         <w:spacing w:line="360" w:lineRule="auto"/>
         <w:ind w:firstLine="709"/>
         <w:jc w:val="both"/>
+        <w:outlineLvl w:val="1"/>
         <w:rPr>
           <w:b/>
           <w:bCs/>
@@ -1786,6 +1927,7 @@
         <w:spacing w:line="360" w:lineRule="auto"/>
         <w:ind w:firstLine="709"/>
         <w:jc w:val="both"/>
+        <w:outlineLvl w:val="1"/>
         <w:rPr>
           <w:b/>
           <w:bCs/>
@@ -1826,6 +1968,7 @@
         <w:spacing w:line="360" w:lineRule="auto"/>
         <w:ind w:firstLine="709"/>
         <w:jc w:val="both"/>
+        <w:outlineLvl w:val="1"/>
         <w:rPr>
           <w:b/>
           <w:bCs/>
@@ -1892,6 +2035,7 @@
         <w:spacing w:line="360" w:lineRule="auto"/>
         <w:ind w:firstLine="709"/>
         <w:jc w:val="both"/>
+        <w:outlineLvl w:val="1"/>
         <w:rPr>
           <w:b/>
           <w:bCs/>
@@ -2051,8 +2195,6 @@
           <w:szCs w:val="28"/>
         </w:rPr>
       </w:pPr>
-      <w:bookmarkStart w:id="0" w:name="_GoBack"/>
-      <w:bookmarkEnd w:id="0"/>
       <w:r>
         <w:rPr>
           <w:sz w:val="28"/>
@@ -2066,6 +2208,7 @@
         <w:spacing w:line="360" w:lineRule="auto"/>
         <w:ind w:firstLine="709"/>
         <w:jc w:val="both"/>
+        <w:outlineLvl w:val="0"/>
         <w:rPr>
           <w:b/>
           <w:bCs/>
@@ -2089,6 +2232,7 @@
         <w:spacing w:line="360" w:lineRule="auto"/>
         <w:ind w:firstLine="709"/>
         <w:jc w:val="both"/>
+        <w:outlineLvl w:val="1"/>
         <w:rPr>
           <w:b/>
           <w:bCs/>
@@ -2662,6 +2806,7 @@
         <w:spacing w:line="360" w:lineRule="auto"/>
         <w:ind w:firstLine="709"/>
         <w:jc w:val="both"/>
+        <w:outlineLvl w:val="1"/>
         <w:rPr>
           <w:b/>
           <w:bCs/>
@@ -2702,26 +2847,38 @@
         <w:spacing w:line="360" w:lineRule="auto"/>
         <w:ind w:firstLine="709"/>
         <w:jc w:val="both"/>
-        <w:rPr>
-          <w:sz w:val="28"/>
-          <w:szCs w:val="28"/>
-        </w:rPr>
-      </w:pPr>
-      <w:r>
+        <w:outlineLvl w:val="2"/>
         <w:rPr>
           <w:b/>
           <w:bCs/>
           <w:sz w:val="28"/>
           <w:szCs w:val="28"/>
         </w:rPr>
-        <w:t>Задача 1.</w:t>
-      </w:r>
-      <w:r>
-        <w:rPr>
-          <w:sz w:val="28"/>
-          <w:szCs w:val="28"/>
-        </w:rPr>
-        <w:t xml:space="preserve"> Шифрование текста по алгоритму Цезаря с заданным ключом. </w:t>
+      </w:pPr>
+      <w:r>
+        <w:rPr>
+          <w:b/>
+          <w:bCs/>
+          <w:sz w:val="28"/>
+          <w:szCs w:val="28"/>
+        </w:rPr>
+        <w:t xml:space="preserve">Задача 1. </w:t>
+      </w:r>
+      <w:r>
+        <w:rPr>
+          <w:b/>
+          <w:sz w:val="28"/>
+          <w:szCs w:val="28"/>
+        </w:rPr>
+        <w:t>Шифрование текста по алго</w:t>
+      </w:r>
+      <w:r>
+        <w:rPr>
+          <w:b/>
+          <w:sz w:val="28"/>
+          <w:szCs w:val="28"/>
+        </w:rPr>
+        <w:t>ритму Цезаря с заданным ключом</w:t>
       </w:r>
     </w:p>
     <w:p>
@@ -2897,25 +3054,32 @@
           <w:sz w:val="28"/>
           <w:szCs w:val="28"/>
         </w:rPr>
-        <w:t>система реагирует выводом сообщения: «Ошибка! Неизвестные символы. Уберите, символы которых нет в алфавите и попробуйте снова.»</w:t>
-      </w:r>
-    </w:p>
-    <w:p>
-      <w:pPr>
-        <w:spacing w:line="360" w:lineRule="auto"/>
-        <w:ind w:firstLine="709"/>
-        <w:jc w:val="both"/>
-        <w:rPr>
-          <w:sz w:val="28"/>
-          <w:szCs w:val="28"/>
-        </w:rPr>
-      </w:pPr>
+        <w:t xml:space="preserve">система реагирует выводом сообщения: «Ошибка! Неизвестные символы. Уберите, символы которых нет в алфавите и </w:t>
+      </w:r>
       <w:r>
         <w:rPr>
           <w:sz w:val="28"/>
           <w:szCs w:val="28"/>
         </w:rPr>
         <w:lastRenderedPageBreak/>
+        <w:t>попробуйте снова.»</w:t>
+      </w:r>
+    </w:p>
+    <w:p>
+      <w:pPr>
+        <w:spacing w:line="360" w:lineRule="auto"/>
+        <w:ind w:firstLine="709"/>
+        <w:jc w:val="both"/>
+        <w:rPr>
+          <w:sz w:val="28"/>
+          <w:szCs w:val="28"/>
+        </w:rPr>
+      </w:pPr>
+      <w:r>
+        <w:rPr>
+          <w:sz w:val="28"/>
+          <w:szCs w:val="28"/>
+        </w:rPr>
         <w:t xml:space="preserve">Ситуация </w:t>
       </w:r>
       <w:r>
@@ -4003,6 +4167,20 @@
         <w:ind w:firstLine="709"/>
         <w:jc w:val="both"/>
         <w:rPr>
+          <w:bCs/>
+          <w:sz w:val="28"/>
+          <w:szCs w:val="28"/>
+        </w:rPr>
+      </w:pPr>
+    </w:p>
+    <w:p>
+      <w:pPr>
+        <w:spacing w:line="360" w:lineRule="auto"/>
+        <w:ind w:firstLine="709"/>
+        <w:jc w:val="both"/>
+        <w:outlineLvl w:val="2"/>
+        <w:rPr>
+          <w:b/>
           <w:sz w:val="28"/>
           <w:szCs w:val="28"/>
         </w:rPr>
@@ -4018,6 +4196,7 @@
       </w:r>
       <w:r>
         <w:rPr>
+          <w:b/>
           <w:sz w:val="28"/>
           <w:szCs w:val="28"/>
         </w:rPr>
@@ -4224,7 +4403,7 @@
           <w:sz w:val="28"/>
           <w:szCs w:val="28"/>
         </w:rPr>
-        <w:t xml:space="preserve">Ситуация 1: пользователь пытается дешифровать текст, который не был зашифрован шифром Цезаря. В ответ на такую ситуацию программа выполнит дешифрование согласно алгоритму, но результат будет бессмысленным набором символов. Система не может определить семантическую верность, </w:t>
+        <w:t xml:space="preserve">Ситуация 1: пользователь пытается дешифровать текст, который не был зашифрован шифром Цезаря. В ответ на такую ситуацию программа выполнит дешифрование согласно алгоритму, но результат будет бессмысленным </w:t>
       </w:r>
       <w:r>
         <w:rPr>
@@ -4232,7 +4411,7 @@
           <w:szCs w:val="28"/>
         </w:rPr>
         <w:lastRenderedPageBreak/>
-        <w:t>поэтому ошибки не будет, это ответственность пользователя</w:t>
+        <w:t>набором символов. Система не может определить семантическую верность, поэтому ошибки не будет, это ответственность пользователя</w:t>
       </w:r>
       <w:r>
         <w:rPr>
@@ -4244,52 +4423,12 @@
     </w:p>
     <w:p>
       <w:pPr>
-        <w:widowControl/>
-        <w:autoSpaceDE/>
-        <w:spacing w:after="160" w:line="256" w:lineRule="auto"/>
-        <w:rPr>
-          <w:sz w:val="28"/>
-          <w:szCs w:val="28"/>
-        </w:rPr>
-      </w:pPr>
-      <w:r>
-        <w:rPr>
-          <w:sz w:val="28"/>
-          <w:szCs w:val="28"/>
-        </w:rPr>
-        <w:br w:type="page"/>
-      </w:r>
-    </w:p>
-    <w:p>
-      <w:pPr>
-        <w:pStyle w:val="ab"/>
-        <w:spacing w:line="360" w:lineRule="auto"/>
-        <w:ind w:left="0" w:firstLine="709"/>
-        <w:jc w:val="both"/>
-        <w:rPr>
-          <w:sz w:val="28"/>
-          <w:szCs w:val="28"/>
-        </w:rPr>
-      </w:pPr>
-    </w:p>
-    <w:p>
-      <w:pPr>
-        <w:pStyle w:val="ab"/>
-        <w:spacing w:line="360" w:lineRule="auto"/>
-        <w:ind w:left="0" w:firstLine="709"/>
-        <w:jc w:val="both"/>
-        <w:rPr>
-          <w:sz w:val="28"/>
-          <w:szCs w:val="28"/>
-        </w:rPr>
-      </w:pPr>
-    </w:p>
-    <w:p>
-      <w:pPr>
-        <w:spacing w:line="360" w:lineRule="auto"/>
-        <w:ind w:firstLine="709"/>
-        <w:jc w:val="both"/>
-        <w:rPr>
+        <w:spacing w:line="360" w:lineRule="auto"/>
+        <w:ind w:firstLine="709"/>
+        <w:jc w:val="both"/>
+        <w:outlineLvl w:val="2"/>
+        <w:rPr>
+          <w:b/>
           <w:sz w:val="28"/>
           <w:szCs w:val="28"/>
         </w:rPr>
@@ -4305,6 +4444,7 @@
       </w:r>
       <w:r>
         <w:rPr>
+          <w:b/>
           <w:sz w:val="28"/>
           <w:szCs w:val="28"/>
         </w:rPr>
@@ -4312,6 +4452,7 @@
       </w:r>
       <w:r>
         <w:rPr>
+          <w:b/>
           <w:sz w:val="28"/>
           <w:szCs w:val="28"/>
           <w:lang w:val="en-US"/>
@@ -4320,6 +4461,7 @@
       </w:r>
       <w:r>
         <w:rPr>
+          <w:b/>
           <w:sz w:val="28"/>
           <w:szCs w:val="28"/>
         </w:rPr>
@@ -4506,6 +4648,7 @@
         <w:spacing w:line="360" w:lineRule="auto"/>
         <w:ind w:firstLine="709"/>
         <w:jc w:val="both"/>
+        <w:outlineLvl w:val="1"/>
         <w:rPr>
           <w:b/>
           <w:bCs/>
@@ -4700,6 +4843,7 @@
         <w:spacing w:line="360" w:lineRule="auto"/>
         <w:ind w:firstLine="709"/>
         <w:jc w:val="both"/>
+        <w:outlineLvl w:val="0"/>
         <w:rPr>
           <w:b/>
           <w:bCs/>
@@ -4769,15 +4913,13 @@
       <w:r>
         <w:rPr>
           <w:noProof/>
-          <w:sz w:val="28"/>
-          <w:szCs w:val="28"/>
           <w:lang w:eastAsia="ru-RU"/>
         </w:rPr>
         <w:drawing>
-          <wp:inline distT="0" distB="0" distL="0" distR="0" wp14:anchorId="30A654C2" wp14:editId="780E539D">
-            <wp:extent cx="5942965" cy="4008120"/>
-            <wp:effectExtent l="0" t="0" r="635" b="0"/>
-            <wp:docPr id="2" name="Рисунок 2"/>
+          <wp:inline distT="0" distB="0" distL="0" distR="0" wp14:anchorId="6345251B" wp14:editId="708A51C8">
+            <wp:extent cx="5942965" cy="2875915"/>
+            <wp:effectExtent l="0" t="0" r="635" b="635"/>
+            <wp:docPr id="61" name="Рисунок 60"/>
             <wp:cNvGraphicFramePr>
               <a:graphicFrameLocks xmlns:a="http://schemas.openxmlformats.org/drawingml/2006/main" noChangeAspect="1"/>
             </wp:cNvGraphicFramePr>
@@ -4785,8 +4927,10 @@
               <a:graphicData uri="http://schemas.openxmlformats.org/drawingml/2006/picture">
                 <pic:pic xmlns:pic="http://schemas.openxmlformats.org/drawingml/2006/picture">
                   <pic:nvPicPr>
-                    <pic:cNvPr id="1" name=""/>
-                    <pic:cNvPicPr/>
+                    <pic:cNvPr id="61" name="Рисунок 60"/>
+                    <pic:cNvPicPr>
+                      <a:picLocks noChangeAspect="1"/>
+                    </pic:cNvPicPr>
                   </pic:nvPicPr>
                   <pic:blipFill>
                     <a:blip r:embed="rId13"/>
@@ -4797,7 +4941,7 @@
                   <pic:spPr>
                     <a:xfrm>
                       <a:off x="0" y="0"/>
-                      <a:ext cx="5942965" cy="4008120"/>
+                      <a:ext cx="5942965" cy="2875915"/>
                     </a:xfrm>
                     <a:prstGeom prst="rect">
                       <a:avLst/>
@@ -4992,15 +5136,7 @@
           <w:sz w:val="28"/>
           <w:szCs w:val="28"/>
         </w:rPr>
-        <w:t xml:space="preserve"> – предназначен для хранения алфавита и проверки </w:t>
-      </w:r>
-      <w:r>
-        <w:rPr>
-          <w:sz w:val="28"/>
-          <w:szCs w:val="28"/>
-        </w:rPr>
-        <w:lastRenderedPageBreak/>
-        <w:t>символов.</w:t>
+        <w:t xml:space="preserve"> – предназначен для хранения алфавита и проверки символов.</w:t>
       </w:r>
     </w:p>
     <w:p>
@@ -5088,6 +5224,7 @@
           <w:sz w:val="28"/>
           <w:szCs w:val="28"/>
         </w:rPr>
+        <w:lastRenderedPageBreak/>
         <w:t xml:space="preserve">Класс </w:t>
       </w:r>
       <w:r>
@@ -5908,7 +6045,6 @@
           <w:szCs w:val="28"/>
           <w:lang w:val="en-US"/>
         </w:rPr>
-        <w:lastRenderedPageBreak/>
         <w:t>void</w:t>
       </w:r>
       <w:proofErr w:type="gramEnd"/>
@@ -6207,6 +6343,7 @@
           <w:szCs w:val="28"/>
           <w:lang w:val="en-US"/>
         </w:rPr>
+        <w:lastRenderedPageBreak/>
         <w:t>void</w:t>
       </w:r>
       <w:proofErr w:type="gramEnd"/>
@@ -7712,7 +7849,286 @@
           <w:sz w:val="28"/>
           <w:szCs w:val="28"/>
         </w:rPr>
+        <w:t>Поля и свойства:</w:t>
+      </w:r>
+    </w:p>
+    <w:p>
+      <w:pPr>
+        <w:spacing w:line="360" w:lineRule="auto"/>
+        <w:ind w:firstLine="709"/>
+        <w:jc w:val="both"/>
+        <w:rPr>
+          <w:sz w:val="28"/>
+          <w:szCs w:val="28"/>
+        </w:rPr>
+      </w:pPr>
+      <w:proofErr w:type="gramStart"/>
+      <w:r>
+        <w:rPr>
+          <w:sz w:val="28"/>
+          <w:szCs w:val="28"/>
+          <w:lang w:val="en-US"/>
+        </w:rPr>
+        <w:t>chart</w:t>
+      </w:r>
+      <w:r>
+        <w:rPr>
+          <w:sz w:val="28"/>
+          <w:szCs w:val="28"/>
+        </w:rPr>
+        <w:t>[</w:t>
+      </w:r>
+      <w:proofErr w:type="gramEnd"/>
+      <w:r>
+        <w:rPr>
+          <w:sz w:val="28"/>
+          <w:szCs w:val="28"/>
+        </w:rPr>
+        <w:t xml:space="preserve">] </w:t>
+      </w:r>
+      <w:r>
+        <w:rPr>
+          <w:sz w:val="28"/>
+          <w:szCs w:val="28"/>
+          <w:lang w:val="en-US"/>
+        </w:rPr>
+        <w:t>Charts</w:t>
+      </w:r>
+      <w:r>
+        <w:rPr>
+          <w:sz w:val="28"/>
+          <w:szCs w:val="28"/>
+        </w:rPr>
+        <w:t xml:space="preserve"> </w:t>
+      </w:r>
+      <w:r>
+        <w:rPr>
+          <w:sz w:val="28"/>
+          <w:szCs w:val="28"/>
+        </w:rPr>
+        <w:t>– содержит символы алфавита.</w:t>
+      </w:r>
+    </w:p>
+    <w:p>
+      <w:pPr>
+        <w:spacing w:line="360" w:lineRule="auto"/>
+        <w:ind w:firstLine="709"/>
+        <w:jc w:val="both"/>
+        <w:rPr>
+          <w:sz w:val="28"/>
+          <w:szCs w:val="28"/>
+        </w:rPr>
+      </w:pPr>
+    </w:p>
+    <w:p>
+      <w:pPr>
+        <w:spacing w:line="360" w:lineRule="auto"/>
+        <w:ind w:firstLine="709"/>
+        <w:jc w:val="both"/>
+        <w:rPr>
+          <w:b/>
+          <w:sz w:val="28"/>
+          <w:szCs w:val="28"/>
+        </w:rPr>
+      </w:pPr>
+      <w:r>
+        <w:rPr>
+          <w:b/>
+          <w:sz w:val="28"/>
+          <w:szCs w:val="28"/>
+        </w:rPr>
         <w:lastRenderedPageBreak/>
+        <w:t>Методы:</w:t>
+      </w:r>
+    </w:p>
+    <w:p>
+      <w:pPr>
+        <w:spacing w:line="360" w:lineRule="auto"/>
+        <w:ind w:firstLine="709"/>
+        <w:jc w:val="both"/>
+        <w:rPr>
+          <w:sz w:val="28"/>
+          <w:szCs w:val="28"/>
+        </w:rPr>
+      </w:pPr>
+      <w:proofErr w:type="gramStart"/>
+      <w:r>
+        <w:rPr>
+          <w:sz w:val="28"/>
+          <w:szCs w:val="28"/>
+          <w:lang w:val="en-US"/>
+        </w:rPr>
+        <w:t>Alphabet</w:t>
+      </w:r>
+      <w:r>
+        <w:rPr>
+          <w:sz w:val="28"/>
+          <w:szCs w:val="28"/>
+        </w:rPr>
+        <w:t>(</w:t>
+      </w:r>
+      <w:proofErr w:type="gramEnd"/>
+      <w:r>
+        <w:rPr>
+          <w:sz w:val="28"/>
+          <w:szCs w:val="28"/>
+          <w:lang w:val="en-US"/>
+        </w:rPr>
+        <w:t>chart</w:t>
+      </w:r>
+      <w:r>
+        <w:rPr>
+          <w:sz w:val="28"/>
+          <w:szCs w:val="28"/>
+        </w:rPr>
+        <w:t xml:space="preserve">[] </w:t>
+      </w:r>
+      <w:r>
+        <w:rPr>
+          <w:sz w:val="28"/>
+          <w:szCs w:val="28"/>
+          <w:lang w:val="en-US"/>
+        </w:rPr>
+        <w:t>charts</w:t>
+      </w:r>
+      <w:r>
+        <w:rPr>
+          <w:sz w:val="28"/>
+          <w:szCs w:val="28"/>
+        </w:rPr>
+        <w:t>) – конструктор алфавита.</w:t>
+      </w:r>
+    </w:p>
+    <w:p>
+      <w:pPr>
+        <w:spacing w:line="360" w:lineRule="auto"/>
+        <w:ind w:firstLine="709"/>
+        <w:jc w:val="both"/>
+        <w:rPr>
+          <w:sz w:val="28"/>
+          <w:szCs w:val="28"/>
+        </w:rPr>
+      </w:pPr>
+      <w:proofErr w:type="gramStart"/>
+      <w:r>
+        <w:rPr>
+          <w:sz w:val="28"/>
+          <w:szCs w:val="28"/>
+          <w:lang w:val="en-US"/>
+        </w:rPr>
+        <w:t>bool</w:t>
+      </w:r>
+      <w:proofErr w:type="gramEnd"/>
+      <w:r>
+        <w:rPr>
+          <w:sz w:val="28"/>
+          <w:szCs w:val="28"/>
+        </w:rPr>
+        <w:t xml:space="preserve"> </w:t>
+      </w:r>
+      <w:r>
+        <w:rPr>
+          <w:sz w:val="28"/>
+          <w:szCs w:val="28"/>
+          <w:lang w:val="en-US"/>
+        </w:rPr>
+        <w:t>CheckSymbol</w:t>
+      </w:r>
+      <w:r>
+        <w:rPr>
+          <w:sz w:val="28"/>
+          <w:szCs w:val="28"/>
+        </w:rPr>
+        <w:t>(</w:t>
+      </w:r>
+      <w:r>
+        <w:rPr>
+          <w:sz w:val="28"/>
+          <w:szCs w:val="28"/>
+          <w:lang w:val="en-US"/>
+        </w:rPr>
+        <w:t>chart</w:t>
+      </w:r>
+      <w:r>
+        <w:rPr>
+          <w:sz w:val="28"/>
+          <w:szCs w:val="28"/>
+        </w:rPr>
+        <w:t xml:space="preserve"> </w:t>
+      </w:r>
+      <w:r>
+        <w:rPr>
+          <w:sz w:val="28"/>
+          <w:szCs w:val="28"/>
+          <w:lang w:val="en-US"/>
+        </w:rPr>
+        <w:t>symbol</w:t>
+      </w:r>
+      <w:r>
+        <w:rPr>
+          <w:sz w:val="28"/>
+          <w:szCs w:val="28"/>
+        </w:rPr>
+        <w:t>) – проверяет входит ли символ в алфавит.</w:t>
+      </w:r>
+    </w:p>
+    <w:p>
+      <w:pPr>
+        <w:spacing w:line="360" w:lineRule="auto"/>
+        <w:ind w:firstLine="709"/>
+        <w:jc w:val="both"/>
+        <w:rPr>
+          <w:sz w:val="28"/>
+          <w:szCs w:val="28"/>
+        </w:rPr>
+      </w:pPr>
+    </w:p>
+    <w:p>
+      <w:pPr>
+        <w:spacing w:line="360" w:lineRule="auto"/>
+        <w:ind w:firstLine="709"/>
+        <w:jc w:val="both"/>
+        <w:rPr>
+          <w:b/>
+          <w:sz w:val="28"/>
+          <w:szCs w:val="28"/>
+        </w:rPr>
+      </w:pPr>
+      <w:r>
+        <w:rPr>
+          <w:b/>
+          <w:sz w:val="28"/>
+          <w:szCs w:val="28"/>
+        </w:rPr>
+        <w:t xml:space="preserve">Класс </w:t>
+      </w:r>
+      <w:r>
+        <w:rPr>
+          <w:b/>
+          <w:sz w:val="28"/>
+          <w:szCs w:val="28"/>
+          <w:lang w:val="en-US"/>
+        </w:rPr>
+        <w:t>Cipher</w:t>
+      </w:r>
+    </w:p>
+    <w:p>
+      <w:pPr>
+        <w:spacing w:line="360" w:lineRule="auto"/>
+        <w:ind w:firstLine="709"/>
+        <w:jc w:val="both"/>
+        <w:rPr>
+          <w:b/>
+          <w:sz w:val="28"/>
+          <w:szCs w:val="28"/>
+        </w:rPr>
+      </w:pPr>
+      <w:r>
+        <w:rPr>
+          <w:b/>
+          <w:sz w:val="28"/>
+          <w:szCs w:val="28"/>
+        </w:rPr>
         <w:t>Поля и свойства:</w:t>
       </w:r>
     </w:p>
@@ -7726,6 +8142,224 @@
           <w:szCs w:val="28"/>
         </w:rPr>
       </w:pPr>
+      <w:r>
+        <w:rPr>
+          <w:sz w:val="28"/>
+          <w:szCs w:val="28"/>
+          <w:lang w:val="en-US"/>
+        </w:rPr>
+        <w:t>Alphabet</w:t>
+      </w:r>
+      <w:r>
+        <w:rPr>
+          <w:sz w:val="28"/>
+          <w:szCs w:val="28"/>
+        </w:rPr>
+        <w:t xml:space="preserve"> </w:t>
+      </w:r>
+      <w:proofErr w:type="spellStart"/>
+      <w:r>
+        <w:rPr>
+          <w:sz w:val="28"/>
+          <w:szCs w:val="28"/>
+          <w:lang w:val="en-US"/>
+        </w:rPr>
+        <w:t>Alphabet</w:t>
+      </w:r>
+      <w:proofErr w:type="spellEnd"/>
+      <w:r>
+        <w:rPr>
+          <w:sz w:val="28"/>
+          <w:szCs w:val="28"/>
+        </w:rPr>
+        <w:t xml:space="preserve"> – содержит алфавит.</w:t>
+      </w:r>
+    </w:p>
+    <w:p>
+      <w:pPr>
+        <w:spacing w:line="360" w:lineRule="auto"/>
+        <w:ind w:firstLine="709"/>
+        <w:jc w:val="both"/>
+        <w:rPr>
+          <w:sz w:val="28"/>
+          <w:szCs w:val="28"/>
+        </w:rPr>
+      </w:pPr>
+    </w:p>
+    <w:p>
+      <w:pPr>
+        <w:spacing w:line="360" w:lineRule="auto"/>
+        <w:ind w:firstLine="709"/>
+        <w:jc w:val="both"/>
+        <w:rPr>
+          <w:b/>
+          <w:sz w:val="28"/>
+          <w:szCs w:val="28"/>
+        </w:rPr>
+      </w:pPr>
+      <w:r>
+        <w:rPr>
+          <w:b/>
+          <w:sz w:val="28"/>
+          <w:szCs w:val="28"/>
+        </w:rPr>
+        <w:t>Методы:</w:t>
+      </w:r>
+    </w:p>
+    <w:p>
+      <w:pPr>
+        <w:spacing w:line="360" w:lineRule="auto"/>
+        <w:ind w:firstLine="709"/>
+        <w:jc w:val="both"/>
+        <w:rPr>
+          <w:sz w:val="28"/>
+          <w:szCs w:val="28"/>
+        </w:rPr>
+      </w:pPr>
+      <w:r>
+        <w:rPr>
+          <w:sz w:val="28"/>
+          <w:szCs w:val="28"/>
+          <w:lang w:val="en-US"/>
+        </w:rPr>
+        <w:t>Cipher</w:t>
+      </w:r>
+      <w:r>
+        <w:rPr>
+          <w:sz w:val="28"/>
+          <w:szCs w:val="28"/>
+        </w:rPr>
+        <w:t xml:space="preserve"> (</w:t>
+      </w:r>
+      <w:r>
+        <w:rPr>
+          <w:sz w:val="28"/>
+          <w:szCs w:val="28"/>
+          <w:lang w:val="en-US"/>
+        </w:rPr>
+        <w:t>Alphabet</w:t>
+      </w:r>
+      <w:r>
+        <w:rPr>
+          <w:sz w:val="28"/>
+          <w:szCs w:val="28"/>
+        </w:rPr>
+        <w:t xml:space="preserve"> </w:t>
+      </w:r>
+      <w:proofErr w:type="spellStart"/>
+      <w:r>
+        <w:rPr>
+          <w:sz w:val="28"/>
+          <w:szCs w:val="28"/>
+          <w:lang w:val="en-US"/>
+        </w:rPr>
+        <w:t>alphabet</w:t>
+      </w:r>
+      <w:proofErr w:type="spellEnd"/>
+      <w:r>
+        <w:rPr>
+          <w:sz w:val="28"/>
+          <w:szCs w:val="28"/>
+        </w:rPr>
+        <w:t>) – конструктор класса.</w:t>
+      </w:r>
+    </w:p>
+    <w:p>
+      <w:pPr>
+        <w:spacing w:line="360" w:lineRule="auto"/>
+        <w:ind w:firstLine="709"/>
+        <w:jc w:val="both"/>
+        <w:rPr>
+          <w:sz w:val="28"/>
+          <w:szCs w:val="28"/>
+        </w:rPr>
+      </w:pPr>
+      <w:r>
+        <w:rPr>
+          <w:sz w:val="28"/>
+          <w:szCs w:val="28"/>
+          <w:lang w:val="en-US"/>
+        </w:rPr>
+        <w:t xml:space="preserve">string EncryptData (string originalText, int key) – </w:t>
+      </w:r>
+      <w:r>
+        <w:rPr>
+          <w:sz w:val="28"/>
+          <w:szCs w:val="28"/>
+        </w:rPr>
+        <w:t>решает</w:t>
+      </w:r>
+      <w:r>
+        <w:rPr>
+          <w:sz w:val="28"/>
+          <w:szCs w:val="28"/>
+          <w:lang w:val="en-US"/>
+        </w:rPr>
+        <w:t xml:space="preserve"> </w:t>
+      </w:r>
+      <w:r>
+        <w:rPr>
+          <w:sz w:val="28"/>
+          <w:szCs w:val="28"/>
+        </w:rPr>
+        <w:t>задачу</w:t>
+      </w:r>
+      <w:r>
+        <w:rPr>
+          <w:sz w:val="28"/>
+          <w:szCs w:val="28"/>
+          <w:lang w:val="en-US"/>
+        </w:rPr>
+        <w:t xml:space="preserve"> </w:t>
+      </w:r>
+      <w:r>
+        <w:rPr>
+          <w:sz w:val="28"/>
+          <w:szCs w:val="28"/>
+        </w:rPr>
+        <w:t>шифровки</w:t>
+      </w:r>
+      <w:r>
+        <w:rPr>
+          <w:sz w:val="28"/>
+          <w:szCs w:val="28"/>
+          <w:lang w:val="en-US"/>
+        </w:rPr>
+        <w:t xml:space="preserve"> </w:t>
+      </w:r>
+      <w:r>
+        <w:rPr>
+          <w:sz w:val="28"/>
+          <w:szCs w:val="28"/>
+        </w:rPr>
+        <w:t>текста</w:t>
+      </w:r>
+      <w:r>
+        <w:rPr>
+          <w:sz w:val="28"/>
+          <w:szCs w:val="28"/>
+          <w:lang w:val="en-US"/>
+        </w:rPr>
+        <w:t xml:space="preserve">. </w:t>
+      </w:r>
+      <w:r>
+        <w:rPr>
+          <w:sz w:val="28"/>
+          <w:szCs w:val="28"/>
+        </w:rPr>
+        <w:t>В качестве параметров получает оригинальный текст (строка) и ключ (целое число). Выводит зашифрованный текст (строка).</w:t>
+      </w:r>
+    </w:p>
+    <w:p>
+      <w:pPr>
+        <w:spacing w:line="360" w:lineRule="auto"/>
+        <w:ind w:firstLine="709"/>
+        <w:jc w:val="both"/>
+        <w:rPr>
+          <w:sz w:val="28"/>
+          <w:szCs w:val="28"/>
+        </w:rPr>
+      </w:pPr>
       <w:proofErr w:type="gramStart"/>
       <w:r>
         <w:rPr>
@@ -7733,35 +8367,14 @@
           <w:szCs w:val="28"/>
           <w:lang w:val="en-US"/>
         </w:rPr>
-        <w:t>chart</w:t>
-      </w:r>
-      <w:r>
-        <w:rPr>
-          <w:sz w:val="28"/>
-          <w:szCs w:val="28"/>
-        </w:rPr>
-        <w:t>[</w:t>
+        <w:t>string</w:t>
       </w:r>
       <w:proofErr w:type="gramEnd"/>
       <w:r>
         <w:rPr>
           <w:sz w:val="28"/>
           <w:szCs w:val="28"/>
-        </w:rPr>
-        <w:t xml:space="preserve">] </w:t>
-      </w:r>
-      <w:r>
-        <w:rPr>
-          <w:sz w:val="28"/>
-          <w:szCs w:val="28"/>
-          <w:lang w:val="en-US"/>
-        </w:rPr>
-        <w:t>Charts</w:t>
-      </w:r>
-      <w:r>
-        <w:rPr>
-          <w:sz w:val="28"/>
-          <w:szCs w:val="28"/>
+          <w:lang w:val="en-US"/>
         </w:rPr>
         <w:t xml:space="preserve"> </w:t>
       </w:r>
@@ -7769,8 +8382,166 @@
         <w:rPr>
           <w:sz w:val="28"/>
           <w:szCs w:val="28"/>
-        </w:rPr>
-        <w:t>– содержит символы алфавита.</w:t>
+          <w:lang w:val="en-US"/>
+        </w:rPr>
+        <w:t>DecryptData</w:t>
+      </w:r>
+      <w:r>
+        <w:rPr>
+          <w:sz w:val="28"/>
+          <w:szCs w:val="28"/>
+          <w:lang w:val="en-US"/>
+        </w:rPr>
+        <w:t>(</w:t>
+      </w:r>
+      <w:r>
+        <w:rPr>
+          <w:sz w:val="28"/>
+          <w:szCs w:val="28"/>
+          <w:lang w:val="en-US"/>
+        </w:rPr>
+        <w:t>string</w:t>
+      </w:r>
+      <w:r>
+        <w:rPr>
+          <w:sz w:val="28"/>
+          <w:szCs w:val="28"/>
+          <w:lang w:val="en-US"/>
+        </w:rPr>
+        <w:t xml:space="preserve"> </w:t>
+      </w:r>
+      <w:r>
+        <w:rPr>
+          <w:sz w:val="28"/>
+          <w:szCs w:val="28"/>
+          <w:lang w:val="en-US"/>
+        </w:rPr>
+        <w:t>encryptedText</w:t>
+      </w:r>
+      <w:r>
+        <w:rPr>
+          <w:sz w:val="28"/>
+          <w:szCs w:val="28"/>
+          <w:lang w:val="en-US"/>
+        </w:rPr>
+        <w:t xml:space="preserve">, </w:t>
+      </w:r>
+      <w:r>
+        <w:rPr>
+          <w:sz w:val="28"/>
+          <w:szCs w:val="28"/>
+          <w:lang w:val="en-US"/>
+        </w:rPr>
+        <w:t>int</w:t>
+      </w:r>
+      <w:r>
+        <w:rPr>
+          <w:sz w:val="28"/>
+          <w:szCs w:val="28"/>
+          <w:lang w:val="en-US"/>
+        </w:rPr>
+        <w:t xml:space="preserve"> </w:t>
+      </w:r>
+      <w:r>
+        <w:rPr>
+          <w:sz w:val="28"/>
+          <w:szCs w:val="28"/>
+          <w:lang w:val="en-US"/>
+        </w:rPr>
+        <w:t>key</w:t>
+      </w:r>
+      <w:r>
+        <w:rPr>
+          <w:sz w:val="28"/>
+          <w:szCs w:val="28"/>
+          <w:lang w:val="en-US"/>
+        </w:rPr>
+        <w:t xml:space="preserve">) – </w:t>
+      </w:r>
+      <w:r>
+        <w:rPr>
+          <w:sz w:val="28"/>
+          <w:szCs w:val="28"/>
+        </w:rPr>
+        <w:t>решает</w:t>
+      </w:r>
+      <w:r>
+        <w:rPr>
+          <w:sz w:val="28"/>
+          <w:szCs w:val="28"/>
+          <w:lang w:val="en-US"/>
+        </w:rPr>
+        <w:t xml:space="preserve"> </w:t>
+      </w:r>
+      <w:r>
+        <w:rPr>
+          <w:sz w:val="28"/>
+          <w:szCs w:val="28"/>
+        </w:rPr>
+        <w:t>задачу</w:t>
+      </w:r>
+      <w:r>
+        <w:rPr>
+          <w:sz w:val="28"/>
+          <w:szCs w:val="28"/>
+          <w:lang w:val="en-US"/>
+        </w:rPr>
+        <w:t xml:space="preserve"> </w:t>
+      </w:r>
+      <w:r>
+        <w:rPr>
+          <w:sz w:val="28"/>
+          <w:szCs w:val="28"/>
+        </w:rPr>
+        <w:t>дешифровки</w:t>
+      </w:r>
+      <w:r>
+        <w:rPr>
+          <w:sz w:val="28"/>
+          <w:szCs w:val="28"/>
+          <w:lang w:val="en-US"/>
+        </w:rPr>
+        <w:t xml:space="preserve"> </w:t>
+      </w:r>
+      <w:r>
+        <w:rPr>
+          <w:sz w:val="28"/>
+          <w:szCs w:val="28"/>
+        </w:rPr>
+        <w:t>текста</w:t>
+      </w:r>
+      <w:r>
+        <w:rPr>
+          <w:sz w:val="28"/>
+          <w:szCs w:val="28"/>
+          <w:lang w:val="en-US"/>
+        </w:rPr>
+        <w:t xml:space="preserve">. </w:t>
+      </w:r>
+      <w:r>
+        <w:rPr>
+          <w:sz w:val="28"/>
+          <w:szCs w:val="28"/>
+        </w:rPr>
+        <w:t>В качестве параметров получает зашифрованный текст (строка) и ключ (целое число). Выводит дешифрованный текст (строка).</w:t>
+      </w:r>
+    </w:p>
+    <w:p>
+      <w:pPr>
+        <w:spacing w:line="360" w:lineRule="auto"/>
+        <w:ind w:firstLine="709"/>
+        <w:jc w:val="both"/>
+        <w:rPr>
+          <w:sz w:val="28"/>
+          <w:szCs w:val="28"/>
+        </w:rPr>
+      </w:pPr>
+      <w:r>
+        <w:rPr>
+          <w:sz w:val="28"/>
+          <w:szCs w:val="28"/>
+        </w:rPr>
+        <w:t>…</w:t>
       </w:r>
     </w:p>
     <w:p>
@@ -7801,20 +8572,77 @@
           <w:sz w:val="28"/>
           <w:szCs w:val="28"/>
         </w:rPr>
-        <w:t>Методы:</w:t>
-      </w:r>
-    </w:p>
-    <w:p>
-      <w:pPr>
-        <w:spacing w:line="360" w:lineRule="auto"/>
-        <w:ind w:firstLine="709"/>
-        <w:jc w:val="both"/>
-        <w:rPr>
-          <w:sz w:val="28"/>
-          <w:szCs w:val="28"/>
-        </w:rPr>
-      </w:pPr>
-      <w:proofErr w:type="gramStart"/>
+        <w:t>Взаимосвязь классов</w:t>
+      </w:r>
+    </w:p>
+    <w:p>
+      <w:pPr>
+        <w:spacing w:line="360" w:lineRule="auto"/>
+        <w:ind w:firstLine="709"/>
+        <w:jc w:val="both"/>
+        <w:rPr>
+          <w:sz w:val="28"/>
+          <w:szCs w:val="28"/>
+        </w:rPr>
+      </w:pPr>
+      <w:r>
+        <w:rPr>
+          <w:sz w:val="28"/>
+          <w:szCs w:val="28"/>
+        </w:rPr>
+        <w:t>Взаимодействие между компонентами организовано следующим образом:</w:t>
+      </w:r>
+    </w:p>
+    <w:p>
+      <w:pPr>
+        <w:spacing w:line="360" w:lineRule="auto"/>
+        <w:ind w:firstLine="709"/>
+        <w:jc w:val="both"/>
+        <w:rPr>
+          <w:sz w:val="28"/>
+          <w:szCs w:val="28"/>
+        </w:rPr>
+      </w:pPr>
+      <w:r>
+        <w:rPr>
+          <w:sz w:val="28"/>
+          <w:szCs w:val="28"/>
+        </w:rPr>
+        <w:t>При старте приложения отображается «Главная форма» (</w:t>
+      </w:r>
+      <w:r>
+        <w:rPr>
+          <w:sz w:val="28"/>
+          <w:szCs w:val="28"/>
+          <w:lang w:val="en-US"/>
+        </w:rPr>
+        <w:t>MainForm</w:t>
+      </w:r>
+      <w:r>
+        <w:rPr>
+          <w:sz w:val="28"/>
+          <w:szCs w:val="28"/>
+        </w:rPr>
+        <w:t>).</w:t>
+      </w:r>
+    </w:p>
+    <w:p>
+      <w:pPr>
+        <w:spacing w:line="360" w:lineRule="auto"/>
+        <w:ind w:firstLine="709"/>
+        <w:jc w:val="both"/>
+        <w:rPr>
+          <w:sz w:val="28"/>
+          <w:szCs w:val="28"/>
+        </w:rPr>
+      </w:pPr>
+      <w:r>
+        <w:rPr>
+          <w:sz w:val="28"/>
+          <w:szCs w:val="28"/>
+        </w:rPr>
+        <w:t>Главная форма подгружает классы «Алфавит» (</w:t>
+      </w:r>
       <w:r>
         <w:rPr>
           <w:sz w:val="28"/>
@@ -7828,183 +8656,169 @@
           <w:sz w:val="28"/>
           <w:szCs w:val="28"/>
         </w:rPr>
-        <w:t>(</w:t>
-      </w:r>
-      <w:proofErr w:type="gramEnd"/>
-      <w:r>
-        <w:rPr>
-          <w:sz w:val="28"/>
-          <w:szCs w:val="28"/>
-          <w:lang w:val="en-US"/>
-        </w:rPr>
-        <w:t>chart</w:t>
-      </w:r>
-      <w:r>
-        <w:rPr>
-          <w:sz w:val="28"/>
-          <w:szCs w:val="28"/>
-        </w:rPr>
-        <w:t xml:space="preserve">[] </w:t>
-      </w:r>
-      <w:r>
-        <w:rPr>
-          <w:sz w:val="28"/>
-          <w:szCs w:val="28"/>
-          <w:lang w:val="en-US"/>
-        </w:rPr>
-        <w:t>charts</w:t>
-      </w:r>
-      <w:r>
-        <w:rPr>
-          <w:sz w:val="28"/>
-          <w:szCs w:val="28"/>
-        </w:rPr>
-        <w:t>) – конструктор алфавита.</w:t>
-      </w:r>
-    </w:p>
-    <w:p>
-      <w:pPr>
-        <w:spacing w:line="360" w:lineRule="auto"/>
-        <w:ind w:firstLine="709"/>
-        <w:jc w:val="both"/>
-        <w:rPr>
-          <w:sz w:val="28"/>
-          <w:szCs w:val="28"/>
-        </w:rPr>
-      </w:pPr>
-      <w:proofErr w:type="gramStart"/>
-      <w:r>
-        <w:rPr>
-          <w:sz w:val="28"/>
-          <w:szCs w:val="28"/>
-          <w:lang w:val="en-US"/>
-        </w:rPr>
-        <w:t>bool</w:t>
-      </w:r>
-      <w:proofErr w:type="gramEnd"/>
-      <w:r>
-        <w:rPr>
-          <w:sz w:val="28"/>
-          <w:szCs w:val="28"/>
-        </w:rPr>
-        <w:t xml:space="preserve"> </w:t>
-      </w:r>
-      <w:r>
-        <w:rPr>
-          <w:sz w:val="28"/>
-          <w:szCs w:val="28"/>
-          <w:lang w:val="en-US"/>
-        </w:rPr>
-        <w:t>CheckSymbol</w:t>
-      </w:r>
-      <w:r>
-        <w:rPr>
-          <w:sz w:val="28"/>
-          <w:szCs w:val="28"/>
-        </w:rPr>
-        <w:t>(</w:t>
-      </w:r>
-      <w:r>
-        <w:rPr>
-          <w:sz w:val="28"/>
-          <w:szCs w:val="28"/>
-          <w:lang w:val="en-US"/>
-        </w:rPr>
-        <w:t>chart</w:t>
-      </w:r>
-      <w:r>
-        <w:rPr>
-          <w:sz w:val="28"/>
-          <w:szCs w:val="28"/>
-        </w:rPr>
-        <w:t xml:space="preserve"> </w:t>
-      </w:r>
-      <w:r>
-        <w:rPr>
-          <w:sz w:val="28"/>
-          <w:szCs w:val="28"/>
-          <w:lang w:val="en-US"/>
-        </w:rPr>
-        <w:t>symbol</w:t>
-      </w:r>
-      <w:r>
-        <w:rPr>
-          <w:sz w:val="28"/>
-          <w:szCs w:val="28"/>
-        </w:rPr>
-        <w:t>) – проверяет входит ли символ в алфавит.</w:t>
-      </w:r>
-    </w:p>
-    <w:p>
-      <w:pPr>
-        <w:spacing w:line="360" w:lineRule="auto"/>
-        <w:ind w:firstLine="709"/>
-        <w:jc w:val="both"/>
-        <w:rPr>
-          <w:sz w:val="28"/>
-          <w:szCs w:val="28"/>
-        </w:rPr>
-      </w:pPr>
-    </w:p>
-    <w:p>
-      <w:pPr>
-        <w:spacing w:line="360" w:lineRule="auto"/>
-        <w:ind w:firstLine="709"/>
-        <w:jc w:val="both"/>
-        <w:rPr>
-          <w:b/>
-          <w:sz w:val="28"/>
-          <w:szCs w:val="28"/>
-        </w:rPr>
-      </w:pPr>
-      <w:r>
-        <w:rPr>
-          <w:b/>
-          <w:sz w:val="28"/>
-          <w:szCs w:val="28"/>
-        </w:rPr>
-        <w:t xml:space="preserve">Класс </w:t>
-      </w:r>
-      <w:r>
-        <w:rPr>
-          <w:b/>
+        <w:t>), «Шифр» (</w:t>
+      </w:r>
+      <w:r>
+        <w:rPr>
           <w:sz w:val="28"/>
           <w:szCs w:val="28"/>
           <w:lang w:val="en-US"/>
         </w:rPr>
         <w:t>Cipher</w:t>
       </w:r>
-    </w:p>
-    <w:p>
-      <w:pPr>
-        <w:spacing w:line="360" w:lineRule="auto"/>
-        <w:ind w:firstLine="709"/>
-        <w:jc w:val="both"/>
-        <w:rPr>
-          <w:b/>
-          <w:sz w:val="28"/>
-          <w:szCs w:val="28"/>
-        </w:rPr>
-      </w:pPr>
-      <w:r>
-        <w:rPr>
-          <w:b/>
-          <w:sz w:val="28"/>
-          <w:szCs w:val="28"/>
-        </w:rPr>
-        <w:t>Поля и свойства:</w:t>
-      </w:r>
-    </w:p>
-    <w:p>
-      <w:pPr>
-        <w:spacing w:line="360" w:lineRule="auto"/>
-        <w:ind w:firstLine="709"/>
-        <w:jc w:val="both"/>
-        <w:rPr>
-          <w:sz w:val="28"/>
-          <w:szCs w:val="28"/>
-        </w:rPr>
-      </w:pPr>
+      <w:r>
+        <w:rPr>
+          <w:sz w:val="28"/>
+          <w:szCs w:val="28"/>
+        </w:rPr>
+        <w:t>) и «Ввод\Вывод» (</w:t>
+      </w:r>
+      <w:r>
+        <w:rPr>
+          <w:sz w:val="28"/>
+          <w:szCs w:val="28"/>
+          <w:lang w:val="en-US"/>
+        </w:rPr>
+        <w:t>InputOutput</w:t>
+      </w:r>
+      <w:r>
+        <w:rPr>
+          <w:sz w:val="28"/>
+          <w:szCs w:val="28"/>
+        </w:rPr>
+        <w:t>).</w:t>
+      </w:r>
+    </w:p>
+    <w:p>
+      <w:pPr>
+        <w:spacing w:line="360" w:lineRule="auto"/>
+        <w:ind w:firstLine="709"/>
+        <w:jc w:val="both"/>
+        <w:rPr>
+          <w:sz w:val="28"/>
+          <w:szCs w:val="28"/>
+        </w:rPr>
+      </w:pPr>
+      <w:r>
+        <w:rPr>
+          <w:sz w:val="28"/>
+          <w:szCs w:val="28"/>
+        </w:rPr>
+        <w:t>При нажатии кнопки «Импорт» должен появиться диалог выбора файла. Текст из файла заполнит поле ввода текста.</w:t>
+      </w:r>
+    </w:p>
+    <w:p>
+      <w:pPr>
+        <w:spacing w:line="360" w:lineRule="auto"/>
+        <w:ind w:firstLine="709"/>
+        <w:jc w:val="both"/>
+        <w:rPr>
+          <w:sz w:val="28"/>
+          <w:szCs w:val="28"/>
+        </w:rPr>
+      </w:pPr>
+      <w:r>
+        <w:rPr>
+          <w:sz w:val="28"/>
+          <w:szCs w:val="28"/>
+        </w:rPr>
+        <w:t>При нажатии кнопки «Экспорт» должен появиться диалог выбора папки, в которую будет выгружен файл. В выбранной папке будет создан файл, в котором будет текст из поля ввода текста, ключ и текст из поля вывода текста.</w:t>
+      </w:r>
+    </w:p>
+    <w:p>
+      <w:pPr>
+        <w:spacing w:line="360" w:lineRule="auto"/>
+        <w:ind w:firstLine="709"/>
+        <w:jc w:val="both"/>
+        <w:rPr>
+          <w:sz w:val="28"/>
+          <w:szCs w:val="28"/>
+        </w:rPr>
+      </w:pPr>
+      <w:r>
+        <w:rPr>
+          <w:sz w:val="28"/>
+          <w:szCs w:val="28"/>
+        </w:rPr>
+        <w:t xml:space="preserve">При нажатии кнопки «Зашифровать» текст из поля ввода текста будет </w:t>
+      </w:r>
+      <w:r>
+        <w:rPr>
+          <w:sz w:val="28"/>
+          <w:szCs w:val="28"/>
+        </w:rPr>
+        <w:lastRenderedPageBreak/>
+        <w:t>зашифрован с использованием ключа из поля ввода ключа. В поле вывода текста будет зашифрованный текст.</w:t>
+      </w:r>
+    </w:p>
+    <w:p>
+      <w:pPr>
+        <w:spacing w:line="360" w:lineRule="auto"/>
+        <w:ind w:firstLine="709"/>
+        <w:jc w:val="both"/>
+        <w:rPr>
+          <w:sz w:val="28"/>
+          <w:szCs w:val="28"/>
+        </w:rPr>
+      </w:pPr>
+      <w:r>
+        <w:rPr>
+          <w:sz w:val="28"/>
+          <w:szCs w:val="28"/>
+        </w:rPr>
+        <w:t>При нажатии кнопки «Расшифровать» текст из поля ввода текста будет расшифрован с использованием ключа из поля ввода ключа. В поле вывода текста будет расшифрованный текст.</w:t>
+      </w:r>
+    </w:p>
+    <w:p>
+      <w:pPr>
+        <w:spacing w:line="360" w:lineRule="auto"/>
+        <w:ind w:firstLine="709"/>
+        <w:jc w:val="both"/>
+        <w:rPr>
+          <w:sz w:val="28"/>
+          <w:szCs w:val="28"/>
+        </w:rPr>
+      </w:pPr>
+      <w:r>
+        <w:rPr>
+          <w:sz w:val="28"/>
+          <w:szCs w:val="28"/>
+        </w:rPr>
+        <w:t>При нажатии кнопки «Очистить поля ввода\вывода» поля ввода и вывода текста будут очищены, а поле ввода ключа будет сброшено до значения «0».</w:t>
+      </w:r>
+    </w:p>
+    <w:p>
+      <w:pPr>
+        <w:spacing w:line="360" w:lineRule="auto"/>
+        <w:ind w:firstLine="709"/>
+        <w:jc w:val="both"/>
+        <w:rPr>
+          <w:sz w:val="28"/>
+          <w:szCs w:val="28"/>
+        </w:rPr>
+      </w:pPr>
+      <w:r>
+        <w:rPr>
+          <w:sz w:val="28"/>
+          <w:szCs w:val="28"/>
+        </w:rPr>
+        <w:t>Класс «Шифр» (</w:t>
+      </w:r>
+      <w:r>
+        <w:rPr>
+          <w:sz w:val="28"/>
+          <w:szCs w:val="28"/>
+          <w:lang w:val="en-US"/>
+        </w:rPr>
+        <w:t>Cipher</w:t>
+      </w:r>
+      <w:r>
+        <w:rPr>
+          <w:sz w:val="28"/>
+          <w:szCs w:val="28"/>
+        </w:rPr>
+        <w:t>) использует класс «Алфавит» (</w:t>
+      </w:r>
       <w:r>
         <w:rPr>
           <w:sz w:val="28"/>
@@ -8018,9 +8832,41 @@
           <w:sz w:val="28"/>
           <w:szCs w:val="28"/>
         </w:rPr>
-        <w:t xml:space="preserve"> </w:t>
-      </w:r>
-      <w:proofErr w:type="spellStart"/>
+        <w:t>).</w:t>
+      </w:r>
+    </w:p>
+    <w:p>
+      <w:pPr>
+        <w:spacing w:line="360" w:lineRule="auto"/>
+        <w:ind w:firstLine="709"/>
+        <w:jc w:val="both"/>
+        <w:rPr>
+          <w:sz w:val="28"/>
+          <w:szCs w:val="28"/>
+        </w:rPr>
+      </w:pPr>
+      <w:r>
+        <w:rPr>
+          <w:sz w:val="28"/>
+          <w:szCs w:val="28"/>
+        </w:rPr>
+        <w:t>«Главная форма» (</w:t>
+      </w:r>
+      <w:r>
+        <w:rPr>
+          <w:sz w:val="28"/>
+          <w:szCs w:val="28"/>
+          <w:lang w:val="en-US"/>
+        </w:rPr>
+        <w:t>MainForm</w:t>
+      </w:r>
+      <w:r>
+        <w:rPr>
+          <w:sz w:val="28"/>
+          <w:szCs w:val="28"/>
+        </w:rPr>
+        <w:t>) использует классы «Алфавит» (</w:t>
+      </w:r>
       <w:r>
         <w:rPr>
           <w:sz w:val="28"/>
@@ -8029,56 +8875,13 @@
         </w:rPr>
         <w:t>Alphabet</w:t>
       </w:r>
-      <w:proofErr w:type="spellEnd"/>
-      <w:r>
-        <w:rPr>
-          <w:sz w:val="28"/>
-          <w:szCs w:val="28"/>
-        </w:rPr>
-        <w:t xml:space="preserve"> – содержит алфавит.</w:t>
-      </w:r>
-    </w:p>
-    <w:p>
-      <w:pPr>
-        <w:spacing w:line="360" w:lineRule="auto"/>
-        <w:ind w:firstLine="709"/>
-        <w:jc w:val="both"/>
-        <w:rPr>
-          <w:sz w:val="28"/>
-          <w:szCs w:val="28"/>
-        </w:rPr>
-      </w:pPr>
-    </w:p>
-    <w:p>
-      <w:pPr>
-        <w:spacing w:line="360" w:lineRule="auto"/>
-        <w:ind w:firstLine="709"/>
-        <w:jc w:val="both"/>
-        <w:rPr>
-          <w:b/>
-          <w:sz w:val="28"/>
-          <w:szCs w:val="28"/>
-        </w:rPr>
-      </w:pPr>
-      <w:r>
-        <w:rPr>
-          <w:b/>
-          <w:sz w:val="28"/>
-          <w:szCs w:val="28"/>
-        </w:rPr>
-        <w:t>Методы:</w:t>
-      </w:r>
-    </w:p>
-    <w:p>
-      <w:pPr>
-        <w:spacing w:line="360" w:lineRule="auto"/>
-        <w:ind w:firstLine="709"/>
-        <w:jc w:val="both"/>
-        <w:rPr>
-          <w:sz w:val="28"/>
-          <w:szCs w:val="28"/>
-        </w:rPr>
-      </w:pPr>
+      <w:r>
+        <w:rPr>
+          <w:sz w:val="28"/>
+          <w:szCs w:val="28"/>
+        </w:rPr>
+        <w:t>), «Шифр» (</w:t>
+      </w:r>
       <w:r>
         <w:rPr>
           <w:sz w:val="28"/>
@@ -8092,394 +8895,15 @@
           <w:sz w:val="28"/>
           <w:szCs w:val="28"/>
         </w:rPr>
-        <w:t xml:space="preserve"> (</w:t>
-      </w:r>
-      <w:r>
-        <w:rPr>
-          <w:sz w:val="28"/>
-          <w:szCs w:val="28"/>
-          <w:lang w:val="en-US"/>
-        </w:rPr>
-        <w:t>Alphabet</w:t>
-      </w:r>
-      <w:r>
-        <w:rPr>
-          <w:sz w:val="28"/>
-          <w:szCs w:val="28"/>
-        </w:rPr>
-        <w:t xml:space="preserve"> </w:t>
-      </w:r>
-      <w:proofErr w:type="spellStart"/>
-      <w:r>
-        <w:rPr>
-          <w:sz w:val="28"/>
-          <w:szCs w:val="28"/>
-          <w:lang w:val="en-US"/>
-        </w:rPr>
-        <w:t>alphabet</w:t>
-      </w:r>
-      <w:proofErr w:type="spellEnd"/>
-      <w:r>
-        <w:rPr>
-          <w:sz w:val="28"/>
-          <w:szCs w:val="28"/>
-        </w:rPr>
-        <w:t>) – конструктор класса.</w:t>
-      </w:r>
-    </w:p>
-    <w:p>
-      <w:pPr>
-        <w:spacing w:line="360" w:lineRule="auto"/>
-        <w:ind w:firstLine="709"/>
-        <w:jc w:val="both"/>
-        <w:rPr>
-          <w:sz w:val="28"/>
-          <w:szCs w:val="28"/>
-        </w:rPr>
-      </w:pPr>
-      <w:r>
-        <w:rPr>
-          <w:sz w:val="28"/>
-          <w:szCs w:val="28"/>
-          <w:lang w:val="en-US"/>
-        </w:rPr>
-        <w:t xml:space="preserve">string EncryptData (string originalText, int key) – </w:t>
-      </w:r>
-      <w:r>
-        <w:rPr>
-          <w:sz w:val="28"/>
-          <w:szCs w:val="28"/>
-        </w:rPr>
-        <w:t>решает</w:t>
-      </w:r>
-      <w:r>
-        <w:rPr>
-          <w:sz w:val="28"/>
-          <w:szCs w:val="28"/>
-          <w:lang w:val="en-US"/>
-        </w:rPr>
-        <w:t xml:space="preserve"> </w:t>
-      </w:r>
-      <w:r>
-        <w:rPr>
-          <w:sz w:val="28"/>
-          <w:szCs w:val="28"/>
-        </w:rPr>
-        <w:t>задачу</w:t>
-      </w:r>
-      <w:r>
-        <w:rPr>
-          <w:sz w:val="28"/>
-          <w:szCs w:val="28"/>
-          <w:lang w:val="en-US"/>
-        </w:rPr>
-        <w:t xml:space="preserve"> </w:t>
-      </w:r>
-      <w:r>
-        <w:rPr>
-          <w:sz w:val="28"/>
-          <w:szCs w:val="28"/>
-        </w:rPr>
-        <w:t>шифровки</w:t>
-      </w:r>
-      <w:r>
-        <w:rPr>
-          <w:sz w:val="28"/>
-          <w:szCs w:val="28"/>
-          <w:lang w:val="en-US"/>
-        </w:rPr>
-        <w:t xml:space="preserve"> </w:t>
-      </w:r>
-      <w:r>
-        <w:rPr>
-          <w:sz w:val="28"/>
-          <w:szCs w:val="28"/>
-        </w:rPr>
-        <w:t>текста</w:t>
-      </w:r>
-      <w:r>
-        <w:rPr>
-          <w:sz w:val="28"/>
-          <w:szCs w:val="28"/>
-          <w:lang w:val="en-US"/>
-        </w:rPr>
-        <w:t xml:space="preserve">. </w:t>
-      </w:r>
-      <w:r>
-        <w:rPr>
-          <w:sz w:val="28"/>
-          <w:szCs w:val="28"/>
-        </w:rPr>
-        <w:t>В качестве параметров получает оригинальный текст (строка) и ключ (целое число). Выводит зашифрованный текст (строка).</w:t>
-      </w:r>
-    </w:p>
-    <w:p>
-      <w:pPr>
-        <w:spacing w:line="360" w:lineRule="auto"/>
-        <w:ind w:firstLine="709"/>
-        <w:jc w:val="both"/>
-        <w:rPr>
-          <w:sz w:val="28"/>
-          <w:szCs w:val="28"/>
-        </w:rPr>
-      </w:pPr>
-      <w:proofErr w:type="gramStart"/>
-      <w:r>
-        <w:rPr>
-          <w:sz w:val="28"/>
-          <w:szCs w:val="28"/>
-          <w:lang w:val="en-US"/>
-        </w:rPr>
-        <w:t>string</w:t>
-      </w:r>
-      <w:proofErr w:type="gramEnd"/>
-      <w:r>
-        <w:rPr>
-          <w:sz w:val="28"/>
-          <w:szCs w:val="28"/>
-          <w:lang w:val="en-US"/>
-        </w:rPr>
-        <w:t xml:space="preserve"> </w:t>
-      </w:r>
-      <w:r>
-        <w:rPr>
-          <w:sz w:val="28"/>
-          <w:szCs w:val="28"/>
-          <w:lang w:val="en-US"/>
-        </w:rPr>
-        <w:t>DecryptData</w:t>
-      </w:r>
-      <w:r>
-        <w:rPr>
-          <w:sz w:val="28"/>
-          <w:szCs w:val="28"/>
-          <w:lang w:val="en-US"/>
-        </w:rPr>
-        <w:t>(</w:t>
-      </w:r>
-      <w:r>
-        <w:rPr>
-          <w:sz w:val="28"/>
-          <w:szCs w:val="28"/>
-          <w:lang w:val="en-US"/>
-        </w:rPr>
-        <w:t>string</w:t>
-      </w:r>
-      <w:r>
-        <w:rPr>
-          <w:sz w:val="28"/>
-          <w:szCs w:val="28"/>
-          <w:lang w:val="en-US"/>
-        </w:rPr>
-        <w:t xml:space="preserve"> </w:t>
-      </w:r>
-      <w:r>
-        <w:rPr>
-          <w:sz w:val="28"/>
-          <w:szCs w:val="28"/>
-          <w:lang w:val="en-US"/>
-        </w:rPr>
-        <w:t>encryptedText</w:t>
-      </w:r>
-      <w:r>
-        <w:rPr>
-          <w:sz w:val="28"/>
-          <w:szCs w:val="28"/>
-          <w:lang w:val="en-US"/>
-        </w:rPr>
-        <w:t xml:space="preserve">, </w:t>
-      </w:r>
-      <w:r>
-        <w:rPr>
-          <w:sz w:val="28"/>
-          <w:szCs w:val="28"/>
-          <w:lang w:val="en-US"/>
-        </w:rPr>
-        <w:t>int</w:t>
-      </w:r>
-      <w:r>
-        <w:rPr>
-          <w:sz w:val="28"/>
-          <w:szCs w:val="28"/>
-          <w:lang w:val="en-US"/>
-        </w:rPr>
-        <w:t xml:space="preserve"> </w:t>
-      </w:r>
-      <w:r>
-        <w:rPr>
-          <w:sz w:val="28"/>
-          <w:szCs w:val="28"/>
-          <w:lang w:val="en-US"/>
-        </w:rPr>
-        <w:t>key</w:t>
-      </w:r>
-      <w:r>
-        <w:rPr>
-          <w:sz w:val="28"/>
-          <w:szCs w:val="28"/>
-          <w:lang w:val="en-US"/>
-        </w:rPr>
-        <w:t xml:space="preserve">) – </w:t>
-      </w:r>
-      <w:r>
-        <w:rPr>
-          <w:sz w:val="28"/>
-          <w:szCs w:val="28"/>
-        </w:rPr>
-        <w:t>решает</w:t>
-      </w:r>
-      <w:r>
-        <w:rPr>
-          <w:sz w:val="28"/>
-          <w:szCs w:val="28"/>
-          <w:lang w:val="en-US"/>
-        </w:rPr>
-        <w:t xml:space="preserve"> </w:t>
-      </w:r>
-      <w:r>
-        <w:rPr>
-          <w:sz w:val="28"/>
-          <w:szCs w:val="28"/>
-        </w:rPr>
-        <w:t>задачу</w:t>
-      </w:r>
-      <w:r>
-        <w:rPr>
-          <w:sz w:val="28"/>
-          <w:szCs w:val="28"/>
-          <w:lang w:val="en-US"/>
-        </w:rPr>
-        <w:t xml:space="preserve"> </w:t>
-      </w:r>
-      <w:r>
-        <w:rPr>
-          <w:sz w:val="28"/>
-          <w:szCs w:val="28"/>
-        </w:rPr>
-        <w:t>дешифровки</w:t>
-      </w:r>
-      <w:r>
-        <w:rPr>
-          <w:sz w:val="28"/>
-          <w:szCs w:val="28"/>
-          <w:lang w:val="en-US"/>
-        </w:rPr>
-        <w:t xml:space="preserve"> </w:t>
-      </w:r>
-      <w:r>
-        <w:rPr>
-          <w:sz w:val="28"/>
-          <w:szCs w:val="28"/>
-        </w:rPr>
-        <w:t>текста</w:t>
-      </w:r>
-      <w:r>
-        <w:rPr>
-          <w:sz w:val="28"/>
-          <w:szCs w:val="28"/>
-          <w:lang w:val="en-US"/>
-        </w:rPr>
-        <w:t xml:space="preserve">. </w:t>
-      </w:r>
-      <w:r>
-        <w:rPr>
-          <w:sz w:val="28"/>
-          <w:szCs w:val="28"/>
-        </w:rPr>
-        <w:t>В качестве параметров получает зашифрованный текст (строка) и ключ (целое число). Выводит дешифрованный текст (строка).</w:t>
-      </w:r>
-    </w:p>
-    <w:p>
-      <w:pPr>
-        <w:spacing w:line="360" w:lineRule="auto"/>
-        <w:ind w:firstLine="709"/>
-        <w:jc w:val="both"/>
-        <w:rPr>
-          <w:sz w:val="28"/>
-          <w:szCs w:val="28"/>
-        </w:rPr>
-      </w:pPr>
-      <w:r>
-        <w:rPr>
-          <w:sz w:val="28"/>
-          <w:szCs w:val="28"/>
-        </w:rPr>
-        <w:t>…</w:t>
-      </w:r>
-    </w:p>
-    <w:p>
-      <w:pPr>
-        <w:spacing w:line="360" w:lineRule="auto"/>
-        <w:ind w:firstLine="709"/>
-        <w:jc w:val="both"/>
-        <w:rPr>
-          <w:sz w:val="28"/>
-          <w:szCs w:val="28"/>
-        </w:rPr>
-      </w:pPr>
-    </w:p>
-    <w:p>
-      <w:pPr>
-        <w:spacing w:line="360" w:lineRule="auto"/>
-        <w:ind w:firstLine="709"/>
-        <w:jc w:val="both"/>
-        <w:rPr>
-          <w:b/>
-          <w:sz w:val="28"/>
-          <w:szCs w:val="28"/>
-        </w:rPr>
-      </w:pPr>
-      <w:r>
-        <w:rPr>
-          <w:b/>
-          <w:sz w:val="28"/>
-          <w:szCs w:val="28"/>
-        </w:rPr>
-        <w:t>Взаимосвязь классов</w:t>
-      </w:r>
-    </w:p>
-    <w:p>
-      <w:pPr>
-        <w:spacing w:line="360" w:lineRule="auto"/>
-        <w:ind w:firstLine="709"/>
-        <w:jc w:val="both"/>
-        <w:rPr>
-          <w:sz w:val="28"/>
-          <w:szCs w:val="28"/>
-        </w:rPr>
-      </w:pPr>
-      <w:r>
-        <w:rPr>
-          <w:sz w:val="28"/>
-          <w:szCs w:val="28"/>
-        </w:rPr>
-        <w:t>Взаимодействие между компонентами организовано следующим образом:</w:t>
-      </w:r>
-    </w:p>
-    <w:p>
-      <w:pPr>
-        <w:spacing w:line="360" w:lineRule="auto"/>
-        <w:ind w:firstLine="709"/>
-        <w:jc w:val="both"/>
-        <w:rPr>
-          <w:sz w:val="28"/>
-          <w:szCs w:val="28"/>
-        </w:rPr>
-      </w:pPr>
-      <w:r>
-        <w:rPr>
-          <w:sz w:val="28"/>
-          <w:szCs w:val="28"/>
-        </w:rPr>
-        <w:t>При старте приложения отображается «Главная форма» (</w:t>
-      </w:r>
-      <w:r>
-        <w:rPr>
-          <w:sz w:val="28"/>
-          <w:szCs w:val="28"/>
-          <w:lang w:val="en-US"/>
-        </w:rPr>
-        <w:t>MainForm</w:t>
+        <w:t>) и «Ввод\Вывод» (</w:t>
+      </w:r>
+      <w:r>
+        <w:rPr>
+          <w:sz w:val="28"/>
+          <w:szCs w:val="28"/>
+          <w:lang w:val="en-US"/>
+        </w:rPr>
+        <w:t>InputOutput</w:t>
       </w:r>
       <w:r>
         <w:rPr>
@@ -8494,293 +8918,7 @@
         <w:spacing w:line="360" w:lineRule="auto"/>
         <w:ind w:firstLine="709"/>
         <w:jc w:val="both"/>
-        <w:rPr>
-          <w:sz w:val="28"/>
-          <w:szCs w:val="28"/>
-        </w:rPr>
-      </w:pPr>
-      <w:r>
-        <w:rPr>
-          <w:sz w:val="28"/>
-          <w:szCs w:val="28"/>
-        </w:rPr>
-        <w:t>Главная форма подгружает классы «Алфавит» (</w:t>
-      </w:r>
-      <w:r>
-        <w:rPr>
-          <w:sz w:val="28"/>
-          <w:szCs w:val="28"/>
-          <w:lang w:val="en-US"/>
-        </w:rPr>
-        <w:t>Alphabet</w:t>
-      </w:r>
-      <w:r>
-        <w:rPr>
-          <w:sz w:val="28"/>
-          <w:szCs w:val="28"/>
-        </w:rPr>
-        <w:t>), «Шифр» (</w:t>
-      </w:r>
-      <w:r>
-        <w:rPr>
-          <w:sz w:val="28"/>
-          <w:szCs w:val="28"/>
-          <w:lang w:val="en-US"/>
-        </w:rPr>
-        <w:t>Cipher</w:t>
-      </w:r>
-      <w:r>
-        <w:rPr>
-          <w:sz w:val="28"/>
-          <w:szCs w:val="28"/>
-        </w:rPr>
-        <w:t>) и «Ввод\Вывод» (</w:t>
-      </w:r>
-      <w:r>
-        <w:rPr>
-          <w:sz w:val="28"/>
-          <w:szCs w:val="28"/>
-          <w:lang w:val="en-US"/>
-        </w:rPr>
-        <w:t>InputOutput</w:t>
-      </w:r>
-      <w:r>
-        <w:rPr>
-          <w:sz w:val="28"/>
-          <w:szCs w:val="28"/>
-        </w:rPr>
-        <w:t>).</w:t>
-      </w:r>
-    </w:p>
-    <w:p>
-      <w:pPr>
-        <w:spacing w:line="360" w:lineRule="auto"/>
-        <w:ind w:firstLine="709"/>
-        <w:jc w:val="both"/>
-        <w:rPr>
-          <w:sz w:val="28"/>
-          <w:szCs w:val="28"/>
-        </w:rPr>
-      </w:pPr>
-      <w:r>
-        <w:rPr>
-          <w:sz w:val="28"/>
-          <w:szCs w:val="28"/>
-        </w:rPr>
-        <w:t>При нажатии кнопки «Импорт» должен появиться диалог выбора файла. Текст из файла заполнит поле ввода текста.</w:t>
-      </w:r>
-    </w:p>
-    <w:p>
-      <w:pPr>
-        <w:spacing w:line="360" w:lineRule="auto"/>
-        <w:ind w:firstLine="709"/>
-        <w:jc w:val="both"/>
-        <w:rPr>
-          <w:sz w:val="28"/>
-          <w:szCs w:val="28"/>
-        </w:rPr>
-      </w:pPr>
-      <w:r>
-        <w:rPr>
-          <w:sz w:val="28"/>
-          <w:szCs w:val="28"/>
-        </w:rPr>
-        <w:t xml:space="preserve">При нажатии кнопки «Экспорт» должен появиться диалог выбора папки, </w:t>
-      </w:r>
-      <w:r>
-        <w:rPr>
-          <w:sz w:val="28"/>
-          <w:szCs w:val="28"/>
-        </w:rPr>
-        <w:lastRenderedPageBreak/>
-        <w:t>в которую будет выгружен файл. В выбранной папке будет создан файл, в котором будет текст из поля ввода текста, ключ и текст из поля вывода текста.</w:t>
-      </w:r>
-    </w:p>
-    <w:p>
-      <w:pPr>
-        <w:spacing w:line="360" w:lineRule="auto"/>
-        <w:ind w:firstLine="709"/>
-        <w:jc w:val="both"/>
-        <w:rPr>
-          <w:sz w:val="28"/>
-          <w:szCs w:val="28"/>
-        </w:rPr>
-      </w:pPr>
-      <w:r>
-        <w:rPr>
-          <w:sz w:val="28"/>
-          <w:szCs w:val="28"/>
-        </w:rPr>
-        <w:t>При нажатии кнопки «Зашифровать» текст из поля ввода текста будет зашифрован с использованием ключа из поля ввода ключа. В поле вывода текста будет зашифрованный текст.</w:t>
-      </w:r>
-    </w:p>
-    <w:p>
-      <w:pPr>
-        <w:spacing w:line="360" w:lineRule="auto"/>
-        <w:ind w:firstLine="709"/>
-        <w:jc w:val="both"/>
-        <w:rPr>
-          <w:sz w:val="28"/>
-          <w:szCs w:val="28"/>
-        </w:rPr>
-      </w:pPr>
-      <w:r>
-        <w:rPr>
-          <w:sz w:val="28"/>
-          <w:szCs w:val="28"/>
-        </w:rPr>
-        <w:t>При нажатии кнопки «Расшифровать» текст из поля ввода текста будет расшифрован с использованием ключа из поля ввода ключа. В поле вывода текста будет расшифрованный текст.</w:t>
-      </w:r>
-    </w:p>
-    <w:p>
-      <w:pPr>
-        <w:spacing w:line="360" w:lineRule="auto"/>
-        <w:ind w:firstLine="709"/>
-        <w:jc w:val="both"/>
-        <w:rPr>
-          <w:sz w:val="28"/>
-          <w:szCs w:val="28"/>
-        </w:rPr>
-      </w:pPr>
-      <w:r>
-        <w:rPr>
-          <w:sz w:val="28"/>
-          <w:szCs w:val="28"/>
-        </w:rPr>
-        <w:t>При нажатии кнопки «Очистить поля ввода\вывода» поля ввода и вывода текста будут очищены, а поле ввода ключа будет сброшено до значения «0».</w:t>
-      </w:r>
-    </w:p>
-    <w:p>
-      <w:pPr>
-        <w:spacing w:line="360" w:lineRule="auto"/>
-        <w:ind w:firstLine="709"/>
-        <w:jc w:val="both"/>
-        <w:rPr>
-          <w:sz w:val="28"/>
-          <w:szCs w:val="28"/>
-        </w:rPr>
-      </w:pPr>
-      <w:r>
-        <w:rPr>
-          <w:sz w:val="28"/>
-          <w:szCs w:val="28"/>
-        </w:rPr>
-        <w:t>Класс «Шифр» (</w:t>
-      </w:r>
-      <w:r>
-        <w:rPr>
-          <w:sz w:val="28"/>
-          <w:szCs w:val="28"/>
-          <w:lang w:val="en-US"/>
-        </w:rPr>
-        <w:t>Cipher</w:t>
-      </w:r>
-      <w:r>
-        <w:rPr>
-          <w:sz w:val="28"/>
-          <w:szCs w:val="28"/>
-        </w:rPr>
-        <w:t>) использует класс «Алфавит» (</w:t>
-      </w:r>
-      <w:r>
-        <w:rPr>
-          <w:sz w:val="28"/>
-          <w:szCs w:val="28"/>
-          <w:lang w:val="en-US"/>
-        </w:rPr>
-        <w:t>Alphabet</w:t>
-      </w:r>
-      <w:r>
-        <w:rPr>
-          <w:sz w:val="28"/>
-          <w:szCs w:val="28"/>
-        </w:rPr>
-        <w:t>).</w:t>
-      </w:r>
-    </w:p>
-    <w:p>
-      <w:pPr>
-        <w:spacing w:line="360" w:lineRule="auto"/>
-        <w:ind w:firstLine="709"/>
-        <w:jc w:val="both"/>
-        <w:rPr>
-          <w:sz w:val="28"/>
-          <w:szCs w:val="28"/>
-        </w:rPr>
-      </w:pPr>
-      <w:r>
-        <w:rPr>
-          <w:sz w:val="28"/>
-          <w:szCs w:val="28"/>
-        </w:rPr>
-        <w:t>«Главная форма» (</w:t>
-      </w:r>
-      <w:r>
-        <w:rPr>
-          <w:sz w:val="28"/>
-          <w:szCs w:val="28"/>
-          <w:lang w:val="en-US"/>
-        </w:rPr>
-        <w:t>MainForm</w:t>
-      </w:r>
-      <w:r>
-        <w:rPr>
-          <w:sz w:val="28"/>
-          <w:szCs w:val="28"/>
-        </w:rPr>
-        <w:t>) использует классы «Алфавит» (</w:t>
-      </w:r>
-      <w:r>
-        <w:rPr>
-          <w:sz w:val="28"/>
-          <w:szCs w:val="28"/>
-          <w:lang w:val="en-US"/>
-        </w:rPr>
-        <w:t>Alphabet</w:t>
-      </w:r>
-      <w:r>
-        <w:rPr>
-          <w:sz w:val="28"/>
-          <w:szCs w:val="28"/>
-        </w:rPr>
-        <w:t>), «Шифр» (</w:t>
-      </w:r>
-      <w:r>
-        <w:rPr>
-          <w:sz w:val="28"/>
-          <w:szCs w:val="28"/>
-          <w:lang w:val="en-US"/>
-        </w:rPr>
-        <w:t>Cipher</w:t>
-      </w:r>
-      <w:r>
-        <w:rPr>
-          <w:sz w:val="28"/>
-          <w:szCs w:val="28"/>
-        </w:rPr>
-        <w:t>) и «Ввод\Вывод» (</w:t>
-      </w:r>
-      <w:r>
-        <w:rPr>
-          <w:sz w:val="28"/>
-          <w:szCs w:val="28"/>
-          <w:lang w:val="en-US"/>
-        </w:rPr>
-        <w:t>InputOutput</w:t>
-      </w:r>
-      <w:r>
-        <w:rPr>
-          <w:sz w:val="28"/>
-          <w:szCs w:val="28"/>
-        </w:rPr>
-        <w:t>).</w:t>
-      </w:r>
-    </w:p>
-    <w:p>
-      <w:pPr>
-        <w:spacing w:line="360" w:lineRule="auto"/>
-        <w:ind w:firstLine="709"/>
-        <w:jc w:val="both"/>
+        <w:outlineLvl w:val="0"/>
         <w:rPr>
           <w:b/>
           <w:sz w:val="28"/>
@@ -9056,7 +9194,7 @@
                     <pic:cNvPicPr/>
                   </pic:nvPicPr>
                   <pic:blipFill>
-                    <a:blip r:embed="rId13"/>
+                    <a:blip r:embed="rId14"/>
                     <a:stretch>
                       <a:fillRect/>
                     </a:stretch>
@@ -9138,7 +9276,7 @@
           <w:rPr>
             <w:noProof/>
           </w:rPr>
-          <w:t>13</w:t>
+          <w:t>19</w:t>
         </w:r>
         <w:r>
           <w:fldChar w:fldCharType="end"/>
@@ -10772,7 +10910,7 @@
 </file>
 
 <file path=customXml/itemProps1.xml><?xml version="1.0" encoding="utf-8"?>
-<ds:datastoreItem xmlns:ds="http://schemas.openxmlformats.org/officeDocument/2006/customXml" ds:itemID="{F46D82A4-5A1F-4A1B-B52A-24E0AC5537B4}">
+<ds:datastoreItem xmlns:ds="http://schemas.openxmlformats.org/officeDocument/2006/customXml" ds:itemID="{EDC1740C-070C-4816-8B7B-36C4A0C64CCA}">
   <ds:schemaRefs>
     <ds:schemaRef ds:uri="http://schemas.openxmlformats.org/officeDocument/2006/bibliography"/>
   </ds:schemaRefs>

--- a/CaesarCipher/Документация/Документация к проекту.docx
+++ b/CaesarCipher/Документация/Документация к проекту.docx
@@ -1026,8 +1026,6 @@
                 <w:szCs w:val="28"/>
               </w:rPr>
             </w:pPr>
-            <w:bookmarkStart w:id="0" w:name="_GoBack"/>
-            <w:bookmarkEnd w:id="0"/>
           </w:p>
         </w:tc>
       </w:tr>
@@ -4904,22 +4902,23 @@
       <w:pPr>
         <w:spacing w:line="360" w:lineRule="auto"/>
         <w:ind w:firstLine="709"/>
-        <w:jc w:val="both"/>
-        <w:rPr>
-          <w:sz w:val="28"/>
-          <w:szCs w:val="28"/>
-        </w:rPr>
-      </w:pPr>
-      <w:r>
-        <w:rPr>
-          <w:noProof/>
-          <w:lang w:eastAsia="ru-RU"/>
+        <w:jc w:val="center"/>
+        <w:rPr>
+          <w:sz w:val="28"/>
+          <w:szCs w:val="28"/>
+        </w:rPr>
+      </w:pPr>
+      <w:bookmarkStart w:id="0" w:name="_GoBack"/>
+      <w:r>
+        <w:rPr>
+          <w:sz w:val="28"/>
+          <w:szCs w:val="28"/>
         </w:rPr>
         <w:drawing>
-          <wp:inline distT="0" distB="0" distL="0" distR="0" wp14:anchorId="6345251B" wp14:editId="708A51C8">
-            <wp:extent cx="5942965" cy="2875915"/>
-            <wp:effectExtent l="0" t="0" r="635" b="635"/>
-            <wp:docPr id="61" name="Рисунок 60"/>
+          <wp:inline distT="0" distB="0" distL="0" distR="0" wp14:anchorId="586FBDB9" wp14:editId="65D11C2F">
+            <wp:extent cx="5942965" cy="3050540"/>
+            <wp:effectExtent l="0" t="0" r="635" b="0"/>
+            <wp:docPr id="19" name="Рисунок 19"/>
             <wp:cNvGraphicFramePr>
               <a:graphicFrameLocks xmlns:a="http://schemas.openxmlformats.org/drawingml/2006/main" noChangeAspect="1"/>
             </wp:cNvGraphicFramePr>
@@ -4927,10 +4926,8 @@
               <a:graphicData uri="http://schemas.openxmlformats.org/drawingml/2006/picture">
                 <pic:pic xmlns:pic="http://schemas.openxmlformats.org/drawingml/2006/picture">
                   <pic:nvPicPr>
-                    <pic:cNvPr id="61" name="Рисунок 60"/>
-                    <pic:cNvPicPr>
-                      <a:picLocks noChangeAspect="1"/>
-                    </pic:cNvPicPr>
+                    <pic:cNvPr id="1" name=""/>
+                    <pic:cNvPicPr/>
                   </pic:nvPicPr>
                   <pic:blipFill>
                     <a:blip r:embed="rId13"/>
@@ -4941,7 +4938,7 @@
                   <pic:spPr>
                     <a:xfrm>
                       <a:off x="0" y="0"/>
-                      <a:ext cx="5942965" cy="2875915"/>
+                      <a:ext cx="5942965" cy="3050540"/>
                     </a:xfrm>
                     <a:prstGeom prst="rect">
                       <a:avLst/>
@@ -4953,6 +4950,7 @@
           </wp:inline>
         </w:drawing>
       </w:r>
+      <w:bookmarkEnd w:id="0"/>
     </w:p>
     <w:p>
       <w:pPr>
@@ -5224,7 +5222,6 @@
           <w:sz w:val="28"/>
           <w:szCs w:val="28"/>
         </w:rPr>
-        <w:lastRenderedPageBreak/>
         <w:t xml:space="preserve">Класс </w:t>
       </w:r>
       <w:r>
@@ -6236,6 +6233,7 @@
           <w:szCs w:val="28"/>
           <w:lang w:val="en-US"/>
         </w:rPr>
+        <w:lastRenderedPageBreak/>
         <w:t>void</w:t>
       </w:r>
       <w:proofErr w:type="gramEnd"/>
@@ -6343,7 +6341,6 @@
           <w:szCs w:val="28"/>
           <w:lang w:val="en-US"/>
         </w:rPr>
-        <w:lastRenderedPageBreak/>
         <w:t>void</w:t>
       </w:r>
       <w:proofErr w:type="gramEnd"/>
@@ -7511,7 +7508,6 @@
         </w:rPr>
         <w:t xml:space="preserve"> </w:t>
       </w:r>
-      <w:proofErr w:type="spellStart"/>
       <w:r>
         <w:rPr>
           <w:sz w:val="28"/>
@@ -7520,7 +7516,6 @@
         </w:rPr>
         <w:t>CheckText</w:t>
       </w:r>
-      <w:proofErr w:type="spellEnd"/>
       <w:r>
         <w:rPr>
           <w:sz w:val="28"/>
@@ -7937,21 +7932,880 @@
           <w:sz w:val="28"/>
           <w:szCs w:val="28"/>
         </w:rPr>
+        <w:t>Методы:</w:t>
+      </w:r>
+    </w:p>
+    <w:p>
+      <w:pPr>
+        <w:spacing w:line="360" w:lineRule="auto"/>
+        <w:ind w:firstLine="709"/>
+        <w:jc w:val="both"/>
+        <w:rPr>
+          <w:sz w:val="28"/>
+          <w:szCs w:val="28"/>
+        </w:rPr>
+      </w:pPr>
+      <w:proofErr w:type="gramStart"/>
+      <w:r>
+        <w:rPr>
+          <w:sz w:val="28"/>
+          <w:szCs w:val="28"/>
+          <w:lang w:val="en-US"/>
+        </w:rPr>
+        <w:t>Alphabet</w:t>
+      </w:r>
+      <w:r>
+        <w:rPr>
+          <w:sz w:val="28"/>
+          <w:szCs w:val="28"/>
+        </w:rPr>
+        <w:t>(</w:t>
+      </w:r>
+      <w:proofErr w:type="gramEnd"/>
+      <w:r>
+        <w:rPr>
+          <w:sz w:val="28"/>
+          <w:szCs w:val="28"/>
+          <w:lang w:val="en-US"/>
+        </w:rPr>
+        <w:t>chart</w:t>
+      </w:r>
+      <w:r>
+        <w:rPr>
+          <w:sz w:val="28"/>
+          <w:szCs w:val="28"/>
+        </w:rPr>
+        <w:t xml:space="preserve">[] </w:t>
+      </w:r>
+      <w:r>
+        <w:rPr>
+          <w:sz w:val="28"/>
+          <w:szCs w:val="28"/>
+          <w:lang w:val="en-US"/>
+        </w:rPr>
+        <w:t>charts</w:t>
+      </w:r>
+      <w:r>
+        <w:rPr>
+          <w:sz w:val="28"/>
+          <w:szCs w:val="28"/>
+        </w:rPr>
+        <w:t>) – конструктор алфавита.</w:t>
+      </w:r>
+    </w:p>
+    <w:p>
+      <w:pPr>
+        <w:spacing w:line="360" w:lineRule="auto"/>
+        <w:ind w:firstLine="709"/>
+        <w:jc w:val="both"/>
+        <w:rPr>
+          <w:sz w:val="28"/>
+          <w:szCs w:val="28"/>
+        </w:rPr>
+      </w:pPr>
+      <w:proofErr w:type="gramStart"/>
+      <w:r>
+        <w:rPr>
+          <w:sz w:val="28"/>
+          <w:szCs w:val="28"/>
+          <w:lang w:val="en-US"/>
+        </w:rPr>
+        <w:t>bool</w:t>
+      </w:r>
+      <w:proofErr w:type="gramEnd"/>
+      <w:r>
+        <w:rPr>
+          <w:sz w:val="28"/>
+          <w:szCs w:val="28"/>
+        </w:rPr>
+        <w:t xml:space="preserve"> </w:t>
+      </w:r>
+      <w:r>
+        <w:rPr>
+          <w:sz w:val="28"/>
+          <w:szCs w:val="28"/>
+          <w:lang w:val="en-US"/>
+        </w:rPr>
+        <w:t>CheckSymbol</w:t>
+      </w:r>
+      <w:r>
+        <w:rPr>
+          <w:sz w:val="28"/>
+          <w:szCs w:val="28"/>
+        </w:rPr>
+        <w:t>(</w:t>
+      </w:r>
+      <w:r>
+        <w:rPr>
+          <w:sz w:val="28"/>
+          <w:szCs w:val="28"/>
+          <w:lang w:val="en-US"/>
+        </w:rPr>
+        <w:t>chart</w:t>
+      </w:r>
+      <w:r>
+        <w:rPr>
+          <w:sz w:val="28"/>
+          <w:szCs w:val="28"/>
+        </w:rPr>
+        <w:t xml:space="preserve"> </w:t>
+      </w:r>
+      <w:r>
+        <w:rPr>
+          <w:sz w:val="28"/>
+          <w:szCs w:val="28"/>
+          <w:lang w:val="en-US"/>
+        </w:rPr>
+        <w:t>symbol</w:t>
+      </w:r>
+      <w:r>
+        <w:rPr>
+          <w:sz w:val="28"/>
+          <w:szCs w:val="28"/>
+        </w:rPr>
+        <w:t>) – проверяет входит ли символ в алфавит.</w:t>
+      </w:r>
+    </w:p>
+    <w:p>
+      <w:pPr>
+        <w:spacing w:line="360" w:lineRule="auto"/>
+        <w:ind w:firstLine="709"/>
+        <w:jc w:val="both"/>
+        <w:rPr>
+          <w:sz w:val="28"/>
+          <w:szCs w:val="28"/>
+        </w:rPr>
+      </w:pPr>
+    </w:p>
+    <w:p>
+      <w:pPr>
+        <w:spacing w:line="360" w:lineRule="auto"/>
+        <w:ind w:firstLine="709"/>
+        <w:jc w:val="both"/>
+        <w:rPr>
+          <w:b/>
+          <w:sz w:val="28"/>
+          <w:szCs w:val="28"/>
+        </w:rPr>
+      </w:pPr>
+      <w:r>
+        <w:rPr>
+          <w:b/>
+          <w:sz w:val="28"/>
+          <w:szCs w:val="28"/>
+        </w:rPr>
+        <w:t xml:space="preserve">Класс </w:t>
+      </w:r>
+      <w:r>
+        <w:rPr>
+          <w:b/>
+          <w:sz w:val="28"/>
+          <w:szCs w:val="28"/>
+          <w:lang w:val="en-US"/>
+        </w:rPr>
+        <w:t>Cipher</w:t>
+      </w:r>
+    </w:p>
+    <w:p>
+      <w:pPr>
+        <w:spacing w:line="360" w:lineRule="auto"/>
+        <w:ind w:firstLine="709"/>
+        <w:jc w:val="both"/>
+        <w:rPr>
+          <w:b/>
+          <w:sz w:val="28"/>
+          <w:szCs w:val="28"/>
+        </w:rPr>
+      </w:pPr>
+      <w:r>
+        <w:rPr>
+          <w:b/>
+          <w:sz w:val="28"/>
+          <w:szCs w:val="28"/>
+        </w:rPr>
+        <w:t>Поля и свойства:</w:t>
+      </w:r>
+    </w:p>
+    <w:p>
+      <w:pPr>
+        <w:spacing w:line="360" w:lineRule="auto"/>
+        <w:ind w:firstLine="709"/>
+        <w:jc w:val="both"/>
+        <w:rPr>
+          <w:sz w:val="28"/>
+          <w:szCs w:val="28"/>
+        </w:rPr>
+      </w:pPr>
+      <w:r>
+        <w:rPr>
+          <w:sz w:val="28"/>
+          <w:szCs w:val="28"/>
+          <w:lang w:val="en-US"/>
+        </w:rPr>
+        <w:t>Alphabet</w:t>
+      </w:r>
+      <w:r>
+        <w:rPr>
+          <w:sz w:val="28"/>
+          <w:szCs w:val="28"/>
+        </w:rPr>
+        <w:t xml:space="preserve"> </w:t>
+      </w:r>
+      <w:proofErr w:type="spellStart"/>
+      <w:r>
+        <w:rPr>
+          <w:sz w:val="28"/>
+          <w:szCs w:val="28"/>
+          <w:lang w:val="en-US"/>
+        </w:rPr>
+        <w:t>Alphabet</w:t>
+      </w:r>
+      <w:proofErr w:type="spellEnd"/>
+      <w:r>
+        <w:rPr>
+          <w:sz w:val="28"/>
+          <w:szCs w:val="28"/>
+        </w:rPr>
+        <w:t xml:space="preserve"> – содержит алфавит.</w:t>
+      </w:r>
+    </w:p>
+    <w:p>
+      <w:pPr>
+        <w:spacing w:line="360" w:lineRule="auto"/>
+        <w:ind w:firstLine="709"/>
+        <w:jc w:val="both"/>
+        <w:rPr>
+          <w:sz w:val="28"/>
+          <w:szCs w:val="28"/>
+        </w:rPr>
+      </w:pPr>
+    </w:p>
+    <w:p>
+      <w:pPr>
+        <w:spacing w:line="360" w:lineRule="auto"/>
+        <w:ind w:firstLine="709"/>
+        <w:jc w:val="both"/>
+        <w:rPr>
+          <w:b/>
+          <w:sz w:val="28"/>
+          <w:szCs w:val="28"/>
+        </w:rPr>
+      </w:pPr>
+      <w:r>
+        <w:rPr>
+          <w:b/>
+          <w:sz w:val="28"/>
+          <w:szCs w:val="28"/>
+        </w:rPr>
+        <w:t>Методы:</w:t>
+      </w:r>
+    </w:p>
+    <w:p>
+      <w:pPr>
+        <w:spacing w:line="360" w:lineRule="auto"/>
+        <w:ind w:firstLine="709"/>
+        <w:jc w:val="both"/>
+        <w:rPr>
+          <w:sz w:val="28"/>
+          <w:szCs w:val="28"/>
+        </w:rPr>
+      </w:pPr>
+      <w:r>
+        <w:rPr>
+          <w:sz w:val="28"/>
+          <w:szCs w:val="28"/>
+          <w:lang w:val="en-US"/>
+        </w:rPr>
+        <w:t>Cipher</w:t>
+      </w:r>
+      <w:r>
+        <w:rPr>
+          <w:sz w:val="28"/>
+          <w:szCs w:val="28"/>
+        </w:rPr>
+        <w:t xml:space="preserve"> (</w:t>
+      </w:r>
+      <w:r>
+        <w:rPr>
+          <w:sz w:val="28"/>
+          <w:szCs w:val="28"/>
+          <w:lang w:val="en-US"/>
+        </w:rPr>
+        <w:t>Alphabet</w:t>
+      </w:r>
+      <w:r>
+        <w:rPr>
+          <w:sz w:val="28"/>
+          <w:szCs w:val="28"/>
+        </w:rPr>
+        <w:t xml:space="preserve"> </w:t>
+      </w:r>
+      <w:proofErr w:type="spellStart"/>
+      <w:r>
+        <w:rPr>
+          <w:sz w:val="28"/>
+          <w:szCs w:val="28"/>
+          <w:lang w:val="en-US"/>
+        </w:rPr>
+        <w:t>alphabet</w:t>
+      </w:r>
+      <w:proofErr w:type="spellEnd"/>
+      <w:r>
+        <w:rPr>
+          <w:sz w:val="28"/>
+          <w:szCs w:val="28"/>
+        </w:rPr>
+        <w:t>) – конструктор класса.</w:t>
+      </w:r>
+    </w:p>
+    <w:p>
+      <w:pPr>
+        <w:spacing w:line="360" w:lineRule="auto"/>
+        <w:ind w:firstLine="709"/>
+        <w:jc w:val="both"/>
+        <w:rPr>
+          <w:sz w:val="28"/>
+          <w:szCs w:val="28"/>
+        </w:rPr>
+      </w:pPr>
+      <w:r>
+        <w:rPr>
+          <w:sz w:val="28"/>
+          <w:szCs w:val="28"/>
+          <w:lang w:val="en-US"/>
+        </w:rPr>
+        <w:t xml:space="preserve">string EncryptData (string originalText, int key) – </w:t>
+      </w:r>
+      <w:r>
+        <w:rPr>
+          <w:sz w:val="28"/>
+          <w:szCs w:val="28"/>
+        </w:rPr>
+        <w:t>решает</w:t>
+      </w:r>
+      <w:r>
+        <w:rPr>
+          <w:sz w:val="28"/>
+          <w:szCs w:val="28"/>
+          <w:lang w:val="en-US"/>
+        </w:rPr>
+        <w:t xml:space="preserve"> </w:t>
+      </w:r>
+      <w:r>
+        <w:rPr>
+          <w:sz w:val="28"/>
+          <w:szCs w:val="28"/>
+        </w:rPr>
+        <w:t>задачу</w:t>
+      </w:r>
+      <w:r>
+        <w:rPr>
+          <w:sz w:val="28"/>
+          <w:szCs w:val="28"/>
+          <w:lang w:val="en-US"/>
+        </w:rPr>
+        <w:t xml:space="preserve"> </w:t>
+      </w:r>
+      <w:r>
+        <w:rPr>
+          <w:sz w:val="28"/>
+          <w:szCs w:val="28"/>
+        </w:rPr>
+        <w:t>шифровки</w:t>
+      </w:r>
+      <w:r>
+        <w:rPr>
+          <w:sz w:val="28"/>
+          <w:szCs w:val="28"/>
+          <w:lang w:val="en-US"/>
+        </w:rPr>
+        <w:t xml:space="preserve"> </w:t>
+      </w:r>
+      <w:r>
+        <w:rPr>
+          <w:sz w:val="28"/>
+          <w:szCs w:val="28"/>
+        </w:rPr>
+        <w:t>текста</w:t>
+      </w:r>
+      <w:r>
+        <w:rPr>
+          <w:sz w:val="28"/>
+          <w:szCs w:val="28"/>
+          <w:lang w:val="en-US"/>
+        </w:rPr>
+        <w:t xml:space="preserve">. </w:t>
+      </w:r>
+      <w:r>
+        <w:rPr>
+          <w:sz w:val="28"/>
+          <w:szCs w:val="28"/>
+        </w:rPr>
+        <w:t>В качестве параметров получает оригинальный текст (строка) и ключ (целое число). Выводит зашифрованный текст (строка).</w:t>
+      </w:r>
+    </w:p>
+    <w:p>
+      <w:pPr>
+        <w:spacing w:line="360" w:lineRule="auto"/>
+        <w:ind w:firstLine="709"/>
+        <w:jc w:val="both"/>
+        <w:rPr>
+          <w:sz w:val="28"/>
+          <w:szCs w:val="28"/>
+        </w:rPr>
+      </w:pPr>
+      <w:proofErr w:type="gramStart"/>
+      <w:r>
+        <w:rPr>
+          <w:sz w:val="28"/>
+          <w:szCs w:val="28"/>
+          <w:lang w:val="en-US"/>
+        </w:rPr>
+        <w:t>string</w:t>
+      </w:r>
+      <w:proofErr w:type="gramEnd"/>
+      <w:r>
+        <w:rPr>
+          <w:sz w:val="28"/>
+          <w:szCs w:val="28"/>
+          <w:lang w:val="en-US"/>
+        </w:rPr>
+        <w:t xml:space="preserve"> </w:t>
+      </w:r>
+      <w:r>
+        <w:rPr>
+          <w:sz w:val="28"/>
+          <w:szCs w:val="28"/>
+          <w:lang w:val="en-US"/>
+        </w:rPr>
+        <w:t>DecryptData</w:t>
+      </w:r>
+      <w:r>
+        <w:rPr>
+          <w:sz w:val="28"/>
+          <w:szCs w:val="28"/>
+          <w:lang w:val="en-US"/>
+        </w:rPr>
+        <w:t>(</w:t>
+      </w:r>
+      <w:r>
+        <w:rPr>
+          <w:sz w:val="28"/>
+          <w:szCs w:val="28"/>
+          <w:lang w:val="en-US"/>
+        </w:rPr>
+        <w:t>string</w:t>
+      </w:r>
+      <w:r>
+        <w:rPr>
+          <w:sz w:val="28"/>
+          <w:szCs w:val="28"/>
+          <w:lang w:val="en-US"/>
+        </w:rPr>
+        <w:t xml:space="preserve"> </w:t>
+      </w:r>
+      <w:r>
+        <w:rPr>
+          <w:sz w:val="28"/>
+          <w:szCs w:val="28"/>
+          <w:lang w:val="en-US"/>
+        </w:rPr>
+        <w:t>encryptedText</w:t>
+      </w:r>
+      <w:r>
+        <w:rPr>
+          <w:sz w:val="28"/>
+          <w:szCs w:val="28"/>
+          <w:lang w:val="en-US"/>
+        </w:rPr>
+        <w:t xml:space="preserve">, </w:t>
+      </w:r>
+      <w:r>
+        <w:rPr>
+          <w:sz w:val="28"/>
+          <w:szCs w:val="28"/>
+          <w:lang w:val="en-US"/>
+        </w:rPr>
+        <w:t>int</w:t>
+      </w:r>
+      <w:r>
+        <w:rPr>
+          <w:sz w:val="28"/>
+          <w:szCs w:val="28"/>
+          <w:lang w:val="en-US"/>
+        </w:rPr>
+        <w:t xml:space="preserve"> </w:t>
+      </w:r>
+      <w:r>
+        <w:rPr>
+          <w:sz w:val="28"/>
+          <w:szCs w:val="28"/>
+          <w:lang w:val="en-US"/>
+        </w:rPr>
+        <w:t>key</w:t>
+      </w:r>
+      <w:r>
+        <w:rPr>
+          <w:sz w:val="28"/>
+          <w:szCs w:val="28"/>
+          <w:lang w:val="en-US"/>
+        </w:rPr>
+        <w:t xml:space="preserve">) – </w:t>
+      </w:r>
+      <w:r>
+        <w:rPr>
+          <w:sz w:val="28"/>
+          <w:szCs w:val="28"/>
+        </w:rPr>
+        <w:t>решает</w:t>
+      </w:r>
+      <w:r>
+        <w:rPr>
+          <w:sz w:val="28"/>
+          <w:szCs w:val="28"/>
+          <w:lang w:val="en-US"/>
+        </w:rPr>
+        <w:t xml:space="preserve"> </w:t>
+      </w:r>
+      <w:r>
+        <w:rPr>
+          <w:sz w:val="28"/>
+          <w:szCs w:val="28"/>
+        </w:rPr>
+        <w:t>задачу</w:t>
+      </w:r>
+      <w:r>
+        <w:rPr>
+          <w:sz w:val="28"/>
+          <w:szCs w:val="28"/>
+          <w:lang w:val="en-US"/>
+        </w:rPr>
+        <w:t xml:space="preserve"> </w:t>
+      </w:r>
+      <w:r>
+        <w:rPr>
+          <w:sz w:val="28"/>
+          <w:szCs w:val="28"/>
+        </w:rPr>
+        <w:t>дешифровки</w:t>
+      </w:r>
+      <w:r>
+        <w:rPr>
+          <w:sz w:val="28"/>
+          <w:szCs w:val="28"/>
+          <w:lang w:val="en-US"/>
+        </w:rPr>
+        <w:t xml:space="preserve"> </w:t>
+      </w:r>
+      <w:r>
+        <w:rPr>
+          <w:sz w:val="28"/>
+          <w:szCs w:val="28"/>
+        </w:rPr>
+        <w:t>текста</w:t>
+      </w:r>
+      <w:r>
+        <w:rPr>
+          <w:sz w:val="28"/>
+          <w:szCs w:val="28"/>
+          <w:lang w:val="en-US"/>
+        </w:rPr>
+        <w:t xml:space="preserve">. </w:t>
+      </w:r>
+      <w:r>
+        <w:rPr>
+          <w:sz w:val="28"/>
+          <w:szCs w:val="28"/>
+        </w:rPr>
+        <w:t>В качестве параметров получает зашифрованный текст (строка) и ключ (целое число). Выводит дешифрованный текст (строка).</w:t>
+      </w:r>
+    </w:p>
+    <w:p>
+      <w:pPr>
+        <w:spacing w:line="360" w:lineRule="auto"/>
+        <w:ind w:firstLine="709"/>
+        <w:jc w:val="both"/>
+        <w:rPr>
+          <w:sz w:val="28"/>
+          <w:szCs w:val="28"/>
+        </w:rPr>
+      </w:pPr>
+      <w:r>
+        <w:rPr>
+          <w:sz w:val="28"/>
+          <w:szCs w:val="28"/>
+        </w:rPr>
+        <w:t>…</w:t>
+      </w:r>
+    </w:p>
+    <w:p>
+      <w:pPr>
+        <w:spacing w:line="360" w:lineRule="auto"/>
+        <w:ind w:firstLine="709"/>
+        <w:jc w:val="both"/>
+        <w:rPr>
+          <w:sz w:val="28"/>
+          <w:szCs w:val="28"/>
+        </w:rPr>
+      </w:pPr>
+    </w:p>
+    <w:p>
+      <w:pPr>
+        <w:spacing w:line="360" w:lineRule="auto"/>
+        <w:ind w:firstLine="709"/>
+        <w:jc w:val="both"/>
+        <w:rPr>
+          <w:b/>
+          <w:sz w:val="28"/>
+          <w:szCs w:val="28"/>
+        </w:rPr>
+      </w:pPr>
+      <w:r>
+        <w:rPr>
+          <w:b/>
+          <w:sz w:val="28"/>
+          <w:szCs w:val="28"/>
+        </w:rPr>
+        <w:t>Взаимосвязь классов</w:t>
+      </w:r>
+    </w:p>
+    <w:p>
+      <w:pPr>
+        <w:spacing w:line="360" w:lineRule="auto"/>
+        <w:ind w:firstLine="709"/>
+        <w:jc w:val="both"/>
+        <w:rPr>
+          <w:sz w:val="28"/>
+          <w:szCs w:val="28"/>
+        </w:rPr>
+      </w:pPr>
+      <w:r>
+        <w:rPr>
+          <w:sz w:val="28"/>
+          <w:szCs w:val="28"/>
+        </w:rPr>
+        <w:t>Взаимодействие между компонентами организовано следующим образом:</w:t>
+      </w:r>
+    </w:p>
+    <w:p>
+      <w:pPr>
+        <w:spacing w:line="360" w:lineRule="auto"/>
+        <w:ind w:firstLine="709"/>
+        <w:jc w:val="both"/>
+        <w:rPr>
+          <w:sz w:val="28"/>
+          <w:szCs w:val="28"/>
+        </w:rPr>
+      </w:pPr>
+      <w:r>
+        <w:rPr>
+          <w:sz w:val="28"/>
+          <w:szCs w:val="28"/>
+        </w:rPr>
+        <w:t>При старте приложения отображается «Главная форма» (</w:t>
+      </w:r>
+      <w:r>
+        <w:rPr>
+          <w:sz w:val="28"/>
+          <w:szCs w:val="28"/>
+          <w:lang w:val="en-US"/>
+        </w:rPr>
+        <w:t>MainForm</w:t>
+      </w:r>
+      <w:r>
+        <w:rPr>
+          <w:sz w:val="28"/>
+          <w:szCs w:val="28"/>
+        </w:rPr>
+        <w:t>).</w:t>
+      </w:r>
+    </w:p>
+    <w:p>
+      <w:pPr>
+        <w:spacing w:line="360" w:lineRule="auto"/>
+        <w:ind w:firstLine="709"/>
+        <w:jc w:val="both"/>
+        <w:rPr>
+          <w:sz w:val="28"/>
+          <w:szCs w:val="28"/>
+        </w:rPr>
+      </w:pPr>
+      <w:r>
+        <w:rPr>
+          <w:sz w:val="28"/>
+          <w:szCs w:val="28"/>
+        </w:rPr>
+        <w:t>Главная форма подгружает классы «Алфавит» (</w:t>
+      </w:r>
+      <w:r>
+        <w:rPr>
+          <w:sz w:val="28"/>
+          <w:szCs w:val="28"/>
+          <w:lang w:val="en-US"/>
+        </w:rPr>
+        <w:t>Alphabet</w:t>
+      </w:r>
+      <w:r>
+        <w:rPr>
+          <w:sz w:val="28"/>
+          <w:szCs w:val="28"/>
+        </w:rPr>
+        <w:t>), «Шифр» (</w:t>
+      </w:r>
+      <w:r>
+        <w:rPr>
+          <w:sz w:val="28"/>
+          <w:szCs w:val="28"/>
+          <w:lang w:val="en-US"/>
+        </w:rPr>
+        <w:t>Cipher</w:t>
+      </w:r>
+      <w:r>
+        <w:rPr>
+          <w:sz w:val="28"/>
+          <w:szCs w:val="28"/>
+        </w:rPr>
+        <w:t>) и «Ввод\Вывод» (</w:t>
+      </w:r>
+      <w:r>
+        <w:rPr>
+          <w:sz w:val="28"/>
+          <w:szCs w:val="28"/>
+          <w:lang w:val="en-US"/>
+        </w:rPr>
+        <w:t>InputOutput</w:t>
+      </w:r>
+      <w:r>
+        <w:rPr>
+          <w:sz w:val="28"/>
+          <w:szCs w:val="28"/>
+        </w:rPr>
+        <w:t>).</w:t>
+      </w:r>
+    </w:p>
+    <w:p>
+      <w:pPr>
+        <w:spacing w:line="360" w:lineRule="auto"/>
+        <w:ind w:firstLine="709"/>
+        <w:jc w:val="both"/>
+        <w:rPr>
+          <w:sz w:val="28"/>
+          <w:szCs w:val="28"/>
+        </w:rPr>
+      </w:pPr>
+      <w:r>
+        <w:rPr>
+          <w:sz w:val="28"/>
+          <w:szCs w:val="28"/>
+        </w:rPr>
+        <w:t>При нажатии кнопки «Импорт» должен появиться диалог выбора файла. Текст из файла заполнит поле ввода текста.</w:t>
+      </w:r>
+    </w:p>
+    <w:p>
+      <w:pPr>
+        <w:spacing w:line="360" w:lineRule="auto"/>
+        <w:ind w:firstLine="709"/>
+        <w:jc w:val="both"/>
+        <w:rPr>
+          <w:sz w:val="28"/>
+          <w:szCs w:val="28"/>
+        </w:rPr>
+      </w:pPr>
+      <w:r>
+        <w:rPr>
+          <w:sz w:val="28"/>
+          <w:szCs w:val="28"/>
+        </w:rPr>
+        <w:t>При нажатии кнопки «Экспорт» должен появиться диалог выбора папки, в которую будет выгружен файл. В выбранной папке будет создан файл, в котором будет текст из поля ввода текста, ключ и текст из поля вывода текста.</w:t>
+      </w:r>
+    </w:p>
+    <w:p>
+      <w:pPr>
+        <w:spacing w:line="360" w:lineRule="auto"/>
+        <w:ind w:firstLine="709"/>
+        <w:jc w:val="both"/>
+        <w:rPr>
+          <w:sz w:val="28"/>
+          <w:szCs w:val="28"/>
+        </w:rPr>
+      </w:pPr>
+      <w:r>
+        <w:rPr>
+          <w:sz w:val="28"/>
+          <w:szCs w:val="28"/>
+        </w:rPr>
         <w:lastRenderedPageBreak/>
-        <w:t>Методы:</w:t>
-      </w:r>
-    </w:p>
-    <w:p>
-      <w:pPr>
-        <w:spacing w:line="360" w:lineRule="auto"/>
-        <w:ind w:firstLine="709"/>
-        <w:jc w:val="both"/>
-        <w:rPr>
-          <w:sz w:val="28"/>
-          <w:szCs w:val="28"/>
-        </w:rPr>
-      </w:pPr>
-      <w:proofErr w:type="gramStart"/>
+        <w:t>При нажатии кнопки «Зашифровать» текст из поля ввода текста будет зашифрован с использованием ключа из поля ввода ключа. В поле вывода текста будет зашифрованный текст.</w:t>
+      </w:r>
+    </w:p>
+    <w:p>
+      <w:pPr>
+        <w:spacing w:line="360" w:lineRule="auto"/>
+        <w:ind w:firstLine="709"/>
+        <w:jc w:val="both"/>
+        <w:rPr>
+          <w:sz w:val="28"/>
+          <w:szCs w:val="28"/>
+        </w:rPr>
+      </w:pPr>
+      <w:r>
+        <w:rPr>
+          <w:sz w:val="28"/>
+          <w:szCs w:val="28"/>
+        </w:rPr>
+        <w:t>При нажатии кнопки «Расшифровать» текст из поля ввода текста будет расшифрован с использованием ключа из поля ввода ключа. В поле вывода текста будет расшифрованный текст.</w:t>
+      </w:r>
+    </w:p>
+    <w:p>
+      <w:pPr>
+        <w:spacing w:line="360" w:lineRule="auto"/>
+        <w:ind w:firstLine="709"/>
+        <w:jc w:val="both"/>
+        <w:rPr>
+          <w:sz w:val="28"/>
+          <w:szCs w:val="28"/>
+        </w:rPr>
+      </w:pPr>
+      <w:r>
+        <w:rPr>
+          <w:sz w:val="28"/>
+          <w:szCs w:val="28"/>
+        </w:rPr>
+        <w:t>При нажатии кнопки «Очистить поля ввода\вывода» поля ввода и вывода текста будут очищены, а поле ввода ключа будет сброшено до значения «0».</w:t>
+      </w:r>
+    </w:p>
+    <w:p>
+      <w:pPr>
+        <w:spacing w:line="360" w:lineRule="auto"/>
+        <w:ind w:firstLine="709"/>
+        <w:jc w:val="both"/>
+        <w:rPr>
+          <w:sz w:val="28"/>
+          <w:szCs w:val="28"/>
+        </w:rPr>
+      </w:pPr>
+      <w:r>
+        <w:rPr>
+          <w:sz w:val="28"/>
+          <w:szCs w:val="28"/>
+        </w:rPr>
+        <w:t>Класс «Шифр» (</w:t>
+      </w:r>
+      <w:r>
+        <w:rPr>
+          <w:sz w:val="28"/>
+          <w:szCs w:val="28"/>
+          <w:lang w:val="en-US"/>
+        </w:rPr>
+        <w:t>Cipher</w:t>
+      </w:r>
+      <w:r>
+        <w:rPr>
+          <w:sz w:val="28"/>
+          <w:szCs w:val="28"/>
+        </w:rPr>
+        <w:t>) использует класс «Алфавит» (</w:t>
+      </w:r>
       <w:r>
         <w:rPr>
           <w:sz w:val="28"/>
@@ -7965,60 +8819,880 @@
           <w:sz w:val="28"/>
           <w:szCs w:val="28"/>
         </w:rPr>
-        <w:t>(</w:t>
-      </w:r>
-      <w:proofErr w:type="gramEnd"/>
-      <w:r>
-        <w:rPr>
-          <w:sz w:val="28"/>
-          <w:szCs w:val="28"/>
-          <w:lang w:val="en-US"/>
-        </w:rPr>
-        <w:t>chart</w:t>
-      </w:r>
-      <w:r>
-        <w:rPr>
-          <w:sz w:val="28"/>
-          <w:szCs w:val="28"/>
-        </w:rPr>
-        <w:t xml:space="preserve">[] </w:t>
-      </w:r>
-      <w:r>
-        <w:rPr>
-          <w:sz w:val="28"/>
-          <w:szCs w:val="28"/>
-          <w:lang w:val="en-US"/>
-        </w:rPr>
-        <w:t>charts</w:t>
-      </w:r>
-      <w:r>
-        <w:rPr>
-          <w:sz w:val="28"/>
-          <w:szCs w:val="28"/>
-        </w:rPr>
-        <w:t>) – конструктор алфавита.</w:t>
-      </w:r>
-    </w:p>
-    <w:p>
-      <w:pPr>
-        <w:spacing w:line="360" w:lineRule="auto"/>
-        <w:ind w:firstLine="709"/>
-        <w:jc w:val="both"/>
-        <w:rPr>
-          <w:sz w:val="28"/>
-          <w:szCs w:val="28"/>
-        </w:rPr>
-      </w:pPr>
-      <w:proofErr w:type="gramStart"/>
-      <w:r>
-        <w:rPr>
-          <w:sz w:val="28"/>
-          <w:szCs w:val="28"/>
-          <w:lang w:val="en-US"/>
-        </w:rPr>
-        <w:t>bool</w:t>
-      </w:r>
-      <w:proofErr w:type="gramEnd"/>
+        <w:t>).</w:t>
+      </w:r>
+    </w:p>
+    <w:p>
+      <w:pPr>
+        <w:spacing w:line="360" w:lineRule="auto"/>
+        <w:ind w:firstLine="709"/>
+        <w:jc w:val="both"/>
+        <w:rPr>
+          <w:sz w:val="28"/>
+          <w:szCs w:val="28"/>
+        </w:rPr>
+      </w:pPr>
+      <w:r>
+        <w:rPr>
+          <w:sz w:val="28"/>
+          <w:szCs w:val="28"/>
+        </w:rPr>
+        <w:t>«Главная форма» (</w:t>
+      </w:r>
+      <w:r>
+        <w:rPr>
+          <w:sz w:val="28"/>
+          <w:szCs w:val="28"/>
+          <w:lang w:val="en-US"/>
+        </w:rPr>
+        <w:t>MainForm</w:t>
+      </w:r>
+      <w:r>
+        <w:rPr>
+          <w:sz w:val="28"/>
+          <w:szCs w:val="28"/>
+        </w:rPr>
+        <w:t>) использует классы «Алфавит» (</w:t>
+      </w:r>
+      <w:r>
+        <w:rPr>
+          <w:sz w:val="28"/>
+          <w:szCs w:val="28"/>
+          <w:lang w:val="en-US"/>
+        </w:rPr>
+        <w:t>Alphabet</w:t>
+      </w:r>
+      <w:r>
+        <w:rPr>
+          <w:sz w:val="28"/>
+          <w:szCs w:val="28"/>
+        </w:rPr>
+        <w:t>), «Шифр» (</w:t>
+      </w:r>
+      <w:r>
+        <w:rPr>
+          <w:sz w:val="28"/>
+          <w:szCs w:val="28"/>
+          <w:lang w:val="en-US"/>
+        </w:rPr>
+        <w:t>Cipher</w:t>
+      </w:r>
+      <w:r>
+        <w:rPr>
+          <w:sz w:val="28"/>
+          <w:szCs w:val="28"/>
+        </w:rPr>
+        <w:t>) и «Ввод\Вывод» (</w:t>
+      </w:r>
+      <w:r>
+        <w:rPr>
+          <w:sz w:val="28"/>
+          <w:szCs w:val="28"/>
+          <w:lang w:val="en-US"/>
+        </w:rPr>
+        <w:t>InputOutput</w:t>
+      </w:r>
+      <w:r>
+        <w:rPr>
+          <w:sz w:val="28"/>
+          <w:szCs w:val="28"/>
+        </w:rPr>
+        <w:t>).</w:t>
+      </w:r>
+    </w:p>
+    <w:p>
+      <w:pPr>
+        <w:spacing w:line="360" w:lineRule="auto"/>
+        <w:ind w:firstLine="709"/>
+        <w:jc w:val="both"/>
+        <w:outlineLvl w:val="0"/>
+        <w:rPr>
+          <w:b/>
+          <w:sz w:val="28"/>
+          <w:szCs w:val="28"/>
+        </w:rPr>
+      </w:pPr>
+      <w:r>
+        <w:rPr>
+          <w:b/>
+          <w:sz w:val="28"/>
+          <w:szCs w:val="28"/>
+        </w:rPr>
+        <w:t>Раздел 4. Описание алгоритмов программы</w:t>
+      </w:r>
+    </w:p>
+    <w:p>
+      <w:pPr>
+        <w:spacing w:line="360" w:lineRule="auto"/>
+        <w:ind w:firstLine="709"/>
+        <w:jc w:val="both"/>
+        <w:rPr>
+          <w:sz w:val="28"/>
+          <w:szCs w:val="28"/>
+        </w:rPr>
+      </w:pPr>
+      <w:r>
+        <w:rPr>
+          <w:sz w:val="28"/>
+          <w:szCs w:val="28"/>
+        </w:rPr>
+        <w:t>В этом разделе представлены алгоритмы 2 наиболее важных методов.</w:t>
+      </w:r>
+    </w:p>
+    <w:p>
+      <w:pPr>
+        <w:spacing w:line="360" w:lineRule="auto"/>
+        <w:ind w:firstLine="709"/>
+        <w:jc w:val="both"/>
+        <w:outlineLvl w:val="1"/>
+        <w:rPr>
+          <w:b/>
+          <w:sz w:val="28"/>
+          <w:szCs w:val="28"/>
+        </w:rPr>
+      </w:pPr>
+      <w:r>
+        <w:rPr>
+          <w:b/>
+          <w:sz w:val="28"/>
+          <w:szCs w:val="28"/>
+        </w:rPr>
+        <w:t>4.1</w:t>
+      </w:r>
+      <w:r>
+        <w:rPr>
+          <w:b/>
+          <w:sz w:val="28"/>
+          <w:szCs w:val="28"/>
+        </w:rPr>
+        <w:tab/>
+        <w:t>Алгоритм шифрования</w:t>
+      </w:r>
+    </w:p>
+    <w:p>
+      <w:pPr>
+        <w:spacing w:line="360" w:lineRule="auto"/>
+        <w:ind w:firstLine="709"/>
+        <w:jc w:val="both"/>
+        <w:rPr>
+          <w:sz w:val="28"/>
+          <w:szCs w:val="28"/>
+        </w:rPr>
+      </w:pPr>
+      <w:r>
+        <w:rPr>
+          <w:sz w:val="28"/>
+          <w:szCs w:val="28"/>
+        </w:rPr>
+        <w:t>Алгоритм шифрования представлен на рисунке 2.</w:t>
+      </w:r>
+    </w:p>
+    <w:p>
+      <w:pPr>
+        <w:spacing w:line="360" w:lineRule="auto"/>
+        <w:ind w:firstLine="709"/>
+        <w:jc w:val="center"/>
+        <w:rPr>
+          <w:sz w:val="28"/>
+          <w:szCs w:val="28"/>
+        </w:rPr>
+      </w:pPr>
+      <w:r>
+        <w:rPr>
+          <w:noProof/>
+          <w:sz w:val="28"/>
+          <w:szCs w:val="28"/>
+          <w:lang w:eastAsia="ru-RU"/>
+        </w:rPr>
+        <w:drawing>
+          <wp:inline distT="0" distB="0" distL="0" distR="0" wp14:anchorId="604C255D" wp14:editId="1CB02320">
+            <wp:extent cx="2471818" cy="3773606"/>
+            <wp:effectExtent l="0" t="0" r="5080" b="0"/>
+            <wp:docPr id="2" name="Рисунок 2"/>
+            <wp:cNvGraphicFramePr>
+              <a:graphicFrameLocks xmlns:a="http://schemas.openxmlformats.org/drawingml/2006/main" noChangeAspect="1"/>
+            </wp:cNvGraphicFramePr>
+            <a:graphic xmlns:a="http://schemas.openxmlformats.org/drawingml/2006/main">
+              <a:graphicData uri="http://schemas.openxmlformats.org/drawingml/2006/picture">
+                <pic:pic xmlns:pic="http://schemas.openxmlformats.org/drawingml/2006/picture">
+                  <pic:nvPicPr>
+                    <pic:cNvPr id="2" name="Блок-схема алгоритма шифрования.png"/>
+                    <pic:cNvPicPr/>
+                  </pic:nvPicPr>
+                  <pic:blipFill>
+                    <a:blip r:embed="rId14">
+                      <a:extLst>
+                        <a:ext uri="{28A0092B-C50C-407E-A947-70E740481C1C}">
+                          <a14:useLocalDpi xmlns:a14="http://schemas.microsoft.com/office/drawing/2010/main" val="0"/>
+                        </a:ext>
+                      </a:extLst>
+                    </a:blip>
+                    <a:stretch>
+                      <a:fillRect/>
+                    </a:stretch>
+                  </pic:blipFill>
+                  <pic:spPr>
+                    <a:xfrm>
+                      <a:off x="0" y="0"/>
+                      <a:ext cx="2538476" cy="3875369"/>
+                    </a:xfrm>
+                    <a:prstGeom prst="rect">
+                      <a:avLst/>
+                    </a:prstGeom>
+                  </pic:spPr>
+                </pic:pic>
+              </a:graphicData>
+            </a:graphic>
+          </wp:inline>
+        </w:drawing>
+      </w:r>
+    </w:p>
+    <w:p>
+      <w:pPr>
+        <w:spacing w:line="360" w:lineRule="auto"/>
+        <w:ind w:firstLine="709"/>
+        <w:jc w:val="center"/>
+        <w:rPr>
+          <w:sz w:val="28"/>
+          <w:szCs w:val="28"/>
+        </w:rPr>
+      </w:pPr>
+      <w:r>
+        <w:rPr>
+          <w:sz w:val="28"/>
+          <w:szCs w:val="28"/>
+        </w:rPr>
+        <w:t>Рисунок 2 – Алгоритм шифрования</w:t>
+      </w:r>
+    </w:p>
+    <w:p>
+      <w:pPr>
+        <w:spacing w:line="360" w:lineRule="auto"/>
+        <w:ind w:firstLine="709"/>
+        <w:jc w:val="both"/>
+        <w:rPr>
+          <w:sz w:val="28"/>
+          <w:szCs w:val="28"/>
+        </w:rPr>
+      </w:pPr>
+    </w:p>
+    <w:p>
+      <w:pPr>
+        <w:spacing w:line="360" w:lineRule="auto"/>
+        <w:ind w:firstLine="709"/>
+        <w:jc w:val="both"/>
+        <w:rPr>
+          <w:sz w:val="28"/>
+          <w:szCs w:val="28"/>
+        </w:rPr>
+      </w:pPr>
+      <w:r>
+        <w:rPr>
+          <w:sz w:val="28"/>
+          <w:szCs w:val="28"/>
+        </w:rPr>
+        <w:t>На входе метод получает ключ и текст, который нужно зашифровать.</w:t>
+      </w:r>
+    </w:p>
+    <w:p>
+      <w:pPr>
+        <w:spacing w:line="360" w:lineRule="auto"/>
+        <w:ind w:firstLine="709"/>
+        <w:jc w:val="both"/>
+        <w:rPr>
+          <w:sz w:val="28"/>
+          <w:szCs w:val="28"/>
+        </w:rPr>
+      </w:pPr>
+      <w:r>
+        <w:rPr>
+          <w:sz w:val="28"/>
+          <w:szCs w:val="28"/>
+        </w:rPr>
+        <w:t>Если ключ больше размера алфавита ключ упрощается.</w:t>
+      </w:r>
+    </w:p>
+    <w:p>
+      <w:pPr>
+        <w:spacing w:line="360" w:lineRule="auto"/>
+        <w:ind w:firstLine="709"/>
+        <w:jc w:val="both"/>
+        <w:rPr>
+          <w:sz w:val="28"/>
+          <w:szCs w:val="28"/>
+        </w:rPr>
+      </w:pPr>
+      <w:r>
+        <w:rPr>
+          <w:sz w:val="28"/>
+          <w:szCs w:val="28"/>
+        </w:rPr>
+        <w:t>Для каждого символа в тексте выполняется следующий алгоритм:</w:t>
+      </w:r>
+    </w:p>
+    <w:p>
+      <w:pPr>
+        <w:pStyle w:val="ab"/>
+        <w:numPr>
+          <w:ilvl w:val="0"/>
+          <w:numId w:val="9"/>
+        </w:numPr>
+        <w:spacing w:line="360" w:lineRule="auto"/>
+        <w:ind w:left="0" w:firstLine="709"/>
+        <w:jc w:val="both"/>
+        <w:rPr>
+          <w:sz w:val="28"/>
+          <w:szCs w:val="28"/>
+        </w:rPr>
+      </w:pPr>
+      <w:r>
+        <w:rPr>
+          <w:sz w:val="28"/>
+          <w:szCs w:val="28"/>
+        </w:rPr>
+        <w:t xml:space="preserve">Если </w:t>
+      </w:r>
+      <w:r>
+        <w:rPr>
+          <w:sz w:val="28"/>
+          <w:szCs w:val="28"/>
+        </w:rPr>
+        <w:t>алфавит не содержит символ:</w:t>
+      </w:r>
+    </w:p>
+    <w:p>
+      <w:pPr>
+        <w:pStyle w:val="ab"/>
+        <w:numPr>
+          <w:ilvl w:val="0"/>
+          <w:numId w:val="10"/>
+        </w:numPr>
+        <w:spacing w:line="360" w:lineRule="auto"/>
+        <w:ind w:left="0" w:firstLine="709"/>
+        <w:jc w:val="both"/>
+        <w:rPr>
+          <w:sz w:val="28"/>
+          <w:szCs w:val="28"/>
+        </w:rPr>
+      </w:pPr>
+      <w:r>
+        <w:rPr>
+          <w:sz w:val="28"/>
+          <w:szCs w:val="28"/>
+        </w:rPr>
+        <w:t>Символ добавляется к результату без изменений.</w:t>
+      </w:r>
+    </w:p>
+    <w:p>
+      <w:pPr>
+        <w:pStyle w:val="ab"/>
+        <w:numPr>
+          <w:ilvl w:val="0"/>
+          <w:numId w:val="9"/>
+        </w:numPr>
+        <w:spacing w:line="360" w:lineRule="auto"/>
+        <w:ind w:left="0" w:firstLine="709"/>
+        <w:jc w:val="both"/>
+        <w:rPr>
+          <w:sz w:val="28"/>
+          <w:szCs w:val="28"/>
+        </w:rPr>
+      </w:pPr>
+      <w:r>
+        <w:rPr>
+          <w:sz w:val="28"/>
+          <w:szCs w:val="28"/>
+        </w:rPr>
+        <w:t>Если алфавит содержит символ:</w:t>
+      </w:r>
+    </w:p>
+    <w:p>
+      <w:pPr>
+        <w:pStyle w:val="ab"/>
+        <w:numPr>
+          <w:ilvl w:val="0"/>
+          <w:numId w:val="10"/>
+        </w:numPr>
+        <w:spacing w:line="360" w:lineRule="auto"/>
+        <w:ind w:left="0" w:firstLine="709"/>
+        <w:jc w:val="both"/>
+        <w:rPr>
+          <w:sz w:val="28"/>
+          <w:szCs w:val="28"/>
+        </w:rPr>
+      </w:pPr>
+      <w:r>
+        <w:rPr>
+          <w:sz w:val="28"/>
+          <w:szCs w:val="28"/>
+        </w:rPr>
+        <w:t xml:space="preserve">Метод находит </w:t>
+      </w:r>
+      <w:r>
+        <w:rPr>
+          <w:sz w:val="28"/>
+          <w:szCs w:val="28"/>
+        </w:rPr>
+        <w:t xml:space="preserve">Id </w:t>
+      </w:r>
+      <w:r>
+        <w:rPr>
+          <w:sz w:val="28"/>
+          <w:szCs w:val="28"/>
+        </w:rPr>
+        <w:t>символа в алфавите;</w:t>
+      </w:r>
+    </w:p>
+    <w:p>
+      <w:pPr>
+        <w:pStyle w:val="ab"/>
+        <w:numPr>
+          <w:ilvl w:val="0"/>
+          <w:numId w:val="10"/>
+        </w:numPr>
+        <w:spacing w:line="360" w:lineRule="auto"/>
+        <w:ind w:left="0" w:firstLine="709"/>
+        <w:jc w:val="both"/>
+        <w:rPr>
+          <w:sz w:val="28"/>
+          <w:szCs w:val="28"/>
+        </w:rPr>
+      </w:pPr>
+      <w:r>
+        <w:rPr>
+          <w:sz w:val="28"/>
+          <w:szCs w:val="28"/>
+        </w:rPr>
+        <w:t xml:space="preserve">Уменьшает </w:t>
+      </w:r>
+      <w:r>
+        <w:rPr>
+          <w:sz w:val="28"/>
+          <w:szCs w:val="28"/>
+        </w:rPr>
+        <w:t xml:space="preserve">Id </w:t>
+      </w:r>
+      <w:r>
+        <w:rPr>
+          <w:sz w:val="28"/>
+          <w:szCs w:val="28"/>
+        </w:rPr>
+        <w:t>символа используя ключ;</w:t>
+      </w:r>
+    </w:p>
+    <w:p>
+      <w:pPr>
+        <w:pStyle w:val="ab"/>
+        <w:numPr>
+          <w:ilvl w:val="0"/>
+          <w:numId w:val="10"/>
+        </w:numPr>
+        <w:spacing w:line="360" w:lineRule="auto"/>
+        <w:ind w:left="0" w:firstLine="709"/>
+        <w:jc w:val="both"/>
+        <w:rPr>
+          <w:sz w:val="28"/>
+          <w:szCs w:val="28"/>
+        </w:rPr>
+      </w:pPr>
+      <w:r>
+        <w:rPr>
+          <w:sz w:val="28"/>
+          <w:szCs w:val="28"/>
+        </w:rPr>
+        <w:t xml:space="preserve">Корректирует </w:t>
+      </w:r>
+      <w:r>
+        <w:rPr>
+          <w:sz w:val="28"/>
+          <w:szCs w:val="28"/>
+        </w:rPr>
+        <w:t xml:space="preserve">Id </w:t>
+      </w:r>
+      <w:r>
+        <w:rPr>
+          <w:sz w:val="28"/>
+          <w:szCs w:val="28"/>
+        </w:rPr>
+        <w:t>символа;</w:t>
+      </w:r>
+    </w:p>
+    <w:p>
+      <w:pPr>
+        <w:pStyle w:val="ab"/>
+        <w:numPr>
+          <w:ilvl w:val="0"/>
+          <w:numId w:val="10"/>
+        </w:numPr>
+        <w:spacing w:line="360" w:lineRule="auto"/>
+        <w:ind w:left="0" w:firstLine="709"/>
+        <w:jc w:val="both"/>
+        <w:rPr>
+          <w:sz w:val="28"/>
+          <w:szCs w:val="28"/>
+        </w:rPr>
+      </w:pPr>
+      <w:r>
+        <w:rPr>
+          <w:sz w:val="28"/>
+          <w:szCs w:val="28"/>
+        </w:rPr>
+        <w:t>Добавляет к результату полученный символ.</w:t>
+      </w:r>
+    </w:p>
+    <w:p>
+      <w:pPr>
+        <w:pStyle w:val="ab"/>
+        <w:spacing w:line="360" w:lineRule="auto"/>
+        <w:ind w:left="0" w:firstLine="709"/>
+        <w:jc w:val="both"/>
+        <w:rPr>
+          <w:sz w:val="28"/>
+          <w:szCs w:val="28"/>
+        </w:rPr>
+      </w:pPr>
+      <w:r>
+        <w:rPr>
+          <w:sz w:val="28"/>
+          <w:szCs w:val="28"/>
+        </w:rPr>
+        <w:t>После окончания цикла метод выводит полученный результат.</w:t>
+      </w:r>
+    </w:p>
+    <w:p>
+      <w:pPr>
+        <w:spacing w:line="360" w:lineRule="auto"/>
+        <w:ind w:firstLine="709"/>
+        <w:jc w:val="both"/>
+        <w:outlineLvl w:val="1"/>
+        <w:rPr>
+          <w:b/>
+          <w:sz w:val="28"/>
+          <w:szCs w:val="28"/>
+        </w:rPr>
+      </w:pPr>
+      <w:r>
+        <w:rPr>
+          <w:b/>
+          <w:sz w:val="28"/>
+          <w:szCs w:val="28"/>
+        </w:rPr>
+        <w:t>4.2</w:t>
+      </w:r>
+      <w:r>
+        <w:rPr>
+          <w:b/>
+          <w:sz w:val="28"/>
+          <w:szCs w:val="28"/>
+        </w:rPr>
+        <w:tab/>
+        <w:t>Алгоритм дешифрования</w:t>
+      </w:r>
+    </w:p>
+    <w:p>
+      <w:pPr>
+        <w:spacing w:line="360" w:lineRule="auto"/>
+        <w:ind w:firstLine="709"/>
+        <w:jc w:val="both"/>
+        <w:rPr>
+          <w:sz w:val="28"/>
+          <w:szCs w:val="28"/>
+        </w:rPr>
+      </w:pPr>
+      <w:r>
+        <w:rPr>
+          <w:sz w:val="28"/>
+          <w:szCs w:val="28"/>
+        </w:rPr>
+        <w:t>Алгоритм дешифрования представлен на рисунке 3.</w:t>
+      </w:r>
+    </w:p>
+    <w:p>
+      <w:pPr>
+        <w:spacing w:line="360" w:lineRule="auto"/>
+        <w:ind w:firstLine="709"/>
+        <w:jc w:val="center"/>
+        <w:rPr>
+          <w:sz w:val="28"/>
+          <w:szCs w:val="28"/>
+        </w:rPr>
+      </w:pPr>
+      <w:r>
+        <w:rPr>
+          <w:noProof/>
+          <w:sz w:val="28"/>
+          <w:szCs w:val="28"/>
+          <w:lang w:eastAsia="ru-RU"/>
+        </w:rPr>
+        <w:drawing>
+          <wp:inline distT="0" distB="0" distL="0" distR="0" wp14:anchorId="42E12832" wp14:editId="7555C3F7">
+            <wp:extent cx="2573994" cy="3712191"/>
+            <wp:effectExtent l="0" t="0" r="0" b="3175"/>
+            <wp:docPr id="3" name="Рисунок 3"/>
+            <wp:cNvGraphicFramePr>
+              <a:graphicFrameLocks xmlns:a="http://schemas.openxmlformats.org/drawingml/2006/main" noChangeAspect="1"/>
+            </wp:cNvGraphicFramePr>
+            <a:graphic xmlns:a="http://schemas.openxmlformats.org/drawingml/2006/main">
+              <a:graphicData uri="http://schemas.openxmlformats.org/drawingml/2006/picture">
+                <pic:pic xmlns:pic="http://schemas.openxmlformats.org/drawingml/2006/picture">
+                  <pic:nvPicPr>
+                    <pic:cNvPr id="3" name="Блок-схема алгоритма расшифрования.png"/>
+                    <pic:cNvPicPr/>
+                  </pic:nvPicPr>
+                  <pic:blipFill>
+                    <a:blip r:embed="rId15">
+                      <a:extLst>
+                        <a:ext uri="{28A0092B-C50C-407E-A947-70E740481C1C}">
+                          <a14:useLocalDpi xmlns:a14="http://schemas.microsoft.com/office/drawing/2010/main" val="0"/>
+                        </a:ext>
+                      </a:extLst>
+                    </a:blip>
+                    <a:stretch>
+                      <a:fillRect/>
+                    </a:stretch>
+                  </pic:blipFill>
+                  <pic:spPr>
+                    <a:xfrm>
+                      <a:off x="0" y="0"/>
+                      <a:ext cx="2599661" cy="3749208"/>
+                    </a:xfrm>
+                    <a:prstGeom prst="rect">
+                      <a:avLst/>
+                    </a:prstGeom>
+                  </pic:spPr>
+                </pic:pic>
+              </a:graphicData>
+            </a:graphic>
+          </wp:inline>
+        </w:drawing>
+      </w:r>
+    </w:p>
+    <w:p>
+      <w:pPr>
+        <w:spacing w:line="360" w:lineRule="auto"/>
+        <w:ind w:firstLine="709"/>
+        <w:jc w:val="center"/>
+        <w:rPr>
+          <w:sz w:val="28"/>
+          <w:szCs w:val="28"/>
+        </w:rPr>
+      </w:pPr>
+      <w:r>
+        <w:rPr>
+          <w:sz w:val="28"/>
+          <w:szCs w:val="28"/>
+        </w:rPr>
+        <w:t>Рисунок 3 – Алгоритм дешифрования</w:t>
+      </w:r>
+    </w:p>
+    <w:p>
+      <w:pPr>
+        <w:spacing w:line="360" w:lineRule="auto"/>
+        <w:ind w:firstLine="709"/>
+        <w:jc w:val="both"/>
+        <w:rPr>
+          <w:sz w:val="28"/>
+          <w:szCs w:val="28"/>
+        </w:rPr>
+      </w:pPr>
+    </w:p>
+    <w:p>
+      <w:pPr>
+        <w:spacing w:line="360" w:lineRule="auto"/>
+        <w:ind w:firstLine="709"/>
+        <w:jc w:val="both"/>
+        <w:rPr>
+          <w:sz w:val="28"/>
+          <w:szCs w:val="28"/>
+        </w:rPr>
+      </w:pPr>
+      <w:r>
+        <w:rPr>
+          <w:sz w:val="28"/>
+          <w:szCs w:val="28"/>
+        </w:rPr>
+        <w:t>На входе метод получает ключ и текст, который нужно зашифровать.</w:t>
+      </w:r>
+    </w:p>
+    <w:p>
+      <w:pPr>
+        <w:spacing w:line="360" w:lineRule="auto"/>
+        <w:ind w:firstLine="709"/>
+        <w:jc w:val="both"/>
+        <w:rPr>
+          <w:sz w:val="28"/>
+          <w:szCs w:val="28"/>
+        </w:rPr>
+      </w:pPr>
+      <w:r>
+        <w:rPr>
+          <w:sz w:val="28"/>
+          <w:szCs w:val="28"/>
+        </w:rPr>
+        <w:lastRenderedPageBreak/>
+        <w:t>Если ключ больше размера алфавита ключ упрощается.</w:t>
+      </w:r>
+    </w:p>
+    <w:p>
+      <w:pPr>
+        <w:spacing w:line="360" w:lineRule="auto"/>
+        <w:ind w:firstLine="709"/>
+        <w:jc w:val="both"/>
+        <w:rPr>
+          <w:sz w:val="28"/>
+          <w:szCs w:val="28"/>
+        </w:rPr>
+      </w:pPr>
+      <w:r>
+        <w:rPr>
+          <w:sz w:val="28"/>
+          <w:szCs w:val="28"/>
+        </w:rPr>
+        <w:t>Для каждого символа в тексте выполняется следующий алгоритм:</w:t>
+      </w:r>
+    </w:p>
+    <w:p>
+      <w:pPr>
+        <w:pStyle w:val="ab"/>
+        <w:numPr>
+          <w:ilvl w:val="0"/>
+          <w:numId w:val="9"/>
+        </w:numPr>
+        <w:spacing w:line="360" w:lineRule="auto"/>
+        <w:ind w:left="0" w:firstLine="709"/>
+        <w:jc w:val="both"/>
+        <w:rPr>
+          <w:sz w:val="28"/>
+          <w:szCs w:val="28"/>
+        </w:rPr>
+      </w:pPr>
+      <w:r>
+        <w:rPr>
+          <w:sz w:val="28"/>
+          <w:szCs w:val="28"/>
+        </w:rPr>
+        <w:t xml:space="preserve">Если </w:t>
+      </w:r>
+      <w:r>
+        <w:rPr>
+          <w:sz w:val="28"/>
+          <w:szCs w:val="28"/>
+        </w:rPr>
+        <w:t>алфавит не содержит символ:</w:t>
+      </w:r>
+    </w:p>
+    <w:p>
+      <w:pPr>
+        <w:pStyle w:val="ab"/>
+        <w:numPr>
+          <w:ilvl w:val="0"/>
+          <w:numId w:val="10"/>
+        </w:numPr>
+        <w:spacing w:line="360" w:lineRule="auto"/>
+        <w:ind w:left="0" w:firstLine="709"/>
+        <w:jc w:val="both"/>
+        <w:rPr>
+          <w:sz w:val="28"/>
+          <w:szCs w:val="28"/>
+        </w:rPr>
+      </w:pPr>
+      <w:r>
+        <w:rPr>
+          <w:sz w:val="28"/>
+          <w:szCs w:val="28"/>
+        </w:rPr>
+        <w:t>Символ добавляется к результату без изменений.</w:t>
+      </w:r>
+    </w:p>
+    <w:p>
+      <w:pPr>
+        <w:pStyle w:val="ab"/>
+        <w:numPr>
+          <w:ilvl w:val="0"/>
+          <w:numId w:val="9"/>
+        </w:numPr>
+        <w:spacing w:line="360" w:lineRule="auto"/>
+        <w:ind w:left="0" w:firstLine="709"/>
+        <w:jc w:val="both"/>
+        <w:rPr>
+          <w:sz w:val="28"/>
+          <w:szCs w:val="28"/>
+        </w:rPr>
+      </w:pPr>
+      <w:r>
+        <w:rPr>
+          <w:sz w:val="28"/>
+          <w:szCs w:val="28"/>
+        </w:rPr>
+        <w:t>Если алфавит содержит символ:</w:t>
+      </w:r>
+    </w:p>
+    <w:p>
+      <w:pPr>
+        <w:pStyle w:val="ab"/>
+        <w:numPr>
+          <w:ilvl w:val="0"/>
+          <w:numId w:val="10"/>
+        </w:numPr>
+        <w:spacing w:line="360" w:lineRule="auto"/>
+        <w:ind w:left="0" w:firstLine="709"/>
+        <w:jc w:val="both"/>
+        <w:rPr>
+          <w:sz w:val="28"/>
+          <w:szCs w:val="28"/>
+        </w:rPr>
+      </w:pPr>
+      <w:r>
+        <w:rPr>
+          <w:sz w:val="28"/>
+          <w:szCs w:val="28"/>
+        </w:rPr>
+        <w:t xml:space="preserve">Метод находит </w:t>
+      </w:r>
+      <w:r>
+        <w:rPr>
+          <w:sz w:val="28"/>
+          <w:szCs w:val="28"/>
+        </w:rPr>
+        <w:t xml:space="preserve">Id </w:t>
+      </w:r>
+      <w:r>
+        <w:rPr>
+          <w:sz w:val="28"/>
+          <w:szCs w:val="28"/>
+        </w:rPr>
+        <w:t>символа в алфавите;</w:t>
+      </w:r>
+    </w:p>
+    <w:p>
+      <w:pPr>
+        <w:pStyle w:val="ab"/>
+        <w:numPr>
+          <w:ilvl w:val="0"/>
+          <w:numId w:val="10"/>
+        </w:numPr>
+        <w:spacing w:line="360" w:lineRule="auto"/>
+        <w:ind w:left="0" w:firstLine="709"/>
+        <w:jc w:val="both"/>
+        <w:rPr>
+          <w:sz w:val="28"/>
+          <w:szCs w:val="28"/>
+        </w:rPr>
+      </w:pPr>
+      <w:r>
+        <w:rPr>
+          <w:sz w:val="28"/>
+          <w:szCs w:val="28"/>
+        </w:rPr>
+        <w:t>У</w:t>
+      </w:r>
+      <w:r>
+        <w:rPr>
+          <w:sz w:val="28"/>
+          <w:szCs w:val="28"/>
+        </w:rPr>
+        <w:t>величивает</w:t>
+      </w:r>
       <w:r>
         <w:rPr>
           <w:sz w:val="28"/>
@@ -8030,927 +9704,106 @@
         <w:rPr>
           <w:sz w:val="28"/>
           <w:szCs w:val="28"/>
-          <w:lang w:val="en-US"/>
-        </w:rPr>
-        <w:t>CheckSymbol</w:t>
-      </w:r>
-      <w:r>
-        <w:rPr>
-          <w:sz w:val="28"/>
-          <w:szCs w:val="28"/>
-        </w:rPr>
-        <w:t>(</w:t>
-      </w:r>
-      <w:r>
-        <w:rPr>
-          <w:sz w:val="28"/>
-          <w:szCs w:val="28"/>
-          <w:lang w:val="en-US"/>
-        </w:rPr>
-        <w:t>chart</w:t>
-      </w:r>
-      <w:r>
-        <w:rPr>
-          <w:sz w:val="28"/>
-          <w:szCs w:val="28"/>
-        </w:rPr>
-        <w:t xml:space="preserve"> </w:t>
-      </w:r>
-      <w:r>
-        <w:rPr>
-          <w:sz w:val="28"/>
-          <w:szCs w:val="28"/>
-          <w:lang w:val="en-US"/>
-        </w:rPr>
-        <w:t>symbol</w:t>
-      </w:r>
-      <w:r>
-        <w:rPr>
-          <w:sz w:val="28"/>
-          <w:szCs w:val="28"/>
-        </w:rPr>
-        <w:t>) – проверяет входит ли символ в алфавит.</w:t>
-      </w:r>
-    </w:p>
-    <w:p>
-      <w:pPr>
-        <w:spacing w:line="360" w:lineRule="auto"/>
-        <w:ind w:firstLine="709"/>
-        <w:jc w:val="both"/>
-        <w:rPr>
-          <w:sz w:val="28"/>
-          <w:szCs w:val="28"/>
-        </w:rPr>
-      </w:pPr>
-    </w:p>
-    <w:p>
-      <w:pPr>
-        <w:spacing w:line="360" w:lineRule="auto"/>
-        <w:ind w:firstLine="709"/>
-        <w:jc w:val="both"/>
-        <w:rPr>
-          <w:b/>
-          <w:sz w:val="28"/>
-          <w:szCs w:val="28"/>
-        </w:rPr>
-      </w:pPr>
-      <w:r>
-        <w:rPr>
-          <w:b/>
-          <w:sz w:val="28"/>
-          <w:szCs w:val="28"/>
-        </w:rPr>
-        <w:t xml:space="preserve">Класс </w:t>
-      </w:r>
-      <w:r>
-        <w:rPr>
-          <w:b/>
-          <w:sz w:val="28"/>
-          <w:szCs w:val="28"/>
-          <w:lang w:val="en-US"/>
-        </w:rPr>
-        <w:t>Cipher</w:t>
-      </w:r>
-    </w:p>
-    <w:p>
-      <w:pPr>
-        <w:spacing w:line="360" w:lineRule="auto"/>
-        <w:ind w:firstLine="709"/>
-        <w:jc w:val="both"/>
-        <w:rPr>
-          <w:b/>
-          <w:sz w:val="28"/>
-          <w:szCs w:val="28"/>
-        </w:rPr>
-      </w:pPr>
-      <w:r>
-        <w:rPr>
-          <w:b/>
-          <w:sz w:val="28"/>
-          <w:szCs w:val="28"/>
-        </w:rPr>
-        <w:t>Поля и свойства:</w:t>
-      </w:r>
-    </w:p>
-    <w:p>
-      <w:pPr>
-        <w:spacing w:line="360" w:lineRule="auto"/>
-        <w:ind w:firstLine="709"/>
-        <w:jc w:val="both"/>
-        <w:rPr>
-          <w:sz w:val="28"/>
-          <w:szCs w:val="28"/>
-        </w:rPr>
-      </w:pPr>
-      <w:r>
-        <w:rPr>
-          <w:sz w:val="28"/>
-          <w:szCs w:val="28"/>
-          <w:lang w:val="en-US"/>
-        </w:rPr>
-        <w:t>Alphabet</w:t>
-      </w:r>
-      <w:r>
-        <w:rPr>
-          <w:sz w:val="28"/>
-          <w:szCs w:val="28"/>
-        </w:rPr>
-        <w:t xml:space="preserve"> </w:t>
-      </w:r>
-      <w:proofErr w:type="spellStart"/>
-      <w:r>
-        <w:rPr>
-          <w:sz w:val="28"/>
-          <w:szCs w:val="28"/>
-          <w:lang w:val="en-US"/>
-        </w:rPr>
-        <w:t>Alphabet</w:t>
-      </w:r>
-      <w:proofErr w:type="spellEnd"/>
-      <w:r>
-        <w:rPr>
-          <w:sz w:val="28"/>
-          <w:szCs w:val="28"/>
-        </w:rPr>
-        <w:t xml:space="preserve"> – содержит алфавит.</w:t>
-      </w:r>
-    </w:p>
-    <w:p>
-      <w:pPr>
-        <w:spacing w:line="360" w:lineRule="auto"/>
-        <w:ind w:firstLine="709"/>
-        <w:jc w:val="both"/>
-        <w:rPr>
-          <w:sz w:val="28"/>
-          <w:szCs w:val="28"/>
-        </w:rPr>
-      </w:pPr>
-    </w:p>
-    <w:p>
-      <w:pPr>
-        <w:spacing w:line="360" w:lineRule="auto"/>
-        <w:ind w:firstLine="709"/>
-        <w:jc w:val="both"/>
-        <w:rPr>
-          <w:b/>
-          <w:sz w:val="28"/>
-          <w:szCs w:val="28"/>
-        </w:rPr>
-      </w:pPr>
-      <w:r>
-        <w:rPr>
-          <w:b/>
-          <w:sz w:val="28"/>
-          <w:szCs w:val="28"/>
-        </w:rPr>
-        <w:t>Методы:</w:t>
-      </w:r>
-    </w:p>
-    <w:p>
-      <w:pPr>
-        <w:spacing w:line="360" w:lineRule="auto"/>
-        <w:ind w:firstLine="709"/>
-        <w:jc w:val="both"/>
-        <w:rPr>
-          <w:sz w:val="28"/>
-          <w:szCs w:val="28"/>
-        </w:rPr>
-      </w:pPr>
-      <w:r>
-        <w:rPr>
-          <w:sz w:val="28"/>
-          <w:szCs w:val="28"/>
-          <w:lang w:val="en-US"/>
-        </w:rPr>
-        <w:t>Cipher</w:t>
-      </w:r>
-      <w:r>
-        <w:rPr>
-          <w:sz w:val="28"/>
-          <w:szCs w:val="28"/>
-        </w:rPr>
-        <w:t xml:space="preserve"> (</w:t>
-      </w:r>
-      <w:r>
-        <w:rPr>
-          <w:sz w:val="28"/>
-          <w:szCs w:val="28"/>
-          <w:lang w:val="en-US"/>
-        </w:rPr>
-        <w:t>Alphabet</w:t>
-      </w:r>
-      <w:r>
-        <w:rPr>
-          <w:sz w:val="28"/>
-          <w:szCs w:val="28"/>
-        </w:rPr>
-        <w:t xml:space="preserve"> </w:t>
-      </w:r>
-      <w:proofErr w:type="spellStart"/>
-      <w:r>
-        <w:rPr>
-          <w:sz w:val="28"/>
-          <w:szCs w:val="28"/>
-          <w:lang w:val="en-US"/>
-        </w:rPr>
-        <w:t>alphabet</w:t>
-      </w:r>
-      <w:proofErr w:type="spellEnd"/>
-      <w:r>
-        <w:rPr>
-          <w:sz w:val="28"/>
-          <w:szCs w:val="28"/>
-        </w:rPr>
-        <w:t>) – конструктор класса.</w:t>
-      </w:r>
-    </w:p>
-    <w:p>
-      <w:pPr>
-        <w:spacing w:line="360" w:lineRule="auto"/>
-        <w:ind w:firstLine="709"/>
-        <w:jc w:val="both"/>
-        <w:rPr>
-          <w:sz w:val="28"/>
-          <w:szCs w:val="28"/>
-        </w:rPr>
-      </w:pPr>
-      <w:r>
-        <w:rPr>
-          <w:sz w:val="28"/>
-          <w:szCs w:val="28"/>
-          <w:lang w:val="en-US"/>
-        </w:rPr>
-        <w:t xml:space="preserve">string EncryptData (string originalText, int key) – </w:t>
-      </w:r>
-      <w:r>
-        <w:rPr>
-          <w:sz w:val="28"/>
-          <w:szCs w:val="28"/>
-        </w:rPr>
-        <w:t>решает</w:t>
-      </w:r>
-      <w:r>
-        <w:rPr>
-          <w:sz w:val="28"/>
-          <w:szCs w:val="28"/>
-          <w:lang w:val="en-US"/>
-        </w:rPr>
-        <w:t xml:space="preserve"> </w:t>
-      </w:r>
-      <w:r>
-        <w:rPr>
-          <w:sz w:val="28"/>
-          <w:szCs w:val="28"/>
-        </w:rPr>
-        <w:t>задачу</w:t>
-      </w:r>
-      <w:r>
-        <w:rPr>
-          <w:sz w:val="28"/>
-          <w:szCs w:val="28"/>
-          <w:lang w:val="en-US"/>
-        </w:rPr>
-        <w:t xml:space="preserve"> </w:t>
-      </w:r>
-      <w:r>
-        <w:rPr>
-          <w:sz w:val="28"/>
-          <w:szCs w:val="28"/>
-        </w:rPr>
-        <w:t>шифровки</w:t>
-      </w:r>
-      <w:r>
-        <w:rPr>
-          <w:sz w:val="28"/>
-          <w:szCs w:val="28"/>
-          <w:lang w:val="en-US"/>
-        </w:rPr>
-        <w:t xml:space="preserve"> </w:t>
-      </w:r>
-      <w:r>
-        <w:rPr>
-          <w:sz w:val="28"/>
-          <w:szCs w:val="28"/>
-        </w:rPr>
-        <w:t>текста</w:t>
-      </w:r>
-      <w:r>
-        <w:rPr>
-          <w:sz w:val="28"/>
-          <w:szCs w:val="28"/>
-          <w:lang w:val="en-US"/>
-        </w:rPr>
-        <w:t xml:space="preserve">. </w:t>
-      </w:r>
-      <w:r>
-        <w:rPr>
-          <w:sz w:val="28"/>
-          <w:szCs w:val="28"/>
-        </w:rPr>
-        <w:t>В качестве параметров получает оригинальный текст (строка) и ключ (целое число). Выводит зашифрованный текст (строка).</w:t>
-      </w:r>
-    </w:p>
-    <w:p>
-      <w:pPr>
-        <w:spacing w:line="360" w:lineRule="auto"/>
-        <w:ind w:firstLine="709"/>
-        <w:jc w:val="both"/>
-        <w:rPr>
-          <w:sz w:val="28"/>
-          <w:szCs w:val="28"/>
-        </w:rPr>
-      </w:pPr>
-      <w:proofErr w:type="gramStart"/>
-      <w:r>
-        <w:rPr>
-          <w:sz w:val="28"/>
-          <w:szCs w:val="28"/>
-          <w:lang w:val="en-US"/>
-        </w:rPr>
-        <w:t>string</w:t>
-      </w:r>
-      <w:proofErr w:type="gramEnd"/>
-      <w:r>
-        <w:rPr>
-          <w:sz w:val="28"/>
-          <w:szCs w:val="28"/>
-          <w:lang w:val="en-US"/>
-        </w:rPr>
-        <w:t xml:space="preserve"> </w:t>
-      </w:r>
-      <w:r>
-        <w:rPr>
-          <w:sz w:val="28"/>
-          <w:szCs w:val="28"/>
-          <w:lang w:val="en-US"/>
-        </w:rPr>
-        <w:t>DecryptData</w:t>
-      </w:r>
-      <w:r>
-        <w:rPr>
-          <w:sz w:val="28"/>
-          <w:szCs w:val="28"/>
-          <w:lang w:val="en-US"/>
-        </w:rPr>
-        <w:t>(</w:t>
-      </w:r>
-      <w:r>
-        <w:rPr>
-          <w:sz w:val="28"/>
-          <w:szCs w:val="28"/>
-          <w:lang w:val="en-US"/>
-        </w:rPr>
-        <w:t>string</w:t>
-      </w:r>
-      <w:r>
-        <w:rPr>
-          <w:sz w:val="28"/>
-          <w:szCs w:val="28"/>
-          <w:lang w:val="en-US"/>
-        </w:rPr>
-        <w:t xml:space="preserve"> </w:t>
-      </w:r>
-      <w:r>
-        <w:rPr>
-          <w:sz w:val="28"/>
-          <w:szCs w:val="28"/>
-          <w:lang w:val="en-US"/>
-        </w:rPr>
-        <w:t>encryptedText</w:t>
-      </w:r>
-      <w:r>
-        <w:rPr>
-          <w:sz w:val="28"/>
-          <w:szCs w:val="28"/>
-          <w:lang w:val="en-US"/>
-        </w:rPr>
-        <w:t xml:space="preserve">, </w:t>
-      </w:r>
-      <w:r>
-        <w:rPr>
-          <w:sz w:val="28"/>
-          <w:szCs w:val="28"/>
-          <w:lang w:val="en-US"/>
-        </w:rPr>
-        <w:t>int</w:t>
-      </w:r>
-      <w:r>
-        <w:rPr>
-          <w:sz w:val="28"/>
-          <w:szCs w:val="28"/>
-          <w:lang w:val="en-US"/>
-        </w:rPr>
-        <w:t xml:space="preserve"> </w:t>
-      </w:r>
-      <w:r>
-        <w:rPr>
-          <w:sz w:val="28"/>
-          <w:szCs w:val="28"/>
-          <w:lang w:val="en-US"/>
-        </w:rPr>
-        <w:t>key</w:t>
-      </w:r>
-      <w:r>
-        <w:rPr>
-          <w:sz w:val="28"/>
-          <w:szCs w:val="28"/>
-          <w:lang w:val="en-US"/>
-        </w:rPr>
-        <w:t xml:space="preserve">) – </w:t>
-      </w:r>
-      <w:r>
-        <w:rPr>
-          <w:sz w:val="28"/>
-          <w:szCs w:val="28"/>
-        </w:rPr>
-        <w:t>решает</w:t>
-      </w:r>
-      <w:r>
-        <w:rPr>
-          <w:sz w:val="28"/>
-          <w:szCs w:val="28"/>
-          <w:lang w:val="en-US"/>
-        </w:rPr>
-        <w:t xml:space="preserve"> </w:t>
-      </w:r>
-      <w:r>
-        <w:rPr>
-          <w:sz w:val="28"/>
-          <w:szCs w:val="28"/>
-        </w:rPr>
-        <w:t>задачу</w:t>
-      </w:r>
-      <w:r>
-        <w:rPr>
-          <w:sz w:val="28"/>
-          <w:szCs w:val="28"/>
-          <w:lang w:val="en-US"/>
-        </w:rPr>
-        <w:t xml:space="preserve"> </w:t>
-      </w:r>
-      <w:r>
-        <w:rPr>
-          <w:sz w:val="28"/>
-          <w:szCs w:val="28"/>
-        </w:rPr>
-        <w:t>дешифровки</w:t>
-      </w:r>
-      <w:r>
-        <w:rPr>
-          <w:sz w:val="28"/>
-          <w:szCs w:val="28"/>
-          <w:lang w:val="en-US"/>
-        </w:rPr>
-        <w:t xml:space="preserve"> </w:t>
-      </w:r>
-      <w:r>
-        <w:rPr>
-          <w:sz w:val="28"/>
-          <w:szCs w:val="28"/>
-        </w:rPr>
-        <w:t>текста</w:t>
-      </w:r>
-      <w:r>
-        <w:rPr>
-          <w:sz w:val="28"/>
-          <w:szCs w:val="28"/>
-          <w:lang w:val="en-US"/>
-        </w:rPr>
-        <w:t xml:space="preserve">. </w:t>
-      </w:r>
-      <w:r>
-        <w:rPr>
-          <w:sz w:val="28"/>
-          <w:szCs w:val="28"/>
-        </w:rPr>
-        <w:t>В качестве параметров получает зашифрованный текст (строка) и ключ (целое число). Выводит дешифрованный текст (строка).</w:t>
-      </w:r>
-    </w:p>
-    <w:p>
-      <w:pPr>
-        <w:spacing w:line="360" w:lineRule="auto"/>
-        <w:ind w:firstLine="709"/>
-        <w:jc w:val="both"/>
-        <w:rPr>
-          <w:sz w:val="28"/>
-          <w:szCs w:val="28"/>
-        </w:rPr>
-      </w:pPr>
-      <w:r>
-        <w:rPr>
-          <w:sz w:val="28"/>
-          <w:szCs w:val="28"/>
-        </w:rPr>
-        <w:t>…</w:t>
-      </w:r>
-    </w:p>
-    <w:p>
-      <w:pPr>
-        <w:spacing w:line="360" w:lineRule="auto"/>
-        <w:ind w:firstLine="709"/>
-        <w:jc w:val="both"/>
-        <w:rPr>
-          <w:sz w:val="28"/>
-          <w:szCs w:val="28"/>
-        </w:rPr>
-      </w:pPr>
-    </w:p>
-    <w:p>
-      <w:pPr>
-        <w:spacing w:line="360" w:lineRule="auto"/>
-        <w:ind w:firstLine="709"/>
-        <w:jc w:val="both"/>
-        <w:rPr>
-          <w:b/>
-          <w:sz w:val="28"/>
-          <w:szCs w:val="28"/>
-        </w:rPr>
-      </w:pPr>
-      <w:r>
-        <w:rPr>
-          <w:b/>
-          <w:sz w:val="28"/>
-          <w:szCs w:val="28"/>
-        </w:rPr>
-        <w:t>Взаимосвязь классов</w:t>
-      </w:r>
-    </w:p>
-    <w:p>
-      <w:pPr>
-        <w:spacing w:line="360" w:lineRule="auto"/>
-        <w:ind w:firstLine="709"/>
-        <w:jc w:val="both"/>
-        <w:rPr>
-          <w:sz w:val="28"/>
-          <w:szCs w:val="28"/>
-        </w:rPr>
-      </w:pPr>
-      <w:r>
-        <w:rPr>
-          <w:sz w:val="28"/>
-          <w:szCs w:val="28"/>
-        </w:rPr>
-        <w:t>Взаимодействие между компонентами организовано следующим образом:</w:t>
-      </w:r>
-    </w:p>
-    <w:p>
-      <w:pPr>
-        <w:spacing w:line="360" w:lineRule="auto"/>
-        <w:ind w:firstLine="709"/>
-        <w:jc w:val="both"/>
-        <w:rPr>
-          <w:sz w:val="28"/>
-          <w:szCs w:val="28"/>
-        </w:rPr>
-      </w:pPr>
-      <w:r>
-        <w:rPr>
-          <w:sz w:val="28"/>
-          <w:szCs w:val="28"/>
-        </w:rPr>
-        <w:t>При старте приложения отображается «Главная форма» (</w:t>
-      </w:r>
-      <w:r>
-        <w:rPr>
-          <w:sz w:val="28"/>
-          <w:szCs w:val="28"/>
-          <w:lang w:val="en-US"/>
-        </w:rPr>
-        <w:t>MainForm</w:t>
-      </w:r>
-      <w:r>
-        <w:rPr>
-          <w:sz w:val="28"/>
-          <w:szCs w:val="28"/>
-        </w:rPr>
-        <w:t>).</w:t>
-      </w:r>
-    </w:p>
-    <w:p>
-      <w:pPr>
-        <w:spacing w:line="360" w:lineRule="auto"/>
-        <w:ind w:firstLine="709"/>
-        <w:jc w:val="both"/>
-        <w:rPr>
-          <w:sz w:val="28"/>
-          <w:szCs w:val="28"/>
-        </w:rPr>
-      </w:pPr>
-      <w:r>
-        <w:rPr>
-          <w:sz w:val="28"/>
-          <w:szCs w:val="28"/>
-        </w:rPr>
-        <w:t>Главная форма подгружает классы «Алфавит» (</w:t>
-      </w:r>
-      <w:r>
-        <w:rPr>
-          <w:sz w:val="28"/>
-          <w:szCs w:val="28"/>
-          <w:lang w:val="en-US"/>
-        </w:rPr>
-        <w:t>Alphabet</w:t>
-      </w:r>
-      <w:r>
-        <w:rPr>
-          <w:sz w:val="28"/>
-          <w:szCs w:val="28"/>
-        </w:rPr>
-        <w:t>), «Шифр» (</w:t>
-      </w:r>
-      <w:r>
-        <w:rPr>
-          <w:sz w:val="28"/>
-          <w:szCs w:val="28"/>
-          <w:lang w:val="en-US"/>
-        </w:rPr>
-        <w:t>Cipher</w:t>
-      </w:r>
-      <w:r>
-        <w:rPr>
-          <w:sz w:val="28"/>
-          <w:szCs w:val="28"/>
-        </w:rPr>
-        <w:t>) и «Ввод\Вывод» (</w:t>
-      </w:r>
-      <w:r>
-        <w:rPr>
-          <w:sz w:val="28"/>
-          <w:szCs w:val="28"/>
-          <w:lang w:val="en-US"/>
-        </w:rPr>
-        <w:t>InputOutput</w:t>
-      </w:r>
-      <w:r>
-        <w:rPr>
-          <w:sz w:val="28"/>
-          <w:szCs w:val="28"/>
-        </w:rPr>
-        <w:t>).</w:t>
-      </w:r>
-    </w:p>
-    <w:p>
-      <w:pPr>
-        <w:spacing w:line="360" w:lineRule="auto"/>
-        <w:ind w:firstLine="709"/>
-        <w:jc w:val="both"/>
-        <w:rPr>
-          <w:sz w:val="28"/>
-          <w:szCs w:val="28"/>
-        </w:rPr>
-      </w:pPr>
-      <w:r>
-        <w:rPr>
-          <w:sz w:val="28"/>
-          <w:szCs w:val="28"/>
-        </w:rPr>
-        <w:t>При нажатии кнопки «Импорт» должен появиться диалог выбора файла. Текст из файла заполнит поле ввода текста.</w:t>
-      </w:r>
-    </w:p>
-    <w:p>
-      <w:pPr>
-        <w:spacing w:line="360" w:lineRule="auto"/>
-        <w:ind w:firstLine="709"/>
-        <w:jc w:val="both"/>
-        <w:rPr>
-          <w:sz w:val="28"/>
-          <w:szCs w:val="28"/>
-        </w:rPr>
-      </w:pPr>
-      <w:r>
-        <w:rPr>
-          <w:sz w:val="28"/>
-          <w:szCs w:val="28"/>
-        </w:rPr>
-        <w:t>При нажатии кнопки «Экспорт» должен появиться диалог выбора папки, в которую будет выгружен файл. В выбранной папке будет создан файл, в котором будет текст из поля ввода текста, ключ и текст из поля вывода текста.</w:t>
-      </w:r>
-    </w:p>
-    <w:p>
-      <w:pPr>
-        <w:spacing w:line="360" w:lineRule="auto"/>
-        <w:ind w:firstLine="709"/>
-        <w:jc w:val="both"/>
-        <w:rPr>
-          <w:sz w:val="28"/>
-          <w:szCs w:val="28"/>
-        </w:rPr>
-      </w:pPr>
-      <w:r>
-        <w:rPr>
-          <w:sz w:val="28"/>
-          <w:szCs w:val="28"/>
-        </w:rPr>
-        <w:t xml:space="preserve">При нажатии кнопки «Зашифровать» текст из поля ввода текста будет </w:t>
-      </w:r>
-      <w:r>
-        <w:rPr>
-          <w:sz w:val="28"/>
-          <w:szCs w:val="28"/>
-        </w:rPr>
-        <w:lastRenderedPageBreak/>
-        <w:t>зашифрован с использованием ключа из поля ввода ключа. В поле вывода текста будет зашифрованный текст.</w:t>
-      </w:r>
-    </w:p>
-    <w:p>
-      <w:pPr>
-        <w:spacing w:line="360" w:lineRule="auto"/>
-        <w:ind w:firstLine="709"/>
-        <w:jc w:val="both"/>
-        <w:rPr>
-          <w:sz w:val="28"/>
-          <w:szCs w:val="28"/>
-        </w:rPr>
-      </w:pPr>
-      <w:r>
-        <w:rPr>
-          <w:sz w:val="28"/>
-          <w:szCs w:val="28"/>
-        </w:rPr>
-        <w:t>При нажатии кнопки «Расшифровать» текст из поля ввода текста будет расшифрован с использованием ключа из поля ввода ключа. В поле вывода текста будет расшифрованный текст.</w:t>
-      </w:r>
-    </w:p>
-    <w:p>
-      <w:pPr>
-        <w:spacing w:line="360" w:lineRule="auto"/>
-        <w:ind w:firstLine="709"/>
-        <w:jc w:val="both"/>
-        <w:rPr>
-          <w:sz w:val="28"/>
-          <w:szCs w:val="28"/>
-        </w:rPr>
-      </w:pPr>
-      <w:r>
-        <w:rPr>
-          <w:sz w:val="28"/>
-          <w:szCs w:val="28"/>
-        </w:rPr>
-        <w:t>При нажатии кнопки «Очистить поля ввода\вывода» поля ввода и вывода текста будут очищены, а поле ввода ключа будет сброшено до значения «0».</w:t>
-      </w:r>
-    </w:p>
-    <w:p>
-      <w:pPr>
-        <w:spacing w:line="360" w:lineRule="auto"/>
-        <w:ind w:firstLine="709"/>
-        <w:jc w:val="both"/>
-        <w:rPr>
-          <w:sz w:val="28"/>
-          <w:szCs w:val="28"/>
-        </w:rPr>
-      </w:pPr>
-      <w:r>
-        <w:rPr>
-          <w:sz w:val="28"/>
-          <w:szCs w:val="28"/>
-        </w:rPr>
-        <w:t>Класс «Шифр» (</w:t>
-      </w:r>
-      <w:r>
-        <w:rPr>
-          <w:sz w:val="28"/>
-          <w:szCs w:val="28"/>
-          <w:lang w:val="en-US"/>
-        </w:rPr>
-        <w:t>Cipher</w:t>
-      </w:r>
-      <w:r>
-        <w:rPr>
-          <w:sz w:val="28"/>
-          <w:szCs w:val="28"/>
-        </w:rPr>
-        <w:t>) использует класс «Алфавит» (</w:t>
-      </w:r>
-      <w:r>
-        <w:rPr>
-          <w:sz w:val="28"/>
-          <w:szCs w:val="28"/>
-          <w:lang w:val="en-US"/>
-        </w:rPr>
-        <w:t>Alphabet</w:t>
-      </w:r>
-      <w:r>
-        <w:rPr>
-          <w:sz w:val="28"/>
-          <w:szCs w:val="28"/>
-        </w:rPr>
-        <w:t>).</w:t>
-      </w:r>
-    </w:p>
-    <w:p>
-      <w:pPr>
-        <w:spacing w:line="360" w:lineRule="auto"/>
-        <w:ind w:firstLine="709"/>
-        <w:jc w:val="both"/>
-        <w:rPr>
-          <w:sz w:val="28"/>
-          <w:szCs w:val="28"/>
-        </w:rPr>
-      </w:pPr>
-      <w:r>
-        <w:rPr>
-          <w:sz w:val="28"/>
-          <w:szCs w:val="28"/>
-        </w:rPr>
-        <w:t>«Главная форма» (</w:t>
-      </w:r>
-      <w:r>
-        <w:rPr>
-          <w:sz w:val="28"/>
-          <w:szCs w:val="28"/>
-          <w:lang w:val="en-US"/>
-        </w:rPr>
-        <w:t>MainForm</w:t>
-      </w:r>
-      <w:r>
-        <w:rPr>
-          <w:sz w:val="28"/>
-          <w:szCs w:val="28"/>
-        </w:rPr>
-        <w:t>) использует классы «Алфавит» (</w:t>
-      </w:r>
-      <w:r>
-        <w:rPr>
-          <w:sz w:val="28"/>
-          <w:szCs w:val="28"/>
-          <w:lang w:val="en-US"/>
-        </w:rPr>
-        <w:t>Alphabet</w:t>
-      </w:r>
-      <w:r>
-        <w:rPr>
-          <w:sz w:val="28"/>
-          <w:szCs w:val="28"/>
-        </w:rPr>
-        <w:t>), «Шифр» (</w:t>
-      </w:r>
-      <w:r>
-        <w:rPr>
-          <w:sz w:val="28"/>
-          <w:szCs w:val="28"/>
-          <w:lang w:val="en-US"/>
-        </w:rPr>
-        <w:t>Cipher</w:t>
-      </w:r>
-      <w:r>
-        <w:rPr>
-          <w:sz w:val="28"/>
-          <w:szCs w:val="28"/>
-        </w:rPr>
-        <w:t>) и «Ввод\Вывод» (</w:t>
-      </w:r>
-      <w:r>
-        <w:rPr>
-          <w:sz w:val="28"/>
-          <w:szCs w:val="28"/>
-          <w:lang w:val="en-US"/>
-        </w:rPr>
-        <w:t>InputOutput</w:t>
-      </w:r>
-      <w:r>
-        <w:rPr>
-          <w:sz w:val="28"/>
-          <w:szCs w:val="28"/>
-        </w:rPr>
-        <w:t>).</w:t>
-      </w:r>
-    </w:p>
-    <w:p>
-      <w:pPr>
-        <w:spacing w:line="360" w:lineRule="auto"/>
-        <w:ind w:firstLine="709"/>
-        <w:jc w:val="both"/>
-        <w:outlineLvl w:val="0"/>
-        <w:rPr>
-          <w:b/>
-          <w:sz w:val="28"/>
-          <w:szCs w:val="28"/>
-        </w:rPr>
-      </w:pPr>
-      <w:r>
-        <w:rPr>
-          <w:b/>
-          <w:sz w:val="28"/>
-          <w:szCs w:val="28"/>
-        </w:rPr>
-        <w:t>Раздел 4. Описание алгоритмов программы</w:t>
-      </w:r>
-    </w:p>
-    <w:p>
-      <w:pPr>
-        <w:spacing w:line="360" w:lineRule="auto"/>
-        <w:ind w:firstLine="709"/>
-        <w:jc w:val="both"/>
-        <w:rPr>
-          <w:sz w:val="28"/>
-          <w:szCs w:val="28"/>
-        </w:rPr>
-      </w:pPr>
-      <w:r>
-        <w:rPr>
-          <w:sz w:val="28"/>
-          <w:szCs w:val="28"/>
-        </w:rPr>
-        <w:t>Ал…</w:t>
-      </w:r>
+        </w:rPr>
+        <w:t xml:space="preserve">Id </w:t>
+      </w:r>
+      <w:r>
+        <w:rPr>
+          <w:sz w:val="28"/>
+          <w:szCs w:val="28"/>
+        </w:rPr>
+        <w:t>символа используя ключ;</w:t>
+      </w:r>
+    </w:p>
+    <w:p>
+      <w:pPr>
+        <w:pStyle w:val="ab"/>
+        <w:numPr>
+          <w:ilvl w:val="0"/>
+          <w:numId w:val="10"/>
+        </w:numPr>
+        <w:spacing w:line="360" w:lineRule="auto"/>
+        <w:ind w:left="0" w:firstLine="709"/>
+        <w:jc w:val="both"/>
+        <w:rPr>
+          <w:sz w:val="28"/>
+          <w:szCs w:val="28"/>
+        </w:rPr>
+      </w:pPr>
+      <w:r>
+        <w:rPr>
+          <w:sz w:val="28"/>
+          <w:szCs w:val="28"/>
+        </w:rPr>
+        <w:t xml:space="preserve">Корректирует </w:t>
+      </w:r>
+      <w:r>
+        <w:rPr>
+          <w:sz w:val="28"/>
+          <w:szCs w:val="28"/>
+        </w:rPr>
+        <w:t xml:space="preserve">Id </w:t>
+      </w:r>
+      <w:r>
+        <w:rPr>
+          <w:sz w:val="28"/>
+          <w:szCs w:val="28"/>
+        </w:rPr>
+        <w:t>символа;</w:t>
+      </w:r>
+    </w:p>
+    <w:p>
+      <w:pPr>
+        <w:pStyle w:val="ab"/>
+        <w:numPr>
+          <w:ilvl w:val="0"/>
+          <w:numId w:val="10"/>
+        </w:numPr>
+        <w:spacing w:line="360" w:lineRule="auto"/>
+        <w:ind w:left="0" w:firstLine="709"/>
+        <w:jc w:val="both"/>
+        <w:rPr>
+          <w:sz w:val="28"/>
+          <w:szCs w:val="28"/>
+        </w:rPr>
+      </w:pPr>
+      <w:r>
+        <w:rPr>
+          <w:sz w:val="28"/>
+          <w:szCs w:val="28"/>
+        </w:rPr>
+        <w:t>Добавляет к результату полученный символ.</w:t>
+      </w:r>
+    </w:p>
+    <w:p>
+      <w:pPr>
+        <w:pStyle w:val="ab"/>
+        <w:spacing w:line="360" w:lineRule="auto"/>
+        <w:ind w:left="0" w:firstLine="709"/>
+        <w:jc w:val="both"/>
+        <w:rPr>
+          <w:sz w:val="28"/>
+          <w:szCs w:val="28"/>
+        </w:rPr>
+      </w:pPr>
+      <w:r>
+        <w:rPr>
+          <w:sz w:val="28"/>
+          <w:szCs w:val="28"/>
+        </w:rPr>
+        <w:t>После окончания цикла метод выводит полученный результат.</w:t>
+      </w:r>
+    </w:p>
+    <w:p>
+      <w:pPr>
+        <w:spacing w:line="360" w:lineRule="auto"/>
+        <w:ind w:firstLine="709"/>
+        <w:jc w:val="both"/>
+        <w:rPr>
+          <w:sz w:val="28"/>
+          <w:szCs w:val="28"/>
+        </w:rPr>
+      </w:pPr>
     </w:p>
     <w:p>
       <w:pPr>
@@ -8970,12 +9823,1651 @@
         </w:rPr>
         <w:br w:type="page"/>
       </w:r>
-      <w:r>
-        <w:rPr>
+    </w:p>
+    <w:p>
+      <w:pPr>
+        <w:widowControl/>
+        <w:autoSpaceDE/>
+        <w:spacing w:after="160" w:line="257" w:lineRule="auto"/>
+        <w:ind w:firstLine="709"/>
+        <w:jc w:val="both"/>
+        <w:outlineLvl w:val="0"/>
+        <w:rPr>
+          <w:b/>
+          <w:sz w:val="28"/>
+          <w:szCs w:val="28"/>
+        </w:rPr>
+      </w:pPr>
+      <w:r>
+        <w:rPr>
+          <w:b/>
           <w:sz w:val="28"/>
           <w:szCs w:val="28"/>
         </w:rPr>
         <w:lastRenderedPageBreak/>
+        <w:t>Раздел 5. Разр</w:t>
+      </w:r>
+      <w:r>
+        <w:rPr>
+          <w:b/>
+          <w:sz w:val="28"/>
+          <w:szCs w:val="28"/>
+        </w:rPr>
+        <w:t xml:space="preserve">аботка проекта </w:t>
+      </w:r>
+      <w:r>
+        <w:rPr>
+          <w:b/>
+          <w:sz w:val="28"/>
+          <w:szCs w:val="28"/>
+          <w:lang w:val="en-US"/>
+        </w:rPr>
+        <w:t>Visual</w:t>
+      </w:r>
+      <w:r>
+        <w:rPr>
+          <w:b/>
+          <w:sz w:val="28"/>
+          <w:szCs w:val="28"/>
+        </w:rPr>
+        <w:t xml:space="preserve"> </w:t>
+      </w:r>
+      <w:r>
+        <w:rPr>
+          <w:b/>
+          <w:sz w:val="28"/>
+          <w:szCs w:val="28"/>
+          <w:lang w:val="en-US"/>
+        </w:rPr>
+        <w:t>Studio</w:t>
+      </w:r>
+      <w:r>
+        <w:rPr>
+          <w:b/>
+          <w:sz w:val="28"/>
+          <w:szCs w:val="28"/>
+        </w:rPr>
+        <w:t xml:space="preserve"> </w:t>
+      </w:r>
+      <w:r>
+        <w:rPr>
+          <w:b/>
+          <w:sz w:val="28"/>
+          <w:szCs w:val="28"/>
+          <w:lang w:val="en-US"/>
+        </w:rPr>
+        <w:t>C</w:t>
+      </w:r>
+      <w:r>
+        <w:rPr>
+          <w:b/>
+          <w:sz w:val="28"/>
+          <w:szCs w:val="28"/>
+        </w:rPr>
+        <w:t>#</w:t>
+      </w:r>
+    </w:p>
+    <w:p>
+      <w:pPr>
+        <w:widowControl/>
+        <w:autoSpaceDE/>
+        <w:spacing w:after="160" w:line="256" w:lineRule="auto"/>
+        <w:ind w:firstLine="709"/>
+        <w:jc w:val="both"/>
+        <w:rPr>
+          <w:sz w:val="28"/>
+          <w:szCs w:val="28"/>
+        </w:rPr>
+      </w:pPr>
+      <w:r>
+        <w:rPr>
+          <w:sz w:val="28"/>
+          <w:szCs w:val="28"/>
+        </w:rPr>
+        <w:t>В этом разделе представлен код программы.</w:t>
+      </w:r>
+    </w:p>
+    <w:p>
+      <w:pPr>
+        <w:widowControl/>
+        <w:autoSpaceDE/>
+        <w:spacing w:after="160" w:line="257" w:lineRule="auto"/>
+        <w:ind w:firstLine="709"/>
+        <w:jc w:val="both"/>
+        <w:outlineLvl w:val="1"/>
+        <w:rPr>
+          <w:b/>
+          <w:sz w:val="28"/>
+          <w:szCs w:val="28"/>
+          <w:lang w:val="en-US"/>
+        </w:rPr>
+      </w:pPr>
+      <w:r>
+        <w:rPr>
+          <w:b/>
+          <w:sz w:val="28"/>
+          <w:szCs w:val="28"/>
+        </w:rPr>
+        <w:t>5.1</w:t>
+      </w:r>
+      <w:r>
+        <w:rPr>
+          <w:b/>
+          <w:sz w:val="28"/>
+          <w:szCs w:val="28"/>
+        </w:rPr>
+        <w:tab/>
+        <w:t xml:space="preserve">Класс </w:t>
+      </w:r>
+      <w:r>
+        <w:rPr>
+          <w:b/>
+          <w:sz w:val="28"/>
+          <w:szCs w:val="28"/>
+          <w:lang w:val="en-US"/>
+        </w:rPr>
+        <w:t>Alphabet</w:t>
+      </w:r>
+    </w:p>
+    <w:p>
+      <w:pPr>
+        <w:widowControl/>
+        <w:autoSpaceDE/>
+        <w:spacing w:after="160" w:line="256" w:lineRule="auto"/>
+        <w:ind w:firstLine="709"/>
+        <w:jc w:val="both"/>
+        <w:rPr>
+          <w:sz w:val="28"/>
+          <w:szCs w:val="28"/>
+        </w:rPr>
+      </w:pPr>
+      <w:r>
+        <w:rPr>
+          <w:sz w:val="28"/>
+          <w:szCs w:val="28"/>
+        </w:rPr>
+        <w:t>Содержит в себе алфавит поддерживаемых символов.</w:t>
+      </w:r>
+    </w:p>
+    <w:p>
+      <w:pPr>
+        <w:widowControl/>
+        <w:autoSpaceDE/>
+        <w:spacing w:after="160" w:line="256" w:lineRule="auto"/>
+        <w:ind w:firstLine="709"/>
+        <w:jc w:val="both"/>
+        <w:rPr>
+          <w:sz w:val="28"/>
+          <w:szCs w:val="28"/>
+        </w:rPr>
+      </w:pPr>
+      <w:r>
+        <w:rPr>
+          <w:sz w:val="28"/>
+          <w:szCs w:val="28"/>
+        </w:rPr>
+        <w:t>Представлен на рисунке 4.</w:t>
+      </w:r>
+    </w:p>
+    <w:p>
+      <w:pPr>
+        <w:widowControl/>
+        <w:autoSpaceDE/>
+        <w:spacing w:after="160" w:line="256" w:lineRule="auto"/>
+        <w:ind w:firstLine="709"/>
+        <w:jc w:val="center"/>
+        <w:rPr>
+          <w:sz w:val="28"/>
+          <w:szCs w:val="28"/>
+        </w:rPr>
+      </w:pPr>
+      <w:r>
+        <w:rPr>
+          <w:sz w:val="28"/>
+          <w:szCs w:val="28"/>
+        </w:rPr>
+        <w:drawing>
+          <wp:inline distT="0" distB="0" distL="0" distR="0" wp14:anchorId="715194FE" wp14:editId="61CDB587">
+            <wp:extent cx="3953427" cy="3019846"/>
+            <wp:effectExtent l="0" t="0" r="9525" b="0"/>
+            <wp:docPr id="4" name="Рисунок 4"/>
+            <wp:cNvGraphicFramePr>
+              <a:graphicFrameLocks xmlns:a="http://schemas.openxmlformats.org/drawingml/2006/main" noChangeAspect="1"/>
+            </wp:cNvGraphicFramePr>
+            <a:graphic xmlns:a="http://schemas.openxmlformats.org/drawingml/2006/main">
+              <a:graphicData uri="http://schemas.openxmlformats.org/drawingml/2006/picture">
+                <pic:pic xmlns:pic="http://schemas.openxmlformats.org/drawingml/2006/picture">
+                  <pic:nvPicPr>
+                    <pic:cNvPr id="1" name=""/>
+                    <pic:cNvPicPr/>
+                  </pic:nvPicPr>
+                  <pic:blipFill>
+                    <a:blip r:embed="rId16"/>
+                    <a:stretch>
+                      <a:fillRect/>
+                    </a:stretch>
+                  </pic:blipFill>
+                  <pic:spPr>
+                    <a:xfrm>
+                      <a:off x="0" y="0"/>
+                      <a:ext cx="3953427" cy="3019846"/>
+                    </a:xfrm>
+                    <a:prstGeom prst="rect">
+                      <a:avLst/>
+                    </a:prstGeom>
+                  </pic:spPr>
+                </pic:pic>
+              </a:graphicData>
+            </a:graphic>
+          </wp:inline>
+        </w:drawing>
+      </w:r>
+    </w:p>
+    <w:p>
+      <w:pPr>
+        <w:widowControl/>
+        <w:autoSpaceDE/>
+        <w:spacing w:after="160" w:line="256" w:lineRule="auto"/>
+        <w:ind w:firstLine="709"/>
+        <w:jc w:val="center"/>
+        <w:rPr>
+          <w:sz w:val="28"/>
+          <w:szCs w:val="28"/>
+        </w:rPr>
+      </w:pPr>
+      <w:r>
+        <w:rPr>
+          <w:sz w:val="28"/>
+          <w:szCs w:val="28"/>
+        </w:rPr>
+        <w:t xml:space="preserve">Рисунок 4 – Класс </w:t>
+      </w:r>
+      <w:r>
+        <w:rPr>
+          <w:sz w:val="28"/>
+          <w:szCs w:val="28"/>
+          <w:lang w:val="en-US"/>
+        </w:rPr>
+        <w:t>Alphabet</w:t>
+      </w:r>
+    </w:p>
+    <w:p>
+      <w:pPr>
+        <w:widowControl/>
+        <w:autoSpaceDE/>
+        <w:spacing w:after="160" w:line="256" w:lineRule="auto"/>
+        <w:ind w:firstLine="709"/>
+        <w:jc w:val="both"/>
+        <w:rPr>
+          <w:sz w:val="28"/>
+          <w:szCs w:val="28"/>
+        </w:rPr>
+      </w:pPr>
+    </w:p>
+    <w:p>
+      <w:pPr>
+        <w:widowControl/>
+        <w:autoSpaceDE/>
+        <w:spacing w:after="160" w:line="257" w:lineRule="auto"/>
+        <w:ind w:firstLine="709"/>
+        <w:jc w:val="both"/>
+        <w:outlineLvl w:val="1"/>
+        <w:rPr>
+          <w:b/>
+          <w:sz w:val="28"/>
+          <w:szCs w:val="28"/>
+        </w:rPr>
+      </w:pPr>
+      <w:r>
+        <w:rPr>
+          <w:b/>
+          <w:sz w:val="28"/>
+          <w:szCs w:val="28"/>
+        </w:rPr>
+        <w:t>5.2</w:t>
+      </w:r>
+      <w:r>
+        <w:rPr>
+          <w:b/>
+          <w:sz w:val="28"/>
+          <w:szCs w:val="28"/>
+        </w:rPr>
+        <w:tab/>
+        <w:t xml:space="preserve">Класс </w:t>
+      </w:r>
+      <w:r>
+        <w:rPr>
+          <w:b/>
+          <w:sz w:val="28"/>
+          <w:szCs w:val="28"/>
+          <w:lang w:val="en-US"/>
+        </w:rPr>
+        <w:t>Cipher</w:t>
+      </w:r>
+    </w:p>
+    <w:p>
+      <w:pPr>
+        <w:widowControl/>
+        <w:autoSpaceDE/>
+        <w:spacing w:after="160" w:line="256" w:lineRule="auto"/>
+        <w:ind w:firstLine="709"/>
+        <w:jc w:val="both"/>
+        <w:rPr>
+          <w:sz w:val="28"/>
+          <w:szCs w:val="28"/>
+        </w:rPr>
+      </w:pPr>
+      <w:r>
+        <w:rPr>
+          <w:sz w:val="28"/>
+          <w:szCs w:val="28"/>
+        </w:rPr>
+        <w:t>Выполняет задачи шифрования и дешифрования текста.</w:t>
+      </w:r>
+    </w:p>
+    <w:p>
+      <w:pPr>
+        <w:widowControl/>
+        <w:autoSpaceDE/>
+        <w:spacing w:after="160" w:line="256" w:lineRule="auto"/>
+        <w:ind w:firstLine="709"/>
+        <w:jc w:val="both"/>
+        <w:rPr>
+          <w:sz w:val="28"/>
+          <w:szCs w:val="28"/>
+        </w:rPr>
+      </w:pPr>
+      <w:r>
+        <w:rPr>
+          <w:sz w:val="28"/>
+          <w:szCs w:val="28"/>
+        </w:rPr>
+        <w:t>Представлен на рисунках 5, 6 и 7.</w:t>
+      </w:r>
+    </w:p>
+    <w:p>
+      <w:pPr>
+        <w:widowControl/>
+        <w:autoSpaceDE/>
+        <w:spacing w:after="160" w:line="256" w:lineRule="auto"/>
+        <w:ind w:firstLine="709"/>
+        <w:jc w:val="center"/>
+        <w:rPr>
+          <w:sz w:val="28"/>
+          <w:szCs w:val="28"/>
+        </w:rPr>
+      </w:pPr>
+      <w:r>
+        <w:rPr>
+          <w:sz w:val="28"/>
+          <w:szCs w:val="28"/>
+        </w:rPr>
+        <w:drawing>
+          <wp:inline distT="0" distB="0" distL="0" distR="0" wp14:anchorId="265B2C11" wp14:editId="167896E4">
+            <wp:extent cx="4130296" cy="2431546"/>
+            <wp:effectExtent l="0" t="0" r="3810" b="6985"/>
+            <wp:docPr id="8" name="Рисунок 8"/>
+            <wp:cNvGraphicFramePr>
+              <a:graphicFrameLocks xmlns:a="http://schemas.openxmlformats.org/drawingml/2006/main" noChangeAspect="1"/>
+            </wp:cNvGraphicFramePr>
+            <a:graphic xmlns:a="http://schemas.openxmlformats.org/drawingml/2006/main">
+              <a:graphicData uri="http://schemas.openxmlformats.org/drawingml/2006/picture">
+                <pic:pic xmlns:pic="http://schemas.openxmlformats.org/drawingml/2006/picture">
+                  <pic:nvPicPr>
+                    <pic:cNvPr id="1" name=""/>
+                    <pic:cNvPicPr/>
+                  </pic:nvPicPr>
+                  <pic:blipFill>
+                    <a:blip r:embed="rId17"/>
+                    <a:stretch>
+                      <a:fillRect/>
+                    </a:stretch>
+                  </pic:blipFill>
+                  <pic:spPr>
+                    <a:xfrm>
+                      <a:off x="0" y="0"/>
+                      <a:ext cx="4190845" cy="2467192"/>
+                    </a:xfrm>
+                    <a:prstGeom prst="rect">
+                      <a:avLst/>
+                    </a:prstGeom>
+                  </pic:spPr>
+                </pic:pic>
+              </a:graphicData>
+            </a:graphic>
+          </wp:inline>
+        </w:drawing>
+      </w:r>
+    </w:p>
+    <w:p>
+      <w:pPr>
+        <w:widowControl/>
+        <w:autoSpaceDE/>
+        <w:spacing w:after="160" w:line="256" w:lineRule="auto"/>
+        <w:ind w:firstLine="709"/>
+        <w:jc w:val="center"/>
+        <w:rPr>
+          <w:sz w:val="28"/>
+          <w:szCs w:val="28"/>
+        </w:rPr>
+      </w:pPr>
+      <w:r>
+        <w:rPr>
+          <w:sz w:val="28"/>
+          <w:szCs w:val="28"/>
+        </w:rPr>
+        <w:t xml:space="preserve">Рисунок 5 – Поля и конструктор класса </w:t>
+      </w:r>
+      <w:r>
+        <w:rPr>
+          <w:sz w:val="28"/>
+          <w:szCs w:val="28"/>
+          <w:lang w:val="en-US"/>
+        </w:rPr>
+        <w:t>Cipher</w:t>
+      </w:r>
+    </w:p>
+    <w:p>
+      <w:pPr>
+        <w:widowControl/>
+        <w:autoSpaceDE/>
+        <w:spacing w:after="160" w:line="256" w:lineRule="auto"/>
+        <w:ind w:firstLine="709"/>
+        <w:jc w:val="both"/>
+        <w:rPr>
+          <w:sz w:val="28"/>
+          <w:szCs w:val="28"/>
+        </w:rPr>
+      </w:pPr>
+    </w:p>
+    <w:p>
+      <w:pPr>
+        <w:widowControl/>
+        <w:autoSpaceDE/>
+        <w:spacing w:after="160" w:line="256" w:lineRule="auto"/>
+        <w:ind w:firstLine="709"/>
+        <w:jc w:val="center"/>
+        <w:rPr>
+          <w:sz w:val="28"/>
+          <w:szCs w:val="28"/>
+        </w:rPr>
+      </w:pPr>
+      <w:r>
+        <w:rPr>
+          <w:sz w:val="28"/>
+          <w:szCs w:val="28"/>
+        </w:rPr>
+        <w:drawing>
+          <wp:inline distT="0" distB="0" distL="0" distR="0" wp14:anchorId="57DF6D2C" wp14:editId="316C0E92">
+            <wp:extent cx="5696745" cy="3439005"/>
+            <wp:effectExtent l="0" t="0" r="0" b="9525"/>
+            <wp:docPr id="6" name="Рисунок 6"/>
+            <wp:cNvGraphicFramePr>
+              <a:graphicFrameLocks xmlns:a="http://schemas.openxmlformats.org/drawingml/2006/main" noChangeAspect="1"/>
+            </wp:cNvGraphicFramePr>
+            <a:graphic xmlns:a="http://schemas.openxmlformats.org/drawingml/2006/main">
+              <a:graphicData uri="http://schemas.openxmlformats.org/drawingml/2006/picture">
+                <pic:pic xmlns:pic="http://schemas.openxmlformats.org/drawingml/2006/picture">
+                  <pic:nvPicPr>
+                    <pic:cNvPr id="1" name=""/>
+                    <pic:cNvPicPr/>
+                  </pic:nvPicPr>
+                  <pic:blipFill>
+                    <a:blip r:embed="rId18"/>
+                    <a:stretch>
+                      <a:fillRect/>
+                    </a:stretch>
+                  </pic:blipFill>
+                  <pic:spPr>
+                    <a:xfrm>
+                      <a:off x="0" y="0"/>
+                      <a:ext cx="5696745" cy="3439005"/>
+                    </a:xfrm>
+                    <a:prstGeom prst="rect">
+                      <a:avLst/>
+                    </a:prstGeom>
+                  </pic:spPr>
+                </pic:pic>
+              </a:graphicData>
+            </a:graphic>
+          </wp:inline>
+        </w:drawing>
+      </w:r>
+    </w:p>
+    <w:p>
+      <w:pPr>
+        <w:widowControl/>
+        <w:autoSpaceDE/>
+        <w:spacing w:after="160" w:line="256" w:lineRule="auto"/>
+        <w:ind w:firstLine="709"/>
+        <w:jc w:val="center"/>
+        <w:rPr>
+          <w:sz w:val="28"/>
+          <w:szCs w:val="28"/>
+        </w:rPr>
+      </w:pPr>
+      <w:r>
+        <w:rPr>
+          <w:sz w:val="28"/>
+          <w:szCs w:val="28"/>
+        </w:rPr>
+        <w:t xml:space="preserve">Рисунок 6 – Метод </w:t>
+      </w:r>
+      <w:r>
+        <w:rPr>
+          <w:sz w:val="28"/>
+          <w:szCs w:val="28"/>
+          <w:lang w:val="en-US"/>
+        </w:rPr>
+        <w:t>EncryptData</w:t>
+      </w:r>
+    </w:p>
+    <w:p>
+      <w:pPr>
+        <w:widowControl/>
+        <w:autoSpaceDE/>
+        <w:spacing w:after="160" w:line="256" w:lineRule="auto"/>
+        <w:ind w:firstLine="709"/>
+        <w:jc w:val="both"/>
+        <w:rPr>
+          <w:sz w:val="28"/>
+          <w:szCs w:val="28"/>
+        </w:rPr>
+      </w:pPr>
+    </w:p>
+    <w:p>
+      <w:pPr>
+        <w:widowControl/>
+        <w:autoSpaceDE/>
+        <w:spacing w:after="160" w:line="256" w:lineRule="auto"/>
+        <w:ind w:firstLine="709"/>
+        <w:jc w:val="both"/>
+        <w:rPr>
+          <w:sz w:val="28"/>
+          <w:szCs w:val="28"/>
+        </w:rPr>
+      </w:pPr>
+      <w:r>
+        <w:rPr>
+          <w:sz w:val="28"/>
+          <w:szCs w:val="28"/>
+        </w:rPr>
+        <w:drawing>
+          <wp:inline distT="0" distB="0" distL="0" distR="0" wp14:anchorId="6284DE9E" wp14:editId="1E5D35EE">
+            <wp:extent cx="5677692" cy="3934374"/>
+            <wp:effectExtent l="0" t="0" r="0" b="9525"/>
+            <wp:docPr id="7" name="Рисунок 7"/>
+            <wp:cNvGraphicFramePr>
+              <a:graphicFrameLocks xmlns:a="http://schemas.openxmlformats.org/drawingml/2006/main" noChangeAspect="1"/>
+            </wp:cNvGraphicFramePr>
+            <a:graphic xmlns:a="http://schemas.openxmlformats.org/drawingml/2006/main">
+              <a:graphicData uri="http://schemas.openxmlformats.org/drawingml/2006/picture">
+                <pic:pic xmlns:pic="http://schemas.openxmlformats.org/drawingml/2006/picture">
+                  <pic:nvPicPr>
+                    <pic:cNvPr id="1" name=""/>
+                    <pic:cNvPicPr/>
+                  </pic:nvPicPr>
+                  <pic:blipFill>
+                    <a:blip r:embed="rId19"/>
+                    <a:stretch>
+                      <a:fillRect/>
+                    </a:stretch>
+                  </pic:blipFill>
+                  <pic:spPr>
+                    <a:xfrm>
+                      <a:off x="0" y="0"/>
+                      <a:ext cx="5677692" cy="3934374"/>
+                    </a:xfrm>
+                    <a:prstGeom prst="rect">
+                      <a:avLst/>
+                    </a:prstGeom>
+                  </pic:spPr>
+                </pic:pic>
+              </a:graphicData>
+            </a:graphic>
+          </wp:inline>
+        </w:drawing>
+      </w:r>
+    </w:p>
+    <w:p>
+      <w:pPr>
+        <w:widowControl/>
+        <w:autoSpaceDE/>
+        <w:spacing w:after="160" w:line="256" w:lineRule="auto"/>
+        <w:ind w:firstLine="709"/>
+        <w:jc w:val="center"/>
+        <w:rPr>
+          <w:sz w:val="28"/>
+          <w:szCs w:val="28"/>
+          <w:lang w:val="en-US"/>
+        </w:rPr>
+      </w:pPr>
+      <w:r>
+        <w:rPr>
+          <w:sz w:val="28"/>
+          <w:szCs w:val="28"/>
+        </w:rPr>
+        <w:t xml:space="preserve">Рисунок 7 – Метод </w:t>
+      </w:r>
+      <w:r>
+        <w:rPr>
+          <w:sz w:val="28"/>
+          <w:szCs w:val="28"/>
+          <w:lang w:val="en-US"/>
+        </w:rPr>
+        <w:t>DecryptData</w:t>
+      </w:r>
+    </w:p>
+    <w:p>
+      <w:pPr>
+        <w:widowControl/>
+        <w:autoSpaceDE/>
+        <w:spacing w:after="160" w:line="256" w:lineRule="auto"/>
+        <w:ind w:firstLine="709"/>
+        <w:jc w:val="both"/>
+        <w:rPr>
+          <w:sz w:val="28"/>
+          <w:szCs w:val="28"/>
+          <w:lang w:val="en-US"/>
+        </w:rPr>
+      </w:pPr>
+    </w:p>
+    <w:p>
+      <w:pPr>
+        <w:widowControl/>
+        <w:autoSpaceDE/>
+        <w:spacing w:after="160" w:line="257" w:lineRule="auto"/>
+        <w:ind w:firstLine="709"/>
+        <w:jc w:val="both"/>
+        <w:outlineLvl w:val="1"/>
+        <w:rPr>
+          <w:b/>
+          <w:sz w:val="28"/>
+          <w:szCs w:val="28"/>
+        </w:rPr>
+      </w:pPr>
+      <w:r>
+        <w:rPr>
+          <w:b/>
+          <w:sz w:val="28"/>
+          <w:szCs w:val="28"/>
+        </w:rPr>
+        <w:lastRenderedPageBreak/>
+        <w:t>5.3</w:t>
+      </w:r>
+      <w:r>
+        <w:rPr>
+          <w:b/>
+          <w:sz w:val="28"/>
+          <w:szCs w:val="28"/>
+        </w:rPr>
+        <w:tab/>
+        <w:t xml:space="preserve">Класс </w:t>
+      </w:r>
+      <w:r>
+        <w:rPr>
+          <w:b/>
+          <w:sz w:val="28"/>
+          <w:szCs w:val="28"/>
+          <w:lang w:val="en-US"/>
+        </w:rPr>
+        <w:t>InputOutput</w:t>
+      </w:r>
+    </w:p>
+    <w:p>
+      <w:pPr>
+        <w:widowControl/>
+        <w:autoSpaceDE/>
+        <w:spacing w:after="160" w:line="256" w:lineRule="auto"/>
+        <w:ind w:firstLine="709"/>
+        <w:jc w:val="both"/>
+        <w:rPr>
+          <w:sz w:val="28"/>
+          <w:szCs w:val="28"/>
+        </w:rPr>
+      </w:pPr>
+      <w:r>
+        <w:rPr>
+          <w:sz w:val="28"/>
+          <w:szCs w:val="28"/>
+        </w:rPr>
+        <w:t>Выполняет задачи ввода, вывода и проверки данных.</w:t>
+      </w:r>
+    </w:p>
+    <w:p>
+      <w:pPr>
+        <w:widowControl/>
+        <w:autoSpaceDE/>
+        <w:spacing w:after="160" w:line="256" w:lineRule="auto"/>
+        <w:ind w:firstLine="709"/>
+        <w:jc w:val="both"/>
+        <w:rPr>
+          <w:sz w:val="28"/>
+          <w:szCs w:val="28"/>
+        </w:rPr>
+      </w:pPr>
+      <w:r>
+        <w:rPr>
+          <w:sz w:val="28"/>
+          <w:szCs w:val="28"/>
+        </w:rPr>
+        <w:t>Представлен на рисунках 8, 9, 10, 11, 12, 13.</w:t>
+      </w:r>
+    </w:p>
+    <w:p>
+      <w:pPr>
+        <w:widowControl/>
+        <w:autoSpaceDE/>
+        <w:spacing w:after="160" w:line="256" w:lineRule="auto"/>
+        <w:ind w:firstLine="709"/>
+        <w:jc w:val="center"/>
+        <w:rPr>
+          <w:sz w:val="28"/>
+          <w:szCs w:val="28"/>
+        </w:rPr>
+      </w:pPr>
+      <w:r>
+        <w:rPr>
+          <w:sz w:val="28"/>
+          <w:szCs w:val="28"/>
+        </w:rPr>
+        <w:drawing>
+          <wp:inline distT="0" distB="0" distL="0" distR="0" wp14:anchorId="196B5F86" wp14:editId="263E82D0">
+            <wp:extent cx="5942965" cy="1685925"/>
+            <wp:effectExtent l="0" t="0" r="635" b="9525"/>
+            <wp:docPr id="14" name="Рисунок 14"/>
+            <wp:cNvGraphicFramePr>
+              <a:graphicFrameLocks xmlns:a="http://schemas.openxmlformats.org/drawingml/2006/main" noChangeAspect="1"/>
+            </wp:cNvGraphicFramePr>
+            <a:graphic xmlns:a="http://schemas.openxmlformats.org/drawingml/2006/main">
+              <a:graphicData uri="http://schemas.openxmlformats.org/drawingml/2006/picture">
+                <pic:pic xmlns:pic="http://schemas.openxmlformats.org/drawingml/2006/picture">
+                  <pic:nvPicPr>
+                    <pic:cNvPr id="1" name=""/>
+                    <pic:cNvPicPr/>
+                  </pic:nvPicPr>
+                  <pic:blipFill>
+                    <a:blip r:embed="rId20"/>
+                    <a:stretch>
+                      <a:fillRect/>
+                    </a:stretch>
+                  </pic:blipFill>
+                  <pic:spPr>
+                    <a:xfrm>
+                      <a:off x="0" y="0"/>
+                      <a:ext cx="5942965" cy="1685925"/>
+                    </a:xfrm>
+                    <a:prstGeom prst="rect">
+                      <a:avLst/>
+                    </a:prstGeom>
+                  </pic:spPr>
+                </pic:pic>
+              </a:graphicData>
+            </a:graphic>
+          </wp:inline>
+        </w:drawing>
+      </w:r>
+    </w:p>
+    <w:p>
+      <w:pPr>
+        <w:widowControl/>
+        <w:autoSpaceDE/>
+        <w:spacing w:after="160" w:line="256" w:lineRule="auto"/>
+        <w:ind w:firstLine="709"/>
+        <w:jc w:val="center"/>
+        <w:rPr>
+          <w:sz w:val="28"/>
+          <w:szCs w:val="28"/>
+          <w:lang w:val="en-US"/>
+        </w:rPr>
+      </w:pPr>
+      <w:r>
+        <w:rPr>
+          <w:sz w:val="28"/>
+          <w:szCs w:val="28"/>
+        </w:rPr>
+        <w:t xml:space="preserve">Рисунок 8 – Класс </w:t>
+      </w:r>
+      <w:r>
+        <w:rPr>
+          <w:sz w:val="28"/>
+          <w:szCs w:val="28"/>
+          <w:lang w:val="en-US"/>
+        </w:rPr>
+        <w:t>InputOutput</w:t>
+      </w:r>
+    </w:p>
+    <w:p>
+      <w:pPr>
+        <w:widowControl/>
+        <w:autoSpaceDE/>
+        <w:spacing w:after="160" w:line="256" w:lineRule="auto"/>
+        <w:ind w:firstLine="709"/>
+        <w:jc w:val="both"/>
+        <w:rPr>
+          <w:sz w:val="28"/>
+          <w:szCs w:val="28"/>
+          <w:lang w:val="en-US"/>
+        </w:rPr>
+      </w:pPr>
+    </w:p>
+    <w:p>
+      <w:pPr>
+        <w:widowControl/>
+        <w:autoSpaceDE/>
+        <w:spacing w:after="160" w:line="256" w:lineRule="auto"/>
+        <w:ind w:firstLine="709"/>
+        <w:jc w:val="center"/>
+        <w:rPr>
+          <w:sz w:val="28"/>
+          <w:szCs w:val="28"/>
+        </w:rPr>
+      </w:pPr>
+      <w:r>
+        <w:rPr>
+          <w:sz w:val="28"/>
+          <w:szCs w:val="28"/>
+        </w:rPr>
+        <w:drawing>
+          <wp:inline distT="0" distB="0" distL="0" distR="0" wp14:anchorId="093722A3" wp14:editId="2338705A">
+            <wp:extent cx="2505425" cy="971686"/>
+            <wp:effectExtent l="0" t="0" r="0" b="0"/>
+            <wp:docPr id="10" name="Рисунок 10"/>
+            <wp:cNvGraphicFramePr>
+              <a:graphicFrameLocks xmlns:a="http://schemas.openxmlformats.org/drawingml/2006/main" noChangeAspect="1"/>
+            </wp:cNvGraphicFramePr>
+            <a:graphic xmlns:a="http://schemas.openxmlformats.org/drawingml/2006/main">
+              <a:graphicData uri="http://schemas.openxmlformats.org/drawingml/2006/picture">
+                <pic:pic xmlns:pic="http://schemas.openxmlformats.org/drawingml/2006/picture">
+                  <pic:nvPicPr>
+                    <pic:cNvPr id="1" name=""/>
+                    <pic:cNvPicPr/>
+                  </pic:nvPicPr>
+                  <pic:blipFill>
+                    <a:blip r:embed="rId21"/>
+                    <a:stretch>
+                      <a:fillRect/>
+                    </a:stretch>
+                  </pic:blipFill>
+                  <pic:spPr>
+                    <a:xfrm>
+                      <a:off x="0" y="0"/>
+                      <a:ext cx="2505425" cy="971686"/>
+                    </a:xfrm>
+                    <a:prstGeom prst="rect">
+                      <a:avLst/>
+                    </a:prstGeom>
+                  </pic:spPr>
+                </pic:pic>
+              </a:graphicData>
+            </a:graphic>
+          </wp:inline>
+        </w:drawing>
+      </w:r>
+    </w:p>
+    <w:p>
+      <w:pPr>
+        <w:widowControl/>
+        <w:autoSpaceDE/>
+        <w:spacing w:after="160" w:line="256" w:lineRule="auto"/>
+        <w:ind w:firstLine="709"/>
+        <w:jc w:val="center"/>
+        <w:rPr>
+          <w:sz w:val="28"/>
+          <w:szCs w:val="28"/>
+        </w:rPr>
+      </w:pPr>
+      <w:r>
+        <w:rPr>
+          <w:sz w:val="28"/>
+          <w:szCs w:val="28"/>
+        </w:rPr>
+        <w:t xml:space="preserve">Рисунок 9 – Метод </w:t>
+      </w:r>
+      <w:r>
+        <w:rPr>
+          <w:sz w:val="28"/>
+          <w:szCs w:val="28"/>
+        </w:rPr>
+        <w:t>InputKey</w:t>
+      </w:r>
+    </w:p>
+    <w:p>
+      <w:pPr>
+        <w:widowControl/>
+        <w:autoSpaceDE/>
+        <w:spacing w:after="160" w:line="256" w:lineRule="auto"/>
+        <w:ind w:firstLine="709"/>
+        <w:jc w:val="both"/>
+        <w:rPr>
+          <w:sz w:val="28"/>
+          <w:szCs w:val="28"/>
+        </w:rPr>
+      </w:pPr>
+    </w:p>
+    <w:p>
+      <w:pPr>
+        <w:widowControl/>
+        <w:autoSpaceDE/>
+        <w:spacing w:after="160" w:line="256" w:lineRule="auto"/>
+        <w:ind w:firstLine="709"/>
+        <w:jc w:val="center"/>
+        <w:rPr>
+          <w:sz w:val="28"/>
+          <w:szCs w:val="28"/>
+        </w:rPr>
+      </w:pPr>
+      <w:r>
+        <w:rPr>
+          <w:sz w:val="28"/>
+          <w:szCs w:val="28"/>
+        </w:rPr>
+        <w:drawing>
+          <wp:inline distT="0" distB="0" distL="0" distR="0" wp14:anchorId="32A1C39F" wp14:editId="02DA7984">
+            <wp:extent cx="3219899" cy="943107"/>
+            <wp:effectExtent l="0" t="0" r="0" b="9525"/>
+            <wp:docPr id="11" name="Рисунок 11"/>
+            <wp:cNvGraphicFramePr>
+              <a:graphicFrameLocks xmlns:a="http://schemas.openxmlformats.org/drawingml/2006/main" noChangeAspect="1"/>
+            </wp:cNvGraphicFramePr>
+            <a:graphic xmlns:a="http://schemas.openxmlformats.org/drawingml/2006/main">
+              <a:graphicData uri="http://schemas.openxmlformats.org/drawingml/2006/picture">
+                <pic:pic xmlns:pic="http://schemas.openxmlformats.org/drawingml/2006/picture">
+                  <pic:nvPicPr>
+                    <pic:cNvPr id="1" name=""/>
+                    <pic:cNvPicPr/>
+                  </pic:nvPicPr>
+                  <pic:blipFill>
+                    <a:blip r:embed="rId22"/>
+                    <a:stretch>
+                      <a:fillRect/>
+                    </a:stretch>
+                  </pic:blipFill>
+                  <pic:spPr>
+                    <a:xfrm>
+                      <a:off x="0" y="0"/>
+                      <a:ext cx="3219899" cy="943107"/>
+                    </a:xfrm>
+                    <a:prstGeom prst="rect">
+                      <a:avLst/>
+                    </a:prstGeom>
+                  </pic:spPr>
+                </pic:pic>
+              </a:graphicData>
+            </a:graphic>
+          </wp:inline>
+        </w:drawing>
+      </w:r>
+    </w:p>
+    <w:p>
+      <w:pPr>
+        <w:widowControl/>
+        <w:autoSpaceDE/>
+        <w:spacing w:after="160" w:line="256" w:lineRule="auto"/>
+        <w:ind w:firstLine="709"/>
+        <w:jc w:val="center"/>
+        <w:rPr>
+          <w:sz w:val="28"/>
+          <w:szCs w:val="28"/>
+        </w:rPr>
+      </w:pPr>
+      <w:r>
+        <w:rPr>
+          <w:sz w:val="28"/>
+          <w:szCs w:val="28"/>
+        </w:rPr>
+        <w:t xml:space="preserve">Рисунок 10 – Метод </w:t>
+      </w:r>
+      <w:r>
+        <w:rPr>
+          <w:sz w:val="28"/>
+          <w:szCs w:val="28"/>
+        </w:rPr>
+        <w:t>InputFromFile</w:t>
+      </w:r>
+    </w:p>
+    <w:p>
+      <w:pPr>
+        <w:widowControl/>
+        <w:autoSpaceDE/>
+        <w:spacing w:after="160" w:line="256" w:lineRule="auto"/>
+        <w:ind w:firstLine="709"/>
+        <w:jc w:val="both"/>
+        <w:rPr>
+          <w:sz w:val="28"/>
+          <w:szCs w:val="28"/>
+        </w:rPr>
+      </w:pPr>
+    </w:p>
+    <w:p>
+      <w:pPr>
+        <w:widowControl/>
+        <w:autoSpaceDE/>
+        <w:spacing w:after="160" w:line="256" w:lineRule="auto"/>
+        <w:ind w:firstLine="709"/>
+        <w:jc w:val="center"/>
+        <w:rPr>
+          <w:sz w:val="28"/>
+          <w:szCs w:val="28"/>
+        </w:rPr>
+      </w:pPr>
+      <w:r>
+        <w:rPr>
+          <w:sz w:val="28"/>
+          <w:szCs w:val="28"/>
+        </w:rPr>
+        <w:drawing>
+          <wp:inline distT="0" distB="0" distL="0" distR="0" wp14:anchorId="4DB8B359" wp14:editId="41C528EF">
+            <wp:extent cx="3162741" cy="952633"/>
+            <wp:effectExtent l="0" t="0" r="0" b="0"/>
+            <wp:docPr id="12" name="Рисунок 12"/>
+            <wp:cNvGraphicFramePr>
+              <a:graphicFrameLocks xmlns:a="http://schemas.openxmlformats.org/drawingml/2006/main" noChangeAspect="1"/>
+            </wp:cNvGraphicFramePr>
+            <a:graphic xmlns:a="http://schemas.openxmlformats.org/drawingml/2006/main">
+              <a:graphicData uri="http://schemas.openxmlformats.org/drawingml/2006/picture">
+                <pic:pic xmlns:pic="http://schemas.openxmlformats.org/drawingml/2006/picture">
+                  <pic:nvPicPr>
+                    <pic:cNvPr id="1" name=""/>
+                    <pic:cNvPicPr/>
+                  </pic:nvPicPr>
+                  <pic:blipFill>
+                    <a:blip r:embed="rId23"/>
+                    <a:stretch>
+                      <a:fillRect/>
+                    </a:stretch>
+                  </pic:blipFill>
+                  <pic:spPr>
+                    <a:xfrm>
+                      <a:off x="0" y="0"/>
+                      <a:ext cx="3162741" cy="952633"/>
+                    </a:xfrm>
+                    <a:prstGeom prst="rect">
+                      <a:avLst/>
+                    </a:prstGeom>
+                  </pic:spPr>
+                </pic:pic>
+              </a:graphicData>
+            </a:graphic>
+          </wp:inline>
+        </w:drawing>
+      </w:r>
+    </w:p>
+    <w:p>
+      <w:pPr>
+        <w:widowControl/>
+        <w:autoSpaceDE/>
+        <w:spacing w:after="160" w:line="256" w:lineRule="auto"/>
+        <w:ind w:firstLine="709"/>
+        <w:jc w:val="center"/>
+        <w:rPr>
+          <w:sz w:val="28"/>
+          <w:szCs w:val="28"/>
+        </w:rPr>
+      </w:pPr>
+      <w:r>
+        <w:rPr>
+          <w:sz w:val="28"/>
+          <w:szCs w:val="28"/>
+        </w:rPr>
+        <w:t xml:space="preserve">Рисунок 11 – Метод </w:t>
+      </w:r>
+      <w:r>
+        <w:rPr>
+          <w:sz w:val="28"/>
+          <w:szCs w:val="28"/>
+        </w:rPr>
+        <w:t>InputFromProgram</w:t>
+      </w:r>
+    </w:p>
+    <w:p>
+      <w:pPr>
+        <w:widowControl/>
+        <w:autoSpaceDE/>
+        <w:spacing w:after="160" w:line="256" w:lineRule="auto"/>
+        <w:ind w:firstLine="709"/>
+        <w:jc w:val="both"/>
+        <w:rPr>
+          <w:sz w:val="28"/>
+          <w:szCs w:val="28"/>
+        </w:rPr>
+      </w:pPr>
+    </w:p>
+    <w:p>
+      <w:pPr>
+        <w:widowControl/>
+        <w:autoSpaceDE/>
+        <w:spacing w:after="160" w:line="256" w:lineRule="auto"/>
+        <w:ind w:firstLine="709"/>
+        <w:jc w:val="center"/>
+        <w:rPr>
+          <w:sz w:val="28"/>
+          <w:szCs w:val="28"/>
+        </w:rPr>
+      </w:pPr>
+      <w:r>
+        <w:rPr>
+          <w:sz w:val="28"/>
+          <w:szCs w:val="28"/>
+        </w:rPr>
+        <w:lastRenderedPageBreak/>
+        <w:drawing>
+          <wp:inline distT="0" distB="0" distL="0" distR="0" wp14:anchorId="37FA469A" wp14:editId="17736394">
+            <wp:extent cx="3077004" cy="1800476"/>
+            <wp:effectExtent l="0" t="0" r="9525" b="9525"/>
+            <wp:docPr id="13" name="Рисунок 13"/>
+            <wp:cNvGraphicFramePr>
+              <a:graphicFrameLocks xmlns:a="http://schemas.openxmlformats.org/drawingml/2006/main" noChangeAspect="1"/>
+            </wp:cNvGraphicFramePr>
+            <a:graphic xmlns:a="http://schemas.openxmlformats.org/drawingml/2006/main">
+              <a:graphicData uri="http://schemas.openxmlformats.org/drawingml/2006/picture">
+                <pic:pic xmlns:pic="http://schemas.openxmlformats.org/drawingml/2006/picture">
+                  <pic:nvPicPr>
+                    <pic:cNvPr id="1" name=""/>
+                    <pic:cNvPicPr/>
+                  </pic:nvPicPr>
+                  <pic:blipFill>
+                    <a:blip r:embed="rId24"/>
+                    <a:stretch>
+                      <a:fillRect/>
+                    </a:stretch>
+                  </pic:blipFill>
+                  <pic:spPr>
+                    <a:xfrm>
+                      <a:off x="0" y="0"/>
+                      <a:ext cx="3077004" cy="1800476"/>
+                    </a:xfrm>
+                    <a:prstGeom prst="rect">
+                      <a:avLst/>
+                    </a:prstGeom>
+                  </pic:spPr>
+                </pic:pic>
+              </a:graphicData>
+            </a:graphic>
+          </wp:inline>
+        </w:drawing>
+      </w:r>
+    </w:p>
+    <w:p>
+      <w:pPr>
+        <w:widowControl/>
+        <w:autoSpaceDE/>
+        <w:spacing w:after="160" w:line="256" w:lineRule="auto"/>
+        <w:ind w:firstLine="709"/>
+        <w:jc w:val="center"/>
+        <w:rPr>
+          <w:sz w:val="28"/>
+          <w:szCs w:val="28"/>
+        </w:rPr>
+      </w:pPr>
+      <w:r>
+        <w:rPr>
+          <w:sz w:val="28"/>
+          <w:szCs w:val="28"/>
+        </w:rPr>
+        <w:t>Рисунок 12 – Метод</w:t>
+      </w:r>
+      <w:r>
+        <w:rPr>
+          <w:sz w:val="28"/>
+          <w:szCs w:val="28"/>
+        </w:rPr>
+        <w:t xml:space="preserve"> </w:t>
+      </w:r>
+      <w:r>
+        <w:rPr>
+          <w:sz w:val="28"/>
+          <w:szCs w:val="28"/>
+        </w:rPr>
+        <w:t>CheckText</w:t>
+      </w:r>
+    </w:p>
+    <w:p>
+      <w:pPr>
+        <w:widowControl/>
+        <w:autoSpaceDE/>
+        <w:spacing w:after="160" w:line="256" w:lineRule="auto"/>
+        <w:ind w:firstLine="709"/>
+        <w:jc w:val="both"/>
+        <w:rPr>
+          <w:sz w:val="28"/>
+          <w:szCs w:val="28"/>
+        </w:rPr>
+      </w:pPr>
+    </w:p>
+    <w:p>
+      <w:pPr>
+        <w:widowControl/>
+        <w:autoSpaceDE/>
+        <w:spacing w:after="160" w:line="256" w:lineRule="auto"/>
+        <w:ind w:firstLine="709"/>
+        <w:jc w:val="both"/>
+        <w:rPr>
+          <w:sz w:val="28"/>
+          <w:szCs w:val="28"/>
+        </w:rPr>
+      </w:pPr>
+    </w:p>
+    <w:p>
+      <w:pPr>
+        <w:widowControl/>
+        <w:autoSpaceDE/>
+        <w:spacing w:after="160" w:line="256" w:lineRule="auto"/>
+        <w:ind w:firstLine="709"/>
+        <w:jc w:val="center"/>
+        <w:rPr>
+          <w:sz w:val="28"/>
+          <w:szCs w:val="28"/>
+        </w:rPr>
+      </w:pPr>
+      <w:r>
+        <w:rPr>
+          <w:sz w:val="28"/>
+          <w:szCs w:val="28"/>
+        </w:rPr>
+        <w:t xml:space="preserve">Рисунок 13 – Метод </w:t>
+      </w:r>
+      <w:r>
+        <w:rPr>
+          <w:sz w:val="28"/>
+          <w:szCs w:val="28"/>
+        </w:rPr>
+        <w:t>OutputResult</w:t>
+      </w:r>
+    </w:p>
+    <w:p>
+      <w:pPr>
+        <w:widowControl/>
+        <w:autoSpaceDE/>
+        <w:spacing w:after="160" w:line="256" w:lineRule="auto"/>
+        <w:ind w:firstLine="709"/>
+        <w:jc w:val="both"/>
+        <w:rPr>
+          <w:sz w:val="28"/>
+          <w:szCs w:val="28"/>
+          <w:lang w:val="en-US"/>
+        </w:rPr>
+      </w:pPr>
+    </w:p>
+    <w:p>
+      <w:pPr>
+        <w:widowControl/>
+        <w:autoSpaceDE/>
+        <w:spacing w:after="160" w:line="257" w:lineRule="auto"/>
+        <w:ind w:firstLine="709"/>
+        <w:jc w:val="both"/>
+        <w:outlineLvl w:val="1"/>
+        <w:rPr>
+          <w:b/>
+          <w:sz w:val="28"/>
+          <w:szCs w:val="28"/>
+        </w:rPr>
+      </w:pPr>
+      <w:r>
+        <w:rPr>
+          <w:b/>
+          <w:sz w:val="28"/>
+          <w:szCs w:val="28"/>
+        </w:rPr>
+        <w:t>5.4</w:t>
+      </w:r>
+      <w:r>
+        <w:rPr>
+          <w:b/>
+          <w:sz w:val="28"/>
+          <w:szCs w:val="28"/>
+        </w:rPr>
+        <w:tab/>
+      </w:r>
+      <w:r>
+        <w:rPr>
+          <w:b/>
+          <w:sz w:val="28"/>
+          <w:szCs w:val="28"/>
+        </w:rPr>
+        <w:t xml:space="preserve">Форма </w:t>
+      </w:r>
+      <w:r>
+        <w:rPr>
+          <w:b/>
+          <w:sz w:val="28"/>
+          <w:szCs w:val="28"/>
+          <w:lang w:val="en-US"/>
+        </w:rPr>
+        <w:t>AnimationForm</w:t>
+      </w:r>
+    </w:p>
+    <w:p>
+      <w:pPr>
+        <w:widowControl/>
+        <w:autoSpaceDE/>
+        <w:spacing w:after="160" w:line="256" w:lineRule="auto"/>
+        <w:ind w:firstLine="709"/>
+        <w:jc w:val="both"/>
+        <w:rPr>
+          <w:sz w:val="28"/>
+          <w:szCs w:val="28"/>
+        </w:rPr>
+      </w:pPr>
+      <w:r>
+        <w:rPr>
+          <w:sz w:val="28"/>
+          <w:szCs w:val="28"/>
+        </w:rPr>
+        <w:t>Отображает процесс шифрования и дешифрования.</w:t>
+      </w:r>
+    </w:p>
+    <w:p>
+      <w:pPr>
+        <w:widowControl/>
+        <w:autoSpaceDE/>
+        <w:spacing w:after="160" w:line="256" w:lineRule="auto"/>
+        <w:ind w:firstLine="709"/>
+        <w:jc w:val="both"/>
+        <w:rPr>
+          <w:sz w:val="28"/>
+          <w:szCs w:val="28"/>
+        </w:rPr>
+      </w:pPr>
+      <w:r>
+        <w:rPr>
+          <w:sz w:val="28"/>
+          <w:szCs w:val="28"/>
+        </w:rPr>
+        <w:t>Представлена на рисунках 14, 15 и 16.</w:t>
+      </w:r>
+    </w:p>
+    <w:p>
+      <w:pPr>
+        <w:widowControl/>
+        <w:autoSpaceDE/>
+        <w:spacing w:after="160" w:line="256" w:lineRule="auto"/>
+        <w:ind w:firstLine="709"/>
+        <w:jc w:val="both"/>
+        <w:rPr>
+          <w:sz w:val="28"/>
+          <w:szCs w:val="28"/>
+        </w:rPr>
+      </w:pPr>
+    </w:p>
+    <w:p>
+      <w:pPr>
+        <w:widowControl/>
+        <w:autoSpaceDE/>
+        <w:spacing w:after="160" w:line="256" w:lineRule="auto"/>
+        <w:ind w:firstLine="709"/>
+        <w:jc w:val="center"/>
+        <w:rPr>
+          <w:sz w:val="28"/>
+          <w:szCs w:val="28"/>
+        </w:rPr>
+      </w:pPr>
+      <w:r>
+        <w:rPr>
+          <w:sz w:val="28"/>
+          <w:szCs w:val="28"/>
+        </w:rPr>
+        <w:t xml:space="preserve">Рисунок 14 – Форма </w:t>
+      </w:r>
+      <w:r>
+        <w:rPr>
+          <w:sz w:val="28"/>
+          <w:szCs w:val="28"/>
+        </w:rPr>
+        <w:t>AnimationForm</w:t>
+      </w:r>
+    </w:p>
+    <w:p>
+      <w:pPr>
+        <w:widowControl/>
+        <w:autoSpaceDE/>
+        <w:spacing w:after="160" w:line="256" w:lineRule="auto"/>
+        <w:ind w:firstLine="709"/>
+        <w:jc w:val="both"/>
+        <w:rPr>
+          <w:sz w:val="28"/>
+          <w:szCs w:val="28"/>
+        </w:rPr>
+      </w:pPr>
+    </w:p>
+    <w:p>
+      <w:pPr>
+        <w:widowControl/>
+        <w:autoSpaceDE/>
+        <w:spacing w:after="160" w:line="256" w:lineRule="auto"/>
+        <w:ind w:firstLine="709"/>
+        <w:jc w:val="center"/>
+        <w:rPr>
+          <w:sz w:val="28"/>
+          <w:szCs w:val="28"/>
+        </w:rPr>
+      </w:pPr>
+      <w:r>
+        <w:rPr>
+          <w:sz w:val="28"/>
+          <w:szCs w:val="28"/>
+        </w:rPr>
+        <w:drawing>
+          <wp:inline distT="0" distB="0" distL="0" distR="0" wp14:anchorId="2832EB7D" wp14:editId="4BAC5AB6">
+            <wp:extent cx="5942965" cy="2924810"/>
+            <wp:effectExtent l="0" t="0" r="635" b="8890"/>
+            <wp:docPr id="18" name="Рисунок 18"/>
+            <wp:cNvGraphicFramePr>
+              <a:graphicFrameLocks xmlns:a="http://schemas.openxmlformats.org/drawingml/2006/main" noChangeAspect="1"/>
+            </wp:cNvGraphicFramePr>
+            <a:graphic xmlns:a="http://schemas.openxmlformats.org/drawingml/2006/main">
+              <a:graphicData uri="http://schemas.openxmlformats.org/drawingml/2006/picture">
+                <pic:pic xmlns:pic="http://schemas.openxmlformats.org/drawingml/2006/picture">
+                  <pic:nvPicPr>
+                    <pic:cNvPr id="1" name=""/>
+                    <pic:cNvPicPr/>
+                  </pic:nvPicPr>
+                  <pic:blipFill>
+                    <a:blip r:embed="rId25"/>
+                    <a:stretch>
+                      <a:fillRect/>
+                    </a:stretch>
+                  </pic:blipFill>
+                  <pic:spPr>
+                    <a:xfrm>
+                      <a:off x="0" y="0"/>
+                      <a:ext cx="5942965" cy="2924810"/>
+                    </a:xfrm>
+                    <a:prstGeom prst="rect">
+                      <a:avLst/>
+                    </a:prstGeom>
+                  </pic:spPr>
+                </pic:pic>
+              </a:graphicData>
+            </a:graphic>
+          </wp:inline>
+        </w:drawing>
+      </w:r>
+    </w:p>
+    <w:p>
+      <w:pPr>
+        <w:widowControl/>
+        <w:autoSpaceDE/>
+        <w:spacing w:after="160" w:line="256" w:lineRule="auto"/>
+        <w:ind w:firstLine="709"/>
+        <w:jc w:val="center"/>
+        <w:rPr>
+          <w:sz w:val="28"/>
+          <w:szCs w:val="28"/>
+        </w:rPr>
+      </w:pPr>
+      <w:r>
+        <w:rPr>
+          <w:sz w:val="28"/>
+          <w:szCs w:val="28"/>
+        </w:rPr>
+        <w:t xml:space="preserve">Рисунок 15 – Код формы </w:t>
+      </w:r>
+      <w:r>
+        <w:rPr>
+          <w:sz w:val="28"/>
+          <w:szCs w:val="28"/>
+        </w:rPr>
+        <w:t>AnimationForm</w:t>
+      </w:r>
+    </w:p>
+    <w:p>
+      <w:pPr>
+        <w:widowControl/>
+        <w:autoSpaceDE/>
+        <w:spacing w:after="160" w:line="256" w:lineRule="auto"/>
+        <w:ind w:firstLine="709"/>
+        <w:jc w:val="both"/>
+        <w:rPr>
+          <w:sz w:val="28"/>
+          <w:szCs w:val="28"/>
+          <w:lang w:val="en-US"/>
+        </w:rPr>
+      </w:pPr>
+    </w:p>
+    <w:p>
+      <w:pPr>
+        <w:widowControl/>
+        <w:autoSpaceDE/>
+        <w:spacing w:after="160" w:line="256" w:lineRule="auto"/>
+        <w:ind w:firstLine="709"/>
+        <w:jc w:val="both"/>
+        <w:rPr>
+          <w:sz w:val="28"/>
+          <w:szCs w:val="28"/>
+          <w:lang w:val="en-US"/>
+        </w:rPr>
+      </w:pPr>
+      <w:r>
+        <w:rPr>
+          <w:sz w:val="28"/>
+          <w:szCs w:val="28"/>
+        </w:rPr>
+        <w:lastRenderedPageBreak/>
+        <w:drawing>
+          <wp:inline distT="0" distB="0" distL="0" distR="0" wp14:anchorId="1700FC4D" wp14:editId="1587D45A">
+            <wp:extent cx="5942965" cy="2216150"/>
+            <wp:effectExtent l="0" t="0" r="635" b="0"/>
+            <wp:docPr id="16" name="Рисунок 16"/>
+            <wp:cNvGraphicFramePr>
+              <a:graphicFrameLocks xmlns:a="http://schemas.openxmlformats.org/drawingml/2006/main" noChangeAspect="1"/>
+            </wp:cNvGraphicFramePr>
+            <a:graphic xmlns:a="http://schemas.openxmlformats.org/drawingml/2006/main">
+              <a:graphicData uri="http://schemas.openxmlformats.org/drawingml/2006/picture">
+                <pic:pic xmlns:pic="http://schemas.openxmlformats.org/drawingml/2006/picture">
+                  <pic:nvPicPr>
+                    <pic:cNvPr id="1" name=""/>
+                    <pic:cNvPicPr/>
+                  </pic:nvPicPr>
+                  <pic:blipFill>
+                    <a:blip r:embed="rId26"/>
+                    <a:stretch>
+                      <a:fillRect/>
+                    </a:stretch>
+                  </pic:blipFill>
+                  <pic:spPr>
+                    <a:xfrm>
+                      <a:off x="0" y="0"/>
+                      <a:ext cx="5942965" cy="2216150"/>
+                    </a:xfrm>
+                    <a:prstGeom prst="rect">
+                      <a:avLst/>
+                    </a:prstGeom>
+                  </pic:spPr>
+                </pic:pic>
+              </a:graphicData>
+            </a:graphic>
+          </wp:inline>
+        </w:drawing>
+      </w:r>
+    </w:p>
+    <w:p>
+      <w:pPr>
+        <w:widowControl/>
+        <w:autoSpaceDE/>
+        <w:spacing w:after="160" w:line="256" w:lineRule="auto"/>
+        <w:ind w:firstLine="709"/>
+        <w:jc w:val="center"/>
+        <w:rPr>
+          <w:sz w:val="28"/>
+          <w:szCs w:val="28"/>
+        </w:rPr>
+      </w:pPr>
+      <w:r>
+        <w:rPr>
+          <w:sz w:val="28"/>
+          <w:szCs w:val="28"/>
+        </w:rPr>
+        <w:t xml:space="preserve">Рисунок 16 – Метод </w:t>
+      </w:r>
+      <w:r>
+        <w:rPr>
+          <w:sz w:val="28"/>
+          <w:szCs w:val="28"/>
+        </w:rPr>
+        <w:t>Animation</w:t>
+      </w:r>
+    </w:p>
+    <w:p>
+      <w:pPr>
+        <w:widowControl/>
+        <w:autoSpaceDE/>
+        <w:spacing w:after="160" w:line="256" w:lineRule="auto"/>
+        <w:ind w:firstLine="709"/>
+        <w:jc w:val="both"/>
+        <w:rPr>
+          <w:sz w:val="28"/>
+          <w:szCs w:val="28"/>
+        </w:rPr>
+      </w:pPr>
+    </w:p>
+    <w:p>
+      <w:pPr>
+        <w:widowControl/>
+        <w:autoSpaceDE/>
+        <w:autoSpaceDN/>
+        <w:spacing w:after="160" w:line="259" w:lineRule="auto"/>
+        <w:rPr>
+          <w:sz w:val="28"/>
+          <w:szCs w:val="28"/>
+        </w:rPr>
+      </w:pPr>
+      <w:r>
+        <w:rPr>
+          <w:sz w:val="28"/>
+          <w:szCs w:val="28"/>
+        </w:rPr>
+        <w:br w:type="page"/>
+      </w:r>
+    </w:p>
+    <w:p>
+      <w:pPr>
+        <w:widowControl/>
+        <w:autoSpaceDE/>
+        <w:spacing w:after="160" w:line="256" w:lineRule="auto"/>
+        <w:jc w:val="both"/>
+        <w:rPr>
+          <w:sz w:val="28"/>
+          <w:szCs w:val="28"/>
+        </w:rPr>
+      </w:pPr>
+    </w:p>
+    <w:p>
+      <w:pPr>
+        <w:widowControl/>
+        <w:autoSpaceDE/>
+        <w:spacing w:after="160" w:line="256" w:lineRule="auto"/>
+        <w:jc w:val="both"/>
+        <w:rPr>
+          <w:sz w:val="28"/>
+          <w:szCs w:val="28"/>
+        </w:rPr>
+      </w:pPr>
+      <w:r>
+        <w:rPr>
+          <w:sz w:val="28"/>
+          <w:szCs w:val="28"/>
+        </w:rPr>
         <w:t>Структура:</w:t>
       </w:r>
     </w:p>
@@ -9194,7 +11686,7 @@
                     <pic:cNvPicPr/>
                   </pic:nvPicPr>
                   <pic:blipFill>
-                    <a:blip r:embed="rId14"/>
+                    <a:blip r:embed="rId27"/>
                     <a:stretch>
                       <a:fillRect/>
                     </a:stretch>
@@ -9276,7 +11768,7 @@
           <w:rPr>
             <w:noProof/>
           </w:rPr>
-          <w:t>19</w:t>
+          <w:t>15</w:t>
         </w:r>
         <w:r>
           <w:fldChar w:fldCharType="end"/>
@@ -9998,6 +12490,232 @@
       </w:pPr>
     </w:lvl>
   </w:abstractNum>
+  <w:abstractNum w:abstractNumId="7" w15:restartNumberingAfterBreak="0">
+    <w:nsid w:val="701F23E3"/>
+    <w:multiLevelType w:val="hybridMultilevel"/>
+    <w:tmpl w:val="E9CCC7BA"/>
+    <w:lvl w:ilvl="0" w:tplc="24E01C8E">
+      <w:start w:val="1"/>
+      <w:numFmt w:val="bullet"/>
+      <w:lvlText w:val=""/>
+      <w:lvlJc w:val="left"/>
+      <w:pPr>
+        <w:ind w:left="1429" w:hanging="360"/>
+      </w:pPr>
+      <w:rPr>
+        <w:rFonts w:ascii="Symbol" w:hAnsi="Symbol" w:hint="default"/>
+      </w:rPr>
+    </w:lvl>
+    <w:lvl w:ilvl="1" w:tplc="04190003" w:tentative="1">
+      <w:start w:val="1"/>
+      <w:numFmt w:val="bullet"/>
+      <w:lvlText w:val="o"/>
+      <w:lvlJc w:val="left"/>
+      <w:pPr>
+        <w:ind w:left="1440" w:hanging="360"/>
+      </w:pPr>
+      <w:rPr>
+        <w:rFonts w:ascii="Courier New" w:hAnsi="Courier New" w:cs="Courier New" w:hint="default"/>
+      </w:rPr>
+    </w:lvl>
+    <w:lvl w:ilvl="2" w:tplc="04190005" w:tentative="1">
+      <w:start w:val="1"/>
+      <w:numFmt w:val="bullet"/>
+      <w:lvlText w:val=""/>
+      <w:lvlJc w:val="left"/>
+      <w:pPr>
+        <w:ind w:left="2160" w:hanging="360"/>
+      </w:pPr>
+      <w:rPr>
+        <w:rFonts w:ascii="Wingdings" w:hAnsi="Wingdings" w:hint="default"/>
+      </w:rPr>
+    </w:lvl>
+    <w:lvl w:ilvl="3" w:tplc="04190001" w:tentative="1">
+      <w:start w:val="1"/>
+      <w:numFmt w:val="bullet"/>
+      <w:lvlText w:val=""/>
+      <w:lvlJc w:val="left"/>
+      <w:pPr>
+        <w:ind w:left="2880" w:hanging="360"/>
+      </w:pPr>
+      <w:rPr>
+        <w:rFonts w:ascii="Symbol" w:hAnsi="Symbol" w:hint="default"/>
+      </w:rPr>
+    </w:lvl>
+    <w:lvl w:ilvl="4" w:tplc="04190003" w:tentative="1">
+      <w:start w:val="1"/>
+      <w:numFmt w:val="bullet"/>
+      <w:lvlText w:val="o"/>
+      <w:lvlJc w:val="left"/>
+      <w:pPr>
+        <w:ind w:left="3600" w:hanging="360"/>
+      </w:pPr>
+      <w:rPr>
+        <w:rFonts w:ascii="Courier New" w:hAnsi="Courier New" w:cs="Courier New" w:hint="default"/>
+      </w:rPr>
+    </w:lvl>
+    <w:lvl w:ilvl="5" w:tplc="04190005" w:tentative="1">
+      <w:start w:val="1"/>
+      <w:numFmt w:val="bullet"/>
+      <w:lvlText w:val=""/>
+      <w:lvlJc w:val="left"/>
+      <w:pPr>
+        <w:ind w:left="4320" w:hanging="360"/>
+      </w:pPr>
+      <w:rPr>
+        <w:rFonts w:ascii="Wingdings" w:hAnsi="Wingdings" w:hint="default"/>
+      </w:rPr>
+    </w:lvl>
+    <w:lvl w:ilvl="6" w:tplc="04190001" w:tentative="1">
+      <w:start w:val="1"/>
+      <w:numFmt w:val="bullet"/>
+      <w:lvlText w:val=""/>
+      <w:lvlJc w:val="left"/>
+      <w:pPr>
+        <w:ind w:left="5040" w:hanging="360"/>
+      </w:pPr>
+      <w:rPr>
+        <w:rFonts w:ascii="Symbol" w:hAnsi="Symbol" w:hint="default"/>
+      </w:rPr>
+    </w:lvl>
+    <w:lvl w:ilvl="7" w:tplc="04190003" w:tentative="1">
+      <w:start w:val="1"/>
+      <w:numFmt w:val="bullet"/>
+      <w:lvlText w:val="o"/>
+      <w:lvlJc w:val="left"/>
+      <w:pPr>
+        <w:ind w:left="5760" w:hanging="360"/>
+      </w:pPr>
+      <w:rPr>
+        <w:rFonts w:ascii="Courier New" w:hAnsi="Courier New" w:cs="Courier New" w:hint="default"/>
+      </w:rPr>
+    </w:lvl>
+    <w:lvl w:ilvl="8" w:tplc="04190005" w:tentative="1">
+      <w:start w:val="1"/>
+      <w:numFmt w:val="bullet"/>
+      <w:lvlText w:val=""/>
+      <w:lvlJc w:val="left"/>
+      <w:pPr>
+        <w:ind w:left="6480" w:hanging="360"/>
+      </w:pPr>
+      <w:rPr>
+        <w:rFonts w:ascii="Wingdings" w:hAnsi="Wingdings" w:hint="default"/>
+      </w:rPr>
+    </w:lvl>
+  </w:abstractNum>
+  <w:abstractNum w:abstractNumId="8" w15:restartNumberingAfterBreak="0">
+    <w:nsid w:val="708736C0"/>
+    <w:multiLevelType w:val="hybridMultilevel"/>
+    <w:tmpl w:val="367459AC"/>
+    <w:lvl w:ilvl="0" w:tplc="04190001">
+      <w:start w:val="1"/>
+      <w:numFmt w:val="bullet"/>
+      <w:lvlText w:val=""/>
+      <w:lvlJc w:val="left"/>
+      <w:pPr>
+        <w:ind w:left="1429" w:hanging="360"/>
+      </w:pPr>
+      <w:rPr>
+        <w:rFonts w:ascii="Symbol" w:hAnsi="Symbol" w:hint="default"/>
+      </w:rPr>
+    </w:lvl>
+    <w:lvl w:ilvl="1" w:tplc="04190003" w:tentative="1">
+      <w:start w:val="1"/>
+      <w:numFmt w:val="bullet"/>
+      <w:lvlText w:val="o"/>
+      <w:lvlJc w:val="left"/>
+      <w:pPr>
+        <w:ind w:left="2149" w:hanging="360"/>
+      </w:pPr>
+      <w:rPr>
+        <w:rFonts w:ascii="Courier New" w:hAnsi="Courier New" w:cs="Courier New" w:hint="default"/>
+      </w:rPr>
+    </w:lvl>
+    <w:lvl w:ilvl="2" w:tplc="04190005" w:tentative="1">
+      <w:start w:val="1"/>
+      <w:numFmt w:val="bullet"/>
+      <w:lvlText w:val=""/>
+      <w:lvlJc w:val="left"/>
+      <w:pPr>
+        <w:ind w:left="2869" w:hanging="360"/>
+      </w:pPr>
+      <w:rPr>
+        <w:rFonts w:ascii="Wingdings" w:hAnsi="Wingdings" w:hint="default"/>
+      </w:rPr>
+    </w:lvl>
+    <w:lvl w:ilvl="3" w:tplc="04190001" w:tentative="1">
+      <w:start w:val="1"/>
+      <w:numFmt w:val="bullet"/>
+      <w:lvlText w:val=""/>
+      <w:lvlJc w:val="left"/>
+      <w:pPr>
+        <w:ind w:left="3589" w:hanging="360"/>
+      </w:pPr>
+      <w:rPr>
+        <w:rFonts w:ascii="Symbol" w:hAnsi="Symbol" w:hint="default"/>
+      </w:rPr>
+    </w:lvl>
+    <w:lvl w:ilvl="4" w:tplc="04190003" w:tentative="1">
+      <w:start w:val="1"/>
+      <w:numFmt w:val="bullet"/>
+      <w:lvlText w:val="o"/>
+      <w:lvlJc w:val="left"/>
+      <w:pPr>
+        <w:ind w:left="4309" w:hanging="360"/>
+      </w:pPr>
+      <w:rPr>
+        <w:rFonts w:ascii="Courier New" w:hAnsi="Courier New" w:cs="Courier New" w:hint="default"/>
+      </w:rPr>
+    </w:lvl>
+    <w:lvl w:ilvl="5" w:tplc="04190005" w:tentative="1">
+      <w:start w:val="1"/>
+      <w:numFmt w:val="bullet"/>
+      <w:lvlText w:val=""/>
+      <w:lvlJc w:val="left"/>
+      <w:pPr>
+        <w:ind w:left="5029" w:hanging="360"/>
+      </w:pPr>
+      <w:rPr>
+        <w:rFonts w:ascii="Wingdings" w:hAnsi="Wingdings" w:hint="default"/>
+      </w:rPr>
+    </w:lvl>
+    <w:lvl w:ilvl="6" w:tplc="04190001" w:tentative="1">
+      <w:start w:val="1"/>
+      <w:numFmt w:val="bullet"/>
+      <w:lvlText w:val=""/>
+      <w:lvlJc w:val="left"/>
+      <w:pPr>
+        <w:ind w:left="5749" w:hanging="360"/>
+      </w:pPr>
+      <w:rPr>
+        <w:rFonts w:ascii="Symbol" w:hAnsi="Symbol" w:hint="default"/>
+      </w:rPr>
+    </w:lvl>
+    <w:lvl w:ilvl="7" w:tplc="04190003" w:tentative="1">
+      <w:start w:val="1"/>
+      <w:numFmt w:val="bullet"/>
+      <w:lvlText w:val="o"/>
+      <w:lvlJc w:val="left"/>
+      <w:pPr>
+        <w:ind w:left="6469" w:hanging="360"/>
+      </w:pPr>
+      <w:rPr>
+        <w:rFonts w:ascii="Courier New" w:hAnsi="Courier New" w:cs="Courier New" w:hint="default"/>
+      </w:rPr>
+    </w:lvl>
+    <w:lvl w:ilvl="8" w:tplc="04190005" w:tentative="1">
+      <w:start w:val="1"/>
+      <w:numFmt w:val="bullet"/>
+      <w:lvlText w:val=""/>
+      <w:lvlJc w:val="left"/>
+      <w:pPr>
+        <w:ind w:left="7189" w:hanging="360"/>
+      </w:pPr>
+      <w:rPr>
+        <w:rFonts w:ascii="Wingdings" w:hAnsi="Wingdings" w:hint="default"/>
+      </w:rPr>
+    </w:lvl>
+  </w:abstractNum>
   <w:num w:numId="1">
     <w:abstractNumId w:val="3"/>
   </w:num>
@@ -10021,6 +12739,12 @@
   </w:num>
   <w:num w:numId="8">
     <w:abstractNumId w:val="0"/>
+  </w:num>
+  <w:num w:numId="9">
+    <w:abstractNumId w:val="8"/>
+  </w:num>
+  <w:num w:numId="10">
+    <w:abstractNumId w:val="7"/>
   </w:num>
 </w:numbering>
 </file>
@@ -10418,7 +13142,7 @@
   <w:style w:type="paragraph" w:default="1" w:styleId="a">
     <w:name w:val="Normal"/>
     <w:qFormat/>
-    <w:rsid w:val="00835E21"/>
+    <w:rsid w:val="00821BAD"/>
     <w:pPr>
       <w:widowControl w:val="0"/>
       <w:autoSpaceDE w:val="0"/>
@@ -10910,7 +13634,7 @@
 </file>
 
 <file path=customXml/itemProps1.xml><?xml version="1.0" encoding="utf-8"?>
-<ds:datastoreItem xmlns:ds="http://schemas.openxmlformats.org/officeDocument/2006/customXml" ds:itemID="{EDC1740C-070C-4816-8B7B-36C4A0C64CCA}">
+<ds:datastoreItem xmlns:ds="http://schemas.openxmlformats.org/officeDocument/2006/customXml" ds:itemID="{16874CC5-A5A7-4EDE-B7D1-209F6B6749B5}">
   <ds:schemaRefs>
     <ds:schemaRef ds:uri="http://schemas.openxmlformats.org/officeDocument/2006/bibliography"/>
   </ds:schemaRefs>

--- a/CaesarCipher/Документация/Документация к проекту.docx
+++ b/CaesarCipher/Документация/Документация к проекту.docx
@@ -4908,11 +4908,12 @@
           <w:szCs w:val="28"/>
         </w:rPr>
       </w:pPr>
-      <w:bookmarkStart w:id="0" w:name="_GoBack"/>
-      <w:r>
-        <w:rPr>
-          <w:sz w:val="28"/>
-          <w:szCs w:val="28"/>
+      <w:r>
+        <w:rPr>
+          <w:noProof/>
+          <w:sz w:val="28"/>
+          <w:szCs w:val="28"/>
+          <w:lang w:eastAsia="ru-RU"/>
         </w:rPr>
         <w:drawing>
           <wp:inline distT="0" distB="0" distL="0" distR="0" wp14:anchorId="586FBDB9" wp14:editId="65D11C2F">
@@ -4950,7 +4951,6 @@
           </wp:inline>
         </w:drawing>
       </w:r>
-      <w:bookmarkEnd w:id="0"/>
     </w:p>
     <w:p>
       <w:pPr>
@@ -6700,23 +6700,13 @@
           <w:lang w:val="en-US"/>
         </w:rPr>
       </w:pPr>
-      <w:proofErr w:type="gramStart"/>
-      <w:r>
-        <w:rPr>
-          <w:sz w:val="28"/>
-          <w:szCs w:val="28"/>
-          <w:lang w:val="en-US"/>
-        </w:rPr>
-        <w:t>void</w:t>
-      </w:r>
-      <w:proofErr w:type="gramEnd"/>
-      <w:r>
-        <w:rPr>
-          <w:sz w:val="28"/>
-          <w:szCs w:val="28"/>
-          <w:lang w:val="en-US"/>
-        </w:rPr>
-        <w:t xml:space="preserve"> </w:t>
+      <w:r>
+        <w:rPr>
+          <w:sz w:val="28"/>
+          <w:szCs w:val="28"/>
+          <w:lang w:val="en-US"/>
+        </w:rPr>
+        <w:t xml:space="preserve">void </w:t>
       </w:r>
       <w:proofErr w:type="spellStart"/>
       <w:r>
@@ -7857,7 +7847,6 @@
           <w:szCs w:val="28"/>
         </w:rPr>
       </w:pPr>
-      <w:proofErr w:type="gramStart"/>
       <w:r>
         <w:rPr>
           <w:sz w:val="28"/>
@@ -7871,15 +7860,7 @@
           <w:sz w:val="28"/>
           <w:szCs w:val="28"/>
         </w:rPr>
-        <w:t>[</w:t>
-      </w:r>
-      <w:proofErr w:type="gramEnd"/>
-      <w:r>
-        <w:rPr>
-          <w:sz w:val="28"/>
-          <w:szCs w:val="28"/>
-        </w:rPr>
-        <w:t xml:space="preserve">] </w:t>
+        <w:t xml:space="preserve">[] </w:t>
       </w:r>
       <w:r>
         <w:rPr>
@@ -7945,7 +7926,6 @@
           <w:szCs w:val="28"/>
         </w:rPr>
       </w:pPr>
-      <w:proofErr w:type="gramStart"/>
       <w:r>
         <w:rPr>
           <w:sz w:val="28"/>
@@ -7961,7 +7941,6 @@
         </w:rPr>
         <w:t>(</w:t>
       </w:r>
-      <w:proofErr w:type="gramEnd"/>
       <w:r>
         <w:rPr>
           <w:sz w:val="28"/>
@@ -8003,7 +7982,6 @@
           <w:szCs w:val="28"/>
         </w:rPr>
       </w:pPr>
-      <w:proofErr w:type="gramStart"/>
       <w:r>
         <w:rPr>
           <w:sz w:val="28"/>
@@ -8012,7 +7990,6 @@
         </w:rPr>
         <w:t>bool</w:t>
       </w:r>
-      <w:proofErr w:type="gramEnd"/>
       <w:r>
         <w:rPr>
           <w:sz w:val="28"/>
@@ -8354,7 +8331,6 @@
           <w:szCs w:val="28"/>
         </w:rPr>
       </w:pPr>
-      <w:proofErr w:type="gramStart"/>
       <w:r>
         <w:rPr>
           <w:sz w:val="28"/>
@@ -8363,12 +8339,10 @@
         </w:rPr>
         <w:t>string</w:t>
       </w:r>
-      <w:proofErr w:type="gramEnd"/>
-      <w:r>
-        <w:rPr>
-          <w:sz w:val="28"/>
-          <w:szCs w:val="28"/>
-          <w:lang w:val="en-US"/>
+      <w:r>
+        <w:rPr>
+          <w:sz w:val="28"/>
+          <w:szCs w:val="28"/>
         </w:rPr>
         <w:t xml:space="preserve"> </w:t>
       </w:r>
@@ -8384,7 +8358,6 @@
         <w:rPr>
           <w:sz w:val="28"/>
           <w:szCs w:val="28"/>
-          <w:lang w:val="en-US"/>
         </w:rPr>
         <w:t>(</w:t>
       </w:r>
@@ -8400,7 +8373,6 @@
         <w:rPr>
           <w:sz w:val="28"/>
           <w:szCs w:val="28"/>
-          <w:lang w:val="en-US"/>
         </w:rPr>
         <w:t xml:space="preserve"> </w:t>
       </w:r>
@@ -8416,7 +8388,6 @@
         <w:rPr>
           <w:sz w:val="28"/>
           <w:szCs w:val="28"/>
-          <w:lang w:val="en-US"/>
         </w:rPr>
         <w:t xml:space="preserve">, </w:t>
       </w:r>
@@ -8432,7 +8403,6 @@
         <w:rPr>
           <w:sz w:val="28"/>
           <w:szCs w:val="28"/>
-          <w:lang w:val="en-US"/>
         </w:rPr>
         <w:t xml:space="preserve"> </w:t>
       </w:r>
@@ -8448,7 +8418,6 @@
         <w:rPr>
           <w:sz w:val="28"/>
           <w:szCs w:val="28"/>
-          <w:lang w:val="en-US"/>
         </w:rPr>
         <w:t xml:space="preserve">) – </w:t>
       </w:r>
@@ -8463,7 +8432,6 @@
         <w:rPr>
           <w:sz w:val="28"/>
           <w:szCs w:val="28"/>
-          <w:lang w:val="en-US"/>
         </w:rPr>
         <w:t xml:space="preserve"> </w:t>
       </w:r>
@@ -8478,7 +8446,6 @@
         <w:rPr>
           <w:sz w:val="28"/>
           <w:szCs w:val="28"/>
-          <w:lang w:val="en-US"/>
         </w:rPr>
         <w:t xml:space="preserve"> </w:t>
       </w:r>
@@ -8493,7 +8460,6 @@
         <w:rPr>
           <w:sz w:val="28"/>
           <w:szCs w:val="28"/>
-          <w:lang w:val="en-US"/>
         </w:rPr>
         <w:t xml:space="preserve"> </w:t>
       </w:r>
@@ -8508,7 +8474,6 @@
         <w:rPr>
           <w:sz w:val="28"/>
           <w:szCs w:val="28"/>
-          <w:lang w:val="en-US"/>
         </w:rPr>
         <w:t xml:space="preserve">. </w:t>
       </w:r>
@@ -9684,21 +9649,7 @@
           <w:sz w:val="28"/>
           <w:szCs w:val="28"/>
         </w:rPr>
-        <w:t>У</w:t>
-      </w:r>
-      <w:r>
-        <w:rPr>
-          <w:sz w:val="28"/>
-          <w:szCs w:val="28"/>
-        </w:rPr>
-        <w:t>величивает</w:t>
-      </w:r>
-      <w:r>
-        <w:rPr>
-          <w:sz w:val="28"/>
-          <w:szCs w:val="28"/>
-        </w:rPr>
-        <w:t xml:space="preserve"> </w:t>
+        <w:t xml:space="preserve">Увеличивает </w:t>
       </w:r>
       <w:r>
         <w:rPr>
@@ -9845,15 +9796,7 @@
           <w:szCs w:val="28"/>
         </w:rPr>
         <w:lastRenderedPageBreak/>
-        <w:t>Раздел 5. Разр</w:t>
-      </w:r>
-      <w:r>
-        <w:rPr>
-          <w:b/>
-          <w:sz w:val="28"/>
-          <w:szCs w:val="28"/>
-        </w:rPr>
-        <w:t xml:space="preserve">аботка проекта </w:t>
+        <w:t xml:space="preserve">Раздел 5. Разработка проекта </w:t>
       </w:r>
       <w:r>
         <w:rPr>
@@ -9939,7 +9882,6 @@
           <w:b/>
           <w:sz w:val="28"/>
           <w:szCs w:val="28"/>
-          <w:lang w:val="en-US"/>
         </w:rPr>
       </w:pPr>
       <w:r>
@@ -10023,8 +9965,10 @@
       </w:pPr>
       <w:r>
         <w:rPr>
-          <w:sz w:val="28"/>
-          <w:szCs w:val="28"/>
+          <w:noProof/>
+          <w:sz w:val="28"/>
+          <w:szCs w:val="28"/>
+          <w:lang w:eastAsia="ru-RU"/>
         </w:rPr>
         <w:drawing>
           <wp:inline distT="0" distB="0" distL="0" distR="0" wp14:anchorId="715194FE" wp14:editId="61CDB587">
@@ -10199,8 +10143,10 @@
       </w:pPr>
       <w:r>
         <w:rPr>
-          <w:sz w:val="28"/>
-          <w:szCs w:val="28"/>
+          <w:noProof/>
+          <w:sz w:val="28"/>
+          <w:szCs w:val="28"/>
+          <w:lang w:eastAsia="ru-RU"/>
         </w:rPr>
         <w:drawing>
           <wp:inline distT="0" distB="0" distL="0" distR="0" wp14:anchorId="265B2C11" wp14:editId="167896E4">
@@ -10294,8 +10240,10 @@
       </w:pPr>
       <w:r>
         <w:rPr>
-          <w:sz w:val="28"/>
-          <w:szCs w:val="28"/>
+          <w:noProof/>
+          <w:sz w:val="28"/>
+          <w:szCs w:val="28"/>
+          <w:lang w:eastAsia="ru-RU"/>
         </w:rPr>
         <w:drawing>
           <wp:inline distT="0" distB="0" distL="0" distR="0" wp14:anchorId="57DF6D2C" wp14:editId="316C0E92">
@@ -10389,8 +10337,10 @@
       </w:pPr>
       <w:r>
         <w:rPr>
-          <w:sz w:val="28"/>
-          <w:szCs w:val="28"/>
+          <w:noProof/>
+          <w:sz w:val="28"/>
+          <w:szCs w:val="28"/>
+          <w:lang w:eastAsia="ru-RU"/>
         </w:rPr>
         <w:drawing>
           <wp:inline distT="0" distB="0" distL="0" distR="0" wp14:anchorId="6284DE9E" wp14:editId="1E5D35EE">
@@ -10439,7 +10389,6 @@
         <w:rPr>
           <w:sz w:val="28"/>
           <w:szCs w:val="28"/>
-          <w:lang w:val="en-US"/>
         </w:rPr>
       </w:pPr>
       <w:r>
@@ -10468,7 +10417,6 @@
         <w:rPr>
           <w:sz w:val="28"/>
           <w:szCs w:val="28"/>
-          <w:lang w:val="en-US"/>
         </w:rPr>
       </w:pPr>
     </w:p>
@@ -10568,8 +10516,10 @@
       </w:pPr>
       <w:r>
         <w:rPr>
-          <w:sz w:val="28"/>
-          <w:szCs w:val="28"/>
+          <w:noProof/>
+          <w:sz w:val="28"/>
+          <w:szCs w:val="28"/>
+          <w:lang w:eastAsia="ru-RU"/>
         </w:rPr>
         <w:drawing>
           <wp:inline distT="0" distB="0" distL="0" distR="0" wp14:anchorId="196B5F86" wp14:editId="263E82D0">
@@ -10665,8 +10615,10 @@
       </w:pPr>
       <w:r>
         <w:rPr>
-          <w:sz w:val="28"/>
-          <w:szCs w:val="28"/>
+          <w:noProof/>
+          <w:sz w:val="28"/>
+          <w:szCs w:val="28"/>
+          <w:lang w:eastAsia="ru-RU"/>
         </w:rPr>
         <w:drawing>
           <wp:inline distT="0" distB="0" distL="0" distR="0" wp14:anchorId="093722A3" wp14:editId="2338705A">
@@ -10759,8 +10711,10 @@
       </w:pPr>
       <w:r>
         <w:rPr>
-          <w:sz w:val="28"/>
-          <w:szCs w:val="28"/>
+          <w:noProof/>
+          <w:sz w:val="28"/>
+          <w:szCs w:val="28"/>
+          <w:lang w:eastAsia="ru-RU"/>
         </w:rPr>
         <w:drawing>
           <wp:inline distT="0" distB="0" distL="0" distR="0" wp14:anchorId="32A1C39F" wp14:editId="02DA7984">
@@ -10853,8 +10807,10 @@
       </w:pPr>
       <w:r>
         <w:rPr>
-          <w:sz w:val="28"/>
-          <w:szCs w:val="28"/>
+          <w:noProof/>
+          <w:sz w:val="28"/>
+          <w:szCs w:val="28"/>
+          <w:lang w:eastAsia="ru-RU"/>
         </w:rPr>
         <w:drawing>
           <wp:inline distT="0" distB="0" distL="0" distR="0" wp14:anchorId="4DB8B359" wp14:editId="41C528EF">
@@ -10947,8 +10903,10 @@
       </w:pPr>
       <w:r>
         <w:rPr>
-          <w:sz w:val="28"/>
-          <w:szCs w:val="28"/>
+          <w:noProof/>
+          <w:sz w:val="28"/>
+          <w:szCs w:val="28"/>
+          <w:lang w:eastAsia="ru-RU"/>
         </w:rPr>
         <w:lastRenderedPageBreak/>
         <w:drawing>
@@ -11012,14 +10970,7 @@
           <w:sz w:val="28"/>
           <w:szCs w:val="28"/>
         </w:rPr>
-        <w:t xml:space="preserve"> </w:t>
-      </w:r>
-      <w:r>
-        <w:rPr>
-          <w:sz w:val="28"/>
-          <w:szCs w:val="28"/>
-        </w:rPr>
-        <w:t>CheckText</w:t>
+        <w:t xml:space="preserve"> CheckText</w:t>
       </w:r>
     </w:p>
     <w:p>
@@ -11041,19 +10992,6 @@
         <w:autoSpaceDE/>
         <w:spacing w:after="160" w:line="256" w:lineRule="auto"/>
         <w:ind w:firstLine="709"/>
-        <w:jc w:val="both"/>
-        <w:rPr>
-          <w:sz w:val="28"/>
-          <w:szCs w:val="28"/>
-        </w:rPr>
-      </w:pPr>
-    </w:p>
-    <w:p>
-      <w:pPr>
-        <w:widowControl/>
-        <w:autoSpaceDE/>
-        <w:spacing w:after="160" w:line="256" w:lineRule="auto"/>
-        <w:ind w:firstLine="709"/>
         <w:jc w:val="center"/>
         <w:rPr>
           <w:sz w:val="28"/>
@@ -11065,193 +11003,11 @@
           <w:sz w:val="28"/>
           <w:szCs w:val="28"/>
         </w:rPr>
-        <w:t xml:space="preserve">Рисунок 13 – Метод </w:t>
-      </w:r>
-      <w:r>
-        <w:rPr>
-          <w:sz w:val="28"/>
-          <w:szCs w:val="28"/>
-        </w:rPr>
-        <w:t>OutputResult</w:t>
-      </w:r>
-    </w:p>
-    <w:p>
-      <w:pPr>
-        <w:widowControl/>
-        <w:autoSpaceDE/>
-        <w:spacing w:after="160" w:line="256" w:lineRule="auto"/>
-        <w:ind w:firstLine="709"/>
-        <w:jc w:val="both"/>
-        <w:rPr>
-          <w:sz w:val="28"/>
-          <w:szCs w:val="28"/>
-          <w:lang w:val="en-US"/>
-        </w:rPr>
-      </w:pPr>
-    </w:p>
-    <w:p>
-      <w:pPr>
-        <w:widowControl/>
-        <w:autoSpaceDE/>
-        <w:spacing w:after="160" w:line="257" w:lineRule="auto"/>
-        <w:ind w:firstLine="709"/>
-        <w:jc w:val="both"/>
-        <w:outlineLvl w:val="1"/>
-        <w:rPr>
-          <w:b/>
-          <w:sz w:val="28"/>
-          <w:szCs w:val="28"/>
-        </w:rPr>
-      </w:pPr>
-      <w:r>
-        <w:rPr>
-          <w:b/>
-          <w:sz w:val="28"/>
-          <w:szCs w:val="28"/>
-        </w:rPr>
-        <w:t>5.4</w:t>
-      </w:r>
-      <w:r>
-        <w:rPr>
-          <w:b/>
-          <w:sz w:val="28"/>
-          <w:szCs w:val="28"/>
-        </w:rPr>
-        <w:tab/>
-      </w:r>
-      <w:r>
-        <w:rPr>
-          <w:b/>
-          <w:sz w:val="28"/>
-          <w:szCs w:val="28"/>
-        </w:rPr>
-        <w:t xml:space="preserve">Форма </w:t>
-      </w:r>
-      <w:r>
-        <w:rPr>
-          <w:b/>
-          <w:sz w:val="28"/>
-          <w:szCs w:val="28"/>
-          <w:lang w:val="en-US"/>
-        </w:rPr>
-        <w:t>AnimationForm</w:t>
-      </w:r>
-    </w:p>
-    <w:p>
-      <w:pPr>
-        <w:widowControl/>
-        <w:autoSpaceDE/>
-        <w:spacing w:after="160" w:line="256" w:lineRule="auto"/>
-        <w:ind w:firstLine="709"/>
-        <w:jc w:val="both"/>
-        <w:rPr>
-          <w:sz w:val="28"/>
-          <w:szCs w:val="28"/>
-        </w:rPr>
-      </w:pPr>
-      <w:r>
-        <w:rPr>
-          <w:sz w:val="28"/>
-          <w:szCs w:val="28"/>
-        </w:rPr>
-        <w:t>Отображает процесс шифрования и дешифрования.</w:t>
-      </w:r>
-    </w:p>
-    <w:p>
-      <w:pPr>
-        <w:widowControl/>
-        <w:autoSpaceDE/>
-        <w:spacing w:after="160" w:line="256" w:lineRule="auto"/>
-        <w:ind w:firstLine="709"/>
-        <w:jc w:val="both"/>
-        <w:rPr>
-          <w:sz w:val="28"/>
-          <w:szCs w:val="28"/>
-        </w:rPr>
-      </w:pPr>
-      <w:r>
-        <w:rPr>
-          <w:sz w:val="28"/>
-          <w:szCs w:val="28"/>
-        </w:rPr>
-        <w:t>Представлена на рисунках 14, 15 и 16.</w:t>
-      </w:r>
-    </w:p>
-    <w:p>
-      <w:pPr>
-        <w:widowControl/>
-        <w:autoSpaceDE/>
-        <w:spacing w:after="160" w:line="256" w:lineRule="auto"/>
-        <w:ind w:firstLine="709"/>
-        <w:jc w:val="both"/>
-        <w:rPr>
-          <w:sz w:val="28"/>
-          <w:szCs w:val="28"/>
-        </w:rPr>
-      </w:pPr>
-    </w:p>
-    <w:p>
-      <w:pPr>
-        <w:widowControl/>
-        <w:autoSpaceDE/>
-        <w:spacing w:after="160" w:line="256" w:lineRule="auto"/>
-        <w:ind w:firstLine="709"/>
-        <w:jc w:val="center"/>
-        <w:rPr>
-          <w:sz w:val="28"/>
-          <w:szCs w:val="28"/>
-        </w:rPr>
-      </w:pPr>
-      <w:r>
-        <w:rPr>
-          <w:sz w:val="28"/>
-          <w:szCs w:val="28"/>
-        </w:rPr>
-        <w:t xml:space="preserve">Рисунок 14 – Форма </w:t>
-      </w:r>
-      <w:r>
-        <w:rPr>
-          <w:sz w:val="28"/>
-          <w:szCs w:val="28"/>
-        </w:rPr>
-        <w:t>AnimationForm</w:t>
-      </w:r>
-    </w:p>
-    <w:p>
-      <w:pPr>
-        <w:widowControl/>
-        <w:autoSpaceDE/>
-        <w:spacing w:after="160" w:line="256" w:lineRule="auto"/>
-        <w:ind w:firstLine="709"/>
-        <w:jc w:val="both"/>
-        <w:rPr>
-          <w:sz w:val="28"/>
-          <w:szCs w:val="28"/>
-        </w:rPr>
-      </w:pPr>
-    </w:p>
-    <w:p>
-      <w:pPr>
-        <w:widowControl/>
-        <w:autoSpaceDE/>
-        <w:spacing w:after="160" w:line="256" w:lineRule="auto"/>
-        <w:ind w:firstLine="709"/>
-        <w:jc w:val="center"/>
-        <w:rPr>
-          <w:sz w:val="28"/>
-          <w:szCs w:val="28"/>
-        </w:rPr>
-      </w:pPr>
-      <w:r>
-        <w:rPr>
-          <w:sz w:val="28"/>
-          <w:szCs w:val="28"/>
-        </w:rPr>
         <w:drawing>
-          <wp:inline distT="0" distB="0" distL="0" distR="0" wp14:anchorId="2832EB7D" wp14:editId="4BAC5AB6">
-            <wp:extent cx="5942965" cy="2924810"/>
-            <wp:effectExtent l="0" t="0" r="635" b="8890"/>
-            <wp:docPr id="18" name="Рисунок 18"/>
+          <wp:inline distT="0" distB="0" distL="0" distR="0" wp14:anchorId="7B367687" wp14:editId="222A2ECF">
+            <wp:extent cx="5942965" cy="1983740"/>
+            <wp:effectExtent l="0" t="0" r="635" b="0"/>
+            <wp:docPr id="9" name="Рисунок 9"/>
             <wp:cNvGraphicFramePr>
               <a:graphicFrameLocks xmlns:a="http://schemas.openxmlformats.org/drawingml/2006/main" noChangeAspect="1"/>
             </wp:cNvGraphicFramePr>
@@ -11271,7 +11027,7 @@
                   <pic:spPr>
                     <a:xfrm>
                       <a:off x="0" y="0"/>
-                      <a:ext cx="5942965" cy="2924810"/>
+                      <a:ext cx="5942965" cy="1983740"/>
                     </a:xfrm>
                     <a:prstGeom prst="rect">
                       <a:avLst/>
@@ -11283,6 +11039,8 @@
           </wp:inline>
         </w:drawing>
       </w:r>
+      <w:bookmarkStart w:id="0" w:name="_GoBack"/>
+      <w:bookmarkEnd w:id="0"/>
     </w:p>
     <w:p>
       <w:pPr>
@@ -11301,14 +11059,14 @@
           <w:sz w:val="28"/>
           <w:szCs w:val="28"/>
         </w:rPr>
-        <w:t xml:space="preserve">Рисунок 15 – Код формы </w:t>
-      </w:r>
-      <w:r>
-        <w:rPr>
-          <w:sz w:val="28"/>
-          <w:szCs w:val="28"/>
-        </w:rPr>
-        <w:t>AnimationForm</w:t>
+        <w:t xml:space="preserve">Рисунок 13 – Метод </w:t>
+      </w:r>
+      <w:r>
+        <w:rPr>
+          <w:sz w:val="28"/>
+          <w:szCs w:val="28"/>
+        </w:rPr>
+        <w:t>OutputResult</w:t>
       </w:r>
     </w:p>
     <w:p>
@@ -11321,9 +11079,56 @@
         <w:rPr>
           <w:sz w:val="28"/>
           <w:szCs w:val="28"/>
-          <w:lang w:val="en-US"/>
-        </w:rPr>
-      </w:pPr>
+        </w:rPr>
+      </w:pPr>
+    </w:p>
+    <w:p>
+      <w:pPr>
+        <w:widowControl/>
+        <w:autoSpaceDE/>
+        <w:spacing w:after="160" w:line="257" w:lineRule="auto"/>
+        <w:ind w:firstLine="709"/>
+        <w:jc w:val="both"/>
+        <w:outlineLvl w:val="1"/>
+        <w:rPr>
+          <w:b/>
+          <w:sz w:val="28"/>
+          <w:szCs w:val="28"/>
+        </w:rPr>
+      </w:pPr>
+      <w:r>
+        <w:rPr>
+          <w:b/>
+          <w:sz w:val="28"/>
+          <w:szCs w:val="28"/>
+        </w:rPr>
+        <w:t>5.4</w:t>
+      </w:r>
+      <w:r>
+        <w:rPr>
+          <w:b/>
+          <w:sz w:val="28"/>
+          <w:szCs w:val="28"/>
+        </w:rPr>
+        <w:tab/>
+      </w:r>
+      <w:r>
+        <w:rPr>
+          <w:b/>
+          <w:sz w:val="28"/>
+          <w:szCs w:val="28"/>
+        </w:rPr>
+        <w:t xml:space="preserve">Форма </w:t>
+      </w:r>
+      <w:r>
+        <w:rPr>
+          <w:b/>
+          <w:sz w:val="28"/>
+          <w:szCs w:val="28"/>
+          <w:lang w:val="en-US"/>
+        </w:rPr>
+        <w:t>AnimationForm</w:t>
+      </w:r>
     </w:p>
     <w:p>
       <w:pPr>
@@ -11335,20 +11140,114 @@
         <w:rPr>
           <w:sz w:val="28"/>
           <w:szCs w:val="28"/>
-          <w:lang w:val="en-US"/>
-        </w:rPr>
-      </w:pPr>
-      <w:r>
-        <w:rPr>
-          <w:sz w:val="28"/>
-          <w:szCs w:val="28"/>
+        </w:rPr>
+      </w:pPr>
+      <w:r>
+        <w:rPr>
+          <w:sz w:val="28"/>
+          <w:szCs w:val="28"/>
+        </w:rPr>
+        <w:t>Отображает процесс шифрования и дешифрования.</w:t>
+      </w:r>
+    </w:p>
+    <w:p>
+      <w:pPr>
+        <w:widowControl/>
+        <w:autoSpaceDE/>
+        <w:spacing w:after="160" w:line="256" w:lineRule="auto"/>
+        <w:ind w:firstLine="709"/>
+        <w:jc w:val="both"/>
+        <w:rPr>
+          <w:sz w:val="28"/>
+          <w:szCs w:val="28"/>
+        </w:rPr>
+      </w:pPr>
+      <w:r>
+        <w:rPr>
+          <w:sz w:val="28"/>
+          <w:szCs w:val="28"/>
+        </w:rPr>
+        <w:t>Представлена на рисунках 14, 15 и 16.</w:t>
+      </w:r>
+    </w:p>
+    <w:p>
+      <w:pPr>
+        <w:widowControl/>
+        <w:autoSpaceDE/>
+        <w:spacing w:after="160" w:line="256" w:lineRule="auto"/>
+        <w:ind w:firstLine="709"/>
+        <w:jc w:val="both"/>
+        <w:rPr>
+          <w:sz w:val="28"/>
+          <w:szCs w:val="28"/>
+        </w:rPr>
+      </w:pPr>
+    </w:p>
+    <w:p>
+      <w:pPr>
+        <w:widowControl/>
+        <w:autoSpaceDE/>
+        <w:spacing w:after="160" w:line="256" w:lineRule="auto"/>
+        <w:ind w:firstLine="709"/>
+        <w:jc w:val="center"/>
+        <w:rPr>
+          <w:sz w:val="28"/>
+          <w:szCs w:val="28"/>
+        </w:rPr>
+      </w:pPr>
+      <w:r>
+        <w:rPr>
+          <w:sz w:val="28"/>
+          <w:szCs w:val="28"/>
+        </w:rPr>
+        <w:t xml:space="preserve">Рисунок 14 – Форма </w:t>
+      </w:r>
+      <w:r>
+        <w:rPr>
+          <w:sz w:val="28"/>
+          <w:szCs w:val="28"/>
+        </w:rPr>
+        <w:t>AnimationForm</w:t>
+      </w:r>
+    </w:p>
+    <w:p>
+      <w:pPr>
+        <w:widowControl/>
+        <w:autoSpaceDE/>
+        <w:spacing w:after="160" w:line="256" w:lineRule="auto"/>
+        <w:ind w:firstLine="709"/>
+        <w:jc w:val="both"/>
+        <w:rPr>
+          <w:sz w:val="28"/>
+          <w:szCs w:val="28"/>
+        </w:rPr>
+      </w:pPr>
+    </w:p>
+    <w:p>
+      <w:pPr>
+        <w:widowControl/>
+        <w:autoSpaceDE/>
+        <w:spacing w:after="160" w:line="256" w:lineRule="auto"/>
+        <w:ind w:firstLine="709"/>
+        <w:jc w:val="center"/>
+        <w:rPr>
+          <w:sz w:val="28"/>
+          <w:szCs w:val="28"/>
+        </w:rPr>
+      </w:pPr>
+      <w:r>
+        <w:rPr>
+          <w:noProof/>
+          <w:sz w:val="28"/>
+          <w:szCs w:val="28"/>
+          <w:lang w:eastAsia="ru-RU"/>
         </w:rPr>
         <w:lastRenderedPageBreak/>
         <w:drawing>
-          <wp:inline distT="0" distB="0" distL="0" distR="0" wp14:anchorId="1700FC4D" wp14:editId="1587D45A">
-            <wp:extent cx="5942965" cy="2216150"/>
-            <wp:effectExtent l="0" t="0" r="635" b="0"/>
-            <wp:docPr id="16" name="Рисунок 16"/>
+          <wp:inline distT="0" distB="0" distL="0" distR="0" wp14:anchorId="2832EB7D" wp14:editId="4BAC5AB6">
+            <wp:extent cx="5942965" cy="2924810"/>
+            <wp:effectExtent l="0" t="0" r="635" b="8890"/>
+            <wp:docPr id="18" name="Рисунок 18"/>
             <wp:cNvGraphicFramePr>
               <a:graphicFrameLocks xmlns:a="http://schemas.openxmlformats.org/drawingml/2006/main" noChangeAspect="1"/>
             </wp:cNvGraphicFramePr>
@@ -11368,6 +11267,104 @@
                   <pic:spPr>
                     <a:xfrm>
                       <a:off x="0" y="0"/>
+                      <a:ext cx="5942965" cy="2924810"/>
+                    </a:xfrm>
+                    <a:prstGeom prst="rect">
+                      <a:avLst/>
+                    </a:prstGeom>
+                  </pic:spPr>
+                </pic:pic>
+              </a:graphicData>
+            </a:graphic>
+          </wp:inline>
+        </w:drawing>
+      </w:r>
+    </w:p>
+    <w:p>
+      <w:pPr>
+        <w:widowControl/>
+        <w:autoSpaceDE/>
+        <w:spacing w:after="160" w:line="256" w:lineRule="auto"/>
+        <w:ind w:firstLine="709"/>
+        <w:jc w:val="center"/>
+        <w:rPr>
+          <w:sz w:val="28"/>
+          <w:szCs w:val="28"/>
+        </w:rPr>
+      </w:pPr>
+      <w:r>
+        <w:rPr>
+          <w:sz w:val="28"/>
+          <w:szCs w:val="28"/>
+        </w:rPr>
+        <w:t xml:space="preserve">Рисунок 15 – Код формы </w:t>
+      </w:r>
+      <w:r>
+        <w:rPr>
+          <w:sz w:val="28"/>
+          <w:szCs w:val="28"/>
+        </w:rPr>
+        <w:t>AnimationForm</w:t>
+      </w:r>
+    </w:p>
+    <w:p>
+      <w:pPr>
+        <w:widowControl/>
+        <w:autoSpaceDE/>
+        <w:spacing w:after="160" w:line="256" w:lineRule="auto"/>
+        <w:ind w:firstLine="709"/>
+        <w:jc w:val="both"/>
+        <w:rPr>
+          <w:sz w:val="28"/>
+          <w:szCs w:val="28"/>
+          <w:lang w:val="en-US"/>
+        </w:rPr>
+      </w:pPr>
+    </w:p>
+    <w:p>
+      <w:pPr>
+        <w:widowControl/>
+        <w:autoSpaceDE/>
+        <w:spacing w:after="160" w:line="256" w:lineRule="auto"/>
+        <w:ind w:firstLine="709"/>
+        <w:jc w:val="both"/>
+        <w:rPr>
+          <w:sz w:val="28"/>
+          <w:szCs w:val="28"/>
+          <w:lang w:val="en-US"/>
+        </w:rPr>
+      </w:pPr>
+      <w:r>
+        <w:rPr>
+          <w:noProof/>
+          <w:sz w:val="28"/>
+          <w:szCs w:val="28"/>
+          <w:lang w:eastAsia="ru-RU"/>
+        </w:rPr>
+        <w:drawing>
+          <wp:inline distT="0" distB="0" distL="0" distR="0" wp14:anchorId="1700FC4D" wp14:editId="1587D45A">
+            <wp:extent cx="5942965" cy="2216150"/>
+            <wp:effectExtent l="0" t="0" r="635" b="0"/>
+            <wp:docPr id="16" name="Рисунок 16"/>
+            <wp:cNvGraphicFramePr>
+              <a:graphicFrameLocks xmlns:a="http://schemas.openxmlformats.org/drawingml/2006/main" noChangeAspect="1"/>
+            </wp:cNvGraphicFramePr>
+            <a:graphic xmlns:a="http://schemas.openxmlformats.org/drawingml/2006/main">
+              <a:graphicData uri="http://schemas.openxmlformats.org/drawingml/2006/picture">
+                <pic:pic xmlns:pic="http://schemas.openxmlformats.org/drawingml/2006/picture">
+                  <pic:nvPicPr>
+                    <pic:cNvPr id="1" name=""/>
+                    <pic:cNvPicPr/>
+                  </pic:nvPicPr>
+                  <pic:blipFill>
+                    <a:blip r:embed="rId27"/>
+                    <a:stretch>
+                      <a:fillRect/>
+                    </a:stretch>
+                  </pic:blipFill>
+                  <pic:spPr>
+                    <a:xfrm>
+                      <a:off x="0" y="0"/>
                       <a:ext cx="5942965" cy="2216150"/>
                     </a:xfrm>
                     <a:prstGeom prst="rect">
@@ -11686,7 +11683,7 @@
                     <pic:cNvPicPr/>
                   </pic:nvPicPr>
                   <pic:blipFill>
-                    <a:blip r:embed="rId27"/>
+                    <a:blip r:embed="rId28"/>
                     <a:stretch>
                       <a:fillRect/>
                     </a:stretch>
@@ -11768,7 +11765,7 @@
           <w:rPr>
             <w:noProof/>
           </w:rPr>
-          <w:t>15</w:t>
+          <w:t>25</w:t>
         </w:r>
         <w:r>
           <w:fldChar w:fldCharType="end"/>
@@ -13634,7 +13631,7 @@
 </file>
 
 <file path=customXml/itemProps1.xml><?xml version="1.0" encoding="utf-8"?>
-<ds:datastoreItem xmlns:ds="http://schemas.openxmlformats.org/officeDocument/2006/customXml" ds:itemID="{16874CC5-A5A7-4EDE-B7D1-209F6B6749B5}">
+<ds:datastoreItem xmlns:ds="http://schemas.openxmlformats.org/officeDocument/2006/customXml" ds:itemID="{DA218DB4-D3C8-41C6-8D36-16DDA3C03542}">
   <ds:schemaRefs>
     <ds:schemaRef ds:uri="http://schemas.openxmlformats.org/officeDocument/2006/bibliography"/>
   </ds:schemaRefs>

--- a/CaesarCipher/Документация/Документация к проекту.docx
+++ b/CaesarCipher/Документация/Документация к проекту.docx
@@ -1,6 +1,6 @@
 
 <file path=word/document.xml><?xml version="1.0" encoding="utf-8"?>
-<w:document xmlns:wpc="http://schemas.microsoft.com/office/word/2010/wordprocessingCanvas" xmlns:cx="http://schemas.microsoft.com/office/drawing/2014/chartex" xmlns:cx1="http://schemas.microsoft.com/office/drawing/2015/9/8/chartex" xmlns:mc="http://schemas.openxmlformats.org/markup-compatibility/2006" xmlns:o="urn:schemas-microsoft-com:office:office" xmlns:r="http://schemas.openxmlformats.org/officeDocument/2006/relationships" xmlns:m="http://schemas.openxmlformats.org/officeDocument/2006/math" xmlns:v="urn:schemas-microsoft-com:vml" xmlns:wp14="http://schemas.microsoft.com/office/word/2010/wordprocessingDrawing" xmlns:wp="http://schemas.openxmlformats.org/drawingml/2006/wordprocessingDrawing" xmlns:w10="urn:schemas-microsoft-com:office:word" xmlns:w="http://schemas.openxmlformats.org/wordprocessingml/2006/main" xmlns:w14="http://schemas.microsoft.com/office/word/2010/wordml" xmlns:w15="http://schemas.microsoft.com/office/word/2012/wordml" xmlns:w16se="http://schemas.microsoft.com/office/word/2015/wordml/symex" xmlns:wpg="http://schemas.microsoft.com/office/word/2010/wordprocessingGroup" xmlns:wpi="http://schemas.microsoft.com/office/word/2010/wordprocessingInk" xmlns:wne="http://schemas.microsoft.com/office/word/2006/wordml" xmlns:wps="http://schemas.microsoft.com/office/word/2010/wordprocessingShape" mc:Ignorable="w14 w15 w16se wp14">
+<w:document xmlns:wpc="http://schemas.microsoft.com/office/word/2010/wordprocessingCanvas" xmlns:cx="http://schemas.microsoft.com/office/drawing/2014/chartex" xmlns:cx1="http://schemas.microsoft.com/office/drawing/2015/9/8/chartex" xmlns:cx2="http://schemas.microsoft.com/office/drawing/2015/10/21/chartex" xmlns:cx3="http://schemas.microsoft.com/office/drawing/2016/5/9/chartex" xmlns:cx4="http://schemas.microsoft.com/office/drawing/2016/5/10/chartex" xmlns:cx5="http://schemas.microsoft.com/office/drawing/2016/5/11/chartex" xmlns:cx6="http://schemas.microsoft.com/office/drawing/2016/5/12/chartex" xmlns:cx7="http://schemas.microsoft.com/office/drawing/2016/5/13/chartex" xmlns:cx8="http://schemas.microsoft.com/office/drawing/2016/5/14/chartex" xmlns:mc="http://schemas.openxmlformats.org/markup-compatibility/2006" xmlns:aink="http://schemas.microsoft.com/office/drawing/2016/ink" xmlns:am3d="http://schemas.microsoft.com/office/drawing/2017/model3d" xmlns:o="urn:schemas-microsoft-com:office:office" xmlns:oel="http://schemas.microsoft.com/office/2019/extlst" xmlns:r="http://schemas.openxmlformats.org/officeDocument/2006/relationships" xmlns:m="http://schemas.openxmlformats.org/officeDocument/2006/math" xmlns:v="urn:schemas-microsoft-com:vml" xmlns:wp14="http://schemas.microsoft.com/office/word/2010/wordprocessingDrawing" xmlns:wp="http://schemas.openxmlformats.org/drawingml/2006/wordprocessingDrawing" xmlns:w10="urn:schemas-microsoft-com:office:word" xmlns:w="http://schemas.openxmlformats.org/wordprocessingml/2006/main" xmlns:w14="http://schemas.microsoft.com/office/word/2010/wordml" xmlns:w15="http://schemas.microsoft.com/office/word/2012/wordml" xmlns:w16cex="http://schemas.microsoft.com/office/word/2018/wordml/cex" xmlns:w16cid="http://schemas.microsoft.com/office/word/2016/wordml/cid" xmlns:w16="http://schemas.microsoft.com/office/word/2018/wordml" xmlns:w16du="http://schemas.microsoft.com/office/word/2023/wordml/word16du" xmlns:w16sdtdh="http://schemas.microsoft.com/office/word/2020/wordml/sdtdatahash" xmlns:w16sdtfl="http://schemas.microsoft.com/office/word/2024/wordml/sdtformatlock" xmlns:w16se="http://schemas.microsoft.com/office/word/2015/wordml/symex" xmlns:wpg="http://schemas.microsoft.com/office/word/2010/wordprocessingGroup" xmlns:wpi="http://schemas.microsoft.com/office/word/2010/wordprocessingInk" xmlns:wne="http://schemas.microsoft.com/office/word/2006/wordml" xmlns:wps="http://schemas.microsoft.com/office/word/2010/wordprocessingShape" mc:Ignorable="w14 w15 w16se w16cid w16 w16cex w16sdtdh w16sdtfl w16du wp14">
   <w:body>
     <w:p>
       <w:pPr>
@@ -1526,6 +1526,102 @@
     </w:p>
     <w:p>
       <w:pPr>
+        <w:pStyle w:val="ab"/>
+        <w:widowControl/>
+        <w:numPr>
+          <w:ilvl w:val="0"/>
+          <w:numId w:val="11"/>
+        </w:numPr>
+        <w:autoSpaceDE/>
+        <w:spacing w:line="360" w:lineRule="auto"/>
+        <w:ind w:left="0" w:firstLine="709"/>
+        <w:jc w:val="both"/>
+        <w:rPr>
+          <w:sz w:val="28"/>
+          <w:szCs w:val="28"/>
+        </w:rPr>
+      </w:pPr>
+      <w:r>
+        <w:rPr>
+          <w:sz w:val="28"/>
+          <w:szCs w:val="28"/>
+        </w:rPr>
+        <w:t>Конфиденциальность</w:t>
+      </w:r>
+      <w:r>
+        <w:rPr>
+          <w:sz w:val="28"/>
+          <w:szCs w:val="28"/>
+        </w:rPr>
+        <w:t>;</w:t>
+      </w:r>
+    </w:p>
+    <w:p>
+      <w:pPr>
+        <w:pStyle w:val="ab"/>
+        <w:widowControl/>
+        <w:numPr>
+          <w:ilvl w:val="0"/>
+          <w:numId w:val="11"/>
+        </w:numPr>
+        <w:autoSpaceDE/>
+        <w:spacing w:line="360" w:lineRule="auto"/>
+        <w:ind w:left="0" w:firstLine="709"/>
+        <w:jc w:val="both"/>
+        <w:rPr>
+          <w:sz w:val="28"/>
+          <w:szCs w:val="28"/>
+        </w:rPr>
+      </w:pPr>
+      <w:r>
+        <w:rPr>
+          <w:sz w:val="28"/>
+          <w:szCs w:val="28"/>
+        </w:rPr>
+        <w:t>Целостность</w:t>
+      </w:r>
+      <w:r>
+        <w:rPr>
+          <w:sz w:val="28"/>
+          <w:szCs w:val="28"/>
+        </w:rPr>
+        <w:t>;</w:t>
+      </w:r>
+    </w:p>
+    <w:p>
+      <w:pPr>
+        <w:pStyle w:val="ab"/>
+        <w:widowControl/>
+        <w:numPr>
+          <w:ilvl w:val="0"/>
+          <w:numId w:val="11"/>
+        </w:numPr>
+        <w:autoSpaceDE/>
+        <w:spacing w:line="360" w:lineRule="auto"/>
+        <w:ind w:left="0" w:firstLine="709"/>
+        <w:jc w:val="both"/>
+        <w:rPr>
+          <w:sz w:val="28"/>
+          <w:szCs w:val="28"/>
+        </w:rPr>
+      </w:pPr>
+      <w:r>
+        <w:rPr>
+          <w:sz w:val="28"/>
+          <w:szCs w:val="28"/>
+        </w:rPr>
+        <w:t>Подлинность</w:t>
+      </w:r>
+      <w:r>
+        <w:rPr>
+          <w:sz w:val="28"/>
+          <w:szCs w:val="28"/>
+        </w:rPr>
+        <w:t>.</w:t>
+      </w:r>
+    </w:p>
+    <w:p>
+      <w:pPr>
         <w:widowControl/>
         <w:autoSpaceDE/>
         <w:spacing w:line="360" w:lineRule="auto"/>
@@ -1536,6 +1632,13 @@
           <w:szCs w:val="28"/>
         </w:rPr>
       </w:pPr>
+      <w:r>
+        <w:rPr>
+          <w:sz w:val="28"/>
+          <w:szCs w:val="28"/>
+        </w:rPr>
+        <w:t>Виды шифрования:</w:t>
+      </w:r>
     </w:p>
     <w:p>
       <w:pPr>
@@ -1549,6 +1652,20 @@
           <w:szCs w:val="28"/>
         </w:rPr>
       </w:pPr>
+      <w:r>
+        <w:rPr>
+          <w:sz w:val="28"/>
+          <w:szCs w:val="28"/>
+        </w:rPr>
+        <w:t>Симметричное. Для шифровани</w:t>
+      </w:r>
+      <w:r>
+        <w:rPr>
+          <w:sz w:val="28"/>
+          <w:szCs w:val="28"/>
+        </w:rPr>
+        <w:t>я и дешифрования используется один и тот же ключ. Отличается высокой скоростью работы, часто применяется для больших объемов данных.</w:t>
+      </w:r>
     </w:p>
     <w:p>
       <w:pPr>
@@ -1562,6 +1679,13 @@
           <w:szCs w:val="28"/>
         </w:rPr>
       </w:pPr>
+      <w:r>
+        <w:rPr>
+          <w:sz w:val="28"/>
+          <w:szCs w:val="28"/>
+        </w:rPr>
+        <w:t>Асимметричное (с открытым ключом). Использует пару ключей: открытый (публичный) для шифрования и закрытый (приватный) для дешифрования. Более, безопасно, но медленнее симметричного.</w:t>
+      </w:r>
     </w:p>
     <w:p>
       <w:pPr>
@@ -1580,7 +1704,8 @@
           <w:sz w:val="28"/>
           <w:szCs w:val="28"/>
         </w:rPr>
-        <w:t>Виды шифрования:</w:t>
+        <w:lastRenderedPageBreak/>
+        <w:t>Гибридное. Сочетает симметричное и асимметричное шифрование: асимметричный метод применяется для безопасной передачи симметричного ключа, которым затем шифруются данные.</w:t>
       </w:r>
     </w:p>
     <w:p>
@@ -1600,74 +1725,6 @@
           <w:sz w:val="28"/>
           <w:szCs w:val="28"/>
         </w:rPr>
-        <w:t>Симметричное. Для шифровани</w:t>
-      </w:r>
-      <w:r>
-        <w:rPr>
-          <w:sz w:val="28"/>
-          <w:szCs w:val="28"/>
-        </w:rPr>
-        <w:t>я и дешифрования используется один и тот же ключ. Отличается высокой скоростью работы, часто применяется для больших объемов данных.</w:t>
-      </w:r>
-    </w:p>
-    <w:p>
-      <w:pPr>
-        <w:widowControl/>
-        <w:autoSpaceDE/>
-        <w:spacing w:line="360" w:lineRule="auto"/>
-        <w:ind w:firstLine="709"/>
-        <w:jc w:val="both"/>
-        <w:rPr>
-          <w:sz w:val="28"/>
-          <w:szCs w:val="28"/>
-        </w:rPr>
-      </w:pPr>
-      <w:r>
-        <w:rPr>
-          <w:sz w:val="28"/>
-          <w:szCs w:val="28"/>
-        </w:rPr>
-        <w:t>Асимметричное (с открытым ключом). Использует пару ключей: открытый (публичный) для шифрования и закрытый (приватный) для дешифрования. Более, безопасно, но медленнее симметричного.</w:t>
-      </w:r>
-    </w:p>
-    <w:p>
-      <w:pPr>
-        <w:widowControl/>
-        <w:autoSpaceDE/>
-        <w:spacing w:line="360" w:lineRule="auto"/>
-        <w:ind w:firstLine="709"/>
-        <w:jc w:val="both"/>
-        <w:rPr>
-          <w:sz w:val="28"/>
-          <w:szCs w:val="28"/>
-        </w:rPr>
-      </w:pPr>
-      <w:r>
-        <w:rPr>
-          <w:sz w:val="28"/>
-          <w:szCs w:val="28"/>
-        </w:rPr>
-        <w:lastRenderedPageBreak/>
-        <w:t>Гибридное. Сочетает симметричное и асимметричное шифрование: асимметричный метод применяется для безопасной передачи симметричного ключа, которым затем шифруются данные.</w:t>
-      </w:r>
-    </w:p>
-    <w:p>
-      <w:pPr>
-        <w:widowControl/>
-        <w:autoSpaceDE/>
-        <w:spacing w:line="360" w:lineRule="auto"/>
-        <w:ind w:firstLine="709"/>
-        <w:jc w:val="both"/>
-        <w:rPr>
-          <w:sz w:val="28"/>
-          <w:szCs w:val="28"/>
-        </w:rPr>
-      </w:pPr>
-      <w:r>
-        <w:rPr>
-          <w:sz w:val="28"/>
-          <w:szCs w:val="28"/>
-        </w:rPr>
         <w:t>Х</w:t>
       </w:r>
       <w:r>
@@ -1675,23 +1732,7 @@
           <w:sz w:val="28"/>
           <w:szCs w:val="28"/>
         </w:rPr>
-        <w:t>еширование. Преобразование данных в фиксированный набор символов (</w:t>
-      </w:r>
-      <w:proofErr w:type="spellStart"/>
-      <w:r>
-        <w:rPr>
-          <w:sz w:val="28"/>
-          <w:szCs w:val="28"/>
-        </w:rPr>
-        <w:t>хеш</w:t>
-      </w:r>
-      <w:proofErr w:type="spellEnd"/>
-      <w:r>
-        <w:rPr>
-          <w:sz w:val="28"/>
-          <w:szCs w:val="28"/>
-        </w:rPr>
-        <w:t>). Хеширование необратимо, его используют для хранения паролей, проверки целостности данных, но не для восстановления исходной информации.</w:t>
+        <w:t>еширование. Преобразование данных в фиксированный набор символов (хеш). Хеширование необратимо, его используют для хранения паролей, проверки целостности данных, но не для восстановления исходной информации.</w:t>
       </w:r>
     </w:p>
     <w:p>
@@ -2400,21 +2441,12 @@
                 <w:szCs w:val="28"/>
               </w:rPr>
             </w:pPr>
-            <w:proofErr w:type="spellStart"/>
             <w:r>
               <w:rPr>
                 <w:sz w:val="28"/>
                 <w:szCs w:val="28"/>
               </w:rPr>
-              <w:t>ру.буквы</w:t>
-            </w:r>
-            <w:proofErr w:type="spellEnd"/>
-            <w:r>
-              <w:rPr>
-                <w:sz w:val="28"/>
-                <w:szCs w:val="28"/>
-              </w:rPr>
-              <w:t xml:space="preserve"> </w:t>
+              <w:t xml:space="preserve">ру.буквы </w:t>
             </w:r>
           </w:p>
         </w:tc>
@@ -2440,7 +2472,6 @@
                 <w:szCs w:val="28"/>
               </w:rPr>
             </w:pPr>
-            <w:proofErr w:type="spellStart"/>
             <w:r>
               <w:rPr>
                 <w:sz w:val="28"/>
@@ -2448,7 +2479,6 @@
               </w:rPr>
               <w:t>абвгдеёжзийклмнопрстуфхцчшщъыьэюя</w:t>
             </w:r>
-            <w:proofErr w:type="spellEnd"/>
           </w:p>
         </w:tc>
       </w:tr>
@@ -2475,7 +2505,6 @@
                 <w:szCs w:val="28"/>
               </w:rPr>
             </w:pPr>
-            <w:proofErr w:type="spellStart"/>
             <w:r>
               <w:rPr>
                 <w:sz w:val="28"/>
@@ -2483,7 +2512,6 @@
               </w:rPr>
               <w:t>РУ.буквы</w:t>
             </w:r>
-            <w:proofErr w:type="spellEnd"/>
           </w:p>
         </w:tc>
         <w:tc>
@@ -2541,7 +2569,6 @@
                 <w:szCs w:val="28"/>
               </w:rPr>
             </w:pPr>
-            <w:proofErr w:type="spellStart"/>
             <w:r>
               <w:rPr>
                 <w:sz w:val="28"/>
@@ -2549,7 +2576,6 @@
               </w:rPr>
               <w:t>англ.буквы</w:t>
             </w:r>
-            <w:proofErr w:type="spellEnd"/>
           </w:p>
         </w:tc>
         <w:tc>
@@ -2574,7 +2600,6 @@
                 <w:szCs w:val="28"/>
               </w:rPr>
             </w:pPr>
-            <w:proofErr w:type="spellStart"/>
             <w:r>
               <w:rPr>
                 <w:sz w:val="28"/>
@@ -2582,7 +2607,6 @@
               </w:rPr>
               <w:t>abcdefghijklmnopqrstuvwxyz</w:t>
             </w:r>
-            <w:proofErr w:type="spellEnd"/>
           </w:p>
         </w:tc>
       </w:tr>
@@ -2609,7 +2633,6 @@
                 <w:szCs w:val="28"/>
               </w:rPr>
             </w:pPr>
-            <w:proofErr w:type="spellStart"/>
             <w:r>
               <w:rPr>
                 <w:sz w:val="28"/>
@@ -2617,7 +2640,6 @@
               </w:rPr>
               <w:t>АНГЛ.буквы</w:t>
             </w:r>
-            <w:proofErr w:type="spellEnd"/>
           </w:p>
         </w:tc>
         <w:tc>
@@ -3370,37 +3392,12 @@
                 <w:szCs w:val="28"/>
               </w:rPr>
             </w:pPr>
-            <w:proofErr w:type="spellStart"/>
             <w:r>
               <w:rPr>
                 <w:sz w:val="28"/>
                 <w:szCs w:val="28"/>
               </w:rPr>
-              <w:t>Тулёзх</w:t>
-            </w:r>
-            <w:proofErr w:type="spellEnd"/>
-            <w:r>
-              <w:rPr>
-                <w:sz w:val="28"/>
-                <w:szCs w:val="28"/>
-              </w:rPr>
-              <w:t>-;</w:t>
-            </w:r>
-            <w:proofErr w:type="spellStart"/>
-            <w:r>
-              <w:rPr>
-                <w:sz w:val="28"/>
-                <w:szCs w:val="28"/>
-              </w:rPr>
-              <w:t>плу</w:t>
-            </w:r>
-            <w:proofErr w:type="spellEnd"/>
-            <w:r>
-              <w:rPr>
-                <w:sz w:val="28"/>
-                <w:szCs w:val="28"/>
-              </w:rPr>
-              <w:t>/</w:t>
+              <w:t>Тулёзх-;плу/</w:t>
             </w:r>
           </w:p>
         </w:tc>
@@ -3482,21 +3479,12 @@
                 <w:szCs w:val="28"/>
               </w:rPr>
             </w:pPr>
-            <w:proofErr w:type="spellStart"/>
             <w:r>
               <w:rPr>
                 <w:sz w:val="28"/>
                 <w:szCs w:val="28"/>
               </w:rPr>
-              <w:t>Ifmmp</w:t>
-            </w:r>
-            <w:proofErr w:type="spellEnd"/>
-            <w:r>
-              <w:rPr>
-                <w:sz w:val="28"/>
-                <w:szCs w:val="28"/>
-              </w:rPr>
-              <w:t>+</w:t>
+              <w:t>Ifmmp+</w:t>
             </w:r>
             <w:r>
               <w:rPr>
@@ -3616,7 +3604,6 @@
                 <w:szCs w:val="28"/>
               </w:rPr>
             </w:pPr>
-            <w:proofErr w:type="spellStart"/>
             <w:r>
               <w:rPr>
                 <w:rFonts w:ascii="Yu Gothic" w:eastAsia="Yu Gothic" w:hAnsi="Yu Gothic" w:cs="Yu Gothic" w:hint="eastAsia"/>
@@ -3626,7 +3613,6 @@
               </w:rPr>
               <w:t>你好</w:t>
             </w:r>
-            <w:proofErr w:type="spellEnd"/>
             <w:r>
               <w:rPr>
                 <w:rFonts w:ascii="Yu Gothic" w:eastAsia="Yu Gothic" w:hAnsi="Yu Gothic" w:cs="Yu Gothic" w:hint="eastAsia"/>
@@ -3635,7 +3621,6 @@
               </w:rPr>
               <w:t xml:space="preserve">, </w:t>
             </w:r>
-            <w:proofErr w:type="spellStart"/>
             <w:r>
               <w:rPr>
                 <w:rFonts w:ascii="Yu Gothic" w:eastAsia="Yu Gothic" w:hAnsi="Yu Gothic" w:cs="Yu Gothic" w:hint="eastAsia"/>
@@ -3645,7 +3630,6 @@
               </w:rPr>
               <w:t>世界</w:t>
             </w:r>
-            <w:proofErr w:type="spellEnd"/>
             <w:r>
               <w:rPr>
                 <w:rFonts w:ascii="Yu Gothic" w:eastAsia="Yu Gothic" w:hAnsi="Yu Gothic" w:cs="Yu Gothic" w:hint="eastAsia"/>
@@ -3787,25 +3771,7 @@
                 <w:sz w:val="28"/>
                 <w:szCs w:val="28"/>
               </w:rPr>
-              <w:t xml:space="preserve">E:\Мой </w:t>
-            </w:r>
-            <w:proofErr w:type="spellStart"/>
-            <w:r>
-              <w:rPr>
-                <w:rFonts w:eastAsia="Yu Gothic"/>
-                <w:sz w:val="28"/>
-                <w:szCs w:val="28"/>
-              </w:rPr>
-              <w:t>дарагооой</w:t>
-            </w:r>
-            <w:proofErr w:type="spellEnd"/>
-            <w:r>
-              <w:rPr>
-                <w:rFonts w:eastAsia="Yu Gothic"/>
-                <w:sz w:val="28"/>
-                <w:szCs w:val="28"/>
-              </w:rPr>
-              <w:t xml:space="preserve"> дневник\Секретная мысль №1.</w:t>
+              <w:t>E:\Мой дарагооой дневник\Секретная мысль №1.</w:t>
             </w:r>
             <w:r>
               <w:rPr>
@@ -4216,39 +4182,7 @@
           <w:sz w:val="28"/>
           <w:szCs w:val="28"/>
         </w:rPr>
-        <w:t>Дешифрование в проектируемой системе является обратной операцией шифрования. Для получения исходного текста из шифрованного текста программа должна сдвигать каждый символ алфавита на N позиций влево, где N − это тот же ключ, который использовался для шифрования. Цикличность алфавита также соблюдается. Например, для зашифрованного текста «</w:t>
-      </w:r>
-      <w:proofErr w:type="spellStart"/>
-      <w:r>
-        <w:rPr>
-          <w:sz w:val="28"/>
-          <w:szCs w:val="28"/>
-        </w:rPr>
-        <w:t>Тулёзх</w:t>
-      </w:r>
-      <w:proofErr w:type="spellEnd"/>
-      <w:r>
-        <w:rPr>
-          <w:sz w:val="28"/>
-          <w:szCs w:val="28"/>
-        </w:rPr>
-        <w:t>-;</w:t>
-      </w:r>
-      <w:proofErr w:type="spellStart"/>
-      <w:r>
-        <w:rPr>
-          <w:sz w:val="28"/>
-          <w:szCs w:val="28"/>
-        </w:rPr>
-        <w:t>плу</w:t>
-      </w:r>
-      <w:proofErr w:type="spellEnd"/>
-      <w:r>
-        <w:rPr>
-          <w:sz w:val="28"/>
-          <w:szCs w:val="28"/>
-        </w:rPr>
-        <w:t>/», полученного в примере из описания прошлой задачи, при ключе N=3 результатом дешифрования будет «Привет, мир!».</w:t>
+        <w:t>Дешифрование в проектируемой системе является обратной операцией шифрования. Для получения исходного текста из шифрованного текста программа должна сдвигать каждый символ алфавита на N позиций влево, где N − это тот же ключ, который использовался для шифрования. Цикличность алфавита также соблюдается. Например, для зашифрованного текста «Тулёзх-;плу/», полученного в примере из описания прошлой задачи, при ключе N=3 результатом дешифрования будет «Привет, мир!».</w:t>
       </w:r>
     </w:p>
     <w:p>
@@ -4286,21 +4220,12 @@
         </w:rPr>
         <w:t xml:space="preserve">Также, как и раньше, подразумеваются ограничения по вводимому тексту. Программное средство корректно обрабатывает </w:t>
       </w:r>
-      <w:proofErr w:type="gramStart"/>
-      <w:r>
-        <w:rPr>
-          <w:sz w:val="28"/>
-          <w:szCs w:val="28"/>
-        </w:rPr>
-        <w:t>символы</w:t>
-      </w:r>
-      <w:proofErr w:type="gramEnd"/>
-      <w:r>
-        <w:rPr>
-          <w:sz w:val="28"/>
-          <w:szCs w:val="28"/>
-        </w:rPr>
-        <w:t xml:space="preserve"> представленные в </w:t>
+      <w:r>
+        <w:rPr>
+          <w:sz w:val="28"/>
+          <w:szCs w:val="28"/>
+        </w:rPr>
+        <w:t xml:space="preserve">символы представленные в </w:t>
       </w:r>
       <w:r>
         <w:rPr>
@@ -4519,7 +4444,14 @@
           <w:sz w:val="28"/>
           <w:szCs w:val="28"/>
         </w:rPr>
-        <w:t>исходный текст (то, что пользователь ввёл или загрузил из файла).</w:t>
+        <w:t>исходный текст (то, что пользователь ввёл или загрузил из файла)</w:t>
+      </w:r>
+      <w:r>
+        <w:rPr>
+          <w:sz w:val="28"/>
+          <w:szCs w:val="28"/>
+        </w:rPr>
+        <w:t>;</w:t>
       </w:r>
     </w:p>
     <w:p>
@@ -4542,7 +4474,14 @@
           <w:sz w:val="28"/>
           <w:szCs w:val="28"/>
         </w:rPr>
-        <w:t>результат работы программы (зашифрованный или расшифрованный текст).</w:t>
+        <w:t>результат работы программы (зашифрованный или расшифрованный текст)</w:t>
+      </w:r>
+      <w:r>
+        <w:rPr>
+          <w:sz w:val="28"/>
+          <w:szCs w:val="28"/>
+        </w:rPr>
+        <w:t>;</w:t>
       </w:r>
     </w:p>
     <w:p>
@@ -4583,29 +4522,7 @@
           <w:sz w:val="28"/>
           <w:szCs w:val="28"/>
         </w:rPr>
-        <w:t xml:space="preserve"> Также, система должна генерировать уникальное имя файла, чтобы не перезаписывать предыдущие результаты. Например, с использованием текущей даты и времени:</w:t>
-      </w:r>
-      <w:r>
-        <w:rPr>
-          <w:sz w:val="28"/>
-          <w:szCs w:val="28"/>
-        </w:rPr>
-        <w:t xml:space="preserve"> result_2026-04-01_14-34-00.</w:t>
-      </w:r>
-      <w:r>
-        <w:rPr>
-          <w:sz w:val="28"/>
-          <w:szCs w:val="28"/>
-          <w:lang w:val="en-US"/>
-        </w:rPr>
-        <w:t>txt</w:t>
-      </w:r>
-      <w:r>
-        <w:rPr>
-          <w:sz w:val="28"/>
-          <w:szCs w:val="28"/>
-        </w:rPr>
-        <w:t>. Файл должен сохраняться по адресу, выбранному пользователем).</w:t>
+        <w:t xml:space="preserve"> Файл должен сохраняться по адресу, выбранному пользователем).</w:t>
       </w:r>
     </w:p>
     <w:p>
@@ -4792,15 +4709,7 @@
           <w:sz w:val="28"/>
           <w:szCs w:val="28"/>
         </w:rPr>
-        <w:t xml:space="preserve">Вывод.  При Шифровке\Дешифровке результат будет выведен на экран. </w:t>
-      </w:r>
-      <w:r>
-        <w:rPr>
-          <w:sz w:val="28"/>
-          <w:szCs w:val="28"/>
-        </w:rPr>
-        <w:lastRenderedPageBreak/>
-        <w:t xml:space="preserve">Также результат может быть выведен в качестве </w:t>
+        <w:t xml:space="preserve">Вывод.  При Шифровке\Дешифровке результат будет выведен на экран. Также результат может быть выведен в качестве </w:t>
       </w:r>
       <w:r>
         <w:rPr>
@@ -5282,7 +5191,6 @@
         </w:rPr>
         <w:t xml:space="preserve"> </w:t>
       </w:r>
-      <w:proofErr w:type="spellStart"/>
       <w:r>
         <w:rPr>
           <w:sz w:val="28"/>
@@ -5291,7 +5199,6 @@
         </w:rPr>
         <w:t>alphabet</w:t>
       </w:r>
-      <w:proofErr w:type="spellEnd"/>
       <w:r>
         <w:rPr>
           <w:sz w:val="28"/>
@@ -5340,7 +5247,6 @@
         </w:rPr>
         <w:t xml:space="preserve"> </w:t>
       </w:r>
-      <w:proofErr w:type="spellStart"/>
       <w:r>
         <w:rPr>
           <w:sz w:val="28"/>
@@ -5349,7 +5255,6 @@
         </w:rPr>
         <w:t>cipher</w:t>
       </w:r>
-      <w:proofErr w:type="spellEnd"/>
       <w:r>
         <w:rPr>
           <w:sz w:val="28"/>
@@ -5398,7 +5303,6 @@
         </w:rPr>
         <w:t xml:space="preserve"> </w:t>
       </w:r>
-      <w:proofErr w:type="spellStart"/>
       <w:r>
         <w:rPr>
           <w:sz w:val="28"/>
@@ -5407,7 +5311,6 @@
         </w:rPr>
         <w:t>inputOutput</w:t>
       </w:r>
-      <w:proofErr w:type="spellEnd"/>
       <w:r>
         <w:rPr>
           <w:sz w:val="28"/>
@@ -5755,7 +5658,6 @@
         </w:rPr>
         <w:t xml:space="preserve"> </w:t>
       </w:r>
-      <w:proofErr w:type="spellStart"/>
       <w:r>
         <w:rPr>
           <w:sz w:val="28"/>
@@ -5763,7 +5665,6 @@
         </w:rPr>
         <w:t>AlphabetToolStripButton</w:t>
       </w:r>
-      <w:proofErr w:type="spellEnd"/>
       <w:r>
         <w:rPr>
           <w:sz w:val="28"/>
@@ -5998,7 +5899,6 @@
           <w:szCs w:val="28"/>
         </w:rPr>
       </w:pPr>
-      <w:proofErr w:type="gramStart"/>
       <w:r>
         <w:rPr>
           <w:sz w:val="28"/>
@@ -6012,15 +5912,7 @@
           <w:sz w:val="28"/>
           <w:szCs w:val="28"/>
         </w:rPr>
-        <w:t>(</w:t>
-      </w:r>
-      <w:proofErr w:type="gramEnd"/>
-      <w:r>
-        <w:rPr>
-          <w:sz w:val="28"/>
-          <w:szCs w:val="28"/>
-        </w:rPr>
-        <w:t>) – Конструктор.</w:t>
+        <w:t>() – Конструктор.</w:t>
       </w:r>
     </w:p>
     <w:p>
@@ -6035,7 +5927,6 @@
           <w:szCs w:val="28"/>
         </w:rPr>
       </w:pPr>
-      <w:proofErr w:type="gramStart"/>
       <w:r>
         <w:rPr>
           <w:sz w:val="28"/>
@@ -6044,7 +5935,6 @@
         </w:rPr>
         <w:t>void</w:t>
       </w:r>
-      <w:proofErr w:type="gramEnd"/>
       <w:r>
         <w:rPr>
           <w:sz w:val="28"/>
@@ -6226,7 +6116,6 @@
           <w:lang w:val="en-US"/>
         </w:rPr>
       </w:pPr>
-      <w:proofErr w:type="gramStart"/>
       <w:r>
         <w:rPr>
           <w:sz w:val="28"/>
@@ -6234,16 +6123,7 @@
           <w:lang w:val="en-US"/>
         </w:rPr>
         <w:lastRenderedPageBreak/>
-        <w:t>void</w:t>
-      </w:r>
-      <w:proofErr w:type="gramEnd"/>
-      <w:r>
-        <w:rPr>
-          <w:sz w:val="28"/>
-          <w:szCs w:val="28"/>
-          <w:lang w:val="en-US"/>
-        </w:rPr>
-        <w:t xml:space="preserve"> ExportToolStripButton_Click(object sender, EventArgs e) – </w:t>
+        <w:t xml:space="preserve">void ExportToolStripButton_Click(object sender, EventArgs e) – </w:t>
       </w:r>
       <w:r>
         <w:rPr>
@@ -6334,23 +6214,13 @@
           <w:lang w:val="en-US"/>
         </w:rPr>
       </w:pPr>
-      <w:proofErr w:type="gramStart"/>
-      <w:r>
-        <w:rPr>
-          <w:sz w:val="28"/>
-          <w:szCs w:val="28"/>
-          <w:lang w:val="en-US"/>
-        </w:rPr>
-        <w:t>void</w:t>
-      </w:r>
-      <w:proofErr w:type="gramEnd"/>
-      <w:r>
-        <w:rPr>
-          <w:sz w:val="28"/>
-          <w:szCs w:val="28"/>
-          <w:lang w:val="en-US"/>
-        </w:rPr>
-        <w:t xml:space="preserve"> CipherToolStripButton_Click(object sender, EventArgs e) – </w:t>
+      <w:r>
+        <w:rPr>
+          <w:sz w:val="28"/>
+          <w:szCs w:val="28"/>
+          <w:lang w:val="en-US"/>
+        </w:rPr>
+        <w:t xml:space="preserve">void CipherToolStripButton_Click(object sender, EventArgs e) – </w:t>
       </w:r>
       <w:r>
         <w:rPr>
@@ -6441,23 +6311,13 @@
           <w:lang w:val="en-US"/>
         </w:rPr>
       </w:pPr>
-      <w:proofErr w:type="gramStart"/>
-      <w:r>
-        <w:rPr>
-          <w:sz w:val="28"/>
-          <w:szCs w:val="28"/>
-          <w:lang w:val="en-US"/>
-        </w:rPr>
-        <w:t>void</w:t>
-      </w:r>
-      <w:proofErr w:type="gramEnd"/>
-      <w:r>
-        <w:rPr>
-          <w:sz w:val="28"/>
-          <w:szCs w:val="28"/>
-          <w:lang w:val="en-US"/>
-        </w:rPr>
-        <w:t xml:space="preserve"> DecipherToolStripButton_Click(object sender, EventArgs e) – </w:t>
+      <w:r>
+        <w:rPr>
+          <w:sz w:val="28"/>
+          <w:szCs w:val="28"/>
+          <w:lang w:val="en-US"/>
+        </w:rPr>
+        <w:t xml:space="preserve">void DecipherToolStripButton_Click(object sender, EventArgs e) – </w:t>
       </w:r>
       <w:r>
         <w:rPr>
@@ -6548,23 +6408,13 @@
           <w:lang w:val="en-US"/>
         </w:rPr>
       </w:pPr>
-      <w:proofErr w:type="gramStart"/>
-      <w:r>
-        <w:rPr>
-          <w:sz w:val="28"/>
-          <w:szCs w:val="28"/>
-          <w:lang w:val="en-US"/>
-        </w:rPr>
-        <w:t>void</w:t>
-      </w:r>
-      <w:proofErr w:type="gramEnd"/>
-      <w:r>
-        <w:rPr>
-          <w:sz w:val="28"/>
-          <w:szCs w:val="28"/>
-          <w:lang w:val="en-US"/>
-        </w:rPr>
-        <w:t xml:space="preserve"> ClearToolStripButton_Click(object sender, EventArgs e) – </w:t>
+      <w:r>
+        <w:rPr>
+          <w:sz w:val="28"/>
+          <w:szCs w:val="28"/>
+          <w:lang w:val="en-US"/>
+        </w:rPr>
+        <w:t xml:space="preserve">void ClearToolStripButton_Click(object sender, EventArgs e) – </w:t>
       </w:r>
       <w:r>
         <w:rPr>
@@ -6706,25 +6556,7 @@
           <w:szCs w:val="28"/>
           <w:lang w:val="en-US"/>
         </w:rPr>
-        <w:t xml:space="preserve">void </w:t>
-      </w:r>
-      <w:proofErr w:type="spellStart"/>
-      <w:r>
-        <w:rPr>
-          <w:sz w:val="28"/>
-          <w:szCs w:val="28"/>
-          <w:lang w:val="en-US"/>
-        </w:rPr>
-        <w:t>AlphabetToolStripButton_Click</w:t>
-      </w:r>
-      <w:proofErr w:type="spellEnd"/>
-      <w:r>
-        <w:rPr>
-          <w:sz w:val="28"/>
-          <w:szCs w:val="28"/>
-          <w:lang w:val="en-US"/>
-        </w:rPr>
-        <w:t xml:space="preserve">(object sender, EventArgs e) </w:t>
+        <w:t xml:space="preserve">void AlphabetToolStripButton_Click(object sender, EventArgs e) </w:t>
       </w:r>
       <w:r>
         <w:rPr>
@@ -8128,7 +7960,6 @@
         </w:rPr>
         <w:t xml:space="preserve"> </w:t>
       </w:r>
-      <w:proofErr w:type="spellStart"/>
       <w:r>
         <w:rPr>
           <w:sz w:val="28"/>
@@ -8137,7 +7968,6 @@
         </w:rPr>
         <w:t>Alphabet</w:t>
       </w:r>
-      <w:proofErr w:type="spellEnd"/>
       <w:r>
         <w:rPr>
           <w:sz w:val="28"/>
@@ -8217,7 +8047,6 @@
         </w:rPr>
         <w:t xml:space="preserve"> </w:t>
       </w:r>
-      <w:proofErr w:type="spellStart"/>
       <w:r>
         <w:rPr>
           <w:sz w:val="28"/>
@@ -8226,7 +8055,6 @@
         </w:rPr>
         <w:t>alphabet</w:t>
       </w:r>
-      <w:proofErr w:type="spellEnd"/>
       <w:r>
         <w:rPr>
           <w:sz w:val="28"/>
@@ -8491,35 +8319,6 @@
         <w:ind w:firstLine="709"/>
         <w:jc w:val="both"/>
         <w:rPr>
-          <w:sz w:val="28"/>
-          <w:szCs w:val="28"/>
-        </w:rPr>
-      </w:pPr>
-      <w:r>
-        <w:rPr>
-          <w:sz w:val="28"/>
-          <w:szCs w:val="28"/>
-        </w:rPr>
-        <w:t>…</w:t>
-      </w:r>
-    </w:p>
-    <w:p>
-      <w:pPr>
-        <w:spacing w:line="360" w:lineRule="auto"/>
-        <w:ind w:firstLine="709"/>
-        <w:jc w:val="both"/>
-        <w:rPr>
-          <w:sz w:val="28"/>
-          <w:szCs w:val="28"/>
-        </w:rPr>
-      </w:pPr>
-    </w:p>
-    <w:p>
-      <w:pPr>
-        <w:spacing w:line="360" w:lineRule="auto"/>
-        <w:ind w:firstLine="709"/>
-        <w:jc w:val="both"/>
-        <w:rPr>
           <w:b/>
           <w:sz w:val="28"/>
           <w:szCs w:val="28"/>
@@ -8531,6 +8330,460 @@
           <w:sz w:val="28"/>
           <w:szCs w:val="28"/>
         </w:rPr>
+        <w:t>Класс AnimationForm</w:t>
+      </w:r>
+    </w:p>
+    <w:p>
+      <w:pPr>
+        <w:spacing w:line="360" w:lineRule="auto"/>
+        <w:ind w:firstLine="709"/>
+        <w:jc w:val="both"/>
+        <w:rPr>
+          <w:b/>
+          <w:sz w:val="28"/>
+          <w:szCs w:val="28"/>
+        </w:rPr>
+      </w:pPr>
+      <w:r>
+        <w:rPr>
+          <w:b/>
+          <w:sz w:val="28"/>
+          <w:szCs w:val="28"/>
+        </w:rPr>
+        <w:t>Поля и свойства:</w:t>
+      </w:r>
+    </w:p>
+    <w:p>
+      <w:pPr>
+        <w:spacing w:line="360" w:lineRule="auto"/>
+        <w:ind w:firstLine="709"/>
+        <w:jc w:val="both"/>
+        <w:rPr>
+          <w:sz w:val="28"/>
+          <w:szCs w:val="28"/>
+        </w:rPr>
+      </w:pPr>
+      <w:r>
+        <w:rPr>
+          <w:sz w:val="28"/>
+          <w:szCs w:val="28"/>
+          <w:lang w:val="en-US"/>
+        </w:rPr>
+        <w:t>string text_</w:t>
+      </w:r>
+      <w:r>
+        <w:rPr>
+          <w:sz w:val="28"/>
+          <w:szCs w:val="28"/>
+          <w:lang w:val="en-US"/>
+        </w:rPr>
+        <w:t xml:space="preserve"> </w:t>
+      </w:r>
+      <w:r>
+        <w:rPr>
+          <w:sz w:val="28"/>
+          <w:szCs w:val="28"/>
+        </w:rPr>
+        <w:t>–</w:t>
+      </w:r>
+      <w:r>
+        <w:rPr>
+          <w:sz w:val="28"/>
+          <w:szCs w:val="28"/>
+        </w:rPr>
+        <w:t xml:space="preserve"> содержит текст.</w:t>
+      </w:r>
+    </w:p>
+    <w:p>
+      <w:pPr>
+        <w:spacing w:line="360" w:lineRule="auto"/>
+        <w:ind w:firstLine="709"/>
+        <w:jc w:val="both"/>
+        <w:rPr>
+          <w:sz w:val="28"/>
+          <w:szCs w:val="28"/>
+          <w:lang w:val="en-US"/>
+        </w:rPr>
+      </w:pPr>
+      <w:r>
+        <w:rPr>
+          <w:sz w:val="28"/>
+          <w:szCs w:val="28"/>
+          <w:lang w:val="en-US"/>
+        </w:rPr>
+        <w:t>int key_</w:t>
+      </w:r>
+      <w:r>
+        <w:rPr>
+          <w:sz w:val="28"/>
+          <w:szCs w:val="28"/>
+          <w:lang w:val="en-US"/>
+        </w:rPr>
+        <w:t xml:space="preserve"> </w:t>
+      </w:r>
+      <w:r>
+        <w:rPr>
+          <w:sz w:val="28"/>
+          <w:szCs w:val="28"/>
+          <w:lang w:val="en-US"/>
+        </w:rPr>
+        <w:t>–</w:t>
+      </w:r>
+      <w:r>
+        <w:rPr>
+          <w:sz w:val="28"/>
+          <w:szCs w:val="28"/>
+          <w:lang w:val="en-US"/>
+        </w:rPr>
+        <w:t xml:space="preserve"> </w:t>
+      </w:r>
+      <w:r>
+        <w:rPr>
+          <w:sz w:val="28"/>
+          <w:szCs w:val="28"/>
+        </w:rPr>
+        <w:t>содержит</w:t>
+      </w:r>
+      <w:r>
+        <w:rPr>
+          <w:sz w:val="28"/>
+          <w:szCs w:val="28"/>
+          <w:lang w:val="en-US"/>
+        </w:rPr>
+        <w:t xml:space="preserve"> </w:t>
+      </w:r>
+      <w:r>
+        <w:rPr>
+          <w:sz w:val="28"/>
+          <w:szCs w:val="28"/>
+        </w:rPr>
+        <w:t>ключ</w:t>
+      </w:r>
+      <w:r>
+        <w:rPr>
+          <w:sz w:val="28"/>
+          <w:szCs w:val="28"/>
+          <w:lang w:val="en-US"/>
+        </w:rPr>
+        <w:t>.</w:t>
+      </w:r>
+    </w:p>
+    <w:p>
+      <w:pPr>
+        <w:spacing w:line="360" w:lineRule="auto"/>
+        <w:ind w:firstLine="709"/>
+        <w:jc w:val="both"/>
+        <w:rPr>
+          <w:sz w:val="28"/>
+          <w:szCs w:val="28"/>
+        </w:rPr>
+      </w:pPr>
+      <w:r>
+        <w:rPr>
+          <w:sz w:val="28"/>
+          <w:szCs w:val="28"/>
+          <w:lang w:val="en-US"/>
+        </w:rPr>
+        <w:t xml:space="preserve">string operation_ – </w:t>
+      </w:r>
+      <w:r>
+        <w:rPr>
+          <w:sz w:val="28"/>
+          <w:szCs w:val="28"/>
+        </w:rPr>
+        <w:t>содержит</w:t>
+      </w:r>
+      <w:r>
+        <w:rPr>
+          <w:sz w:val="28"/>
+          <w:szCs w:val="28"/>
+          <w:lang w:val="en-US"/>
+        </w:rPr>
+        <w:t xml:space="preserve"> </w:t>
+      </w:r>
+      <w:r>
+        <w:rPr>
+          <w:sz w:val="28"/>
+          <w:szCs w:val="28"/>
+        </w:rPr>
+        <w:t>тип</w:t>
+      </w:r>
+      <w:r>
+        <w:rPr>
+          <w:sz w:val="28"/>
+          <w:szCs w:val="28"/>
+          <w:lang w:val="en-US"/>
+        </w:rPr>
+        <w:t xml:space="preserve"> </w:t>
+      </w:r>
+      <w:r>
+        <w:rPr>
+          <w:sz w:val="28"/>
+          <w:szCs w:val="28"/>
+        </w:rPr>
+        <w:t>операции.</w:t>
+      </w:r>
+    </w:p>
+    <w:p>
+      <w:pPr>
+        <w:spacing w:line="360" w:lineRule="auto"/>
+        <w:ind w:firstLine="709"/>
+        <w:jc w:val="both"/>
+        <w:rPr>
+          <w:sz w:val="28"/>
+          <w:szCs w:val="28"/>
+        </w:rPr>
+      </w:pPr>
+      <w:r>
+        <w:rPr>
+          <w:sz w:val="28"/>
+          <w:szCs w:val="28"/>
+        </w:rPr>
+        <w:t>Alphabet alphabet_</w:t>
+      </w:r>
+      <w:r>
+        <w:rPr>
+          <w:sz w:val="28"/>
+          <w:szCs w:val="28"/>
+          <w:lang w:val="en-US"/>
+        </w:rPr>
+        <w:t xml:space="preserve"> – </w:t>
+      </w:r>
+      <w:r>
+        <w:rPr>
+          <w:sz w:val="28"/>
+          <w:szCs w:val="28"/>
+        </w:rPr>
+        <w:t>содержит</w:t>
+      </w:r>
+      <w:r>
+        <w:rPr>
+          <w:sz w:val="28"/>
+          <w:szCs w:val="28"/>
+        </w:rPr>
+        <w:t xml:space="preserve"> алфавит.</w:t>
+      </w:r>
+    </w:p>
+    <w:p>
+      <w:pPr>
+        <w:widowControl/>
+        <w:autoSpaceDE/>
+        <w:spacing w:after="160" w:line="256" w:lineRule="auto"/>
+        <w:ind w:firstLine="709"/>
+        <w:jc w:val="both"/>
+        <w:rPr>
+          <w:b/>
+          <w:bCs/>
+          <w:sz w:val="28"/>
+          <w:szCs w:val="28"/>
+        </w:rPr>
+      </w:pPr>
+      <w:r>
+        <w:rPr>
+          <w:b/>
+          <w:bCs/>
+          <w:sz w:val="28"/>
+          <w:szCs w:val="28"/>
+        </w:rPr>
+        <w:t>Элементы управления:</w:t>
+      </w:r>
+    </w:p>
+    <w:p>
+      <w:pPr>
+        <w:widowControl/>
+        <w:autoSpaceDE/>
+        <w:spacing w:after="160" w:line="256" w:lineRule="auto"/>
+        <w:ind w:firstLine="709"/>
+        <w:jc w:val="both"/>
+        <w:rPr>
+          <w:sz w:val="28"/>
+          <w:szCs w:val="28"/>
+        </w:rPr>
+      </w:pPr>
+      <w:r>
+        <w:rPr>
+          <w:sz w:val="28"/>
+          <w:szCs w:val="28"/>
+          <w:lang w:val="en-US"/>
+        </w:rPr>
+        <w:t>TextBox</w:t>
+      </w:r>
+      <w:r>
+        <w:rPr>
+          <w:sz w:val="28"/>
+          <w:szCs w:val="28"/>
+        </w:rPr>
+        <w:t xml:space="preserve"> </w:t>
+      </w:r>
+      <w:r>
+        <w:rPr>
+          <w:sz w:val="28"/>
+          <w:szCs w:val="28"/>
+          <w:lang w:val="en-US"/>
+        </w:rPr>
+        <w:t>Animation</w:t>
+      </w:r>
+      <w:r>
+        <w:rPr>
+          <w:sz w:val="28"/>
+          <w:szCs w:val="28"/>
+          <w:lang w:val="en-US"/>
+        </w:rPr>
+        <w:t>TextBox</w:t>
+      </w:r>
+      <w:r>
+        <w:rPr>
+          <w:sz w:val="28"/>
+          <w:szCs w:val="28"/>
+        </w:rPr>
+        <w:t xml:space="preserve"> – Поле для </w:t>
+      </w:r>
+      <w:r>
+        <w:rPr>
+          <w:sz w:val="28"/>
+          <w:szCs w:val="28"/>
+        </w:rPr>
+        <w:t>отображения анимации</w:t>
+      </w:r>
+      <w:r>
+        <w:rPr>
+          <w:sz w:val="28"/>
+          <w:szCs w:val="28"/>
+        </w:rPr>
+        <w:t>.</w:t>
+      </w:r>
+    </w:p>
+    <w:p>
+      <w:pPr>
+        <w:widowControl/>
+        <w:autoSpaceDE/>
+        <w:spacing w:after="160" w:line="256" w:lineRule="auto"/>
+        <w:ind w:firstLine="709"/>
+        <w:jc w:val="both"/>
+        <w:rPr>
+          <w:b/>
+          <w:bCs/>
+          <w:sz w:val="28"/>
+          <w:szCs w:val="28"/>
+        </w:rPr>
+      </w:pPr>
+      <w:r>
+        <w:rPr>
+          <w:b/>
+          <w:bCs/>
+          <w:sz w:val="28"/>
+          <w:szCs w:val="28"/>
+        </w:rPr>
+        <w:t>Методы:</w:t>
+      </w:r>
+    </w:p>
+    <w:p>
+      <w:pPr>
+        <w:spacing w:line="360" w:lineRule="auto"/>
+        <w:ind w:firstLine="709"/>
+        <w:jc w:val="both"/>
+        <w:rPr>
+          <w:sz w:val="28"/>
+          <w:szCs w:val="28"/>
+          <w:lang w:val="en-US"/>
+        </w:rPr>
+      </w:pPr>
+      <w:r>
+        <w:rPr>
+          <w:sz w:val="28"/>
+          <w:szCs w:val="28"/>
+          <w:lang w:val="en-US"/>
+        </w:rPr>
+        <w:t xml:space="preserve">AnimationForm(string text, int key, string operation, Alphabet alphabet) – </w:t>
+      </w:r>
+      <w:r>
+        <w:rPr>
+          <w:sz w:val="28"/>
+          <w:szCs w:val="28"/>
+        </w:rPr>
+        <w:t>конструктор</w:t>
+      </w:r>
+      <w:r>
+        <w:rPr>
+          <w:sz w:val="28"/>
+          <w:szCs w:val="28"/>
+          <w:lang w:val="en-US"/>
+        </w:rPr>
+        <w:t xml:space="preserve"> </w:t>
+      </w:r>
+      <w:r>
+        <w:rPr>
+          <w:sz w:val="28"/>
+          <w:szCs w:val="28"/>
+        </w:rPr>
+        <w:t>формы</w:t>
+      </w:r>
+      <w:r>
+        <w:rPr>
+          <w:sz w:val="28"/>
+          <w:szCs w:val="28"/>
+          <w:lang w:val="en-US"/>
+        </w:rPr>
+        <w:t>.</w:t>
+      </w:r>
+    </w:p>
+    <w:p>
+      <w:pPr>
+        <w:spacing w:line="360" w:lineRule="auto"/>
+        <w:ind w:firstLine="709"/>
+        <w:jc w:val="both"/>
+        <w:rPr>
+          <w:sz w:val="28"/>
+          <w:szCs w:val="28"/>
+        </w:rPr>
+      </w:pPr>
+      <w:r>
+        <w:rPr>
+          <w:sz w:val="28"/>
+          <w:szCs w:val="28"/>
+        </w:rPr>
+        <w:t>Animation()</w:t>
+      </w:r>
+      <w:r>
+        <w:rPr>
+          <w:sz w:val="28"/>
+          <w:szCs w:val="28"/>
+        </w:rPr>
+        <w:t xml:space="preserve"> </w:t>
+      </w:r>
+      <w:r>
+        <w:rPr>
+          <w:sz w:val="28"/>
+          <w:szCs w:val="28"/>
+        </w:rPr>
+        <w:t xml:space="preserve">– </w:t>
+      </w:r>
+      <w:r>
+        <w:rPr>
+          <w:sz w:val="28"/>
+          <w:szCs w:val="28"/>
+        </w:rPr>
+        <w:t>отображает анимацию на форме.</w:t>
+      </w:r>
+    </w:p>
+    <w:p>
+      <w:pPr>
+        <w:spacing w:line="360" w:lineRule="auto"/>
+        <w:ind w:firstLine="709"/>
+        <w:jc w:val="both"/>
+        <w:rPr>
+          <w:b/>
+          <w:sz w:val="28"/>
+          <w:szCs w:val="28"/>
+        </w:rPr>
+      </w:pPr>
+      <w:r>
+        <w:rPr>
+          <w:b/>
+          <w:sz w:val="28"/>
+          <w:szCs w:val="28"/>
+        </w:rPr>
+        <w:lastRenderedPageBreak/>
         <w:t>Взаимосвязь классов</w:t>
       </w:r>
     </w:p>
@@ -8630,6 +8883,261 @@
           <w:sz w:val="28"/>
           <w:szCs w:val="28"/>
         </w:rPr>
+        <w:t>)</w:t>
+      </w:r>
+      <w:r>
+        <w:rPr>
+          <w:sz w:val="28"/>
+          <w:szCs w:val="28"/>
+        </w:rPr>
+        <w:t xml:space="preserve"> и</w:t>
+      </w:r>
+      <w:r>
+        <w:rPr>
+          <w:sz w:val="28"/>
+          <w:szCs w:val="28"/>
+        </w:rPr>
+        <w:t xml:space="preserve"> «Ввод\Вывод» (</w:t>
+      </w:r>
+      <w:r>
+        <w:rPr>
+          <w:sz w:val="28"/>
+          <w:szCs w:val="28"/>
+          <w:lang w:val="en-US"/>
+        </w:rPr>
+        <w:t>InputOutput</w:t>
+      </w:r>
+      <w:r>
+        <w:rPr>
+          <w:sz w:val="28"/>
+          <w:szCs w:val="28"/>
+        </w:rPr>
+        <w:t>).</w:t>
+      </w:r>
+    </w:p>
+    <w:p>
+      <w:pPr>
+        <w:spacing w:line="360" w:lineRule="auto"/>
+        <w:ind w:firstLine="709"/>
+        <w:jc w:val="both"/>
+        <w:rPr>
+          <w:sz w:val="28"/>
+          <w:szCs w:val="28"/>
+        </w:rPr>
+      </w:pPr>
+      <w:r>
+        <w:rPr>
+          <w:sz w:val="28"/>
+          <w:szCs w:val="28"/>
+        </w:rPr>
+        <w:t>При нажатии кнопки «Импорт» должен появиться диалог выбора файла. Текст из файла заполнит поле ввода текста.</w:t>
+      </w:r>
+    </w:p>
+    <w:p>
+      <w:pPr>
+        <w:spacing w:line="360" w:lineRule="auto"/>
+        <w:ind w:firstLine="709"/>
+        <w:jc w:val="both"/>
+        <w:rPr>
+          <w:sz w:val="28"/>
+          <w:szCs w:val="28"/>
+        </w:rPr>
+      </w:pPr>
+      <w:r>
+        <w:rPr>
+          <w:sz w:val="28"/>
+          <w:szCs w:val="28"/>
+        </w:rPr>
+        <w:t>При нажатии кнопки «Экспорт» должен появиться диалог выбора папки, в которую будет выгружен файл. В выбранной папке будет создан файл, в котором будет текст из поля ввода текста, ключ и текст из поля вывода текста.</w:t>
+      </w:r>
+    </w:p>
+    <w:p>
+      <w:pPr>
+        <w:spacing w:line="360" w:lineRule="auto"/>
+        <w:ind w:firstLine="709"/>
+        <w:jc w:val="both"/>
+        <w:rPr>
+          <w:sz w:val="28"/>
+          <w:szCs w:val="28"/>
+        </w:rPr>
+      </w:pPr>
+      <w:r>
+        <w:rPr>
+          <w:sz w:val="28"/>
+          <w:szCs w:val="28"/>
+        </w:rPr>
+        <w:t>При нажатии кнопки «Зашифровать» текст из поля ввода текста будет зашифрован с использованием ключа из поля ввода ключа. В поле вывода текста будет зашифрованный текст.</w:t>
+      </w:r>
+    </w:p>
+    <w:p>
+      <w:pPr>
+        <w:spacing w:line="360" w:lineRule="auto"/>
+        <w:ind w:firstLine="709"/>
+        <w:jc w:val="both"/>
+        <w:rPr>
+          <w:sz w:val="28"/>
+          <w:szCs w:val="28"/>
+        </w:rPr>
+      </w:pPr>
+      <w:r>
+        <w:rPr>
+          <w:sz w:val="28"/>
+          <w:szCs w:val="28"/>
+        </w:rPr>
+        <w:t>При нажатии кнопки «Расшифровать» текст из поля ввода текста будет расшифрован с использованием ключа из поля ввода ключа. В поле вывода текста будет расшифрованный текст.</w:t>
+      </w:r>
+    </w:p>
+    <w:p>
+      <w:pPr>
+        <w:spacing w:line="360" w:lineRule="auto"/>
+        <w:ind w:firstLine="709"/>
+        <w:jc w:val="both"/>
+        <w:rPr>
+          <w:sz w:val="28"/>
+          <w:szCs w:val="28"/>
+        </w:rPr>
+      </w:pPr>
+      <w:r>
+        <w:rPr>
+          <w:sz w:val="28"/>
+          <w:szCs w:val="28"/>
+        </w:rPr>
+        <w:t>При нажатии кнопки «Очистить поля ввода\вывода» поля ввода и вывода текста будут очищены, а поле ввода ключа будет сброшено до значения «0».</w:t>
+      </w:r>
+    </w:p>
+    <w:p>
+      <w:pPr>
+        <w:spacing w:line="360" w:lineRule="auto"/>
+        <w:ind w:firstLine="709"/>
+        <w:jc w:val="both"/>
+        <w:rPr>
+          <w:sz w:val="28"/>
+          <w:szCs w:val="28"/>
+        </w:rPr>
+      </w:pPr>
+      <w:r>
+        <w:rPr>
+          <w:sz w:val="28"/>
+          <w:szCs w:val="28"/>
+        </w:rPr>
+        <w:t xml:space="preserve">При нажатии кнопки «Алфавит» она изменит цвет, а также </w:t>
+      </w:r>
+      <w:r>
+        <w:rPr>
+          <w:sz w:val="28"/>
+          <w:szCs w:val="28"/>
+        </w:rPr>
+        <w:t>переключит отображение анимации.</w:t>
+      </w:r>
+    </w:p>
+    <w:p>
+      <w:pPr>
+        <w:spacing w:line="360" w:lineRule="auto"/>
+        <w:ind w:firstLine="709"/>
+        <w:jc w:val="both"/>
+        <w:rPr>
+          <w:sz w:val="28"/>
+          <w:szCs w:val="28"/>
+        </w:rPr>
+      </w:pPr>
+      <w:r>
+        <w:rPr>
+          <w:sz w:val="28"/>
+          <w:szCs w:val="28"/>
+        </w:rPr>
+        <w:t>Класс «Шифр» (</w:t>
+      </w:r>
+      <w:r>
+        <w:rPr>
+          <w:sz w:val="28"/>
+          <w:szCs w:val="28"/>
+          <w:lang w:val="en-US"/>
+        </w:rPr>
+        <w:t>Cipher</w:t>
+      </w:r>
+      <w:r>
+        <w:rPr>
+          <w:sz w:val="28"/>
+          <w:szCs w:val="28"/>
+        </w:rPr>
+        <w:t>) использует класс «Алфавит» (</w:t>
+      </w:r>
+      <w:r>
+        <w:rPr>
+          <w:sz w:val="28"/>
+          <w:szCs w:val="28"/>
+          <w:lang w:val="en-US"/>
+        </w:rPr>
+        <w:t>Alphabet</w:t>
+      </w:r>
+      <w:r>
+        <w:rPr>
+          <w:sz w:val="28"/>
+          <w:szCs w:val="28"/>
+        </w:rPr>
+        <w:t>).</w:t>
+      </w:r>
+    </w:p>
+    <w:p>
+      <w:pPr>
+        <w:spacing w:line="360" w:lineRule="auto"/>
+        <w:ind w:firstLine="709"/>
+        <w:jc w:val="both"/>
+        <w:rPr>
+          <w:sz w:val="28"/>
+          <w:szCs w:val="28"/>
+        </w:rPr>
+      </w:pPr>
+      <w:r>
+        <w:rPr>
+          <w:sz w:val="28"/>
+          <w:szCs w:val="28"/>
+        </w:rPr>
+        <w:t>«Главная форма» (</w:t>
+      </w:r>
+      <w:r>
+        <w:rPr>
+          <w:sz w:val="28"/>
+          <w:szCs w:val="28"/>
+          <w:lang w:val="en-US"/>
+        </w:rPr>
+        <w:t>MainForm</w:t>
+      </w:r>
+      <w:r>
+        <w:rPr>
+          <w:sz w:val="28"/>
+          <w:szCs w:val="28"/>
+        </w:rPr>
+        <w:t>) использует классы «Алфавит» (</w:t>
+      </w:r>
+      <w:r>
+        <w:rPr>
+          <w:sz w:val="28"/>
+          <w:szCs w:val="28"/>
+          <w:lang w:val="en-US"/>
+        </w:rPr>
+        <w:t>Alphabet</w:t>
+      </w:r>
+      <w:r>
+        <w:rPr>
+          <w:sz w:val="28"/>
+          <w:szCs w:val="28"/>
+        </w:rPr>
+        <w:t>), «Шифр» (</w:t>
+      </w:r>
+      <w:r>
+        <w:rPr>
+          <w:sz w:val="28"/>
+          <w:szCs w:val="28"/>
+          <w:lang w:val="en-US"/>
+        </w:rPr>
+        <w:t>Cipher</w:t>
+      </w:r>
+      <w:r>
+        <w:rPr>
+          <w:sz w:val="28"/>
+          <w:szCs w:val="28"/>
+        </w:rPr>
         <w:t>) и «Ввод\Вывод» (</w:t>
       </w:r>
       <w:r>
@@ -8645,217 +9153,22 @@
           <w:sz w:val="28"/>
           <w:szCs w:val="28"/>
         </w:rPr>
-        <w:t>).</w:t>
-      </w:r>
-    </w:p>
-    <w:p>
-      <w:pPr>
-        <w:spacing w:line="360" w:lineRule="auto"/>
-        <w:ind w:firstLine="709"/>
-        <w:jc w:val="both"/>
-        <w:rPr>
-          <w:sz w:val="28"/>
-          <w:szCs w:val="28"/>
-        </w:rPr>
-      </w:pPr>
-      <w:r>
-        <w:rPr>
-          <w:sz w:val="28"/>
-          <w:szCs w:val="28"/>
-        </w:rPr>
-        <w:t>При нажатии кнопки «Импорт» должен появиться диалог выбора файла. Текст из файла заполнит поле ввода текста.</w:t>
-      </w:r>
-    </w:p>
-    <w:p>
-      <w:pPr>
-        <w:spacing w:line="360" w:lineRule="auto"/>
-        <w:ind w:firstLine="709"/>
-        <w:jc w:val="both"/>
-        <w:rPr>
-          <w:sz w:val="28"/>
-          <w:szCs w:val="28"/>
-        </w:rPr>
-      </w:pPr>
-      <w:r>
-        <w:rPr>
-          <w:sz w:val="28"/>
-          <w:szCs w:val="28"/>
-        </w:rPr>
-        <w:t>При нажатии кнопки «Экспорт» должен появиться диалог выбора папки, в которую будет выгружен файл. В выбранной папке будет создан файл, в котором будет текст из поля ввода текста, ключ и текст из поля вывода текста.</w:t>
-      </w:r>
-    </w:p>
-    <w:p>
-      <w:pPr>
-        <w:spacing w:line="360" w:lineRule="auto"/>
-        <w:ind w:firstLine="709"/>
-        <w:jc w:val="both"/>
-        <w:rPr>
-          <w:sz w:val="28"/>
-          <w:szCs w:val="28"/>
-        </w:rPr>
-      </w:pPr>
-      <w:r>
-        <w:rPr>
-          <w:sz w:val="28"/>
-          <w:szCs w:val="28"/>
-        </w:rPr>
-        <w:lastRenderedPageBreak/>
-        <w:t>При нажатии кнопки «Зашифровать» текст из поля ввода текста будет зашифрован с использованием ключа из поля ввода ключа. В поле вывода текста будет зашифрованный текст.</w:t>
-      </w:r>
-    </w:p>
-    <w:p>
-      <w:pPr>
-        <w:spacing w:line="360" w:lineRule="auto"/>
-        <w:ind w:firstLine="709"/>
-        <w:jc w:val="both"/>
-        <w:rPr>
-          <w:sz w:val="28"/>
-          <w:szCs w:val="28"/>
-        </w:rPr>
-      </w:pPr>
-      <w:r>
-        <w:rPr>
-          <w:sz w:val="28"/>
-          <w:szCs w:val="28"/>
-        </w:rPr>
-        <w:t>При нажатии кнопки «Расшифровать» текст из поля ввода текста будет расшифрован с использованием ключа из поля ввода ключа. В поле вывода текста будет расшифрованный текст.</w:t>
-      </w:r>
-    </w:p>
-    <w:p>
-      <w:pPr>
-        <w:spacing w:line="360" w:lineRule="auto"/>
-        <w:ind w:firstLine="709"/>
-        <w:jc w:val="both"/>
-        <w:rPr>
-          <w:sz w:val="28"/>
-          <w:szCs w:val="28"/>
-        </w:rPr>
-      </w:pPr>
-      <w:r>
-        <w:rPr>
-          <w:sz w:val="28"/>
-          <w:szCs w:val="28"/>
-        </w:rPr>
-        <w:t>При нажатии кнопки «Очистить поля ввода\вывода» поля ввода и вывода текста будут очищены, а поле ввода ключа будет сброшено до значения «0».</w:t>
-      </w:r>
-    </w:p>
-    <w:p>
-      <w:pPr>
-        <w:spacing w:line="360" w:lineRule="auto"/>
-        <w:ind w:firstLine="709"/>
-        <w:jc w:val="both"/>
-        <w:rPr>
-          <w:sz w:val="28"/>
-          <w:szCs w:val="28"/>
-        </w:rPr>
-      </w:pPr>
-      <w:r>
-        <w:rPr>
-          <w:sz w:val="28"/>
-          <w:szCs w:val="28"/>
-        </w:rPr>
-        <w:t>Класс «Шифр» (</w:t>
-      </w:r>
-      <w:r>
-        <w:rPr>
-          <w:sz w:val="28"/>
-          <w:szCs w:val="28"/>
-          <w:lang w:val="en-US"/>
-        </w:rPr>
-        <w:t>Cipher</w:t>
-      </w:r>
-      <w:r>
-        <w:rPr>
-          <w:sz w:val="28"/>
-          <w:szCs w:val="28"/>
-        </w:rPr>
-        <w:t>) использует класс «Алфавит» (</w:t>
-      </w:r>
-      <w:r>
-        <w:rPr>
-          <w:sz w:val="28"/>
-          <w:szCs w:val="28"/>
-          <w:lang w:val="en-US"/>
-        </w:rPr>
-        <w:t>Alphabet</w:t>
-      </w:r>
-      <w:r>
-        <w:rPr>
-          <w:sz w:val="28"/>
-          <w:szCs w:val="28"/>
-        </w:rPr>
-        <w:t>).</w:t>
-      </w:r>
-    </w:p>
-    <w:p>
-      <w:pPr>
-        <w:spacing w:line="360" w:lineRule="auto"/>
-        <w:ind w:firstLine="709"/>
-        <w:jc w:val="both"/>
-        <w:rPr>
-          <w:sz w:val="28"/>
-          <w:szCs w:val="28"/>
-        </w:rPr>
-      </w:pPr>
-      <w:r>
-        <w:rPr>
-          <w:sz w:val="28"/>
-          <w:szCs w:val="28"/>
-        </w:rPr>
-        <w:t>«Главная форма» (</w:t>
-      </w:r>
-      <w:r>
-        <w:rPr>
-          <w:sz w:val="28"/>
-          <w:szCs w:val="28"/>
-          <w:lang w:val="en-US"/>
-        </w:rPr>
-        <w:t>MainForm</w:t>
-      </w:r>
-      <w:r>
-        <w:rPr>
-          <w:sz w:val="28"/>
-          <w:szCs w:val="28"/>
-        </w:rPr>
-        <w:t>) использует классы «Алфавит» (</w:t>
-      </w:r>
-      <w:r>
-        <w:rPr>
-          <w:sz w:val="28"/>
-          <w:szCs w:val="28"/>
-          <w:lang w:val="en-US"/>
-        </w:rPr>
-        <w:t>Alphabet</w:t>
-      </w:r>
-      <w:r>
-        <w:rPr>
-          <w:sz w:val="28"/>
-          <w:szCs w:val="28"/>
-        </w:rPr>
-        <w:t>), «Шифр» (</w:t>
-      </w:r>
-      <w:r>
-        <w:rPr>
-          <w:sz w:val="28"/>
-          <w:szCs w:val="28"/>
-          <w:lang w:val="en-US"/>
-        </w:rPr>
-        <w:t>Cipher</w:t>
-      </w:r>
-      <w:r>
-        <w:rPr>
-          <w:sz w:val="28"/>
-          <w:szCs w:val="28"/>
-        </w:rPr>
-        <w:t>) и «Ввод\Вывод» (</w:t>
-      </w:r>
-      <w:r>
-        <w:rPr>
-          <w:sz w:val="28"/>
-          <w:szCs w:val="28"/>
-          <w:lang w:val="en-US"/>
-        </w:rPr>
-        <w:t>InputOutput</w:t>
+        <w:t>)</w:t>
+      </w:r>
+      <w:r>
+        <w:rPr>
+          <w:sz w:val="28"/>
+          <w:szCs w:val="28"/>
+        </w:rPr>
+        <w:t xml:space="preserve"> и форму «Анимация» (</w:t>
+      </w:r>
+      <w:r>
+        <w:rPr>
+          <w:sz w:val="28"/>
+          <w:szCs w:val="28"/>
+          <w:lang w:val="en-US"/>
+        </w:rPr>
+        <w:t>Animation</w:t>
       </w:r>
       <w:r>
         <w:rPr>
@@ -8969,6 +9282,7 @@
           <w:szCs w:val="28"/>
           <w:lang w:eastAsia="ru-RU"/>
         </w:rPr>
+        <w:lastRenderedPageBreak/>
         <w:drawing>
           <wp:inline distT="0" distB="0" distL="0" distR="0" wp14:anchorId="604C255D" wp14:editId="1CB02320">
             <wp:extent cx="2471818" cy="3773606"/>
@@ -9389,6 +9703,7 @@
           <w:szCs w:val="28"/>
           <w:lang w:eastAsia="ru-RU"/>
         </w:rPr>
+        <w:lastRenderedPageBreak/>
         <w:drawing>
           <wp:inline distT="0" distB="0" distL="0" distR="0" wp14:anchorId="42E12832" wp14:editId="7555C3F7">
             <wp:extent cx="2573994" cy="3712191"/>
@@ -9494,7 +9809,6 @@
           <w:sz w:val="28"/>
           <w:szCs w:val="28"/>
         </w:rPr>
-        <w:lastRenderedPageBreak/>
         <w:t>Если ключ больше размера алфавита ключ упрощается.</w:t>
       </w:r>
     </w:p>
@@ -10202,7 +10516,21 @@
           <w:sz w:val="28"/>
           <w:szCs w:val="28"/>
         </w:rPr>
-        <w:t xml:space="preserve">Рисунок 5 – Поля и конструктор класса </w:t>
+        <w:t>Рисунок 5 –</w:t>
+      </w:r>
+      <w:r>
+        <w:rPr>
+          <w:sz w:val="28"/>
+          <w:szCs w:val="28"/>
+        </w:rPr>
+        <w:t>К</w:t>
+      </w:r>
+      <w:r>
+        <w:rPr>
+          <w:sz w:val="28"/>
+          <w:szCs w:val="28"/>
+        </w:rPr>
+        <w:t xml:space="preserve">ласс </w:t>
       </w:r>
       <w:r>
         <w:rPr>
@@ -11000,6 +11328,7 @@
       </w:pPr>
       <w:r>
         <w:rPr>
+          <w:noProof/>
           <w:sz w:val="28"/>
           <w:szCs w:val="28"/>
         </w:rPr>
@@ -11039,8 +11368,6 @@
           </wp:inline>
         </w:drawing>
       </w:r>
-      <w:bookmarkStart w:id="0" w:name="_GoBack"/>
-      <w:bookmarkEnd w:id="0"/>
     </w:p>
     <w:p>
       <w:pPr>
@@ -11717,7 +12044,7 @@
 </file>
 
 <file path=word/endnotes.xml><?xml version="1.0" encoding="utf-8"?>
-<w:endnotes xmlns:wpc="http://schemas.microsoft.com/office/word/2010/wordprocessingCanvas" xmlns:cx="http://schemas.microsoft.com/office/drawing/2014/chartex" xmlns:cx1="http://schemas.microsoft.com/office/drawing/2015/9/8/chartex" xmlns:mc="http://schemas.openxmlformats.org/markup-compatibility/2006" xmlns:o="urn:schemas-microsoft-com:office:office" xmlns:r="http://schemas.openxmlformats.org/officeDocument/2006/relationships" xmlns:m="http://schemas.openxmlformats.org/officeDocument/2006/math" xmlns:v="urn:schemas-microsoft-com:vml" xmlns:wp14="http://schemas.microsoft.com/office/word/2010/wordprocessingDrawing" xmlns:wp="http://schemas.openxmlformats.org/drawingml/2006/wordprocessingDrawing" xmlns:w10="urn:schemas-microsoft-com:office:word" xmlns:w="http://schemas.openxmlformats.org/wordprocessingml/2006/main" xmlns:w14="http://schemas.microsoft.com/office/word/2010/wordml" xmlns:w15="http://schemas.microsoft.com/office/word/2012/wordml" xmlns:w16se="http://schemas.microsoft.com/office/word/2015/wordml/symex" xmlns:wpg="http://schemas.microsoft.com/office/word/2010/wordprocessingGroup" xmlns:wpi="http://schemas.microsoft.com/office/word/2010/wordprocessingInk" xmlns:wne="http://schemas.microsoft.com/office/word/2006/wordml" xmlns:wps="http://schemas.microsoft.com/office/word/2010/wordprocessingShape" mc:Ignorable="w14 w15 w16se wp14">
+<w:endnotes xmlns:wpc="http://schemas.microsoft.com/office/word/2010/wordprocessingCanvas" xmlns:cx="http://schemas.microsoft.com/office/drawing/2014/chartex" xmlns:cx1="http://schemas.microsoft.com/office/drawing/2015/9/8/chartex" xmlns:cx2="http://schemas.microsoft.com/office/drawing/2015/10/21/chartex" xmlns:cx3="http://schemas.microsoft.com/office/drawing/2016/5/9/chartex" xmlns:cx4="http://schemas.microsoft.com/office/drawing/2016/5/10/chartex" xmlns:cx5="http://schemas.microsoft.com/office/drawing/2016/5/11/chartex" xmlns:cx6="http://schemas.microsoft.com/office/drawing/2016/5/12/chartex" xmlns:cx7="http://schemas.microsoft.com/office/drawing/2016/5/13/chartex" xmlns:cx8="http://schemas.microsoft.com/office/drawing/2016/5/14/chartex" xmlns:mc="http://schemas.openxmlformats.org/markup-compatibility/2006" xmlns:aink="http://schemas.microsoft.com/office/drawing/2016/ink" xmlns:am3d="http://schemas.microsoft.com/office/drawing/2017/model3d" xmlns:o="urn:schemas-microsoft-com:office:office" xmlns:oel="http://schemas.microsoft.com/office/2019/extlst" xmlns:r="http://schemas.openxmlformats.org/officeDocument/2006/relationships" xmlns:m="http://schemas.openxmlformats.org/officeDocument/2006/math" xmlns:v="urn:schemas-microsoft-com:vml" xmlns:wp14="http://schemas.microsoft.com/office/word/2010/wordprocessingDrawing" xmlns:wp="http://schemas.openxmlformats.org/drawingml/2006/wordprocessingDrawing" xmlns:w10="urn:schemas-microsoft-com:office:word" xmlns:w="http://schemas.openxmlformats.org/wordprocessingml/2006/main" xmlns:w14="http://schemas.microsoft.com/office/word/2010/wordml" xmlns:w15="http://schemas.microsoft.com/office/word/2012/wordml" xmlns:w16cex="http://schemas.microsoft.com/office/word/2018/wordml/cex" xmlns:w16cid="http://schemas.microsoft.com/office/word/2016/wordml/cid" xmlns:w16="http://schemas.microsoft.com/office/word/2018/wordml" xmlns:w16du="http://schemas.microsoft.com/office/word/2023/wordml/word16du" xmlns:w16sdtdh="http://schemas.microsoft.com/office/word/2020/wordml/sdtdatahash" xmlns:w16sdtfl="http://schemas.microsoft.com/office/word/2024/wordml/sdtformatlock" xmlns:w16se="http://schemas.microsoft.com/office/word/2015/wordml/symex" xmlns:wpg="http://schemas.microsoft.com/office/word/2010/wordprocessingGroup" xmlns:wpi="http://schemas.microsoft.com/office/word/2010/wordprocessingInk" xmlns:wne="http://schemas.microsoft.com/office/word/2006/wordml" xmlns:wps="http://schemas.microsoft.com/office/word/2010/wordprocessingShape" mc:Ignorable="w14 w15 w16se w16cid w16 w16cex w16sdtdh w16sdtfl w16du wp14">
   <w:endnote w:type="separator" w:id="-1">
     <w:p>
       <w:r>
@@ -11736,7 +12063,7 @@
 </file>
 
 <file path=word/footer1.xml><?xml version="1.0" encoding="utf-8"?>
-<w:ftr xmlns:wpc="http://schemas.microsoft.com/office/word/2010/wordprocessingCanvas" xmlns:cx="http://schemas.microsoft.com/office/drawing/2014/chartex" xmlns:cx1="http://schemas.microsoft.com/office/drawing/2015/9/8/chartex" xmlns:mc="http://schemas.openxmlformats.org/markup-compatibility/2006" xmlns:o="urn:schemas-microsoft-com:office:office" xmlns:r="http://schemas.openxmlformats.org/officeDocument/2006/relationships" xmlns:m="http://schemas.openxmlformats.org/officeDocument/2006/math" xmlns:v="urn:schemas-microsoft-com:vml" xmlns:wp14="http://schemas.microsoft.com/office/word/2010/wordprocessingDrawing" xmlns:wp="http://schemas.openxmlformats.org/drawingml/2006/wordprocessingDrawing" xmlns:w10="urn:schemas-microsoft-com:office:word" xmlns:w="http://schemas.openxmlformats.org/wordprocessingml/2006/main" xmlns:w14="http://schemas.microsoft.com/office/word/2010/wordml" xmlns:w15="http://schemas.microsoft.com/office/word/2012/wordml" xmlns:w16se="http://schemas.microsoft.com/office/word/2015/wordml/symex" xmlns:wpg="http://schemas.microsoft.com/office/word/2010/wordprocessingGroup" xmlns:wpi="http://schemas.microsoft.com/office/word/2010/wordprocessingInk" xmlns:wne="http://schemas.microsoft.com/office/word/2006/wordml" xmlns:wps="http://schemas.microsoft.com/office/word/2010/wordprocessingShape" mc:Ignorable="w14 w15 w16se wp14">
+<w:ftr xmlns:wpc="http://schemas.microsoft.com/office/word/2010/wordprocessingCanvas" xmlns:cx="http://schemas.microsoft.com/office/drawing/2014/chartex" xmlns:cx1="http://schemas.microsoft.com/office/drawing/2015/9/8/chartex" xmlns:cx2="http://schemas.microsoft.com/office/drawing/2015/10/21/chartex" xmlns:cx3="http://schemas.microsoft.com/office/drawing/2016/5/9/chartex" xmlns:cx4="http://schemas.microsoft.com/office/drawing/2016/5/10/chartex" xmlns:cx5="http://schemas.microsoft.com/office/drawing/2016/5/11/chartex" xmlns:cx6="http://schemas.microsoft.com/office/drawing/2016/5/12/chartex" xmlns:cx7="http://schemas.microsoft.com/office/drawing/2016/5/13/chartex" xmlns:cx8="http://schemas.microsoft.com/office/drawing/2016/5/14/chartex" xmlns:mc="http://schemas.openxmlformats.org/markup-compatibility/2006" xmlns:aink="http://schemas.microsoft.com/office/drawing/2016/ink" xmlns:am3d="http://schemas.microsoft.com/office/drawing/2017/model3d" xmlns:o="urn:schemas-microsoft-com:office:office" xmlns:oel="http://schemas.microsoft.com/office/2019/extlst" xmlns:r="http://schemas.openxmlformats.org/officeDocument/2006/relationships" xmlns:m="http://schemas.openxmlformats.org/officeDocument/2006/math" xmlns:v="urn:schemas-microsoft-com:vml" xmlns:wp14="http://schemas.microsoft.com/office/word/2010/wordprocessingDrawing" xmlns:wp="http://schemas.openxmlformats.org/drawingml/2006/wordprocessingDrawing" xmlns:w10="urn:schemas-microsoft-com:office:word" xmlns:w="http://schemas.openxmlformats.org/wordprocessingml/2006/main" xmlns:w14="http://schemas.microsoft.com/office/word/2010/wordml" xmlns:w15="http://schemas.microsoft.com/office/word/2012/wordml" xmlns:w16cex="http://schemas.microsoft.com/office/word/2018/wordml/cex" xmlns:w16cid="http://schemas.microsoft.com/office/word/2016/wordml/cid" xmlns:w16="http://schemas.microsoft.com/office/word/2018/wordml" xmlns:w16du="http://schemas.microsoft.com/office/word/2023/wordml/word16du" xmlns:w16sdtdh="http://schemas.microsoft.com/office/word/2020/wordml/sdtdatahash" xmlns:w16sdtfl="http://schemas.microsoft.com/office/word/2024/wordml/sdtformatlock" xmlns:w16se="http://schemas.microsoft.com/office/word/2015/wordml/symex" xmlns:wpg="http://schemas.microsoft.com/office/word/2010/wordprocessingGroup" xmlns:wpi="http://schemas.microsoft.com/office/word/2010/wordprocessingInk" xmlns:wne="http://schemas.microsoft.com/office/word/2006/wordml" xmlns:wps="http://schemas.microsoft.com/office/word/2010/wordprocessingShape" mc:Ignorable="w14 w15 w16se w16cid w16 w16cex w16sdtdh w16sdtfl w16du wp14">
   <w:sdt>
     <w:sdtPr>
       <w:id w:val="-572662801"/>
@@ -11745,7 +12072,6 @@
         <w:docPartUnique/>
       </w:docPartObj>
     </w:sdtPr>
-    <w:sdtEndPr/>
     <w:sdtContent>
       <w:p>
         <w:pPr>
@@ -11787,7 +12113,7 @@
 </file>
 
 <file path=word/footnotes.xml><?xml version="1.0" encoding="utf-8"?>
-<w:footnotes xmlns:wpc="http://schemas.microsoft.com/office/word/2010/wordprocessingCanvas" xmlns:cx="http://schemas.microsoft.com/office/drawing/2014/chartex" xmlns:cx1="http://schemas.microsoft.com/office/drawing/2015/9/8/chartex" xmlns:mc="http://schemas.openxmlformats.org/markup-compatibility/2006" xmlns:o="urn:schemas-microsoft-com:office:office" xmlns:r="http://schemas.openxmlformats.org/officeDocument/2006/relationships" xmlns:m="http://schemas.openxmlformats.org/officeDocument/2006/math" xmlns:v="urn:schemas-microsoft-com:vml" xmlns:wp14="http://schemas.microsoft.com/office/word/2010/wordprocessingDrawing" xmlns:wp="http://schemas.openxmlformats.org/drawingml/2006/wordprocessingDrawing" xmlns:w10="urn:schemas-microsoft-com:office:word" xmlns:w="http://schemas.openxmlformats.org/wordprocessingml/2006/main" xmlns:w14="http://schemas.microsoft.com/office/word/2010/wordml" xmlns:w15="http://schemas.microsoft.com/office/word/2012/wordml" xmlns:w16se="http://schemas.microsoft.com/office/word/2015/wordml/symex" xmlns:wpg="http://schemas.microsoft.com/office/word/2010/wordprocessingGroup" xmlns:wpi="http://schemas.microsoft.com/office/word/2010/wordprocessingInk" xmlns:wne="http://schemas.microsoft.com/office/word/2006/wordml" xmlns:wps="http://schemas.microsoft.com/office/word/2010/wordprocessingShape" mc:Ignorable="w14 w15 w16se wp14">
+<w:footnotes xmlns:wpc="http://schemas.microsoft.com/office/word/2010/wordprocessingCanvas" xmlns:cx="http://schemas.microsoft.com/office/drawing/2014/chartex" xmlns:cx1="http://schemas.microsoft.com/office/drawing/2015/9/8/chartex" xmlns:cx2="http://schemas.microsoft.com/office/drawing/2015/10/21/chartex" xmlns:cx3="http://schemas.microsoft.com/office/drawing/2016/5/9/chartex" xmlns:cx4="http://schemas.microsoft.com/office/drawing/2016/5/10/chartex" xmlns:cx5="http://schemas.microsoft.com/office/drawing/2016/5/11/chartex" xmlns:cx6="http://schemas.microsoft.com/office/drawing/2016/5/12/chartex" xmlns:cx7="http://schemas.microsoft.com/office/drawing/2016/5/13/chartex" xmlns:cx8="http://schemas.microsoft.com/office/drawing/2016/5/14/chartex" xmlns:mc="http://schemas.openxmlformats.org/markup-compatibility/2006" xmlns:aink="http://schemas.microsoft.com/office/drawing/2016/ink" xmlns:am3d="http://schemas.microsoft.com/office/drawing/2017/model3d" xmlns:o="urn:schemas-microsoft-com:office:office" xmlns:oel="http://schemas.microsoft.com/office/2019/extlst" xmlns:r="http://schemas.openxmlformats.org/officeDocument/2006/relationships" xmlns:m="http://schemas.openxmlformats.org/officeDocument/2006/math" xmlns:v="urn:schemas-microsoft-com:vml" xmlns:wp14="http://schemas.microsoft.com/office/word/2010/wordprocessingDrawing" xmlns:wp="http://schemas.openxmlformats.org/drawingml/2006/wordprocessingDrawing" xmlns:w10="urn:schemas-microsoft-com:office:word" xmlns:w="http://schemas.openxmlformats.org/wordprocessingml/2006/main" xmlns:w14="http://schemas.microsoft.com/office/word/2010/wordml" xmlns:w15="http://schemas.microsoft.com/office/word/2012/wordml" xmlns:w16cex="http://schemas.microsoft.com/office/word/2018/wordml/cex" xmlns:w16cid="http://schemas.microsoft.com/office/word/2016/wordml/cid" xmlns:w16="http://schemas.microsoft.com/office/word/2018/wordml" xmlns:w16du="http://schemas.microsoft.com/office/word/2023/wordml/word16du" xmlns:w16sdtdh="http://schemas.microsoft.com/office/word/2020/wordml/sdtdatahash" xmlns:w16sdtfl="http://schemas.microsoft.com/office/word/2024/wordml/sdtformatlock" xmlns:w16se="http://schemas.microsoft.com/office/word/2015/wordml/symex" xmlns:wpg="http://schemas.microsoft.com/office/word/2010/wordprocessingGroup" xmlns:wpi="http://schemas.microsoft.com/office/word/2010/wordprocessingInk" xmlns:wne="http://schemas.microsoft.com/office/word/2006/wordml" xmlns:wps="http://schemas.microsoft.com/office/word/2010/wordprocessingShape" mc:Ignorable="w14 w15 w16se w16cid w16 w16cex w16sdtdh w16sdtfl w16du wp14">
   <w:footnote w:type="separator" w:id="-1">
     <w:p>
       <w:r>
@@ -11806,7 +12132,7 @@
 </file>
 
 <file path=word/header1.xml><?xml version="1.0" encoding="utf-8"?>
-<w:hdr xmlns:wpc="http://schemas.microsoft.com/office/word/2010/wordprocessingCanvas" xmlns:cx="http://schemas.microsoft.com/office/drawing/2014/chartex" xmlns:cx1="http://schemas.microsoft.com/office/drawing/2015/9/8/chartex" xmlns:mc="http://schemas.openxmlformats.org/markup-compatibility/2006" xmlns:o="urn:schemas-microsoft-com:office:office" xmlns:r="http://schemas.openxmlformats.org/officeDocument/2006/relationships" xmlns:m="http://schemas.openxmlformats.org/officeDocument/2006/math" xmlns:v="urn:schemas-microsoft-com:vml" xmlns:wp14="http://schemas.microsoft.com/office/word/2010/wordprocessingDrawing" xmlns:wp="http://schemas.openxmlformats.org/drawingml/2006/wordprocessingDrawing" xmlns:w10="urn:schemas-microsoft-com:office:word" xmlns:w="http://schemas.openxmlformats.org/wordprocessingml/2006/main" xmlns:w14="http://schemas.microsoft.com/office/word/2010/wordml" xmlns:w15="http://schemas.microsoft.com/office/word/2012/wordml" xmlns:w16se="http://schemas.microsoft.com/office/word/2015/wordml/symex" xmlns:wpg="http://schemas.microsoft.com/office/word/2010/wordprocessingGroup" xmlns:wpi="http://schemas.microsoft.com/office/word/2010/wordprocessingInk" xmlns:wne="http://schemas.microsoft.com/office/word/2006/wordml" xmlns:wps="http://schemas.microsoft.com/office/word/2010/wordprocessingShape" mc:Ignorable="w14 w15 w16se wp14">
+<w:hdr xmlns:wpc="http://schemas.microsoft.com/office/word/2010/wordprocessingCanvas" xmlns:cx="http://schemas.microsoft.com/office/drawing/2014/chartex" xmlns:cx1="http://schemas.microsoft.com/office/drawing/2015/9/8/chartex" xmlns:cx2="http://schemas.microsoft.com/office/drawing/2015/10/21/chartex" xmlns:cx3="http://schemas.microsoft.com/office/drawing/2016/5/9/chartex" xmlns:cx4="http://schemas.microsoft.com/office/drawing/2016/5/10/chartex" xmlns:cx5="http://schemas.microsoft.com/office/drawing/2016/5/11/chartex" xmlns:cx6="http://schemas.microsoft.com/office/drawing/2016/5/12/chartex" xmlns:cx7="http://schemas.microsoft.com/office/drawing/2016/5/13/chartex" xmlns:cx8="http://schemas.microsoft.com/office/drawing/2016/5/14/chartex" xmlns:mc="http://schemas.openxmlformats.org/markup-compatibility/2006" xmlns:aink="http://schemas.microsoft.com/office/drawing/2016/ink" xmlns:am3d="http://schemas.microsoft.com/office/drawing/2017/model3d" xmlns:o="urn:schemas-microsoft-com:office:office" xmlns:oel="http://schemas.microsoft.com/office/2019/extlst" xmlns:r="http://schemas.openxmlformats.org/officeDocument/2006/relationships" xmlns:m="http://schemas.openxmlformats.org/officeDocument/2006/math" xmlns:v="urn:schemas-microsoft-com:vml" xmlns:wp14="http://schemas.microsoft.com/office/word/2010/wordprocessingDrawing" xmlns:wp="http://schemas.openxmlformats.org/drawingml/2006/wordprocessingDrawing" xmlns:w10="urn:schemas-microsoft-com:office:word" xmlns:w="http://schemas.openxmlformats.org/wordprocessingml/2006/main" xmlns:w14="http://schemas.microsoft.com/office/word/2010/wordml" xmlns:w15="http://schemas.microsoft.com/office/word/2012/wordml" xmlns:w16cex="http://schemas.microsoft.com/office/word/2018/wordml/cex" xmlns:w16cid="http://schemas.microsoft.com/office/word/2016/wordml/cid" xmlns:w16="http://schemas.microsoft.com/office/word/2018/wordml" xmlns:w16du="http://schemas.microsoft.com/office/word/2023/wordml/word16du" xmlns:w16sdtdh="http://schemas.microsoft.com/office/word/2020/wordml/sdtdatahash" xmlns:w16sdtfl="http://schemas.microsoft.com/office/word/2024/wordml/sdtformatlock" xmlns:w16se="http://schemas.microsoft.com/office/word/2015/wordml/symex" xmlns:wpg="http://schemas.microsoft.com/office/word/2010/wordprocessingGroup" xmlns:wpi="http://schemas.microsoft.com/office/word/2010/wordprocessingInk" xmlns:wne="http://schemas.microsoft.com/office/word/2006/wordml" xmlns:wps="http://schemas.microsoft.com/office/word/2010/wordprocessingShape" mc:Ignorable="w14 w15 w16se w16cid w16 w16cex w16sdtdh w16sdtfl w16du wp14">
   <w:p>
     <w:pPr>
       <w:pStyle w:val="a3"/>
@@ -11821,11 +12147,11 @@
 </file>
 
 <file path=word/numbering.xml><?xml version="1.0" encoding="utf-8"?>
-<w:numbering xmlns:wpc="http://schemas.microsoft.com/office/word/2010/wordprocessingCanvas" xmlns:cx="http://schemas.microsoft.com/office/drawing/2014/chartex" xmlns:cx1="http://schemas.microsoft.com/office/drawing/2015/9/8/chartex" xmlns:mc="http://schemas.openxmlformats.org/markup-compatibility/2006" xmlns:o="urn:schemas-microsoft-com:office:office" xmlns:r="http://schemas.openxmlformats.org/officeDocument/2006/relationships" xmlns:m="http://schemas.openxmlformats.org/officeDocument/2006/math" xmlns:v="urn:schemas-microsoft-com:vml" xmlns:wp14="http://schemas.microsoft.com/office/word/2010/wordprocessingDrawing" xmlns:wp="http://schemas.openxmlformats.org/drawingml/2006/wordprocessingDrawing" xmlns:w10="urn:schemas-microsoft-com:office:word" xmlns:w="http://schemas.openxmlformats.org/wordprocessingml/2006/main" xmlns:w14="http://schemas.microsoft.com/office/word/2010/wordml" xmlns:w15="http://schemas.microsoft.com/office/word/2012/wordml" xmlns:w16se="http://schemas.microsoft.com/office/word/2015/wordml/symex" xmlns:wpg="http://schemas.microsoft.com/office/word/2010/wordprocessingGroup" xmlns:wpi="http://schemas.microsoft.com/office/word/2010/wordprocessingInk" xmlns:wne="http://schemas.microsoft.com/office/word/2006/wordml" xmlns:wps="http://schemas.microsoft.com/office/word/2010/wordprocessingShape" mc:Ignorable="w14 w15 w16se wp14">
+<w:numbering xmlns:wpc="http://schemas.microsoft.com/office/word/2010/wordprocessingCanvas" xmlns:cx="http://schemas.microsoft.com/office/drawing/2014/chartex" xmlns:cx1="http://schemas.microsoft.com/office/drawing/2015/9/8/chartex" xmlns:cx2="http://schemas.microsoft.com/office/drawing/2015/10/21/chartex" xmlns:cx3="http://schemas.microsoft.com/office/drawing/2016/5/9/chartex" xmlns:cx4="http://schemas.microsoft.com/office/drawing/2016/5/10/chartex" xmlns:cx5="http://schemas.microsoft.com/office/drawing/2016/5/11/chartex" xmlns:cx6="http://schemas.microsoft.com/office/drawing/2016/5/12/chartex" xmlns:cx7="http://schemas.microsoft.com/office/drawing/2016/5/13/chartex" xmlns:cx8="http://schemas.microsoft.com/office/drawing/2016/5/14/chartex" xmlns:mc="http://schemas.openxmlformats.org/markup-compatibility/2006" xmlns:aink="http://schemas.microsoft.com/office/drawing/2016/ink" xmlns:am3d="http://schemas.microsoft.com/office/drawing/2017/model3d" xmlns:o="urn:schemas-microsoft-com:office:office" xmlns:oel="http://schemas.microsoft.com/office/2019/extlst" xmlns:r="http://schemas.openxmlformats.org/officeDocument/2006/relationships" xmlns:m="http://schemas.openxmlformats.org/officeDocument/2006/math" xmlns:v="urn:schemas-microsoft-com:vml" xmlns:wp14="http://schemas.microsoft.com/office/word/2010/wordprocessingDrawing" xmlns:wp="http://schemas.openxmlformats.org/drawingml/2006/wordprocessingDrawing" xmlns:w10="urn:schemas-microsoft-com:office:word" xmlns:w="http://schemas.openxmlformats.org/wordprocessingml/2006/main" xmlns:w14="http://schemas.microsoft.com/office/word/2010/wordml" xmlns:w15="http://schemas.microsoft.com/office/word/2012/wordml" xmlns:w16cex="http://schemas.microsoft.com/office/word/2018/wordml/cex" xmlns:w16cid="http://schemas.microsoft.com/office/word/2016/wordml/cid" xmlns:w16="http://schemas.microsoft.com/office/word/2018/wordml" xmlns:w16du="http://schemas.microsoft.com/office/word/2023/wordml/word16du" xmlns:w16sdtdh="http://schemas.microsoft.com/office/word/2020/wordml/sdtdatahash" xmlns:w16sdtfl="http://schemas.microsoft.com/office/word/2024/wordml/sdtformatlock" xmlns:w16se="http://schemas.microsoft.com/office/word/2015/wordml/symex" xmlns:wpg="http://schemas.microsoft.com/office/word/2010/wordprocessingGroup" xmlns:wpi="http://schemas.microsoft.com/office/word/2010/wordprocessingInk" xmlns:wne="http://schemas.microsoft.com/office/word/2006/wordml" xmlns:wps="http://schemas.microsoft.com/office/word/2010/wordprocessingShape" mc:Ignorable="w14 w15 w16se w16cid w16 w16cex w16sdtdh w16sdtfl w16du wp14">
   <w:abstractNum w:abstractNumId="0" w15:restartNumberingAfterBreak="0">
-    <w:nsid w:val="0AB8740B"/>
+    <w:nsid w:val="00AC7A0D"/>
     <w:multiLevelType w:val="hybridMultilevel"/>
-    <w:tmpl w:val="822678D6"/>
+    <w:tmpl w:val="50F8B2EC"/>
     <w:lvl w:ilvl="0" w:tplc="04190001">
       <w:start w:val="1"/>
       <w:numFmt w:val="bullet"/>
@@ -11936,6 +12262,119 @@
     </w:lvl>
   </w:abstractNum>
   <w:abstractNum w:abstractNumId="1" w15:restartNumberingAfterBreak="0">
+    <w:nsid w:val="0AB8740B"/>
+    <w:multiLevelType w:val="hybridMultilevel"/>
+    <w:tmpl w:val="822678D6"/>
+    <w:lvl w:ilvl="0" w:tplc="04190001">
+      <w:start w:val="1"/>
+      <w:numFmt w:val="bullet"/>
+      <w:lvlText w:val=""/>
+      <w:lvlJc w:val="left"/>
+      <w:pPr>
+        <w:ind w:left="1429" w:hanging="360"/>
+      </w:pPr>
+      <w:rPr>
+        <w:rFonts w:ascii="Symbol" w:hAnsi="Symbol" w:hint="default"/>
+      </w:rPr>
+    </w:lvl>
+    <w:lvl w:ilvl="1" w:tplc="04190003" w:tentative="1">
+      <w:start w:val="1"/>
+      <w:numFmt w:val="bullet"/>
+      <w:lvlText w:val="o"/>
+      <w:lvlJc w:val="left"/>
+      <w:pPr>
+        <w:ind w:left="2149" w:hanging="360"/>
+      </w:pPr>
+      <w:rPr>
+        <w:rFonts w:ascii="Courier New" w:hAnsi="Courier New" w:cs="Courier New" w:hint="default"/>
+      </w:rPr>
+    </w:lvl>
+    <w:lvl w:ilvl="2" w:tplc="04190005" w:tentative="1">
+      <w:start w:val="1"/>
+      <w:numFmt w:val="bullet"/>
+      <w:lvlText w:val=""/>
+      <w:lvlJc w:val="left"/>
+      <w:pPr>
+        <w:ind w:left="2869" w:hanging="360"/>
+      </w:pPr>
+      <w:rPr>
+        <w:rFonts w:ascii="Wingdings" w:hAnsi="Wingdings" w:hint="default"/>
+      </w:rPr>
+    </w:lvl>
+    <w:lvl w:ilvl="3" w:tplc="04190001" w:tentative="1">
+      <w:start w:val="1"/>
+      <w:numFmt w:val="bullet"/>
+      <w:lvlText w:val=""/>
+      <w:lvlJc w:val="left"/>
+      <w:pPr>
+        <w:ind w:left="3589" w:hanging="360"/>
+      </w:pPr>
+      <w:rPr>
+        <w:rFonts w:ascii="Symbol" w:hAnsi="Symbol" w:hint="default"/>
+      </w:rPr>
+    </w:lvl>
+    <w:lvl w:ilvl="4" w:tplc="04190003" w:tentative="1">
+      <w:start w:val="1"/>
+      <w:numFmt w:val="bullet"/>
+      <w:lvlText w:val="o"/>
+      <w:lvlJc w:val="left"/>
+      <w:pPr>
+        <w:ind w:left="4309" w:hanging="360"/>
+      </w:pPr>
+      <w:rPr>
+        <w:rFonts w:ascii="Courier New" w:hAnsi="Courier New" w:cs="Courier New" w:hint="default"/>
+      </w:rPr>
+    </w:lvl>
+    <w:lvl w:ilvl="5" w:tplc="04190005" w:tentative="1">
+      <w:start w:val="1"/>
+      <w:numFmt w:val="bullet"/>
+      <w:lvlText w:val=""/>
+      <w:lvlJc w:val="left"/>
+      <w:pPr>
+        <w:ind w:left="5029" w:hanging="360"/>
+      </w:pPr>
+      <w:rPr>
+        <w:rFonts w:ascii="Wingdings" w:hAnsi="Wingdings" w:hint="default"/>
+      </w:rPr>
+    </w:lvl>
+    <w:lvl w:ilvl="6" w:tplc="04190001" w:tentative="1">
+      <w:start w:val="1"/>
+      <w:numFmt w:val="bullet"/>
+      <w:lvlText w:val=""/>
+      <w:lvlJc w:val="left"/>
+      <w:pPr>
+        <w:ind w:left="5749" w:hanging="360"/>
+      </w:pPr>
+      <w:rPr>
+        <w:rFonts w:ascii="Symbol" w:hAnsi="Symbol" w:hint="default"/>
+      </w:rPr>
+    </w:lvl>
+    <w:lvl w:ilvl="7" w:tplc="04190003" w:tentative="1">
+      <w:start w:val="1"/>
+      <w:numFmt w:val="bullet"/>
+      <w:lvlText w:val="o"/>
+      <w:lvlJc w:val="left"/>
+      <w:pPr>
+        <w:ind w:left="6469" w:hanging="360"/>
+      </w:pPr>
+      <w:rPr>
+        <w:rFonts w:ascii="Courier New" w:hAnsi="Courier New" w:cs="Courier New" w:hint="default"/>
+      </w:rPr>
+    </w:lvl>
+    <w:lvl w:ilvl="8" w:tplc="04190005" w:tentative="1">
+      <w:start w:val="1"/>
+      <w:numFmt w:val="bullet"/>
+      <w:lvlText w:val=""/>
+      <w:lvlJc w:val="left"/>
+      <w:pPr>
+        <w:ind w:left="7189" w:hanging="360"/>
+      </w:pPr>
+      <w:rPr>
+        <w:rFonts w:ascii="Wingdings" w:hAnsi="Wingdings" w:hint="default"/>
+      </w:rPr>
+    </w:lvl>
+  </w:abstractNum>
+  <w:abstractNum w:abstractNumId="2" w15:restartNumberingAfterBreak="0">
     <w:nsid w:val="145D5DC6"/>
     <w:multiLevelType w:val="hybridMultilevel"/>
     <w:tmpl w:val="70A4BA40"/>
@@ -12024,7 +12463,7 @@
       </w:pPr>
     </w:lvl>
   </w:abstractNum>
-  <w:abstractNum w:abstractNumId="2" w15:restartNumberingAfterBreak="0">
+  <w:abstractNum w:abstractNumId="3" w15:restartNumberingAfterBreak="0">
     <w:nsid w:val="165D27AB"/>
     <w:multiLevelType w:val="hybridMultilevel"/>
     <w:tmpl w:val="0E9CF6E2"/>
@@ -12110,7 +12549,7 @@
       </w:pPr>
     </w:lvl>
   </w:abstractNum>
-  <w:abstractNum w:abstractNumId="3" w15:restartNumberingAfterBreak="0">
+  <w:abstractNum w:abstractNumId="4" w15:restartNumberingAfterBreak="0">
     <w:nsid w:val="275F1457"/>
     <w:multiLevelType w:val="multilevel"/>
     <w:tmpl w:val="262A5EA6"/>
@@ -12223,7 +12662,7 @@
       </w:rPr>
     </w:lvl>
   </w:abstractNum>
-  <w:abstractNum w:abstractNumId="4" w15:restartNumberingAfterBreak="0">
+  <w:abstractNum w:abstractNumId="5" w15:restartNumberingAfterBreak="0">
     <w:nsid w:val="42EE6EA4"/>
     <w:multiLevelType w:val="hybridMultilevel"/>
     <w:tmpl w:val="AED4667C"/>
@@ -12312,7 +12751,7 @@
       </w:pPr>
     </w:lvl>
   </w:abstractNum>
-  <w:abstractNum w:abstractNumId="5" w15:restartNumberingAfterBreak="0">
+  <w:abstractNum w:abstractNumId="6" w15:restartNumberingAfterBreak="0">
     <w:nsid w:val="480E7AD4"/>
     <w:multiLevelType w:val="hybridMultilevel"/>
     <w:tmpl w:val="5A5CEA5C"/>
@@ -12401,7 +12840,7 @@
       </w:pPr>
     </w:lvl>
   </w:abstractNum>
-  <w:abstractNum w:abstractNumId="6" w15:restartNumberingAfterBreak="0">
+  <w:abstractNum w:abstractNumId="7" w15:restartNumberingAfterBreak="0">
     <w:nsid w:val="4D5F0697"/>
     <w:multiLevelType w:val="hybridMultilevel"/>
     <w:tmpl w:val="20BAFA0C"/>
@@ -12487,7 +12926,7 @@
       </w:pPr>
     </w:lvl>
   </w:abstractNum>
-  <w:abstractNum w:abstractNumId="7" w15:restartNumberingAfterBreak="0">
+  <w:abstractNum w:abstractNumId="8" w15:restartNumberingAfterBreak="0">
     <w:nsid w:val="701F23E3"/>
     <w:multiLevelType w:val="hybridMultilevel"/>
     <w:tmpl w:val="E9CCC7BA"/>
@@ -12600,7 +13039,7 @@
       </w:rPr>
     </w:lvl>
   </w:abstractNum>
-  <w:abstractNum w:abstractNumId="8" w15:restartNumberingAfterBreak="0">
+  <w:abstractNum w:abstractNumId="9" w15:restartNumberingAfterBreak="0">
     <w:nsid w:val="708736C0"/>
     <w:multiLevelType w:val="hybridMultilevel"/>
     <w:tmpl w:val="367459AC"/>
@@ -12713,41 +13152,44 @@
       </w:rPr>
     </w:lvl>
   </w:abstractNum>
-  <w:num w:numId="1">
+  <w:num w:numId="1" w16cid:durableId="745760671">
+    <w:abstractNumId w:val="4"/>
+  </w:num>
+  <w:num w:numId="2" w16cid:durableId="1101494440">
+    <w:abstractNumId w:val="1"/>
+  </w:num>
+  <w:num w:numId="3" w16cid:durableId="493298320">
+    <w:abstractNumId w:val="6"/>
+  </w:num>
+  <w:num w:numId="4" w16cid:durableId="807744012">
     <w:abstractNumId w:val="3"/>
   </w:num>
-  <w:num w:numId="2">
-    <w:abstractNumId w:val="0"/>
+  <w:num w:numId="5" w16cid:durableId="1122042601">
+    <w:abstractNumId w:val="7"/>
   </w:num>
-  <w:num w:numId="3">
+  <w:num w:numId="6" w16cid:durableId="1932081626">
     <w:abstractNumId w:val="5"/>
   </w:num>
-  <w:num w:numId="4">
+  <w:num w:numId="7" w16cid:durableId="579366182">
     <w:abstractNumId w:val="2"/>
   </w:num>
-  <w:num w:numId="5">
-    <w:abstractNumId w:val="6"/>
-  </w:num>
-  <w:num w:numId="6">
-    <w:abstractNumId w:val="4"/>
-  </w:num>
-  <w:num w:numId="7">
+  <w:num w:numId="8" w16cid:durableId="783767632">
     <w:abstractNumId w:val="1"/>
   </w:num>
-  <w:num w:numId="8">
-    <w:abstractNumId w:val="0"/>
+  <w:num w:numId="9" w16cid:durableId="990139768">
+    <w:abstractNumId w:val="9"/>
   </w:num>
-  <w:num w:numId="9">
+  <w:num w:numId="10" w16cid:durableId="1540585441">
     <w:abstractNumId w:val="8"/>
   </w:num>
-  <w:num w:numId="10">
-    <w:abstractNumId w:val="7"/>
+  <w:num w:numId="11" w16cid:durableId="1303269601">
+    <w:abstractNumId w:val="0"/>
   </w:num>
 </w:numbering>
 </file>
 
 <file path=word/styles.xml><?xml version="1.0" encoding="utf-8"?>
-<w:styles xmlns:mc="http://schemas.openxmlformats.org/markup-compatibility/2006" xmlns:r="http://schemas.openxmlformats.org/officeDocument/2006/relationships" xmlns:w="http://schemas.openxmlformats.org/wordprocessingml/2006/main" xmlns:w14="http://schemas.microsoft.com/office/word/2010/wordml" xmlns:w15="http://schemas.microsoft.com/office/word/2012/wordml" xmlns:w16se="http://schemas.microsoft.com/office/word/2015/wordml/symex" mc:Ignorable="w14 w15 w16se">
+<w:styles xmlns:mc="http://schemas.openxmlformats.org/markup-compatibility/2006" xmlns:r="http://schemas.openxmlformats.org/officeDocument/2006/relationships" xmlns:w="http://schemas.openxmlformats.org/wordprocessingml/2006/main" xmlns:w14="http://schemas.microsoft.com/office/word/2010/wordml" xmlns:w15="http://schemas.microsoft.com/office/word/2012/wordml" xmlns:w16cex="http://schemas.microsoft.com/office/word/2018/wordml/cex" xmlns:w16cid="http://schemas.microsoft.com/office/word/2016/wordml/cid" xmlns:w16="http://schemas.microsoft.com/office/word/2018/wordml" xmlns:w16du="http://schemas.microsoft.com/office/word/2023/wordml/word16du" xmlns:w16sdtdh="http://schemas.microsoft.com/office/word/2020/wordml/sdtdatahash" xmlns:w16sdtfl="http://schemas.microsoft.com/office/word/2024/wordml/sdtformatlock" xmlns:w16se="http://schemas.microsoft.com/office/word/2015/wordml/symex" mc:Ignorable="w14 w15 w16se w16cid w16 w16cex w16sdtdh w16sdtfl w16du">
   <w:docDefaults>
     <w:rPrDefault>
       <w:rPr>
@@ -12763,7 +13205,7 @@
       </w:pPr>
     </w:pPrDefault>
   </w:docDefaults>
-  <w:latentStyles w:defLockedState="0" w:defUIPriority="99" w:defSemiHidden="0" w:defUnhideWhenUsed="0" w:defQFormat="0" w:count="371">
+  <w:latentStyles w:defLockedState="0" w:defUIPriority="99" w:defSemiHidden="0" w:defUnhideWhenUsed="0" w:defQFormat="0" w:count="376">
     <w:lsdException w:name="Normal" w:uiPriority="0" w:qFormat="1"/>
     <w:lsdException w:name="heading 1" w:uiPriority="9" w:qFormat="1"/>
     <w:lsdException w:name="heading 2" w:semiHidden="1" w:uiPriority="9" w:unhideWhenUsed="1" w:qFormat="1"/>
@@ -13135,6 +13577,11 @@
     <w:lsdException w:name="List Table 5 Dark Accent 6" w:uiPriority="50"/>
     <w:lsdException w:name="List Table 6 Colorful Accent 6" w:uiPriority="51"/>
     <w:lsdException w:name="List Table 7 Colorful Accent 6" w:uiPriority="52"/>
+    <w:lsdException w:name="Mention" w:semiHidden="1" w:unhideWhenUsed="1"/>
+    <w:lsdException w:name="Smart Hyperlink" w:semiHidden="1" w:unhideWhenUsed="1"/>
+    <w:lsdException w:name="Hashtag" w:semiHidden="1" w:unhideWhenUsed="1"/>
+    <w:lsdException w:name="Unresolved Mention" w:semiHidden="1" w:unhideWhenUsed="1"/>
+    <w:lsdException w:name="Smart Link" w:semiHidden="1" w:unhideWhenUsed="1"/>
   </w:latentStyles>
   <w:style w:type="paragraph" w:default="1" w:styleId="a">
     <w:name w:val="Normal"/>
@@ -13153,7 +13600,6 @@
   <w:style w:type="character" w:default="1" w:styleId="a0">
     <w:name w:val="Default Paragraph Font"/>
     <w:uiPriority w:val="1"/>
-    <w:semiHidden/>
     <w:unhideWhenUsed/>
   </w:style>
   <w:style w:type="table" w:default="1" w:styleId="a1">
@@ -13338,8 +13784,8 @@
       <w:shd w:val="clear" w:color="auto" w:fill="E1DFDD"/>
     </w:rPr>
   </w:style>
-  <w:style w:type="character" w:customStyle="1" w:styleId="UnresolvedMention">
-    <w:name w:val="Unresolved Mention"/>
+  <w:style w:type="character" w:customStyle="1" w:styleId="2">
+    <w:name w:val="Неразрешенное упоминание2"/>
     <w:basedOn w:val="a0"/>
     <w:uiPriority w:val="99"/>
     <w:semiHidden/>

--- a/CaesarCipher/Документация/Документация к проекту.docx
+++ b/CaesarCipher/Документация/Документация к проекту.docx
@@ -1,6 +1,6 @@
 
 <file path=word/document.xml><?xml version="1.0" encoding="utf-8"?>
-<w:document xmlns:wpc="http://schemas.microsoft.com/office/word/2010/wordprocessingCanvas" xmlns:cx="http://schemas.microsoft.com/office/drawing/2014/chartex" xmlns:cx1="http://schemas.microsoft.com/office/drawing/2015/9/8/chartex" xmlns:cx2="http://schemas.microsoft.com/office/drawing/2015/10/21/chartex" xmlns:cx3="http://schemas.microsoft.com/office/drawing/2016/5/9/chartex" xmlns:cx4="http://schemas.microsoft.com/office/drawing/2016/5/10/chartex" xmlns:cx5="http://schemas.microsoft.com/office/drawing/2016/5/11/chartex" xmlns:cx6="http://schemas.microsoft.com/office/drawing/2016/5/12/chartex" xmlns:cx7="http://schemas.microsoft.com/office/drawing/2016/5/13/chartex" xmlns:cx8="http://schemas.microsoft.com/office/drawing/2016/5/14/chartex" xmlns:mc="http://schemas.openxmlformats.org/markup-compatibility/2006" xmlns:aink="http://schemas.microsoft.com/office/drawing/2016/ink" xmlns:am3d="http://schemas.microsoft.com/office/drawing/2017/model3d" xmlns:o="urn:schemas-microsoft-com:office:office" xmlns:oel="http://schemas.microsoft.com/office/2019/extlst" xmlns:r="http://schemas.openxmlformats.org/officeDocument/2006/relationships" xmlns:m="http://schemas.openxmlformats.org/officeDocument/2006/math" xmlns:v="urn:schemas-microsoft-com:vml" xmlns:wp14="http://schemas.microsoft.com/office/word/2010/wordprocessingDrawing" xmlns:wp="http://schemas.openxmlformats.org/drawingml/2006/wordprocessingDrawing" xmlns:w10="urn:schemas-microsoft-com:office:word" xmlns:w="http://schemas.openxmlformats.org/wordprocessingml/2006/main" xmlns:w14="http://schemas.microsoft.com/office/word/2010/wordml" xmlns:w15="http://schemas.microsoft.com/office/word/2012/wordml" xmlns:w16cex="http://schemas.microsoft.com/office/word/2018/wordml/cex" xmlns:w16cid="http://schemas.microsoft.com/office/word/2016/wordml/cid" xmlns:w16="http://schemas.microsoft.com/office/word/2018/wordml" xmlns:w16du="http://schemas.microsoft.com/office/word/2023/wordml/word16du" xmlns:w16sdtdh="http://schemas.microsoft.com/office/word/2020/wordml/sdtdatahash" xmlns:w16sdtfl="http://schemas.microsoft.com/office/word/2024/wordml/sdtformatlock" xmlns:w16se="http://schemas.microsoft.com/office/word/2015/wordml/symex" xmlns:wpg="http://schemas.microsoft.com/office/word/2010/wordprocessingGroup" xmlns:wpi="http://schemas.microsoft.com/office/word/2010/wordprocessingInk" xmlns:wne="http://schemas.microsoft.com/office/word/2006/wordml" xmlns:wps="http://schemas.microsoft.com/office/word/2010/wordprocessingShape" mc:Ignorable="w14 w15 w16se w16cid w16 w16cex w16sdtdh w16sdtfl w16du wp14">
+<w:document xmlns:wpc="http://schemas.microsoft.com/office/word/2010/wordprocessingCanvas" xmlns:cx="http://schemas.microsoft.com/office/drawing/2014/chartex" xmlns:cx1="http://schemas.microsoft.com/office/drawing/2015/9/8/chartex" xmlns:mc="http://schemas.openxmlformats.org/markup-compatibility/2006" xmlns:o="urn:schemas-microsoft-com:office:office" xmlns:r="http://schemas.openxmlformats.org/officeDocument/2006/relationships" xmlns:m="http://schemas.openxmlformats.org/officeDocument/2006/math" xmlns:v="urn:schemas-microsoft-com:vml" xmlns:wp14="http://schemas.microsoft.com/office/word/2010/wordprocessingDrawing" xmlns:wp="http://schemas.openxmlformats.org/drawingml/2006/wordprocessingDrawing" xmlns:w10="urn:schemas-microsoft-com:office:word" xmlns:w="http://schemas.openxmlformats.org/wordprocessingml/2006/main" xmlns:w14="http://schemas.microsoft.com/office/word/2010/wordml" xmlns:w15="http://schemas.microsoft.com/office/word/2012/wordml" xmlns:w16se="http://schemas.microsoft.com/office/word/2015/wordml/symex" xmlns:wpg="http://schemas.microsoft.com/office/word/2010/wordprocessingGroup" xmlns:wpi="http://schemas.microsoft.com/office/word/2010/wordprocessingInk" xmlns:wne="http://schemas.microsoft.com/office/word/2006/wordml" xmlns:wps="http://schemas.microsoft.com/office/word/2010/wordprocessingShape" mc:Ignorable="w14 w15 w16se wp14">
   <w:body>
     <w:p>
       <w:pPr>
@@ -1546,14 +1546,7 @@
           <w:sz w:val="28"/>
           <w:szCs w:val="28"/>
         </w:rPr>
-        <w:t>Конфиденциальность</w:t>
-      </w:r>
-      <w:r>
-        <w:rPr>
-          <w:sz w:val="28"/>
-          <w:szCs w:val="28"/>
-        </w:rPr>
-        <w:t>;</w:t>
+        <w:t>Конфиденциальность;</w:t>
       </w:r>
     </w:p>
     <w:p>
@@ -1578,14 +1571,7 @@
           <w:sz w:val="28"/>
           <w:szCs w:val="28"/>
         </w:rPr>
-        <w:t>Целостность</w:t>
-      </w:r>
-      <w:r>
-        <w:rPr>
-          <w:sz w:val="28"/>
-          <w:szCs w:val="28"/>
-        </w:rPr>
-        <w:t>;</w:t>
+        <w:t>Целостность;</w:t>
       </w:r>
     </w:p>
     <w:p>
@@ -1610,14 +1596,7 @@
           <w:sz w:val="28"/>
           <w:szCs w:val="28"/>
         </w:rPr>
-        <w:t>Подлинность</w:t>
-      </w:r>
-      <w:r>
-        <w:rPr>
-          <w:sz w:val="28"/>
-          <w:szCs w:val="28"/>
-        </w:rPr>
-        <w:t>.</w:t>
+        <w:t>Подлинность.</w:t>
       </w:r>
     </w:p>
     <w:p>
@@ -1732,7 +1711,23 @@
           <w:sz w:val="28"/>
           <w:szCs w:val="28"/>
         </w:rPr>
-        <w:t>еширование. Преобразование данных в фиксированный набор символов (хеш). Хеширование необратимо, его используют для хранения паролей, проверки целостности данных, но не для восстановления исходной информации.</w:t>
+        <w:t>еширование. Преобразование данных в фиксированный набор символов (</w:t>
+      </w:r>
+      <w:proofErr w:type="spellStart"/>
+      <w:r>
+        <w:rPr>
+          <w:sz w:val="28"/>
+          <w:szCs w:val="28"/>
+        </w:rPr>
+        <w:t>хеш</w:t>
+      </w:r>
+      <w:proofErr w:type="spellEnd"/>
+      <w:r>
+        <w:rPr>
+          <w:sz w:val="28"/>
+          <w:szCs w:val="28"/>
+        </w:rPr>
+        <w:t>). Хеширование необратимо, его используют для хранения паролей, проверки целостности данных, но не для восстановления исходной информации.</w:t>
       </w:r>
     </w:p>
     <w:p>
@@ -1759,7 +1754,23 @@
           <w:sz w:val="28"/>
           <w:szCs w:val="28"/>
         </w:rPr>
-        <w:t>, находящимся на некотором постоянном числе позиций левее или правее него в алфавите. Шифр Цезаря называют в честь Юлия Цезаря, который согласно «Жизни двенадцати цезарей» Светония, использовал его со сдвигом 3, чтобы защищать военные сообщения.</w:t>
+        <w:t xml:space="preserve">, находящимся на некотором постоянном числе позиций левее или правее него в алфавите. Шифр Цезаря называют в честь Юлия Цезаря, который согласно «Жизни двенадцати цезарей» </w:t>
+      </w:r>
+      <w:proofErr w:type="spellStart"/>
+      <w:r>
+        <w:rPr>
+          <w:sz w:val="28"/>
+          <w:szCs w:val="28"/>
+        </w:rPr>
+        <w:t>Светония</w:t>
+      </w:r>
+      <w:proofErr w:type="spellEnd"/>
+      <w:r>
+        <w:rPr>
+          <w:sz w:val="28"/>
+          <w:szCs w:val="28"/>
+        </w:rPr>
+        <w:t>, использовал его со сдвигом 3, чтобы защищать военные сообщения.</w:t>
       </w:r>
     </w:p>
     <w:p>
@@ -1861,7 +1872,39 @@
           <w:szCs w:val="28"/>
         </w:rPr>
         <w:lastRenderedPageBreak/>
-        <w:t>конце концов, реализовать код в Visual Studio, проверить, что всё работает, и оформить отчёт.</w:t>
+        <w:t xml:space="preserve">конце концов, реализовать код в </w:t>
+      </w:r>
+      <w:proofErr w:type="spellStart"/>
+      <w:r>
+        <w:rPr>
+          <w:sz w:val="28"/>
+          <w:szCs w:val="28"/>
+        </w:rPr>
+        <w:t>Visual</w:t>
+      </w:r>
+      <w:proofErr w:type="spellEnd"/>
+      <w:r>
+        <w:rPr>
+          <w:sz w:val="28"/>
+          <w:szCs w:val="28"/>
+        </w:rPr>
+        <w:t xml:space="preserve"> </w:t>
+      </w:r>
+      <w:proofErr w:type="spellStart"/>
+      <w:r>
+        <w:rPr>
+          <w:sz w:val="28"/>
+          <w:szCs w:val="28"/>
+        </w:rPr>
+        <w:t>Studio</w:t>
+      </w:r>
+      <w:proofErr w:type="spellEnd"/>
+      <w:r>
+        <w:rPr>
+          <w:sz w:val="28"/>
+          <w:szCs w:val="28"/>
+        </w:rPr>
+        <w:t>, проверить, что всё работает, и оформить отчёт.</w:t>
       </w:r>
     </w:p>
     <w:p>
@@ -2109,7 +2152,23 @@
           <w:sz w:val="28"/>
           <w:szCs w:val="28"/>
         </w:rPr>
-        <w:t>Чтобы понять практическую ценность разрабатываемой программы, достаточно представить типичную учебную ситуацию. Студенты, изучающие основы криптографии, получают задание: зашифровать и расшифровать несколько текстов с разными ключами, чтобы на практике разобраться в работе шифра Цезаря. Без специального программного обеспечения этот процесс превращается в трудоемкую рутинную операцию. Каждый символ текста приходится вручную сверять с алфавитом, отсчитывать нужное количество позиций, следить за цикличностью и регистром. Даже для небольшого абзаца такая работа занимает 15–20 минут, а вероятность ошибки из-за усталости или невнимательности крайне высока. Главная проблема здесь даже не в потере времени, а в неэффективном использовании интеллектуальных ресурсов. Вместо того чтобы анализировать алгоритм, сравнивать результаты при разных ключах и вникать в принципы криптоанализа, студент вынужден заниматься механическим перебором позиций в алфавите.</w:t>
+        <w:t xml:space="preserve">Чтобы понять практическую ценность разрабатываемой программы, достаточно представить типичную учебную ситуацию. Студенты, изучающие основы криптографии, получают задание: зашифровать и расшифровать несколько текстов с разными ключами, чтобы на практике разобраться в работе шифра Цезаря. Без специального программного обеспечения этот процесс превращается в трудоемкую рутинную операцию. Каждый символ текста приходится вручную сверять с алфавитом, отсчитывать нужное количество позиций, следить за цикличностью и регистром. Даже для небольшого абзаца такая работа занимает 15–20 минут, а вероятность ошибки из-за усталости или невнимательности крайне высока. Главная проблема здесь даже не в потере времени, а в неэффективном использовании интеллектуальных ресурсов. Вместо того чтобы анализировать алгоритм, сравнивать результаты при разных ключах и вникать в принципы </w:t>
+      </w:r>
+      <w:proofErr w:type="spellStart"/>
+      <w:r>
+        <w:rPr>
+          <w:sz w:val="28"/>
+          <w:szCs w:val="28"/>
+        </w:rPr>
+        <w:t>криптоанализа</w:t>
+      </w:r>
+      <w:proofErr w:type="spellEnd"/>
+      <w:r>
+        <w:rPr>
+          <w:sz w:val="28"/>
+          <w:szCs w:val="28"/>
+        </w:rPr>
+        <w:t>, студент вынужден заниматься механическим перебором позиций в алфавите.</w:t>
       </w:r>
     </w:p>
     <w:p>
@@ -2441,12 +2500,21 @@
                 <w:szCs w:val="28"/>
               </w:rPr>
             </w:pPr>
+            <w:proofErr w:type="spellStart"/>
             <w:r>
               <w:rPr>
                 <w:sz w:val="28"/>
                 <w:szCs w:val="28"/>
               </w:rPr>
-              <w:t xml:space="preserve">ру.буквы </w:t>
+              <w:t>ру.буквы</w:t>
+            </w:r>
+            <w:proofErr w:type="spellEnd"/>
+            <w:r>
+              <w:rPr>
+                <w:sz w:val="28"/>
+                <w:szCs w:val="28"/>
+              </w:rPr>
+              <w:t xml:space="preserve"> </w:t>
             </w:r>
           </w:p>
         </w:tc>
@@ -2472,6 +2540,7 @@
                 <w:szCs w:val="28"/>
               </w:rPr>
             </w:pPr>
+            <w:proofErr w:type="spellStart"/>
             <w:r>
               <w:rPr>
                 <w:sz w:val="28"/>
@@ -2479,6 +2548,7 @@
               </w:rPr>
               <w:t>абвгдеёжзийклмнопрстуфхцчшщъыьэюя</w:t>
             </w:r>
+            <w:proofErr w:type="spellEnd"/>
           </w:p>
         </w:tc>
       </w:tr>
@@ -2505,6 +2575,7 @@
                 <w:szCs w:val="28"/>
               </w:rPr>
             </w:pPr>
+            <w:proofErr w:type="spellStart"/>
             <w:r>
               <w:rPr>
                 <w:sz w:val="28"/>
@@ -2512,6 +2583,7 @@
               </w:rPr>
               <w:t>РУ.буквы</w:t>
             </w:r>
+            <w:proofErr w:type="spellEnd"/>
           </w:p>
         </w:tc>
         <w:tc>
@@ -2569,6 +2641,7 @@
                 <w:szCs w:val="28"/>
               </w:rPr>
             </w:pPr>
+            <w:proofErr w:type="spellStart"/>
             <w:r>
               <w:rPr>
                 <w:sz w:val="28"/>
@@ -2576,6 +2649,7 @@
               </w:rPr>
               <w:t>англ.буквы</w:t>
             </w:r>
+            <w:proofErr w:type="spellEnd"/>
           </w:p>
         </w:tc>
         <w:tc>
@@ -2600,6 +2674,7 @@
                 <w:szCs w:val="28"/>
               </w:rPr>
             </w:pPr>
+            <w:proofErr w:type="spellStart"/>
             <w:r>
               <w:rPr>
                 <w:sz w:val="28"/>
@@ -2607,6 +2682,7 @@
               </w:rPr>
               <w:t>abcdefghijklmnopqrstuvwxyz</w:t>
             </w:r>
+            <w:proofErr w:type="spellEnd"/>
           </w:p>
         </w:tc>
       </w:tr>
@@ -2633,6 +2709,7 @@
                 <w:szCs w:val="28"/>
               </w:rPr>
             </w:pPr>
+            <w:proofErr w:type="spellStart"/>
             <w:r>
               <w:rPr>
                 <w:sz w:val="28"/>
@@ -2640,6 +2717,7 @@
               </w:rPr>
               <w:t>АНГЛ.буквы</w:t>
             </w:r>
+            <w:proofErr w:type="spellEnd"/>
           </w:p>
         </w:tc>
         <w:tc>
@@ -3392,12 +3470,37 @@
                 <w:szCs w:val="28"/>
               </w:rPr>
             </w:pPr>
+            <w:proofErr w:type="spellStart"/>
             <w:r>
               <w:rPr>
                 <w:sz w:val="28"/>
                 <w:szCs w:val="28"/>
               </w:rPr>
-              <w:t>Тулёзх-;плу/</w:t>
+              <w:t>Тулёзх</w:t>
+            </w:r>
+            <w:proofErr w:type="spellEnd"/>
+            <w:r>
+              <w:rPr>
+                <w:sz w:val="28"/>
+                <w:szCs w:val="28"/>
+              </w:rPr>
+              <w:t>-;</w:t>
+            </w:r>
+            <w:proofErr w:type="spellStart"/>
+            <w:r>
+              <w:rPr>
+                <w:sz w:val="28"/>
+                <w:szCs w:val="28"/>
+              </w:rPr>
+              <w:t>плу</w:t>
+            </w:r>
+            <w:proofErr w:type="spellEnd"/>
+            <w:r>
+              <w:rPr>
+                <w:sz w:val="28"/>
+                <w:szCs w:val="28"/>
+              </w:rPr>
+              <w:t>/</w:t>
             </w:r>
           </w:p>
         </w:tc>
@@ -3422,12 +3525,21 @@
                 <w:szCs w:val="28"/>
               </w:rPr>
             </w:pPr>
+            <w:proofErr w:type="spellStart"/>
             <w:r>
               <w:rPr>
                 <w:sz w:val="28"/>
                 <w:szCs w:val="28"/>
               </w:rPr>
-              <w:t>Hello:)</w:t>
+              <w:t>Hello</w:t>
+            </w:r>
+            <w:proofErr w:type="spellEnd"/>
+            <w:r>
+              <w:rPr>
+                <w:sz w:val="28"/>
+                <w:szCs w:val="28"/>
+              </w:rPr>
+              <w:t>:)</w:t>
             </w:r>
           </w:p>
         </w:tc>
@@ -3479,12 +3591,21 @@
                 <w:szCs w:val="28"/>
               </w:rPr>
             </w:pPr>
+            <w:proofErr w:type="spellStart"/>
             <w:r>
               <w:rPr>
                 <w:sz w:val="28"/>
                 <w:szCs w:val="28"/>
               </w:rPr>
-              <w:t>Ifmmp+</w:t>
+              <w:t>Ifmmp</w:t>
+            </w:r>
+            <w:proofErr w:type="spellEnd"/>
+            <w:r>
+              <w:rPr>
+                <w:sz w:val="28"/>
+                <w:szCs w:val="28"/>
+              </w:rPr>
+              <w:t>+</w:t>
             </w:r>
             <w:r>
               <w:rPr>
@@ -3604,6 +3725,7 @@
                 <w:szCs w:val="28"/>
               </w:rPr>
             </w:pPr>
+            <w:proofErr w:type="spellStart"/>
             <w:r>
               <w:rPr>
                 <w:rFonts w:ascii="Yu Gothic" w:eastAsia="Yu Gothic" w:hAnsi="Yu Gothic" w:cs="Yu Gothic" w:hint="eastAsia"/>
@@ -3613,6 +3735,7 @@
               </w:rPr>
               <w:t>你好</w:t>
             </w:r>
+            <w:proofErr w:type="spellEnd"/>
             <w:r>
               <w:rPr>
                 <w:rFonts w:ascii="Yu Gothic" w:eastAsia="Yu Gothic" w:hAnsi="Yu Gothic" w:cs="Yu Gothic" w:hint="eastAsia"/>
@@ -3621,6 +3744,7 @@
               </w:rPr>
               <w:t xml:space="preserve">, </w:t>
             </w:r>
+            <w:proofErr w:type="spellStart"/>
             <w:r>
               <w:rPr>
                 <w:rFonts w:ascii="Yu Gothic" w:eastAsia="Yu Gothic" w:hAnsi="Yu Gothic" w:cs="Yu Gothic" w:hint="eastAsia"/>
@@ -3630,6 +3754,7 @@
               </w:rPr>
               <w:t>世界</w:t>
             </w:r>
+            <w:proofErr w:type="spellEnd"/>
             <w:r>
               <w:rPr>
                 <w:rFonts w:ascii="Yu Gothic" w:eastAsia="Yu Gothic" w:hAnsi="Yu Gothic" w:cs="Yu Gothic" w:hint="eastAsia"/>
@@ -3771,7 +3896,25 @@
                 <w:sz w:val="28"/>
                 <w:szCs w:val="28"/>
               </w:rPr>
-              <w:t>E:\Мой дарагооой дневник\Секретная мысль №1.</w:t>
+              <w:t xml:space="preserve">E:\Мой </w:t>
+            </w:r>
+            <w:proofErr w:type="spellStart"/>
+            <w:r>
+              <w:rPr>
+                <w:rFonts w:eastAsia="Yu Gothic"/>
+                <w:sz w:val="28"/>
+                <w:szCs w:val="28"/>
+              </w:rPr>
+              <w:t>дарагооой</w:t>
+            </w:r>
+            <w:proofErr w:type="spellEnd"/>
+            <w:r>
+              <w:rPr>
+                <w:rFonts w:eastAsia="Yu Gothic"/>
+                <w:sz w:val="28"/>
+                <w:szCs w:val="28"/>
+              </w:rPr>
+              <w:t xml:space="preserve"> дневник\Секретная мысль №1.</w:t>
             </w:r>
             <w:r>
               <w:rPr>
@@ -4182,7 +4325,41 @@
           <w:sz w:val="28"/>
           <w:szCs w:val="28"/>
         </w:rPr>
-        <w:t>Дешифрование в проектируемой системе является обратной операцией шифрования. Для получения исходного текста из шифрованного текста программа должна сдвигать каждый символ алфавита на N позиций влево, где N − это тот же ключ, который использовался для шифрования. Цикличность алфавита также соблюдается. Например, для зашифрованного текста «Тулёзх-;плу/», полученного в примере из описания прошлой задачи, при ключе N=3 результатом дешифрования будет «Привет, мир!».</w:t>
+        <w:t>Дешифрование в проектируемой системе является обратной операцией шифрования. Для получения исходного текста из шифрованного текста программа должна сдвигать каждый символ алфавита на N позиций влево, где N − это тот же ключ, который использовался для шифрования. Цикличность алфавита также соблюдается. Например, для зашифрованного текста «</w:t>
+      </w:r>
+      <w:proofErr w:type="spellStart"/>
+      <w:r>
+        <w:rPr>
+          <w:sz w:val="28"/>
+          <w:szCs w:val="28"/>
+        </w:rPr>
+        <w:t>Тулёзх</w:t>
+      </w:r>
+      <w:proofErr w:type="spellEnd"/>
+      <w:proofErr w:type="gramStart"/>
+      <w:r>
+        <w:rPr>
+          <w:sz w:val="28"/>
+          <w:szCs w:val="28"/>
+        </w:rPr>
+        <w:t>-;</w:t>
+      </w:r>
+      <w:proofErr w:type="spellStart"/>
+      <w:r>
+        <w:rPr>
+          <w:sz w:val="28"/>
+          <w:szCs w:val="28"/>
+        </w:rPr>
+        <w:t>плу</w:t>
+      </w:r>
+      <w:proofErr w:type="spellEnd"/>
+      <w:proofErr w:type="gramEnd"/>
+      <w:r>
+        <w:rPr>
+          <w:sz w:val="28"/>
+          <w:szCs w:val="28"/>
+        </w:rPr>
+        <w:t>/», полученного в примере из описания прошлой задачи, при ключе N=3 результатом дешифрования будет «Привет, мир!».</w:t>
       </w:r>
     </w:p>
     <w:p>
@@ -4220,12 +4397,21 @@
         </w:rPr>
         <w:t xml:space="preserve">Также, как и раньше, подразумеваются ограничения по вводимому тексту. Программное средство корректно обрабатывает </w:t>
       </w:r>
-      <w:r>
-        <w:rPr>
-          <w:sz w:val="28"/>
-          <w:szCs w:val="28"/>
-        </w:rPr>
-        <w:t xml:space="preserve">символы представленные в </w:t>
+      <w:proofErr w:type="gramStart"/>
+      <w:r>
+        <w:rPr>
+          <w:sz w:val="28"/>
+          <w:szCs w:val="28"/>
+        </w:rPr>
+        <w:t>символы</w:t>
+      </w:r>
+      <w:proofErr w:type="gramEnd"/>
+      <w:r>
+        <w:rPr>
+          <w:sz w:val="28"/>
+          <w:szCs w:val="28"/>
+        </w:rPr>
+        <w:t xml:space="preserve"> представленные в </w:t>
       </w:r>
       <w:r>
         <w:rPr>
@@ -4819,16 +5005,14 @@
       </w:pPr>
       <w:r>
         <w:rPr>
-          <w:noProof/>
-          <w:sz w:val="28"/>
-          <w:szCs w:val="28"/>
-          <w:lang w:eastAsia="ru-RU"/>
+          <w:sz w:val="28"/>
+          <w:szCs w:val="28"/>
         </w:rPr>
         <w:drawing>
-          <wp:inline distT="0" distB="0" distL="0" distR="0" wp14:anchorId="586FBDB9" wp14:editId="65D11C2F">
-            <wp:extent cx="5942965" cy="3050540"/>
+          <wp:inline distT="0" distB="0" distL="0" distR="0" wp14:anchorId="68D76A8E" wp14:editId="11E8CA4D">
+            <wp:extent cx="5942965" cy="3220720"/>
             <wp:effectExtent l="0" t="0" r="635" b="0"/>
-            <wp:docPr id="19" name="Рисунок 19"/>
+            <wp:docPr id="24" name="Рисунок 24"/>
             <wp:cNvGraphicFramePr>
               <a:graphicFrameLocks xmlns:a="http://schemas.openxmlformats.org/drawingml/2006/main" noChangeAspect="1"/>
             </wp:cNvGraphicFramePr>
@@ -4848,7 +5032,7 @@
                   <pic:spPr>
                     <a:xfrm>
                       <a:off x="0" y="0"/>
-                      <a:ext cx="5942965" cy="3050540"/>
+                      <a:ext cx="5942965" cy="3220720"/>
                     </a:xfrm>
                     <a:prstGeom prst="rect">
                       <a:avLst/>
@@ -5191,6 +5375,7 @@
         </w:rPr>
         <w:t xml:space="preserve"> </w:t>
       </w:r>
+      <w:proofErr w:type="spellStart"/>
       <w:r>
         <w:rPr>
           <w:sz w:val="28"/>
@@ -5199,6 +5384,7 @@
         </w:rPr>
         <w:t>alphabet</w:t>
       </w:r>
+      <w:proofErr w:type="spellEnd"/>
       <w:r>
         <w:rPr>
           <w:sz w:val="28"/>
@@ -5247,6 +5433,7 @@
         </w:rPr>
         <w:t xml:space="preserve"> </w:t>
       </w:r>
+      <w:proofErr w:type="spellStart"/>
       <w:r>
         <w:rPr>
           <w:sz w:val="28"/>
@@ -5255,6 +5442,7 @@
         </w:rPr>
         <w:t>cipher</w:t>
       </w:r>
+      <w:proofErr w:type="spellEnd"/>
       <w:r>
         <w:rPr>
           <w:sz w:val="28"/>
@@ -5303,6 +5491,7 @@
         </w:rPr>
         <w:t xml:space="preserve"> </w:t>
       </w:r>
+      <w:proofErr w:type="spellStart"/>
       <w:r>
         <w:rPr>
           <w:sz w:val="28"/>
@@ -5311,6 +5500,7 @@
         </w:rPr>
         <w:t>inputOutput</w:t>
       </w:r>
+      <w:proofErr w:type="spellEnd"/>
       <w:r>
         <w:rPr>
           <w:sz w:val="28"/>
@@ -5658,6 +5848,7 @@
         </w:rPr>
         <w:t xml:space="preserve"> </w:t>
       </w:r>
+      <w:proofErr w:type="spellStart"/>
       <w:r>
         <w:rPr>
           <w:sz w:val="28"/>
@@ -5665,6 +5856,7 @@
         </w:rPr>
         <w:t>AlphabetToolStripButton</w:t>
       </w:r>
+      <w:proofErr w:type="spellEnd"/>
       <w:r>
         <w:rPr>
           <w:sz w:val="28"/>
@@ -5899,6 +6091,7 @@
           <w:szCs w:val="28"/>
         </w:rPr>
       </w:pPr>
+      <w:proofErr w:type="gramStart"/>
       <w:r>
         <w:rPr>
           <w:sz w:val="28"/>
@@ -5912,7 +6105,15 @@
           <w:sz w:val="28"/>
           <w:szCs w:val="28"/>
         </w:rPr>
-        <w:t>() – Конструктор.</w:t>
+        <w:t>(</w:t>
+      </w:r>
+      <w:proofErr w:type="gramEnd"/>
+      <w:r>
+        <w:rPr>
+          <w:sz w:val="28"/>
+          <w:szCs w:val="28"/>
+        </w:rPr>
+        <w:t>) – Конструктор.</w:t>
       </w:r>
     </w:p>
     <w:p>
@@ -5927,6 +6128,7 @@
           <w:szCs w:val="28"/>
         </w:rPr>
       </w:pPr>
+      <w:proofErr w:type="gramStart"/>
       <w:r>
         <w:rPr>
           <w:sz w:val="28"/>
@@ -5935,6 +6137,7 @@
         </w:rPr>
         <w:t>void</w:t>
       </w:r>
+      <w:proofErr w:type="gramEnd"/>
       <w:r>
         <w:rPr>
           <w:sz w:val="28"/>
@@ -6116,6 +6319,7 @@
           <w:lang w:val="en-US"/>
         </w:rPr>
       </w:pPr>
+      <w:proofErr w:type="gramStart"/>
       <w:r>
         <w:rPr>
           <w:sz w:val="28"/>
@@ -6123,7 +6327,16 @@
           <w:lang w:val="en-US"/>
         </w:rPr>
         <w:lastRenderedPageBreak/>
-        <w:t xml:space="preserve">void ExportToolStripButton_Click(object sender, EventArgs e) – </w:t>
+        <w:t>void</w:t>
+      </w:r>
+      <w:proofErr w:type="gramEnd"/>
+      <w:r>
+        <w:rPr>
+          <w:sz w:val="28"/>
+          <w:szCs w:val="28"/>
+          <w:lang w:val="en-US"/>
+        </w:rPr>
+        <w:t xml:space="preserve"> ExportToolStripButton_Click(object sender, EventArgs e) – </w:t>
       </w:r>
       <w:r>
         <w:rPr>
@@ -6214,13 +6427,23 @@
           <w:lang w:val="en-US"/>
         </w:rPr>
       </w:pPr>
-      <w:r>
-        <w:rPr>
-          <w:sz w:val="28"/>
-          <w:szCs w:val="28"/>
-          <w:lang w:val="en-US"/>
-        </w:rPr>
-        <w:t xml:space="preserve">void CipherToolStripButton_Click(object sender, EventArgs e) – </w:t>
+      <w:proofErr w:type="gramStart"/>
+      <w:r>
+        <w:rPr>
+          <w:sz w:val="28"/>
+          <w:szCs w:val="28"/>
+          <w:lang w:val="en-US"/>
+        </w:rPr>
+        <w:t>void</w:t>
+      </w:r>
+      <w:proofErr w:type="gramEnd"/>
+      <w:r>
+        <w:rPr>
+          <w:sz w:val="28"/>
+          <w:szCs w:val="28"/>
+          <w:lang w:val="en-US"/>
+        </w:rPr>
+        <w:t xml:space="preserve"> CipherToolStripButton_Click(object sender, EventArgs e) – </w:t>
       </w:r>
       <w:r>
         <w:rPr>
@@ -6311,13 +6534,23 @@
           <w:lang w:val="en-US"/>
         </w:rPr>
       </w:pPr>
-      <w:r>
-        <w:rPr>
-          <w:sz w:val="28"/>
-          <w:szCs w:val="28"/>
-          <w:lang w:val="en-US"/>
-        </w:rPr>
-        <w:t xml:space="preserve">void DecipherToolStripButton_Click(object sender, EventArgs e) – </w:t>
+      <w:proofErr w:type="gramStart"/>
+      <w:r>
+        <w:rPr>
+          <w:sz w:val="28"/>
+          <w:szCs w:val="28"/>
+          <w:lang w:val="en-US"/>
+        </w:rPr>
+        <w:t>void</w:t>
+      </w:r>
+      <w:proofErr w:type="gramEnd"/>
+      <w:r>
+        <w:rPr>
+          <w:sz w:val="28"/>
+          <w:szCs w:val="28"/>
+          <w:lang w:val="en-US"/>
+        </w:rPr>
+        <w:t xml:space="preserve"> DecipherToolStripButton_Click(object sender, EventArgs e) – </w:t>
       </w:r>
       <w:r>
         <w:rPr>
@@ -6408,13 +6641,23 @@
           <w:lang w:val="en-US"/>
         </w:rPr>
       </w:pPr>
-      <w:r>
-        <w:rPr>
-          <w:sz w:val="28"/>
-          <w:szCs w:val="28"/>
-          <w:lang w:val="en-US"/>
-        </w:rPr>
-        <w:t xml:space="preserve">void ClearToolStripButton_Click(object sender, EventArgs e) – </w:t>
+      <w:proofErr w:type="gramStart"/>
+      <w:r>
+        <w:rPr>
+          <w:sz w:val="28"/>
+          <w:szCs w:val="28"/>
+          <w:lang w:val="en-US"/>
+        </w:rPr>
+        <w:t>void</w:t>
+      </w:r>
+      <w:proofErr w:type="gramEnd"/>
+      <w:r>
+        <w:rPr>
+          <w:sz w:val="28"/>
+          <w:szCs w:val="28"/>
+          <w:lang w:val="en-US"/>
+        </w:rPr>
+        <w:t xml:space="preserve"> ClearToolStripButton_Click(object sender, EventArgs e) – </w:t>
       </w:r>
       <w:r>
         <w:rPr>
@@ -6550,13 +6793,41 @@
           <w:lang w:val="en-US"/>
         </w:rPr>
       </w:pPr>
-      <w:r>
-        <w:rPr>
-          <w:sz w:val="28"/>
-          <w:szCs w:val="28"/>
-          <w:lang w:val="en-US"/>
-        </w:rPr>
-        <w:t xml:space="preserve">void AlphabetToolStripButton_Click(object sender, EventArgs e) </w:t>
+      <w:proofErr w:type="gramStart"/>
+      <w:r>
+        <w:rPr>
+          <w:sz w:val="28"/>
+          <w:szCs w:val="28"/>
+          <w:lang w:val="en-US"/>
+        </w:rPr>
+        <w:t>void</w:t>
+      </w:r>
+      <w:proofErr w:type="gramEnd"/>
+      <w:r>
+        <w:rPr>
+          <w:sz w:val="28"/>
+          <w:szCs w:val="28"/>
+          <w:lang w:val="en-US"/>
+        </w:rPr>
+        <w:t xml:space="preserve"> </w:t>
+      </w:r>
+      <w:proofErr w:type="spellStart"/>
+      <w:r>
+        <w:rPr>
+          <w:sz w:val="28"/>
+          <w:szCs w:val="28"/>
+          <w:lang w:val="en-US"/>
+        </w:rPr>
+        <w:t>AlphabetToolStripButton_Click</w:t>
+      </w:r>
+      <w:proofErr w:type="spellEnd"/>
+      <w:r>
+        <w:rPr>
+          <w:sz w:val="28"/>
+          <w:szCs w:val="28"/>
+          <w:lang w:val="en-US"/>
+        </w:rPr>
+        <w:t xml:space="preserve">(object sender, EventArgs e) </w:t>
       </w:r>
       <w:r>
         <w:rPr>
@@ -6758,6 +7029,7 @@
           <w:lang w:val="en-US"/>
         </w:rPr>
       </w:pPr>
+      <w:proofErr w:type="gramStart"/>
       <w:r>
         <w:rPr>
           <w:sz w:val="28"/>
@@ -6766,6 +7038,7 @@
         </w:rPr>
         <w:t>int</w:t>
       </w:r>
+      <w:proofErr w:type="gramEnd"/>
       <w:r>
         <w:rPr>
           <w:sz w:val="28"/>
@@ -7074,13 +7347,23 @@
           <w:szCs w:val="28"/>
         </w:rPr>
       </w:pPr>
-      <w:r>
-        <w:rPr>
-          <w:sz w:val="28"/>
-          <w:szCs w:val="28"/>
-          <w:lang w:val="en-US"/>
-        </w:rPr>
-        <w:t>string InputFromFile</w:t>
+      <w:proofErr w:type="gramStart"/>
+      <w:r>
+        <w:rPr>
+          <w:sz w:val="28"/>
+          <w:szCs w:val="28"/>
+          <w:lang w:val="en-US"/>
+        </w:rPr>
+        <w:t>string</w:t>
+      </w:r>
+      <w:proofErr w:type="gramEnd"/>
+      <w:r>
+        <w:rPr>
+          <w:sz w:val="28"/>
+          <w:szCs w:val="28"/>
+          <w:lang w:val="en-US"/>
+        </w:rPr>
+        <w:t xml:space="preserve"> InputFromFile</w:t>
       </w:r>
       <w:r>
         <w:rPr>
@@ -7244,6 +7527,7 @@
           <w:szCs w:val="28"/>
         </w:rPr>
       </w:pPr>
+      <w:proofErr w:type="gramStart"/>
       <w:r>
         <w:rPr>
           <w:sz w:val="28"/>
@@ -7252,6 +7536,7 @@
         </w:rPr>
         <w:t>string</w:t>
       </w:r>
+      <w:proofErr w:type="gramEnd"/>
       <w:r>
         <w:rPr>
           <w:sz w:val="28"/>
@@ -7315,6 +7600,7 @@
           <w:szCs w:val="28"/>
         </w:rPr>
       </w:pPr>
+      <w:proofErr w:type="gramStart"/>
       <w:r>
         <w:rPr>
           <w:sz w:val="28"/>
@@ -7323,6 +7609,7 @@
         </w:rPr>
         <w:t>bool</w:t>
       </w:r>
+      <w:proofErr w:type="gramEnd"/>
       <w:r>
         <w:rPr>
           <w:sz w:val="28"/>
@@ -7435,6 +7722,7 @@
           <w:szCs w:val="28"/>
         </w:rPr>
       </w:pPr>
+      <w:proofErr w:type="gramStart"/>
       <w:r>
         <w:rPr>
           <w:sz w:val="28"/>
@@ -7443,6 +7731,7 @@
         </w:rPr>
         <w:t>void</w:t>
       </w:r>
+      <w:proofErr w:type="gramEnd"/>
       <w:r>
         <w:rPr>
           <w:sz w:val="28"/>
@@ -7679,6 +7968,7 @@
           <w:szCs w:val="28"/>
         </w:rPr>
       </w:pPr>
+      <w:proofErr w:type="gramStart"/>
       <w:r>
         <w:rPr>
           <w:sz w:val="28"/>
@@ -7692,6 +7982,110 @@
           <w:sz w:val="28"/>
           <w:szCs w:val="28"/>
         </w:rPr>
+        <w:t>[</w:t>
+      </w:r>
+      <w:proofErr w:type="gramEnd"/>
+      <w:r>
+        <w:rPr>
+          <w:sz w:val="28"/>
+          <w:szCs w:val="28"/>
+        </w:rPr>
+        <w:t xml:space="preserve">] </w:t>
+      </w:r>
+      <w:r>
+        <w:rPr>
+          <w:sz w:val="28"/>
+          <w:szCs w:val="28"/>
+          <w:lang w:val="en-US"/>
+        </w:rPr>
+        <w:t>Charts</w:t>
+      </w:r>
+      <w:r>
+        <w:rPr>
+          <w:sz w:val="28"/>
+          <w:szCs w:val="28"/>
+        </w:rPr>
+        <w:t xml:space="preserve"> </w:t>
+      </w:r>
+      <w:r>
+        <w:rPr>
+          <w:sz w:val="28"/>
+          <w:szCs w:val="28"/>
+        </w:rPr>
+        <w:t>– содержит символы алфавита.</w:t>
+      </w:r>
+    </w:p>
+    <w:p>
+      <w:pPr>
+        <w:spacing w:line="360" w:lineRule="auto"/>
+        <w:ind w:firstLine="709"/>
+        <w:jc w:val="both"/>
+        <w:rPr>
+          <w:sz w:val="28"/>
+          <w:szCs w:val="28"/>
+        </w:rPr>
+      </w:pPr>
+    </w:p>
+    <w:p>
+      <w:pPr>
+        <w:spacing w:line="360" w:lineRule="auto"/>
+        <w:ind w:firstLine="709"/>
+        <w:jc w:val="both"/>
+        <w:rPr>
+          <w:b/>
+          <w:sz w:val="28"/>
+          <w:szCs w:val="28"/>
+        </w:rPr>
+      </w:pPr>
+      <w:r>
+        <w:rPr>
+          <w:b/>
+          <w:sz w:val="28"/>
+          <w:szCs w:val="28"/>
+        </w:rPr>
+        <w:t>Методы:</w:t>
+      </w:r>
+    </w:p>
+    <w:p>
+      <w:pPr>
+        <w:spacing w:line="360" w:lineRule="auto"/>
+        <w:ind w:firstLine="709"/>
+        <w:jc w:val="both"/>
+        <w:rPr>
+          <w:sz w:val="28"/>
+          <w:szCs w:val="28"/>
+        </w:rPr>
+      </w:pPr>
+      <w:proofErr w:type="gramStart"/>
+      <w:r>
+        <w:rPr>
+          <w:sz w:val="28"/>
+          <w:szCs w:val="28"/>
+          <w:lang w:val="en-US"/>
+        </w:rPr>
+        <w:t>Alphabet</w:t>
+      </w:r>
+      <w:r>
+        <w:rPr>
+          <w:sz w:val="28"/>
+          <w:szCs w:val="28"/>
+        </w:rPr>
+        <w:t>(</w:t>
+      </w:r>
+      <w:proofErr w:type="gramEnd"/>
+      <w:r>
+        <w:rPr>
+          <w:sz w:val="28"/>
+          <w:szCs w:val="28"/>
+          <w:lang w:val="en-US"/>
+        </w:rPr>
+        <w:t>chart</w:t>
+      </w:r>
+      <w:r>
+        <w:rPr>
+          <w:sz w:val="28"/>
+          <w:szCs w:val="28"/>
+        </w:rPr>
         <w:t xml:space="preserve">[] </w:t>
       </w:r>
       <w:r>
@@ -7700,8 +8094,36 @@
           <w:szCs w:val="28"/>
           <w:lang w:val="en-US"/>
         </w:rPr>
-        <w:t>Charts</w:t>
-      </w:r>
+        <w:t>charts</w:t>
+      </w:r>
+      <w:r>
+        <w:rPr>
+          <w:sz w:val="28"/>
+          <w:szCs w:val="28"/>
+        </w:rPr>
+        <w:t>) – конструктор алфавита.</w:t>
+      </w:r>
+    </w:p>
+    <w:p>
+      <w:pPr>
+        <w:spacing w:line="360" w:lineRule="auto"/>
+        <w:ind w:firstLine="709"/>
+        <w:jc w:val="both"/>
+        <w:rPr>
+          <w:sz w:val="28"/>
+          <w:szCs w:val="28"/>
+        </w:rPr>
+      </w:pPr>
+      <w:proofErr w:type="gramStart"/>
+      <w:r>
+        <w:rPr>
+          <w:sz w:val="28"/>
+          <w:szCs w:val="28"/>
+          <w:lang w:val="en-US"/>
+        </w:rPr>
+        <w:t>bool</w:t>
+      </w:r>
+      <w:proofErr w:type="gramEnd"/>
       <w:r>
         <w:rPr>
           <w:sz w:val="28"/>
@@ -7713,8 +8135,46 @@
         <w:rPr>
           <w:sz w:val="28"/>
           <w:szCs w:val="28"/>
-        </w:rPr>
-        <w:t>– содержит символы алфавита.</w:t>
+          <w:lang w:val="en-US"/>
+        </w:rPr>
+        <w:t>CheckSymbol</w:t>
+      </w:r>
+      <w:r>
+        <w:rPr>
+          <w:sz w:val="28"/>
+          <w:szCs w:val="28"/>
+        </w:rPr>
+        <w:t>(</w:t>
+      </w:r>
+      <w:r>
+        <w:rPr>
+          <w:sz w:val="28"/>
+          <w:szCs w:val="28"/>
+          <w:lang w:val="en-US"/>
+        </w:rPr>
+        <w:t>chart</w:t>
+      </w:r>
+      <w:r>
+        <w:rPr>
+          <w:sz w:val="28"/>
+          <w:szCs w:val="28"/>
+        </w:rPr>
+        <w:t xml:space="preserve"> </w:t>
+      </w:r>
+      <w:r>
+        <w:rPr>
+          <w:sz w:val="28"/>
+          <w:szCs w:val="28"/>
+          <w:lang w:val="en-US"/>
+        </w:rPr>
+        <w:t>symbol</w:t>
+      </w:r>
+      <w:r>
+        <w:rPr>
+          <w:sz w:val="28"/>
+          <w:szCs w:val="28"/>
+        </w:rPr>
+        <w:t>) – проверяет входит ли символ в алфавит.</w:t>
       </w:r>
     </w:p>
     <w:p>
@@ -7745,6 +8205,109 @@
           <w:sz w:val="28"/>
           <w:szCs w:val="28"/>
         </w:rPr>
+        <w:t xml:space="preserve">Класс </w:t>
+      </w:r>
+      <w:r>
+        <w:rPr>
+          <w:b/>
+          <w:sz w:val="28"/>
+          <w:szCs w:val="28"/>
+          <w:lang w:val="en-US"/>
+        </w:rPr>
+        <w:t>Cipher</w:t>
+      </w:r>
+    </w:p>
+    <w:p>
+      <w:pPr>
+        <w:spacing w:line="360" w:lineRule="auto"/>
+        <w:ind w:firstLine="709"/>
+        <w:jc w:val="both"/>
+        <w:rPr>
+          <w:b/>
+          <w:sz w:val="28"/>
+          <w:szCs w:val="28"/>
+        </w:rPr>
+      </w:pPr>
+      <w:r>
+        <w:rPr>
+          <w:b/>
+          <w:sz w:val="28"/>
+          <w:szCs w:val="28"/>
+        </w:rPr>
+        <w:t>Поля и свойства:</w:t>
+      </w:r>
+    </w:p>
+    <w:p>
+      <w:pPr>
+        <w:spacing w:line="360" w:lineRule="auto"/>
+        <w:ind w:firstLine="709"/>
+        <w:jc w:val="both"/>
+        <w:rPr>
+          <w:sz w:val="28"/>
+          <w:szCs w:val="28"/>
+        </w:rPr>
+      </w:pPr>
+      <w:r>
+        <w:rPr>
+          <w:sz w:val="28"/>
+          <w:szCs w:val="28"/>
+          <w:lang w:val="en-US"/>
+        </w:rPr>
+        <w:t>Alphabet</w:t>
+      </w:r>
+      <w:r>
+        <w:rPr>
+          <w:sz w:val="28"/>
+          <w:szCs w:val="28"/>
+        </w:rPr>
+        <w:t xml:space="preserve"> </w:t>
+      </w:r>
+      <w:proofErr w:type="spellStart"/>
+      <w:r>
+        <w:rPr>
+          <w:sz w:val="28"/>
+          <w:szCs w:val="28"/>
+          <w:lang w:val="en-US"/>
+        </w:rPr>
+        <w:t>Alphabet</w:t>
+      </w:r>
+      <w:proofErr w:type="spellEnd"/>
+      <w:r>
+        <w:rPr>
+          <w:sz w:val="28"/>
+          <w:szCs w:val="28"/>
+        </w:rPr>
+        <w:t xml:space="preserve"> – содержит алфавит.</w:t>
+      </w:r>
+    </w:p>
+    <w:p>
+      <w:pPr>
+        <w:spacing w:line="360" w:lineRule="auto"/>
+        <w:ind w:firstLine="709"/>
+        <w:jc w:val="both"/>
+        <w:rPr>
+          <w:sz w:val="28"/>
+          <w:szCs w:val="28"/>
+        </w:rPr>
+      </w:pPr>
+    </w:p>
+    <w:p>
+      <w:pPr>
+        <w:spacing w:line="360" w:lineRule="auto"/>
+        <w:ind w:firstLine="709"/>
+        <w:jc w:val="both"/>
+        <w:rPr>
+          <w:b/>
+          <w:sz w:val="28"/>
+          <w:szCs w:val="28"/>
+        </w:rPr>
+      </w:pPr>
+      <w:r>
+        <w:rPr>
+          <w:b/>
+          <w:sz w:val="28"/>
+          <w:szCs w:val="28"/>
+        </w:rPr>
         <w:t>Методы:</w:t>
       </w:r>
     </w:p>
@@ -7764,6 +8327,21 @@
           <w:szCs w:val="28"/>
           <w:lang w:val="en-US"/>
         </w:rPr>
+        <w:t>Cipher</w:t>
+      </w:r>
+      <w:r>
+        <w:rPr>
+          <w:sz w:val="28"/>
+          <w:szCs w:val="28"/>
+        </w:rPr>
+        <w:t xml:space="preserve"> (</w:t>
+      </w:r>
+      <w:r>
+        <w:rPr>
+          <w:sz w:val="28"/>
+          <w:szCs w:val="28"/>
+          <w:lang w:val="en-US"/>
+        </w:rPr>
         <w:t>Alphabet</w:t>
       </w:r>
       <w:r>
@@ -7771,6 +8349,162 @@
           <w:sz w:val="28"/>
           <w:szCs w:val="28"/>
         </w:rPr>
+        <w:t xml:space="preserve"> </w:t>
+      </w:r>
+      <w:proofErr w:type="spellStart"/>
+      <w:r>
+        <w:rPr>
+          <w:sz w:val="28"/>
+          <w:szCs w:val="28"/>
+          <w:lang w:val="en-US"/>
+        </w:rPr>
+        <w:t>alphabet</w:t>
+      </w:r>
+      <w:proofErr w:type="spellEnd"/>
+      <w:r>
+        <w:rPr>
+          <w:sz w:val="28"/>
+          <w:szCs w:val="28"/>
+        </w:rPr>
+        <w:t>) – конструктор класса.</w:t>
+      </w:r>
+    </w:p>
+    <w:p>
+      <w:pPr>
+        <w:spacing w:line="360" w:lineRule="auto"/>
+        <w:ind w:firstLine="709"/>
+        <w:jc w:val="both"/>
+        <w:rPr>
+          <w:sz w:val="28"/>
+          <w:szCs w:val="28"/>
+        </w:rPr>
+      </w:pPr>
+      <w:proofErr w:type="gramStart"/>
+      <w:r>
+        <w:rPr>
+          <w:sz w:val="28"/>
+          <w:szCs w:val="28"/>
+          <w:lang w:val="en-US"/>
+        </w:rPr>
+        <w:t>string</w:t>
+      </w:r>
+      <w:proofErr w:type="gramEnd"/>
+      <w:r>
+        <w:rPr>
+          <w:sz w:val="28"/>
+          <w:szCs w:val="28"/>
+          <w:lang w:val="en-US"/>
+        </w:rPr>
+        <w:t xml:space="preserve"> EncryptData (string originalText, int key) – </w:t>
+      </w:r>
+      <w:r>
+        <w:rPr>
+          <w:sz w:val="28"/>
+          <w:szCs w:val="28"/>
+        </w:rPr>
+        <w:t>решает</w:t>
+      </w:r>
+      <w:r>
+        <w:rPr>
+          <w:sz w:val="28"/>
+          <w:szCs w:val="28"/>
+          <w:lang w:val="en-US"/>
+        </w:rPr>
+        <w:t xml:space="preserve"> </w:t>
+      </w:r>
+      <w:r>
+        <w:rPr>
+          <w:sz w:val="28"/>
+          <w:szCs w:val="28"/>
+        </w:rPr>
+        <w:t>задачу</w:t>
+      </w:r>
+      <w:r>
+        <w:rPr>
+          <w:sz w:val="28"/>
+          <w:szCs w:val="28"/>
+          <w:lang w:val="en-US"/>
+        </w:rPr>
+        <w:t xml:space="preserve"> </w:t>
+      </w:r>
+      <w:r>
+        <w:rPr>
+          <w:sz w:val="28"/>
+          <w:szCs w:val="28"/>
+        </w:rPr>
+        <w:t>шифровки</w:t>
+      </w:r>
+      <w:r>
+        <w:rPr>
+          <w:sz w:val="28"/>
+          <w:szCs w:val="28"/>
+          <w:lang w:val="en-US"/>
+        </w:rPr>
+        <w:t xml:space="preserve"> </w:t>
+      </w:r>
+      <w:r>
+        <w:rPr>
+          <w:sz w:val="28"/>
+          <w:szCs w:val="28"/>
+        </w:rPr>
+        <w:t>текста</w:t>
+      </w:r>
+      <w:r>
+        <w:rPr>
+          <w:sz w:val="28"/>
+          <w:szCs w:val="28"/>
+          <w:lang w:val="en-US"/>
+        </w:rPr>
+        <w:t xml:space="preserve">. </w:t>
+      </w:r>
+      <w:r>
+        <w:rPr>
+          <w:sz w:val="28"/>
+          <w:szCs w:val="28"/>
+        </w:rPr>
+        <w:t>В качестве параметров получает оригинальный текст (строка) и ключ (целое число). Выводит зашифрованный текст (строка).</w:t>
+      </w:r>
+    </w:p>
+    <w:p>
+      <w:pPr>
+        <w:spacing w:line="360" w:lineRule="auto"/>
+        <w:ind w:firstLine="709"/>
+        <w:jc w:val="both"/>
+        <w:rPr>
+          <w:sz w:val="28"/>
+          <w:szCs w:val="28"/>
+        </w:rPr>
+      </w:pPr>
+      <w:proofErr w:type="gramStart"/>
+      <w:r>
+        <w:rPr>
+          <w:sz w:val="28"/>
+          <w:szCs w:val="28"/>
+          <w:lang w:val="en-US"/>
+        </w:rPr>
+        <w:t>string</w:t>
+      </w:r>
+      <w:proofErr w:type="gramEnd"/>
+      <w:r>
+        <w:rPr>
+          <w:sz w:val="28"/>
+          <w:szCs w:val="28"/>
+        </w:rPr>
+        <w:t xml:space="preserve"> </w:t>
+      </w:r>
+      <w:r>
+        <w:rPr>
+          <w:sz w:val="28"/>
+          <w:szCs w:val="28"/>
+          <w:lang w:val="en-US"/>
+        </w:rPr>
+        <w:t>DecryptData</w:t>
+      </w:r>
+      <w:r>
+        <w:rPr>
+          <w:sz w:val="28"/>
+          <w:szCs w:val="28"/>
+        </w:rPr>
         <w:t>(</w:t>
       </w:r>
       <w:r>
@@ -7779,48 +8513,7 @@
           <w:szCs w:val="28"/>
           <w:lang w:val="en-US"/>
         </w:rPr>
-        <w:t>chart</w:t>
-      </w:r>
-      <w:r>
-        <w:rPr>
-          <w:sz w:val="28"/>
-          <w:szCs w:val="28"/>
-        </w:rPr>
-        <w:t xml:space="preserve">[] </w:t>
-      </w:r>
-      <w:r>
-        <w:rPr>
-          <w:sz w:val="28"/>
-          <w:szCs w:val="28"/>
-          <w:lang w:val="en-US"/>
-        </w:rPr>
-        <w:t>charts</w:t>
-      </w:r>
-      <w:r>
-        <w:rPr>
-          <w:sz w:val="28"/>
-          <w:szCs w:val="28"/>
-        </w:rPr>
-        <w:t>) – конструктор алфавита.</w:t>
-      </w:r>
-    </w:p>
-    <w:p>
-      <w:pPr>
-        <w:spacing w:line="360" w:lineRule="auto"/>
-        <w:ind w:firstLine="709"/>
-        <w:jc w:val="both"/>
-        <w:rPr>
-          <w:sz w:val="28"/>
-          <w:szCs w:val="28"/>
-        </w:rPr>
-      </w:pPr>
-      <w:r>
-        <w:rPr>
-          <w:sz w:val="28"/>
-          <w:szCs w:val="28"/>
-          <w:lang w:val="en-US"/>
-        </w:rPr>
-        <w:t>bool</w:t>
+        <w:t>string</w:t>
       </w:r>
       <w:r>
         <w:rPr>
@@ -7835,22 +8528,22 @@
           <w:szCs w:val="28"/>
           <w:lang w:val="en-US"/>
         </w:rPr>
-        <w:t>CheckSymbol</w:t>
-      </w:r>
-      <w:r>
-        <w:rPr>
-          <w:sz w:val="28"/>
-          <w:szCs w:val="28"/>
-        </w:rPr>
-        <w:t>(</w:t>
-      </w:r>
-      <w:r>
-        <w:rPr>
-          <w:sz w:val="28"/>
-          <w:szCs w:val="28"/>
-          <w:lang w:val="en-US"/>
-        </w:rPr>
-        <w:t>chart</w:t>
+        <w:t>encryptedText</w:t>
+      </w:r>
+      <w:r>
+        <w:rPr>
+          <w:sz w:val="28"/>
+          <w:szCs w:val="28"/>
+        </w:rPr>
+        <w:t xml:space="preserve">, </w:t>
+      </w:r>
+      <w:r>
+        <w:rPr>
+          <w:sz w:val="28"/>
+          <w:szCs w:val="28"/>
+          <w:lang w:val="en-US"/>
+        </w:rPr>
+        <w:t>int</w:t>
       </w:r>
       <w:r>
         <w:rPr>
@@ -7865,26 +8558,78 @@
           <w:szCs w:val="28"/>
           <w:lang w:val="en-US"/>
         </w:rPr>
-        <w:t>symbol</w:t>
-      </w:r>
-      <w:r>
-        <w:rPr>
-          <w:sz w:val="28"/>
-          <w:szCs w:val="28"/>
-        </w:rPr>
-        <w:t>) – проверяет входит ли символ в алфавит.</w:t>
-      </w:r>
-    </w:p>
-    <w:p>
-      <w:pPr>
-        <w:spacing w:line="360" w:lineRule="auto"/>
-        <w:ind w:firstLine="709"/>
-        <w:jc w:val="both"/>
-        <w:rPr>
-          <w:sz w:val="28"/>
-          <w:szCs w:val="28"/>
-        </w:rPr>
-      </w:pPr>
+        <w:t>key</w:t>
+      </w:r>
+      <w:r>
+        <w:rPr>
+          <w:sz w:val="28"/>
+          <w:szCs w:val="28"/>
+        </w:rPr>
+        <w:t xml:space="preserve">) – </w:t>
+      </w:r>
+      <w:r>
+        <w:rPr>
+          <w:sz w:val="28"/>
+          <w:szCs w:val="28"/>
+        </w:rPr>
+        <w:t>решает</w:t>
+      </w:r>
+      <w:r>
+        <w:rPr>
+          <w:sz w:val="28"/>
+          <w:szCs w:val="28"/>
+        </w:rPr>
+        <w:t xml:space="preserve"> </w:t>
+      </w:r>
+      <w:r>
+        <w:rPr>
+          <w:sz w:val="28"/>
+          <w:szCs w:val="28"/>
+        </w:rPr>
+        <w:t>задачу</w:t>
+      </w:r>
+      <w:r>
+        <w:rPr>
+          <w:sz w:val="28"/>
+          <w:szCs w:val="28"/>
+        </w:rPr>
+        <w:t xml:space="preserve"> </w:t>
+      </w:r>
+      <w:r>
+        <w:rPr>
+          <w:sz w:val="28"/>
+          <w:szCs w:val="28"/>
+        </w:rPr>
+        <w:t>дешифровки</w:t>
+      </w:r>
+      <w:r>
+        <w:rPr>
+          <w:sz w:val="28"/>
+          <w:szCs w:val="28"/>
+        </w:rPr>
+        <w:t xml:space="preserve"> </w:t>
+      </w:r>
+      <w:r>
+        <w:rPr>
+          <w:sz w:val="28"/>
+          <w:szCs w:val="28"/>
+        </w:rPr>
+        <w:t>текста</w:t>
+      </w:r>
+      <w:r>
+        <w:rPr>
+          <w:sz w:val="28"/>
+          <w:szCs w:val="28"/>
+        </w:rPr>
+        <w:t xml:space="preserve">. </w:t>
+      </w:r>
+      <w:r>
+        <w:rPr>
+          <w:sz w:val="28"/>
+          <w:szCs w:val="28"/>
+        </w:rPr>
+        <w:t>В качестве параметров получает зашифрованный текст (строка) и ключ (целое число). Выводит дешифрованный текст (строка).</w:t>
+      </w:r>
     </w:p>
     <w:p>
       <w:pPr>
@@ -7903,35 +8648,26 @@
           <w:sz w:val="28"/>
           <w:szCs w:val="28"/>
         </w:rPr>
-        <w:t xml:space="preserve">Класс </w:t>
-      </w:r>
-      <w:r>
+        <w:t>Класс AnimationForm</w:t>
+      </w:r>
+    </w:p>
+    <w:p>
+      <w:pPr>
+        <w:spacing w:line="360" w:lineRule="auto"/>
+        <w:ind w:firstLine="709"/>
+        <w:jc w:val="both"/>
         <w:rPr>
           <w:b/>
           <w:sz w:val="28"/>
           <w:szCs w:val="28"/>
-          <w:lang w:val="en-US"/>
-        </w:rPr>
-        <w:t>Cipher</w:t>
-      </w:r>
-    </w:p>
-    <w:p>
-      <w:pPr>
-        <w:spacing w:line="360" w:lineRule="auto"/>
-        <w:ind w:firstLine="709"/>
-        <w:jc w:val="both"/>
+        </w:rPr>
+      </w:pPr>
+      <w:r>
         <w:rPr>
           <w:b/>
           <w:sz w:val="28"/>
           <w:szCs w:val="28"/>
         </w:rPr>
-      </w:pPr>
-      <w:r>
-        <w:rPr>
-          <w:b/>
-          <w:sz w:val="28"/>
-          <w:szCs w:val="28"/>
-        </w:rPr>
         <w:t>Поля и свойства:</w:t>
       </w:r>
     </w:p>
@@ -7945,14 +8681,214 @@
           <w:szCs w:val="28"/>
         </w:rPr>
       </w:pPr>
-      <w:r>
-        <w:rPr>
-          <w:sz w:val="28"/>
-          <w:szCs w:val="28"/>
-          <w:lang w:val="en-US"/>
+      <w:proofErr w:type="gramStart"/>
+      <w:r>
+        <w:rPr>
+          <w:sz w:val="28"/>
+          <w:szCs w:val="28"/>
+          <w:lang w:val="en-US"/>
+        </w:rPr>
+        <w:t>string</w:t>
+      </w:r>
+      <w:proofErr w:type="gramEnd"/>
+      <w:r>
+        <w:rPr>
+          <w:sz w:val="28"/>
+          <w:szCs w:val="28"/>
+        </w:rPr>
+        <w:t xml:space="preserve"> </w:t>
+      </w:r>
+      <w:r>
+        <w:rPr>
+          <w:sz w:val="28"/>
+          <w:szCs w:val="28"/>
+          <w:lang w:val="en-US"/>
+        </w:rPr>
+        <w:t>text</w:t>
+      </w:r>
+      <w:r>
+        <w:rPr>
+          <w:sz w:val="28"/>
+          <w:szCs w:val="28"/>
+        </w:rPr>
+        <w:t xml:space="preserve">_ </w:t>
+      </w:r>
+      <w:r>
+        <w:rPr>
+          <w:sz w:val="28"/>
+          <w:szCs w:val="28"/>
+        </w:rPr>
+        <w:t>– содержит текст.</w:t>
+      </w:r>
+    </w:p>
+    <w:p>
+      <w:pPr>
+        <w:spacing w:line="360" w:lineRule="auto"/>
+        <w:ind w:firstLine="709"/>
+        <w:jc w:val="both"/>
+        <w:rPr>
+          <w:sz w:val="28"/>
+          <w:szCs w:val="28"/>
+        </w:rPr>
+      </w:pPr>
+      <w:proofErr w:type="gramStart"/>
+      <w:r>
+        <w:rPr>
+          <w:sz w:val="28"/>
+          <w:szCs w:val="28"/>
+          <w:lang w:val="en-US"/>
+        </w:rPr>
+        <w:t>int</w:t>
+      </w:r>
+      <w:proofErr w:type="gramEnd"/>
+      <w:r>
+        <w:rPr>
+          <w:sz w:val="28"/>
+          <w:szCs w:val="28"/>
+        </w:rPr>
+        <w:t xml:space="preserve"> </w:t>
+      </w:r>
+      <w:r>
+        <w:rPr>
+          <w:sz w:val="28"/>
+          <w:szCs w:val="28"/>
+          <w:lang w:val="en-US"/>
+        </w:rPr>
+        <w:t>key</w:t>
+      </w:r>
+      <w:r>
+        <w:rPr>
+          <w:sz w:val="28"/>
+          <w:szCs w:val="28"/>
+        </w:rPr>
+        <w:t xml:space="preserve">_ – </w:t>
+      </w:r>
+      <w:r>
+        <w:rPr>
+          <w:sz w:val="28"/>
+          <w:szCs w:val="28"/>
+        </w:rPr>
+        <w:t>содержит</w:t>
+      </w:r>
+      <w:r>
+        <w:rPr>
+          <w:sz w:val="28"/>
+          <w:szCs w:val="28"/>
+        </w:rPr>
+        <w:t xml:space="preserve"> </w:t>
+      </w:r>
+      <w:r>
+        <w:rPr>
+          <w:sz w:val="28"/>
+          <w:szCs w:val="28"/>
+        </w:rPr>
+        <w:t>ключ</w:t>
+      </w:r>
+      <w:r>
+        <w:rPr>
+          <w:sz w:val="28"/>
+          <w:szCs w:val="28"/>
+        </w:rPr>
+        <w:t>.</w:t>
+      </w:r>
+    </w:p>
+    <w:p>
+      <w:pPr>
+        <w:spacing w:line="360" w:lineRule="auto"/>
+        <w:ind w:firstLine="709"/>
+        <w:jc w:val="both"/>
+        <w:rPr>
+          <w:sz w:val="28"/>
+          <w:szCs w:val="28"/>
+        </w:rPr>
+      </w:pPr>
+      <w:proofErr w:type="gramStart"/>
+      <w:r>
+        <w:rPr>
+          <w:sz w:val="28"/>
+          <w:szCs w:val="28"/>
+          <w:lang w:val="en-US"/>
+        </w:rPr>
+        <w:t>string</w:t>
+      </w:r>
+      <w:proofErr w:type="gramEnd"/>
+      <w:r>
+        <w:rPr>
+          <w:sz w:val="28"/>
+          <w:szCs w:val="28"/>
+        </w:rPr>
+        <w:t xml:space="preserve"> </w:t>
+      </w:r>
+      <w:r>
+        <w:rPr>
+          <w:sz w:val="28"/>
+          <w:szCs w:val="28"/>
+          <w:lang w:val="en-US"/>
+        </w:rPr>
+        <w:t>operation</w:t>
+      </w:r>
+      <w:r>
+        <w:rPr>
+          <w:sz w:val="28"/>
+          <w:szCs w:val="28"/>
+        </w:rPr>
+        <w:t xml:space="preserve">_ – </w:t>
+      </w:r>
+      <w:r>
+        <w:rPr>
+          <w:sz w:val="28"/>
+          <w:szCs w:val="28"/>
+        </w:rPr>
+        <w:t>содержит</w:t>
+      </w:r>
+      <w:r>
+        <w:rPr>
+          <w:sz w:val="28"/>
+          <w:szCs w:val="28"/>
+        </w:rPr>
+        <w:t xml:space="preserve"> </w:t>
+      </w:r>
+      <w:r>
+        <w:rPr>
+          <w:sz w:val="28"/>
+          <w:szCs w:val="28"/>
+        </w:rPr>
+        <w:t>тип</w:t>
+      </w:r>
+      <w:r>
+        <w:rPr>
+          <w:sz w:val="28"/>
+          <w:szCs w:val="28"/>
+        </w:rPr>
+        <w:t xml:space="preserve"> </w:t>
+      </w:r>
+      <w:r>
+        <w:rPr>
+          <w:sz w:val="28"/>
+          <w:szCs w:val="28"/>
+        </w:rPr>
+        <w:t>операции.</w:t>
+      </w:r>
+    </w:p>
+    <w:p>
+      <w:pPr>
+        <w:spacing w:line="360" w:lineRule="auto"/>
+        <w:ind w:firstLine="709"/>
+        <w:jc w:val="both"/>
+        <w:rPr>
+          <w:sz w:val="28"/>
+          <w:szCs w:val="28"/>
+        </w:rPr>
+      </w:pPr>
+      <w:proofErr w:type="spellStart"/>
+      <w:r>
+        <w:rPr>
+          <w:sz w:val="28"/>
+          <w:szCs w:val="28"/>
         </w:rPr>
         <w:t>Alphabet</w:t>
       </w:r>
+      <w:proofErr w:type="spellEnd"/>
       <w:r>
         <w:rPr>
           <w:sz w:val="28"/>
@@ -7960,592 +8896,26 @@
         </w:rPr>
         <w:t xml:space="preserve"> </w:t>
       </w:r>
-      <w:r>
-        <w:rPr>
-          <w:sz w:val="28"/>
-          <w:szCs w:val="28"/>
-          <w:lang w:val="en-US"/>
-        </w:rPr>
-        <w:t>Alphabet</w:t>
-      </w:r>
-      <w:r>
-        <w:rPr>
-          <w:sz w:val="28"/>
-          <w:szCs w:val="28"/>
-        </w:rPr>
-        <w:t xml:space="preserve"> – содержит алфавит.</w:t>
-      </w:r>
-    </w:p>
-    <w:p>
-      <w:pPr>
-        <w:spacing w:line="360" w:lineRule="auto"/>
-        <w:ind w:firstLine="709"/>
-        <w:jc w:val="both"/>
-        <w:rPr>
-          <w:sz w:val="28"/>
-          <w:szCs w:val="28"/>
-        </w:rPr>
-      </w:pPr>
-    </w:p>
-    <w:p>
-      <w:pPr>
-        <w:spacing w:line="360" w:lineRule="auto"/>
-        <w:ind w:firstLine="709"/>
-        <w:jc w:val="both"/>
-        <w:rPr>
-          <w:b/>
-          <w:sz w:val="28"/>
-          <w:szCs w:val="28"/>
-        </w:rPr>
-      </w:pPr>
-      <w:r>
-        <w:rPr>
-          <w:b/>
-          <w:sz w:val="28"/>
-          <w:szCs w:val="28"/>
-        </w:rPr>
-        <w:t>Методы:</w:t>
-      </w:r>
-    </w:p>
-    <w:p>
-      <w:pPr>
-        <w:spacing w:line="360" w:lineRule="auto"/>
-        <w:ind w:firstLine="709"/>
-        <w:jc w:val="both"/>
-        <w:rPr>
-          <w:sz w:val="28"/>
-          <w:szCs w:val="28"/>
-        </w:rPr>
-      </w:pPr>
-      <w:r>
-        <w:rPr>
-          <w:sz w:val="28"/>
-          <w:szCs w:val="28"/>
-          <w:lang w:val="en-US"/>
-        </w:rPr>
-        <w:t>Cipher</w:t>
-      </w:r>
-      <w:r>
-        <w:rPr>
-          <w:sz w:val="28"/>
-          <w:szCs w:val="28"/>
-        </w:rPr>
-        <w:t xml:space="preserve"> (</w:t>
-      </w:r>
-      <w:r>
-        <w:rPr>
-          <w:sz w:val="28"/>
-          <w:szCs w:val="28"/>
-          <w:lang w:val="en-US"/>
-        </w:rPr>
-        <w:t>Alphabet</w:t>
-      </w:r>
-      <w:r>
-        <w:rPr>
-          <w:sz w:val="28"/>
-          <w:szCs w:val="28"/>
-        </w:rPr>
-        <w:t xml:space="preserve"> </w:t>
-      </w:r>
-      <w:r>
-        <w:rPr>
-          <w:sz w:val="28"/>
-          <w:szCs w:val="28"/>
-          <w:lang w:val="en-US"/>
+      <w:proofErr w:type="spellStart"/>
+      <w:r>
+        <w:rPr>
+          <w:sz w:val="28"/>
+          <w:szCs w:val="28"/>
         </w:rPr>
         <w:t>alphabet</w:t>
       </w:r>
-      <w:r>
-        <w:rPr>
-          <w:sz w:val="28"/>
-          <w:szCs w:val="28"/>
-        </w:rPr>
-        <w:t>) – конструктор класса.</w:t>
-      </w:r>
-    </w:p>
-    <w:p>
-      <w:pPr>
-        <w:spacing w:line="360" w:lineRule="auto"/>
-        <w:ind w:firstLine="709"/>
-        <w:jc w:val="both"/>
-        <w:rPr>
-          <w:sz w:val="28"/>
-          <w:szCs w:val="28"/>
-        </w:rPr>
-      </w:pPr>
-      <w:r>
-        <w:rPr>
-          <w:sz w:val="28"/>
-          <w:szCs w:val="28"/>
-          <w:lang w:val="en-US"/>
-        </w:rPr>
-        <w:t xml:space="preserve">string EncryptData (string originalText, int key) – </w:t>
-      </w:r>
-      <w:r>
-        <w:rPr>
-          <w:sz w:val="28"/>
-          <w:szCs w:val="28"/>
-        </w:rPr>
-        <w:t>решает</w:t>
-      </w:r>
-      <w:r>
-        <w:rPr>
-          <w:sz w:val="28"/>
-          <w:szCs w:val="28"/>
-          <w:lang w:val="en-US"/>
-        </w:rPr>
-        <w:t xml:space="preserve"> </w:t>
-      </w:r>
-      <w:r>
-        <w:rPr>
-          <w:sz w:val="28"/>
-          <w:szCs w:val="28"/>
-        </w:rPr>
-        <w:t>задачу</w:t>
-      </w:r>
-      <w:r>
-        <w:rPr>
-          <w:sz w:val="28"/>
-          <w:szCs w:val="28"/>
-          <w:lang w:val="en-US"/>
-        </w:rPr>
-        <w:t xml:space="preserve"> </w:t>
-      </w:r>
-      <w:r>
-        <w:rPr>
-          <w:sz w:val="28"/>
-          <w:szCs w:val="28"/>
-        </w:rPr>
-        <w:t>шифровки</w:t>
-      </w:r>
-      <w:r>
-        <w:rPr>
-          <w:sz w:val="28"/>
-          <w:szCs w:val="28"/>
-          <w:lang w:val="en-US"/>
-        </w:rPr>
-        <w:t xml:space="preserve"> </w:t>
-      </w:r>
-      <w:r>
-        <w:rPr>
-          <w:sz w:val="28"/>
-          <w:szCs w:val="28"/>
-        </w:rPr>
-        <w:t>текста</w:t>
-      </w:r>
-      <w:r>
-        <w:rPr>
-          <w:sz w:val="28"/>
-          <w:szCs w:val="28"/>
-          <w:lang w:val="en-US"/>
-        </w:rPr>
-        <w:t xml:space="preserve">. </w:t>
-      </w:r>
-      <w:r>
-        <w:rPr>
-          <w:sz w:val="28"/>
-          <w:szCs w:val="28"/>
-        </w:rPr>
-        <w:t>В качестве параметров получает оригинальный текст (строка) и ключ (целое число). Выводит зашифрованный текст (строка).</w:t>
-      </w:r>
-    </w:p>
-    <w:p>
-      <w:pPr>
-        <w:spacing w:line="360" w:lineRule="auto"/>
-        <w:ind w:firstLine="709"/>
-        <w:jc w:val="both"/>
-        <w:rPr>
-          <w:sz w:val="28"/>
-          <w:szCs w:val="28"/>
-        </w:rPr>
-      </w:pPr>
-      <w:r>
-        <w:rPr>
-          <w:sz w:val="28"/>
-          <w:szCs w:val="28"/>
-          <w:lang w:val="en-US"/>
-        </w:rPr>
-        <w:t>string</w:t>
-      </w:r>
-      <w:r>
-        <w:rPr>
-          <w:sz w:val="28"/>
-          <w:szCs w:val="28"/>
-        </w:rPr>
-        <w:t xml:space="preserve"> </w:t>
-      </w:r>
-      <w:r>
-        <w:rPr>
-          <w:sz w:val="28"/>
-          <w:szCs w:val="28"/>
-          <w:lang w:val="en-US"/>
-        </w:rPr>
-        <w:t>DecryptData</w:t>
-      </w:r>
-      <w:r>
-        <w:rPr>
-          <w:sz w:val="28"/>
-          <w:szCs w:val="28"/>
-        </w:rPr>
-        <w:t>(</w:t>
-      </w:r>
-      <w:r>
-        <w:rPr>
-          <w:sz w:val="28"/>
-          <w:szCs w:val="28"/>
-          <w:lang w:val="en-US"/>
-        </w:rPr>
-        <w:t>string</w:t>
-      </w:r>
-      <w:r>
-        <w:rPr>
-          <w:sz w:val="28"/>
-          <w:szCs w:val="28"/>
-        </w:rPr>
-        <w:t xml:space="preserve"> </w:t>
-      </w:r>
-      <w:r>
-        <w:rPr>
-          <w:sz w:val="28"/>
-          <w:szCs w:val="28"/>
-          <w:lang w:val="en-US"/>
-        </w:rPr>
-        <w:t>encryptedText</w:t>
-      </w:r>
-      <w:r>
-        <w:rPr>
-          <w:sz w:val="28"/>
-          <w:szCs w:val="28"/>
-        </w:rPr>
-        <w:t xml:space="preserve">, </w:t>
-      </w:r>
-      <w:r>
-        <w:rPr>
-          <w:sz w:val="28"/>
-          <w:szCs w:val="28"/>
-          <w:lang w:val="en-US"/>
-        </w:rPr>
-        <w:t>int</w:t>
-      </w:r>
-      <w:r>
-        <w:rPr>
-          <w:sz w:val="28"/>
-          <w:szCs w:val="28"/>
-        </w:rPr>
-        <w:t xml:space="preserve"> </w:t>
-      </w:r>
-      <w:r>
-        <w:rPr>
-          <w:sz w:val="28"/>
-          <w:szCs w:val="28"/>
-          <w:lang w:val="en-US"/>
-        </w:rPr>
-        <w:t>key</w:t>
-      </w:r>
-      <w:r>
-        <w:rPr>
-          <w:sz w:val="28"/>
-          <w:szCs w:val="28"/>
-        </w:rPr>
-        <w:t xml:space="preserve">) – </w:t>
-      </w:r>
-      <w:r>
-        <w:rPr>
-          <w:sz w:val="28"/>
-          <w:szCs w:val="28"/>
-        </w:rPr>
-        <w:t>решает</w:t>
-      </w:r>
-      <w:r>
-        <w:rPr>
-          <w:sz w:val="28"/>
-          <w:szCs w:val="28"/>
-        </w:rPr>
-        <w:t xml:space="preserve"> </w:t>
-      </w:r>
-      <w:r>
-        <w:rPr>
-          <w:sz w:val="28"/>
-          <w:szCs w:val="28"/>
-        </w:rPr>
-        <w:t>задачу</w:t>
-      </w:r>
-      <w:r>
-        <w:rPr>
-          <w:sz w:val="28"/>
-          <w:szCs w:val="28"/>
-        </w:rPr>
-        <w:t xml:space="preserve"> </w:t>
-      </w:r>
-      <w:r>
-        <w:rPr>
-          <w:sz w:val="28"/>
-          <w:szCs w:val="28"/>
-        </w:rPr>
-        <w:t>дешифровки</w:t>
-      </w:r>
-      <w:r>
-        <w:rPr>
-          <w:sz w:val="28"/>
-          <w:szCs w:val="28"/>
-        </w:rPr>
-        <w:t xml:space="preserve"> </w:t>
-      </w:r>
-      <w:r>
-        <w:rPr>
-          <w:sz w:val="28"/>
-          <w:szCs w:val="28"/>
-        </w:rPr>
-        <w:t>текста</w:t>
-      </w:r>
-      <w:r>
-        <w:rPr>
-          <w:sz w:val="28"/>
-          <w:szCs w:val="28"/>
-        </w:rPr>
-        <w:t xml:space="preserve">. </w:t>
-      </w:r>
-      <w:r>
-        <w:rPr>
-          <w:sz w:val="28"/>
-          <w:szCs w:val="28"/>
-        </w:rPr>
-        <w:t>В качестве параметров получает зашифрованный текст (строка) и ключ (целое число). Выводит дешифрованный текст (строка).</w:t>
-      </w:r>
-    </w:p>
-    <w:p>
-      <w:pPr>
-        <w:spacing w:line="360" w:lineRule="auto"/>
-        <w:ind w:firstLine="709"/>
-        <w:jc w:val="both"/>
-        <w:rPr>
-          <w:b/>
-          <w:sz w:val="28"/>
-          <w:szCs w:val="28"/>
-        </w:rPr>
-      </w:pPr>
-      <w:r>
-        <w:rPr>
-          <w:b/>
-          <w:sz w:val="28"/>
-          <w:szCs w:val="28"/>
-        </w:rPr>
-        <w:t>Класс AnimationForm</w:t>
-      </w:r>
-    </w:p>
-    <w:p>
-      <w:pPr>
-        <w:spacing w:line="360" w:lineRule="auto"/>
-        <w:ind w:firstLine="709"/>
-        <w:jc w:val="both"/>
-        <w:rPr>
-          <w:b/>
-          <w:sz w:val="28"/>
-          <w:szCs w:val="28"/>
-        </w:rPr>
-      </w:pPr>
-      <w:r>
-        <w:rPr>
-          <w:b/>
-          <w:sz w:val="28"/>
-          <w:szCs w:val="28"/>
-        </w:rPr>
-        <w:t>Поля и свойства:</w:t>
-      </w:r>
-    </w:p>
-    <w:p>
-      <w:pPr>
-        <w:spacing w:line="360" w:lineRule="auto"/>
-        <w:ind w:firstLine="709"/>
-        <w:jc w:val="both"/>
-        <w:rPr>
-          <w:sz w:val="28"/>
-          <w:szCs w:val="28"/>
-        </w:rPr>
-      </w:pPr>
-      <w:r>
-        <w:rPr>
-          <w:sz w:val="28"/>
-          <w:szCs w:val="28"/>
-          <w:lang w:val="en-US"/>
-        </w:rPr>
-        <w:t>string text_</w:t>
-      </w:r>
-      <w:r>
-        <w:rPr>
-          <w:sz w:val="28"/>
-          <w:szCs w:val="28"/>
-          <w:lang w:val="en-US"/>
-        </w:rPr>
-        <w:t xml:space="preserve"> </w:t>
-      </w:r>
-      <w:r>
-        <w:rPr>
-          <w:sz w:val="28"/>
-          <w:szCs w:val="28"/>
-        </w:rPr>
-        <w:t>–</w:t>
-      </w:r>
-      <w:r>
-        <w:rPr>
-          <w:sz w:val="28"/>
-          <w:szCs w:val="28"/>
-        </w:rPr>
-        <w:t xml:space="preserve"> содержит текст.</w:t>
-      </w:r>
-    </w:p>
-    <w:p>
-      <w:pPr>
-        <w:spacing w:line="360" w:lineRule="auto"/>
-        <w:ind w:firstLine="709"/>
-        <w:jc w:val="both"/>
-        <w:rPr>
-          <w:sz w:val="28"/>
-          <w:szCs w:val="28"/>
-          <w:lang w:val="en-US"/>
-        </w:rPr>
-      </w:pPr>
-      <w:r>
-        <w:rPr>
-          <w:sz w:val="28"/>
-          <w:szCs w:val="28"/>
-          <w:lang w:val="en-US"/>
-        </w:rPr>
-        <w:t>int key_</w:t>
-      </w:r>
-      <w:r>
-        <w:rPr>
-          <w:sz w:val="28"/>
-          <w:szCs w:val="28"/>
-          <w:lang w:val="en-US"/>
-        </w:rPr>
-        <w:t xml:space="preserve"> </w:t>
-      </w:r>
-      <w:r>
-        <w:rPr>
-          <w:sz w:val="28"/>
-          <w:szCs w:val="28"/>
-          <w:lang w:val="en-US"/>
-        </w:rPr>
-        <w:t>–</w:t>
-      </w:r>
-      <w:r>
-        <w:rPr>
-          <w:sz w:val="28"/>
-          <w:szCs w:val="28"/>
-          <w:lang w:val="en-US"/>
-        </w:rPr>
-        <w:t xml:space="preserve"> </w:t>
-      </w:r>
-      <w:r>
-        <w:rPr>
-          <w:sz w:val="28"/>
-          <w:szCs w:val="28"/>
-        </w:rPr>
-        <w:t>содержит</w:t>
-      </w:r>
-      <w:r>
-        <w:rPr>
-          <w:sz w:val="28"/>
-          <w:szCs w:val="28"/>
-          <w:lang w:val="en-US"/>
-        </w:rPr>
-        <w:t xml:space="preserve"> </w:t>
-      </w:r>
-      <w:r>
-        <w:rPr>
-          <w:sz w:val="28"/>
-          <w:szCs w:val="28"/>
-        </w:rPr>
-        <w:t>ключ</w:t>
-      </w:r>
-      <w:r>
-        <w:rPr>
-          <w:sz w:val="28"/>
-          <w:szCs w:val="28"/>
-          <w:lang w:val="en-US"/>
-        </w:rPr>
-        <w:t>.</w:t>
-      </w:r>
-    </w:p>
-    <w:p>
-      <w:pPr>
-        <w:spacing w:line="360" w:lineRule="auto"/>
-        <w:ind w:firstLine="709"/>
-        <w:jc w:val="both"/>
-        <w:rPr>
-          <w:sz w:val="28"/>
-          <w:szCs w:val="28"/>
-        </w:rPr>
-      </w:pPr>
-      <w:r>
-        <w:rPr>
-          <w:sz w:val="28"/>
-          <w:szCs w:val="28"/>
-          <w:lang w:val="en-US"/>
-        </w:rPr>
-        <w:t xml:space="preserve">string operation_ – </w:t>
-      </w:r>
-      <w:r>
-        <w:rPr>
-          <w:sz w:val="28"/>
-          <w:szCs w:val="28"/>
-        </w:rPr>
-        <w:t>содержит</w:t>
-      </w:r>
-      <w:r>
-        <w:rPr>
-          <w:sz w:val="28"/>
-          <w:szCs w:val="28"/>
-          <w:lang w:val="en-US"/>
-        </w:rPr>
-        <w:t xml:space="preserve"> </w:t>
-      </w:r>
-      <w:r>
-        <w:rPr>
-          <w:sz w:val="28"/>
-          <w:szCs w:val="28"/>
-        </w:rPr>
-        <w:t>тип</w:t>
-      </w:r>
-      <w:r>
-        <w:rPr>
-          <w:sz w:val="28"/>
-          <w:szCs w:val="28"/>
-          <w:lang w:val="en-US"/>
-        </w:rPr>
-        <w:t xml:space="preserve"> </w:t>
-      </w:r>
-      <w:r>
-        <w:rPr>
-          <w:sz w:val="28"/>
-          <w:szCs w:val="28"/>
-        </w:rPr>
-        <w:t>операции.</w:t>
-      </w:r>
-    </w:p>
-    <w:p>
-      <w:pPr>
-        <w:spacing w:line="360" w:lineRule="auto"/>
-        <w:ind w:firstLine="709"/>
-        <w:jc w:val="both"/>
-        <w:rPr>
-          <w:sz w:val="28"/>
-          <w:szCs w:val="28"/>
-        </w:rPr>
-      </w:pPr>
-      <w:r>
-        <w:rPr>
-          <w:sz w:val="28"/>
-          <w:szCs w:val="28"/>
-        </w:rPr>
-        <w:t>Alphabet alphabet_</w:t>
-      </w:r>
-      <w:r>
-        <w:rPr>
-          <w:sz w:val="28"/>
-          <w:szCs w:val="28"/>
-          <w:lang w:val="en-US"/>
+      <w:proofErr w:type="spellEnd"/>
+      <w:r>
+        <w:rPr>
+          <w:sz w:val="28"/>
+          <w:szCs w:val="28"/>
+        </w:rPr>
+        <w:t>_</w:t>
+      </w:r>
+      <w:r>
+        <w:rPr>
+          <w:sz w:val="28"/>
+          <w:szCs w:val="28"/>
         </w:rPr>
         <w:t xml:space="preserve"> – </w:t>
       </w:r>
@@ -8554,14 +8924,7 @@
           <w:sz w:val="28"/>
           <w:szCs w:val="28"/>
         </w:rPr>
-        <w:t>содержит</w:t>
-      </w:r>
-      <w:r>
-        <w:rPr>
-          <w:sz w:val="28"/>
-          <w:szCs w:val="28"/>
-        </w:rPr>
-        <w:t xml:space="preserve"> алфавит.</w:t>
+        <w:t>содержит алфавит.</w:t>
       </w:r>
     </w:p>
     <w:p>
@@ -8615,42 +8978,22 @@
         </w:rPr>
         <w:t xml:space="preserve"> </w:t>
       </w:r>
-      <w:r>
-        <w:rPr>
-          <w:sz w:val="28"/>
-          <w:szCs w:val="28"/>
-          <w:lang w:val="en-US"/>
-        </w:rPr>
-        <w:t>Animation</w:t>
-      </w:r>
-      <w:r>
-        <w:rPr>
-          <w:sz w:val="28"/>
-          <w:szCs w:val="28"/>
-          <w:lang w:val="en-US"/>
-        </w:rPr>
-        <w:t>TextBox</w:t>
-      </w:r>
-      <w:r>
-        <w:rPr>
-          <w:sz w:val="28"/>
-          <w:szCs w:val="28"/>
-        </w:rPr>
-        <w:t xml:space="preserve"> – Поле для </w:t>
-      </w:r>
-      <w:r>
-        <w:rPr>
-          <w:sz w:val="28"/>
-          <w:szCs w:val="28"/>
-        </w:rPr>
-        <w:t>отображения анимации</w:t>
-      </w:r>
-      <w:r>
-        <w:rPr>
-          <w:sz w:val="28"/>
-          <w:szCs w:val="28"/>
-        </w:rPr>
-        <w:t>.</w:t>
+      <w:proofErr w:type="spellStart"/>
+      <w:r>
+        <w:rPr>
+          <w:sz w:val="28"/>
+          <w:szCs w:val="28"/>
+          <w:lang w:val="en-US"/>
+        </w:rPr>
+        <w:t>AnimationTextBox</w:t>
+      </w:r>
+      <w:proofErr w:type="spellEnd"/>
+      <w:r>
+        <w:rPr>
+          <w:sz w:val="28"/>
+          <w:szCs w:val="28"/>
+        </w:rPr>
+        <w:t xml:space="preserve"> – Поле для отображения анимации.</w:t>
       </w:r>
     </w:p>
     <w:p>
@@ -8665,6 +9008,7 @@
           <w:bCs/>
           <w:sz w:val="28"/>
           <w:szCs w:val="28"/>
+          <w:lang w:val="en-US"/>
         </w:rPr>
       </w:pPr>
       <w:r>
@@ -8674,27 +9018,47 @@
           <w:sz w:val="28"/>
           <w:szCs w:val="28"/>
         </w:rPr>
-        <w:t>Методы:</w:t>
-      </w:r>
-    </w:p>
-    <w:p>
-      <w:pPr>
-        <w:spacing w:line="360" w:lineRule="auto"/>
-        <w:ind w:firstLine="709"/>
-        <w:jc w:val="both"/>
-        <w:rPr>
-          <w:sz w:val="28"/>
-          <w:szCs w:val="28"/>
-          <w:lang w:val="en-US"/>
-        </w:rPr>
-      </w:pPr>
-      <w:r>
-        <w:rPr>
-          <w:sz w:val="28"/>
-          <w:szCs w:val="28"/>
-          <w:lang w:val="en-US"/>
-        </w:rPr>
-        <w:t xml:space="preserve">AnimationForm(string text, int key, string operation, Alphabet alphabet) – </w:t>
+        <w:t>Методы</w:t>
+      </w:r>
+      <w:r>
+        <w:rPr>
+          <w:b/>
+          <w:bCs/>
+          <w:sz w:val="28"/>
+          <w:szCs w:val="28"/>
+          <w:lang w:val="en-US"/>
+        </w:rPr>
+        <w:t>:</w:t>
+      </w:r>
+    </w:p>
+    <w:p>
+      <w:pPr>
+        <w:spacing w:line="360" w:lineRule="auto"/>
+        <w:ind w:firstLine="709"/>
+        <w:jc w:val="both"/>
+        <w:rPr>
+          <w:sz w:val="28"/>
+          <w:szCs w:val="28"/>
+          <w:lang w:val="en-US"/>
+        </w:rPr>
+      </w:pPr>
+      <w:proofErr w:type="gramStart"/>
+      <w:r>
+        <w:rPr>
+          <w:sz w:val="28"/>
+          <w:szCs w:val="28"/>
+          <w:lang w:val="en-US"/>
+        </w:rPr>
+        <w:t>AnimationForm(</w:t>
+      </w:r>
+      <w:proofErr w:type="gramEnd"/>
+      <w:r>
+        <w:rPr>
+          <w:sz w:val="28"/>
+          <w:szCs w:val="28"/>
+          <w:lang w:val="en-US"/>
+        </w:rPr>
+        <w:t xml:space="preserve">string text, int key, string operation, Alphabet alphabet) – </w:t>
       </w:r>
       <w:r>
         <w:rPr>
@@ -8737,12 +9101,21 @@
           <w:szCs w:val="28"/>
         </w:rPr>
       </w:pPr>
-      <w:r>
-        <w:rPr>
-          <w:sz w:val="28"/>
-          <w:szCs w:val="28"/>
-        </w:rPr>
-        <w:t>Animation()</w:t>
+      <w:proofErr w:type="gramStart"/>
+      <w:r>
+        <w:rPr>
+          <w:sz w:val="28"/>
+          <w:szCs w:val="28"/>
+        </w:rPr>
+        <w:t>Animation(</w:t>
+      </w:r>
+      <w:proofErr w:type="gramEnd"/>
+      <w:r>
+        <w:rPr>
+          <w:sz w:val="28"/>
+          <w:szCs w:val="28"/>
+        </w:rPr>
+        <w:t>)</w:t>
       </w:r>
       <w:r>
         <w:rPr>
@@ -11324,19 +11697,19 @@
         <w:rPr>
           <w:sz w:val="28"/>
           <w:szCs w:val="28"/>
-        </w:rPr>
-      </w:pPr>
-      <w:r>
-        <w:rPr>
-          <w:noProof/>
+          <w:lang w:val="en-US"/>
+        </w:rPr>
+      </w:pPr>
+      <w:r>
+        <w:rPr>
           <w:sz w:val="28"/>
           <w:szCs w:val="28"/>
         </w:rPr>
         <w:drawing>
-          <wp:inline distT="0" distB="0" distL="0" distR="0" wp14:anchorId="7B367687" wp14:editId="222A2ECF">
-            <wp:extent cx="5942965" cy="1983740"/>
-            <wp:effectExtent l="0" t="0" r="635" b="0"/>
-            <wp:docPr id="9" name="Рисунок 9"/>
+          <wp:inline distT="0" distB="0" distL="0" distR="0" wp14:anchorId="0C8A7824" wp14:editId="6E4A2811">
+            <wp:extent cx="5942965" cy="2239010"/>
+            <wp:effectExtent l="0" t="0" r="635" b="8890"/>
+            <wp:docPr id="5" name="Рисунок 5"/>
             <wp:cNvGraphicFramePr>
               <a:graphicFrameLocks xmlns:a="http://schemas.openxmlformats.org/drawingml/2006/main" noChangeAspect="1"/>
             </wp:cNvGraphicFramePr>
@@ -11356,7 +11729,7 @@
                   <pic:spPr>
                     <a:xfrm>
                       <a:off x="0" y="0"/>
-                      <a:ext cx="5942965" cy="1983740"/>
+                      <a:ext cx="5942965" cy="2239010"/>
                     </a:xfrm>
                     <a:prstGeom prst="rect">
                       <a:avLst/>
@@ -11474,7 +11847,23 @@
           <w:sz w:val="28"/>
           <w:szCs w:val="28"/>
         </w:rPr>
-        <w:t>Отображает процесс шифрования и дешифрования.</w:t>
+        <w:t>Отображает процесс</w:t>
+      </w:r>
+      <w:r>
+        <w:rPr>
+          <w:sz w:val="28"/>
+          <w:szCs w:val="28"/>
+        </w:rPr>
+        <w:t>ы</w:t>
+      </w:r>
+      <w:bookmarkStart w:id="0" w:name="_GoBack"/>
+      <w:bookmarkEnd w:id="0"/>
+      <w:r>
+        <w:rPr>
+          <w:sz w:val="28"/>
+          <w:szCs w:val="28"/>
+        </w:rPr>
+        <w:t xml:space="preserve"> шифрования и дешифрования.</w:t>
       </w:r>
     </w:p>
     <w:p>
@@ -11494,7 +11883,35 @@
           <w:sz w:val="28"/>
           <w:szCs w:val="28"/>
         </w:rPr>
-        <w:t>Представлена на рисунках 14, 15 и 16.</w:t>
+        <w:t>П</w:t>
+      </w:r>
+      <w:r>
+        <w:rPr>
+          <w:sz w:val="28"/>
+          <w:szCs w:val="28"/>
+        </w:rPr>
+        <w:t>редставлена на рисунках 14, 15,</w:t>
+      </w:r>
+      <w:r>
+        <w:rPr>
+          <w:sz w:val="28"/>
+          <w:szCs w:val="28"/>
+        </w:rPr>
+        <w:t xml:space="preserve"> 16</w:t>
+      </w:r>
+      <w:r>
+        <w:rPr>
+          <w:sz w:val="28"/>
+          <w:szCs w:val="28"/>
+        </w:rPr>
+        <w:t xml:space="preserve"> и 17</w:t>
+      </w:r>
+      <w:r>
+        <w:rPr>
+          <w:sz w:val="28"/>
+          <w:szCs w:val="28"/>
+        </w:rPr>
+        <w:t>.</w:t>
       </w:r>
     </w:p>
     <w:p>
@@ -11503,19 +11920,6 @@
         <w:autoSpaceDE/>
         <w:spacing w:after="160" w:line="256" w:lineRule="auto"/>
         <w:ind w:firstLine="709"/>
-        <w:jc w:val="both"/>
-        <w:rPr>
-          <w:sz w:val="28"/>
-          <w:szCs w:val="28"/>
-        </w:rPr>
-      </w:pPr>
-    </w:p>
-    <w:p>
-      <w:pPr>
-        <w:widowControl/>
-        <w:autoSpaceDE/>
-        <w:spacing w:after="160" w:line="256" w:lineRule="auto"/>
-        <w:ind w:firstLine="709"/>
         <w:jc w:val="center"/>
         <w:rPr>
           <w:sz w:val="28"/>
@@ -11527,54 +11931,11 @@
           <w:sz w:val="28"/>
           <w:szCs w:val="28"/>
         </w:rPr>
-        <w:t xml:space="preserve">Рисунок 14 – Форма </w:t>
-      </w:r>
-      <w:r>
-        <w:rPr>
-          <w:sz w:val="28"/>
-          <w:szCs w:val="28"/>
-        </w:rPr>
-        <w:t>AnimationForm</w:t>
-      </w:r>
-    </w:p>
-    <w:p>
-      <w:pPr>
-        <w:widowControl/>
-        <w:autoSpaceDE/>
-        <w:spacing w:after="160" w:line="256" w:lineRule="auto"/>
-        <w:ind w:firstLine="709"/>
-        <w:jc w:val="both"/>
-        <w:rPr>
-          <w:sz w:val="28"/>
-          <w:szCs w:val="28"/>
-        </w:rPr>
-      </w:pPr>
-    </w:p>
-    <w:p>
-      <w:pPr>
-        <w:widowControl/>
-        <w:autoSpaceDE/>
-        <w:spacing w:after="160" w:line="256" w:lineRule="auto"/>
-        <w:ind w:firstLine="709"/>
-        <w:jc w:val="center"/>
-        <w:rPr>
-          <w:sz w:val="28"/>
-          <w:szCs w:val="28"/>
-        </w:rPr>
-      </w:pPr>
-      <w:r>
-        <w:rPr>
-          <w:noProof/>
-          <w:sz w:val="28"/>
-          <w:szCs w:val="28"/>
-          <w:lang w:eastAsia="ru-RU"/>
-        </w:rPr>
-        <w:lastRenderedPageBreak/>
         <w:drawing>
-          <wp:inline distT="0" distB="0" distL="0" distR="0" wp14:anchorId="2832EB7D" wp14:editId="4BAC5AB6">
-            <wp:extent cx="5942965" cy="2924810"/>
-            <wp:effectExtent l="0" t="0" r="635" b="8890"/>
-            <wp:docPr id="18" name="Рисунок 18"/>
+          <wp:inline distT="0" distB="0" distL="0" distR="0" wp14:anchorId="087FE8E8" wp14:editId="2E16BABD">
+            <wp:extent cx="3477110" cy="1514686"/>
+            <wp:effectExtent l="0" t="0" r="9525" b="9525"/>
+            <wp:docPr id="20" name="Рисунок 20"/>
             <wp:cNvGraphicFramePr>
               <a:graphicFrameLocks xmlns:a="http://schemas.openxmlformats.org/drawingml/2006/main" noChangeAspect="1"/>
             </wp:cNvGraphicFramePr>
@@ -11594,7 +11955,7 @@
                   <pic:spPr>
                     <a:xfrm>
                       <a:off x="0" y="0"/>
-                      <a:ext cx="5942965" cy="2924810"/>
+                      <a:ext cx="3477110" cy="1514686"/>
                     </a:xfrm>
                     <a:prstGeom prst="rect">
                       <a:avLst/>
@@ -11624,7 +11985,7 @@
           <w:sz w:val="28"/>
           <w:szCs w:val="28"/>
         </w:rPr>
-        <w:t xml:space="preserve">Рисунок 15 – Код формы </w:t>
+        <w:t xml:space="preserve">Рисунок 14 – Форма </w:t>
       </w:r>
       <w:r>
         <w:rPr>
@@ -11644,7 +12005,6 @@
         <w:rPr>
           <w:sz w:val="28"/>
           <w:szCs w:val="28"/>
-          <w:lang w:val="en-US"/>
         </w:rPr>
       </w:pPr>
     </w:p>
@@ -11654,25 +12014,23 @@
         <w:autoSpaceDE/>
         <w:spacing w:after="160" w:line="256" w:lineRule="auto"/>
         <w:ind w:firstLine="709"/>
-        <w:jc w:val="both"/>
-        <w:rPr>
-          <w:sz w:val="28"/>
-          <w:szCs w:val="28"/>
-          <w:lang w:val="en-US"/>
-        </w:rPr>
-      </w:pPr>
-      <w:r>
-        <w:rPr>
-          <w:noProof/>
-          <w:sz w:val="28"/>
-          <w:szCs w:val="28"/>
-          <w:lang w:eastAsia="ru-RU"/>
-        </w:rPr>
+        <w:jc w:val="center"/>
+        <w:rPr>
+          <w:sz w:val="28"/>
+          <w:szCs w:val="28"/>
+        </w:rPr>
+      </w:pPr>
+      <w:r>
+        <w:rPr>
+          <w:sz w:val="28"/>
+          <w:szCs w:val="28"/>
+        </w:rPr>
+        <w:lastRenderedPageBreak/>
         <w:drawing>
-          <wp:inline distT="0" distB="0" distL="0" distR="0" wp14:anchorId="1700FC4D" wp14:editId="1587D45A">
-            <wp:extent cx="5942965" cy="2216150"/>
-            <wp:effectExtent l="0" t="0" r="635" b="0"/>
-            <wp:docPr id="16" name="Рисунок 16"/>
+          <wp:inline distT="0" distB="0" distL="0" distR="0" wp14:anchorId="538BC968" wp14:editId="27201B48">
+            <wp:extent cx="5942965" cy="3862070"/>
+            <wp:effectExtent l="0" t="0" r="635" b="5080"/>
+            <wp:docPr id="21" name="Рисунок 21"/>
             <wp:cNvGraphicFramePr>
               <a:graphicFrameLocks xmlns:a="http://schemas.openxmlformats.org/drawingml/2006/main" noChangeAspect="1"/>
             </wp:cNvGraphicFramePr>
@@ -11692,7 +12050,7 @@
                   <pic:spPr>
                     <a:xfrm>
                       <a:off x="0" y="0"/>
-                      <a:ext cx="5942965" cy="2216150"/>
+                      <a:ext cx="5942965" cy="3862070"/>
                     </a:xfrm>
                     <a:prstGeom prst="rect">
                       <a:avLst/>
@@ -11722,14 +12080,14 @@
           <w:sz w:val="28"/>
           <w:szCs w:val="28"/>
         </w:rPr>
-        <w:t xml:space="preserve">Рисунок 16 – Метод </w:t>
-      </w:r>
-      <w:r>
-        <w:rPr>
-          <w:sz w:val="28"/>
-          <w:szCs w:val="28"/>
-        </w:rPr>
-        <w:t>Animation</w:t>
+        <w:t xml:space="preserve">Рисунок 15 – Код формы </w:t>
+      </w:r>
+      <w:r>
+        <w:rPr>
+          <w:sz w:val="28"/>
+          <w:szCs w:val="28"/>
+        </w:rPr>
+        <w:t>AnimationForm</w:t>
       </w:r>
     </w:p>
     <w:p>
@@ -11742,263 +12100,35 @@
         <w:rPr>
           <w:sz w:val="28"/>
           <w:szCs w:val="28"/>
-        </w:rPr>
-      </w:pPr>
-    </w:p>
-    <w:p>
-      <w:pPr>
-        <w:widowControl/>
-        <w:autoSpaceDE/>
-        <w:autoSpaceDN/>
-        <w:spacing w:after="160" w:line="259" w:lineRule="auto"/>
-        <w:rPr>
-          <w:sz w:val="28"/>
-          <w:szCs w:val="28"/>
-        </w:rPr>
-      </w:pPr>
-      <w:r>
-        <w:rPr>
-          <w:sz w:val="28"/>
-          <w:szCs w:val="28"/>
-        </w:rPr>
-        <w:br w:type="page"/>
-      </w:r>
+          <w:lang w:val="en-US"/>
+        </w:rPr>
+      </w:pPr>
     </w:p>
     <w:p>
       <w:pPr>
         <w:widowControl/>
         <w:autoSpaceDE/>
         <w:spacing w:after="160" w:line="256" w:lineRule="auto"/>
-        <w:jc w:val="both"/>
-        <w:rPr>
-          <w:sz w:val="28"/>
-          <w:szCs w:val="28"/>
-        </w:rPr>
-      </w:pPr>
-    </w:p>
-    <w:p>
-      <w:pPr>
-        <w:widowControl/>
-        <w:autoSpaceDE/>
-        <w:spacing w:after="160" w:line="256" w:lineRule="auto"/>
-        <w:jc w:val="both"/>
-        <w:rPr>
-          <w:sz w:val="28"/>
-          <w:szCs w:val="28"/>
-        </w:rPr>
-      </w:pPr>
-      <w:r>
-        <w:rPr>
-          <w:sz w:val="28"/>
-          <w:szCs w:val="28"/>
-        </w:rPr>
-        <w:t>Структура:</w:t>
-      </w:r>
-    </w:p>
-    <w:p>
-      <w:pPr>
-        <w:widowControl/>
-        <w:autoSpaceDE/>
-        <w:spacing w:after="160" w:line="256" w:lineRule="auto"/>
-        <w:ind w:firstLine="709"/>
-        <w:rPr>
-          <w:sz w:val="28"/>
-          <w:szCs w:val="28"/>
-        </w:rPr>
-      </w:pPr>
-      <w:r>
-        <w:rPr>
-          <w:sz w:val="28"/>
-          <w:szCs w:val="28"/>
-        </w:rPr>
-        <w:t>1.</w:t>
-      </w:r>
-      <w:r>
-        <w:rPr>
-          <w:sz w:val="28"/>
-          <w:szCs w:val="28"/>
-        </w:rPr>
-        <w:tab/>
-        <w:t>Практическая значимость программного средства.</w:t>
-      </w:r>
-    </w:p>
-    <w:p>
-      <w:pPr>
-        <w:widowControl/>
-        <w:autoSpaceDE/>
-        <w:spacing w:after="160" w:line="256" w:lineRule="auto"/>
-        <w:ind w:firstLine="709"/>
-        <w:rPr>
-          <w:sz w:val="28"/>
-          <w:szCs w:val="28"/>
-        </w:rPr>
-      </w:pPr>
-      <w:r>
-        <w:rPr>
-          <w:sz w:val="28"/>
-          <w:szCs w:val="28"/>
-        </w:rPr>
-        <w:t>2.</w:t>
-      </w:r>
-      <w:r>
-        <w:rPr>
-          <w:sz w:val="28"/>
-          <w:szCs w:val="28"/>
-        </w:rPr>
-        <w:tab/>
-        <w:t>Функциональные требования к программному средству.</w:t>
-      </w:r>
-    </w:p>
-    <w:p>
-      <w:pPr>
-        <w:widowControl/>
-        <w:autoSpaceDE/>
-        <w:spacing w:after="160" w:line="256" w:lineRule="auto"/>
-        <w:ind w:firstLine="709"/>
-        <w:rPr>
-          <w:sz w:val="28"/>
-          <w:szCs w:val="28"/>
-        </w:rPr>
-      </w:pPr>
-      <w:r>
-        <w:rPr>
-          <w:sz w:val="28"/>
-          <w:szCs w:val="28"/>
-        </w:rPr>
-        <w:t>3.</w:t>
-      </w:r>
-      <w:r>
-        <w:rPr>
-          <w:sz w:val="28"/>
-          <w:szCs w:val="28"/>
-        </w:rPr>
-        <w:tab/>
-        <w:t>Модульная структура проектируемого программного средства.</w:t>
-      </w:r>
-    </w:p>
-    <w:p>
-      <w:pPr>
-        <w:widowControl/>
-        <w:autoSpaceDE/>
-        <w:spacing w:after="160" w:line="256" w:lineRule="auto"/>
-        <w:ind w:firstLine="709"/>
-        <w:rPr>
-          <w:sz w:val="28"/>
-          <w:szCs w:val="28"/>
-        </w:rPr>
-      </w:pPr>
-      <w:r>
-        <w:rPr>
-          <w:sz w:val="28"/>
-          <w:szCs w:val="28"/>
-        </w:rPr>
-        <w:t>4.</w:t>
-      </w:r>
-      <w:r>
-        <w:rPr>
-          <w:sz w:val="28"/>
-          <w:szCs w:val="28"/>
-        </w:rPr>
-        <w:tab/>
-        <w:t>Описание алгоритмов программы.</w:t>
-      </w:r>
-    </w:p>
-    <w:p>
-      <w:pPr>
-        <w:widowControl/>
-        <w:autoSpaceDE/>
-        <w:spacing w:after="160" w:line="256" w:lineRule="auto"/>
-        <w:ind w:firstLine="709"/>
-        <w:rPr>
-          <w:sz w:val="28"/>
-          <w:szCs w:val="28"/>
-        </w:rPr>
-      </w:pPr>
-      <w:r>
-        <w:rPr>
-          <w:sz w:val="28"/>
-          <w:szCs w:val="28"/>
-        </w:rPr>
-        <w:t>5.</w:t>
-      </w:r>
-      <w:r>
-        <w:rPr>
-          <w:sz w:val="28"/>
-          <w:szCs w:val="28"/>
-        </w:rPr>
-        <w:tab/>
-        <w:t xml:space="preserve">Разработка проекта </w:t>
-      </w:r>
-      <w:r>
-        <w:rPr>
-          <w:sz w:val="28"/>
-          <w:szCs w:val="28"/>
-          <w:lang w:val="en-US"/>
-        </w:rPr>
-        <w:t>Visual</w:t>
-      </w:r>
-      <w:r>
-        <w:rPr>
-          <w:sz w:val="28"/>
-          <w:szCs w:val="28"/>
-        </w:rPr>
-        <w:t xml:space="preserve"> </w:t>
-      </w:r>
-      <w:r>
-        <w:rPr>
-          <w:sz w:val="28"/>
-          <w:szCs w:val="28"/>
-          <w:lang w:val="en-US"/>
-        </w:rPr>
-        <w:t>Studio</w:t>
-      </w:r>
-      <w:r>
-        <w:rPr>
-          <w:sz w:val="28"/>
-          <w:szCs w:val="28"/>
-        </w:rPr>
-        <w:t xml:space="preserve"> </w:t>
-      </w:r>
-      <w:r>
-        <w:rPr>
-          <w:sz w:val="28"/>
-          <w:szCs w:val="28"/>
-          <w:lang w:val="en-US"/>
-        </w:rPr>
-        <w:t>C</w:t>
-      </w:r>
-      <w:r>
-        <w:rPr>
-          <w:sz w:val="28"/>
-          <w:szCs w:val="28"/>
-        </w:rPr>
-        <w:t>#.</w:t>
-      </w:r>
-    </w:p>
-    <w:p>
-      <w:pPr>
-        <w:widowControl/>
-        <w:autoSpaceDE/>
-        <w:autoSpaceDN/>
-        <w:spacing w:after="160" w:line="259" w:lineRule="auto"/>
-        <w:ind w:firstLine="709"/>
-        <w:rPr>
-          <w:sz w:val="28"/>
-          <w:szCs w:val="28"/>
-        </w:rPr>
-      </w:pPr>
-      <w:r>
-        <w:rPr>
-          <w:noProof/>
-          <w:sz w:val="28"/>
-          <w:szCs w:val="28"/>
-          <w:lang w:eastAsia="ru-RU"/>
-        </w:rPr>
+        <w:ind w:firstLine="709"/>
+        <w:jc w:val="center"/>
+        <w:rPr>
+          <w:sz w:val="28"/>
+          <w:szCs w:val="28"/>
+          <w:lang w:val="en-US"/>
+        </w:rPr>
+      </w:pPr>
+      <w:r>
+        <w:rPr>
+          <w:sz w:val="28"/>
+          <w:szCs w:val="28"/>
+          <w:lang w:val="en-US"/>
+        </w:rPr>
+        <w:lastRenderedPageBreak/>
         <w:drawing>
-          <wp:inline distT="0" distB="0" distL="0" distR="0" wp14:anchorId="7C78C558" wp14:editId="495A929D">
-            <wp:extent cx="5942965" cy="4008120"/>
+          <wp:inline distT="0" distB="0" distL="0" distR="0" wp14:anchorId="0D6BF084" wp14:editId="3CA7E3B3">
+            <wp:extent cx="5942965" cy="5342890"/>
             <wp:effectExtent l="0" t="0" r="635" b="0"/>
-            <wp:docPr id="1" name="Рисунок 1"/>
+            <wp:docPr id="23" name="Рисунок 23"/>
             <wp:cNvGraphicFramePr>
               <a:graphicFrameLocks xmlns:a="http://schemas.openxmlformats.org/drawingml/2006/main" noChangeAspect="1"/>
             </wp:cNvGraphicFramePr>
@@ -12018,6 +12148,430 @@
                   <pic:spPr>
                     <a:xfrm>
                       <a:off x="0" y="0"/>
+                      <a:ext cx="5942965" cy="5342890"/>
+                    </a:xfrm>
+                    <a:prstGeom prst="rect">
+                      <a:avLst/>
+                    </a:prstGeom>
+                  </pic:spPr>
+                </pic:pic>
+              </a:graphicData>
+            </a:graphic>
+          </wp:inline>
+        </w:drawing>
+      </w:r>
+    </w:p>
+    <w:p>
+      <w:pPr>
+        <w:widowControl/>
+        <w:autoSpaceDE/>
+        <w:spacing w:after="160" w:line="256" w:lineRule="auto"/>
+        <w:ind w:firstLine="709"/>
+        <w:jc w:val="center"/>
+        <w:rPr>
+          <w:sz w:val="28"/>
+          <w:szCs w:val="28"/>
+        </w:rPr>
+      </w:pPr>
+      <w:r>
+        <w:rPr>
+          <w:sz w:val="28"/>
+          <w:szCs w:val="28"/>
+        </w:rPr>
+        <w:t xml:space="preserve">Рисунок 16 – Метод </w:t>
+      </w:r>
+      <w:proofErr w:type="spellStart"/>
+      <w:r>
+        <w:rPr>
+          <w:sz w:val="28"/>
+          <w:szCs w:val="28"/>
+        </w:rPr>
+        <w:t>RunAnimationAsync</w:t>
+      </w:r>
+      <w:proofErr w:type="spellEnd"/>
+    </w:p>
+    <w:p>
+      <w:pPr>
+        <w:widowControl/>
+        <w:autoSpaceDE/>
+        <w:spacing w:after="160" w:line="256" w:lineRule="auto"/>
+        <w:ind w:firstLine="709"/>
+        <w:jc w:val="both"/>
+        <w:rPr>
+          <w:sz w:val="28"/>
+          <w:szCs w:val="28"/>
+        </w:rPr>
+      </w:pPr>
+    </w:p>
+    <w:p>
+      <w:pPr>
+        <w:widowControl/>
+        <w:autoSpaceDE/>
+        <w:spacing w:after="160" w:line="256" w:lineRule="auto"/>
+        <w:ind w:firstLine="709"/>
+        <w:jc w:val="center"/>
+        <w:rPr>
+          <w:sz w:val="28"/>
+          <w:szCs w:val="28"/>
+        </w:rPr>
+      </w:pPr>
+      <w:r>
+        <w:rPr>
+          <w:sz w:val="28"/>
+          <w:szCs w:val="28"/>
+        </w:rPr>
+        <w:drawing>
+          <wp:inline distT="0" distB="0" distL="0" distR="0" wp14:anchorId="22CDE212" wp14:editId="4F667E71">
+            <wp:extent cx="4324954" cy="800212"/>
+            <wp:effectExtent l="0" t="0" r="0" b="0"/>
+            <wp:docPr id="22" name="Рисунок 22"/>
+            <wp:cNvGraphicFramePr>
+              <a:graphicFrameLocks xmlns:a="http://schemas.openxmlformats.org/drawingml/2006/main" noChangeAspect="1"/>
+            </wp:cNvGraphicFramePr>
+            <a:graphic xmlns:a="http://schemas.openxmlformats.org/drawingml/2006/main">
+              <a:graphicData uri="http://schemas.openxmlformats.org/drawingml/2006/picture">
+                <pic:pic xmlns:pic="http://schemas.openxmlformats.org/drawingml/2006/picture">
+                  <pic:nvPicPr>
+                    <pic:cNvPr id="1" name=""/>
+                    <pic:cNvPicPr/>
+                  </pic:nvPicPr>
+                  <pic:blipFill>
+                    <a:blip r:embed="rId29"/>
+                    <a:stretch>
+                      <a:fillRect/>
+                    </a:stretch>
+                  </pic:blipFill>
+                  <pic:spPr>
+                    <a:xfrm>
+                      <a:off x="0" y="0"/>
+                      <a:ext cx="4324954" cy="800212"/>
+                    </a:xfrm>
+                    <a:prstGeom prst="rect">
+                      <a:avLst/>
+                    </a:prstGeom>
+                  </pic:spPr>
+                </pic:pic>
+              </a:graphicData>
+            </a:graphic>
+          </wp:inline>
+        </w:drawing>
+      </w:r>
+    </w:p>
+    <w:p>
+      <w:pPr>
+        <w:widowControl/>
+        <w:autoSpaceDE/>
+        <w:spacing w:after="160" w:line="256" w:lineRule="auto"/>
+        <w:ind w:firstLine="709"/>
+        <w:jc w:val="center"/>
+        <w:rPr>
+          <w:sz w:val="28"/>
+          <w:szCs w:val="28"/>
+        </w:rPr>
+      </w:pPr>
+      <w:r>
+        <w:rPr>
+          <w:sz w:val="28"/>
+          <w:szCs w:val="28"/>
+        </w:rPr>
+        <w:t xml:space="preserve">Рисунок 17 – Метод </w:t>
+      </w:r>
+      <w:proofErr w:type="spellStart"/>
+      <w:r>
+        <w:rPr>
+          <w:sz w:val="28"/>
+          <w:szCs w:val="28"/>
+        </w:rPr>
+        <w:t>CancelButton_Click</w:t>
+      </w:r>
+      <w:proofErr w:type="spellEnd"/>
+    </w:p>
+    <w:p>
+      <w:pPr>
+        <w:widowControl/>
+        <w:autoSpaceDE/>
+        <w:spacing w:after="160" w:line="256" w:lineRule="auto"/>
+        <w:ind w:firstLine="709"/>
+        <w:jc w:val="both"/>
+        <w:rPr>
+          <w:sz w:val="28"/>
+          <w:szCs w:val="28"/>
+        </w:rPr>
+      </w:pPr>
+    </w:p>
+    <w:p>
+      <w:pPr>
+        <w:widowControl/>
+        <w:autoSpaceDE/>
+        <w:autoSpaceDN/>
+        <w:spacing w:after="160" w:line="259" w:lineRule="auto"/>
+        <w:rPr>
+          <w:sz w:val="28"/>
+          <w:szCs w:val="28"/>
+        </w:rPr>
+      </w:pPr>
+      <w:r>
+        <w:rPr>
+          <w:sz w:val="28"/>
+          <w:szCs w:val="28"/>
+        </w:rPr>
+        <w:br w:type="page"/>
+      </w:r>
+    </w:p>
+    <w:p>
+      <w:pPr>
+        <w:widowControl/>
+        <w:autoSpaceDE/>
+        <w:spacing w:after="160" w:line="256" w:lineRule="auto"/>
+        <w:jc w:val="both"/>
+        <w:rPr>
+          <w:sz w:val="28"/>
+          <w:szCs w:val="28"/>
+        </w:rPr>
+      </w:pPr>
+    </w:p>
+    <w:p>
+      <w:pPr>
+        <w:widowControl/>
+        <w:autoSpaceDE/>
+        <w:spacing w:after="160" w:line="256" w:lineRule="auto"/>
+        <w:jc w:val="both"/>
+        <w:rPr>
+          <w:sz w:val="28"/>
+          <w:szCs w:val="28"/>
+        </w:rPr>
+      </w:pPr>
+      <w:r>
+        <w:rPr>
+          <w:sz w:val="28"/>
+          <w:szCs w:val="28"/>
+        </w:rPr>
+        <w:t>Структура:</w:t>
+      </w:r>
+    </w:p>
+    <w:p>
+      <w:pPr>
+        <w:widowControl/>
+        <w:autoSpaceDE/>
+        <w:spacing w:after="160" w:line="256" w:lineRule="auto"/>
+        <w:ind w:firstLine="709"/>
+        <w:rPr>
+          <w:sz w:val="28"/>
+          <w:szCs w:val="28"/>
+        </w:rPr>
+      </w:pPr>
+      <w:r>
+        <w:rPr>
+          <w:sz w:val="28"/>
+          <w:szCs w:val="28"/>
+        </w:rPr>
+        <w:t>1.</w:t>
+      </w:r>
+      <w:r>
+        <w:rPr>
+          <w:sz w:val="28"/>
+          <w:szCs w:val="28"/>
+        </w:rPr>
+        <w:tab/>
+        <w:t>Практическая значимость программного средства.</w:t>
+      </w:r>
+    </w:p>
+    <w:p>
+      <w:pPr>
+        <w:widowControl/>
+        <w:autoSpaceDE/>
+        <w:spacing w:after="160" w:line="256" w:lineRule="auto"/>
+        <w:ind w:firstLine="709"/>
+        <w:rPr>
+          <w:sz w:val="28"/>
+          <w:szCs w:val="28"/>
+        </w:rPr>
+      </w:pPr>
+      <w:r>
+        <w:rPr>
+          <w:sz w:val="28"/>
+          <w:szCs w:val="28"/>
+        </w:rPr>
+        <w:t>2.</w:t>
+      </w:r>
+      <w:r>
+        <w:rPr>
+          <w:sz w:val="28"/>
+          <w:szCs w:val="28"/>
+        </w:rPr>
+        <w:tab/>
+        <w:t>Функциональные требования к программному средству.</w:t>
+      </w:r>
+    </w:p>
+    <w:p>
+      <w:pPr>
+        <w:widowControl/>
+        <w:autoSpaceDE/>
+        <w:spacing w:after="160" w:line="256" w:lineRule="auto"/>
+        <w:ind w:firstLine="709"/>
+        <w:rPr>
+          <w:sz w:val="28"/>
+          <w:szCs w:val="28"/>
+        </w:rPr>
+      </w:pPr>
+      <w:r>
+        <w:rPr>
+          <w:sz w:val="28"/>
+          <w:szCs w:val="28"/>
+        </w:rPr>
+        <w:t>3.</w:t>
+      </w:r>
+      <w:r>
+        <w:rPr>
+          <w:sz w:val="28"/>
+          <w:szCs w:val="28"/>
+        </w:rPr>
+        <w:tab/>
+        <w:t>Модульная структура проектируемого программного средства.</w:t>
+      </w:r>
+    </w:p>
+    <w:p>
+      <w:pPr>
+        <w:widowControl/>
+        <w:autoSpaceDE/>
+        <w:spacing w:after="160" w:line="256" w:lineRule="auto"/>
+        <w:ind w:firstLine="709"/>
+        <w:rPr>
+          <w:sz w:val="28"/>
+          <w:szCs w:val="28"/>
+        </w:rPr>
+      </w:pPr>
+      <w:r>
+        <w:rPr>
+          <w:sz w:val="28"/>
+          <w:szCs w:val="28"/>
+        </w:rPr>
+        <w:t>4.</w:t>
+      </w:r>
+      <w:r>
+        <w:rPr>
+          <w:sz w:val="28"/>
+          <w:szCs w:val="28"/>
+        </w:rPr>
+        <w:tab/>
+        <w:t>Описание алгоритмов программы.</w:t>
+      </w:r>
+    </w:p>
+    <w:p>
+      <w:pPr>
+        <w:widowControl/>
+        <w:autoSpaceDE/>
+        <w:spacing w:after="160" w:line="256" w:lineRule="auto"/>
+        <w:ind w:firstLine="709"/>
+        <w:rPr>
+          <w:sz w:val="28"/>
+          <w:szCs w:val="28"/>
+        </w:rPr>
+      </w:pPr>
+      <w:r>
+        <w:rPr>
+          <w:sz w:val="28"/>
+          <w:szCs w:val="28"/>
+        </w:rPr>
+        <w:t>5.</w:t>
+      </w:r>
+      <w:r>
+        <w:rPr>
+          <w:sz w:val="28"/>
+          <w:szCs w:val="28"/>
+        </w:rPr>
+        <w:tab/>
+        <w:t xml:space="preserve">Разработка проекта </w:t>
+      </w:r>
+      <w:r>
+        <w:rPr>
+          <w:sz w:val="28"/>
+          <w:szCs w:val="28"/>
+          <w:lang w:val="en-US"/>
+        </w:rPr>
+        <w:t>Visual</w:t>
+      </w:r>
+      <w:r>
+        <w:rPr>
+          <w:sz w:val="28"/>
+          <w:szCs w:val="28"/>
+        </w:rPr>
+        <w:t xml:space="preserve"> </w:t>
+      </w:r>
+      <w:r>
+        <w:rPr>
+          <w:sz w:val="28"/>
+          <w:szCs w:val="28"/>
+          <w:lang w:val="en-US"/>
+        </w:rPr>
+        <w:t>Studio</w:t>
+      </w:r>
+      <w:r>
+        <w:rPr>
+          <w:sz w:val="28"/>
+          <w:szCs w:val="28"/>
+        </w:rPr>
+        <w:t xml:space="preserve"> </w:t>
+      </w:r>
+      <w:r>
+        <w:rPr>
+          <w:sz w:val="28"/>
+          <w:szCs w:val="28"/>
+          <w:lang w:val="en-US"/>
+        </w:rPr>
+        <w:t>C</w:t>
+      </w:r>
+      <w:r>
+        <w:rPr>
+          <w:sz w:val="28"/>
+          <w:szCs w:val="28"/>
+        </w:rPr>
+        <w:t>#.</w:t>
+      </w:r>
+    </w:p>
+    <w:p>
+      <w:pPr>
+        <w:widowControl/>
+        <w:autoSpaceDE/>
+        <w:autoSpaceDN/>
+        <w:spacing w:after="160" w:line="259" w:lineRule="auto"/>
+        <w:ind w:firstLine="709"/>
+        <w:rPr>
+          <w:sz w:val="28"/>
+          <w:szCs w:val="28"/>
+        </w:rPr>
+      </w:pPr>
+      <w:r>
+        <w:rPr>
+          <w:noProof/>
+          <w:sz w:val="28"/>
+          <w:szCs w:val="28"/>
+          <w:lang w:eastAsia="ru-RU"/>
+        </w:rPr>
+        <w:drawing>
+          <wp:inline distT="0" distB="0" distL="0" distR="0" wp14:anchorId="7C78C558" wp14:editId="495A929D">
+            <wp:extent cx="5942965" cy="4008120"/>
+            <wp:effectExtent l="0" t="0" r="635" b="0"/>
+            <wp:docPr id="1" name="Рисунок 1"/>
+            <wp:cNvGraphicFramePr>
+              <a:graphicFrameLocks xmlns:a="http://schemas.openxmlformats.org/drawingml/2006/main" noChangeAspect="1"/>
+            </wp:cNvGraphicFramePr>
+            <a:graphic xmlns:a="http://schemas.openxmlformats.org/drawingml/2006/main">
+              <a:graphicData uri="http://schemas.openxmlformats.org/drawingml/2006/picture">
+                <pic:pic xmlns:pic="http://schemas.openxmlformats.org/drawingml/2006/picture">
+                  <pic:nvPicPr>
+                    <pic:cNvPr id="1" name=""/>
+                    <pic:cNvPicPr/>
+                  </pic:nvPicPr>
+                  <pic:blipFill>
+                    <a:blip r:embed="rId30"/>
+                    <a:stretch>
+                      <a:fillRect/>
+                    </a:stretch>
+                  </pic:blipFill>
+                  <pic:spPr>
+                    <a:xfrm>
+                      <a:off x="0" y="0"/>
                       <a:ext cx="5942965" cy="4008120"/>
                     </a:xfrm>
                     <a:prstGeom prst="rect">
@@ -12044,7 +12598,7 @@
 </file>
 
 <file path=word/endnotes.xml><?xml version="1.0" encoding="utf-8"?>
-<w:endnotes xmlns:wpc="http://schemas.microsoft.com/office/word/2010/wordprocessingCanvas" xmlns:cx="http://schemas.microsoft.com/office/drawing/2014/chartex" xmlns:cx1="http://schemas.microsoft.com/office/drawing/2015/9/8/chartex" xmlns:cx2="http://schemas.microsoft.com/office/drawing/2015/10/21/chartex" xmlns:cx3="http://schemas.microsoft.com/office/drawing/2016/5/9/chartex" xmlns:cx4="http://schemas.microsoft.com/office/drawing/2016/5/10/chartex" xmlns:cx5="http://schemas.microsoft.com/office/drawing/2016/5/11/chartex" xmlns:cx6="http://schemas.microsoft.com/office/drawing/2016/5/12/chartex" xmlns:cx7="http://schemas.microsoft.com/office/drawing/2016/5/13/chartex" xmlns:cx8="http://schemas.microsoft.com/office/drawing/2016/5/14/chartex" xmlns:mc="http://schemas.openxmlformats.org/markup-compatibility/2006" xmlns:aink="http://schemas.microsoft.com/office/drawing/2016/ink" xmlns:am3d="http://schemas.microsoft.com/office/drawing/2017/model3d" xmlns:o="urn:schemas-microsoft-com:office:office" xmlns:oel="http://schemas.microsoft.com/office/2019/extlst" xmlns:r="http://schemas.openxmlformats.org/officeDocument/2006/relationships" xmlns:m="http://schemas.openxmlformats.org/officeDocument/2006/math" xmlns:v="urn:schemas-microsoft-com:vml" xmlns:wp14="http://schemas.microsoft.com/office/word/2010/wordprocessingDrawing" xmlns:wp="http://schemas.openxmlformats.org/drawingml/2006/wordprocessingDrawing" xmlns:w10="urn:schemas-microsoft-com:office:word" xmlns:w="http://schemas.openxmlformats.org/wordprocessingml/2006/main" xmlns:w14="http://schemas.microsoft.com/office/word/2010/wordml" xmlns:w15="http://schemas.microsoft.com/office/word/2012/wordml" xmlns:w16cex="http://schemas.microsoft.com/office/word/2018/wordml/cex" xmlns:w16cid="http://schemas.microsoft.com/office/word/2016/wordml/cid" xmlns:w16="http://schemas.microsoft.com/office/word/2018/wordml" xmlns:w16du="http://schemas.microsoft.com/office/word/2023/wordml/word16du" xmlns:w16sdtdh="http://schemas.microsoft.com/office/word/2020/wordml/sdtdatahash" xmlns:w16sdtfl="http://schemas.microsoft.com/office/word/2024/wordml/sdtformatlock" xmlns:w16se="http://schemas.microsoft.com/office/word/2015/wordml/symex" xmlns:wpg="http://schemas.microsoft.com/office/word/2010/wordprocessingGroup" xmlns:wpi="http://schemas.microsoft.com/office/word/2010/wordprocessingInk" xmlns:wne="http://schemas.microsoft.com/office/word/2006/wordml" xmlns:wps="http://schemas.microsoft.com/office/word/2010/wordprocessingShape" mc:Ignorable="w14 w15 w16se w16cid w16 w16cex w16sdtdh w16sdtfl w16du wp14">
+<w:endnotes xmlns:wpc="http://schemas.microsoft.com/office/word/2010/wordprocessingCanvas" xmlns:cx="http://schemas.microsoft.com/office/drawing/2014/chartex" xmlns:cx1="http://schemas.microsoft.com/office/drawing/2015/9/8/chartex" xmlns:mc="http://schemas.openxmlformats.org/markup-compatibility/2006" xmlns:o="urn:schemas-microsoft-com:office:office" xmlns:r="http://schemas.openxmlformats.org/officeDocument/2006/relationships" xmlns:m="http://schemas.openxmlformats.org/officeDocument/2006/math" xmlns:v="urn:schemas-microsoft-com:vml" xmlns:wp14="http://schemas.microsoft.com/office/word/2010/wordprocessingDrawing" xmlns:wp="http://schemas.openxmlformats.org/drawingml/2006/wordprocessingDrawing" xmlns:w10="urn:schemas-microsoft-com:office:word" xmlns:w="http://schemas.openxmlformats.org/wordprocessingml/2006/main" xmlns:w14="http://schemas.microsoft.com/office/word/2010/wordml" xmlns:w15="http://schemas.microsoft.com/office/word/2012/wordml" xmlns:w16se="http://schemas.microsoft.com/office/word/2015/wordml/symex" xmlns:wpg="http://schemas.microsoft.com/office/word/2010/wordprocessingGroup" xmlns:wpi="http://schemas.microsoft.com/office/word/2010/wordprocessingInk" xmlns:wne="http://schemas.microsoft.com/office/word/2006/wordml" xmlns:wps="http://schemas.microsoft.com/office/word/2010/wordprocessingShape" mc:Ignorable="w14 w15 w16se wp14">
   <w:endnote w:type="separator" w:id="-1">
     <w:p>
       <w:r>
@@ -12063,7 +12617,7 @@
 </file>
 
 <file path=word/footer1.xml><?xml version="1.0" encoding="utf-8"?>
-<w:ftr xmlns:wpc="http://schemas.microsoft.com/office/word/2010/wordprocessingCanvas" xmlns:cx="http://schemas.microsoft.com/office/drawing/2014/chartex" xmlns:cx1="http://schemas.microsoft.com/office/drawing/2015/9/8/chartex" xmlns:cx2="http://schemas.microsoft.com/office/drawing/2015/10/21/chartex" xmlns:cx3="http://schemas.microsoft.com/office/drawing/2016/5/9/chartex" xmlns:cx4="http://schemas.microsoft.com/office/drawing/2016/5/10/chartex" xmlns:cx5="http://schemas.microsoft.com/office/drawing/2016/5/11/chartex" xmlns:cx6="http://schemas.microsoft.com/office/drawing/2016/5/12/chartex" xmlns:cx7="http://schemas.microsoft.com/office/drawing/2016/5/13/chartex" xmlns:cx8="http://schemas.microsoft.com/office/drawing/2016/5/14/chartex" xmlns:mc="http://schemas.openxmlformats.org/markup-compatibility/2006" xmlns:aink="http://schemas.microsoft.com/office/drawing/2016/ink" xmlns:am3d="http://schemas.microsoft.com/office/drawing/2017/model3d" xmlns:o="urn:schemas-microsoft-com:office:office" xmlns:oel="http://schemas.microsoft.com/office/2019/extlst" xmlns:r="http://schemas.openxmlformats.org/officeDocument/2006/relationships" xmlns:m="http://schemas.openxmlformats.org/officeDocument/2006/math" xmlns:v="urn:schemas-microsoft-com:vml" xmlns:wp14="http://schemas.microsoft.com/office/word/2010/wordprocessingDrawing" xmlns:wp="http://schemas.openxmlformats.org/drawingml/2006/wordprocessingDrawing" xmlns:w10="urn:schemas-microsoft-com:office:word" xmlns:w="http://schemas.openxmlformats.org/wordprocessingml/2006/main" xmlns:w14="http://schemas.microsoft.com/office/word/2010/wordml" xmlns:w15="http://schemas.microsoft.com/office/word/2012/wordml" xmlns:w16cex="http://schemas.microsoft.com/office/word/2018/wordml/cex" xmlns:w16cid="http://schemas.microsoft.com/office/word/2016/wordml/cid" xmlns:w16="http://schemas.microsoft.com/office/word/2018/wordml" xmlns:w16du="http://schemas.microsoft.com/office/word/2023/wordml/word16du" xmlns:w16sdtdh="http://schemas.microsoft.com/office/word/2020/wordml/sdtdatahash" xmlns:w16sdtfl="http://schemas.microsoft.com/office/word/2024/wordml/sdtformatlock" xmlns:w16se="http://schemas.microsoft.com/office/word/2015/wordml/symex" xmlns:wpg="http://schemas.microsoft.com/office/word/2010/wordprocessingGroup" xmlns:wpi="http://schemas.microsoft.com/office/word/2010/wordprocessingInk" xmlns:wne="http://schemas.microsoft.com/office/word/2006/wordml" xmlns:wps="http://schemas.microsoft.com/office/word/2010/wordprocessingShape" mc:Ignorable="w14 w15 w16se w16cid w16 w16cex w16sdtdh w16sdtfl w16du wp14">
+<w:ftr xmlns:wpc="http://schemas.microsoft.com/office/word/2010/wordprocessingCanvas" xmlns:cx="http://schemas.microsoft.com/office/drawing/2014/chartex" xmlns:cx1="http://schemas.microsoft.com/office/drawing/2015/9/8/chartex" xmlns:mc="http://schemas.openxmlformats.org/markup-compatibility/2006" xmlns:o="urn:schemas-microsoft-com:office:office" xmlns:r="http://schemas.openxmlformats.org/officeDocument/2006/relationships" xmlns:m="http://schemas.openxmlformats.org/officeDocument/2006/math" xmlns:v="urn:schemas-microsoft-com:vml" xmlns:wp14="http://schemas.microsoft.com/office/word/2010/wordprocessingDrawing" xmlns:wp="http://schemas.openxmlformats.org/drawingml/2006/wordprocessingDrawing" xmlns:w10="urn:schemas-microsoft-com:office:word" xmlns:w="http://schemas.openxmlformats.org/wordprocessingml/2006/main" xmlns:w14="http://schemas.microsoft.com/office/word/2010/wordml" xmlns:w15="http://schemas.microsoft.com/office/word/2012/wordml" xmlns:w16se="http://schemas.microsoft.com/office/word/2015/wordml/symex" xmlns:wpg="http://schemas.microsoft.com/office/word/2010/wordprocessingGroup" xmlns:wpi="http://schemas.microsoft.com/office/word/2010/wordprocessingInk" xmlns:wne="http://schemas.microsoft.com/office/word/2006/wordml" xmlns:wps="http://schemas.microsoft.com/office/word/2010/wordprocessingShape" mc:Ignorable="w14 w15 w16se wp14">
   <w:sdt>
     <w:sdtPr>
       <w:id w:val="-572662801"/>
@@ -12072,6 +12626,7 @@
         <w:docPartUnique/>
       </w:docPartObj>
     </w:sdtPr>
+    <w:sdtEndPr/>
     <w:sdtContent>
       <w:p>
         <w:pPr>
@@ -12091,7 +12646,7 @@
           <w:rPr>
             <w:noProof/>
           </w:rPr>
-          <w:t>25</w:t>
+          <w:t>27</w:t>
         </w:r>
         <w:r>
           <w:fldChar w:fldCharType="end"/>
@@ -12113,7 +12668,7 @@
 </file>
 
 <file path=word/footnotes.xml><?xml version="1.0" encoding="utf-8"?>
-<w:footnotes xmlns:wpc="http://schemas.microsoft.com/office/word/2010/wordprocessingCanvas" xmlns:cx="http://schemas.microsoft.com/office/drawing/2014/chartex" xmlns:cx1="http://schemas.microsoft.com/office/drawing/2015/9/8/chartex" xmlns:cx2="http://schemas.microsoft.com/office/drawing/2015/10/21/chartex" xmlns:cx3="http://schemas.microsoft.com/office/drawing/2016/5/9/chartex" xmlns:cx4="http://schemas.microsoft.com/office/drawing/2016/5/10/chartex" xmlns:cx5="http://schemas.microsoft.com/office/drawing/2016/5/11/chartex" xmlns:cx6="http://schemas.microsoft.com/office/drawing/2016/5/12/chartex" xmlns:cx7="http://schemas.microsoft.com/office/drawing/2016/5/13/chartex" xmlns:cx8="http://schemas.microsoft.com/office/drawing/2016/5/14/chartex" xmlns:mc="http://schemas.openxmlformats.org/markup-compatibility/2006" xmlns:aink="http://schemas.microsoft.com/office/drawing/2016/ink" xmlns:am3d="http://schemas.microsoft.com/office/drawing/2017/model3d" xmlns:o="urn:schemas-microsoft-com:office:office" xmlns:oel="http://schemas.microsoft.com/office/2019/extlst" xmlns:r="http://schemas.openxmlformats.org/officeDocument/2006/relationships" xmlns:m="http://schemas.openxmlformats.org/officeDocument/2006/math" xmlns:v="urn:schemas-microsoft-com:vml" xmlns:wp14="http://schemas.microsoft.com/office/word/2010/wordprocessingDrawing" xmlns:wp="http://schemas.openxmlformats.org/drawingml/2006/wordprocessingDrawing" xmlns:w10="urn:schemas-microsoft-com:office:word" xmlns:w="http://schemas.openxmlformats.org/wordprocessingml/2006/main" xmlns:w14="http://schemas.microsoft.com/office/word/2010/wordml" xmlns:w15="http://schemas.microsoft.com/office/word/2012/wordml" xmlns:w16cex="http://schemas.microsoft.com/office/word/2018/wordml/cex" xmlns:w16cid="http://schemas.microsoft.com/office/word/2016/wordml/cid" xmlns:w16="http://schemas.microsoft.com/office/word/2018/wordml" xmlns:w16du="http://schemas.microsoft.com/office/word/2023/wordml/word16du" xmlns:w16sdtdh="http://schemas.microsoft.com/office/word/2020/wordml/sdtdatahash" xmlns:w16sdtfl="http://schemas.microsoft.com/office/word/2024/wordml/sdtformatlock" xmlns:w16se="http://schemas.microsoft.com/office/word/2015/wordml/symex" xmlns:wpg="http://schemas.microsoft.com/office/word/2010/wordprocessingGroup" xmlns:wpi="http://schemas.microsoft.com/office/word/2010/wordprocessingInk" xmlns:wne="http://schemas.microsoft.com/office/word/2006/wordml" xmlns:wps="http://schemas.microsoft.com/office/word/2010/wordprocessingShape" mc:Ignorable="w14 w15 w16se w16cid w16 w16cex w16sdtdh w16sdtfl w16du wp14">
+<w:footnotes xmlns:wpc="http://schemas.microsoft.com/office/word/2010/wordprocessingCanvas" xmlns:cx="http://schemas.microsoft.com/office/drawing/2014/chartex" xmlns:cx1="http://schemas.microsoft.com/office/drawing/2015/9/8/chartex" xmlns:mc="http://schemas.openxmlformats.org/markup-compatibility/2006" xmlns:o="urn:schemas-microsoft-com:office:office" xmlns:r="http://schemas.openxmlformats.org/officeDocument/2006/relationships" xmlns:m="http://schemas.openxmlformats.org/officeDocument/2006/math" xmlns:v="urn:schemas-microsoft-com:vml" xmlns:wp14="http://schemas.microsoft.com/office/word/2010/wordprocessingDrawing" xmlns:wp="http://schemas.openxmlformats.org/drawingml/2006/wordprocessingDrawing" xmlns:w10="urn:schemas-microsoft-com:office:word" xmlns:w="http://schemas.openxmlformats.org/wordprocessingml/2006/main" xmlns:w14="http://schemas.microsoft.com/office/word/2010/wordml" xmlns:w15="http://schemas.microsoft.com/office/word/2012/wordml" xmlns:w16se="http://schemas.microsoft.com/office/word/2015/wordml/symex" xmlns:wpg="http://schemas.microsoft.com/office/word/2010/wordprocessingGroup" xmlns:wpi="http://schemas.microsoft.com/office/word/2010/wordprocessingInk" xmlns:wne="http://schemas.microsoft.com/office/word/2006/wordml" xmlns:wps="http://schemas.microsoft.com/office/word/2010/wordprocessingShape" mc:Ignorable="w14 w15 w16se wp14">
   <w:footnote w:type="separator" w:id="-1">
     <w:p>
       <w:r>
@@ -12132,7 +12687,7 @@
 </file>
 
 <file path=word/header1.xml><?xml version="1.0" encoding="utf-8"?>
-<w:hdr xmlns:wpc="http://schemas.microsoft.com/office/word/2010/wordprocessingCanvas" xmlns:cx="http://schemas.microsoft.com/office/drawing/2014/chartex" xmlns:cx1="http://schemas.microsoft.com/office/drawing/2015/9/8/chartex" xmlns:cx2="http://schemas.microsoft.com/office/drawing/2015/10/21/chartex" xmlns:cx3="http://schemas.microsoft.com/office/drawing/2016/5/9/chartex" xmlns:cx4="http://schemas.microsoft.com/office/drawing/2016/5/10/chartex" xmlns:cx5="http://schemas.microsoft.com/office/drawing/2016/5/11/chartex" xmlns:cx6="http://schemas.microsoft.com/office/drawing/2016/5/12/chartex" xmlns:cx7="http://schemas.microsoft.com/office/drawing/2016/5/13/chartex" xmlns:cx8="http://schemas.microsoft.com/office/drawing/2016/5/14/chartex" xmlns:mc="http://schemas.openxmlformats.org/markup-compatibility/2006" xmlns:aink="http://schemas.microsoft.com/office/drawing/2016/ink" xmlns:am3d="http://schemas.microsoft.com/office/drawing/2017/model3d" xmlns:o="urn:schemas-microsoft-com:office:office" xmlns:oel="http://schemas.microsoft.com/office/2019/extlst" xmlns:r="http://schemas.openxmlformats.org/officeDocument/2006/relationships" xmlns:m="http://schemas.openxmlformats.org/officeDocument/2006/math" xmlns:v="urn:schemas-microsoft-com:vml" xmlns:wp14="http://schemas.microsoft.com/office/word/2010/wordprocessingDrawing" xmlns:wp="http://schemas.openxmlformats.org/drawingml/2006/wordprocessingDrawing" xmlns:w10="urn:schemas-microsoft-com:office:word" xmlns:w="http://schemas.openxmlformats.org/wordprocessingml/2006/main" xmlns:w14="http://schemas.microsoft.com/office/word/2010/wordml" xmlns:w15="http://schemas.microsoft.com/office/word/2012/wordml" xmlns:w16cex="http://schemas.microsoft.com/office/word/2018/wordml/cex" xmlns:w16cid="http://schemas.microsoft.com/office/word/2016/wordml/cid" xmlns:w16="http://schemas.microsoft.com/office/word/2018/wordml" xmlns:w16du="http://schemas.microsoft.com/office/word/2023/wordml/word16du" xmlns:w16sdtdh="http://schemas.microsoft.com/office/word/2020/wordml/sdtdatahash" xmlns:w16sdtfl="http://schemas.microsoft.com/office/word/2024/wordml/sdtformatlock" xmlns:w16se="http://schemas.microsoft.com/office/word/2015/wordml/symex" xmlns:wpg="http://schemas.microsoft.com/office/word/2010/wordprocessingGroup" xmlns:wpi="http://schemas.microsoft.com/office/word/2010/wordprocessingInk" xmlns:wne="http://schemas.microsoft.com/office/word/2006/wordml" xmlns:wps="http://schemas.microsoft.com/office/word/2010/wordprocessingShape" mc:Ignorable="w14 w15 w16se w16cid w16 w16cex w16sdtdh w16sdtfl w16du wp14">
+<w:hdr xmlns:wpc="http://schemas.microsoft.com/office/word/2010/wordprocessingCanvas" xmlns:cx="http://schemas.microsoft.com/office/drawing/2014/chartex" xmlns:cx1="http://schemas.microsoft.com/office/drawing/2015/9/8/chartex" xmlns:mc="http://schemas.openxmlformats.org/markup-compatibility/2006" xmlns:o="urn:schemas-microsoft-com:office:office" xmlns:r="http://schemas.openxmlformats.org/officeDocument/2006/relationships" xmlns:m="http://schemas.openxmlformats.org/officeDocument/2006/math" xmlns:v="urn:schemas-microsoft-com:vml" xmlns:wp14="http://schemas.microsoft.com/office/word/2010/wordprocessingDrawing" xmlns:wp="http://schemas.openxmlformats.org/drawingml/2006/wordprocessingDrawing" xmlns:w10="urn:schemas-microsoft-com:office:word" xmlns:w="http://schemas.openxmlformats.org/wordprocessingml/2006/main" xmlns:w14="http://schemas.microsoft.com/office/word/2010/wordml" xmlns:w15="http://schemas.microsoft.com/office/word/2012/wordml" xmlns:w16se="http://schemas.microsoft.com/office/word/2015/wordml/symex" xmlns:wpg="http://schemas.microsoft.com/office/word/2010/wordprocessingGroup" xmlns:wpi="http://schemas.microsoft.com/office/word/2010/wordprocessingInk" xmlns:wne="http://schemas.microsoft.com/office/word/2006/wordml" xmlns:wps="http://schemas.microsoft.com/office/word/2010/wordprocessingShape" mc:Ignorable="w14 w15 w16se wp14">
   <w:p>
     <w:pPr>
       <w:pStyle w:val="a3"/>
@@ -12147,7 +12702,7 @@
 </file>
 
 <file path=word/numbering.xml><?xml version="1.0" encoding="utf-8"?>
-<w:numbering xmlns:wpc="http://schemas.microsoft.com/office/word/2010/wordprocessingCanvas" xmlns:cx="http://schemas.microsoft.com/office/drawing/2014/chartex" xmlns:cx1="http://schemas.microsoft.com/office/drawing/2015/9/8/chartex" xmlns:cx2="http://schemas.microsoft.com/office/drawing/2015/10/21/chartex" xmlns:cx3="http://schemas.microsoft.com/office/drawing/2016/5/9/chartex" xmlns:cx4="http://schemas.microsoft.com/office/drawing/2016/5/10/chartex" xmlns:cx5="http://schemas.microsoft.com/office/drawing/2016/5/11/chartex" xmlns:cx6="http://schemas.microsoft.com/office/drawing/2016/5/12/chartex" xmlns:cx7="http://schemas.microsoft.com/office/drawing/2016/5/13/chartex" xmlns:cx8="http://schemas.microsoft.com/office/drawing/2016/5/14/chartex" xmlns:mc="http://schemas.openxmlformats.org/markup-compatibility/2006" xmlns:aink="http://schemas.microsoft.com/office/drawing/2016/ink" xmlns:am3d="http://schemas.microsoft.com/office/drawing/2017/model3d" xmlns:o="urn:schemas-microsoft-com:office:office" xmlns:oel="http://schemas.microsoft.com/office/2019/extlst" xmlns:r="http://schemas.openxmlformats.org/officeDocument/2006/relationships" xmlns:m="http://schemas.openxmlformats.org/officeDocument/2006/math" xmlns:v="urn:schemas-microsoft-com:vml" xmlns:wp14="http://schemas.microsoft.com/office/word/2010/wordprocessingDrawing" xmlns:wp="http://schemas.openxmlformats.org/drawingml/2006/wordprocessingDrawing" xmlns:w10="urn:schemas-microsoft-com:office:word" xmlns:w="http://schemas.openxmlformats.org/wordprocessingml/2006/main" xmlns:w14="http://schemas.microsoft.com/office/word/2010/wordml" xmlns:w15="http://schemas.microsoft.com/office/word/2012/wordml" xmlns:w16cex="http://schemas.microsoft.com/office/word/2018/wordml/cex" xmlns:w16cid="http://schemas.microsoft.com/office/word/2016/wordml/cid" xmlns:w16="http://schemas.microsoft.com/office/word/2018/wordml" xmlns:w16du="http://schemas.microsoft.com/office/word/2023/wordml/word16du" xmlns:w16sdtdh="http://schemas.microsoft.com/office/word/2020/wordml/sdtdatahash" xmlns:w16sdtfl="http://schemas.microsoft.com/office/word/2024/wordml/sdtformatlock" xmlns:w16se="http://schemas.microsoft.com/office/word/2015/wordml/symex" xmlns:wpg="http://schemas.microsoft.com/office/word/2010/wordprocessingGroup" xmlns:wpi="http://schemas.microsoft.com/office/word/2010/wordprocessingInk" xmlns:wne="http://schemas.microsoft.com/office/word/2006/wordml" xmlns:wps="http://schemas.microsoft.com/office/word/2010/wordprocessingShape" mc:Ignorable="w14 w15 w16se w16cid w16 w16cex w16sdtdh w16sdtfl w16du wp14">
+<w:numbering xmlns:wpc="http://schemas.microsoft.com/office/word/2010/wordprocessingCanvas" xmlns:cx="http://schemas.microsoft.com/office/drawing/2014/chartex" xmlns:cx1="http://schemas.microsoft.com/office/drawing/2015/9/8/chartex" xmlns:mc="http://schemas.openxmlformats.org/markup-compatibility/2006" xmlns:o="urn:schemas-microsoft-com:office:office" xmlns:r="http://schemas.openxmlformats.org/officeDocument/2006/relationships" xmlns:m="http://schemas.openxmlformats.org/officeDocument/2006/math" xmlns:v="urn:schemas-microsoft-com:vml" xmlns:wp14="http://schemas.microsoft.com/office/word/2010/wordprocessingDrawing" xmlns:wp="http://schemas.openxmlformats.org/drawingml/2006/wordprocessingDrawing" xmlns:w10="urn:schemas-microsoft-com:office:word" xmlns:w="http://schemas.openxmlformats.org/wordprocessingml/2006/main" xmlns:w14="http://schemas.microsoft.com/office/word/2010/wordml" xmlns:w15="http://schemas.microsoft.com/office/word/2012/wordml" xmlns:w16se="http://schemas.microsoft.com/office/word/2015/wordml/symex" xmlns:wpg="http://schemas.microsoft.com/office/word/2010/wordprocessingGroup" xmlns:wpi="http://schemas.microsoft.com/office/word/2010/wordprocessingInk" xmlns:wne="http://schemas.microsoft.com/office/word/2006/wordml" xmlns:wps="http://schemas.microsoft.com/office/word/2010/wordprocessingShape" mc:Ignorable="w14 w15 w16se wp14">
   <w:abstractNum w:abstractNumId="0" w15:restartNumberingAfterBreak="0">
     <w:nsid w:val="00AC7A0D"/>
     <w:multiLevelType w:val="hybridMultilevel"/>
@@ -13152,44 +13707,44 @@
       </w:rPr>
     </w:lvl>
   </w:abstractNum>
-  <w:num w:numId="1" w16cid:durableId="745760671">
+  <w:num w:numId="1">
     <w:abstractNumId w:val="4"/>
   </w:num>
-  <w:num w:numId="2" w16cid:durableId="1101494440">
+  <w:num w:numId="2">
     <w:abstractNumId w:val="1"/>
   </w:num>
-  <w:num w:numId="3" w16cid:durableId="493298320">
+  <w:num w:numId="3">
     <w:abstractNumId w:val="6"/>
   </w:num>
-  <w:num w:numId="4" w16cid:durableId="807744012">
+  <w:num w:numId="4">
     <w:abstractNumId w:val="3"/>
   </w:num>
-  <w:num w:numId="5" w16cid:durableId="1122042601">
+  <w:num w:numId="5">
     <w:abstractNumId w:val="7"/>
   </w:num>
-  <w:num w:numId="6" w16cid:durableId="1932081626">
+  <w:num w:numId="6">
     <w:abstractNumId w:val="5"/>
   </w:num>
-  <w:num w:numId="7" w16cid:durableId="579366182">
+  <w:num w:numId="7">
     <w:abstractNumId w:val="2"/>
   </w:num>
-  <w:num w:numId="8" w16cid:durableId="783767632">
+  <w:num w:numId="8">
     <w:abstractNumId w:val="1"/>
   </w:num>
-  <w:num w:numId="9" w16cid:durableId="990139768">
+  <w:num w:numId="9">
     <w:abstractNumId w:val="9"/>
   </w:num>
-  <w:num w:numId="10" w16cid:durableId="1540585441">
+  <w:num w:numId="10">
     <w:abstractNumId w:val="8"/>
   </w:num>
-  <w:num w:numId="11" w16cid:durableId="1303269601">
+  <w:num w:numId="11">
     <w:abstractNumId w:val="0"/>
   </w:num>
 </w:numbering>
 </file>
 
 <file path=word/styles.xml><?xml version="1.0" encoding="utf-8"?>
-<w:styles xmlns:mc="http://schemas.openxmlformats.org/markup-compatibility/2006" xmlns:r="http://schemas.openxmlformats.org/officeDocument/2006/relationships" xmlns:w="http://schemas.openxmlformats.org/wordprocessingml/2006/main" xmlns:w14="http://schemas.microsoft.com/office/word/2010/wordml" xmlns:w15="http://schemas.microsoft.com/office/word/2012/wordml" xmlns:w16cex="http://schemas.microsoft.com/office/word/2018/wordml/cex" xmlns:w16cid="http://schemas.microsoft.com/office/word/2016/wordml/cid" xmlns:w16="http://schemas.microsoft.com/office/word/2018/wordml" xmlns:w16du="http://schemas.microsoft.com/office/word/2023/wordml/word16du" xmlns:w16sdtdh="http://schemas.microsoft.com/office/word/2020/wordml/sdtdatahash" xmlns:w16sdtfl="http://schemas.microsoft.com/office/word/2024/wordml/sdtformatlock" xmlns:w16se="http://schemas.microsoft.com/office/word/2015/wordml/symex" mc:Ignorable="w14 w15 w16se w16cid w16 w16cex w16sdtdh w16sdtfl w16du">
+<w:styles xmlns:mc="http://schemas.openxmlformats.org/markup-compatibility/2006" xmlns:r="http://schemas.openxmlformats.org/officeDocument/2006/relationships" xmlns:w="http://schemas.openxmlformats.org/wordprocessingml/2006/main" xmlns:w14="http://schemas.microsoft.com/office/word/2010/wordml" xmlns:w15="http://schemas.microsoft.com/office/word/2012/wordml" xmlns:w16se="http://schemas.microsoft.com/office/word/2015/wordml/symex" mc:Ignorable="w14 w15 w16se">
   <w:docDefaults>
     <w:rPrDefault>
       <w:rPr>
@@ -13205,7 +13760,7 @@
       </w:pPr>
     </w:pPrDefault>
   </w:docDefaults>
-  <w:latentStyles w:defLockedState="0" w:defUIPriority="99" w:defSemiHidden="0" w:defUnhideWhenUsed="0" w:defQFormat="0" w:count="376">
+  <w:latentStyles w:defLockedState="0" w:defUIPriority="99" w:defSemiHidden="0" w:defUnhideWhenUsed="0" w:defQFormat="0" w:count="371">
     <w:lsdException w:name="Normal" w:uiPriority="0" w:qFormat="1"/>
     <w:lsdException w:name="heading 1" w:uiPriority="9" w:qFormat="1"/>
     <w:lsdException w:name="heading 2" w:semiHidden="1" w:uiPriority="9" w:unhideWhenUsed="1" w:qFormat="1"/>
@@ -13577,11 +14132,6 @@
     <w:lsdException w:name="List Table 5 Dark Accent 6" w:uiPriority="50"/>
     <w:lsdException w:name="List Table 6 Colorful Accent 6" w:uiPriority="51"/>
     <w:lsdException w:name="List Table 7 Colorful Accent 6" w:uiPriority="52"/>
-    <w:lsdException w:name="Mention" w:semiHidden="1" w:unhideWhenUsed="1"/>
-    <w:lsdException w:name="Smart Hyperlink" w:semiHidden="1" w:unhideWhenUsed="1"/>
-    <w:lsdException w:name="Hashtag" w:semiHidden="1" w:unhideWhenUsed="1"/>
-    <w:lsdException w:name="Unresolved Mention" w:semiHidden="1" w:unhideWhenUsed="1"/>
-    <w:lsdException w:name="Smart Link" w:semiHidden="1" w:unhideWhenUsed="1"/>
   </w:latentStyles>
   <w:style w:type="paragraph" w:default="1" w:styleId="a">
     <w:name w:val="Normal"/>
@@ -13600,6 +14150,7 @@
   <w:style w:type="character" w:default="1" w:styleId="a0">
     <w:name w:val="Default Paragraph Font"/>
     <w:uiPriority w:val="1"/>
+    <w:semiHidden/>
     <w:unhideWhenUsed/>
   </w:style>
   <w:style w:type="table" w:default="1" w:styleId="a1">
@@ -14077,7 +14628,7 @@
 </file>
 
 <file path=customXml/itemProps1.xml><?xml version="1.0" encoding="utf-8"?>
-<ds:datastoreItem xmlns:ds="http://schemas.openxmlformats.org/officeDocument/2006/customXml" ds:itemID="{DA218DB4-D3C8-41C6-8D36-16DDA3C03542}">
+<ds:datastoreItem xmlns:ds="http://schemas.openxmlformats.org/officeDocument/2006/customXml" ds:itemID="{FD4D918F-50A6-4B5A-9A28-33B603F73708}">
   <ds:schemaRefs>
     <ds:schemaRef ds:uri="http://schemas.openxmlformats.org/officeDocument/2006/bibliography"/>
   </ds:schemaRefs>

--- a/CaesarCipher/Документация/Документация к проекту.docx
+++ b/CaesarCipher/Документация/Документация к проекту.docx
@@ -5468,7 +5468,6 @@
         <w:rPr>
           <w:sz w:val="28"/>
           <w:szCs w:val="28"/>
-          <w:lang w:val="en-US"/>
         </w:rPr>
       </w:pPr>
       <w:r>
@@ -5483,7 +5482,6 @@
         <w:rPr>
           <w:sz w:val="28"/>
           <w:szCs w:val="28"/>
-          <w:lang w:val="en-US"/>
         </w:rPr>
         <w:t xml:space="preserve"> </w:t>
       </w:r>
@@ -5501,7 +5499,6 @@
         <w:rPr>
           <w:sz w:val="28"/>
           <w:szCs w:val="28"/>
-          <w:lang w:val="en-US"/>
         </w:rPr>
         <w:t xml:space="preserve">_ – содержит объект класса </w:t>
       </w:r>
@@ -5513,16 +5510,13 @@
         </w:rPr>
         <w:t>Cipher</w:t>
       </w:r>
-      <w:proofErr w:type="gramStart"/>
-      <w:r>
-        <w:rPr>
-          <w:sz w:val="28"/>
-          <w:szCs w:val="28"/>
-          <w:lang w:val="en-US"/>
+      <w:r>
+        <w:rPr>
+          <w:sz w:val="28"/>
+          <w:szCs w:val="28"/>
         </w:rPr>
         <w:t>;</w:t>
       </w:r>
-      <w:proofErr w:type="gramEnd"/>
     </w:p>
     <w:p>
       <w:pPr>
@@ -5537,7 +5531,6 @@
         <w:rPr>
           <w:sz w:val="28"/>
           <w:szCs w:val="28"/>
-          <w:lang w:val="en-US"/>
         </w:rPr>
       </w:pPr>
       <w:r>
@@ -5552,7 +5545,6 @@
         <w:rPr>
           <w:sz w:val="28"/>
           <w:szCs w:val="28"/>
-          <w:lang w:val="en-US"/>
         </w:rPr>
         <w:t xml:space="preserve"> </w:t>
       </w:r>
@@ -5570,87 +5562,15 @@
         <w:rPr>
           <w:sz w:val="28"/>
           <w:szCs w:val="28"/>
-          <w:lang w:val="en-US"/>
-        </w:rPr>
-        <w:t xml:space="preserve">_ </w:t>
-      </w:r>
-      <w:r>
-        <w:rPr>
-          <w:sz w:val="28"/>
-          <w:szCs w:val="28"/>
-          <w:lang w:val="en-US"/>
-        </w:rPr>
-        <w:t>–</w:t>
-      </w:r>
-      <w:r>
-        <w:rPr>
-          <w:sz w:val="28"/>
-          <w:szCs w:val="28"/>
-          <w:lang w:val="en-US"/>
-        </w:rPr>
-        <w:t xml:space="preserve"> </w:t>
-      </w:r>
-      <w:proofErr w:type="spellStart"/>
-      <w:r>
-        <w:rPr>
-          <w:sz w:val="28"/>
-          <w:szCs w:val="28"/>
-          <w:lang w:val="en-US"/>
-        </w:rPr>
-        <w:t>с</w:t>
-      </w:r>
-      <w:r>
-        <w:rPr>
-          <w:sz w:val="28"/>
-          <w:szCs w:val="28"/>
-          <w:lang w:val="en-US"/>
-        </w:rPr>
-        <w:t>одержит</w:t>
-      </w:r>
-      <w:proofErr w:type="spellEnd"/>
-      <w:r>
-        <w:rPr>
-          <w:sz w:val="28"/>
-          <w:szCs w:val="28"/>
-          <w:lang w:val="en-US"/>
-        </w:rPr>
-        <w:t xml:space="preserve"> </w:t>
-      </w:r>
-      <w:proofErr w:type="spellStart"/>
-      <w:r>
-        <w:rPr>
-          <w:sz w:val="28"/>
-          <w:szCs w:val="28"/>
-          <w:lang w:val="en-US"/>
-        </w:rPr>
-        <w:t>объект</w:t>
-      </w:r>
-      <w:proofErr w:type="spellEnd"/>
-      <w:r>
-        <w:rPr>
-          <w:sz w:val="28"/>
-          <w:szCs w:val="28"/>
-          <w:lang w:val="en-US"/>
-        </w:rPr>
-        <w:t xml:space="preserve"> </w:t>
-      </w:r>
-      <w:proofErr w:type="spellStart"/>
-      <w:r>
-        <w:rPr>
-          <w:sz w:val="28"/>
-          <w:szCs w:val="28"/>
-          <w:lang w:val="en-US"/>
-        </w:rPr>
-        <w:t>класса</w:t>
-      </w:r>
-      <w:proofErr w:type="spellEnd"/>
-      <w:r>
-        <w:rPr>
-          <w:sz w:val="28"/>
-          <w:szCs w:val="28"/>
-          <w:lang w:val="en-US"/>
-        </w:rPr>
-        <w:t xml:space="preserve"> </w:t>
+        </w:rPr>
+        <w:t>_ – с</w:t>
+      </w:r>
+      <w:r>
+        <w:rPr>
+          <w:sz w:val="28"/>
+          <w:szCs w:val="28"/>
+        </w:rPr>
+        <w:t xml:space="preserve">одержит объект класса </w:t>
       </w:r>
       <w:r>
         <w:rPr>
@@ -5664,7 +5584,6 @@
         <w:rPr>
           <w:sz w:val="28"/>
           <w:szCs w:val="28"/>
-          <w:lang w:val="en-US"/>
         </w:rPr>
         <w:t>;</w:t>
       </w:r>
@@ -5817,7 +5736,6 @@
         <w:rPr>
           <w:sz w:val="28"/>
           <w:szCs w:val="28"/>
-          <w:lang w:val="en-US"/>
         </w:rPr>
       </w:pPr>
       <w:r>
@@ -5832,7 +5750,6 @@
         <w:rPr>
           <w:sz w:val="28"/>
           <w:szCs w:val="28"/>
-          <w:lang w:val="en-US"/>
         </w:rPr>
         <w:t xml:space="preserve"> </w:t>
       </w:r>
@@ -5848,7 +5765,6 @@
         <w:rPr>
           <w:sz w:val="28"/>
           <w:szCs w:val="28"/>
-          <w:lang w:val="en-US"/>
         </w:rPr>
         <w:t xml:space="preserve"> – Кнопка для импорта текста из </w:t>
       </w:r>
@@ -5856,7 +5772,6 @@
         <w:rPr>
           <w:sz w:val="28"/>
           <w:szCs w:val="28"/>
-          <w:lang w:val="en-US"/>
         </w:rPr>
         <w:t>файла;</w:t>
       </w:r>
@@ -5876,7 +5791,6 @@
         <w:rPr>
           <w:sz w:val="28"/>
           <w:szCs w:val="28"/>
-          <w:lang w:val="en-US"/>
         </w:rPr>
       </w:pPr>
       <w:r>
@@ -5891,7 +5805,6 @@
         <w:rPr>
           <w:sz w:val="28"/>
           <w:szCs w:val="28"/>
-          <w:lang w:val="en-US"/>
         </w:rPr>
         <w:t xml:space="preserve"> </w:t>
       </w:r>
@@ -5907,7 +5820,6 @@
         <w:rPr>
           <w:sz w:val="28"/>
           <w:szCs w:val="28"/>
-          <w:lang w:val="en-US"/>
         </w:rPr>
         <w:t xml:space="preserve"> – Кн</w:t>
       </w:r>
@@ -5915,7 +5827,6 @@
         <w:rPr>
           <w:sz w:val="28"/>
           <w:szCs w:val="28"/>
-          <w:lang w:val="en-US"/>
         </w:rPr>
         <w:t>опка для экспорта текста в файл;</w:t>
       </w:r>
@@ -5935,7 +5846,6 @@
         <w:rPr>
           <w:sz w:val="28"/>
           <w:szCs w:val="28"/>
-          <w:lang w:val="en-US"/>
         </w:rPr>
       </w:pPr>
       <w:r>
@@ -5950,7 +5860,6 @@
         <w:rPr>
           <w:sz w:val="28"/>
           <w:szCs w:val="28"/>
-          <w:lang w:val="en-US"/>
         </w:rPr>
         <w:t xml:space="preserve"> </w:t>
       </w:r>
@@ -5966,7 +5875,6 @@
         <w:rPr>
           <w:sz w:val="28"/>
           <w:szCs w:val="28"/>
-          <w:lang w:val="en-US"/>
         </w:rPr>
         <w:t xml:space="preserve"> – Кнопка запуска</w:t>
       </w:r>
@@ -5974,7 +5882,6 @@
         <w:rPr>
           <w:sz w:val="28"/>
           <w:szCs w:val="28"/>
-          <w:lang w:val="en-US"/>
         </w:rPr>
         <w:t>ющая шифровку введенного текста;</w:t>
       </w:r>
@@ -5994,7 +5901,6 @@
         <w:rPr>
           <w:sz w:val="28"/>
           <w:szCs w:val="28"/>
-          <w:lang w:val="en-US"/>
         </w:rPr>
       </w:pPr>
       <w:r>
@@ -6009,7 +5915,6 @@
         <w:rPr>
           <w:sz w:val="28"/>
           <w:szCs w:val="28"/>
-          <w:lang w:val="en-US"/>
         </w:rPr>
         <w:t xml:space="preserve"> </w:t>
       </w:r>
@@ -6025,7 +5930,6 @@
         <w:rPr>
           <w:sz w:val="28"/>
           <w:szCs w:val="28"/>
-          <w:lang w:val="en-US"/>
         </w:rPr>
         <w:t xml:space="preserve"> – Кнопка запускающая дешифровку введенного текс</w:t>
       </w:r>
@@ -6033,7 +5937,6 @@
         <w:rPr>
           <w:sz w:val="28"/>
           <w:szCs w:val="28"/>
-          <w:lang w:val="en-US"/>
         </w:rPr>
         <w:t>та;</w:t>
       </w:r>
@@ -6053,7 +5956,6 @@
         <w:rPr>
           <w:sz w:val="28"/>
           <w:szCs w:val="28"/>
-          <w:lang w:val="en-US"/>
         </w:rPr>
       </w:pPr>
       <w:r>
@@ -6068,7 +5970,6 @@
         <w:rPr>
           <w:sz w:val="28"/>
           <w:szCs w:val="28"/>
-          <w:lang w:val="en-US"/>
         </w:rPr>
         <w:t xml:space="preserve"> </w:t>
       </w:r>
@@ -6084,7 +5985,6 @@
         <w:rPr>
           <w:sz w:val="28"/>
           <w:szCs w:val="28"/>
-          <w:lang w:val="en-US"/>
         </w:rPr>
         <w:t xml:space="preserve"> – Кно</w:t>
       </w:r>
@@ -6092,7 +5992,6 @@
         <w:rPr>
           <w:sz w:val="28"/>
           <w:szCs w:val="28"/>
-          <w:lang w:val="en-US"/>
         </w:rPr>
         <w:t>пка очищающая поля ввода\вывода;</w:t>
       </w:r>
@@ -6112,7 +6011,6 @@
         <w:rPr>
           <w:sz w:val="28"/>
           <w:szCs w:val="28"/>
-          <w:lang w:val="en-US"/>
         </w:rPr>
       </w:pPr>
       <w:r>
@@ -6127,7 +6025,6 @@
         <w:rPr>
           <w:sz w:val="28"/>
           <w:szCs w:val="28"/>
-          <w:lang w:val="en-US"/>
         </w:rPr>
         <w:t xml:space="preserve"> </w:t>
       </w:r>
@@ -6145,7 +6042,6 @@
         <w:rPr>
           <w:sz w:val="28"/>
           <w:szCs w:val="28"/>
-          <w:lang w:val="en-US"/>
         </w:rPr>
         <w:t xml:space="preserve"> – Кнопка отображающая алфавит;</w:t>
       </w:r>
@@ -6165,7 +6061,6 @@
         <w:rPr>
           <w:sz w:val="28"/>
           <w:szCs w:val="28"/>
-          <w:lang w:val="en-US"/>
         </w:rPr>
       </w:pPr>
       <w:r>
@@ -6180,7 +6075,6 @@
         <w:rPr>
           <w:sz w:val="28"/>
           <w:szCs w:val="28"/>
-          <w:lang w:val="en-US"/>
         </w:rPr>
         <w:t xml:space="preserve"> </w:t>
       </w:r>
@@ -6198,7 +6092,6 @@
         <w:rPr>
           <w:sz w:val="28"/>
           <w:szCs w:val="28"/>
-          <w:lang w:val="en-US"/>
         </w:rPr>
         <w:t xml:space="preserve"> – Кнопка переключающая отображение анимации;</w:t>
       </w:r>
@@ -6218,7 +6111,6 @@
         <w:rPr>
           <w:sz w:val="28"/>
           <w:szCs w:val="28"/>
-          <w:lang w:val="en-US"/>
         </w:rPr>
       </w:pPr>
       <w:r>
@@ -6233,7 +6125,6 @@
         <w:rPr>
           <w:sz w:val="28"/>
           <w:szCs w:val="28"/>
-          <w:lang w:val="en-US"/>
         </w:rPr>
         <w:t xml:space="preserve"> </w:t>
       </w:r>
@@ -6249,7 +6140,6 @@
         <w:rPr>
           <w:sz w:val="28"/>
           <w:szCs w:val="28"/>
-          <w:lang w:val="en-US"/>
         </w:rPr>
         <w:t xml:space="preserve"> – Панель содер</w:t>
       </w:r>
@@ -6257,20 +6147,9 @@
         <w:rPr>
           <w:sz w:val="28"/>
           <w:szCs w:val="28"/>
-          <w:lang w:val="en-US"/>
-        </w:rPr>
-        <w:t>жащая на себе воля ввода\вывода</w:t>
-      </w:r>
-      <w:proofErr w:type="gramStart"/>
-      <w:r>
-        <w:rPr>
-          <w:sz w:val="28"/>
-          <w:szCs w:val="28"/>
-          <w:lang w:val="en-US"/>
-        </w:rPr>
-        <w:t>;</w:t>
-      </w:r>
-      <w:proofErr w:type="gramEnd"/>
+        </w:rPr>
+        <w:t>жащая на себе воля ввода\вывода;</w:t>
+      </w:r>
     </w:p>
     <w:p>
       <w:pPr>
@@ -6287,7 +6166,6 @@
         <w:rPr>
           <w:sz w:val="28"/>
           <w:szCs w:val="28"/>
-          <w:lang w:val="en-US"/>
         </w:rPr>
       </w:pPr>
       <w:r>
@@ -6302,7 +6180,6 @@
         <w:rPr>
           <w:sz w:val="28"/>
           <w:szCs w:val="28"/>
-          <w:lang w:val="en-US"/>
         </w:rPr>
         <w:t xml:space="preserve"> </w:t>
       </w:r>
@@ -6318,7 +6195,6 @@
         <w:rPr>
           <w:sz w:val="28"/>
           <w:szCs w:val="28"/>
-          <w:lang w:val="en-US"/>
         </w:rPr>
         <w:t xml:space="preserve"> – Поле для ввода ключа;</w:t>
       </w:r>
@@ -6338,7 +6214,6 @@
         <w:rPr>
           <w:sz w:val="28"/>
           <w:szCs w:val="28"/>
-          <w:lang w:val="en-US"/>
         </w:rPr>
       </w:pPr>
       <w:r>
@@ -6353,7 +6228,6 @@
         <w:rPr>
           <w:sz w:val="28"/>
           <w:szCs w:val="28"/>
-          <w:lang w:val="en-US"/>
         </w:rPr>
         <w:t xml:space="preserve"> </w:t>
       </w:r>
@@ -6369,7 +6243,6 @@
         <w:rPr>
           <w:sz w:val="28"/>
           <w:szCs w:val="28"/>
-          <w:lang w:val="en-US"/>
         </w:rPr>
         <w:t xml:space="preserve"> – Поле для ввода текста;</w:t>
       </w:r>
@@ -6389,7 +6262,6 @@
         <w:rPr>
           <w:sz w:val="28"/>
           <w:szCs w:val="28"/>
-          <w:lang w:val="en-US"/>
         </w:rPr>
       </w:pPr>
       <w:r>
@@ -6404,7 +6276,6 @@
         <w:rPr>
           <w:sz w:val="28"/>
           <w:szCs w:val="28"/>
-          <w:lang w:val="en-US"/>
         </w:rPr>
         <w:t xml:space="preserve"> </w:t>
       </w:r>
@@ -6420,7 +6291,6 @@
         <w:rPr>
           <w:sz w:val="28"/>
           <w:szCs w:val="28"/>
-          <w:lang w:val="en-US"/>
         </w:rPr>
         <w:t xml:space="preserve"> – Поле для вывода текста.</w:t>
       </w:r>
@@ -6496,7 +6366,6 @@
           <w:lang w:val="en-US"/>
         </w:rPr>
       </w:pPr>
-      <w:proofErr w:type="gramStart"/>
       <w:r>
         <w:rPr>
           <w:sz w:val="28"/>
@@ -6505,7 +6374,6 @@
         </w:rPr>
         <w:t>void</w:t>
       </w:r>
-      <w:proofErr w:type="gramEnd"/>
       <w:r>
         <w:rPr>
           <w:sz w:val="28"/>
@@ -6637,23 +6505,13 @@
           <w:lang w:val="en-US"/>
         </w:rPr>
       </w:pPr>
-      <w:proofErr w:type="gramStart"/>
-      <w:r>
-        <w:rPr>
-          <w:sz w:val="28"/>
-          <w:szCs w:val="28"/>
-          <w:lang w:val="en-US"/>
-        </w:rPr>
-        <w:t>void</w:t>
-      </w:r>
-      <w:proofErr w:type="gramEnd"/>
-      <w:r>
-        <w:rPr>
-          <w:sz w:val="28"/>
-          <w:szCs w:val="28"/>
-          <w:lang w:val="en-US"/>
-        </w:rPr>
-        <w:t xml:space="preserve"> ExportToolStripButton_Click(object sender, EventArgs e) – </w:t>
+      <w:r>
+        <w:rPr>
+          <w:sz w:val="28"/>
+          <w:szCs w:val="28"/>
+          <w:lang w:val="en-US"/>
+        </w:rPr>
+        <w:t xml:space="preserve">void ExportToolStripButton_Click(object sender, EventArgs e) – </w:t>
       </w:r>
       <w:r>
         <w:rPr>
@@ -6762,7 +6620,6 @@
           <w:lang w:val="en-US"/>
         </w:rPr>
       </w:pPr>
-      <w:proofErr w:type="gramStart"/>
       <w:r>
         <w:rPr>
           <w:sz w:val="28"/>
@@ -6770,16 +6627,7 @@
           <w:lang w:val="en-US"/>
         </w:rPr>
         <w:lastRenderedPageBreak/>
-        <w:t>void</w:t>
-      </w:r>
-      <w:proofErr w:type="gramEnd"/>
-      <w:r>
-        <w:rPr>
-          <w:sz w:val="28"/>
-          <w:szCs w:val="28"/>
-          <w:lang w:val="en-US"/>
-        </w:rPr>
-        <w:t xml:space="preserve"> CipherToolStripButton_Click(object sender, EventArgs e) – </w:t>
+        <w:t xml:space="preserve">void CipherToolStripButton_Click(object sender, EventArgs e) – </w:t>
       </w:r>
       <w:r>
         <w:rPr>
@@ -6888,23 +6736,13 @@
           <w:lang w:val="en-US"/>
         </w:rPr>
       </w:pPr>
-      <w:proofErr w:type="gramStart"/>
-      <w:r>
-        <w:rPr>
-          <w:sz w:val="28"/>
-          <w:szCs w:val="28"/>
-          <w:lang w:val="en-US"/>
-        </w:rPr>
-        <w:t>void</w:t>
-      </w:r>
-      <w:proofErr w:type="gramEnd"/>
-      <w:r>
-        <w:rPr>
-          <w:sz w:val="28"/>
-          <w:szCs w:val="28"/>
-          <w:lang w:val="en-US"/>
-        </w:rPr>
-        <w:t xml:space="preserve"> DecipherToolStripButton_Click(object sender, EventArgs e) – </w:t>
+      <w:r>
+        <w:rPr>
+          <w:sz w:val="28"/>
+          <w:szCs w:val="28"/>
+          <w:lang w:val="en-US"/>
+        </w:rPr>
+        <w:t xml:space="preserve">void DecipherToolStripButton_Click(object sender, EventArgs e) – </w:t>
       </w:r>
       <w:r>
         <w:rPr>
@@ -7013,23 +6851,13 @@
           <w:lang w:val="en-US"/>
         </w:rPr>
       </w:pPr>
-      <w:proofErr w:type="gramStart"/>
-      <w:r>
-        <w:rPr>
-          <w:sz w:val="28"/>
-          <w:szCs w:val="28"/>
-          <w:lang w:val="en-US"/>
-        </w:rPr>
-        <w:t>void</w:t>
-      </w:r>
-      <w:proofErr w:type="gramEnd"/>
-      <w:r>
-        <w:rPr>
-          <w:sz w:val="28"/>
-          <w:szCs w:val="28"/>
-          <w:lang w:val="en-US"/>
-        </w:rPr>
-        <w:t xml:space="preserve"> ClearToolStripButton_Click(object sender, EventArgs e) – </w:t>
+      <w:r>
+        <w:rPr>
+          <w:sz w:val="28"/>
+          <w:szCs w:val="28"/>
+          <w:lang w:val="en-US"/>
+        </w:rPr>
+        <w:t xml:space="preserve">void ClearToolStripButton_Click(object sender, EventArgs e) – </w:t>
       </w:r>
       <w:r>
         <w:rPr>
@@ -7186,23 +7014,13 @@
           <w:lang w:val="en-US"/>
         </w:rPr>
       </w:pPr>
-      <w:proofErr w:type="gramStart"/>
-      <w:r>
-        <w:rPr>
-          <w:sz w:val="28"/>
-          <w:szCs w:val="28"/>
-          <w:lang w:val="en-US"/>
-        </w:rPr>
-        <w:t>void</w:t>
-      </w:r>
-      <w:proofErr w:type="gramEnd"/>
-      <w:r>
-        <w:rPr>
-          <w:sz w:val="28"/>
-          <w:szCs w:val="28"/>
-          <w:lang w:val="en-US"/>
-        </w:rPr>
-        <w:t xml:space="preserve"> </w:t>
+      <w:r>
+        <w:rPr>
+          <w:sz w:val="28"/>
+          <w:szCs w:val="28"/>
+          <w:lang w:val="en-US"/>
+        </w:rPr>
+        <w:t xml:space="preserve">void </w:t>
       </w:r>
       <w:proofErr w:type="spellStart"/>
       <w:r>
@@ -7345,23 +7163,13 @@
           <w:lang w:val="en-US"/>
         </w:rPr>
       </w:pPr>
-      <w:proofErr w:type="gramStart"/>
-      <w:r>
-        <w:rPr>
-          <w:sz w:val="28"/>
-          <w:szCs w:val="28"/>
-          <w:lang w:val="en-US"/>
-        </w:rPr>
-        <w:t>void</w:t>
-      </w:r>
-      <w:proofErr w:type="gramEnd"/>
-      <w:r>
-        <w:rPr>
-          <w:sz w:val="28"/>
-          <w:szCs w:val="28"/>
-          <w:lang w:val="en-US"/>
-        </w:rPr>
-        <w:t xml:space="preserve"> </w:t>
+      <w:r>
+        <w:rPr>
+          <w:sz w:val="28"/>
+          <w:szCs w:val="28"/>
+          <w:lang w:val="en-US"/>
+        </w:rPr>
+        <w:t xml:space="preserve">void </w:t>
       </w:r>
       <w:proofErr w:type="spellStart"/>
       <w:r>
@@ -7779,7 +7587,6 @@
         <w:rPr>
           <w:sz w:val="28"/>
           <w:szCs w:val="28"/>
-          <w:lang w:val="en-US"/>
         </w:rPr>
       </w:pPr>
       <w:proofErr w:type="gramStart"/>
@@ -7956,7 +7763,6 @@
         <w:rPr>
           <w:sz w:val="28"/>
           <w:szCs w:val="28"/>
-          <w:lang w:val="en-US"/>
         </w:rPr>
         <w:t>В качестве параметров получает путь к файлу (строка). Выводит текст из файла (строка).</w:t>
       </w:r>
@@ -7991,7 +7797,6 @@
         <w:rPr>
           <w:sz w:val="28"/>
           <w:szCs w:val="28"/>
-          <w:lang w:val="en-US"/>
         </w:rPr>
         <w:t xml:space="preserve"> </w:t>
       </w:r>
@@ -8007,7 +7812,6 @@
         <w:rPr>
           <w:sz w:val="28"/>
           <w:szCs w:val="28"/>
-          <w:lang w:val="en-US"/>
         </w:rPr>
         <w:t xml:space="preserve"> (</w:t>
       </w:r>
@@ -8023,7 +7827,6 @@
         <w:rPr>
           <w:sz w:val="28"/>
           <w:szCs w:val="28"/>
-          <w:lang w:val="en-US"/>
         </w:rPr>
         <w:t xml:space="preserve"> </w:t>
       </w:r>
@@ -8039,9 +7842,16 @@
         <w:rPr>
           <w:sz w:val="28"/>
           <w:szCs w:val="28"/>
-          <w:lang w:val="en-US"/>
-        </w:rPr>
-        <w:t>) – решает задачу ввода и проверки текста из программы. Получает текст. Выводит текст из программы (строка).</w:t>
+        </w:rPr>
+        <w:t xml:space="preserve">) – решает задачу ввода и проверки текста из программы. </w:t>
+      </w:r>
+      <w:r>
+        <w:rPr>
+          <w:sz w:val="28"/>
+          <w:szCs w:val="28"/>
+          <w:lang w:val="en-US"/>
+        </w:rPr>
+        <w:t>Получает текст. Выводит текст из программы (строка).</w:t>
       </w:r>
     </w:p>
     <w:p>
@@ -8074,7 +7884,6 @@
         <w:rPr>
           <w:sz w:val="28"/>
           <w:szCs w:val="28"/>
-          <w:lang w:val="en-US"/>
         </w:rPr>
         <w:t xml:space="preserve"> </w:t>
       </w:r>
@@ -8090,7 +7899,6 @@
         <w:rPr>
           <w:sz w:val="28"/>
           <w:szCs w:val="28"/>
-          <w:lang w:val="en-US"/>
         </w:rPr>
         <w:t xml:space="preserve"> (</w:t>
       </w:r>
@@ -8106,7 +7914,6 @@
         <w:rPr>
           <w:sz w:val="28"/>
           <w:szCs w:val="28"/>
-          <w:lang w:val="en-US"/>
         </w:rPr>
         <w:t xml:space="preserve"> </w:t>
       </w:r>
@@ -8122,9 +7929,16 @@
         <w:rPr>
           <w:sz w:val="28"/>
           <w:szCs w:val="28"/>
-          <w:lang w:val="en-US"/>
-        </w:rPr>
-        <w:t>) – проверяет текст на наличие символов, которые программа не может обработать. В качестве параметра получает текст (строка). Выводит результат проверки.</w:t>
+        </w:rPr>
+        <w:t xml:space="preserve">) – проверяет текст на наличие символов, которые программа не может обработать. </w:t>
+      </w:r>
+      <w:r>
+        <w:rPr>
+          <w:sz w:val="28"/>
+          <w:szCs w:val="28"/>
+          <w:lang w:val="en-US"/>
+        </w:rPr>
+        <w:t>В качестве параметра получает текст (строка). Выводит результат проверки.</w:t>
       </w:r>
     </w:p>
     <w:p>
@@ -8247,6 +8061,32 @@
           <w:szCs w:val="28"/>
           <w:lang w:val="en-US"/>
         </w:rPr>
+        <w:t xml:space="preserve"> string filePath, int key</w:t>
+      </w:r>
+      <w:r>
+        <w:rPr>
+          <w:sz w:val="28"/>
+          <w:szCs w:val="28"/>
+          <w:lang w:val="en-US"/>
+        </w:rPr>
+        <w:t xml:space="preserve">) – </w:t>
+      </w:r>
+      <w:proofErr w:type="spellStart"/>
+      <w:r>
+        <w:rPr>
+          <w:sz w:val="28"/>
+          <w:szCs w:val="28"/>
+          <w:lang w:val="en-US"/>
+        </w:rPr>
+        <w:t>решает</w:t>
+      </w:r>
+      <w:proofErr w:type="spellEnd"/>
+      <w:r>
+        <w:rPr>
+          <w:sz w:val="28"/>
+          <w:szCs w:val="28"/>
+          <w:lang w:val="en-US"/>
+        </w:rPr>
         <w:t xml:space="preserve"> </w:t>
       </w:r>
       <w:proofErr w:type="spellStart"/>
@@ -8256,7 +8096,7 @@
           <w:szCs w:val="28"/>
           <w:lang w:val="en-US"/>
         </w:rPr>
-        <w:t>string</w:t>
+        <w:t>задачу</w:t>
       </w:r>
       <w:proofErr w:type="spellEnd"/>
       <w:r>
@@ -8265,7 +8105,7 @@
           <w:szCs w:val="28"/>
           <w:lang w:val="en-US"/>
         </w:rPr>
-        <w:t xml:space="preserve"> filePath, int </w:t>
+        <w:t xml:space="preserve"> </w:t>
       </w:r>
       <w:proofErr w:type="spellStart"/>
       <w:r>
@@ -8274,7 +8114,7 @@
           <w:szCs w:val="28"/>
           <w:lang w:val="en-US"/>
         </w:rPr>
-        <w:t>key</w:t>
+        <w:t>вывода</w:t>
       </w:r>
       <w:proofErr w:type="spellEnd"/>
       <w:r>
@@ -8283,7 +8123,7 @@
           <w:szCs w:val="28"/>
           <w:lang w:val="en-US"/>
         </w:rPr>
-        <w:t xml:space="preserve">) – </w:t>
+        <w:t xml:space="preserve"> </w:t>
       </w:r>
       <w:proofErr w:type="spellStart"/>
       <w:r>
@@ -8292,7 +8132,7 @@
           <w:szCs w:val="28"/>
           <w:lang w:val="en-US"/>
         </w:rPr>
-        <w:t>решает</w:t>
+        <w:t>зашифрованного</w:t>
       </w:r>
       <w:proofErr w:type="spellEnd"/>
       <w:r>
@@ -8301,7 +8141,68 @@
           <w:szCs w:val="28"/>
           <w:lang w:val="en-US"/>
         </w:rPr>
-        <w:t xml:space="preserve"> задачу вывода зашифрованного текста. В качестве параметров получает оригинальный текст (строка) и зашифрованный текст (строка). Ничего не выводит.</w:t>
+        <w:t xml:space="preserve"> текста. </w:t>
+      </w:r>
+      <w:r>
+        <w:rPr>
+          <w:sz w:val="28"/>
+          <w:szCs w:val="28"/>
+        </w:rPr>
+        <w:t xml:space="preserve">В качестве параметров получает оригинальный текст (строка) и зашифрованный текст (строка). </w:t>
+      </w:r>
+      <w:proofErr w:type="spellStart"/>
+      <w:r>
+        <w:rPr>
+          <w:sz w:val="28"/>
+          <w:szCs w:val="28"/>
+          <w:lang w:val="en-US"/>
+        </w:rPr>
+        <w:t>Ничего</w:t>
+      </w:r>
+      <w:proofErr w:type="spellEnd"/>
+      <w:r>
+        <w:rPr>
+          <w:sz w:val="28"/>
+          <w:szCs w:val="28"/>
+          <w:lang w:val="en-US"/>
+        </w:rPr>
+        <w:t xml:space="preserve"> </w:t>
+      </w:r>
+      <w:proofErr w:type="spellStart"/>
+      <w:r>
+        <w:rPr>
+          <w:sz w:val="28"/>
+          <w:szCs w:val="28"/>
+          <w:lang w:val="en-US"/>
+        </w:rPr>
+        <w:t>не</w:t>
+      </w:r>
+      <w:proofErr w:type="spellEnd"/>
+      <w:r>
+        <w:rPr>
+          <w:sz w:val="28"/>
+          <w:szCs w:val="28"/>
+          <w:lang w:val="en-US"/>
+        </w:rPr>
+        <w:t xml:space="preserve"> </w:t>
+      </w:r>
+      <w:proofErr w:type="spellStart"/>
+      <w:r>
+        <w:rPr>
+          <w:sz w:val="28"/>
+          <w:szCs w:val="28"/>
+          <w:lang w:val="en-US"/>
+        </w:rPr>
+        <w:t>выводит</w:t>
+      </w:r>
+      <w:proofErr w:type="spellEnd"/>
+      <w:r>
+        <w:rPr>
+          <w:sz w:val="28"/>
+          <w:szCs w:val="28"/>
+          <w:lang w:val="en-US"/>
+        </w:rPr>
+        <w:t>.</w:t>
       </w:r>
     </w:p>
     <w:p>
@@ -8786,17 +8687,88 @@
         <w:rPr>
           <w:sz w:val="28"/>
           <w:szCs w:val="28"/>
-          <w:lang w:val="en-US"/>
-        </w:rPr>
-        <w:t>В качестве параметров получает оригинальный текст (строка) и ключ (целое число). Вывод</w:t>
-      </w:r>
-      <w:r>
-        <w:rPr>
-          <w:sz w:val="28"/>
-          <w:szCs w:val="28"/>
-          <w:lang w:val="en-US"/>
-        </w:rPr>
-        <w:t>ит зашифрованный текст (строка);</w:t>
+        </w:rPr>
+        <w:t xml:space="preserve">В качестве параметров получает оригинальный текст (строка) и ключ (целое число). </w:t>
+      </w:r>
+      <w:proofErr w:type="spellStart"/>
+      <w:r>
+        <w:rPr>
+          <w:sz w:val="28"/>
+          <w:szCs w:val="28"/>
+          <w:lang w:val="en-US"/>
+        </w:rPr>
+        <w:t>Вывод</w:t>
+      </w:r>
+      <w:r>
+        <w:rPr>
+          <w:sz w:val="28"/>
+          <w:szCs w:val="28"/>
+          <w:lang w:val="en-US"/>
+        </w:rPr>
+        <w:t>ит</w:t>
+      </w:r>
+      <w:proofErr w:type="spellEnd"/>
+      <w:r>
+        <w:rPr>
+          <w:sz w:val="28"/>
+          <w:szCs w:val="28"/>
+          <w:lang w:val="en-US"/>
+        </w:rPr>
+        <w:t xml:space="preserve"> </w:t>
+      </w:r>
+      <w:proofErr w:type="spellStart"/>
+      <w:r>
+        <w:rPr>
+          <w:sz w:val="28"/>
+          <w:szCs w:val="28"/>
+          <w:lang w:val="en-US"/>
+        </w:rPr>
+        <w:t>зашифрованный</w:t>
+      </w:r>
+      <w:proofErr w:type="spellEnd"/>
+      <w:r>
+        <w:rPr>
+          <w:sz w:val="28"/>
+          <w:szCs w:val="28"/>
+          <w:lang w:val="en-US"/>
+        </w:rPr>
+        <w:t xml:space="preserve"> </w:t>
+      </w:r>
+      <w:proofErr w:type="spellStart"/>
+      <w:r>
+        <w:rPr>
+          <w:sz w:val="28"/>
+          <w:szCs w:val="28"/>
+          <w:lang w:val="en-US"/>
+        </w:rPr>
+        <w:t>текст</w:t>
+      </w:r>
+      <w:proofErr w:type="spellEnd"/>
+      <w:r>
+        <w:rPr>
+          <w:sz w:val="28"/>
+          <w:szCs w:val="28"/>
+          <w:lang w:val="en-US"/>
+        </w:rPr>
+        <w:t xml:space="preserve"> (</w:t>
+      </w:r>
+      <w:proofErr w:type="spellStart"/>
+      <w:r>
+        <w:rPr>
+          <w:sz w:val="28"/>
+          <w:szCs w:val="28"/>
+          <w:lang w:val="en-US"/>
+        </w:rPr>
+        <w:t>строка</w:t>
+      </w:r>
+      <w:proofErr w:type="spellEnd"/>
+      <w:r>
+        <w:rPr>
+          <w:sz w:val="28"/>
+          <w:szCs w:val="28"/>
+          <w:lang w:val="en-US"/>
+        </w:rPr>
+        <w:t>);</w:t>
       </w:r>
     </w:p>
     <w:p>
@@ -8981,9 +8953,80 @@
         <w:rPr>
           <w:sz w:val="28"/>
           <w:szCs w:val="28"/>
-          <w:lang w:val="en-US"/>
-        </w:rPr>
-        <w:t>В качестве параметров получает зашифрованный текст (строка) и ключ (целое число). Выводит дешифрованный текст (строка).</w:t>
+        </w:rPr>
+        <w:t xml:space="preserve">В качестве параметров получает зашифрованный текст (строка) и ключ (целое число). </w:t>
+      </w:r>
+      <w:proofErr w:type="spellStart"/>
+      <w:r>
+        <w:rPr>
+          <w:sz w:val="28"/>
+          <w:szCs w:val="28"/>
+          <w:lang w:val="en-US"/>
+        </w:rPr>
+        <w:t>Выводит</w:t>
+      </w:r>
+      <w:proofErr w:type="spellEnd"/>
+      <w:r>
+        <w:rPr>
+          <w:sz w:val="28"/>
+          <w:szCs w:val="28"/>
+          <w:lang w:val="en-US"/>
+        </w:rPr>
+        <w:t xml:space="preserve"> </w:t>
+      </w:r>
+      <w:proofErr w:type="spellStart"/>
+      <w:r>
+        <w:rPr>
+          <w:sz w:val="28"/>
+          <w:szCs w:val="28"/>
+          <w:lang w:val="en-US"/>
+        </w:rPr>
+        <w:t>дешифрованный</w:t>
+      </w:r>
+      <w:proofErr w:type="spellEnd"/>
+      <w:r>
+        <w:rPr>
+          <w:sz w:val="28"/>
+          <w:szCs w:val="28"/>
+          <w:lang w:val="en-US"/>
+        </w:rPr>
+        <w:t xml:space="preserve"> </w:t>
+      </w:r>
+      <w:proofErr w:type="spellStart"/>
+      <w:r>
+        <w:rPr>
+          <w:sz w:val="28"/>
+          <w:szCs w:val="28"/>
+          <w:lang w:val="en-US"/>
+        </w:rPr>
+        <w:t>текст</w:t>
+      </w:r>
+      <w:proofErr w:type="spellEnd"/>
+      <w:r>
+        <w:rPr>
+          <w:sz w:val="28"/>
+          <w:szCs w:val="28"/>
+          <w:lang w:val="en-US"/>
+        </w:rPr>
+        <w:t xml:space="preserve"> (</w:t>
+      </w:r>
+      <w:proofErr w:type="spellStart"/>
+      <w:r>
+        <w:rPr>
+          <w:sz w:val="28"/>
+          <w:szCs w:val="28"/>
+          <w:lang w:val="en-US"/>
+        </w:rPr>
+        <w:t>строка</w:t>
+      </w:r>
+      <w:proofErr w:type="spellEnd"/>
+      <w:r>
+        <w:rPr>
+          <w:sz w:val="28"/>
+          <w:szCs w:val="28"/>
+          <w:lang w:val="en-US"/>
+        </w:rPr>
+        <w:t>).</w:t>
       </w:r>
     </w:p>
     <w:p>
@@ -9093,7 +9136,6 @@
           <w:lang w:val="en-US"/>
         </w:rPr>
       </w:pPr>
-      <w:proofErr w:type="gramStart"/>
       <w:r>
         <w:rPr>
           <w:sz w:val="28"/>
@@ -9102,7 +9144,6 @@
         </w:rPr>
         <w:t>int</w:t>
       </w:r>
-      <w:proofErr w:type="gramEnd"/>
       <w:r>
         <w:rPr>
           <w:sz w:val="28"/>
@@ -9152,7 +9193,6 @@
           <w:lang w:val="en-US"/>
         </w:rPr>
       </w:pPr>
-      <w:proofErr w:type="gramStart"/>
       <w:r>
         <w:rPr>
           <w:sz w:val="28"/>
@@ -9161,7 +9201,6 @@
         </w:rPr>
         <w:t>string</w:t>
       </w:r>
-      <w:proofErr w:type="gramEnd"/>
       <w:r>
         <w:rPr>
           <w:sz w:val="28"/>
@@ -9211,6 +9250,14 @@
           <w:lang w:val="en-US"/>
         </w:rPr>
       </w:pPr>
+      <w:r>
+        <w:rPr>
+          <w:sz w:val="28"/>
+          <w:szCs w:val="28"/>
+          <w:lang w:val="en-US"/>
+        </w:rPr>
+        <w:t xml:space="preserve">Alphabet </w:t>
+      </w:r>
       <w:proofErr w:type="spellStart"/>
       <w:r>
         <w:rPr>
@@ -9218,7 +9265,7 @@
           <w:szCs w:val="28"/>
           <w:lang w:val="en-US"/>
         </w:rPr>
-        <w:t>Alphabet</w:t>
+        <w:t>alphabet</w:t>
       </w:r>
       <w:proofErr w:type="spellEnd"/>
       <w:r>
@@ -9227,7 +9274,7 @@
           <w:szCs w:val="28"/>
           <w:lang w:val="en-US"/>
         </w:rPr>
-        <w:t xml:space="preserve"> </w:t>
+        <w:t xml:space="preserve">_ – </w:t>
       </w:r>
       <w:proofErr w:type="spellStart"/>
       <w:r>
@@ -9236,7 +9283,7 @@
           <w:szCs w:val="28"/>
           <w:lang w:val="en-US"/>
         </w:rPr>
-        <w:t>alphabet</w:t>
+        <w:t>содержит</w:t>
       </w:r>
       <w:proofErr w:type="spellEnd"/>
       <w:r>
@@ -9245,7 +9292,7 @@
           <w:szCs w:val="28"/>
           <w:lang w:val="en-US"/>
         </w:rPr>
-        <w:t>_ – содержит алфавит.</w:t>
+        <w:t xml:space="preserve"> алфавит.</w:t>
       </w:r>
     </w:p>
     <w:p>
@@ -9411,7 +9458,6 @@
         <w:rPr>
           <w:sz w:val="28"/>
           <w:szCs w:val="28"/>
-          <w:lang w:val="en-US"/>
         </w:rPr>
       </w:pPr>
       <w:r>
@@ -9426,7 +9472,6 @@
         <w:rPr>
           <w:sz w:val="28"/>
           <w:szCs w:val="28"/>
-          <w:lang w:val="en-US"/>
         </w:rPr>
         <w:t xml:space="preserve"> </w:t>
       </w:r>
@@ -9444,7 +9489,6 @@
         <w:rPr>
           <w:sz w:val="28"/>
           <w:szCs w:val="28"/>
-          <w:lang w:val="en-US"/>
         </w:rPr>
         <w:t xml:space="preserve"> </w:t>
       </w:r>
@@ -9452,7 +9496,6 @@
         <w:rPr>
           <w:sz w:val="28"/>
           <w:szCs w:val="28"/>
-          <w:lang w:val="en-US"/>
         </w:rPr>
         <w:t>() – отображает анимацию на форме.</w:t>
       </w:r>
@@ -9527,8 +9570,6 @@
         </w:rPr>
         <w:t>).</w:t>
       </w:r>
-      <w:bookmarkStart w:id="0" w:name="_GoBack"/>
-      <w:bookmarkEnd w:id="0"/>
     </w:p>
     <w:p>
       <w:pPr>
@@ -10934,6 +10975,68 @@
           <w:szCs w:val="28"/>
         </w:rPr>
         <w:tab/>
+        <w:t xml:space="preserve">Библиотека классов </w:t>
+      </w:r>
+      <w:proofErr w:type="spellStart"/>
+      <w:r>
+        <w:rPr>
+          <w:b/>
+          <w:sz w:val="28"/>
+          <w:szCs w:val="28"/>
+        </w:rPr>
+        <w:t>ClassLibrary</w:t>
+      </w:r>
+      <w:proofErr w:type="spellEnd"/>
+    </w:p>
+    <w:p>
+      <w:pPr>
+        <w:widowControl/>
+        <w:autoSpaceDE/>
+        <w:spacing w:after="160" w:line="256" w:lineRule="auto"/>
+        <w:ind w:firstLine="709"/>
+        <w:jc w:val="both"/>
+        <w:rPr>
+          <w:sz w:val="28"/>
+          <w:szCs w:val="28"/>
+        </w:rPr>
+      </w:pPr>
+    </w:p>
+    <w:p>
+      <w:pPr>
+        <w:widowControl/>
+        <w:autoSpaceDE/>
+        <w:spacing w:after="160" w:line="257" w:lineRule="auto"/>
+        <w:ind w:firstLine="709"/>
+        <w:jc w:val="both"/>
+        <w:outlineLvl w:val="2"/>
+        <w:rPr>
+          <w:b/>
+          <w:sz w:val="28"/>
+          <w:szCs w:val="28"/>
+        </w:rPr>
+      </w:pPr>
+      <w:r>
+        <w:rPr>
+          <w:b/>
+          <w:sz w:val="28"/>
+          <w:szCs w:val="28"/>
+        </w:rPr>
+        <w:t>5.1.1</w:t>
+      </w:r>
+      <w:r>
+        <w:rPr>
+          <w:b/>
+          <w:sz w:val="28"/>
+          <w:szCs w:val="28"/>
+        </w:rPr>
+        <w:tab/>
+      </w:r>
+      <w:r>
+        <w:rPr>
+          <w:b/>
+          <w:sz w:val="28"/>
+          <w:szCs w:val="28"/>
+        </w:rPr>
         <w:t xml:space="preserve">Класс </w:t>
       </w:r>
       <w:r>
@@ -11090,7 +11193,7 @@
         <w:spacing w:after="160" w:line="257" w:lineRule="auto"/>
         <w:ind w:firstLine="709"/>
         <w:jc w:val="both"/>
-        <w:outlineLvl w:val="1"/>
+        <w:outlineLvl w:val="2"/>
         <w:rPr>
           <w:b/>
           <w:sz w:val="28"/>
@@ -11103,7 +11206,7 @@
           <w:sz w:val="28"/>
           <w:szCs w:val="28"/>
         </w:rPr>
-        <w:t>5.2</w:t>
+        <w:t>5.1.2</w:t>
       </w:r>
       <w:r>
         <w:rPr>
@@ -11112,17 +11215,25 @@
           <w:szCs w:val="28"/>
         </w:rPr>
         <w:tab/>
+      </w:r>
+      <w:r>
+        <w:rPr>
+          <w:b/>
+          <w:sz w:val="28"/>
+          <w:szCs w:val="28"/>
+        </w:rPr>
         <w:t xml:space="preserve">Класс </w:t>
       </w:r>
+      <w:proofErr w:type="spellStart"/>
       <w:r>
         <w:rPr>
           <w:b/>
           <w:sz w:val="28"/>
           <w:szCs w:val="28"/>
-          <w:lang w:val="en-US"/>
         </w:rPr>
         <w:t>Cipher</w:t>
       </w:r>
+      <w:proofErr w:type="spellEnd"/>
     </w:p>
     <w:p>
       <w:pPr>
@@ -11183,6 +11294,7 @@
           <w:szCs w:val="28"/>
           <w:lang w:eastAsia="ru-RU"/>
         </w:rPr>
+        <w:lastRenderedPageBreak/>
         <w:drawing>
           <wp:inline distT="0" distB="0" distL="0" distR="0" wp14:anchorId="265B2C11" wp14:editId="167896E4">
             <wp:extent cx="4130296" cy="2431546"/>
@@ -11391,6 +11503,7 @@
           <w:szCs w:val="28"/>
           <w:lang w:eastAsia="ru-RU"/>
         </w:rPr>
+        <w:lastRenderedPageBreak/>
         <w:drawing>
           <wp:inline distT="0" distB="0" distL="0" distR="0" wp14:anchorId="6284DE9E" wp14:editId="1E5D35EE">
             <wp:extent cx="5677692" cy="3934374"/>
@@ -11476,7 +11589,7 @@
         <w:spacing w:after="160" w:line="257" w:lineRule="auto"/>
         <w:ind w:firstLine="709"/>
         <w:jc w:val="both"/>
-        <w:outlineLvl w:val="1"/>
+        <w:outlineLvl w:val="2"/>
         <w:rPr>
           <w:b/>
           <w:sz w:val="28"/>
@@ -11489,8 +11602,7 @@
           <w:sz w:val="28"/>
           <w:szCs w:val="28"/>
         </w:rPr>
-        <w:lastRenderedPageBreak/>
-        <w:t>5.3</w:t>
+        <w:t>5.1.3</w:t>
       </w:r>
       <w:r>
         <w:rPr>
@@ -11499,6 +11611,13 @@
           <w:szCs w:val="28"/>
         </w:rPr>
         <w:tab/>
+      </w:r>
+      <w:r>
+        <w:rPr>
+          <w:b/>
+          <w:sz w:val="28"/>
+          <w:szCs w:val="28"/>
+        </w:rPr>
         <w:t xml:space="preserve">Класс </w:t>
       </w:r>
       <w:r>
@@ -11506,7 +11625,6 @@
           <w:b/>
           <w:sz w:val="28"/>
           <w:szCs w:val="28"/>
-          <w:lang w:val="en-US"/>
         </w:rPr>
         <w:t>InputOutput</w:t>
       </w:r>
@@ -11723,6 +11841,7 @@
           <w:sz w:val="28"/>
           <w:szCs w:val="28"/>
         </w:rPr>
+        <w:lastRenderedPageBreak/>
         <w:t xml:space="preserve">Рисунок 9 – Метод </w:t>
       </w:r>
       <w:r>
@@ -11957,7 +12076,6 @@
           <w:szCs w:val="28"/>
           <w:lang w:eastAsia="ru-RU"/>
         </w:rPr>
-        <w:lastRenderedPageBreak/>
         <w:drawing>
           <wp:inline distT="0" distB="0" distL="0" distR="0" wp14:anchorId="37FA469A" wp14:editId="17736394">
             <wp:extent cx="3077004" cy="1800476"/>
@@ -12109,6 +12227,7 @@
           <w:sz w:val="28"/>
           <w:szCs w:val="28"/>
         </w:rPr>
+        <w:lastRenderedPageBreak/>
         <w:t xml:space="preserve">Рисунок 13 – Метод </w:t>
       </w:r>
       <w:r>
@@ -12152,7 +12271,67 @@
           <w:sz w:val="28"/>
           <w:szCs w:val="28"/>
         </w:rPr>
-        <w:t>5.4</w:t>
+        <w:t>5.2</w:t>
+      </w:r>
+      <w:r>
+        <w:rPr>
+          <w:b/>
+          <w:sz w:val="28"/>
+          <w:szCs w:val="28"/>
+        </w:rPr>
+        <w:tab/>
+        <w:t xml:space="preserve">Проект </w:t>
+      </w:r>
+      <w:proofErr w:type="spellStart"/>
+      <w:r>
+        <w:rPr>
+          <w:b/>
+          <w:sz w:val="28"/>
+          <w:szCs w:val="28"/>
+        </w:rPr>
+        <w:t>WindowsForms</w:t>
+      </w:r>
+      <w:proofErr w:type="spellEnd"/>
+      <w:r>
+        <w:rPr>
+          <w:b/>
+          <w:sz w:val="28"/>
+          <w:szCs w:val="28"/>
+        </w:rPr>
+        <w:t xml:space="preserve"> </w:t>
+      </w:r>
+      <w:proofErr w:type="spellStart"/>
+      <w:r>
+        <w:rPr>
+          <w:b/>
+          <w:sz w:val="28"/>
+          <w:szCs w:val="28"/>
+        </w:rPr>
+        <w:t>CaesarCipher</w:t>
+      </w:r>
+      <w:proofErr w:type="spellEnd"/>
+    </w:p>
+    <w:p>
+      <w:pPr>
+        <w:widowControl/>
+        <w:autoSpaceDE/>
+        <w:spacing w:after="160" w:line="257" w:lineRule="auto"/>
+        <w:ind w:firstLine="709"/>
+        <w:jc w:val="both"/>
+        <w:outlineLvl w:val="2"/>
+        <w:rPr>
+          <w:b/>
+          <w:sz w:val="28"/>
+          <w:szCs w:val="28"/>
+        </w:rPr>
+      </w:pPr>
+      <w:r>
+        <w:rPr>
+          <w:b/>
+          <w:sz w:val="28"/>
+          <w:szCs w:val="28"/>
+        </w:rPr>
+        <w:t>5.2.1</w:t>
       </w:r>
       <w:r>
         <w:rPr>
@@ -12377,7 +12556,6 @@
           <w:szCs w:val="28"/>
           <w:lang w:eastAsia="ru-RU"/>
         </w:rPr>
-        <w:lastRenderedPageBreak/>
         <w:drawing>
           <wp:inline distT="0" distB="0" distL="0" distR="0" wp14:anchorId="538BC968" wp14:editId="27201B48">
             <wp:extent cx="5942965" cy="3862070"/>
@@ -12622,7 +12800,6 @@
         <w:rPr>
           <w:sz w:val="28"/>
           <w:szCs w:val="28"/>
-          <w:lang w:val="en-US"/>
         </w:rPr>
       </w:pPr>
       <w:r>
@@ -12636,7 +12813,6 @@
         <w:rPr>
           <w:sz w:val="28"/>
           <w:szCs w:val="28"/>
-          <w:lang w:val="en-US"/>
         </w:rPr>
         <w:t xml:space="preserve"> 17 – </w:t>
       </w:r>
@@ -12651,7 +12827,6 @@
         <w:rPr>
           <w:sz w:val="28"/>
           <w:szCs w:val="28"/>
-          <w:lang w:val="en-US"/>
         </w:rPr>
         <w:t xml:space="preserve"> </w:t>
       </w:r>
@@ -12662,9 +12837,24 @@
           <w:szCs w:val="28"/>
           <w:lang w:val="en-US"/>
         </w:rPr>
-        <w:t>CancelButton_Click</w:t>
+        <w:t>CancelButton</w:t>
       </w:r>
       <w:proofErr w:type="spellEnd"/>
+      <w:r>
+        <w:rPr>
+          <w:sz w:val="28"/>
+          <w:szCs w:val="28"/>
+        </w:rPr>
+        <w:t>_</w:t>
+      </w:r>
+      <w:r>
+        <w:rPr>
+          <w:sz w:val="28"/>
+          <w:szCs w:val="28"/>
+          <w:lang w:val="en-US"/>
+        </w:rPr>
+        <w:t>Click</w:t>
+      </w:r>
     </w:p>
     <w:p>
       <w:pPr>
@@ -12676,7 +12866,6 @@
         <w:rPr>
           <w:sz w:val="28"/>
           <w:szCs w:val="28"/>
-          <w:lang w:val="en-US"/>
         </w:rPr>
       </w:pPr>
     </w:p>
@@ -12687,31 +12876,26 @@
         <w:spacing w:after="160" w:line="257" w:lineRule="auto"/>
         <w:ind w:firstLine="709"/>
         <w:jc w:val="both"/>
-        <w:outlineLvl w:val="1"/>
+        <w:outlineLvl w:val="2"/>
         <w:rPr>
           <w:b/>
           <w:sz w:val="28"/>
           <w:szCs w:val="28"/>
-          <w:lang w:val="en-US"/>
-        </w:rPr>
-      </w:pPr>
-      <w:proofErr w:type="gramStart"/>
+        </w:rPr>
+      </w:pPr>
       <w:r>
         <w:rPr>
           <w:b/>
           <w:sz w:val="28"/>
           <w:szCs w:val="28"/>
-          <w:lang w:val="en-US"/>
-        </w:rPr>
-        <w:t>5.5</w:t>
-      </w:r>
-      <w:proofErr w:type="gramEnd"/>
+        </w:rPr>
+        <w:t>5.2.2</w:t>
+      </w:r>
       <w:r>
         <w:rPr>
           <w:b/>
           <w:sz w:val="28"/>
           <w:szCs w:val="28"/>
-          <w:lang w:val="en-US"/>
         </w:rPr>
         <w:tab/>
       </w:r>
@@ -12728,7 +12912,6 @@
           <w:b/>
           <w:sz w:val="28"/>
           <w:szCs w:val="28"/>
-          <w:lang w:val="en-US"/>
         </w:rPr>
         <w:t xml:space="preserve"> MainForm</w:t>
       </w:r>
@@ -13647,6 +13830,1131 @@
       <w:pPr>
         <w:widowControl/>
         <w:autoSpaceDE/>
+        <w:spacing w:after="160" w:line="257" w:lineRule="auto"/>
+        <w:ind w:firstLine="709"/>
+        <w:jc w:val="both"/>
+        <w:outlineLvl w:val="1"/>
+        <w:rPr>
+          <w:b/>
+          <w:sz w:val="28"/>
+          <w:szCs w:val="28"/>
+        </w:rPr>
+      </w:pPr>
+      <w:r>
+        <w:rPr>
+          <w:b/>
+          <w:sz w:val="28"/>
+          <w:szCs w:val="28"/>
+        </w:rPr>
+        <w:t>5.3</w:t>
+      </w:r>
+      <w:r>
+        <w:rPr>
+          <w:b/>
+          <w:sz w:val="28"/>
+          <w:szCs w:val="28"/>
+        </w:rPr>
+        <w:tab/>
+        <w:t xml:space="preserve">Проект </w:t>
+      </w:r>
+      <w:proofErr w:type="spellStart"/>
+      <w:r>
+        <w:rPr>
+          <w:b/>
+          <w:sz w:val="28"/>
+          <w:szCs w:val="28"/>
+        </w:rPr>
+        <w:t>UnitTest</w:t>
+      </w:r>
+      <w:proofErr w:type="spellEnd"/>
+      <w:r>
+        <w:rPr>
+          <w:b/>
+          <w:sz w:val="28"/>
+          <w:szCs w:val="28"/>
+        </w:rPr>
+        <w:t xml:space="preserve"> </w:t>
+      </w:r>
+      <w:proofErr w:type="spellStart"/>
+      <w:r>
+        <w:rPr>
+          <w:b/>
+          <w:sz w:val="28"/>
+          <w:szCs w:val="28"/>
+        </w:rPr>
+        <w:t>TestProject</w:t>
+      </w:r>
+      <w:proofErr w:type="spellEnd"/>
+    </w:p>
+    <w:p>
+      <w:pPr>
+        <w:widowControl/>
+        <w:autoSpaceDE/>
+        <w:spacing w:after="160" w:line="257" w:lineRule="auto"/>
+        <w:ind w:firstLine="709"/>
+        <w:jc w:val="both"/>
+        <w:outlineLvl w:val="2"/>
+        <w:rPr>
+          <w:b/>
+          <w:sz w:val="28"/>
+          <w:szCs w:val="28"/>
+        </w:rPr>
+      </w:pPr>
+      <w:r>
+        <w:rPr>
+          <w:b/>
+          <w:sz w:val="28"/>
+          <w:szCs w:val="28"/>
+        </w:rPr>
+        <w:t>5.3.1</w:t>
+      </w:r>
+      <w:r>
+        <w:rPr>
+          <w:b/>
+          <w:sz w:val="28"/>
+          <w:szCs w:val="28"/>
+        </w:rPr>
+        <w:tab/>
+        <w:t xml:space="preserve">Класс </w:t>
+      </w:r>
+      <w:proofErr w:type="spellStart"/>
+      <w:r>
+        <w:rPr>
+          <w:b/>
+          <w:sz w:val="28"/>
+          <w:szCs w:val="28"/>
+        </w:rPr>
+        <w:t>AlphabetTest</w:t>
+      </w:r>
+      <w:proofErr w:type="spellEnd"/>
+    </w:p>
+    <w:p>
+      <w:pPr>
+        <w:widowControl/>
+        <w:autoSpaceDE/>
+        <w:spacing w:after="160" w:line="256" w:lineRule="auto"/>
+        <w:ind w:firstLine="709"/>
+        <w:jc w:val="both"/>
+        <w:rPr>
+          <w:sz w:val="28"/>
+          <w:szCs w:val="28"/>
+        </w:rPr>
+      </w:pPr>
+      <w:r>
+        <w:rPr>
+          <w:sz w:val="28"/>
+          <w:szCs w:val="28"/>
+        </w:rPr>
+        <w:t xml:space="preserve">Содержит в себе тестовые методы для класса </w:t>
+      </w:r>
+      <w:proofErr w:type="spellStart"/>
+      <w:r>
+        <w:rPr>
+          <w:sz w:val="28"/>
+          <w:szCs w:val="28"/>
+        </w:rPr>
+        <w:t>Alphabet</w:t>
+      </w:r>
+      <w:proofErr w:type="spellEnd"/>
+      <w:r>
+        <w:rPr>
+          <w:sz w:val="28"/>
+          <w:szCs w:val="28"/>
+        </w:rPr>
+        <w:t>.</w:t>
+      </w:r>
+    </w:p>
+    <w:p>
+      <w:pPr>
+        <w:widowControl/>
+        <w:autoSpaceDE/>
+        <w:spacing w:after="160" w:line="256" w:lineRule="auto"/>
+        <w:ind w:firstLine="709"/>
+        <w:jc w:val="both"/>
+        <w:rPr>
+          <w:sz w:val="28"/>
+          <w:szCs w:val="28"/>
+        </w:rPr>
+      </w:pPr>
+      <w:r>
+        <w:rPr>
+          <w:sz w:val="28"/>
+          <w:szCs w:val="28"/>
+        </w:rPr>
+        <w:lastRenderedPageBreak/>
+        <w:t>Представлен на рисунке 27.</w:t>
+      </w:r>
+    </w:p>
+    <w:p>
+      <w:pPr>
+        <w:widowControl/>
+        <w:autoSpaceDE/>
+        <w:spacing w:after="160" w:line="256" w:lineRule="auto"/>
+        <w:ind w:firstLine="709"/>
+        <w:jc w:val="center"/>
+        <w:rPr>
+          <w:sz w:val="28"/>
+          <w:szCs w:val="28"/>
+        </w:rPr>
+      </w:pPr>
+      <w:r>
+        <w:rPr>
+          <w:sz w:val="28"/>
+          <w:szCs w:val="28"/>
+        </w:rPr>
+        <w:drawing>
+          <wp:inline distT="0" distB="0" distL="0" distR="0" wp14:anchorId="371CB86B" wp14:editId="63DBAC66">
+            <wp:extent cx="4372585" cy="3791479"/>
+            <wp:effectExtent l="0" t="0" r="9525" b="0"/>
+            <wp:docPr id="1" name="Рисунок 1"/>
+            <wp:cNvGraphicFramePr>
+              <a:graphicFrameLocks xmlns:a="http://schemas.openxmlformats.org/drawingml/2006/main" noChangeAspect="1"/>
+            </wp:cNvGraphicFramePr>
+            <a:graphic xmlns:a="http://schemas.openxmlformats.org/drawingml/2006/main">
+              <a:graphicData uri="http://schemas.openxmlformats.org/drawingml/2006/picture">
+                <pic:pic xmlns:pic="http://schemas.openxmlformats.org/drawingml/2006/picture">
+                  <pic:nvPicPr>
+                    <pic:cNvPr id="1" name=""/>
+                    <pic:cNvPicPr/>
+                  </pic:nvPicPr>
+                  <pic:blipFill>
+                    <a:blip r:embed="rId39"/>
+                    <a:stretch>
+                      <a:fillRect/>
+                    </a:stretch>
+                  </pic:blipFill>
+                  <pic:spPr>
+                    <a:xfrm>
+                      <a:off x="0" y="0"/>
+                      <a:ext cx="4372585" cy="3791479"/>
+                    </a:xfrm>
+                    <a:prstGeom prst="rect">
+                      <a:avLst/>
+                    </a:prstGeom>
+                  </pic:spPr>
+                </pic:pic>
+              </a:graphicData>
+            </a:graphic>
+          </wp:inline>
+        </w:drawing>
+      </w:r>
+    </w:p>
+    <w:p>
+      <w:pPr>
+        <w:widowControl/>
+        <w:autoSpaceDE/>
+        <w:spacing w:after="160" w:line="256" w:lineRule="auto"/>
+        <w:ind w:firstLine="709"/>
+        <w:jc w:val="center"/>
+        <w:rPr>
+          <w:sz w:val="28"/>
+          <w:szCs w:val="28"/>
+        </w:rPr>
+      </w:pPr>
+      <w:r>
+        <w:rPr>
+          <w:sz w:val="28"/>
+          <w:szCs w:val="28"/>
+        </w:rPr>
+        <w:t xml:space="preserve">Рисунок 27 – Класс </w:t>
+      </w:r>
+      <w:proofErr w:type="spellStart"/>
+      <w:r>
+        <w:rPr>
+          <w:sz w:val="28"/>
+          <w:szCs w:val="28"/>
+        </w:rPr>
+        <w:t>AlphabetTest</w:t>
+      </w:r>
+      <w:proofErr w:type="spellEnd"/>
+    </w:p>
+    <w:p>
+      <w:pPr>
+        <w:widowControl/>
+        <w:autoSpaceDE/>
+        <w:spacing w:after="160" w:line="256" w:lineRule="auto"/>
+        <w:ind w:firstLine="709"/>
+        <w:jc w:val="both"/>
+        <w:rPr>
+          <w:sz w:val="28"/>
+          <w:szCs w:val="28"/>
+        </w:rPr>
+      </w:pPr>
+    </w:p>
+    <w:p>
+      <w:pPr>
+        <w:widowControl/>
+        <w:autoSpaceDE/>
+        <w:spacing w:after="160" w:line="257" w:lineRule="auto"/>
+        <w:ind w:firstLine="709"/>
+        <w:jc w:val="both"/>
+        <w:outlineLvl w:val="2"/>
+        <w:rPr>
+          <w:b/>
+          <w:sz w:val="28"/>
+          <w:szCs w:val="28"/>
+        </w:rPr>
+      </w:pPr>
+      <w:r>
+        <w:rPr>
+          <w:b/>
+          <w:sz w:val="28"/>
+          <w:szCs w:val="28"/>
+        </w:rPr>
+        <w:t>5.3.2</w:t>
+      </w:r>
+      <w:r>
+        <w:rPr>
+          <w:b/>
+          <w:sz w:val="28"/>
+          <w:szCs w:val="28"/>
+        </w:rPr>
+        <w:tab/>
+        <w:t xml:space="preserve">Класс </w:t>
+      </w:r>
+      <w:proofErr w:type="spellStart"/>
+      <w:r>
+        <w:rPr>
+          <w:b/>
+          <w:sz w:val="28"/>
+          <w:szCs w:val="28"/>
+        </w:rPr>
+        <w:t>CipherTest</w:t>
+      </w:r>
+      <w:proofErr w:type="spellEnd"/>
+    </w:p>
+    <w:p>
+      <w:pPr>
+        <w:widowControl/>
+        <w:autoSpaceDE/>
+        <w:spacing w:after="160" w:line="256" w:lineRule="auto"/>
+        <w:ind w:firstLine="709"/>
+        <w:jc w:val="both"/>
+        <w:rPr>
+          <w:sz w:val="28"/>
+          <w:szCs w:val="28"/>
+        </w:rPr>
+      </w:pPr>
+      <w:r>
+        <w:rPr>
+          <w:sz w:val="28"/>
+          <w:szCs w:val="28"/>
+        </w:rPr>
+        <w:t xml:space="preserve">Содержит в себе тестовые методы для класса </w:t>
+      </w:r>
+      <w:r>
+        <w:rPr>
+          <w:sz w:val="28"/>
+          <w:szCs w:val="28"/>
+          <w:lang w:val="en-US"/>
+        </w:rPr>
+        <w:t>Cipher</w:t>
+      </w:r>
+      <w:r>
+        <w:rPr>
+          <w:sz w:val="28"/>
+          <w:szCs w:val="28"/>
+        </w:rPr>
+        <w:t>.</w:t>
+      </w:r>
+    </w:p>
+    <w:p>
+      <w:pPr>
+        <w:widowControl/>
+        <w:autoSpaceDE/>
+        <w:spacing w:after="160" w:line="256" w:lineRule="auto"/>
+        <w:ind w:firstLine="709"/>
+        <w:jc w:val="both"/>
+        <w:rPr>
+          <w:sz w:val="28"/>
+          <w:szCs w:val="28"/>
+        </w:rPr>
+      </w:pPr>
+      <w:r>
+        <w:rPr>
+          <w:sz w:val="28"/>
+          <w:szCs w:val="28"/>
+        </w:rPr>
+        <w:t>Представлен на рисунке 28.</w:t>
+      </w:r>
+    </w:p>
+    <w:p>
+      <w:pPr>
+        <w:widowControl/>
+        <w:autoSpaceDE/>
+        <w:spacing w:after="160" w:line="256" w:lineRule="auto"/>
+        <w:ind w:firstLine="709"/>
+        <w:jc w:val="center"/>
+        <w:rPr>
+          <w:sz w:val="28"/>
+          <w:szCs w:val="28"/>
+        </w:rPr>
+      </w:pPr>
+      <w:r>
+        <w:rPr>
+          <w:sz w:val="28"/>
+          <w:szCs w:val="28"/>
+        </w:rPr>
+        <w:drawing>
+          <wp:inline distT="0" distB="0" distL="0" distR="0" wp14:anchorId="186BB59B" wp14:editId="7722B7FF">
+            <wp:extent cx="4601217" cy="2857899"/>
+            <wp:effectExtent l="0" t="0" r="8890" b="0"/>
+            <wp:docPr id="28" name="Рисунок 28"/>
+            <wp:cNvGraphicFramePr>
+              <a:graphicFrameLocks xmlns:a="http://schemas.openxmlformats.org/drawingml/2006/main" noChangeAspect="1"/>
+            </wp:cNvGraphicFramePr>
+            <a:graphic xmlns:a="http://schemas.openxmlformats.org/drawingml/2006/main">
+              <a:graphicData uri="http://schemas.openxmlformats.org/drawingml/2006/picture">
+                <pic:pic xmlns:pic="http://schemas.openxmlformats.org/drawingml/2006/picture">
+                  <pic:nvPicPr>
+                    <pic:cNvPr id="1" name=""/>
+                    <pic:cNvPicPr/>
+                  </pic:nvPicPr>
+                  <pic:blipFill>
+                    <a:blip r:embed="rId40"/>
+                    <a:stretch>
+                      <a:fillRect/>
+                    </a:stretch>
+                  </pic:blipFill>
+                  <pic:spPr>
+                    <a:xfrm>
+                      <a:off x="0" y="0"/>
+                      <a:ext cx="4601217" cy="2857899"/>
+                    </a:xfrm>
+                    <a:prstGeom prst="rect">
+                      <a:avLst/>
+                    </a:prstGeom>
+                  </pic:spPr>
+                </pic:pic>
+              </a:graphicData>
+            </a:graphic>
+          </wp:inline>
+        </w:drawing>
+      </w:r>
+    </w:p>
+    <w:p>
+      <w:pPr>
+        <w:widowControl/>
+        <w:autoSpaceDE/>
+        <w:spacing w:after="160" w:line="256" w:lineRule="auto"/>
+        <w:ind w:firstLine="709"/>
+        <w:jc w:val="center"/>
+        <w:rPr>
+          <w:sz w:val="28"/>
+          <w:szCs w:val="28"/>
+        </w:rPr>
+      </w:pPr>
+      <w:r>
+        <w:rPr>
+          <w:sz w:val="28"/>
+          <w:szCs w:val="28"/>
+        </w:rPr>
+        <w:t xml:space="preserve">Рисунок 28 – Класс </w:t>
+      </w:r>
+      <w:proofErr w:type="spellStart"/>
+      <w:r>
+        <w:rPr>
+          <w:sz w:val="28"/>
+          <w:szCs w:val="28"/>
+        </w:rPr>
+        <w:t>CipherTest</w:t>
+      </w:r>
+      <w:proofErr w:type="spellEnd"/>
+    </w:p>
+    <w:p>
+      <w:pPr>
+        <w:widowControl/>
+        <w:autoSpaceDE/>
+        <w:spacing w:after="160" w:line="256" w:lineRule="auto"/>
+        <w:ind w:firstLine="709"/>
+        <w:jc w:val="both"/>
+        <w:rPr>
+          <w:sz w:val="28"/>
+          <w:szCs w:val="28"/>
+        </w:rPr>
+      </w:pPr>
+    </w:p>
+    <w:p>
+      <w:pPr>
+        <w:widowControl/>
+        <w:autoSpaceDE/>
+        <w:spacing w:after="160" w:line="257" w:lineRule="auto"/>
+        <w:ind w:firstLine="709"/>
+        <w:jc w:val="both"/>
+        <w:outlineLvl w:val="2"/>
+        <w:rPr>
+          <w:b/>
+          <w:sz w:val="28"/>
+          <w:szCs w:val="28"/>
+        </w:rPr>
+      </w:pPr>
+      <w:r>
+        <w:rPr>
+          <w:b/>
+          <w:sz w:val="28"/>
+          <w:szCs w:val="28"/>
+        </w:rPr>
+        <w:t>5.3.3</w:t>
+      </w:r>
+      <w:r>
+        <w:rPr>
+          <w:b/>
+          <w:sz w:val="28"/>
+          <w:szCs w:val="28"/>
+        </w:rPr>
+        <w:tab/>
+        <w:t xml:space="preserve">Класс </w:t>
+      </w:r>
+      <w:proofErr w:type="spellStart"/>
+      <w:r>
+        <w:rPr>
+          <w:b/>
+          <w:sz w:val="28"/>
+          <w:szCs w:val="28"/>
+        </w:rPr>
+        <w:t>InputOutputTest</w:t>
+      </w:r>
+      <w:proofErr w:type="spellEnd"/>
+    </w:p>
+    <w:p>
+      <w:pPr>
+        <w:widowControl/>
+        <w:autoSpaceDE/>
+        <w:spacing w:after="160" w:line="256" w:lineRule="auto"/>
+        <w:ind w:firstLine="709"/>
+        <w:jc w:val="both"/>
+        <w:rPr>
+          <w:sz w:val="28"/>
+          <w:szCs w:val="28"/>
+        </w:rPr>
+      </w:pPr>
+      <w:r>
+        <w:rPr>
+          <w:sz w:val="28"/>
+          <w:szCs w:val="28"/>
+        </w:rPr>
+        <w:t xml:space="preserve">Содержит в себе тестовые методы для класса </w:t>
+      </w:r>
+      <w:r>
+        <w:rPr>
+          <w:sz w:val="28"/>
+          <w:szCs w:val="28"/>
+          <w:lang w:val="en-US"/>
+        </w:rPr>
+        <w:t>InputOutput</w:t>
+      </w:r>
+      <w:r>
+        <w:rPr>
+          <w:sz w:val="28"/>
+          <w:szCs w:val="28"/>
+        </w:rPr>
+        <w:t>.</w:t>
+      </w:r>
+    </w:p>
+    <w:p>
+      <w:pPr>
+        <w:widowControl/>
+        <w:autoSpaceDE/>
+        <w:spacing w:after="160" w:line="256" w:lineRule="auto"/>
+        <w:ind w:firstLine="709"/>
+        <w:jc w:val="both"/>
+        <w:rPr>
+          <w:sz w:val="28"/>
+          <w:szCs w:val="28"/>
+        </w:rPr>
+      </w:pPr>
+      <w:r>
+        <w:rPr>
+          <w:sz w:val="28"/>
+          <w:szCs w:val="28"/>
+        </w:rPr>
+        <w:t>Представлен на рисунках 29, 30, 31, 32, 33 и 34.</w:t>
+      </w:r>
+    </w:p>
+    <w:p>
+      <w:pPr>
+        <w:widowControl/>
+        <w:autoSpaceDE/>
+        <w:spacing w:after="160" w:line="256" w:lineRule="auto"/>
+        <w:ind w:firstLine="709"/>
+        <w:jc w:val="center"/>
+        <w:rPr>
+          <w:sz w:val="28"/>
+          <w:szCs w:val="28"/>
+        </w:rPr>
+      </w:pPr>
+      <w:r>
+        <w:rPr>
+          <w:sz w:val="28"/>
+          <w:szCs w:val="28"/>
+        </w:rPr>
+        <w:drawing>
+          <wp:inline distT="0" distB="0" distL="0" distR="0" wp14:anchorId="4BA50EDC" wp14:editId="1637DDE0">
+            <wp:extent cx="3391373" cy="3048425"/>
+            <wp:effectExtent l="0" t="0" r="0" b="0"/>
+            <wp:docPr id="29" name="Рисунок 29"/>
+            <wp:cNvGraphicFramePr>
+              <a:graphicFrameLocks xmlns:a="http://schemas.openxmlformats.org/drawingml/2006/main" noChangeAspect="1"/>
+            </wp:cNvGraphicFramePr>
+            <a:graphic xmlns:a="http://schemas.openxmlformats.org/drawingml/2006/main">
+              <a:graphicData uri="http://schemas.openxmlformats.org/drawingml/2006/picture">
+                <pic:pic xmlns:pic="http://schemas.openxmlformats.org/drawingml/2006/picture">
+                  <pic:nvPicPr>
+                    <pic:cNvPr id="1" name=""/>
+                    <pic:cNvPicPr/>
+                  </pic:nvPicPr>
+                  <pic:blipFill>
+                    <a:blip r:embed="rId41"/>
+                    <a:stretch>
+                      <a:fillRect/>
+                    </a:stretch>
+                  </pic:blipFill>
+                  <pic:spPr>
+                    <a:xfrm>
+                      <a:off x="0" y="0"/>
+                      <a:ext cx="3391373" cy="3048425"/>
+                    </a:xfrm>
+                    <a:prstGeom prst="rect">
+                      <a:avLst/>
+                    </a:prstGeom>
+                  </pic:spPr>
+                </pic:pic>
+              </a:graphicData>
+            </a:graphic>
+          </wp:inline>
+        </w:drawing>
+      </w:r>
+    </w:p>
+    <w:p>
+      <w:pPr>
+        <w:widowControl/>
+        <w:autoSpaceDE/>
+        <w:spacing w:after="160" w:line="256" w:lineRule="auto"/>
+        <w:ind w:firstLine="709"/>
+        <w:jc w:val="center"/>
+        <w:rPr>
+          <w:sz w:val="28"/>
+          <w:szCs w:val="28"/>
+        </w:rPr>
+      </w:pPr>
+      <w:r>
+        <w:rPr>
+          <w:sz w:val="28"/>
+          <w:szCs w:val="28"/>
+        </w:rPr>
+        <w:t xml:space="preserve">Рисунок 29 – Класс </w:t>
+      </w:r>
+      <w:proofErr w:type="spellStart"/>
+      <w:r>
+        <w:rPr>
+          <w:sz w:val="28"/>
+          <w:szCs w:val="28"/>
+        </w:rPr>
+        <w:t>InputOutputTest</w:t>
+      </w:r>
+      <w:proofErr w:type="spellEnd"/>
+    </w:p>
+    <w:p>
+      <w:pPr>
+        <w:widowControl/>
+        <w:autoSpaceDE/>
+        <w:spacing w:after="160" w:line="256" w:lineRule="auto"/>
+        <w:ind w:firstLine="709"/>
+        <w:jc w:val="both"/>
+        <w:rPr>
+          <w:sz w:val="28"/>
+          <w:szCs w:val="28"/>
+        </w:rPr>
+      </w:pPr>
+    </w:p>
+    <w:p>
+      <w:pPr>
+        <w:widowControl/>
+        <w:autoSpaceDE/>
+        <w:spacing w:after="160" w:line="256" w:lineRule="auto"/>
+        <w:ind w:firstLine="709"/>
+        <w:jc w:val="center"/>
+        <w:rPr>
+          <w:sz w:val="28"/>
+          <w:szCs w:val="28"/>
+        </w:rPr>
+      </w:pPr>
+      <w:r>
+        <w:rPr>
+          <w:sz w:val="28"/>
+          <w:szCs w:val="28"/>
+        </w:rPr>
+        <w:drawing>
+          <wp:inline distT="0" distB="0" distL="0" distR="0" wp14:anchorId="1D25B668" wp14:editId="4AD37E42">
+            <wp:extent cx="3515216" cy="1781424"/>
+            <wp:effectExtent l="0" t="0" r="9525" b="9525"/>
+            <wp:docPr id="30" name="Рисунок 30"/>
+            <wp:cNvGraphicFramePr>
+              <a:graphicFrameLocks xmlns:a="http://schemas.openxmlformats.org/drawingml/2006/main" noChangeAspect="1"/>
+            </wp:cNvGraphicFramePr>
+            <a:graphic xmlns:a="http://schemas.openxmlformats.org/drawingml/2006/main">
+              <a:graphicData uri="http://schemas.openxmlformats.org/drawingml/2006/picture">
+                <pic:pic xmlns:pic="http://schemas.openxmlformats.org/drawingml/2006/picture">
+                  <pic:nvPicPr>
+                    <pic:cNvPr id="1" name=""/>
+                    <pic:cNvPicPr/>
+                  </pic:nvPicPr>
+                  <pic:blipFill>
+                    <a:blip r:embed="rId42"/>
+                    <a:stretch>
+                      <a:fillRect/>
+                    </a:stretch>
+                  </pic:blipFill>
+                  <pic:spPr>
+                    <a:xfrm>
+                      <a:off x="0" y="0"/>
+                      <a:ext cx="3515216" cy="1781424"/>
+                    </a:xfrm>
+                    <a:prstGeom prst="rect">
+                      <a:avLst/>
+                    </a:prstGeom>
+                  </pic:spPr>
+                </pic:pic>
+              </a:graphicData>
+            </a:graphic>
+          </wp:inline>
+        </w:drawing>
+      </w:r>
+    </w:p>
+    <w:p>
+      <w:pPr>
+        <w:widowControl/>
+        <w:autoSpaceDE/>
+        <w:spacing w:after="160" w:line="256" w:lineRule="auto"/>
+        <w:ind w:firstLine="709"/>
+        <w:jc w:val="center"/>
+        <w:rPr>
+          <w:sz w:val="28"/>
+          <w:szCs w:val="28"/>
+        </w:rPr>
+      </w:pPr>
+      <w:r>
+        <w:rPr>
+          <w:sz w:val="28"/>
+          <w:szCs w:val="28"/>
+        </w:rPr>
+        <w:t xml:space="preserve">Рисунок 30 – Метод </w:t>
+      </w:r>
+      <w:proofErr w:type="spellStart"/>
+      <w:r>
+        <w:rPr>
+          <w:sz w:val="28"/>
+          <w:szCs w:val="28"/>
+        </w:rPr>
+        <w:t>InputKeyTest</w:t>
+      </w:r>
+      <w:proofErr w:type="spellEnd"/>
+    </w:p>
+    <w:p>
+      <w:pPr>
+        <w:widowControl/>
+        <w:autoSpaceDE/>
+        <w:spacing w:after="160" w:line="256" w:lineRule="auto"/>
+        <w:ind w:firstLine="709"/>
+        <w:jc w:val="both"/>
+        <w:rPr>
+          <w:sz w:val="28"/>
+          <w:szCs w:val="28"/>
+        </w:rPr>
+      </w:pPr>
+    </w:p>
+    <w:p>
+      <w:pPr>
+        <w:widowControl/>
+        <w:autoSpaceDE/>
+        <w:spacing w:after="160" w:line="256" w:lineRule="auto"/>
+        <w:ind w:firstLine="709"/>
+        <w:jc w:val="center"/>
+        <w:rPr>
+          <w:sz w:val="28"/>
+          <w:szCs w:val="28"/>
+        </w:rPr>
+      </w:pPr>
+      <w:r>
+        <w:rPr>
+          <w:sz w:val="28"/>
+          <w:szCs w:val="28"/>
+        </w:rPr>
+        <w:lastRenderedPageBreak/>
+        <w:drawing>
+          <wp:inline distT="0" distB="0" distL="0" distR="0" wp14:anchorId="2F9A2F4C" wp14:editId="52561A6B">
+            <wp:extent cx="5942965" cy="2583180"/>
+            <wp:effectExtent l="0" t="0" r="635" b="7620"/>
+            <wp:docPr id="31" name="Рисунок 31"/>
+            <wp:cNvGraphicFramePr>
+              <a:graphicFrameLocks xmlns:a="http://schemas.openxmlformats.org/drawingml/2006/main" noChangeAspect="1"/>
+            </wp:cNvGraphicFramePr>
+            <a:graphic xmlns:a="http://schemas.openxmlformats.org/drawingml/2006/main">
+              <a:graphicData uri="http://schemas.openxmlformats.org/drawingml/2006/picture">
+                <pic:pic xmlns:pic="http://schemas.openxmlformats.org/drawingml/2006/picture">
+                  <pic:nvPicPr>
+                    <pic:cNvPr id="1" name=""/>
+                    <pic:cNvPicPr/>
+                  </pic:nvPicPr>
+                  <pic:blipFill>
+                    <a:blip r:embed="rId43"/>
+                    <a:stretch>
+                      <a:fillRect/>
+                    </a:stretch>
+                  </pic:blipFill>
+                  <pic:spPr>
+                    <a:xfrm>
+                      <a:off x="0" y="0"/>
+                      <a:ext cx="5942965" cy="2583180"/>
+                    </a:xfrm>
+                    <a:prstGeom prst="rect">
+                      <a:avLst/>
+                    </a:prstGeom>
+                  </pic:spPr>
+                </pic:pic>
+              </a:graphicData>
+            </a:graphic>
+          </wp:inline>
+        </w:drawing>
+      </w:r>
+    </w:p>
+    <w:p>
+      <w:pPr>
+        <w:widowControl/>
+        <w:autoSpaceDE/>
+        <w:spacing w:after="160" w:line="256" w:lineRule="auto"/>
+        <w:ind w:firstLine="709"/>
+        <w:jc w:val="center"/>
+        <w:rPr>
+          <w:sz w:val="28"/>
+          <w:szCs w:val="28"/>
+        </w:rPr>
+      </w:pPr>
+      <w:r>
+        <w:rPr>
+          <w:sz w:val="28"/>
+          <w:szCs w:val="28"/>
+        </w:rPr>
+        <w:t xml:space="preserve">Рисунок 31 – Метод </w:t>
+      </w:r>
+      <w:proofErr w:type="spellStart"/>
+      <w:r>
+        <w:rPr>
+          <w:sz w:val="28"/>
+          <w:szCs w:val="28"/>
+        </w:rPr>
+        <w:t>InputFromFileTest</w:t>
+      </w:r>
+      <w:proofErr w:type="spellEnd"/>
+    </w:p>
+    <w:p>
+      <w:pPr>
+        <w:widowControl/>
+        <w:autoSpaceDE/>
+        <w:spacing w:after="160" w:line="256" w:lineRule="auto"/>
+        <w:ind w:firstLine="709"/>
+        <w:jc w:val="both"/>
+        <w:rPr>
+          <w:sz w:val="28"/>
+          <w:szCs w:val="28"/>
+        </w:rPr>
+      </w:pPr>
+    </w:p>
+    <w:p>
+      <w:pPr>
+        <w:widowControl/>
+        <w:autoSpaceDE/>
+        <w:spacing w:after="160" w:line="256" w:lineRule="auto"/>
+        <w:ind w:firstLine="709"/>
+        <w:jc w:val="center"/>
+        <w:rPr>
+          <w:sz w:val="28"/>
+          <w:szCs w:val="28"/>
+        </w:rPr>
+      </w:pPr>
+      <w:r>
+        <w:rPr>
+          <w:sz w:val="28"/>
+          <w:szCs w:val="28"/>
+        </w:rPr>
+        <w:drawing>
+          <wp:inline distT="0" distB="0" distL="0" distR="0" wp14:anchorId="5A28F6A0" wp14:editId="708A2EAA">
+            <wp:extent cx="4182059" cy="1762371"/>
+            <wp:effectExtent l="0" t="0" r="9525" b="9525"/>
+            <wp:docPr id="32" name="Рисунок 32"/>
+            <wp:cNvGraphicFramePr>
+              <a:graphicFrameLocks xmlns:a="http://schemas.openxmlformats.org/drawingml/2006/main" noChangeAspect="1"/>
+            </wp:cNvGraphicFramePr>
+            <a:graphic xmlns:a="http://schemas.openxmlformats.org/drawingml/2006/main">
+              <a:graphicData uri="http://schemas.openxmlformats.org/drawingml/2006/picture">
+                <pic:pic xmlns:pic="http://schemas.openxmlformats.org/drawingml/2006/picture">
+                  <pic:nvPicPr>
+                    <pic:cNvPr id="1" name=""/>
+                    <pic:cNvPicPr/>
+                  </pic:nvPicPr>
+                  <pic:blipFill>
+                    <a:blip r:embed="rId44"/>
+                    <a:stretch>
+                      <a:fillRect/>
+                    </a:stretch>
+                  </pic:blipFill>
+                  <pic:spPr>
+                    <a:xfrm>
+                      <a:off x="0" y="0"/>
+                      <a:ext cx="4182059" cy="1762371"/>
+                    </a:xfrm>
+                    <a:prstGeom prst="rect">
+                      <a:avLst/>
+                    </a:prstGeom>
+                  </pic:spPr>
+                </pic:pic>
+              </a:graphicData>
+            </a:graphic>
+          </wp:inline>
+        </w:drawing>
+      </w:r>
+    </w:p>
+    <w:p>
+      <w:pPr>
+        <w:widowControl/>
+        <w:autoSpaceDE/>
+        <w:spacing w:after="160" w:line="256" w:lineRule="auto"/>
+        <w:ind w:firstLine="709"/>
+        <w:jc w:val="center"/>
+        <w:rPr>
+          <w:sz w:val="28"/>
+          <w:szCs w:val="28"/>
+        </w:rPr>
+      </w:pPr>
+      <w:r>
+        <w:rPr>
+          <w:sz w:val="28"/>
+          <w:szCs w:val="28"/>
+        </w:rPr>
+        <w:t xml:space="preserve">Рисунок 32 – Метод </w:t>
+      </w:r>
+      <w:proofErr w:type="spellStart"/>
+      <w:r>
+        <w:rPr>
+          <w:sz w:val="28"/>
+          <w:szCs w:val="28"/>
+        </w:rPr>
+        <w:t>InputFromProgramTest</w:t>
+      </w:r>
+      <w:proofErr w:type="spellEnd"/>
+    </w:p>
+    <w:p>
+      <w:pPr>
+        <w:widowControl/>
+        <w:autoSpaceDE/>
+        <w:spacing w:after="160" w:line="256" w:lineRule="auto"/>
+        <w:ind w:firstLine="709"/>
+        <w:jc w:val="both"/>
+        <w:rPr>
+          <w:sz w:val="28"/>
+          <w:szCs w:val="28"/>
+        </w:rPr>
+      </w:pPr>
+    </w:p>
+    <w:p>
+      <w:pPr>
+        <w:widowControl/>
+        <w:autoSpaceDE/>
+        <w:spacing w:after="160" w:line="256" w:lineRule="auto"/>
+        <w:ind w:firstLine="709"/>
+        <w:jc w:val="center"/>
+        <w:rPr>
+          <w:sz w:val="28"/>
+          <w:szCs w:val="28"/>
+        </w:rPr>
+      </w:pPr>
+      <w:r>
+        <w:rPr>
+          <w:sz w:val="28"/>
+          <w:szCs w:val="28"/>
+        </w:rPr>
+        <w:drawing>
+          <wp:inline distT="0" distB="0" distL="0" distR="0" wp14:anchorId="0389B27B" wp14:editId="5490D706">
+            <wp:extent cx="3267531" cy="1762371"/>
+            <wp:effectExtent l="0" t="0" r="9525" b="9525"/>
+            <wp:docPr id="33" name="Рисунок 33"/>
+            <wp:cNvGraphicFramePr>
+              <a:graphicFrameLocks xmlns:a="http://schemas.openxmlformats.org/drawingml/2006/main" noChangeAspect="1"/>
+            </wp:cNvGraphicFramePr>
+            <a:graphic xmlns:a="http://schemas.openxmlformats.org/drawingml/2006/main">
+              <a:graphicData uri="http://schemas.openxmlformats.org/drawingml/2006/picture">
+                <pic:pic xmlns:pic="http://schemas.openxmlformats.org/drawingml/2006/picture">
+                  <pic:nvPicPr>
+                    <pic:cNvPr id="1" name=""/>
+                    <pic:cNvPicPr/>
+                  </pic:nvPicPr>
+                  <pic:blipFill>
+                    <a:blip r:embed="rId45"/>
+                    <a:stretch>
+                      <a:fillRect/>
+                    </a:stretch>
+                  </pic:blipFill>
+                  <pic:spPr>
+                    <a:xfrm>
+                      <a:off x="0" y="0"/>
+                      <a:ext cx="3267531" cy="1762371"/>
+                    </a:xfrm>
+                    <a:prstGeom prst="rect">
+                      <a:avLst/>
+                    </a:prstGeom>
+                  </pic:spPr>
+                </pic:pic>
+              </a:graphicData>
+            </a:graphic>
+          </wp:inline>
+        </w:drawing>
+      </w:r>
+    </w:p>
+    <w:p>
+      <w:pPr>
+        <w:widowControl/>
+        <w:autoSpaceDE/>
+        <w:spacing w:after="160" w:line="256" w:lineRule="auto"/>
+        <w:ind w:firstLine="709"/>
+        <w:jc w:val="center"/>
+        <w:rPr>
+          <w:sz w:val="28"/>
+          <w:szCs w:val="28"/>
+        </w:rPr>
+      </w:pPr>
+      <w:r>
+        <w:rPr>
+          <w:sz w:val="28"/>
+          <w:szCs w:val="28"/>
+        </w:rPr>
+        <w:t xml:space="preserve">Рисунок 33 – Метод </w:t>
+      </w:r>
+      <w:proofErr w:type="spellStart"/>
+      <w:r>
+        <w:rPr>
+          <w:sz w:val="28"/>
+          <w:szCs w:val="28"/>
+        </w:rPr>
+        <w:t>CheckTextTest</w:t>
+      </w:r>
+      <w:proofErr w:type="spellEnd"/>
+    </w:p>
+    <w:p>
+      <w:pPr>
+        <w:widowControl/>
+        <w:autoSpaceDE/>
+        <w:spacing w:after="160" w:line="256" w:lineRule="auto"/>
+        <w:ind w:firstLine="709"/>
+        <w:jc w:val="both"/>
+        <w:rPr>
+          <w:sz w:val="28"/>
+          <w:szCs w:val="28"/>
+        </w:rPr>
+      </w:pPr>
+    </w:p>
+    <w:p>
+      <w:pPr>
+        <w:widowControl/>
+        <w:autoSpaceDE/>
+        <w:spacing w:after="160" w:line="256" w:lineRule="auto"/>
+        <w:ind w:firstLine="709"/>
+        <w:jc w:val="center"/>
+        <w:rPr>
+          <w:sz w:val="28"/>
+          <w:szCs w:val="28"/>
+        </w:rPr>
+      </w:pPr>
+      <w:r>
+        <w:rPr>
+          <w:sz w:val="28"/>
+          <w:szCs w:val="28"/>
+        </w:rPr>
+        <w:lastRenderedPageBreak/>
+        <w:drawing>
+          <wp:inline distT="0" distB="0" distL="0" distR="0" wp14:anchorId="5AEC5891" wp14:editId="33E7085F">
+            <wp:extent cx="5942965" cy="4002405"/>
+            <wp:effectExtent l="0" t="0" r="635" b="0"/>
+            <wp:docPr id="34" name="Рисунок 34"/>
+            <wp:cNvGraphicFramePr>
+              <a:graphicFrameLocks xmlns:a="http://schemas.openxmlformats.org/drawingml/2006/main" noChangeAspect="1"/>
+            </wp:cNvGraphicFramePr>
+            <a:graphic xmlns:a="http://schemas.openxmlformats.org/drawingml/2006/main">
+              <a:graphicData uri="http://schemas.openxmlformats.org/drawingml/2006/picture">
+                <pic:pic xmlns:pic="http://schemas.openxmlformats.org/drawingml/2006/picture">
+                  <pic:nvPicPr>
+                    <pic:cNvPr id="1" name=""/>
+                    <pic:cNvPicPr/>
+                  </pic:nvPicPr>
+                  <pic:blipFill>
+                    <a:blip r:embed="rId46"/>
+                    <a:stretch>
+                      <a:fillRect/>
+                    </a:stretch>
+                  </pic:blipFill>
+                  <pic:spPr>
+                    <a:xfrm>
+                      <a:off x="0" y="0"/>
+                      <a:ext cx="5942965" cy="4002405"/>
+                    </a:xfrm>
+                    <a:prstGeom prst="rect">
+                      <a:avLst/>
+                    </a:prstGeom>
+                  </pic:spPr>
+                </pic:pic>
+              </a:graphicData>
+            </a:graphic>
+          </wp:inline>
+        </w:drawing>
+      </w:r>
+    </w:p>
+    <w:p>
+      <w:pPr>
+        <w:widowControl/>
+        <w:autoSpaceDE/>
+        <w:spacing w:after="160" w:line="256" w:lineRule="auto"/>
+        <w:ind w:firstLine="709"/>
+        <w:jc w:val="center"/>
+        <w:rPr>
+          <w:sz w:val="28"/>
+          <w:szCs w:val="28"/>
+        </w:rPr>
+      </w:pPr>
+      <w:r>
+        <w:rPr>
+          <w:sz w:val="28"/>
+          <w:szCs w:val="28"/>
+        </w:rPr>
+        <w:t xml:space="preserve">Рисунок 34 – Метод </w:t>
+      </w:r>
+      <w:proofErr w:type="spellStart"/>
+      <w:r>
+        <w:rPr>
+          <w:sz w:val="28"/>
+          <w:szCs w:val="28"/>
+        </w:rPr>
+        <w:t>OutputResultTest</w:t>
+      </w:r>
+      <w:proofErr w:type="spellEnd"/>
+    </w:p>
+    <w:p>
+      <w:pPr>
+        <w:widowControl/>
+        <w:autoSpaceDE/>
+        <w:spacing w:after="160" w:line="256" w:lineRule="auto"/>
+        <w:ind w:firstLine="709"/>
+        <w:jc w:val="both"/>
+        <w:rPr>
+          <w:sz w:val="28"/>
+          <w:szCs w:val="28"/>
+        </w:rPr>
+      </w:pPr>
+      <w:bookmarkStart w:id="0" w:name="_GoBack"/>
+      <w:bookmarkEnd w:id="0"/>
+    </w:p>
+    <w:p>
+      <w:pPr>
+        <w:widowControl/>
+        <w:autoSpaceDE/>
         <w:autoSpaceDN/>
         <w:spacing w:after="160" w:line="259" w:lineRule="auto"/>
         <w:rPr>
@@ -14170,7 +15478,7 @@
           <w:rPr>
             <w:noProof/>
           </w:rPr>
-          <w:t>28</w:t>
+          <w:t>35</w:t>
         </w:r>
         <w:r>
           <w:fldChar w:fldCharType="end"/>
@@ -16438,7 +17746,7 @@
 </file>
 
 <file path=customXml/itemProps1.xml><?xml version="1.0" encoding="utf-8"?>
-<ds:datastoreItem xmlns:ds="http://schemas.openxmlformats.org/officeDocument/2006/customXml" ds:itemID="{5E05DED8-8DE2-4C08-A393-3649625A5019}">
+<ds:datastoreItem xmlns:ds="http://schemas.openxmlformats.org/officeDocument/2006/customXml" ds:itemID="{96E39C8A-91F3-4F01-A015-3E2264985296}">
   <ds:schemaRefs>
     <ds:schemaRef ds:uri="http://schemas.openxmlformats.org/officeDocument/2006/bibliography"/>
   </ds:schemaRefs>

--- a/CaesarCipher/Документация/Документация к проекту.docx
+++ b/CaesarCipher/Документация/Документация к проекту.docx
@@ -614,6 +614,86 @@
       </w:pPr>
       <w:r>
         <w:rPr>
+          <w:noProof/>
+          <w:spacing w:val="-2"/>
+          <w:sz w:val="28"/>
+          <w:szCs w:val="28"/>
+          <w:lang w:eastAsia="ru-RU"/>
+        </w:rPr>
+        <mc:AlternateContent>
+          <mc:Choice Requires="wps">
+            <w:drawing>
+              <wp:anchor distT="0" distB="0" distL="114300" distR="114300" simplePos="0" relativeHeight="251659264" behindDoc="0" locked="0" layoutInCell="1" allowOverlap="1" wp14:anchorId="0CBF096D" wp14:editId="1ABD0F7C">
+                <wp:simplePos x="0" y="0"/>
+                <wp:positionH relativeFrom="column">
+                  <wp:posOffset>5787390</wp:posOffset>
+                </wp:positionH>
+                <wp:positionV relativeFrom="paragraph">
+                  <wp:posOffset>239395</wp:posOffset>
+                </wp:positionV>
+                <wp:extent cx="257175" cy="333375"/>
+                <wp:effectExtent l="0" t="0" r="28575" b="28575"/>
+                <wp:wrapNone/>
+                <wp:docPr id="35" name="Прямоугольник 35"/>
+                <wp:cNvGraphicFramePr/>
+                <a:graphic xmlns:a="http://schemas.openxmlformats.org/drawingml/2006/main">
+                  <a:graphicData uri="http://schemas.microsoft.com/office/word/2010/wordprocessingShape">
+                    <wps:wsp>
+                      <wps:cNvSpPr/>
+                      <wps:spPr>
+                        <a:xfrm>
+                          <a:off x="0" y="0"/>
+                          <a:ext cx="257175" cy="333375"/>
+                        </a:xfrm>
+                        <a:prstGeom prst="rect">
+                          <a:avLst/>
+                        </a:prstGeom>
+                        <a:solidFill>
+                          <a:schemeClr val="bg1"/>
+                        </a:solidFill>
+                        <a:ln>
+                          <a:solidFill>
+                            <a:schemeClr val="bg1"/>
+                          </a:solidFill>
+                        </a:ln>
+                      </wps:spPr>
+                      <wps:style>
+                        <a:lnRef idx="2">
+                          <a:schemeClr val="accent1">
+                            <a:shade val="50000"/>
+                          </a:schemeClr>
+                        </a:lnRef>
+                        <a:fillRef idx="1">
+                          <a:schemeClr val="accent1"/>
+                        </a:fillRef>
+                        <a:effectRef idx="0">
+                          <a:schemeClr val="accent1"/>
+                        </a:effectRef>
+                        <a:fontRef idx="minor">
+                          <a:schemeClr val="lt1"/>
+                        </a:fontRef>
+                      </wps:style>
+                      <wps:bodyPr rot="0" spcFirstLastPara="0" vertOverflow="overflow" horzOverflow="overflow" vert="horz" wrap="square" lIns="91440" tIns="45720" rIns="91440" bIns="45720" numCol="1" spcCol="0" rtlCol="0" fromWordArt="0" anchor="ctr" anchorCtr="0" forceAA="0" compatLnSpc="1">
+                        <a:prstTxWarp prst="textNoShape">
+                          <a:avLst/>
+                        </a:prstTxWarp>
+                        <a:noAutofit/>
+                      </wps:bodyPr>
+                    </wps:wsp>
+                  </a:graphicData>
+                </a:graphic>
+              </wp:anchor>
+            </w:drawing>
+          </mc:Choice>
+          <mc:Fallback>
+            <w:pict>
+              <v:rect w14:anchorId="6E4A8D01" id="Прямоугольник 35" o:spid="_x0000_s1026" style="position:absolute;margin-left:455.7pt;margin-top:18.85pt;width:20.25pt;height:26.25pt;z-index:251659264;visibility:visible;mso-wrap-style:square;mso-wrap-distance-left:9pt;mso-wrap-distance-top:0;mso-wrap-distance-right:9pt;mso-wrap-distance-bottom:0;mso-position-horizontal:absolute;mso-position-horizontal-relative:text;mso-position-vertical:absolute;mso-position-vertical-relative:text;v-text-anchor:middle" o:gfxdata="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" fillcolor="white [3212]" strokecolor="white [3212]" strokeweight="1pt"/>
+            </w:pict>
+          </mc:Fallback>
+        </mc:AlternateContent>
+      </w:r>
+      <w:r>
+        <w:rPr>
           <w:spacing w:val="-2"/>
           <w:sz w:val="28"/>
           <w:szCs w:val="28"/>
@@ -634,6 +714,7 @@
         <w:sectPr>
           <w:headerReference w:type="default" r:id="rId8"/>
           <w:footerReference w:type="default" r:id="rId9"/>
+          <w:footerReference w:type="first" r:id="rId10"/>
           <w:pgSz w:w="11910" w:h="16840"/>
           <w:pgMar w:top="1134" w:right="850" w:bottom="1134" w:left="1701" w:header="569" w:footer="1071" w:gutter="0"/>
           <w:pgNumType w:start="1"/>
@@ -643,708 +724,3175 @@
         </w:sectPr>
       </w:pPr>
     </w:p>
-    <w:p>
-      <w:pPr>
-        <w:spacing w:line="360" w:lineRule="auto"/>
-        <w:jc w:val="center"/>
-        <w:rPr>
-          <w:sz w:val="36"/>
-          <w:szCs w:val="36"/>
-        </w:rPr>
-      </w:pPr>
-      <w:r>
-        <w:rPr>
+    <w:bookmarkStart w:id="0" w:name="_Toc233196454" w:displacedByCustomXml="next"/>
+    <w:sdt>
+      <w:sdtPr>
+        <w:id w:val="813526056"/>
+        <w:docPartObj>
+          <w:docPartGallery w:val="Table of Contents"/>
+          <w:docPartUnique/>
+        </w:docPartObj>
+      </w:sdtPr>
+      <w:sdtEndPr>
+        <w:rPr>
+          <w:rFonts w:ascii="Times New Roman" w:eastAsia="Times New Roman" w:hAnsi="Times New Roman" w:cs="Times New Roman"/>
           <w:b/>
           <w:bCs/>
-          <w:sz w:val="36"/>
-          <w:szCs w:val="36"/>
-        </w:rPr>
-        <w:lastRenderedPageBreak/>
-        <w:t>Содержание</w:t>
-      </w:r>
-    </w:p>
-    <w:tbl>
-      <w:tblPr>
-        <w:tblStyle w:val="ac"/>
-        <w:tblW w:w="0" w:type="auto"/>
-        <w:tblLook w:val="04A0" w:firstRow="1" w:lastRow="0" w:firstColumn="1" w:lastColumn="0" w:noHBand="0" w:noVBand="1"/>
-      </w:tblPr>
-      <w:tblGrid>
-        <w:gridCol w:w="8546"/>
-        <w:gridCol w:w="803"/>
-      </w:tblGrid>
-      <w:tr>
-        <w:trPr>
-          <w:trHeight w:val="367"/>
-        </w:trPr>
-        <w:tc>
-          <w:tcPr>
-            <w:tcW w:w="8642" w:type="dxa"/>
-          </w:tcPr>
-          <w:p>
-            <w:pPr>
-              <w:widowControl/>
-              <w:autoSpaceDE/>
-              <w:autoSpaceDN/>
-              <w:spacing w:after="160" w:line="259" w:lineRule="auto"/>
-              <w:jc w:val="both"/>
-              <w:rPr>
-                <w:sz w:val="28"/>
-                <w:szCs w:val="28"/>
-              </w:rPr>
-            </w:pPr>
-          </w:p>
-        </w:tc>
-        <w:tc>
-          <w:tcPr>
-            <w:tcW w:w="707" w:type="dxa"/>
-          </w:tcPr>
-          <w:p>
-            <w:pPr>
-              <w:widowControl/>
-              <w:autoSpaceDE/>
-              <w:autoSpaceDN/>
-              <w:spacing w:after="160" w:line="259" w:lineRule="auto"/>
-              <w:jc w:val="both"/>
-              <w:rPr>
-                <w:sz w:val="28"/>
-                <w:szCs w:val="28"/>
-              </w:rPr>
-            </w:pPr>
-            <w:r>
-              <w:rPr>
-                <w:sz w:val="28"/>
-                <w:szCs w:val="28"/>
-              </w:rPr>
-              <w:t>Лист</w:t>
-            </w:r>
-          </w:p>
-        </w:tc>
-      </w:tr>
-      <w:tr>
-        <w:trPr>
-          <w:trHeight w:val="416"/>
-        </w:trPr>
-        <w:tc>
-          <w:tcPr>
-            <w:tcW w:w="8642" w:type="dxa"/>
-          </w:tcPr>
-          <w:p>
-            <w:pPr>
-              <w:widowControl/>
-              <w:autoSpaceDE/>
-              <w:autoSpaceDN/>
-              <w:spacing w:line="259" w:lineRule="auto"/>
-              <w:jc w:val="both"/>
-              <w:rPr>
-                <w:sz w:val="28"/>
-                <w:szCs w:val="28"/>
-              </w:rPr>
-            </w:pPr>
-            <w:r>
-              <w:rPr>
+          <w:color w:val="auto"/>
+          <w:sz w:val="22"/>
+          <w:szCs w:val="22"/>
+          <w:lang w:eastAsia="en-US"/>
+        </w:rPr>
+      </w:sdtEndPr>
+      <w:sdtContent>
+        <w:p>
+          <w:pPr>
+            <w:pStyle w:val="af"/>
+            <w:outlineLvl w:val="0"/>
+            <w:rPr>
+              <w:rFonts w:ascii="Times New Roman" w:hAnsi="Times New Roman" w:cs="Times New Roman"/>
+              <w:b/>
+              <w:color w:val="auto"/>
+              <w:sz w:val="28"/>
+              <w:szCs w:val="28"/>
+            </w:rPr>
+          </w:pPr>
+          <w:r>
+            <w:rPr>
+              <w:rFonts w:ascii="Times New Roman" w:hAnsi="Times New Roman" w:cs="Times New Roman"/>
+              <w:b/>
+              <w:color w:val="auto"/>
+              <w:sz w:val="28"/>
+              <w:szCs w:val="28"/>
+            </w:rPr>
+            <w:t>Оглавление</w:t>
+          </w:r>
+          <w:bookmarkEnd w:id="0"/>
+        </w:p>
+        <w:p>
+          <w:pPr>
+            <w:pStyle w:val="12"/>
+            <w:tabs>
+              <w:tab w:val="right" w:leader="dot" w:pos="9349"/>
+            </w:tabs>
+            <w:rPr>
+              <w:rFonts w:eastAsiaTheme="minorEastAsia"/>
+              <w:noProof/>
+              <w:sz w:val="28"/>
+              <w:szCs w:val="28"/>
+              <w:lang w:eastAsia="ru-RU"/>
+            </w:rPr>
+          </w:pPr>
+          <w:r>
+            <w:rPr>
+              <w:sz w:val="28"/>
+              <w:szCs w:val="28"/>
+            </w:rPr>
+            <w:fldChar w:fldCharType="begin"/>
+          </w:r>
+          <w:r>
+            <w:rPr>
+              <w:sz w:val="28"/>
+              <w:szCs w:val="28"/>
+            </w:rPr>
+            <w:instrText xml:space="preserve"> TOC \o "1-3" \h \z \u </w:instrText>
+          </w:r>
+          <w:r>
+            <w:rPr>
+              <w:sz w:val="28"/>
+              <w:szCs w:val="28"/>
+            </w:rPr>
+            <w:fldChar w:fldCharType="separate"/>
+          </w:r>
+          <w:hyperlink w:anchor="_Toc233196454" w:history="1"/>
+          <w:hyperlink w:anchor="_Toc233196455" w:history="1">
+            <w:r>
+              <w:rPr>
+                <w:rStyle w:val="ad"/>
+                <w:bCs/>
+                <w:noProof/>
                 <w:sz w:val="28"/>
                 <w:szCs w:val="28"/>
               </w:rPr>
               <w:t>Введение</w:t>
             </w:r>
-          </w:p>
-        </w:tc>
-        <w:tc>
-          <w:tcPr>
-            <w:tcW w:w="707" w:type="dxa"/>
-          </w:tcPr>
-          <w:p>
-            <w:pPr>
-              <w:widowControl/>
-              <w:autoSpaceDE/>
-              <w:autoSpaceDN/>
-              <w:spacing w:after="160" w:line="259" w:lineRule="auto"/>
-              <w:jc w:val="center"/>
-              <w:rPr>
-                <w:sz w:val="28"/>
-                <w:szCs w:val="28"/>
-              </w:rPr>
-            </w:pPr>
-            <w:r>
-              <w:rPr>
-                <w:sz w:val="28"/>
-                <w:szCs w:val="28"/>
-              </w:rPr>
-              <w:t>2</w:t>
-            </w:r>
-          </w:p>
-        </w:tc>
-      </w:tr>
-      <w:tr>
-        <w:tc>
-          <w:tcPr>
-            <w:tcW w:w="8642" w:type="dxa"/>
-          </w:tcPr>
-          <w:p>
-            <w:pPr>
-              <w:widowControl/>
-              <w:autoSpaceDE/>
-              <w:autoSpaceDN/>
-              <w:spacing w:after="160" w:line="259" w:lineRule="auto"/>
-              <w:jc w:val="both"/>
-              <w:rPr>
-                <w:sz w:val="28"/>
-                <w:szCs w:val="28"/>
-              </w:rPr>
-            </w:pPr>
-            <w:r>
-              <w:rPr>
-                <w:sz w:val="28"/>
-                <w:szCs w:val="28"/>
-              </w:rPr>
-              <w:t>Раздел 1. Практическая значимость разрабатываемого ПС</w:t>
-            </w:r>
-          </w:p>
-        </w:tc>
-        <w:tc>
-          <w:tcPr>
-            <w:tcW w:w="707" w:type="dxa"/>
-          </w:tcPr>
-          <w:p>
-            <w:pPr>
-              <w:widowControl/>
-              <w:autoSpaceDE/>
-              <w:autoSpaceDN/>
-              <w:spacing w:after="160" w:line="259" w:lineRule="auto"/>
-              <w:jc w:val="center"/>
-              <w:rPr>
-                <w:sz w:val="28"/>
-                <w:szCs w:val="28"/>
-              </w:rPr>
-            </w:pPr>
-            <w:r>
-              <w:rPr>
+            <w:r>
+              <w:rPr>
+                <w:noProof/>
+                <w:webHidden/>
+                <w:sz w:val="28"/>
+                <w:szCs w:val="28"/>
+              </w:rPr>
+              <w:tab/>
+            </w:r>
+            <w:r>
+              <w:rPr>
+                <w:noProof/>
+                <w:webHidden/>
+                <w:sz w:val="28"/>
+                <w:szCs w:val="28"/>
+              </w:rPr>
+              <w:fldChar w:fldCharType="begin"/>
+            </w:r>
+            <w:r>
+              <w:rPr>
+                <w:noProof/>
+                <w:webHidden/>
+                <w:sz w:val="28"/>
+                <w:szCs w:val="28"/>
+              </w:rPr>
+              <w:instrText xml:space="preserve"> PAGEREF _Toc233196455 \h </w:instrText>
+            </w:r>
+            <w:r>
+              <w:rPr>
+                <w:noProof/>
+                <w:webHidden/>
+                <w:sz w:val="28"/>
+                <w:szCs w:val="28"/>
+              </w:rPr>
+            </w:r>
+            <w:r>
+              <w:rPr>
+                <w:noProof/>
+                <w:webHidden/>
+                <w:sz w:val="28"/>
+                <w:szCs w:val="28"/>
+              </w:rPr>
+              <w:fldChar w:fldCharType="separate"/>
+            </w:r>
+            <w:r>
+              <w:rPr>
+                <w:noProof/>
+                <w:webHidden/>
                 <w:sz w:val="28"/>
                 <w:szCs w:val="28"/>
               </w:rPr>
               <w:t>3</w:t>
             </w:r>
-          </w:p>
-        </w:tc>
-      </w:tr>
-      <w:tr>
-        <w:tc>
-          <w:tcPr>
-            <w:tcW w:w="8642" w:type="dxa"/>
-          </w:tcPr>
-          <w:p>
-            <w:pPr>
-              <w:widowControl/>
-              <w:autoSpaceDE/>
-              <w:autoSpaceDN/>
-              <w:spacing w:after="160" w:line="259" w:lineRule="auto"/>
-              <w:jc w:val="both"/>
-              <w:rPr>
-                <w:sz w:val="28"/>
-                <w:szCs w:val="28"/>
-              </w:rPr>
-            </w:pPr>
-            <w:r>
-              <w:rPr>
+            <w:r>
+              <w:rPr>
+                <w:noProof/>
+                <w:webHidden/>
+                <w:sz w:val="28"/>
+                <w:szCs w:val="28"/>
+              </w:rPr>
+              <w:fldChar w:fldCharType="end"/>
+            </w:r>
+          </w:hyperlink>
+        </w:p>
+        <w:p>
+          <w:pPr>
+            <w:pStyle w:val="12"/>
+            <w:tabs>
+              <w:tab w:val="right" w:leader="dot" w:pos="9349"/>
+            </w:tabs>
+            <w:rPr>
+              <w:rFonts w:eastAsiaTheme="minorEastAsia"/>
+              <w:noProof/>
+              <w:sz w:val="28"/>
+              <w:szCs w:val="28"/>
+              <w:lang w:eastAsia="ru-RU"/>
+            </w:rPr>
+          </w:pPr>
+          <w:hyperlink w:anchor="_Toc233196456" w:history="1">
+            <w:r>
+              <w:rPr>
+                <w:rStyle w:val="ad"/>
+                <w:bCs/>
+                <w:noProof/>
+                <w:sz w:val="28"/>
+                <w:szCs w:val="28"/>
+              </w:rPr>
+              <w:t>Раздел 1. Прак</w:t>
+            </w:r>
+            <w:r>
+              <w:rPr>
+                <w:rStyle w:val="ad"/>
+                <w:bCs/>
+                <w:noProof/>
+                <w:sz w:val="28"/>
+                <w:szCs w:val="28"/>
+              </w:rPr>
+              <w:t>т</w:t>
+            </w:r>
+            <w:r>
+              <w:rPr>
+                <w:rStyle w:val="ad"/>
+                <w:bCs/>
+                <w:noProof/>
+                <w:sz w:val="28"/>
+                <w:szCs w:val="28"/>
+              </w:rPr>
+              <w:t>ическая значимость разрабатываемого ПС</w:t>
+            </w:r>
+            <w:r>
+              <w:rPr>
+                <w:noProof/>
+                <w:webHidden/>
+                <w:sz w:val="28"/>
+                <w:szCs w:val="28"/>
+              </w:rPr>
+              <w:tab/>
+            </w:r>
+            <w:r>
+              <w:rPr>
+                <w:noProof/>
+                <w:webHidden/>
+                <w:sz w:val="28"/>
+                <w:szCs w:val="28"/>
+              </w:rPr>
+              <w:fldChar w:fldCharType="begin"/>
+            </w:r>
+            <w:r>
+              <w:rPr>
+                <w:noProof/>
+                <w:webHidden/>
+                <w:sz w:val="28"/>
+                <w:szCs w:val="28"/>
+              </w:rPr>
+              <w:instrText xml:space="preserve"> PAGEREF _Toc233196456 \h </w:instrText>
+            </w:r>
+            <w:r>
+              <w:rPr>
+                <w:noProof/>
+                <w:webHidden/>
+                <w:sz w:val="28"/>
+                <w:szCs w:val="28"/>
+              </w:rPr>
+            </w:r>
+            <w:r>
+              <w:rPr>
+                <w:noProof/>
+                <w:webHidden/>
+                <w:sz w:val="28"/>
+                <w:szCs w:val="28"/>
+              </w:rPr>
+              <w:fldChar w:fldCharType="separate"/>
+            </w:r>
+            <w:r>
+              <w:rPr>
+                <w:noProof/>
+                <w:webHidden/>
+                <w:sz w:val="28"/>
+                <w:szCs w:val="28"/>
+              </w:rPr>
+              <w:t>6</w:t>
+            </w:r>
+            <w:r>
+              <w:rPr>
+                <w:noProof/>
+                <w:webHidden/>
+                <w:sz w:val="28"/>
+                <w:szCs w:val="28"/>
+              </w:rPr>
+              <w:fldChar w:fldCharType="end"/>
+            </w:r>
+          </w:hyperlink>
+        </w:p>
+        <w:p>
+          <w:pPr>
+            <w:pStyle w:val="20"/>
+            <w:tabs>
+              <w:tab w:val="right" w:leader="dot" w:pos="9349"/>
+            </w:tabs>
+            <w:rPr>
+              <w:rFonts w:eastAsiaTheme="minorEastAsia"/>
+              <w:noProof/>
+              <w:sz w:val="28"/>
+              <w:szCs w:val="28"/>
+              <w:lang w:eastAsia="ru-RU"/>
+            </w:rPr>
+          </w:pPr>
+          <w:hyperlink w:anchor="_Toc233196457" w:history="1">
+            <w:r>
+              <w:rPr>
+                <w:rStyle w:val="ad"/>
+                <w:bCs/>
+                <w:noProof/>
                 <w:sz w:val="28"/>
                 <w:szCs w:val="28"/>
               </w:rPr>
               <w:t>1.1 Назначение программного средства</w:t>
             </w:r>
-          </w:p>
-        </w:tc>
-        <w:tc>
-          <w:tcPr>
-            <w:tcW w:w="707" w:type="dxa"/>
-          </w:tcPr>
-          <w:p>
-            <w:pPr>
-              <w:widowControl/>
-              <w:autoSpaceDE/>
-              <w:autoSpaceDN/>
-              <w:spacing w:after="160" w:line="259" w:lineRule="auto"/>
-              <w:jc w:val="center"/>
-              <w:rPr>
-                <w:sz w:val="28"/>
-                <w:szCs w:val="28"/>
-              </w:rPr>
-            </w:pPr>
-            <w:r>
-              <w:rPr>
-                <w:sz w:val="28"/>
-                <w:szCs w:val="28"/>
-              </w:rPr>
-              <w:t>3</w:t>
-            </w:r>
-          </w:p>
-        </w:tc>
-      </w:tr>
-      <w:tr>
-        <w:tc>
-          <w:tcPr>
-            <w:tcW w:w="8642" w:type="dxa"/>
-          </w:tcPr>
-          <w:p>
-            <w:pPr>
-              <w:widowControl/>
-              <w:autoSpaceDE/>
-              <w:autoSpaceDN/>
-              <w:spacing w:after="160" w:line="259" w:lineRule="auto"/>
-              <w:jc w:val="both"/>
-              <w:rPr>
-                <w:sz w:val="28"/>
-                <w:szCs w:val="28"/>
-              </w:rPr>
-            </w:pPr>
-            <w:r>
-              <w:rPr>
+            <w:r>
+              <w:rPr>
+                <w:noProof/>
+                <w:webHidden/>
+                <w:sz w:val="28"/>
+                <w:szCs w:val="28"/>
+              </w:rPr>
+              <w:tab/>
+            </w:r>
+            <w:r>
+              <w:rPr>
+                <w:noProof/>
+                <w:webHidden/>
+                <w:sz w:val="28"/>
+                <w:szCs w:val="28"/>
+              </w:rPr>
+              <w:fldChar w:fldCharType="begin"/>
+            </w:r>
+            <w:r>
+              <w:rPr>
+                <w:noProof/>
+                <w:webHidden/>
+                <w:sz w:val="28"/>
+                <w:szCs w:val="28"/>
+              </w:rPr>
+              <w:instrText xml:space="preserve"> PAGEREF _Toc233196457 \h </w:instrText>
+            </w:r>
+            <w:r>
+              <w:rPr>
+                <w:noProof/>
+                <w:webHidden/>
+                <w:sz w:val="28"/>
+                <w:szCs w:val="28"/>
+              </w:rPr>
+            </w:r>
+            <w:r>
+              <w:rPr>
+                <w:noProof/>
+                <w:webHidden/>
+                <w:sz w:val="28"/>
+                <w:szCs w:val="28"/>
+              </w:rPr>
+              <w:fldChar w:fldCharType="separate"/>
+            </w:r>
+            <w:r>
+              <w:rPr>
+                <w:noProof/>
+                <w:webHidden/>
+                <w:sz w:val="28"/>
+                <w:szCs w:val="28"/>
+              </w:rPr>
+              <w:t>6</w:t>
+            </w:r>
+            <w:r>
+              <w:rPr>
+                <w:noProof/>
+                <w:webHidden/>
+                <w:sz w:val="28"/>
+                <w:szCs w:val="28"/>
+              </w:rPr>
+              <w:fldChar w:fldCharType="end"/>
+            </w:r>
+          </w:hyperlink>
+        </w:p>
+        <w:p>
+          <w:pPr>
+            <w:pStyle w:val="20"/>
+            <w:tabs>
+              <w:tab w:val="right" w:leader="dot" w:pos="9349"/>
+            </w:tabs>
+            <w:rPr>
+              <w:rFonts w:eastAsiaTheme="minorEastAsia"/>
+              <w:noProof/>
+              <w:sz w:val="28"/>
+              <w:szCs w:val="28"/>
+              <w:lang w:eastAsia="ru-RU"/>
+            </w:rPr>
+          </w:pPr>
+          <w:hyperlink w:anchor="_Toc233196458" w:history="1">
+            <w:r>
+              <w:rPr>
+                <w:rStyle w:val="ad"/>
+                <w:bCs/>
+                <w:noProof/>
                 <w:sz w:val="28"/>
                 <w:szCs w:val="28"/>
               </w:rPr>
               <w:t>1.2 Цели разработки</w:t>
             </w:r>
-          </w:p>
-        </w:tc>
-        <w:tc>
-          <w:tcPr>
-            <w:tcW w:w="707" w:type="dxa"/>
-          </w:tcPr>
-          <w:p>
-            <w:pPr>
-              <w:widowControl/>
-              <w:autoSpaceDE/>
-              <w:autoSpaceDN/>
-              <w:spacing w:after="160" w:line="259" w:lineRule="auto"/>
-              <w:jc w:val="center"/>
-              <w:rPr>
-                <w:sz w:val="28"/>
-                <w:szCs w:val="28"/>
-              </w:rPr>
-            </w:pPr>
-            <w:r>
-              <w:rPr>
-                <w:sz w:val="28"/>
-                <w:szCs w:val="28"/>
-              </w:rPr>
-              <w:t>3</w:t>
-            </w:r>
-          </w:p>
-        </w:tc>
-      </w:tr>
-      <w:tr>
-        <w:tc>
-          <w:tcPr>
-            <w:tcW w:w="8642" w:type="dxa"/>
-          </w:tcPr>
-          <w:p>
-            <w:pPr>
-              <w:widowControl/>
-              <w:autoSpaceDE/>
-              <w:autoSpaceDN/>
-              <w:spacing w:after="160" w:line="259" w:lineRule="auto"/>
-              <w:jc w:val="both"/>
-              <w:rPr>
-                <w:sz w:val="28"/>
-                <w:szCs w:val="28"/>
-              </w:rPr>
-            </w:pPr>
-            <w:r>
-              <w:rPr>
+            <w:r>
+              <w:rPr>
+                <w:noProof/>
+                <w:webHidden/>
+                <w:sz w:val="28"/>
+                <w:szCs w:val="28"/>
+              </w:rPr>
+              <w:tab/>
+            </w:r>
+            <w:r>
+              <w:rPr>
+                <w:noProof/>
+                <w:webHidden/>
+                <w:sz w:val="28"/>
+                <w:szCs w:val="28"/>
+              </w:rPr>
+              <w:fldChar w:fldCharType="begin"/>
+            </w:r>
+            <w:r>
+              <w:rPr>
+                <w:noProof/>
+                <w:webHidden/>
+                <w:sz w:val="28"/>
+                <w:szCs w:val="28"/>
+              </w:rPr>
+              <w:instrText xml:space="preserve"> PAGEREF _Toc233196458 \h </w:instrText>
+            </w:r>
+            <w:r>
+              <w:rPr>
+                <w:noProof/>
+                <w:webHidden/>
+                <w:sz w:val="28"/>
+                <w:szCs w:val="28"/>
+              </w:rPr>
+            </w:r>
+            <w:r>
+              <w:rPr>
+                <w:noProof/>
+                <w:webHidden/>
+                <w:sz w:val="28"/>
+                <w:szCs w:val="28"/>
+              </w:rPr>
+              <w:fldChar w:fldCharType="separate"/>
+            </w:r>
+            <w:r>
+              <w:rPr>
+                <w:noProof/>
+                <w:webHidden/>
+                <w:sz w:val="28"/>
+                <w:szCs w:val="28"/>
+              </w:rPr>
+              <w:t>6</w:t>
+            </w:r>
+            <w:r>
+              <w:rPr>
+                <w:noProof/>
+                <w:webHidden/>
+                <w:sz w:val="28"/>
+                <w:szCs w:val="28"/>
+              </w:rPr>
+              <w:fldChar w:fldCharType="end"/>
+            </w:r>
+          </w:hyperlink>
+        </w:p>
+        <w:p>
+          <w:pPr>
+            <w:pStyle w:val="20"/>
+            <w:tabs>
+              <w:tab w:val="right" w:leader="dot" w:pos="9349"/>
+            </w:tabs>
+            <w:rPr>
+              <w:rFonts w:eastAsiaTheme="minorEastAsia"/>
+              <w:noProof/>
+              <w:sz w:val="28"/>
+              <w:szCs w:val="28"/>
+              <w:lang w:eastAsia="ru-RU"/>
+            </w:rPr>
+          </w:pPr>
+          <w:hyperlink w:anchor="_Toc233196459" w:history="1">
+            <w:r>
+              <w:rPr>
+                <w:rStyle w:val="ad"/>
+                <w:bCs/>
+                <w:noProof/>
                 <w:sz w:val="28"/>
                 <w:szCs w:val="28"/>
               </w:rPr>
               <w:t>1.3 Потенциальные пользователи программного средства</w:t>
             </w:r>
-          </w:p>
-        </w:tc>
-        <w:tc>
-          <w:tcPr>
-            <w:tcW w:w="707" w:type="dxa"/>
-          </w:tcPr>
-          <w:p>
-            <w:pPr>
-              <w:widowControl/>
-              <w:autoSpaceDE/>
-              <w:autoSpaceDN/>
-              <w:spacing w:after="160" w:line="259" w:lineRule="auto"/>
-              <w:jc w:val="center"/>
-              <w:rPr>
-                <w:sz w:val="28"/>
-                <w:szCs w:val="28"/>
-              </w:rPr>
-            </w:pPr>
-            <w:r>
-              <w:rPr>
-                <w:sz w:val="28"/>
-                <w:szCs w:val="28"/>
-              </w:rPr>
-              <w:t>3</w:t>
-            </w:r>
-          </w:p>
-        </w:tc>
-      </w:tr>
-      <w:tr>
-        <w:tc>
-          <w:tcPr>
-            <w:tcW w:w="8642" w:type="dxa"/>
-          </w:tcPr>
-          <w:p>
-            <w:pPr>
-              <w:widowControl/>
-              <w:autoSpaceDE/>
-              <w:autoSpaceDN/>
-              <w:spacing w:after="160" w:line="259" w:lineRule="auto"/>
-              <w:jc w:val="both"/>
-              <w:rPr>
-                <w:sz w:val="28"/>
-                <w:szCs w:val="28"/>
-              </w:rPr>
-            </w:pPr>
-            <w:r>
-              <w:rPr>
+            <w:r>
+              <w:rPr>
+                <w:noProof/>
+                <w:webHidden/>
+                <w:sz w:val="28"/>
+                <w:szCs w:val="28"/>
+              </w:rPr>
+              <w:tab/>
+            </w:r>
+            <w:r>
+              <w:rPr>
+                <w:noProof/>
+                <w:webHidden/>
+                <w:sz w:val="28"/>
+                <w:szCs w:val="28"/>
+              </w:rPr>
+              <w:fldChar w:fldCharType="begin"/>
+            </w:r>
+            <w:r>
+              <w:rPr>
+                <w:noProof/>
+                <w:webHidden/>
+                <w:sz w:val="28"/>
+                <w:szCs w:val="28"/>
+              </w:rPr>
+              <w:instrText xml:space="preserve"> PAGEREF _Toc233196459 \h </w:instrText>
+            </w:r>
+            <w:r>
+              <w:rPr>
+                <w:noProof/>
+                <w:webHidden/>
+                <w:sz w:val="28"/>
+                <w:szCs w:val="28"/>
+              </w:rPr>
+            </w:r>
+            <w:r>
+              <w:rPr>
+                <w:noProof/>
+                <w:webHidden/>
+                <w:sz w:val="28"/>
+                <w:szCs w:val="28"/>
+              </w:rPr>
+              <w:fldChar w:fldCharType="separate"/>
+            </w:r>
+            <w:r>
+              <w:rPr>
+                <w:noProof/>
+                <w:webHidden/>
+                <w:sz w:val="28"/>
+                <w:szCs w:val="28"/>
+              </w:rPr>
+              <w:t>6</w:t>
+            </w:r>
+            <w:r>
+              <w:rPr>
+                <w:noProof/>
+                <w:webHidden/>
+                <w:sz w:val="28"/>
+                <w:szCs w:val="28"/>
+              </w:rPr>
+              <w:fldChar w:fldCharType="end"/>
+            </w:r>
+          </w:hyperlink>
+        </w:p>
+        <w:p>
+          <w:pPr>
+            <w:pStyle w:val="20"/>
+            <w:tabs>
+              <w:tab w:val="right" w:leader="dot" w:pos="9349"/>
+            </w:tabs>
+            <w:rPr>
+              <w:rFonts w:eastAsiaTheme="minorEastAsia"/>
+              <w:noProof/>
+              <w:sz w:val="28"/>
+              <w:szCs w:val="28"/>
+              <w:lang w:eastAsia="ru-RU"/>
+            </w:rPr>
+          </w:pPr>
+          <w:hyperlink w:anchor="_Toc233196460" w:history="1">
+            <w:r>
+              <w:rPr>
+                <w:rStyle w:val="ad"/>
+                <w:bCs/>
+                <w:noProof/>
                 <w:sz w:val="28"/>
                 <w:szCs w:val="28"/>
               </w:rPr>
               <w:t>1.4 Значимость разрабатываемого программного средства</w:t>
             </w:r>
-          </w:p>
-        </w:tc>
-        <w:tc>
-          <w:tcPr>
-            <w:tcW w:w="707" w:type="dxa"/>
-          </w:tcPr>
-          <w:p>
-            <w:pPr>
-              <w:widowControl/>
-              <w:autoSpaceDE/>
-              <w:autoSpaceDN/>
-              <w:spacing w:after="160" w:line="259" w:lineRule="auto"/>
-              <w:jc w:val="center"/>
-              <w:rPr>
-                <w:sz w:val="28"/>
-                <w:szCs w:val="28"/>
-              </w:rPr>
-            </w:pPr>
-          </w:p>
-        </w:tc>
-      </w:tr>
-      <w:tr>
-        <w:tc>
-          <w:tcPr>
-            <w:tcW w:w="8642" w:type="dxa"/>
-          </w:tcPr>
-          <w:p>
-            <w:pPr>
-              <w:widowControl/>
-              <w:autoSpaceDE/>
-              <w:autoSpaceDN/>
-              <w:spacing w:after="160" w:line="259" w:lineRule="auto"/>
-              <w:jc w:val="both"/>
-              <w:rPr>
-                <w:sz w:val="28"/>
-                <w:szCs w:val="28"/>
-              </w:rPr>
-            </w:pPr>
-            <w:r>
-              <w:rPr>
+            <w:r>
+              <w:rPr>
+                <w:noProof/>
+                <w:webHidden/>
+                <w:sz w:val="28"/>
+                <w:szCs w:val="28"/>
+              </w:rPr>
+              <w:tab/>
+            </w:r>
+            <w:r>
+              <w:rPr>
+                <w:noProof/>
+                <w:webHidden/>
+                <w:sz w:val="28"/>
+                <w:szCs w:val="28"/>
+              </w:rPr>
+              <w:fldChar w:fldCharType="begin"/>
+            </w:r>
+            <w:r>
+              <w:rPr>
+                <w:noProof/>
+                <w:webHidden/>
+                <w:sz w:val="28"/>
+                <w:szCs w:val="28"/>
+              </w:rPr>
+              <w:instrText xml:space="preserve"> PAGEREF _Toc233196460 \h </w:instrText>
+            </w:r>
+            <w:r>
+              <w:rPr>
+                <w:noProof/>
+                <w:webHidden/>
+                <w:sz w:val="28"/>
+                <w:szCs w:val="28"/>
+              </w:rPr>
+            </w:r>
+            <w:r>
+              <w:rPr>
+                <w:noProof/>
+                <w:webHidden/>
+                <w:sz w:val="28"/>
+                <w:szCs w:val="28"/>
+              </w:rPr>
+              <w:fldChar w:fldCharType="separate"/>
+            </w:r>
+            <w:r>
+              <w:rPr>
+                <w:noProof/>
+                <w:webHidden/>
+                <w:sz w:val="28"/>
+                <w:szCs w:val="28"/>
+              </w:rPr>
+              <w:t>7</w:t>
+            </w:r>
+            <w:r>
+              <w:rPr>
+                <w:noProof/>
+                <w:webHidden/>
+                <w:sz w:val="28"/>
+                <w:szCs w:val="28"/>
+              </w:rPr>
+              <w:fldChar w:fldCharType="end"/>
+            </w:r>
+          </w:hyperlink>
+        </w:p>
+        <w:p>
+          <w:pPr>
+            <w:pStyle w:val="12"/>
+            <w:tabs>
+              <w:tab w:val="right" w:leader="dot" w:pos="9349"/>
+            </w:tabs>
+            <w:rPr>
+              <w:rFonts w:eastAsiaTheme="minorEastAsia"/>
+              <w:noProof/>
+              <w:sz w:val="28"/>
+              <w:szCs w:val="28"/>
+              <w:lang w:eastAsia="ru-RU"/>
+            </w:rPr>
+          </w:pPr>
+          <w:hyperlink w:anchor="_Toc233196461" w:history="1">
+            <w:r>
+              <w:rPr>
+                <w:rStyle w:val="ad"/>
+                <w:bCs/>
+                <w:noProof/>
                 <w:sz w:val="28"/>
                 <w:szCs w:val="28"/>
               </w:rPr>
               <w:t>Раздел 2. Функциональные требования к ПС</w:t>
             </w:r>
-          </w:p>
-        </w:tc>
-        <w:tc>
-          <w:tcPr>
-            <w:tcW w:w="707" w:type="dxa"/>
-          </w:tcPr>
-          <w:p>
-            <w:pPr>
-              <w:widowControl/>
-              <w:autoSpaceDE/>
-              <w:autoSpaceDN/>
-              <w:spacing w:after="160" w:line="259" w:lineRule="auto"/>
-              <w:jc w:val="center"/>
-              <w:rPr>
-                <w:sz w:val="28"/>
-                <w:szCs w:val="28"/>
-              </w:rPr>
-            </w:pPr>
-          </w:p>
-        </w:tc>
-      </w:tr>
-      <w:tr>
-        <w:tc>
-          <w:tcPr>
-            <w:tcW w:w="8642" w:type="dxa"/>
-          </w:tcPr>
-          <w:p>
-            <w:pPr>
-              <w:widowControl/>
-              <w:autoSpaceDE/>
-              <w:autoSpaceDN/>
-              <w:spacing w:after="160" w:line="259" w:lineRule="auto"/>
-              <w:jc w:val="both"/>
-              <w:rPr>
-                <w:sz w:val="28"/>
-                <w:szCs w:val="28"/>
-              </w:rPr>
-            </w:pPr>
-            <w:r>
-              <w:rPr>
+            <w:r>
+              <w:rPr>
+                <w:noProof/>
+                <w:webHidden/>
+                <w:sz w:val="28"/>
+                <w:szCs w:val="28"/>
+              </w:rPr>
+              <w:tab/>
+            </w:r>
+            <w:r>
+              <w:rPr>
+                <w:noProof/>
+                <w:webHidden/>
+                <w:sz w:val="28"/>
+                <w:szCs w:val="28"/>
+              </w:rPr>
+              <w:fldChar w:fldCharType="begin"/>
+            </w:r>
+            <w:r>
+              <w:rPr>
+                <w:noProof/>
+                <w:webHidden/>
+                <w:sz w:val="28"/>
+                <w:szCs w:val="28"/>
+              </w:rPr>
+              <w:instrText xml:space="preserve"> PAGEREF _Toc233196461 \h </w:instrText>
+            </w:r>
+            <w:r>
+              <w:rPr>
+                <w:noProof/>
+                <w:webHidden/>
+                <w:sz w:val="28"/>
+                <w:szCs w:val="28"/>
+              </w:rPr>
+            </w:r>
+            <w:r>
+              <w:rPr>
+                <w:noProof/>
+                <w:webHidden/>
+                <w:sz w:val="28"/>
+                <w:szCs w:val="28"/>
+              </w:rPr>
+              <w:fldChar w:fldCharType="separate"/>
+            </w:r>
+            <w:r>
+              <w:rPr>
+                <w:noProof/>
+                <w:webHidden/>
+                <w:sz w:val="28"/>
+                <w:szCs w:val="28"/>
+              </w:rPr>
+              <w:t>10</w:t>
+            </w:r>
+            <w:r>
+              <w:rPr>
+                <w:noProof/>
+                <w:webHidden/>
+                <w:sz w:val="28"/>
+                <w:szCs w:val="28"/>
+              </w:rPr>
+              <w:fldChar w:fldCharType="end"/>
+            </w:r>
+          </w:hyperlink>
+        </w:p>
+        <w:p>
+          <w:pPr>
+            <w:pStyle w:val="20"/>
+            <w:tabs>
+              <w:tab w:val="right" w:leader="dot" w:pos="9349"/>
+            </w:tabs>
+            <w:rPr>
+              <w:rFonts w:eastAsiaTheme="minorEastAsia"/>
+              <w:noProof/>
+              <w:sz w:val="28"/>
+              <w:szCs w:val="28"/>
+              <w:lang w:eastAsia="ru-RU"/>
+            </w:rPr>
+          </w:pPr>
+          <w:hyperlink w:anchor="_Toc233196462" w:history="1">
+            <w:r>
+              <w:rPr>
+                <w:rStyle w:val="ad"/>
+                <w:bCs/>
+                <w:noProof/>
                 <w:sz w:val="28"/>
                 <w:szCs w:val="28"/>
               </w:rPr>
               <w:t>2.1 Общее представление о функционале программы</w:t>
             </w:r>
-          </w:p>
-        </w:tc>
-        <w:tc>
-          <w:tcPr>
-            <w:tcW w:w="707" w:type="dxa"/>
-          </w:tcPr>
-          <w:p>
-            <w:pPr>
-              <w:widowControl/>
-              <w:autoSpaceDE/>
-              <w:autoSpaceDN/>
-              <w:spacing w:after="160" w:line="259" w:lineRule="auto"/>
-              <w:jc w:val="center"/>
-              <w:rPr>
-                <w:sz w:val="28"/>
-                <w:szCs w:val="28"/>
-              </w:rPr>
-            </w:pPr>
-          </w:p>
-        </w:tc>
-      </w:tr>
-      <w:tr>
-        <w:tc>
-          <w:tcPr>
-            <w:tcW w:w="8642" w:type="dxa"/>
-          </w:tcPr>
-          <w:p>
-            <w:pPr>
-              <w:widowControl/>
-              <w:autoSpaceDE/>
-              <w:autoSpaceDN/>
-              <w:spacing w:after="160" w:line="259" w:lineRule="auto"/>
-              <w:jc w:val="both"/>
-              <w:rPr>
-                <w:sz w:val="28"/>
-                <w:szCs w:val="28"/>
-              </w:rPr>
-            </w:pPr>
-            <w:r>
-              <w:rPr>
-                <w:sz w:val="28"/>
-                <w:szCs w:val="28"/>
-              </w:rPr>
-              <w:t>2.2 Функциональные требования к программному средству</w:t>
-            </w:r>
-          </w:p>
-        </w:tc>
-        <w:tc>
-          <w:tcPr>
-            <w:tcW w:w="707" w:type="dxa"/>
-          </w:tcPr>
-          <w:p>
-            <w:pPr>
-              <w:widowControl/>
-              <w:autoSpaceDE/>
-              <w:autoSpaceDN/>
-              <w:spacing w:after="160" w:line="259" w:lineRule="auto"/>
-              <w:jc w:val="center"/>
-              <w:rPr>
-                <w:sz w:val="28"/>
-                <w:szCs w:val="28"/>
-              </w:rPr>
-            </w:pPr>
-          </w:p>
-        </w:tc>
-      </w:tr>
-      <w:tr>
-        <w:tc>
-          <w:tcPr>
-            <w:tcW w:w="8642" w:type="dxa"/>
-          </w:tcPr>
-          <w:p>
-            <w:pPr>
-              <w:widowControl/>
-              <w:autoSpaceDE/>
-              <w:autoSpaceDN/>
-              <w:spacing w:after="160" w:line="259" w:lineRule="auto"/>
-              <w:jc w:val="both"/>
-              <w:rPr>
-                <w:sz w:val="28"/>
-                <w:szCs w:val="28"/>
-              </w:rPr>
-            </w:pPr>
-            <w:r>
-              <w:rPr>
+            <w:r>
+              <w:rPr>
+                <w:noProof/>
+                <w:webHidden/>
+                <w:sz w:val="28"/>
+                <w:szCs w:val="28"/>
+              </w:rPr>
+              <w:tab/>
+            </w:r>
+            <w:r>
+              <w:rPr>
+                <w:noProof/>
+                <w:webHidden/>
+                <w:sz w:val="28"/>
+                <w:szCs w:val="28"/>
+              </w:rPr>
+              <w:fldChar w:fldCharType="begin"/>
+            </w:r>
+            <w:r>
+              <w:rPr>
+                <w:noProof/>
+                <w:webHidden/>
+                <w:sz w:val="28"/>
+                <w:szCs w:val="28"/>
+              </w:rPr>
+              <w:instrText xml:space="preserve"> PAGEREF _Toc233196462 \h </w:instrText>
+            </w:r>
+            <w:r>
+              <w:rPr>
+                <w:noProof/>
+                <w:webHidden/>
+                <w:sz w:val="28"/>
+                <w:szCs w:val="28"/>
+              </w:rPr>
+            </w:r>
+            <w:r>
+              <w:rPr>
+                <w:noProof/>
+                <w:webHidden/>
+                <w:sz w:val="28"/>
+                <w:szCs w:val="28"/>
+              </w:rPr>
+              <w:fldChar w:fldCharType="separate"/>
+            </w:r>
+            <w:r>
+              <w:rPr>
+                <w:noProof/>
+                <w:webHidden/>
+                <w:sz w:val="28"/>
+                <w:szCs w:val="28"/>
+              </w:rPr>
+              <w:t>10</w:t>
+            </w:r>
+            <w:r>
+              <w:rPr>
+                <w:noProof/>
+                <w:webHidden/>
+                <w:sz w:val="28"/>
+                <w:szCs w:val="28"/>
+              </w:rPr>
+              <w:fldChar w:fldCharType="end"/>
+            </w:r>
+          </w:hyperlink>
+        </w:p>
+        <w:p>
+          <w:pPr>
+            <w:pStyle w:val="20"/>
+            <w:tabs>
+              <w:tab w:val="right" w:leader="dot" w:pos="9349"/>
+            </w:tabs>
+            <w:rPr>
+              <w:rFonts w:eastAsiaTheme="minorEastAsia"/>
+              <w:noProof/>
+              <w:sz w:val="28"/>
+              <w:szCs w:val="28"/>
+              <w:lang w:eastAsia="ru-RU"/>
+            </w:rPr>
+          </w:pPr>
+          <w:hyperlink w:anchor="_Toc233196463" w:history="1">
+            <w:r>
+              <w:rPr>
+                <w:rStyle w:val="ad"/>
+                <w:bCs/>
+                <w:noProof/>
+                <w:sz w:val="28"/>
+                <w:szCs w:val="28"/>
+              </w:rPr>
+              <w:t>2.2. Функциональные требования к программному средству</w:t>
+            </w:r>
+            <w:r>
+              <w:rPr>
+                <w:noProof/>
+                <w:webHidden/>
+                <w:sz w:val="28"/>
+                <w:szCs w:val="28"/>
+              </w:rPr>
+              <w:tab/>
+            </w:r>
+            <w:r>
+              <w:rPr>
+                <w:noProof/>
+                <w:webHidden/>
+                <w:sz w:val="28"/>
+                <w:szCs w:val="28"/>
+              </w:rPr>
+              <w:fldChar w:fldCharType="begin"/>
+            </w:r>
+            <w:r>
+              <w:rPr>
+                <w:noProof/>
+                <w:webHidden/>
+                <w:sz w:val="28"/>
+                <w:szCs w:val="28"/>
+              </w:rPr>
+              <w:instrText xml:space="preserve"> PAGEREF _Toc233196463 \h </w:instrText>
+            </w:r>
+            <w:r>
+              <w:rPr>
+                <w:noProof/>
+                <w:webHidden/>
+                <w:sz w:val="28"/>
+                <w:szCs w:val="28"/>
+              </w:rPr>
+            </w:r>
+            <w:r>
+              <w:rPr>
+                <w:noProof/>
+                <w:webHidden/>
+                <w:sz w:val="28"/>
+                <w:szCs w:val="28"/>
+              </w:rPr>
+              <w:fldChar w:fldCharType="separate"/>
+            </w:r>
+            <w:r>
+              <w:rPr>
+                <w:noProof/>
+                <w:webHidden/>
+                <w:sz w:val="28"/>
+                <w:szCs w:val="28"/>
+              </w:rPr>
+              <w:t>11</w:t>
+            </w:r>
+            <w:r>
+              <w:rPr>
+                <w:noProof/>
+                <w:webHidden/>
+                <w:sz w:val="28"/>
+                <w:szCs w:val="28"/>
+              </w:rPr>
+              <w:fldChar w:fldCharType="end"/>
+            </w:r>
+          </w:hyperlink>
+        </w:p>
+        <w:p>
+          <w:pPr>
+            <w:pStyle w:val="3"/>
+            <w:tabs>
+              <w:tab w:val="right" w:leader="dot" w:pos="9349"/>
+            </w:tabs>
+            <w:rPr>
+              <w:rFonts w:eastAsiaTheme="minorEastAsia"/>
+              <w:noProof/>
+              <w:sz w:val="28"/>
+              <w:szCs w:val="28"/>
+              <w:lang w:eastAsia="ru-RU"/>
+            </w:rPr>
+          </w:pPr>
+          <w:hyperlink w:anchor="_Toc233196464" w:history="1">
+            <w:r>
+              <w:rPr>
+                <w:rStyle w:val="ad"/>
+                <w:bCs/>
+                <w:noProof/>
+                <w:sz w:val="28"/>
+                <w:szCs w:val="28"/>
+              </w:rPr>
+              <w:t xml:space="preserve">Задача 1. </w:t>
+            </w:r>
+            <w:r>
+              <w:rPr>
+                <w:rStyle w:val="ad"/>
+                <w:noProof/>
+                <w:sz w:val="28"/>
+                <w:szCs w:val="28"/>
+              </w:rPr>
+              <w:t>Шифрование текста по алгоритму Цезаря с заданным ключом</w:t>
+            </w:r>
+            <w:r>
+              <w:rPr>
+                <w:noProof/>
+                <w:webHidden/>
+                <w:sz w:val="28"/>
+                <w:szCs w:val="28"/>
+              </w:rPr>
+              <w:tab/>
+            </w:r>
+            <w:r>
+              <w:rPr>
+                <w:noProof/>
+                <w:webHidden/>
+                <w:sz w:val="28"/>
+                <w:szCs w:val="28"/>
+              </w:rPr>
+              <w:fldChar w:fldCharType="begin"/>
+            </w:r>
+            <w:r>
+              <w:rPr>
+                <w:noProof/>
+                <w:webHidden/>
+                <w:sz w:val="28"/>
+                <w:szCs w:val="28"/>
+              </w:rPr>
+              <w:instrText xml:space="preserve"> PAGEREF _Toc233196464 \h </w:instrText>
+            </w:r>
+            <w:r>
+              <w:rPr>
+                <w:noProof/>
+                <w:webHidden/>
+                <w:sz w:val="28"/>
+                <w:szCs w:val="28"/>
+              </w:rPr>
+            </w:r>
+            <w:r>
+              <w:rPr>
+                <w:noProof/>
+                <w:webHidden/>
+                <w:sz w:val="28"/>
+                <w:szCs w:val="28"/>
+              </w:rPr>
+              <w:fldChar w:fldCharType="separate"/>
+            </w:r>
+            <w:r>
+              <w:rPr>
+                <w:noProof/>
+                <w:webHidden/>
+                <w:sz w:val="28"/>
+                <w:szCs w:val="28"/>
+              </w:rPr>
+              <w:t>11</w:t>
+            </w:r>
+            <w:r>
+              <w:rPr>
+                <w:noProof/>
+                <w:webHidden/>
+                <w:sz w:val="28"/>
+                <w:szCs w:val="28"/>
+              </w:rPr>
+              <w:fldChar w:fldCharType="end"/>
+            </w:r>
+          </w:hyperlink>
+        </w:p>
+        <w:p>
+          <w:pPr>
+            <w:pStyle w:val="3"/>
+            <w:tabs>
+              <w:tab w:val="right" w:leader="dot" w:pos="9349"/>
+            </w:tabs>
+            <w:rPr>
+              <w:rFonts w:eastAsiaTheme="minorEastAsia"/>
+              <w:noProof/>
+              <w:sz w:val="28"/>
+              <w:szCs w:val="28"/>
+              <w:lang w:eastAsia="ru-RU"/>
+            </w:rPr>
+          </w:pPr>
+          <w:hyperlink w:anchor="_Toc233196465" w:history="1">
+            <w:r>
+              <w:rPr>
+                <w:rStyle w:val="ad"/>
+                <w:bCs/>
+                <w:noProof/>
+                <w:sz w:val="28"/>
+                <w:szCs w:val="28"/>
+              </w:rPr>
+              <w:t>Задача 2.</w:t>
+            </w:r>
+            <w:r>
+              <w:rPr>
+                <w:rStyle w:val="ad"/>
+                <w:noProof/>
+                <w:sz w:val="28"/>
+                <w:szCs w:val="28"/>
+              </w:rPr>
+              <w:t xml:space="preserve"> Дешифрование текста, зашифрованного шифром Цезаря</w:t>
+            </w:r>
+            <w:r>
+              <w:rPr>
+                <w:noProof/>
+                <w:webHidden/>
+                <w:sz w:val="28"/>
+                <w:szCs w:val="28"/>
+              </w:rPr>
+              <w:tab/>
+            </w:r>
+            <w:r>
+              <w:rPr>
+                <w:noProof/>
+                <w:webHidden/>
+                <w:sz w:val="28"/>
+                <w:szCs w:val="28"/>
+              </w:rPr>
+              <w:fldChar w:fldCharType="begin"/>
+            </w:r>
+            <w:r>
+              <w:rPr>
+                <w:noProof/>
+                <w:webHidden/>
+                <w:sz w:val="28"/>
+                <w:szCs w:val="28"/>
+              </w:rPr>
+              <w:instrText xml:space="preserve"> PAGEREF _Toc233196465 \h </w:instrText>
+            </w:r>
+            <w:r>
+              <w:rPr>
+                <w:noProof/>
+                <w:webHidden/>
+                <w:sz w:val="28"/>
+                <w:szCs w:val="28"/>
+              </w:rPr>
+            </w:r>
+            <w:r>
+              <w:rPr>
+                <w:noProof/>
+                <w:webHidden/>
+                <w:sz w:val="28"/>
+                <w:szCs w:val="28"/>
+              </w:rPr>
+              <w:fldChar w:fldCharType="separate"/>
+            </w:r>
+            <w:r>
+              <w:rPr>
+                <w:noProof/>
+                <w:webHidden/>
+                <w:sz w:val="28"/>
+                <w:szCs w:val="28"/>
+              </w:rPr>
+              <w:t>13</w:t>
+            </w:r>
+            <w:r>
+              <w:rPr>
+                <w:noProof/>
+                <w:webHidden/>
+                <w:sz w:val="28"/>
+                <w:szCs w:val="28"/>
+              </w:rPr>
+              <w:fldChar w:fldCharType="end"/>
+            </w:r>
+          </w:hyperlink>
+        </w:p>
+        <w:p>
+          <w:pPr>
+            <w:pStyle w:val="3"/>
+            <w:tabs>
+              <w:tab w:val="right" w:leader="dot" w:pos="9349"/>
+            </w:tabs>
+            <w:rPr>
+              <w:rFonts w:eastAsiaTheme="minorEastAsia"/>
+              <w:noProof/>
+              <w:sz w:val="28"/>
+              <w:szCs w:val="28"/>
+              <w:lang w:eastAsia="ru-RU"/>
+            </w:rPr>
+          </w:pPr>
+          <w:hyperlink w:anchor="_Toc233196466" w:history="1">
+            <w:r>
+              <w:rPr>
+                <w:rStyle w:val="ad"/>
+                <w:bCs/>
+                <w:noProof/>
+                <w:sz w:val="28"/>
+                <w:szCs w:val="28"/>
+              </w:rPr>
+              <w:t>Задача 3.</w:t>
+            </w:r>
+            <w:r>
+              <w:rPr>
+                <w:rStyle w:val="ad"/>
+                <w:noProof/>
+                <w:sz w:val="28"/>
+                <w:szCs w:val="28"/>
+              </w:rPr>
+              <w:t xml:space="preserve"> Сохранение результата работы в </w:t>
+            </w:r>
+            <w:r>
+              <w:rPr>
+                <w:rStyle w:val="ad"/>
+                <w:noProof/>
+                <w:sz w:val="28"/>
+                <w:szCs w:val="28"/>
+                <w:lang w:val="en-US"/>
+              </w:rPr>
+              <w:t>txt</w:t>
+            </w:r>
+            <w:r>
+              <w:rPr>
+                <w:rStyle w:val="ad"/>
+                <w:noProof/>
+                <w:sz w:val="28"/>
+                <w:szCs w:val="28"/>
+              </w:rPr>
+              <w:t>-файл</w:t>
+            </w:r>
+            <w:r>
+              <w:rPr>
+                <w:noProof/>
+                <w:webHidden/>
+                <w:sz w:val="28"/>
+                <w:szCs w:val="28"/>
+              </w:rPr>
+              <w:tab/>
+            </w:r>
+            <w:r>
+              <w:rPr>
+                <w:noProof/>
+                <w:webHidden/>
+                <w:sz w:val="28"/>
+                <w:szCs w:val="28"/>
+              </w:rPr>
+              <w:fldChar w:fldCharType="begin"/>
+            </w:r>
+            <w:r>
+              <w:rPr>
+                <w:noProof/>
+                <w:webHidden/>
+                <w:sz w:val="28"/>
+                <w:szCs w:val="28"/>
+              </w:rPr>
+              <w:instrText xml:space="preserve"> PAGEREF _Toc233196466 \h </w:instrText>
+            </w:r>
+            <w:r>
+              <w:rPr>
+                <w:noProof/>
+                <w:webHidden/>
+                <w:sz w:val="28"/>
+                <w:szCs w:val="28"/>
+              </w:rPr>
+            </w:r>
+            <w:r>
+              <w:rPr>
+                <w:noProof/>
+                <w:webHidden/>
+                <w:sz w:val="28"/>
+                <w:szCs w:val="28"/>
+              </w:rPr>
+              <w:fldChar w:fldCharType="separate"/>
+            </w:r>
+            <w:r>
+              <w:rPr>
+                <w:noProof/>
+                <w:webHidden/>
+                <w:sz w:val="28"/>
+                <w:szCs w:val="28"/>
+              </w:rPr>
+              <w:t>14</w:t>
+            </w:r>
+            <w:r>
+              <w:rPr>
+                <w:noProof/>
+                <w:webHidden/>
+                <w:sz w:val="28"/>
+                <w:szCs w:val="28"/>
+              </w:rPr>
+              <w:fldChar w:fldCharType="end"/>
+            </w:r>
+          </w:hyperlink>
+        </w:p>
+        <w:p>
+          <w:pPr>
+            <w:pStyle w:val="20"/>
+            <w:tabs>
+              <w:tab w:val="right" w:leader="dot" w:pos="9349"/>
+            </w:tabs>
+            <w:rPr>
+              <w:rFonts w:eastAsiaTheme="minorEastAsia"/>
+              <w:noProof/>
+              <w:sz w:val="28"/>
+              <w:szCs w:val="28"/>
+              <w:lang w:eastAsia="ru-RU"/>
+            </w:rPr>
+          </w:pPr>
+          <w:hyperlink w:anchor="_Toc233196467" w:history="1">
+            <w:r>
+              <w:rPr>
+                <w:rStyle w:val="ad"/>
+                <w:bCs/>
+                <w:noProof/>
                 <w:sz w:val="28"/>
                 <w:szCs w:val="28"/>
               </w:rPr>
               <w:t>2.3 Способы взаимодействия пользователя с системой</w:t>
             </w:r>
-          </w:p>
-        </w:tc>
-        <w:tc>
-          <w:tcPr>
-            <w:tcW w:w="707" w:type="dxa"/>
-          </w:tcPr>
-          <w:p>
-            <w:pPr>
-              <w:widowControl/>
-              <w:autoSpaceDE/>
-              <w:autoSpaceDN/>
-              <w:spacing w:after="160" w:line="259" w:lineRule="auto"/>
-              <w:jc w:val="center"/>
-              <w:rPr>
-                <w:sz w:val="28"/>
-                <w:szCs w:val="28"/>
-              </w:rPr>
-            </w:pPr>
-          </w:p>
-        </w:tc>
-      </w:tr>
-      <w:tr>
-        <w:tc>
-          <w:tcPr>
-            <w:tcW w:w="8642" w:type="dxa"/>
-          </w:tcPr>
-          <w:p>
-            <w:pPr>
-              <w:widowControl/>
-              <w:autoSpaceDE/>
-              <w:autoSpaceDN/>
-              <w:spacing w:after="160" w:line="259" w:lineRule="auto"/>
-              <w:jc w:val="both"/>
-              <w:rPr>
-                <w:sz w:val="28"/>
-                <w:szCs w:val="28"/>
-              </w:rPr>
-            </w:pPr>
-            <w:r>
-              <w:rPr>
+            <w:r>
+              <w:rPr>
+                <w:noProof/>
+                <w:webHidden/>
+                <w:sz w:val="28"/>
+                <w:szCs w:val="28"/>
+              </w:rPr>
+              <w:tab/>
+            </w:r>
+            <w:r>
+              <w:rPr>
+                <w:noProof/>
+                <w:webHidden/>
+                <w:sz w:val="28"/>
+                <w:szCs w:val="28"/>
+              </w:rPr>
+              <w:fldChar w:fldCharType="begin"/>
+            </w:r>
+            <w:r>
+              <w:rPr>
+                <w:noProof/>
+                <w:webHidden/>
+                <w:sz w:val="28"/>
+                <w:szCs w:val="28"/>
+              </w:rPr>
+              <w:instrText xml:space="preserve"> PAGEREF _Toc233196467 \h </w:instrText>
+            </w:r>
+            <w:r>
+              <w:rPr>
+                <w:noProof/>
+                <w:webHidden/>
+                <w:sz w:val="28"/>
+                <w:szCs w:val="28"/>
+              </w:rPr>
+            </w:r>
+            <w:r>
+              <w:rPr>
+                <w:noProof/>
+                <w:webHidden/>
+                <w:sz w:val="28"/>
+                <w:szCs w:val="28"/>
+              </w:rPr>
+              <w:fldChar w:fldCharType="separate"/>
+            </w:r>
+            <w:r>
+              <w:rPr>
+                <w:noProof/>
+                <w:webHidden/>
+                <w:sz w:val="28"/>
+                <w:szCs w:val="28"/>
+              </w:rPr>
+              <w:t>14</w:t>
+            </w:r>
+            <w:r>
+              <w:rPr>
+                <w:noProof/>
+                <w:webHidden/>
+                <w:sz w:val="28"/>
+                <w:szCs w:val="28"/>
+              </w:rPr>
+              <w:fldChar w:fldCharType="end"/>
+            </w:r>
+          </w:hyperlink>
+        </w:p>
+        <w:p>
+          <w:pPr>
+            <w:pStyle w:val="12"/>
+            <w:tabs>
+              <w:tab w:val="right" w:leader="dot" w:pos="9349"/>
+            </w:tabs>
+            <w:rPr>
+              <w:rFonts w:eastAsiaTheme="minorEastAsia"/>
+              <w:noProof/>
+              <w:sz w:val="28"/>
+              <w:szCs w:val="28"/>
+              <w:lang w:eastAsia="ru-RU"/>
+            </w:rPr>
+          </w:pPr>
+          <w:hyperlink w:anchor="_Toc233196468" w:history="1">
+            <w:r>
+              <w:rPr>
+                <w:rStyle w:val="ad"/>
+                <w:bCs/>
+                <w:noProof/>
                 <w:sz w:val="28"/>
                 <w:szCs w:val="28"/>
               </w:rPr>
               <w:t>Раздел 3. Модульная структура проектируемого программного средства</w:t>
             </w:r>
-          </w:p>
-        </w:tc>
-        <w:tc>
-          <w:tcPr>
-            <w:tcW w:w="707" w:type="dxa"/>
-          </w:tcPr>
-          <w:p>
-            <w:pPr>
-              <w:widowControl/>
-              <w:autoSpaceDE/>
-              <w:autoSpaceDN/>
-              <w:spacing w:after="160" w:line="259" w:lineRule="auto"/>
-              <w:jc w:val="center"/>
-              <w:rPr>
-                <w:sz w:val="28"/>
-                <w:szCs w:val="28"/>
-              </w:rPr>
-            </w:pPr>
-          </w:p>
-        </w:tc>
-      </w:tr>
-      <w:tr>
-        <w:tc>
-          <w:tcPr>
-            <w:tcW w:w="8642" w:type="dxa"/>
-          </w:tcPr>
-          <w:p>
-            <w:pPr>
-              <w:widowControl/>
-              <w:autoSpaceDE/>
-              <w:autoSpaceDN/>
-              <w:spacing w:after="160" w:line="259" w:lineRule="auto"/>
-              <w:jc w:val="both"/>
-              <w:rPr>
-                <w:sz w:val="28"/>
-                <w:szCs w:val="28"/>
-              </w:rPr>
-            </w:pPr>
-            <w:r>
-              <w:rPr>
+            <w:r>
+              <w:rPr>
+                <w:noProof/>
+                <w:webHidden/>
+                <w:sz w:val="28"/>
+                <w:szCs w:val="28"/>
+              </w:rPr>
+              <w:tab/>
+            </w:r>
+            <w:r>
+              <w:rPr>
+                <w:noProof/>
+                <w:webHidden/>
+                <w:sz w:val="28"/>
+                <w:szCs w:val="28"/>
+              </w:rPr>
+              <w:fldChar w:fldCharType="begin"/>
+            </w:r>
+            <w:r>
+              <w:rPr>
+                <w:noProof/>
+                <w:webHidden/>
+                <w:sz w:val="28"/>
+                <w:szCs w:val="28"/>
+              </w:rPr>
+              <w:instrText xml:space="preserve"> PAGEREF _Toc233196468 \h </w:instrText>
+            </w:r>
+            <w:r>
+              <w:rPr>
+                <w:noProof/>
+                <w:webHidden/>
+                <w:sz w:val="28"/>
+                <w:szCs w:val="28"/>
+              </w:rPr>
+            </w:r>
+            <w:r>
+              <w:rPr>
+                <w:noProof/>
+                <w:webHidden/>
+                <w:sz w:val="28"/>
+                <w:szCs w:val="28"/>
+              </w:rPr>
+              <w:fldChar w:fldCharType="separate"/>
+            </w:r>
+            <w:r>
+              <w:rPr>
+                <w:noProof/>
+                <w:webHidden/>
+                <w:sz w:val="28"/>
+                <w:szCs w:val="28"/>
+              </w:rPr>
+              <w:t>15</w:t>
+            </w:r>
+            <w:r>
+              <w:rPr>
+                <w:noProof/>
+                <w:webHidden/>
+                <w:sz w:val="28"/>
+                <w:szCs w:val="28"/>
+              </w:rPr>
+              <w:fldChar w:fldCharType="end"/>
+            </w:r>
+          </w:hyperlink>
+        </w:p>
+        <w:p>
+          <w:pPr>
+            <w:pStyle w:val="12"/>
+            <w:tabs>
+              <w:tab w:val="right" w:leader="dot" w:pos="9349"/>
+            </w:tabs>
+            <w:rPr>
+              <w:rFonts w:eastAsiaTheme="minorEastAsia"/>
+              <w:noProof/>
+              <w:sz w:val="28"/>
+              <w:szCs w:val="28"/>
+              <w:lang w:eastAsia="ru-RU"/>
+            </w:rPr>
+          </w:pPr>
+          <w:hyperlink w:anchor="_Toc233196469" w:history="1">
+            <w:r>
+              <w:rPr>
+                <w:rStyle w:val="ad"/>
+                <w:noProof/>
                 <w:sz w:val="28"/>
                 <w:szCs w:val="28"/>
               </w:rPr>
               <w:t>Раздел 4. Описание алгоритмов программы</w:t>
             </w:r>
-          </w:p>
-        </w:tc>
-        <w:tc>
-          <w:tcPr>
-            <w:tcW w:w="707" w:type="dxa"/>
-          </w:tcPr>
-          <w:p>
-            <w:pPr>
-              <w:widowControl/>
-              <w:autoSpaceDE/>
-              <w:autoSpaceDN/>
-              <w:spacing w:after="160" w:line="259" w:lineRule="auto"/>
-              <w:jc w:val="center"/>
-              <w:rPr>
-                <w:sz w:val="28"/>
-                <w:szCs w:val="28"/>
-              </w:rPr>
-            </w:pPr>
-          </w:p>
-        </w:tc>
-      </w:tr>
-      <w:tr>
-        <w:tc>
-          <w:tcPr>
-            <w:tcW w:w="8642" w:type="dxa"/>
-          </w:tcPr>
-          <w:p>
-            <w:pPr>
-              <w:widowControl/>
-              <w:autoSpaceDE/>
-              <w:autoSpaceDN/>
-              <w:spacing w:after="160" w:line="259" w:lineRule="auto"/>
-              <w:jc w:val="both"/>
-              <w:rPr>
-                <w:sz w:val="28"/>
-                <w:szCs w:val="28"/>
-              </w:rPr>
-            </w:pPr>
-            <w:r>
-              <w:rPr>
-                <w:sz w:val="28"/>
-                <w:szCs w:val="28"/>
-              </w:rPr>
-              <w:t>Раздел 5. Описание кода программы</w:t>
-            </w:r>
-          </w:p>
-        </w:tc>
-        <w:tc>
-          <w:tcPr>
-            <w:tcW w:w="707" w:type="dxa"/>
-          </w:tcPr>
-          <w:p>
-            <w:pPr>
-              <w:widowControl/>
-              <w:autoSpaceDE/>
-              <w:autoSpaceDN/>
-              <w:spacing w:after="160" w:line="259" w:lineRule="auto"/>
-              <w:jc w:val="center"/>
-              <w:rPr>
-                <w:sz w:val="28"/>
-                <w:szCs w:val="28"/>
-              </w:rPr>
-            </w:pPr>
-          </w:p>
-        </w:tc>
-      </w:tr>
-    </w:tbl>
+            <w:r>
+              <w:rPr>
+                <w:noProof/>
+                <w:webHidden/>
+                <w:sz w:val="28"/>
+                <w:szCs w:val="28"/>
+              </w:rPr>
+              <w:tab/>
+            </w:r>
+            <w:r>
+              <w:rPr>
+                <w:noProof/>
+                <w:webHidden/>
+                <w:sz w:val="28"/>
+                <w:szCs w:val="28"/>
+              </w:rPr>
+              <w:fldChar w:fldCharType="begin"/>
+            </w:r>
+            <w:r>
+              <w:rPr>
+                <w:noProof/>
+                <w:webHidden/>
+                <w:sz w:val="28"/>
+                <w:szCs w:val="28"/>
+              </w:rPr>
+              <w:instrText xml:space="preserve"> PAGEREF _Toc233196469 \h </w:instrText>
+            </w:r>
+            <w:r>
+              <w:rPr>
+                <w:noProof/>
+                <w:webHidden/>
+                <w:sz w:val="28"/>
+                <w:szCs w:val="28"/>
+              </w:rPr>
+            </w:r>
+            <w:r>
+              <w:rPr>
+                <w:noProof/>
+                <w:webHidden/>
+                <w:sz w:val="28"/>
+                <w:szCs w:val="28"/>
+              </w:rPr>
+              <w:fldChar w:fldCharType="separate"/>
+            </w:r>
+            <w:r>
+              <w:rPr>
+                <w:noProof/>
+                <w:webHidden/>
+                <w:sz w:val="28"/>
+                <w:szCs w:val="28"/>
+              </w:rPr>
+              <w:t>19</w:t>
+            </w:r>
+            <w:r>
+              <w:rPr>
+                <w:noProof/>
+                <w:webHidden/>
+                <w:sz w:val="28"/>
+                <w:szCs w:val="28"/>
+              </w:rPr>
+              <w:fldChar w:fldCharType="end"/>
+            </w:r>
+          </w:hyperlink>
+        </w:p>
+        <w:p>
+          <w:pPr>
+            <w:pStyle w:val="20"/>
+            <w:tabs>
+              <w:tab w:val="left" w:pos="880"/>
+              <w:tab w:val="right" w:leader="dot" w:pos="9349"/>
+            </w:tabs>
+            <w:rPr>
+              <w:rFonts w:eastAsiaTheme="minorEastAsia"/>
+              <w:noProof/>
+              <w:sz w:val="28"/>
+              <w:szCs w:val="28"/>
+              <w:lang w:eastAsia="ru-RU"/>
+            </w:rPr>
+          </w:pPr>
+          <w:hyperlink w:anchor="_Toc233196470" w:history="1">
+            <w:r>
+              <w:rPr>
+                <w:rStyle w:val="ad"/>
+                <w:noProof/>
+                <w:sz w:val="28"/>
+                <w:szCs w:val="28"/>
+              </w:rPr>
+              <w:t>4.1</w:t>
+            </w:r>
+            <w:r>
+              <w:rPr>
+                <w:rFonts w:eastAsiaTheme="minorEastAsia"/>
+                <w:noProof/>
+                <w:sz w:val="28"/>
+                <w:szCs w:val="28"/>
+                <w:lang w:eastAsia="ru-RU"/>
+              </w:rPr>
+              <w:tab/>
+            </w:r>
+            <w:r>
+              <w:rPr>
+                <w:rStyle w:val="ad"/>
+                <w:noProof/>
+                <w:sz w:val="28"/>
+                <w:szCs w:val="28"/>
+              </w:rPr>
+              <w:t>Алгоритм шифрования</w:t>
+            </w:r>
+            <w:r>
+              <w:rPr>
+                <w:noProof/>
+                <w:webHidden/>
+                <w:sz w:val="28"/>
+                <w:szCs w:val="28"/>
+              </w:rPr>
+              <w:tab/>
+            </w:r>
+            <w:r>
+              <w:rPr>
+                <w:noProof/>
+                <w:webHidden/>
+                <w:sz w:val="28"/>
+                <w:szCs w:val="28"/>
+              </w:rPr>
+              <w:fldChar w:fldCharType="begin"/>
+            </w:r>
+            <w:r>
+              <w:rPr>
+                <w:noProof/>
+                <w:webHidden/>
+                <w:sz w:val="28"/>
+                <w:szCs w:val="28"/>
+              </w:rPr>
+              <w:instrText xml:space="preserve"> PAGEREF _Toc233196470 \h </w:instrText>
+            </w:r>
+            <w:r>
+              <w:rPr>
+                <w:noProof/>
+                <w:webHidden/>
+                <w:sz w:val="28"/>
+                <w:szCs w:val="28"/>
+              </w:rPr>
+            </w:r>
+            <w:r>
+              <w:rPr>
+                <w:noProof/>
+                <w:webHidden/>
+                <w:sz w:val="28"/>
+                <w:szCs w:val="28"/>
+              </w:rPr>
+              <w:fldChar w:fldCharType="separate"/>
+            </w:r>
+            <w:r>
+              <w:rPr>
+                <w:noProof/>
+                <w:webHidden/>
+                <w:sz w:val="28"/>
+                <w:szCs w:val="28"/>
+              </w:rPr>
+              <w:t>19</w:t>
+            </w:r>
+            <w:r>
+              <w:rPr>
+                <w:noProof/>
+                <w:webHidden/>
+                <w:sz w:val="28"/>
+                <w:szCs w:val="28"/>
+              </w:rPr>
+              <w:fldChar w:fldCharType="end"/>
+            </w:r>
+          </w:hyperlink>
+        </w:p>
+        <w:p>
+          <w:pPr>
+            <w:pStyle w:val="20"/>
+            <w:tabs>
+              <w:tab w:val="left" w:pos="880"/>
+              <w:tab w:val="right" w:leader="dot" w:pos="9349"/>
+            </w:tabs>
+            <w:rPr>
+              <w:rFonts w:eastAsiaTheme="minorEastAsia"/>
+              <w:noProof/>
+              <w:sz w:val="28"/>
+              <w:szCs w:val="28"/>
+              <w:lang w:eastAsia="ru-RU"/>
+            </w:rPr>
+          </w:pPr>
+          <w:hyperlink w:anchor="_Toc233196471" w:history="1">
+            <w:r>
+              <w:rPr>
+                <w:rStyle w:val="ad"/>
+                <w:noProof/>
+                <w:sz w:val="28"/>
+                <w:szCs w:val="28"/>
+              </w:rPr>
+              <w:t>4.2</w:t>
+            </w:r>
+            <w:r>
+              <w:rPr>
+                <w:rFonts w:eastAsiaTheme="minorEastAsia"/>
+                <w:noProof/>
+                <w:sz w:val="28"/>
+                <w:szCs w:val="28"/>
+                <w:lang w:eastAsia="ru-RU"/>
+              </w:rPr>
+              <w:tab/>
+            </w:r>
+            <w:r>
+              <w:rPr>
+                <w:rStyle w:val="ad"/>
+                <w:noProof/>
+                <w:sz w:val="28"/>
+                <w:szCs w:val="28"/>
+              </w:rPr>
+              <w:t>Алгоритм дешифрования</w:t>
+            </w:r>
+            <w:r>
+              <w:rPr>
+                <w:noProof/>
+                <w:webHidden/>
+                <w:sz w:val="28"/>
+                <w:szCs w:val="28"/>
+              </w:rPr>
+              <w:tab/>
+            </w:r>
+            <w:r>
+              <w:rPr>
+                <w:noProof/>
+                <w:webHidden/>
+                <w:sz w:val="28"/>
+                <w:szCs w:val="28"/>
+              </w:rPr>
+              <w:fldChar w:fldCharType="begin"/>
+            </w:r>
+            <w:r>
+              <w:rPr>
+                <w:noProof/>
+                <w:webHidden/>
+                <w:sz w:val="28"/>
+                <w:szCs w:val="28"/>
+              </w:rPr>
+              <w:instrText xml:space="preserve"> PAGEREF _Toc233196471 \h </w:instrText>
+            </w:r>
+            <w:r>
+              <w:rPr>
+                <w:noProof/>
+                <w:webHidden/>
+                <w:sz w:val="28"/>
+                <w:szCs w:val="28"/>
+              </w:rPr>
+            </w:r>
+            <w:r>
+              <w:rPr>
+                <w:noProof/>
+                <w:webHidden/>
+                <w:sz w:val="28"/>
+                <w:szCs w:val="28"/>
+              </w:rPr>
+              <w:fldChar w:fldCharType="separate"/>
+            </w:r>
+            <w:r>
+              <w:rPr>
+                <w:noProof/>
+                <w:webHidden/>
+                <w:sz w:val="28"/>
+                <w:szCs w:val="28"/>
+              </w:rPr>
+              <w:t>20</w:t>
+            </w:r>
+            <w:r>
+              <w:rPr>
+                <w:noProof/>
+                <w:webHidden/>
+                <w:sz w:val="28"/>
+                <w:szCs w:val="28"/>
+              </w:rPr>
+              <w:fldChar w:fldCharType="end"/>
+            </w:r>
+          </w:hyperlink>
+        </w:p>
+        <w:p>
+          <w:pPr>
+            <w:pStyle w:val="12"/>
+            <w:tabs>
+              <w:tab w:val="right" w:leader="dot" w:pos="9349"/>
+            </w:tabs>
+            <w:rPr>
+              <w:rFonts w:eastAsiaTheme="minorEastAsia"/>
+              <w:noProof/>
+              <w:sz w:val="28"/>
+              <w:szCs w:val="28"/>
+              <w:lang w:eastAsia="ru-RU"/>
+            </w:rPr>
+          </w:pPr>
+          <w:hyperlink w:anchor="_Toc233196472" w:history="1">
+            <w:r>
+              <w:rPr>
+                <w:rStyle w:val="ad"/>
+                <w:noProof/>
+                <w:sz w:val="28"/>
+                <w:szCs w:val="28"/>
+              </w:rPr>
+              <w:t xml:space="preserve">Раздел 5. Разработка проекта </w:t>
+            </w:r>
+            <w:r>
+              <w:rPr>
+                <w:rStyle w:val="ad"/>
+                <w:noProof/>
+                <w:sz w:val="28"/>
+                <w:szCs w:val="28"/>
+                <w:lang w:val="en-US"/>
+              </w:rPr>
+              <w:t>Visual</w:t>
+            </w:r>
+            <w:r>
+              <w:rPr>
+                <w:rStyle w:val="ad"/>
+                <w:noProof/>
+                <w:sz w:val="28"/>
+                <w:szCs w:val="28"/>
+              </w:rPr>
+              <w:t xml:space="preserve"> </w:t>
+            </w:r>
+            <w:r>
+              <w:rPr>
+                <w:rStyle w:val="ad"/>
+                <w:noProof/>
+                <w:sz w:val="28"/>
+                <w:szCs w:val="28"/>
+                <w:lang w:val="en-US"/>
+              </w:rPr>
+              <w:t>Studio</w:t>
+            </w:r>
+            <w:r>
+              <w:rPr>
+                <w:rStyle w:val="ad"/>
+                <w:noProof/>
+                <w:sz w:val="28"/>
+                <w:szCs w:val="28"/>
+              </w:rPr>
+              <w:t xml:space="preserve"> </w:t>
+            </w:r>
+            <w:r>
+              <w:rPr>
+                <w:rStyle w:val="ad"/>
+                <w:noProof/>
+                <w:sz w:val="28"/>
+                <w:szCs w:val="28"/>
+                <w:lang w:val="en-US"/>
+              </w:rPr>
+              <w:t>C</w:t>
+            </w:r>
+            <w:r>
+              <w:rPr>
+                <w:rStyle w:val="ad"/>
+                <w:noProof/>
+                <w:sz w:val="28"/>
+                <w:szCs w:val="28"/>
+              </w:rPr>
+              <w:t>#</w:t>
+            </w:r>
+            <w:r>
+              <w:rPr>
+                <w:noProof/>
+                <w:webHidden/>
+                <w:sz w:val="28"/>
+                <w:szCs w:val="28"/>
+              </w:rPr>
+              <w:tab/>
+            </w:r>
+            <w:r>
+              <w:rPr>
+                <w:noProof/>
+                <w:webHidden/>
+                <w:sz w:val="28"/>
+                <w:szCs w:val="28"/>
+              </w:rPr>
+              <w:fldChar w:fldCharType="begin"/>
+            </w:r>
+            <w:r>
+              <w:rPr>
+                <w:noProof/>
+                <w:webHidden/>
+                <w:sz w:val="28"/>
+                <w:szCs w:val="28"/>
+              </w:rPr>
+              <w:instrText xml:space="preserve"> PAGEREF _Toc233196472 \h </w:instrText>
+            </w:r>
+            <w:r>
+              <w:rPr>
+                <w:noProof/>
+                <w:webHidden/>
+                <w:sz w:val="28"/>
+                <w:szCs w:val="28"/>
+              </w:rPr>
+            </w:r>
+            <w:r>
+              <w:rPr>
+                <w:noProof/>
+                <w:webHidden/>
+                <w:sz w:val="28"/>
+                <w:szCs w:val="28"/>
+              </w:rPr>
+              <w:fldChar w:fldCharType="separate"/>
+            </w:r>
+            <w:r>
+              <w:rPr>
+                <w:noProof/>
+                <w:webHidden/>
+                <w:sz w:val="28"/>
+                <w:szCs w:val="28"/>
+              </w:rPr>
+              <w:t>22</w:t>
+            </w:r>
+            <w:r>
+              <w:rPr>
+                <w:noProof/>
+                <w:webHidden/>
+                <w:sz w:val="28"/>
+                <w:szCs w:val="28"/>
+              </w:rPr>
+              <w:fldChar w:fldCharType="end"/>
+            </w:r>
+          </w:hyperlink>
+        </w:p>
+        <w:p>
+          <w:pPr>
+            <w:pStyle w:val="20"/>
+            <w:tabs>
+              <w:tab w:val="left" w:pos="880"/>
+              <w:tab w:val="right" w:leader="dot" w:pos="9349"/>
+            </w:tabs>
+            <w:rPr>
+              <w:rFonts w:eastAsiaTheme="minorEastAsia"/>
+              <w:noProof/>
+              <w:sz w:val="28"/>
+              <w:szCs w:val="28"/>
+              <w:lang w:eastAsia="ru-RU"/>
+            </w:rPr>
+          </w:pPr>
+          <w:hyperlink w:anchor="_Toc233196473" w:history="1">
+            <w:r>
+              <w:rPr>
+                <w:rStyle w:val="ad"/>
+                <w:noProof/>
+                <w:sz w:val="28"/>
+                <w:szCs w:val="28"/>
+              </w:rPr>
+              <w:t>5.1</w:t>
+            </w:r>
+            <w:r>
+              <w:rPr>
+                <w:rFonts w:eastAsiaTheme="minorEastAsia"/>
+                <w:noProof/>
+                <w:sz w:val="28"/>
+                <w:szCs w:val="28"/>
+                <w:lang w:eastAsia="ru-RU"/>
+              </w:rPr>
+              <w:tab/>
+            </w:r>
+            <w:r>
+              <w:rPr>
+                <w:rStyle w:val="ad"/>
+                <w:noProof/>
+                <w:sz w:val="28"/>
+                <w:szCs w:val="28"/>
+              </w:rPr>
+              <w:t>Библиотека классов ClassLibrary</w:t>
+            </w:r>
+            <w:r>
+              <w:rPr>
+                <w:noProof/>
+                <w:webHidden/>
+                <w:sz w:val="28"/>
+                <w:szCs w:val="28"/>
+              </w:rPr>
+              <w:tab/>
+            </w:r>
+            <w:r>
+              <w:rPr>
+                <w:noProof/>
+                <w:webHidden/>
+                <w:sz w:val="28"/>
+                <w:szCs w:val="28"/>
+              </w:rPr>
+              <w:fldChar w:fldCharType="begin"/>
+            </w:r>
+            <w:r>
+              <w:rPr>
+                <w:noProof/>
+                <w:webHidden/>
+                <w:sz w:val="28"/>
+                <w:szCs w:val="28"/>
+              </w:rPr>
+              <w:instrText xml:space="preserve"> PAGEREF _Toc233196473 \h </w:instrText>
+            </w:r>
+            <w:r>
+              <w:rPr>
+                <w:noProof/>
+                <w:webHidden/>
+                <w:sz w:val="28"/>
+                <w:szCs w:val="28"/>
+              </w:rPr>
+            </w:r>
+            <w:r>
+              <w:rPr>
+                <w:noProof/>
+                <w:webHidden/>
+                <w:sz w:val="28"/>
+                <w:szCs w:val="28"/>
+              </w:rPr>
+              <w:fldChar w:fldCharType="separate"/>
+            </w:r>
+            <w:r>
+              <w:rPr>
+                <w:noProof/>
+                <w:webHidden/>
+                <w:sz w:val="28"/>
+                <w:szCs w:val="28"/>
+              </w:rPr>
+              <w:t>22</w:t>
+            </w:r>
+            <w:r>
+              <w:rPr>
+                <w:noProof/>
+                <w:webHidden/>
+                <w:sz w:val="28"/>
+                <w:szCs w:val="28"/>
+              </w:rPr>
+              <w:fldChar w:fldCharType="end"/>
+            </w:r>
+          </w:hyperlink>
+        </w:p>
+        <w:p>
+          <w:pPr>
+            <w:pStyle w:val="3"/>
+            <w:tabs>
+              <w:tab w:val="left" w:pos="1320"/>
+              <w:tab w:val="right" w:leader="dot" w:pos="9349"/>
+            </w:tabs>
+            <w:rPr>
+              <w:rFonts w:eastAsiaTheme="minorEastAsia"/>
+              <w:noProof/>
+              <w:sz w:val="28"/>
+              <w:szCs w:val="28"/>
+              <w:lang w:eastAsia="ru-RU"/>
+            </w:rPr>
+          </w:pPr>
+          <w:hyperlink w:anchor="_Toc233196474" w:history="1">
+            <w:r>
+              <w:rPr>
+                <w:rStyle w:val="ad"/>
+                <w:noProof/>
+                <w:sz w:val="28"/>
+                <w:szCs w:val="28"/>
+              </w:rPr>
+              <w:t>5.1.1</w:t>
+            </w:r>
+            <w:r>
+              <w:rPr>
+                <w:rFonts w:eastAsiaTheme="minorEastAsia"/>
+                <w:noProof/>
+                <w:sz w:val="28"/>
+                <w:szCs w:val="28"/>
+                <w:lang w:eastAsia="ru-RU"/>
+              </w:rPr>
+              <w:tab/>
+            </w:r>
+            <w:r>
+              <w:rPr>
+                <w:rStyle w:val="ad"/>
+                <w:noProof/>
+                <w:sz w:val="28"/>
+                <w:szCs w:val="28"/>
+              </w:rPr>
+              <w:t xml:space="preserve">Класс </w:t>
+            </w:r>
+            <w:r>
+              <w:rPr>
+                <w:rStyle w:val="ad"/>
+                <w:noProof/>
+                <w:sz w:val="28"/>
+                <w:szCs w:val="28"/>
+                <w:lang w:val="en-US"/>
+              </w:rPr>
+              <w:t>Alphabet</w:t>
+            </w:r>
+            <w:r>
+              <w:rPr>
+                <w:noProof/>
+                <w:webHidden/>
+                <w:sz w:val="28"/>
+                <w:szCs w:val="28"/>
+              </w:rPr>
+              <w:tab/>
+            </w:r>
+            <w:r>
+              <w:rPr>
+                <w:noProof/>
+                <w:webHidden/>
+                <w:sz w:val="28"/>
+                <w:szCs w:val="28"/>
+              </w:rPr>
+              <w:fldChar w:fldCharType="begin"/>
+            </w:r>
+            <w:r>
+              <w:rPr>
+                <w:noProof/>
+                <w:webHidden/>
+                <w:sz w:val="28"/>
+                <w:szCs w:val="28"/>
+              </w:rPr>
+              <w:instrText xml:space="preserve"> PAGEREF _Toc233196474 \h </w:instrText>
+            </w:r>
+            <w:r>
+              <w:rPr>
+                <w:noProof/>
+                <w:webHidden/>
+                <w:sz w:val="28"/>
+                <w:szCs w:val="28"/>
+              </w:rPr>
+            </w:r>
+            <w:r>
+              <w:rPr>
+                <w:noProof/>
+                <w:webHidden/>
+                <w:sz w:val="28"/>
+                <w:szCs w:val="28"/>
+              </w:rPr>
+              <w:fldChar w:fldCharType="separate"/>
+            </w:r>
+            <w:r>
+              <w:rPr>
+                <w:noProof/>
+                <w:webHidden/>
+                <w:sz w:val="28"/>
+                <w:szCs w:val="28"/>
+              </w:rPr>
+              <w:t>22</w:t>
+            </w:r>
+            <w:r>
+              <w:rPr>
+                <w:noProof/>
+                <w:webHidden/>
+                <w:sz w:val="28"/>
+                <w:szCs w:val="28"/>
+              </w:rPr>
+              <w:fldChar w:fldCharType="end"/>
+            </w:r>
+          </w:hyperlink>
+        </w:p>
+        <w:p>
+          <w:pPr>
+            <w:pStyle w:val="3"/>
+            <w:tabs>
+              <w:tab w:val="left" w:pos="1320"/>
+              <w:tab w:val="right" w:leader="dot" w:pos="9349"/>
+            </w:tabs>
+            <w:rPr>
+              <w:rFonts w:eastAsiaTheme="minorEastAsia"/>
+              <w:noProof/>
+              <w:sz w:val="28"/>
+              <w:szCs w:val="28"/>
+              <w:lang w:eastAsia="ru-RU"/>
+            </w:rPr>
+          </w:pPr>
+          <w:hyperlink w:anchor="_Toc233196475" w:history="1">
+            <w:r>
+              <w:rPr>
+                <w:rStyle w:val="ad"/>
+                <w:noProof/>
+                <w:sz w:val="28"/>
+                <w:szCs w:val="28"/>
+              </w:rPr>
+              <w:t>5.1.2</w:t>
+            </w:r>
+            <w:r>
+              <w:rPr>
+                <w:rFonts w:eastAsiaTheme="minorEastAsia"/>
+                <w:noProof/>
+                <w:sz w:val="28"/>
+                <w:szCs w:val="28"/>
+                <w:lang w:eastAsia="ru-RU"/>
+              </w:rPr>
+              <w:tab/>
+            </w:r>
+            <w:r>
+              <w:rPr>
+                <w:rStyle w:val="ad"/>
+                <w:noProof/>
+                <w:sz w:val="28"/>
+                <w:szCs w:val="28"/>
+              </w:rPr>
+              <w:t>Класс Cipher</w:t>
+            </w:r>
+            <w:r>
+              <w:rPr>
+                <w:noProof/>
+                <w:webHidden/>
+                <w:sz w:val="28"/>
+                <w:szCs w:val="28"/>
+              </w:rPr>
+              <w:tab/>
+            </w:r>
+            <w:r>
+              <w:rPr>
+                <w:noProof/>
+                <w:webHidden/>
+                <w:sz w:val="28"/>
+                <w:szCs w:val="28"/>
+              </w:rPr>
+              <w:fldChar w:fldCharType="begin"/>
+            </w:r>
+            <w:r>
+              <w:rPr>
+                <w:noProof/>
+                <w:webHidden/>
+                <w:sz w:val="28"/>
+                <w:szCs w:val="28"/>
+              </w:rPr>
+              <w:instrText xml:space="preserve"> PAGEREF _Toc233196475 \h </w:instrText>
+            </w:r>
+            <w:r>
+              <w:rPr>
+                <w:noProof/>
+                <w:webHidden/>
+                <w:sz w:val="28"/>
+                <w:szCs w:val="28"/>
+              </w:rPr>
+            </w:r>
+            <w:r>
+              <w:rPr>
+                <w:noProof/>
+                <w:webHidden/>
+                <w:sz w:val="28"/>
+                <w:szCs w:val="28"/>
+              </w:rPr>
+              <w:fldChar w:fldCharType="separate"/>
+            </w:r>
+            <w:r>
+              <w:rPr>
+                <w:noProof/>
+                <w:webHidden/>
+                <w:sz w:val="28"/>
+                <w:szCs w:val="28"/>
+              </w:rPr>
+              <w:t>22</w:t>
+            </w:r>
+            <w:r>
+              <w:rPr>
+                <w:noProof/>
+                <w:webHidden/>
+                <w:sz w:val="28"/>
+                <w:szCs w:val="28"/>
+              </w:rPr>
+              <w:fldChar w:fldCharType="end"/>
+            </w:r>
+          </w:hyperlink>
+        </w:p>
+        <w:p>
+          <w:pPr>
+            <w:pStyle w:val="3"/>
+            <w:tabs>
+              <w:tab w:val="left" w:pos="1320"/>
+              <w:tab w:val="right" w:leader="dot" w:pos="9349"/>
+            </w:tabs>
+            <w:rPr>
+              <w:rFonts w:eastAsiaTheme="minorEastAsia"/>
+              <w:noProof/>
+              <w:sz w:val="28"/>
+              <w:szCs w:val="28"/>
+              <w:lang w:eastAsia="ru-RU"/>
+            </w:rPr>
+          </w:pPr>
+          <w:hyperlink w:anchor="_Toc233196476" w:history="1">
+            <w:r>
+              <w:rPr>
+                <w:rStyle w:val="ad"/>
+                <w:noProof/>
+                <w:sz w:val="28"/>
+                <w:szCs w:val="28"/>
+              </w:rPr>
+              <w:t>5.1.3</w:t>
+            </w:r>
+            <w:r>
+              <w:rPr>
+                <w:rFonts w:eastAsiaTheme="minorEastAsia"/>
+                <w:noProof/>
+                <w:sz w:val="28"/>
+                <w:szCs w:val="28"/>
+                <w:lang w:eastAsia="ru-RU"/>
+              </w:rPr>
+              <w:tab/>
+            </w:r>
+            <w:r>
+              <w:rPr>
+                <w:rStyle w:val="ad"/>
+                <w:noProof/>
+                <w:sz w:val="28"/>
+                <w:szCs w:val="28"/>
+              </w:rPr>
+              <w:t>Класс InputOutput</w:t>
+            </w:r>
+            <w:r>
+              <w:rPr>
+                <w:noProof/>
+                <w:webHidden/>
+                <w:sz w:val="28"/>
+                <w:szCs w:val="28"/>
+              </w:rPr>
+              <w:tab/>
+            </w:r>
+            <w:r>
+              <w:rPr>
+                <w:noProof/>
+                <w:webHidden/>
+                <w:sz w:val="28"/>
+                <w:szCs w:val="28"/>
+              </w:rPr>
+              <w:fldChar w:fldCharType="begin"/>
+            </w:r>
+            <w:r>
+              <w:rPr>
+                <w:noProof/>
+                <w:webHidden/>
+                <w:sz w:val="28"/>
+                <w:szCs w:val="28"/>
+              </w:rPr>
+              <w:instrText xml:space="preserve"> PAGEREF _Toc233196476 \h </w:instrText>
+            </w:r>
+            <w:r>
+              <w:rPr>
+                <w:noProof/>
+                <w:webHidden/>
+                <w:sz w:val="28"/>
+                <w:szCs w:val="28"/>
+              </w:rPr>
+            </w:r>
+            <w:r>
+              <w:rPr>
+                <w:noProof/>
+                <w:webHidden/>
+                <w:sz w:val="28"/>
+                <w:szCs w:val="28"/>
+              </w:rPr>
+              <w:fldChar w:fldCharType="separate"/>
+            </w:r>
+            <w:r>
+              <w:rPr>
+                <w:noProof/>
+                <w:webHidden/>
+                <w:sz w:val="28"/>
+                <w:szCs w:val="28"/>
+              </w:rPr>
+              <w:t>24</w:t>
+            </w:r>
+            <w:r>
+              <w:rPr>
+                <w:noProof/>
+                <w:webHidden/>
+                <w:sz w:val="28"/>
+                <w:szCs w:val="28"/>
+              </w:rPr>
+              <w:fldChar w:fldCharType="end"/>
+            </w:r>
+          </w:hyperlink>
+        </w:p>
+        <w:p>
+          <w:pPr>
+            <w:pStyle w:val="20"/>
+            <w:tabs>
+              <w:tab w:val="left" w:pos="880"/>
+              <w:tab w:val="right" w:leader="dot" w:pos="9349"/>
+            </w:tabs>
+            <w:rPr>
+              <w:rFonts w:eastAsiaTheme="minorEastAsia"/>
+              <w:noProof/>
+              <w:sz w:val="28"/>
+              <w:szCs w:val="28"/>
+              <w:lang w:eastAsia="ru-RU"/>
+            </w:rPr>
+          </w:pPr>
+          <w:hyperlink w:anchor="_Toc233196477" w:history="1">
+            <w:r>
+              <w:rPr>
+                <w:rStyle w:val="ad"/>
+                <w:noProof/>
+                <w:sz w:val="28"/>
+                <w:szCs w:val="28"/>
+                <w:lang w:val="en-US"/>
+              </w:rPr>
+              <w:t>5.2</w:t>
+            </w:r>
+            <w:r>
+              <w:rPr>
+                <w:rFonts w:eastAsiaTheme="minorEastAsia"/>
+                <w:noProof/>
+                <w:sz w:val="28"/>
+                <w:szCs w:val="28"/>
+                <w:lang w:eastAsia="ru-RU"/>
+              </w:rPr>
+              <w:tab/>
+            </w:r>
+            <w:r>
+              <w:rPr>
+                <w:rStyle w:val="ad"/>
+                <w:noProof/>
+                <w:sz w:val="28"/>
+                <w:szCs w:val="28"/>
+              </w:rPr>
+              <w:t>Проект</w:t>
+            </w:r>
+            <w:r>
+              <w:rPr>
+                <w:rStyle w:val="ad"/>
+                <w:noProof/>
+                <w:sz w:val="28"/>
+                <w:szCs w:val="28"/>
+                <w:lang w:val="en-US"/>
+              </w:rPr>
+              <w:t xml:space="preserve"> WindowsForms CaesarCipher</w:t>
+            </w:r>
+            <w:r>
+              <w:rPr>
+                <w:noProof/>
+                <w:webHidden/>
+                <w:sz w:val="28"/>
+                <w:szCs w:val="28"/>
+              </w:rPr>
+              <w:tab/>
+            </w:r>
+            <w:r>
+              <w:rPr>
+                <w:noProof/>
+                <w:webHidden/>
+                <w:sz w:val="28"/>
+                <w:szCs w:val="28"/>
+              </w:rPr>
+              <w:fldChar w:fldCharType="begin"/>
+            </w:r>
+            <w:r>
+              <w:rPr>
+                <w:noProof/>
+                <w:webHidden/>
+                <w:sz w:val="28"/>
+                <w:szCs w:val="28"/>
+              </w:rPr>
+              <w:instrText xml:space="preserve"> PAGEREF _Toc233196477 \h </w:instrText>
+            </w:r>
+            <w:r>
+              <w:rPr>
+                <w:noProof/>
+                <w:webHidden/>
+                <w:sz w:val="28"/>
+                <w:szCs w:val="28"/>
+              </w:rPr>
+            </w:r>
+            <w:r>
+              <w:rPr>
+                <w:noProof/>
+                <w:webHidden/>
+                <w:sz w:val="28"/>
+                <w:szCs w:val="28"/>
+              </w:rPr>
+              <w:fldChar w:fldCharType="separate"/>
+            </w:r>
+            <w:r>
+              <w:rPr>
+                <w:noProof/>
+                <w:webHidden/>
+                <w:sz w:val="28"/>
+                <w:szCs w:val="28"/>
+              </w:rPr>
+              <w:t>26</w:t>
+            </w:r>
+            <w:r>
+              <w:rPr>
+                <w:noProof/>
+                <w:webHidden/>
+                <w:sz w:val="28"/>
+                <w:szCs w:val="28"/>
+              </w:rPr>
+              <w:fldChar w:fldCharType="end"/>
+            </w:r>
+          </w:hyperlink>
+        </w:p>
+        <w:p>
+          <w:pPr>
+            <w:pStyle w:val="3"/>
+            <w:tabs>
+              <w:tab w:val="left" w:pos="1320"/>
+              <w:tab w:val="right" w:leader="dot" w:pos="9349"/>
+            </w:tabs>
+            <w:rPr>
+              <w:rFonts w:eastAsiaTheme="minorEastAsia"/>
+              <w:noProof/>
+              <w:sz w:val="28"/>
+              <w:szCs w:val="28"/>
+              <w:lang w:eastAsia="ru-RU"/>
+            </w:rPr>
+          </w:pPr>
+          <w:hyperlink w:anchor="_Toc233196478" w:history="1">
+            <w:r>
+              <w:rPr>
+                <w:rStyle w:val="ad"/>
+                <w:noProof/>
+                <w:sz w:val="28"/>
+                <w:szCs w:val="28"/>
+              </w:rPr>
+              <w:t>5.2.1</w:t>
+            </w:r>
+            <w:r>
+              <w:rPr>
+                <w:rFonts w:eastAsiaTheme="minorEastAsia"/>
+                <w:noProof/>
+                <w:sz w:val="28"/>
+                <w:szCs w:val="28"/>
+                <w:lang w:eastAsia="ru-RU"/>
+              </w:rPr>
+              <w:tab/>
+            </w:r>
+            <w:r>
+              <w:rPr>
+                <w:rStyle w:val="ad"/>
+                <w:noProof/>
+                <w:sz w:val="28"/>
+                <w:szCs w:val="28"/>
+              </w:rPr>
+              <w:t xml:space="preserve">Форма </w:t>
+            </w:r>
+            <w:r>
+              <w:rPr>
+                <w:rStyle w:val="ad"/>
+                <w:noProof/>
+                <w:sz w:val="28"/>
+                <w:szCs w:val="28"/>
+                <w:lang w:val="en-US"/>
+              </w:rPr>
+              <w:t>AnimationForm</w:t>
+            </w:r>
+            <w:r>
+              <w:rPr>
+                <w:noProof/>
+                <w:webHidden/>
+                <w:sz w:val="28"/>
+                <w:szCs w:val="28"/>
+              </w:rPr>
+              <w:tab/>
+            </w:r>
+            <w:r>
+              <w:rPr>
+                <w:noProof/>
+                <w:webHidden/>
+                <w:sz w:val="28"/>
+                <w:szCs w:val="28"/>
+              </w:rPr>
+              <w:fldChar w:fldCharType="begin"/>
+            </w:r>
+            <w:r>
+              <w:rPr>
+                <w:noProof/>
+                <w:webHidden/>
+                <w:sz w:val="28"/>
+                <w:szCs w:val="28"/>
+              </w:rPr>
+              <w:instrText xml:space="preserve"> PAGEREF _Toc233196478 \h </w:instrText>
+            </w:r>
+            <w:r>
+              <w:rPr>
+                <w:noProof/>
+                <w:webHidden/>
+                <w:sz w:val="28"/>
+                <w:szCs w:val="28"/>
+              </w:rPr>
+            </w:r>
+            <w:r>
+              <w:rPr>
+                <w:noProof/>
+                <w:webHidden/>
+                <w:sz w:val="28"/>
+                <w:szCs w:val="28"/>
+              </w:rPr>
+              <w:fldChar w:fldCharType="separate"/>
+            </w:r>
+            <w:r>
+              <w:rPr>
+                <w:noProof/>
+                <w:webHidden/>
+                <w:sz w:val="28"/>
+                <w:szCs w:val="28"/>
+              </w:rPr>
+              <w:t>26</w:t>
+            </w:r>
+            <w:r>
+              <w:rPr>
+                <w:noProof/>
+                <w:webHidden/>
+                <w:sz w:val="28"/>
+                <w:szCs w:val="28"/>
+              </w:rPr>
+              <w:fldChar w:fldCharType="end"/>
+            </w:r>
+          </w:hyperlink>
+        </w:p>
+        <w:p>
+          <w:pPr>
+            <w:pStyle w:val="3"/>
+            <w:tabs>
+              <w:tab w:val="left" w:pos="1320"/>
+              <w:tab w:val="right" w:leader="dot" w:pos="9349"/>
+            </w:tabs>
+            <w:rPr>
+              <w:rFonts w:eastAsiaTheme="minorEastAsia"/>
+              <w:noProof/>
+              <w:sz w:val="28"/>
+              <w:szCs w:val="28"/>
+              <w:lang w:eastAsia="ru-RU"/>
+            </w:rPr>
+          </w:pPr>
+          <w:hyperlink w:anchor="_Toc233196479" w:history="1">
+            <w:r>
+              <w:rPr>
+                <w:rStyle w:val="ad"/>
+                <w:noProof/>
+                <w:sz w:val="28"/>
+                <w:szCs w:val="28"/>
+                <w:lang w:val="en-US"/>
+              </w:rPr>
+              <w:t>5.2.2</w:t>
+            </w:r>
+            <w:r>
+              <w:rPr>
+                <w:rFonts w:eastAsiaTheme="minorEastAsia"/>
+                <w:noProof/>
+                <w:sz w:val="28"/>
+                <w:szCs w:val="28"/>
+                <w:lang w:eastAsia="ru-RU"/>
+              </w:rPr>
+              <w:tab/>
+            </w:r>
+            <w:r>
+              <w:rPr>
+                <w:rStyle w:val="ad"/>
+                <w:noProof/>
+                <w:sz w:val="28"/>
+                <w:szCs w:val="28"/>
+              </w:rPr>
+              <w:t>Форма</w:t>
+            </w:r>
+            <w:r>
+              <w:rPr>
+                <w:rStyle w:val="ad"/>
+                <w:noProof/>
+                <w:sz w:val="28"/>
+                <w:szCs w:val="28"/>
+                <w:lang w:val="en-US"/>
+              </w:rPr>
+              <w:t xml:space="preserve"> MainForm</w:t>
+            </w:r>
+            <w:r>
+              <w:rPr>
+                <w:noProof/>
+                <w:webHidden/>
+                <w:sz w:val="28"/>
+                <w:szCs w:val="28"/>
+              </w:rPr>
+              <w:tab/>
+            </w:r>
+            <w:r>
+              <w:rPr>
+                <w:noProof/>
+                <w:webHidden/>
+                <w:sz w:val="28"/>
+                <w:szCs w:val="28"/>
+              </w:rPr>
+              <w:fldChar w:fldCharType="begin"/>
+            </w:r>
+            <w:r>
+              <w:rPr>
+                <w:noProof/>
+                <w:webHidden/>
+                <w:sz w:val="28"/>
+                <w:szCs w:val="28"/>
+              </w:rPr>
+              <w:instrText xml:space="preserve"> PAGEREF _Toc233196479 \h </w:instrText>
+            </w:r>
+            <w:r>
+              <w:rPr>
+                <w:noProof/>
+                <w:webHidden/>
+                <w:sz w:val="28"/>
+                <w:szCs w:val="28"/>
+              </w:rPr>
+            </w:r>
+            <w:r>
+              <w:rPr>
+                <w:noProof/>
+                <w:webHidden/>
+                <w:sz w:val="28"/>
+                <w:szCs w:val="28"/>
+              </w:rPr>
+              <w:fldChar w:fldCharType="separate"/>
+            </w:r>
+            <w:r>
+              <w:rPr>
+                <w:noProof/>
+                <w:webHidden/>
+                <w:sz w:val="28"/>
+                <w:szCs w:val="28"/>
+              </w:rPr>
+              <w:t>27</w:t>
+            </w:r>
+            <w:r>
+              <w:rPr>
+                <w:noProof/>
+                <w:webHidden/>
+                <w:sz w:val="28"/>
+                <w:szCs w:val="28"/>
+              </w:rPr>
+              <w:fldChar w:fldCharType="end"/>
+            </w:r>
+          </w:hyperlink>
+        </w:p>
+        <w:p>
+          <w:pPr>
+            <w:pStyle w:val="20"/>
+            <w:tabs>
+              <w:tab w:val="left" w:pos="880"/>
+              <w:tab w:val="right" w:leader="dot" w:pos="9349"/>
+            </w:tabs>
+            <w:rPr>
+              <w:rFonts w:eastAsiaTheme="minorEastAsia"/>
+              <w:noProof/>
+              <w:sz w:val="28"/>
+              <w:szCs w:val="28"/>
+              <w:lang w:eastAsia="ru-RU"/>
+            </w:rPr>
+          </w:pPr>
+          <w:hyperlink w:anchor="_Toc233196480" w:history="1">
+            <w:r>
+              <w:rPr>
+                <w:rStyle w:val="ad"/>
+                <w:noProof/>
+                <w:sz w:val="28"/>
+                <w:szCs w:val="28"/>
+                <w:lang w:val="en-US"/>
+              </w:rPr>
+              <w:t>5.3</w:t>
+            </w:r>
+            <w:r>
+              <w:rPr>
+                <w:rFonts w:eastAsiaTheme="minorEastAsia"/>
+                <w:noProof/>
+                <w:sz w:val="28"/>
+                <w:szCs w:val="28"/>
+                <w:lang w:eastAsia="ru-RU"/>
+              </w:rPr>
+              <w:tab/>
+            </w:r>
+            <w:r>
+              <w:rPr>
+                <w:rStyle w:val="ad"/>
+                <w:noProof/>
+                <w:sz w:val="28"/>
+                <w:szCs w:val="28"/>
+              </w:rPr>
+              <w:t>Проект</w:t>
+            </w:r>
+            <w:r>
+              <w:rPr>
+                <w:rStyle w:val="ad"/>
+                <w:noProof/>
+                <w:sz w:val="28"/>
+                <w:szCs w:val="28"/>
+                <w:lang w:val="en-US"/>
+              </w:rPr>
+              <w:t xml:space="preserve"> UnitTest TestProject</w:t>
+            </w:r>
+            <w:r>
+              <w:rPr>
+                <w:noProof/>
+                <w:webHidden/>
+                <w:sz w:val="28"/>
+                <w:szCs w:val="28"/>
+              </w:rPr>
+              <w:tab/>
+            </w:r>
+            <w:r>
+              <w:rPr>
+                <w:noProof/>
+                <w:webHidden/>
+                <w:sz w:val="28"/>
+                <w:szCs w:val="28"/>
+              </w:rPr>
+              <w:fldChar w:fldCharType="begin"/>
+            </w:r>
+            <w:r>
+              <w:rPr>
+                <w:noProof/>
+                <w:webHidden/>
+                <w:sz w:val="28"/>
+                <w:szCs w:val="28"/>
+              </w:rPr>
+              <w:instrText xml:space="preserve"> PAGEREF _Toc233196480 \h </w:instrText>
+            </w:r>
+            <w:r>
+              <w:rPr>
+                <w:noProof/>
+                <w:webHidden/>
+                <w:sz w:val="28"/>
+                <w:szCs w:val="28"/>
+              </w:rPr>
+            </w:r>
+            <w:r>
+              <w:rPr>
+                <w:noProof/>
+                <w:webHidden/>
+                <w:sz w:val="28"/>
+                <w:szCs w:val="28"/>
+              </w:rPr>
+              <w:fldChar w:fldCharType="separate"/>
+            </w:r>
+            <w:r>
+              <w:rPr>
+                <w:noProof/>
+                <w:webHidden/>
+                <w:sz w:val="28"/>
+                <w:szCs w:val="28"/>
+              </w:rPr>
+              <w:t>31</w:t>
+            </w:r>
+            <w:r>
+              <w:rPr>
+                <w:noProof/>
+                <w:webHidden/>
+                <w:sz w:val="28"/>
+                <w:szCs w:val="28"/>
+              </w:rPr>
+              <w:fldChar w:fldCharType="end"/>
+            </w:r>
+          </w:hyperlink>
+        </w:p>
+        <w:p>
+          <w:pPr>
+            <w:pStyle w:val="3"/>
+            <w:tabs>
+              <w:tab w:val="left" w:pos="1320"/>
+              <w:tab w:val="right" w:leader="dot" w:pos="9349"/>
+            </w:tabs>
+            <w:rPr>
+              <w:rFonts w:eastAsiaTheme="minorEastAsia"/>
+              <w:noProof/>
+              <w:sz w:val="28"/>
+              <w:szCs w:val="28"/>
+              <w:lang w:eastAsia="ru-RU"/>
+            </w:rPr>
+          </w:pPr>
+          <w:hyperlink w:anchor="_Toc233196481" w:history="1">
+            <w:r>
+              <w:rPr>
+                <w:rStyle w:val="ad"/>
+                <w:noProof/>
+                <w:sz w:val="28"/>
+                <w:szCs w:val="28"/>
+              </w:rPr>
+              <w:t>5.3.1</w:t>
+            </w:r>
+            <w:r>
+              <w:rPr>
+                <w:rFonts w:eastAsiaTheme="minorEastAsia"/>
+                <w:noProof/>
+                <w:sz w:val="28"/>
+                <w:szCs w:val="28"/>
+                <w:lang w:eastAsia="ru-RU"/>
+              </w:rPr>
+              <w:tab/>
+            </w:r>
+            <w:r>
+              <w:rPr>
+                <w:rStyle w:val="ad"/>
+                <w:noProof/>
+                <w:sz w:val="28"/>
+                <w:szCs w:val="28"/>
+              </w:rPr>
+              <w:t>Класс AlphabetTest</w:t>
+            </w:r>
+            <w:r>
+              <w:rPr>
+                <w:noProof/>
+                <w:webHidden/>
+                <w:sz w:val="28"/>
+                <w:szCs w:val="28"/>
+              </w:rPr>
+              <w:tab/>
+            </w:r>
+            <w:r>
+              <w:rPr>
+                <w:noProof/>
+                <w:webHidden/>
+                <w:sz w:val="28"/>
+                <w:szCs w:val="28"/>
+              </w:rPr>
+              <w:fldChar w:fldCharType="begin"/>
+            </w:r>
+            <w:r>
+              <w:rPr>
+                <w:noProof/>
+                <w:webHidden/>
+                <w:sz w:val="28"/>
+                <w:szCs w:val="28"/>
+              </w:rPr>
+              <w:instrText xml:space="preserve"> PAGEREF _Toc233196481 \h </w:instrText>
+            </w:r>
+            <w:r>
+              <w:rPr>
+                <w:noProof/>
+                <w:webHidden/>
+                <w:sz w:val="28"/>
+                <w:szCs w:val="28"/>
+              </w:rPr>
+            </w:r>
+            <w:r>
+              <w:rPr>
+                <w:noProof/>
+                <w:webHidden/>
+                <w:sz w:val="28"/>
+                <w:szCs w:val="28"/>
+              </w:rPr>
+              <w:fldChar w:fldCharType="separate"/>
+            </w:r>
+            <w:r>
+              <w:rPr>
+                <w:noProof/>
+                <w:webHidden/>
+                <w:sz w:val="28"/>
+                <w:szCs w:val="28"/>
+              </w:rPr>
+              <w:t>31</w:t>
+            </w:r>
+            <w:r>
+              <w:rPr>
+                <w:noProof/>
+                <w:webHidden/>
+                <w:sz w:val="28"/>
+                <w:szCs w:val="28"/>
+              </w:rPr>
+              <w:fldChar w:fldCharType="end"/>
+            </w:r>
+          </w:hyperlink>
+        </w:p>
+        <w:p>
+          <w:pPr>
+            <w:pStyle w:val="3"/>
+            <w:tabs>
+              <w:tab w:val="left" w:pos="1320"/>
+              <w:tab w:val="right" w:leader="dot" w:pos="9349"/>
+            </w:tabs>
+            <w:rPr>
+              <w:rFonts w:eastAsiaTheme="minorEastAsia"/>
+              <w:noProof/>
+              <w:sz w:val="28"/>
+              <w:szCs w:val="28"/>
+              <w:lang w:eastAsia="ru-RU"/>
+            </w:rPr>
+          </w:pPr>
+          <w:hyperlink w:anchor="_Toc233196482" w:history="1">
+            <w:r>
+              <w:rPr>
+                <w:rStyle w:val="ad"/>
+                <w:noProof/>
+                <w:sz w:val="28"/>
+                <w:szCs w:val="28"/>
+              </w:rPr>
+              <w:t>5.3.2</w:t>
+            </w:r>
+            <w:r>
+              <w:rPr>
+                <w:rFonts w:eastAsiaTheme="minorEastAsia"/>
+                <w:noProof/>
+                <w:sz w:val="28"/>
+                <w:szCs w:val="28"/>
+                <w:lang w:eastAsia="ru-RU"/>
+              </w:rPr>
+              <w:tab/>
+            </w:r>
+            <w:r>
+              <w:rPr>
+                <w:rStyle w:val="ad"/>
+                <w:noProof/>
+                <w:sz w:val="28"/>
+                <w:szCs w:val="28"/>
+              </w:rPr>
+              <w:t>Класс CipherTest</w:t>
+            </w:r>
+            <w:r>
+              <w:rPr>
+                <w:noProof/>
+                <w:webHidden/>
+                <w:sz w:val="28"/>
+                <w:szCs w:val="28"/>
+              </w:rPr>
+              <w:tab/>
+            </w:r>
+            <w:r>
+              <w:rPr>
+                <w:noProof/>
+                <w:webHidden/>
+                <w:sz w:val="28"/>
+                <w:szCs w:val="28"/>
+              </w:rPr>
+              <w:fldChar w:fldCharType="begin"/>
+            </w:r>
+            <w:r>
+              <w:rPr>
+                <w:noProof/>
+                <w:webHidden/>
+                <w:sz w:val="28"/>
+                <w:szCs w:val="28"/>
+              </w:rPr>
+              <w:instrText xml:space="preserve"> PAGEREF _Toc233196482 \h </w:instrText>
+            </w:r>
+            <w:r>
+              <w:rPr>
+                <w:noProof/>
+                <w:webHidden/>
+                <w:sz w:val="28"/>
+                <w:szCs w:val="28"/>
+              </w:rPr>
+            </w:r>
+            <w:r>
+              <w:rPr>
+                <w:noProof/>
+                <w:webHidden/>
+                <w:sz w:val="28"/>
+                <w:szCs w:val="28"/>
+              </w:rPr>
+              <w:fldChar w:fldCharType="separate"/>
+            </w:r>
+            <w:r>
+              <w:rPr>
+                <w:noProof/>
+                <w:webHidden/>
+                <w:sz w:val="28"/>
+                <w:szCs w:val="28"/>
+              </w:rPr>
+              <w:t>32</w:t>
+            </w:r>
+            <w:r>
+              <w:rPr>
+                <w:noProof/>
+                <w:webHidden/>
+                <w:sz w:val="28"/>
+                <w:szCs w:val="28"/>
+              </w:rPr>
+              <w:fldChar w:fldCharType="end"/>
+            </w:r>
+          </w:hyperlink>
+        </w:p>
+        <w:p>
+          <w:pPr>
+            <w:pStyle w:val="3"/>
+            <w:tabs>
+              <w:tab w:val="left" w:pos="1320"/>
+              <w:tab w:val="right" w:leader="dot" w:pos="9349"/>
+            </w:tabs>
+            <w:rPr>
+              <w:rFonts w:eastAsiaTheme="minorEastAsia"/>
+              <w:noProof/>
+              <w:sz w:val="28"/>
+              <w:szCs w:val="28"/>
+              <w:lang w:eastAsia="ru-RU"/>
+            </w:rPr>
+          </w:pPr>
+          <w:hyperlink w:anchor="_Toc233196483" w:history="1">
+            <w:r>
+              <w:rPr>
+                <w:rStyle w:val="ad"/>
+                <w:noProof/>
+                <w:sz w:val="28"/>
+                <w:szCs w:val="28"/>
+              </w:rPr>
+              <w:t>5.3.3</w:t>
+            </w:r>
+            <w:r>
+              <w:rPr>
+                <w:rFonts w:eastAsiaTheme="minorEastAsia"/>
+                <w:noProof/>
+                <w:sz w:val="28"/>
+                <w:szCs w:val="28"/>
+                <w:lang w:eastAsia="ru-RU"/>
+              </w:rPr>
+              <w:tab/>
+            </w:r>
+            <w:r>
+              <w:rPr>
+                <w:rStyle w:val="ad"/>
+                <w:noProof/>
+                <w:sz w:val="28"/>
+                <w:szCs w:val="28"/>
+              </w:rPr>
+              <w:t>Класс InputOutputTest</w:t>
+            </w:r>
+            <w:r>
+              <w:rPr>
+                <w:noProof/>
+                <w:webHidden/>
+                <w:sz w:val="28"/>
+                <w:szCs w:val="28"/>
+              </w:rPr>
+              <w:tab/>
+            </w:r>
+            <w:r>
+              <w:rPr>
+                <w:noProof/>
+                <w:webHidden/>
+                <w:sz w:val="28"/>
+                <w:szCs w:val="28"/>
+              </w:rPr>
+              <w:fldChar w:fldCharType="begin"/>
+            </w:r>
+            <w:r>
+              <w:rPr>
+                <w:noProof/>
+                <w:webHidden/>
+                <w:sz w:val="28"/>
+                <w:szCs w:val="28"/>
+              </w:rPr>
+              <w:instrText xml:space="preserve"> PAGEREF _Toc233196483 \h </w:instrText>
+            </w:r>
+            <w:r>
+              <w:rPr>
+                <w:noProof/>
+                <w:webHidden/>
+                <w:sz w:val="28"/>
+                <w:szCs w:val="28"/>
+              </w:rPr>
+            </w:r>
+            <w:r>
+              <w:rPr>
+                <w:noProof/>
+                <w:webHidden/>
+                <w:sz w:val="28"/>
+                <w:szCs w:val="28"/>
+              </w:rPr>
+              <w:fldChar w:fldCharType="separate"/>
+            </w:r>
+            <w:r>
+              <w:rPr>
+                <w:noProof/>
+                <w:webHidden/>
+                <w:sz w:val="28"/>
+                <w:szCs w:val="28"/>
+              </w:rPr>
+              <w:t>33</w:t>
+            </w:r>
+            <w:r>
+              <w:rPr>
+                <w:noProof/>
+                <w:webHidden/>
+                <w:sz w:val="28"/>
+                <w:szCs w:val="28"/>
+              </w:rPr>
+              <w:fldChar w:fldCharType="end"/>
+            </w:r>
+          </w:hyperlink>
+        </w:p>
+        <w:p>
+          <w:pPr>
+            <w:pStyle w:val="12"/>
+            <w:tabs>
+              <w:tab w:val="right" w:leader="dot" w:pos="9349"/>
+            </w:tabs>
+            <w:rPr>
+              <w:rFonts w:eastAsiaTheme="minorEastAsia"/>
+              <w:noProof/>
+              <w:sz w:val="28"/>
+              <w:szCs w:val="28"/>
+              <w:lang w:eastAsia="ru-RU"/>
+            </w:rPr>
+          </w:pPr>
+          <w:hyperlink w:anchor="_Toc233196484" w:history="1">
+            <w:r>
+              <w:rPr>
+                <w:rStyle w:val="ad"/>
+                <w:noProof/>
+                <w:sz w:val="28"/>
+                <w:szCs w:val="28"/>
+              </w:rPr>
+              <w:t>Заключение</w:t>
+            </w:r>
+            <w:r>
+              <w:rPr>
+                <w:noProof/>
+                <w:webHidden/>
+                <w:sz w:val="28"/>
+                <w:szCs w:val="28"/>
+              </w:rPr>
+              <w:tab/>
+            </w:r>
+            <w:r>
+              <w:rPr>
+                <w:noProof/>
+                <w:webHidden/>
+                <w:sz w:val="28"/>
+                <w:szCs w:val="28"/>
+              </w:rPr>
+              <w:fldChar w:fldCharType="begin"/>
+            </w:r>
+            <w:r>
+              <w:rPr>
+                <w:noProof/>
+                <w:webHidden/>
+                <w:sz w:val="28"/>
+                <w:szCs w:val="28"/>
+              </w:rPr>
+              <w:instrText xml:space="preserve"> PAGEREF _Toc233196484 \h </w:instrText>
+            </w:r>
+            <w:r>
+              <w:rPr>
+                <w:noProof/>
+                <w:webHidden/>
+                <w:sz w:val="28"/>
+                <w:szCs w:val="28"/>
+              </w:rPr>
+            </w:r>
+            <w:r>
+              <w:rPr>
+                <w:noProof/>
+                <w:webHidden/>
+                <w:sz w:val="28"/>
+                <w:szCs w:val="28"/>
+              </w:rPr>
+              <w:fldChar w:fldCharType="separate"/>
+            </w:r>
+            <w:r>
+              <w:rPr>
+                <w:noProof/>
+                <w:webHidden/>
+                <w:sz w:val="28"/>
+                <w:szCs w:val="28"/>
+              </w:rPr>
+              <w:t>36</w:t>
+            </w:r>
+            <w:r>
+              <w:rPr>
+                <w:noProof/>
+                <w:webHidden/>
+                <w:sz w:val="28"/>
+                <w:szCs w:val="28"/>
+              </w:rPr>
+              <w:fldChar w:fldCharType="end"/>
+            </w:r>
+          </w:hyperlink>
+        </w:p>
+        <w:p>
+          <w:r>
+            <w:rPr>
+              <w:bCs/>
+              <w:sz w:val="28"/>
+              <w:szCs w:val="28"/>
+            </w:rPr>
+            <w:fldChar w:fldCharType="end"/>
+          </w:r>
+        </w:p>
+      </w:sdtContent>
+    </w:sdt>
     <w:p>
       <w:pPr>
         <w:widowControl/>
@@ -1357,33 +3905,100 @@
           <w:szCs w:val="28"/>
         </w:rPr>
       </w:pPr>
+      <w:r>
+        <w:rPr>
+          <w:noProof/>
+          <w:spacing w:val="-2"/>
+          <w:sz w:val="28"/>
+          <w:szCs w:val="28"/>
+          <w:lang w:eastAsia="ru-RU"/>
+        </w:rPr>
+        <mc:AlternateContent>
+          <mc:Choice Requires="wps">
+            <w:drawing>
+              <wp:anchor distT="0" distB="0" distL="114300" distR="114300" simplePos="0" relativeHeight="251661312" behindDoc="0" locked="0" layoutInCell="1" allowOverlap="1" wp14:anchorId="36D119B4" wp14:editId="4FC8B442">
+                <wp:simplePos x="0" y="0"/>
+                <wp:positionH relativeFrom="column">
+                  <wp:posOffset>5829300</wp:posOffset>
+                </wp:positionH>
+                <wp:positionV relativeFrom="paragraph">
+                  <wp:posOffset>332740</wp:posOffset>
+                </wp:positionV>
+                <wp:extent cx="257175" cy="333375"/>
+                <wp:effectExtent l="0" t="0" r="28575" b="28575"/>
+                <wp:wrapNone/>
+                <wp:docPr id="36" name="Прямоугольник 36"/>
+                <wp:cNvGraphicFramePr/>
+                <a:graphic xmlns:a="http://schemas.openxmlformats.org/drawingml/2006/main">
+                  <a:graphicData uri="http://schemas.microsoft.com/office/word/2010/wordprocessingShape">
+                    <wps:wsp>
+                      <wps:cNvSpPr/>
+                      <wps:spPr>
+                        <a:xfrm>
+                          <a:off x="0" y="0"/>
+                          <a:ext cx="257175" cy="333375"/>
+                        </a:xfrm>
+                        <a:prstGeom prst="rect">
+                          <a:avLst/>
+                        </a:prstGeom>
+                        <a:solidFill>
+                          <a:schemeClr val="bg1"/>
+                        </a:solidFill>
+                        <a:ln>
+                          <a:solidFill>
+                            <a:schemeClr val="bg1"/>
+                          </a:solidFill>
+                        </a:ln>
+                      </wps:spPr>
+                      <wps:style>
+                        <a:lnRef idx="2">
+                          <a:schemeClr val="accent1">
+                            <a:shade val="50000"/>
+                          </a:schemeClr>
+                        </a:lnRef>
+                        <a:fillRef idx="1">
+                          <a:schemeClr val="accent1"/>
+                        </a:fillRef>
+                        <a:effectRef idx="0">
+                          <a:schemeClr val="accent1"/>
+                        </a:effectRef>
+                        <a:fontRef idx="minor">
+                          <a:schemeClr val="lt1"/>
+                        </a:fontRef>
+                      </wps:style>
+                      <wps:bodyPr rot="0" spcFirstLastPara="0" vertOverflow="overflow" horzOverflow="overflow" vert="horz" wrap="square" lIns="91440" tIns="45720" rIns="91440" bIns="45720" numCol="1" spcCol="0" rtlCol="0" fromWordArt="0" anchor="ctr" anchorCtr="0" forceAA="0" compatLnSpc="1">
+                        <a:prstTxWarp prst="textNoShape">
+                          <a:avLst/>
+                        </a:prstTxWarp>
+                        <a:noAutofit/>
+                      </wps:bodyPr>
+                    </wps:wsp>
+                  </a:graphicData>
+                </a:graphic>
+              </wp:anchor>
+            </w:drawing>
+          </mc:Choice>
+          <mc:Fallback>
+            <w:pict>
+              <v:rect w14:anchorId="3D219837" id="Прямоугольник 36" o:spid="_x0000_s1026" style="position:absolute;margin-left:459pt;margin-top:26.2pt;width:20.25pt;height:26.25pt;z-index:251661312;visibility:visible;mso-wrap-style:square;mso-wrap-distance-left:9pt;mso-wrap-distance-top:0;mso-wrap-distance-right:9pt;mso-wrap-distance-bottom:0;mso-position-horizontal:absolute;mso-position-horizontal-relative:text;mso-position-vertical:absolute;mso-position-vertical-relative:text;v-text-anchor:middle" o:gfxdata="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" fillcolor="white [3212]" strokecolor="white [3212]" strokeweight="1pt"/>
+            </w:pict>
+          </mc:Fallback>
+        </mc:AlternateContent>
+      </w:r>
+      <w:r>
+        <w:rPr>
+          <w:sz w:val="28"/>
+          <w:szCs w:val="28"/>
+        </w:rPr>
+        <w:br w:type="page"/>
+      </w:r>
     </w:p>
     <w:p>
       <w:pPr>
         <w:widowControl/>
         <w:autoSpaceDE/>
         <w:autoSpaceDN/>
-        <w:spacing w:after="160" w:line="259" w:lineRule="auto"/>
-        <w:jc w:val="both"/>
-        <w:rPr>
-          <w:sz w:val="28"/>
-          <w:szCs w:val="28"/>
-        </w:rPr>
-      </w:pPr>
-      <w:r>
-        <w:rPr>
-          <w:sz w:val="28"/>
-          <w:szCs w:val="28"/>
-        </w:rPr>
-        <w:br w:type="page"/>
-      </w:r>
-    </w:p>
-    <w:p>
-      <w:pPr>
-        <w:widowControl/>
-        <w:autoSpaceDE/>
-        <w:autoSpaceDN/>
-        <w:spacing w:after="160" w:line="360" w:lineRule="auto"/>
+        <w:spacing w:line="360" w:lineRule="auto"/>
         <w:ind w:firstLine="709"/>
         <w:outlineLvl w:val="0"/>
         <w:rPr>
@@ -1393,6 +4008,7 @@
           <w:szCs w:val="28"/>
         </w:rPr>
       </w:pPr>
+      <w:bookmarkStart w:id="1" w:name="_Toc233196455"/>
       <w:r>
         <w:rPr>
           <w:b/>
@@ -1403,6 +4019,7 @@
         <w:lastRenderedPageBreak/>
         <w:t>Введение</w:t>
       </w:r>
+      <w:bookmarkEnd w:id="1"/>
     </w:p>
     <w:p>
       <w:pPr>
@@ -1754,23 +4371,7 @@
           <w:sz w:val="28"/>
           <w:szCs w:val="28"/>
         </w:rPr>
-        <w:t xml:space="preserve">, находящимся на некотором постоянном числе позиций левее или правее него в алфавите. Шифр Цезаря называют в честь Юлия Цезаря, который согласно «Жизни двенадцати цезарей» </w:t>
-      </w:r>
-      <w:proofErr w:type="spellStart"/>
-      <w:r>
-        <w:rPr>
-          <w:sz w:val="28"/>
-          <w:szCs w:val="28"/>
-        </w:rPr>
-        <w:t>Светония</w:t>
-      </w:r>
-      <w:proofErr w:type="spellEnd"/>
-      <w:r>
-        <w:rPr>
-          <w:sz w:val="28"/>
-          <w:szCs w:val="28"/>
-        </w:rPr>
-        <w:t>, использовал его со сдвигом 3, чтобы защищать военные сообщения.</w:t>
+        <w:t>, находящимся на некотором постоянном числе позиций левее или правее него в алфавите. Шифр Цезаря называют в честь Юлия Цезаря, который согласно «Жизни двенадцати цезарей» Светония, использовал его со сдвигом 3, чтобы защищать военные сообщения.</w:t>
       </w:r>
     </w:p>
     <w:p>
@@ -1906,17 +4507,6 @@
         </w:rPr>
         <w:t>, проверить, что всё работает, и оформить отчёт.</w:t>
       </w:r>
-    </w:p>
-    <w:p>
-      <w:pPr>
-        <w:widowControl/>
-        <w:autoSpaceDE/>
-        <w:spacing w:after="160" w:line="256" w:lineRule="auto"/>
-        <w:rPr>
-          <w:sz w:val="28"/>
-          <w:szCs w:val="28"/>
-        </w:rPr>
-      </w:pPr>
       <w:r>
         <w:rPr>
           <w:sz w:val="28"/>
@@ -1938,6 +4528,7 @@
           <w:szCs w:val="28"/>
         </w:rPr>
       </w:pPr>
+      <w:bookmarkStart w:id="2" w:name="_Toc233196456"/>
       <w:r>
         <w:rPr>
           <w:b/>
@@ -1948,6 +4539,7 @@
         <w:lastRenderedPageBreak/>
         <w:t>Раздел 1. Практическая значимость разрабатываемого ПС</w:t>
       </w:r>
+      <w:bookmarkEnd w:id="2"/>
     </w:p>
     <w:p>
       <w:pPr>
@@ -1962,6 +4554,7 @@
           <w:szCs w:val="28"/>
         </w:rPr>
       </w:pPr>
+      <w:bookmarkStart w:id="3" w:name="_Toc233196457"/>
       <w:r>
         <w:rPr>
           <w:b/>
@@ -1971,6 +4564,7 @@
         </w:rPr>
         <w:t>1.1 Назначение программного средства</w:t>
       </w:r>
+      <w:bookmarkEnd w:id="3"/>
     </w:p>
     <w:p>
       <w:pPr>
@@ -2017,6 +4611,7 @@
           <w:szCs w:val="28"/>
         </w:rPr>
       </w:pPr>
+      <w:bookmarkStart w:id="4" w:name="_Toc233196458"/>
       <w:r>
         <w:rPr>
           <w:b/>
@@ -2026,6 +4621,7 @@
         </w:rPr>
         <w:t>1.2 Цели разработки</w:t>
       </w:r>
+      <w:bookmarkEnd w:id="4"/>
     </w:p>
     <w:p>
       <w:pPr>
@@ -2058,6 +4654,7 @@
           <w:szCs w:val="28"/>
         </w:rPr>
       </w:pPr>
+      <w:bookmarkStart w:id="5" w:name="_Toc233196459"/>
       <w:r>
         <w:rPr>
           <w:b/>
@@ -2067,6 +4664,7 @@
         </w:rPr>
         <w:t>1.3 Потенциальные пользователи программного средства</w:t>
       </w:r>
+      <w:bookmarkEnd w:id="5"/>
     </w:p>
     <w:p>
       <w:pPr>
@@ -2101,15 +4699,8 @@
           <w:sz w:val="28"/>
           <w:szCs w:val="28"/>
         </w:rPr>
-        <w:t xml:space="preserve">Таким образом, практическая значимость проекта заключается в </w:t>
-      </w:r>
-      <w:r>
-        <w:rPr>
-          <w:sz w:val="28"/>
-          <w:szCs w:val="28"/>
-        </w:rPr>
         <w:lastRenderedPageBreak/>
-        <w:t>создании универсального инструмента, который наглядно продемонстрирует принцип шифрования, предоставит удобные интерфейсы для ввода и вывода данных и сможет быть использован для решения ряда прикладных задач.</w:t>
+        <w:t>Таким образом, практическая значимость проекта заключается в создании универсального инструмента, который наглядно продемонстрирует принцип шифрования, предоставит удобные интерфейсы для ввода и вывода данных и сможет быть использован для решения ряда прикладных задач.</w:t>
       </w:r>
     </w:p>
     <w:p>
@@ -2125,6 +4716,7 @@
           <w:szCs w:val="28"/>
         </w:rPr>
       </w:pPr>
+      <w:bookmarkStart w:id="6" w:name="_Toc233196460"/>
       <w:r>
         <w:rPr>
           <w:b/>
@@ -2134,6 +4726,7 @@
         </w:rPr>
         <w:t>1.4 Значимость разрабатываемого программного средства</w:t>
       </w:r>
+      <w:bookmarkEnd w:id="6"/>
     </w:p>
     <w:p>
       <w:pPr>
@@ -2188,7 +4781,7 @@
           <w:sz w:val="28"/>
           <w:szCs w:val="28"/>
         </w:rPr>
-        <w:t xml:space="preserve">Не менее показательна ситуация с преподавателями, которые готовят рабочие материалы для занятий. Чтобы обеспечить группу студентов набором разнообразных примеров шифрования, преподавателю приходится либо вручную рассчитывать каждый вариант, тратя на это часы драгоценного времени, либо использовать разрозненные примеры из интернета, которые часто не соответствуют текущим учебным задачам – не поддерживают кириллицу, используют неудобные форматы или содержат ошибки. В результате страдает качество образовательного процесса: студенты получают ограниченный или неподходящий материал для работы, а преподаватель не может гибко реагировать на потребности аудитории, например, быстро </w:t>
+        <w:t xml:space="preserve">Не менее показательна ситуация с преподавателями, которые готовят рабочие материалы для занятий. Чтобы обеспечить группу студентов набором разнообразных примеров шифрования, преподавателю приходится либо вручную рассчитывать каждый вариант, тратя на это часы драгоценного времени, либо использовать разрозненные примеры из интернета, которые часто не соответствуют текущим учебным задачам – не поддерживают кириллицу, используют неудобные форматы или содержат ошибки. В результате страдает качество образовательного процесса: студенты получают ограниченный или неподходящий материал для работы, а преподаватель не </w:t>
       </w:r>
       <w:r>
         <w:rPr>
@@ -2196,7 +4789,7 @@
           <w:szCs w:val="28"/>
         </w:rPr>
         <w:lastRenderedPageBreak/>
-        <w:t>сгенерировать дополнительные примеры для отстающих или усложненные задания для продвинутых учащихся.</w:t>
+        <w:t>может гибко реагировать на потребности аудитории, например, быстро сгенерировать дополнительные примеры для отстающих или усложненные задания для продвинутых учащихся.</w:t>
       </w:r>
     </w:p>
     <w:p>
@@ -2270,7 +4863,7 @@
           <w:sz w:val="28"/>
           <w:szCs w:val="28"/>
         </w:rPr>
-        <w:t xml:space="preserve">Разрабатываемая программа устраняет все эти проблемы комплексно. Студент получает возможность за секунды шифровать тексты любой длины, мгновенно менять ключи и наблюдать результат, сосредоточившись на понимании закономерностей алгоритма. Преподаватель – гибкий инструмент </w:t>
+        <w:t xml:space="preserve">Разрабатываемая программа устраняет все эти проблемы комплексно. Студент получает возможность за секунды шифровать тексты любой длины, </w:t>
       </w:r>
       <w:r>
         <w:rPr>
@@ -2278,7 +4871,7 @@
           <w:szCs w:val="28"/>
         </w:rPr>
         <w:lastRenderedPageBreak/>
-        <w:t>для генерации любых дидактических материалов, экономящий часы подготовки и позволяющий адаптировать задания под конкретную группу. Организаторы мероприятий – инструмент для создания загадок. Обычный пользователь – безопасное локальное приложение, которое быстро и понятно решает конкретную бытовую задачу без риска утечки данных. Таким образом, программа не просто автоматизирует рутинные операции шифрования, а кардинально повышает эффективность работы для каждой группы пользователей, превращая трудоемкий процесс в быстрый, наглядный и безопасный инструмент, адаптированный под их конкретные потребности.</w:t>
+        <w:t>мгновенно менять ключи и наблюдать результат, сосредоточившись на понимании закономерностей алгоритма. Преподаватель – гибкий инструмент для генерации любых дидактических материалов, экономящий часы подготовки и позволяющий адаптировать задания под конкретную группу. Организаторы мероприятий – инструмент для создания загадок. Обычный пользователь – безопасное локальное приложение, которое быстро и понятно решает конкретную бытовую задачу без риска утечки данных. Таким образом, программа не просто автоматизирует рутинные операции шифрования, а кардинально повышает эффективность работы для каждой группы пользователей, превращая трудоемкий процесс в быстрый, наглядный и безопасный инструмент, адаптированный под их конкретные потребности.</w:t>
       </w:r>
     </w:p>
     <w:p>
@@ -2314,6 +4907,7 @@
           <w:szCs w:val="28"/>
         </w:rPr>
       </w:pPr>
+      <w:bookmarkStart w:id="7" w:name="_Toc233196461"/>
       <w:r>
         <w:rPr>
           <w:b/>
@@ -2324,6 +4918,7 @@
         <w:lastRenderedPageBreak/>
         <w:t>Раздел 2. Функциональные требования к ПС</w:t>
       </w:r>
+      <w:bookmarkEnd w:id="7"/>
     </w:p>
     <w:p>
       <w:pPr>
@@ -2338,6 +4933,7 @@
           <w:szCs w:val="28"/>
         </w:rPr>
       </w:pPr>
+      <w:bookmarkStart w:id="8" w:name="_Toc233196462"/>
       <w:r>
         <w:rPr>
           <w:b/>
@@ -2347,6 +4943,7 @@
         </w:rPr>
         <w:t>2.1 Общее представление о функционале программы</w:t>
       </w:r>
+      <w:bookmarkEnd w:id="8"/>
     </w:p>
     <w:p>
       <w:pPr>
@@ -2912,6 +5509,7 @@
           <w:szCs w:val="28"/>
         </w:rPr>
       </w:pPr>
+      <w:bookmarkStart w:id="9" w:name="_Toc233196463"/>
       <w:r>
         <w:rPr>
           <w:b/>
@@ -2921,6 +5519,7 @@
         </w:rPr>
         <w:t>2.2. Функциональные требования к программному средству</w:t>
       </w:r>
+      <w:bookmarkEnd w:id="9"/>
     </w:p>
     <w:p>
       <w:pPr>
@@ -2953,6 +5552,7 @@
           <w:szCs w:val="28"/>
         </w:rPr>
       </w:pPr>
+      <w:bookmarkStart w:id="10" w:name="_Toc233196464"/>
       <w:r>
         <w:rPr>
           <w:b/>
@@ -2978,6 +5578,7 @@
         </w:rPr>
         <w:t>ритму Цезаря с заданным ключом</w:t>
       </w:r>
+      <w:bookmarkEnd w:id="10"/>
     </w:p>
     <w:p>
       <w:pPr>
@@ -3152,7 +5753,7 @@
           <w:sz w:val="28"/>
           <w:szCs w:val="28"/>
         </w:rPr>
-        <w:t xml:space="preserve">система реагирует выводом сообщения: «Ошибка! Неизвестные символы. Уберите, символы которых нет в алфавите и </w:t>
+        <w:t xml:space="preserve">система реагирует выводом сообщения: «Ошибка! </w:t>
       </w:r>
       <w:r>
         <w:rPr>
@@ -3160,7 +5761,7 @@
           <w:szCs w:val="28"/>
         </w:rPr>
         <w:lastRenderedPageBreak/>
-        <w:t>попробуйте снова.»</w:t>
+        <w:t>Неизвестные символы. Уберите, символы которых нет в алфавите и попробуйте снова.»</w:t>
       </w:r>
     </w:p>
     <w:p>
@@ -3843,7 +6444,7 @@
                 <w:szCs w:val="28"/>
               </w:rPr>
             </w:pPr>
-            <w:hyperlink r:id="rId10" w:history="1">
+            <w:hyperlink r:id="rId11" w:history="1">
               <w:r>
                 <w:rPr>
                   <w:sz w:val="28"/>
@@ -4009,7 +6610,7 @@
                 <w:szCs w:val="28"/>
               </w:rPr>
             </w:pPr>
-            <w:hyperlink r:id="rId11" w:history="1">
+            <w:hyperlink r:id="rId12" w:history="1">
               <w:r>
                 <w:rPr>
                   <w:rStyle w:val="ad"/>
@@ -4049,18 +6650,6 @@
         </w:rPr>
         <w:t>Продолжение таблицы на следующей странице.</w:t>
       </w:r>
-    </w:p>
-    <w:p>
-      <w:pPr>
-        <w:widowControl/>
-        <w:autoSpaceDE/>
-        <w:autoSpaceDN/>
-        <w:spacing w:after="160" w:line="259" w:lineRule="auto"/>
-        <w:rPr>
-          <w:sz w:val="28"/>
-          <w:szCs w:val="28"/>
-        </w:rPr>
-      </w:pPr>
       <w:r>
         <w:rPr>
           <w:sz w:val="28"/>
@@ -4073,6 +6662,7 @@
       <w:pPr>
         <w:spacing w:line="360" w:lineRule="auto"/>
         <w:ind w:firstLine="709"/>
+        <w:jc w:val="center"/>
         <w:rPr>
           <w:sz w:val="28"/>
           <w:szCs w:val="28"/>
@@ -4244,7 +6834,7 @@
                 <w:szCs w:val="28"/>
               </w:rPr>
             </w:pPr>
-            <w:hyperlink r:id="rId12" w:history="1">
+            <w:hyperlink r:id="rId13" w:history="1">
               <w:r>
                 <w:rPr>
                   <w:rStyle w:val="ad"/>
@@ -4292,6 +6882,7 @@
           <w:szCs w:val="28"/>
         </w:rPr>
       </w:pPr>
+      <w:bookmarkStart w:id="11" w:name="_Toc233196465"/>
       <w:r>
         <w:rPr>
           <w:b/>
@@ -4309,6 +6900,7 @@
         </w:rPr>
         <w:t xml:space="preserve"> Дешифрование текста, зашифрованного шифром Цезаря</w:t>
       </w:r>
+      <w:bookmarkEnd w:id="11"/>
     </w:p>
     <w:p>
       <w:pPr>
@@ -4512,7 +7104,7 @@
           <w:sz w:val="28"/>
           <w:szCs w:val="28"/>
         </w:rPr>
-        <w:t xml:space="preserve">Ситуация 1: пользователь пытается дешифровать текст, который не был зашифрован шифром Цезаря. В ответ на такую ситуацию программа выполнит дешифрование согласно алгоритму, но результат будет бессмысленным </w:t>
+        <w:t xml:space="preserve">Ситуация 1: пользователь пытается дешифровать текст, который не был зашифрован шифром Цезаря. В ответ на такую ситуацию программа выполнит </w:t>
       </w:r>
       <w:r>
         <w:rPr>
@@ -4520,7 +7112,7 @@
           <w:szCs w:val="28"/>
         </w:rPr>
         <w:lastRenderedPageBreak/>
-        <w:t>набором символов. Система не может определить семантическую верность, поэтому ошибки не будет, это ответственность пользователя</w:t>
+        <w:t>дешифрование согласно алгоритму, но результат будет бессмысленным набором символов. Система не может определить семантическую верность, поэтому ошибки не будет, это ответственность пользователя</w:t>
       </w:r>
       <w:r>
         <w:rPr>
@@ -4542,6 +7134,7 @@
           <w:szCs w:val="28"/>
         </w:rPr>
       </w:pPr>
+      <w:bookmarkStart w:id="12" w:name="_Toc233196466"/>
       <w:r>
         <w:rPr>
           <w:b/>
@@ -4576,6 +7169,7 @@
         </w:rPr>
         <w:t>-файл</w:t>
       </w:r>
+      <w:bookmarkEnd w:id="12"/>
     </w:p>
     <w:p>
       <w:pPr>
@@ -4757,6 +7351,7 @@
           <w:szCs w:val="28"/>
         </w:rPr>
       </w:pPr>
+      <w:bookmarkStart w:id="13" w:name="_Toc233196467"/>
       <w:r>
         <w:rPr>
           <w:b/>
@@ -4764,196 +7359,199 @@
           <w:sz w:val="28"/>
           <w:szCs w:val="28"/>
         </w:rPr>
-        <w:t>2.3 Способы взаимодействия пользователя с системой</w:t>
-      </w:r>
-    </w:p>
-    <w:p>
-      <w:pPr>
-        <w:spacing w:line="360" w:lineRule="auto"/>
-        <w:ind w:firstLine="709"/>
-        <w:jc w:val="both"/>
-        <w:rPr>
-          <w:sz w:val="28"/>
-          <w:szCs w:val="28"/>
-        </w:rPr>
-      </w:pPr>
-      <w:r>
-        <w:rPr>
-          <w:sz w:val="28"/>
-          <w:szCs w:val="28"/>
-        </w:rPr>
-        <w:t xml:space="preserve">Взаимодействие пользователя с программой строится как взаимодействие с </w:t>
-      </w:r>
-      <w:r>
-        <w:rPr>
-          <w:sz w:val="28"/>
-          <w:szCs w:val="28"/>
-        </w:rPr>
-        <w:t xml:space="preserve">графическим </w:t>
-      </w:r>
-      <w:r>
-        <w:rPr>
-          <w:sz w:val="28"/>
-          <w:szCs w:val="28"/>
-        </w:rPr>
-        <w:t xml:space="preserve">приложением </w:t>
-      </w:r>
-      <w:r>
-        <w:rPr>
-          <w:sz w:val="28"/>
-          <w:szCs w:val="28"/>
-        </w:rPr>
-        <w:t xml:space="preserve">на </w:t>
-      </w:r>
-      <w:r>
-        <w:rPr>
-          <w:sz w:val="28"/>
-          <w:szCs w:val="28"/>
-          <w:lang w:val="en-US"/>
-        </w:rPr>
-        <w:t>Win</w:t>
-      </w:r>
-      <w:r>
-        <w:rPr>
-          <w:sz w:val="28"/>
-          <w:szCs w:val="28"/>
-          <w:lang w:val="en-US"/>
-        </w:rPr>
-        <w:t>dows</w:t>
-      </w:r>
-      <w:r>
-        <w:rPr>
-          <w:sz w:val="28"/>
-          <w:szCs w:val="28"/>
-        </w:rPr>
-        <w:t>, строго следующий за выбранной пользователем задачей. На момент проектирования в программе предполагается три основных сценария диалога пользователя с программным средством.</w:t>
-      </w:r>
-    </w:p>
-    <w:p>
-      <w:pPr>
-        <w:spacing w:line="360" w:lineRule="auto"/>
-        <w:ind w:firstLine="709"/>
-        <w:jc w:val="both"/>
-        <w:rPr>
-          <w:sz w:val="28"/>
-          <w:szCs w:val="28"/>
-        </w:rPr>
-      </w:pPr>
-      <w:r>
-        <w:rPr>
-          <w:sz w:val="28"/>
-          <w:szCs w:val="28"/>
-        </w:rPr>
-        <w:t xml:space="preserve">Ввод. Пользователь может ввести текст с клавиатуры. Также пользователь может импортировать текст с </w:t>
-      </w:r>
-      <w:r>
-        <w:rPr>
-          <w:sz w:val="28"/>
-          <w:szCs w:val="28"/>
-          <w:lang w:val="en-US"/>
-        </w:rPr>
-        <w:t>txt</w:t>
-      </w:r>
-      <w:r>
-        <w:rPr>
-          <w:sz w:val="28"/>
-          <w:szCs w:val="28"/>
-        </w:rPr>
-        <w:t>-файла. Пользователь должен указать ключ.</w:t>
-      </w:r>
-    </w:p>
-    <w:p>
-      <w:pPr>
-        <w:spacing w:line="360" w:lineRule="auto"/>
-        <w:ind w:firstLine="709"/>
-        <w:jc w:val="both"/>
-        <w:rPr>
-          <w:sz w:val="28"/>
-          <w:szCs w:val="28"/>
-        </w:rPr>
-      </w:pPr>
-      <w:r>
-        <w:rPr>
-          <w:sz w:val="28"/>
-          <w:szCs w:val="28"/>
-        </w:rPr>
-        <w:t>Шифровка\Дешифровка. Пользователь может зашифровать введенный текст. Также пользователь может дешифровать введенный текст.</w:t>
-      </w:r>
-    </w:p>
-    <w:p>
-      <w:pPr>
-        <w:spacing w:line="360" w:lineRule="auto"/>
-        <w:ind w:firstLine="709"/>
-        <w:jc w:val="both"/>
-        <w:rPr>
-          <w:sz w:val="28"/>
-          <w:szCs w:val="28"/>
-        </w:rPr>
-      </w:pPr>
-      <w:r>
-        <w:rPr>
-          <w:sz w:val="28"/>
-          <w:szCs w:val="28"/>
-        </w:rPr>
-        <w:t xml:space="preserve">Вывод.  При Шифровке\Дешифровке результат будет выведен на экран. Также результат может быть выведен в качестве </w:t>
-      </w:r>
-      <w:r>
-        <w:rPr>
-          <w:sz w:val="28"/>
-          <w:szCs w:val="28"/>
-          <w:lang w:val="en-US"/>
-        </w:rPr>
-        <w:t>txt</w:t>
-      </w:r>
-      <w:r>
-        <w:rPr>
-          <w:sz w:val="28"/>
-          <w:szCs w:val="28"/>
-        </w:rPr>
-        <w:t>-файла вместе с исходным текстом и ключом шифрования.</w:t>
-      </w:r>
-    </w:p>
-    <w:p>
-      <w:pPr>
-        <w:widowControl/>
-        <w:autoSpaceDE/>
-        <w:spacing w:after="160" w:line="256" w:lineRule="auto"/>
-        <w:rPr>
-          <w:sz w:val="28"/>
-          <w:szCs w:val="28"/>
-        </w:rPr>
-      </w:pPr>
-      <w:r>
-        <w:rPr>
-          <w:sz w:val="28"/>
-          <w:szCs w:val="28"/>
-        </w:rPr>
-        <w:br w:type="page"/>
-      </w:r>
-    </w:p>
-    <w:p>
-      <w:pPr>
-        <w:spacing w:line="360" w:lineRule="auto"/>
-        <w:ind w:firstLine="709"/>
-        <w:jc w:val="both"/>
-        <w:outlineLvl w:val="0"/>
+        <w:t xml:space="preserve">2.3 </w:t>
+      </w:r>
+      <w:bookmarkStart w:id="14" w:name="_GoBack"/>
+      <w:bookmarkEnd w:id="14"/>
+      <w:r>
         <w:rPr>
           <w:b/>
           <w:bCs/>
           <w:sz w:val="28"/>
           <w:szCs w:val="28"/>
         </w:rPr>
-      </w:pPr>
-      <w:r>
+        <w:t>Способы взаимодействия пользователя с системой</w:t>
+      </w:r>
+      <w:bookmarkEnd w:id="13"/>
+    </w:p>
+    <w:p>
+      <w:pPr>
+        <w:spacing w:line="360" w:lineRule="auto"/>
+        <w:ind w:firstLine="709"/>
+        <w:jc w:val="both"/>
+        <w:rPr>
+          <w:sz w:val="28"/>
+          <w:szCs w:val="28"/>
+        </w:rPr>
+      </w:pPr>
+      <w:r>
+        <w:rPr>
+          <w:sz w:val="28"/>
+          <w:szCs w:val="28"/>
+        </w:rPr>
+        <w:t xml:space="preserve">Взаимодействие пользователя с программой строится как взаимодействие с </w:t>
+      </w:r>
+      <w:r>
+        <w:rPr>
+          <w:sz w:val="28"/>
+          <w:szCs w:val="28"/>
+        </w:rPr>
+        <w:t xml:space="preserve">графическим </w:t>
+      </w:r>
+      <w:r>
+        <w:rPr>
+          <w:sz w:val="28"/>
+          <w:szCs w:val="28"/>
+        </w:rPr>
+        <w:t xml:space="preserve">приложением </w:t>
+      </w:r>
+      <w:r>
+        <w:rPr>
+          <w:sz w:val="28"/>
+          <w:szCs w:val="28"/>
+        </w:rPr>
+        <w:t xml:space="preserve">на </w:t>
+      </w:r>
+      <w:r>
+        <w:rPr>
+          <w:sz w:val="28"/>
+          <w:szCs w:val="28"/>
+          <w:lang w:val="en-US"/>
+        </w:rPr>
+        <w:t>Win</w:t>
+      </w:r>
+      <w:r>
+        <w:rPr>
+          <w:sz w:val="28"/>
+          <w:szCs w:val="28"/>
+          <w:lang w:val="en-US"/>
+        </w:rPr>
+        <w:t>dows</w:t>
+      </w:r>
+      <w:r>
+        <w:rPr>
+          <w:sz w:val="28"/>
+          <w:szCs w:val="28"/>
+        </w:rPr>
+        <w:t>, строго следующий за выбранной пользователем задачей. На момент проектирования в программе предполагается три основных сценария диалога пользователя с программным средством.</w:t>
+      </w:r>
+    </w:p>
+    <w:p>
+      <w:pPr>
+        <w:spacing w:line="360" w:lineRule="auto"/>
+        <w:ind w:firstLine="709"/>
+        <w:jc w:val="both"/>
+        <w:rPr>
+          <w:sz w:val="28"/>
+          <w:szCs w:val="28"/>
+        </w:rPr>
+      </w:pPr>
+      <w:r>
+        <w:rPr>
+          <w:sz w:val="28"/>
+          <w:szCs w:val="28"/>
+        </w:rPr>
+        <w:t xml:space="preserve">Ввод. Пользователь может ввести текст с клавиатуры. Также пользователь может импортировать текст с </w:t>
+      </w:r>
+      <w:r>
+        <w:rPr>
+          <w:sz w:val="28"/>
+          <w:szCs w:val="28"/>
+          <w:lang w:val="en-US"/>
+        </w:rPr>
+        <w:t>txt</w:t>
+      </w:r>
+      <w:r>
+        <w:rPr>
+          <w:sz w:val="28"/>
+          <w:szCs w:val="28"/>
+        </w:rPr>
+        <w:t>-файла. Пользователь должен указать ключ.</w:t>
+      </w:r>
+    </w:p>
+    <w:p>
+      <w:pPr>
+        <w:spacing w:line="360" w:lineRule="auto"/>
+        <w:ind w:firstLine="709"/>
+        <w:jc w:val="both"/>
+        <w:rPr>
+          <w:sz w:val="28"/>
+          <w:szCs w:val="28"/>
+        </w:rPr>
+      </w:pPr>
+      <w:r>
+        <w:rPr>
+          <w:sz w:val="28"/>
+          <w:szCs w:val="28"/>
+        </w:rPr>
+        <w:t>Шифровка\Дешифровка. Пользователь может зашифровать введенный текст. Также пользователь может дешифровать введенный текст.</w:t>
+      </w:r>
+    </w:p>
+    <w:p>
+      <w:pPr>
+        <w:spacing w:line="360" w:lineRule="auto"/>
+        <w:ind w:firstLine="709"/>
+        <w:jc w:val="both"/>
+        <w:rPr>
+          <w:sz w:val="28"/>
+          <w:szCs w:val="28"/>
+        </w:rPr>
+      </w:pPr>
+      <w:r>
+        <w:rPr>
+          <w:sz w:val="28"/>
+          <w:szCs w:val="28"/>
+        </w:rPr>
+        <w:t xml:space="preserve">Вывод.  При Шифровке\Дешифровке результат будет выведен на экран. Также результат может быть выведен в качестве </w:t>
+      </w:r>
+      <w:r>
+        <w:rPr>
+          <w:sz w:val="28"/>
+          <w:szCs w:val="28"/>
+          <w:lang w:val="en-US"/>
+        </w:rPr>
+        <w:t>txt</w:t>
+      </w:r>
+      <w:r>
+        <w:rPr>
+          <w:sz w:val="28"/>
+          <w:szCs w:val="28"/>
+        </w:rPr>
+        <w:t>-файла вместе с исходным текстом и ключом шифрования.</w:t>
+      </w:r>
+      <w:r>
+        <w:rPr>
+          <w:sz w:val="28"/>
+          <w:szCs w:val="28"/>
+        </w:rPr>
+        <w:br w:type="page"/>
+      </w:r>
+    </w:p>
+    <w:p>
+      <w:pPr>
+        <w:spacing w:line="360" w:lineRule="auto"/>
+        <w:ind w:firstLine="709"/>
+        <w:jc w:val="both"/>
+        <w:outlineLvl w:val="0"/>
         <w:rPr>
           <w:b/>
           <w:bCs/>
           <w:sz w:val="28"/>
           <w:szCs w:val="28"/>
         </w:rPr>
+      </w:pPr>
+      <w:bookmarkStart w:id="15" w:name="_Toc233196468"/>
+      <w:r>
+        <w:rPr>
+          <w:b/>
+          <w:bCs/>
+          <w:sz w:val="28"/>
+          <w:szCs w:val="28"/>
+        </w:rPr>
         <w:lastRenderedPageBreak/>
         <w:t>Раздел 3. Модульная структура проектируемого программного средства</w:t>
       </w:r>
+      <w:bookmarkEnd w:id="15"/>
     </w:p>
     <w:p>
       <w:pPr>
@@ -5026,7 +7624,7 @@
                     <pic:cNvPicPr/>
                   </pic:nvPicPr>
                   <pic:blipFill>
-                    <a:blip r:embed="rId13"/>
+                    <a:blip r:embed="rId14"/>
                     <a:stretch>
                       <a:fillRect/>
                     </a:stretch>
@@ -5303,6 +7901,7 @@
           <w:sz w:val="28"/>
           <w:szCs w:val="28"/>
         </w:rPr>
+        <w:lastRenderedPageBreak/>
         <w:t>Класс Cipher – предназначен для шифровки\дешифровки данных.</w:t>
       </w:r>
     </w:p>
@@ -5312,31 +7911,18 @@
         <w:ind w:firstLine="709"/>
         <w:jc w:val="both"/>
         <w:rPr>
+          <w:sz w:val="28"/>
+          <w:szCs w:val="28"/>
+        </w:rPr>
+      </w:pPr>
+      <w:r>
+        <w:rPr>
           <w:b/>
           <w:sz w:val="28"/>
           <w:szCs w:val="28"/>
         </w:rPr>
-      </w:pPr>
-      <w:r>
-        <w:rPr>
-          <w:b/>
-          <w:sz w:val="28"/>
-          <w:szCs w:val="28"/>
-        </w:rPr>
-        <w:lastRenderedPageBreak/>
         <w:t>Описание классов и их методов</w:t>
       </w:r>
-    </w:p>
-    <w:p>
-      <w:pPr>
-        <w:spacing w:line="360" w:lineRule="auto"/>
-        <w:ind w:firstLine="709"/>
-        <w:jc w:val="both"/>
-        <w:rPr>
-          <w:sz w:val="28"/>
-          <w:szCs w:val="28"/>
-        </w:rPr>
-      </w:pPr>
     </w:p>
     <w:p>
       <w:pPr>
@@ -9292,7 +11878,25 @@
           <w:szCs w:val="28"/>
           <w:lang w:val="en-US"/>
         </w:rPr>
-        <w:t xml:space="preserve"> алфавит.</w:t>
+        <w:t xml:space="preserve"> </w:t>
+      </w:r>
+      <w:proofErr w:type="spellStart"/>
+      <w:r>
+        <w:rPr>
+          <w:sz w:val="28"/>
+          <w:szCs w:val="28"/>
+          <w:lang w:val="en-US"/>
+        </w:rPr>
+        <w:t>алфавит</w:t>
+      </w:r>
+      <w:proofErr w:type="spellEnd"/>
+      <w:r>
+        <w:rPr>
+          <w:sz w:val="28"/>
+          <w:szCs w:val="28"/>
+          <w:lang w:val="en-US"/>
+        </w:rPr>
+        <w:t>.</w:t>
       </w:r>
     </w:p>
     <w:p>
@@ -9952,6 +12556,7 @@
           <w:szCs w:val="28"/>
         </w:rPr>
       </w:pPr>
+      <w:bookmarkStart w:id="16" w:name="_Toc233196469"/>
       <w:r>
         <w:rPr>
           <w:b/>
@@ -9960,6 +12565,7 @@
         </w:rPr>
         <w:t>Раздел 4. Описание алгоритмов программы</w:t>
       </w:r>
+      <w:bookmarkEnd w:id="16"/>
     </w:p>
     <w:p>
       <w:pPr>
@@ -9991,6 +12597,7 @@
           <w:szCs w:val="28"/>
         </w:rPr>
       </w:pPr>
+      <w:bookmarkStart w:id="17" w:name="_Toc233196470"/>
       <w:r>
         <w:rPr>
           <w:b/>
@@ -10008,6 +12615,7 @@
         <w:tab/>
         <w:t>Алгоритм шифрования</w:t>
       </w:r>
+      <w:bookmarkEnd w:id="17"/>
     </w:p>
     <w:p>
       <w:pPr>
@@ -10061,7 +12669,7 @@
                     <pic:cNvPicPr/>
                   </pic:nvPicPr>
                   <pic:blipFill>
-                    <a:blip r:embed="rId14">
+                    <a:blip r:embed="rId15">
                       <a:extLst>
                         <a:ext uri="{28A0092B-C50C-407E-A947-70E740481C1C}">
                           <a14:useLocalDpi xmlns:a14="http://schemas.microsoft.com/office/drawing/2010/main" val="0"/>
@@ -10412,6 +13020,7 @@
           <w:szCs w:val="28"/>
         </w:rPr>
       </w:pPr>
+      <w:bookmarkStart w:id="18" w:name="_Toc233196471"/>
       <w:r>
         <w:rPr>
           <w:b/>
@@ -10429,6 +13038,7 @@
         <w:tab/>
         <w:t>Алгоритм дешифрования</w:t>
       </w:r>
+      <w:bookmarkEnd w:id="18"/>
     </w:p>
     <w:p>
       <w:pPr>
@@ -10482,7 +13092,7 @@
                     <pic:cNvPicPr/>
                   </pic:nvPicPr>
                   <pic:blipFill>
-                    <a:blip r:embed="rId15">
+                    <a:blip r:embed="rId16">
                       <a:extLst>
                         <a:ext uri="{28A0092B-C50C-407E-A947-70E740481C1C}">
                           <a14:useLocalDpi xmlns:a14="http://schemas.microsoft.com/office/drawing/2010/main" val="0"/>
@@ -10820,17 +13430,13 @@
         </w:rPr>
         <w:t>После окончания цикла метод выводит полученный результат.</w:t>
       </w:r>
-    </w:p>
-    <w:p>
-      <w:pPr>
-        <w:spacing w:line="360" w:lineRule="auto"/>
-        <w:ind w:firstLine="709"/>
-        <w:jc w:val="both"/>
-        <w:rPr>
-          <w:sz w:val="28"/>
-          <w:szCs w:val="28"/>
-        </w:rPr>
-      </w:pPr>
+      <w:r>
+        <w:rPr>
+          <w:sz w:val="28"/>
+          <w:szCs w:val="28"/>
+        </w:rPr>
+        <w:t xml:space="preserve"> </w:t>
+      </w:r>
     </w:p>
     <w:p>
       <w:pPr>
@@ -10865,6 +13471,7 @@
           <w:szCs w:val="28"/>
         </w:rPr>
       </w:pPr>
+      <w:bookmarkStart w:id="19" w:name="_Toc233196472"/>
       <w:r>
         <w:rPr>
           <w:b/>
@@ -10925,6 +13532,7 @@
         </w:rPr>
         <w:t>#</w:t>
       </w:r>
+      <w:bookmarkEnd w:id="19"/>
     </w:p>
     <w:p>
       <w:pPr>
@@ -10960,6 +13568,7 @@
           <w:szCs w:val="28"/>
         </w:rPr>
       </w:pPr>
+      <w:bookmarkStart w:id="20" w:name="_Toc233196473"/>
       <w:r>
         <w:rPr>
           <w:b/>
@@ -10986,20 +13595,8 @@
         </w:rPr>
         <w:t>ClassLibrary</w:t>
       </w:r>
+      <w:bookmarkEnd w:id="20"/>
       <w:proofErr w:type="spellEnd"/>
-    </w:p>
-    <w:p>
-      <w:pPr>
-        <w:widowControl/>
-        <w:autoSpaceDE/>
-        <w:spacing w:after="160" w:line="256" w:lineRule="auto"/>
-        <w:ind w:firstLine="709"/>
-        <w:jc w:val="both"/>
-        <w:rPr>
-          <w:sz w:val="28"/>
-          <w:szCs w:val="28"/>
-        </w:rPr>
-      </w:pPr>
     </w:p>
     <w:p>
       <w:pPr>
@@ -11015,6 +13612,7 @@
           <w:szCs w:val="28"/>
         </w:rPr>
       </w:pPr>
+      <w:bookmarkStart w:id="21" w:name="_Toc233196474"/>
       <w:r>
         <w:rPr>
           <w:b/>
@@ -11048,6 +13646,7 @@
         </w:rPr>
         <w:t>Alphabet</w:t>
       </w:r>
+      <w:bookmarkEnd w:id="21"/>
     </w:p>
     <w:p>
       <w:pPr>
@@ -11113,193 +13712,6 @@
             <wp:extent cx="3953427" cy="3019846"/>
             <wp:effectExtent l="0" t="0" r="9525" b="0"/>
             <wp:docPr id="4" name="Рисунок 4"/>
-            <wp:cNvGraphicFramePr>
-              <a:graphicFrameLocks xmlns:a="http://schemas.openxmlformats.org/drawingml/2006/main" noChangeAspect="1"/>
-            </wp:cNvGraphicFramePr>
-            <a:graphic xmlns:a="http://schemas.openxmlformats.org/drawingml/2006/main">
-              <a:graphicData uri="http://schemas.openxmlformats.org/drawingml/2006/picture">
-                <pic:pic xmlns:pic="http://schemas.openxmlformats.org/drawingml/2006/picture">
-                  <pic:nvPicPr>
-                    <pic:cNvPr id="1" name=""/>
-                    <pic:cNvPicPr/>
-                  </pic:nvPicPr>
-                  <pic:blipFill>
-                    <a:blip r:embed="rId16"/>
-                    <a:stretch>
-                      <a:fillRect/>
-                    </a:stretch>
-                  </pic:blipFill>
-                  <pic:spPr>
-                    <a:xfrm>
-                      <a:off x="0" y="0"/>
-                      <a:ext cx="3953427" cy="3019846"/>
-                    </a:xfrm>
-                    <a:prstGeom prst="rect">
-                      <a:avLst/>
-                    </a:prstGeom>
-                  </pic:spPr>
-                </pic:pic>
-              </a:graphicData>
-            </a:graphic>
-          </wp:inline>
-        </w:drawing>
-      </w:r>
-    </w:p>
-    <w:p>
-      <w:pPr>
-        <w:widowControl/>
-        <w:autoSpaceDE/>
-        <w:spacing w:after="160" w:line="256" w:lineRule="auto"/>
-        <w:ind w:firstLine="709"/>
-        <w:jc w:val="center"/>
-        <w:rPr>
-          <w:sz w:val="28"/>
-          <w:szCs w:val="28"/>
-        </w:rPr>
-      </w:pPr>
-      <w:r>
-        <w:rPr>
-          <w:sz w:val="28"/>
-          <w:szCs w:val="28"/>
-        </w:rPr>
-        <w:t xml:space="preserve">Рисунок 4 – Класс </w:t>
-      </w:r>
-      <w:r>
-        <w:rPr>
-          <w:sz w:val="28"/>
-          <w:szCs w:val="28"/>
-          <w:lang w:val="en-US"/>
-        </w:rPr>
-        <w:t>Alphabet</w:t>
-      </w:r>
-    </w:p>
-    <w:p>
-      <w:pPr>
-        <w:widowControl/>
-        <w:autoSpaceDE/>
-        <w:spacing w:after="160" w:line="256" w:lineRule="auto"/>
-        <w:ind w:firstLine="709"/>
-        <w:jc w:val="both"/>
-        <w:rPr>
-          <w:sz w:val="28"/>
-          <w:szCs w:val="28"/>
-        </w:rPr>
-      </w:pPr>
-    </w:p>
-    <w:p>
-      <w:pPr>
-        <w:widowControl/>
-        <w:autoSpaceDE/>
-        <w:spacing w:after="160" w:line="257" w:lineRule="auto"/>
-        <w:ind w:firstLine="709"/>
-        <w:jc w:val="both"/>
-        <w:outlineLvl w:val="2"/>
-        <w:rPr>
-          <w:b/>
-          <w:sz w:val="28"/>
-          <w:szCs w:val="28"/>
-        </w:rPr>
-      </w:pPr>
-      <w:r>
-        <w:rPr>
-          <w:b/>
-          <w:sz w:val="28"/>
-          <w:szCs w:val="28"/>
-        </w:rPr>
-        <w:t>5.1.2</w:t>
-      </w:r>
-      <w:r>
-        <w:rPr>
-          <w:b/>
-          <w:sz w:val="28"/>
-          <w:szCs w:val="28"/>
-        </w:rPr>
-        <w:tab/>
-      </w:r>
-      <w:r>
-        <w:rPr>
-          <w:b/>
-          <w:sz w:val="28"/>
-          <w:szCs w:val="28"/>
-        </w:rPr>
-        <w:t xml:space="preserve">Класс </w:t>
-      </w:r>
-      <w:proofErr w:type="spellStart"/>
-      <w:r>
-        <w:rPr>
-          <w:b/>
-          <w:sz w:val="28"/>
-          <w:szCs w:val="28"/>
-        </w:rPr>
-        <w:t>Cipher</w:t>
-      </w:r>
-      <w:proofErr w:type="spellEnd"/>
-    </w:p>
-    <w:p>
-      <w:pPr>
-        <w:widowControl/>
-        <w:autoSpaceDE/>
-        <w:spacing w:after="160" w:line="256" w:lineRule="auto"/>
-        <w:ind w:firstLine="709"/>
-        <w:jc w:val="both"/>
-        <w:rPr>
-          <w:sz w:val="28"/>
-          <w:szCs w:val="28"/>
-        </w:rPr>
-      </w:pPr>
-      <w:r>
-        <w:rPr>
-          <w:sz w:val="28"/>
-          <w:szCs w:val="28"/>
-        </w:rPr>
-        <w:t>Выполняет задачи шифрования и дешифрования текста.</w:t>
-      </w:r>
-    </w:p>
-    <w:p>
-      <w:pPr>
-        <w:widowControl/>
-        <w:autoSpaceDE/>
-        <w:spacing w:after="160" w:line="256" w:lineRule="auto"/>
-        <w:ind w:firstLine="709"/>
-        <w:jc w:val="both"/>
-        <w:rPr>
-          <w:sz w:val="28"/>
-          <w:szCs w:val="28"/>
-        </w:rPr>
-      </w:pPr>
-      <w:r>
-        <w:rPr>
-          <w:sz w:val="28"/>
-          <w:szCs w:val="28"/>
-        </w:rPr>
-        <w:t>Представлен на рисунках 5, 6 и 7.</w:t>
-      </w:r>
-    </w:p>
-    <w:p>
-      <w:pPr>
-        <w:widowControl/>
-        <w:autoSpaceDE/>
-        <w:spacing w:after="160" w:line="256" w:lineRule="auto"/>
-        <w:ind w:firstLine="709"/>
-        <w:jc w:val="center"/>
-        <w:rPr>
-          <w:sz w:val="28"/>
-          <w:szCs w:val="28"/>
-        </w:rPr>
-      </w:pPr>
-      <w:r>
-        <w:rPr>
-          <w:noProof/>
-          <w:sz w:val="28"/>
-          <w:szCs w:val="28"/>
-          <w:lang w:eastAsia="ru-RU"/>
-        </w:rPr>
-        <w:lastRenderedPageBreak/>
-        <w:drawing>
-          <wp:inline distT="0" distB="0" distL="0" distR="0" wp14:anchorId="265B2C11" wp14:editId="167896E4">
-            <wp:extent cx="4130296" cy="2431546"/>
-            <wp:effectExtent l="0" t="0" r="3810" b="6985"/>
-            <wp:docPr id="8" name="Рисунок 8"/>
             <wp:cNvGraphicFramePr>
               <a:graphicFrameLocks xmlns:a="http://schemas.openxmlformats.org/drawingml/2006/main" noChangeAspect="1"/>
             </wp:cNvGraphicFramePr>
@@ -11319,7 +13731,7 @@
                   <pic:spPr>
                     <a:xfrm>
                       <a:off x="0" y="0"/>
-                      <a:ext cx="4190845" cy="2467192"/>
+                      <a:ext cx="3953427" cy="3019846"/>
                     </a:xfrm>
                     <a:prstGeom prst="rect">
                       <a:avLst/>
@@ -11349,29 +13761,15 @@
           <w:sz w:val="28"/>
           <w:szCs w:val="28"/>
         </w:rPr>
-        <w:t>Рисунок 5 –</w:t>
-      </w:r>
-      <w:r>
-        <w:rPr>
-          <w:sz w:val="28"/>
-          <w:szCs w:val="28"/>
-        </w:rPr>
-        <w:t>К</w:t>
-      </w:r>
-      <w:r>
-        <w:rPr>
-          <w:sz w:val="28"/>
-          <w:szCs w:val="28"/>
-        </w:rPr>
-        <w:t xml:space="preserve">ласс </w:t>
-      </w:r>
-      <w:r>
-        <w:rPr>
-          <w:sz w:val="28"/>
-          <w:szCs w:val="28"/>
-          <w:lang w:val="en-US"/>
-        </w:rPr>
-        <w:t>Cipher</w:t>
+        <w:t xml:space="preserve">Рисунок 4 – Класс </w:t>
+      </w:r>
+      <w:r>
+        <w:rPr>
+          <w:sz w:val="28"/>
+          <w:szCs w:val="28"/>
+          <w:lang w:val="en-US"/>
+        </w:rPr>
+        <w:t>Alphabet</w:t>
       </w:r>
     </w:p>
     <w:p>
@@ -11391,8 +13789,99 @@
       <w:pPr>
         <w:widowControl/>
         <w:autoSpaceDE/>
+        <w:spacing w:after="160" w:line="257" w:lineRule="auto"/>
+        <w:ind w:firstLine="709"/>
+        <w:jc w:val="both"/>
+        <w:outlineLvl w:val="2"/>
+        <w:rPr>
+          <w:b/>
+          <w:sz w:val="28"/>
+          <w:szCs w:val="28"/>
+        </w:rPr>
+      </w:pPr>
+      <w:bookmarkStart w:id="22" w:name="_Toc233196475"/>
+      <w:r>
+        <w:rPr>
+          <w:b/>
+          <w:sz w:val="28"/>
+          <w:szCs w:val="28"/>
+        </w:rPr>
+        <w:t>5.1.2</w:t>
+      </w:r>
+      <w:r>
+        <w:rPr>
+          <w:b/>
+          <w:sz w:val="28"/>
+          <w:szCs w:val="28"/>
+        </w:rPr>
+        <w:tab/>
+      </w:r>
+      <w:r>
+        <w:rPr>
+          <w:b/>
+          <w:sz w:val="28"/>
+          <w:szCs w:val="28"/>
+        </w:rPr>
+        <w:t xml:space="preserve">Класс </w:t>
+      </w:r>
+      <w:proofErr w:type="spellStart"/>
+      <w:r>
+        <w:rPr>
+          <w:b/>
+          <w:sz w:val="28"/>
+          <w:szCs w:val="28"/>
+        </w:rPr>
+        <w:t>Cipher</w:t>
+      </w:r>
+      <w:bookmarkEnd w:id="22"/>
+      <w:proofErr w:type="spellEnd"/>
+    </w:p>
+    <w:p>
+      <w:pPr>
+        <w:widowControl/>
+        <w:autoSpaceDE/>
         <w:spacing w:after="160" w:line="256" w:lineRule="auto"/>
         <w:ind w:firstLine="709"/>
+        <w:jc w:val="both"/>
+        <w:rPr>
+          <w:sz w:val="28"/>
+          <w:szCs w:val="28"/>
+        </w:rPr>
+      </w:pPr>
+      <w:r>
+        <w:rPr>
+          <w:sz w:val="28"/>
+          <w:szCs w:val="28"/>
+        </w:rPr>
+        <w:t>Выполняет задачи шифрования и дешифрования текста.</w:t>
+      </w:r>
+    </w:p>
+    <w:p>
+      <w:pPr>
+        <w:widowControl/>
+        <w:autoSpaceDE/>
+        <w:spacing w:after="160" w:line="256" w:lineRule="auto"/>
+        <w:ind w:firstLine="709"/>
+        <w:jc w:val="both"/>
+        <w:rPr>
+          <w:sz w:val="28"/>
+          <w:szCs w:val="28"/>
+        </w:rPr>
+      </w:pPr>
+      <w:r>
+        <w:rPr>
+          <w:sz w:val="28"/>
+          <w:szCs w:val="28"/>
+        </w:rPr>
+        <w:t>Представлен на рисунках 5, 6 и 7.</w:t>
+      </w:r>
+    </w:p>
+    <w:p>
+      <w:pPr>
+        <w:widowControl/>
+        <w:autoSpaceDE/>
+        <w:spacing w:after="160" w:line="256" w:lineRule="auto"/>
+        <w:ind w:firstLine="709"/>
         <w:jc w:val="center"/>
         <w:rPr>
           <w:sz w:val="28"/>
@@ -11406,11 +13895,12 @@
           <w:szCs w:val="28"/>
           <w:lang w:eastAsia="ru-RU"/>
         </w:rPr>
+        <w:lastRenderedPageBreak/>
         <w:drawing>
-          <wp:inline distT="0" distB="0" distL="0" distR="0" wp14:anchorId="57DF6D2C" wp14:editId="316C0E92">
-            <wp:extent cx="5696745" cy="3439005"/>
-            <wp:effectExtent l="0" t="0" r="0" b="9525"/>
-            <wp:docPr id="6" name="Рисунок 6"/>
+          <wp:inline distT="0" distB="0" distL="0" distR="0" wp14:anchorId="265B2C11" wp14:editId="167896E4">
+            <wp:extent cx="4130296" cy="2431546"/>
+            <wp:effectExtent l="0" t="0" r="3810" b="6985"/>
+            <wp:docPr id="8" name="Рисунок 8"/>
             <wp:cNvGraphicFramePr>
               <a:graphicFrameLocks xmlns:a="http://schemas.openxmlformats.org/drawingml/2006/main" noChangeAspect="1"/>
             </wp:cNvGraphicFramePr>
@@ -11430,7 +13920,7 @@
                   <pic:spPr>
                     <a:xfrm>
                       <a:off x="0" y="0"/>
-                      <a:ext cx="5696745" cy="3439005"/>
+                      <a:ext cx="4190845" cy="2467192"/>
                     </a:xfrm>
                     <a:prstGeom prst="rect">
                       <a:avLst/>
@@ -11460,15 +13950,29 @@
           <w:sz w:val="28"/>
           <w:szCs w:val="28"/>
         </w:rPr>
-        <w:t xml:space="preserve">Рисунок 6 – Метод </w:t>
-      </w:r>
-      <w:r>
-        <w:rPr>
-          <w:sz w:val="28"/>
-          <w:szCs w:val="28"/>
-          <w:lang w:val="en-US"/>
-        </w:rPr>
-        <w:t>EncryptData</w:t>
+        <w:t>Рисунок 5 –</w:t>
+      </w:r>
+      <w:r>
+        <w:rPr>
+          <w:sz w:val="28"/>
+          <w:szCs w:val="28"/>
+        </w:rPr>
+        <w:t>К</w:t>
+      </w:r>
+      <w:r>
+        <w:rPr>
+          <w:sz w:val="28"/>
+          <w:szCs w:val="28"/>
+        </w:rPr>
+        <w:t xml:space="preserve">ласс </w:t>
+      </w:r>
+      <w:r>
+        <w:rPr>
+          <w:sz w:val="28"/>
+          <w:szCs w:val="28"/>
+          <w:lang w:val="en-US"/>
+        </w:rPr>
+        <w:t>Cipher</w:t>
       </w:r>
     </w:p>
     <w:p>
@@ -11490,7 +13994,7 @@
         <w:autoSpaceDE/>
         <w:spacing w:after="160" w:line="256" w:lineRule="auto"/>
         <w:ind w:firstLine="709"/>
-        <w:jc w:val="both"/>
+        <w:jc w:val="center"/>
         <w:rPr>
           <w:sz w:val="28"/>
           <w:szCs w:val="28"/>
@@ -11503,12 +14007,11 @@
           <w:szCs w:val="28"/>
           <w:lang w:eastAsia="ru-RU"/>
         </w:rPr>
-        <w:lastRenderedPageBreak/>
         <w:drawing>
-          <wp:inline distT="0" distB="0" distL="0" distR="0" wp14:anchorId="6284DE9E" wp14:editId="1E5D35EE">
-            <wp:extent cx="5677692" cy="3934374"/>
+          <wp:inline distT="0" distB="0" distL="0" distR="0" wp14:anchorId="57DF6D2C" wp14:editId="316C0E92">
+            <wp:extent cx="5696745" cy="3439005"/>
             <wp:effectExtent l="0" t="0" r="0" b="9525"/>
-            <wp:docPr id="7" name="Рисунок 7"/>
+            <wp:docPr id="6" name="Рисунок 6"/>
             <wp:cNvGraphicFramePr>
               <a:graphicFrameLocks xmlns:a="http://schemas.openxmlformats.org/drawingml/2006/main" noChangeAspect="1"/>
             </wp:cNvGraphicFramePr>
@@ -11528,7 +14031,7 @@
                   <pic:spPr>
                     <a:xfrm>
                       <a:off x="0" y="0"/>
-                      <a:ext cx="5677692" cy="3934374"/>
+                      <a:ext cx="5696745" cy="3439005"/>
                     </a:xfrm>
                     <a:prstGeom prst="rect">
                       <a:avLst/>
@@ -11558,15 +14061,15 @@
           <w:sz w:val="28"/>
           <w:szCs w:val="28"/>
         </w:rPr>
-        <w:t xml:space="preserve">Рисунок 7 – Метод </w:t>
-      </w:r>
-      <w:r>
-        <w:rPr>
-          <w:sz w:val="28"/>
-          <w:szCs w:val="28"/>
-          <w:lang w:val="en-US"/>
-        </w:rPr>
-        <w:t>DecryptData</w:t>
+        <w:t xml:space="preserve">Рисунок 6 – Метод </w:t>
+      </w:r>
+      <w:r>
+        <w:rPr>
+          <w:sz w:val="28"/>
+          <w:szCs w:val="28"/>
+          <w:lang w:val="en-US"/>
+        </w:rPr>
+        <w:t>EncryptData</w:t>
       </w:r>
     </w:p>
     <w:p>
@@ -11586,53 +14089,6 @@
       <w:pPr>
         <w:widowControl/>
         <w:autoSpaceDE/>
-        <w:spacing w:after="160" w:line="257" w:lineRule="auto"/>
-        <w:ind w:firstLine="709"/>
-        <w:jc w:val="both"/>
-        <w:outlineLvl w:val="2"/>
-        <w:rPr>
-          <w:b/>
-          <w:sz w:val="28"/>
-          <w:szCs w:val="28"/>
-        </w:rPr>
-      </w:pPr>
-      <w:r>
-        <w:rPr>
-          <w:b/>
-          <w:sz w:val="28"/>
-          <w:szCs w:val="28"/>
-        </w:rPr>
-        <w:t>5.1.3</w:t>
-      </w:r>
-      <w:r>
-        <w:rPr>
-          <w:b/>
-          <w:sz w:val="28"/>
-          <w:szCs w:val="28"/>
-        </w:rPr>
-        <w:tab/>
-      </w:r>
-      <w:r>
-        <w:rPr>
-          <w:b/>
-          <w:sz w:val="28"/>
-          <w:szCs w:val="28"/>
-        </w:rPr>
-        <w:t xml:space="preserve">Класс </w:t>
-      </w:r>
-      <w:r>
-        <w:rPr>
-          <w:b/>
-          <w:sz w:val="28"/>
-          <w:szCs w:val="28"/>
-        </w:rPr>
-        <w:t>InputOutput</w:t>
-      </w:r>
-    </w:p>
-    <w:p>
-      <w:pPr>
-        <w:widowControl/>
-        <w:autoSpaceDE/>
         <w:spacing w:after="160" w:line="256" w:lineRule="auto"/>
         <w:ind w:firstLine="709"/>
         <w:jc w:val="both"/>
@@ -11643,56 +14099,17 @@
       </w:pPr>
       <w:r>
         <w:rPr>
-          <w:sz w:val="28"/>
-          <w:szCs w:val="28"/>
-        </w:rPr>
-        <w:t>Выполняет задачи ввода, вывода и проверки данных.</w:t>
-      </w:r>
-    </w:p>
-    <w:p>
-      <w:pPr>
-        <w:widowControl/>
-        <w:autoSpaceDE/>
-        <w:spacing w:after="160" w:line="256" w:lineRule="auto"/>
-        <w:ind w:firstLine="709"/>
-        <w:jc w:val="both"/>
-        <w:rPr>
-          <w:sz w:val="28"/>
-          <w:szCs w:val="28"/>
-        </w:rPr>
-      </w:pPr>
-      <w:r>
-        <w:rPr>
-          <w:sz w:val="28"/>
-          <w:szCs w:val="28"/>
-        </w:rPr>
-        <w:t>Представлен на рисунках 8, 9, 10, 11, 12, 13.</w:t>
-      </w:r>
-    </w:p>
-    <w:p>
-      <w:pPr>
-        <w:widowControl/>
-        <w:autoSpaceDE/>
-        <w:spacing w:after="160" w:line="256" w:lineRule="auto"/>
-        <w:ind w:firstLine="709"/>
-        <w:jc w:val="center"/>
-        <w:rPr>
-          <w:sz w:val="28"/>
-          <w:szCs w:val="28"/>
-        </w:rPr>
-      </w:pPr>
-      <w:r>
-        <w:rPr>
           <w:noProof/>
           <w:sz w:val="28"/>
           <w:szCs w:val="28"/>
           <w:lang w:eastAsia="ru-RU"/>
         </w:rPr>
+        <w:lastRenderedPageBreak/>
         <w:drawing>
-          <wp:inline distT="0" distB="0" distL="0" distR="0" wp14:anchorId="196B5F86" wp14:editId="263E82D0">
-            <wp:extent cx="5942965" cy="1685925"/>
-            <wp:effectExtent l="0" t="0" r="635" b="9525"/>
-            <wp:docPr id="14" name="Рисунок 14"/>
+          <wp:inline distT="0" distB="0" distL="0" distR="0" wp14:anchorId="6284DE9E" wp14:editId="1E5D35EE">
+            <wp:extent cx="5677692" cy="3934374"/>
+            <wp:effectExtent l="0" t="0" r="0" b="9525"/>
+            <wp:docPr id="7" name="Рисунок 7"/>
             <wp:cNvGraphicFramePr>
               <a:graphicFrameLocks xmlns:a="http://schemas.openxmlformats.org/drawingml/2006/main" noChangeAspect="1"/>
             </wp:cNvGraphicFramePr>
@@ -11712,7 +14129,7 @@
                   <pic:spPr>
                     <a:xfrm>
                       <a:off x="0" y="0"/>
-                      <a:ext cx="5942965" cy="1685925"/>
+                      <a:ext cx="5677692" cy="3934374"/>
                     </a:xfrm>
                     <a:prstGeom prst="rect">
                       <a:avLst/>
@@ -11735,23 +14152,22 @@
         <w:rPr>
           <w:sz w:val="28"/>
           <w:szCs w:val="28"/>
-          <w:lang w:val="en-US"/>
-        </w:rPr>
-      </w:pPr>
-      <w:r>
-        <w:rPr>
-          <w:sz w:val="28"/>
-          <w:szCs w:val="28"/>
-        </w:rPr>
-        <w:t xml:space="preserve">Рисунок 8 – Класс </w:t>
-      </w:r>
-      <w:r>
-        <w:rPr>
-          <w:sz w:val="28"/>
-          <w:szCs w:val="28"/>
-          <w:lang w:val="en-US"/>
-        </w:rPr>
-        <w:t>InputOutput</w:t>
+        </w:rPr>
+      </w:pPr>
+      <w:r>
+        <w:rPr>
+          <w:sz w:val="28"/>
+          <w:szCs w:val="28"/>
+        </w:rPr>
+        <w:t xml:space="preserve">Рисунок 7 – Метод </w:t>
+      </w:r>
+      <w:r>
+        <w:rPr>
+          <w:sz w:val="28"/>
+          <w:szCs w:val="28"/>
+          <w:lang w:val="en-US"/>
+        </w:rPr>
+        <w:t>DecryptData</w:t>
       </w:r>
     </w:p>
     <w:p>
@@ -11764,9 +14180,57 @@
         <w:rPr>
           <w:sz w:val="28"/>
           <w:szCs w:val="28"/>
-          <w:lang w:val="en-US"/>
-        </w:rPr>
-      </w:pPr>
+        </w:rPr>
+      </w:pPr>
+    </w:p>
+    <w:p>
+      <w:pPr>
+        <w:widowControl/>
+        <w:autoSpaceDE/>
+        <w:spacing w:after="160" w:line="257" w:lineRule="auto"/>
+        <w:ind w:firstLine="709"/>
+        <w:jc w:val="both"/>
+        <w:outlineLvl w:val="2"/>
+        <w:rPr>
+          <w:b/>
+          <w:sz w:val="28"/>
+          <w:szCs w:val="28"/>
+        </w:rPr>
+      </w:pPr>
+      <w:bookmarkStart w:id="23" w:name="_Toc233196476"/>
+      <w:r>
+        <w:rPr>
+          <w:b/>
+          <w:sz w:val="28"/>
+          <w:szCs w:val="28"/>
+        </w:rPr>
+        <w:t>5.1.3</w:t>
+      </w:r>
+      <w:r>
+        <w:rPr>
+          <w:b/>
+          <w:sz w:val="28"/>
+          <w:szCs w:val="28"/>
+        </w:rPr>
+        <w:tab/>
+      </w:r>
+      <w:r>
+        <w:rPr>
+          <w:b/>
+          <w:sz w:val="28"/>
+          <w:szCs w:val="28"/>
+        </w:rPr>
+        <w:t xml:space="preserve">Класс </w:t>
+      </w:r>
+      <w:r>
+        <w:rPr>
+          <w:b/>
+          <w:sz w:val="28"/>
+          <w:szCs w:val="28"/>
+        </w:rPr>
+        <w:t>InputOutput</w:t>
+      </w:r>
+      <w:bookmarkEnd w:id="23"/>
     </w:p>
     <w:p>
       <w:pPr>
@@ -11774,6 +14238,46 @@
         <w:autoSpaceDE/>
         <w:spacing w:after="160" w:line="256" w:lineRule="auto"/>
         <w:ind w:firstLine="709"/>
+        <w:jc w:val="both"/>
+        <w:rPr>
+          <w:sz w:val="28"/>
+          <w:szCs w:val="28"/>
+        </w:rPr>
+      </w:pPr>
+      <w:r>
+        <w:rPr>
+          <w:sz w:val="28"/>
+          <w:szCs w:val="28"/>
+        </w:rPr>
+        <w:t>Выполняет задачи ввода, вывода и проверки данных.</w:t>
+      </w:r>
+    </w:p>
+    <w:p>
+      <w:pPr>
+        <w:widowControl/>
+        <w:autoSpaceDE/>
+        <w:spacing w:after="160" w:line="256" w:lineRule="auto"/>
+        <w:ind w:firstLine="709"/>
+        <w:jc w:val="both"/>
+        <w:rPr>
+          <w:sz w:val="28"/>
+          <w:szCs w:val="28"/>
+        </w:rPr>
+      </w:pPr>
+      <w:r>
+        <w:rPr>
+          <w:sz w:val="28"/>
+          <w:szCs w:val="28"/>
+        </w:rPr>
+        <w:t>Представлен на рисунках 8, 9, 10, 11, 12, 13.</w:t>
+      </w:r>
+    </w:p>
+    <w:p>
+      <w:pPr>
+        <w:widowControl/>
+        <w:autoSpaceDE/>
+        <w:spacing w:after="160" w:line="256" w:lineRule="auto"/>
+        <w:ind w:firstLine="709"/>
         <w:jc w:val="center"/>
         <w:rPr>
           <w:sz w:val="28"/>
@@ -11788,10 +14292,10 @@
           <w:lang w:eastAsia="ru-RU"/>
         </w:rPr>
         <w:drawing>
-          <wp:inline distT="0" distB="0" distL="0" distR="0" wp14:anchorId="093722A3" wp14:editId="2338705A">
-            <wp:extent cx="2505425" cy="971686"/>
-            <wp:effectExtent l="0" t="0" r="0" b="0"/>
-            <wp:docPr id="10" name="Рисунок 10"/>
+          <wp:inline distT="0" distB="0" distL="0" distR="0" wp14:anchorId="196B5F86" wp14:editId="263E82D0">
+            <wp:extent cx="5942965" cy="1685925"/>
+            <wp:effectExtent l="0" t="0" r="635" b="9525"/>
+            <wp:docPr id="14" name="Рисунок 14"/>
             <wp:cNvGraphicFramePr>
               <a:graphicFrameLocks xmlns:a="http://schemas.openxmlformats.org/drawingml/2006/main" noChangeAspect="1"/>
             </wp:cNvGraphicFramePr>
@@ -11811,7 +14315,7 @@
                   <pic:spPr>
                     <a:xfrm>
                       <a:off x="0" y="0"/>
-                      <a:ext cx="2505425" cy="971686"/>
+                      <a:ext cx="5942965" cy="1685925"/>
                     </a:xfrm>
                     <a:prstGeom prst="rect">
                       <a:avLst/>
@@ -11834,22 +14338,23 @@
         <w:rPr>
           <w:sz w:val="28"/>
           <w:szCs w:val="28"/>
-        </w:rPr>
-      </w:pPr>
-      <w:r>
-        <w:rPr>
-          <w:sz w:val="28"/>
-          <w:szCs w:val="28"/>
-        </w:rPr>
-        <w:lastRenderedPageBreak/>
-        <w:t xml:space="preserve">Рисунок 9 – Метод </w:t>
-      </w:r>
-      <w:r>
-        <w:rPr>
-          <w:sz w:val="28"/>
-          <w:szCs w:val="28"/>
-        </w:rPr>
-        <w:t>InputKey</w:t>
+          <w:lang w:val="en-US"/>
+        </w:rPr>
+      </w:pPr>
+      <w:r>
+        <w:rPr>
+          <w:sz w:val="28"/>
+          <w:szCs w:val="28"/>
+        </w:rPr>
+        <w:t xml:space="preserve">Рисунок 8 – Класс </w:t>
+      </w:r>
+      <w:r>
+        <w:rPr>
+          <w:sz w:val="28"/>
+          <w:szCs w:val="28"/>
+          <w:lang w:val="en-US"/>
+        </w:rPr>
+        <w:t>InputOutput</w:t>
       </w:r>
     </w:p>
     <w:p>
@@ -11862,6 +14367,7 @@
         <w:rPr>
           <w:sz w:val="28"/>
           <w:szCs w:val="28"/>
+          <w:lang w:val="en-US"/>
         </w:rPr>
       </w:pPr>
     </w:p>
@@ -11884,11 +14390,12 @@
           <w:szCs w:val="28"/>
           <w:lang w:eastAsia="ru-RU"/>
         </w:rPr>
+        <w:lastRenderedPageBreak/>
         <w:drawing>
-          <wp:inline distT="0" distB="0" distL="0" distR="0" wp14:anchorId="32A1C39F" wp14:editId="02DA7984">
-            <wp:extent cx="3219899" cy="943107"/>
-            <wp:effectExtent l="0" t="0" r="0" b="9525"/>
-            <wp:docPr id="11" name="Рисунок 11"/>
+          <wp:inline distT="0" distB="0" distL="0" distR="0" wp14:anchorId="093722A3" wp14:editId="2338705A">
+            <wp:extent cx="2505425" cy="971686"/>
+            <wp:effectExtent l="0" t="0" r="0" b="0"/>
+            <wp:docPr id="10" name="Рисунок 10"/>
             <wp:cNvGraphicFramePr>
               <a:graphicFrameLocks xmlns:a="http://schemas.openxmlformats.org/drawingml/2006/main" noChangeAspect="1"/>
             </wp:cNvGraphicFramePr>
@@ -11908,7 +14415,7 @@
                   <pic:spPr>
                     <a:xfrm>
                       <a:off x="0" y="0"/>
-                      <a:ext cx="3219899" cy="943107"/>
+                      <a:ext cx="2505425" cy="971686"/>
                     </a:xfrm>
                     <a:prstGeom prst="rect">
                       <a:avLst/>
@@ -11938,14 +14445,14 @@
           <w:sz w:val="28"/>
           <w:szCs w:val="28"/>
         </w:rPr>
-        <w:t xml:space="preserve">Рисунок 10 – Метод </w:t>
-      </w:r>
-      <w:r>
-        <w:rPr>
-          <w:sz w:val="28"/>
-          <w:szCs w:val="28"/>
-        </w:rPr>
-        <w:t>InputFromFile</w:t>
+        <w:t xml:space="preserve">Рисунок 9 – Метод </w:t>
+      </w:r>
+      <w:r>
+        <w:rPr>
+          <w:sz w:val="28"/>
+          <w:szCs w:val="28"/>
+        </w:rPr>
+        <w:t>InputKey</w:t>
       </w:r>
     </w:p>
     <w:p>
@@ -11981,10 +14488,10 @@
           <w:lang w:eastAsia="ru-RU"/>
         </w:rPr>
         <w:drawing>
-          <wp:inline distT="0" distB="0" distL="0" distR="0" wp14:anchorId="4DB8B359" wp14:editId="41C528EF">
-            <wp:extent cx="3162741" cy="952633"/>
-            <wp:effectExtent l="0" t="0" r="0" b="0"/>
-            <wp:docPr id="12" name="Рисунок 12"/>
+          <wp:inline distT="0" distB="0" distL="0" distR="0" wp14:anchorId="32A1C39F" wp14:editId="02DA7984">
+            <wp:extent cx="3219899" cy="943107"/>
+            <wp:effectExtent l="0" t="0" r="0" b="9525"/>
+            <wp:docPr id="11" name="Рисунок 11"/>
             <wp:cNvGraphicFramePr>
               <a:graphicFrameLocks xmlns:a="http://schemas.openxmlformats.org/drawingml/2006/main" noChangeAspect="1"/>
             </wp:cNvGraphicFramePr>
@@ -12004,7 +14511,7 @@
                   <pic:spPr>
                     <a:xfrm>
                       <a:off x="0" y="0"/>
-                      <a:ext cx="3162741" cy="952633"/>
+                      <a:ext cx="3219899" cy="943107"/>
                     </a:xfrm>
                     <a:prstGeom prst="rect">
                       <a:avLst/>
@@ -12034,14 +14541,14 @@
           <w:sz w:val="28"/>
           <w:szCs w:val="28"/>
         </w:rPr>
-        <w:t xml:space="preserve">Рисунок 11 – Метод </w:t>
-      </w:r>
-      <w:r>
-        <w:rPr>
-          <w:sz w:val="28"/>
-          <w:szCs w:val="28"/>
-        </w:rPr>
-        <w:t>InputFromProgram</w:t>
+        <w:t xml:space="preserve">Рисунок 10 – Метод </w:t>
+      </w:r>
+      <w:r>
+        <w:rPr>
+          <w:sz w:val="28"/>
+          <w:szCs w:val="28"/>
+        </w:rPr>
+        <w:t>InputFromFile</w:t>
       </w:r>
     </w:p>
     <w:p>
@@ -12077,10 +14584,10 @@
           <w:lang w:eastAsia="ru-RU"/>
         </w:rPr>
         <w:drawing>
-          <wp:inline distT="0" distB="0" distL="0" distR="0" wp14:anchorId="37FA469A" wp14:editId="17736394">
-            <wp:extent cx="3077004" cy="1800476"/>
-            <wp:effectExtent l="0" t="0" r="9525" b="9525"/>
-            <wp:docPr id="13" name="Рисунок 13"/>
+          <wp:inline distT="0" distB="0" distL="0" distR="0" wp14:anchorId="4DB8B359" wp14:editId="41C528EF">
+            <wp:extent cx="3162741" cy="952633"/>
+            <wp:effectExtent l="0" t="0" r="0" b="0"/>
+            <wp:docPr id="12" name="Рисунок 12"/>
             <wp:cNvGraphicFramePr>
               <a:graphicFrameLocks xmlns:a="http://schemas.openxmlformats.org/drawingml/2006/main" noChangeAspect="1"/>
             </wp:cNvGraphicFramePr>
@@ -12100,7 +14607,7 @@
                   <pic:spPr>
                     <a:xfrm>
                       <a:off x="0" y="0"/>
-                      <a:ext cx="3077004" cy="1800476"/>
+                      <a:ext cx="3162741" cy="952633"/>
                     </a:xfrm>
                     <a:prstGeom prst="rect">
                       <a:avLst/>
@@ -12130,14 +14637,14 @@
           <w:sz w:val="28"/>
           <w:szCs w:val="28"/>
         </w:rPr>
-        <w:t>Рисунок 12 – Метод</w:t>
-      </w:r>
-      <w:r>
-        <w:rPr>
-          <w:sz w:val="28"/>
-          <w:szCs w:val="28"/>
-        </w:rPr>
-        <w:t xml:space="preserve"> CheckText</w:t>
+        <w:t xml:space="preserve">Рисунок 11 – Метод </w:t>
+      </w:r>
+      <w:r>
+        <w:rPr>
+          <w:sz w:val="28"/>
+          <w:szCs w:val="28"/>
+        </w:rPr>
+        <w:t>InputFromProgram</w:t>
       </w:r>
     </w:p>
     <w:p>
@@ -12163,7 +14670,6 @@
         <w:rPr>
           <w:sz w:val="28"/>
           <w:szCs w:val="28"/>
-          <w:lang w:val="en-US"/>
         </w:rPr>
       </w:pPr>
       <w:r>
@@ -12174,10 +14680,10 @@
           <w:lang w:eastAsia="ru-RU"/>
         </w:rPr>
         <w:drawing>
-          <wp:inline distT="0" distB="0" distL="0" distR="0" wp14:anchorId="0C8A7824" wp14:editId="6E4A2811">
-            <wp:extent cx="5942965" cy="2239010"/>
-            <wp:effectExtent l="0" t="0" r="635" b="8890"/>
-            <wp:docPr id="5" name="Рисунок 5"/>
+          <wp:inline distT="0" distB="0" distL="0" distR="0" wp14:anchorId="37FA469A" wp14:editId="17736394">
+            <wp:extent cx="3077004" cy="1800476"/>
+            <wp:effectExtent l="0" t="0" r="9525" b="9525"/>
+            <wp:docPr id="13" name="Рисунок 13"/>
             <wp:cNvGraphicFramePr>
               <a:graphicFrameLocks xmlns:a="http://schemas.openxmlformats.org/drawingml/2006/main" noChangeAspect="1"/>
             </wp:cNvGraphicFramePr>
@@ -12197,7 +14703,7 @@
                   <pic:spPr>
                     <a:xfrm>
                       <a:off x="0" y="0"/>
-                      <a:ext cx="5942965" cy="2239010"/>
+                      <a:ext cx="3077004" cy="1800476"/>
                     </a:xfrm>
                     <a:prstGeom prst="rect">
                       <a:avLst/>
@@ -12227,15 +14733,14 @@
           <w:sz w:val="28"/>
           <w:szCs w:val="28"/>
         </w:rPr>
-        <w:lastRenderedPageBreak/>
-        <w:t xml:space="preserve">Рисунок 13 – Метод </w:t>
-      </w:r>
-      <w:r>
-        <w:rPr>
-          <w:sz w:val="28"/>
-          <w:szCs w:val="28"/>
-        </w:rPr>
-        <w:t>OutputResult</w:t>
+        <w:t>Рисунок 12 – Метод</w:t>
+      </w:r>
+      <w:r>
+        <w:rPr>
+          <w:sz w:val="28"/>
+          <w:szCs w:val="28"/>
+        </w:rPr>
+        <w:t xml:space="preserve"> CheckText</w:t>
       </w:r>
     </w:p>
     <w:p>
@@ -12255,202 +14760,13 @@
       <w:pPr>
         <w:widowControl/>
         <w:autoSpaceDE/>
-        <w:spacing w:after="160" w:line="257" w:lineRule="auto"/>
-        <w:ind w:firstLine="709"/>
-        <w:jc w:val="both"/>
-        <w:outlineLvl w:val="1"/>
-        <w:rPr>
-          <w:b/>
-          <w:sz w:val="28"/>
-          <w:szCs w:val="28"/>
-        </w:rPr>
-      </w:pPr>
-      <w:r>
-        <w:rPr>
-          <w:b/>
-          <w:sz w:val="28"/>
-          <w:szCs w:val="28"/>
-        </w:rPr>
-        <w:t>5.2</w:t>
-      </w:r>
-      <w:r>
-        <w:rPr>
-          <w:b/>
-          <w:sz w:val="28"/>
-          <w:szCs w:val="28"/>
-        </w:rPr>
-        <w:tab/>
-        <w:t xml:space="preserve">Проект </w:t>
-      </w:r>
-      <w:proofErr w:type="spellStart"/>
-      <w:r>
-        <w:rPr>
-          <w:b/>
-          <w:sz w:val="28"/>
-          <w:szCs w:val="28"/>
-        </w:rPr>
-        <w:t>WindowsForms</w:t>
-      </w:r>
-      <w:proofErr w:type="spellEnd"/>
-      <w:r>
-        <w:rPr>
-          <w:b/>
-          <w:sz w:val="28"/>
-          <w:szCs w:val="28"/>
-        </w:rPr>
-        <w:t xml:space="preserve"> </w:t>
-      </w:r>
-      <w:proofErr w:type="spellStart"/>
-      <w:r>
-        <w:rPr>
-          <w:b/>
-          <w:sz w:val="28"/>
-          <w:szCs w:val="28"/>
-        </w:rPr>
-        <w:t>CaesarCipher</w:t>
-      </w:r>
-      <w:proofErr w:type="spellEnd"/>
-    </w:p>
-    <w:p>
-      <w:pPr>
-        <w:widowControl/>
-        <w:autoSpaceDE/>
-        <w:spacing w:after="160" w:line="257" w:lineRule="auto"/>
-        <w:ind w:firstLine="709"/>
-        <w:jc w:val="both"/>
-        <w:outlineLvl w:val="2"/>
-        <w:rPr>
-          <w:b/>
-          <w:sz w:val="28"/>
-          <w:szCs w:val="28"/>
-        </w:rPr>
-      </w:pPr>
-      <w:r>
-        <w:rPr>
-          <w:b/>
-          <w:sz w:val="28"/>
-          <w:szCs w:val="28"/>
-        </w:rPr>
-        <w:t>5.2.1</w:t>
-      </w:r>
-      <w:r>
-        <w:rPr>
-          <w:b/>
-          <w:sz w:val="28"/>
-          <w:szCs w:val="28"/>
-        </w:rPr>
-        <w:tab/>
-      </w:r>
-      <w:r>
-        <w:rPr>
-          <w:b/>
-          <w:sz w:val="28"/>
-          <w:szCs w:val="28"/>
-        </w:rPr>
-        <w:t xml:space="preserve">Форма </w:t>
-      </w:r>
-      <w:r>
-        <w:rPr>
-          <w:b/>
-          <w:sz w:val="28"/>
-          <w:szCs w:val="28"/>
-          <w:lang w:val="en-US"/>
-        </w:rPr>
-        <w:t>AnimationForm</w:t>
-      </w:r>
-    </w:p>
-    <w:p>
-      <w:pPr>
-        <w:widowControl/>
-        <w:autoSpaceDE/>
         <w:spacing w:after="160" w:line="256" w:lineRule="auto"/>
         <w:ind w:firstLine="709"/>
-        <w:jc w:val="both"/>
-        <w:rPr>
-          <w:sz w:val="28"/>
-          <w:szCs w:val="28"/>
-        </w:rPr>
-      </w:pPr>
-      <w:r>
-        <w:rPr>
-          <w:sz w:val="28"/>
-          <w:szCs w:val="28"/>
-        </w:rPr>
-        <w:t>Отображает процесс</w:t>
-      </w:r>
-      <w:r>
-        <w:rPr>
-          <w:sz w:val="28"/>
-          <w:szCs w:val="28"/>
-        </w:rPr>
-        <w:t>ы</w:t>
-      </w:r>
-      <w:r>
-        <w:rPr>
-          <w:sz w:val="28"/>
-          <w:szCs w:val="28"/>
-        </w:rPr>
-        <w:t xml:space="preserve"> шифрования и дешифрования.</w:t>
-      </w:r>
-    </w:p>
-    <w:p>
-      <w:pPr>
-        <w:widowControl/>
-        <w:autoSpaceDE/>
-        <w:spacing w:after="160" w:line="256" w:lineRule="auto"/>
-        <w:ind w:firstLine="709"/>
-        <w:jc w:val="both"/>
-        <w:rPr>
-          <w:sz w:val="28"/>
-          <w:szCs w:val="28"/>
-        </w:rPr>
-      </w:pPr>
-      <w:r>
-        <w:rPr>
-          <w:sz w:val="28"/>
-          <w:szCs w:val="28"/>
-        </w:rPr>
-        <w:t>П</w:t>
-      </w:r>
-      <w:r>
-        <w:rPr>
-          <w:sz w:val="28"/>
-          <w:szCs w:val="28"/>
-        </w:rPr>
-        <w:t>редставлена на рисунках 14, 15,</w:t>
-      </w:r>
-      <w:r>
-        <w:rPr>
-          <w:sz w:val="28"/>
-          <w:szCs w:val="28"/>
-        </w:rPr>
-        <w:t xml:space="preserve"> 16</w:t>
-      </w:r>
-      <w:r>
-        <w:rPr>
-          <w:sz w:val="28"/>
-          <w:szCs w:val="28"/>
-        </w:rPr>
-        <w:t xml:space="preserve"> и 17</w:t>
-      </w:r>
-      <w:r>
-        <w:rPr>
-          <w:sz w:val="28"/>
-          <w:szCs w:val="28"/>
-        </w:rPr>
-        <w:t>.</w:t>
-      </w:r>
-    </w:p>
-    <w:p>
-      <w:pPr>
-        <w:widowControl/>
-        <w:autoSpaceDE/>
-        <w:spacing w:after="160" w:line="256" w:lineRule="auto"/>
-        <w:ind w:firstLine="709"/>
         <w:jc w:val="center"/>
         <w:rPr>
           <w:sz w:val="28"/>
           <w:szCs w:val="28"/>
+          <w:lang w:val="en-US"/>
         </w:rPr>
       </w:pPr>
       <w:r>
@@ -12460,11 +14776,12 @@
           <w:szCs w:val="28"/>
           <w:lang w:eastAsia="ru-RU"/>
         </w:rPr>
+        <w:lastRenderedPageBreak/>
         <w:drawing>
-          <wp:inline distT="0" distB="0" distL="0" distR="0" wp14:anchorId="087FE8E8" wp14:editId="2E16BABD">
-            <wp:extent cx="3477110" cy="1514686"/>
-            <wp:effectExtent l="0" t="0" r="9525" b="9525"/>
-            <wp:docPr id="20" name="Рисунок 20"/>
+          <wp:inline distT="0" distB="0" distL="0" distR="0" wp14:anchorId="0C8A7824" wp14:editId="6E4A2811">
+            <wp:extent cx="5942965" cy="2239010"/>
+            <wp:effectExtent l="0" t="0" r="635" b="8890"/>
+            <wp:docPr id="5" name="Рисунок 5"/>
             <wp:cNvGraphicFramePr>
               <a:graphicFrameLocks xmlns:a="http://schemas.openxmlformats.org/drawingml/2006/main" noChangeAspect="1"/>
             </wp:cNvGraphicFramePr>
@@ -12484,7 +14801,7 @@
                   <pic:spPr>
                     <a:xfrm>
                       <a:off x="0" y="0"/>
-                      <a:ext cx="3477110" cy="1514686"/>
+                      <a:ext cx="5942965" cy="2239010"/>
                     </a:xfrm>
                     <a:prstGeom prst="rect">
                       <a:avLst/>
@@ -12507,21 +14824,38 @@
         <w:rPr>
           <w:sz w:val="28"/>
           <w:szCs w:val="28"/>
-        </w:rPr>
-      </w:pPr>
-      <w:r>
-        <w:rPr>
-          <w:sz w:val="28"/>
-          <w:szCs w:val="28"/>
-        </w:rPr>
-        <w:t xml:space="preserve">Рисунок 14 – Форма </w:t>
-      </w:r>
-      <w:r>
-        <w:rPr>
-          <w:sz w:val="28"/>
-          <w:szCs w:val="28"/>
-        </w:rPr>
-        <w:t>AnimationForm</w:t>
+          <w:lang w:val="en-US"/>
+        </w:rPr>
+      </w:pPr>
+      <w:r>
+        <w:rPr>
+          <w:sz w:val="28"/>
+          <w:szCs w:val="28"/>
+        </w:rPr>
+        <w:t>Рисунок</w:t>
+      </w:r>
+      <w:r>
+        <w:rPr>
+          <w:sz w:val="28"/>
+          <w:szCs w:val="28"/>
+          <w:lang w:val="en-US"/>
+        </w:rPr>
+        <w:t xml:space="preserve"> 13 – </w:t>
+      </w:r>
+      <w:r>
+        <w:rPr>
+          <w:sz w:val="28"/>
+          <w:szCs w:val="28"/>
+        </w:rPr>
+        <w:t>Метод</w:t>
+      </w:r>
+      <w:r>
+        <w:rPr>
+          <w:sz w:val="28"/>
+          <w:szCs w:val="28"/>
+          <w:lang w:val="en-US"/>
+        </w:rPr>
+        <w:t xml:space="preserve"> OutputResult</w:t>
       </w:r>
     </w:p>
     <w:p>
@@ -12534,8 +14868,145 @@
         <w:rPr>
           <w:sz w:val="28"/>
           <w:szCs w:val="28"/>
-        </w:rPr>
-      </w:pPr>
+          <w:lang w:val="en-US"/>
+        </w:rPr>
+      </w:pPr>
+    </w:p>
+    <w:p>
+      <w:pPr>
+        <w:widowControl/>
+        <w:autoSpaceDE/>
+        <w:spacing w:after="160" w:line="257" w:lineRule="auto"/>
+        <w:ind w:firstLine="709"/>
+        <w:jc w:val="both"/>
+        <w:outlineLvl w:val="1"/>
+        <w:rPr>
+          <w:b/>
+          <w:sz w:val="28"/>
+          <w:szCs w:val="28"/>
+          <w:lang w:val="en-US"/>
+        </w:rPr>
+      </w:pPr>
+      <w:bookmarkStart w:id="24" w:name="_Toc233196477"/>
+      <w:proofErr w:type="gramStart"/>
+      <w:r>
+        <w:rPr>
+          <w:b/>
+          <w:sz w:val="28"/>
+          <w:szCs w:val="28"/>
+          <w:lang w:val="en-US"/>
+        </w:rPr>
+        <w:t>5.2</w:t>
+      </w:r>
+      <w:proofErr w:type="gramEnd"/>
+      <w:r>
+        <w:rPr>
+          <w:b/>
+          <w:sz w:val="28"/>
+          <w:szCs w:val="28"/>
+          <w:lang w:val="en-US"/>
+        </w:rPr>
+        <w:tab/>
+      </w:r>
+      <w:r>
+        <w:rPr>
+          <w:b/>
+          <w:sz w:val="28"/>
+          <w:szCs w:val="28"/>
+        </w:rPr>
+        <w:t>Проект</w:t>
+      </w:r>
+      <w:r>
+        <w:rPr>
+          <w:b/>
+          <w:sz w:val="28"/>
+          <w:szCs w:val="28"/>
+          <w:lang w:val="en-US"/>
+        </w:rPr>
+        <w:t xml:space="preserve"> </w:t>
+      </w:r>
+      <w:proofErr w:type="spellStart"/>
+      <w:r>
+        <w:rPr>
+          <w:b/>
+          <w:sz w:val="28"/>
+          <w:szCs w:val="28"/>
+          <w:lang w:val="en-US"/>
+        </w:rPr>
+        <w:t>WindowsForms</w:t>
+      </w:r>
+      <w:proofErr w:type="spellEnd"/>
+      <w:r>
+        <w:rPr>
+          <w:b/>
+          <w:sz w:val="28"/>
+          <w:szCs w:val="28"/>
+          <w:lang w:val="en-US"/>
+        </w:rPr>
+        <w:t xml:space="preserve"> </w:t>
+      </w:r>
+      <w:proofErr w:type="spellStart"/>
+      <w:r>
+        <w:rPr>
+          <w:b/>
+          <w:sz w:val="28"/>
+          <w:szCs w:val="28"/>
+          <w:lang w:val="en-US"/>
+        </w:rPr>
+        <w:t>CaesarCipher</w:t>
+      </w:r>
+      <w:bookmarkEnd w:id="24"/>
+      <w:proofErr w:type="spellEnd"/>
+    </w:p>
+    <w:p>
+      <w:pPr>
+        <w:widowControl/>
+        <w:autoSpaceDE/>
+        <w:spacing w:after="160" w:line="257" w:lineRule="auto"/>
+        <w:ind w:firstLine="709"/>
+        <w:jc w:val="both"/>
+        <w:outlineLvl w:val="2"/>
+        <w:rPr>
+          <w:b/>
+          <w:sz w:val="28"/>
+          <w:szCs w:val="28"/>
+        </w:rPr>
+      </w:pPr>
+      <w:bookmarkStart w:id="25" w:name="_Toc233196478"/>
+      <w:r>
+        <w:rPr>
+          <w:b/>
+          <w:sz w:val="28"/>
+          <w:szCs w:val="28"/>
+        </w:rPr>
+        <w:t>5.2.1</w:t>
+      </w:r>
+      <w:r>
+        <w:rPr>
+          <w:b/>
+          <w:sz w:val="28"/>
+          <w:szCs w:val="28"/>
+        </w:rPr>
+        <w:tab/>
+      </w:r>
+      <w:r>
+        <w:rPr>
+          <w:b/>
+          <w:sz w:val="28"/>
+          <w:szCs w:val="28"/>
+        </w:rPr>
+        <w:t xml:space="preserve">Форма </w:t>
+      </w:r>
+      <w:r>
+        <w:rPr>
+          <w:b/>
+          <w:sz w:val="28"/>
+          <w:szCs w:val="28"/>
+          <w:lang w:val="en-US"/>
+        </w:rPr>
+        <w:t>AnimationForm</w:t>
+      </w:r>
+      <w:bookmarkEnd w:id="25"/>
     </w:p>
     <w:p>
       <w:pPr>
@@ -12543,6 +15014,88 @@
         <w:autoSpaceDE/>
         <w:spacing w:after="160" w:line="256" w:lineRule="auto"/>
         <w:ind w:firstLine="709"/>
+        <w:jc w:val="both"/>
+        <w:rPr>
+          <w:sz w:val="28"/>
+          <w:szCs w:val="28"/>
+        </w:rPr>
+      </w:pPr>
+      <w:r>
+        <w:rPr>
+          <w:sz w:val="28"/>
+          <w:szCs w:val="28"/>
+        </w:rPr>
+        <w:t>Отображает процесс</w:t>
+      </w:r>
+      <w:r>
+        <w:rPr>
+          <w:sz w:val="28"/>
+          <w:szCs w:val="28"/>
+        </w:rPr>
+        <w:t>ы</w:t>
+      </w:r>
+      <w:r>
+        <w:rPr>
+          <w:sz w:val="28"/>
+          <w:szCs w:val="28"/>
+        </w:rPr>
+        <w:t xml:space="preserve"> шифрования и дешифрования.</w:t>
+      </w:r>
+    </w:p>
+    <w:p>
+      <w:pPr>
+        <w:widowControl/>
+        <w:autoSpaceDE/>
+        <w:spacing w:after="160" w:line="256" w:lineRule="auto"/>
+        <w:ind w:firstLine="709"/>
+        <w:jc w:val="both"/>
+        <w:rPr>
+          <w:sz w:val="28"/>
+          <w:szCs w:val="28"/>
+        </w:rPr>
+      </w:pPr>
+      <w:r>
+        <w:rPr>
+          <w:sz w:val="28"/>
+          <w:szCs w:val="28"/>
+        </w:rPr>
+        <w:t>П</w:t>
+      </w:r>
+      <w:r>
+        <w:rPr>
+          <w:sz w:val="28"/>
+          <w:szCs w:val="28"/>
+        </w:rPr>
+        <w:t>редставлена на рисунках 14, 15,</w:t>
+      </w:r>
+      <w:r>
+        <w:rPr>
+          <w:sz w:val="28"/>
+          <w:szCs w:val="28"/>
+        </w:rPr>
+        <w:t xml:space="preserve"> 16</w:t>
+      </w:r>
+      <w:r>
+        <w:rPr>
+          <w:sz w:val="28"/>
+          <w:szCs w:val="28"/>
+        </w:rPr>
+        <w:t xml:space="preserve"> и 17</w:t>
+      </w:r>
+      <w:r>
+        <w:rPr>
+          <w:sz w:val="28"/>
+          <w:szCs w:val="28"/>
+        </w:rPr>
+        <w:t>.</w:t>
+      </w:r>
+    </w:p>
+    <w:p>
+      <w:pPr>
+        <w:widowControl/>
+        <w:autoSpaceDE/>
+        <w:spacing w:after="160" w:line="256" w:lineRule="auto"/>
+        <w:ind w:firstLine="709"/>
         <w:jc w:val="center"/>
         <w:rPr>
           <w:sz w:val="28"/>
@@ -12557,10 +15110,10 @@
           <w:lang w:eastAsia="ru-RU"/>
         </w:rPr>
         <w:drawing>
-          <wp:inline distT="0" distB="0" distL="0" distR="0" wp14:anchorId="538BC968" wp14:editId="27201B48">
-            <wp:extent cx="5942965" cy="3862070"/>
-            <wp:effectExtent l="0" t="0" r="635" b="5080"/>
-            <wp:docPr id="21" name="Рисунок 21"/>
+          <wp:inline distT="0" distB="0" distL="0" distR="0" wp14:anchorId="087FE8E8" wp14:editId="2E16BABD">
+            <wp:extent cx="3477110" cy="1514686"/>
+            <wp:effectExtent l="0" t="0" r="9525" b="9525"/>
+            <wp:docPr id="20" name="Рисунок 20"/>
             <wp:cNvGraphicFramePr>
               <a:graphicFrameLocks xmlns:a="http://schemas.openxmlformats.org/drawingml/2006/main" noChangeAspect="1"/>
             </wp:cNvGraphicFramePr>
@@ -12580,7 +15133,7 @@
                   <pic:spPr>
                     <a:xfrm>
                       <a:off x="0" y="0"/>
-                      <a:ext cx="5942965" cy="3862070"/>
+                      <a:ext cx="3477110" cy="1514686"/>
                     </a:xfrm>
                     <a:prstGeom prst="rect">
                       <a:avLst/>
@@ -12610,7 +15163,7 @@
           <w:sz w:val="28"/>
           <w:szCs w:val="28"/>
         </w:rPr>
-        <w:t xml:space="preserve">Рисунок 15 – Код формы </w:t>
+        <w:t xml:space="preserve">Рисунок 14 – Форма </w:t>
       </w:r>
       <w:r>
         <w:rPr>
@@ -12630,7 +15183,6 @@
         <w:rPr>
           <w:sz w:val="28"/>
           <w:szCs w:val="28"/>
-          <w:lang w:val="en-US"/>
         </w:rPr>
       </w:pPr>
     </w:p>
@@ -12644,7 +15196,6 @@
         <w:rPr>
           <w:sz w:val="28"/>
           <w:szCs w:val="28"/>
-          <w:lang w:val="en-US"/>
         </w:rPr>
       </w:pPr>
       <w:r>
@@ -12656,10 +15207,10 @@
         </w:rPr>
         <w:lastRenderedPageBreak/>
         <w:drawing>
-          <wp:inline distT="0" distB="0" distL="0" distR="0" wp14:anchorId="0D6BF084" wp14:editId="3CA7E3B3">
-            <wp:extent cx="5942965" cy="5342890"/>
-            <wp:effectExtent l="0" t="0" r="635" b="0"/>
-            <wp:docPr id="23" name="Рисунок 23"/>
+          <wp:inline distT="0" distB="0" distL="0" distR="0" wp14:anchorId="538BC968" wp14:editId="27201B48">
+            <wp:extent cx="5942965" cy="3862070"/>
+            <wp:effectExtent l="0" t="0" r="635" b="5080"/>
+            <wp:docPr id="21" name="Рисунок 21"/>
             <wp:cNvGraphicFramePr>
               <a:graphicFrameLocks xmlns:a="http://schemas.openxmlformats.org/drawingml/2006/main" noChangeAspect="1"/>
             </wp:cNvGraphicFramePr>
@@ -12679,7 +15230,7 @@
                   <pic:spPr>
                     <a:xfrm>
                       <a:off x="0" y="0"/>
-                      <a:ext cx="5942965" cy="5342890"/>
+                      <a:ext cx="5942965" cy="3862070"/>
                     </a:xfrm>
                     <a:prstGeom prst="rect">
                       <a:avLst/>
@@ -12709,17 +15260,15 @@
           <w:sz w:val="28"/>
           <w:szCs w:val="28"/>
         </w:rPr>
-        <w:t xml:space="preserve">Рисунок 16 – Метод </w:t>
-      </w:r>
-      <w:proofErr w:type="spellStart"/>
-      <w:r>
-        <w:rPr>
-          <w:sz w:val="28"/>
-          <w:szCs w:val="28"/>
-        </w:rPr>
-        <w:t>RunAnimationAsync</w:t>
-      </w:r>
-      <w:proofErr w:type="spellEnd"/>
+        <w:t xml:space="preserve">Рисунок 15 – Код формы </w:t>
+      </w:r>
+      <w:r>
+        <w:rPr>
+          <w:sz w:val="28"/>
+          <w:szCs w:val="28"/>
+        </w:rPr>
+        <w:t>AnimationForm</w:t>
+      </w:r>
     </w:p>
     <w:p>
       <w:pPr>
@@ -12731,6 +15280,7 @@
         <w:rPr>
           <w:sz w:val="28"/>
           <w:szCs w:val="28"/>
+          <w:lang w:val="en-US"/>
         </w:rPr>
       </w:pPr>
     </w:p>
@@ -12744,6 +15294,7 @@
         <w:rPr>
           <w:sz w:val="28"/>
           <w:szCs w:val="28"/>
+          <w:lang w:val="en-US"/>
         </w:rPr>
       </w:pPr>
       <w:r>
@@ -12753,11 +15304,12 @@
           <w:szCs w:val="28"/>
           <w:lang w:eastAsia="ru-RU"/>
         </w:rPr>
+        <w:lastRenderedPageBreak/>
         <w:drawing>
-          <wp:inline distT="0" distB="0" distL="0" distR="0" wp14:anchorId="22CDE212" wp14:editId="4F667E71">
-            <wp:extent cx="4324954" cy="800212"/>
-            <wp:effectExtent l="0" t="0" r="0" b="0"/>
-            <wp:docPr id="22" name="Рисунок 22"/>
+          <wp:inline distT="0" distB="0" distL="0" distR="0" wp14:anchorId="0D6BF084" wp14:editId="3CA7E3B3">
+            <wp:extent cx="5942965" cy="5342890"/>
+            <wp:effectExtent l="0" t="0" r="635" b="0"/>
+            <wp:docPr id="23" name="Рисунок 23"/>
             <wp:cNvGraphicFramePr>
               <a:graphicFrameLocks xmlns:a="http://schemas.openxmlformats.org/drawingml/2006/main" noChangeAspect="1"/>
             </wp:cNvGraphicFramePr>
@@ -12777,7 +15329,7 @@
                   <pic:spPr>
                     <a:xfrm>
                       <a:off x="0" y="0"/>
-                      <a:ext cx="4324954" cy="800212"/>
+                      <a:ext cx="5942965" cy="5342890"/>
                     </a:xfrm>
                     <a:prstGeom prst="rect">
                       <a:avLst/>
@@ -12807,54 +15359,17 @@
           <w:sz w:val="28"/>
           <w:szCs w:val="28"/>
         </w:rPr>
-        <w:t>Рисунок</w:t>
-      </w:r>
-      <w:r>
-        <w:rPr>
-          <w:sz w:val="28"/>
-          <w:szCs w:val="28"/>
-        </w:rPr>
-        <w:t xml:space="preserve"> 17 – </w:t>
-      </w:r>
-      <w:r>
-        <w:rPr>
-          <w:sz w:val="28"/>
-          <w:szCs w:val="28"/>
-        </w:rPr>
-        <w:t>Метод</w:t>
-      </w:r>
-      <w:r>
-        <w:rPr>
-          <w:sz w:val="28"/>
-          <w:szCs w:val="28"/>
-        </w:rPr>
-        <w:t xml:space="preserve"> </w:t>
+        <w:t xml:space="preserve">Рисунок 16 – Метод </w:t>
       </w:r>
       <w:proofErr w:type="spellStart"/>
       <w:r>
         <w:rPr>
           <w:sz w:val="28"/>
           <w:szCs w:val="28"/>
-          <w:lang w:val="en-US"/>
-        </w:rPr>
-        <w:t>CancelButton</w:t>
+        </w:rPr>
+        <w:t>RunAnimationAsync</w:t>
       </w:r>
       <w:proofErr w:type="spellEnd"/>
-      <w:r>
-        <w:rPr>
-          <w:sz w:val="28"/>
-          <w:szCs w:val="28"/>
-        </w:rPr>
-        <w:t>_</w:t>
-      </w:r>
-      <w:r>
-        <w:rPr>
-          <w:sz w:val="28"/>
-          <w:szCs w:val="28"/>
-          <w:lang w:val="en-US"/>
-        </w:rPr>
-        <w:t>Click</w:t>
-      </w:r>
     </w:p>
     <w:p>
       <w:pPr>
@@ -12873,95 +15388,8 @@
       <w:pPr>
         <w:widowControl/>
         <w:autoSpaceDE/>
-        <w:spacing w:after="160" w:line="257" w:lineRule="auto"/>
-        <w:ind w:firstLine="709"/>
-        <w:jc w:val="both"/>
-        <w:outlineLvl w:val="2"/>
-        <w:rPr>
-          <w:b/>
-          <w:sz w:val="28"/>
-          <w:szCs w:val="28"/>
-        </w:rPr>
-      </w:pPr>
-      <w:r>
-        <w:rPr>
-          <w:b/>
-          <w:sz w:val="28"/>
-          <w:szCs w:val="28"/>
-        </w:rPr>
-        <w:t>5.2.2</w:t>
-      </w:r>
-      <w:r>
-        <w:rPr>
-          <w:b/>
-          <w:sz w:val="28"/>
-          <w:szCs w:val="28"/>
-        </w:rPr>
-        <w:tab/>
-      </w:r>
-      <w:r>
-        <w:rPr>
-          <w:b/>
-          <w:sz w:val="28"/>
-          <w:szCs w:val="28"/>
-        </w:rPr>
-        <w:t>Форма</w:t>
-      </w:r>
-      <w:r>
-        <w:rPr>
-          <w:b/>
-          <w:sz w:val="28"/>
-          <w:szCs w:val="28"/>
-        </w:rPr>
-        <w:t xml:space="preserve"> MainForm</w:t>
-      </w:r>
-    </w:p>
-    <w:p>
-      <w:pPr>
-        <w:widowControl/>
-        <w:autoSpaceDE/>
         <w:spacing w:after="160" w:line="256" w:lineRule="auto"/>
         <w:ind w:firstLine="709"/>
-        <w:jc w:val="both"/>
-        <w:rPr>
-          <w:sz w:val="28"/>
-          <w:szCs w:val="28"/>
-        </w:rPr>
-      </w:pPr>
-      <w:r>
-        <w:rPr>
-          <w:sz w:val="28"/>
-          <w:szCs w:val="28"/>
-        </w:rPr>
-        <w:t>Основная форма приложения.</w:t>
-      </w:r>
-    </w:p>
-    <w:p>
-      <w:pPr>
-        <w:widowControl/>
-        <w:autoSpaceDE/>
-        <w:spacing w:after="160" w:line="256" w:lineRule="auto"/>
-        <w:ind w:firstLine="709"/>
-        <w:jc w:val="both"/>
-        <w:rPr>
-          <w:sz w:val="28"/>
-          <w:szCs w:val="28"/>
-        </w:rPr>
-      </w:pPr>
-      <w:r>
-        <w:rPr>
-          <w:sz w:val="28"/>
-          <w:szCs w:val="28"/>
-        </w:rPr>
-        <w:t>Представлена на рисунках 18, 19, 20, 21</w:t>
-      </w:r>
-    </w:p>
-    <w:p>
-      <w:pPr>
-        <w:widowControl/>
-        <w:autoSpaceDE/>
-        <w:spacing w:after="160" w:line="256" w:lineRule="auto"/>
-        <w:ind w:firstLine="709"/>
         <w:jc w:val="center"/>
         <w:rPr>
           <w:sz w:val="28"/>
@@ -12975,12 +15403,11 @@
           <w:szCs w:val="28"/>
           <w:lang w:eastAsia="ru-RU"/>
         </w:rPr>
-        <w:lastRenderedPageBreak/>
         <w:drawing>
-          <wp:inline distT="0" distB="0" distL="0" distR="0" wp14:anchorId="29A9DD2C" wp14:editId="739094D9">
-            <wp:extent cx="5036024" cy="3030546"/>
+          <wp:inline distT="0" distB="0" distL="0" distR="0" wp14:anchorId="22CDE212" wp14:editId="4F667E71">
+            <wp:extent cx="4324954" cy="800212"/>
             <wp:effectExtent l="0" t="0" r="0" b="0"/>
-            <wp:docPr id="15" name="Рисунок 15"/>
+            <wp:docPr id="22" name="Рисунок 22"/>
             <wp:cNvGraphicFramePr>
               <a:graphicFrameLocks xmlns:a="http://schemas.openxmlformats.org/drawingml/2006/main" noChangeAspect="1"/>
             </wp:cNvGraphicFramePr>
@@ -13000,7 +15427,7 @@
                   <pic:spPr>
                     <a:xfrm>
                       <a:off x="0" y="0"/>
-                      <a:ext cx="5073178" cy="3052904"/>
+                      <a:ext cx="4324954" cy="800212"/>
                     </a:xfrm>
                     <a:prstGeom prst="rect">
                       <a:avLst/>
@@ -13023,22 +15450,65 @@
         <w:rPr>
           <w:sz w:val="28"/>
           <w:szCs w:val="28"/>
-        </w:rPr>
-      </w:pPr>
-      <w:r>
-        <w:rPr>
-          <w:sz w:val="28"/>
-          <w:szCs w:val="28"/>
-        </w:rPr>
-        <w:t xml:space="preserve">Рисунок 18 – Форма </w:t>
-      </w:r>
-      <w:r>
-        <w:rPr>
-          <w:sz w:val="28"/>
-          <w:szCs w:val="28"/>
-        </w:rPr>
-        <w:t>MainForm</w:t>
-      </w:r>
+          <w:lang w:val="en-US"/>
+        </w:rPr>
+      </w:pPr>
+      <w:r>
+        <w:rPr>
+          <w:sz w:val="28"/>
+          <w:szCs w:val="28"/>
+        </w:rPr>
+        <w:t>Рисунок</w:t>
+      </w:r>
+      <w:r>
+        <w:rPr>
+          <w:sz w:val="28"/>
+          <w:szCs w:val="28"/>
+          <w:lang w:val="en-US"/>
+        </w:rPr>
+        <w:t xml:space="preserve"> 17 – </w:t>
+      </w:r>
+      <w:r>
+        <w:rPr>
+          <w:sz w:val="28"/>
+          <w:szCs w:val="28"/>
+        </w:rPr>
+        <w:t>Метод</w:t>
+      </w:r>
+      <w:r>
+        <w:rPr>
+          <w:sz w:val="28"/>
+          <w:szCs w:val="28"/>
+          <w:lang w:val="en-US"/>
+        </w:rPr>
+        <w:t xml:space="preserve"> </w:t>
+      </w:r>
+      <w:proofErr w:type="spellStart"/>
+      <w:r>
+        <w:rPr>
+          <w:sz w:val="28"/>
+          <w:szCs w:val="28"/>
+          <w:lang w:val="en-US"/>
+        </w:rPr>
+        <w:t>CancelButton</w:t>
+      </w:r>
+      <w:r>
+        <w:rPr>
+          <w:sz w:val="28"/>
+          <w:szCs w:val="28"/>
+          <w:lang w:val="en-US"/>
+        </w:rPr>
+        <w:t>_</w:t>
+      </w:r>
+      <w:r>
+        <w:rPr>
+          <w:sz w:val="28"/>
+          <w:szCs w:val="28"/>
+          <w:lang w:val="en-US"/>
+        </w:rPr>
+        <w:t>Click</w:t>
+      </w:r>
+      <w:proofErr w:type="spellEnd"/>
     </w:p>
     <w:p>
       <w:pPr>
@@ -13050,8 +15520,62 @@
         <w:rPr>
           <w:sz w:val="28"/>
           <w:szCs w:val="28"/>
-        </w:rPr>
-      </w:pPr>
+          <w:lang w:val="en-US"/>
+        </w:rPr>
+      </w:pPr>
+    </w:p>
+    <w:p>
+      <w:pPr>
+        <w:widowControl/>
+        <w:autoSpaceDE/>
+        <w:spacing w:after="160" w:line="257" w:lineRule="auto"/>
+        <w:ind w:firstLine="709"/>
+        <w:jc w:val="both"/>
+        <w:outlineLvl w:val="2"/>
+        <w:rPr>
+          <w:b/>
+          <w:sz w:val="28"/>
+          <w:szCs w:val="28"/>
+          <w:lang w:val="en-US"/>
+        </w:rPr>
+      </w:pPr>
+      <w:bookmarkStart w:id="26" w:name="_Toc233196479"/>
+      <w:r>
+        <w:rPr>
+          <w:b/>
+          <w:sz w:val="28"/>
+          <w:szCs w:val="28"/>
+          <w:lang w:val="en-US"/>
+        </w:rPr>
+        <w:t>5.2.2</w:t>
+      </w:r>
+      <w:r>
+        <w:rPr>
+          <w:b/>
+          <w:sz w:val="28"/>
+          <w:szCs w:val="28"/>
+          <w:lang w:val="en-US"/>
+        </w:rPr>
+        <w:tab/>
+      </w:r>
+      <w:r>
+        <w:rPr>
+          <w:b/>
+          <w:sz w:val="28"/>
+          <w:szCs w:val="28"/>
+        </w:rPr>
+        <w:t>Форма</w:t>
+      </w:r>
+      <w:r>
+        <w:rPr>
+          <w:b/>
+          <w:sz w:val="28"/>
+          <w:szCs w:val="28"/>
+          <w:lang w:val="en-US"/>
+        </w:rPr>
+        <w:t xml:space="preserve"> MainForm</w:t>
+      </w:r>
+      <w:bookmarkEnd w:id="26"/>
     </w:p>
     <w:p>
       <w:pPr>
@@ -13059,6 +15583,46 @@
         <w:autoSpaceDE/>
         <w:spacing w:after="160" w:line="256" w:lineRule="auto"/>
         <w:ind w:firstLine="709"/>
+        <w:jc w:val="both"/>
+        <w:rPr>
+          <w:sz w:val="28"/>
+          <w:szCs w:val="28"/>
+        </w:rPr>
+      </w:pPr>
+      <w:r>
+        <w:rPr>
+          <w:sz w:val="28"/>
+          <w:szCs w:val="28"/>
+        </w:rPr>
+        <w:t>Основная форма приложения.</w:t>
+      </w:r>
+    </w:p>
+    <w:p>
+      <w:pPr>
+        <w:widowControl/>
+        <w:autoSpaceDE/>
+        <w:spacing w:after="160" w:line="256" w:lineRule="auto"/>
+        <w:ind w:firstLine="709"/>
+        <w:jc w:val="both"/>
+        <w:rPr>
+          <w:sz w:val="28"/>
+          <w:szCs w:val="28"/>
+        </w:rPr>
+      </w:pPr>
+      <w:r>
+        <w:rPr>
+          <w:sz w:val="28"/>
+          <w:szCs w:val="28"/>
+        </w:rPr>
+        <w:t>Представлена на рисунках 18, 19, 20, 21</w:t>
+      </w:r>
+    </w:p>
+    <w:p>
+      <w:pPr>
+        <w:widowControl/>
+        <w:autoSpaceDE/>
+        <w:spacing w:after="160" w:line="256" w:lineRule="auto"/>
+        <w:ind w:firstLine="709"/>
         <w:jc w:val="center"/>
         <w:rPr>
           <w:sz w:val="28"/>
@@ -13072,11 +15636,12 @@
           <w:szCs w:val="28"/>
           <w:lang w:eastAsia="ru-RU"/>
         </w:rPr>
+        <w:lastRenderedPageBreak/>
         <w:drawing>
-          <wp:inline distT="0" distB="0" distL="0" distR="0" wp14:anchorId="5A3DEA02" wp14:editId="6CEC98A7">
-            <wp:extent cx="4853705" cy="4933666"/>
-            <wp:effectExtent l="0" t="0" r="4445" b="635"/>
-            <wp:docPr id="9" name="Рисунок 9"/>
+          <wp:inline distT="0" distB="0" distL="0" distR="0" wp14:anchorId="29A9DD2C" wp14:editId="739094D9">
+            <wp:extent cx="5036024" cy="3030546"/>
+            <wp:effectExtent l="0" t="0" r="0" b="0"/>
+            <wp:docPr id="15" name="Рисунок 15"/>
             <wp:cNvGraphicFramePr>
               <a:graphicFrameLocks xmlns:a="http://schemas.openxmlformats.org/drawingml/2006/main" noChangeAspect="1"/>
             </wp:cNvGraphicFramePr>
@@ -13096,7 +15661,7 @@
                   <pic:spPr>
                     <a:xfrm>
                       <a:off x="0" y="0"/>
-                      <a:ext cx="4886822" cy="4967328"/>
+                      <a:ext cx="5073178" cy="3052904"/>
                     </a:xfrm>
                     <a:prstGeom prst="rect">
                       <a:avLst/>
@@ -13126,7 +15691,7 @@
           <w:sz w:val="28"/>
           <w:szCs w:val="28"/>
         </w:rPr>
-        <w:t xml:space="preserve">Рисунок 19 – Код формы </w:t>
+        <w:t xml:space="preserve">Рисунок 18 – Форма </w:t>
       </w:r>
       <w:r>
         <w:rPr>
@@ -13169,10 +15734,10 @@
           <w:lang w:eastAsia="ru-RU"/>
         </w:rPr>
         <w:drawing>
-          <wp:inline distT="0" distB="0" distL="0" distR="0" wp14:anchorId="46CDA266" wp14:editId="59DBFA7F">
-            <wp:extent cx="5468113" cy="1600423"/>
-            <wp:effectExtent l="0" t="0" r="0" b="0"/>
-            <wp:docPr id="16" name="Рисунок 16"/>
+          <wp:inline distT="0" distB="0" distL="0" distR="0" wp14:anchorId="5A3DEA02" wp14:editId="6CEC98A7">
+            <wp:extent cx="4853705" cy="4933666"/>
+            <wp:effectExtent l="0" t="0" r="4445" b="635"/>
+            <wp:docPr id="9" name="Рисунок 9"/>
             <wp:cNvGraphicFramePr>
               <a:graphicFrameLocks xmlns:a="http://schemas.openxmlformats.org/drawingml/2006/main" noChangeAspect="1"/>
             </wp:cNvGraphicFramePr>
@@ -13192,7 +15757,7 @@
                   <pic:spPr>
                     <a:xfrm>
                       <a:off x="0" y="0"/>
-                      <a:ext cx="5468113" cy="1600423"/>
+                      <a:ext cx="4886822" cy="4967328"/>
                     </a:xfrm>
                     <a:prstGeom prst="rect">
                       <a:avLst/>
@@ -13222,14 +15787,14 @@
           <w:sz w:val="28"/>
           <w:szCs w:val="28"/>
         </w:rPr>
-        <w:t xml:space="preserve">Рисунок 20 – Метод </w:t>
-      </w:r>
-      <w:r>
-        <w:rPr>
-          <w:sz w:val="28"/>
-          <w:szCs w:val="28"/>
-        </w:rPr>
-        <w:t>ImportToolStripButton_Click</w:t>
+        <w:t xml:space="preserve">Рисунок 19 – Код формы </w:t>
+      </w:r>
+      <w:r>
+        <w:rPr>
+          <w:sz w:val="28"/>
+          <w:szCs w:val="28"/>
+        </w:rPr>
+        <w:t>MainForm</w:t>
       </w:r>
     </w:p>
     <w:p>
@@ -13265,10 +15830,10 @@
           <w:lang w:eastAsia="ru-RU"/>
         </w:rPr>
         <w:drawing>
-          <wp:inline distT="0" distB="0" distL="0" distR="0" wp14:anchorId="6E47F383" wp14:editId="05E7AA9A">
-            <wp:extent cx="5942965" cy="3015615"/>
-            <wp:effectExtent l="0" t="0" r="635" b="0"/>
-            <wp:docPr id="17" name="Рисунок 17"/>
+          <wp:inline distT="0" distB="0" distL="0" distR="0" wp14:anchorId="46CDA266" wp14:editId="59DBFA7F">
+            <wp:extent cx="5468113" cy="1600423"/>
+            <wp:effectExtent l="0" t="0" r="0" b="0"/>
+            <wp:docPr id="16" name="Рисунок 16"/>
             <wp:cNvGraphicFramePr>
               <a:graphicFrameLocks xmlns:a="http://schemas.openxmlformats.org/drawingml/2006/main" noChangeAspect="1"/>
             </wp:cNvGraphicFramePr>
@@ -13288,7 +15853,7 @@
                   <pic:spPr>
                     <a:xfrm>
                       <a:off x="0" y="0"/>
-                      <a:ext cx="5942965" cy="3015615"/>
+                      <a:ext cx="5468113" cy="1600423"/>
                     </a:xfrm>
                     <a:prstGeom prst="rect">
                       <a:avLst/>
@@ -13318,14 +15883,14 @@
           <w:sz w:val="28"/>
           <w:szCs w:val="28"/>
         </w:rPr>
-        <w:t xml:space="preserve">Рисунок 21 – Метод </w:t>
-      </w:r>
-      <w:r>
-        <w:rPr>
-          <w:sz w:val="28"/>
-          <w:szCs w:val="28"/>
-        </w:rPr>
-        <w:t>ExportToolStripButton_Click</w:t>
+        <w:t xml:space="preserve">Рисунок 20 – Метод </w:t>
+      </w:r>
+      <w:r>
+        <w:rPr>
+          <w:sz w:val="28"/>
+          <w:szCs w:val="28"/>
+        </w:rPr>
+        <w:t>ImportToolStripButton_Click</w:t>
       </w:r>
     </w:p>
     <w:p>
@@ -13361,10 +15926,10 @@
           <w:lang w:eastAsia="ru-RU"/>
         </w:rPr>
         <w:drawing>
-          <wp:inline distT="0" distB="0" distL="0" distR="0" wp14:anchorId="666296E8" wp14:editId="1F213BAC">
-            <wp:extent cx="5942965" cy="2150110"/>
-            <wp:effectExtent l="0" t="0" r="635" b="2540"/>
-            <wp:docPr id="18" name="Рисунок 18"/>
+          <wp:inline distT="0" distB="0" distL="0" distR="0" wp14:anchorId="6E47F383" wp14:editId="05E7AA9A">
+            <wp:extent cx="5942965" cy="3015615"/>
+            <wp:effectExtent l="0" t="0" r="635" b="0"/>
+            <wp:docPr id="17" name="Рисунок 17"/>
             <wp:cNvGraphicFramePr>
               <a:graphicFrameLocks xmlns:a="http://schemas.openxmlformats.org/drawingml/2006/main" noChangeAspect="1"/>
             </wp:cNvGraphicFramePr>
@@ -13384,7 +15949,7 @@
                   <pic:spPr>
                     <a:xfrm>
                       <a:off x="0" y="0"/>
-                      <a:ext cx="5942965" cy="2150110"/>
+                      <a:ext cx="5942965" cy="3015615"/>
                     </a:xfrm>
                     <a:prstGeom prst="rect">
                       <a:avLst/>
@@ -13414,14 +15979,14 @@
           <w:sz w:val="28"/>
           <w:szCs w:val="28"/>
         </w:rPr>
-        <w:t xml:space="preserve">Рисунок 22 – Метод </w:t>
-      </w:r>
-      <w:r>
-        <w:rPr>
-          <w:sz w:val="28"/>
-          <w:szCs w:val="28"/>
-        </w:rPr>
-        <w:t>CipherToolStripButton_Click</w:t>
+        <w:t xml:space="preserve">Рисунок 21 – Метод </w:t>
+      </w:r>
+      <w:r>
+        <w:rPr>
+          <w:sz w:val="28"/>
+          <w:szCs w:val="28"/>
+        </w:rPr>
+        <w:t>ExportToolStripButton_Click</w:t>
       </w:r>
     </w:p>
     <w:p>
@@ -13457,10 +16022,10 @@
           <w:lang w:eastAsia="ru-RU"/>
         </w:rPr>
         <w:drawing>
-          <wp:inline distT="0" distB="0" distL="0" distR="0" wp14:anchorId="0F226880" wp14:editId="3C4F6A6C">
-            <wp:extent cx="5942965" cy="2284730"/>
-            <wp:effectExtent l="0" t="0" r="635" b="1270"/>
-            <wp:docPr id="19" name="Рисунок 19"/>
+          <wp:inline distT="0" distB="0" distL="0" distR="0" wp14:anchorId="666296E8" wp14:editId="1F213BAC">
+            <wp:extent cx="5942965" cy="2150110"/>
+            <wp:effectExtent l="0" t="0" r="635" b="2540"/>
+            <wp:docPr id="18" name="Рисунок 18"/>
             <wp:cNvGraphicFramePr>
               <a:graphicFrameLocks xmlns:a="http://schemas.openxmlformats.org/drawingml/2006/main" noChangeAspect="1"/>
             </wp:cNvGraphicFramePr>
@@ -13480,7 +16045,7 @@
                   <pic:spPr>
                     <a:xfrm>
                       <a:off x="0" y="0"/>
-                      <a:ext cx="5942965" cy="2284730"/>
+                      <a:ext cx="5942965" cy="2150110"/>
                     </a:xfrm>
                     <a:prstGeom prst="rect">
                       <a:avLst/>
@@ -13510,14 +16075,14 @@
           <w:sz w:val="28"/>
           <w:szCs w:val="28"/>
         </w:rPr>
-        <w:t xml:space="preserve">Рисунок 23 – Метод </w:t>
-      </w:r>
-      <w:r>
-        <w:rPr>
-          <w:sz w:val="28"/>
-          <w:szCs w:val="28"/>
-        </w:rPr>
-        <w:t>DecipherToolStripButton_Click</w:t>
+        <w:t xml:space="preserve">Рисунок 22 – Метод </w:t>
+      </w:r>
+      <w:r>
+        <w:rPr>
+          <w:sz w:val="28"/>
+          <w:szCs w:val="28"/>
+        </w:rPr>
+        <w:t>CipherToolStripButton_Click</w:t>
       </w:r>
     </w:p>
     <w:p>
@@ -13553,10 +16118,10 @@
           <w:lang w:eastAsia="ru-RU"/>
         </w:rPr>
         <w:drawing>
-          <wp:inline distT="0" distB="0" distL="0" distR="0" wp14:anchorId="72CD9087" wp14:editId="532E7298">
-            <wp:extent cx="4906060" cy="962159"/>
-            <wp:effectExtent l="0" t="0" r="8890" b="9525"/>
-            <wp:docPr id="25" name="Рисунок 25"/>
+          <wp:inline distT="0" distB="0" distL="0" distR="0" wp14:anchorId="0F226880" wp14:editId="3C4F6A6C">
+            <wp:extent cx="5942965" cy="2284730"/>
+            <wp:effectExtent l="0" t="0" r="635" b="1270"/>
+            <wp:docPr id="19" name="Рисунок 19"/>
             <wp:cNvGraphicFramePr>
               <a:graphicFrameLocks xmlns:a="http://schemas.openxmlformats.org/drawingml/2006/main" noChangeAspect="1"/>
             </wp:cNvGraphicFramePr>
@@ -13576,7 +16141,7 @@
                   <pic:spPr>
                     <a:xfrm>
                       <a:off x="0" y="0"/>
-                      <a:ext cx="4906060" cy="962159"/>
+                      <a:ext cx="5942965" cy="2284730"/>
                     </a:xfrm>
                     <a:prstGeom prst="rect">
                       <a:avLst/>
@@ -13606,14 +16171,14 @@
           <w:sz w:val="28"/>
           <w:szCs w:val="28"/>
         </w:rPr>
-        <w:t xml:space="preserve">Рисунок 24 – Метод </w:t>
-      </w:r>
-      <w:r>
-        <w:rPr>
-          <w:sz w:val="28"/>
-          <w:szCs w:val="28"/>
-        </w:rPr>
-        <w:t>ClearToolStripButton_Click</w:t>
+        <w:t xml:space="preserve">Рисунок 23 – Метод </w:t>
+      </w:r>
+      <w:r>
+        <w:rPr>
+          <w:sz w:val="28"/>
+          <w:szCs w:val="28"/>
+        </w:rPr>
+        <w:t>DecipherToolStripButton_Click</w:t>
       </w:r>
     </w:p>
     <w:p>
@@ -13635,7 +16200,7 @@
         <w:autoSpaceDE/>
         <w:spacing w:after="160" w:line="256" w:lineRule="auto"/>
         <w:ind w:firstLine="709"/>
-        <w:jc w:val="both"/>
+        <w:jc w:val="center"/>
         <w:rPr>
           <w:sz w:val="28"/>
           <w:szCs w:val="28"/>
@@ -13648,12 +16213,11 @@
           <w:szCs w:val="28"/>
           <w:lang w:eastAsia="ru-RU"/>
         </w:rPr>
-        <w:lastRenderedPageBreak/>
         <w:drawing>
-          <wp:inline distT="0" distB="0" distL="0" distR="0" wp14:anchorId="00D20602" wp14:editId="71299D82">
-            <wp:extent cx="5942965" cy="4634230"/>
-            <wp:effectExtent l="0" t="0" r="635" b="0"/>
-            <wp:docPr id="26" name="Рисунок 26"/>
+          <wp:inline distT="0" distB="0" distL="0" distR="0" wp14:anchorId="72CD9087" wp14:editId="532E7298">
+            <wp:extent cx="4906060" cy="962159"/>
+            <wp:effectExtent l="0" t="0" r="8890" b="9525"/>
+            <wp:docPr id="25" name="Рисунок 25"/>
             <wp:cNvGraphicFramePr>
               <a:graphicFrameLocks xmlns:a="http://schemas.openxmlformats.org/drawingml/2006/main" noChangeAspect="1"/>
             </wp:cNvGraphicFramePr>
@@ -13673,7 +16237,7 @@
                   <pic:spPr>
                     <a:xfrm>
                       <a:off x="0" y="0"/>
-                      <a:ext cx="5942965" cy="4634230"/>
+                      <a:ext cx="4906060" cy="962159"/>
                     </a:xfrm>
                     <a:prstGeom prst="rect">
                       <a:avLst/>
@@ -13703,17 +16267,15 @@
           <w:sz w:val="28"/>
           <w:szCs w:val="28"/>
         </w:rPr>
-        <w:t xml:space="preserve">Рисунок 25 – Метод </w:t>
-      </w:r>
-      <w:proofErr w:type="spellStart"/>
-      <w:r>
-        <w:rPr>
-          <w:sz w:val="28"/>
-          <w:szCs w:val="28"/>
-        </w:rPr>
-        <w:t>AlphabetToolStripButton_Click</w:t>
-      </w:r>
-      <w:proofErr w:type="spellEnd"/>
+        <w:t xml:space="preserve">Рисунок 24 – Метод </w:t>
+      </w:r>
+      <w:r>
+        <w:rPr>
+          <w:sz w:val="28"/>
+          <w:szCs w:val="28"/>
+        </w:rPr>
+        <w:t>ClearToolStripButton_Click</w:t>
+      </w:r>
     </w:p>
     <w:p>
       <w:pPr>
@@ -13747,11 +16309,12 @@
           <w:szCs w:val="28"/>
           <w:lang w:eastAsia="ru-RU"/>
         </w:rPr>
+        <w:lastRenderedPageBreak/>
         <w:drawing>
-          <wp:inline distT="0" distB="0" distL="0" distR="0" wp14:anchorId="700E7DE6" wp14:editId="7700C8DA">
-            <wp:extent cx="5191850" cy="2095792"/>
-            <wp:effectExtent l="0" t="0" r="8890" b="0"/>
-            <wp:docPr id="27" name="Рисунок 27"/>
+          <wp:inline distT="0" distB="0" distL="0" distR="0" wp14:anchorId="00D20602" wp14:editId="71299D82">
+            <wp:extent cx="5942965" cy="4634230"/>
+            <wp:effectExtent l="0" t="0" r="635" b="0"/>
+            <wp:docPr id="26" name="Рисунок 26"/>
             <wp:cNvGraphicFramePr>
               <a:graphicFrameLocks xmlns:a="http://schemas.openxmlformats.org/drawingml/2006/main" noChangeAspect="1"/>
             </wp:cNvGraphicFramePr>
@@ -13771,7 +16334,7 @@
                   <pic:spPr>
                     <a:xfrm>
                       <a:off x="0" y="0"/>
-                      <a:ext cx="5191850" cy="2095792"/>
+                      <a:ext cx="5942965" cy="4634230"/>
                     </a:xfrm>
                     <a:prstGeom prst="rect">
                       <a:avLst/>
@@ -13801,7 +16364,7 @@
           <w:sz w:val="28"/>
           <w:szCs w:val="28"/>
         </w:rPr>
-        <w:t xml:space="preserve">Рисунок 26 – Метод </w:t>
+        <w:t xml:space="preserve">Рисунок 25 – Метод </w:t>
       </w:r>
       <w:proofErr w:type="spellStart"/>
       <w:r>
@@ -13809,7 +16372,7 @@
           <w:sz w:val="28"/>
           <w:szCs w:val="28"/>
         </w:rPr>
-        <w:t>AnimationToolStripButton_Click</w:t>
+        <w:t>AlphabetToolStripButton_Click</w:t>
       </w:r>
       <w:proofErr w:type="spellEnd"/>
     </w:p>
@@ -13830,108 +16393,6 @@
       <w:pPr>
         <w:widowControl/>
         <w:autoSpaceDE/>
-        <w:spacing w:after="160" w:line="257" w:lineRule="auto"/>
-        <w:ind w:firstLine="709"/>
-        <w:jc w:val="both"/>
-        <w:outlineLvl w:val="1"/>
-        <w:rPr>
-          <w:b/>
-          <w:sz w:val="28"/>
-          <w:szCs w:val="28"/>
-        </w:rPr>
-      </w:pPr>
-      <w:r>
-        <w:rPr>
-          <w:b/>
-          <w:sz w:val="28"/>
-          <w:szCs w:val="28"/>
-        </w:rPr>
-        <w:t>5.3</w:t>
-      </w:r>
-      <w:r>
-        <w:rPr>
-          <w:b/>
-          <w:sz w:val="28"/>
-          <w:szCs w:val="28"/>
-        </w:rPr>
-        <w:tab/>
-        <w:t xml:space="preserve">Проект </w:t>
-      </w:r>
-      <w:proofErr w:type="spellStart"/>
-      <w:r>
-        <w:rPr>
-          <w:b/>
-          <w:sz w:val="28"/>
-          <w:szCs w:val="28"/>
-        </w:rPr>
-        <w:t>UnitTest</w:t>
-      </w:r>
-      <w:proofErr w:type="spellEnd"/>
-      <w:r>
-        <w:rPr>
-          <w:b/>
-          <w:sz w:val="28"/>
-          <w:szCs w:val="28"/>
-        </w:rPr>
-        <w:t xml:space="preserve"> </w:t>
-      </w:r>
-      <w:proofErr w:type="spellStart"/>
-      <w:r>
-        <w:rPr>
-          <w:b/>
-          <w:sz w:val="28"/>
-          <w:szCs w:val="28"/>
-        </w:rPr>
-        <w:t>TestProject</w:t>
-      </w:r>
-      <w:proofErr w:type="spellEnd"/>
-    </w:p>
-    <w:p>
-      <w:pPr>
-        <w:widowControl/>
-        <w:autoSpaceDE/>
-        <w:spacing w:after="160" w:line="257" w:lineRule="auto"/>
-        <w:ind w:firstLine="709"/>
-        <w:jc w:val="both"/>
-        <w:outlineLvl w:val="2"/>
-        <w:rPr>
-          <w:b/>
-          <w:sz w:val="28"/>
-          <w:szCs w:val="28"/>
-        </w:rPr>
-      </w:pPr>
-      <w:r>
-        <w:rPr>
-          <w:b/>
-          <w:sz w:val="28"/>
-          <w:szCs w:val="28"/>
-        </w:rPr>
-        <w:t>5.3.1</w:t>
-      </w:r>
-      <w:r>
-        <w:rPr>
-          <w:b/>
-          <w:sz w:val="28"/>
-          <w:szCs w:val="28"/>
-        </w:rPr>
-        <w:tab/>
-        <w:t xml:space="preserve">Класс </w:t>
-      </w:r>
-      <w:proofErr w:type="spellStart"/>
-      <w:r>
-        <w:rPr>
-          <w:b/>
-          <w:sz w:val="28"/>
-          <w:szCs w:val="28"/>
-        </w:rPr>
-        <w:t>AlphabetTest</w:t>
-      </w:r>
-      <w:proofErr w:type="spellEnd"/>
-    </w:p>
-    <w:p>
-      <w:pPr>
-        <w:widowControl/>
-        <w:autoSpaceDE/>
         <w:spacing w:after="160" w:line="256" w:lineRule="auto"/>
         <w:ind w:firstLine="709"/>
         <w:jc w:val="both"/>
@@ -13942,71 +16403,16 @@
       </w:pPr>
       <w:r>
         <w:rPr>
-          <w:sz w:val="28"/>
-          <w:szCs w:val="28"/>
-        </w:rPr>
-        <w:t xml:space="preserve">Содержит в себе тестовые методы для класса </w:t>
-      </w:r>
-      <w:proofErr w:type="spellStart"/>
-      <w:r>
-        <w:rPr>
-          <w:sz w:val="28"/>
-          <w:szCs w:val="28"/>
-        </w:rPr>
-        <w:t>Alphabet</w:t>
-      </w:r>
-      <w:proofErr w:type="spellEnd"/>
-      <w:r>
-        <w:rPr>
-          <w:sz w:val="28"/>
-          <w:szCs w:val="28"/>
-        </w:rPr>
-        <w:t>.</w:t>
-      </w:r>
-    </w:p>
-    <w:p>
-      <w:pPr>
-        <w:widowControl/>
-        <w:autoSpaceDE/>
-        <w:spacing w:after="160" w:line="256" w:lineRule="auto"/>
-        <w:ind w:firstLine="709"/>
-        <w:jc w:val="both"/>
-        <w:rPr>
-          <w:sz w:val="28"/>
-          <w:szCs w:val="28"/>
-        </w:rPr>
-      </w:pPr>
-      <w:r>
-        <w:rPr>
-          <w:sz w:val="28"/>
-          <w:szCs w:val="28"/>
-        </w:rPr>
-        <w:lastRenderedPageBreak/>
-        <w:t>Представлен на рисунке 27.</w:t>
-      </w:r>
-    </w:p>
-    <w:p>
-      <w:pPr>
-        <w:widowControl/>
-        <w:autoSpaceDE/>
-        <w:spacing w:after="160" w:line="256" w:lineRule="auto"/>
-        <w:ind w:firstLine="709"/>
-        <w:jc w:val="center"/>
-        <w:rPr>
-          <w:sz w:val="28"/>
-          <w:szCs w:val="28"/>
-        </w:rPr>
-      </w:pPr>
-      <w:r>
-        <w:rPr>
-          <w:sz w:val="28"/>
-          <w:szCs w:val="28"/>
+          <w:noProof/>
+          <w:sz w:val="28"/>
+          <w:szCs w:val="28"/>
+          <w:lang w:eastAsia="ru-RU"/>
         </w:rPr>
         <w:drawing>
-          <wp:inline distT="0" distB="0" distL="0" distR="0" wp14:anchorId="371CB86B" wp14:editId="63DBAC66">
-            <wp:extent cx="4372585" cy="3791479"/>
-            <wp:effectExtent l="0" t="0" r="9525" b="0"/>
-            <wp:docPr id="1" name="Рисунок 1"/>
+          <wp:inline distT="0" distB="0" distL="0" distR="0" wp14:anchorId="700E7DE6" wp14:editId="7700C8DA">
+            <wp:extent cx="5191850" cy="2095792"/>
+            <wp:effectExtent l="0" t="0" r="8890" b="0"/>
+            <wp:docPr id="27" name="Рисунок 27"/>
             <wp:cNvGraphicFramePr>
               <a:graphicFrameLocks xmlns:a="http://schemas.openxmlformats.org/drawingml/2006/main" noChangeAspect="1"/>
             </wp:cNvGraphicFramePr>
@@ -14026,7 +16432,7 @@
                   <pic:spPr>
                     <a:xfrm>
                       <a:off x="0" y="0"/>
-                      <a:ext cx="4372585" cy="3791479"/>
+                      <a:ext cx="5191850" cy="2095792"/>
                     </a:xfrm>
                     <a:prstGeom prst="rect">
                       <a:avLst/>
@@ -14049,22 +16455,47 @@
         <w:rPr>
           <w:sz w:val="28"/>
           <w:szCs w:val="28"/>
-        </w:rPr>
-      </w:pPr>
-      <w:r>
-        <w:rPr>
-          <w:sz w:val="28"/>
-          <w:szCs w:val="28"/>
-        </w:rPr>
-        <w:t xml:space="preserve">Рисунок 27 – Класс </w:t>
+          <w:lang w:val="en-US"/>
+        </w:rPr>
+      </w:pPr>
+      <w:r>
+        <w:rPr>
+          <w:sz w:val="28"/>
+          <w:szCs w:val="28"/>
+        </w:rPr>
+        <w:t>Рисунок</w:t>
+      </w:r>
+      <w:r>
+        <w:rPr>
+          <w:sz w:val="28"/>
+          <w:szCs w:val="28"/>
+          <w:lang w:val="en-US"/>
+        </w:rPr>
+        <w:t xml:space="preserve"> 26 – </w:t>
+      </w:r>
+      <w:r>
+        <w:rPr>
+          <w:sz w:val="28"/>
+          <w:szCs w:val="28"/>
+        </w:rPr>
+        <w:t>Метод</w:t>
+      </w:r>
+      <w:r>
+        <w:rPr>
+          <w:sz w:val="28"/>
+          <w:szCs w:val="28"/>
+          <w:lang w:val="en-US"/>
+        </w:rPr>
+        <w:t xml:space="preserve"> </w:t>
       </w:r>
       <w:proofErr w:type="spellStart"/>
       <w:r>
         <w:rPr>
           <w:sz w:val="28"/>
           <w:szCs w:val="28"/>
-        </w:rPr>
-        <w:t>AlphabetTest</w:t>
+          <w:lang w:val="en-US"/>
+        </w:rPr>
+        <w:t>AnimationToolStripButton_Click</w:t>
       </w:r>
       <w:proofErr w:type="spellEnd"/>
     </w:p>
@@ -14078,6 +16509,7 @@
         <w:rPr>
           <w:sz w:val="28"/>
           <w:szCs w:val="28"/>
+          <w:lang w:val="en-US"/>
         </w:rPr>
       </w:pPr>
     </w:p>
@@ -14088,6 +16520,92 @@
         <w:spacing w:after="160" w:line="257" w:lineRule="auto"/>
         <w:ind w:firstLine="709"/>
         <w:jc w:val="both"/>
+        <w:outlineLvl w:val="1"/>
+        <w:rPr>
+          <w:b/>
+          <w:sz w:val="28"/>
+          <w:szCs w:val="28"/>
+          <w:lang w:val="en-US"/>
+        </w:rPr>
+      </w:pPr>
+      <w:bookmarkStart w:id="27" w:name="_Toc233196480"/>
+      <w:proofErr w:type="gramStart"/>
+      <w:r>
+        <w:rPr>
+          <w:b/>
+          <w:sz w:val="28"/>
+          <w:szCs w:val="28"/>
+          <w:lang w:val="en-US"/>
+        </w:rPr>
+        <w:t>5.3</w:t>
+      </w:r>
+      <w:proofErr w:type="gramEnd"/>
+      <w:r>
+        <w:rPr>
+          <w:b/>
+          <w:sz w:val="28"/>
+          <w:szCs w:val="28"/>
+          <w:lang w:val="en-US"/>
+        </w:rPr>
+        <w:tab/>
+      </w:r>
+      <w:r>
+        <w:rPr>
+          <w:b/>
+          <w:sz w:val="28"/>
+          <w:szCs w:val="28"/>
+        </w:rPr>
+        <w:t>Проект</w:t>
+      </w:r>
+      <w:r>
+        <w:rPr>
+          <w:b/>
+          <w:sz w:val="28"/>
+          <w:szCs w:val="28"/>
+          <w:lang w:val="en-US"/>
+        </w:rPr>
+        <w:t xml:space="preserve"> </w:t>
+      </w:r>
+      <w:proofErr w:type="spellStart"/>
+      <w:r>
+        <w:rPr>
+          <w:b/>
+          <w:sz w:val="28"/>
+          <w:szCs w:val="28"/>
+          <w:lang w:val="en-US"/>
+        </w:rPr>
+        <w:t>UnitTest</w:t>
+      </w:r>
+      <w:proofErr w:type="spellEnd"/>
+      <w:r>
+        <w:rPr>
+          <w:b/>
+          <w:sz w:val="28"/>
+          <w:szCs w:val="28"/>
+          <w:lang w:val="en-US"/>
+        </w:rPr>
+        <w:t xml:space="preserve"> </w:t>
+      </w:r>
+      <w:proofErr w:type="spellStart"/>
+      <w:r>
+        <w:rPr>
+          <w:b/>
+          <w:sz w:val="28"/>
+          <w:szCs w:val="28"/>
+          <w:lang w:val="en-US"/>
+        </w:rPr>
+        <w:t>TestProject</w:t>
+      </w:r>
+      <w:bookmarkEnd w:id="27"/>
+      <w:proofErr w:type="spellEnd"/>
+    </w:p>
+    <w:p>
+      <w:pPr>
+        <w:widowControl/>
+        <w:autoSpaceDE/>
+        <w:spacing w:after="160" w:line="257" w:lineRule="auto"/>
+        <w:ind w:firstLine="709"/>
+        <w:jc w:val="both"/>
         <w:outlineLvl w:val="2"/>
         <w:rPr>
           <w:b/>
@@ -14095,13 +16613,14 @@
           <w:szCs w:val="28"/>
         </w:rPr>
       </w:pPr>
+      <w:bookmarkStart w:id="28" w:name="_Toc233196481"/>
       <w:r>
         <w:rPr>
           <w:b/>
           <w:sz w:val="28"/>
           <w:szCs w:val="28"/>
         </w:rPr>
-        <w:t>5.3.2</w:t>
+        <w:t>5.3.1</w:t>
       </w:r>
       <w:r>
         <w:rPr>
@@ -14119,8 +16638,9 @@
           <w:sz w:val="28"/>
           <w:szCs w:val="28"/>
         </w:rPr>
-        <w:t>CipherTest</w:t>
-      </w:r>
+        <w:t>AlphabetTest</w:t>
+      </w:r>
+      <w:bookmarkEnd w:id="28"/>
       <w:proofErr w:type="spellEnd"/>
     </w:p>
     <w:p>
@@ -14140,16 +16660,18 @@
           <w:sz w:val="28"/>
           <w:szCs w:val="28"/>
         </w:rPr>
+        <w:lastRenderedPageBreak/>
         <w:t xml:space="preserve">Содержит в себе тестовые методы для класса </w:t>
       </w:r>
-      <w:r>
-        <w:rPr>
-          <w:sz w:val="28"/>
-          <w:szCs w:val="28"/>
-          <w:lang w:val="en-US"/>
-        </w:rPr>
-        <w:t>Cipher</w:t>
-      </w:r>
+      <w:proofErr w:type="spellStart"/>
+      <w:r>
+        <w:rPr>
+          <w:sz w:val="28"/>
+          <w:szCs w:val="28"/>
+        </w:rPr>
+        <w:t>Alphabet</w:t>
+      </w:r>
+      <w:proofErr w:type="spellEnd"/>
       <w:r>
         <w:rPr>
           <w:sz w:val="28"/>
@@ -14175,7 +16697,7 @@
           <w:sz w:val="28"/>
           <w:szCs w:val="28"/>
         </w:rPr>
-        <w:t>Представлен на рисунке 28.</w:t>
+        <w:t>Представлен на рисунке 27.</w:t>
       </w:r>
     </w:p>
     <w:p>
@@ -14192,14 +16714,16 @@
       </w:pPr>
       <w:r>
         <w:rPr>
-          <w:sz w:val="28"/>
-          <w:szCs w:val="28"/>
+          <w:noProof/>
+          <w:sz w:val="28"/>
+          <w:szCs w:val="28"/>
+          <w:lang w:eastAsia="ru-RU"/>
         </w:rPr>
         <w:drawing>
-          <wp:inline distT="0" distB="0" distL="0" distR="0" wp14:anchorId="186BB59B" wp14:editId="7722B7FF">
-            <wp:extent cx="4601217" cy="2857899"/>
-            <wp:effectExtent l="0" t="0" r="8890" b="0"/>
-            <wp:docPr id="28" name="Рисунок 28"/>
+          <wp:inline distT="0" distB="0" distL="0" distR="0" wp14:anchorId="371CB86B" wp14:editId="63DBAC66">
+            <wp:extent cx="4372585" cy="3791479"/>
+            <wp:effectExtent l="0" t="0" r="9525" b="0"/>
+            <wp:docPr id="1" name="Рисунок 1"/>
             <wp:cNvGraphicFramePr>
               <a:graphicFrameLocks xmlns:a="http://schemas.openxmlformats.org/drawingml/2006/main" noChangeAspect="1"/>
             </wp:cNvGraphicFramePr>
@@ -14219,7 +16743,7 @@
                   <pic:spPr>
                     <a:xfrm>
                       <a:off x="0" y="0"/>
-                      <a:ext cx="4601217" cy="2857899"/>
+                      <a:ext cx="4372585" cy="3791479"/>
                     </a:xfrm>
                     <a:prstGeom prst="rect">
                       <a:avLst/>
@@ -14249,7 +16773,7 @@
           <w:sz w:val="28"/>
           <w:szCs w:val="28"/>
         </w:rPr>
-        <w:t xml:space="preserve">Рисунок 28 – Класс </w:t>
+        <w:t xml:space="preserve">Рисунок 27 – Класс </w:t>
       </w:r>
       <w:proofErr w:type="spellStart"/>
       <w:r>
@@ -14257,7 +16781,7 @@
           <w:sz w:val="28"/>
           <w:szCs w:val="28"/>
         </w:rPr>
-        <w:t>CipherTest</w:t>
+        <w:t>AlphabetTest</w:t>
       </w:r>
       <w:proofErr w:type="spellEnd"/>
     </w:p>
@@ -14288,13 +16812,14 @@
           <w:szCs w:val="28"/>
         </w:rPr>
       </w:pPr>
+      <w:bookmarkStart w:id="29" w:name="_Toc233196482"/>
       <w:r>
         <w:rPr>
           <w:b/>
           <w:sz w:val="28"/>
           <w:szCs w:val="28"/>
         </w:rPr>
-        <w:t>5.3.3</w:t>
+        <w:t>5.3.2</w:t>
       </w:r>
       <w:r>
         <w:rPr>
@@ -14312,8 +16837,9 @@
           <w:sz w:val="28"/>
           <w:szCs w:val="28"/>
         </w:rPr>
-        <w:t>InputOutputTest</w:t>
-      </w:r>
+        <w:t>CipherTest</w:t>
+      </w:r>
+      <w:bookmarkEnd w:id="29"/>
       <w:proofErr w:type="spellEnd"/>
     </w:p>
     <w:p>
@@ -14341,7 +16867,7 @@
           <w:szCs w:val="28"/>
           <w:lang w:val="en-US"/>
         </w:rPr>
-        <w:t>InputOutput</w:t>
+        <w:t>Cipher</w:t>
       </w:r>
       <w:r>
         <w:rPr>
@@ -14368,7 +16894,7 @@
           <w:sz w:val="28"/>
           <w:szCs w:val="28"/>
         </w:rPr>
-        <w:t>Представлен на рисунках 29, 30, 31, 32, 33 и 34.</w:t>
+        <w:t>Представлен на рисунке 28.</w:t>
       </w:r>
     </w:p>
     <w:p>
@@ -14385,14 +16911,16 @@
       </w:pPr>
       <w:r>
         <w:rPr>
-          <w:sz w:val="28"/>
-          <w:szCs w:val="28"/>
+          <w:noProof/>
+          <w:sz w:val="28"/>
+          <w:szCs w:val="28"/>
+          <w:lang w:eastAsia="ru-RU"/>
         </w:rPr>
         <w:drawing>
-          <wp:inline distT="0" distB="0" distL="0" distR="0" wp14:anchorId="4BA50EDC" wp14:editId="1637DDE0">
-            <wp:extent cx="3391373" cy="3048425"/>
-            <wp:effectExtent l="0" t="0" r="0" b="0"/>
-            <wp:docPr id="29" name="Рисунок 29"/>
+          <wp:inline distT="0" distB="0" distL="0" distR="0" wp14:anchorId="186BB59B" wp14:editId="7722B7FF">
+            <wp:extent cx="4601217" cy="2857899"/>
+            <wp:effectExtent l="0" t="0" r="8890" b="0"/>
+            <wp:docPr id="28" name="Рисунок 28"/>
             <wp:cNvGraphicFramePr>
               <a:graphicFrameLocks xmlns:a="http://schemas.openxmlformats.org/drawingml/2006/main" noChangeAspect="1"/>
             </wp:cNvGraphicFramePr>
@@ -14412,7 +16940,7 @@
                   <pic:spPr>
                     <a:xfrm>
                       <a:off x="0" y="0"/>
-                      <a:ext cx="3391373" cy="3048425"/>
+                      <a:ext cx="4601217" cy="2857899"/>
                     </a:xfrm>
                     <a:prstGeom prst="rect">
                       <a:avLst/>
@@ -14442,7 +16970,8 @@
           <w:sz w:val="28"/>
           <w:szCs w:val="28"/>
         </w:rPr>
-        <w:t xml:space="preserve">Рисунок 29 – Класс </w:t>
+        <w:lastRenderedPageBreak/>
+        <w:t xml:space="preserve">Рисунок 28 – Класс </w:t>
       </w:r>
       <w:proofErr w:type="spellStart"/>
       <w:r>
@@ -14450,7 +16979,7 @@
           <w:sz w:val="28"/>
           <w:szCs w:val="28"/>
         </w:rPr>
-        <w:t>InputOutputTest</w:t>
+        <w:t>CipherTest</w:t>
       </w:r>
       <w:proofErr w:type="spellEnd"/>
     </w:p>
@@ -14471,8 +17000,107 @@
       <w:pPr>
         <w:widowControl/>
         <w:autoSpaceDE/>
+        <w:spacing w:after="160" w:line="257" w:lineRule="auto"/>
+        <w:ind w:firstLine="709"/>
+        <w:jc w:val="both"/>
+        <w:outlineLvl w:val="2"/>
+        <w:rPr>
+          <w:b/>
+          <w:sz w:val="28"/>
+          <w:szCs w:val="28"/>
+        </w:rPr>
+      </w:pPr>
+      <w:bookmarkStart w:id="30" w:name="_Toc233196483"/>
+      <w:r>
+        <w:rPr>
+          <w:b/>
+          <w:sz w:val="28"/>
+          <w:szCs w:val="28"/>
+        </w:rPr>
+        <w:t>5.3.3</w:t>
+      </w:r>
+      <w:r>
+        <w:rPr>
+          <w:b/>
+          <w:sz w:val="28"/>
+          <w:szCs w:val="28"/>
+        </w:rPr>
+        <w:tab/>
+        <w:t xml:space="preserve">Класс </w:t>
+      </w:r>
+      <w:proofErr w:type="spellStart"/>
+      <w:r>
+        <w:rPr>
+          <w:b/>
+          <w:sz w:val="28"/>
+          <w:szCs w:val="28"/>
+        </w:rPr>
+        <w:t>InputOutputTest</w:t>
+      </w:r>
+      <w:bookmarkEnd w:id="30"/>
+      <w:proofErr w:type="spellEnd"/>
+    </w:p>
+    <w:p>
+      <w:pPr>
+        <w:widowControl/>
+        <w:autoSpaceDE/>
         <w:spacing w:after="160" w:line="256" w:lineRule="auto"/>
         <w:ind w:firstLine="709"/>
+        <w:jc w:val="both"/>
+        <w:rPr>
+          <w:sz w:val="28"/>
+          <w:szCs w:val="28"/>
+        </w:rPr>
+      </w:pPr>
+      <w:r>
+        <w:rPr>
+          <w:sz w:val="28"/>
+          <w:szCs w:val="28"/>
+        </w:rPr>
+        <w:t xml:space="preserve">Содержит в себе тестовые методы для класса </w:t>
+      </w:r>
+      <w:r>
+        <w:rPr>
+          <w:sz w:val="28"/>
+          <w:szCs w:val="28"/>
+          <w:lang w:val="en-US"/>
+        </w:rPr>
+        <w:t>InputOutput</w:t>
+      </w:r>
+      <w:r>
+        <w:rPr>
+          <w:sz w:val="28"/>
+          <w:szCs w:val="28"/>
+        </w:rPr>
+        <w:t>.</w:t>
+      </w:r>
+    </w:p>
+    <w:p>
+      <w:pPr>
+        <w:widowControl/>
+        <w:autoSpaceDE/>
+        <w:spacing w:after="160" w:line="256" w:lineRule="auto"/>
+        <w:ind w:firstLine="709"/>
+        <w:jc w:val="both"/>
+        <w:rPr>
+          <w:sz w:val="28"/>
+          <w:szCs w:val="28"/>
+        </w:rPr>
+      </w:pPr>
+      <w:r>
+        <w:rPr>
+          <w:sz w:val="28"/>
+          <w:szCs w:val="28"/>
+        </w:rPr>
+        <w:t>Представлен на рисунках 29, 30, 31, 32, 33 и 34.</w:t>
+      </w:r>
+    </w:p>
+    <w:p>
+      <w:pPr>
+        <w:widowControl/>
+        <w:autoSpaceDE/>
+        <w:spacing w:after="160" w:line="256" w:lineRule="auto"/>
+        <w:ind w:firstLine="709"/>
         <w:jc w:val="center"/>
         <w:rPr>
           <w:sz w:val="28"/>
@@ -14481,14 +17109,16 @@
       </w:pPr>
       <w:r>
         <w:rPr>
-          <w:sz w:val="28"/>
-          <w:szCs w:val="28"/>
+          <w:noProof/>
+          <w:sz w:val="28"/>
+          <w:szCs w:val="28"/>
+          <w:lang w:eastAsia="ru-RU"/>
         </w:rPr>
         <w:drawing>
-          <wp:inline distT="0" distB="0" distL="0" distR="0" wp14:anchorId="1D25B668" wp14:editId="4AD37E42">
-            <wp:extent cx="3515216" cy="1781424"/>
-            <wp:effectExtent l="0" t="0" r="9525" b="9525"/>
-            <wp:docPr id="30" name="Рисунок 30"/>
+          <wp:inline distT="0" distB="0" distL="0" distR="0" wp14:anchorId="4BA50EDC" wp14:editId="1637DDE0">
+            <wp:extent cx="3391373" cy="3048425"/>
+            <wp:effectExtent l="0" t="0" r="0" b="0"/>
+            <wp:docPr id="29" name="Рисунок 29"/>
             <wp:cNvGraphicFramePr>
               <a:graphicFrameLocks xmlns:a="http://schemas.openxmlformats.org/drawingml/2006/main" noChangeAspect="1"/>
             </wp:cNvGraphicFramePr>
@@ -14508,7 +17138,7 @@
                   <pic:spPr>
                     <a:xfrm>
                       <a:off x="0" y="0"/>
-                      <a:ext cx="3515216" cy="1781424"/>
+                      <a:ext cx="3391373" cy="3048425"/>
                     </a:xfrm>
                     <a:prstGeom prst="rect">
                       <a:avLst/>
@@ -14538,7 +17168,7 @@
           <w:sz w:val="28"/>
           <w:szCs w:val="28"/>
         </w:rPr>
-        <w:t xml:space="preserve">Рисунок 30 – Метод </w:t>
+        <w:t xml:space="preserve">Рисунок 29 – Класс </w:t>
       </w:r>
       <w:proofErr w:type="spellStart"/>
       <w:r>
@@ -14546,7 +17176,7 @@
           <w:sz w:val="28"/>
           <w:szCs w:val="28"/>
         </w:rPr>
-        <w:t>InputKeyTest</w:t>
+        <w:t>InputOutputTest</w:t>
       </w:r>
       <w:proofErr w:type="spellEnd"/>
     </w:p>
@@ -14577,15 +17207,16 @@
       </w:pPr>
       <w:r>
         <w:rPr>
-          <w:sz w:val="28"/>
-          <w:szCs w:val="28"/>
-        </w:rPr>
-        <w:lastRenderedPageBreak/>
+          <w:noProof/>
+          <w:sz w:val="28"/>
+          <w:szCs w:val="28"/>
+          <w:lang w:eastAsia="ru-RU"/>
+        </w:rPr>
         <w:drawing>
-          <wp:inline distT="0" distB="0" distL="0" distR="0" wp14:anchorId="2F9A2F4C" wp14:editId="52561A6B">
-            <wp:extent cx="5942965" cy="2583180"/>
-            <wp:effectExtent l="0" t="0" r="635" b="7620"/>
-            <wp:docPr id="31" name="Рисунок 31"/>
+          <wp:inline distT="0" distB="0" distL="0" distR="0" wp14:anchorId="1D25B668" wp14:editId="4AD37E42">
+            <wp:extent cx="3515216" cy="1781424"/>
+            <wp:effectExtent l="0" t="0" r="9525" b="9525"/>
+            <wp:docPr id="30" name="Рисунок 30"/>
             <wp:cNvGraphicFramePr>
               <a:graphicFrameLocks xmlns:a="http://schemas.openxmlformats.org/drawingml/2006/main" noChangeAspect="1"/>
             </wp:cNvGraphicFramePr>
@@ -14605,7 +17236,7 @@
                   <pic:spPr>
                     <a:xfrm>
                       <a:off x="0" y="0"/>
-                      <a:ext cx="5942965" cy="2583180"/>
+                      <a:ext cx="3515216" cy="1781424"/>
                     </a:xfrm>
                     <a:prstGeom prst="rect">
                       <a:avLst/>
@@ -14635,7 +17266,7 @@
           <w:sz w:val="28"/>
           <w:szCs w:val="28"/>
         </w:rPr>
-        <w:t xml:space="preserve">Рисунок 31 – Метод </w:t>
+        <w:t xml:space="preserve">Рисунок 30 – Метод </w:t>
       </w:r>
       <w:proofErr w:type="spellStart"/>
       <w:r>
@@ -14643,7 +17274,7 @@
           <w:sz w:val="28"/>
           <w:szCs w:val="28"/>
         </w:rPr>
-        <w:t>InputFromFileTest</w:t>
+        <w:t>InputKeyTest</w:t>
       </w:r>
       <w:proofErr w:type="spellEnd"/>
     </w:p>
@@ -14674,14 +17305,17 @@
       </w:pPr>
       <w:r>
         <w:rPr>
-          <w:sz w:val="28"/>
-          <w:szCs w:val="28"/>
-        </w:rPr>
+          <w:noProof/>
+          <w:sz w:val="28"/>
+          <w:szCs w:val="28"/>
+          <w:lang w:eastAsia="ru-RU"/>
+        </w:rPr>
+        <w:lastRenderedPageBreak/>
         <w:drawing>
-          <wp:inline distT="0" distB="0" distL="0" distR="0" wp14:anchorId="5A28F6A0" wp14:editId="708A2EAA">
-            <wp:extent cx="4182059" cy="1762371"/>
-            <wp:effectExtent l="0" t="0" r="9525" b="9525"/>
-            <wp:docPr id="32" name="Рисунок 32"/>
+          <wp:inline distT="0" distB="0" distL="0" distR="0" wp14:anchorId="2F9A2F4C" wp14:editId="52561A6B">
+            <wp:extent cx="5942965" cy="2583180"/>
+            <wp:effectExtent l="0" t="0" r="635" b="7620"/>
+            <wp:docPr id="31" name="Рисунок 31"/>
             <wp:cNvGraphicFramePr>
               <a:graphicFrameLocks xmlns:a="http://schemas.openxmlformats.org/drawingml/2006/main" noChangeAspect="1"/>
             </wp:cNvGraphicFramePr>
@@ -14701,7 +17335,7 @@
                   <pic:spPr>
                     <a:xfrm>
                       <a:off x="0" y="0"/>
-                      <a:ext cx="4182059" cy="1762371"/>
+                      <a:ext cx="5942965" cy="2583180"/>
                     </a:xfrm>
                     <a:prstGeom prst="rect">
                       <a:avLst/>
@@ -14731,7 +17365,7 @@
           <w:sz w:val="28"/>
           <w:szCs w:val="28"/>
         </w:rPr>
-        <w:t xml:space="preserve">Рисунок 32 – Метод </w:t>
+        <w:t xml:space="preserve">Рисунок 31 – Метод </w:t>
       </w:r>
       <w:proofErr w:type="spellStart"/>
       <w:r>
@@ -14739,7 +17373,7 @@
           <w:sz w:val="28"/>
           <w:szCs w:val="28"/>
         </w:rPr>
-        <w:t>InputFromProgramTest</w:t>
+        <w:t>InputFromFileTest</w:t>
       </w:r>
       <w:proofErr w:type="spellEnd"/>
     </w:p>
@@ -14770,14 +17404,16 @@
       </w:pPr>
       <w:r>
         <w:rPr>
-          <w:sz w:val="28"/>
-          <w:szCs w:val="28"/>
+          <w:noProof/>
+          <w:sz w:val="28"/>
+          <w:szCs w:val="28"/>
+          <w:lang w:eastAsia="ru-RU"/>
         </w:rPr>
         <w:drawing>
-          <wp:inline distT="0" distB="0" distL="0" distR="0" wp14:anchorId="0389B27B" wp14:editId="5490D706">
-            <wp:extent cx="3267531" cy="1762371"/>
+          <wp:inline distT="0" distB="0" distL="0" distR="0" wp14:anchorId="5A28F6A0" wp14:editId="708A2EAA">
+            <wp:extent cx="4182059" cy="1762371"/>
             <wp:effectExtent l="0" t="0" r="9525" b="9525"/>
-            <wp:docPr id="33" name="Рисунок 33"/>
+            <wp:docPr id="32" name="Рисунок 32"/>
             <wp:cNvGraphicFramePr>
               <a:graphicFrameLocks xmlns:a="http://schemas.openxmlformats.org/drawingml/2006/main" noChangeAspect="1"/>
             </wp:cNvGraphicFramePr>
@@ -14797,7 +17433,7 @@
                   <pic:spPr>
                     <a:xfrm>
                       <a:off x="0" y="0"/>
-                      <a:ext cx="3267531" cy="1762371"/>
+                      <a:ext cx="4182059" cy="1762371"/>
                     </a:xfrm>
                     <a:prstGeom prst="rect">
                       <a:avLst/>
@@ -14827,7 +17463,7 @@
           <w:sz w:val="28"/>
           <w:szCs w:val="28"/>
         </w:rPr>
-        <w:t xml:space="preserve">Рисунок 33 – Метод </w:t>
+        <w:t xml:space="preserve">Рисунок 32 – Метод </w:t>
       </w:r>
       <w:proofErr w:type="spellStart"/>
       <w:r>
@@ -14835,7 +17471,7 @@
           <w:sz w:val="28"/>
           <w:szCs w:val="28"/>
         </w:rPr>
-        <w:t>CheckTextTest</w:t>
+        <w:t>InputFromProgramTest</w:t>
       </w:r>
       <w:proofErr w:type="spellEnd"/>
     </w:p>
@@ -14866,15 +17502,16 @@
       </w:pPr>
       <w:r>
         <w:rPr>
-          <w:sz w:val="28"/>
-          <w:szCs w:val="28"/>
-        </w:rPr>
-        <w:lastRenderedPageBreak/>
+          <w:noProof/>
+          <w:sz w:val="28"/>
+          <w:szCs w:val="28"/>
+          <w:lang w:eastAsia="ru-RU"/>
+        </w:rPr>
         <w:drawing>
-          <wp:inline distT="0" distB="0" distL="0" distR="0" wp14:anchorId="5AEC5891" wp14:editId="33E7085F">
-            <wp:extent cx="5942965" cy="4002405"/>
-            <wp:effectExtent l="0" t="0" r="635" b="0"/>
-            <wp:docPr id="34" name="Рисунок 34"/>
+          <wp:inline distT="0" distB="0" distL="0" distR="0" wp14:anchorId="0389B27B" wp14:editId="5490D706">
+            <wp:extent cx="3267531" cy="1762371"/>
+            <wp:effectExtent l="0" t="0" r="9525" b="9525"/>
+            <wp:docPr id="33" name="Рисунок 33"/>
             <wp:cNvGraphicFramePr>
               <a:graphicFrameLocks xmlns:a="http://schemas.openxmlformats.org/drawingml/2006/main" noChangeAspect="1"/>
             </wp:cNvGraphicFramePr>
@@ -14894,6 +17531,105 @@
                   <pic:spPr>
                     <a:xfrm>
                       <a:off x="0" y="0"/>
+                      <a:ext cx="3267531" cy="1762371"/>
+                    </a:xfrm>
+                    <a:prstGeom prst="rect">
+                      <a:avLst/>
+                    </a:prstGeom>
+                  </pic:spPr>
+                </pic:pic>
+              </a:graphicData>
+            </a:graphic>
+          </wp:inline>
+        </w:drawing>
+      </w:r>
+    </w:p>
+    <w:p>
+      <w:pPr>
+        <w:widowControl/>
+        <w:autoSpaceDE/>
+        <w:spacing w:after="160" w:line="256" w:lineRule="auto"/>
+        <w:ind w:firstLine="709"/>
+        <w:jc w:val="center"/>
+        <w:rPr>
+          <w:sz w:val="28"/>
+          <w:szCs w:val="28"/>
+        </w:rPr>
+      </w:pPr>
+      <w:r>
+        <w:rPr>
+          <w:sz w:val="28"/>
+          <w:szCs w:val="28"/>
+        </w:rPr>
+        <w:t xml:space="preserve">Рисунок 33 – Метод </w:t>
+      </w:r>
+      <w:proofErr w:type="spellStart"/>
+      <w:r>
+        <w:rPr>
+          <w:sz w:val="28"/>
+          <w:szCs w:val="28"/>
+        </w:rPr>
+        <w:t>CheckTextTest</w:t>
+      </w:r>
+      <w:proofErr w:type="spellEnd"/>
+    </w:p>
+    <w:p>
+      <w:pPr>
+        <w:widowControl/>
+        <w:autoSpaceDE/>
+        <w:spacing w:after="160" w:line="256" w:lineRule="auto"/>
+        <w:ind w:firstLine="709"/>
+        <w:jc w:val="both"/>
+        <w:rPr>
+          <w:sz w:val="28"/>
+          <w:szCs w:val="28"/>
+        </w:rPr>
+      </w:pPr>
+    </w:p>
+    <w:p>
+      <w:pPr>
+        <w:widowControl/>
+        <w:autoSpaceDE/>
+        <w:spacing w:after="160" w:line="256" w:lineRule="auto"/>
+        <w:ind w:firstLine="709"/>
+        <w:jc w:val="center"/>
+        <w:rPr>
+          <w:sz w:val="28"/>
+          <w:szCs w:val="28"/>
+        </w:rPr>
+      </w:pPr>
+      <w:r>
+        <w:rPr>
+          <w:noProof/>
+          <w:sz w:val="28"/>
+          <w:szCs w:val="28"/>
+          <w:lang w:eastAsia="ru-RU"/>
+        </w:rPr>
+        <w:lastRenderedPageBreak/>
+        <w:drawing>
+          <wp:inline distT="0" distB="0" distL="0" distR="0" wp14:anchorId="5AEC5891" wp14:editId="33E7085F">
+            <wp:extent cx="5942965" cy="4002405"/>
+            <wp:effectExtent l="0" t="0" r="635" b="0"/>
+            <wp:docPr id="34" name="Рисунок 34"/>
+            <wp:cNvGraphicFramePr>
+              <a:graphicFrameLocks xmlns:a="http://schemas.openxmlformats.org/drawingml/2006/main" noChangeAspect="1"/>
+            </wp:cNvGraphicFramePr>
+            <a:graphic xmlns:a="http://schemas.openxmlformats.org/drawingml/2006/main">
+              <a:graphicData uri="http://schemas.openxmlformats.org/drawingml/2006/picture">
+                <pic:pic xmlns:pic="http://schemas.openxmlformats.org/drawingml/2006/picture">
+                  <pic:nvPicPr>
+                    <pic:cNvPr id="1" name=""/>
+                    <pic:cNvPicPr/>
+                  </pic:nvPicPr>
+                  <pic:blipFill>
+                    <a:blip r:embed="rId47"/>
+                    <a:stretch>
+                      <a:fillRect/>
+                    </a:stretch>
+                  </pic:blipFill>
+                  <pic:spPr>
+                    <a:xfrm>
+                      <a:off x="0" y="0"/>
                       <a:ext cx="5942965" cy="4002405"/>
                     </a:xfrm>
                     <a:prstGeom prst="rect">
@@ -14948,8 +17684,6 @@
           <w:szCs w:val="28"/>
         </w:rPr>
       </w:pPr>
-      <w:bookmarkStart w:id="0" w:name="_GoBack"/>
-      <w:bookmarkEnd w:id="0"/>
     </w:p>
     <w:p>
       <w:pPr>
@@ -14984,6 +17718,7 @@
           <w:szCs w:val="28"/>
         </w:rPr>
       </w:pPr>
+      <w:bookmarkStart w:id="31" w:name="_Toc233196484"/>
       <w:r>
         <w:rPr>
           <w:b/>
@@ -14993,6 +17728,7 @@
         <w:lastRenderedPageBreak/>
         <w:t>Заключение</w:t>
       </w:r>
+      <w:bookmarkEnd w:id="31"/>
     </w:p>
     <w:p>
       <w:pPr>
@@ -15421,7 +18157,6 @@
     <w:sectPr>
       <w:pgSz w:w="11910" w:h="16840"/>
       <w:pgMar w:top="1134" w:right="850" w:bottom="1134" w:left="1701" w:header="569" w:footer="1071" w:gutter="0"/>
-      <w:pgNumType w:start="1"/>
       <w:cols w:space="720"/>
       <w:titlePg/>
       <w:docGrid w:linePitch="299"/>
@@ -15459,28 +18194,56 @@
         <w:docPartUnique/>
       </w:docPartObj>
     </w:sdtPr>
+    <w:sdtEndPr>
+      <w:rPr>
+        <w:sz w:val="28"/>
+        <w:szCs w:val="28"/>
+      </w:rPr>
+    </w:sdtEndPr>
     <w:sdtContent>
       <w:p>
         <w:pPr>
           <w:pStyle w:val="a9"/>
           <w:jc w:val="right"/>
+          <w:rPr>
+            <w:sz w:val="28"/>
+            <w:szCs w:val="28"/>
+          </w:rPr>
         </w:pPr>
         <w:r>
+          <w:rPr>
+            <w:sz w:val="28"/>
+            <w:szCs w:val="28"/>
+          </w:rPr>
           <w:fldChar w:fldCharType="begin"/>
         </w:r>
         <w:r>
+          <w:rPr>
+            <w:sz w:val="28"/>
+            <w:szCs w:val="28"/>
+          </w:rPr>
           <w:instrText>PAGE   \* MERGEFORMAT</w:instrText>
         </w:r>
         <w:r>
+          <w:rPr>
+            <w:sz w:val="28"/>
+            <w:szCs w:val="28"/>
+          </w:rPr>
           <w:fldChar w:fldCharType="separate"/>
         </w:r>
         <w:r>
           <w:rPr>
             <w:noProof/>
+            <w:sz w:val="28"/>
+            <w:szCs w:val="28"/>
           </w:rPr>
-          <w:t>35</w:t>
+          <w:t>18</w:t>
         </w:r>
         <w:r>
+          <w:rPr>
+            <w:sz w:val="28"/>
+            <w:szCs w:val="28"/>
+          </w:rPr>
           <w:fldChar w:fldCharType="end"/>
         </w:r>
       </w:p>
@@ -15494,6 +18257,87 @@
         <w:b w:val="0"/>
         <w:sz w:val="20"/>
       </w:rPr>
+    </w:pPr>
+  </w:p>
+  <w:p>
+    <w:pPr>
+      <w:pStyle w:val="a3"/>
+      <w:spacing w:line="14" w:lineRule="auto"/>
+      <w:rPr>
+        <w:b w:val="0"/>
+        <w:sz w:val="20"/>
+      </w:rPr>
+    </w:pPr>
+  </w:p>
+</w:ftr>
+</file>
+
+<file path=word/footer2.xml><?xml version="1.0" encoding="utf-8"?>
+<w:ftr xmlns:wpc="http://schemas.microsoft.com/office/word/2010/wordprocessingCanvas" xmlns:cx="http://schemas.microsoft.com/office/drawing/2014/chartex" xmlns:cx1="http://schemas.microsoft.com/office/drawing/2015/9/8/chartex" xmlns:mc="http://schemas.openxmlformats.org/markup-compatibility/2006" xmlns:o="urn:schemas-microsoft-com:office:office" xmlns:r="http://schemas.openxmlformats.org/officeDocument/2006/relationships" xmlns:m="http://schemas.openxmlformats.org/officeDocument/2006/math" xmlns:v="urn:schemas-microsoft-com:vml" xmlns:wp14="http://schemas.microsoft.com/office/word/2010/wordprocessingDrawing" xmlns:wp="http://schemas.openxmlformats.org/drawingml/2006/wordprocessingDrawing" xmlns:w10="urn:schemas-microsoft-com:office:word" xmlns:w="http://schemas.openxmlformats.org/wordprocessingml/2006/main" xmlns:w14="http://schemas.microsoft.com/office/word/2010/wordml" xmlns:w15="http://schemas.microsoft.com/office/word/2012/wordml" xmlns:w16se="http://schemas.microsoft.com/office/word/2015/wordml/symex" xmlns:wpg="http://schemas.microsoft.com/office/word/2010/wordprocessingGroup" xmlns:wpi="http://schemas.microsoft.com/office/word/2010/wordprocessingInk" xmlns:wne="http://schemas.microsoft.com/office/word/2006/wordml" xmlns:wps="http://schemas.microsoft.com/office/word/2010/wordprocessingShape" mc:Ignorable="w14 w15 w16se wp14">
+  <w:sdt>
+    <w:sdtPr>
+      <w:rPr>
+        <w:sz w:val="28"/>
+        <w:szCs w:val="28"/>
+      </w:rPr>
+      <w:id w:val="-1507362340"/>
+      <w:docPartObj>
+        <w:docPartGallery w:val="Page Numbers (Bottom of Page)"/>
+        <w:docPartUnique/>
+      </w:docPartObj>
+    </w:sdtPr>
+    <w:sdtContent>
+      <w:p>
+        <w:pPr>
+          <w:pStyle w:val="a9"/>
+          <w:jc w:val="right"/>
+          <w:rPr>
+            <w:sz w:val="28"/>
+            <w:szCs w:val="28"/>
+          </w:rPr>
+        </w:pPr>
+        <w:r>
+          <w:rPr>
+            <w:sz w:val="28"/>
+            <w:szCs w:val="28"/>
+          </w:rPr>
+          <w:fldChar w:fldCharType="begin"/>
+        </w:r>
+        <w:r>
+          <w:rPr>
+            <w:sz w:val="28"/>
+            <w:szCs w:val="28"/>
+          </w:rPr>
+          <w:instrText>PAGE   \* MERGEFORMAT</w:instrText>
+        </w:r>
+        <w:r>
+          <w:rPr>
+            <w:sz w:val="28"/>
+            <w:szCs w:val="28"/>
+          </w:rPr>
+          <w:fldChar w:fldCharType="separate"/>
+        </w:r>
+        <w:r>
+          <w:rPr>
+            <w:noProof/>
+            <w:sz w:val="28"/>
+            <w:szCs w:val="28"/>
+          </w:rPr>
+          <w:t>2</w:t>
+        </w:r>
+        <w:r>
+          <w:rPr>
+            <w:sz w:val="28"/>
+            <w:szCs w:val="28"/>
+          </w:rPr>
+          <w:fldChar w:fldCharType="end"/>
+        </w:r>
+      </w:p>
+    </w:sdtContent>
+  </w:sdt>
+  <w:p>
+    <w:pPr>
+      <w:pStyle w:val="a9"/>
     </w:pPr>
   </w:p>
 </w:ftr>
@@ -17247,6 +20091,27 @@
       <w:rFonts w:ascii="Times New Roman" w:eastAsia="Times New Roman" w:hAnsi="Times New Roman" w:cs="Times New Roman"/>
     </w:rPr>
   </w:style>
+  <w:style w:type="paragraph" w:styleId="1">
+    <w:name w:val="heading 1"/>
+    <w:basedOn w:val="a"/>
+    <w:next w:val="a"/>
+    <w:link w:val="10"/>
+    <w:uiPriority w:val="9"/>
+    <w:qFormat/>
+    <w:rsid w:val="00C15FD6"/>
+    <w:pPr>
+      <w:keepNext/>
+      <w:keepLines/>
+      <w:spacing w:before="240"/>
+      <w:outlineLvl w:val="0"/>
+    </w:pPr>
+    <w:rPr>
+      <w:rFonts w:asciiTheme="majorHAnsi" w:eastAsiaTheme="majorEastAsia" w:hAnsiTheme="majorHAnsi" w:cstheme="majorBidi"/>
+      <w:color w:val="2E74B5" w:themeColor="accent1" w:themeShade="BF"/>
+      <w:sz w:val="32"/>
+      <w:szCs w:val="32"/>
+    </w:rPr>
+  </w:style>
   <w:style w:type="character" w:default="1" w:styleId="a0">
     <w:name w:val="Default Paragraph Font"/>
     <w:uiPriority w:val="1"/>
@@ -17423,7 +20288,7 @@
       <w:u w:val="single"/>
     </w:rPr>
   </w:style>
-  <w:style w:type="character" w:customStyle="1" w:styleId="1">
+  <w:style w:type="character" w:customStyle="1" w:styleId="11">
     <w:name w:val="Неразрешенное упоминание1"/>
     <w:basedOn w:val="a0"/>
     <w:uiPriority w:val="99"/>
@@ -17475,6 +20340,103 @@
       <w:rFonts w:ascii="Courier New" w:eastAsia="Times New Roman" w:hAnsi="Courier New" w:cs="Courier New"/>
       <w:sz w:val="20"/>
       <w:szCs w:val="20"/>
+    </w:rPr>
+  </w:style>
+  <w:style w:type="character" w:customStyle="1" w:styleId="10">
+    <w:name w:val="Заголовок 1 Знак"/>
+    <w:basedOn w:val="a0"/>
+    <w:link w:val="1"/>
+    <w:uiPriority w:val="9"/>
+    <w:rsid w:val="00C15FD6"/>
+    <w:rPr>
+      <w:rFonts w:asciiTheme="majorHAnsi" w:eastAsiaTheme="majorEastAsia" w:hAnsiTheme="majorHAnsi" w:cstheme="majorBidi"/>
+      <w:color w:val="2E74B5" w:themeColor="accent1" w:themeShade="BF"/>
+      <w:sz w:val="32"/>
+      <w:szCs w:val="32"/>
+    </w:rPr>
+  </w:style>
+  <w:style w:type="paragraph" w:styleId="af">
+    <w:name w:val="TOC Heading"/>
+    <w:basedOn w:val="1"/>
+    <w:next w:val="a"/>
+    <w:uiPriority w:val="39"/>
+    <w:unhideWhenUsed/>
+    <w:qFormat/>
+    <w:rsid w:val="00C15FD6"/>
+    <w:pPr>
+      <w:widowControl/>
+      <w:autoSpaceDE/>
+      <w:autoSpaceDN/>
+      <w:spacing w:line="259" w:lineRule="auto"/>
+      <w:outlineLvl w:val="9"/>
+    </w:pPr>
+    <w:rPr>
+      <w:lang w:eastAsia="ru-RU"/>
+    </w:rPr>
+  </w:style>
+  <w:style w:type="paragraph" w:styleId="12">
+    <w:name w:val="toc 1"/>
+    <w:basedOn w:val="a"/>
+    <w:next w:val="a"/>
+    <w:autoRedefine/>
+    <w:uiPriority w:val="39"/>
+    <w:unhideWhenUsed/>
+    <w:rsid w:val="00C15FD6"/>
+    <w:pPr>
+      <w:spacing w:after="100"/>
+    </w:pPr>
+  </w:style>
+  <w:style w:type="paragraph" w:styleId="20">
+    <w:name w:val="toc 2"/>
+    <w:basedOn w:val="a"/>
+    <w:next w:val="a"/>
+    <w:autoRedefine/>
+    <w:uiPriority w:val="39"/>
+    <w:unhideWhenUsed/>
+    <w:rsid w:val="00C15FD6"/>
+    <w:pPr>
+      <w:spacing w:after="100"/>
+      <w:ind w:left="220"/>
+    </w:pPr>
+  </w:style>
+  <w:style w:type="paragraph" w:styleId="3">
+    <w:name w:val="toc 3"/>
+    <w:basedOn w:val="a"/>
+    <w:next w:val="a"/>
+    <w:autoRedefine/>
+    <w:uiPriority w:val="39"/>
+    <w:unhideWhenUsed/>
+    <w:rsid w:val="00C15FD6"/>
+    <w:pPr>
+      <w:spacing w:after="100"/>
+      <w:ind w:left="440"/>
+    </w:pPr>
+  </w:style>
+  <w:style w:type="paragraph" w:styleId="af0">
+    <w:name w:val="Balloon Text"/>
+    <w:basedOn w:val="a"/>
+    <w:link w:val="af1"/>
+    <w:uiPriority w:val="99"/>
+    <w:semiHidden/>
+    <w:unhideWhenUsed/>
+    <w:rsid w:val="005B3CAB"/>
+    <w:rPr>
+      <w:rFonts w:ascii="Segoe UI" w:hAnsi="Segoe UI" w:cs="Segoe UI"/>
+      <w:sz w:val="18"/>
+      <w:szCs w:val="18"/>
+    </w:rPr>
+  </w:style>
+  <w:style w:type="character" w:customStyle="1" w:styleId="af1">
+    <w:name w:val="Текст выноски Знак"/>
+    <w:basedOn w:val="a0"/>
+    <w:link w:val="af0"/>
+    <w:uiPriority w:val="99"/>
+    <w:semiHidden/>
+    <w:rsid w:val="005B3CAB"/>
+    <w:rPr>
+      <w:rFonts w:ascii="Segoe UI" w:eastAsia="Times New Roman" w:hAnsi="Segoe UI" w:cs="Segoe UI"/>
+      <w:sz w:val="18"/>
+      <w:szCs w:val="18"/>
     </w:rPr>
   </w:style>
 </w:styles>
@@ -17746,7 +20708,7 @@
 </file>
 
 <file path=customXml/itemProps1.xml><?xml version="1.0" encoding="utf-8"?>
-<ds:datastoreItem xmlns:ds="http://schemas.openxmlformats.org/officeDocument/2006/customXml" ds:itemID="{96E39C8A-91F3-4F01-A015-3E2264985296}">
+<ds:datastoreItem xmlns:ds="http://schemas.openxmlformats.org/officeDocument/2006/customXml" ds:itemID="{E34DF180-D250-4307-A5B7-FA874D90640C}">
   <ds:schemaRefs>
     <ds:schemaRef ds:uri="http://schemas.openxmlformats.org/officeDocument/2006/bibliography"/>
   </ds:schemaRefs>
